--- a/report/docx/2370389_LEDAT_THESIS.docx
+++ b/report/docx/2370389_LEDAT_THESIS.docx
@@ -271,40 +271,24 @@
           <w:sz w:val="28"/>
           <w:szCs w:val="28"/>
         </w:rPr>
-        <w:t xml:space="preserve">Chuyên ngành: </w:t>
-      </w:r>
-      <w:r>
+        <w:t>Chuyên ngành: Khoa Học Máy Tính</w:t>
+      </w:r>
+    </w:p>
+    <w:p>
+      <w:pPr>
         <w:rPr>
           <w:rFonts w:ascii="Times New Roman" w:hAnsi="Times New Roman" w:cs="Times New Roman"/>
           <w:sz w:val="28"/>
           <w:szCs w:val="28"/>
         </w:rPr>
-        <w:t>Khoa Học Máy Tính</w:t>
-      </w:r>
-    </w:p>
-    <w:p>
-      <w:pPr>
+      </w:pPr>
+      <w:r>
         <w:rPr>
           <w:rFonts w:ascii="Times New Roman" w:hAnsi="Times New Roman" w:cs="Times New Roman"/>
           <w:sz w:val="28"/>
           <w:szCs w:val="28"/>
         </w:rPr>
-      </w:pPr>
-      <w:r>
-        <w:rPr>
-          <w:rFonts w:ascii="Times New Roman" w:hAnsi="Times New Roman" w:cs="Times New Roman"/>
-          <w:sz w:val="28"/>
-          <w:szCs w:val="28"/>
-        </w:rPr>
-        <w:t xml:space="preserve">Mã số: </w:t>
-      </w:r>
-      <w:r>
-        <w:rPr>
-          <w:rFonts w:ascii="Times New Roman" w:hAnsi="Times New Roman" w:cs="Times New Roman"/>
-          <w:sz w:val="28"/>
-          <w:szCs w:val="28"/>
-        </w:rPr>
-        <w:t>8480101</w:t>
+        <w:t>Mã số: 8480101</w:t>
       </w:r>
     </w:p>
     <w:p>
@@ -388,31 +372,7 @@
           <w:sz w:val="24"/>
           <w:szCs w:val="24"/>
         </w:rPr>
-        <w:t xml:space="preserve">TP. HỒ CHÍ MINH, tháng </w:t>
-      </w:r>
-      <w:r>
-        <w:rPr>
-          <w:rFonts w:ascii="Times New Roman" w:hAnsi="Times New Roman" w:cs="Times New Roman"/>
-          <w:sz w:val="24"/>
-          <w:szCs w:val="24"/>
-        </w:rPr>
-        <w:t xml:space="preserve">12 </w:t>
-      </w:r>
-      <w:r>
-        <w:rPr>
-          <w:rFonts w:ascii="Times New Roman" w:hAnsi="Times New Roman" w:cs="Times New Roman"/>
-          <w:sz w:val="24"/>
-          <w:szCs w:val="24"/>
-        </w:rPr>
-        <w:t xml:space="preserve">năm </w:t>
-      </w:r>
-      <w:r>
-        <w:rPr>
-          <w:rFonts w:ascii="Times New Roman" w:hAnsi="Times New Roman" w:cs="Times New Roman"/>
-          <w:sz w:val="24"/>
-          <w:szCs w:val="24"/>
-        </w:rPr>
-        <w:t>2025</w:t>
+        <w:t>TP. HỒ CHÍ MINH, tháng 12 năm 2025</w:t>
       </w:r>
     </w:p>
     <w:p>
@@ -1019,13 +979,7 @@
         <w:ind w:firstLine="0"/>
       </w:pPr>
       <w:r>
-        <w:t>Họ tên học viên: ..............................................................</w:t>
-      </w:r>
-      <w:r>
-        <w:t xml:space="preserve"> </w:t>
-      </w:r>
-      <w:r>
-        <w:t>MSHV: ................................</w:t>
+        <w:t>Họ tên học viên: .............................................................. MSHV: ................................</w:t>
       </w:r>
     </w:p>
     <w:p>
@@ -1117,10 +1071,7 @@
         <w:t>:</w:t>
       </w:r>
       <w:r>
-        <w:t xml:space="preserve"> </w:t>
-      </w:r>
-      <w:r>
-        <w:t>.....................................................................................</w:t>
+        <w:t xml:space="preserve"> .....................................................................................</w:t>
       </w:r>
     </w:p>
     <w:p>
@@ -1414,6 +1365,18 @@
                 <w:bCs/>
               </w:rPr>
             </w:pPr>
+          </w:p>
+          <w:p>
+            <w:pPr>
+              <w:pStyle w:val="Chubinhthuong"/>
+              <w:spacing w:after="0" w:line="240" w:lineRule="auto"/>
+              <w:ind w:firstLine="0"/>
+              <w:jc w:val="center"/>
+              <w:rPr>
+                <w:b/>
+                <w:bCs/>
+              </w:rPr>
+            </w:pPr>
             <w:r>
               <w:rPr>
                 <w:b/>
@@ -1442,30 +1405,2622 @@
         <w:ind w:firstLine="0"/>
       </w:pPr>
     </w:p>
+    <w:sdt>
+      <w:sdtPr>
+        <w:id w:val="-1027254203"/>
+        <w:docPartObj>
+          <w:docPartGallery w:val="Table of Contents"/>
+          <w:docPartUnique/>
+        </w:docPartObj>
+      </w:sdtPr>
+      <w:sdtEndPr>
+        <w:rPr>
+          <w:rFonts w:asciiTheme="minorHAnsi" w:eastAsiaTheme="minorHAnsi" w:hAnsiTheme="minorHAnsi" w:cstheme="minorBidi"/>
+          <w:b/>
+          <w:bCs/>
+          <w:noProof/>
+          <w:color w:val="auto"/>
+          <w:kern w:val="2"/>
+          <w:sz w:val="22"/>
+          <w:szCs w:val="22"/>
+          <w14:ligatures w14:val="standardContextual"/>
+        </w:rPr>
+      </w:sdtEndPr>
+      <w:sdtContent>
+        <w:p>
+          <w:pPr>
+            <w:pStyle w:val="TOCHeading"/>
+            <w:rPr>
+              <w:rFonts w:ascii="Times New Roman" w:hAnsi="Times New Roman" w:cs="Times New Roman"/>
+              <w:sz w:val="26"/>
+              <w:szCs w:val="26"/>
+            </w:rPr>
+          </w:pPr>
+          <w:r>
+            <w:rPr>
+              <w:rFonts w:ascii="Times New Roman" w:hAnsi="Times New Roman" w:cs="Times New Roman"/>
+              <w:sz w:val="26"/>
+              <w:szCs w:val="26"/>
+            </w:rPr>
+            <w:t>Table of Contents</w:t>
+          </w:r>
+        </w:p>
+        <w:p>
+          <w:pPr>
+            <w:pStyle w:val="TOC1"/>
+            <w:tabs>
+              <w:tab w:val="left" w:pos="1852"/>
+              <w:tab w:val="right" w:leader="dot" w:pos="8777"/>
+            </w:tabs>
+            <w:rPr>
+              <w:rFonts w:ascii="Times New Roman" w:eastAsiaTheme="minorEastAsia" w:hAnsi="Times New Roman" w:cs="Times New Roman"/>
+              <w:noProof/>
+              <w:kern w:val="0"/>
+              <w:sz w:val="26"/>
+              <w:szCs w:val="26"/>
+              <w14:ligatures w14:val="none"/>
+            </w:rPr>
+          </w:pPr>
+          <w:r>
+            <w:rPr>
+              <w:rFonts w:ascii="Times New Roman" w:hAnsi="Times New Roman" w:cs="Times New Roman"/>
+              <w:sz w:val="26"/>
+              <w:szCs w:val="26"/>
+            </w:rPr>
+            <w:fldChar w:fldCharType="begin"/>
+          </w:r>
+          <w:r>
+            <w:rPr>
+              <w:rFonts w:ascii="Times New Roman" w:hAnsi="Times New Roman" w:cs="Times New Roman"/>
+              <w:sz w:val="26"/>
+              <w:szCs w:val="26"/>
+            </w:rPr>
+            <w:instrText xml:space="preserve"> TOC \o "1-3" \h \z \u </w:instrText>
+          </w:r>
+          <w:r>
+            <w:rPr>
+              <w:rFonts w:ascii="Times New Roman" w:hAnsi="Times New Roman" w:cs="Times New Roman"/>
+              <w:sz w:val="26"/>
+              <w:szCs w:val="26"/>
+            </w:rPr>
+            <w:fldChar w:fldCharType="separate"/>
+          </w:r>
+          <w:hyperlink w:anchor="_Toc209536285" w:history="1">
+            <w:r>
+              <w:rPr>
+                <w:rStyle w:val="Hyperlink"/>
+                <w:rFonts w:ascii="Times New Roman" w:hAnsi="Times New Roman" w:cs="Times New Roman"/>
+                <w:noProof/>
+                <w:sz w:val="26"/>
+                <w:szCs w:val="26"/>
+              </w:rPr>
+              <w:t>Chương 1.</w:t>
+            </w:r>
+            <w:r>
+              <w:rPr>
+                <w:rFonts w:ascii="Times New Roman" w:eastAsiaTheme="minorEastAsia" w:hAnsi="Times New Roman" w:cs="Times New Roman"/>
+                <w:noProof/>
+                <w:kern w:val="0"/>
+                <w:sz w:val="26"/>
+                <w:szCs w:val="26"/>
+                <w14:ligatures w14:val="none"/>
+              </w:rPr>
+              <w:tab/>
+            </w:r>
+            <w:r>
+              <w:rPr>
+                <w:rStyle w:val="Hyperlink"/>
+                <w:rFonts w:ascii="Times New Roman" w:hAnsi="Times New Roman" w:cs="Times New Roman"/>
+                <w:noProof/>
+                <w:sz w:val="26"/>
+                <w:szCs w:val="26"/>
+              </w:rPr>
+              <w:t>Video provides</w:t>
+            </w:r>
+            <w:r>
+              <w:rPr>
+                <w:rFonts w:ascii="Times New Roman" w:hAnsi="Times New Roman" w:cs="Times New Roman"/>
+                <w:noProof/>
+                <w:webHidden/>
+                <w:sz w:val="26"/>
+                <w:szCs w:val="26"/>
+              </w:rPr>
+              <w:tab/>
+            </w:r>
+            <w:r>
+              <w:rPr>
+                <w:rFonts w:ascii="Times New Roman" w:hAnsi="Times New Roman" w:cs="Times New Roman"/>
+                <w:noProof/>
+                <w:webHidden/>
+                <w:sz w:val="26"/>
+                <w:szCs w:val="26"/>
+              </w:rPr>
+              <w:fldChar w:fldCharType="begin"/>
+            </w:r>
+            <w:r>
+              <w:rPr>
+                <w:rFonts w:ascii="Times New Roman" w:hAnsi="Times New Roman" w:cs="Times New Roman"/>
+                <w:noProof/>
+                <w:webHidden/>
+                <w:sz w:val="26"/>
+                <w:szCs w:val="26"/>
+              </w:rPr>
+              <w:instrText xml:space="preserve"> PAGEREF _Toc209536285 \h </w:instrText>
+            </w:r>
+            <w:r>
+              <w:rPr>
+                <w:rFonts w:ascii="Times New Roman" w:hAnsi="Times New Roman" w:cs="Times New Roman"/>
+                <w:noProof/>
+                <w:webHidden/>
+                <w:sz w:val="26"/>
+                <w:szCs w:val="26"/>
+              </w:rPr>
+            </w:r>
+            <w:r>
+              <w:rPr>
+                <w:rFonts w:ascii="Times New Roman" w:hAnsi="Times New Roman" w:cs="Times New Roman"/>
+                <w:noProof/>
+                <w:webHidden/>
+                <w:sz w:val="26"/>
+                <w:szCs w:val="26"/>
+              </w:rPr>
+              <w:fldChar w:fldCharType="separate"/>
+            </w:r>
+            <w:r>
+              <w:rPr>
+                <w:rFonts w:ascii="Times New Roman" w:hAnsi="Times New Roman" w:cs="Times New Roman"/>
+                <w:noProof/>
+                <w:webHidden/>
+                <w:sz w:val="26"/>
+                <w:szCs w:val="26"/>
+              </w:rPr>
+              <w:t>5</w:t>
+            </w:r>
+            <w:r>
+              <w:rPr>
+                <w:rFonts w:ascii="Times New Roman" w:hAnsi="Times New Roman" w:cs="Times New Roman"/>
+                <w:noProof/>
+                <w:webHidden/>
+                <w:sz w:val="26"/>
+                <w:szCs w:val="26"/>
+              </w:rPr>
+              <w:fldChar w:fldCharType="end"/>
+            </w:r>
+          </w:hyperlink>
+        </w:p>
+        <w:p>
+          <w:pPr>
+            <w:pStyle w:val="TOC2"/>
+            <w:tabs>
+              <w:tab w:val="left" w:pos="1540"/>
+              <w:tab w:val="right" w:leader="dot" w:pos="8777"/>
+            </w:tabs>
+            <w:rPr>
+              <w:rFonts w:ascii="Times New Roman" w:eastAsiaTheme="minorEastAsia" w:hAnsi="Times New Roman" w:cs="Times New Roman"/>
+              <w:noProof/>
+              <w:kern w:val="0"/>
+              <w:sz w:val="26"/>
+              <w:szCs w:val="26"/>
+              <w14:ligatures w14:val="none"/>
+            </w:rPr>
+          </w:pPr>
+          <w:hyperlink w:anchor="_Toc209536286" w:history="1">
+            <w:r>
+              <w:rPr>
+                <w:rStyle w:val="Hyperlink"/>
+                <w:rFonts w:ascii="Times New Roman" w:hAnsi="Times New Roman" w:cs="Times New Roman"/>
+                <w:noProof/>
+                <w:sz w:val="26"/>
+                <w:szCs w:val="26"/>
+              </w:rPr>
+              <w:t>1.1</w:t>
+            </w:r>
+            <w:r>
+              <w:rPr>
+                <w:rFonts w:ascii="Times New Roman" w:eastAsiaTheme="minorEastAsia" w:hAnsi="Times New Roman" w:cs="Times New Roman"/>
+                <w:noProof/>
+                <w:kern w:val="0"/>
+                <w:sz w:val="26"/>
+                <w:szCs w:val="26"/>
+                <w14:ligatures w14:val="none"/>
+              </w:rPr>
+              <w:tab/>
+            </w:r>
+            <w:r>
+              <w:rPr>
+                <w:rStyle w:val="Hyperlink"/>
+                <w:rFonts w:ascii="Times New Roman" w:hAnsi="Times New Roman" w:cs="Times New Roman"/>
+                <w:noProof/>
+                <w:sz w:val="26"/>
+                <w:szCs w:val="26"/>
+              </w:rPr>
+              <w:t>a powerful way to help</w:t>
+            </w:r>
+            <w:r>
+              <w:rPr>
+                <w:rFonts w:ascii="Times New Roman" w:hAnsi="Times New Roman" w:cs="Times New Roman"/>
+                <w:noProof/>
+                <w:webHidden/>
+                <w:sz w:val="26"/>
+                <w:szCs w:val="26"/>
+              </w:rPr>
+              <w:tab/>
+            </w:r>
+            <w:r>
+              <w:rPr>
+                <w:rFonts w:ascii="Times New Roman" w:hAnsi="Times New Roman" w:cs="Times New Roman"/>
+                <w:noProof/>
+                <w:webHidden/>
+                <w:sz w:val="26"/>
+                <w:szCs w:val="26"/>
+              </w:rPr>
+              <w:fldChar w:fldCharType="begin"/>
+            </w:r>
+            <w:r>
+              <w:rPr>
+                <w:rFonts w:ascii="Times New Roman" w:hAnsi="Times New Roman" w:cs="Times New Roman"/>
+                <w:noProof/>
+                <w:webHidden/>
+                <w:sz w:val="26"/>
+                <w:szCs w:val="26"/>
+              </w:rPr>
+              <w:instrText xml:space="preserve"> PAGEREF _Toc209536286 \h </w:instrText>
+            </w:r>
+            <w:r>
+              <w:rPr>
+                <w:rFonts w:ascii="Times New Roman" w:hAnsi="Times New Roman" w:cs="Times New Roman"/>
+                <w:noProof/>
+                <w:webHidden/>
+                <w:sz w:val="26"/>
+                <w:szCs w:val="26"/>
+              </w:rPr>
+            </w:r>
+            <w:r>
+              <w:rPr>
+                <w:rFonts w:ascii="Times New Roman" w:hAnsi="Times New Roman" w:cs="Times New Roman"/>
+                <w:noProof/>
+                <w:webHidden/>
+                <w:sz w:val="26"/>
+                <w:szCs w:val="26"/>
+              </w:rPr>
+              <w:fldChar w:fldCharType="separate"/>
+            </w:r>
+            <w:r>
+              <w:rPr>
+                <w:rFonts w:ascii="Times New Roman" w:hAnsi="Times New Roman" w:cs="Times New Roman"/>
+                <w:noProof/>
+                <w:webHidden/>
+                <w:sz w:val="26"/>
+                <w:szCs w:val="26"/>
+              </w:rPr>
+              <w:t>5</w:t>
+            </w:r>
+            <w:r>
+              <w:rPr>
+                <w:rFonts w:ascii="Times New Roman" w:hAnsi="Times New Roman" w:cs="Times New Roman"/>
+                <w:noProof/>
+                <w:webHidden/>
+                <w:sz w:val="26"/>
+                <w:szCs w:val="26"/>
+              </w:rPr>
+              <w:fldChar w:fldCharType="end"/>
+            </w:r>
+          </w:hyperlink>
+        </w:p>
+        <w:p>
+          <w:pPr>
+            <w:pStyle w:val="TOC3"/>
+            <w:tabs>
+              <w:tab w:val="left" w:pos="1826"/>
+              <w:tab w:val="right" w:leader="dot" w:pos="8777"/>
+            </w:tabs>
+            <w:rPr>
+              <w:rFonts w:ascii="Times New Roman" w:eastAsiaTheme="minorEastAsia" w:hAnsi="Times New Roman" w:cs="Times New Roman"/>
+              <w:noProof/>
+              <w:kern w:val="0"/>
+              <w:sz w:val="26"/>
+              <w:szCs w:val="26"/>
+              <w14:ligatures w14:val="none"/>
+            </w:rPr>
+          </w:pPr>
+          <w:hyperlink w:anchor="_Toc209536287" w:history="1">
+            <w:r>
+              <w:rPr>
+                <w:rStyle w:val="Hyperlink"/>
+                <w:rFonts w:ascii="Times New Roman" w:hAnsi="Times New Roman" w:cs="Times New Roman"/>
+                <w:noProof/>
+                <w:sz w:val="26"/>
+                <w:szCs w:val="26"/>
+              </w:rPr>
+              <w:t>1.1.1</w:t>
+            </w:r>
+            <w:r>
+              <w:rPr>
+                <w:rFonts w:ascii="Times New Roman" w:eastAsiaTheme="minorEastAsia" w:hAnsi="Times New Roman" w:cs="Times New Roman"/>
+                <w:noProof/>
+                <w:kern w:val="0"/>
+                <w:sz w:val="26"/>
+                <w:szCs w:val="26"/>
+                <w14:ligatures w14:val="none"/>
+              </w:rPr>
+              <w:tab/>
+            </w:r>
+            <w:r>
+              <w:rPr>
+                <w:rStyle w:val="Hyperlink"/>
+                <w:rFonts w:ascii="Times New Roman" w:hAnsi="Times New Roman" w:cs="Times New Roman"/>
+                <w:noProof/>
+                <w:sz w:val="26"/>
+                <w:szCs w:val="26"/>
+              </w:rPr>
+              <w:t>you prove your point. When you</w:t>
+            </w:r>
+            <w:r>
+              <w:rPr>
+                <w:rFonts w:ascii="Times New Roman" w:hAnsi="Times New Roman" w:cs="Times New Roman"/>
+                <w:noProof/>
+                <w:webHidden/>
+                <w:sz w:val="26"/>
+                <w:szCs w:val="26"/>
+              </w:rPr>
+              <w:tab/>
+            </w:r>
+            <w:r>
+              <w:rPr>
+                <w:rFonts w:ascii="Times New Roman" w:hAnsi="Times New Roman" w:cs="Times New Roman"/>
+                <w:noProof/>
+                <w:webHidden/>
+                <w:sz w:val="26"/>
+                <w:szCs w:val="26"/>
+              </w:rPr>
+              <w:fldChar w:fldCharType="begin"/>
+            </w:r>
+            <w:r>
+              <w:rPr>
+                <w:rFonts w:ascii="Times New Roman" w:hAnsi="Times New Roman" w:cs="Times New Roman"/>
+                <w:noProof/>
+                <w:webHidden/>
+                <w:sz w:val="26"/>
+                <w:szCs w:val="26"/>
+              </w:rPr>
+              <w:instrText xml:space="preserve"> PAGEREF _Toc209536287 \h </w:instrText>
+            </w:r>
+            <w:r>
+              <w:rPr>
+                <w:rFonts w:ascii="Times New Roman" w:hAnsi="Times New Roman" w:cs="Times New Roman"/>
+                <w:noProof/>
+                <w:webHidden/>
+                <w:sz w:val="26"/>
+                <w:szCs w:val="26"/>
+              </w:rPr>
+            </w:r>
+            <w:r>
+              <w:rPr>
+                <w:rFonts w:ascii="Times New Roman" w:hAnsi="Times New Roman" w:cs="Times New Roman"/>
+                <w:noProof/>
+                <w:webHidden/>
+                <w:sz w:val="26"/>
+                <w:szCs w:val="26"/>
+              </w:rPr>
+              <w:fldChar w:fldCharType="separate"/>
+            </w:r>
+            <w:r>
+              <w:rPr>
+                <w:rFonts w:ascii="Times New Roman" w:hAnsi="Times New Roman" w:cs="Times New Roman"/>
+                <w:noProof/>
+                <w:webHidden/>
+                <w:sz w:val="26"/>
+                <w:szCs w:val="26"/>
+              </w:rPr>
+              <w:t>5</w:t>
+            </w:r>
+            <w:r>
+              <w:rPr>
+                <w:rFonts w:ascii="Times New Roman" w:hAnsi="Times New Roman" w:cs="Times New Roman"/>
+                <w:noProof/>
+                <w:webHidden/>
+                <w:sz w:val="26"/>
+                <w:szCs w:val="26"/>
+              </w:rPr>
+              <w:fldChar w:fldCharType="end"/>
+            </w:r>
+          </w:hyperlink>
+        </w:p>
+        <w:p>
+          <w:pPr>
+            <w:pStyle w:val="TOC2"/>
+            <w:tabs>
+              <w:tab w:val="left" w:pos="1540"/>
+              <w:tab w:val="right" w:leader="dot" w:pos="8777"/>
+            </w:tabs>
+            <w:rPr>
+              <w:rFonts w:ascii="Times New Roman" w:eastAsiaTheme="minorEastAsia" w:hAnsi="Times New Roman" w:cs="Times New Roman"/>
+              <w:noProof/>
+              <w:kern w:val="0"/>
+              <w:sz w:val="26"/>
+              <w:szCs w:val="26"/>
+              <w14:ligatures w14:val="none"/>
+            </w:rPr>
+          </w:pPr>
+          <w:hyperlink w:anchor="_Toc209536288" w:history="1">
+            <w:r>
+              <w:rPr>
+                <w:rStyle w:val="Hyperlink"/>
+                <w:rFonts w:ascii="Times New Roman" w:hAnsi="Times New Roman" w:cs="Times New Roman"/>
+                <w:noProof/>
+                <w:sz w:val="26"/>
+                <w:szCs w:val="26"/>
+              </w:rPr>
+              <w:t>1.2</w:t>
+            </w:r>
+            <w:r>
+              <w:rPr>
+                <w:rFonts w:ascii="Times New Roman" w:eastAsiaTheme="minorEastAsia" w:hAnsi="Times New Roman" w:cs="Times New Roman"/>
+                <w:noProof/>
+                <w:kern w:val="0"/>
+                <w:sz w:val="26"/>
+                <w:szCs w:val="26"/>
+                <w14:ligatures w14:val="none"/>
+              </w:rPr>
+              <w:tab/>
+            </w:r>
+            <w:r>
+              <w:rPr>
+                <w:rStyle w:val="Hyperlink"/>
+                <w:rFonts w:ascii="Times New Roman" w:hAnsi="Times New Roman" w:cs="Times New Roman"/>
+                <w:noProof/>
+                <w:sz w:val="26"/>
+                <w:szCs w:val="26"/>
+              </w:rPr>
+              <w:t>Click Insert and</w:t>
+            </w:r>
+            <w:r>
+              <w:rPr>
+                <w:rFonts w:ascii="Times New Roman" w:hAnsi="Times New Roman" w:cs="Times New Roman"/>
+                <w:noProof/>
+                <w:webHidden/>
+                <w:sz w:val="26"/>
+                <w:szCs w:val="26"/>
+              </w:rPr>
+              <w:tab/>
+            </w:r>
+            <w:r>
+              <w:rPr>
+                <w:rFonts w:ascii="Times New Roman" w:hAnsi="Times New Roman" w:cs="Times New Roman"/>
+                <w:noProof/>
+                <w:webHidden/>
+                <w:sz w:val="26"/>
+                <w:szCs w:val="26"/>
+              </w:rPr>
+              <w:fldChar w:fldCharType="begin"/>
+            </w:r>
+            <w:r>
+              <w:rPr>
+                <w:rFonts w:ascii="Times New Roman" w:hAnsi="Times New Roman" w:cs="Times New Roman"/>
+                <w:noProof/>
+                <w:webHidden/>
+                <w:sz w:val="26"/>
+                <w:szCs w:val="26"/>
+              </w:rPr>
+              <w:instrText xml:space="preserve"> PAGEREF _Toc209536288 \h </w:instrText>
+            </w:r>
+            <w:r>
+              <w:rPr>
+                <w:rFonts w:ascii="Times New Roman" w:hAnsi="Times New Roman" w:cs="Times New Roman"/>
+                <w:noProof/>
+                <w:webHidden/>
+                <w:sz w:val="26"/>
+                <w:szCs w:val="26"/>
+              </w:rPr>
+            </w:r>
+            <w:r>
+              <w:rPr>
+                <w:rFonts w:ascii="Times New Roman" w:hAnsi="Times New Roman" w:cs="Times New Roman"/>
+                <w:noProof/>
+                <w:webHidden/>
+                <w:sz w:val="26"/>
+                <w:szCs w:val="26"/>
+              </w:rPr>
+              <w:fldChar w:fldCharType="separate"/>
+            </w:r>
+            <w:r>
+              <w:rPr>
+                <w:rFonts w:ascii="Times New Roman" w:hAnsi="Times New Roman" w:cs="Times New Roman"/>
+                <w:noProof/>
+                <w:webHidden/>
+                <w:sz w:val="26"/>
+                <w:szCs w:val="26"/>
+              </w:rPr>
+              <w:t>5</w:t>
+            </w:r>
+            <w:r>
+              <w:rPr>
+                <w:rFonts w:ascii="Times New Roman" w:hAnsi="Times New Roman" w:cs="Times New Roman"/>
+                <w:noProof/>
+                <w:webHidden/>
+                <w:sz w:val="26"/>
+                <w:szCs w:val="26"/>
+              </w:rPr>
+              <w:fldChar w:fldCharType="end"/>
+            </w:r>
+          </w:hyperlink>
+        </w:p>
+        <w:p>
+          <w:pPr>
+            <w:pStyle w:val="TOC3"/>
+            <w:tabs>
+              <w:tab w:val="left" w:pos="1826"/>
+              <w:tab w:val="right" w:leader="dot" w:pos="8777"/>
+            </w:tabs>
+            <w:rPr>
+              <w:rFonts w:ascii="Times New Roman" w:eastAsiaTheme="minorEastAsia" w:hAnsi="Times New Roman" w:cs="Times New Roman"/>
+              <w:noProof/>
+              <w:kern w:val="0"/>
+              <w:sz w:val="26"/>
+              <w:szCs w:val="26"/>
+              <w14:ligatures w14:val="none"/>
+            </w:rPr>
+          </w:pPr>
+          <w:hyperlink w:anchor="_Toc209536289" w:history="1">
+            <w:r>
+              <w:rPr>
+                <w:rStyle w:val="Hyperlink"/>
+                <w:rFonts w:ascii="Times New Roman" w:hAnsi="Times New Roman" w:cs="Times New Roman"/>
+                <w:noProof/>
+                <w:sz w:val="26"/>
+                <w:szCs w:val="26"/>
+              </w:rPr>
+              <w:t>1.2.1</w:t>
+            </w:r>
+            <w:r>
+              <w:rPr>
+                <w:rFonts w:ascii="Times New Roman" w:eastAsiaTheme="minorEastAsia" w:hAnsi="Times New Roman" w:cs="Times New Roman"/>
+                <w:noProof/>
+                <w:kern w:val="0"/>
+                <w:sz w:val="26"/>
+                <w:szCs w:val="26"/>
+                <w14:ligatures w14:val="none"/>
+              </w:rPr>
+              <w:tab/>
+            </w:r>
+            <w:r>
+              <w:rPr>
+                <w:rStyle w:val="Hyperlink"/>
+                <w:rFonts w:ascii="Times New Roman" w:hAnsi="Times New Roman" w:cs="Times New Roman"/>
+                <w:noProof/>
+                <w:sz w:val="26"/>
+                <w:szCs w:val="26"/>
+              </w:rPr>
+              <w:t>then choose the elements you want</w:t>
+            </w:r>
+            <w:r>
+              <w:rPr>
+                <w:rFonts w:ascii="Times New Roman" w:hAnsi="Times New Roman" w:cs="Times New Roman"/>
+                <w:noProof/>
+                <w:webHidden/>
+                <w:sz w:val="26"/>
+                <w:szCs w:val="26"/>
+              </w:rPr>
+              <w:tab/>
+            </w:r>
+            <w:r>
+              <w:rPr>
+                <w:rFonts w:ascii="Times New Roman" w:hAnsi="Times New Roman" w:cs="Times New Roman"/>
+                <w:noProof/>
+                <w:webHidden/>
+                <w:sz w:val="26"/>
+                <w:szCs w:val="26"/>
+              </w:rPr>
+              <w:fldChar w:fldCharType="begin"/>
+            </w:r>
+            <w:r>
+              <w:rPr>
+                <w:rFonts w:ascii="Times New Roman" w:hAnsi="Times New Roman" w:cs="Times New Roman"/>
+                <w:noProof/>
+                <w:webHidden/>
+                <w:sz w:val="26"/>
+                <w:szCs w:val="26"/>
+              </w:rPr>
+              <w:instrText xml:space="preserve"> PAGEREF _Toc209536289 \h </w:instrText>
+            </w:r>
+            <w:r>
+              <w:rPr>
+                <w:rFonts w:ascii="Times New Roman" w:hAnsi="Times New Roman" w:cs="Times New Roman"/>
+                <w:noProof/>
+                <w:webHidden/>
+                <w:sz w:val="26"/>
+                <w:szCs w:val="26"/>
+              </w:rPr>
+            </w:r>
+            <w:r>
+              <w:rPr>
+                <w:rFonts w:ascii="Times New Roman" w:hAnsi="Times New Roman" w:cs="Times New Roman"/>
+                <w:noProof/>
+                <w:webHidden/>
+                <w:sz w:val="26"/>
+                <w:szCs w:val="26"/>
+              </w:rPr>
+              <w:fldChar w:fldCharType="separate"/>
+            </w:r>
+            <w:r>
+              <w:rPr>
+                <w:rFonts w:ascii="Times New Roman" w:hAnsi="Times New Roman" w:cs="Times New Roman"/>
+                <w:noProof/>
+                <w:webHidden/>
+                <w:sz w:val="26"/>
+                <w:szCs w:val="26"/>
+              </w:rPr>
+              <w:t>5</w:t>
+            </w:r>
+            <w:r>
+              <w:rPr>
+                <w:rFonts w:ascii="Times New Roman" w:hAnsi="Times New Roman" w:cs="Times New Roman"/>
+                <w:noProof/>
+                <w:webHidden/>
+                <w:sz w:val="26"/>
+                <w:szCs w:val="26"/>
+              </w:rPr>
+              <w:fldChar w:fldCharType="end"/>
+            </w:r>
+          </w:hyperlink>
+        </w:p>
+        <w:p>
+          <w:pPr>
+            <w:pStyle w:val="TOC2"/>
+            <w:tabs>
+              <w:tab w:val="left" w:pos="1540"/>
+              <w:tab w:val="right" w:leader="dot" w:pos="8777"/>
+            </w:tabs>
+            <w:rPr>
+              <w:rFonts w:ascii="Times New Roman" w:eastAsiaTheme="minorEastAsia" w:hAnsi="Times New Roman" w:cs="Times New Roman"/>
+              <w:noProof/>
+              <w:kern w:val="0"/>
+              <w:sz w:val="26"/>
+              <w:szCs w:val="26"/>
+              <w14:ligatures w14:val="none"/>
+            </w:rPr>
+          </w:pPr>
+          <w:hyperlink w:anchor="_Toc209536290" w:history="1">
+            <w:r>
+              <w:rPr>
+                <w:rStyle w:val="Hyperlink"/>
+                <w:rFonts w:ascii="Times New Roman" w:hAnsi="Times New Roman" w:cs="Times New Roman"/>
+                <w:noProof/>
+                <w:sz w:val="26"/>
+                <w:szCs w:val="26"/>
+              </w:rPr>
+              <w:t>1.3</w:t>
+            </w:r>
+            <w:r>
+              <w:rPr>
+                <w:rFonts w:ascii="Times New Roman" w:eastAsiaTheme="minorEastAsia" w:hAnsi="Times New Roman" w:cs="Times New Roman"/>
+                <w:noProof/>
+                <w:kern w:val="0"/>
+                <w:sz w:val="26"/>
+                <w:szCs w:val="26"/>
+                <w14:ligatures w14:val="none"/>
+              </w:rPr>
+              <w:tab/>
+            </w:r>
+            <w:r>
+              <w:rPr>
+                <w:rStyle w:val="Hyperlink"/>
+                <w:rFonts w:ascii="Times New Roman" w:hAnsi="Times New Roman" w:cs="Times New Roman"/>
+                <w:noProof/>
+                <w:sz w:val="26"/>
+                <w:szCs w:val="26"/>
+              </w:rPr>
+              <w:t>To change the way a picture</w:t>
+            </w:r>
+            <w:r>
+              <w:rPr>
+                <w:rFonts w:ascii="Times New Roman" w:hAnsi="Times New Roman" w:cs="Times New Roman"/>
+                <w:noProof/>
+                <w:webHidden/>
+                <w:sz w:val="26"/>
+                <w:szCs w:val="26"/>
+              </w:rPr>
+              <w:tab/>
+            </w:r>
+            <w:r>
+              <w:rPr>
+                <w:rFonts w:ascii="Times New Roman" w:hAnsi="Times New Roman" w:cs="Times New Roman"/>
+                <w:noProof/>
+                <w:webHidden/>
+                <w:sz w:val="26"/>
+                <w:szCs w:val="26"/>
+              </w:rPr>
+              <w:fldChar w:fldCharType="begin"/>
+            </w:r>
+            <w:r>
+              <w:rPr>
+                <w:rFonts w:ascii="Times New Roman" w:hAnsi="Times New Roman" w:cs="Times New Roman"/>
+                <w:noProof/>
+                <w:webHidden/>
+                <w:sz w:val="26"/>
+                <w:szCs w:val="26"/>
+              </w:rPr>
+              <w:instrText xml:space="preserve"> PAGEREF _Toc209536290 \h </w:instrText>
+            </w:r>
+            <w:r>
+              <w:rPr>
+                <w:rFonts w:ascii="Times New Roman" w:hAnsi="Times New Roman" w:cs="Times New Roman"/>
+                <w:noProof/>
+                <w:webHidden/>
+                <w:sz w:val="26"/>
+                <w:szCs w:val="26"/>
+              </w:rPr>
+            </w:r>
+            <w:r>
+              <w:rPr>
+                <w:rFonts w:ascii="Times New Roman" w:hAnsi="Times New Roman" w:cs="Times New Roman"/>
+                <w:noProof/>
+                <w:webHidden/>
+                <w:sz w:val="26"/>
+                <w:szCs w:val="26"/>
+              </w:rPr>
+              <w:fldChar w:fldCharType="separate"/>
+            </w:r>
+            <w:r>
+              <w:rPr>
+                <w:rFonts w:ascii="Times New Roman" w:hAnsi="Times New Roman" w:cs="Times New Roman"/>
+                <w:noProof/>
+                <w:webHidden/>
+                <w:sz w:val="26"/>
+                <w:szCs w:val="26"/>
+              </w:rPr>
+              <w:t>5</w:t>
+            </w:r>
+            <w:r>
+              <w:rPr>
+                <w:rFonts w:ascii="Times New Roman" w:hAnsi="Times New Roman" w:cs="Times New Roman"/>
+                <w:noProof/>
+                <w:webHidden/>
+                <w:sz w:val="26"/>
+                <w:szCs w:val="26"/>
+              </w:rPr>
+              <w:fldChar w:fldCharType="end"/>
+            </w:r>
+          </w:hyperlink>
+        </w:p>
+        <w:p>
+          <w:pPr>
+            <w:pStyle w:val="TOC3"/>
+            <w:tabs>
+              <w:tab w:val="left" w:pos="1826"/>
+              <w:tab w:val="right" w:leader="dot" w:pos="8777"/>
+            </w:tabs>
+            <w:rPr>
+              <w:rFonts w:ascii="Times New Roman" w:eastAsiaTheme="minorEastAsia" w:hAnsi="Times New Roman" w:cs="Times New Roman"/>
+              <w:noProof/>
+              <w:kern w:val="0"/>
+              <w:sz w:val="26"/>
+              <w:szCs w:val="26"/>
+              <w14:ligatures w14:val="none"/>
+            </w:rPr>
+          </w:pPr>
+          <w:hyperlink w:anchor="_Toc209536291" w:history="1">
+            <w:r>
+              <w:rPr>
+                <w:rStyle w:val="Hyperlink"/>
+                <w:rFonts w:ascii="Times New Roman" w:hAnsi="Times New Roman" w:cs="Times New Roman"/>
+                <w:noProof/>
+                <w:sz w:val="26"/>
+                <w:szCs w:val="26"/>
+              </w:rPr>
+              <w:t>1.3.1</w:t>
+            </w:r>
+            <w:r>
+              <w:rPr>
+                <w:rFonts w:ascii="Times New Roman" w:eastAsiaTheme="minorEastAsia" w:hAnsi="Times New Roman" w:cs="Times New Roman"/>
+                <w:noProof/>
+                <w:kern w:val="0"/>
+                <w:sz w:val="26"/>
+                <w:szCs w:val="26"/>
+                <w14:ligatures w14:val="none"/>
+              </w:rPr>
+              <w:tab/>
+            </w:r>
+            <w:r>
+              <w:rPr>
+                <w:rStyle w:val="Hyperlink"/>
+                <w:rFonts w:ascii="Times New Roman" w:hAnsi="Times New Roman" w:cs="Times New Roman"/>
+                <w:noProof/>
+                <w:sz w:val="26"/>
+                <w:szCs w:val="26"/>
+              </w:rPr>
+              <w:t>fits in your document, click it and a</w:t>
+            </w:r>
+            <w:r>
+              <w:rPr>
+                <w:rFonts w:ascii="Times New Roman" w:hAnsi="Times New Roman" w:cs="Times New Roman"/>
+                <w:noProof/>
+                <w:webHidden/>
+                <w:sz w:val="26"/>
+                <w:szCs w:val="26"/>
+              </w:rPr>
+              <w:tab/>
+            </w:r>
+            <w:r>
+              <w:rPr>
+                <w:rFonts w:ascii="Times New Roman" w:hAnsi="Times New Roman" w:cs="Times New Roman"/>
+                <w:noProof/>
+                <w:webHidden/>
+                <w:sz w:val="26"/>
+                <w:szCs w:val="26"/>
+              </w:rPr>
+              <w:fldChar w:fldCharType="begin"/>
+            </w:r>
+            <w:r>
+              <w:rPr>
+                <w:rFonts w:ascii="Times New Roman" w:hAnsi="Times New Roman" w:cs="Times New Roman"/>
+                <w:noProof/>
+                <w:webHidden/>
+                <w:sz w:val="26"/>
+                <w:szCs w:val="26"/>
+              </w:rPr>
+              <w:instrText xml:space="preserve"> PAGEREF _Toc209536291 \h </w:instrText>
+            </w:r>
+            <w:r>
+              <w:rPr>
+                <w:rFonts w:ascii="Times New Roman" w:hAnsi="Times New Roman" w:cs="Times New Roman"/>
+                <w:noProof/>
+                <w:webHidden/>
+                <w:sz w:val="26"/>
+                <w:szCs w:val="26"/>
+              </w:rPr>
+            </w:r>
+            <w:r>
+              <w:rPr>
+                <w:rFonts w:ascii="Times New Roman" w:hAnsi="Times New Roman" w:cs="Times New Roman"/>
+                <w:noProof/>
+                <w:webHidden/>
+                <w:sz w:val="26"/>
+                <w:szCs w:val="26"/>
+              </w:rPr>
+              <w:fldChar w:fldCharType="separate"/>
+            </w:r>
+            <w:r>
+              <w:rPr>
+                <w:rFonts w:ascii="Times New Roman" w:hAnsi="Times New Roman" w:cs="Times New Roman"/>
+                <w:noProof/>
+                <w:webHidden/>
+                <w:sz w:val="26"/>
+                <w:szCs w:val="26"/>
+              </w:rPr>
+              <w:t>5</w:t>
+            </w:r>
+            <w:r>
+              <w:rPr>
+                <w:rFonts w:ascii="Times New Roman" w:hAnsi="Times New Roman" w:cs="Times New Roman"/>
+                <w:noProof/>
+                <w:webHidden/>
+                <w:sz w:val="26"/>
+                <w:szCs w:val="26"/>
+              </w:rPr>
+              <w:fldChar w:fldCharType="end"/>
+            </w:r>
+          </w:hyperlink>
+        </w:p>
+        <w:p>
+          <w:pPr>
+            <w:pStyle w:val="TOC1"/>
+            <w:tabs>
+              <w:tab w:val="left" w:pos="1852"/>
+              <w:tab w:val="right" w:leader="dot" w:pos="8777"/>
+            </w:tabs>
+            <w:rPr>
+              <w:rFonts w:ascii="Times New Roman" w:eastAsiaTheme="minorEastAsia" w:hAnsi="Times New Roman" w:cs="Times New Roman"/>
+              <w:noProof/>
+              <w:kern w:val="0"/>
+              <w:sz w:val="26"/>
+              <w:szCs w:val="26"/>
+              <w14:ligatures w14:val="none"/>
+            </w:rPr>
+          </w:pPr>
+          <w:hyperlink w:anchor="_Toc209536292" w:history="1">
+            <w:r>
+              <w:rPr>
+                <w:rStyle w:val="Hyperlink"/>
+                <w:rFonts w:ascii="Times New Roman" w:hAnsi="Times New Roman" w:cs="Times New Roman"/>
+                <w:noProof/>
+                <w:sz w:val="26"/>
+                <w:szCs w:val="26"/>
+              </w:rPr>
+              <w:t>Chương 2.</w:t>
+            </w:r>
+            <w:r>
+              <w:rPr>
+                <w:rFonts w:ascii="Times New Roman" w:eastAsiaTheme="minorEastAsia" w:hAnsi="Times New Roman" w:cs="Times New Roman"/>
+                <w:noProof/>
+                <w:kern w:val="0"/>
+                <w:sz w:val="26"/>
+                <w:szCs w:val="26"/>
+                <w14:ligatures w14:val="none"/>
+              </w:rPr>
+              <w:tab/>
+            </w:r>
+            <w:r>
+              <w:rPr>
+                <w:rStyle w:val="Hyperlink"/>
+                <w:rFonts w:ascii="Times New Roman" w:hAnsi="Times New Roman" w:cs="Times New Roman"/>
+                <w:noProof/>
+                <w:sz w:val="26"/>
+                <w:szCs w:val="26"/>
+              </w:rPr>
+              <w:t>Video provides</w:t>
+            </w:r>
+            <w:r>
+              <w:rPr>
+                <w:rFonts w:ascii="Times New Roman" w:hAnsi="Times New Roman" w:cs="Times New Roman"/>
+                <w:noProof/>
+                <w:webHidden/>
+                <w:sz w:val="26"/>
+                <w:szCs w:val="26"/>
+              </w:rPr>
+              <w:tab/>
+            </w:r>
+            <w:r>
+              <w:rPr>
+                <w:rFonts w:ascii="Times New Roman" w:hAnsi="Times New Roman" w:cs="Times New Roman"/>
+                <w:noProof/>
+                <w:webHidden/>
+                <w:sz w:val="26"/>
+                <w:szCs w:val="26"/>
+              </w:rPr>
+              <w:fldChar w:fldCharType="begin"/>
+            </w:r>
+            <w:r>
+              <w:rPr>
+                <w:rFonts w:ascii="Times New Roman" w:hAnsi="Times New Roman" w:cs="Times New Roman"/>
+                <w:noProof/>
+                <w:webHidden/>
+                <w:sz w:val="26"/>
+                <w:szCs w:val="26"/>
+              </w:rPr>
+              <w:instrText xml:space="preserve"> PAGEREF _Toc209536292 \h </w:instrText>
+            </w:r>
+            <w:r>
+              <w:rPr>
+                <w:rFonts w:ascii="Times New Roman" w:hAnsi="Times New Roman" w:cs="Times New Roman"/>
+                <w:noProof/>
+                <w:webHidden/>
+                <w:sz w:val="26"/>
+                <w:szCs w:val="26"/>
+              </w:rPr>
+            </w:r>
+            <w:r>
+              <w:rPr>
+                <w:rFonts w:ascii="Times New Roman" w:hAnsi="Times New Roman" w:cs="Times New Roman"/>
+                <w:noProof/>
+                <w:webHidden/>
+                <w:sz w:val="26"/>
+                <w:szCs w:val="26"/>
+              </w:rPr>
+              <w:fldChar w:fldCharType="separate"/>
+            </w:r>
+            <w:r>
+              <w:rPr>
+                <w:rFonts w:ascii="Times New Roman" w:hAnsi="Times New Roman" w:cs="Times New Roman"/>
+                <w:noProof/>
+                <w:webHidden/>
+                <w:sz w:val="26"/>
+                <w:szCs w:val="26"/>
+              </w:rPr>
+              <w:t>6</w:t>
+            </w:r>
+            <w:r>
+              <w:rPr>
+                <w:rFonts w:ascii="Times New Roman" w:hAnsi="Times New Roman" w:cs="Times New Roman"/>
+                <w:noProof/>
+                <w:webHidden/>
+                <w:sz w:val="26"/>
+                <w:szCs w:val="26"/>
+              </w:rPr>
+              <w:fldChar w:fldCharType="end"/>
+            </w:r>
+          </w:hyperlink>
+        </w:p>
+        <w:p>
+          <w:pPr>
+            <w:pStyle w:val="TOC2"/>
+            <w:tabs>
+              <w:tab w:val="left" w:pos="1540"/>
+              <w:tab w:val="right" w:leader="dot" w:pos="8777"/>
+            </w:tabs>
+            <w:rPr>
+              <w:rFonts w:ascii="Times New Roman" w:eastAsiaTheme="minorEastAsia" w:hAnsi="Times New Roman" w:cs="Times New Roman"/>
+              <w:noProof/>
+              <w:kern w:val="0"/>
+              <w:sz w:val="26"/>
+              <w:szCs w:val="26"/>
+              <w14:ligatures w14:val="none"/>
+            </w:rPr>
+          </w:pPr>
+          <w:hyperlink w:anchor="_Toc209536293" w:history="1">
+            <w:r>
+              <w:rPr>
+                <w:rStyle w:val="Hyperlink"/>
+                <w:rFonts w:ascii="Times New Roman" w:hAnsi="Times New Roman" w:cs="Times New Roman"/>
+                <w:noProof/>
+                <w:sz w:val="26"/>
+                <w:szCs w:val="26"/>
+              </w:rPr>
+              <w:t>2.1</w:t>
+            </w:r>
+            <w:r>
+              <w:rPr>
+                <w:rFonts w:ascii="Times New Roman" w:eastAsiaTheme="minorEastAsia" w:hAnsi="Times New Roman" w:cs="Times New Roman"/>
+                <w:noProof/>
+                <w:kern w:val="0"/>
+                <w:sz w:val="26"/>
+                <w:szCs w:val="26"/>
+                <w14:ligatures w14:val="none"/>
+              </w:rPr>
+              <w:tab/>
+            </w:r>
+            <w:r>
+              <w:rPr>
+                <w:rStyle w:val="Hyperlink"/>
+                <w:rFonts w:ascii="Times New Roman" w:hAnsi="Times New Roman" w:cs="Times New Roman"/>
+                <w:noProof/>
+                <w:sz w:val="26"/>
+                <w:szCs w:val="26"/>
+              </w:rPr>
+              <w:t>a powerful way to help</w:t>
+            </w:r>
+            <w:r>
+              <w:rPr>
+                <w:rFonts w:ascii="Times New Roman" w:hAnsi="Times New Roman" w:cs="Times New Roman"/>
+                <w:noProof/>
+                <w:webHidden/>
+                <w:sz w:val="26"/>
+                <w:szCs w:val="26"/>
+              </w:rPr>
+              <w:tab/>
+            </w:r>
+            <w:r>
+              <w:rPr>
+                <w:rFonts w:ascii="Times New Roman" w:hAnsi="Times New Roman" w:cs="Times New Roman"/>
+                <w:noProof/>
+                <w:webHidden/>
+                <w:sz w:val="26"/>
+                <w:szCs w:val="26"/>
+              </w:rPr>
+              <w:fldChar w:fldCharType="begin"/>
+            </w:r>
+            <w:r>
+              <w:rPr>
+                <w:rFonts w:ascii="Times New Roman" w:hAnsi="Times New Roman" w:cs="Times New Roman"/>
+                <w:noProof/>
+                <w:webHidden/>
+                <w:sz w:val="26"/>
+                <w:szCs w:val="26"/>
+              </w:rPr>
+              <w:instrText xml:space="preserve"> PAGEREF _Toc209536293 \h </w:instrText>
+            </w:r>
+            <w:r>
+              <w:rPr>
+                <w:rFonts w:ascii="Times New Roman" w:hAnsi="Times New Roman" w:cs="Times New Roman"/>
+                <w:noProof/>
+                <w:webHidden/>
+                <w:sz w:val="26"/>
+                <w:szCs w:val="26"/>
+              </w:rPr>
+            </w:r>
+            <w:r>
+              <w:rPr>
+                <w:rFonts w:ascii="Times New Roman" w:hAnsi="Times New Roman" w:cs="Times New Roman"/>
+                <w:noProof/>
+                <w:webHidden/>
+                <w:sz w:val="26"/>
+                <w:szCs w:val="26"/>
+              </w:rPr>
+              <w:fldChar w:fldCharType="separate"/>
+            </w:r>
+            <w:r>
+              <w:rPr>
+                <w:rFonts w:ascii="Times New Roman" w:hAnsi="Times New Roman" w:cs="Times New Roman"/>
+                <w:noProof/>
+                <w:webHidden/>
+                <w:sz w:val="26"/>
+                <w:szCs w:val="26"/>
+              </w:rPr>
+              <w:t>6</w:t>
+            </w:r>
+            <w:r>
+              <w:rPr>
+                <w:rFonts w:ascii="Times New Roman" w:hAnsi="Times New Roman" w:cs="Times New Roman"/>
+                <w:noProof/>
+                <w:webHidden/>
+                <w:sz w:val="26"/>
+                <w:szCs w:val="26"/>
+              </w:rPr>
+              <w:fldChar w:fldCharType="end"/>
+            </w:r>
+          </w:hyperlink>
+        </w:p>
+        <w:p>
+          <w:pPr>
+            <w:pStyle w:val="TOC3"/>
+            <w:tabs>
+              <w:tab w:val="left" w:pos="1826"/>
+              <w:tab w:val="right" w:leader="dot" w:pos="8777"/>
+            </w:tabs>
+            <w:rPr>
+              <w:rFonts w:ascii="Times New Roman" w:eastAsiaTheme="minorEastAsia" w:hAnsi="Times New Roman" w:cs="Times New Roman"/>
+              <w:noProof/>
+              <w:kern w:val="0"/>
+              <w:sz w:val="26"/>
+              <w:szCs w:val="26"/>
+              <w14:ligatures w14:val="none"/>
+            </w:rPr>
+          </w:pPr>
+          <w:hyperlink w:anchor="_Toc209536294" w:history="1">
+            <w:r>
+              <w:rPr>
+                <w:rStyle w:val="Hyperlink"/>
+                <w:rFonts w:ascii="Times New Roman" w:hAnsi="Times New Roman" w:cs="Times New Roman"/>
+                <w:noProof/>
+                <w:sz w:val="26"/>
+                <w:szCs w:val="26"/>
+              </w:rPr>
+              <w:t>2.1.1</w:t>
+            </w:r>
+            <w:r>
+              <w:rPr>
+                <w:rFonts w:ascii="Times New Roman" w:eastAsiaTheme="minorEastAsia" w:hAnsi="Times New Roman" w:cs="Times New Roman"/>
+                <w:noProof/>
+                <w:kern w:val="0"/>
+                <w:sz w:val="26"/>
+                <w:szCs w:val="26"/>
+                <w14:ligatures w14:val="none"/>
+              </w:rPr>
+              <w:tab/>
+            </w:r>
+            <w:r>
+              <w:rPr>
+                <w:rStyle w:val="Hyperlink"/>
+                <w:rFonts w:ascii="Times New Roman" w:hAnsi="Times New Roman" w:cs="Times New Roman"/>
+                <w:noProof/>
+                <w:sz w:val="26"/>
+                <w:szCs w:val="26"/>
+              </w:rPr>
+              <w:t>you prove your point. When you</w:t>
+            </w:r>
+            <w:r>
+              <w:rPr>
+                <w:rFonts w:ascii="Times New Roman" w:hAnsi="Times New Roman" w:cs="Times New Roman"/>
+                <w:noProof/>
+                <w:webHidden/>
+                <w:sz w:val="26"/>
+                <w:szCs w:val="26"/>
+              </w:rPr>
+              <w:tab/>
+            </w:r>
+            <w:r>
+              <w:rPr>
+                <w:rFonts w:ascii="Times New Roman" w:hAnsi="Times New Roman" w:cs="Times New Roman"/>
+                <w:noProof/>
+                <w:webHidden/>
+                <w:sz w:val="26"/>
+                <w:szCs w:val="26"/>
+              </w:rPr>
+              <w:fldChar w:fldCharType="begin"/>
+            </w:r>
+            <w:r>
+              <w:rPr>
+                <w:rFonts w:ascii="Times New Roman" w:hAnsi="Times New Roman" w:cs="Times New Roman"/>
+                <w:noProof/>
+                <w:webHidden/>
+                <w:sz w:val="26"/>
+                <w:szCs w:val="26"/>
+              </w:rPr>
+              <w:instrText xml:space="preserve"> PAGEREF _Toc209536294 \h </w:instrText>
+            </w:r>
+            <w:r>
+              <w:rPr>
+                <w:rFonts w:ascii="Times New Roman" w:hAnsi="Times New Roman" w:cs="Times New Roman"/>
+                <w:noProof/>
+                <w:webHidden/>
+                <w:sz w:val="26"/>
+                <w:szCs w:val="26"/>
+              </w:rPr>
+            </w:r>
+            <w:r>
+              <w:rPr>
+                <w:rFonts w:ascii="Times New Roman" w:hAnsi="Times New Roman" w:cs="Times New Roman"/>
+                <w:noProof/>
+                <w:webHidden/>
+                <w:sz w:val="26"/>
+                <w:szCs w:val="26"/>
+              </w:rPr>
+              <w:fldChar w:fldCharType="separate"/>
+            </w:r>
+            <w:r>
+              <w:rPr>
+                <w:rFonts w:ascii="Times New Roman" w:hAnsi="Times New Roman" w:cs="Times New Roman"/>
+                <w:noProof/>
+                <w:webHidden/>
+                <w:sz w:val="26"/>
+                <w:szCs w:val="26"/>
+              </w:rPr>
+              <w:t>6</w:t>
+            </w:r>
+            <w:r>
+              <w:rPr>
+                <w:rFonts w:ascii="Times New Roman" w:hAnsi="Times New Roman" w:cs="Times New Roman"/>
+                <w:noProof/>
+                <w:webHidden/>
+                <w:sz w:val="26"/>
+                <w:szCs w:val="26"/>
+              </w:rPr>
+              <w:fldChar w:fldCharType="end"/>
+            </w:r>
+          </w:hyperlink>
+        </w:p>
+        <w:p>
+          <w:pPr>
+            <w:pStyle w:val="TOC2"/>
+            <w:tabs>
+              <w:tab w:val="left" w:pos="1540"/>
+              <w:tab w:val="right" w:leader="dot" w:pos="8777"/>
+            </w:tabs>
+            <w:rPr>
+              <w:rFonts w:ascii="Times New Roman" w:eastAsiaTheme="minorEastAsia" w:hAnsi="Times New Roman" w:cs="Times New Roman"/>
+              <w:noProof/>
+              <w:kern w:val="0"/>
+              <w:sz w:val="26"/>
+              <w:szCs w:val="26"/>
+              <w14:ligatures w14:val="none"/>
+            </w:rPr>
+          </w:pPr>
+          <w:hyperlink w:anchor="_Toc209536295" w:history="1">
+            <w:r>
+              <w:rPr>
+                <w:rStyle w:val="Hyperlink"/>
+                <w:rFonts w:ascii="Times New Roman" w:hAnsi="Times New Roman" w:cs="Times New Roman"/>
+                <w:noProof/>
+                <w:sz w:val="26"/>
+                <w:szCs w:val="26"/>
+              </w:rPr>
+              <w:t>2.2</w:t>
+            </w:r>
+            <w:r>
+              <w:rPr>
+                <w:rFonts w:ascii="Times New Roman" w:eastAsiaTheme="minorEastAsia" w:hAnsi="Times New Roman" w:cs="Times New Roman"/>
+                <w:noProof/>
+                <w:kern w:val="0"/>
+                <w:sz w:val="26"/>
+                <w:szCs w:val="26"/>
+                <w14:ligatures w14:val="none"/>
+              </w:rPr>
+              <w:tab/>
+            </w:r>
+            <w:r>
+              <w:rPr>
+                <w:rStyle w:val="Hyperlink"/>
+                <w:rFonts w:ascii="Times New Roman" w:hAnsi="Times New Roman" w:cs="Times New Roman"/>
+                <w:noProof/>
+                <w:sz w:val="26"/>
+                <w:szCs w:val="26"/>
+              </w:rPr>
+              <w:t>Click Insert and</w:t>
+            </w:r>
+            <w:r>
+              <w:rPr>
+                <w:rFonts w:ascii="Times New Roman" w:hAnsi="Times New Roman" w:cs="Times New Roman"/>
+                <w:noProof/>
+                <w:webHidden/>
+                <w:sz w:val="26"/>
+                <w:szCs w:val="26"/>
+              </w:rPr>
+              <w:tab/>
+            </w:r>
+            <w:r>
+              <w:rPr>
+                <w:rFonts w:ascii="Times New Roman" w:hAnsi="Times New Roman" w:cs="Times New Roman"/>
+                <w:noProof/>
+                <w:webHidden/>
+                <w:sz w:val="26"/>
+                <w:szCs w:val="26"/>
+              </w:rPr>
+              <w:fldChar w:fldCharType="begin"/>
+            </w:r>
+            <w:r>
+              <w:rPr>
+                <w:rFonts w:ascii="Times New Roman" w:hAnsi="Times New Roman" w:cs="Times New Roman"/>
+                <w:noProof/>
+                <w:webHidden/>
+                <w:sz w:val="26"/>
+                <w:szCs w:val="26"/>
+              </w:rPr>
+              <w:instrText xml:space="preserve"> PAGEREF _Toc209536295 \h </w:instrText>
+            </w:r>
+            <w:r>
+              <w:rPr>
+                <w:rFonts w:ascii="Times New Roman" w:hAnsi="Times New Roman" w:cs="Times New Roman"/>
+                <w:noProof/>
+                <w:webHidden/>
+                <w:sz w:val="26"/>
+                <w:szCs w:val="26"/>
+              </w:rPr>
+            </w:r>
+            <w:r>
+              <w:rPr>
+                <w:rFonts w:ascii="Times New Roman" w:hAnsi="Times New Roman" w:cs="Times New Roman"/>
+                <w:noProof/>
+                <w:webHidden/>
+                <w:sz w:val="26"/>
+                <w:szCs w:val="26"/>
+              </w:rPr>
+              <w:fldChar w:fldCharType="separate"/>
+            </w:r>
+            <w:r>
+              <w:rPr>
+                <w:rFonts w:ascii="Times New Roman" w:hAnsi="Times New Roman" w:cs="Times New Roman"/>
+                <w:noProof/>
+                <w:webHidden/>
+                <w:sz w:val="26"/>
+                <w:szCs w:val="26"/>
+              </w:rPr>
+              <w:t>6</w:t>
+            </w:r>
+            <w:r>
+              <w:rPr>
+                <w:rFonts w:ascii="Times New Roman" w:hAnsi="Times New Roman" w:cs="Times New Roman"/>
+                <w:noProof/>
+                <w:webHidden/>
+                <w:sz w:val="26"/>
+                <w:szCs w:val="26"/>
+              </w:rPr>
+              <w:fldChar w:fldCharType="end"/>
+            </w:r>
+          </w:hyperlink>
+        </w:p>
+        <w:p>
+          <w:pPr>
+            <w:pStyle w:val="TOC3"/>
+            <w:tabs>
+              <w:tab w:val="left" w:pos="1826"/>
+              <w:tab w:val="right" w:leader="dot" w:pos="8777"/>
+            </w:tabs>
+            <w:rPr>
+              <w:rFonts w:ascii="Times New Roman" w:eastAsiaTheme="minorEastAsia" w:hAnsi="Times New Roman" w:cs="Times New Roman"/>
+              <w:noProof/>
+              <w:kern w:val="0"/>
+              <w:sz w:val="26"/>
+              <w:szCs w:val="26"/>
+              <w14:ligatures w14:val="none"/>
+            </w:rPr>
+          </w:pPr>
+          <w:hyperlink w:anchor="_Toc209536296" w:history="1">
+            <w:r>
+              <w:rPr>
+                <w:rStyle w:val="Hyperlink"/>
+                <w:rFonts w:ascii="Times New Roman" w:hAnsi="Times New Roman" w:cs="Times New Roman"/>
+                <w:noProof/>
+                <w:sz w:val="26"/>
+                <w:szCs w:val="26"/>
+              </w:rPr>
+              <w:t>2.2.1</w:t>
+            </w:r>
+            <w:r>
+              <w:rPr>
+                <w:rFonts w:ascii="Times New Roman" w:eastAsiaTheme="minorEastAsia" w:hAnsi="Times New Roman" w:cs="Times New Roman"/>
+                <w:noProof/>
+                <w:kern w:val="0"/>
+                <w:sz w:val="26"/>
+                <w:szCs w:val="26"/>
+                <w14:ligatures w14:val="none"/>
+              </w:rPr>
+              <w:tab/>
+            </w:r>
+            <w:r>
+              <w:rPr>
+                <w:rStyle w:val="Hyperlink"/>
+                <w:rFonts w:ascii="Times New Roman" w:hAnsi="Times New Roman" w:cs="Times New Roman"/>
+                <w:noProof/>
+                <w:sz w:val="26"/>
+                <w:szCs w:val="26"/>
+              </w:rPr>
+              <w:t>then choose the elements you want</w:t>
+            </w:r>
+            <w:r>
+              <w:rPr>
+                <w:rFonts w:ascii="Times New Roman" w:hAnsi="Times New Roman" w:cs="Times New Roman"/>
+                <w:noProof/>
+                <w:webHidden/>
+                <w:sz w:val="26"/>
+                <w:szCs w:val="26"/>
+              </w:rPr>
+              <w:tab/>
+            </w:r>
+            <w:r>
+              <w:rPr>
+                <w:rFonts w:ascii="Times New Roman" w:hAnsi="Times New Roman" w:cs="Times New Roman"/>
+                <w:noProof/>
+                <w:webHidden/>
+                <w:sz w:val="26"/>
+                <w:szCs w:val="26"/>
+              </w:rPr>
+              <w:fldChar w:fldCharType="begin"/>
+            </w:r>
+            <w:r>
+              <w:rPr>
+                <w:rFonts w:ascii="Times New Roman" w:hAnsi="Times New Roman" w:cs="Times New Roman"/>
+                <w:noProof/>
+                <w:webHidden/>
+                <w:sz w:val="26"/>
+                <w:szCs w:val="26"/>
+              </w:rPr>
+              <w:instrText xml:space="preserve"> PAGEREF _Toc209536296 \h </w:instrText>
+            </w:r>
+            <w:r>
+              <w:rPr>
+                <w:rFonts w:ascii="Times New Roman" w:hAnsi="Times New Roman" w:cs="Times New Roman"/>
+                <w:noProof/>
+                <w:webHidden/>
+                <w:sz w:val="26"/>
+                <w:szCs w:val="26"/>
+              </w:rPr>
+            </w:r>
+            <w:r>
+              <w:rPr>
+                <w:rFonts w:ascii="Times New Roman" w:hAnsi="Times New Roman" w:cs="Times New Roman"/>
+                <w:noProof/>
+                <w:webHidden/>
+                <w:sz w:val="26"/>
+                <w:szCs w:val="26"/>
+              </w:rPr>
+              <w:fldChar w:fldCharType="separate"/>
+            </w:r>
+            <w:r>
+              <w:rPr>
+                <w:rFonts w:ascii="Times New Roman" w:hAnsi="Times New Roman" w:cs="Times New Roman"/>
+                <w:noProof/>
+                <w:webHidden/>
+                <w:sz w:val="26"/>
+                <w:szCs w:val="26"/>
+              </w:rPr>
+              <w:t>6</w:t>
+            </w:r>
+            <w:r>
+              <w:rPr>
+                <w:rFonts w:ascii="Times New Roman" w:hAnsi="Times New Roman" w:cs="Times New Roman"/>
+                <w:noProof/>
+                <w:webHidden/>
+                <w:sz w:val="26"/>
+                <w:szCs w:val="26"/>
+              </w:rPr>
+              <w:fldChar w:fldCharType="end"/>
+            </w:r>
+          </w:hyperlink>
+        </w:p>
+        <w:p>
+          <w:pPr>
+            <w:pStyle w:val="TOC2"/>
+            <w:tabs>
+              <w:tab w:val="left" w:pos="1540"/>
+              <w:tab w:val="right" w:leader="dot" w:pos="8777"/>
+            </w:tabs>
+            <w:rPr>
+              <w:rFonts w:ascii="Times New Roman" w:eastAsiaTheme="minorEastAsia" w:hAnsi="Times New Roman" w:cs="Times New Roman"/>
+              <w:noProof/>
+              <w:kern w:val="0"/>
+              <w:sz w:val="26"/>
+              <w:szCs w:val="26"/>
+              <w14:ligatures w14:val="none"/>
+            </w:rPr>
+          </w:pPr>
+          <w:hyperlink w:anchor="_Toc209536297" w:history="1">
+            <w:r>
+              <w:rPr>
+                <w:rStyle w:val="Hyperlink"/>
+                <w:rFonts w:ascii="Times New Roman" w:hAnsi="Times New Roman" w:cs="Times New Roman"/>
+                <w:noProof/>
+                <w:sz w:val="26"/>
+                <w:szCs w:val="26"/>
+              </w:rPr>
+              <w:t>2.3</w:t>
+            </w:r>
+            <w:r>
+              <w:rPr>
+                <w:rFonts w:ascii="Times New Roman" w:eastAsiaTheme="minorEastAsia" w:hAnsi="Times New Roman" w:cs="Times New Roman"/>
+                <w:noProof/>
+                <w:kern w:val="0"/>
+                <w:sz w:val="26"/>
+                <w:szCs w:val="26"/>
+                <w14:ligatures w14:val="none"/>
+              </w:rPr>
+              <w:tab/>
+            </w:r>
+            <w:r>
+              <w:rPr>
+                <w:rStyle w:val="Hyperlink"/>
+                <w:rFonts w:ascii="Times New Roman" w:hAnsi="Times New Roman" w:cs="Times New Roman"/>
+                <w:noProof/>
+                <w:sz w:val="26"/>
+                <w:szCs w:val="26"/>
+              </w:rPr>
+              <w:t>To change the way a picture</w:t>
+            </w:r>
+            <w:r>
+              <w:rPr>
+                <w:rFonts w:ascii="Times New Roman" w:hAnsi="Times New Roman" w:cs="Times New Roman"/>
+                <w:noProof/>
+                <w:webHidden/>
+                <w:sz w:val="26"/>
+                <w:szCs w:val="26"/>
+              </w:rPr>
+              <w:tab/>
+            </w:r>
+            <w:r>
+              <w:rPr>
+                <w:rFonts w:ascii="Times New Roman" w:hAnsi="Times New Roman" w:cs="Times New Roman"/>
+                <w:noProof/>
+                <w:webHidden/>
+                <w:sz w:val="26"/>
+                <w:szCs w:val="26"/>
+              </w:rPr>
+              <w:fldChar w:fldCharType="begin"/>
+            </w:r>
+            <w:r>
+              <w:rPr>
+                <w:rFonts w:ascii="Times New Roman" w:hAnsi="Times New Roman" w:cs="Times New Roman"/>
+                <w:noProof/>
+                <w:webHidden/>
+                <w:sz w:val="26"/>
+                <w:szCs w:val="26"/>
+              </w:rPr>
+              <w:instrText xml:space="preserve"> PAGEREF _Toc209536297 \h </w:instrText>
+            </w:r>
+            <w:r>
+              <w:rPr>
+                <w:rFonts w:ascii="Times New Roman" w:hAnsi="Times New Roman" w:cs="Times New Roman"/>
+                <w:noProof/>
+                <w:webHidden/>
+                <w:sz w:val="26"/>
+                <w:szCs w:val="26"/>
+              </w:rPr>
+            </w:r>
+            <w:r>
+              <w:rPr>
+                <w:rFonts w:ascii="Times New Roman" w:hAnsi="Times New Roman" w:cs="Times New Roman"/>
+                <w:noProof/>
+                <w:webHidden/>
+                <w:sz w:val="26"/>
+                <w:szCs w:val="26"/>
+              </w:rPr>
+              <w:fldChar w:fldCharType="separate"/>
+            </w:r>
+            <w:r>
+              <w:rPr>
+                <w:rFonts w:ascii="Times New Roman" w:hAnsi="Times New Roman" w:cs="Times New Roman"/>
+                <w:noProof/>
+                <w:webHidden/>
+                <w:sz w:val="26"/>
+                <w:szCs w:val="26"/>
+              </w:rPr>
+              <w:t>6</w:t>
+            </w:r>
+            <w:r>
+              <w:rPr>
+                <w:rFonts w:ascii="Times New Roman" w:hAnsi="Times New Roman" w:cs="Times New Roman"/>
+                <w:noProof/>
+                <w:webHidden/>
+                <w:sz w:val="26"/>
+                <w:szCs w:val="26"/>
+              </w:rPr>
+              <w:fldChar w:fldCharType="end"/>
+            </w:r>
+          </w:hyperlink>
+        </w:p>
+        <w:p>
+          <w:pPr>
+            <w:pStyle w:val="TOC3"/>
+            <w:tabs>
+              <w:tab w:val="left" w:pos="1826"/>
+              <w:tab w:val="right" w:leader="dot" w:pos="8777"/>
+            </w:tabs>
+            <w:rPr>
+              <w:rFonts w:ascii="Times New Roman" w:eastAsiaTheme="minorEastAsia" w:hAnsi="Times New Roman" w:cs="Times New Roman"/>
+              <w:noProof/>
+              <w:kern w:val="0"/>
+              <w:sz w:val="26"/>
+              <w:szCs w:val="26"/>
+              <w14:ligatures w14:val="none"/>
+            </w:rPr>
+          </w:pPr>
+          <w:hyperlink w:anchor="_Toc209536298" w:history="1">
+            <w:r>
+              <w:rPr>
+                <w:rStyle w:val="Hyperlink"/>
+                <w:rFonts w:ascii="Times New Roman" w:hAnsi="Times New Roman" w:cs="Times New Roman"/>
+                <w:noProof/>
+                <w:sz w:val="26"/>
+                <w:szCs w:val="26"/>
+              </w:rPr>
+              <w:t>2.3.1</w:t>
+            </w:r>
+            <w:r>
+              <w:rPr>
+                <w:rFonts w:ascii="Times New Roman" w:eastAsiaTheme="minorEastAsia" w:hAnsi="Times New Roman" w:cs="Times New Roman"/>
+                <w:noProof/>
+                <w:kern w:val="0"/>
+                <w:sz w:val="26"/>
+                <w:szCs w:val="26"/>
+                <w14:ligatures w14:val="none"/>
+              </w:rPr>
+              <w:tab/>
+            </w:r>
+            <w:r>
+              <w:rPr>
+                <w:rStyle w:val="Hyperlink"/>
+                <w:rFonts w:ascii="Times New Roman" w:hAnsi="Times New Roman" w:cs="Times New Roman"/>
+                <w:noProof/>
+                <w:sz w:val="26"/>
+                <w:szCs w:val="26"/>
+              </w:rPr>
+              <w:t>fits in your document, click it and a</w:t>
+            </w:r>
+            <w:r>
+              <w:rPr>
+                <w:rFonts w:ascii="Times New Roman" w:hAnsi="Times New Roman" w:cs="Times New Roman"/>
+                <w:noProof/>
+                <w:webHidden/>
+                <w:sz w:val="26"/>
+                <w:szCs w:val="26"/>
+              </w:rPr>
+              <w:tab/>
+            </w:r>
+            <w:r>
+              <w:rPr>
+                <w:rFonts w:ascii="Times New Roman" w:hAnsi="Times New Roman" w:cs="Times New Roman"/>
+                <w:noProof/>
+                <w:webHidden/>
+                <w:sz w:val="26"/>
+                <w:szCs w:val="26"/>
+              </w:rPr>
+              <w:fldChar w:fldCharType="begin"/>
+            </w:r>
+            <w:r>
+              <w:rPr>
+                <w:rFonts w:ascii="Times New Roman" w:hAnsi="Times New Roman" w:cs="Times New Roman"/>
+                <w:noProof/>
+                <w:webHidden/>
+                <w:sz w:val="26"/>
+                <w:szCs w:val="26"/>
+              </w:rPr>
+              <w:instrText xml:space="preserve"> PAGEREF _Toc209536298 \h </w:instrText>
+            </w:r>
+            <w:r>
+              <w:rPr>
+                <w:rFonts w:ascii="Times New Roman" w:hAnsi="Times New Roman" w:cs="Times New Roman"/>
+                <w:noProof/>
+                <w:webHidden/>
+                <w:sz w:val="26"/>
+                <w:szCs w:val="26"/>
+              </w:rPr>
+            </w:r>
+            <w:r>
+              <w:rPr>
+                <w:rFonts w:ascii="Times New Roman" w:hAnsi="Times New Roman" w:cs="Times New Roman"/>
+                <w:noProof/>
+                <w:webHidden/>
+                <w:sz w:val="26"/>
+                <w:szCs w:val="26"/>
+              </w:rPr>
+              <w:fldChar w:fldCharType="separate"/>
+            </w:r>
+            <w:r>
+              <w:rPr>
+                <w:rFonts w:ascii="Times New Roman" w:hAnsi="Times New Roman" w:cs="Times New Roman"/>
+                <w:noProof/>
+                <w:webHidden/>
+                <w:sz w:val="26"/>
+                <w:szCs w:val="26"/>
+              </w:rPr>
+              <w:t>6</w:t>
+            </w:r>
+            <w:r>
+              <w:rPr>
+                <w:rFonts w:ascii="Times New Roman" w:hAnsi="Times New Roman" w:cs="Times New Roman"/>
+                <w:noProof/>
+                <w:webHidden/>
+                <w:sz w:val="26"/>
+                <w:szCs w:val="26"/>
+              </w:rPr>
+              <w:fldChar w:fldCharType="end"/>
+            </w:r>
+          </w:hyperlink>
+        </w:p>
+        <w:p>
+          <w:pPr>
+            <w:pStyle w:val="TOC1"/>
+            <w:tabs>
+              <w:tab w:val="left" w:pos="1852"/>
+              <w:tab w:val="right" w:leader="dot" w:pos="8777"/>
+            </w:tabs>
+            <w:rPr>
+              <w:rFonts w:ascii="Times New Roman" w:eastAsiaTheme="minorEastAsia" w:hAnsi="Times New Roman" w:cs="Times New Roman"/>
+              <w:noProof/>
+              <w:kern w:val="0"/>
+              <w:sz w:val="26"/>
+              <w:szCs w:val="26"/>
+              <w14:ligatures w14:val="none"/>
+            </w:rPr>
+          </w:pPr>
+          <w:hyperlink w:anchor="_Toc209536299" w:history="1">
+            <w:r>
+              <w:rPr>
+                <w:rStyle w:val="Hyperlink"/>
+                <w:rFonts w:ascii="Times New Roman" w:hAnsi="Times New Roman" w:cs="Times New Roman"/>
+                <w:noProof/>
+                <w:sz w:val="26"/>
+                <w:szCs w:val="26"/>
+              </w:rPr>
+              <w:t>Chương 3.</w:t>
+            </w:r>
+            <w:r>
+              <w:rPr>
+                <w:rFonts w:ascii="Times New Roman" w:eastAsiaTheme="minorEastAsia" w:hAnsi="Times New Roman" w:cs="Times New Roman"/>
+                <w:noProof/>
+                <w:kern w:val="0"/>
+                <w:sz w:val="26"/>
+                <w:szCs w:val="26"/>
+                <w14:ligatures w14:val="none"/>
+              </w:rPr>
+              <w:tab/>
+            </w:r>
+            <w:r>
+              <w:rPr>
+                <w:rStyle w:val="Hyperlink"/>
+                <w:rFonts w:ascii="Times New Roman" w:hAnsi="Times New Roman" w:cs="Times New Roman"/>
+                <w:noProof/>
+                <w:sz w:val="26"/>
+                <w:szCs w:val="26"/>
+              </w:rPr>
+              <w:t>Video provides</w:t>
+            </w:r>
+            <w:r>
+              <w:rPr>
+                <w:rFonts w:ascii="Times New Roman" w:hAnsi="Times New Roman" w:cs="Times New Roman"/>
+                <w:noProof/>
+                <w:webHidden/>
+                <w:sz w:val="26"/>
+                <w:szCs w:val="26"/>
+              </w:rPr>
+              <w:tab/>
+            </w:r>
+            <w:r>
+              <w:rPr>
+                <w:rFonts w:ascii="Times New Roman" w:hAnsi="Times New Roman" w:cs="Times New Roman"/>
+                <w:noProof/>
+                <w:webHidden/>
+                <w:sz w:val="26"/>
+                <w:szCs w:val="26"/>
+              </w:rPr>
+              <w:fldChar w:fldCharType="begin"/>
+            </w:r>
+            <w:r>
+              <w:rPr>
+                <w:rFonts w:ascii="Times New Roman" w:hAnsi="Times New Roman" w:cs="Times New Roman"/>
+                <w:noProof/>
+                <w:webHidden/>
+                <w:sz w:val="26"/>
+                <w:szCs w:val="26"/>
+              </w:rPr>
+              <w:instrText xml:space="preserve"> PAGEREF _Toc209536299 \h </w:instrText>
+            </w:r>
+            <w:r>
+              <w:rPr>
+                <w:rFonts w:ascii="Times New Roman" w:hAnsi="Times New Roman" w:cs="Times New Roman"/>
+                <w:noProof/>
+                <w:webHidden/>
+                <w:sz w:val="26"/>
+                <w:szCs w:val="26"/>
+              </w:rPr>
+            </w:r>
+            <w:r>
+              <w:rPr>
+                <w:rFonts w:ascii="Times New Roman" w:hAnsi="Times New Roman" w:cs="Times New Roman"/>
+                <w:noProof/>
+                <w:webHidden/>
+                <w:sz w:val="26"/>
+                <w:szCs w:val="26"/>
+              </w:rPr>
+              <w:fldChar w:fldCharType="separate"/>
+            </w:r>
+            <w:r>
+              <w:rPr>
+                <w:rFonts w:ascii="Times New Roman" w:hAnsi="Times New Roman" w:cs="Times New Roman"/>
+                <w:noProof/>
+                <w:webHidden/>
+                <w:sz w:val="26"/>
+                <w:szCs w:val="26"/>
+              </w:rPr>
+              <w:t>7</w:t>
+            </w:r>
+            <w:r>
+              <w:rPr>
+                <w:rFonts w:ascii="Times New Roman" w:hAnsi="Times New Roman" w:cs="Times New Roman"/>
+                <w:noProof/>
+                <w:webHidden/>
+                <w:sz w:val="26"/>
+                <w:szCs w:val="26"/>
+              </w:rPr>
+              <w:fldChar w:fldCharType="end"/>
+            </w:r>
+          </w:hyperlink>
+        </w:p>
+        <w:p>
+          <w:pPr>
+            <w:pStyle w:val="TOC2"/>
+            <w:tabs>
+              <w:tab w:val="left" w:pos="1540"/>
+              <w:tab w:val="right" w:leader="dot" w:pos="8777"/>
+            </w:tabs>
+            <w:rPr>
+              <w:rFonts w:ascii="Times New Roman" w:eastAsiaTheme="minorEastAsia" w:hAnsi="Times New Roman" w:cs="Times New Roman"/>
+              <w:noProof/>
+              <w:kern w:val="0"/>
+              <w:sz w:val="26"/>
+              <w:szCs w:val="26"/>
+              <w14:ligatures w14:val="none"/>
+            </w:rPr>
+          </w:pPr>
+          <w:hyperlink w:anchor="_Toc209536300" w:history="1">
+            <w:r>
+              <w:rPr>
+                <w:rStyle w:val="Hyperlink"/>
+                <w:rFonts w:ascii="Times New Roman" w:hAnsi="Times New Roman" w:cs="Times New Roman"/>
+                <w:noProof/>
+                <w:sz w:val="26"/>
+                <w:szCs w:val="26"/>
+              </w:rPr>
+              <w:t>3.1</w:t>
+            </w:r>
+            <w:r>
+              <w:rPr>
+                <w:rFonts w:ascii="Times New Roman" w:eastAsiaTheme="minorEastAsia" w:hAnsi="Times New Roman" w:cs="Times New Roman"/>
+                <w:noProof/>
+                <w:kern w:val="0"/>
+                <w:sz w:val="26"/>
+                <w:szCs w:val="26"/>
+                <w14:ligatures w14:val="none"/>
+              </w:rPr>
+              <w:tab/>
+            </w:r>
+            <w:r>
+              <w:rPr>
+                <w:rStyle w:val="Hyperlink"/>
+                <w:rFonts w:ascii="Times New Roman" w:hAnsi="Times New Roman" w:cs="Times New Roman"/>
+                <w:noProof/>
+                <w:sz w:val="26"/>
+                <w:szCs w:val="26"/>
+              </w:rPr>
+              <w:t>a powerful way to help</w:t>
+            </w:r>
+            <w:r>
+              <w:rPr>
+                <w:rFonts w:ascii="Times New Roman" w:hAnsi="Times New Roman" w:cs="Times New Roman"/>
+                <w:noProof/>
+                <w:webHidden/>
+                <w:sz w:val="26"/>
+                <w:szCs w:val="26"/>
+              </w:rPr>
+              <w:tab/>
+            </w:r>
+            <w:r>
+              <w:rPr>
+                <w:rFonts w:ascii="Times New Roman" w:hAnsi="Times New Roman" w:cs="Times New Roman"/>
+                <w:noProof/>
+                <w:webHidden/>
+                <w:sz w:val="26"/>
+                <w:szCs w:val="26"/>
+              </w:rPr>
+              <w:fldChar w:fldCharType="begin"/>
+            </w:r>
+            <w:r>
+              <w:rPr>
+                <w:rFonts w:ascii="Times New Roman" w:hAnsi="Times New Roman" w:cs="Times New Roman"/>
+                <w:noProof/>
+                <w:webHidden/>
+                <w:sz w:val="26"/>
+                <w:szCs w:val="26"/>
+              </w:rPr>
+              <w:instrText xml:space="preserve"> PAGEREF _Toc209536300 \h </w:instrText>
+            </w:r>
+            <w:r>
+              <w:rPr>
+                <w:rFonts w:ascii="Times New Roman" w:hAnsi="Times New Roman" w:cs="Times New Roman"/>
+                <w:noProof/>
+                <w:webHidden/>
+                <w:sz w:val="26"/>
+                <w:szCs w:val="26"/>
+              </w:rPr>
+            </w:r>
+            <w:r>
+              <w:rPr>
+                <w:rFonts w:ascii="Times New Roman" w:hAnsi="Times New Roman" w:cs="Times New Roman"/>
+                <w:noProof/>
+                <w:webHidden/>
+                <w:sz w:val="26"/>
+                <w:szCs w:val="26"/>
+              </w:rPr>
+              <w:fldChar w:fldCharType="separate"/>
+            </w:r>
+            <w:r>
+              <w:rPr>
+                <w:rFonts w:ascii="Times New Roman" w:hAnsi="Times New Roman" w:cs="Times New Roman"/>
+                <w:noProof/>
+                <w:webHidden/>
+                <w:sz w:val="26"/>
+                <w:szCs w:val="26"/>
+              </w:rPr>
+              <w:t>7</w:t>
+            </w:r>
+            <w:r>
+              <w:rPr>
+                <w:rFonts w:ascii="Times New Roman" w:hAnsi="Times New Roman" w:cs="Times New Roman"/>
+                <w:noProof/>
+                <w:webHidden/>
+                <w:sz w:val="26"/>
+                <w:szCs w:val="26"/>
+              </w:rPr>
+              <w:fldChar w:fldCharType="end"/>
+            </w:r>
+          </w:hyperlink>
+        </w:p>
+        <w:p>
+          <w:pPr>
+            <w:pStyle w:val="TOC3"/>
+            <w:tabs>
+              <w:tab w:val="left" w:pos="1826"/>
+              <w:tab w:val="right" w:leader="dot" w:pos="8777"/>
+            </w:tabs>
+            <w:rPr>
+              <w:rFonts w:ascii="Times New Roman" w:eastAsiaTheme="minorEastAsia" w:hAnsi="Times New Roman" w:cs="Times New Roman"/>
+              <w:noProof/>
+              <w:kern w:val="0"/>
+              <w:sz w:val="26"/>
+              <w:szCs w:val="26"/>
+              <w14:ligatures w14:val="none"/>
+            </w:rPr>
+          </w:pPr>
+          <w:hyperlink w:anchor="_Toc209536301" w:history="1">
+            <w:r>
+              <w:rPr>
+                <w:rStyle w:val="Hyperlink"/>
+                <w:rFonts w:ascii="Times New Roman" w:hAnsi="Times New Roman" w:cs="Times New Roman"/>
+                <w:noProof/>
+                <w:sz w:val="26"/>
+                <w:szCs w:val="26"/>
+              </w:rPr>
+              <w:t>3.1.1</w:t>
+            </w:r>
+            <w:r>
+              <w:rPr>
+                <w:rFonts w:ascii="Times New Roman" w:eastAsiaTheme="minorEastAsia" w:hAnsi="Times New Roman" w:cs="Times New Roman"/>
+                <w:noProof/>
+                <w:kern w:val="0"/>
+                <w:sz w:val="26"/>
+                <w:szCs w:val="26"/>
+                <w14:ligatures w14:val="none"/>
+              </w:rPr>
+              <w:tab/>
+            </w:r>
+            <w:r>
+              <w:rPr>
+                <w:rStyle w:val="Hyperlink"/>
+                <w:rFonts w:ascii="Times New Roman" w:hAnsi="Times New Roman" w:cs="Times New Roman"/>
+                <w:noProof/>
+                <w:sz w:val="26"/>
+                <w:szCs w:val="26"/>
+              </w:rPr>
+              <w:t>you prove your point. When you</w:t>
+            </w:r>
+            <w:r>
+              <w:rPr>
+                <w:rFonts w:ascii="Times New Roman" w:hAnsi="Times New Roman" w:cs="Times New Roman"/>
+                <w:noProof/>
+                <w:webHidden/>
+                <w:sz w:val="26"/>
+                <w:szCs w:val="26"/>
+              </w:rPr>
+              <w:tab/>
+            </w:r>
+            <w:r>
+              <w:rPr>
+                <w:rFonts w:ascii="Times New Roman" w:hAnsi="Times New Roman" w:cs="Times New Roman"/>
+                <w:noProof/>
+                <w:webHidden/>
+                <w:sz w:val="26"/>
+                <w:szCs w:val="26"/>
+              </w:rPr>
+              <w:fldChar w:fldCharType="begin"/>
+            </w:r>
+            <w:r>
+              <w:rPr>
+                <w:rFonts w:ascii="Times New Roman" w:hAnsi="Times New Roman" w:cs="Times New Roman"/>
+                <w:noProof/>
+                <w:webHidden/>
+                <w:sz w:val="26"/>
+                <w:szCs w:val="26"/>
+              </w:rPr>
+              <w:instrText xml:space="preserve"> PAGEREF _Toc209536301 \h </w:instrText>
+            </w:r>
+            <w:r>
+              <w:rPr>
+                <w:rFonts w:ascii="Times New Roman" w:hAnsi="Times New Roman" w:cs="Times New Roman"/>
+                <w:noProof/>
+                <w:webHidden/>
+                <w:sz w:val="26"/>
+                <w:szCs w:val="26"/>
+              </w:rPr>
+            </w:r>
+            <w:r>
+              <w:rPr>
+                <w:rFonts w:ascii="Times New Roman" w:hAnsi="Times New Roman" w:cs="Times New Roman"/>
+                <w:noProof/>
+                <w:webHidden/>
+                <w:sz w:val="26"/>
+                <w:szCs w:val="26"/>
+              </w:rPr>
+              <w:fldChar w:fldCharType="separate"/>
+            </w:r>
+            <w:r>
+              <w:rPr>
+                <w:rFonts w:ascii="Times New Roman" w:hAnsi="Times New Roman" w:cs="Times New Roman"/>
+                <w:noProof/>
+                <w:webHidden/>
+                <w:sz w:val="26"/>
+                <w:szCs w:val="26"/>
+              </w:rPr>
+              <w:t>7</w:t>
+            </w:r>
+            <w:r>
+              <w:rPr>
+                <w:rFonts w:ascii="Times New Roman" w:hAnsi="Times New Roman" w:cs="Times New Roman"/>
+                <w:noProof/>
+                <w:webHidden/>
+                <w:sz w:val="26"/>
+                <w:szCs w:val="26"/>
+              </w:rPr>
+              <w:fldChar w:fldCharType="end"/>
+            </w:r>
+          </w:hyperlink>
+        </w:p>
+        <w:p>
+          <w:pPr>
+            <w:pStyle w:val="TOC2"/>
+            <w:tabs>
+              <w:tab w:val="left" w:pos="1540"/>
+              <w:tab w:val="right" w:leader="dot" w:pos="8777"/>
+            </w:tabs>
+            <w:rPr>
+              <w:rFonts w:ascii="Times New Roman" w:eastAsiaTheme="minorEastAsia" w:hAnsi="Times New Roman" w:cs="Times New Roman"/>
+              <w:noProof/>
+              <w:kern w:val="0"/>
+              <w:sz w:val="26"/>
+              <w:szCs w:val="26"/>
+              <w14:ligatures w14:val="none"/>
+            </w:rPr>
+          </w:pPr>
+          <w:hyperlink w:anchor="_Toc209536302" w:history="1">
+            <w:r>
+              <w:rPr>
+                <w:rStyle w:val="Hyperlink"/>
+                <w:rFonts w:ascii="Times New Roman" w:hAnsi="Times New Roman" w:cs="Times New Roman"/>
+                <w:noProof/>
+                <w:sz w:val="26"/>
+                <w:szCs w:val="26"/>
+              </w:rPr>
+              <w:t>3.2</w:t>
+            </w:r>
+            <w:r>
+              <w:rPr>
+                <w:rFonts w:ascii="Times New Roman" w:eastAsiaTheme="minorEastAsia" w:hAnsi="Times New Roman" w:cs="Times New Roman"/>
+                <w:noProof/>
+                <w:kern w:val="0"/>
+                <w:sz w:val="26"/>
+                <w:szCs w:val="26"/>
+                <w14:ligatures w14:val="none"/>
+              </w:rPr>
+              <w:tab/>
+            </w:r>
+            <w:r>
+              <w:rPr>
+                <w:rStyle w:val="Hyperlink"/>
+                <w:rFonts w:ascii="Times New Roman" w:hAnsi="Times New Roman" w:cs="Times New Roman"/>
+                <w:noProof/>
+                <w:sz w:val="26"/>
+                <w:szCs w:val="26"/>
+              </w:rPr>
+              <w:t>Click Insert and</w:t>
+            </w:r>
+            <w:r>
+              <w:rPr>
+                <w:rFonts w:ascii="Times New Roman" w:hAnsi="Times New Roman" w:cs="Times New Roman"/>
+                <w:noProof/>
+                <w:webHidden/>
+                <w:sz w:val="26"/>
+                <w:szCs w:val="26"/>
+              </w:rPr>
+              <w:tab/>
+            </w:r>
+            <w:r>
+              <w:rPr>
+                <w:rFonts w:ascii="Times New Roman" w:hAnsi="Times New Roman" w:cs="Times New Roman"/>
+                <w:noProof/>
+                <w:webHidden/>
+                <w:sz w:val="26"/>
+                <w:szCs w:val="26"/>
+              </w:rPr>
+              <w:fldChar w:fldCharType="begin"/>
+            </w:r>
+            <w:r>
+              <w:rPr>
+                <w:rFonts w:ascii="Times New Roman" w:hAnsi="Times New Roman" w:cs="Times New Roman"/>
+                <w:noProof/>
+                <w:webHidden/>
+                <w:sz w:val="26"/>
+                <w:szCs w:val="26"/>
+              </w:rPr>
+              <w:instrText xml:space="preserve"> PAGEREF _Toc209536302 \h </w:instrText>
+            </w:r>
+            <w:r>
+              <w:rPr>
+                <w:rFonts w:ascii="Times New Roman" w:hAnsi="Times New Roman" w:cs="Times New Roman"/>
+                <w:noProof/>
+                <w:webHidden/>
+                <w:sz w:val="26"/>
+                <w:szCs w:val="26"/>
+              </w:rPr>
+            </w:r>
+            <w:r>
+              <w:rPr>
+                <w:rFonts w:ascii="Times New Roman" w:hAnsi="Times New Roman" w:cs="Times New Roman"/>
+                <w:noProof/>
+                <w:webHidden/>
+                <w:sz w:val="26"/>
+                <w:szCs w:val="26"/>
+              </w:rPr>
+              <w:fldChar w:fldCharType="separate"/>
+            </w:r>
+            <w:r>
+              <w:rPr>
+                <w:rFonts w:ascii="Times New Roman" w:hAnsi="Times New Roman" w:cs="Times New Roman"/>
+                <w:noProof/>
+                <w:webHidden/>
+                <w:sz w:val="26"/>
+                <w:szCs w:val="26"/>
+              </w:rPr>
+              <w:t>7</w:t>
+            </w:r>
+            <w:r>
+              <w:rPr>
+                <w:rFonts w:ascii="Times New Roman" w:hAnsi="Times New Roman" w:cs="Times New Roman"/>
+                <w:noProof/>
+                <w:webHidden/>
+                <w:sz w:val="26"/>
+                <w:szCs w:val="26"/>
+              </w:rPr>
+              <w:fldChar w:fldCharType="end"/>
+            </w:r>
+          </w:hyperlink>
+        </w:p>
+        <w:p>
+          <w:pPr>
+            <w:pStyle w:val="TOC3"/>
+            <w:tabs>
+              <w:tab w:val="left" w:pos="1826"/>
+              <w:tab w:val="right" w:leader="dot" w:pos="8777"/>
+            </w:tabs>
+            <w:rPr>
+              <w:rFonts w:ascii="Times New Roman" w:eastAsiaTheme="minorEastAsia" w:hAnsi="Times New Roman" w:cs="Times New Roman"/>
+              <w:noProof/>
+              <w:kern w:val="0"/>
+              <w:sz w:val="26"/>
+              <w:szCs w:val="26"/>
+              <w14:ligatures w14:val="none"/>
+            </w:rPr>
+          </w:pPr>
+          <w:hyperlink w:anchor="_Toc209536303" w:history="1">
+            <w:r>
+              <w:rPr>
+                <w:rStyle w:val="Hyperlink"/>
+                <w:rFonts w:ascii="Times New Roman" w:hAnsi="Times New Roman" w:cs="Times New Roman"/>
+                <w:noProof/>
+                <w:sz w:val="26"/>
+                <w:szCs w:val="26"/>
+              </w:rPr>
+              <w:t>3.2.1</w:t>
+            </w:r>
+            <w:r>
+              <w:rPr>
+                <w:rFonts w:ascii="Times New Roman" w:eastAsiaTheme="minorEastAsia" w:hAnsi="Times New Roman" w:cs="Times New Roman"/>
+                <w:noProof/>
+                <w:kern w:val="0"/>
+                <w:sz w:val="26"/>
+                <w:szCs w:val="26"/>
+                <w14:ligatures w14:val="none"/>
+              </w:rPr>
+              <w:tab/>
+            </w:r>
+            <w:r>
+              <w:rPr>
+                <w:rStyle w:val="Hyperlink"/>
+                <w:rFonts w:ascii="Times New Roman" w:hAnsi="Times New Roman" w:cs="Times New Roman"/>
+                <w:noProof/>
+                <w:sz w:val="26"/>
+                <w:szCs w:val="26"/>
+              </w:rPr>
+              <w:t>then choose the elements you want</w:t>
+            </w:r>
+            <w:r>
+              <w:rPr>
+                <w:rFonts w:ascii="Times New Roman" w:hAnsi="Times New Roman" w:cs="Times New Roman"/>
+                <w:noProof/>
+                <w:webHidden/>
+                <w:sz w:val="26"/>
+                <w:szCs w:val="26"/>
+              </w:rPr>
+              <w:tab/>
+            </w:r>
+            <w:r>
+              <w:rPr>
+                <w:rFonts w:ascii="Times New Roman" w:hAnsi="Times New Roman" w:cs="Times New Roman"/>
+                <w:noProof/>
+                <w:webHidden/>
+                <w:sz w:val="26"/>
+                <w:szCs w:val="26"/>
+              </w:rPr>
+              <w:fldChar w:fldCharType="begin"/>
+            </w:r>
+            <w:r>
+              <w:rPr>
+                <w:rFonts w:ascii="Times New Roman" w:hAnsi="Times New Roman" w:cs="Times New Roman"/>
+                <w:noProof/>
+                <w:webHidden/>
+                <w:sz w:val="26"/>
+                <w:szCs w:val="26"/>
+              </w:rPr>
+              <w:instrText xml:space="preserve"> PAGEREF _Toc209536303 \h </w:instrText>
+            </w:r>
+            <w:r>
+              <w:rPr>
+                <w:rFonts w:ascii="Times New Roman" w:hAnsi="Times New Roman" w:cs="Times New Roman"/>
+                <w:noProof/>
+                <w:webHidden/>
+                <w:sz w:val="26"/>
+                <w:szCs w:val="26"/>
+              </w:rPr>
+            </w:r>
+            <w:r>
+              <w:rPr>
+                <w:rFonts w:ascii="Times New Roman" w:hAnsi="Times New Roman" w:cs="Times New Roman"/>
+                <w:noProof/>
+                <w:webHidden/>
+                <w:sz w:val="26"/>
+                <w:szCs w:val="26"/>
+              </w:rPr>
+              <w:fldChar w:fldCharType="separate"/>
+            </w:r>
+            <w:r>
+              <w:rPr>
+                <w:rFonts w:ascii="Times New Roman" w:hAnsi="Times New Roman" w:cs="Times New Roman"/>
+                <w:noProof/>
+                <w:webHidden/>
+                <w:sz w:val="26"/>
+                <w:szCs w:val="26"/>
+              </w:rPr>
+              <w:t>7</w:t>
+            </w:r>
+            <w:r>
+              <w:rPr>
+                <w:rFonts w:ascii="Times New Roman" w:hAnsi="Times New Roman" w:cs="Times New Roman"/>
+                <w:noProof/>
+                <w:webHidden/>
+                <w:sz w:val="26"/>
+                <w:szCs w:val="26"/>
+              </w:rPr>
+              <w:fldChar w:fldCharType="end"/>
+            </w:r>
+          </w:hyperlink>
+        </w:p>
+        <w:p>
+          <w:pPr>
+            <w:pStyle w:val="TOC2"/>
+            <w:tabs>
+              <w:tab w:val="left" w:pos="1540"/>
+              <w:tab w:val="right" w:leader="dot" w:pos="8777"/>
+            </w:tabs>
+            <w:rPr>
+              <w:rFonts w:ascii="Times New Roman" w:eastAsiaTheme="minorEastAsia" w:hAnsi="Times New Roman" w:cs="Times New Roman"/>
+              <w:noProof/>
+              <w:kern w:val="0"/>
+              <w:sz w:val="26"/>
+              <w:szCs w:val="26"/>
+              <w14:ligatures w14:val="none"/>
+            </w:rPr>
+          </w:pPr>
+          <w:hyperlink w:anchor="_Toc209536304" w:history="1">
+            <w:r>
+              <w:rPr>
+                <w:rStyle w:val="Hyperlink"/>
+                <w:rFonts w:ascii="Times New Roman" w:hAnsi="Times New Roman" w:cs="Times New Roman"/>
+                <w:noProof/>
+                <w:sz w:val="26"/>
+                <w:szCs w:val="26"/>
+              </w:rPr>
+              <w:t>3.3</w:t>
+            </w:r>
+            <w:r>
+              <w:rPr>
+                <w:rFonts w:ascii="Times New Roman" w:eastAsiaTheme="minorEastAsia" w:hAnsi="Times New Roman" w:cs="Times New Roman"/>
+                <w:noProof/>
+                <w:kern w:val="0"/>
+                <w:sz w:val="26"/>
+                <w:szCs w:val="26"/>
+                <w14:ligatures w14:val="none"/>
+              </w:rPr>
+              <w:tab/>
+            </w:r>
+            <w:r>
+              <w:rPr>
+                <w:rStyle w:val="Hyperlink"/>
+                <w:rFonts w:ascii="Times New Roman" w:hAnsi="Times New Roman" w:cs="Times New Roman"/>
+                <w:noProof/>
+                <w:sz w:val="26"/>
+                <w:szCs w:val="26"/>
+              </w:rPr>
+              <w:t>To change the way a picture</w:t>
+            </w:r>
+            <w:r>
+              <w:rPr>
+                <w:rFonts w:ascii="Times New Roman" w:hAnsi="Times New Roman" w:cs="Times New Roman"/>
+                <w:noProof/>
+                <w:webHidden/>
+                <w:sz w:val="26"/>
+                <w:szCs w:val="26"/>
+              </w:rPr>
+              <w:tab/>
+            </w:r>
+            <w:r>
+              <w:rPr>
+                <w:rFonts w:ascii="Times New Roman" w:hAnsi="Times New Roman" w:cs="Times New Roman"/>
+                <w:noProof/>
+                <w:webHidden/>
+                <w:sz w:val="26"/>
+                <w:szCs w:val="26"/>
+              </w:rPr>
+              <w:fldChar w:fldCharType="begin"/>
+            </w:r>
+            <w:r>
+              <w:rPr>
+                <w:rFonts w:ascii="Times New Roman" w:hAnsi="Times New Roman" w:cs="Times New Roman"/>
+                <w:noProof/>
+                <w:webHidden/>
+                <w:sz w:val="26"/>
+                <w:szCs w:val="26"/>
+              </w:rPr>
+              <w:instrText xml:space="preserve"> PAGEREF _Toc209536304 \h </w:instrText>
+            </w:r>
+            <w:r>
+              <w:rPr>
+                <w:rFonts w:ascii="Times New Roman" w:hAnsi="Times New Roman" w:cs="Times New Roman"/>
+                <w:noProof/>
+                <w:webHidden/>
+                <w:sz w:val="26"/>
+                <w:szCs w:val="26"/>
+              </w:rPr>
+            </w:r>
+            <w:r>
+              <w:rPr>
+                <w:rFonts w:ascii="Times New Roman" w:hAnsi="Times New Roman" w:cs="Times New Roman"/>
+                <w:noProof/>
+                <w:webHidden/>
+                <w:sz w:val="26"/>
+                <w:szCs w:val="26"/>
+              </w:rPr>
+              <w:fldChar w:fldCharType="separate"/>
+            </w:r>
+            <w:r>
+              <w:rPr>
+                <w:rFonts w:ascii="Times New Roman" w:hAnsi="Times New Roman" w:cs="Times New Roman"/>
+                <w:noProof/>
+                <w:webHidden/>
+                <w:sz w:val="26"/>
+                <w:szCs w:val="26"/>
+              </w:rPr>
+              <w:t>7</w:t>
+            </w:r>
+            <w:r>
+              <w:rPr>
+                <w:rFonts w:ascii="Times New Roman" w:hAnsi="Times New Roman" w:cs="Times New Roman"/>
+                <w:noProof/>
+                <w:webHidden/>
+                <w:sz w:val="26"/>
+                <w:szCs w:val="26"/>
+              </w:rPr>
+              <w:fldChar w:fldCharType="end"/>
+            </w:r>
+          </w:hyperlink>
+        </w:p>
+        <w:p>
+          <w:pPr>
+            <w:pStyle w:val="TOC3"/>
+            <w:tabs>
+              <w:tab w:val="left" w:pos="1826"/>
+              <w:tab w:val="right" w:leader="dot" w:pos="8777"/>
+            </w:tabs>
+            <w:rPr>
+              <w:rFonts w:ascii="Times New Roman" w:eastAsiaTheme="minorEastAsia" w:hAnsi="Times New Roman" w:cs="Times New Roman"/>
+              <w:noProof/>
+              <w:kern w:val="0"/>
+              <w:sz w:val="26"/>
+              <w:szCs w:val="26"/>
+              <w14:ligatures w14:val="none"/>
+            </w:rPr>
+          </w:pPr>
+          <w:hyperlink w:anchor="_Toc209536305" w:history="1">
+            <w:r>
+              <w:rPr>
+                <w:rStyle w:val="Hyperlink"/>
+                <w:rFonts w:ascii="Times New Roman" w:hAnsi="Times New Roman" w:cs="Times New Roman"/>
+                <w:noProof/>
+                <w:sz w:val="26"/>
+                <w:szCs w:val="26"/>
+              </w:rPr>
+              <w:t>3.3.1</w:t>
+            </w:r>
+            <w:r>
+              <w:rPr>
+                <w:rFonts w:ascii="Times New Roman" w:eastAsiaTheme="minorEastAsia" w:hAnsi="Times New Roman" w:cs="Times New Roman"/>
+                <w:noProof/>
+                <w:kern w:val="0"/>
+                <w:sz w:val="26"/>
+                <w:szCs w:val="26"/>
+                <w14:ligatures w14:val="none"/>
+              </w:rPr>
+              <w:tab/>
+            </w:r>
+            <w:r>
+              <w:rPr>
+                <w:rStyle w:val="Hyperlink"/>
+                <w:rFonts w:ascii="Times New Roman" w:hAnsi="Times New Roman" w:cs="Times New Roman"/>
+                <w:noProof/>
+                <w:sz w:val="26"/>
+                <w:szCs w:val="26"/>
+              </w:rPr>
+              <w:t>fits in your document, click it and a</w:t>
+            </w:r>
+            <w:r>
+              <w:rPr>
+                <w:rFonts w:ascii="Times New Roman" w:hAnsi="Times New Roman" w:cs="Times New Roman"/>
+                <w:noProof/>
+                <w:webHidden/>
+                <w:sz w:val="26"/>
+                <w:szCs w:val="26"/>
+              </w:rPr>
+              <w:tab/>
+            </w:r>
+            <w:r>
+              <w:rPr>
+                <w:rFonts w:ascii="Times New Roman" w:hAnsi="Times New Roman" w:cs="Times New Roman"/>
+                <w:noProof/>
+                <w:webHidden/>
+                <w:sz w:val="26"/>
+                <w:szCs w:val="26"/>
+              </w:rPr>
+              <w:fldChar w:fldCharType="begin"/>
+            </w:r>
+            <w:r>
+              <w:rPr>
+                <w:rFonts w:ascii="Times New Roman" w:hAnsi="Times New Roman" w:cs="Times New Roman"/>
+                <w:noProof/>
+                <w:webHidden/>
+                <w:sz w:val="26"/>
+                <w:szCs w:val="26"/>
+              </w:rPr>
+              <w:instrText xml:space="preserve"> PAGEREF _Toc209536305 \h </w:instrText>
+            </w:r>
+            <w:r>
+              <w:rPr>
+                <w:rFonts w:ascii="Times New Roman" w:hAnsi="Times New Roman" w:cs="Times New Roman"/>
+                <w:noProof/>
+                <w:webHidden/>
+                <w:sz w:val="26"/>
+                <w:szCs w:val="26"/>
+              </w:rPr>
+            </w:r>
+            <w:r>
+              <w:rPr>
+                <w:rFonts w:ascii="Times New Roman" w:hAnsi="Times New Roman" w:cs="Times New Roman"/>
+                <w:noProof/>
+                <w:webHidden/>
+                <w:sz w:val="26"/>
+                <w:szCs w:val="26"/>
+              </w:rPr>
+              <w:fldChar w:fldCharType="separate"/>
+            </w:r>
+            <w:r>
+              <w:rPr>
+                <w:rFonts w:ascii="Times New Roman" w:hAnsi="Times New Roman" w:cs="Times New Roman"/>
+                <w:noProof/>
+                <w:webHidden/>
+                <w:sz w:val="26"/>
+                <w:szCs w:val="26"/>
+              </w:rPr>
+              <w:t>7</w:t>
+            </w:r>
+            <w:r>
+              <w:rPr>
+                <w:rFonts w:ascii="Times New Roman" w:hAnsi="Times New Roman" w:cs="Times New Roman"/>
+                <w:noProof/>
+                <w:webHidden/>
+                <w:sz w:val="26"/>
+                <w:szCs w:val="26"/>
+              </w:rPr>
+              <w:fldChar w:fldCharType="end"/>
+            </w:r>
+          </w:hyperlink>
+        </w:p>
+        <w:p>
+          <w:r>
+            <w:rPr>
+              <w:rFonts w:ascii="Times New Roman" w:hAnsi="Times New Roman" w:cs="Times New Roman"/>
+              <w:b/>
+              <w:bCs/>
+              <w:noProof/>
+              <w:sz w:val="26"/>
+              <w:szCs w:val="26"/>
+            </w:rPr>
+            <w:fldChar w:fldCharType="end"/>
+          </w:r>
+        </w:p>
+      </w:sdtContent>
+    </w:sdt>
+    <w:p>
+      <w:pPr>
+        <w:pStyle w:val="Chubinhthuong"/>
+      </w:pPr>
+      <w:r>
+        <w:br w:type="page"/>
+      </w:r>
+    </w:p>
     <w:p>
       <w:pPr>
         <w:pStyle w:val="Heading1"/>
       </w:pPr>
+      <w:bookmarkStart w:id="0" w:name="_Toc209536285"/>
       <w:r>
         <w:lastRenderedPageBreak/>
         <w:t>Video provides</w:t>
       </w:r>
+      <w:bookmarkEnd w:id="0"/>
     </w:p>
     <w:p>
       <w:pPr>
         <w:pStyle w:val="Heading2"/>
       </w:pPr>
+      <w:bookmarkStart w:id="1" w:name="_Toc209536286"/>
       <w:r>
         <w:t>a powerful way to help</w:t>
       </w:r>
+      <w:bookmarkEnd w:id="1"/>
     </w:p>
     <w:p>
       <w:pPr>
         <w:pStyle w:val="Heading3"/>
       </w:pPr>
+      <w:bookmarkStart w:id="2" w:name="_Toc209536287"/>
       <w:r>
         <w:t>you prove your point. When you</w:t>
       </w:r>
+      <w:bookmarkEnd w:id="2"/>
     </w:p>
     <w:p>
       <w:pPr>
@@ -1480,17 +4035,21 @@
       <w:pPr>
         <w:pStyle w:val="Heading2"/>
       </w:pPr>
+      <w:bookmarkStart w:id="3" w:name="_Toc209536288"/>
       <w:r>
         <w:t>Click Insert and</w:t>
       </w:r>
+      <w:bookmarkEnd w:id="3"/>
     </w:p>
     <w:p>
       <w:pPr>
         <w:pStyle w:val="Heading3"/>
       </w:pPr>
+      <w:bookmarkStart w:id="4" w:name="_Toc209536289"/>
       <w:r>
         <w:t>then choose the elements you want</w:t>
       </w:r>
+      <w:bookmarkEnd w:id="4"/>
     </w:p>
     <w:p>
       <w:pPr>
@@ -1505,17 +4064,21 @@
       <w:pPr>
         <w:pStyle w:val="Heading2"/>
       </w:pPr>
+      <w:bookmarkStart w:id="5" w:name="_Toc209536290"/>
       <w:r>
         <w:t>To change the way a picture</w:t>
       </w:r>
+      <w:bookmarkEnd w:id="5"/>
     </w:p>
     <w:p>
       <w:pPr>
         <w:pStyle w:val="Heading3"/>
       </w:pPr>
+      <w:bookmarkStart w:id="6" w:name="_Toc209536291"/>
       <w:r>
         <w:t>fits in your document, click it and a</w:t>
       </w:r>
+      <w:bookmarkEnd w:id="6"/>
     </w:p>
     <w:p>
       <w:pPr>
@@ -1544,26 +4107,32 @@
       <w:pPr>
         <w:pStyle w:val="Heading1"/>
       </w:pPr>
+      <w:bookmarkStart w:id="7" w:name="_Toc209536292"/>
       <w:r>
         <w:lastRenderedPageBreak/>
         <w:t>Video provides</w:t>
       </w:r>
+      <w:bookmarkEnd w:id="7"/>
     </w:p>
     <w:p>
       <w:pPr>
         <w:pStyle w:val="Heading2"/>
       </w:pPr>
+      <w:bookmarkStart w:id="8" w:name="_Toc209536293"/>
       <w:r>
         <w:t>a powerful way to help</w:t>
       </w:r>
+      <w:bookmarkEnd w:id="8"/>
     </w:p>
     <w:p>
       <w:pPr>
         <w:pStyle w:val="Heading3"/>
       </w:pPr>
+      <w:bookmarkStart w:id="9" w:name="_Toc209536294"/>
       <w:r>
         <w:t>you prove your point. When you</w:t>
       </w:r>
+      <w:bookmarkEnd w:id="9"/>
     </w:p>
     <w:p>
       <w:pPr>
@@ -1578,17 +4147,21 @@
       <w:pPr>
         <w:pStyle w:val="Heading2"/>
       </w:pPr>
+      <w:bookmarkStart w:id="10" w:name="_Toc209536295"/>
       <w:r>
         <w:t>Click Insert and</w:t>
       </w:r>
+      <w:bookmarkEnd w:id="10"/>
     </w:p>
     <w:p>
       <w:pPr>
         <w:pStyle w:val="Heading3"/>
       </w:pPr>
+      <w:bookmarkStart w:id="11" w:name="_Toc209536296"/>
       <w:r>
         <w:t>then choose the elements you want</w:t>
       </w:r>
+      <w:bookmarkEnd w:id="11"/>
     </w:p>
     <w:p>
       <w:pPr>
@@ -1603,17 +4176,21 @@
       <w:pPr>
         <w:pStyle w:val="Heading2"/>
       </w:pPr>
+      <w:bookmarkStart w:id="12" w:name="_Toc209536297"/>
       <w:r>
         <w:t>To change the way a picture</w:t>
       </w:r>
+      <w:bookmarkEnd w:id="12"/>
     </w:p>
     <w:p>
       <w:pPr>
         <w:pStyle w:val="Heading3"/>
       </w:pPr>
+      <w:bookmarkStart w:id="13" w:name="_Toc209536298"/>
       <w:r>
         <w:t>fits in your document, click it and a</w:t>
       </w:r>
+      <w:bookmarkEnd w:id="13"/>
     </w:p>
     <w:p>
       <w:pPr>
@@ -1642,26 +4219,32 @@
       <w:pPr>
         <w:pStyle w:val="Heading1"/>
       </w:pPr>
+      <w:bookmarkStart w:id="14" w:name="_Toc209536299"/>
       <w:r>
         <w:lastRenderedPageBreak/>
         <w:t>Video provides</w:t>
       </w:r>
+      <w:bookmarkEnd w:id="14"/>
     </w:p>
     <w:p>
       <w:pPr>
         <w:pStyle w:val="Heading2"/>
       </w:pPr>
+      <w:bookmarkStart w:id="15" w:name="_Toc209536300"/>
       <w:r>
         <w:t>a powerful way to help</w:t>
       </w:r>
+      <w:bookmarkEnd w:id="15"/>
     </w:p>
     <w:p>
       <w:pPr>
         <w:pStyle w:val="Heading3"/>
       </w:pPr>
+      <w:bookmarkStart w:id="16" w:name="_Toc209536301"/>
       <w:r>
         <w:t>you prove your point. When you</w:t>
       </w:r>
+      <w:bookmarkEnd w:id="16"/>
     </w:p>
     <w:p>
       <w:pPr>
@@ -1676,17 +4259,21 @@
       <w:pPr>
         <w:pStyle w:val="Heading2"/>
       </w:pPr>
+      <w:bookmarkStart w:id="17" w:name="_Toc209536302"/>
       <w:r>
         <w:t>Click Insert and</w:t>
       </w:r>
+      <w:bookmarkEnd w:id="17"/>
     </w:p>
     <w:p>
       <w:pPr>
         <w:pStyle w:val="Heading3"/>
       </w:pPr>
+      <w:bookmarkStart w:id="18" w:name="_Toc209536303"/>
       <w:r>
         <w:t>then choose the elements you want</w:t>
       </w:r>
+      <w:bookmarkEnd w:id="18"/>
     </w:p>
     <w:p>
       <w:pPr>
@@ -1701,17 +4288,21 @@
       <w:pPr>
         <w:pStyle w:val="Heading2"/>
       </w:pPr>
+      <w:bookmarkStart w:id="19" w:name="_Toc209536304"/>
       <w:r>
         <w:t>To change the way a picture</w:t>
       </w:r>
+      <w:bookmarkEnd w:id="19"/>
     </w:p>
     <w:p>
       <w:pPr>
         <w:pStyle w:val="Heading3"/>
       </w:pPr>
+      <w:bookmarkStart w:id="20" w:name="_Toc209536305"/>
       <w:r>
         <w:t>fits in your document, click it and a</w:t>
       </w:r>
+      <w:bookmarkEnd w:id="20"/>
     </w:p>
     <w:p>
       <w:pPr>
@@ -2776,6 +5367,75 @@
       <w:szCs w:val="21"/>
     </w:rPr>
   </w:style>
+  <w:style w:type="paragraph" w:styleId="TOCHeading">
+    <w:name w:val="TOC Heading"/>
+    <w:basedOn w:val="Heading1"/>
+    <w:next w:val="Normal"/>
+    <w:uiPriority w:val="39"/>
+    <w:unhideWhenUsed/>
+    <w:qFormat/>
+    <w:rsid w:val="002D1BC7"/>
+    <w:pPr>
+      <w:numPr>
+        <w:numId w:val="0"/>
+      </w:numPr>
+      <w:spacing w:line="259" w:lineRule="auto"/>
+      <w:outlineLvl w:val="9"/>
+    </w:pPr>
+    <w:rPr>
+      <w:kern w:val="0"/>
+      <w14:ligatures w14:val="none"/>
+    </w:rPr>
+  </w:style>
+  <w:style w:type="paragraph" w:styleId="TOC1">
+    <w:name w:val="toc 1"/>
+    <w:basedOn w:val="Normal"/>
+    <w:next w:val="Normal"/>
+    <w:autoRedefine/>
+    <w:uiPriority w:val="39"/>
+    <w:unhideWhenUsed/>
+    <w:rsid w:val="002D1BC7"/>
+    <w:pPr>
+      <w:spacing w:after="100"/>
+    </w:pPr>
+  </w:style>
+  <w:style w:type="paragraph" w:styleId="TOC2">
+    <w:name w:val="toc 2"/>
+    <w:basedOn w:val="Normal"/>
+    <w:next w:val="Normal"/>
+    <w:autoRedefine/>
+    <w:uiPriority w:val="39"/>
+    <w:unhideWhenUsed/>
+    <w:rsid w:val="002D1BC7"/>
+    <w:pPr>
+      <w:spacing w:after="100"/>
+      <w:ind w:left="220"/>
+    </w:pPr>
+  </w:style>
+  <w:style w:type="paragraph" w:styleId="TOC3">
+    <w:name w:val="toc 3"/>
+    <w:basedOn w:val="Normal"/>
+    <w:next w:val="Normal"/>
+    <w:autoRedefine/>
+    <w:uiPriority w:val="39"/>
+    <w:unhideWhenUsed/>
+    <w:rsid w:val="002D1BC7"/>
+    <w:pPr>
+      <w:spacing w:after="100"/>
+      <w:ind w:left="440"/>
+    </w:pPr>
+  </w:style>
+  <w:style w:type="character" w:styleId="Hyperlink">
+    <w:name w:val="Hyperlink"/>
+    <w:basedOn w:val="DefaultParagraphFont"/>
+    <w:uiPriority w:val="99"/>
+    <w:unhideWhenUsed/>
+    <w:rsid w:val="002D1BC7"/>
+    <w:rPr>
+      <w:color w:val="0563C1" w:themeColor="hyperlink"/>
+      <w:u w:val="single"/>
+    </w:rPr>
+  </w:style>
 </w:styles>
 </file>
 
@@ -3072,4 +5732,16 @@
     </a:ext>
   </a:extLst>
 </a:theme>
+</file>
+
+<file path=customXml/item1.xml><?xml version="1.0" encoding="utf-8"?>
+<b:Sources xmlns:b="http://schemas.openxmlformats.org/officeDocument/2006/bibliography" xmlns="http://schemas.openxmlformats.org/officeDocument/2006/bibliography" SelectedStyle="\APASixthEditionOfficeOnline.xsl" StyleName="APA" Version="6"/>
+</file>
+
+<file path=customXml/itemProps1.xml><?xml version="1.0" encoding="utf-8"?>
+<ds:datastoreItem xmlns:ds="http://schemas.openxmlformats.org/officeDocument/2006/customXml" ds:itemID="{8331C188-2152-4B4B-A7BA-19F804BC9B96}">
+  <ds:schemaRefs>
+    <ds:schemaRef ds:uri="http://schemas.openxmlformats.org/officeDocument/2006/bibliography"/>
+  </ds:schemaRefs>
+</ds:datastoreItem>
 </file>
--- a/report/docx/2370389_LEDAT_THESIS.docx
+++ b/report/docx/2370389_LEDAT_THESIS.docx
@@ -378,6 +378,7 @@
     <w:p>
       <w:pPr>
         <w:pStyle w:val="Chubinhthuong"/>
+        <w:spacing w:after="0"/>
       </w:pPr>
       <w:r>
         <w:lastRenderedPageBreak/>
@@ -394,22 +395,16 @@
     <w:p>
       <w:pPr>
         <w:pStyle w:val="Chubinhthuong"/>
-      </w:pPr>
-      <w:r>
-        <w:t xml:space="preserve">Cán bộ hướng dẫn khoa </w:t>
-      </w:r>
-      <w:proofErr w:type="gramStart"/>
-      <w:r>
-        <w:t>học :</w:t>
-      </w:r>
-      <w:proofErr w:type="gramEnd"/>
-      <w:r>
-        <w:t xml:space="preserve"> ..................................................................</w:t>
+        <w:spacing w:after="0"/>
+      </w:pPr>
+      <w:r>
+        <w:t>Cán bộ hướng dẫn khoa học : ..................................................................</w:t>
       </w:r>
     </w:p>
     <w:p>
       <w:pPr>
         <w:pStyle w:val="Chubinhthuong"/>
+        <w:spacing w:after="0"/>
       </w:pPr>
       <w:r>
         <w:t xml:space="preserve">    </w:t>
@@ -427,22 +422,16 @@
     <w:p>
       <w:pPr>
         <w:pStyle w:val="Chubinhthuong"/>
-      </w:pPr>
-      <w:r>
-        <w:t xml:space="preserve">Cán bộ chấm nhận xét </w:t>
-      </w:r>
-      <w:proofErr w:type="gramStart"/>
-      <w:r>
-        <w:t>1 :</w:t>
-      </w:r>
-      <w:proofErr w:type="gramEnd"/>
-      <w:r>
-        <w:t xml:space="preserve"> ........................................................................</w:t>
+        <w:spacing w:after="0"/>
+      </w:pPr>
+      <w:r>
+        <w:t>Cán bộ chấm nhận xét 1 : ........................................................................</w:t>
       </w:r>
     </w:p>
     <w:p>
       <w:pPr>
         <w:pStyle w:val="Chubinhthuong"/>
+        <w:spacing w:after="0"/>
       </w:pPr>
       <w:r>
         <w:t xml:space="preserve">    </w:t>
@@ -460,22 +449,16 @@
     <w:p>
       <w:pPr>
         <w:pStyle w:val="Chubinhthuong"/>
-      </w:pPr>
-      <w:r>
-        <w:t xml:space="preserve">Cán bộ chấm nhận xét </w:t>
-      </w:r>
-      <w:proofErr w:type="gramStart"/>
-      <w:r>
-        <w:t>2 :</w:t>
-      </w:r>
-      <w:proofErr w:type="gramEnd"/>
-      <w:r>
-        <w:t xml:space="preserve"> ........................................................................</w:t>
+        <w:spacing w:after="0"/>
+      </w:pPr>
+      <w:r>
+        <w:t>Cán bộ chấm nhận xét 2 : ........................................................................</w:t>
       </w:r>
     </w:p>
     <w:p>
       <w:pPr>
         <w:pStyle w:val="Chubinhthuong"/>
+        <w:spacing w:after="0"/>
       </w:pPr>
       <w:r>
         <w:t xml:space="preserve">    </w:t>
@@ -493,6 +476,7 @@
     <w:p>
       <w:pPr>
         <w:pStyle w:val="Chubinhthuong"/>
+        <w:spacing w:after="0"/>
       </w:pPr>
       <w:r>
         <w:t>Luận văn thạc sĩ được bảo vệ tại Trường Đại học Bách Khoa, ĐHQG Tp. HCM</w:t>
@@ -501,38 +485,16 @@
     <w:p>
       <w:pPr>
         <w:pStyle w:val="Chubinhthuong"/>
-      </w:pPr>
-      <w:r>
-        <w:t xml:space="preserve">ngày </w:t>
-      </w:r>
-      <w:proofErr w:type="gramStart"/>
-      <w:r>
-        <w:t>. . . .</w:t>
-      </w:r>
-      <w:proofErr w:type="gramEnd"/>
-      <w:r>
-        <w:t xml:space="preserve"> . tháng </w:t>
-      </w:r>
-      <w:proofErr w:type="gramStart"/>
-      <w:r>
-        <w:t>. . . .</w:t>
-      </w:r>
-      <w:proofErr w:type="gramEnd"/>
-      <w:r>
-        <w:t xml:space="preserve"> năm </w:t>
-      </w:r>
-      <w:proofErr w:type="gramStart"/>
-      <w:r>
-        <w:t>. . . .</w:t>
-      </w:r>
-      <w:proofErr w:type="gramEnd"/>
-      <w:r>
-        <w:t xml:space="preserve"> .</w:t>
+        <w:spacing w:after="0"/>
+      </w:pPr>
+      <w:r>
+        <w:t>ngày . . . . . tháng . . . . năm . . . . .</w:t>
       </w:r>
     </w:p>
     <w:p>
       <w:pPr>
         <w:pStyle w:val="Chubinhthuong"/>
+        <w:spacing w:after="0"/>
       </w:pPr>
       <w:r>
         <w:t>Thành phần Hội đồng đánh giá luận văn thạc sĩ gồm:</w:t>
@@ -541,6 +503,7 @@
     <w:p>
       <w:pPr>
         <w:pStyle w:val="Chubinhthuong"/>
+        <w:spacing w:after="0"/>
       </w:pPr>
       <w:r>
         <w:t>(Ghi rõ họ, tên, học hàm, học vị của Hội đồng chấm bảo vệ luận văn thạc sĩ)</w:t>
@@ -549,6 +512,7 @@
     <w:p>
       <w:pPr>
         <w:pStyle w:val="Chubinhthuong"/>
+        <w:spacing w:after="0"/>
       </w:pPr>
       <w:r>
         <w:t>1. ............................................................</w:t>
@@ -557,6 +521,7 @@
     <w:p>
       <w:pPr>
         <w:pStyle w:val="Chubinhthuong"/>
+        <w:spacing w:after="0"/>
       </w:pPr>
       <w:r>
         <w:t>2. ............................................................</w:t>
@@ -565,6 +530,7 @@
     <w:p>
       <w:pPr>
         <w:pStyle w:val="Chubinhthuong"/>
+        <w:spacing w:after="0"/>
       </w:pPr>
       <w:r>
         <w:t>3. ............................................................</w:t>
@@ -573,6 +539,7 @@
     <w:p>
       <w:pPr>
         <w:pStyle w:val="Chubinhthuong"/>
+        <w:spacing w:after="0"/>
       </w:pPr>
       <w:r>
         <w:t>4. ............................................................</w:t>
@@ -581,6 +548,7 @@
     <w:p>
       <w:pPr>
         <w:pStyle w:val="Chubinhthuong"/>
+        <w:spacing w:after="0"/>
       </w:pPr>
       <w:r>
         <w:t>5. ............................................................</w:t>
@@ -589,6 +557,7 @@
     <w:p>
       <w:pPr>
         <w:pStyle w:val="Chubinhthuong"/>
+        <w:spacing w:after="0"/>
       </w:pPr>
       <w:r>
         <w:t>Xác nhận của Chủ tịch Hội đồng đánh giá LV và Trưởng Khoa quản lý chuyên</w:t>
@@ -597,6 +566,7 @@
     <w:p>
       <w:pPr>
         <w:pStyle w:val="Chubinhthuong"/>
+        <w:spacing w:after="0"/>
       </w:pPr>
       <w:r>
         <w:t>ngành sau khi luận văn đã được sửa chữa (nếu có).</w:t>
@@ -605,6 +575,7 @@
     <w:p>
       <w:pPr>
         <w:pStyle w:val="Chubinhthuong"/>
+        <w:spacing w:after="0"/>
       </w:pPr>
     </w:p>
     <w:tbl>
@@ -634,6 +605,7 @@
           <w:p>
             <w:pPr>
               <w:pStyle w:val="Chubinhthuong"/>
+              <w:spacing w:after="0"/>
               <w:rPr>
                 <w:b/>
                 <w:bCs/>
@@ -655,6 +627,7 @@
           <w:p>
             <w:pPr>
               <w:pStyle w:val="Chubinhthuong"/>
+              <w:spacing w:after="0"/>
               <w:rPr>
                 <w:b/>
                 <w:bCs/>
@@ -680,6 +653,7 @@
     </w:tbl>
     <w:p>
       <w:pPr>
+        <w:spacing w:after="0"/>
         <w:jc w:val="both"/>
         <w:rPr>
           <w:rFonts w:ascii="Times New Roman" w:hAnsi="Times New Roman" w:cs="Times New Roman"/>
@@ -811,6 +785,7 @@
     <w:p>
       <w:pPr>
         <w:pStyle w:val="Chubinhthuong"/>
+        <w:spacing w:after="0"/>
         <w:rPr>
           <w:sz w:val="32"/>
           <w:szCs w:val="32"/>
@@ -954,6 +929,7 @@
     <w:p>
       <w:pPr>
         <w:pStyle w:val="Chubinhthuong"/>
+        <w:spacing w:after="0"/>
         <w:ind w:firstLine="0"/>
         <w:jc w:val="center"/>
         <w:rPr>
@@ -976,6 +952,7 @@
     <w:p>
       <w:pPr>
         <w:pStyle w:val="Chubinhthuong"/>
+        <w:spacing w:after="0"/>
         <w:ind w:firstLine="0"/>
       </w:pPr>
       <w:r>
@@ -985,6 +962,7 @@
     <w:p>
       <w:pPr>
         <w:pStyle w:val="Chubinhthuong"/>
+        <w:spacing w:after="0"/>
         <w:ind w:firstLine="0"/>
       </w:pPr>
       <w:r>
@@ -994,23 +972,17 @@
     <w:p>
       <w:pPr>
         <w:pStyle w:val="Chubinhthuong"/>
+        <w:spacing w:after="0"/>
         <w:ind w:firstLine="0"/>
       </w:pPr>
       <w:r>
-        <w:t xml:space="preserve">Chuyên ngành: ................................................................ Mã </w:t>
-      </w:r>
-      <w:proofErr w:type="gramStart"/>
-      <w:r>
-        <w:t>số :</w:t>
-      </w:r>
-      <w:proofErr w:type="gramEnd"/>
-      <w:r>
-        <w:t xml:space="preserve"> ...............................</w:t>
+        <w:t>Chuyên ngành: ................................................................ Mã số : ...............................</w:t>
       </w:r>
     </w:p>
     <w:p>
       <w:pPr>
         <w:pStyle w:val="Chubinhthuong"/>
+        <w:spacing w:after="0"/>
         <w:ind w:firstLine="0"/>
       </w:pPr>
       <w:r>
@@ -1033,6 +1005,7 @@
     <w:p>
       <w:pPr>
         <w:pStyle w:val="Chubinhthuong"/>
+        <w:spacing w:after="0"/>
         <w:ind w:firstLine="0"/>
       </w:pPr>
       <w:r>
@@ -1042,6 +1015,7 @@
     <w:p>
       <w:pPr>
         <w:pStyle w:val="Chubinhthuong"/>
+        <w:spacing w:after="0"/>
         <w:ind w:firstLine="0"/>
       </w:pPr>
       <w:r>
@@ -1051,6 +1025,7 @@
     <w:p>
       <w:pPr>
         <w:pStyle w:val="Chubinhthuong"/>
+        <w:spacing w:after="0"/>
         <w:ind w:firstLine="0"/>
       </w:pPr>
       <w:r>
@@ -1077,6 +1052,7 @@
     <w:p>
       <w:pPr>
         <w:pStyle w:val="Chubinhthuong"/>
+        <w:spacing w:after="0"/>
         <w:ind w:firstLine="0"/>
       </w:pPr>
       <w:r>
@@ -1086,6 +1062,7 @@
     <w:p>
       <w:pPr>
         <w:pStyle w:val="Chubinhthuong"/>
+        <w:spacing w:after="0"/>
         <w:ind w:firstLine="0"/>
       </w:pPr>
       <w:r>
@@ -1095,6 +1072,7 @@
     <w:p>
       <w:pPr>
         <w:pStyle w:val="Chubinhthuong"/>
+        <w:spacing w:after="0"/>
         <w:ind w:firstLine="0"/>
       </w:pPr>
       <w:r>
@@ -1104,6 +1082,7 @@
     <w:p>
       <w:pPr>
         <w:pStyle w:val="Chubinhthuong"/>
+        <w:spacing w:after="0"/>
         <w:ind w:firstLine="0"/>
       </w:pPr>
       <w:r>
@@ -1113,6 +1092,7 @@
     <w:p>
       <w:pPr>
         <w:pStyle w:val="Chubinhthuong"/>
+        <w:spacing w:after="0"/>
         <w:ind w:firstLine="0"/>
       </w:pPr>
       <w:r>
@@ -1120,27 +1100,39 @@
           <w:b/>
           <w:bCs/>
         </w:rPr>
-        <w:t xml:space="preserve">II. NGÀY GIAO NHIỆM </w:t>
-      </w:r>
-      <w:proofErr w:type="gramStart"/>
+        <w:t>II. NGÀY GIAO NHIỆM VỤ :</w:t>
+      </w:r>
+      <w:r>
+        <w:t xml:space="preserve"> </w:t>
+      </w:r>
+      <w:r>
+        <w:t>...................................................................................</w:t>
+      </w:r>
+    </w:p>
+    <w:p>
+      <w:pPr>
+        <w:pStyle w:val="Chubinhthuong"/>
+        <w:spacing w:after="0"/>
+        <w:ind w:firstLine="0"/>
+      </w:pPr>
       <w:r>
         <w:rPr>
           <w:b/>
           <w:bCs/>
         </w:rPr>
-        <w:t>VỤ :</w:t>
-      </w:r>
-      <w:proofErr w:type="gramEnd"/>
+        <w:t>III. NGÀY HOÀN THÀNH NHIỆM VỤ:</w:t>
+      </w:r>
       <w:r>
         <w:t xml:space="preserve"> </w:t>
       </w:r>
       <w:r>
-        <w:t>...................................................................................</w:t>
+        <w:t>.................................................................</w:t>
       </w:r>
     </w:p>
     <w:p>
       <w:pPr>
         <w:pStyle w:val="Chubinhthuong"/>
+        <w:spacing w:after="0"/>
         <w:ind w:firstLine="0"/>
       </w:pPr>
       <w:r>
@@ -1148,43 +1140,25 @@
           <w:b/>
           <w:bCs/>
         </w:rPr>
-        <w:t>III. NGÀY HOÀN THÀNH NHIỆM VỤ:</w:t>
+        <w:t>IV.CÁN BỘ HƯỚNG DẪN</w:t>
+      </w:r>
+      <w:r>
+        <w:t xml:space="preserve"> (Ghi rõ học hàm, học vị, họ, tên):</w:t>
       </w:r>
       <w:r>
         <w:t xml:space="preserve"> </w:t>
       </w:r>
       <w:r>
-        <w:t>.................................................................</w:t>
+        <w:t>.........................</w:t>
+      </w:r>
+      <w:r>
+        <w:t>...........</w:t>
       </w:r>
     </w:p>
     <w:p>
       <w:pPr>
         <w:pStyle w:val="Chubinhthuong"/>
-        <w:ind w:firstLine="0"/>
-      </w:pPr>
-      <w:r>
-        <w:rPr>
-          <w:b/>
-          <w:bCs/>
-        </w:rPr>
-        <w:t>IV.CÁN BỘ HƯỚNG DẪN</w:t>
-      </w:r>
-      <w:r>
-        <w:t xml:space="preserve"> (Ghi rõ học hàm, học vị, họ, tên):</w:t>
-      </w:r>
-      <w:r>
-        <w:t xml:space="preserve"> </w:t>
-      </w:r>
-      <w:r>
-        <w:t>.........................</w:t>
-      </w:r>
-      <w:r>
-        <w:t>...........</w:t>
-      </w:r>
-    </w:p>
-    <w:p>
-      <w:pPr>
-        <w:pStyle w:val="Chubinhthuong"/>
+        <w:spacing w:after="0"/>
         <w:ind w:firstLine="0"/>
       </w:pPr>
       <w:r>
@@ -1217,6 +1191,7 @@
           <w:p>
             <w:pPr>
               <w:pStyle w:val="Chubinhthuong"/>
+              <w:spacing w:after="0"/>
               <w:ind w:firstLine="0"/>
             </w:pPr>
           </w:p>
@@ -1228,6 +1203,7 @@
           <w:p>
             <w:pPr>
               <w:pStyle w:val="Chubinhthuong"/>
+              <w:spacing w:after="0"/>
               <w:ind w:firstLine="0"/>
               <w:rPr>
                 <w:i/>
@@ -1239,39 +1215,7 @@
                 <w:i/>
                 <w:iCs/>
               </w:rPr>
-              <w:t xml:space="preserve">Tp. HCM, ngày </w:t>
-            </w:r>
-            <w:proofErr w:type="gramStart"/>
-            <w:r>
-              <w:rPr>
-                <w:i/>
-                <w:iCs/>
-              </w:rPr>
-              <w:t>. . . .</w:t>
-            </w:r>
-            <w:proofErr w:type="gramEnd"/>
-            <w:r>
-              <w:rPr>
-                <w:i/>
-                <w:iCs/>
-              </w:rPr>
-              <w:t xml:space="preserve"> </w:t>
-            </w:r>
-            <w:proofErr w:type="gramStart"/>
-            <w:r>
-              <w:rPr>
-                <w:i/>
-                <w:iCs/>
-              </w:rPr>
-              <w:t>tháng .</w:t>
-            </w:r>
-            <w:proofErr w:type="gramEnd"/>
-            <w:r>
-              <w:rPr>
-                <w:i/>
-                <w:iCs/>
-              </w:rPr>
-              <w:t>. . . năm 20....</w:t>
+              <w:t>Tp. HCM, ngày . . . . tháng .. . . năm 20....</w:t>
             </w:r>
           </w:p>
         </w:tc>
@@ -1377,6 +1321,66 @@
                 <w:bCs/>
               </w:rPr>
             </w:pPr>
+          </w:p>
+          <w:p>
+            <w:pPr>
+              <w:pStyle w:val="Chubinhthuong"/>
+              <w:spacing w:after="0" w:line="240" w:lineRule="auto"/>
+              <w:ind w:firstLine="0"/>
+              <w:jc w:val="center"/>
+              <w:rPr>
+                <w:b/>
+                <w:bCs/>
+              </w:rPr>
+            </w:pPr>
+          </w:p>
+          <w:p>
+            <w:pPr>
+              <w:pStyle w:val="Chubinhthuong"/>
+              <w:spacing w:after="0" w:line="240" w:lineRule="auto"/>
+              <w:ind w:firstLine="0"/>
+              <w:jc w:val="center"/>
+              <w:rPr>
+                <w:b/>
+                <w:bCs/>
+              </w:rPr>
+            </w:pPr>
+          </w:p>
+          <w:p>
+            <w:pPr>
+              <w:pStyle w:val="Chubinhthuong"/>
+              <w:spacing w:after="0" w:line="240" w:lineRule="auto"/>
+              <w:ind w:firstLine="0"/>
+              <w:jc w:val="center"/>
+              <w:rPr>
+                <w:b/>
+                <w:bCs/>
+              </w:rPr>
+            </w:pPr>
+          </w:p>
+          <w:p>
+            <w:pPr>
+              <w:pStyle w:val="Chubinhthuong"/>
+              <w:spacing w:after="0" w:line="240" w:lineRule="auto"/>
+              <w:ind w:firstLine="0"/>
+              <w:jc w:val="center"/>
+              <w:rPr>
+                <w:b/>
+                <w:bCs/>
+              </w:rPr>
+            </w:pPr>
+          </w:p>
+          <w:p>
+            <w:pPr>
+              <w:pStyle w:val="Chubinhthuong"/>
+              <w:spacing w:after="0" w:line="240" w:lineRule="auto"/>
+              <w:ind w:firstLine="0"/>
+              <w:jc w:val="center"/>
+              <w:rPr>
+                <w:b/>
+                <w:bCs/>
+              </w:rPr>
+            </w:pPr>
             <w:r>
               <w:rPr>
                 <w:b/>
@@ -1405,8 +1409,25 @@
         <w:ind w:firstLine="0"/>
       </w:pPr>
     </w:p>
+    <w:p>
+      <w:pPr>
+        <w:spacing w:after="160" w:line="259" w:lineRule="auto"/>
+        <w:ind w:firstLine="0"/>
+      </w:pPr>
+      <w:r>
+        <w:br w:type="page"/>
+      </w:r>
+    </w:p>
     <w:sdt>
       <w:sdtPr>
+        <w:rPr>
+          <w:rFonts w:asciiTheme="minorHAnsi" w:eastAsiaTheme="minorHAnsi" w:hAnsiTheme="minorHAnsi" w:cstheme="minorBidi"/>
+          <w:color w:val="auto"/>
+          <w:kern w:val="2"/>
+          <w:sz w:val="22"/>
+          <w:szCs w:val="22"/>
+          <w14:ligatures w14:val="standardContextual"/>
+        </w:rPr>
         <w:id w:val="-1027254203"/>
         <w:docPartObj>
           <w:docPartGallery w:val="Table of Contents"/>
@@ -1415,15 +1436,9 @@
       </w:sdtPr>
       <w:sdtEndPr>
         <w:rPr>
-          <w:rFonts w:asciiTheme="minorHAnsi" w:eastAsiaTheme="minorHAnsi" w:hAnsiTheme="minorHAnsi" w:cstheme="minorBidi"/>
           <w:b/>
           <w:bCs/>
           <w:noProof/>
-          <w:color w:val="auto"/>
-          <w:kern w:val="2"/>
-          <w:sz w:val="22"/>
-          <w:szCs w:val="22"/>
-          <w14:ligatures w14:val="standardContextual"/>
         </w:rPr>
       </w:sdtEndPr>
       <w:sdtContent>
@@ -1442,47 +1457,26 @@
               <w:sz w:val="26"/>
               <w:szCs w:val="26"/>
             </w:rPr>
-            <w:t>Table of Contents</w:t>
+            <w:t>MỤC LỤC</w:t>
           </w:r>
         </w:p>
         <w:p>
           <w:pPr>
             <w:pStyle w:val="TOC1"/>
-            <w:tabs>
-              <w:tab w:val="left" w:pos="1852"/>
-              <w:tab w:val="right" w:leader="dot" w:pos="8777"/>
-            </w:tabs>
             <w:rPr>
-              <w:rFonts w:ascii="Times New Roman" w:eastAsiaTheme="minorEastAsia" w:hAnsi="Times New Roman" w:cs="Times New Roman"/>
+              <w:rFonts w:eastAsiaTheme="minorEastAsia"/>
               <w:noProof/>
               <w:kern w:val="0"/>
-              <w:sz w:val="26"/>
-              <w:szCs w:val="26"/>
               <w14:ligatures w14:val="none"/>
             </w:rPr>
           </w:pPr>
           <w:r>
-            <w:rPr>
-              <w:rFonts w:ascii="Times New Roman" w:hAnsi="Times New Roman" w:cs="Times New Roman"/>
-              <w:sz w:val="26"/>
-              <w:szCs w:val="26"/>
-            </w:rPr>
             <w:fldChar w:fldCharType="begin"/>
           </w:r>
           <w:r>
-            <w:rPr>
-              <w:rFonts w:ascii="Times New Roman" w:hAnsi="Times New Roman" w:cs="Times New Roman"/>
-              <w:sz w:val="26"/>
-              <w:szCs w:val="26"/>
-            </w:rPr>
             <w:instrText xml:space="preserve"> TOC \o "1-3" \h \z \u </w:instrText>
           </w:r>
           <w:r>
-            <w:rPr>
-              <w:rFonts w:ascii="Times New Roman" w:hAnsi="Times New Roman" w:cs="Times New Roman"/>
-              <w:sz w:val="26"/>
-              <w:szCs w:val="26"/>
-            </w:rPr>
             <w:fldChar w:fldCharType="separate"/>
           </w:r>
           <w:hyperlink w:anchor="_Toc209536285" w:history="1">
@@ -1498,91 +1492,68 @@
             </w:r>
             <w:r>
               <w:rPr>
-                <w:rFonts w:ascii="Times New Roman" w:eastAsiaTheme="minorEastAsia" w:hAnsi="Times New Roman" w:cs="Times New Roman"/>
+                <w:rFonts w:eastAsiaTheme="minorEastAsia"/>
                 <w:noProof/>
                 <w:kern w:val="0"/>
+                <w14:ligatures w14:val="none"/>
+              </w:rPr>
+              <w:tab/>
+            </w:r>
+            <w:r>
+              <w:rPr>
+                <w:rStyle w:val="Hyperlink"/>
+                <w:rFonts w:ascii="Times New Roman" w:hAnsi="Times New Roman" w:cs="Times New Roman"/>
+                <w:noProof/>
                 <w:sz w:val="26"/>
                 <w:szCs w:val="26"/>
-                <w14:ligatures w14:val="none"/>
+              </w:rPr>
+              <w:t>Video provides</w:t>
+            </w:r>
+            <w:r>
+              <w:rPr>
+                <w:noProof/>
+                <w:webHidden/>
               </w:rPr>
               <w:tab/>
             </w:r>
             <w:r>
               <w:rPr>
-                <w:rStyle w:val="Hyperlink"/>
-                <w:rFonts w:ascii="Times New Roman" w:hAnsi="Times New Roman" w:cs="Times New Roman"/>
-                <w:noProof/>
-                <w:sz w:val="26"/>
-                <w:szCs w:val="26"/>
-              </w:rPr>
-              <w:t>Video provides</w:t>
-            </w:r>
-            <w:r>
-              <w:rPr>
-                <w:rFonts w:ascii="Times New Roman" w:hAnsi="Times New Roman" w:cs="Times New Roman"/>
-                <w:noProof/>
-                <w:webHidden/>
-                <w:sz w:val="26"/>
-                <w:szCs w:val="26"/>
-              </w:rPr>
-              <w:tab/>
-            </w:r>
-            <w:r>
-              <w:rPr>
-                <w:rFonts w:ascii="Times New Roman" w:hAnsi="Times New Roman" w:cs="Times New Roman"/>
-                <w:noProof/>
-                <w:webHidden/>
-                <w:sz w:val="26"/>
-                <w:szCs w:val="26"/>
+                <w:noProof/>
+                <w:webHidden/>
               </w:rPr>
               <w:fldChar w:fldCharType="begin"/>
             </w:r>
             <w:r>
               <w:rPr>
-                <w:rFonts w:ascii="Times New Roman" w:hAnsi="Times New Roman" w:cs="Times New Roman"/>
-                <w:noProof/>
-                <w:webHidden/>
-                <w:sz w:val="26"/>
-                <w:szCs w:val="26"/>
+                <w:noProof/>
+                <w:webHidden/>
               </w:rPr>
               <w:instrText xml:space="preserve"> PAGEREF _Toc209536285 \h </w:instrText>
             </w:r>
             <w:r>
               <w:rPr>
-                <w:rFonts w:ascii="Times New Roman" w:hAnsi="Times New Roman" w:cs="Times New Roman"/>
-                <w:noProof/>
-                <w:webHidden/>
-                <w:sz w:val="26"/>
-                <w:szCs w:val="26"/>
-              </w:rPr>
-            </w:r>
-            <w:r>
-              <w:rPr>
-                <w:rFonts w:ascii="Times New Roman" w:hAnsi="Times New Roman" w:cs="Times New Roman"/>
-                <w:noProof/>
-                <w:webHidden/>
-                <w:sz w:val="26"/>
-                <w:szCs w:val="26"/>
+                <w:noProof/>
+                <w:webHidden/>
+              </w:rPr>
+            </w:r>
+            <w:r>
+              <w:rPr>
+                <w:noProof/>
+                <w:webHidden/>
               </w:rPr>
               <w:fldChar w:fldCharType="separate"/>
             </w:r>
             <w:r>
               <w:rPr>
-                <w:rFonts w:ascii="Times New Roman" w:hAnsi="Times New Roman" w:cs="Times New Roman"/>
-                <w:noProof/>
-                <w:webHidden/>
-                <w:sz w:val="26"/>
-                <w:szCs w:val="26"/>
+                <w:noProof/>
+                <w:webHidden/>
               </w:rPr>
               <w:t>5</w:t>
             </w:r>
             <w:r>
               <w:rPr>
-                <w:rFonts w:ascii="Times New Roman" w:hAnsi="Times New Roman" w:cs="Times New Roman"/>
-                <w:noProof/>
-                <w:webHidden/>
-                <w:sz w:val="26"/>
-                <w:szCs w:val="26"/>
+                <w:noProof/>
+                <w:webHidden/>
               </w:rPr>
               <w:fldChar w:fldCharType="end"/>
             </w:r>
@@ -1591,16 +1562,10 @@
         <w:p>
           <w:pPr>
             <w:pStyle w:val="TOC2"/>
-            <w:tabs>
-              <w:tab w:val="left" w:pos="1540"/>
-              <w:tab w:val="right" w:leader="dot" w:pos="8777"/>
-            </w:tabs>
             <w:rPr>
-              <w:rFonts w:ascii="Times New Roman" w:eastAsiaTheme="minorEastAsia" w:hAnsi="Times New Roman" w:cs="Times New Roman"/>
+              <w:rFonts w:eastAsiaTheme="minorEastAsia"/>
               <w:noProof/>
               <w:kern w:val="0"/>
-              <w:sz w:val="26"/>
-              <w:szCs w:val="26"/>
               <w14:ligatures w14:val="none"/>
             </w:rPr>
           </w:pPr>
@@ -1617,91 +1582,68 @@
             </w:r>
             <w:r>
               <w:rPr>
-                <w:rFonts w:ascii="Times New Roman" w:eastAsiaTheme="minorEastAsia" w:hAnsi="Times New Roman" w:cs="Times New Roman"/>
+                <w:rFonts w:eastAsiaTheme="minorEastAsia"/>
                 <w:noProof/>
                 <w:kern w:val="0"/>
+                <w14:ligatures w14:val="none"/>
+              </w:rPr>
+              <w:tab/>
+            </w:r>
+            <w:r>
+              <w:rPr>
+                <w:rStyle w:val="Hyperlink"/>
+                <w:rFonts w:ascii="Times New Roman" w:hAnsi="Times New Roman" w:cs="Times New Roman"/>
+                <w:noProof/>
                 <w:sz w:val="26"/>
                 <w:szCs w:val="26"/>
-                <w14:ligatures w14:val="none"/>
+              </w:rPr>
+              <w:t>a powerful way to help</w:t>
+            </w:r>
+            <w:r>
+              <w:rPr>
+                <w:noProof/>
+                <w:webHidden/>
               </w:rPr>
               <w:tab/>
             </w:r>
             <w:r>
               <w:rPr>
-                <w:rStyle w:val="Hyperlink"/>
-                <w:rFonts w:ascii="Times New Roman" w:hAnsi="Times New Roman" w:cs="Times New Roman"/>
-                <w:noProof/>
-                <w:sz w:val="26"/>
-                <w:szCs w:val="26"/>
-              </w:rPr>
-              <w:t>a powerful way to help</w:t>
-            </w:r>
-            <w:r>
-              <w:rPr>
-                <w:rFonts w:ascii="Times New Roman" w:hAnsi="Times New Roman" w:cs="Times New Roman"/>
-                <w:noProof/>
-                <w:webHidden/>
-                <w:sz w:val="26"/>
-                <w:szCs w:val="26"/>
-              </w:rPr>
-              <w:tab/>
-            </w:r>
-            <w:r>
-              <w:rPr>
-                <w:rFonts w:ascii="Times New Roman" w:hAnsi="Times New Roman" w:cs="Times New Roman"/>
-                <w:noProof/>
-                <w:webHidden/>
-                <w:sz w:val="26"/>
-                <w:szCs w:val="26"/>
+                <w:noProof/>
+                <w:webHidden/>
               </w:rPr>
               <w:fldChar w:fldCharType="begin"/>
             </w:r>
             <w:r>
               <w:rPr>
-                <w:rFonts w:ascii="Times New Roman" w:hAnsi="Times New Roman" w:cs="Times New Roman"/>
-                <w:noProof/>
-                <w:webHidden/>
-                <w:sz w:val="26"/>
-                <w:szCs w:val="26"/>
+                <w:noProof/>
+                <w:webHidden/>
               </w:rPr>
               <w:instrText xml:space="preserve"> PAGEREF _Toc209536286 \h </w:instrText>
             </w:r>
             <w:r>
               <w:rPr>
-                <w:rFonts w:ascii="Times New Roman" w:hAnsi="Times New Roman" w:cs="Times New Roman"/>
-                <w:noProof/>
-                <w:webHidden/>
-                <w:sz w:val="26"/>
-                <w:szCs w:val="26"/>
-              </w:rPr>
-            </w:r>
-            <w:r>
-              <w:rPr>
-                <w:rFonts w:ascii="Times New Roman" w:hAnsi="Times New Roman" w:cs="Times New Roman"/>
-                <w:noProof/>
-                <w:webHidden/>
-                <w:sz w:val="26"/>
-                <w:szCs w:val="26"/>
+                <w:noProof/>
+                <w:webHidden/>
+              </w:rPr>
+            </w:r>
+            <w:r>
+              <w:rPr>
+                <w:noProof/>
+                <w:webHidden/>
               </w:rPr>
               <w:fldChar w:fldCharType="separate"/>
             </w:r>
             <w:r>
               <w:rPr>
-                <w:rFonts w:ascii="Times New Roman" w:hAnsi="Times New Roman" w:cs="Times New Roman"/>
-                <w:noProof/>
-                <w:webHidden/>
-                <w:sz w:val="26"/>
-                <w:szCs w:val="26"/>
+                <w:noProof/>
+                <w:webHidden/>
               </w:rPr>
               <w:t>5</w:t>
             </w:r>
             <w:r>
               <w:rPr>
-                <w:rFonts w:ascii="Times New Roman" w:hAnsi="Times New Roman" w:cs="Times New Roman"/>
-                <w:noProof/>
-                <w:webHidden/>
-                <w:sz w:val="26"/>
-                <w:szCs w:val="26"/>
+                <w:noProof/>
+                <w:webHidden/>
               </w:rPr>
               <w:fldChar w:fldCharType="end"/>
             </w:r>
@@ -1710,16 +1652,10 @@
         <w:p>
           <w:pPr>
             <w:pStyle w:val="TOC3"/>
-            <w:tabs>
-              <w:tab w:val="left" w:pos="1826"/>
-              <w:tab w:val="right" w:leader="dot" w:pos="8777"/>
-            </w:tabs>
             <w:rPr>
-              <w:rFonts w:ascii="Times New Roman" w:eastAsiaTheme="minorEastAsia" w:hAnsi="Times New Roman" w:cs="Times New Roman"/>
+              <w:rFonts w:eastAsiaTheme="minorEastAsia"/>
               <w:noProof/>
               <w:kern w:val="0"/>
-              <w:sz w:val="26"/>
-              <w:szCs w:val="26"/>
               <w14:ligatures w14:val="none"/>
             </w:rPr>
           </w:pPr>
@@ -1736,91 +1672,68 @@
             </w:r>
             <w:r>
               <w:rPr>
-                <w:rFonts w:ascii="Times New Roman" w:eastAsiaTheme="minorEastAsia" w:hAnsi="Times New Roman" w:cs="Times New Roman"/>
+                <w:rFonts w:eastAsiaTheme="minorEastAsia"/>
                 <w:noProof/>
                 <w:kern w:val="0"/>
+                <w14:ligatures w14:val="none"/>
+              </w:rPr>
+              <w:tab/>
+            </w:r>
+            <w:r>
+              <w:rPr>
+                <w:rStyle w:val="Hyperlink"/>
+                <w:rFonts w:ascii="Times New Roman" w:hAnsi="Times New Roman" w:cs="Times New Roman"/>
+                <w:noProof/>
                 <w:sz w:val="26"/>
                 <w:szCs w:val="26"/>
-                <w14:ligatures w14:val="none"/>
+              </w:rPr>
+              <w:t>you prove your point. When you</w:t>
+            </w:r>
+            <w:r>
+              <w:rPr>
+                <w:noProof/>
+                <w:webHidden/>
               </w:rPr>
               <w:tab/>
             </w:r>
             <w:r>
               <w:rPr>
-                <w:rStyle w:val="Hyperlink"/>
-                <w:rFonts w:ascii="Times New Roman" w:hAnsi="Times New Roman" w:cs="Times New Roman"/>
-                <w:noProof/>
-                <w:sz w:val="26"/>
-                <w:szCs w:val="26"/>
-              </w:rPr>
-              <w:t>you prove your point. When you</w:t>
-            </w:r>
-            <w:r>
-              <w:rPr>
-                <w:rFonts w:ascii="Times New Roman" w:hAnsi="Times New Roman" w:cs="Times New Roman"/>
-                <w:noProof/>
-                <w:webHidden/>
-                <w:sz w:val="26"/>
-                <w:szCs w:val="26"/>
-              </w:rPr>
-              <w:tab/>
-            </w:r>
-            <w:r>
-              <w:rPr>
-                <w:rFonts w:ascii="Times New Roman" w:hAnsi="Times New Roman" w:cs="Times New Roman"/>
-                <w:noProof/>
-                <w:webHidden/>
-                <w:sz w:val="26"/>
-                <w:szCs w:val="26"/>
+                <w:noProof/>
+                <w:webHidden/>
               </w:rPr>
               <w:fldChar w:fldCharType="begin"/>
             </w:r>
             <w:r>
               <w:rPr>
-                <w:rFonts w:ascii="Times New Roman" w:hAnsi="Times New Roman" w:cs="Times New Roman"/>
-                <w:noProof/>
-                <w:webHidden/>
-                <w:sz w:val="26"/>
-                <w:szCs w:val="26"/>
+                <w:noProof/>
+                <w:webHidden/>
               </w:rPr>
               <w:instrText xml:space="preserve"> PAGEREF _Toc209536287 \h </w:instrText>
             </w:r>
             <w:r>
               <w:rPr>
-                <w:rFonts w:ascii="Times New Roman" w:hAnsi="Times New Roman" w:cs="Times New Roman"/>
-                <w:noProof/>
-                <w:webHidden/>
-                <w:sz w:val="26"/>
-                <w:szCs w:val="26"/>
-              </w:rPr>
-            </w:r>
-            <w:r>
-              <w:rPr>
-                <w:rFonts w:ascii="Times New Roman" w:hAnsi="Times New Roman" w:cs="Times New Roman"/>
-                <w:noProof/>
-                <w:webHidden/>
-                <w:sz w:val="26"/>
-                <w:szCs w:val="26"/>
+                <w:noProof/>
+                <w:webHidden/>
+              </w:rPr>
+            </w:r>
+            <w:r>
+              <w:rPr>
+                <w:noProof/>
+                <w:webHidden/>
               </w:rPr>
               <w:fldChar w:fldCharType="separate"/>
             </w:r>
             <w:r>
               <w:rPr>
-                <w:rFonts w:ascii="Times New Roman" w:hAnsi="Times New Roman" w:cs="Times New Roman"/>
-                <w:noProof/>
-                <w:webHidden/>
-                <w:sz w:val="26"/>
-                <w:szCs w:val="26"/>
+                <w:noProof/>
+                <w:webHidden/>
               </w:rPr>
               <w:t>5</w:t>
             </w:r>
             <w:r>
               <w:rPr>
-                <w:rFonts w:ascii="Times New Roman" w:hAnsi="Times New Roman" w:cs="Times New Roman"/>
-                <w:noProof/>
-                <w:webHidden/>
-                <w:sz w:val="26"/>
-                <w:szCs w:val="26"/>
+                <w:noProof/>
+                <w:webHidden/>
               </w:rPr>
               <w:fldChar w:fldCharType="end"/>
             </w:r>
@@ -1829,16 +1742,10 @@
         <w:p>
           <w:pPr>
             <w:pStyle w:val="TOC2"/>
-            <w:tabs>
-              <w:tab w:val="left" w:pos="1540"/>
-              <w:tab w:val="right" w:leader="dot" w:pos="8777"/>
-            </w:tabs>
             <w:rPr>
-              <w:rFonts w:ascii="Times New Roman" w:eastAsiaTheme="minorEastAsia" w:hAnsi="Times New Roman" w:cs="Times New Roman"/>
+              <w:rFonts w:eastAsiaTheme="minorEastAsia"/>
               <w:noProof/>
               <w:kern w:val="0"/>
-              <w:sz w:val="26"/>
-              <w:szCs w:val="26"/>
               <w14:ligatures w14:val="none"/>
             </w:rPr>
           </w:pPr>
@@ -1855,91 +1762,68 @@
             </w:r>
             <w:r>
               <w:rPr>
-                <w:rFonts w:ascii="Times New Roman" w:eastAsiaTheme="minorEastAsia" w:hAnsi="Times New Roman" w:cs="Times New Roman"/>
+                <w:rFonts w:eastAsiaTheme="minorEastAsia"/>
                 <w:noProof/>
                 <w:kern w:val="0"/>
+                <w14:ligatures w14:val="none"/>
+              </w:rPr>
+              <w:tab/>
+            </w:r>
+            <w:r>
+              <w:rPr>
+                <w:rStyle w:val="Hyperlink"/>
+                <w:rFonts w:ascii="Times New Roman" w:hAnsi="Times New Roman" w:cs="Times New Roman"/>
+                <w:noProof/>
                 <w:sz w:val="26"/>
                 <w:szCs w:val="26"/>
-                <w14:ligatures w14:val="none"/>
+              </w:rPr>
+              <w:t>Click Insert and</w:t>
+            </w:r>
+            <w:r>
+              <w:rPr>
+                <w:noProof/>
+                <w:webHidden/>
               </w:rPr>
               <w:tab/>
             </w:r>
             <w:r>
               <w:rPr>
-                <w:rStyle w:val="Hyperlink"/>
-                <w:rFonts w:ascii="Times New Roman" w:hAnsi="Times New Roman" w:cs="Times New Roman"/>
-                <w:noProof/>
-                <w:sz w:val="26"/>
-                <w:szCs w:val="26"/>
-              </w:rPr>
-              <w:t>Click Insert and</w:t>
-            </w:r>
-            <w:r>
-              <w:rPr>
-                <w:rFonts w:ascii="Times New Roman" w:hAnsi="Times New Roman" w:cs="Times New Roman"/>
-                <w:noProof/>
-                <w:webHidden/>
-                <w:sz w:val="26"/>
-                <w:szCs w:val="26"/>
-              </w:rPr>
-              <w:tab/>
-            </w:r>
-            <w:r>
-              <w:rPr>
-                <w:rFonts w:ascii="Times New Roman" w:hAnsi="Times New Roman" w:cs="Times New Roman"/>
-                <w:noProof/>
-                <w:webHidden/>
-                <w:sz w:val="26"/>
-                <w:szCs w:val="26"/>
+                <w:noProof/>
+                <w:webHidden/>
               </w:rPr>
               <w:fldChar w:fldCharType="begin"/>
             </w:r>
             <w:r>
               <w:rPr>
-                <w:rFonts w:ascii="Times New Roman" w:hAnsi="Times New Roman" w:cs="Times New Roman"/>
-                <w:noProof/>
-                <w:webHidden/>
-                <w:sz w:val="26"/>
-                <w:szCs w:val="26"/>
+                <w:noProof/>
+                <w:webHidden/>
               </w:rPr>
               <w:instrText xml:space="preserve"> PAGEREF _Toc209536288 \h </w:instrText>
             </w:r>
             <w:r>
               <w:rPr>
-                <w:rFonts w:ascii="Times New Roman" w:hAnsi="Times New Roman" w:cs="Times New Roman"/>
-                <w:noProof/>
-                <w:webHidden/>
-                <w:sz w:val="26"/>
-                <w:szCs w:val="26"/>
-              </w:rPr>
-            </w:r>
-            <w:r>
-              <w:rPr>
-                <w:rFonts w:ascii="Times New Roman" w:hAnsi="Times New Roman" w:cs="Times New Roman"/>
-                <w:noProof/>
-                <w:webHidden/>
-                <w:sz w:val="26"/>
-                <w:szCs w:val="26"/>
+                <w:noProof/>
+                <w:webHidden/>
+              </w:rPr>
+            </w:r>
+            <w:r>
+              <w:rPr>
+                <w:noProof/>
+                <w:webHidden/>
               </w:rPr>
               <w:fldChar w:fldCharType="separate"/>
             </w:r>
             <w:r>
               <w:rPr>
-                <w:rFonts w:ascii="Times New Roman" w:hAnsi="Times New Roman" w:cs="Times New Roman"/>
-                <w:noProof/>
-                <w:webHidden/>
-                <w:sz w:val="26"/>
-                <w:szCs w:val="26"/>
+                <w:noProof/>
+                <w:webHidden/>
               </w:rPr>
               <w:t>5</w:t>
             </w:r>
             <w:r>
               <w:rPr>
-                <w:rFonts w:ascii="Times New Roman" w:hAnsi="Times New Roman" w:cs="Times New Roman"/>
-                <w:noProof/>
-                <w:webHidden/>
-                <w:sz w:val="26"/>
-                <w:szCs w:val="26"/>
+                <w:noProof/>
+                <w:webHidden/>
               </w:rPr>
               <w:fldChar w:fldCharType="end"/>
             </w:r>
@@ -1948,16 +1832,10 @@
         <w:p>
           <w:pPr>
             <w:pStyle w:val="TOC3"/>
-            <w:tabs>
-              <w:tab w:val="left" w:pos="1826"/>
-              <w:tab w:val="right" w:leader="dot" w:pos="8777"/>
-            </w:tabs>
             <w:rPr>
-              <w:rFonts w:ascii="Times New Roman" w:eastAsiaTheme="minorEastAsia" w:hAnsi="Times New Roman" w:cs="Times New Roman"/>
+              <w:rFonts w:eastAsiaTheme="minorEastAsia"/>
               <w:noProof/>
               <w:kern w:val="0"/>
-              <w:sz w:val="26"/>
-              <w:szCs w:val="26"/>
               <w14:ligatures w14:val="none"/>
             </w:rPr>
           </w:pPr>
@@ -1974,91 +1852,68 @@
             </w:r>
             <w:r>
               <w:rPr>
-                <w:rFonts w:ascii="Times New Roman" w:eastAsiaTheme="minorEastAsia" w:hAnsi="Times New Roman" w:cs="Times New Roman"/>
+                <w:rFonts w:eastAsiaTheme="minorEastAsia"/>
                 <w:noProof/>
                 <w:kern w:val="0"/>
+                <w14:ligatures w14:val="none"/>
+              </w:rPr>
+              <w:tab/>
+            </w:r>
+            <w:r>
+              <w:rPr>
+                <w:rStyle w:val="Hyperlink"/>
+                <w:rFonts w:ascii="Times New Roman" w:hAnsi="Times New Roman" w:cs="Times New Roman"/>
+                <w:noProof/>
                 <w:sz w:val="26"/>
                 <w:szCs w:val="26"/>
-                <w14:ligatures w14:val="none"/>
+              </w:rPr>
+              <w:t>then choose the elements you want</w:t>
+            </w:r>
+            <w:r>
+              <w:rPr>
+                <w:noProof/>
+                <w:webHidden/>
               </w:rPr>
               <w:tab/>
             </w:r>
             <w:r>
               <w:rPr>
-                <w:rStyle w:val="Hyperlink"/>
-                <w:rFonts w:ascii="Times New Roman" w:hAnsi="Times New Roman" w:cs="Times New Roman"/>
-                <w:noProof/>
-                <w:sz w:val="26"/>
-                <w:szCs w:val="26"/>
-              </w:rPr>
-              <w:t>then choose the elements you want</w:t>
-            </w:r>
-            <w:r>
-              <w:rPr>
-                <w:rFonts w:ascii="Times New Roman" w:hAnsi="Times New Roman" w:cs="Times New Roman"/>
-                <w:noProof/>
-                <w:webHidden/>
-                <w:sz w:val="26"/>
-                <w:szCs w:val="26"/>
-              </w:rPr>
-              <w:tab/>
-            </w:r>
-            <w:r>
-              <w:rPr>
-                <w:rFonts w:ascii="Times New Roman" w:hAnsi="Times New Roman" w:cs="Times New Roman"/>
-                <w:noProof/>
-                <w:webHidden/>
-                <w:sz w:val="26"/>
-                <w:szCs w:val="26"/>
+                <w:noProof/>
+                <w:webHidden/>
               </w:rPr>
               <w:fldChar w:fldCharType="begin"/>
             </w:r>
             <w:r>
               <w:rPr>
-                <w:rFonts w:ascii="Times New Roman" w:hAnsi="Times New Roman" w:cs="Times New Roman"/>
-                <w:noProof/>
-                <w:webHidden/>
-                <w:sz w:val="26"/>
-                <w:szCs w:val="26"/>
+                <w:noProof/>
+                <w:webHidden/>
               </w:rPr>
               <w:instrText xml:space="preserve"> PAGEREF _Toc209536289 \h </w:instrText>
             </w:r>
             <w:r>
               <w:rPr>
-                <w:rFonts w:ascii="Times New Roman" w:hAnsi="Times New Roman" w:cs="Times New Roman"/>
-                <w:noProof/>
-                <w:webHidden/>
-                <w:sz w:val="26"/>
-                <w:szCs w:val="26"/>
-              </w:rPr>
-            </w:r>
-            <w:r>
-              <w:rPr>
-                <w:rFonts w:ascii="Times New Roman" w:hAnsi="Times New Roman" w:cs="Times New Roman"/>
-                <w:noProof/>
-                <w:webHidden/>
-                <w:sz w:val="26"/>
-                <w:szCs w:val="26"/>
+                <w:noProof/>
+                <w:webHidden/>
+              </w:rPr>
+            </w:r>
+            <w:r>
+              <w:rPr>
+                <w:noProof/>
+                <w:webHidden/>
               </w:rPr>
               <w:fldChar w:fldCharType="separate"/>
             </w:r>
             <w:r>
               <w:rPr>
-                <w:rFonts w:ascii="Times New Roman" w:hAnsi="Times New Roman" w:cs="Times New Roman"/>
-                <w:noProof/>
-                <w:webHidden/>
-                <w:sz w:val="26"/>
-                <w:szCs w:val="26"/>
+                <w:noProof/>
+                <w:webHidden/>
               </w:rPr>
               <w:t>5</w:t>
             </w:r>
             <w:r>
               <w:rPr>
-                <w:rFonts w:ascii="Times New Roman" w:hAnsi="Times New Roman" w:cs="Times New Roman"/>
-                <w:noProof/>
-                <w:webHidden/>
-                <w:sz w:val="26"/>
-                <w:szCs w:val="26"/>
+                <w:noProof/>
+                <w:webHidden/>
               </w:rPr>
               <w:fldChar w:fldCharType="end"/>
             </w:r>
@@ -2067,16 +1922,10 @@
         <w:p>
           <w:pPr>
             <w:pStyle w:val="TOC2"/>
-            <w:tabs>
-              <w:tab w:val="left" w:pos="1540"/>
-              <w:tab w:val="right" w:leader="dot" w:pos="8777"/>
-            </w:tabs>
             <w:rPr>
-              <w:rFonts w:ascii="Times New Roman" w:eastAsiaTheme="minorEastAsia" w:hAnsi="Times New Roman" w:cs="Times New Roman"/>
+              <w:rFonts w:eastAsiaTheme="minorEastAsia"/>
               <w:noProof/>
               <w:kern w:val="0"/>
-              <w:sz w:val="26"/>
-              <w:szCs w:val="26"/>
               <w14:ligatures w14:val="none"/>
             </w:rPr>
           </w:pPr>
@@ -2093,91 +1942,68 @@
             </w:r>
             <w:r>
               <w:rPr>
-                <w:rFonts w:ascii="Times New Roman" w:eastAsiaTheme="minorEastAsia" w:hAnsi="Times New Roman" w:cs="Times New Roman"/>
+                <w:rFonts w:eastAsiaTheme="minorEastAsia"/>
                 <w:noProof/>
                 <w:kern w:val="0"/>
+                <w14:ligatures w14:val="none"/>
+              </w:rPr>
+              <w:tab/>
+            </w:r>
+            <w:r>
+              <w:rPr>
+                <w:rStyle w:val="Hyperlink"/>
+                <w:rFonts w:ascii="Times New Roman" w:hAnsi="Times New Roman" w:cs="Times New Roman"/>
+                <w:noProof/>
                 <w:sz w:val="26"/>
                 <w:szCs w:val="26"/>
-                <w14:ligatures w14:val="none"/>
+              </w:rPr>
+              <w:t>To change the way a picture</w:t>
+            </w:r>
+            <w:r>
+              <w:rPr>
+                <w:noProof/>
+                <w:webHidden/>
               </w:rPr>
               <w:tab/>
             </w:r>
             <w:r>
               <w:rPr>
-                <w:rStyle w:val="Hyperlink"/>
-                <w:rFonts w:ascii="Times New Roman" w:hAnsi="Times New Roman" w:cs="Times New Roman"/>
-                <w:noProof/>
-                <w:sz w:val="26"/>
-                <w:szCs w:val="26"/>
-              </w:rPr>
-              <w:t>To change the way a picture</w:t>
-            </w:r>
-            <w:r>
-              <w:rPr>
-                <w:rFonts w:ascii="Times New Roman" w:hAnsi="Times New Roman" w:cs="Times New Roman"/>
-                <w:noProof/>
-                <w:webHidden/>
-                <w:sz w:val="26"/>
-                <w:szCs w:val="26"/>
-              </w:rPr>
-              <w:tab/>
-            </w:r>
-            <w:r>
-              <w:rPr>
-                <w:rFonts w:ascii="Times New Roman" w:hAnsi="Times New Roman" w:cs="Times New Roman"/>
-                <w:noProof/>
-                <w:webHidden/>
-                <w:sz w:val="26"/>
-                <w:szCs w:val="26"/>
+                <w:noProof/>
+                <w:webHidden/>
               </w:rPr>
               <w:fldChar w:fldCharType="begin"/>
             </w:r>
             <w:r>
               <w:rPr>
-                <w:rFonts w:ascii="Times New Roman" w:hAnsi="Times New Roman" w:cs="Times New Roman"/>
-                <w:noProof/>
-                <w:webHidden/>
-                <w:sz w:val="26"/>
-                <w:szCs w:val="26"/>
+                <w:noProof/>
+                <w:webHidden/>
               </w:rPr>
               <w:instrText xml:space="preserve"> PAGEREF _Toc209536290 \h </w:instrText>
             </w:r>
             <w:r>
               <w:rPr>
-                <w:rFonts w:ascii="Times New Roman" w:hAnsi="Times New Roman" w:cs="Times New Roman"/>
-                <w:noProof/>
-                <w:webHidden/>
-                <w:sz w:val="26"/>
-                <w:szCs w:val="26"/>
-              </w:rPr>
-            </w:r>
-            <w:r>
-              <w:rPr>
-                <w:rFonts w:ascii="Times New Roman" w:hAnsi="Times New Roman" w:cs="Times New Roman"/>
-                <w:noProof/>
-                <w:webHidden/>
-                <w:sz w:val="26"/>
-                <w:szCs w:val="26"/>
+                <w:noProof/>
+                <w:webHidden/>
+              </w:rPr>
+            </w:r>
+            <w:r>
+              <w:rPr>
+                <w:noProof/>
+                <w:webHidden/>
               </w:rPr>
               <w:fldChar w:fldCharType="separate"/>
             </w:r>
             <w:r>
               <w:rPr>
-                <w:rFonts w:ascii="Times New Roman" w:hAnsi="Times New Roman" w:cs="Times New Roman"/>
-                <w:noProof/>
-                <w:webHidden/>
-                <w:sz w:val="26"/>
-                <w:szCs w:val="26"/>
+                <w:noProof/>
+                <w:webHidden/>
               </w:rPr>
               <w:t>5</w:t>
             </w:r>
             <w:r>
               <w:rPr>
-                <w:rFonts w:ascii="Times New Roman" w:hAnsi="Times New Roman" w:cs="Times New Roman"/>
-                <w:noProof/>
-                <w:webHidden/>
-                <w:sz w:val="26"/>
-                <w:szCs w:val="26"/>
+                <w:noProof/>
+                <w:webHidden/>
               </w:rPr>
               <w:fldChar w:fldCharType="end"/>
             </w:r>
@@ -2186,16 +2012,10 @@
         <w:p>
           <w:pPr>
             <w:pStyle w:val="TOC3"/>
-            <w:tabs>
-              <w:tab w:val="left" w:pos="1826"/>
-              <w:tab w:val="right" w:leader="dot" w:pos="8777"/>
-            </w:tabs>
             <w:rPr>
-              <w:rFonts w:ascii="Times New Roman" w:eastAsiaTheme="minorEastAsia" w:hAnsi="Times New Roman" w:cs="Times New Roman"/>
+              <w:rFonts w:eastAsiaTheme="minorEastAsia"/>
               <w:noProof/>
               <w:kern w:val="0"/>
-              <w:sz w:val="26"/>
-              <w:szCs w:val="26"/>
               <w14:ligatures w14:val="none"/>
             </w:rPr>
           </w:pPr>
@@ -2212,91 +2032,68 @@
             </w:r>
             <w:r>
               <w:rPr>
-                <w:rFonts w:ascii="Times New Roman" w:eastAsiaTheme="minorEastAsia" w:hAnsi="Times New Roman" w:cs="Times New Roman"/>
+                <w:rFonts w:eastAsiaTheme="minorEastAsia"/>
                 <w:noProof/>
                 <w:kern w:val="0"/>
+                <w14:ligatures w14:val="none"/>
+              </w:rPr>
+              <w:tab/>
+            </w:r>
+            <w:r>
+              <w:rPr>
+                <w:rStyle w:val="Hyperlink"/>
+                <w:rFonts w:ascii="Times New Roman" w:hAnsi="Times New Roman" w:cs="Times New Roman"/>
+                <w:noProof/>
                 <w:sz w:val="26"/>
                 <w:szCs w:val="26"/>
-                <w14:ligatures w14:val="none"/>
+              </w:rPr>
+              <w:t>fits in your document, click it and a</w:t>
+            </w:r>
+            <w:r>
+              <w:rPr>
+                <w:noProof/>
+                <w:webHidden/>
               </w:rPr>
               <w:tab/>
             </w:r>
             <w:r>
               <w:rPr>
-                <w:rStyle w:val="Hyperlink"/>
-                <w:rFonts w:ascii="Times New Roman" w:hAnsi="Times New Roman" w:cs="Times New Roman"/>
-                <w:noProof/>
-                <w:sz w:val="26"/>
-                <w:szCs w:val="26"/>
-              </w:rPr>
-              <w:t>fits in your document, click it and a</w:t>
-            </w:r>
-            <w:r>
-              <w:rPr>
-                <w:rFonts w:ascii="Times New Roman" w:hAnsi="Times New Roman" w:cs="Times New Roman"/>
-                <w:noProof/>
-                <w:webHidden/>
-                <w:sz w:val="26"/>
-                <w:szCs w:val="26"/>
-              </w:rPr>
-              <w:tab/>
-            </w:r>
-            <w:r>
-              <w:rPr>
-                <w:rFonts w:ascii="Times New Roman" w:hAnsi="Times New Roman" w:cs="Times New Roman"/>
-                <w:noProof/>
-                <w:webHidden/>
-                <w:sz w:val="26"/>
-                <w:szCs w:val="26"/>
+                <w:noProof/>
+                <w:webHidden/>
               </w:rPr>
               <w:fldChar w:fldCharType="begin"/>
             </w:r>
             <w:r>
               <w:rPr>
-                <w:rFonts w:ascii="Times New Roman" w:hAnsi="Times New Roman" w:cs="Times New Roman"/>
-                <w:noProof/>
-                <w:webHidden/>
-                <w:sz w:val="26"/>
-                <w:szCs w:val="26"/>
+                <w:noProof/>
+                <w:webHidden/>
               </w:rPr>
               <w:instrText xml:space="preserve"> PAGEREF _Toc209536291 \h </w:instrText>
             </w:r>
             <w:r>
               <w:rPr>
-                <w:rFonts w:ascii="Times New Roman" w:hAnsi="Times New Roman" w:cs="Times New Roman"/>
-                <w:noProof/>
-                <w:webHidden/>
-                <w:sz w:val="26"/>
-                <w:szCs w:val="26"/>
-              </w:rPr>
-            </w:r>
-            <w:r>
-              <w:rPr>
-                <w:rFonts w:ascii="Times New Roman" w:hAnsi="Times New Roman" w:cs="Times New Roman"/>
-                <w:noProof/>
-                <w:webHidden/>
-                <w:sz w:val="26"/>
-                <w:szCs w:val="26"/>
+                <w:noProof/>
+                <w:webHidden/>
+              </w:rPr>
+            </w:r>
+            <w:r>
+              <w:rPr>
+                <w:noProof/>
+                <w:webHidden/>
               </w:rPr>
               <w:fldChar w:fldCharType="separate"/>
             </w:r>
             <w:r>
               <w:rPr>
-                <w:rFonts w:ascii="Times New Roman" w:hAnsi="Times New Roman" w:cs="Times New Roman"/>
-                <w:noProof/>
-                <w:webHidden/>
-                <w:sz w:val="26"/>
-                <w:szCs w:val="26"/>
+                <w:noProof/>
+                <w:webHidden/>
               </w:rPr>
               <w:t>5</w:t>
             </w:r>
             <w:r>
               <w:rPr>
-                <w:rFonts w:ascii="Times New Roman" w:hAnsi="Times New Roman" w:cs="Times New Roman"/>
-                <w:noProof/>
-                <w:webHidden/>
-                <w:sz w:val="26"/>
-                <w:szCs w:val="26"/>
+                <w:noProof/>
+                <w:webHidden/>
               </w:rPr>
               <w:fldChar w:fldCharType="end"/>
             </w:r>
@@ -2305,16 +2102,10 @@
         <w:p>
           <w:pPr>
             <w:pStyle w:val="TOC1"/>
-            <w:tabs>
-              <w:tab w:val="left" w:pos="1852"/>
-              <w:tab w:val="right" w:leader="dot" w:pos="8777"/>
-            </w:tabs>
             <w:rPr>
-              <w:rFonts w:ascii="Times New Roman" w:eastAsiaTheme="minorEastAsia" w:hAnsi="Times New Roman" w:cs="Times New Roman"/>
+              <w:rFonts w:eastAsiaTheme="minorEastAsia"/>
               <w:noProof/>
               <w:kern w:val="0"/>
-              <w:sz w:val="26"/>
-              <w:szCs w:val="26"/>
               <w14:ligatures w14:val="none"/>
             </w:rPr>
           </w:pPr>
@@ -2331,91 +2122,68 @@
             </w:r>
             <w:r>
               <w:rPr>
-                <w:rFonts w:ascii="Times New Roman" w:eastAsiaTheme="minorEastAsia" w:hAnsi="Times New Roman" w:cs="Times New Roman"/>
+                <w:rFonts w:eastAsiaTheme="minorEastAsia"/>
                 <w:noProof/>
                 <w:kern w:val="0"/>
+                <w14:ligatures w14:val="none"/>
+              </w:rPr>
+              <w:tab/>
+            </w:r>
+            <w:r>
+              <w:rPr>
+                <w:rStyle w:val="Hyperlink"/>
+                <w:rFonts w:ascii="Times New Roman" w:hAnsi="Times New Roman" w:cs="Times New Roman"/>
+                <w:noProof/>
                 <w:sz w:val="26"/>
                 <w:szCs w:val="26"/>
-                <w14:ligatures w14:val="none"/>
+              </w:rPr>
+              <w:t>Video provides</w:t>
+            </w:r>
+            <w:r>
+              <w:rPr>
+                <w:noProof/>
+                <w:webHidden/>
               </w:rPr>
               <w:tab/>
             </w:r>
             <w:r>
               <w:rPr>
-                <w:rStyle w:val="Hyperlink"/>
-                <w:rFonts w:ascii="Times New Roman" w:hAnsi="Times New Roman" w:cs="Times New Roman"/>
-                <w:noProof/>
-                <w:sz w:val="26"/>
-                <w:szCs w:val="26"/>
-              </w:rPr>
-              <w:t>Video provides</w:t>
-            </w:r>
-            <w:r>
-              <w:rPr>
-                <w:rFonts w:ascii="Times New Roman" w:hAnsi="Times New Roman" w:cs="Times New Roman"/>
-                <w:noProof/>
-                <w:webHidden/>
-                <w:sz w:val="26"/>
-                <w:szCs w:val="26"/>
-              </w:rPr>
-              <w:tab/>
-            </w:r>
-            <w:r>
-              <w:rPr>
-                <w:rFonts w:ascii="Times New Roman" w:hAnsi="Times New Roman" w:cs="Times New Roman"/>
-                <w:noProof/>
-                <w:webHidden/>
-                <w:sz w:val="26"/>
-                <w:szCs w:val="26"/>
+                <w:noProof/>
+                <w:webHidden/>
               </w:rPr>
               <w:fldChar w:fldCharType="begin"/>
             </w:r>
             <w:r>
               <w:rPr>
-                <w:rFonts w:ascii="Times New Roman" w:hAnsi="Times New Roman" w:cs="Times New Roman"/>
-                <w:noProof/>
-                <w:webHidden/>
-                <w:sz w:val="26"/>
-                <w:szCs w:val="26"/>
+                <w:noProof/>
+                <w:webHidden/>
               </w:rPr>
               <w:instrText xml:space="preserve"> PAGEREF _Toc209536292 \h </w:instrText>
             </w:r>
             <w:r>
               <w:rPr>
-                <w:rFonts w:ascii="Times New Roman" w:hAnsi="Times New Roman" w:cs="Times New Roman"/>
-                <w:noProof/>
-                <w:webHidden/>
-                <w:sz w:val="26"/>
-                <w:szCs w:val="26"/>
-              </w:rPr>
-            </w:r>
-            <w:r>
-              <w:rPr>
-                <w:rFonts w:ascii="Times New Roman" w:hAnsi="Times New Roman" w:cs="Times New Roman"/>
-                <w:noProof/>
-                <w:webHidden/>
-                <w:sz w:val="26"/>
-                <w:szCs w:val="26"/>
+                <w:noProof/>
+                <w:webHidden/>
+              </w:rPr>
+            </w:r>
+            <w:r>
+              <w:rPr>
+                <w:noProof/>
+                <w:webHidden/>
               </w:rPr>
               <w:fldChar w:fldCharType="separate"/>
             </w:r>
             <w:r>
               <w:rPr>
-                <w:rFonts w:ascii="Times New Roman" w:hAnsi="Times New Roman" w:cs="Times New Roman"/>
-                <w:noProof/>
-                <w:webHidden/>
-                <w:sz w:val="26"/>
-                <w:szCs w:val="26"/>
+                <w:noProof/>
+                <w:webHidden/>
               </w:rPr>
               <w:t>6</w:t>
             </w:r>
             <w:r>
               <w:rPr>
-                <w:rFonts w:ascii="Times New Roman" w:hAnsi="Times New Roman" w:cs="Times New Roman"/>
-                <w:noProof/>
-                <w:webHidden/>
-                <w:sz w:val="26"/>
-                <w:szCs w:val="26"/>
+                <w:noProof/>
+                <w:webHidden/>
               </w:rPr>
               <w:fldChar w:fldCharType="end"/>
             </w:r>
@@ -2424,16 +2192,10 @@
         <w:p>
           <w:pPr>
             <w:pStyle w:val="TOC2"/>
-            <w:tabs>
-              <w:tab w:val="left" w:pos="1540"/>
-              <w:tab w:val="right" w:leader="dot" w:pos="8777"/>
-            </w:tabs>
             <w:rPr>
-              <w:rFonts w:ascii="Times New Roman" w:eastAsiaTheme="minorEastAsia" w:hAnsi="Times New Roman" w:cs="Times New Roman"/>
+              <w:rFonts w:eastAsiaTheme="minorEastAsia"/>
               <w:noProof/>
               <w:kern w:val="0"/>
-              <w:sz w:val="26"/>
-              <w:szCs w:val="26"/>
               <w14:ligatures w14:val="none"/>
             </w:rPr>
           </w:pPr>
@@ -2450,91 +2212,68 @@
             </w:r>
             <w:r>
               <w:rPr>
-                <w:rFonts w:ascii="Times New Roman" w:eastAsiaTheme="minorEastAsia" w:hAnsi="Times New Roman" w:cs="Times New Roman"/>
+                <w:rFonts w:eastAsiaTheme="minorEastAsia"/>
                 <w:noProof/>
                 <w:kern w:val="0"/>
+                <w14:ligatures w14:val="none"/>
+              </w:rPr>
+              <w:tab/>
+            </w:r>
+            <w:r>
+              <w:rPr>
+                <w:rStyle w:val="Hyperlink"/>
+                <w:rFonts w:ascii="Times New Roman" w:hAnsi="Times New Roman" w:cs="Times New Roman"/>
+                <w:noProof/>
                 <w:sz w:val="26"/>
                 <w:szCs w:val="26"/>
-                <w14:ligatures w14:val="none"/>
+              </w:rPr>
+              <w:t>a powerful way to help</w:t>
+            </w:r>
+            <w:r>
+              <w:rPr>
+                <w:noProof/>
+                <w:webHidden/>
               </w:rPr>
               <w:tab/>
             </w:r>
             <w:r>
               <w:rPr>
-                <w:rStyle w:val="Hyperlink"/>
-                <w:rFonts w:ascii="Times New Roman" w:hAnsi="Times New Roman" w:cs="Times New Roman"/>
-                <w:noProof/>
-                <w:sz w:val="26"/>
-                <w:szCs w:val="26"/>
-              </w:rPr>
-              <w:t>a powerful way to help</w:t>
-            </w:r>
-            <w:r>
-              <w:rPr>
-                <w:rFonts w:ascii="Times New Roman" w:hAnsi="Times New Roman" w:cs="Times New Roman"/>
-                <w:noProof/>
-                <w:webHidden/>
-                <w:sz w:val="26"/>
-                <w:szCs w:val="26"/>
-              </w:rPr>
-              <w:tab/>
-            </w:r>
-            <w:r>
-              <w:rPr>
-                <w:rFonts w:ascii="Times New Roman" w:hAnsi="Times New Roman" w:cs="Times New Roman"/>
-                <w:noProof/>
-                <w:webHidden/>
-                <w:sz w:val="26"/>
-                <w:szCs w:val="26"/>
+                <w:noProof/>
+                <w:webHidden/>
               </w:rPr>
               <w:fldChar w:fldCharType="begin"/>
             </w:r>
             <w:r>
               <w:rPr>
-                <w:rFonts w:ascii="Times New Roman" w:hAnsi="Times New Roman" w:cs="Times New Roman"/>
-                <w:noProof/>
-                <w:webHidden/>
-                <w:sz w:val="26"/>
-                <w:szCs w:val="26"/>
+                <w:noProof/>
+                <w:webHidden/>
               </w:rPr>
               <w:instrText xml:space="preserve"> PAGEREF _Toc209536293 \h </w:instrText>
             </w:r>
             <w:r>
               <w:rPr>
-                <w:rFonts w:ascii="Times New Roman" w:hAnsi="Times New Roman" w:cs="Times New Roman"/>
-                <w:noProof/>
-                <w:webHidden/>
-                <w:sz w:val="26"/>
-                <w:szCs w:val="26"/>
-              </w:rPr>
-            </w:r>
-            <w:r>
-              <w:rPr>
-                <w:rFonts w:ascii="Times New Roman" w:hAnsi="Times New Roman" w:cs="Times New Roman"/>
-                <w:noProof/>
-                <w:webHidden/>
-                <w:sz w:val="26"/>
-                <w:szCs w:val="26"/>
+                <w:noProof/>
+                <w:webHidden/>
+              </w:rPr>
+            </w:r>
+            <w:r>
+              <w:rPr>
+                <w:noProof/>
+                <w:webHidden/>
               </w:rPr>
               <w:fldChar w:fldCharType="separate"/>
             </w:r>
             <w:r>
               <w:rPr>
-                <w:rFonts w:ascii="Times New Roman" w:hAnsi="Times New Roman" w:cs="Times New Roman"/>
-                <w:noProof/>
-                <w:webHidden/>
-                <w:sz w:val="26"/>
-                <w:szCs w:val="26"/>
+                <w:noProof/>
+                <w:webHidden/>
               </w:rPr>
               <w:t>6</w:t>
             </w:r>
             <w:r>
               <w:rPr>
-                <w:rFonts w:ascii="Times New Roman" w:hAnsi="Times New Roman" w:cs="Times New Roman"/>
-                <w:noProof/>
-                <w:webHidden/>
-                <w:sz w:val="26"/>
-                <w:szCs w:val="26"/>
+                <w:noProof/>
+                <w:webHidden/>
               </w:rPr>
               <w:fldChar w:fldCharType="end"/>
             </w:r>
@@ -2543,16 +2282,10 @@
         <w:p>
           <w:pPr>
             <w:pStyle w:val="TOC3"/>
-            <w:tabs>
-              <w:tab w:val="left" w:pos="1826"/>
-              <w:tab w:val="right" w:leader="dot" w:pos="8777"/>
-            </w:tabs>
             <w:rPr>
-              <w:rFonts w:ascii="Times New Roman" w:eastAsiaTheme="minorEastAsia" w:hAnsi="Times New Roman" w:cs="Times New Roman"/>
+              <w:rFonts w:eastAsiaTheme="minorEastAsia"/>
               <w:noProof/>
               <w:kern w:val="0"/>
-              <w:sz w:val="26"/>
-              <w:szCs w:val="26"/>
               <w14:ligatures w14:val="none"/>
             </w:rPr>
           </w:pPr>
@@ -2569,91 +2302,68 @@
             </w:r>
             <w:r>
               <w:rPr>
-                <w:rFonts w:ascii="Times New Roman" w:eastAsiaTheme="minorEastAsia" w:hAnsi="Times New Roman" w:cs="Times New Roman"/>
+                <w:rFonts w:eastAsiaTheme="minorEastAsia"/>
                 <w:noProof/>
                 <w:kern w:val="0"/>
+                <w14:ligatures w14:val="none"/>
+              </w:rPr>
+              <w:tab/>
+            </w:r>
+            <w:r>
+              <w:rPr>
+                <w:rStyle w:val="Hyperlink"/>
+                <w:rFonts w:ascii="Times New Roman" w:hAnsi="Times New Roman" w:cs="Times New Roman"/>
+                <w:noProof/>
                 <w:sz w:val="26"/>
                 <w:szCs w:val="26"/>
-                <w14:ligatures w14:val="none"/>
+              </w:rPr>
+              <w:t>you prove your point. When you</w:t>
+            </w:r>
+            <w:r>
+              <w:rPr>
+                <w:noProof/>
+                <w:webHidden/>
               </w:rPr>
               <w:tab/>
             </w:r>
             <w:r>
               <w:rPr>
-                <w:rStyle w:val="Hyperlink"/>
-                <w:rFonts w:ascii="Times New Roman" w:hAnsi="Times New Roman" w:cs="Times New Roman"/>
-                <w:noProof/>
-                <w:sz w:val="26"/>
-                <w:szCs w:val="26"/>
-              </w:rPr>
-              <w:t>you prove your point. When you</w:t>
-            </w:r>
-            <w:r>
-              <w:rPr>
-                <w:rFonts w:ascii="Times New Roman" w:hAnsi="Times New Roman" w:cs="Times New Roman"/>
-                <w:noProof/>
-                <w:webHidden/>
-                <w:sz w:val="26"/>
-                <w:szCs w:val="26"/>
-              </w:rPr>
-              <w:tab/>
-            </w:r>
-            <w:r>
-              <w:rPr>
-                <w:rFonts w:ascii="Times New Roman" w:hAnsi="Times New Roman" w:cs="Times New Roman"/>
-                <w:noProof/>
-                <w:webHidden/>
-                <w:sz w:val="26"/>
-                <w:szCs w:val="26"/>
+                <w:noProof/>
+                <w:webHidden/>
               </w:rPr>
               <w:fldChar w:fldCharType="begin"/>
             </w:r>
             <w:r>
               <w:rPr>
-                <w:rFonts w:ascii="Times New Roman" w:hAnsi="Times New Roman" w:cs="Times New Roman"/>
-                <w:noProof/>
-                <w:webHidden/>
-                <w:sz w:val="26"/>
-                <w:szCs w:val="26"/>
+                <w:noProof/>
+                <w:webHidden/>
               </w:rPr>
               <w:instrText xml:space="preserve"> PAGEREF _Toc209536294 \h </w:instrText>
             </w:r>
             <w:r>
               <w:rPr>
-                <w:rFonts w:ascii="Times New Roman" w:hAnsi="Times New Roman" w:cs="Times New Roman"/>
-                <w:noProof/>
-                <w:webHidden/>
-                <w:sz w:val="26"/>
-                <w:szCs w:val="26"/>
-              </w:rPr>
-            </w:r>
-            <w:r>
-              <w:rPr>
-                <w:rFonts w:ascii="Times New Roman" w:hAnsi="Times New Roman" w:cs="Times New Roman"/>
-                <w:noProof/>
-                <w:webHidden/>
-                <w:sz w:val="26"/>
-                <w:szCs w:val="26"/>
+                <w:noProof/>
+                <w:webHidden/>
+              </w:rPr>
+            </w:r>
+            <w:r>
+              <w:rPr>
+                <w:noProof/>
+                <w:webHidden/>
               </w:rPr>
               <w:fldChar w:fldCharType="separate"/>
             </w:r>
             <w:r>
               <w:rPr>
-                <w:rFonts w:ascii="Times New Roman" w:hAnsi="Times New Roman" w:cs="Times New Roman"/>
-                <w:noProof/>
-                <w:webHidden/>
-                <w:sz w:val="26"/>
-                <w:szCs w:val="26"/>
+                <w:noProof/>
+                <w:webHidden/>
               </w:rPr>
               <w:t>6</w:t>
             </w:r>
             <w:r>
               <w:rPr>
-                <w:rFonts w:ascii="Times New Roman" w:hAnsi="Times New Roman" w:cs="Times New Roman"/>
-                <w:noProof/>
-                <w:webHidden/>
-                <w:sz w:val="26"/>
-                <w:szCs w:val="26"/>
+                <w:noProof/>
+                <w:webHidden/>
               </w:rPr>
               <w:fldChar w:fldCharType="end"/>
             </w:r>
@@ -2662,16 +2372,10 @@
         <w:p>
           <w:pPr>
             <w:pStyle w:val="TOC2"/>
-            <w:tabs>
-              <w:tab w:val="left" w:pos="1540"/>
-              <w:tab w:val="right" w:leader="dot" w:pos="8777"/>
-            </w:tabs>
             <w:rPr>
-              <w:rFonts w:ascii="Times New Roman" w:eastAsiaTheme="minorEastAsia" w:hAnsi="Times New Roman" w:cs="Times New Roman"/>
+              <w:rFonts w:eastAsiaTheme="minorEastAsia"/>
               <w:noProof/>
               <w:kern w:val="0"/>
-              <w:sz w:val="26"/>
-              <w:szCs w:val="26"/>
               <w14:ligatures w14:val="none"/>
             </w:rPr>
           </w:pPr>
@@ -2688,91 +2392,68 @@
             </w:r>
             <w:r>
               <w:rPr>
-                <w:rFonts w:ascii="Times New Roman" w:eastAsiaTheme="minorEastAsia" w:hAnsi="Times New Roman" w:cs="Times New Roman"/>
+                <w:rFonts w:eastAsiaTheme="minorEastAsia"/>
                 <w:noProof/>
                 <w:kern w:val="0"/>
+                <w14:ligatures w14:val="none"/>
+              </w:rPr>
+              <w:tab/>
+            </w:r>
+            <w:r>
+              <w:rPr>
+                <w:rStyle w:val="Hyperlink"/>
+                <w:rFonts w:ascii="Times New Roman" w:hAnsi="Times New Roman" w:cs="Times New Roman"/>
+                <w:noProof/>
                 <w:sz w:val="26"/>
                 <w:szCs w:val="26"/>
-                <w14:ligatures w14:val="none"/>
+              </w:rPr>
+              <w:t>Click Insert and</w:t>
+            </w:r>
+            <w:r>
+              <w:rPr>
+                <w:noProof/>
+                <w:webHidden/>
               </w:rPr>
               <w:tab/>
             </w:r>
             <w:r>
               <w:rPr>
-                <w:rStyle w:val="Hyperlink"/>
-                <w:rFonts w:ascii="Times New Roman" w:hAnsi="Times New Roman" w:cs="Times New Roman"/>
-                <w:noProof/>
-                <w:sz w:val="26"/>
-                <w:szCs w:val="26"/>
-              </w:rPr>
-              <w:t>Click Insert and</w:t>
-            </w:r>
-            <w:r>
-              <w:rPr>
-                <w:rFonts w:ascii="Times New Roman" w:hAnsi="Times New Roman" w:cs="Times New Roman"/>
-                <w:noProof/>
-                <w:webHidden/>
-                <w:sz w:val="26"/>
-                <w:szCs w:val="26"/>
-              </w:rPr>
-              <w:tab/>
-            </w:r>
-            <w:r>
-              <w:rPr>
-                <w:rFonts w:ascii="Times New Roman" w:hAnsi="Times New Roman" w:cs="Times New Roman"/>
-                <w:noProof/>
-                <w:webHidden/>
-                <w:sz w:val="26"/>
-                <w:szCs w:val="26"/>
+                <w:noProof/>
+                <w:webHidden/>
               </w:rPr>
               <w:fldChar w:fldCharType="begin"/>
             </w:r>
             <w:r>
               <w:rPr>
-                <w:rFonts w:ascii="Times New Roman" w:hAnsi="Times New Roman" w:cs="Times New Roman"/>
-                <w:noProof/>
-                <w:webHidden/>
-                <w:sz w:val="26"/>
-                <w:szCs w:val="26"/>
+                <w:noProof/>
+                <w:webHidden/>
               </w:rPr>
               <w:instrText xml:space="preserve"> PAGEREF _Toc209536295 \h </w:instrText>
             </w:r>
             <w:r>
               <w:rPr>
-                <w:rFonts w:ascii="Times New Roman" w:hAnsi="Times New Roman" w:cs="Times New Roman"/>
-                <w:noProof/>
-                <w:webHidden/>
-                <w:sz w:val="26"/>
-                <w:szCs w:val="26"/>
-              </w:rPr>
-            </w:r>
-            <w:r>
-              <w:rPr>
-                <w:rFonts w:ascii="Times New Roman" w:hAnsi="Times New Roman" w:cs="Times New Roman"/>
-                <w:noProof/>
-                <w:webHidden/>
-                <w:sz w:val="26"/>
-                <w:szCs w:val="26"/>
+                <w:noProof/>
+                <w:webHidden/>
+              </w:rPr>
+            </w:r>
+            <w:r>
+              <w:rPr>
+                <w:noProof/>
+                <w:webHidden/>
               </w:rPr>
               <w:fldChar w:fldCharType="separate"/>
             </w:r>
             <w:r>
               <w:rPr>
-                <w:rFonts w:ascii="Times New Roman" w:hAnsi="Times New Roman" w:cs="Times New Roman"/>
-                <w:noProof/>
-                <w:webHidden/>
-                <w:sz w:val="26"/>
-                <w:szCs w:val="26"/>
+                <w:noProof/>
+                <w:webHidden/>
               </w:rPr>
               <w:t>6</w:t>
             </w:r>
             <w:r>
               <w:rPr>
-                <w:rFonts w:ascii="Times New Roman" w:hAnsi="Times New Roman" w:cs="Times New Roman"/>
-                <w:noProof/>
-                <w:webHidden/>
-                <w:sz w:val="26"/>
-                <w:szCs w:val="26"/>
+                <w:noProof/>
+                <w:webHidden/>
               </w:rPr>
               <w:fldChar w:fldCharType="end"/>
             </w:r>
@@ -2781,16 +2462,10 @@
         <w:p>
           <w:pPr>
             <w:pStyle w:val="TOC3"/>
-            <w:tabs>
-              <w:tab w:val="left" w:pos="1826"/>
-              <w:tab w:val="right" w:leader="dot" w:pos="8777"/>
-            </w:tabs>
             <w:rPr>
-              <w:rFonts w:ascii="Times New Roman" w:eastAsiaTheme="minorEastAsia" w:hAnsi="Times New Roman" w:cs="Times New Roman"/>
+              <w:rFonts w:eastAsiaTheme="minorEastAsia"/>
               <w:noProof/>
               <w:kern w:val="0"/>
-              <w:sz w:val="26"/>
-              <w:szCs w:val="26"/>
               <w14:ligatures w14:val="none"/>
             </w:rPr>
           </w:pPr>
@@ -2807,91 +2482,68 @@
             </w:r>
             <w:r>
               <w:rPr>
-                <w:rFonts w:ascii="Times New Roman" w:eastAsiaTheme="minorEastAsia" w:hAnsi="Times New Roman" w:cs="Times New Roman"/>
+                <w:rFonts w:eastAsiaTheme="minorEastAsia"/>
                 <w:noProof/>
                 <w:kern w:val="0"/>
+                <w14:ligatures w14:val="none"/>
+              </w:rPr>
+              <w:tab/>
+            </w:r>
+            <w:r>
+              <w:rPr>
+                <w:rStyle w:val="Hyperlink"/>
+                <w:rFonts w:ascii="Times New Roman" w:hAnsi="Times New Roman" w:cs="Times New Roman"/>
+                <w:noProof/>
                 <w:sz w:val="26"/>
                 <w:szCs w:val="26"/>
-                <w14:ligatures w14:val="none"/>
+              </w:rPr>
+              <w:t>then choose the elements you want</w:t>
+            </w:r>
+            <w:r>
+              <w:rPr>
+                <w:noProof/>
+                <w:webHidden/>
               </w:rPr>
               <w:tab/>
             </w:r>
             <w:r>
               <w:rPr>
-                <w:rStyle w:val="Hyperlink"/>
-                <w:rFonts w:ascii="Times New Roman" w:hAnsi="Times New Roman" w:cs="Times New Roman"/>
-                <w:noProof/>
-                <w:sz w:val="26"/>
-                <w:szCs w:val="26"/>
-              </w:rPr>
-              <w:t>then choose the elements you want</w:t>
-            </w:r>
-            <w:r>
-              <w:rPr>
-                <w:rFonts w:ascii="Times New Roman" w:hAnsi="Times New Roman" w:cs="Times New Roman"/>
-                <w:noProof/>
-                <w:webHidden/>
-                <w:sz w:val="26"/>
-                <w:szCs w:val="26"/>
-              </w:rPr>
-              <w:tab/>
-            </w:r>
-            <w:r>
-              <w:rPr>
-                <w:rFonts w:ascii="Times New Roman" w:hAnsi="Times New Roman" w:cs="Times New Roman"/>
-                <w:noProof/>
-                <w:webHidden/>
-                <w:sz w:val="26"/>
-                <w:szCs w:val="26"/>
+                <w:noProof/>
+                <w:webHidden/>
               </w:rPr>
               <w:fldChar w:fldCharType="begin"/>
             </w:r>
             <w:r>
               <w:rPr>
-                <w:rFonts w:ascii="Times New Roman" w:hAnsi="Times New Roman" w:cs="Times New Roman"/>
-                <w:noProof/>
-                <w:webHidden/>
-                <w:sz w:val="26"/>
-                <w:szCs w:val="26"/>
+                <w:noProof/>
+                <w:webHidden/>
               </w:rPr>
               <w:instrText xml:space="preserve"> PAGEREF _Toc209536296 \h </w:instrText>
             </w:r>
             <w:r>
               <w:rPr>
-                <w:rFonts w:ascii="Times New Roman" w:hAnsi="Times New Roman" w:cs="Times New Roman"/>
-                <w:noProof/>
-                <w:webHidden/>
-                <w:sz w:val="26"/>
-                <w:szCs w:val="26"/>
-              </w:rPr>
-            </w:r>
-            <w:r>
-              <w:rPr>
-                <w:rFonts w:ascii="Times New Roman" w:hAnsi="Times New Roman" w:cs="Times New Roman"/>
-                <w:noProof/>
-                <w:webHidden/>
-                <w:sz w:val="26"/>
-                <w:szCs w:val="26"/>
+                <w:noProof/>
+                <w:webHidden/>
+              </w:rPr>
+            </w:r>
+            <w:r>
+              <w:rPr>
+                <w:noProof/>
+                <w:webHidden/>
               </w:rPr>
               <w:fldChar w:fldCharType="separate"/>
             </w:r>
             <w:r>
               <w:rPr>
-                <w:rFonts w:ascii="Times New Roman" w:hAnsi="Times New Roman" w:cs="Times New Roman"/>
-                <w:noProof/>
-                <w:webHidden/>
-                <w:sz w:val="26"/>
-                <w:szCs w:val="26"/>
+                <w:noProof/>
+                <w:webHidden/>
               </w:rPr>
               <w:t>6</w:t>
             </w:r>
             <w:r>
               <w:rPr>
-                <w:rFonts w:ascii="Times New Roman" w:hAnsi="Times New Roman" w:cs="Times New Roman"/>
-                <w:noProof/>
-                <w:webHidden/>
-                <w:sz w:val="26"/>
-                <w:szCs w:val="26"/>
+                <w:noProof/>
+                <w:webHidden/>
               </w:rPr>
               <w:fldChar w:fldCharType="end"/>
             </w:r>
@@ -2900,16 +2552,10 @@
         <w:p>
           <w:pPr>
             <w:pStyle w:val="TOC2"/>
-            <w:tabs>
-              <w:tab w:val="left" w:pos="1540"/>
-              <w:tab w:val="right" w:leader="dot" w:pos="8777"/>
-            </w:tabs>
             <w:rPr>
-              <w:rFonts w:ascii="Times New Roman" w:eastAsiaTheme="minorEastAsia" w:hAnsi="Times New Roman" w:cs="Times New Roman"/>
+              <w:rFonts w:eastAsiaTheme="minorEastAsia"/>
               <w:noProof/>
               <w:kern w:val="0"/>
-              <w:sz w:val="26"/>
-              <w:szCs w:val="26"/>
               <w14:ligatures w14:val="none"/>
             </w:rPr>
           </w:pPr>
@@ -2926,91 +2572,68 @@
             </w:r>
             <w:r>
               <w:rPr>
-                <w:rFonts w:ascii="Times New Roman" w:eastAsiaTheme="minorEastAsia" w:hAnsi="Times New Roman" w:cs="Times New Roman"/>
+                <w:rFonts w:eastAsiaTheme="minorEastAsia"/>
                 <w:noProof/>
                 <w:kern w:val="0"/>
+                <w14:ligatures w14:val="none"/>
+              </w:rPr>
+              <w:tab/>
+            </w:r>
+            <w:r>
+              <w:rPr>
+                <w:rStyle w:val="Hyperlink"/>
+                <w:rFonts w:ascii="Times New Roman" w:hAnsi="Times New Roman" w:cs="Times New Roman"/>
+                <w:noProof/>
                 <w:sz w:val="26"/>
                 <w:szCs w:val="26"/>
-                <w14:ligatures w14:val="none"/>
+              </w:rPr>
+              <w:t>To change the way a picture</w:t>
+            </w:r>
+            <w:r>
+              <w:rPr>
+                <w:noProof/>
+                <w:webHidden/>
               </w:rPr>
               <w:tab/>
             </w:r>
             <w:r>
               <w:rPr>
-                <w:rStyle w:val="Hyperlink"/>
-                <w:rFonts w:ascii="Times New Roman" w:hAnsi="Times New Roman" w:cs="Times New Roman"/>
-                <w:noProof/>
-                <w:sz w:val="26"/>
-                <w:szCs w:val="26"/>
-              </w:rPr>
-              <w:t>To change the way a picture</w:t>
-            </w:r>
-            <w:r>
-              <w:rPr>
-                <w:rFonts w:ascii="Times New Roman" w:hAnsi="Times New Roman" w:cs="Times New Roman"/>
-                <w:noProof/>
-                <w:webHidden/>
-                <w:sz w:val="26"/>
-                <w:szCs w:val="26"/>
-              </w:rPr>
-              <w:tab/>
-            </w:r>
-            <w:r>
-              <w:rPr>
-                <w:rFonts w:ascii="Times New Roman" w:hAnsi="Times New Roman" w:cs="Times New Roman"/>
-                <w:noProof/>
-                <w:webHidden/>
-                <w:sz w:val="26"/>
-                <w:szCs w:val="26"/>
+                <w:noProof/>
+                <w:webHidden/>
               </w:rPr>
               <w:fldChar w:fldCharType="begin"/>
             </w:r>
             <w:r>
               <w:rPr>
-                <w:rFonts w:ascii="Times New Roman" w:hAnsi="Times New Roman" w:cs="Times New Roman"/>
-                <w:noProof/>
-                <w:webHidden/>
-                <w:sz w:val="26"/>
-                <w:szCs w:val="26"/>
+                <w:noProof/>
+                <w:webHidden/>
               </w:rPr>
               <w:instrText xml:space="preserve"> PAGEREF _Toc209536297 \h </w:instrText>
             </w:r>
             <w:r>
               <w:rPr>
-                <w:rFonts w:ascii="Times New Roman" w:hAnsi="Times New Roman" w:cs="Times New Roman"/>
-                <w:noProof/>
-                <w:webHidden/>
-                <w:sz w:val="26"/>
-                <w:szCs w:val="26"/>
-              </w:rPr>
-            </w:r>
-            <w:r>
-              <w:rPr>
-                <w:rFonts w:ascii="Times New Roman" w:hAnsi="Times New Roman" w:cs="Times New Roman"/>
-                <w:noProof/>
-                <w:webHidden/>
-                <w:sz w:val="26"/>
-                <w:szCs w:val="26"/>
+                <w:noProof/>
+                <w:webHidden/>
+              </w:rPr>
+            </w:r>
+            <w:r>
+              <w:rPr>
+                <w:noProof/>
+                <w:webHidden/>
               </w:rPr>
               <w:fldChar w:fldCharType="separate"/>
             </w:r>
             <w:r>
               <w:rPr>
-                <w:rFonts w:ascii="Times New Roman" w:hAnsi="Times New Roman" w:cs="Times New Roman"/>
-                <w:noProof/>
-                <w:webHidden/>
-                <w:sz w:val="26"/>
-                <w:szCs w:val="26"/>
+                <w:noProof/>
+                <w:webHidden/>
               </w:rPr>
               <w:t>6</w:t>
             </w:r>
             <w:r>
               <w:rPr>
-                <w:rFonts w:ascii="Times New Roman" w:hAnsi="Times New Roman" w:cs="Times New Roman"/>
-                <w:noProof/>
-                <w:webHidden/>
-                <w:sz w:val="26"/>
-                <w:szCs w:val="26"/>
+                <w:noProof/>
+                <w:webHidden/>
               </w:rPr>
               <w:fldChar w:fldCharType="end"/>
             </w:r>
@@ -3019,16 +2642,10 @@
         <w:p>
           <w:pPr>
             <w:pStyle w:val="TOC3"/>
-            <w:tabs>
-              <w:tab w:val="left" w:pos="1826"/>
-              <w:tab w:val="right" w:leader="dot" w:pos="8777"/>
-            </w:tabs>
             <w:rPr>
-              <w:rFonts w:ascii="Times New Roman" w:eastAsiaTheme="minorEastAsia" w:hAnsi="Times New Roman" w:cs="Times New Roman"/>
+              <w:rFonts w:eastAsiaTheme="minorEastAsia"/>
               <w:noProof/>
               <w:kern w:val="0"/>
-              <w:sz w:val="26"/>
-              <w:szCs w:val="26"/>
               <w14:ligatures w14:val="none"/>
             </w:rPr>
           </w:pPr>
@@ -3045,91 +2662,68 @@
             </w:r>
             <w:r>
               <w:rPr>
-                <w:rFonts w:ascii="Times New Roman" w:eastAsiaTheme="minorEastAsia" w:hAnsi="Times New Roman" w:cs="Times New Roman"/>
+                <w:rFonts w:eastAsiaTheme="minorEastAsia"/>
                 <w:noProof/>
                 <w:kern w:val="0"/>
+                <w14:ligatures w14:val="none"/>
+              </w:rPr>
+              <w:tab/>
+            </w:r>
+            <w:r>
+              <w:rPr>
+                <w:rStyle w:val="Hyperlink"/>
+                <w:rFonts w:ascii="Times New Roman" w:hAnsi="Times New Roman" w:cs="Times New Roman"/>
+                <w:noProof/>
                 <w:sz w:val="26"/>
                 <w:szCs w:val="26"/>
-                <w14:ligatures w14:val="none"/>
+              </w:rPr>
+              <w:t>fits in your document, click it and a</w:t>
+            </w:r>
+            <w:r>
+              <w:rPr>
+                <w:noProof/>
+                <w:webHidden/>
               </w:rPr>
               <w:tab/>
             </w:r>
             <w:r>
               <w:rPr>
-                <w:rStyle w:val="Hyperlink"/>
-                <w:rFonts w:ascii="Times New Roman" w:hAnsi="Times New Roman" w:cs="Times New Roman"/>
-                <w:noProof/>
-                <w:sz w:val="26"/>
-                <w:szCs w:val="26"/>
-              </w:rPr>
-              <w:t>fits in your document, click it and a</w:t>
-            </w:r>
-            <w:r>
-              <w:rPr>
-                <w:rFonts w:ascii="Times New Roman" w:hAnsi="Times New Roman" w:cs="Times New Roman"/>
-                <w:noProof/>
-                <w:webHidden/>
-                <w:sz w:val="26"/>
-                <w:szCs w:val="26"/>
-              </w:rPr>
-              <w:tab/>
-            </w:r>
-            <w:r>
-              <w:rPr>
-                <w:rFonts w:ascii="Times New Roman" w:hAnsi="Times New Roman" w:cs="Times New Roman"/>
-                <w:noProof/>
-                <w:webHidden/>
-                <w:sz w:val="26"/>
-                <w:szCs w:val="26"/>
+                <w:noProof/>
+                <w:webHidden/>
               </w:rPr>
               <w:fldChar w:fldCharType="begin"/>
             </w:r>
             <w:r>
               <w:rPr>
-                <w:rFonts w:ascii="Times New Roman" w:hAnsi="Times New Roman" w:cs="Times New Roman"/>
-                <w:noProof/>
-                <w:webHidden/>
-                <w:sz w:val="26"/>
-                <w:szCs w:val="26"/>
+                <w:noProof/>
+                <w:webHidden/>
               </w:rPr>
               <w:instrText xml:space="preserve"> PAGEREF _Toc209536298 \h </w:instrText>
             </w:r>
             <w:r>
               <w:rPr>
-                <w:rFonts w:ascii="Times New Roman" w:hAnsi="Times New Roman" w:cs="Times New Roman"/>
-                <w:noProof/>
-                <w:webHidden/>
-                <w:sz w:val="26"/>
-                <w:szCs w:val="26"/>
-              </w:rPr>
-            </w:r>
-            <w:r>
-              <w:rPr>
-                <w:rFonts w:ascii="Times New Roman" w:hAnsi="Times New Roman" w:cs="Times New Roman"/>
-                <w:noProof/>
-                <w:webHidden/>
-                <w:sz w:val="26"/>
-                <w:szCs w:val="26"/>
+                <w:noProof/>
+                <w:webHidden/>
+              </w:rPr>
+            </w:r>
+            <w:r>
+              <w:rPr>
+                <w:noProof/>
+                <w:webHidden/>
               </w:rPr>
               <w:fldChar w:fldCharType="separate"/>
             </w:r>
             <w:r>
               <w:rPr>
-                <w:rFonts w:ascii="Times New Roman" w:hAnsi="Times New Roman" w:cs="Times New Roman"/>
-                <w:noProof/>
-                <w:webHidden/>
-                <w:sz w:val="26"/>
-                <w:szCs w:val="26"/>
+                <w:noProof/>
+                <w:webHidden/>
               </w:rPr>
               <w:t>6</w:t>
             </w:r>
             <w:r>
               <w:rPr>
-                <w:rFonts w:ascii="Times New Roman" w:hAnsi="Times New Roman" w:cs="Times New Roman"/>
-                <w:noProof/>
-                <w:webHidden/>
-                <w:sz w:val="26"/>
-                <w:szCs w:val="26"/>
+                <w:noProof/>
+                <w:webHidden/>
               </w:rPr>
               <w:fldChar w:fldCharType="end"/>
             </w:r>
@@ -3138,16 +2732,10 @@
         <w:p>
           <w:pPr>
             <w:pStyle w:val="TOC1"/>
-            <w:tabs>
-              <w:tab w:val="left" w:pos="1852"/>
-              <w:tab w:val="right" w:leader="dot" w:pos="8777"/>
-            </w:tabs>
             <w:rPr>
-              <w:rFonts w:ascii="Times New Roman" w:eastAsiaTheme="minorEastAsia" w:hAnsi="Times New Roman" w:cs="Times New Roman"/>
+              <w:rFonts w:eastAsiaTheme="minorEastAsia"/>
               <w:noProof/>
               <w:kern w:val="0"/>
-              <w:sz w:val="26"/>
-              <w:szCs w:val="26"/>
               <w14:ligatures w14:val="none"/>
             </w:rPr>
           </w:pPr>
@@ -3164,91 +2752,68 @@
             </w:r>
             <w:r>
               <w:rPr>
-                <w:rFonts w:ascii="Times New Roman" w:eastAsiaTheme="minorEastAsia" w:hAnsi="Times New Roman" w:cs="Times New Roman"/>
+                <w:rFonts w:eastAsiaTheme="minorEastAsia"/>
                 <w:noProof/>
                 <w:kern w:val="0"/>
+                <w14:ligatures w14:val="none"/>
+              </w:rPr>
+              <w:tab/>
+            </w:r>
+            <w:r>
+              <w:rPr>
+                <w:rStyle w:val="Hyperlink"/>
+                <w:rFonts w:ascii="Times New Roman" w:hAnsi="Times New Roman" w:cs="Times New Roman"/>
+                <w:noProof/>
                 <w:sz w:val="26"/>
                 <w:szCs w:val="26"/>
-                <w14:ligatures w14:val="none"/>
+              </w:rPr>
+              <w:t>Video provides</w:t>
+            </w:r>
+            <w:r>
+              <w:rPr>
+                <w:noProof/>
+                <w:webHidden/>
               </w:rPr>
               <w:tab/>
             </w:r>
             <w:r>
               <w:rPr>
-                <w:rStyle w:val="Hyperlink"/>
-                <w:rFonts w:ascii="Times New Roman" w:hAnsi="Times New Roman" w:cs="Times New Roman"/>
-                <w:noProof/>
-                <w:sz w:val="26"/>
-                <w:szCs w:val="26"/>
-              </w:rPr>
-              <w:t>Video provides</w:t>
-            </w:r>
-            <w:r>
-              <w:rPr>
-                <w:rFonts w:ascii="Times New Roman" w:hAnsi="Times New Roman" w:cs="Times New Roman"/>
-                <w:noProof/>
-                <w:webHidden/>
-                <w:sz w:val="26"/>
-                <w:szCs w:val="26"/>
-              </w:rPr>
-              <w:tab/>
-            </w:r>
-            <w:r>
-              <w:rPr>
-                <w:rFonts w:ascii="Times New Roman" w:hAnsi="Times New Roman" w:cs="Times New Roman"/>
-                <w:noProof/>
-                <w:webHidden/>
-                <w:sz w:val="26"/>
-                <w:szCs w:val="26"/>
+                <w:noProof/>
+                <w:webHidden/>
               </w:rPr>
               <w:fldChar w:fldCharType="begin"/>
             </w:r>
             <w:r>
               <w:rPr>
-                <w:rFonts w:ascii="Times New Roman" w:hAnsi="Times New Roman" w:cs="Times New Roman"/>
-                <w:noProof/>
-                <w:webHidden/>
-                <w:sz w:val="26"/>
-                <w:szCs w:val="26"/>
+                <w:noProof/>
+                <w:webHidden/>
               </w:rPr>
               <w:instrText xml:space="preserve"> PAGEREF _Toc209536299 \h </w:instrText>
             </w:r>
             <w:r>
               <w:rPr>
-                <w:rFonts w:ascii="Times New Roman" w:hAnsi="Times New Roman" w:cs="Times New Roman"/>
-                <w:noProof/>
-                <w:webHidden/>
-                <w:sz w:val="26"/>
-                <w:szCs w:val="26"/>
-              </w:rPr>
-            </w:r>
-            <w:r>
-              <w:rPr>
-                <w:rFonts w:ascii="Times New Roman" w:hAnsi="Times New Roman" w:cs="Times New Roman"/>
-                <w:noProof/>
-                <w:webHidden/>
-                <w:sz w:val="26"/>
-                <w:szCs w:val="26"/>
+                <w:noProof/>
+                <w:webHidden/>
+              </w:rPr>
+            </w:r>
+            <w:r>
+              <w:rPr>
+                <w:noProof/>
+                <w:webHidden/>
               </w:rPr>
               <w:fldChar w:fldCharType="separate"/>
             </w:r>
             <w:r>
               <w:rPr>
-                <w:rFonts w:ascii="Times New Roman" w:hAnsi="Times New Roman" w:cs="Times New Roman"/>
-                <w:noProof/>
-                <w:webHidden/>
-                <w:sz w:val="26"/>
-                <w:szCs w:val="26"/>
+                <w:noProof/>
+                <w:webHidden/>
               </w:rPr>
               <w:t>7</w:t>
             </w:r>
             <w:r>
               <w:rPr>
-                <w:rFonts w:ascii="Times New Roman" w:hAnsi="Times New Roman" w:cs="Times New Roman"/>
-                <w:noProof/>
-                <w:webHidden/>
-                <w:sz w:val="26"/>
-                <w:szCs w:val="26"/>
+                <w:noProof/>
+                <w:webHidden/>
               </w:rPr>
               <w:fldChar w:fldCharType="end"/>
             </w:r>
@@ -3257,16 +2822,10 @@
         <w:p>
           <w:pPr>
             <w:pStyle w:val="TOC2"/>
-            <w:tabs>
-              <w:tab w:val="left" w:pos="1540"/>
-              <w:tab w:val="right" w:leader="dot" w:pos="8777"/>
-            </w:tabs>
             <w:rPr>
-              <w:rFonts w:ascii="Times New Roman" w:eastAsiaTheme="minorEastAsia" w:hAnsi="Times New Roman" w:cs="Times New Roman"/>
+              <w:rFonts w:eastAsiaTheme="minorEastAsia"/>
               <w:noProof/>
               <w:kern w:val="0"/>
-              <w:sz w:val="26"/>
-              <w:szCs w:val="26"/>
               <w14:ligatures w14:val="none"/>
             </w:rPr>
           </w:pPr>
@@ -3283,91 +2842,68 @@
             </w:r>
             <w:r>
               <w:rPr>
-                <w:rFonts w:ascii="Times New Roman" w:eastAsiaTheme="minorEastAsia" w:hAnsi="Times New Roman" w:cs="Times New Roman"/>
+                <w:rFonts w:eastAsiaTheme="minorEastAsia"/>
                 <w:noProof/>
                 <w:kern w:val="0"/>
+                <w14:ligatures w14:val="none"/>
+              </w:rPr>
+              <w:tab/>
+            </w:r>
+            <w:r>
+              <w:rPr>
+                <w:rStyle w:val="Hyperlink"/>
+                <w:rFonts w:ascii="Times New Roman" w:hAnsi="Times New Roman" w:cs="Times New Roman"/>
+                <w:noProof/>
                 <w:sz w:val="26"/>
                 <w:szCs w:val="26"/>
-                <w14:ligatures w14:val="none"/>
+              </w:rPr>
+              <w:t>a powerful way to help</w:t>
+            </w:r>
+            <w:r>
+              <w:rPr>
+                <w:noProof/>
+                <w:webHidden/>
               </w:rPr>
               <w:tab/>
             </w:r>
             <w:r>
               <w:rPr>
-                <w:rStyle w:val="Hyperlink"/>
-                <w:rFonts w:ascii="Times New Roman" w:hAnsi="Times New Roman" w:cs="Times New Roman"/>
-                <w:noProof/>
-                <w:sz w:val="26"/>
-                <w:szCs w:val="26"/>
-              </w:rPr>
-              <w:t>a powerful way to help</w:t>
-            </w:r>
-            <w:r>
-              <w:rPr>
-                <w:rFonts w:ascii="Times New Roman" w:hAnsi="Times New Roman" w:cs="Times New Roman"/>
-                <w:noProof/>
-                <w:webHidden/>
-                <w:sz w:val="26"/>
-                <w:szCs w:val="26"/>
-              </w:rPr>
-              <w:tab/>
-            </w:r>
-            <w:r>
-              <w:rPr>
-                <w:rFonts w:ascii="Times New Roman" w:hAnsi="Times New Roman" w:cs="Times New Roman"/>
-                <w:noProof/>
-                <w:webHidden/>
-                <w:sz w:val="26"/>
-                <w:szCs w:val="26"/>
+                <w:noProof/>
+                <w:webHidden/>
               </w:rPr>
               <w:fldChar w:fldCharType="begin"/>
             </w:r>
             <w:r>
               <w:rPr>
-                <w:rFonts w:ascii="Times New Roman" w:hAnsi="Times New Roman" w:cs="Times New Roman"/>
-                <w:noProof/>
-                <w:webHidden/>
-                <w:sz w:val="26"/>
-                <w:szCs w:val="26"/>
+                <w:noProof/>
+                <w:webHidden/>
               </w:rPr>
               <w:instrText xml:space="preserve"> PAGEREF _Toc209536300 \h </w:instrText>
             </w:r>
             <w:r>
               <w:rPr>
-                <w:rFonts w:ascii="Times New Roman" w:hAnsi="Times New Roman" w:cs="Times New Roman"/>
-                <w:noProof/>
-                <w:webHidden/>
-                <w:sz w:val="26"/>
-                <w:szCs w:val="26"/>
-              </w:rPr>
-            </w:r>
-            <w:r>
-              <w:rPr>
-                <w:rFonts w:ascii="Times New Roman" w:hAnsi="Times New Roman" w:cs="Times New Roman"/>
-                <w:noProof/>
-                <w:webHidden/>
-                <w:sz w:val="26"/>
-                <w:szCs w:val="26"/>
+                <w:noProof/>
+                <w:webHidden/>
+              </w:rPr>
+            </w:r>
+            <w:r>
+              <w:rPr>
+                <w:noProof/>
+                <w:webHidden/>
               </w:rPr>
               <w:fldChar w:fldCharType="separate"/>
             </w:r>
             <w:r>
               <w:rPr>
-                <w:rFonts w:ascii="Times New Roman" w:hAnsi="Times New Roman" w:cs="Times New Roman"/>
-                <w:noProof/>
-                <w:webHidden/>
-                <w:sz w:val="26"/>
-                <w:szCs w:val="26"/>
+                <w:noProof/>
+                <w:webHidden/>
               </w:rPr>
               <w:t>7</w:t>
             </w:r>
             <w:r>
               <w:rPr>
-                <w:rFonts w:ascii="Times New Roman" w:hAnsi="Times New Roman" w:cs="Times New Roman"/>
-                <w:noProof/>
-                <w:webHidden/>
-                <w:sz w:val="26"/>
-                <w:szCs w:val="26"/>
+                <w:noProof/>
+                <w:webHidden/>
               </w:rPr>
               <w:fldChar w:fldCharType="end"/>
             </w:r>
@@ -3376,16 +2912,10 @@
         <w:p>
           <w:pPr>
             <w:pStyle w:val="TOC3"/>
-            <w:tabs>
-              <w:tab w:val="left" w:pos="1826"/>
-              <w:tab w:val="right" w:leader="dot" w:pos="8777"/>
-            </w:tabs>
             <w:rPr>
-              <w:rFonts w:ascii="Times New Roman" w:eastAsiaTheme="minorEastAsia" w:hAnsi="Times New Roman" w:cs="Times New Roman"/>
+              <w:rFonts w:eastAsiaTheme="minorEastAsia"/>
               <w:noProof/>
               <w:kern w:val="0"/>
-              <w:sz w:val="26"/>
-              <w:szCs w:val="26"/>
               <w14:ligatures w14:val="none"/>
             </w:rPr>
           </w:pPr>
@@ -3402,91 +2932,68 @@
             </w:r>
             <w:r>
               <w:rPr>
-                <w:rFonts w:ascii="Times New Roman" w:eastAsiaTheme="minorEastAsia" w:hAnsi="Times New Roman" w:cs="Times New Roman"/>
+                <w:rFonts w:eastAsiaTheme="minorEastAsia"/>
                 <w:noProof/>
                 <w:kern w:val="0"/>
+                <w14:ligatures w14:val="none"/>
+              </w:rPr>
+              <w:tab/>
+            </w:r>
+            <w:r>
+              <w:rPr>
+                <w:rStyle w:val="Hyperlink"/>
+                <w:rFonts w:ascii="Times New Roman" w:hAnsi="Times New Roman" w:cs="Times New Roman"/>
+                <w:noProof/>
                 <w:sz w:val="26"/>
                 <w:szCs w:val="26"/>
-                <w14:ligatures w14:val="none"/>
+              </w:rPr>
+              <w:t>you prove your point. When you</w:t>
+            </w:r>
+            <w:r>
+              <w:rPr>
+                <w:noProof/>
+                <w:webHidden/>
               </w:rPr>
               <w:tab/>
             </w:r>
             <w:r>
               <w:rPr>
-                <w:rStyle w:val="Hyperlink"/>
-                <w:rFonts w:ascii="Times New Roman" w:hAnsi="Times New Roman" w:cs="Times New Roman"/>
-                <w:noProof/>
-                <w:sz w:val="26"/>
-                <w:szCs w:val="26"/>
-              </w:rPr>
-              <w:t>you prove your point. When you</w:t>
-            </w:r>
-            <w:r>
-              <w:rPr>
-                <w:rFonts w:ascii="Times New Roman" w:hAnsi="Times New Roman" w:cs="Times New Roman"/>
-                <w:noProof/>
-                <w:webHidden/>
-                <w:sz w:val="26"/>
-                <w:szCs w:val="26"/>
-              </w:rPr>
-              <w:tab/>
-            </w:r>
-            <w:r>
-              <w:rPr>
-                <w:rFonts w:ascii="Times New Roman" w:hAnsi="Times New Roman" w:cs="Times New Roman"/>
-                <w:noProof/>
-                <w:webHidden/>
-                <w:sz w:val="26"/>
-                <w:szCs w:val="26"/>
+                <w:noProof/>
+                <w:webHidden/>
               </w:rPr>
               <w:fldChar w:fldCharType="begin"/>
             </w:r>
             <w:r>
               <w:rPr>
-                <w:rFonts w:ascii="Times New Roman" w:hAnsi="Times New Roman" w:cs="Times New Roman"/>
-                <w:noProof/>
-                <w:webHidden/>
-                <w:sz w:val="26"/>
-                <w:szCs w:val="26"/>
+                <w:noProof/>
+                <w:webHidden/>
               </w:rPr>
               <w:instrText xml:space="preserve"> PAGEREF _Toc209536301 \h </w:instrText>
             </w:r>
             <w:r>
               <w:rPr>
-                <w:rFonts w:ascii="Times New Roman" w:hAnsi="Times New Roman" w:cs="Times New Roman"/>
-                <w:noProof/>
-                <w:webHidden/>
-                <w:sz w:val="26"/>
-                <w:szCs w:val="26"/>
-              </w:rPr>
-            </w:r>
-            <w:r>
-              <w:rPr>
-                <w:rFonts w:ascii="Times New Roman" w:hAnsi="Times New Roman" w:cs="Times New Roman"/>
-                <w:noProof/>
-                <w:webHidden/>
-                <w:sz w:val="26"/>
-                <w:szCs w:val="26"/>
+                <w:noProof/>
+                <w:webHidden/>
+              </w:rPr>
+            </w:r>
+            <w:r>
+              <w:rPr>
+                <w:noProof/>
+                <w:webHidden/>
               </w:rPr>
               <w:fldChar w:fldCharType="separate"/>
             </w:r>
             <w:r>
               <w:rPr>
-                <w:rFonts w:ascii="Times New Roman" w:hAnsi="Times New Roman" w:cs="Times New Roman"/>
-                <w:noProof/>
-                <w:webHidden/>
-                <w:sz w:val="26"/>
-                <w:szCs w:val="26"/>
+                <w:noProof/>
+                <w:webHidden/>
               </w:rPr>
               <w:t>7</w:t>
             </w:r>
             <w:r>
               <w:rPr>
-                <w:rFonts w:ascii="Times New Roman" w:hAnsi="Times New Roman" w:cs="Times New Roman"/>
-                <w:noProof/>
-                <w:webHidden/>
-                <w:sz w:val="26"/>
-                <w:szCs w:val="26"/>
+                <w:noProof/>
+                <w:webHidden/>
               </w:rPr>
               <w:fldChar w:fldCharType="end"/>
             </w:r>
@@ -3495,16 +3002,10 @@
         <w:p>
           <w:pPr>
             <w:pStyle w:val="TOC2"/>
-            <w:tabs>
-              <w:tab w:val="left" w:pos="1540"/>
-              <w:tab w:val="right" w:leader="dot" w:pos="8777"/>
-            </w:tabs>
             <w:rPr>
-              <w:rFonts w:ascii="Times New Roman" w:eastAsiaTheme="minorEastAsia" w:hAnsi="Times New Roman" w:cs="Times New Roman"/>
+              <w:rFonts w:eastAsiaTheme="minorEastAsia"/>
               <w:noProof/>
               <w:kern w:val="0"/>
-              <w:sz w:val="26"/>
-              <w:szCs w:val="26"/>
               <w14:ligatures w14:val="none"/>
             </w:rPr>
           </w:pPr>
@@ -3521,91 +3022,68 @@
             </w:r>
             <w:r>
               <w:rPr>
-                <w:rFonts w:ascii="Times New Roman" w:eastAsiaTheme="minorEastAsia" w:hAnsi="Times New Roman" w:cs="Times New Roman"/>
+                <w:rFonts w:eastAsiaTheme="minorEastAsia"/>
                 <w:noProof/>
                 <w:kern w:val="0"/>
+                <w14:ligatures w14:val="none"/>
+              </w:rPr>
+              <w:tab/>
+            </w:r>
+            <w:r>
+              <w:rPr>
+                <w:rStyle w:val="Hyperlink"/>
+                <w:rFonts w:ascii="Times New Roman" w:hAnsi="Times New Roman" w:cs="Times New Roman"/>
+                <w:noProof/>
                 <w:sz w:val="26"/>
                 <w:szCs w:val="26"/>
-                <w14:ligatures w14:val="none"/>
+              </w:rPr>
+              <w:t>Click Insert and</w:t>
+            </w:r>
+            <w:r>
+              <w:rPr>
+                <w:noProof/>
+                <w:webHidden/>
               </w:rPr>
               <w:tab/>
             </w:r>
             <w:r>
               <w:rPr>
-                <w:rStyle w:val="Hyperlink"/>
-                <w:rFonts w:ascii="Times New Roman" w:hAnsi="Times New Roman" w:cs="Times New Roman"/>
-                <w:noProof/>
-                <w:sz w:val="26"/>
-                <w:szCs w:val="26"/>
-              </w:rPr>
-              <w:t>Click Insert and</w:t>
-            </w:r>
-            <w:r>
-              <w:rPr>
-                <w:rFonts w:ascii="Times New Roman" w:hAnsi="Times New Roman" w:cs="Times New Roman"/>
-                <w:noProof/>
-                <w:webHidden/>
-                <w:sz w:val="26"/>
-                <w:szCs w:val="26"/>
-              </w:rPr>
-              <w:tab/>
-            </w:r>
-            <w:r>
-              <w:rPr>
-                <w:rFonts w:ascii="Times New Roman" w:hAnsi="Times New Roman" w:cs="Times New Roman"/>
-                <w:noProof/>
-                <w:webHidden/>
-                <w:sz w:val="26"/>
-                <w:szCs w:val="26"/>
+                <w:noProof/>
+                <w:webHidden/>
               </w:rPr>
               <w:fldChar w:fldCharType="begin"/>
             </w:r>
             <w:r>
               <w:rPr>
-                <w:rFonts w:ascii="Times New Roman" w:hAnsi="Times New Roman" w:cs="Times New Roman"/>
-                <w:noProof/>
-                <w:webHidden/>
-                <w:sz w:val="26"/>
-                <w:szCs w:val="26"/>
+                <w:noProof/>
+                <w:webHidden/>
               </w:rPr>
               <w:instrText xml:space="preserve"> PAGEREF _Toc209536302 \h </w:instrText>
             </w:r>
             <w:r>
               <w:rPr>
-                <w:rFonts w:ascii="Times New Roman" w:hAnsi="Times New Roman" w:cs="Times New Roman"/>
-                <w:noProof/>
-                <w:webHidden/>
-                <w:sz w:val="26"/>
-                <w:szCs w:val="26"/>
-              </w:rPr>
-            </w:r>
-            <w:r>
-              <w:rPr>
-                <w:rFonts w:ascii="Times New Roman" w:hAnsi="Times New Roman" w:cs="Times New Roman"/>
-                <w:noProof/>
-                <w:webHidden/>
-                <w:sz w:val="26"/>
-                <w:szCs w:val="26"/>
+                <w:noProof/>
+                <w:webHidden/>
+              </w:rPr>
+            </w:r>
+            <w:r>
+              <w:rPr>
+                <w:noProof/>
+                <w:webHidden/>
               </w:rPr>
               <w:fldChar w:fldCharType="separate"/>
             </w:r>
             <w:r>
               <w:rPr>
-                <w:rFonts w:ascii="Times New Roman" w:hAnsi="Times New Roman" w:cs="Times New Roman"/>
-                <w:noProof/>
-                <w:webHidden/>
-                <w:sz w:val="26"/>
-                <w:szCs w:val="26"/>
+                <w:noProof/>
+                <w:webHidden/>
               </w:rPr>
               <w:t>7</w:t>
             </w:r>
             <w:r>
               <w:rPr>
-                <w:rFonts w:ascii="Times New Roman" w:hAnsi="Times New Roman" w:cs="Times New Roman"/>
-                <w:noProof/>
-                <w:webHidden/>
-                <w:sz w:val="26"/>
-                <w:szCs w:val="26"/>
+                <w:noProof/>
+                <w:webHidden/>
               </w:rPr>
               <w:fldChar w:fldCharType="end"/>
             </w:r>
@@ -3614,16 +3092,10 @@
         <w:p>
           <w:pPr>
             <w:pStyle w:val="TOC3"/>
-            <w:tabs>
-              <w:tab w:val="left" w:pos="1826"/>
-              <w:tab w:val="right" w:leader="dot" w:pos="8777"/>
-            </w:tabs>
             <w:rPr>
-              <w:rFonts w:ascii="Times New Roman" w:eastAsiaTheme="minorEastAsia" w:hAnsi="Times New Roman" w:cs="Times New Roman"/>
+              <w:rFonts w:eastAsiaTheme="minorEastAsia"/>
               <w:noProof/>
               <w:kern w:val="0"/>
-              <w:sz w:val="26"/>
-              <w:szCs w:val="26"/>
               <w14:ligatures w14:val="none"/>
             </w:rPr>
           </w:pPr>
@@ -3640,91 +3112,68 @@
             </w:r>
             <w:r>
               <w:rPr>
-                <w:rFonts w:ascii="Times New Roman" w:eastAsiaTheme="minorEastAsia" w:hAnsi="Times New Roman" w:cs="Times New Roman"/>
+                <w:rFonts w:eastAsiaTheme="minorEastAsia"/>
                 <w:noProof/>
                 <w:kern w:val="0"/>
+                <w14:ligatures w14:val="none"/>
+              </w:rPr>
+              <w:tab/>
+            </w:r>
+            <w:r>
+              <w:rPr>
+                <w:rStyle w:val="Hyperlink"/>
+                <w:rFonts w:ascii="Times New Roman" w:hAnsi="Times New Roman" w:cs="Times New Roman"/>
+                <w:noProof/>
                 <w:sz w:val="26"/>
                 <w:szCs w:val="26"/>
-                <w14:ligatures w14:val="none"/>
+              </w:rPr>
+              <w:t>then choose the elements you want</w:t>
+            </w:r>
+            <w:r>
+              <w:rPr>
+                <w:noProof/>
+                <w:webHidden/>
               </w:rPr>
               <w:tab/>
             </w:r>
             <w:r>
               <w:rPr>
-                <w:rStyle w:val="Hyperlink"/>
-                <w:rFonts w:ascii="Times New Roman" w:hAnsi="Times New Roman" w:cs="Times New Roman"/>
-                <w:noProof/>
-                <w:sz w:val="26"/>
-                <w:szCs w:val="26"/>
-              </w:rPr>
-              <w:t>then choose the elements you want</w:t>
-            </w:r>
-            <w:r>
-              <w:rPr>
-                <w:rFonts w:ascii="Times New Roman" w:hAnsi="Times New Roman" w:cs="Times New Roman"/>
-                <w:noProof/>
-                <w:webHidden/>
-                <w:sz w:val="26"/>
-                <w:szCs w:val="26"/>
-              </w:rPr>
-              <w:tab/>
-            </w:r>
-            <w:r>
-              <w:rPr>
-                <w:rFonts w:ascii="Times New Roman" w:hAnsi="Times New Roman" w:cs="Times New Roman"/>
-                <w:noProof/>
-                <w:webHidden/>
-                <w:sz w:val="26"/>
-                <w:szCs w:val="26"/>
+                <w:noProof/>
+                <w:webHidden/>
               </w:rPr>
               <w:fldChar w:fldCharType="begin"/>
             </w:r>
             <w:r>
               <w:rPr>
-                <w:rFonts w:ascii="Times New Roman" w:hAnsi="Times New Roman" w:cs="Times New Roman"/>
-                <w:noProof/>
-                <w:webHidden/>
-                <w:sz w:val="26"/>
-                <w:szCs w:val="26"/>
+                <w:noProof/>
+                <w:webHidden/>
               </w:rPr>
               <w:instrText xml:space="preserve"> PAGEREF _Toc209536303 \h </w:instrText>
             </w:r>
             <w:r>
               <w:rPr>
-                <w:rFonts w:ascii="Times New Roman" w:hAnsi="Times New Roman" w:cs="Times New Roman"/>
-                <w:noProof/>
-                <w:webHidden/>
-                <w:sz w:val="26"/>
-                <w:szCs w:val="26"/>
-              </w:rPr>
-            </w:r>
-            <w:r>
-              <w:rPr>
-                <w:rFonts w:ascii="Times New Roman" w:hAnsi="Times New Roman" w:cs="Times New Roman"/>
-                <w:noProof/>
-                <w:webHidden/>
-                <w:sz w:val="26"/>
-                <w:szCs w:val="26"/>
+                <w:noProof/>
+                <w:webHidden/>
+              </w:rPr>
+            </w:r>
+            <w:r>
+              <w:rPr>
+                <w:noProof/>
+                <w:webHidden/>
               </w:rPr>
               <w:fldChar w:fldCharType="separate"/>
             </w:r>
             <w:r>
               <w:rPr>
-                <w:rFonts w:ascii="Times New Roman" w:hAnsi="Times New Roman" w:cs="Times New Roman"/>
-                <w:noProof/>
-                <w:webHidden/>
-                <w:sz w:val="26"/>
-                <w:szCs w:val="26"/>
+                <w:noProof/>
+                <w:webHidden/>
               </w:rPr>
               <w:t>7</w:t>
             </w:r>
             <w:r>
               <w:rPr>
-                <w:rFonts w:ascii="Times New Roman" w:hAnsi="Times New Roman" w:cs="Times New Roman"/>
-                <w:noProof/>
-                <w:webHidden/>
-                <w:sz w:val="26"/>
-                <w:szCs w:val="26"/>
+                <w:noProof/>
+                <w:webHidden/>
               </w:rPr>
               <w:fldChar w:fldCharType="end"/>
             </w:r>
@@ -3733,16 +3182,10 @@
         <w:p>
           <w:pPr>
             <w:pStyle w:val="TOC2"/>
-            <w:tabs>
-              <w:tab w:val="left" w:pos="1540"/>
-              <w:tab w:val="right" w:leader="dot" w:pos="8777"/>
-            </w:tabs>
             <w:rPr>
-              <w:rFonts w:ascii="Times New Roman" w:eastAsiaTheme="minorEastAsia" w:hAnsi="Times New Roman" w:cs="Times New Roman"/>
+              <w:rFonts w:eastAsiaTheme="minorEastAsia"/>
               <w:noProof/>
               <w:kern w:val="0"/>
-              <w:sz w:val="26"/>
-              <w:szCs w:val="26"/>
               <w14:ligatures w14:val="none"/>
             </w:rPr>
           </w:pPr>
@@ -3759,91 +3202,68 @@
             </w:r>
             <w:r>
               <w:rPr>
-                <w:rFonts w:ascii="Times New Roman" w:eastAsiaTheme="minorEastAsia" w:hAnsi="Times New Roman" w:cs="Times New Roman"/>
+                <w:rFonts w:eastAsiaTheme="minorEastAsia"/>
                 <w:noProof/>
                 <w:kern w:val="0"/>
+                <w14:ligatures w14:val="none"/>
+              </w:rPr>
+              <w:tab/>
+            </w:r>
+            <w:r>
+              <w:rPr>
+                <w:rStyle w:val="Hyperlink"/>
+                <w:rFonts w:ascii="Times New Roman" w:hAnsi="Times New Roman" w:cs="Times New Roman"/>
+                <w:noProof/>
                 <w:sz w:val="26"/>
                 <w:szCs w:val="26"/>
-                <w14:ligatures w14:val="none"/>
+              </w:rPr>
+              <w:t>To change the way a picture</w:t>
+            </w:r>
+            <w:r>
+              <w:rPr>
+                <w:noProof/>
+                <w:webHidden/>
               </w:rPr>
               <w:tab/>
             </w:r>
             <w:r>
               <w:rPr>
-                <w:rStyle w:val="Hyperlink"/>
-                <w:rFonts w:ascii="Times New Roman" w:hAnsi="Times New Roman" w:cs="Times New Roman"/>
-                <w:noProof/>
-                <w:sz w:val="26"/>
-                <w:szCs w:val="26"/>
-              </w:rPr>
-              <w:t>To change the way a picture</w:t>
-            </w:r>
-            <w:r>
-              <w:rPr>
-                <w:rFonts w:ascii="Times New Roman" w:hAnsi="Times New Roman" w:cs="Times New Roman"/>
-                <w:noProof/>
-                <w:webHidden/>
-                <w:sz w:val="26"/>
-                <w:szCs w:val="26"/>
-              </w:rPr>
-              <w:tab/>
-            </w:r>
-            <w:r>
-              <w:rPr>
-                <w:rFonts w:ascii="Times New Roman" w:hAnsi="Times New Roman" w:cs="Times New Roman"/>
-                <w:noProof/>
-                <w:webHidden/>
-                <w:sz w:val="26"/>
-                <w:szCs w:val="26"/>
+                <w:noProof/>
+                <w:webHidden/>
               </w:rPr>
               <w:fldChar w:fldCharType="begin"/>
             </w:r>
             <w:r>
               <w:rPr>
-                <w:rFonts w:ascii="Times New Roman" w:hAnsi="Times New Roman" w:cs="Times New Roman"/>
-                <w:noProof/>
-                <w:webHidden/>
-                <w:sz w:val="26"/>
-                <w:szCs w:val="26"/>
+                <w:noProof/>
+                <w:webHidden/>
               </w:rPr>
               <w:instrText xml:space="preserve"> PAGEREF _Toc209536304 \h </w:instrText>
             </w:r>
             <w:r>
               <w:rPr>
-                <w:rFonts w:ascii="Times New Roman" w:hAnsi="Times New Roman" w:cs="Times New Roman"/>
-                <w:noProof/>
-                <w:webHidden/>
-                <w:sz w:val="26"/>
-                <w:szCs w:val="26"/>
-              </w:rPr>
-            </w:r>
-            <w:r>
-              <w:rPr>
-                <w:rFonts w:ascii="Times New Roman" w:hAnsi="Times New Roman" w:cs="Times New Roman"/>
-                <w:noProof/>
-                <w:webHidden/>
-                <w:sz w:val="26"/>
-                <w:szCs w:val="26"/>
+                <w:noProof/>
+                <w:webHidden/>
+              </w:rPr>
+            </w:r>
+            <w:r>
+              <w:rPr>
+                <w:noProof/>
+                <w:webHidden/>
               </w:rPr>
               <w:fldChar w:fldCharType="separate"/>
             </w:r>
             <w:r>
               <w:rPr>
-                <w:rFonts w:ascii="Times New Roman" w:hAnsi="Times New Roman" w:cs="Times New Roman"/>
-                <w:noProof/>
-                <w:webHidden/>
-                <w:sz w:val="26"/>
-                <w:szCs w:val="26"/>
+                <w:noProof/>
+                <w:webHidden/>
               </w:rPr>
               <w:t>7</w:t>
             </w:r>
             <w:r>
               <w:rPr>
-                <w:rFonts w:ascii="Times New Roman" w:hAnsi="Times New Roman" w:cs="Times New Roman"/>
-                <w:noProof/>
-                <w:webHidden/>
-                <w:sz w:val="26"/>
-                <w:szCs w:val="26"/>
+                <w:noProof/>
+                <w:webHidden/>
               </w:rPr>
               <w:fldChar w:fldCharType="end"/>
             </w:r>
@@ -3852,16 +3272,10 @@
         <w:p>
           <w:pPr>
             <w:pStyle w:val="TOC3"/>
-            <w:tabs>
-              <w:tab w:val="left" w:pos="1826"/>
-              <w:tab w:val="right" w:leader="dot" w:pos="8777"/>
-            </w:tabs>
             <w:rPr>
-              <w:rFonts w:ascii="Times New Roman" w:eastAsiaTheme="minorEastAsia" w:hAnsi="Times New Roman" w:cs="Times New Roman"/>
+              <w:rFonts w:eastAsiaTheme="minorEastAsia"/>
               <w:noProof/>
               <w:kern w:val="0"/>
-              <w:sz w:val="26"/>
-              <w:szCs w:val="26"/>
               <w14:ligatures w14:val="none"/>
             </w:rPr>
           </w:pPr>
@@ -3878,91 +3292,68 @@
             </w:r>
             <w:r>
               <w:rPr>
-                <w:rFonts w:ascii="Times New Roman" w:eastAsiaTheme="minorEastAsia" w:hAnsi="Times New Roman" w:cs="Times New Roman"/>
+                <w:rFonts w:eastAsiaTheme="minorEastAsia"/>
                 <w:noProof/>
                 <w:kern w:val="0"/>
+                <w14:ligatures w14:val="none"/>
+              </w:rPr>
+              <w:tab/>
+            </w:r>
+            <w:r>
+              <w:rPr>
+                <w:rStyle w:val="Hyperlink"/>
+                <w:rFonts w:ascii="Times New Roman" w:hAnsi="Times New Roman" w:cs="Times New Roman"/>
+                <w:noProof/>
                 <w:sz w:val="26"/>
                 <w:szCs w:val="26"/>
-                <w14:ligatures w14:val="none"/>
+              </w:rPr>
+              <w:t>fits in your document, click it and a</w:t>
+            </w:r>
+            <w:r>
+              <w:rPr>
+                <w:noProof/>
+                <w:webHidden/>
               </w:rPr>
               <w:tab/>
             </w:r>
             <w:r>
               <w:rPr>
-                <w:rStyle w:val="Hyperlink"/>
-                <w:rFonts w:ascii="Times New Roman" w:hAnsi="Times New Roman" w:cs="Times New Roman"/>
-                <w:noProof/>
-                <w:sz w:val="26"/>
-                <w:szCs w:val="26"/>
-              </w:rPr>
-              <w:t>fits in your document, click it and a</w:t>
-            </w:r>
-            <w:r>
-              <w:rPr>
-                <w:rFonts w:ascii="Times New Roman" w:hAnsi="Times New Roman" w:cs="Times New Roman"/>
-                <w:noProof/>
-                <w:webHidden/>
-                <w:sz w:val="26"/>
-                <w:szCs w:val="26"/>
-              </w:rPr>
-              <w:tab/>
-            </w:r>
-            <w:r>
-              <w:rPr>
-                <w:rFonts w:ascii="Times New Roman" w:hAnsi="Times New Roman" w:cs="Times New Roman"/>
-                <w:noProof/>
-                <w:webHidden/>
-                <w:sz w:val="26"/>
-                <w:szCs w:val="26"/>
+                <w:noProof/>
+                <w:webHidden/>
               </w:rPr>
               <w:fldChar w:fldCharType="begin"/>
             </w:r>
             <w:r>
               <w:rPr>
-                <w:rFonts w:ascii="Times New Roman" w:hAnsi="Times New Roman" w:cs="Times New Roman"/>
-                <w:noProof/>
-                <w:webHidden/>
-                <w:sz w:val="26"/>
-                <w:szCs w:val="26"/>
+                <w:noProof/>
+                <w:webHidden/>
               </w:rPr>
               <w:instrText xml:space="preserve"> PAGEREF _Toc209536305 \h </w:instrText>
             </w:r>
             <w:r>
               <w:rPr>
-                <w:rFonts w:ascii="Times New Roman" w:hAnsi="Times New Roman" w:cs="Times New Roman"/>
-                <w:noProof/>
-                <w:webHidden/>
-                <w:sz w:val="26"/>
-                <w:szCs w:val="26"/>
-              </w:rPr>
-            </w:r>
-            <w:r>
-              <w:rPr>
-                <w:rFonts w:ascii="Times New Roman" w:hAnsi="Times New Roman" w:cs="Times New Roman"/>
-                <w:noProof/>
-                <w:webHidden/>
-                <w:sz w:val="26"/>
-                <w:szCs w:val="26"/>
+                <w:noProof/>
+                <w:webHidden/>
+              </w:rPr>
+            </w:r>
+            <w:r>
+              <w:rPr>
+                <w:noProof/>
+                <w:webHidden/>
               </w:rPr>
               <w:fldChar w:fldCharType="separate"/>
             </w:r>
             <w:r>
               <w:rPr>
-                <w:rFonts w:ascii="Times New Roman" w:hAnsi="Times New Roman" w:cs="Times New Roman"/>
-                <w:noProof/>
-                <w:webHidden/>
-                <w:sz w:val="26"/>
-                <w:szCs w:val="26"/>
+                <w:noProof/>
+                <w:webHidden/>
               </w:rPr>
               <w:t>7</w:t>
             </w:r>
             <w:r>
               <w:rPr>
-                <w:rFonts w:ascii="Times New Roman" w:hAnsi="Times New Roman" w:cs="Times New Roman"/>
-                <w:noProof/>
-                <w:webHidden/>
-                <w:sz w:val="26"/>
-                <w:szCs w:val="26"/>
+                <w:noProof/>
+                <w:webHidden/>
               </w:rPr>
               <w:fldChar w:fldCharType="end"/>
             </w:r>
@@ -5394,9 +4785,14 @@
     <w:autoRedefine/>
     <w:uiPriority w:val="39"/>
     <w:unhideWhenUsed/>
-    <w:rsid w:val="002D1BC7"/>
+    <w:rsid w:val="002D55FA"/>
     <w:pPr>
+      <w:tabs>
+        <w:tab w:val="left" w:pos="1276"/>
+        <w:tab w:val="right" w:leader="dot" w:pos="8777"/>
+      </w:tabs>
       <w:spacing w:after="100"/>
+      <w:ind w:firstLine="0"/>
     </w:pPr>
   </w:style>
   <w:style w:type="paragraph" w:styleId="TOC2">
@@ -5406,10 +4802,14 @@
     <w:autoRedefine/>
     <w:uiPriority w:val="39"/>
     <w:unhideWhenUsed/>
-    <w:rsid w:val="002D1BC7"/>
+    <w:rsid w:val="002D55FA"/>
     <w:pPr>
+      <w:tabs>
+        <w:tab w:val="left" w:pos="851"/>
+        <w:tab w:val="right" w:leader="dot" w:pos="8777"/>
+      </w:tabs>
       <w:spacing w:after="100"/>
-      <w:ind w:left="220"/>
+      <w:ind w:left="220" w:firstLine="64"/>
     </w:pPr>
   </w:style>
   <w:style w:type="paragraph" w:styleId="TOC3">
@@ -5419,10 +4819,14 @@
     <w:autoRedefine/>
     <w:uiPriority w:val="39"/>
     <w:unhideWhenUsed/>
-    <w:rsid w:val="002D1BC7"/>
+    <w:rsid w:val="002D55FA"/>
     <w:pPr>
+      <w:tabs>
+        <w:tab w:val="left" w:pos="1276"/>
+        <w:tab w:val="right" w:leader="dot" w:pos="8777"/>
+      </w:tabs>
       <w:spacing w:after="100"/>
-      <w:ind w:left="440"/>
+      <w:ind w:left="440" w:firstLine="127"/>
     </w:pPr>
   </w:style>
   <w:style w:type="character" w:styleId="Hyperlink">

--- a/report/docx/2370389_LEDAT_THESIS.docx
+++ b/report/docx/2370389_LEDAT_THESIS.docx
@@ -11,6 +11,89 @@
           <w:szCs w:val="28"/>
         </w:rPr>
       </w:pPr>
+      <w:r>
+        <w:rPr>
+          <w:rFonts w:ascii="Times New Roman" w:hAnsi="Times New Roman" w:cs="Times New Roman"/>
+          <w:noProof/>
+          <w:sz w:val="28"/>
+          <w:szCs w:val="28"/>
+        </w:rPr>
+        <mc:AlternateContent>
+          <mc:Choice Requires="wps">
+            <w:drawing>
+              <wp:anchor distT="0" distB="0" distL="114300" distR="114300" simplePos="0" relativeHeight="251662336" behindDoc="0" locked="0" layoutInCell="1" allowOverlap="1" wp14:anchorId="7FD90624" wp14:editId="6A1E474A">
+                <wp:simplePos x="0" y="0"/>
+                <wp:positionH relativeFrom="column">
+                  <wp:posOffset>-262948</wp:posOffset>
+                </wp:positionH>
+                <wp:positionV relativeFrom="paragraph">
+                  <wp:posOffset>-248862</wp:posOffset>
+                </wp:positionV>
+                <wp:extent cx="6187044" cy="8929848"/>
+                <wp:effectExtent l="0" t="0" r="23495" b="24130"/>
+                <wp:wrapNone/>
+                <wp:docPr id="3" name="Rectangle 3"/>
+                <wp:cNvGraphicFramePr/>
+                <a:graphic xmlns:a="http://schemas.openxmlformats.org/drawingml/2006/main">
+                  <a:graphicData uri="http://schemas.microsoft.com/office/word/2010/wordprocessingShape">
+                    <wps:wsp>
+                      <wps:cNvSpPr/>
+                      <wps:spPr>
+                        <a:xfrm>
+                          <a:off x="0" y="0"/>
+                          <a:ext cx="6187044" cy="8929848"/>
+                        </a:xfrm>
+                        <a:prstGeom prst="rect">
+                          <a:avLst/>
+                        </a:prstGeom>
+                        <a:noFill/>
+                        <a:ln>
+                          <a:solidFill>
+                            <a:schemeClr val="tx1"/>
+                          </a:solidFill>
+                        </a:ln>
+                      </wps:spPr>
+                      <wps:style>
+                        <a:lnRef idx="2">
+                          <a:schemeClr val="accent1">
+                            <a:shade val="50000"/>
+                          </a:schemeClr>
+                        </a:lnRef>
+                        <a:fillRef idx="1">
+                          <a:schemeClr val="accent1"/>
+                        </a:fillRef>
+                        <a:effectRef idx="0">
+                          <a:schemeClr val="accent1"/>
+                        </a:effectRef>
+                        <a:fontRef idx="minor">
+                          <a:schemeClr val="lt1"/>
+                        </a:fontRef>
+                      </wps:style>
+                      <wps:bodyPr rot="0" spcFirstLastPara="0" vertOverflow="overflow" horzOverflow="overflow" vert="horz" wrap="square" lIns="91440" tIns="45720" rIns="91440" bIns="45720" numCol="1" spcCol="0" rtlCol="0" fromWordArt="0" anchor="ctr" anchorCtr="0" forceAA="0" compatLnSpc="1">
+                        <a:prstTxWarp prst="textNoShape">
+                          <a:avLst/>
+                        </a:prstTxWarp>
+                        <a:noAutofit/>
+                      </wps:bodyPr>
+                    </wps:wsp>
+                  </a:graphicData>
+                </a:graphic>
+                <wp14:sizeRelH relativeFrom="margin">
+                  <wp14:pctWidth>0</wp14:pctWidth>
+                </wp14:sizeRelH>
+                <wp14:sizeRelV relativeFrom="margin">
+                  <wp14:pctHeight>0</wp14:pctHeight>
+                </wp14:sizeRelV>
+              </wp:anchor>
+            </w:drawing>
+          </mc:Choice>
+          <mc:Fallback>
+            <w:pict>
+              <v:rect w14:anchorId="4A01BD9D" id="Rectangle 3" o:spid="_x0000_s1026" style="position:absolute;margin-left:-20.7pt;margin-top:-19.6pt;width:487.15pt;height:703.15pt;z-index:251662336;visibility:visible;mso-wrap-style:square;mso-width-percent:0;mso-height-percent:0;mso-wrap-distance-left:9pt;mso-wrap-distance-top:0;mso-wrap-distance-right:9pt;mso-wrap-distance-bottom:0;mso-position-horizontal:absolute;mso-position-horizontal-relative:text;mso-position-vertical:absolute;mso-position-vertical-relative:text;mso-width-percent:0;mso-height-percent:0;mso-width-relative:margin;mso-height-relative:margin;v-text-anchor:middle" o:gfxdata="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" filled="f" strokecolor="black [3213]" strokeweight="1pt"/>
+            </w:pict>
+          </mc:Fallback>
+        </mc:AlternateContent>
+      </w:r>
       <w:r>
         <w:rPr>
           <w:rFonts w:ascii="Times New Roman" w:hAnsi="Times New Roman" w:cs="Times New Roman"/>
@@ -398,7 +481,15 @@
         <w:spacing w:after="0"/>
       </w:pPr>
       <w:r>
-        <w:t>Cán bộ hướng dẫn khoa học : ..................................................................</w:t>
+        <w:t xml:space="preserve">Cán bộ hướng dẫn khoa </w:t>
+      </w:r>
+      <w:proofErr w:type="gramStart"/>
+      <w:r>
+        <w:t>học :</w:t>
+      </w:r>
+      <w:proofErr w:type="gramEnd"/>
+      <w:r>
+        <w:t xml:space="preserve"> ..................................................................</w:t>
       </w:r>
     </w:p>
     <w:p>
@@ -425,7 +516,15 @@
         <w:spacing w:after="0"/>
       </w:pPr>
       <w:r>
-        <w:t>Cán bộ chấm nhận xét 1 : ........................................................................</w:t>
+        <w:t xml:space="preserve">Cán bộ chấm nhận xét </w:t>
+      </w:r>
+      <w:proofErr w:type="gramStart"/>
+      <w:r>
+        <w:t>1 :</w:t>
+      </w:r>
+      <w:proofErr w:type="gramEnd"/>
+      <w:r>
+        <w:t xml:space="preserve"> ........................................................................</w:t>
       </w:r>
     </w:p>
     <w:p>
@@ -452,7 +551,15 @@
         <w:spacing w:after="0"/>
       </w:pPr>
       <w:r>
-        <w:t>Cán bộ chấm nhận xét 2 : ........................................................................</w:t>
+        <w:t xml:space="preserve">Cán bộ chấm nhận xét </w:t>
+      </w:r>
+      <w:proofErr w:type="gramStart"/>
+      <w:r>
+        <w:t>2 :</w:t>
+      </w:r>
+      <w:proofErr w:type="gramEnd"/>
+      <w:r>
+        <w:t xml:space="preserve"> ........................................................................</w:t>
       </w:r>
     </w:p>
     <w:p>
@@ -488,7 +595,31 @@
         <w:spacing w:after="0"/>
       </w:pPr>
       <w:r>
-        <w:t>ngày . . . . . tháng . . . . năm . . . . .</w:t>
+        <w:t xml:space="preserve">ngày </w:t>
+      </w:r>
+      <w:proofErr w:type="gramStart"/>
+      <w:r>
+        <w:t>. . . .</w:t>
+      </w:r>
+      <w:proofErr w:type="gramEnd"/>
+      <w:r>
+        <w:t xml:space="preserve"> . tháng </w:t>
+      </w:r>
+      <w:proofErr w:type="gramStart"/>
+      <w:r>
+        <w:t>. . . .</w:t>
+      </w:r>
+      <w:proofErr w:type="gramEnd"/>
+      <w:r>
+        <w:t xml:space="preserve"> năm </w:t>
+      </w:r>
+      <w:proofErr w:type="gramStart"/>
+      <w:r>
+        <w:t>. . . .</w:t>
+      </w:r>
+      <w:proofErr w:type="gramEnd"/>
+      <w:r>
+        <w:t xml:space="preserve"> .</w:t>
       </w:r>
     </w:p>
     <w:p>
@@ -976,7 +1107,15 @@
         <w:ind w:firstLine="0"/>
       </w:pPr>
       <w:r>
-        <w:t>Chuyên ngành: ................................................................ Mã số : ...............................</w:t>
+        <w:t xml:space="preserve">Chuyên ngành: ................................................................ Mã </w:t>
+      </w:r>
+      <w:proofErr w:type="gramStart"/>
+      <w:r>
+        <w:t>số :</w:t>
+      </w:r>
+      <w:proofErr w:type="gramEnd"/>
+      <w:r>
+        <w:t xml:space="preserve"> ...............................</w:t>
       </w:r>
     </w:p>
     <w:p>
@@ -1100,8 +1239,17 @@
           <w:b/>
           <w:bCs/>
         </w:rPr>
-        <w:t>II. NGÀY GIAO NHIỆM VỤ :</w:t>
-      </w:r>
+        <w:t xml:space="preserve">II. NGÀY GIAO NHIỆM </w:t>
+      </w:r>
+      <w:proofErr w:type="gramStart"/>
+      <w:r>
+        <w:rPr>
+          <w:b/>
+          <w:bCs/>
+        </w:rPr>
+        <w:t>VỤ :</w:t>
+      </w:r>
+      <w:proofErr w:type="gramEnd"/>
       <w:r>
         <w:t xml:space="preserve"> </w:t>
       </w:r>
@@ -1215,7 +1363,39 @@
                 <w:i/>
                 <w:iCs/>
               </w:rPr>
-              <w:t>Tp. HCM, ngày . . . . tháng .. . . năm 20....</w:t>
+              <w:t xml:space="preserve">Tp. HCM, ngày </w:t>
+            </w:r>
+            <w:proofErr w:type="gramStart"/>
+            <w:r>
+              <w:rPr>
+                <w:i/>
+                <w:iCs/>
+              </w:rPr>
+              <w:t>. . . .</w:t>
+            </w:r>
+            <w:proofErr w:type="gramEnd"/>
+            <w:r>
+              <w:rPr>
+                <w:i/>
+                <w:iCs/>
+              </w:rPr>
+              <w:t xml:space="preserve"> </w:t>
+            </w:r>
+            <w:proofErr w:type="gramStart"/>
+            <w:r>
+              <w:rPr>
+                <w:i/>
+                <w:iCs/>
+              </w:rPr>
+              <w:t>tháng .</w:t>
+            </w:r>
+            <w:proofErr w:type="gramEnd"/>
+            <w:r>
+              <w:rPr>
+                <w:i/>
+                <w:iCs/>
+              </w:rPr>
+              <w:t>. . . năm 20....</w:t>
             </w:r>
           </w:p>
         </w:tc>
@@ -3377,10 +3557,19 @@
     <w:p>
       <w:pPr>
         <w:pStyle w:val="Chubinhthuong"/>
-      </w:pPr>
-      <w:r>
-        <w:br w:type="page"/>
-      </w:r>
+        <w:sectPr>
+          <w:headerReference w:type="even" r:id="rId8"/>
+          <w:headerReference w:type="default" r:id="rId9"/>
+          <w:footerReference w:type="even" r:id="rId10"/>
+          <w:footerReference w:type="default" r:id="rId11"/>
+          <w:headerReference w:type="first" r:id="rId12"/>
+          <w:footerReference w:type="first" r:id="rId13"/>
+          <w:pgSz w:w="11906" w:h="16838" w:code="9"/>
+          <w:pgMar w:top="1701" w:right="1134" w:bottom="1701" w:left="1985" w:header="720" w:footer="720" w:gutter="0"/>
+          <w:cols w:space="720"/>
+          <w:docGrid w:linePitch="360"/>
+        </w:sectPr>
+      </w:pPr>
     </w:p>
     <w:p>
       <w:pPr>
@@ -3723,19 +3912,184 @@
       </w:pPr>
     </w:p>
     <w:sectPr>
+      <w:footerReference w:type="default" r:id="rId14"/>
       <w:pgSz w:w="11906" w:h="16838" w:code="9"/>
       <w:pgMar w:top="1701" w:right="1134" w:bottom="1701" w:left="1985" w:header="720" w:footer="720" w:gutter="0"/>
-      <w:pgBorders w:display="firstPage" w:offsetFrom="page">
-        <w:top w:val="single" w:sz="8" w:space="24" w:color="auto"/>
-        <w:left w:val="single" w:sz="8" w:space="24" w:color="auto"/>
-        <w:bottom w:val="single" w:sz="8" w:space="24" w:color="auto"/>
-        <w:right w:val="single" w:sz="8" w:space="24" w:color="auto"/>
-      </w:pgBorders>
+      <w:pgNumType w:start="1"/>
       <w:cols w:space="720"/>
       <w:docGrid w:linePitch="360"/>
     </w:sectPr>
   </w:body>
 </w:document>
+</file>
+
+<file path=word/endnotes.xml><?xml version="1.0" encoding="utf-8"?>
+<w:endnotes xmlns:wpc="http://schemas.microsoft.com/office/word/2010/wordprocessingCanvas" xmlns:cx="http://schemas.microsoft.com/office/drawing/2014/chartex" xmlns:cx1="http://schemas.microsoft.com/office/drawing/2015/9/8/chartex" xmlns:cx2="http://schemas.microsoft.com/office/drawing/2015/10/21/chartex" xmlns:cx3="http://schemas.microsoft.com/office/drawing/2016/5/9/chartex" xmlns:cx4="http://schemas.microsoft.com/office/drawing/2016/5/10/chartex" xmlns:cx5="http://schemas.microsoft.com/office/drawing/2016/5/11/chartex" xmlns:cx6="http://schemas.microsoft.com/office/drawing/2016/5/12/chartex" xmlns:cx7="http://schemas.microsoft.com/office/drawing/2016/5/13/chartex" xmlns:cx8="http://schemas.microsoft.com/office/drawing/2016/5/14/chartex" xmlns:mc="http://schemas.openxmlformats.org/markup-compatibility/2006" xmlns:aink="http://schemas.microsoft.com/office/drawing/2016/ink" xmlns:am3d="http://schemas.microsoft.com/office/drawing/2017/model3d" xmlns:o="urn:schemas-microsoft-com:office:office" xmlns:r="http://schemas.openxmlformats.org/officeDocument/2006/relationships" xmlns:m="http://schemas.openxmlformats.org/officeDocument/2006/math" xmlns:v="urn:schemas-microsoft-com:vml" xmlns:wp14="http://schemas.microsoft.com/office/word/2010/wordprocessingDrawing" xmlns:wp="http://schemas.openxmlformats.org/drawingml/2006/wordprocessingDrawing" xmlns:w10="urn:schemas-microsoft-com:office:word" xmlns:w="http://schemas.openxmlformats.org/wordprocessingml/2006/main" xmlns:w14="http://schemas.microsoft.com/office/word/2010/wordml" xmlns:w15="http://schemas.microsoft.com/office/word/2012/wordml" xmlns:w16cex="http://schemas.microsoft.com/office/word/2018/wordml/cex" xmlns:w16cid="http://schemas.microsoft.com/office/word/2016/wordml/cid" xmlns:w16="http://schemas.microsoft.com/office/word/2018/wordml" xmlns:w16se="http://schemas.microsoft.com/office/word/2015/wordml/symex" xmlns:wpg="http://schemas.microsoft.com/office/word/2010/wordprocessingGroup" xmlns:wpi="http://schemas.microsoft.com/office/word/2010/wordprocessingInk" xmlns:wne="http://schemas.microsoft.com/office/word/2006/wordml" xmlns:wps="http://schemas.microsoft.com/office/word/2010/wordprocessingShape" mc:Ignorable="w14 w15 w16se w16cid w16 w16cex wp14">
+  <w:endnote w:type="separator" w:id="-1">
+    <w:p>
+      <w:pPr>
+        <w:spacing w:after="0" w:line="240" w:lineRule="auto"/>
+      </w:pPr>
+      <w:r>
+        <w:separator/>
+      </w:r>
+    </w:p>
+  </w:endnote>
+  <w:endnote w:type="continuationSeparator" w:id="0">
+    <w:p>
+      <w:pPr>
+        <w:spacing w:after="0" w:line="240" w:lineRule="auto"/>
+      </w:pPr>
+      <w:r>
+        <w:continuationSeparator/>
+      </w:r>
+    </w:p>
+  </w:endnote>
+</w:endnotes>
+</file>
+
+<file path=word/footer1.xml><?xml version="1.0" encoding="utf-8"?>
+<w:ftr xmlns:wpc="http://schemas.microsoft.com/office/word/2010/wordprocessingCanvas" xmlns:cx="http://schemas.microsoft.com/office/drawing/2014/chartex" xmlns:cx1="http://schemas.microsoft.com/office/drawing/2015/9/8/chartex" xmlns:cx2="http://schemas.microsoft.com/office/drawing/2015/10/21/chartex" xmlns:cx3="http://schemas.microsoft.com/office/drawing/2016/5/9/chartex" xmlns:cx4="http://schemas.microsoft.com/office/drawing/2016/5/10/chartex" xmlns:cx5="http://schemas.microsoft.com/office/drawing/2016/5/11/chartex" xmlns:cx6="http://schemas.microsoft.com/office/drawing/2016/5/12/chartex" xmlns:cx7="http://schemas.microsoft.com/office/drawing/2016/5/13/chartex" xmlns:cx8="http://schemas.microsoft.com/office/drawing/2016/5/14/chartex" xmlns:mc="http://schemas.openxmlformats.org/markup-compatibility/2006" xmlns:aink="http://schemas.microsoft.com/office/drawing/2016/ink" xmlns:am3d="http://schemas.microsoft.com/office/drawing/2017/model3d" xmlns:o="urn:schemas-microsoft-com:office:office" xmlns:r="http://schemas.openxmlformats.org/officeDocument/2006/relationships" xmlns:m="http://schemas.openxmlformats.org/officeDocument/2006/math" xmlns:v="urn:schemas-microsoft-com:vml" xmlns:wp14="http://schemas.microsoft.com/office/word/2010/wordprocessingDrawing" xmlns:wp="http://schemas.openxmlformats.org/drawingml/2006/wordprocessingDrawing" xmlns:w10="urn:schemas-microsoft-com:office:word" xmlns:w="http://schemas.openxmlformats.org/wordprocessingml/2006/main" xmlns:w14="http://schemas.microsoft.com/office/word/2010/wordml" xmlns:w15="http://schemas.microsoft.com/office/word/2012/wordml" xmlns:w16cex="http://schemas.microsoft.com/office/word/2018/wordml/cex" xmlns:w16cid="http://schemas.microsoft.com/office/word/2016/wordml/cid" xmlns:w16="http://schemas.microsoft.com/office/word/2018/wordml" xmlns:w16se="http://schemas.microsoft.com/office/word/2015/wordml/symex" xmlns:wpg="http://schemas.microsoft.com/office/word/2010/wordprocessingGroup" xmlns:wpi="http://schemas.microsoft.com/office/word/2010/wordprocessingInk" xmlns:wne="http://schemas.microsoft.com/office/word/2006/wordml" xmlns:wps="http://schemas.microsoft.com/office/word/2010/wordprocessingShape" mc:Ignorable="w14 w15 w16se w16cid w16 w16cex wp14">
+  <w:p>
+    <w:pPr>
+      <w:pStyle w:val="Footer"/>
+    </w:pPr>
+  </w:p>
+</w:ftr>
+</file>
+
+<file path=word/footer2.xml><?xml version="1.0" encoding="utf-8"?>
+<w:ftr xmlns:wpc="http://schemas.microsoft.com/office/word/2010/wordprocessingCanvas" xmlns:cx="http://schemas.microsoft.com/office/drawing/2014/chartex" xmlns:cx1="http://schemas.microsoft.com/office/drawing/2015/9/8/chartex" xmlns:cx2="http://schemas.microsoft.com/office/drawing/2015/10/21/chartex" xmlns:cx3="http://schemas.microsoft.com/office/drawing/2016/5/9/chartex" xmlns:cx4="http://schemas.microsoft.com/office/drawing/2016/5/10/chartex" xmlns:cx5="http://schemas.microsoft.com/office/drawing/2016/5/11/chartex" xmlns:cx6="http://schemas.microsoft.com/office/drawing/2016/5/12/chartex" xmlns:cx7="http://schemas.microsoft.com/office/drawing/2016/5/13/chartex" xmlns:cx8="http://schemas.microsoft.com/office/drawing/2016/5/14/chartex" xmlns:mc="http://schemas.openxmlformats.org/markup-compatibility/2006" xmlns:aink="http://schemas.microsoft.com/office/drawing/2016/ink" xmlns:am3d="http://schemas.microsoft.com/office/drawing/2017/model3d" xmlns:o="urn:schemas-microsoft-com:office:office" xmlns:r="http://schemas.openxmlformats.org/officeDocument/2006/relationships" xmlns:m="http://schemas.openxmlformats.org/officeDocument/2006/math" xmlns:v="urn:schemas-microsoft-com:vml" xmlns:wp14="http://schemas.microsoft.com/office/word/2010/wordprocessingDrawing" xmlns:wp="http://schemas.openxmlformats.org/drawingml/2006/wordprocessingDrawing" xmlns:w10="urn:schemas-microsoft-com:office:word" xmlns:w="http://schemas.openxmlformats.org/wordprocessingml/2006/main" xmlns:w14="http://schemas.microsoft.com/office/word/2010/wordml" xmlns:w15="http://schemas.microsoft.com/office/word/2012/wordml" xmlns:w16cex="http://schemas.microsoft.com/office/word/2018/wordml/cex" xmlns:w16cid="http://schemas.microsoft.com/office/word/2016/wordml/cid" xmlns:w16="http://schemas.microsoft.com/office/word/2018/wordml" xmlns:w16se="http://schemas.microsoft.com/office/word/2015/wordml/symex" xmlns:wpg="http://schemas.microsoft.com/office/word/2010/wordprocessingGroup" xmlns:wpi="http://schemas.microsoft.com/office/word/2010/wordprocessingInk" xmlns:wne="http://schemas.microsoft.com/office/word/2006/wordml" xmlns:wps="http://schemas.microsoft.com/office/word/2010/wordprocessingShape" mc:Ignorable="w14 w15 w16se w16cid w16 w16cex wp14">
+  <w:p>
+    <w:pPr>
+      <w:pStyle w:val="Footer"/>
+      <w:jc w:val="center"/>
+    </w:pPr>
+  </w:p>
+  <w:p>
+    <w:pPr>
+      <w:pStyle w:val="Footer"/>
+    </w:pPr>
+  </w:p>
+</w:ftr>
+</file>
+
+<file path=word/footer3.xml><?xml version="1.0" encoding="utf-8"?>
+<w:ftr xmlns:wpc="http://schemas.microsoft.com/office/word/2010/wordprocessingCanvas" xmlns:cx="http://schemas.microsoft.com/office/drawing/2014/chartex" xmlns:cx1="http://schemas.microsoft.com/office/drawing/2015/9/8/chartex" xmlns:cx2="http://schemas.microsoft.com/office/drawing/2015/10/21/chartex" xmlns:cx3="http://schemas.microsoft.com/office/drawing/2016/5/9/chartex" xmlns:cx4="http://schemas.microsoft.com/office/drawing/2016/5/10/chartex" xmlns:cx5="http://schemas.microsoft.com/office/drawing/2016/5/11/chartex" xmlns:cx6="http://schemas.microsoft.com/office/drawing/2016/5/12/chartex" xmlns:cx7="http://schemas.microsoft.com/office/drawing/2016/5/13/chartex" xmlns:cx8="http://schemas.microsoft.com/office/drawing/2016/5/14/chartex" xmlns:mc="http://schemas.openxmlformats.org/markup-compatibility/2006" xmlns:aink="http://schemas.microsoft.com/office/drawing/2016/ink" xmlns:am3d="http://schemas.microsoft.com/office/drawing/2017/model3d" xmlns:o="urn:schemas-microsoft-com:office:office" xmlns:r="http://schemas.openxmlformats.org/officeDocument/2006/relationships" xmlns:m="http://schemas.openxmlformats.org/officeDocument/2006/math" xmlns:v="urn:schemas-microsoft-com:vml" xmlns:wp14="http://schemas.microsoft.com/office/word/2010/wordprocessingDrawing" xmlns:wp="http://schemas.openxmlformats.org/drawingml/2006/wordprocessingDrawing" xmlns:w10="urn:schemas-microsoft-com:office:word" xmlns:w="http://schemas.openxmlformats.org/wordprocessingml/2006/main" xmlns:w14="http://schemas.microsoft.com/office/word/2010/wordml" xmlns:w15="http://schemas.microsoft.com/office/word/2012/wordml" xmlns:w16cex="http://schemas.microsoft.com/office/word/2018/wordml/cex" xmlns:w16cid="http://schemas.microsoft.com/office/word/2016/wordml/cid" xmlns:w16="http://schemas.microsoft.com/office/word/2018/wordml" xmlns:w16se="http://schemas.microsoft.com/office/word/2015/wordml/symex" xmlns:wpg="http://schemas.microsoft.com/office/word/2010/wordprocessingGroup" xmlns:wpi="http://schemas.microsoft.com/office/word/2010/wordprocessingInk" xmlns:wne="http://schemas.microsoft.com/office/word/2006/wordml" xmlns:wps="http://schemas.microsoft.com/office/word/2010/wordprocessingShape" mc:Ignorable="w14 w15 w16se w16cid w16 w16cex wp14">
+  <w:p>
+    <w:pPr>
+      <w:pStyle w:val="Footer"/>
+    </w:pPr>
+  </w:p>
+</w:ftr>
+</file>
+
+<file path=word/footer4.xml><?xml version="1.0" encoding="utf-8"?>
+<w:ftr xmlns:wpc="http://schemas.microsoft.com/office/word/2010/wordprocessingCanvas" xmlns:cx="http://schemas.microsoft.com/office/drawing/2014/chartex" xmlns:cx1="http://schemas.microsoft.com/office/drawing/2015/9/8/chartex" xmlns:cx2="http://schemas.microsoft.com/office/drawing/2015/10/21/chartex" xmlns:cx3="http://schemas.microsoft.com/office/drawing/2016/5/9/chartex" xmlns:cx4="http://schemas.microsoft.com/office/drawing/2016/5/10/chartex" xmlns:cx5="http://schemas.microsoft.com/office/drawing/2016/5/11/chartex" xmlns:cx6="http://schemas.microsoft.com/office/drawing/2016/5/12/chartex" xmlns:cx7="http://schemas.microsoft.com/office/drawing/2016/5/13/chartex" xmlns:cx8="http://schemas.microsoft.com/office/drawing/2016/5/14/chartex" xmlns:mc="http://schemas.openxmlformats.org/markup-compatibility/2006" xmlns:aink="http://schemas.microsoft.com/office/drawing/2016/ink" xmlns:am3d="http://schemas.microsoft.com/office/drawing/2017/model3d" xmlns:o="urn:schemas-microsoft-com:office:office" xmlns:r="http://schemas.openxmlformats.org/officeDocument/2006/relationships" xmlns:m="http://schemas.openxmlformats.org/officeDocument/2006/math" xmlns:v="urn:schemas-microsoft-com:vml" xmlns:wp14="http://schemas.microsoft.com/office/word/2010/wordprocessingDrawing" xmlns:wp="http://schemas.openxmlformats.org/drawingml/2006/wordprocessingDrawing" xmlns:w10="urn:schemas-microsoft-com:office:word" xmlns:w="http://schemas.openxmlformats.org/wordprocessingml/2006/main" xmlns:w14="http://schemas.microsoft.com/office/word/2010/wordml" xmlns:w15="http://schemas.microsoft.com/office/word/2012/wordml" xmlns:w16cex="http://schemas.microsoft.com/office/word/2018/wordml/cex" xmlns:w16cid="http://schemas.microsoft.com/office/word/2016/wordml/cid" xmlns:w16="http://schemas.microsoft.com/office/word/2018/wordml" xmlns:w16se="http://schemas.microsoft.com/office/word/2015/wordml/symex" xmlns:wpg="http://schemas.microsoft.com/office/word/2010/wordprocessingGroup" xmlns:wpi="http://schemas.microsoft.com/office/word/2010/wordprocessingInk" xmlns:wne="http://schemas.microsoft.com/office/word/2006/wordml" xmlns:wps="http://schemas.microsoft.com/office/word/2010/wordprocessingShape" mc:Ignorable="w14 w15 w16se w16cid w16 w16cex wp14">
+  <w:sdt>
+    <w:sdtPr>
+      <w:id w:val="1986115942"/>
+      <w:docPartObj>
+        <w:docPartGallery w:val="Page Numbers (Bottom of Page)"/>
+        <w:docPartUnique/>
+      </w:docPartObj>
+    </w:sdtPr>
+    <w:sdtEndPr>
+      <w:rPr>
+        <w:noProof/>
+      </w:rPr>
+    </w:sdtEndPr>
+    <w:sdtContent>
+      <w:p>
+        <w:pPr>
+          <w:pStyle w:val="Footer"/>
+          <w:jc w:val="center"/>
+        </w:pPr>
+        <w:r>
+          <w:fldChar w:fldCharType="begin"/>
+        </w:r>
+        <w:r>
+          <w:instrText xml:space="preserve"> PAGE   \* MERGEFORMAT </w:instrText>
+        </w:r>
+        <w:r>
+          <w:fldChar w:fldCharType="separate"/>
+        </w:r>
+        <w:r>
+          <w:rPr>
+            <w:noProof/>
+          </w:rPr>
+          <w:t>2</w:t>
+        </w:r>
+        <w:r>
+          <w:rPr>
+            <w:noProof/>
+          </w:rPr>
+          <w:fldChar w:fldCharType="end"/>
+        </w:r>
+      </w:p>
+    </w:sdtContent>
+  </w:sdt>
+  <w:p>
+    <w:pPr>
+      <w:pStyle w:val="Footer"/>
+    </w:pPr>
+  </w:p>
+</w:ftr>
+</file>
+
+<file path=word/footnotes.xml><?xml version="1.0" encoding="utf-8"?>
+<w:footnotes xmlns:wpc="http://schemas.microsoft.com/office/word/2010/wordprocessingCanvas" xmlns:cx="http://schemas.microsoft.com/office/drawing/2014/chartex" xmlns:cx1="http://schemas.microsoft.com/office/drawing/2015/9/8/chartex" xmlns:cx2="http://schemas.microsoft.com/office/drawing/2015/10/21/chartex" xmlns:cx3="http://schemas.microsoft.com/office/drawing/2016/5/9/chartex" xmlns:cx4="http://schemas.microsoft.com/office/drawing/2016/5/10/chartex" xmlns:cx5="http://schemas.microsoft.com/office/drawing/2016/5/11/chartex" xmlns:cx6="http://schemas.microsoft.com/office/drawing/2016/5/12/chartex" xmlns:cx7="http://schemas.microsoft.com/office/drawing/2016/5/13/chartex" xmlns:cx8="http://schemas.microsoft.com/office/drawing/2016/5/14/chartex" xmlns:mc="http://schemas.openxmlformats.org/markup-compatibility/2006" xmlns:aink="http://schemas.microsoft.com/office/drawing/2016/ink" xmlns:am3d="http://schemas.microsoft.com/office/drawing/2017/model3d" xmlns:o="urn:schemas-microsoft-com:office:office" xmlns:r="http://schemas.openxmlformats.org/officeDocument/2006/relationships" xmlns:m="http://schemas.openxmlformats.org/officeDocument/2006/math" xmlns:v="urn:schemas-microsoft-com:vml" xmlns:wp14="http://schemas.microsoft.com/office/word/2010/wordprocessingDrawing" xmlns:wp="http://schemas.openxmlformats.org/drawingml/2006/wordprocessingDrawing" xmlns:w10="urn:schemas-microsoft-com:office:word" xmlns:w="http://schemas.openxmlformats.org/wordprocessingml/2006/main" xmlns:w14="http://schemas.microsoft.com/office/word/2010/wordml" xmlns:w15="http://schemas.microsoft.com/office/word/2012/wordml" xmlns:w16cex="http://schemas.microsoft.com/office/word/2018/wordml/cex" xmlns:w16cid="http://schemas.microsoft.com/office/word/2016/wordml/cid" xmlns:w16="http://schemas.microsoft.com/office/word/2018/wordml" xmlns:w16se="http://schemas.microsoft.com/office/word/2015/wordml/symex" xmlns:wpg="http://schemas.microsoft.com/office/word/2010/wordprocessingGroup" xmlns:wpi="http://schemas.microsoft.com/office/word/2010/wordprocessingInk" xmlns:wne="http://schemas.microsoft.com/office/word/2006/wordml" xmlns:wps="http://schemas.microsoft.com/office/word/2010/wordprocessingShape" mc:Ignorable="w14 w15 w16se w16cid w16 w16cex wp14">
+  <w:footnote w:type="separator" w:id="-1">
+    <w:p>
+      <w:pPr>
+        <w:spacing w:after="0" w:line="240" w:lineRule="auto"/>
+      </w:pPr>
+      <w:r>
+        <w:separator/>
+      </w:r>
+    </w:p>
+  </w:footnote>
+  <w:footnote w:type="continuationSeparator" w:id="0">
+    <w:p>
+      <w:pPr>
+        <w:spacing w:after="0" w:line="240" w:lineRule="auto"/>
+      </w:pPr>
+      <w:r>
+        <w:continuationSeparator/>
+      </w:r>
+    </w:p>
+  </w:footnote>
+</w:footnotes>
+</file>
+
+<file path=word/header1.xml><?xml version="1.0" encoding="utf-8"?>
+<w:hdr xmlns:wpc="http://schemas.microsoft.com/office/word/2010/wordprocessingCanvas" xmlns:cx="http://schemas.microsoft.com/office/drawing/2014/chartex" xmlns:cx1="http://schemas.microsoft.com/office/drawing/2015/9/8/chartex" xmlns:cx2="http://schemas.microsoft.com/office/drawing/2015/10/21/chartex" xmlns:cx3="http://schemas.microsoft.com/office/drawing/2016/5/9/chartex" xmlns:cx4="http://schemas.microsoft.com/office/drawing/2016/5/10/chartex" xmlns:cx5="http://schemas.microsoft.com/office/drawing/2016/5/11/chartex" xmlns:cx6="http://schemas.microsoft.com/office/drawing/2016/5/12/chartex" xmlns:cx7="http://schemas.microsoft.com/office/drawing/2016/5/13/chartex" xmlns:cx8="http://schemas.microsoft.com/office/drawing/2016/5/14/chartex" xmlns:mc="http://schemas.openxmlformats.org/markup-compatibility/2006" xmlns:aink="http://schemas.microsoft.com/office/drawing/2016/ink" xmlns:am3d="http://schemas.microsoft.com/office/drawing/2017/model3d" xmlns:o="urn:schemas-microsoft-com:office:office" xmlns:r="http://schemas.openxmlformats.org/officeDocument/2006/relationships" xmlns:m="http://schemas.openxmlformats.org/officeDocument/2006/math" xmlns:v="urn:schemas-microsoft-com:vml" xmlns:wp14="http://schemas.microsoft.com/office/word/2010/wordprocessingDrawing" xmlns:wp="http://schemas.openxmlformats.org/drawingml/2006/wordprocessingDrawing" xmlns:w10="urn:schemas-microsoft-com:office:word" xmlns:w="http://schemas.openxmlformats.org/wordprocessingml/2006/main" xmlns:w14="http://schemas.microsoft.com/office/word/2010/wordml" xmlns:w15="http://schemas.microsoft.com/office/word/2012/wordml" xmlns:w16cex="http://schemas.microsoft.com/office/word/2018/wordml/cex" xmlns:w16cid="http://schemas.microsoft.com/office/word/2016/wordml/cid" xmlns:w16="http://schemas.microsoft.com/office/word/2018/wordml" xmlns:w16se="http://schemas.microsoft.com/office/word/2015/wordml/symex" xmlns:wpg="http://schemas.microsoft.com/office/word/2010/wordprocessingGroup" xmlns:wpi="http://schemas.microsoft.com/office/word/2010/wordprocessingInk" xmlns:wne="http://schemas.microsoft.com/office/word/2006/wordml" xmlns:wps="http://schemas.microsoft.com/office/word/2010/wordprocessingShape" mc:Ignorable="w14 w15 w16se w16cid w16 w16cex wp14">
+  <w:p>
+    <w:pPr>
+      <w:pStyle w:val="Header"/>
+    </w:pPr>
+  </w:p>
+</w:hdr>
+</file>
+
+<file path=word/header2.xml><?xml version="1.0" encoding="utf-8"?>
+<w:hdr xmlns:wpc="http://schemas.microsoft.com/office/word/2010/wordprocessingCanvas" xmlns:cx="http://schemas.microsoft.com/office/drawing/2014/chartex" xmlns:cx1="http://schemas.microsoft.com/office/drawing/2015/9/8/chartex" xmlns:cx2="http://schemas.microsoft.com/office/drawing/2015/10/21/chartex" xmlns:cx3="http://schemas.microsoft.com/office/drawing/2016/5/9/chartex" xmlns:cx4="http://schemas.microsoft.com/office/drawing/2016/5/10/chartex" xmlns:cx5="http://schemas.microsoft.com/office/drawing/2016/5/11/chartex" xmlns:cx6="http://schemas.microsoft.com/office/drawing/2016/5/12/chartex" xmlns:cx7="http://schemas.microsoft.com/office/drawing/2016/5/13/chartex" xmlns:cx8="http://schemas.microsoft.com/office/drawing/2016/5/14/chartex" xmlns:mc="http://schemas.openxmlformats.org/markup-compatibility/2006" xmlns:aink="http://schemas.microsoft.com/office/drawing/2016/ink" xmlns:am3d="http://schemas.microsoft.com/office/drawing/2017/model3d" xmlns:o="urn:schemas-microsoft-com:office:office" xmlns:r="http://schemas.openxmlformats.org/officeDocument/2006/relationships" xmlns:m="http://schemas.openxmlformats.org/officeDocument/2006/math" xmlns:v="urn:schemas-microsoft-com:vml" xmlns:wp14="http://schemas.microsoft.com/office/word/2010/wordprocessingDrawing" xmlns:wp="http://schemas.openxmlformats.org/drawingml/2006/wordprocessingDrawing" xmlns:w10="urn:schemas-microsoft-com:office:word" xmlns:w="http://schemas.openxmlformats.org/wordprocessingml/2006/main" xmlns:w14="http://schemas.microsoft.com/office/word/2010/wordml" xmlns:w15="http://schemas.microsoft.com/office/word/2012/wordml" xmlns:w16cex="http://schemas.microsoft.com/office/word/2018/wordml/cex" xmlns:w16cid="http://schemas.microsoft.com/office/word/2016/wordml/cid" xmlns:w16="http://schemas.microsoft.com/office/word/2018/wordml" xmlns:w16se="http://schemas.microsoft.com/office/word/2015/wordml/symex" xmlns:wpg="http://schemas.microsoft.com/office/word/2010/wordprocessingGroup" xmlns:wpi="http://schemas.microsoft.com/office/word/2010/wordprocessingInk" xmlns:wne="http://schemas.microsoft.com/office/word/2006/wordml" xmlns:wps="http://schemas.microsoft.com/office/word/2010/wordprocessingShape" mc:Ignorable="w14 w15 w16se w16cid w16 w16cex wp14">
+  <w:p>
+    <w:pPr>
+      <w:pStyle w:val="Header"/>
+    </w:pPr>
+  </w:p>
+</w:hdr>
+</file>
+
+<file path=word/header3.xml><?xml version="1.0" encoding="utf-8"?>
+<w:hdr xmlns:wpc="http://schemas.microsoft.com/office/word/2010/wordprocessingCanvas" xmlns:cx="http://schemas.microsoft.com/office/drawing/2014/chartex" xmlns:cx1="http://schemas.microsoft.com/office/drawing/2015/9/8/chartex" xmlns:cx2="http://schemas.microsoft.com/office/drawing/2015/10/21/chartex" xmlns:cx3="http://schemas.microsoft.com/office/drawing/2016/5/9/chartex" xmlns:cx4="http://schemas.microsoft.com/office/drawing/2016/5/10/chartex" xmlns:cx5="http://schemas.microsoft.com/office/drawing/2016/5/11/chartex" xmlns:cx6="http://schemas.microsoft.com/office/drawing/2016/5/12/chartex" xmlns:cx7="http://schemas.microsoft.com/office/drawing/2016/5/13/chartex" xmlns:cx8="http://schemas.microsoft.com/office/drawing/2016/5/14/chartex" xmlns:mc="http://schemas.openxmlformats.org/markup-compatibility/2006" xmlns:aink="http://schemas.microsoft.com/office/drawing/2016/ink" xmlns:am3d="http://schemas.microsoft.com/office/drawing/2017/model3d" xmlns:o="urn:schemas-microsoft-com:office:office" xmlns:r="http://schemas.openxmlformats.org/officeDocument/2006/relationships" xmlns:m="http://schemas.openxmlformats.org/officeDocument/2006/math" xmlns:v="urn:schemas-microsoft-com:vml" xmlns:wp14="http://schemas.microsoft.com/office/word/2010/wordprocessingDrawing" xmlns:wp="http://schemas.openxmlformats.org/drawingml/2006/wordprocessingDrawing" xmlns:w10="urn:schemas-microsoft-com:office:word" xmlns:w="http://schemas.openxmlformats.org/wordprocessingml/2006/main" xmlns:w14="http://schemas.microsoft.com/office/word/2010/wordml" xmlns:w15="http://schemas.microsoft.com/office/word/2012/wordml" xmlns:w16cex="http://schemas.microsoft.com/office/word/2018/wordml/cex" xmlns:w16cid="http://schemas.microsoft.com/office/word/2016/wordml/cid" xmlns:w16="http://schemas.microsoft.com/office/word/2018/wordml" xmlns:w16se="http://schemas.microsoft.com/office/word/2015/wordml/symex" xmlns:wpg="http://schemas.microsoft.com/office/word/2010/wordprocessingGroup" xmlns:wpi="http://schemas.microsoft.com/office/word/2010/wordprocessingInk" xmlns:wne="http://schemas.microsoft.com/office/word/2006/wordml" xmlns:wps="http://schemas.microsoft.com/office/word/2010/wordprocessingShape" mc:Ignorable="w14 w15 w16se w16cid w16 w16cex wp14">
+  <w:p>
+    <w:pPr>
+      <w:pStyle w:val="Header"/>
+    </w:pPr>
+  </w:p>
+</w:hdr>
 </file>
 
 <file path=word/numbering.xml><?xml version="1.0" encoding="utf-8"?>
@@ -4840,6 +5194,50 @@
       <w:u w:val="single"/>
     </w:rPr>
   </w:style>
+  <w:style w:type="paragraph" w:styleId="Header">
+    <w:name w:val="header"/>
+    <w:basedOn w:val="Normal"/>
+    <w:link w:val="HeaderChar"/>
+    <w:uiPriority w:val="99"/>
+    <w:unhideWhenUsed/>
+    <w:rsid w:val="00F3699D"/>
+    <w:pPr>
+      <w:tabs>
+        <w:tab w:val="center" w:pos="4680"/>
+        <w:tab w:val="right" w:pos="9360"/>
+      </w:tabs>
+      <w:spacing w:after="0" w:line="240" w:lineRule="auto"/>
+    </w:pPr>
+  </w:style>
+  <w:style w:type="character" w:customStyle="1" w:styleId="HeaderChar">
+    <w:name w:val="Header Char"/>
+    <w:basedOn w:val="DefaultParagraphFont"/>
+    <w:link w:val="Header"/>
+    <w:uiPriority w:val="99"/>
+    <w:rsid w:val="00F3699D"/>
+  </w:style>
+  <w:style w:type="paragraph" w:styleId="Footer">
+    <w:name w:val="footer"/>
+    <w:basedOn w:val="Normal"/>
+    <w:link w:val="FooterChar"/>
+    <w:uiPriority w:val="99"/>
+    <w:unhideWhenUsed/>
+    <w:rsid w:val="00F3699D"/>
+    <w:pPr>
+      <w:tabs>
+        <w:tab w:val="center" w:pos="4680"/>
+        <w:tab w:val="right" w:pos="9360"/>
+      </w:tabs>
+      <w:spacing w:after="0" w:line="240" w:lineRule="auto"/>
+    </w:pPr>
+  </w:style>
+  <w:style w:type="character" w:customStyle="1" w:styleId="FooterChar">
+    <w:name w:val="Footer Char"/>
+    <w:basedOn w:val="DefaultParagraphFont"/>
+    <w:link w:val="Footer"/>
+    <w:uiPriority w:val="99"/>
+    <w:rsid w:val="00F3699D"/>
+  </w:style>
 </w:styles>
 </file>
 

--- a/report/docx/2370389_LEDAT_THESIS.docx
+++ b/report/docx/2370389_LEDAT_THESIS.docx
@@ -1728,7 +1728,7 @@
                 <w:noProof/>
                 <w:webHidden/>
               </w:rPr>
-              <w:t>5</w:t>
+              <w:t>1</w:t>
             </w:r>
             <w:r>
               <w:rPr>
@@ -1818,7 +1818,7 @@
                 <w:noProof/>
                 <w:webHidden/>
               </w:rPr>
-              <w:t>5</w:t>
+              <w:t>1</w:t>
             </w:r>
             <w:r>
               <w:rPr>
@@ -1908,7 +1908,7 @@
                 <w:noProof/>
                 <w:webHidden/>
               </w:rPr>
-              <w:t>5</w:t>
+              <w:t>1</w:t>
             </w:r>
             <w:r>
               <w:rPr>
@@ -1998,7 +1998,7 @@
                 <w:noProof/>
                 <w:webHidden/>
               </w:rPr>
-              <w:t>5</w:t>
+              <w:t>1</w:t>
             </w:r>
             <w:r>
               <w:rPr>
@@ -2088,7 +2088,7 @@
                 <w:noProof/>
                 <w:webHidden/>
               </w:rPr>
-              <w:t>5</w:t>
+              <w:t>1</w:t>
             </w:r>
             <w:r>
               <w:rPr>
@@ -2178,7 +2178,7 @@
                 <w:noProof/>
                 <w:webHidden/>
               </w:rPr>
-              <w:t>5</w:t>
+              <w:t>1</w:t>
             </w:r>
             <w:r>
               <w:rPr>
@@ -2268,7 +2268,7 @@
                 <w:noProof/>
                 <w:webHidden/>
               </w:rPr>
-              <w:t>5</w:t>
+              <w:t>1</w:t>
             </w:r>
             <w:r>
               <w:rPr>
@@ -2358,7 +2358,7 @@
                 <w:noProof/>
                 <w:webHidden/>
               </w:rPr>
-              <w:t>6</w:t>
+              <w:t>2</w:t>
             </w:r>
             <w:r>
               <w:rPr>
@@ -2448,7 +2448,7 @@
                 <w:noProof/>
                 <w:webHidden/>
               </w:rPr>
-              <w:t>6</w:t>
+              <w:t>2</w:t>
             </w:r>
             <w:r>
               <w:rPr>
@@ -2538,7 +2538,7 @@
                 <w:noProof/>
                 <w:webHidden/>
               </w:rPr>
-              <w:t>6</w:t>
+              <w:t>2</w:t>
             </w:r>
             <w:r>
               <w:rPr>
@@ -2628,7 +2628,7 @@
                 <w:noProof/>
                 <w:webHidden/>
               </w:rPr>
-              <w:t>6</w:t>
+              <w:t>2</w:t>
             </w:r>
             <w:r>
               <w:rPr>
@@ -2718,7 +2718,7 @@
                 <w:noProof/>
                 <w:webHidden/>
               </w:rPr>
-              <w:t>6</w:t>
+              <w:t>2</w:t>
             </w:r>
             <w:r>
               <w:rPr>
@@ -2808,7 +2808,7 @@
                 <w:noProof/>
                 <w:webHidden/>
               </w:rPr>
-              <w:t>6</w:t>
+              <w:t>2</w:t>
             </w:r>
             <w:r>
               <w:rPr>
@@ -2898,7 +2898,7 @@
                 <w:noProof/>
                 <w:webHidden/>
               </w:rPr>
-              <w:t>6</w:t>
+              <w:t>2</w:t>
             </w:r>
             <w:r>
               <w:rPr>
@@ -2988,7 +2988,7 @@
                 <w:noProof/>
                 <w:webHidden/>
               </w:rPr>
-              <w:t>7</w:t>
+              <w:t>3</w:t>
             </w:r>
             <w:r>
               <w:rPr>
@@ -3078,7 +3078,7 @@
                 <w:noProof/>
                 <w:webHidden/>
               </w:rPr>
-              <w:t>7</w:t>
+              <w:t>3</w:t>
             </w:r>
             <w:r>
               <w:rPr>
@@ -3168,7 +3168,7 @@
                 <w:noProof/>
                 <w:webHidden/>
               </w:rPr>
-              <w:t>7</w:t>
+              <w:t>3</w:t>
             </w:r>
             <w:r>
               <w:rPr>
@@ -3258,7 +3258,7 @@
                 <w:noProof/>
                 <w:webHidden/>
               </w:rPr>
-              <w:t>7</w:t>
+              <w:t>3</w:t>
             </w:r>
             <w:r>
               <w:rPr>
@@ -3348,7 +3348,7 @@
                 <w:noProof/>
                 <w:webHidden/>
               </w:rPr>
-              <w:t>7</w:t>
+              <w:t>3</w:t>
             </w:r>
             <w:r>
               <w:rPr>
@@ -3438,7 +3438,7 @@
                 <w:noProof/>
                 <w:webHidden/>
               </w:rPr>
-              <w:t>7</w:t>
+              <w:t>3</w:t>
             </w:r>
             <w:r>
               <w:rPr>
@@ -3528,7 +3528,7 @@
                 <w:noProof/>
                 <w:webHidden/>
               </w:rPr>
-              <w:t>7</w:t>
+              <w:t>3</w:t>
             </w:r>
             <w:r>
               <w:rPr>

--- a/report/docx/2370389_LEDAT_THESIS.docx
+++ b/report/docx/2370389_LEDAT_THESIS.docx
@@ -1593,7 +1593,154 @@
       <w:pPr>
         <w:spacing w:after="160" w:line="259" w:lineRule="auto"/>
         <w:ind w:firstLine="0"/>
-      </w:pPr>
+        <w:rPr>
+          <w:rFonts w:ascii="Times New Roman" w:hAnsi="Times New Roman" w:cs="Times New Roman"/>
+          <w:sz w:val="26"/>
+          <w:szCs w:val="26"/>
+        </w:rPr>
+      </w:pPr>
+      <w:r>
+        <w:br w:type="page"/>
+      </w:r>
+    </w:p>
+    <w:p>
+      <w:pPr>
+        <w:pStyle w:val="Chubinhthuong"/>
+        <w:rPr>
+          <w:b/>
+          <w:bCs/>
+          <w:sz w:val="32"/>
+          <w:szCs w:val="32"/>
+        </w:rPr>
+      </w:pPr>
+      <w:r>
+        <w:rPr>
+          <w:b/>
+          <w:bCs/>
+          <w:sz w:val="32"/>
+          <w:szCs w:val="32"/>
+        </w:rPr>
+        <w:lastRenderedPageBreak/>
+        <w:t>LỜI CẢM ƠN</w:t>
+      </w:r>
+    </w:p>
+    <w:p>
+      <w:pPr>
+        <w:pStyle w:val="Chubinhthuong"/>
+      </w:pPr>
+      <w:r>
+        <w:t>Trong suốt học kỳ vừa qua, em đã được giao đề tài thực tập "Xây dựng hệ thống</w:t>
+      </w:r>
+      <w:r>
+        <w:t xml:space="preserve"> </w:t>
+      </w:r>
+      <w:r>
+        <w:t>chăm sóc sức khoẻ điện tử với thiết bị cân sức khoẻ thông minh". Để hoàn thành tốt đề</w:t>
+      </w:r>
+      <w:r>
+        <w:t xml:space="preserve"> </w:t>
+      </w:r>
+      <w:r>
+        <w:t>tài này, ngoài sự nỗ lực của bản thân, em không thể không nhắc đến sự hỗ trợ nhiệt tình</w:t>
+      </w:r>
+      <w:r>
+        <w:t xml:space="preserve"> </w:t>
+      </w:r>
+      <w:r>
+        <w:t>từ các thầy cô giảng viên và bạn bè xung quanh.</w:t>
+      </w:r>
+    </w:p>
+    <w:p>
+      <w:pPr>
+        <w:pStyle w:val="Chubinhthuong"/>
+      </w:pPr>
+      <w:r>
+        <w:t>Trước hết, em xin chân thành cảm ơn tới toàn thể quý thầy cô, là những giảng viên</w:t>
+      </w:r>
+      <w:r>
+        <w:t xml:space="preserve"> </w:t>
+      </w:r>
+      <w:r>
+        <w:t>ưu tú của trường Đại học Bách Khoa Thành phố Hồ Chí Minh, đã truyền đạt cho em rất</w:t>
+      </w:r>
+      <w:r>
+        <w:t xml:space="preserve"> </w:t>
+      </w:r>
+      <w:r>
+        <w:t>nhiều kiến thức từ nền tảng đến chuyên môn. Đồng thời, em cũng xin cảm ơn ban giám</w:t>
+      </w:r>
+      <w:r>
+        <w:t xml:space="preserve"> </w:t>
+      </w:r>
+      <w:r>
+        <w:t>hiệu nhà trường đã tạo điều kiện và môi trường học tập lý tưởng cho em trong suốt thời</w:t>
+      </w:r>
+      <w:r>
+        <w:t xml:space="preserve"> </w:t>
+      </w:r>
+      <w:r>
+        <w:t>gian học tập tại trường. Những điều đó đã giúp em hoàn thành đề tài thực tập một cách</w:t>
+      </w:r>
+      <w:r>
+        <w:t xml:space="preserve"> </w:t>
+      </w:r>
+      <w:r>
+        <w:t>tốt đẹp như hôm nay.</w:t>
+      </w:r>
+    </w:p>
+    <w:p>
+      <w:pPr>
+        <w:pStyle w:val="Chubinhthuong"/>
+      </w:pPr>
+      <w:r>
+        <w:t>Đặc biệt, em xin gửi lời biết ơn sâu sắc tới Tiến sĩ Lê Trọng Nhân, người đã tận tình</w:t>
+      </w:r>
+      <w:r>
+        <w:t xml:space="preserve"> </w:t>
+      </w:r>
+      <w:r>
+        <w:t>hướng dẫn và giúp đỡ em trong suốt quá trình thực hiện đề tài này. Những lời nhận xét</w:t>
+      </w:r>
+      <w:r>
+        <w:t xml:space="preserve"> </w:t>
+      </w:r>
+      <w:r>
+        <w:t>và chỉ dẫn của thầy đã cung cấp cho em nhiều kiến thức và kinh nghiệm quý báu, giúp</w:t>
+      </w:r>
+      <w:r>
+        <w:t xml:space="preserve"> </w:t>
+      </w:r>
+      <w:r>
+        <w:t>em cải thiện đáng kể những thiếu sót trong quá trình nghiên cứu.</w:t>
+      </w:r>
+    </w:p>
+    <w:p>
+      <w:pPr>
+        <w:pStyle w:val="Chubinhthuong"/>
+      </w:pPr>
+      <w:r>
+        <w:t>Do vốn kiến thức còn hạn chế, em rất mong nhận được những ý kiến đóng góp từ phía</w:t>
+      </w:r>
+      <w:r>
+        <w:t xml:space="preserve"> t</w:t>
+      </w:r>
+      <w:r>
+        <w:t>hầy cô để có thể học hỏi thêm nhiều kinh nghiệm quý báu và áp dụng vào công việc sau</w:t>
+      </w:r>
+      <w:r>
+        <w:t xml:space="preserve"> </w:t>
+      </w:r>
+      <w:r>
+        <w:t>này.</w:t>
+      </w:r>
+    </w:p>
+    <w:p>
+      <w:pPr>
+        <w:pStyle w:val="Chubinhthuong"/>
+      </w:pPr>
+      <w:r>
+        <w:t>Xin chân thành cảm ơn!</w:t>
+      </w:r>
       <w:r>
         <w:br w:type="page"/>
       </w:r>
@@ -1602,7 +1749,6 @@
       <w:sdtPr>
         <w:rPr>
           <w:rFonts w:asciiTheme="minorHAnsi" w:eastAsiaTheme="minorHAnsi" w:hAnsiTheme="minorHAnsi" w:cstheme="minorBidi"/>
-          <w:color w:val="auto"/>
           <w:kern w:val="2"/>
           <w:sz w:val="22"/>
           <w:szCs w:val="22"/>
@@ -1616,7 +1762,6 @@
       </w:sdtPr>
       <w:sdtEndPr>
         <w:rPr>
-          <w:b/>
           <w:bCs/>
           <w:noProof/>
         </w:rPr>
@@ -1626,16 +1771,12 @@
           <w:pPr>
             <w:pStyle w:val="TOCHeading"/>
             <w:rPr>
-              <w:rFonts w:ascii="Times New Roman" w:hAnsi="Times New Roman" w:cs="Times New Roman"/>
-              <w:sz w:val="26"/>
-              <w:szCs w:val="26"/>
+              <w:rFonts w:cs="Times New Roman"/>
             </w:rPr>
           </w:pPr>
           <w:r>
             <w:rPr>
-              <w:rFonts w:ascii="Times New Roman" w:hAnsi="Times New Roman" w:cs="Times New Roman"/>
-              <w:sz w:val="26"/>
-              <w:szCs w:val="26"/>
+              <w:rFonts w:cs="Times New Roman"/>
             </w:rPr>
             <w:t>MỤC LỤC</w:t>
           </w:r>
@@ -1644,9 +1785,11 @@
           <w:pPr>
             <w:pStyle w:val="TOC1"/>
             <w:rPr>
-              <w:rFonts w:eastAsiaTheme="minorEastAsia"/>
+              <w:rFonts w:ascii="Times New Roman" w:eastAsiaTheme="minorEastAsia" w:hAnsi="Times New Roman" w:cs="Times New Roman"/>
               <w:noProof/>
               <w:kern w:val="0"/>
+              <w:sz w:val="26"/>
+              <w:szCs w:val="26"/>
               <w14:ligatures w14:val="none"/>
             </w:rPr>
           </w:pPr>
@@ -1659,7 +1802,7 @@
           <w:r>
             <w:fldChar w:fldCharType="separate"/>
           </w:r>
-          <w:hyperlink w:anchor="_Toc209536285" w:history="1">
+          <w:hyperlink w:anchor="_Toc209625297" w:history="1">
             <w:r>
               <w:rPr>
                 <w:rStyle w:val="Hyperlink"/>
@@ -1668,72 +1811,74 @@
                 <w:sz w:val="26"/>
                 <w:szCs w:val="26"/>
               </w:rPr>
-              <w:t>Chương 1.</w:t>
-            </w:r>
-            <w:r>
-              <w:rPr>
-                <w:rFonts w:eastAsiaTheme="minorEastAsia"/>
-                <w:noProof/>
-                <w:kern w:val="0"/>
-                <w14:ligatures w14:val="none"/>
+              <w:t>Chương 1. TỔNG QUAN</w:t>
+            </w:r>
+            <w:r>
+              <w:rPr>
+                <w:rFonts w:ascii="Times New Roman" w:hAnsi="Times New Roman" w:cs="Times New Roman"/>
+                <w:noProof/>
+                <w:webHidden/>
+                <w:sz w:val="26"/>
+                <w:szCs w:val="26"/>
               </w:rPr>
               <w:tab/>
             </w:r>
             <w:r>
               <w:rPr>
-                <w:rStyle w:val="Hyperlink"/>
-                <w:rFonts w:ascii="Times New Roman" w:hAnsi="Times New Roman" w:cs="Times New Roman"/>
-                <w:noProof/>
-                <w:sz w:val="26"/>
-                <w:szCs w:val="26"/>
-              </w:rPr>
-              <w:t>Video provides</w:t>
-            </w:r>
-            <w:r>
-              <w:rPr>
-                <w:noProof/>
-                <w:webHidden/>
-              </w:rPr>
-              <w:tab/>
-            </w:r>
-            <w:r>
-              <w:rPr>
-                <w:noProof/>
-                <w:webHidden/>
+                <w:rFonts w:ascii="Times New Roman" w:hAnsi="Times New Roman" w:cs="Times New Roman"/>
+                <w:noProof/>
+                <w:webHidden/>
+                <w:sz w:val="26"/>
+                <w:szCs w:val="26"/>
               </w:rPr>
               <w:fldChar w:fldCharType="begin"/>
             </w:r>
             <w:r>
               <w:rPr>
-                <w:noProof/>
-                <w:webHidden/>
-              </w:rPr>
-              <w:instrText xml:space="preserve"> PAGEREF _Toc209536285 \h </w:instrText>
-            </w:r>
-            <w:r>
-              <w:rPr>
-                <w:noProof/>
-                <w:webHidden/>
-              </w:rPr>
-            </w:r>
-            <w:r>
-              <w:rPr>
-                <w:noProof/>
-                <w:webHidden/>
+                <w:rFonts w:ascii="Times New Roman" w:hAnsi="Times New Roman" w:cs="Times New Roman"/>
+                <w:noProof/>
+                <w:webHidden/>
+                <w:sz w:val="26"/>
+                <w:szCs w:val="26"/>
+              </w:rPr>
+              <w:instrText xml:space="preserve"> PAGEREF _Toc209625297 \h </w:instrText>
+            </w:r>
+            <w:r>
+              <w:rPr>
+                <w:rFonts w:ascii="Times New Roman" w:hAnsi="Times New Roman" w:cs="Times New Roman"/>
+                <w:noProof/>
+                <w:webHidden/>
+                <w:sz w:val="26"/>
+                <w:szCs w:val="26"/>
+              </w:rPr>
+            </w:r>
+            <w:r>
+              <w:rPr>
+                <w:rFonts w:ascii="Times New Roman" w:hAnsi="Times New Roman" w:cs="Times New Roman"/>
+                <w:noProof/>
+                <w:webHidden/>
+                <w:sz w:val="26"/>
+                <w:szCs w:val="26"/>
               </w:rPr>
               <w:fldChar w:fldCharType="separate"/>
             </w:r>
             <w:r>
               <w:rPr>
-                <w:noProof/>
-                <w:webHidden/>
+                <w:rFonts w:ascii="Times New Roman" w:hAnsi="Times New Roman" w:cs="Times New Roman"/>
+                <w:noProof/>
+                <w:webHidden/>
+                <w:sz w:val="26"/>
+                <w:szCs w:val="26"/>
               </w:rPr>
               <w:t>1</w:t>
             </w:r>
             <w:r>
               <w:rPr>
-                <w:noProof/>
-                <w:webHidden/>
+                <w:rFonts w:ascii="Times New Roman" w:hAnsi="Times New Roman" w:cs="Times New Roman"/>
+                <w:noProof/>
+                <w:webHidden/>
+                <w:sz w:val="26"/>
+                <w:szCs w:val="26"/>
               </w:rPr>
               <w:fldChar w:fldCharType="end"/>
             </w:r>
@@ -1743,13 +1888,15 @@
           <w:pPr>
             <w:pStyle w:val="TOC2"/>
             <w:rPr>
-              <w:rFonts w:eastAsiaTheme="minorEastAsia"/>
+              <w:rFonts w:ascii="Times New Roman" w:eastAsiaTheme="minorEastAsia" w:hAnsi="Times New Roman" w:cs="Times New Roman"/>
               <w:noProof/>
               <w:kern w:val="0"/>
+              <w:sz w:val="26"/>
+              <w:szCs w:val="26"/>
               <w14:ligatures w14:val="none"/>
             </w:rPr>
           </w:pPr>
-          <w:hyperlink w:anchor="_Toc209536286" w:history="1">
+          <w:hyperlink w:anchor="_Toc209625298" w:history="1">
             <w:r>
               <w:rPr>
                 <w:rStyle w:val="Hyperlink"/>
@@ -1762,9 +1909,11 @@
             </w:r>
             <w:r>
               <w:rPr>
-                <w:rFonts w:eastAsiaTheme="minorEastAsia"/>
+                <w:rFonts w:ascii="Times New Roman" w:eastAsiaTheme="minorEastAsia" w:hAnsi="Times New Roman" w:cs="Times New Roman"/>
                 <w:noProof/>
                 <w:kern w:val="0"/>
+                <w:sz w:val="26"/>
+                <w:szCs w:val="26"/>
                 <w14:ligatures w14:val="none"/>
               </w:rPr>
               <w:tab/>
@@ -1777,53 +1926,398 @@
                 <w:sz w:val="26"/>
                 <w:szCs w:val="26"/>
               </w:rPr>
+              <w:t>Bối cảnh phát triển</w:t>
+            </w:r>
+            <w:r>
+              <w:rPr>
+                <w:rFonts w:ascii="Times New Roman" w:hAnsi="Times New Roman" w:cs="Times New Roman"/>
+                <w:noProof/>
+                <w:webHidden/>
+                <w:sz w:val="26"/>
+                <w:szCs w:val="26"/>
+              </w:rPr>
+              <w:tab/>
+            </w:r>
+            <w:r>
+              <w:rPr>
+                <w:rFonts w:ascii="Times New Roman" w:hAnsi="Times New Roman" w:cs="Times New Roman"/>
+                <w:noProof/>
+                <w:webHidden/>
+                <w:sz w:val="26"/>
+                <w:szCs w:val="26"/>
+              </w:rPr>
+              <w:fldChar w:fldCharType="begin"/>
+            </w:r>
+            <w:r>
+              <w:rPr>
+                <w:rFonts w:ascii="Times New Roman" w:hAnsi="Times New Roman" w:cs="Times New Roman"/>
+                <w:noProof/>
+                <w:webHidden/>
+                <w:sz w:val="26"/>
+                <w:szCs w:val="26"/>
+              </w:rPr>
+              <w:instrText xml:space="preserve"> PAGEREF _Toc209625298 \h </w:instrText>
+            </w:r>
+            <w:r>
+              <w:rPr>
+                <w:rFonts w:ascii="Times New Roman" w:hAnsi="Times New Roman" w:cs="Times New Roman"/>
+                <w:noProof/>
+                <w:webHidden/>
+                <w:sz w:val="26"/>
+                <w:szCs w:val="26"/>
+              </w:rPr>
+            </w:r>
+            <w:r>
+              <w:rPr>
+                <w:rFonts w:ascii="Times New Roman" w:hAnsi="Times New Roman" w:cs="Times New Roman"/>
+                <w:noProof/>
+                <w:webHidden/>
+                <w:sz w:val="26"/>
+                <w:szCs w:val="26"/>
+              </w:rPr>
+              <w:fldChar w:fldCharType="separate"/>
+            </w:r>
+            <w:r>
+              <w:rPr>
+                <w:rFonts w:ascii="Times New Roman" w:hAnsi="Times New Roman" w:cs="Times New Roman"/>
+                <w:noProof/>
+                <w:webHidden/>
+                <w:sz w:val="26"/>
+                <w:szCs w:val="26"/>
+              </w:rPr>
+              <w:t>1</w:t>
+            </w:r>
+            <w:r>
+              <w:rPr>
+                <w:rFonts w:ascii="Times New Roman" w:hAnsi="Times New Roman" w:cs="Times New Roman"/>
+                <w:noProof/>
+                <w:webHidden/>
+                <w:sz w:val="26"/>
+                <w:szCs w:val="26"/>
+              </w:rPr>
+              <w:fldChar w:fldCharType="end"/>
+            </w:r>
+          </w:hyperlink>
+        </w:p>
+        <w:p>
+          <w:pPr>
+            <w:pStyle w:val="TOC2"/>
+            <w:rPr>
+              <w:rFonts w:ascii="Times New Roman" w:eastAsiaTheme="minorEastAsia" w:hAnsi="Times New Roman" w:cs="Times New Roman"/>
+              <w:noProof/>
+              <w:kern w:val="0"/>
+              <w:sz w:val="26"/>
+              <w:szCs w:val="26"/>
+              <w14:ligatures w14:val="none"/>
+            </w:rPr>
+          </w:pPr>
+          <w:hyperlink w:anchor="_Toc209625299" w:history="1">
+            <w:r>
+              <w:rPr>
+                <w:rStyle w:val="Hyperlink"/>
+                <w:rFonts w:ascii="Times New Roman" w:hAnsi="Times New Roman" w:cs="Times New Roman"/>
+                <w:noProof/>
+                <w:sz w:val="26"/>
+                <w:szCs w:val="26"/>
+              </w:rPr>
+              <w:t>1.2</w:t>
+            </w:r>
+            <w:r>
+              <w:rPr>
+                <w:rFonts w:ascii="Times New Roman" w:eastAsiaTheme="minorEastAsia" w:hAnsi="Times New Roman" w:cs="Times New Roman"/>
+                <w:noProof/>
+                <w:kern w:val="0"/>
+                <w:sz w:val="26"/>
+                <w:szCs w:val="26"/>
+                <w14:ligatures w14:val="none"/>
+              </w:rPr>
+              <w:tab/>
+            </w:r>
+            <w:r>
+              <w:rPr>
+                <w:rStyle w:val="Hyperlink"/>
+                <w:rFonts w:ascii="Times New Roman" w:hAnsi="Times New Roman" w:cs="Times New Roman"/>
+                <w:noProof/>
+                <w:sz w:val="26"/>
+                <w:szCs w:val="26"/>
+              </w:rPr>
+              <w:t>Nhu cầu về chuyển đổi số trong lĩnh vực y tế tại Việt Nam</w:t>
+            </w:r>
+            <w:r>
+              <w:rPr>
+                <w:rFonts w:ascii="Times New Roman" w:hAnsi="Times New Roman" w:cs="Times New Roman"/>
+                <w:noProof/>
+                <w:webHidden/>
+                <w:sz w:val="26"/>
+                <w:szCs w:val="26"/>
+              </w:rPr>
+              <w:tab/>
+            </w:r>
+            <w:r>
+              <w:rPr>
+                <w:rFonts w:ascii="Times New Roman" w:hAnsi="Times New Roman" w:cs="Times New Roman"/>
+                <w:noProof/>
+                <w:webHidden/>
+                <w:sz w:val="26"/>
+                <w:szCs w:val="26"/>
+              </w:rPr>
+              <w:fldChar w:fldCharType="begin"/>
+            </w:r>
+            <w:r>
+              <w:rPr>
+                <w:rFonts w:ascii="Times New Roman" w:hAnsi="Times New Roman" w:cs="Times New Roman"/>
+                <w:noProof/>
+                <w:webHidden/>
+                <w:sz w:val="26"/>
+                <w:szCs w:val="26"/>
+              </w:rPr>
+              <w:instrText xml:space="preserve"> PAGEREF _Toc209625299 \h </w:instrText>
+            </w:r>
+            <w:r>
+              <w:rPr>
+                <w:rFonts w:ascii="Times New Roman" w:hAnsi="Times New Roman" w:cs="Times New Roman"/>
+                <w:noProof/>
+                <w:webHidden/>
+                <w:sz w:val="26"/>
+                <w:szCs w:val="26"/>
+              </w:rPr>
+            </w:r>
+            <w:r>
+              <w:rPr>
+                <w:rFonts w:ascii="Times New Roman" w:hAnsi="Times New Roman" w:cs="Times New Roman"/>
+                <w:noProof/>
+                <w:webHidden/>
+                <w:sz w:val="26"/>
+                <w:szCs w:val="26"/>
+              </w:rPr>
+              <w:fldChar w:fldCharType="separate"/>
+            </w:r>
+            <w:r>
+              <w:rPr>
+                <w:rFonts w:ascii="Times New Roman" w:hAnsi="Times New Roman" w:cs="Times New Roman"/>
+                <w:noProof/>
+                <w:webHidden/>
+                <w:sz w:val="26"/>
+                <w:szCs w:val="26"/>
+              </w:rPr>
+              <w:t>1</w:t>
+            </w:r>
+            <w:r>
+              <w:rPr>
+                <w:rFonts w:ascii="Times New Roman" w:hAnsi="Times New Roman" w:cs="Times New Roman"/>
+                <w:noProof/>
+                <w:webHidden/>
+                <w:sz w:val="26"/>
+                <w:szCs w:val="26"/>
+              </w:rPr>
+              <w:fldChar w:fldCharType="end"/>
+            </w:r>
+          </w:hyperlink>
+        </w:p>
+        <w:p>
+          <w:pPr>
+            <w:pStyle w:val="TOC1"/>
+            <w:rPr>
+              <w:rFonts w:ascii="Times New Roman" w:eastAsiaTheme="minorEastAsia" w:hAnsi="Times New Roman" w:cs="Times New Roman"/>
+              <w:noProof/>
+              <w:kern w:val="0"/>
+              <w:sz w:val="26"/>
+              <w:szCs w:val="26"/>
+              <w14:ligatures w14:val="none"/>
+            </w:rPr>
+          </w:pPr>
+          <w:hyperlink w:anchor="_Toc209625300" w:history="1">
+            <w:r>
+              <w:rPr>
+                <w:rStyle w:val="Hyperlink"/>
+                <w:rFonts w:ascii="Times New Roman" w:hAnsi="Times New Roman" w:cs="Times New Roman"/>
+                <w:noProof/>
+                <w:sz w:val="26"/>
+                <w:szCs w:val="26"/>
+              </w:rPr>
+              <w:t>Chương 2. Video provides</w:t>
+            </w:r>
+            <w:r>
+              <w:rPr>
+                <w:rFonts w:ascii="Times New Roman" w:hAnsi="Times New Roman" w:cs="Times New Roman"/>
+                <w:noProof/>
+                <w:webHidden/>
+                <w:sz w:val="26"/>
+                <w:szCs w:val="26"/>
+              </w:rPr>
+              <w:tab/>
+            </w:r>
+            <w:r>
+              <w:rPr>
+                <w:rFonts w:ascii="Times New Roman" w:hAnsi="Times New Roman" w:cs="Times New Roman"/>
+                <w:noProof/>
+                <w:webHidden/>
+                <w:sz w:val="26"/>
+                <w:szCs w:val="26"/>
+              </w:rPr>
+              <w:fldChar w:fldCharType="begin"/>
+            </w:r>
+            <w:r>
+              <w:rPr>
+                <w:rFonts w:ascii="Times New Roman" w:hAnsi="Times New Roman" w:cs="Times New Roman"/>
+                <w:noProof/>
+                <w:webHidden/>
+                <w:sz w:val="26"/>
+                <w:szCs w:val="26"/>
+              </w:rPr>
+              <w:instrText xml:space="preserve"> PAGEREF _Toc209625300 \h </w:instrText>
+            </w:r>
+            <w:r>
+              <w:rPr>
+                <w:rFonts w:ascii="Times New Roman" w:hAnsi="Times New Roman" w:cs="Times New Roman"/>
+                <w:noProof/>
+                <w:webHidden/>
+                <w:sz w:val="26"/>
+                <w:szCs w:val="26"/>
+              </w:rPr>
+            </w:r>
+            <w:r>
+              <w:rPr>
+                <w:rFonts w:ascii="Times New Roman" w:hAnsi="Times New Roman" w:cs="Times New Roman"/>
+                <w:noProof/>
+                <w:webHidden/>
+                <w:sz w:val="26"/>
+                <w:szCs w:val="26"/>
+              </w:rPr>
+              <w:fldChar w:fldCharType="separate"/>
+            </w:r>
+            <w:r>
+              <w:rPr>
+                <w:rFonts w:ascii="Times New Roman" w:hAnsi="Times New Roman" w:cs="Times New Roman"/>
+                <w:noProof/>
+                <w:webHidden/>
+                <w:sz w:val="26"/>
+                <w:szCs w:val="26"/>
+              </w:rPr>
+              <w:t>3</w:t>
+            </w:r>
+            <w:r>
+              <w:rPr>
+                <w:rFonts w:ascii="Times New Roman" w:hAnsi="Times New Roman" w:cs="Times New Roman"/>
+                <w:noProof/>
+                <w:webHidden/>
+                <w:sz w:val="26"/>
+                <w:szCs w:val="26"/>
+              </w:rPr>
+              <w:fldChar w:fldCharType="end"/>
+            </w:r>
+          </w:hyperlink>
+        </w:p>
+        <w:p>
+          <w:pPr>
+            <w:pStyle w:val="TOC2"/>
+            <w:rPr>
+              <w:rFonts w:ascii="Times New Roman" w:eastAsiaTheme="minorEastAsia" w:hAnsi="Times New Roman" w:cs="Times New Roman"/>
+              <w:noProof/>
+              <w:kern w:val="0"/>
+              <w:sz w:val="26"/>
+              <w:szCs w:val="26"/>
+              <w14:ligatures w14:val="none"/>
+            </w:rPr>
+          </w:pPr>
+          <w:hyperlink w:anchor="_Toc209625301" w:history="1">
+            <w:r>
+              <w:rPr>
+                <w:rStyle w:val="Hyperlink"/>
+                <w:rFonts w:ascii="Times New Roman" w:hAnsi="Times New Roman" w:cs="Times New Roman"/>
+                <w:noProof/>
+                <w:sz w:val="26"/>
+                <w:szCs w:val="26"/>
+              </w:rPr>
+              <w:t>2.1</w:t>
+            </w:r>
+            <w:r>
+              <w:rPr>
+                <w:rFonts w:ascii="Times New Roman" w:eastAsiaTheme="minorEastAsia" w:hAnsi="Times New Roman" w:cs="Times New Roman"/>
+                <w:noProof/>
+                <w:kern w:val="0"/>
+                <w:sz w:val="26"/>
+                <w:szCs w:val="26"/>
+                <w14:ligatures w14:val="none"/>
+              </w:rPr>
+              <w:tab/>
+            </w:r>
+            <w:r>
+              <w:rPr>
+                <w:rStyle w:val="Hyperlink"/>
+                <w:rFonts w:ascii="Times New Roman" w:hAnsi="Times New Roman" w:cs="Times New Roman"/>
+                <w:noProof/>
+                <w:sz w:val="26"/>
+                <w:szCs w:val="26"/>
+              </w:rPr>
               <w:t>a powerful way to help</w:t>
             </w:r>
             <w:r>
               <w:rPr>
-                <w:noProof/>
-                <w:webHidden/>
+                <w:rFonts w:ascii="Times New Roman" w:hAnsi="Times New Roman" w:cs="Times New Roman"/>
+                <w:noProof/>
+                <w:webHidden/>
+                <w:sz w:val="26"/>
+                <w:szCs w:val="26"/>
               </w:rPr>
               <w:tab/>
             </w:r>
             <w:r>
               <w:rPr>
-                <w:noProof/>
-                <w:webHidden/>
+                <w:rFonts w:ascii="Times New Roman" w:hAnsi="Times New Roman" w:cs="Times New Roman"/>
+                <w:noProof/>
+                <w:webHidden/>
+                <w:sz w:val="26"/>
+                <w:szCs w:val="26"/>
               </w:rPr>
               <w:fldChar w:fldCharType="begin"/>
             </w:r>
             <w:r>
               <w:rPr>
-                <w:noProof/>
-                <w:webHidden/>
-              </w:rPr>
-              <w:instrText xml:space="preserve"> PAGEREF _Toc209536286 \h </w:instrText>
-            </w:r>
-            <w:r>
-              <w:rPr>
-                <w:noProof/>
-                <w:webHidden/>
-              </w:rPr>
-            </w:r>
-            <w:r>
-              <w:rPr>
-                <w:noProof/>
-                <w:webHidden/>
+                <w:rFonts w:ascii="Times New Roman" w:hAnsi="Times New Roman" w:cs="Times New Roman"/>
+                <w:noProof/>
+                <w:webHidden/>
+                <w:sz w:val="26"/>
+                <w:szCs w:val="26"/>
+              </w:rPr>
+              <w:instrText xml:space="preserve"> PAGEREF _Toc209625301 \h </w:instrText>
+            </w:r>
+            <w:r>
+              <w:rPr>
+                <w:rFonts w:ascii="Times New Roman" w:hAnsi="Times New Roman" w:cs="Times New Roman"/>
+                <w:noProof/>
+                <w:webHidden/>
+                <w:sz w:val="26"/>
+                <w:szCs w:val="26"/>
+              </w:rPr>
+            </w:r>
+            <w:r>
+              <w:rPr>
+                <w:rFonts w:ascii="Times New Roman" w:hAnsi="Times New Roman" w:cs="Times New Roman"/>
+                <w:noProof/>
+                <w:webHidden/>
+                <w:sz w:val="26"/>
+                <w:szCs w:val="26"/>
               </w:rPr>
               <w:fldChar w:fldCharType="separate"/>
             </w:r>
             <w:r>
               <w:rPr>
-                <w:noProof/>
-                <w:webHidden/>
-              </w:rPr>
-              <w:t>1</w:t>
-            </w:r>
-            <w:r>
-              <w:rPr>
-                <w:noProof/>
-                <w:webHidden/>
+                <w:rFonts w:ascii="Times New Roman" w:hAnsi="Times New Roman" w:cs="Times New Roman"/>
+                <w:noProof/>
+                <w:webHidden/>
+                <w:sz w:val="26"/>
+                <w:szCs w:val="26"/>
+              </w:rPr>
+              <w:t>3</w:t>
+            </w:r>
+            <w:r>
+              <w:rPr>
+                <w:rFonts w:ascii="Times New Roman" w:hAnsi="Times New Roman" w:cs="Times New Roman"/>
+                <w:noProof/>
+                <w:webHidden/>
+                <w:sz w:val="26"/>
+                <w:szCs w:val="26"/>
               </w:rPr>
               <w:fldChar w:fldCharType="end"/>
             </w:r>
@@ -1833,13 +2327,15 @@
           <w:pPr>
             <w:pStyle w:val="TOC3"/>
             <w:rPr>
-              <w:rFonts w:eastAsiaTheme="minorEastAsia"/>
+              <w:rFonts w:ascii="Times New Roman" w:eastAsiaTheme="minorEastAsia" w:hAnsi="Times New Roman" w:cs="Times New Roman"/>
               <w:noProof/>
               <w:kern w:val="0"/>
+              <w:sz w:val="26"/>
+              <w:szCs w:val="26"/>
               <w14:ligatures w14:val="none"/>
             </w:rPr>
           </w:pPr>
-          <w:hyperlink w:anchor="_Toc209536287" w:history="1">
+          <w:hyperlink w:anchor="_Toc209625302" w:history="1">
             <w:r>
               <w:rPr>
                 <w:rStyle w:val="Hyperlink"/>
@@ -1848,13 +2344,15 @@
                 <w:sz w:val="26"/>
                 <w:szCs w:val="26"/>
               </w:rPr>
-              <w:t>1.1.1</w:t>
-            </w:r>
-            <w:r>
-              <w:rPr>
-                <w:rFonts w:eastAsiaTheme="minorEastAsia"/>
+              <w:t>2.1.1</w:t>
+            </w:r>
+            <w:r>
+              <w:rPr>
+                <w:rFonts w:ascii="Times New Roman" w:eastAsiaTheme="minorEastAsia" w:hAnsi="Times New Roman" w:cs="Times New Roman"/>
                 <w:noProof/>
                 <w:kern w:val="0"/>
+                <w:sz w:val="26"/>
+                <w:szCs w:val="26"/>
                 <w14:ligatures w14:val="none"/>
               </w:rPr>
               <w:tab/>
@@ -1871,49 +2369,70 @@
             </w:r>
             <w:r>
               <w:rPr>
-                <w:noProof/>
-                <w:webHidden/>
+                <w:rFonts w:ascii="Times New Roman" w:hAnsi="Times New Roman" w:cs="Times New Roman"/>
+                <w:noProof/>
+                <w:webHidden/>
+                <w:sz w:val="26"/>
+                <w:szCs w:val="26"/>
               </w:rPr>
               <w:tab/>
             </w:r>
             <w:r>
               <w:rPr>
-                <w:noProof/>
-                <w:webHidden/>
+                <w:rFonts w:ascii="Times New Roman" w:hAnsi="Times New Roman" w:cs="Times New Roman"/>
+                <w:noProof/>
+                <w:webHidden/>
+                <w:sz w:val="26"/>
+                <w:szCs w:val="26"/>
               </w:rPr>
               <w:fldChar w:fldCharType="begin"/>
             </w:r>
             <w:r>
               <w:rPr>
-                <w:noProof/>
-                <w:webHidden/>
-              </w:rPr>
-              <w:instrText xml:space="preserve"> PAGEREF _Toc209536287 \h </w:instrText>
-            </w:r>
-            <w:r>
-              <w:rPr>
-                <w:noProof/>
-                <w:webHidden/>
-              </w:rPr>
-            </w:r>
-            <w:r>
-              <w:rPr>
-                <w:noProof/>
-                <w:webHidden/>
+                <w:rFonts w:ascii="Times New Roman" w:hAnsi="Times New Roman" w:cs="Times New Roman"/>
+                <w:noProof/>
+                <w:webHidden/>
+                <w:sz w:val="26"/>
+                <w:szCs w:val="26"/>
+              </w:rPr>
+              <w:instrText xml:space="preserve"> PAGEREF _Toc209625302 \h </w:instrText>
+            </w:r>
+            <w:r>
+              <w:rPr>
+                <w:rFonts w:ascii="Times New Roman" w:hAnsi="Times New Roman" w:cs="Times New Roman"/>
+                <w:noProof/>
+                <w:webHidden/>
+                <w:sz w:val="26"/>
+                <w:szCs w:val="26"/>
+              </w:rPr>
+            </w:r>
+            <w:r>
+              <w:rPr>
+                <w:rFonts w:ascii="Times New Roman" w:hAnsi="Times New Roman" w:cs="Times New Roman"/>
+                <w:noProof/>
+                <w:webHidden/>
+                <w:sz w:val="26"/>
+                <w:szCs w:val="26"/>
               </w:rPr>
               <w:fldChar w:fldCharType="separate"/>
             </w:r>
             <w:r>
               <w:rPr>
-                <w:noProof/>
-                <w:webHidden/>
-              </w:rPr>
-              <w:t>1</w:t>
-            </w:r>
-            <w:r>
-              <w:rPr>
-                <w:noProof/>
-                <w:webHidden/>
+                <w:rFonts w:ascii="Times New Roman" w:hAnsi="Times New Roman" w:cs="Times New Roman"/>
+                <w:noProof/>
+                <w:webHidden/>
+                <w:sz w:val="26"/>
+                <w:szCs w:val="26"/>
+              </w:rPr>
+              <w:t>3</w:t>
+            </w:r>
+            <w:r>
+              <w:rPr>
+                <w:rFonts w:ascii="Times New Roman" w:hAnsi="Times New Roman" w:cs="Times New Roman"/>
+                <w:noProof/>
+                <w:webHidden/>
+                <w:sz w:val="26"/>
+                <w:szCs w:val="26"/>
               </w:rPr>
               <w:fldChar w:fldCharType="end"/>
             </w:r>
@@ -1923,13 +2442,15 @@
           <w:pPr>
             <w:pStyle w:val="TOC2"/>
             <w:rPr>
-              <w:rFonts w:eastAsiaTheme="minorEastAsia"/>
+              <w:rFonts w:ascii="Times New Roman" w:eastAsiaTheme="minorEastAsia" w:hAnsi="Times New Roman" w:cs="Times New Roman"/>
               <w:noProof/>
               <w:kern w:val="0"/>
+              <w:sz w:val="26"/>
+              <w:szCs w:val="26"/>
               <w14:ligatures w14:val="none"/>
             </w:rPr>
           </w:pPr>
-          <w:hyperlink w:anchor="_Toc209536288" w:history="1">
+          <w:hyperlink w:anchor="_Toc209625303" w:history="1">
             <w:r>
               <w:rPr>
                 <w:rStyle w:val="Hyperlink"/>
@@ -1938,13 +2459,15 @@
                 <w:sz w:val="26"/>
                 <w:szCs w:val="26"/>
               </w:rPr>
-              <w:t>1.2</w:t>
-            </w:r>
-            <w:r>
-              <w:rPr>
-                <w:rFonts w:eastAsiaTheme="minorEastAsia"/>
+              <w:t>2.2</w:t>
+            </w:r>
+            <w:r>
+              <w:rPr>
+                <w:rFonts w:ascii="Times New Roman" w:eastAsiaTheme="minorEastAsia" w:hAnsi="Times New Roman" w:cs="Times New Roman"/>
                 <w:noProof/>
                 <w:kern w:val="0"/>
+                <w:sz w:val="26"/>
+                <w:szCs w:val="26"/>
                 <w14:ligatures w14:val="none"/>
               </w:rPr>
               <w:tab/>
@@ -1961,49 +2484,70 @@
             </w:r>
             <w:r>
               <w:rPr>
-                <w:noProof/>
-                <w:webHidden/>
+                <w:rFonts w:ascii="Times New Roman" w:hAnsi="Times New Roman" w:cs="Times New Roman"/>
+                <w:noProof/>
+                <w:webHidden/>
+                <w:sz w:val="26"/>
+                <w:szCs w:val="26"/>
               </w:rPr>
               <w:tab/>
             </w:r>
             <w:r>
               <w:rPr>
-                <w:noProof/>
-                <w:webHidden/>
+                <w:rFonts w:ascii="Times New Roman" w:hAnsi="Times New Roman" w:cs="Times New Roman"/>
+                <w:noProof/>
+                <w:webHidden/>
+                <w:sz w:val="26"/>
+                <w:szCs w:val="26"/>
               </w:rPr>
               <w:fldChar w:fldCharType="begin"/>
             </w:r>
             <w:r>
               <w:rPr>
-                <w:noProof/>
-                <w:webHidden/>
-              </w:rPr>
-              <w:instrText xml:space="preserve"> PAGEREF _Toc209536288 \h </w:instrText>
-            </w:r>
-            <w:r>
-              <w:rPr>
-                <w:noProof/>
-                <w:webHidden/>
-              </w:rPr>
-            </w:r>
-            <w:r>
-              <w:rPr>
-                <w:noProof/>
-                <w:webHidden/>
+                <w:rFonts w:ascii="Times New Roman" w:hAnsi="Times New Roman" w:cs="Times New Roman"/>
+                <w:noProof/>
+                <w:webHidden/>
+                <w:sz w:val="26"/>
+                <w:szCs w:val="26"/>
+              </w:rPr>
+              <w:instrText xml:space="preserve"> PAGEREF _Toc209625303 \h </w:instrText>
+            </w:r>
+            <w:r>
+              <w:rPr>
+                <w:rFonts w:ascii="Times New Roman" w:hAnsi="Times New Roman" w:cs="Times New Roman"/>
+                <w:noProof/>
+                <w:webHidden/>
+                <w:sz w:val="26"/>
+                <w:szCs w:val="26"/>
+              </w:rPr>
+            </w:r>
+            <w:r>
+              <w:rPr>
+                <w:rFonts w:ascii="Times New Roman" w:hAnsi="Times New Roman" w:cs="Times New Roman"/>
+                <w:noProof/>
+                <w:webHidden/>
+                <w:sz w:val="26"/>
+                <w:szCs w:val="26"/>
               </w:rPr>
               <w:fldChar w:fldCharType="separate"/>
             </w:r>
             <w:r>
               <w:rPr>
-                <w:noProof/>
-                <w:webHidden/>
-              </w:rPr>
-              <w:t>1</w:t>
-            </w:r>
-            <w:r>
-              <w:rPr>
-                <w:noProof/>
-                <w:webHidden/>
+                <w:rFonts w:ascii="Times New Roman" w:hAnsi="Times New Roman" w:cs="Times New Roman"/>
+                <w:noProof/>
+                <w:webHidden/>
+                <w:sz w:val="26"/>
+                <w:szCs w:val="26"/>
+              </w:rPr>
+              <w:t>3</w:t>
+            </w:r>
+            <w:r>
+              <w:rPr>
+                <w:rFonts w:ascii="Times New Roman" w:hAnsi="Times New Roman" w:cs="Times New Roman"/>
+                <w:noProof/>
+                <w:webHidden/>
+                <w:sz w:val="26"/>
+                <w:szCs w:val="26"/>
               </w:rPr>
               <w:fldChar w:fldCharType="end"/>
             </w:r>
@@ -2013,13 +2557,15 @@
           <w:pPr>
             <w:pStyle w:val="TOC3"/>
             <w:rPr>
-              <w:rFonts w:eastAsiaTheme="minorEastAsia"/>
+              <w:rFonts w:ascii="Times New Roman" w:eastAsiaTheme="minorEastAsia" w:hAnsi="Times New Roman" w:cs="Times New Roman"/>
               <w:noProof/>
               <w:kern w:val="0"/>
+              <w:sz w:val="26"/>
+              <w:szCs w:val="26"/>
               <w14:ligatures w14:val="none"/>
             </w:rPr>
           </w:pPr>
-          <w:hyperlink w:anchor="_Toc209536289" w:history="1">
+          <w:hyperlink w:anchor="_Toc209625304" w:history="1">
             <w:r>
               <w:rPr>
                 <w:rStyle w:val="Hyperlink"/>
@@ -2028,13 +2574,15 @@
                 <w:sz w:val="26"/>
                 <w:szCs w:val="26"/>
               </w:rPr>
-              <w:t>1.2.1</w:t>
-            </w:r>
-            <w:r>
-              <w:rPr>
-                <w:rFonts w:eastAsiaTheme="minorEastAsia"/>
+              <w:t>2.2.1</w:t>
+            </w:r>
+            <w:r>
+              <w:rPr>
+                <w:rFonts w:ascii="Times New Roman" w:eastAsiaTheme="minorEastAsia" w:hAnsi="Times New Roman" w:cs="Times New Roman"/>
                 <w:noProof/>
                 <w:kern w:val="0"/>
+                <w:sz w:val="26"/>
+                <w:szCs w:val="26"/>
                 <w14:ligatures w14:val="none"/>
               </w:rPr>
               <w:tab/>
@@ -2051,49 +2599,70 @@
             </w:r>
             <w:r>
               <w:rPr>
-                <w:noProof/>
-                <w:webHidden/>
+                <w:rFonts w:ascii="Times New Roman" w:hAnsi="Times New Roman" w:cs="Times New Roman"/>
+                <w:noProof/>
+                <w:webHidden/>
+                <w:sz w:val="26"/>
+                <w:szCs w:val="26"/>
               </w:rPr>
               <w:tab/>
             </w:r>
             <w:r>
               <w:rPr>
-                <w:noProof/>
-                <w:webHidden/>
+                <w:rFonts w:ascii="Times New Roman" w:hAnsi="Times New Roman" w:cs="Times New Roman"/>
+                <w:noProof/>
+                <w:webHidden/>
+                <w:sz w:val="26"/>
+                <w:szCs w:val="26"/>
               </w:rPr>
               <w:fldChar w:fldCharType="begin"/>
             </w:r>
             <w:r>
               <w:rPr>
-                <w:noProof/>
-                <w:webHidden/>
-              </w:rPr>
-              <w:instrText xml:space="preserve"> PAGEREF _Toc209536289 \h </w:instrText>
-            </w:r>
-            <w:r>
-              <w:rPr>
-                <w:noProof/>
-                <w:webHidden/>
-              </w:rPr>
-            </w:r>
-            <w:r>
-              <w:rPr>
-                <w:noProof/>
-                <w:webHidden/>
+                <w:rFonts w:ascii="Times New Roman" w:hAnsi="Times New Roman" w:cs="Times New Roman"/>
+                <w:noProof/>
+                <w:webHidden/>
+                <w:sz w:val="26"/>
+                <w:szCs w:val="26"/>
+              </w:rPr>
+              <w:instrText xml:space="preserve"> PAGEREF _Toc209625304 \h </w:instrText>
+            </w:r>
+            <w:r>
+              <w:rPr>
+                <w:rFonts w:ascii="Times New Roman" w:hAnsi="Times New Roman" w:cs="Times New Roman"/>
+                <w:noProof/>
+                <w:webHidden/>
+                <w:sz w:val="26"/>
+                <w:szCs w:val="26"/>
+              </w:rPr>
+            </w:r>
+            <w:r>
+              <w:rPr>
+                <w:rFonts w:ascii="Times New Roman" w:hAnsi="Times New Roman" w:cs="Times New Roman"/>
+                <w:noProof/>
+                <w:webHidden/>
+                <w:sz w:val="26"/>
+                <w:szCs w:val="26"/>
               </w:rPr>
               <w:fldChar w:fldCharType="separate"/>
             </w:r>
             <w:r>
               <w:rPr>
-                <w:noProof/>
-                <w:webHidden/>
-              </w:rPr>
-              <w:t>1</w:t>
-            </w:r>
-            <w:r>
-              <w:rPr>
-                <w:noProof/>
-                <w:webHidden/>
+                <w:rFonts w:ascii="Times New Roman" w:hAnsi="Times New Roman" w:cs="Times New Roman"/>
+                <w:noProof/>
+                <w:webHidden/>
+                <w:sz w:val="26"/>
+                <w:szCs w:val="26"/>
+              </w:rPr>
+              <w:t>3</w:t>
+            </w:r>
+            <w:r>
+              <w:rPr>
+                <w:rFonts w:ascii="Times New Roman" w:hAnsi="Times New Roman" w:cs="Times New Roman"/>
+                <w:noProof/>
+                <w:webHidden/>
+                <w:sz w:val="26"/>
+                <w:szCs w:val="26"/>
               </w:rPr>
               <w:fldChar w:fldCharType="end"/>
             </w:r>
@@ -2103,13 +2672,15 @@
           <w:pPr>
             <w:pStyle w:val="TOC2"/>
             <w:rPr>
-              <w:rFonts w:eastAsiaTheme="minorEastAsia"/>
+              <w:rFonts w:ascii="Times New Roman" w:eastAsiaTheme="minorEastAsia" w:hAnsi="Times New Roman" w:cs="Times New Roman"/>
               <w:noProof/>
               <w:kern w:val="0"/>
+              <w:sz w:val="26"/>
+              <w:szCs w:val="26"/>
               <w14:ligatures w14:val="none"/>
             </w:rPr>
           </w:pPr>
-          <w:hyperlink w:anchor="_Toc209536290" w:history="1">
+          <w:hyperlink w:anchor="_Toc209625305" w:history="1">
             <w:r>
               <w:rPr>
                 <w:rStyle w:val="Hyperlink"/>
@@ -2118,13 +2689,15 @@
                 <w:sz w:val="26"/>
                 <w:szCs w:val="26"/>
               </w:rPr>
-              <w:t>1.3</w:t>
-            </w:r>
-            <w:r>
-              <w:rPr>
-                <w:rFonts w:eastAsiaTheme="minorEastAsia"/>
+              <w:t>2.3</w:t>
+            </w:r>
+            <w:r>
+              <w:rPr>
+                <w:rFonts w:ascii="Times New Roman" w:eastAsiaTheme="minorEastAsia" w:hAnsi="Times New Roman" w:cs="Times New Roman"/>
                 <w:noProof/>
                 <w:kern w:val="0"/>
+                <w:sz w:val="26"/>
+                <w:szCs w:val="26"/>
                 <w14:ligatures w14:val="none"/>
               </w:rPr>
               <w:tab/>
@@ -2141,49 +2714,70 @@
             </w:r>
             <w:r>
               <w:rPr>
-                <w:noProof/>
-                <w:webHidden/>
+                <w:rFonts w:ascii="Times New Roman" w:hAnsi="Times New Roman" w:cs="Times New Roman"/>
+                <w:noProof/>
+                <w:webHidden/>
+                <w:sz w:val="26"/>
+                <w:szCs w:val="26"/>
               </w:rPr>
               <w:tab/>
             </w:r>
             <w:r>
               <w:rPr>
-                <w:noProof/>
-                <w:webHidden/>
+                <w:rFonts w:ascii="Times New Roman" w:hAnsi="Times New Roman" w:cs="Times New Roman"/>
+                <w:noProof/>
+                <w:webHidden/>
+                <w:sz w:val="26"/>
+                <w:szCs w:val="26"/>
               </w:rPr>
               <w:fldChar w:fldCharType="begin"/>
             </w:r>
             <w:r>
               <w:rPr>
-                <w:noProof/>
-                <w:webHidden/>
-              </w:rPr>
-              <w:instrText xml:space="preserve"> PAGEREF _Toc209536290 \h </w:instrText>
-            </w:r>
-            <w:r>
-              <w:rPr>
-                <w:noProof/>
-                <w:webHidden/>
-              </w:rPr>
-            </w:r>
-            <w:r>
-              <w:rPr>
-                <w:noProof/>
-                <w:webHidden/>
+                <w:rFonts w:ascii="Times New Roman" w:hAnsi="Times New Roman" w:cs="Times New Roman"/>
+                <w:noProof/>
+                <w:webHidden/>
+                <w:sz w:val="26"/>
+                <w:szCs w:val="26"/>
+              </w:rPr>
+              <w:instrText xml:space="preserve"> PAGEREF _Toc209625305 \h </w:instrText>
+            </w:r>
+            <w:r>
+              <w:rPr>
+                <w:rFonts w:ascii="Times New Roman" w:hAnsi="Times New Roman" w:cs="Times New Roman"/>
+                <w:noProof/>
+                <w:webHidden/>
+                <w:sz w:val="26"/>
+                <w:szCs w:val="26"/>
+              </w:rPr>
+            </w:r>
+            <w:r>
+              <w:rPr>
+                <w:rFonts w:ascii="Times New Roman" w:hAnsi="Times New Roman" w:cs="Times New Roman"/>
+                <w:noProof/>
+                <w:webHidden/>
+                <w:sz w:val="26"/>
+                <w:szCs w:val="26"/>
               </w:rPr>
               <w:fldChar w:fldCharType="separate"/>
             </w:r>
             <w:r>
               <w:rPr>
-                <w:noProof/>
-                <w:webHidden/>
-              </w:rPr>
-              <w:t>1</w:t>
-            </w:r>
-            <w:r>
-              <w:rPr>
-                <w:noProof/>
-                <w:webHidden/>
+                <w:rFonts w:ascii="Times New Roman" w:hAnsi="Times New Roman" w:cs="Times New Roman"/>
+                <w:noProof/>
+                <w:webHidden/>
+                <w:sz w:val="26"/>
+                <w:szCs w:val="26"/>
+              </w:rPr>
+              <w:t>3</w:t>
+            </w:r>
+            <w:r>
+              <w:rPr>
+                <w:rFonts w:ascii="Times New Roman" w:hAnsi="Times New Roman" w:cs="Times New Roman"/>
+                <w:noProof/>
+                <w:webHidden/>
+                <w:sz w:val="26"/>
+                <w:szCs w:val="26"/>
               </w:rPr>
               <w:fldChar w:fldCharType="end"/>
             </w:r>
@@ -2193,13 +2787,15 @@
           <w:pPr>
             <w:pStyle w:val="TOC3"/>
             <w:rPr>
-              <w:rFonts w:eastAsiaTheme="minorEastAsia"/>
+              <w:rFonts w:ascii="Times New Roman" w:eastAsiaTheme="minorEastAsia" w:hAnsi="Times New Roman" w:cs="Times New Roman"/>
               <w:noProof/>
               <w:kern w:val="0"/>
+              <w:sz w:val="26"/>
+              <w:szCs w:val="26"/>
               <w14:ligatures w14:val="none"/>
             </w:rPr>
           </w:pPr>
-          <w:hyperlink w:anchor="_Toc209536291" w:history="1">
+          <w:hyperlink w:anchor="_Toc209625306" w:history="1">
             <w:r>
               <w:rPr>
                 <w:rStyle w:val="Hyperlink"/>
@@ -2208,13 +2804,15 @@
                 <w:sz w:val="26"/>
                 <w:szCs w:val="26"/>
               </w:rPr>
-              <w:t>1.3.1</w:t>
-            </w:r>
-            <w:r>
-              <w:rPr>
-                <w:rFonts w:eastAsiaTheme="minorEastAsia"/>
+              <w:t>2.3.1</w:t>
+            </w:r>
+            <w:r>
+              <w:rPr>
+                <w:rFonts w:ascii="Times New Roman" w:eastAsiaTheme="minorEastAsia" w:hAnsi="Times New Roman" w:cs="Times New Roman"/>
                 <w:noProof/>
                 <w:kern w:val="0"/>
+                <w:sz w:val="26"/>
+                <w:szCs w:val="26"/>
                 <w14:ligatures w14:val="none"/>
               </w:rPr>
               <w:tab/>
@@ -2231,49 +2829,70 @@
             </w:r>
             <w:r>
               <w:rPr>
-                <w:noProof/>
-                <w:webHidden/>
+                <w:rFonts w:ascii="Times New Roman" w:hAnsi="Times New Roman" w:cs="Times New Roman"/>
+                <w:noProof/>
+                <w:webHidden/>
+                <w:sz w:val="26"/>
+                <w:szCs w:val="26"/>
               </w:rPr>
               <w:tab/>
             </w:r>
             <w:r>
               <w:rPr>
-                <w:noProof/>
-                <w:webHidden/>
+                <w:rFonts w:ascii="Times New Roman" w:hAnsi="Times New Roman" w:cs="Times New Roman"/>
+                <w:noProof/>
+                <w:webHidden/>
+                <w:sz w:val="26"/>
+                <w:szCs w:val="26"/>
               </w:rPr>
               <w:fldChar w:fldCharType="begin"/>
             </w:r>
             <w:r>
               <w:rPr>
-                <w:noProof/>
-                <w:webHidden/>
-              </w:rPr>
-              <w:instrText xml:space="preserve"> PAGEREF _Toc209536291 \h </w:instrText>
-            </w:r>
-            <w:r>
-              <w:rPr>
-                <w:noProof/>
-                <w:webHidden/>
-              </w:rPr>
-            </w:r>
-            <w:r>
-              <w:rPr>
-                <w:noProof/>
-                <w:webHidden/>
+                <w:rFonts w:ascii="Times New Roman" w:hAnsi="Times New Roman" w:cs="Times New Roman"/>
+                <w:noProof/>
+                <w:webHidden/>
+                <w:sz w:val="26"/>
+                <w:szCs w:val="26"/>
+              </w:rPr>
+              <w:instrText xml:space="preserve"> PAGEREF _Toc209625306 \h </w:instrText>
+            </w:r>
+            <w:r>
+              <w:rPr>
+                <w:rFonts w:ascii="Times New Roman" w:hAnsi="Times New Roman" w:cs="Times New Roman"/>
+                <w:noProof/>
+                <w:webHidden/>
+                <w:sz w:val="26"/>
+                <w:szCs w:val="26"/>
+              </w:rPr>
+            </w:r>
+            <w:r>
+              <w:rPr>
+                <w:rFonts w:ascii="Times New Roman" w:hAnsi="Times New Roman" w:cs="Times New Roman"/>
+                <w:noProof/>
+                <w:webHidden/>
+                <w:sz w:val="26"/>
+                <w:szCs w:val="26"/>
               </w:rPr>
               <w:fldChar w:fldCharType="separate"/>
             </w:r>
             <w:r>
               <w:rPr>
-                <w:noProof/>
-                <w:webHidden/>
-              </w:rPr>
-              <w:t>1</w:t>
-            </w:r>
-            <w:r>
-              <w:rPr>
-                <w:noProof/>
-                <w:webHidden/>
+                <w:rFonts w:ascii="Times New Roman" w:hAnsi="Times New Roman" w:cs="Times New Roman"/>
+                <w:noProof/>
+                <w:webHidden/>
+                <w:sz w:val="26"/>
+                <w:szCs w:val="26"/>
+              </w:rPr>
+              <w:t>3</w:t>
+            </w:r>
+            <w:r>
+              <w:rPr>
+                <w:rFonts w:ascii="Times New Roman" w:hAnsi="Times New Roman" w:cs="Times New Roman"/>
+                <w:noProof/>
+                <w:webHidden/>
+                <w:sz w:val="26"/>
+                <w:szCs w:val="26"/>
               </w:rPr>
               <w:fldChar w:fldCharType="end"/>
             </w:r>
@@ -2283,13 +2902,15 @@
           <w:pPr>
             <w:pStyle w:val="TOC1"/>
             <w:rPr>
-              <w:rFonts w:eastAsiaTheme="minorEastAsia"/>
+              <w:rFonts w:ascii="Times New Roman" w:eastAsiaTheme="minorEastAsia" w:hAnsi="Times New Roman" w:cs="Times New Roman"/>
               <w:noProof/>
               <w:kern w:val="0"/>
+              <w:sz w:val="26"/>
+              <w:szCs w:val="26"/>
               <w14:ligatures w14:val="none"/>
             </w:rPr>
           </w:pPr>
-          <w:hyperlink w:anchor="_Toc209536292" w:history="1">
+          <w:hyperlink w:anchor="_Toc209625307" w:history="1">
             <w:r>
               <w:rPr>
                 <w:rStyle w:val="Hyperlink"/>
@@ -2298,72 +2919,74 @@
                 <w:sz w:val="26"/>
                 <w:szCs w:val="26"/>
               </w:rPr>
-              <w:t>Chương 2.</w:t>
-            </w:r>
-            <w:r>
-              <w:rPr>
-                <w:rFonts w:eastAsiaTheme="minorEastAsia"/>
-                <w:noProof/>
-                <w:kern w:val="0"/>
-                <w14:ligatures w14:val="none"/>
+              <w:t>Chương 3. Video provides</w:t>
+            </w:r>
+            <w:r>
+              <w:rPr>
+                <w:rFonts w:ascii="Times New Roman" w:hAnsi="Times New Roman" w:cs="Times New Roman"/>
+                <w:noProof/>
+                <w:webHidden/>
+                <w:sz w:val="26"/>
+                <w:szCs w:val="26"/>
               </w:rPr>
               <w:tab/>
             </w:r>
             <w:r>
               <w:rPr>
-                <w:rStyle w:val="Hyperlink"/>
-                <w:rFonts w:ascii="Times New Roman" w:hAnsi="Times New Roman" w:cs="Times New Roman"/>
-                <w:noProof/>
-                <w:sz w:val="26"/>
-                <w:szCs w:val="26"/>
-              </w:rPr>
-              <w:t>Video provides</w:t>
-            </w:r>
-            <w:r>
-              <w:rPr>
-                <w:noProof/>
-                <w:webHidden/>
-              </w:rPr>
-              <w:tab/>
-            </w:r>
-            <w:r>
-              <w:rPr>
-                <w:noProof/>
-                <w:webHidden/>
+                <w:rFonts w:ascii="Times New Roman" w:hAnsi="Times New Roman" w:cs="Times New Roman"/>
+                <w:noProof/>
+                <w:webHidden/>
+                <w:sz w:val="26"/>
+                <w:szCs w:val="26"/>
               </w:rPr>
               <w:fldChar w:fldCharType="begin"/>
             </w:r>
             <w:r>
               <w:rPr>
-                <w:noProof/>
-                <w:webHidden/>
-              </w:rPr>
-              <w:instrText xml:space="preserve"> PAGEREF _Toc209536292 \h </w:instrText>
-            </w:r>
-            <w:r>
-              <w:rPr>
-                <w:noProof/>
-                <w:webHidden/>
-              </w:rPr>
-            </w:r>
-            <w:r>
-              <w:rPr>
-                <w:noProof/>
-                <w:webHidden/>
+                <w:rFonts w:ascii="Times New Roman" w:hAnsi="Times New Roman" w:cs="Times New Roman"/>
+                <w:noProof/>
+                <w:webHidden/>
+                <w:sz w:val="26"/>
+                <w:szCs w:val="26"/>
+              </w:rPr>
+              <w:instrText xml:space="preserve"> PAGEREF _Toc209625307 \h </w:instrText>
+            </w:r>
+            <w:r>
+              <w:rPr>
+                <w:rFonts w:ascii="Times New Roman" w:hAnsi="Times New Roman" w:cs="Times New Roman"/>
+                <w:noProof/>
+                <w:webHidden/>
+                <w:sz w:val="26"/>
+                <w:szCs w:val="26"/>
+              </w:rPr>
+            </w:r>
+            <w:r>
+              <w:rPr>
+                <w:rFonts w:ascii="Times New Roman" w:hAnsi="Times New Roman" w:cs="Times New Roman"/>
+                <w:noProof/>
+                <w:webHidden/>
+                <w:sz w:val="26"/>
+                <w:szCs w:val="26"/>
               </w:rPr>
               <w:fldChar w:fldCharType="separate"/>
             </w:r>
             <w:r>
               <w:rPr>
-                <w:noProof/>
-                <w:webHidden/>
-              </w:rPr>
-              <w:t>2</w:t>
-            </w:r>
-            <w:r>
-              <w:rPr>
-                <w:noProof/>
-                <w:webHidden/>
+                <w:rFonts w:ascii="Times New Roman" w:hAnsi="Times New Roman" w:cs="Times New Roman"/>
+                <w:noProof/>
+                <w:webHidden/>
+                <w:sz w:val="26"/>
+                <w:szCs w:val="26"/>
+              </w:rPr>
+              <w:t>4</w:t>
+            </w:r>
+            <w:r>
+              <w:rPr>
+                <w:rFonts w:ascii="Times New Roman" w:hAnsi="Times New Roman" w:cs="Times New Roman"/>
+                <w:noProof/>
+                <w:webHidden/>
+                <w:sz w:val="26"/>
+                <w:szCs w:val="26"/>
               </w:rPr>
               <w:fldChar w:fldCharType="end"/>
             </w:r>
@@ -2373,13 +2996,15 @@
           <w:pPr>
             <w:pStyle w:val="TOC2"/>
             <w:rPr>
-              <w:rFonts w:eastAsiaTheme="minorEastAsia"/>
+              <w:rFonts w:ascii="Times New Roman" w:eastAsiaTheme="minorEastAsia" w:hAnsi="Times New Roman" w:cs="Times New Roman"/>
               <w:noProof/>
               <w:kern w:val="0"/>
+              <w:sz w:val="26"/>
+              <w:szCs w:val="26"/>
               <w14:ligatures w14:val="none"/>
             </w:rPr>
           </w:pPr>
-          <w:hyperlink w:anchor="_Toc209536293" w:history="1">
+          <w:hyperlink w:anchor="_Toc209625308" w:history="1">
             <w:r>
               <w:rPr>
                 <w:rStyle w:val="Hyperlink"/>
@@ -2388,13 +3013,15 @@
                 <w:sz w:val="26"/>
                 <w:szCs w:val="26"/>
               </w:rPr>
-              <w:t>2.1</w:t>
-            </w:r>
-            <w:r>
-              <w:rPr>
-                <w:rFonts w:eastAsiaTheme="minorEastAsia"/>
+              <w:t>3.1</w:t>
+            </w:r>
+            <w:r>
+              <w:rPr>
+                <w:rFonts w:ascii="Times New Roman" w:eastAsiaTheme="minorEastAsia" w:hAnsi="Times New Roman" w:cs="Times New Roman"/>
                 <w:noProof/>
                 <w:kern w:val="0"/>
+                <w:sz w:val="26"/>
+                <w:szCs w:val="26"/>
                 <w14:ligatures w14:val="none"/>
               </w:rPr>
               <w:tab/>
@@ -2411,49 +3038,70 @@
             </w:r>
             <w:r>
               <w:rPr>
-                <w:noProof/>
-                <w:webHidden/>
+                <w:rFonts w:ascii="Times New Roman" w:hAnsi="Times New Roman" w:cs="Times New Roman"/>
+                <w:noProof/>
+                <w:webHidden/>
+                <w:sz w:val="26"/>
+                <w:szCs w:val="26"/>
               </w:rPr>
               <w:tab/>
             </w:r>
             <w:r>
               <w:rPr>
-                <w:noProof/>
-                <w:webHidden/>
+                <w:rFonts w:ascii="Times New Roman" w:hAnsi="Times New Roman" w:cs="Times New Roman"/>
+                <w:noProof/>
+                <w:webHidden/>
+                <w:sz w:val="26"/>
+                <w:szCs w:val="26"/>
               </w:rPr>
               <w:fldChar w:fldCharType="begin"/>
             </w:r>
             <w:r>
               <w:rPr>
-                <w:noProof/>
-                <w:webHidden/>
-              </w:rPr>
-              <w:instrText xml:space="preserve"> PAGEREF _Toc209536293 \h </w:instrText>
-            </w:r>
-            <w:r>
-              <w:rPr>
-                <w:noProof/>
-                <w:webHidden/>
-              </w:rPr>
-            </w:r>
-            <w:r>
-              <w:rPr>
-                <w:noProof/>
-                <w:webHidden/>
+                <w:rFonts w:ascii="Times New Roman" w:hAnsi="Times New Roman" w:cs="Times New Roman"/>
+                <w:noProof/>
+                <w:webHidden/>
+                <w:sz w:val="26"/>
+                <w:szCs w:val="26"/>
+              </w:rPr>
+              <w:instrText xml:space="preserve"> PAGEREF _Toc209625308 \h </w:instrText>
+            </w:r>
+            <w:r>
+              <w:rPr>
+                <w:rFonts w:ascii="Times New Roman" w:hAnsi="Times New Roman" w:cs="Times New Roman"/>
+                <w:noProof/>
+                <w:webHidden/>
+                <w:sz w:val="26"/>
+                <w:szCs w:val="26"/>
+              </w:rPr>
+            </w:r>
+            <w:r>
+              <w:rPr>
+                <w:rFonts w:ascii="Times New Roman" w:hAnsi="Times New Roman" w:cs="Times New Roman"/>
+                <w:noProof/>
+                <w:webHidden/>
+                <w:sz w:val="26"/>
+                <w:szCs w:val="26"/>
               </w:rPr>
               <w:fldChar w:fldCharType="separate"/>
             </w:r>
             <w:r>
               <w:rPr>
-                <w:noProof/>
-                <w:webHidden/>
-              </w:rPr>
-              <w:t>2</w:t>
-            </w:r>
-            <w:r>
-              <w:rPr>
-                <w:noProof/>
-                <w:webHidden/>
+                <w:rFonts w:ascii="Times New Roman" w:hAnsi="Times New Roman" w:cs="Times New Roman"/>
+                <w:noProof/>
+                <w:webHidden/>
+                <w:sz w:val="26"/>
+                <w:szCs w:val="26"/>
+              </w:rPr>
+              <w:t>4</w:t>
+            </w:r>
+            <w:r>
+              <w:rPr>
+                <w:rFonts w:ascii="Times New Roman" w:hAnsi="Times New Roman" w:cs="Times New Roman"/>
+                <w:noProof/>
+                <w:webHidden/>
+                <w:sz w:val="26"/>
+                <w:szCs w:val="26"/>
               </w:rPr>
               <w:fldChar w:fldCharType="end"/>
             </w:r>
@@ -2463,13 +3111,15 @@
           <w:pPr>
             <w:pStyle w:val="TOC3"/>
             <w:rPr>
-              <w:rFonts w:eastAsiaTheme="minorEastAsia"/>
+              <w:rFonts w:ascii="Times New Roman" w:eastAsiaTheme="minorEastAsia" w:hAnsi="Times New Roman" w:cs="Times New Roman"/>
               <w:noProof/>
               <w:kern w:val="0"/>
+              <w:sz w:val="26"/>
+              <w:szCs w:val="26"/>
               <w14:ligatures w14:val="none"/>
             </w:rPr>
           </w:pPr>
-          <w:hyperlink w:anchor="_Toc209536294" w:history="1">
+          <w:hyperlink w:anchor="_Toc209625309" w:history="1">
             <w:r>
               <w:rPr>
                 <w:rStyle w:val="Hyperlink"/>
@@ -2478,13 +3128,15 @@
                 <w:sz w:val="26"/>
                 <w:szCs w:val="26"/>
               </w:rPr>
-              <w:t>2.1.1</w:t>
-            </w:r>
-            <w:r>
-              <w:rPr>
-                <w:rFonts w:eastAsiaTheme="minorEastAsia"/>
+              <w:t>3.1.1</w:t>
+            </w:r>
+            <w:r>
+              <w:rPr>
+                <w:rFonts w:ascii="Times New Roman" w:eastAsiaTheme="minorEastAsia" w:hAnsi="Times New Roman" w:cs="Times New Roman"/>
                 <w:noProof/>
                 <w:kern w:val="0"/>
+                <w:sz w:val="26"/>
+                <w:szCs w:val="26"/>
                 <w14:ligatures w14:val="none"/>
               </w:rPr>
               <w:tab/>
@@ -2501,49 +3153,70 @@
             </w:r>
             <w:r>
               <w:rPr>
-                <w:noProof/>
-                <w:webHidden/>
+                <w:rFonts w:ascii="Times New Roman" w:hAnsi="Times New Roman" w:cs="Times New Roman"/>
+                <w:noProof/>
+                <w:webHidden/>
+                <w:sz w:val="26"/>
+                <w:szCs w:val="26"/>
               </w:rPr>
               <w:tab/>
             </w:r>
             <w:r>
               <w:rPr>
-                <w:noProof/>
-                <w:webHidden/>
+                <w:rFonts w:ascii="Times New Roman" w:hAnsi="Times New Roman" w:cs="Times New Roman"/>
+                <w:noProof/>
+                <w:webHidden/>
+                <w:sz w:val="26"/>
+                <w:szCs w:val="26"/>
               </w:rPr>
               <w:fldChar w:fldCharType="begin"/>
             </w:r>
             <w:r>
               <w:rPr>
-                <w:noProof/>
-                <w:webHidden/>
-              </w:rPr>
-              <w:instrText xml:space="preserve"> PAGEREF _Toc209536294 \h </w:instrText>
-            </w:r>
-            <w:r>
-              <w:rPr>
-                <w:noProof/>
-                <w:webHidden/>
-              </w:rPr>
-            </w:r>
-            <w:r>
-              <w:rPr>
-                <w:noProof/>
-                <w:webHidden/>
+                <w:rFonts w:ascii="Times New Roman" w:hAnsi="Times New Roman" w:cs="Times New Roman"/>
+                <w:noProof/>
+                <w:webHidden/>
+                <w:sz w:val="26"/>
+                <w:szCs w:val="26"/>
+              </w:rPr>
+              <w:instrText xml:space="preserve"> PAGEREF _Toc209625309 \h </w:instrText>
+            </w:r>
+            <w:r>
+              <w:rPr>
+                <w:rFonts w:ascii="Times New Roman" w:hAnsi="Times New Roman" w:cs="Times New Roman"/>
+                <w:noProof/>
+                <w:webHidden/>
+                <w:sz w:val="26"/>
+                <w:szCs w:val="26"/>
+              </w:rPr>
+            </w:r>
+            <w:r>
+              <w:rPr>
+                <w:rFonts w:ascii="Times New Roman" w:hAnsi="Times New Roman" w:cs="Times New Roman"/>
+                <w:noProof/>
+                <w:webHidden/>
+                <w:sz w:val="26"/>
+                <w:szCs w:val="26"/>
               </w:rPr>
               <w:fldChar w:fldCharType="separate"/>
             </w:r>
             <w:r>
               <w:rPr>
-                <w:noProof/>
-                <w:webHidden/>
-              </w:rPr>
-              <w:t>2</w:t>
-            </w:r>
-            <w:r>
-              <w:rPr>
-                <w:noProof/>
-                <w:webHidden/>
+                <w:rFonts w:ascii="Times New Roman" w:hAnsi="Times New Roman" w:cs="Times New Roman"/>
+                <w:noProof/>
+                <w:webHidden/>
+                <w:sz w:val="26"/>
+                <w:szCs w:val="26"/>
+              </w:rPr>
+              <w:t>4</w:t>
+            </w:r>
+            <w:r>
+              <w:rPr>
+                <w:rFonts w:ascii="Times New Roman" w:hAnsi="Times New Roman" w:cs="Times New Roman"/>
+                <w:noProof/>
+                <w:webHidden/>
+                <w:sz w:val="26"/>
+                <w:szCs w:val="26"/>
               </w:rPr>
               <w:fldChar w:fldCharType="end"/>
             </w:r>
@@ -2553,13 +3226,15 @@
           <w:pPr>
             <w:pStyle w:val="TOC2"/>
             <w:rPr>
-              <w:rFonts w:eastAsiaTheme="minorEastAsia"/>
+              <w:rFonts w:ascii="Times New Roman" w:eastAsiaTheme="minorEastAsia" w:hAnsi="Times New Roman" w:cs="Times New Roman"/>
               <w:noProof/>
               <w:kern w:val="0"/>
+              <w:sz w:val="26"/>
+              <w:szCs w:val="26"/>
               <w14:ligatures w14:val="none"/>
             </w:rPr>
           </w:pPr>
-          <w:hyperlink w:anchor="_Toc209536295" w:history="1">
+          <w:hyperlink w:anchor="_Toc209625310" w:history="1">
             <w:r>
               <w:rPr>
                 <w:rStyle w:val="Hyperlink"/>
@@ -2568,13 +3243,15 @@
                 <w:sz w:val="26"/>
                 <w:szCs w:val="26"/>
               </w:rPr>
-              <w:t>2.2</w:t>
-            </w:r>
-            <w:r>
-              <w:rPr>
-                <w:rFonts w:eastAsiaTheme="minorEastAsia"/>
+              <w:t>3.2</w:t>
+            </w:r>
+            <w:r>
+              <w:rPr>
+                <w:rFonts w:ascii="Times New Roman" w:eastAsiaTheme="minorEastAsia" w:hAnsi="Times New Roman" w:cs="Times New Roman"/>
                 <w:noProof/>
                 <w:kern w:val="0"/>
+                <w:sz w:val="26"/>
+                <w:szCs w:val="26"/>
                 <w14:ligatures w14:val="none"/>
               </w:rPr>
               <w:tab/>
@@ -2591,49 +3268,70 @@
             </w:r>
             <w:r>
               <w:rPr>
-                <w:noProof/>
-                <w:webHidden/>
+                <w:rFonts w:ascii="Times New Roman" w:hAnsi="Times New Roman" w:cs="Times New Roman"/>
+                <w:noProof/>
+                <w:webHidden/>
+                <w:sz w:val="26"/>
+                <w:szCs w:val="26"/>
               </w:rPr>
               <w:tab/>
             </w:r>
             <w:r>
               <w:rPr>
-                <w:noProof/>
-                <w:webHidden/>
+                <w:rFonts w:ascii="Times New Roman" w:hAnsi="Times New Roman" w:cs="Times New Roman"/>
+                <w:noProof/>
+                <w:webHidden/>
+                <w:sz w:val="26"/>
+                <w:szCs w:val="26"/>
               </w:rPr>
               <w:fldChar w:fldCharType="begin"/>
             </w:r>
             <w:r>
               <w:rPr>
-                <w:noProof/>
-                <w:webHidden/>
-              </w:rPr>
-              <w:instrText xml:space="preserve"> PAGEREF _Toc209536295 \h </w:instrText>
-            </w:r>
-            <w:r>
-              <w:rPr>
-                <w:noProof/>
-                <w:webHidden/>
-              </w:rPr>
-            </w:r>
-            <w:r>
-              <w:rPr>
-                <w:noProof/>
-                <w:webHidden/>
+                <w:rFonts w:ascii="Times New Roman" w:hAnsi="Times New Roman" w:cs="Times New Roman"/>
+                <w:noProof/>
+                <w:webHidden/>
+                <w:sz w:val="26"/>
+                <w:szCs w:val="26"/>
+              </w:rPr>
+              <w:instrText xml:space="preserve"> PAGEREF _Toc209625310 \h </w:instrText>
+            </w:r>
+            <w:r>
+              <w:rPr>
+                <w:rFonts w:ascii="Times New Roman" w:hAnsi="Times New Roman" w:cs="Times New Roman"/>
+                <w:noProof/>
+                <w:webHidden/>
+                <w:sz w:val="26"/>
+                <w:szCs w:val="26"/>
+              </w:rPr>
+            </w:r>
+            <w:r>
+              <w:rPr>
+                <w:rFonts w:ascii="Times New Roman" w:hAnsi="Times New Roman" w:cs="Times New Roman"/>
+                <w:noProof/>
+                <w:webHidden/>
+                <w:sz w:val="26"/>
+                <w:szCs w:val="26"/>
               </w:rPr>
               <w:fldChar w:fldCharType="separate"/>
             </w:r>
             <w:r>
               <w:rPr>
-                <w:noProof/>
-                <w:webHidden/>
-              </w:rPr>
-              <w:t>2</w:t>
-            </w:r>
-            <w:r>
-              <w:rPr>
-                <w:noProof/>
-                <w:webHidden/>
+                <w:rFonts w:ascii="Times New Roman" w:hAnsi="Times New Roman" w:cs="Times New Roman"/>
+                <w:noProof/>
+                <w:webHidden/>
+                <w:sz w:val="26"/>
+                <w:szCs w:val="26"/>
+              </w:rPr>
+              <w:t>4</w:t>
+            </w:r>
+            <w:r>
+              <w:rPr>
+                <w:rFonts w:ascii="Times New Roman" w:hAnsi="Times New Roman" w:cs="Times New Roman"/>
+                <w:noProof/>
+                <w:webHidden/>
+                <w:sz w:val="26"/>
+                <w:szCs w:val="26"/>
               </w:rPr>
               <w:fldChar w:fldCharType="end"/>
             </w:r>
@@ -2643,13 +3341,15 @@
           <w:pPr>
             <w:pStyle w:val="TOC3"/>
             <w:rPr>
-              <w:rFonts w:eastAsiaTheme="minorEastAsia"/>
+              <w:rFonts w:ascii="Times New Roman" w:eastAsiaTheme="minorEastAsia" w:hAnsi="Times New Roman" w:cs="Times New Roman"/>
               <w:noProof/>
               <w:kern w:val="0"/>
+              <w:sz w:val="26"/>
+              <w:szCs w:val="26"/>
               <w14:ligatures w14:val="none"/>
             </w:rPr>
           </w:pPr>
-          <w:hyperlink w:anchor="_Toc209536296" w:history="1">
+          <w:hyperlink w:anchor="_Toc209625311" w:history="1">
             <w:r>
               <w:rPr>
                 <w:rStyle w:val="Hyperlink"/>
@@ -2658,13 +3358,15 @@
                 <w:sz w:val="26"/>
                 <w:szCs w:val="26"/>
               </w:rPr>
-              <w:t>2.2.1</w:t>
-            </w:r>
-            <w:r>
-              <w:rPr>
-                <w:rFonts w:eastAsiaTheme="minorEastAsia"/>
+              <w:t>3.2.1</w:t>
+            </w:r>
+            <w:r>
+              <w:rPr>
+                <w:rFonts w:ascii="Times New Roman" w:eastAsiaTheme="minorEastAsia" w:hAnsi="Times New Roman" w:cs="Times New Roman"/>
                 <w:noProof/>
                 <w:kern w:val="0"/>
+                <w:sz w:val="26"/>
+                <w:szCs w:val="26"/>
                 <w14:ligatures w14:val="none"/>
               </w:rPr>
               <w:tab/>
@@ -2681,49 +3383,70 @@
             </w:r>
             <w:r>
               <w:rPr>
-                <w:noProof/>
-                <w:webHidden/>
+                <w:rFonts w:ascii="Times New Roman" w:hAnsi="Times New Roman" w:cs="Times New Roman"/>
+                <w:noProof/>
+                <w:webHidden/>
+                <w:sz w:val="26"/>
+                <w:szCs w:val="26"/>
               </w:rPr>
               <w:tab/>
             </w:r>
             <w:r>
               <w:rPr>
-                <w:noProof/>
-                <w:webHidden/>
+                <w:rFonts w:ascii="Times New Roman" w:hAnsi="Times New Roman" w:cs="Times New Roman"/>
+                <w:noProof/>
+                <w:webHidden/>
+                <w:sz w:val="26"/>
+                <w:szCs w:val="26"/>
               </w:rPr>
               <w:fldChar w:fldCharType="begin"/>
             </w:r>
             <w:r>
               <w:rPr>
-                <w:noProof/>
-                <w:webHidden/>
-              </w:rPr>
-              <w:instrText xml:space="preserve"> PAGEREF _Toc209536296 \h </w:instrText>
-            </w:r>
-            <w:r>
-              <w:rPr>
-                <w:noProof/>
-                <w:webHidden/>
-              </w:rPr>
-            </w:r>
-            <w:r>
-              <w:rPr>
-                <w:noProof/>
-                <w:webHidden/>
+                <w:rFonts w:ascii="Times New Roman" w:hAnsi="Times New Roman" w:cs="Times New Roman"/>
+                <w:noProof/>
+                <w:webHidden/>
+                <w:sz w:val="26"/>
+                <w:szCs w:val="26"/>
+              </w:rPr>
+              <w:instrText xml:space="preserve"> PAGEREF _Toc209625311 \h </w:instrText>
+            </w:r>
+            <w:r>
+              <w:rPr>
+                <w:rFonts w:ascii="Times New Roman" w:hAnsi="Times New Roman" w:cs="Times New Roman"/>
+                <w:noProof/>
+                <w:webHidden/>
+                <w:sz w:val="26"/>
+                <w:szCs w:val="26"/>
+              </w:rPr>
+            </w:r>
+            <w:r>
+              <w:rPr>
+                <w:rFonts w:ascii="Times New Roman" w:hAnsi="Times New Roman" w:cs="Times New Roman"/>
+                <w:noProof/>
+                <w:webHidden/>
+                <w:sz w:val="26"/>
+                <w:szCs w:val="26"/>
               </w:rPr>
               <w:fldChar w:fldCharType="separate"/>
             </w:r>
             <w:r>
               <w:rPr>
-                <w:noProof/>
-                <w:webHidden/>
-              </w:rPr>
-              <w:t>2</w:t>
-            </w:r>
-            <w:r>
-              <w:rPr>
-                <w:noProof/>
-                <w:webHidden/>
+                <w:rFonts w:ascii="Times New Roman" w:hAnsi="Times New Roman" w:cs="Times New Roman"/>
+                <w:noProof/>
+                <w:webHidden/>
+                <w:sz w:val="26"/>
+                <w:szCs w:val="26"/>
+              </w:rPr>
+              <w:t>4</w:t>
+            </w:r>
+            <w:r>
+              <w:rPr>
+                <w:rFonts w:ascii="Times New Roman" w:hAnsi="Times New Roman" w:cs="Times New Roman"/>
+                <w:noProof/>
+                <w:webHidden/>
+                <w:sz w:val="26"/>
+                <w:szCs w:val="26"/>
               </w:rPr>
               <w:fldChar w:fldCharType="end"/>
             </w:r>
@@ -2733,13 +3456,15 @@
           <w:pPr>
             <w:pStyle w:val="TOC2"/>
             <w:rPr>
-              <w:rFonts w:eastAsiaTheme="minorEastAsia"/>
+              <w:rFonts w:ascii="Times New Roman" w:eastAsiaTheme="minorEastAsia" w:hAnsi="Times New Roman" w:cs="Times New Roman"/>
               <w:noProof/>
               <w:kern w:val="0"/>
+              <w:sz w:val="26"/>
+              <w:szCs w:val="26"/>
               <w14:ligatures w14:val="none"/>
             </w:rPr>
           </w:pPr>
-          <w:hyperlink w:anchor="_Toc209536297" w:history="1">
+          <w:hyperlink w:anchor="_Toc209625312" w:history="1">
             <w:r>
               <w:rPr>
                 <w:rStyle w:val="Hyperlink"/>
@@ -2748,13 +3473,15 @@
                 <w:sz w:val="26"/>
                 <w:szCs w:val="26"/>
               </w:rPr>
-              <w:t>2.3</w:t>
-            </w:r>
-            <w:r>
-              <w:rPr>
-                <w:rFonts w:eastAsiaTheme="minorEastAsia"/>
+              <w:t>3.3</w:t>
+            </w:r>
+            <w:r>
+              <w:rPr>
+                <w:rFonts w:ascii="Times New Roman" w:eastAsiaTheme="minorEastAsia" w:hAnsi="Times New Roman" w:cs="Times New Roman"/>
                 <w:noProof/>
                 <w:kern w:val="0"/>
+                <w:sz w:val="26"/>
+                <w:szCs w:val="26"/>
                 <w14:ligatures w14:val="none"/>
               </w:rPr>
               <w:tab/>
@@ -2771,49 +3498,70 @@
             </w:r>
             <w:r>
               <w:rPr>
-                <w:noProof/>
-                <w:webHidden/>
+                <w:rFonts w:ascii="Times New Roman" w:hAnsi="Times New Roman" w:cs="Times New Roman"/>
+                <w:noProof/>
+                <w:webHidden/>
+                <w:sz w:val="26"/>
+                <w:szCs w:val="26"/>
               </w:rPr>
               <w:tab/>
             </w:r>
             <w:r>
               <w:rPr>
-                <w:noProof/>
-                <w:webHidden/>
+                <w:rFonts w:ascii="Times New Roman" w:hAnsi="Times New Roman" w:cs="Times New Roman"/>
+                <w:noProof/>
+                <w:webHidden/>
+                <w:sz w:val="26"/>
+                <w:szCs w:val="26"/>
               </w:rPr>
               <w:fldChar w:fldCharType="begin"/>
             </w:r>
             <w:r>
               <w:rPr>
-                <w:noProof/>
-                <w:webHidden/>
-              </w:rPr>
-              <w:instrText xml:space="preserve"> PAGEREF _Toc209536297 \h </w:instrText>
-            </w:r>
-            <w:r>
-              <w:rPr>
-                <w:noProof/>
-                <w:webHidden/>
-              </w:rPr>
-            </w:r>
-            <w:r>
-              <w:rPr>
-                <w:noProof/>
-                <w:webHidden/>
+                <w:rFonts w:ascii="Times New Roman" w:hAnsi="Times New Roman" w:cs="Times New Roman"/>
+                <w:noProof/>
+                <w:webHidden/>
+                <w:sz w:val="26"/>
+                <w:szCs w:val="26"/>
+              </w:rPr>
+              <w:instrText xml:space="preserve"> PAGEREF _Toc209625312 \h </w:instrText>
+            </w:r>
+            <w:r>
+              <w:rPr>
+                <w:rFonts w:ascii="Times New Roman" w:hAnsi="Times New Roman" w:cs="Times New Roman"/>
+                <w:noProof/>
+                <w:webHidden/>
+                <w:sz w:val="26"/>
+                <w:szCs w:val="26"/>
+              </w:rPr>
+            </w:r>
+            <w:r>
+              <w:rPr>
+                <w:rFonts w:ascii="Times New Roman" w:hAnsi="Times New Roman" w:cs="Times New Roman"/>
+                <w:noProof/>
+                <w:webHidden/>
+                <w:sz w:val="26"/>
+                <w:szCs w:val="26"/>
               </w:rPr>
               <w:fldChar w:fldCharType="separate"/>
             </w:r>
             <w:r>
               <w:rPr>
-                <w:noProof/>
-                <w:webHidden/>
-              </w:rPr>
-              <w:t>2</w:t>
-            </w:r>
-            <w:r>
-              <w:rPr>
-                <w:noProof/>
-                <w:webHidden/>
+                <w:rFonts w:ascii="Times New Roman" w:hAnsi="Times New Roman" w:cs="Times New Roman"/>
+                <w:noProof/>
+                <w:webHidden/>
+                <w:sz w:val="26"/>
+                <w:szCs w:val="26"/>
+              </w:rPr>
+              <w:t>4</w:t>
+            </w:r>
+            <w:r>
+              <w:rPr>
+                <w:rFonts w:ascii="Times New Roman" w:hAnsi="Times New Roman" w:cs="Times New Roman"/>
+                <w:noProof/>
+                <w:webHidden/>
+                <w:sz w:val="26"/>
+                <w:szCs w:val="26"/>
               </w:rPr>
               <w:fldChar w:fldCharType="end"/>
             </w:r>
@@ -2823,13 +3571,15 @@
           <w:pPr>
             <w:pStyle w:val="TOC3"/>
             <w:rPr>
-              <w:rFonts w:eastAsiaTheme="minorEastAsia"/>
+              <w:rFonts w:ascii="Times New Roman" w:eastAsiaTheme="minorEastAsia" w:hAnsi="Times New Roman" w:cs="Times New Roman"/>
               <w:noProof/>
               <w:kern w:val="0"/>
+              <w:sz w:val="26"/>
+              <w:szCs w:val="26"/>
               <w14:ligatures w14:val="none"/>
             </w:rPr>
           </w:pPr>
-          <w:hyperlink w:anchor="_Toc209536298" w:history="1">
+          <w:hyperlink w:anchor="_Toc209625313" w:history="1">
             <w:r>
               <w:rPr>
                 <w:rStyle w:val="Hyperlink"/>
@@ -2838,13 +3588,15 @@
                 <w:sz w:val="26"/>
                 <w:szCs w:val="26"/>
               </w:rPr>
-              <w:t>2.3.1</w:t>
-            </w:r>
-            <w:r>
-              <w:rPr>
-                <w:rFonts w:eastAsiaTheme="minorEastAsia"/>
+              <w:t>3.3.1</w:t>
+            </w:r>
+            <w:r>
+              <w:rPr>
+                <w:rFonts w:ascii="Times New Roman" w:eastAsiaTheme="minorEastAsia" w:hAnsi="Times New Roman" w:cs="Times New Roman"/>
                 <w:noProof/>
                 <w:kern w:val="0"/>
+                <w:sz w:val="26"/>
+                <w:szCs w:val="26"/>
                 <w14:ligatures w14:val="none"/>
               </w:rPr>
               <w:tab/>
@@ -2861,679 +3613,70 @@
             </w:r>
             <w:r>
               <w:rPr>
-                <w:noProof/>
-                <w:webHidden/>
+                <w:rFonts w:ascii="Times New Roman" w:hAnsi="Times New Roman" w:cs="Times New Roman"/>
+                <w:noProof/>
+                <w:webHidden/>
+                <w:sz w:val="26"/>
+                <w:szCs w:val="26"/>
               </w:rPr>
               <w:tab/>
             </w:r>
             <w:r>
               <w:rPr>
-                <w:noProof/>
-                <w:webHidden/>
+                <w:rFonts w:ascii="Times New Roman" w:hAnsi="Times New Roman" w:cs="Times New Roman"/>
+                <w:noProof/>
+                <w:webHidden/>
+                <w:sz w:val="26"/>
+                <w:szCs w:val="26"/>
               </w:rPr>
               <w:fldChar w:fldCharType="begin"/>
             </w:r>
             <w:r>
               <w:rPr>
-                <w:noProof/>
-                <w:webHidden/>
-              </w:rPr>
-              <w:instrText xml:space="preserve"> PAGEREF _Toc209536298 \h </w:instrText>
-            </w:r>
-            <w:r>
-              <w:rPr>
-                <w:noProof/>
-                <w:webHidden/>
-              </w:rPr>
-            </w:r>
-            <w:r>
-              <w:rPr>
-                <w:noProof/>
-                <w:webHidden/>
+                <w:rFonts w:ascii="Times New Roman" w:hAnsi="Times New Roman" w:cs="Times New Roman"/>
+                <w:noProof/>
+                <w:webHidden/>
+                <w:sz w:val="26"/>
+                <w:szCs w:val="26"/>
+              </w:rPr>
+              <w:instrText xml:space="preserve"> PAGEREF _Toc209625313 \h </w:instrText>
+            </w:r>
+            <w:r>
+              <w:rPr>
+                <w:rFonts w:ascii="Times New Roman" w:hAnsi="Times New Roman" w:cs="Times New Roman"/>
+                <w:noProof/>
+                <w:webHidden/>
+                <w:sz w:val="26"/>
+                <w:szCs w:val="26"/>
+              </w:rPr>
+            </w:r>
+            <w:r>
+              <w:rPr>
+                <w:rFonts w:ascii="Times New Roman" w:hAnsi="Times New Roman" w:cs="Times New Roman"/>
+                <w:noProof/>
+                <w:webHidden/>
+                <w:sz w:val="26"/>
+                <w:szCs w:val="26"/>
               </w:rPr>
               <w:fldChar w:fldCharType="separate"/>
             </w:r>
             <w:r>
               <w:rPr>
-                <w:noProof/>
-                <w:webHidden/>
-              </w:rPr>
-              <w:t>2</w:t>
-            </w:r>
-            <w:r>
-              <w:rPr>
-                <w:noProof/>
-                <w:webHidden/>
-              </w:rPr>
-              <w:fldChar w:fldCharType="end"/>
-            </w:r>
-          </w:hyperlink>
-        </w:p>
-        <w:p>
-          <w:pPr>
-            <w:pStyle w:val="TOC1"/>
-            <w:rPr>
-              <w:rFonts w:eastAsiaTheme="minorEastAsia"/>
-              <w:noProof/>
-              <w:kern w:val="0"/>
-              <w14:ligatures w14:val="none"/>
-            </w:rPr>
-          </w:pPr>
-          <w:hyperlink w:anchor="_Toc209536299" w:history="1">
-            <w:r>
-              <w:rPr>
-                <w:rStyle w:val="Hyperlink"/>
-                <w:rFonts w:ascii="Times New Roman" w:hAnsi="Times New Roman" w:cs="Times New Roman"/>
-                <w:noProof/>
-                <w:sz w:val="26"/>
-                <w:szCs w:val="26"/>
-              </w:rPr>
-              <w:t>Chương 3.</w:t>
-            </w:r>
-            <w:r>
-              <w:rPr>
-                <w:rFonts w:eastAsiaTheme="minorEastAsia"/>
-                <w:noProof/>
-                <w:kern w:val="0"/>
-                <w14:ligatures w14:val="none"/>
-              </w:rPr>
-              <w:tab/>
-            </w:r>
-            <w:r>
-              <w:rPr>
-                <w:rStyle w:val="Hyperlink"/>
-                <w:rFonts w:ascii="Times New Roman" w:hAnsi="Times New Roman" w:cs="Times New Roman"/>
-                <w:noProof/>
-                <w:sz w:val="26"/>
-                <w:szCs w:val="26"/>
-              </w:rPr>
-              <w:t>Video provides</w:t>
-            </w:r>
-            <w:r>
-              <w:rPr>
-                <w:noProof/>
-                <w:webHidden/>
-              </w:rPr>
-              <w:tab/>
-            </w:r>
-            <w:r>
-              <w:rPr>
-                <w:noProof/>
-                <w:webHidden/>
-              </w:rPr>
-              <w:fldChar w:fldCharType="begin"/>
-            </w:r>
-            <w:r>
-              <w:rPr>
-                <w:noProof/>
-                <w:webHidden/>
-              </w:rPr>
-              <w:instrText xml:space="preserve"> PAGEREF _Toc209536299 \h </w:instrText>
-            </w:r>
-            <w:r>
-              <w:rPr>
-                <w:noProof/>
-                <w:webHidden/>
-              </w:rPr>
-            </w:r>
-            <w:r>
-              <w:rPr>
-                <w:noProof/>
-                <w:webHidden/>
-              </w:rPr>
-              <w:fldChar w:fldCharType="separate"/>
-            </w:r>
-            <w:r>
-              <w:rPr>
-                <w:noProof/>
-                <w:webHidden/>
-              </w:rPr>
-              <w:t>3</w:t>
-            </w:r>
-            <w:r>
-              <w:rPr>
-                <w:noProof/>
-                <w:webHidden/>
-              </w:rPr>
-              <w:fldChar w:fldCharType="end"/>
-            </w:r>
-          </w:hyperlink>
-        </w:p>
-        <w:p>
-          <w:pPr>
-            <w:pStyle w:val="TOC2"/>
-            <w:rPr>
-              <w:rFonts w:eastAsiaTheme="minorEastAsia"/>
-              <w:noProof/>
-              <w:kern w:val="0"/>
-              <w14:ligatures w14:val="none"/>
-            </w:rPr>
-          </w:pPr>
-          <w:hyperlink w:anchor="_Toc209536300" w:history="1">
-            <w:r>
-              <w:rPr>
-                <w:rStyle w:val="Hyperlink"/>
-                <w:rFonts w:ascii="Times New Roman" w:hAnsi="Times New Roman" w:cs="Times New Roman"/>
-                <w:noProof/>
-                <w:sz w:val="26"/>
-                <w:szCs w:val="26"/>
-              </w:rPr>
-              <w:t>3.1</w:t>
-            </w:r>
-            <w:r>
-              <w:rPr>
-                <w:rFonts w:eastAsiaTheme="minorEastAsia"/>
-                <w:noProof/>
-                <w:kern w:val="0"/>
-                <w14:ligatures w14:val="none"/>
-              </w:rPr>
-              <w:tab/>
-            </w:r>
-            <w:r>
-              <w:rPr>
-                <w:rStyle w:val="Hyperlink"/>
-                <w:rFonts w:ascii="Times New Roman" w:hAnsi="Times New Roman" w:cs="Times New Roman"/>
-                <w:noProof/>
-                <w:sz w:val="26"/>
-                <w:szCs w:val="26"/>
-              </w:rPr>
-              <w:t>a powerful way to help</w:t>
-            </w:r>
-            <w:r>
-              <w:rPr>
-                <w:noProof/>
-                <w:webHidden/>
-              </w:rPr>
-              <w:tab/>
-            </w:r>
-            <w:r>
-              <w:rPr>
-                <w:noProof/>
-                <w:webHidden/>
-              </w:rPr>
-              <w:fldChar w:fldCharType="begin"/>
-            </w:r>
-            <w:r>
-              <w:rPr>
-                <w:noProof/>
-                <w:webHidden/>
-              </w:rPr>
-              <w:instrText xml:space="preserve"> PAGEREF _Toc209536300 \h </w:instrText>
-            </w:r>
-            <w:r>
-              <w:rPr>
-                <w:noProof/>
-                <w:webHidden/>
-              </w:rPr>
-            </w:r>
-            <w:r>
-              <w:rPr>
-                <w:noProof/>
-                <w:webHidden/>
-              </w:rPr>
-              <w:fldChar w:fldCharType="separate"/>
-            </w:r>
-            <w:r>
-              <w:rPr>
-                <w:noProof/>
-                <w:webHidden/>
-              </w:rPr>
-              <w:t>3</w:t>
-            </w:r>
-            <w:r>
-              <w:rPr>
-                <w:noProof/>
-                <w:webHidden/>
-              </w:rPr>
-              <w:fldChar w:fldCharType="end"/>
-            </w:r>
-          </w:hyperlink>
-        </w:p>
-        <w:p>
-          <w:pPr>
-            <w:pStyle w:val="TOC3"/>
-            <w:rPr>
-              <w:rFonts w:eastAsiaTheme="minorEastAsia"/>
-              <w:noProof/>
-              <w:kern w:val="0"/>
-              <w14:ligatures w14:val="none"/>
-            </w:rPr>
-          </w:pPr>
-          <w:hyperlink w:anchor="_Toc209536301" w:history="1">
-            <w:r>
-              <w:rPr>
-                <w:rStyle w:val="Hyperlink"/>
-                <w:rFonts w:ascii="Times New Roman" w:hAnsi="Times New Roman" w:cs="Times New Roman"/>
-                <w:noProof/>
-                <w:sz w:val="26"/>
-                <w:szCs w:val="26"/>
-              </w:rPr>
-              <w:t>3.1.1</w:t>
-            </w:r>
-            <w:r>
-              <w:rPr>
-                <w:rFonts w:eastAsiaTheme="minorEastAsia"/>
-                <w:noProof/>
-                <w:kern w:val="0"/>
-                <w14:ligatures w14:val="none"/>
-              </w:rPr>
-              <w:tab/>
-            </w:r>
-            <w:r>
-              <w:rPr>
-                <w:rStyle w:val="Hyperlink"/>
-                <w:rFonts w:ascii="Times New Roman" w:hAnsi="Times New Roman" w:cs="Times New Roman"/>
-                <w:noProof/>
-                <w:sz w:val="26"/>
-                <w:szCs w:val="26"/>
-              </w:rPr>
-              <w:t>you prove your point. When you</w:t>
-            </w:r>
-            <w:r>
-              <w:rPr>
-                <w:noProof/>
-                <w:webHidden/>
-              </w:rPr>
-              <w:tab/>
-            </w:r>
-            <w:r>
-              <w:rPr>
-                <w:noProof/>
-                <w:webHidden/>
-              </w:rPr>
-              <w:fldChar w:fldCharType="begin"/>
-            </w:r>
-            <w:r>
-              <w:rPr>
-                <w:noProof/>
-                <w:webHidden/>
-              </w:rPr>
-              <w:instrText xml:space="preserve"> PAGEREF _Toc209536301 \h </w:instrText>
-            </w:r>
-            <w:r>
-              <w:rPr>
-                <w:noProof/>
-                <w:webHidden/>
-              </w:rPr>
-            </w:r>
-            <w:r>
-              <w:rPr>
-                <w:noProof/>
-                <w:webHidden/>
-              </w:rPr>
-              <w:fldChar w:fldCharType="separate"/>
-            </w:r>
-            <w:r>
-              <w:rPr>
-                <w:noProof/>
-                <w:webHidden/>
-              </w:rPr>
-              <w:t>3</w:t>
-            </w:r>
-            <w:r>
-              <w:rPr>
-                <w:noProof/>
-                <w:webHidden/>
-              </w:rPr>
-              <w:fldChar w:fldCharType="end"/>
-            </w:r>
-          </w:hyperlink>
-        </w:p>
-        <w:p>
-          <w:pPr>
-            <w:pStyle w:val="TOC2"/>
-            <w:rPr>
-              <w:rFonts w:eastAsiaTheme="minorEastAsia"/>
-              <w:noProof/>
-              <w:kern w:val="0"/>
-              <w14:ligatures w14:val="none"/>
-            </w:rPr>
-          </w:pPr>
-          <w:hyperlink w:anchor="_Toc209536302" w:history="1">
-            <w:r>
-              <w:rPr>
-                <w:rStyle w:val="Hyperlink"/>
-                <w:rFonts w:ascii="Times New Roman" w:hAnsi="Times New Roman" w:cs="Times New Roman"/>
-                <w:noProof/>
-                <w:sz w:val="26"/>
-                <w:szCs w:val="26"/>
-              </w:rPr>
-              <w:t>3.2</w:t>
-            </w:r>
-            <w:r>
-              <w:rPr>
-                <w:rFonts w:eastAsiaTheme="minorEastAsia"/>
-                <w:noProof/>
-                <w:kern w:val="0"/>
-                <w14:ligatures w14:val="none"/>
-              </w:rPr>
-              <w:tab/>
-            </w:r>
-            <w:r>
-              <w:rPr>
-                <w:rStyle w:val="Hyperlink"/>
-                <w:rFonts w:ascii="Times New Roman" w:hAnsi="Times New Roman" w:cs="Times New Roman"/>
-                <w:noProof/>
-                <w:sz w:val="26"/>
-                <w:szCs w:val="26"/>
-              </w:rPr>
-              <w:t>Click Insert and</w:t>
-            </w:r>
-            <w:r>
-              <w:rPr>
-                <w:noProof/>
-                <w:webHidden/>
-              </w:rPr>
-              <w:tab/>
-            </w:r>
-            <w:r>
-              <w:rPr>
-                <w:noProof/>
-                <w:webHidden/>
-              </w:rPr>
-              <w:fldChar w:fldCharType="begin"/>
-            </w:r>
-            <w:r>
-              <w:rPr>
-                <w:noProof/>
-                <w:webHidden/>
-              </w:rPr>
-              <w:instrText xml:space="preserve"> PAGEREF _Toc209536302 \h </w:instrText>
-            </w:r>
-            <w:r>
-              <w:rPr>
-                <w:noProof/>
-                <w:webHidden/>
-              </w:rPr>
-            </w:r>
-            <w:r>
-              <w:rPr>
-                <w:noProof/>
-                <w:webHidden/>
-              </w:rPr>
-              <w:fldChar w:fldCharType="separate"/>
-            </w:r>
-            <w:r>
-              <w:rPr>
-                <w:noProof/>
-                <w:webHidden/>
-              </w:rPr>
-              <w:t>3</w:t>
-            </w:r>
-            <w:r>
-              <w:rPr>
-                <w:noProof/>
-                <w:webHidden/>
-              </w:rPr>
-              <w:fldChar w:fldCharType="end"/>
-            </w:r>
-          </w:hyperlink>
-        </w:p>
-        <w:p>
-          <w:pPr>
-            <w:pStyle w:val="TOC3"/>
-            <w:rPr>
-              <w:rFonts w:eastAsiaTheme="minorEastAsia"/>
-              <w:noProof/>
-              <w:kern w:val="0"/>
-              <w14:ligatures w14:val="none"/>
-            </w:rPr>
-          </w:pPr>
-          <w:hyperlink w:anchor="_Toc209536303" w:history="1">
-            <w:r>
-              <w:rPr>
-                <w:rStyle w:val="Hyperlink"/>
-                <w:rFonts w:ascii="Times New Roman" w:hAnsi="Times New Roman" w:cs="Times New Roman"/>
-                <w:noProof/>
-                <w:sz w:val="26"/>
-                <w:szCs w:val="26"/>
-              </w:rPr>
-              <w:t>3.2.1</w:t>
-            </w:r>
-            <w:r>
-              <w:rPr>
-                <w:rFonts w:eastAsiaTheme="minorEastAsia"/>
-                <w:noProof/>
-                <w:kern w:val="0"/>
-                <w14:ligatures w14:val="none"/>
-              </w:rPr>
-              <w:tab/>
-            </w:r>
-            <w:r>
-              <w:rPr>
-                <w:rStyle w:val="Hyperlink"/>
-                <w:rFonts w:ascii="Times New Roman" w:hAnsi="Times New Roman" w:cs="Times New Roman"/>
-                <w:noProof/>
-                <w:sz w:val="26"/>
-                <w:szCs w:val="26"/>
-              </w:rPr>
-              <w:t>then choose the elements you want</w:t>
-            </w:r>
-            <w:r>
-              <w:rPr>
-                <w:noProof/>
-                <w:webHidden/>
-              </w:rPr>
-              <w:tab/>
-            </w:r>
-            <w:r>
-              <w:rPr>
-                <w:noProof/>
-                <w:webHidden/>
-              </w:rPr>
-              <w:fldChar w:fldCharType="begin"/>
-            </w:r>
-            <w:r>
-              <w:rPr>
-                <w:noProof/>
-                <w:webHidden/>
-              </w:rPr>
-              <w:instrText xml:space="preserve"> PAGEREF _Toc209536303 \h </w:instrText>
-            </w:r>
-            <w:r>
-              <w:rPr>
-                <w:noProof/>
-                <w:webHidden/>
-              </w:rPr>
-            </w:r>
-            <w:r>
-              <w:rPr>
-                <w:noProof/>
-                <w:webHidden/>
-              </w:rPr>
-              <w:fldChar w:fldCharType="separate"/>
-            </w:r>
-            <w:r>
-              <w:rPr>
-                <w:noProof/>
-                <w:webHidden/>
-              </w:rPr>
-              <w:t>3</w:t>
-            </w:r>
-            <w:r>
-              <w:rPr>
-                <w:noProof/>
-                <w:webHidden/>
-              </w:rPr>
-              <w:fldChar w:fldCharType="end"/>
-            </w:r>
-          </w:hyperlink>
-        </w:p>
-        <w:p>
-          <w:pPr>
-            <w:pStyle w:val="TOC2"/>
-            <w:rPr>
-              <w:rFonts w:eastAsiaTheme="minorEastAsia"/>
-              <w:noProof/>
-              <w:kern w:val="0"/>
-              <w14:ligatures w14:val="none"/>
-            </w:rPr>
-          </w:pPr>
-          <w:hyperlink w:anchor="_Toc209536304" w:history="1">
-            <w:r>
-              <w:rPr>
-                <w:rStyle w:val="Hyperlink"/>
-                <w:rFonts w:ascii="Times New Roman" w:hAnsi="Times New Roman" w:cs="Times New Roman"/>
-                <w:noProof/>
-                <w:sz w:val="26"/>
-                <w:szCs w:val="26"/>
-              </w:rPr>
-              <w:t>3.3</w:t>
-            </w:r>
-            <w:r>
-              <w:rPr>
-                <w:rFonts w:eastAsiaTheme="minorEastAsia"/>
-                <w:noProof/>
-                <w:kern w:val="0"/>
-                <w14:ligatures w14:val="none"/>
-              </w:rPr>
-              <w:tab/>
-            </w:r>
-            <w:r>
-              <w:rPr>
-                <w:rStyle w:val="Hyperlink"/>
-                <w:rFonts w:ascii="Times New Roman" w:hAnsi="Times New Roman" w:cs="Times New Roman"/>
-                <w:noProof/>
-                <w:sz w:val="26"/>
-                <w:szCs w:val="26"/>
-              </w:rPr>
-              <w:t>To change the way a picture</w:t>
-            </w:r>
-            <w:r>
-              <w:rPr>
-                <w:noProof/>
-                <w:webHidden/>
-              </w:rPr>
-              <w:tab/>
-            </w:r>
-            <w:r>
-              <w:rPr>
-                <w:noProof/>
-                <w:webHidden/>
-              </w:rPr>
-              <w:fldChar w:fldCharType="begin"/>
-            </w:r>
-            <w:r>
-              <w:rPr>
-                <w:noProof/>
-                <w:webHidden/>
-              </w:rPr>
-              <w:instrText xml:space="preserve"> PAGEREF _Toc209536304 \h </w:instrText>
-            </w:r>
-            <w:r>
-              <w:rPr>
-                <w:noProof/>
-                <w:webHidden/>
-              </w:rPr>
-            </w:r>
-            <w:r>
-              <w:rPr>
-                <w:noProof/>
-                <w:webHidden/>
-              </w:rPr>
-              <w:fldChar w:fldCharType="separate"/>
-            </w:r>
-            <w:r>
-              <w:rPr>
-                <w:noProof/>
-                <w:webHidden/>
-              </w:rPr>
-              <w:t>3</w:t>
-            </w:r>
-            <w:r>
-              <w:rPr>
-                <w:noProof/>
-                <w:webHidden/>
-              </w:rPr>
-              <w:fldChar w:fldCharType="end"/>
-            </w:r>
-          </w:hyperlink>
-        </w:p>
-        <w:p>
-          <w:pPr>
-            <w:pStyle w:val="TOC3"/>
-            <w:rPr>
-              <w:rFonts w:eastAsiaTheme="minorEastAsia"/>
-              <w:noProof/>
-              <w:kern w:val="0"/>
-              <w14:ligatures w14:val="none"/>
-            </w:rPr>
-          </w:pPr>
-          <w:hyperlink w:anchor="_Toc209536305" w:history="1">
-            <w:r>
-              <w:rPr>
-                <w:rStyle w:val="Hyperlink"/>
-                <w:rFonts w:ascii="Times New Roman" w:hAnsi="Times New Roman" w:cs="Times New Roman"/>
-                <w:noProof/>
-                <w:sz w:val="26"/>
-                <w:szCs w:val="26"/>
-              </w:rPr>
-              <w:t>3.3.1</w:t>
-            </w:r>
-            <w:r>
-              <w:rPr>
-                <w:rFonts w:eastAsiaTheme="minorEastAsia"/>
-                <w:noProof/>
-                <w:kern w:val="0"/>
-                <w14:ligatures w14:val="none"/>
-              </w:rPr>
-              <w:tab/>
-            </w:r>
-            <w:r>
-              <w:rPr>
-                <w:rStyle w:val="Hyperlink"/>
-                <w:rFonts w:ascii="Times New Roman" w:hAnsi="Times New Roman" w:cs="Times New Roman"/>
-                <w:noProof/>
-                <w:sz w:val="26"/>
-                <w:szCs w:val="26"/>
-              </w:rPr>
-              <w:t>fits in your document, click it and a</w:t>
-            </w:r>
-            <w:r>
-              <w:rPr>
-                <w:noProof/>
-                <w:webHidden/>
-              </w:rPr>
-              <w:tab/>
-            </w:r>
-            <w:r>
-              <w:rPr>
-                <w:noProof/>
-                <w:webHidden/>
-              </w:rPr>
-              <w:fldChar w:fldCharType="begin"/>
-            </w:r>
-            <w:r>
-              <w:rPr>
-                <w:noProof/>
-                <w:webHidden/>
-              </w:rPr>
-              <w:instrText xml:space="preserve"> PAGEREF _Toc209536305 \h </w:instrText>
-            </w:r>
-            <w:r>
-              <w:rPr>
-                <w:noProof/>
-                <w:webHidden/>
-              </w:rPr>
-            </w:r>
-            <w:r>
-              <w:rPr>
-                <w:noProof/>
-                <w:webHidden/>
-              </w:rPr>
-              <w:fldChar w:fldCharType="separate"/>
-            </w:r>
-            <w:r>
-              <w:rPr>
-                <w:noProof/>
-                <w:webHidden/>
-              </w:rPr>
-              <w:t>3</w:t>
-            </w:r>
-            <w:r>
-              <w:rPr>
-                <w:noProof/>
-                <w:webHidden/>
+                <w:rFonts w:ascii="Times New Roman" w:hAnsi="Times New Roman" w:cs="Times New Roman"/>
+                <w:noProof/>
+                <w:webHidden/>
+                <w:sz w:val="26"/>
+                <w:szCs w:val="26"/>
+              </w:rPr>
+              <w:t>4</w:t>
+            </w:r>
+            <w:r>
+              <w:rPr>
+                <w:rFonts w:ascii="Times New Roman" w:hAnsi="Times New Roman" w:cs="Times New Roman"/>
+                <w:noProof/>
+                <w:webHidden/>
+                <w:sz w:val="26"/>
+                <w:szCs w:val="26"/>
               </w:rPr>
               <w:fldChar w:fldCharType="end"/>
             </w:r>
@@ -3575,32 +3718,361 @@
       <w:pPr>
         <w:pStyle w:val="Heading1"/>
       </w:pPr>
-      <w:bookmarkStart w:id="0" w:name="_Toc209536285"/>
+      <w:bookmarkStart w:id="0" w:name="_Toc209625297"/>
+      <w:r>
+        <w:lastRenderedPageBreak/>
+        <w:t>TỔNG QUAN</w:t>
+      </w:r>
+      <w:bookmarkEnd w:id="0"/>
+    </w:p>
+    <w:p>
+      <w:pPr>
+        <w:pStyle w:val="Heading2"/>
+      </w:pPr>
+      <w:bookmarkStart w:id="1" w:name="_Toc209625298"/>
+      <w:r>
+        <w:t>Bối cảnh phát triển</w:t>
+      </w:r>
+      <w:bookmarkEnd w:id="1"/>
+    </w:p>
+    <w:p>
+      <w:pPr>
+        <w:pStyle w:val="Chubinhthuong"/>
+      </w:pPr>
+      <w:r>
+        <w:t>Trong thời đại chuyển đổi số toàn diện, đặc biệt trong lĩnh vực y tế, việc áp dụngcác công nghệ mới vào chăm sóc sức khỏe cá nhân ngày càng trở thành một nhu cầu cấp</w:t>
+      </w:r>
+      <w:r>
+        <w:t xml:space="preserve"> </w:t>
+      </w:r>
+      <w:r>
+        <w:t>thiết. Tại Việt Nam, chính phủ đã ban hành nhiều chính sách nhằm thúc đẩy quá trình</w:t>
+      </w:r>
+      <w:r>
+        <w:t xml:space="preserve"> </w:t>
+      </w:r>
+      <w:r>
+        <w:t>chuyển đổi số, trong đó y tế số là một trong những trọng điểm để cải thiện chất lượng</w:t>
+      </w:r>
+      <w:r>
+        <w:t xml:space="preserve"> </w:t>
+      </w:r>
+      <w:r>
+        <w:t>chăm sóc và quản lý sức khỏe cộng đồng. Nhu cầu chăm sóc sức khỏe không chỉ dừng lại</w:t>
+      </w:r>
+      <w:r>
+        <w:t xml:space="preserve"> </w:t>
+      </w:r>
+      <w:r>
+        <w:t>ở việc điều trị bệnh, mà còn mở rộng ra các hoạt động dự phòng và theo dõi liên tục tình</w:t>
+      </w:r>
+      <w:r>
+        <w:t xml:space="preserve"> </w:t>
+      </w:r>
+      <w:r>
+        <w:t>trạng sức khỏe của cá nhân thông qua các thiết bị điện tử thông minh.</w:t>
+      </w:r>
+    </w:p>
+    <w:p>
+      <w:pPr>
+        <w:pStyle w:val="Chubinhthuong"/>
+      </w:pPr>
+      <w:r>
+        <w:t>Sự phát triển của các thiết bị y tế thông minh, đặc biệt là những thiết bị gắn liền</w:t>
+      </w:r>
+      <w:r>
+        <w:t xml:space="preserve"> </w:t>
+      </w:r>
+      <w:r>
+        <w:t>với Internet vạn vật (IoT), đã thay đổi cách người dùng tiếp cận việc chăm sóc sức khỏe.</w:t>
+      </w:r>
+      <w:r>
+        <w:t xml:space="preserve"> </w:t>
+      </w:r>
+      <w:r>
+        <w:t>Thay vì phải dựa vào các cơ sở y tế và gặp gỡ bác sĩ thường xuyên, người dùng có thể tự</w:t>
+      </w:r>
+      <w:r>
+        <w:t xml:space="preserve"> </w:t>
+      </w:r>
+      <w:r>
+        <w:t>theo dõi sức khỏe của mình ngay tại nhà một cách chính xác và liên tục. Điều này đặc</w:t>
+      </w:r>
+      <w:r>
+        <w:t xml:space="preserve"> </w:t>
+      </w:r>
+      <w:r>
+        <w:t>biệt hữu ích trong việc phát hiện sớm các vấn đề sức khỏe, điều chỉnh lối sống, cũng như</w:t>
+      </w:r>
+      <w:r>
+        <w:t xml:space="preserve"> </w:t>
+      </w:r>
+      <w:r>
+        <w:t>quản lý các bệnh mãn tính.</w:t>
+      </w:r>
+    </w:p>
+    <w:p>
+      <w:pPr>
+        <w:pStyle w:val="Heading2"/>
+      </w:pPr>
+      <w:bookmarkStart w:id="2" w:name="_Toc209625299"/>
+      <w:r>
+        <w:t>Nhu cầu về chuyển đổi số trong lĩnh vực y tế tại Việt</w:t>
+      </w:r>
+      <w:r>
+        <w:t xml:space="preserve"> </w:t>
+      </w:r>
+      <w:r>
+        <w:t>Nam</w:t>
+      </w:r>
+      <w:bookmarkEnd w:id="2"/>
+    </w:p>
+    <w:p>
+      <w:pPr>
+        <w:pStyle w:val="Chubinhthuong"/>
+      </w:pPr>
+      <w:r>
+        <w:t>Y tế số, còn được gọi là "Digital Health,"là một lĩnh vực sử dụng công nghệ số hóa</w:t>
+      </w:r>
+      <w:r>
+        <w:t xml:space="preserve"> </w:t>
+      </w:r>
+      <w:r>
+        <w:t>để cải thiện việc quản lý sức khỏe, chẩn đoán, điều trị và dịch vụ y tế. Lĩnh vực này kết</w:t>
+      </w:r>
+      <w:r>
+        <w:t xml:space="preserve"> </w:t>
+      </w:r>
+      <w:r>
+        <w:t>hợp các công nghệ hiện đại như thông tin, ứng dụng di động, cảm biến, trí tuệ nhân tạo</w:t>
+      </w:r>
+      <w:r>
+        <w:t xml:space="preserve"> </w:t>
+      </w:r>
+      <w:r>
+        <w:t>và học máy. Các công nghệ ứng dụng trong y tế số đã giúp thúc đẩy chuyển đổi số trong</w:t>
+      </w:r>
+      <w:r>
+        <w:t xml:space="preserve"> </w:t>
+      </w:r>
+      <w:r>
+        <w:t>lĩnh vực y tế. Một số công cụ và ứng dụng hiện đại đã được sử dụng để cải thiện y tế số</w:t>
+      </w:r>
+      <w:r>
+        <w:t xml:space="preserve"> </w:t>
+      </w:r>
+      <w:r>
+        <w:t>có thể kế đến như:</w:t>
+      </w:r>
+    </w:p>
+    <w:p>
+      <w:pPr>
+        <w:pStyle w:val="Chubinhthuong"/>
+        <w:numPr>
+          <w:ilvl w:val="0"/>
+          <w:numId w:val="21"/>
+        </w:numPr>
+      </w:pPr>
+      <w:r>
+        <w:rPr>
+          <w:b/>
+          <w:bCs/>
+        </w:rPr>
+        <w:t>Hồ sơ y tế điện tử</w:t>
+      </w:r>
+      <w:r>
+        <w:t xml:space="preserve"> là một hệ thống cho phép lưu trữ và quản lý thông tin y tế của</w:t>
+      </w:r>
+      <w:r>
+        <w:t xml:space="preserve"> </w:t>
+      </w:r>
+      <w:r>
+        <w:t>bệnh nhân một cách điện tử, giúp tăng tính hiệu quả và giảm sai sót trong quản lý</w:t>
+      </w:r>
+      <w:r>
+        <w:t xml:space="preserve"> </w:t>
+      </w:r>
+      <w:r>
+        <w:t>hồ sơ bệnh nhân.</w:t>
+      </w:r>
+    </w:p>
+    <w:p>
+      <w:pPr>
+        <w:pStyle w:val="Chubinhthuong"/>
+        <w:numPr>
+          <w:ilvl w:val="0"/>
+          <w:numId w:val="21"/>
+        </w:numPr>
+      </w:pPr>
+      <w:r>
+        <w:rPr>
+          <w:b/>
+          <w:bCs/>
+        </w:rPr>
+        <w:t>Telehealth và Telemedicine</w:t>
+      </w:r>
+      <w:r>
+        <w:t xml:space="preserve"> là phương pháp khám bệnh từ xa thông qua video</w:t>
+      </w:r>
+      <w:r>
+        <w:t xml:space="preserve"> </w:t>
+      </w:r>
+      <w:r>
+        <w:t>cuộc gọi, điện thoại và ứng dụng di động, giúp bệnh nhân tiếp cận dịch vụ y tế một</w:t>
+      </w:r>
+      <w:r>
+        <w:t xml:space="preserve"> </w:t>
+      </w:r>
+      <w:r>
+        <w:t>cách dễ dàng và thuận tiện.</w:t>
+      </w:r>
+    </w:p>
+    <w:p>
+      <w:pPr>
+        <w:pStyle w:val="Chubinhthuong"/>
+        <w:numPr>
+          <w:ilvl w:val="0"/>
+          <w:numId w:val="21"/>
+        </w:numPr>
+      </w:pPr>
+      <w:r>
+        <w:rPr>
+          <w:b/>
+          <w:bCs/>
+        </w:rPr>
+        <w:lastRenderedPageBreak/>
+        <w:t>Internet of Things (IoT)</w:t>
+      </w:r>
+      <w:r>
+        <w:t xml:space="preserve"> trong y tế liên kết các thiết bị y tế với internet để thu</w:t>
+      </w:r>
+      <w:r>
+        <w:t xml:space="preserve"> </w:t>
+      </w:r>
+      <w:r>
+        <w:t>thập dữ liệu sức khỏe của bệnh nhân, giúp theo dõi và quản lý sức khỏe cá nhân</w:t>
+      </w:r>
+      <w:r>
+        <w:t xml:space="preserve"> </w:t>
+      </w:r>
+      <w:r>
+        <w:t>một cách hiệu quả.</w:t>
+      </w:r>
+    </w:p>
+    <w:p>
+      <w:pPr>
+        <w:pStyle w:val="Chubinhthuong"/>
+        <w:numPr>
+          <w:ilvl w:val="0"/>
+          <w:numId w:val="21"/>
+        </w:numPr>
+      </w:pPr>
+      <w:r>
+        <w:rPr>
+          <w:b/>
+          <w:bCs/>
+        </w:rPr>
+        <w:t>Máy học (Machine Learning) và Trí tuệ nhân tạo (AI)</w:t>
+      </w:r>
+      <w:r>
+        <w:t xml:space="preserve"> được ứng dụng trong</w:t>
+      </w:r>
+      <w:r>
+        <w:t xml:space="preserve"> </w:t>
+      </w:r>
+      <w:r>
+        <w:t>y tế để phân tích dữ liệu y tế phức tạp, hỗ trợ chẩn đoán, dự đoán xu hướng dịch</w:t>
+      </w:r>
+      <w:r>
+        <w:t xml:space="preserve"> </w:t>
+      </w:r>
+      <w:r>
+        <w:t>bệnh và tạo ra giải pháp điều trị cá nhân hóa.</w:t>
+      </w:r>
+    </w:p>
+    <w:p>
+      <w:pPr>
+        <w:pStyle w:val="Chubinhthuong"/>
+        <w:numPr>
+          <w:ilvl w:val="0"/>
+          <w:numId w:val="21"/>
+        </w:numPr>
+      </w:pPr>
+      <w:r>
+        <w:rPr>
+          <w:b/>
+          <w:bCs/>
+        </w:rPr>
+        <w:t>Ứng dụng di động y tế</w:t>
+      </w:r>
+      <w:r>
+        <w:t xml:space="preserve"> cho phép bệnh nhân quản lý sức khỏe, đặt lịch hẹn và</w:t>
+      </w:r>
+      <w:r>
+        <w:t xml:space="preserve"> </w:t>
+      </w:r>
+      <w:r>
+        <w:t>nhận thông tin về dược phẩm hoặc hẹn tái khám một cách dễ dàng và tiện lợi.</w:t>
+      </w:r>
+    </w:p>
+    <w:p>
+      <w:pPr>
+        <w:pStyle w:val="Chubinhthuong"/>
+        <w:numPr>
+          <w:ilvl w:val="0"/>
+          <w:numId w:val="21"/>
+        </w:numPr>
+      </w:pPr>
+      <w:r>
+        <w:rPr>
+          <w:b/>
+          <w:bCs/>
+        </w:rPr>
+        <w:t>Công nghệ Blockchain</w:t>
+      </w:r>
+      <w:r>
+        <w:t xml:space="preserve"> trong Y tế được sử dụng để bảo vệ thông tin y tế và</w:t>
+      </w:r>
+      <w:r>
+        <w:t xml:space="preserve"> </w:t>
+      </w:r>
+      <w:r>
+        <w:t>đảm bảo tính bảo mật trong việc chia sẻ dữ liệu bệnh nhân.</w:t>
+      </w:r>
+      <w:r>
+        <w:br w:type="page"/>
+      </w:r>
+    </w:p>
+    <w:p>
+      <w:pPr>
+        <w:pStyle w:val="Heading1"/>
+      </w:pPr>
+      <w:bookmarkStart w:id="3" w:name="_Toc209625300"/>
       <w:r>
         <w:lastRenderedPageBreak/>
         <w:t>Video provides</w:t>
       </w:r>
-      <w:bookmarkEnd w:id="0"/>
+      <w:bookmarkEnd w:id="3"/>
     </w:p>
     <w:p>
       <w:pPr>
         <w:pStyle w:val="Heading2"/>
       </w:pPr>
-      <w:bookmarkStart w:id="1" w:name="_Toc209536286"/>
+      <w:bookmarkStart w:id="4" w:name="_Toc209625301"/>
       <w:r>
         <w:t>a powerful way to help</w:t>
       </w:r>
-      <w:bookmarkEnd w:id="1"/>
+      <w:bookmarkEnd w:id="4"/>
     </w:p>
     <w:p>
       <w:pPr>
         <w:pStyle w:val="Heading3"/>
       </w:pPr>
-      <w:bookmarkStart w:id="2" w:name="_Toc209536287"/>
+      <w:bookmarkStart w:id="5" w:name="_Toc209625302"/>
       <w:r>
         <w:t>you prove your point. When you</w:t>
       </w:r>
-      <w:bookmarkEnd w:id="2"/>
+      <w:bookmarkEnd w:id="5"/>
     </w:p>
     <w:p>
       <w:pPr>
@@ -3615,21 +4087,21 @@
       <w:pPr>
         <w:pStyle w:val="Heading2"/>
       </w:pPr>
-      <w:bookmarkStart w:id="3" w:name="_Toc209536288"/>
+      <w:bookmarkStart w:id="6" w:name="_Toc209625303"/>
       <w:r>
         <w:t>Click Insert and</w:t>
       </w:r>
-      <w:bookmarkEnd w:id="3"/>
+      <w:bookmarkEnd w:id="6"/>
     </w:p>
     <w:p>
       <w:pPr>
         <w:pStyle w:val="Heading3"/>
       </w:pPr>
-      <w:bookmarkStart w:id="4" w:name="_Toc209536289"/>
+      <w:bookmarkStart w:id="7" w:name="_Toc209625304"/>
       <w:r>
         <w:t>then choose the elements you want</w:t>
       </w:r>
-      <w:bookmarkEnd w:id="4"/>
+      <w:bookmarkEnd w:id="7"/>
     </w:p>
     <w:p>
       <w:pPr>
@@ -3644,21 +4116,21 @@
       <w:pPr>
         <w:pStyle w:val="Heading2"/>
       </w:pPr>
-      <w:bookmarkStart w:id="5" w:name="_Toc209536290"/>
+      <w:bookmarkStart w:id="8" w:name="_Toc209625305"/>
       <w:r>
         <w:t>To change the way a picture</w:t>
       </w:r>
-      <w:bookmarkEnd w:id="5"/>
+      <w:bookmarkEnd w:id="8"/>
     </w:p>
     <w:p>
       <w:pPr>
         <w:pStyle w:val="Heading3"/>
       </w:pPr>
-      <w:bookmarkStart w:id="6" w:name="_Toc209536291"/>
+      <w:bookmarkStart w:id="9" w:name="_Toc209625306"/>
       <w:r>
         <w:t>fits in your document, click it and a</w:t>
       </w:r>
-      <w:bookmarkEnd w:id="6"/>
+      <w:bookmarkEnd w:id="9"/>
     </w:p>
     <w:p>
       <w:pPr>
@@ -3687,32 +4159,32 @@
       <w:pPr>
         <w:pStyle w:val="Heading1"/>
       </w:pPr>
-      <w:bookmarkStart w:id="7" w:name="_Toc209536292"/>
+      <w:bookmarkStart w:id="10" w:name="_Toc209625307"/>
       <w:r>
         <w:lastRenderedPageBreak/>
         <w:t>Video provides</w:t>
       </w:r>
-      <w:bookmarkEnd w:id="7"/>
+      <w:bookmarkEnd w:id="10"/>
     </w:p>
     <w:p>
       <w:pPr>
         <w:pStyle w:val="Heading2"/>
       </w:pPr>
-      <w:bookmarkStart w:id="8" w:name="_Toc209536293"/>
+      <w:bookmarkStart w:id="11" w:name="_Toc209625308"/>
       <w:r>
         <w:t>a powerful way to help</w:t>
       </w:r>
-      <w:bookmarkEnd w:id="8"/>
+      <w:bookmarkEnd w:id="11"/>
     </w:p>
     <w:p>
       <w:pPr>
         <w:pStyle w:val="Heading3"/>
       </w:pPr>
-      <w:bookmarkStart w:id="9" w:name="_Toc209536294"/>
+      <w:bookmarkStart w:id="12" w:name="_Toc209625309"/>
       <w:r>
         <w:t>you prove your point. When you</w:t>
       </w:r>
-      <w:bookmarkEnd w:id="9"/>
+      <w:bookmarkEnd w:id="12"/>
     </w:p>
     <w:p>
       <w:pPr>
@@ -3727,21 +4199,21 @@
       <w:pPr>
         <w:pStyle w:val="Heading2"/>
       </w:pPr>
-      <w:bookmarkStart w:id="10" w:name="_Toc209536295"/>
+      <w:bookmarkStart w:id="13" w:name="_Toc209625310"/>
       <w:r>
         <w:t>Click Insert and</w:t>
       </w:r>
-      <w:bookmarkEnd w:id="10"/>
+      <w:bookmarkEnd w:id="13"/>
     </w:p>
     <w:p>
       <w:pPr>
         <w:pStyle w:val="Heading3"/>
       </w:pPr>
-      <w:bookmarkStart w:id="11" w:name="_Toc209536296"/>
+      <w:bookmarkStart w:id="14" w:name="_Toc209625311"/>
       <w:r>
         <w:t>then choose the elements you want</w:t>
       </w:r>
-      <w:bookmarkEnd w:id="11"/>
+      <w:bookmarkEnd w:id="14"/>
     </w:p>
     <w:p>
       <w:pPr>
@@ -3756,133 +4228,21 @@
       <w:pPr>
         <w:pStyle w:val="Heading2"/>
       </w:pPr>
-      <w:bookmarkStart w:id="12" w:name="_Toc209536297"/>
+      <w:bookmarkStart w:id="15" w:name="_Toc209625312"/>
       <w:r>
         <w:t>To change the way a picture</w:t>
       </w:r>
-      <w:bookmarkEnd w:id="12"/>
+      <w:bookmarkEnd w:id="15"/>
     </w:p>
     <w:p>
       <w:pPr>
         <w:pStyle w:val="Heading3"/>
       </w:pPr>
-      <w:bookmarkStart w:id="13" w:name="_Toc209536298"/>
+      <w:bookmarkStart w:id="16" w:name="_Toc209625313"/>
       <w:r>
         <w:t>fits in your document, click it and a</w:t>
       </w:r>
-      <w:bookmarkEnd w:id="13"/>
-    </w:p>
-    <w:p>
-      <w:pPr>
-        <w:pStyle w:val="Chubinhthuong"/>
-        <w:ind w:firstLine="0"/>
-      </w:pPr>
-      <w:r>
-        <w:t>button for layout options appears next to it. When you work on a table, click where you want to add a row or a column, and then click the plus sign. Reading is easier, too, in the new Reading view. You can collapse parts of the document and focus on the text you want. If you need to stop reading before you reach the end, Word remembers where you left off - even on another device.</w:t>
-      </w:r>
-    </w:p>
-    <w:p>
-      <w:pPr>
-        <w:spacing w:after="160" w:line="259" w:lineRule="auto"/>
-        <w:ind w:firstLine="0"/>
-        <w:rPr>
-          <w:rFonts w:ascii="Times New Roman" w:hAnsi="Times New Roman" w:cs="Times New Roman"/>
-          <w:sz w:val="26"/>
-          <w:szCs w:val="26"/>
-        </w:rPr>
-      </w:pPr>
-      <w:r>
-        <w:br w:type="page"/>
-      </w:r>
-    </w:p>
-    <w:p>
-      <w:pPr>
-        <w:pStyle w:val="Heading1"/>
-      </w:pPr>
-      <w:bookmarkStart w:id="14" w:name="_Toc209536299"/>
-      <w:r>
-        <w:lastRenderedPageBreak/>
-        <w:t>Video provides</w:t>
-      </w:r>
-      <w:bookmarkEnd w:id="14"/>
-    </w:p>
-    <w:p>
-      <w:pPr>
-        <w:pStyle w:val="Heading2"/>
-      </w:pPr>
-      <w:bookmarkStart w:id="15" w:name="_Toc209536300"/>
-      <w:r>
-        <w:t>a powerful way to help</w:t>
-      </w:r>
-      <w:bookmarkEnd w:id="15"/>
-    </w:p>
-    <w:p>
-      <w:pPr>
-        <w:pStyle w:val="Heading3"/>
-      </w:pPr>
-      <w:bookmarkStart w:id="16" w:name="_Toc209536301"/>
-      <w:r>
-        <w:t>you prove your point. When you</w:t>
-      </w:r>
       <w:bookmarkEnd w:id="16"/>
-    </w:p>
-    <w:p>
-      <w:pPr>
-        <w:pStyle w:val="Chubinhthuong"/>
-        <w:ind w:firstLine="0"/>
-      </w:pPr>
-      <w:r>
-        <w:t>click Online Video, you can paste in the embed code for the video you want to add. You can also type a keyword to search online for the video that best fits your document. To make your document look professionally produced, Word provides header, footer, cover page, and text box designs that complement each other. For example, you can add a matching cover page, header, and sidebar.</w:t>
-      </w:r>
-    </w:p>
-    <w:p>
-      <w:pPr>
-        <w:pStyle w:val="Heading2"/>
-      </w:pPr>
-      <w:bookmarkStart w:id="17" w:name="_Toc209536302"/>
-      <w:r>
-        <w:t>Click Insert and</w:t>
-      </w:r>
-      <w:bookmarkEnd w:id="17"/>
-    </w:p>
-    <w:p>
-      <w:pPr>
-        <w:pStyle w:val="Heading3"/>
-      </w:pPr>
-      <w:bookmarkStart w:id="18" w:name="_Toc209536303"/>
-      <w:r>
-        <w:t>then choose the elements you want</w:t>
-      </w:r>
-      <w:bookmarkEnd w:id="18"/>
-    </w:p>
-    <w:p>
-      <w:pPr>
-        <w:pStyle w:val="Chubinhthuong"/>
-        <w:ind w:firstLine="0"/>
-      </w:pPr>
-      <w:r>
-        <w:t>from the different galleries. Themes and styles also help keep your document coordinated. When you click Design and choose a new Theme, the pictures, charts, and SmartArt graphics change to match your new theme. When you apply styles, your headings change to match the new theme. Save time in Word with new buttons that show up where you need them.</w:t>
-      </w:r>
-    </w:p>
-    <w:p>
-      <w:pPr>
-        <w:pStyle w:val="Heading2"/>
-      </w:pPr>
-      <w:bookmarkStart w:id="19" w:name="_Toc209536304"/>
-      <w:r>
-        <w:t>To change the way a picture</w:t>
-      </w:r>
-      <w:bookmarkEnd w:id="19"/>
-    </w:p>
-    <w:p>
-      <w:pPr>
-        <w:pStyle w:val="Heading3"/>
-      </w:pPr>
-      <w:bookmarkStart w:id="20" w:name="_Toc209536305"/>
-      <w:r>
-        <w:t>fits in your document, click it and a</w:t>
-      </w:r>
-      <w:bookmarkEnd w:id="20"/>
     </w:p>
     <w:p>
       <w:pPr>
@@ -4097,11 +4457,12 @@
   <w:abstractNum w:abstractNumId="0" w15:restartNumberingAfterBreak="0">
     <w:nsid w:val="41D82F65"/>
     <w:multiLevelType w:val="multilevel"/>
-    <w:tmpl w:val="05E8F31E"/>
+    <w:tmpl w:val="B87E49CC"/>
     <w:lvl w:ilvl="0">
       <w:start w:val="1"/>
       <w:numFmt w:val="decimal"/>
       <w:pStyle w:val="Heading1"/>
+      <w:suff w:val="space"/>
       <w:lvlText w:val="Chương %1."/>
       <w:lvlJc w:val="left"/>
       <w:pPr>
@@ -4213,6 +4574,231 @@
       </w:pPr>
       <w:rPr>
         <w:rFonts w:hint="default"/>
+      </w:rPr>
+    </w:lvl>
+  </w:abstractNum>
+  <w:abstractNum w:abstractNumId="1" w15:restartNumberingAfterBreak="0">
+    <w:nsid w:val="62DA1ACB"/>
+    <w:multiLevelType w:val="hybridMultilevel"/>
+    <w:tmpl w:val="6CFEA80A"/>
+    <w:lvl w:ilvl="0" w:tplc="8C94890E">
+      <w:numFmt w:val="bullet"/>
+      <w:lvlText w:val="•"/>
+      <w:lvlJc w:val="left"/>
+      <w:pPr>
+        <w:ind w:left="1080" w:hanging="360"/>
+      </w:pPr>
+      <w:rPr>
+        <w:rFonts w:ascii="Times New Roman" w:eastAsiaTheme="minorHAnsi" w:hAnsi="Times New Roman" w:cs="Times New Roman" w:hint="default"/>
+      </w:rPr>
+    </w:lvl>
+    <w:lvl w:ilvl="1" w:tplc="04090003" w:tentative="1">
+      <w:start w:val="1"/>
+      <w:numFmt w:val="bullet"/>
+      <w:lvlText w:val="o"/>
+      <w:lvlJc w:val="left"/>
+      <w:pPr>
+        <w:ind w:left="1800" w:hanging="360"/>
+      </w:pPr>
+      <w:rPr>
+        <w:rFonts w:ascii="Courier New" w:hAnsi="Courier New" w:cs="Courier New" w:hint="default"/>
+      </w:rPr>
+    </w:lvl>
+    <w:lvl w:ilvl="2" w:tplc="04090005" w:tentative="1">
+      <w:start w:val="1"/>
+      <w:numFmt w:val="bullet"/>
+      <w:lvlText w:val=""/>
+      <w:lvlJc w:val="left"/>
+      <w:pPr>
+        <w:ind w:left="2520" w:hanging="360"/>
+      </w:pPr>
+      <w:rPr>
+        <w:rFonts w:ascii="Wingdings" w:hAnsi="Wingdings" w:hint="default"/>
+      </w:rPr>
+    </w:lvl>
+    <w:lvl w:ilvl="3" w:tplc="04090001" w:tentative="1">
+      <w:start w:val="1"/>
+      <w:numFmt w:val="bullet"/>
+      <w:lvlText w:val=""/>
+      <w:lvlJc w:val="left"/>
+      <w:pPr>
+        <w:ind w:left="3240" w:hanging="360"/>
+      </w:pPr>
+      <w:rPr>
+        <w:rFonts w:ascii="Symbol" w:hAnsi="Symbol" w:hint="default"/>
+      </w:rPr>
+    </w:lvl>
+    <w:lvl w:ilvl="4" w:tplc="04090003" w:tentative="1">
+      <w:start w:val="1"/>
+      <w:numFmt w:val="bullet"/>
+      <w:lvlText w:val="o"/>
+      <w:lvlJc w:val="left"/>
+      <w:pPr>
+        <w:ind w:left="3960" w:hanging="360"/>
+      </w:pPr>
+      <w:rPr>
+        <w:rFonts w:ascii="Courier New" w:hAnsi="Courier New" w:cs="Courier New" w:hint="default"/>
+      </w:rPr>
+    </w:lvl>
+    <w:lvl w:ilvl="5" w:tplc="04090005" w:tentative="1">
+      <w:start w:val="1"/>
+      <w:numFmt w:val="bullet"/>
+      <w:lvlText w:val=""/>
+      <w:lvlJc w:val="left"/>
+      <w:pPr>
+        <w:ind w:left="4680" w:hanging="360"/>
+      </w:pPr>
+      <w:rPr>
+        <w:rFonts w:ascii="Wingdings" w:hAnsi="Wingdings" w:hint="default"/>
+      </w:rPr>
+    </w:lvl>
+    <w:lvl w:ilvl="6" w:tplc="04090001" w:tentative="1">
+      <w:start w:val="1"/>
+      <w:numFmt w:val="bullet"/>
+      <w:lvlText w:val=""/>
+      <w:lvlJc w:val="left"/>
+      <w:pPr>
+        <w:ind w:left="5400" w:hanging="360"/>
+      </w:pPr>
+      <w:rPr>
+        <w:rFonts w:ascii="Symbol" w:hAnsi="Symbol" w:hint="default"/>
+      </w:rPr>
+    </w:lvl>
+    <w:lvl w:ilvl="7" w:tplc="04090003" w:tentative="1">
+      <w:start w:val="1"/>
+      <w:numFmt w:val="bullet"/>
+      <w:lvlText w:val="o"/>
+      <w:lvlJc w:val="left"/>
+      <w:pPr>
+        <w:ind w:left="6120" w:hanging="360"/>
+      </w:pPr>
+      <w:rPr>
+        <w:rFonts w:ascii="Courier New" w:hAnsi="Courier New" w:cs="Courier New" w:hint="default"/>
+      </w:rPr>
+    </w:lvl>
+    <w:lvl w:ilvl="8" w:tplc="04090005" w:tentative="1">
+      <w:start w:val="1"/>
+      <w:numFmt w:val="bullet"/>
+      <w:lvlText w:val=""/>
+      <w:lvlJc w:val="left"/>
+      <w:pPr>
+        <w:ind w:left="6840" w:hanging="360"/>
+      </w:pPr>
+      <w:rPr>
+        <w:rFonts w:ascii="Wingdings" w:hAnsi="Wingdings" w:hint="default"/>
+      </w:rPr>
+    </w:lvl>
+  </w:abstractNum>
+  <w:abstractNum w:abstractNumId="2" w15:restartNumberingAfterBreak="0">
+    <w:nsid w:val="7F3A2D49"/>
+    <w:multiLevelType w:val="hybridMultilevel"/>
+    <w:tmpl w:val="0186AFDA"/>
+    <w:lvl w:ilvl="0" w:tplc="04090001">
+      <w:start w:val="1"/>
+      <w:numFmt w:val="bullet"/>
+      <w:lvlText w:val=""/>
+      <w:lvlJc w:val="left"/>
+      <w:pPr>
+        <w:ind w:left="1440" w:hanging="360"/>
+      </w:pPr>
+      <w:rPr>
+        <w:rFonts w:ascii="Symbol" w:hAnsi="Symbol" w:hint="default"/>
+      </w:rPr>
+    </w:lvl>
+    <w:lvl w:ilvl="1" w:tplc="04090003" w:tentative="1">
+      <w:start w:val="1"/>
+      <w:numFmt w:val="bullet"/>
+      <w:lvlText w:val="o"/>
+      <w:lvlJc w:val="left"/>
+      <w:pPr>
+        <w:ind w:left="2160" w:hanging="360"/>
+      </w:pPr>
+      <w:rPr>
+        <w:rFonts w:ascii="Courier New" w:hAnsi="Courier New" w:cs="Courier New" w:hint="default"/>
+      </w:rPr>
+    </w:lvl>
+    <w:lvl w:ilvl="2" w:tplc="04090005" w:tentative="1">
+      <w:start w:val="1"/>
+      <w:numFmt w:val="bullet"/>
+      <w:lvlText w:val=""/>
+      <w:lvlJc w:val="left"/>
+      <w:pPr>
+        <w:ind w:left="2880" w:hanging="360"/>
+      </w:pPr>
+      <w:rPr>
+        <w:rFonts w:ascii="Wingdings" w:hAnsi="Wingdings" w:hint="default"/>
+      </w:rPr>
+    </w:lvl>
+    <w:lvl w:ilvl="3" w:tplc="04090001" w:tentative="1">
+      <w:start w:val="1"/>
+      <w:numFmt w:val="bullet"/>
+      <w:lvlText w:val=""/>
+      <w:lvlJc w:val="left"/>
+      <w:pPr>
+        <w:ind w:left="3600" w:hanging="360"/>
+      </w:pPr>
+      <w:rPr>
+        <w:rFonts w:ascii="Symbol" w:hAnsi="Symbol" w:hint="default"/>
+      </w:rPr>
+    </w:lvl>
+    <w:lvl w:ilvl="4" w:tplc="04090003" w:tentative="1">
+      <w:start w:val="1"/>
+      <w:numFmt w:val="bullet"/>
+      <w:lvlText w:val="o"/>
+      <w:lvlJc w:val="left"/>
+      <w:pPr>
+        <w:ind w:left="4320" w:hanging="360"/>
+      </w:pPr>
+      <w:rPr>
+        <w:rFonts w:ascii="Courier New" w:hAnsi="Courier New" w:cs="Courier New" w:hint="default"/>
+      </w:rPr>
+    </w:lvl>
+    <w:lvl w:ilvl="5" w:tplc="04090005" w:tentative="1">
+      <w:start w:val="1"/>
+      <w:numFmt w:val="bullet"/>
+      <w:lvlText w:val=""/>
+      <w:lvlJc w:val="left"/>
+      <w:pPr>
+        <w:ind w:left="5040" w:hanging="360"/>
+      </w:pPr>
+      <w:rPr>
+        <w:rFonts w:ascii="Wingdings" w:hAnsi="Wingdings" w:hint="default"/>
+      </w:rPr>
+    </w:lvl>
+    <w:lvl w:ilvl="6" w:tplc="04090001" w:tentative="1">
+      <w:start w:val="1"/>
+      <w:numFmt w:val="bullet"/>
+      <w:lvlText w:val=""/>
+      <w:lvlJc w:val="left"/>
+      <w:pPr>
+        <w:ind w:left="5760" w:hanging="360"/>
+      </w:pPr>
+      <w:rPr>
+        <w:rFonts w:ascii="Symbol" w:hAnsi="Symbol" w:hint="default"/>
+      </w:rPr>
+    </w:lvl>
+    <w:lvl w:ilvl="7" w:tplc="04090003" w:tentative="1">
+      <w:start w:val="1"/>
+      <w:numFmt w:val="bullet"/>
+      <w:lvlText w:val="o"/>
+      <w:lvlJc w:val="left"/>
+      <w:pPr>
+        <w:ind w:left="6480" w:hanging="360"/>
+      </w:pPr>
+      <w:rPr>
+        <w:rFonts w:ascii="Courier New" w:hAnsi="Courier New" w:cs="Courier New" w:hint="default"/>
+      </w:rPr>
+    </w:lvl>
+    <w:lvl w:ilvl="8" w:tplc="04090005" w:tentative="1">
+      <w:start w:val="1"/>
+      <w:numFmt w:val="bullet"/>
+      <w:lvlText w:val=""/>
+      <w:lvlJc w:val="left"/>
+      <w:pPr>
+        <w:ind w:left="7200" w:hanging="360"/>
+      </w:pPr>
+      <w:rPr>
+        <w:rFonts w:ascii="Wingdings" w:hAnsi="Wingdings" w:hint="default"/>
       </w:rPr>
     </w:lvl>
   </w:abstractNum>
@@ -4272,6 +4858,12 @@
   </w:num>
   <w:num w:numId="19">
     <w:abstractNumId w:val="0"/>
+  </w:num>
+  <w:num w:numId="20">
+    <w:abstractNumId w:val="2"/>
+  </w:num>
+  <w:num w:numId="21">
+    <w:abstractNumId w:val="1"/>
   </w:num>
 </w:numbering>
 </file>
@@ -4689,7 +5281,7 @@
     <w:link w:val="Heading1Char"/>
     <w:uiPriority w:val="9"/>
     <w:qFormat/>
-    <w:rsid w:val="00435620"/>
+    <w:rsid w:val="002D03F8"/>
     <w:pPr>
       <w:keepNext/>
       <w:keepLines/>
@@ -4700,8 +5292,8 @@
       <w:outlineLvl w:val="0"/>
     </w:pPr>
     <w:rPr>
-      <w:rFonts w:asciiTheme="majorHAnsi" w:eastAsiaTheme="majorEastAsia" w:hAnsiTheme="majorHAnsi" w:cstheme="majorBidi"/>
-      <w:color w:val="2F5496" w:themeColor="accent1" w:themeShade="BF"/>
+      <w:rFonts w:ascii="Times New Roman" w:eastAsiaTheme="majorEastAsia" w:hAnsi="Times New Roman" w:cstheme="majorBidi"/>
+      <w:b/>
       <w:sz w:val="32"/>
       <w:szCs w:val="32"/>
     </w:rPr>
@@ -4714,7 +5306,7 @@
     <w:uiPriority w:val="9"/>
     <w:unhideWhenUsed/>
     <w:qFormat/>
-    <w:rsid w:val="00435620"/>
+    <w:rsid w:val="002D03F8"/>
     <w:pPr>
       <w:keepNext/>
       <w:keepLines/>
@@ -4726,8 +5318,8 @@
       <w:outlineLvl w:val="1"/>
     </w:pPr>
     <w:rPr>
-      <w:rFonts w:asciiTheme="majorHAnsi" w:eastAsiaTheme="majorEastAsia" w:hAnsiTheme="majorHAnsi" w:cstheme="majorBidi"/>
-      <w:color w:val="2F5496" w:themeColor="accent1" w:themeShade="BF"/>
+      <w:rFonts w:ascii="Times New Roman" w:eastAsiaTheme="majorEastAsia" w:hAnsi="Times New Roman" w:cstheme="majorBidi"/>
+      <w:b/>
       <w:sz w:val="26"/>
       <w:szCs w:val="26"/>
     </w:rPr>
@@ -4740,7 +5332,7 @@
     <w:uiPriority w:val="9"/>
     <w:unhideWhenUsed/>
     <w:qFormat/>
-    <w:rsid w:val="00435620"/>
+    <w:rsid w:val="002D03F8"/>
     <w:pPr>
       <w:keepNext/>
       <w:keepLines/>
@@ -4752,8 +5344,8 @@
       <w:outlineLvl w:val="2"/>
     </w:pPr>
     <w:rPr>
-      <w:rFonts w:asciiTheme="majorHAnsi" w:eastAsiaTheme="majorEastAsia" w:hAnsiTheme="majorHAnsi" w:cstheme="majorBidi"/>
-      <w:color w:val="1F3763" w:themeColor="accent1" w:themeShade="7F"/>
+      <w:rFonts w:ascii="Times New Roman" w:eastAsiaTheme="majorEastAsia" w:hAnsi="Times New Roman" w:cstheme="majorBidi"/>
+      <w:b/>
       <w:sz w:val="24"/>
       <w:szCs w:val="24"/>
     </w:rPr>
@@ -4767,7 +5359,7 @@
     <w:semiHidden/>
     <w:unhideWhenUsed/>
     <w:qFormat/>
-    <w:rsid w:val="0017271B"/>
+    <w:rsid w:val="00D658A7"/>
     <w:pPr>
       <w:keepNext/>
       <w:keepLines/>
@@ -4779,10 +5371,9 @@
       <w:outlineLvl w:val="3"/>
     </w:pPr>
     <w:rPr>
-      <w:rFonts w:asciiTheme="majorHAnsi" w:eastAsiaTheme="majorEastAsia" w:hAnsiTheme="majorHAnsi" w:cstheme="majorBidi"/>
+      <w:rFonts w:ascii="Times New Roman" w:eastAsiaTheme="majorEastAsia" w:hAnsi="Times New Roman" w:cstheme="majorBidi"/>
       <w:i/>
       <w:iCs/>
-      <w:color w:val="2F5496" w:themeColor="accent1" w:themeShade="BF"/>
     </w:rPr>
   </w:style>
   <w:style w:type="paragraph" w:styleId="Heading5">
@@ -4985,10 +5576,10 @@
     <w:basedOn w:val="DefaultParagraphFont"/>
     <w:link w:val="Heading1"/>
     <w:uiPriority w:val="9"/>
-    <w:rsid w:val="00435620"/>
+    <w:rsid w:val="002D03F8"/>
     <w:rPr>
-      <w:rFonts w:asciiTheme="majorHAnsi" w:eastAsiaTheme="majorEastAsia" w:hAnsiTheme="majorHAnsi" w:cstheme="majorBidi"/>
-      <w:color w:val="2F5496" w:themeColor="accent1" w:themeShade="BF"/>
+      <w:rFonts w:ascii="Times New Roman" w:eastAsiaTheme="majorEastAsia" w:hAnsi="Times New Roman" w:cstheme="majorBidi"/>
+      <w:b/>
       <w:sz w:val="32"/>
       <w:szCs w:val="32"/>
     </w:rPr>
@@ -5009,10 +5600,10 @@
     <w:basedOn w:val="DefaultParagraphFont"/>
     <w:link w:val="Heading2"/>
     <w:uiPriority w:val="9"/>
-    <w:rsid w:val="00435620"/>
+    <w:rsid w:val="002D03F8"/>
     <w:rPr>
-      <w:rFonts w:asciiTheme="majorHAnsi" w:eastAsiaTheme="majorEastAsia" w:hAnsiTheme="majorHAnsi" w:cstheme="majorBidi"/>
-      <w:color w:val="2F5496" w:themeColor="accent1" w:themeShade="BF"/>
+      <w:rFonts w:ascii="Times New Roman" w:eastAsiaTheme="majorEastAsia" w:hAnsi="Times New Roman" w:cstheme="majorBidi"/>
+      <w:b/>
       <w:sz w:val="26"/>
       <w:szCs w:val="26"/>
     </w:rPr>
@@ -5022,10 +5613,10 @@
     <w:basedOn w:val="DefaultParagraphFont"/>
     <w:link w:val="Heading3"/>
     <w:uiPriority w:val="9"/>
-    <w:rsid w:val="00435620"/>
+    <w:rsid w:val="002D03F8"/>
     <w:rPr>
-      <w:rFonts w:asciiTheme="majorHAnsi" w:eastAsiaTheme="majorEastAsia" w:hAnsiTheme="majorHAnsi" w:cstheme="majorBidi"/>
-      <w:color w:val="1F3763" w:themeColor="accent1" w:themeShade="7F"/>
+      <w:rFonts w:ascii="Times New Roman" w:eastAsiaTheme="majorEastAsia" w:hAnsi="Times New Roman" w:cstheme="majorBidi"/>
+      <w:b/>
       <w:sz w:val="24"/>
       <w:szCs w:val="24"/>
     </w:rPr>
@@ -5036,12 +5627,11 @@
     <w:link w:val="Heading4"/>
     <w:uiPriority w:val="9"/>
     <w:semiHidden/>
-    <w:rsid w:val="0017271B"/>
+    <w:rsid w:val="00D658A7"/>
     <w:rPr>
-      <w:rFonts w:asciiTheme="majorHAnsi" w:eastAsiaTheme="majorEastAsia" w:hAnsiTheme="majorHAnsi" w:cstheme="majorBidi"/>
+      <w:rFonts w:ascii="Times New Roman" w:eastAsiaTheme="majorEastAsia" w:hAnsi="Times New Roman" w:cstheme="majorBidi"/>
       <w:i/>
       <w:iCs/>
-      <w:color w:val="2F5496" w:themeColor="accent1" w:themeShade="BF"/>
     </w:rPr>
   </w:style>
   <w:style w:type="character" w:customStyle="1" w:styleId="Heading5Char">

--- a/report/docx/2370389_LEDAT_THESIS.docx
+++ b/report/docx/2370389_LEDAT_THESIS.docx
@@ -481,15 +481,7 @@
         <w:spacing w:after="0"/>
       </w:pPr>
       <w:r>
-        <w:t xml:space="preserve">Cán bộ hướng dẫn khoa </w:t>
-      </w:r>
-      <w:proofErr w:type="gramStart"/>
-      <w:r>
-        <w:t>học :</w:t>
-      </w:r>
-      <w:proofErr w:type="gramEnd"/>
-      <w:r>
-        <w:t xml:space="preserve"> ..................................................................</w:t>
+        <w:t>Cán bộ hướng dẫn khoa học : ..................................................................</w:t>
       </w:r>
     </w:p>
     <w:p>
@@ -516,15 +508,7 @@
         <w:spacing w:after="0"/>
       </w:pPr>
       <w:r>
-        <w:t xml:space="preserve">Cán bộ chấm nhận xét </w:t>
-      </w:r>
-      <w:proofErr w:type="gramStart"/>
-      <w:r>
-        <w:t>1 :</w:t>
-      </w:r>
-      <w:proofErr w:type="gramEnd"/>
-      <w:r>
-        <w:t xml:space="preserve"> ........................................................................</w:t>
+        <w:t>Cán bộ chấm nhận xét 1 : ........................................................................</w:t>
       </w:r>
     </w:p>
     <w:p>
@@ -551,15 +535,7 @@
         <w:spacing w:after="0"/>
       </w:pPr>
       <w:r>
-        <w:t xml:space="preserve">Cán bộ chấm nhận xét </w:t>
-      </w:r>
-      <w:proofErr w:type="gramStart"/>
-      <w:r>
-        <w:t>2 :</w:t>
-      </w:r>
-      <w:proofErr w:type="gramEnd"/>
-      <w:r>
-        <w:t xml:space="preserve"> ........................................................................</w:t>
+        <w:t>Cán bộ chấm nhận xét 2 : ........................................................................</w:t>
       </w:r>
     </w:p>
     <w:p>
@@ -595,31 +571,7 @@
         <w:spacing w:after="0"/>
       </w:pPr>
       <w:r>
-        <w:t xml:space="preserve">ngày </w:t>
-      </w:r>
-      <w:proofErr w:type="gramStart"/>
-      <w:r>
-        <w:t>. . . .</w:t>
-      </w:r>
-      <w:proofErr w:type="gramEnd"/>
-      <w:r>
-        <w:t xml:space="preserve"> . tháng </w:t>
-      </w:r>
-      <w:proofErr w:type="gramStart"/>
-      <w:r>
-        <w:t>. . . .</w:t>
-      </w:r>
-      <w:proofErr w:type="gramEnd"/>
-      <w:r>
-        <w:t xml:space="preserve"> năm </w:t>
-      </w:r>
-      <w:proofErr w:type="gramStart"/>
-      <w:r>
-        <w:t>. . . .</w:t>
-      </w:r>
-      <w:proofErr w:type="gramEnd"/>
-      <w:r>
-        <w:t xml:space="preserve"> .</w:t>
+        <w:t>ngày . . . . . tháng . . . . năm . . . . .</w:t>
       </w:r>
     </w:p>
     <w:p>
@@ -1107,15 +1059,7 @@
         <w:ind w:firstLine="0"/>
       </w:pPr>
       <w:r>
-        <w:t xml:space="preserve">Chuyên ngành: ................................................................ Mã </w:t>
-      </w:r>
-      <w:proofErr w:type="gramStart"/>
-      <w:r>
-        <w:t>số :</w:t>
-      </w:r>
-      <w:proofErr w:type="gramEnd"/>
-      <w:r>
-        <w:t xml:space="preserve"> ...............................</w:t>
+        <w:t>Chuyên ngành: ................................................................ Mã số : ...............................</w:t>
       </w:r>
     </w:p>
     <w:p>
@@ -1239,17 +1183,8 @@
           <w:b/>
           <w:bCs/>
         </w:rPr>
-        <w:t xml:space="preserve">II. NGÀY GIAO NHIỆM </w:t>
-      </w:r>
-      <w:proofErr w:type="gramStart"/>
-      <w:r>
-        <w:rPr>
-          <w:b/>
-          <w:bCs/>
-        </w:rPr>
-        <w:t>VỤ :</w:t>
-      </w:r>
-      <w:proofErr w:type="gramEnd"/>
+        <w:t>II. NGÀY GIAO NHIỆM VỤ :</w:t>
+      </w:r>
       <w:r>
         <w:t xml:space="preserve"> </w:t>
       </w:r>
@@ -1363,39 +1298,7 @@
                 <w:i/>
                 <w:iCs/>
               </w:rPr>
-              <w:t xml:space="preserve">Tp. HCM, ngày </w:t>
-            </w:r>
-            <w:proofErr w:type="gramStart"/>
-            <w:r>
-              <w:rPr>
-                <w:i/>
-                <w:iCs/>
-              </w:rPr>
-              <w:t>. . . .</w:t>
-            </w:r>
-            <w:proofErr w:type="gramEnd"/>
-            <w:r>
-              <w:rPr>
-                <w:i/>
-                <w:iCs/>
-              </w:rPr>
-              <w:t xml:space="preserve"> </w:t>
-            </w:r>
-            <w:proofErr w:type="gramStart"/>
-            <w:r>
-              <w:rPr>
-                <w:i/>
-                <w:iCs/>
-              </w:rPr>
-              <w:t>tháng .</w:t>
-            </w:r>
-            <w:proofErr w:type="gramEnd"/>
-            <w:r>
-              <w:rPr>
-                <w:i/>
-                <w:iCs/>
-              </w:rPr>
-              <w:t>. . . năm 20....</w:t>
+              <w:t>Tp. HCM, ngày . . . . tháng .. . . năm 20....</w:t>
             </w:r>
           </w:p>
         </w:tc>
@@ -1629,109 +1532,31 @@
         <w:pStyle w:val="Chubinhthuong"/>
       </w:pPr>
       <w:r>
-        <w:t>Trong suốt học kỳ vừa qua, em đã được giao đề tài thực tập "Xây dựng hệ thống</w:t>
-      </w:r>
-      <w:r>
-        <w:t xml:space="preserve"> </w:t>
-      </w:r>
-      <w:r>
-        <w:t>chăm sóc sức khoẻ điện tử với thiết bị cân sức khoẻ thông minh". Để hoàn thành tốt đề</w:t>
-      </w:r>
-      <w:r>
-        <w:t xml:space="preserve"> </w:t>
-      </w:r>
-      <w:r>
-        <w:t>tài này, ngoài sự nỗ lực của bản thân, em không thể không nhắc đến sự hỗ trợ nhiệt tình</w:t>
-      </w:r>
-      <w:r>
-        <w:t xml:space="preserve"> </w:t>
-      </w:r>
-      <w:r>
-        <w:t>từ các thầy cô giảng viên và bạn bè xung quanh.</w:t>
-      </w:r>
-    </w:p>
-    <w:p>
-      <w:pPr>
-        <w:pStyle w:val="Chubinhthuong"/>
-      </w:pPr>
-      <w:r>
-        <w:t>Trước hết, em xin chân thành cảm ơn tới toàn thể quý thầy cô, là những giảng viên</w:t>
-      </w:r>
-      <w:r>
-        <w:t xml:space="preserve"> </w:t>
-      </w:r>
-      <w:r>
-        <w:t>ưu tú của trường Đại học Bách Khoa Thành phố Hồ Chí Minh, đã truyền đạt cho em rất</w:t>
-      </w:r>
-      <w:r>
-        <w:t xml:space="preserve"> </w:t>
-      </w:r>
-      <w:r>
-        <w:t>nhiều kiến thức từ nền tảng đến chuyên môn. Đồng thời, em cũng xin cảm ơn ban giám</w:t>
-      </w:r>
-      <w:r>
-        <w:t xml:space="preserve"> </w:t>
-      </w:r>
-      <w:r>
-        <w:t>hiệu nhà trường đã tạo điều kiện và môi trường học tập lý tưởng cho em trong suốt thời</w:t>
-      </w:r>
-      <w:r>
-        <w:t xml:space="preserve"> </w:t>
-      </w:r>
-      <w:r>
-        <w:t>gian học tập tại trường. Những điều đó đã giúp em hoàn thành đề tài thực tập một cách</w:t>
-      </w:r>
-      <w:r>
-        <w:t xml:space="preserve"> </w:t>
-      </w:r>
-      <w:r>
-        <w:t>tốt đẹp như hôm nay.</w:t>
-      </w:r>
-    </w:p>
-    <w:p>
-      <w:pPr>
-        <w:pStyle w:val="Chubinhthuong"/>
-      </w:pPr>
-      <w:r>
-        <w:t>Đặc biệt, em xin gửi lời biết ơn sâu sắc tới Tiến sĩ Lê Trọng Nhân, người đã tận tình</w:t>
-      </w:r>
-      <w:r>
-        <w:t xml:space="preserve"> </w:t>
-      </w:r>
-      <w:r>
-        <w:t>hướng dẫn và giúp đỡ em trong suốt quá trình thực hiện đề tài này. Những lời nhận xét</w:t>
-      </w:r>
-      <w:r>
-        <w:t xml:space="preserve"> </w:t>
-      </w:r>
-      <w:r>
-        <w:t>và chỉ dẫn của thầy đã cung cấp cho em nhiều kiến thức và kinh nghiệm quý báu, giúp</w:t>
-      </w:r>
-      <w:r>
-        <w:t xml:space="preserve"> </w:t>
-      </w:r>
-      <w:r>
-        <w:t>em cải thiện đáng kể những thiếu sót trong quá trình nghiên cứu.</w:t>
-      </w:r>
-    </w:p>
-    <w:p>
-      <w:pPr>
-        <w:pStyle w:val="Chubinhthuong"/>
-      </w:pPr>
-      <w:r>
-        <w:t>Do vốn kiến thức còn hạn chế, em rất mong nhận được những ý kiến đóng góp từ phía</w:t>
-      </w:r>
-      <w:r>
-        <w:t xml:space="preserve"> t</w:t>
-      </w:r>
-      <w:r>
-        <w:t>hầy cô để có thể học hỏi thêm nhiều kinh nghiệm quý báu và áp dụng vào công việc sau</w:t>
-      </w:r>
-      <w:r>
-        <w:t xml:space="preserve"> </w:t>
-      </w:r>
-      <w:r>
-        <w:t>này.</w:t>
+        <w:t>Trong suốt học kỳ vừa qua, em đã được giao đề tài thực tập "Xây dựng hệ thống chăm sóc sức khoẻ điện tử với thiết bị cân sức khoẻ thông minh". Để hoàn thành tốt đề tài này, ngoài sự nỗ lực của bản thân, em không thể không nhắc đến sự hỗ trợ nhiệt tình từ các thầy cô giảng viên và bạn bè xung quanh.</w:t>
+      </w:r>
+    </w:p>
+    <w:p>
+      <w:pPr>
+        <w:pStyle w:val="Chubinhthuong"/>
+      </w:pPr>
+      <w:r>
+        <w:t>Trước hết, em xin chân thành cảm ơn tới toàn thể quý thầy cô, là những giảng viên ưu tú của trường Đại học Bách Khoa Thành phố Hồ Chí Minh, đã truyền đạt cho em rất nhiều kiến thức từ nền tảng đến chuyên môn. Đồng thời, em cũng xin cảm ơn ban giám hiệu nhà trường đã tạo điều kiện và môi trường học tập lý tưởng cho em trong suốt thời gian học tập tại trường. Những điều đó đã giúp em hoàn thành đề tài thực tập một cách tốt đẹp như hôm nay.</w:t>
+      </w:r>
+    </w:p>
+    <w:p>
+      <w:pPr>
+        <w:pStyle w:val="Chubinhthuong"/>
+      </w:pPr>
+      <w:r>
+        <w:t>Đặc biệt, em xin gửi lời biết ơn sâu sắc tới Tiến sĩ Lê Trọng Nhân, người đã tận tình hướng dẫn và giúp đỡ em trong suốt quá trình thực hiện đề tài này. Những lời nhận xét và chỉ dẫn của thầy đã cung cấp cho em nhiều kiến thức và kinh nghiệm quý báu, giúp em cải thiện đáng kể những thiếu sót trong quá trình nghiên cứu.</w:t>
+      </w:r>
+    </w:p>
+    <w:p>
+      <w:pPr>
+        <w:pStyle w:val="Chubinhthuong"/>
+      </w:pPr>
+      <w:r>
+        <w:t>Do vốn kiến thức còn hạn chế, em rất mong nhận được những ý kiến đóng góp từ phía thầy cô để có thể học hỏi thêm nhiều kinh nghiệm quý báu và áp dụng vào công việc sau này.</w:t>
       </w:r>
     </w:p>
     <w:p>
@@ -1749,6 +1574,7 @@
       <w:sdtPr>
         <w:rPr>
           <w:rFonts w:asciiTheme="minorHAnsi" w:eastAsiaTheme="minorHAnsi" w:hAnsiTheme="minorHAnsi" w:cstheme="minorBidi"/>
+          <w:b w:val="0"/>
           <w:kern w:val="2"/>
           <w:sz w:val="22"/>
           <w:szCs w:val="22"/>
@@ -1794,15 +1620,30 @@
             </w:rPr>
           </w:pPr>
           <w:r>
+            <w:rPr>
+              <w:rFonts w:ascii="Times New Roman" w:hAnsi="Times New Roman" w:cs="Times New Roman"/>
+              <w:sz w:val="26"/>
+              <w:szCs w:val="26"/>
+            </w:rPr>
             <w:fldChar w:fldCharType="begin"/>
           </w:r>
           <w:r>
+            <w:rPr>
+              <w:rFonts w:ascii="Times New Roman" w:hAnsi="Times New Roman" w:cs="Times New Roman"/>
+              <w:sz w:val="26"/>
+              <w:szCs w:val="26"/>
+            </w:rPr>
             <w:instrText xml:space="preserve"> TOC \o "1-3" \h \z \u </w:instrText>
           </w:r>
           <w:r>
+            <w:rPr>
+              <w:rFonts w:ascii="Times New Roman" w:hAnsi="Times New Roman" w:cs="Times New Roman"/>
+              <w:sz w:val="26"/>
+              <w:szCs w:val="26"/>
+            </w:rPr>
             <w:fldChar w:fldCharType="separate"/>
           </w:r>
-          <w:hyperlink w:anchor="_Toc209625297" w:history="1">
+          <w:hyperlink w:anchor="_Toc210051305" w:history="1">
             <w:r>
               <w:rPr>
                 <w:rStyle w:val="Hyperlink"/>
@@ -1841,7 +1682,7 @@
                 <w:sz w:val="26"/>
                 <w:szCs w:val="26"/>
               </w:rPr>
-              <w:instrText xml:space="preserve"> PAGEREF _Toc209625297 \h </w:instrText>
+              <w:instrText xml:space="preserve"> PAGEREF _Toc210051305 \h </w:instrText>
             </w:r>
             <w:r>
               <w:rPr>
@@ -1896,7 +1737,7 @@
               <w14:ligatures w14:val="none"/>
             </w:rPr>
           </w:pPr>
-          <w:hyperlink w:anchor="_Toc209625298" w:history="1">
+          <w:hyperlink w:anchor="_Toc210051306" w:history="1">
             <w:r>
               <w:rPr>
                 <w:rStyle w:val="Hyperlink"/>
@@ -1956,7 +1797,7 @@
                 <w:sz w:val="26"/>
                 <w:szCs w:val="26"/>
               </w:rPr>
-              <w:instrText xml:space="preserve"> PAGEREF _Toc209625298 \h </w:instrText>
+              <w:instrText xml:space="preserve"> PAGEREF _Toc210051306 \h </w:instrText>
             </w:r>
             <w:r>
               <w:rPr>
@@ -2011,7 +1852,7 @@
               <w14:ligatures w14:val="none"/>
             </w:rPr>
           </w:pPr>
-          <w:hyperlink w:anchor="_Toc209625299" w:history="1">
+          <w:hyperlink w:anchor="_Toc210051307" w:history="1">
             <w:r>
               <w:rPr>
                 <w:rStyle w:val="Hyperlink"/>
@@ -2071,7 +1912,7 @@
                 <w:sz w:val="26"/>
                 <w:szCs w:val="26"/>
               </w:rPr>
-              <w:instrText xml:space="preserve"> PAGEREF _Toc209625299 \h </w:instrText>
+              <w:instrText xml:space="preserve"> PAGEREF _Toc210051307 \h </w:instrText>
             </w:r>
             <w:r>
               <w:rPr>
@@ -2101,215 +1942,6 @@
                 <w:szCs w:val="26"/>
               </w:rPr>
               <w:t>1</w:t>
-            </w:r>
-            <w:r>
-              <w:rPr>
-                <w:rFonts w:ascii="Times New Roman" w:hAnsi="Times New Roman" w:cs="Times New Roman"/>
-                <w:noProof/>
-                <w:webHidden/>
-                <w:sz w:val="26"/>
-                <w:szCs w:val="26"/>
-              </w:rPr>
-              <w:fldChar w:fldCharType="end"/>
-            </w:r>
-          </w:hyperlink>
-        </w:p>
-        <w:p>
-          <w:pPr>
-            <w:pStyle w:val="TOC1"/>
-            <w:rPr>
-              <w:rFonts w:ascii="Times New Roman" w:eastAsiaTheme="minorEastAsia" w:hAnsi="Times New Roman" w:cs="Times New Roman"/>
-              <w:noProof/>
-              <w:kern w:val="0"/>
-              <w:sz w:val="26"/>
-              <w:szCs w:val="26"/>
-              <w14:ligatures w14:val="none"/>
-            </w:rPr>
-          </w:pPr>
-          <w:hyperlink w:anchor="_Toc209625300" w:history="1">
-            <w:r>
-              <w:rPr>
-                <w:rStyle w:val="Hyperlink"/>
-                <w:rFonts w:ascii="Times New Roman" w:hAnsi="Times New Roman" w:cs="Times New Roman"/>
-                <w:noProof/>
-                <w:sz w:val="26"/>
-                <w:szCs w:val="26"/>
-              </w:rPr>
-              <w:t>Chương 2. Video provides</w:t>
-            </w:r>
-            <w:r>
-              <w:rPr>
-                <w:rFonts w:ascii="Times New Roman" w:hAnsi="Times New Roman" w:cs="Times New Roman"/>
-                <w:noProof/>
-                <w:webHidden/>
-                <w:sz w:val="26"/>
-                <w:szCs w:val="26"/>
-              </w:rPr>
-              <w:tab/>
-            </w:r>
-            <w:r>
-              <w:rPr>
-                <w:rFonts w:ascii="Times New Roman" w:hAnsi="Times New Roman" w:cs="Times New Roman"/>
-                <w:noProof/>
-                <w:webHidden/>
-                <w:sz w:val="26"/>
-                <w:szCs w:val="26"/>
-              </w:rPr>
-              <w:fldChar w:fldCharType="begin"/>
-            </w:r>
-            <w:r>
-              <w:rPr>
-                <w:rFonts w:ascii="Times New Roman" w:hAnsi="Times New Roman" w:cs="Times New Roman"/>
-                <w:noProof/>
-                <w:webHidden/>
-                <w:sz w:val="26"/>
-                <w:szCs w:val="26"/>
-              </w:rPr>
-              <w:instrText xml:space="preserve"> PAGEREF _Toc209625300 \h </w:instrText>
-            </w:r>
-            <w:r>
-              <w:rPr>
-                <w:rFonts w:ascii="Times New Roman" w:hAnsi="Times New Roman" w:cs="Times New Roman"/>
-                <w:noProof/>
-                <w:webHidden/>
-                <w:sz w:val="26"/>
-                <w:szCs w:val="26"/>
-              </w:rPr>
-            </w:r>
-            <w:r>
-              <w:rPr>
-                <w:rFonts w:ascii="Times New Roman" w:hAnsi="Times New Roman" w:cs="Times New Roman"/>
-                <w:noProof/>
-                <w:webHidden/>
-                <w:sz w:val="26"/>
-                <w:szCs w:val="26"/>
-              </w:rPr>
-              <w:fldChar w:fldCharType="separate"/>
-            </w:r>
-            <w:r>
-              <w:rPr>
-                <w:rFonts w:ascii="Times New Roman" w:hAnsi="Times New Roman" w:cs="Times New Roman"/>
-                <w:noProof/>
-                <w:webHidden/>
-                <w:sz w:val="26"/>
-                <w:szCs w:val="26"/>
-              </w:rPr>
-              <w:t>3</w:t>
-            </w:r>
-            <w:r>
-              <w:rPr>
-                <w:rFonts w:ascii="Times New Roman" w:hAnsi="Times New Roman" w:cs="Times New Roman"/>
-                <w:noProof/>
-                <w:webHidden/>
-                <w:sz w:val="26"/>
-                <w:szCs w:val="26"/>
-              </w:rPr>
-              <w:fldChar w:fldCharType="end"/>
-            </w:r>
-          </w:hyperlink>
-        </w:p>
-        <w:p>
-          <w:pPr>
-            <w:pStyle w:val="TOC2"/>
-            <w:rPr>
-              <w:rFonts w:ascii="Times New Roman" w:eastAsiaTheme="minorEastAsia" w:hAnsi="Times New Roman" w:cs="Times New Roman"/>
-              <w:noProof/>
-              <w:kern w:val="0"/>
-              <w:sz w:val="26"/>
-              <w:szCs w:val="26"/>
-              <w14:ligatures w14:val="none"/>
-            </w:rPr>
-          </w:pPr>
-          <w:hyperlink w:anchor="_Toc209625301" w:history="1">
-            <w:r>
-              <w:rPr>
-                <w:rStyle w:val="Hyperlink"/>
-                <w:rFonts w:ascii="Times New Roman" w:hAnsi="Times New Roman" w:cs="Times New Roman"/>
-                <w:noProof/>
-                <w:sz w:val="26"/>
-                <w:szCs w:val="26"/>
-              </w:rPr>
-              <w:t>2.1</w:t>
-            </w:r>
-            <w:r>
-              <w:rPr>
-                <w:rFonts w:ascii="Times New Roman" w:eastAsiaTheme="minorEastAsia" w:hAnsi="Times New Roman" w:cs="Times New Roman"/>
-                <w:noProof/>
-                <w:kern w:val="0"/>
-                <w:sz w:val="26"/>
-                <w:szCs w:val="26"/>
-                <w14:ligatures w14:val="none"/>
-              </w:rPr>
-              <w:tab/>
-            </w:r>
-            <w:r>
-              <w:rPr>
-                <w:rStyle w:val="Hyperlink"/>
-                <w:rFonts w:ascii="Times New Roman" w:hAnsi="Times New Roman" w:cs="Times New Roman"/>
-                <w:noProof/>
-                <w:sz w:val="26"/>
-                <w:szCs w:val="26"/>
-              </w:rPr>
-              <w:t>a powerful way to help</w:t>
-            </w:r>
-            <w:r>
-              <w:rPr>
-                <w:rFonts w:ascii="Times New Roman" w:hAnsi="Times New Roman" w:cs="Times New Roman"/>
-                <w:noProof/>
-                <w:webHidden/>
-                <w:sz w:val="26"/>
-                <w:szCs w:val="26"/>
-              </w:rPr>
-              <w:tab/>
-            </w:r>
-            <w:r>
-              <w:rPr>
-                <w:rFonts w:ascii="Times New Roman" w:hAnsi="Times New Roman" w:cs="Times New Roman"/>
-                <w:noProof/>
-                <w:webHidden/>
-                <w:sz w:val="26"/>
-                <w:szCs w:val="26"/>
-              </w:rPr>
-              <w:fldChar w:fldCharType="begin"/>
-            </w:r>
-            <w:r>
-              <w:rPr>
-                <w:rFonts w:ascii="Times New Roman" w:hAnsi="Times New Roman" w:cs="Times New Roman"/>
-                <w:noProof/>
-                <w:webHidden/>
-                <w:sz w:val="26"/>
-                <w:szCs w:val="26"/>
-              </w:rPr>
-              <w:instrText xml:space="preserve"> PAGEREF _Toc209625301 \h </w:instrText>
-            </w:r>
-            <w:r>
-              <w:rPr>
-                <w:rFonts w:ascii="Times New Roman" w:hAnsi="Times New Roman" w:cs="Times New Roman"/>
-                <w:noProof/>
-                <w:webHidden/>
-                <w:sz w:val="26"/>
-                <w:szCs w:val="26"/>
-              </w:rPr>
-            </w:r>
-            <w:r>
-              <w:rPr>
-                <w:rFonts w:ascii="Times New Roman" w:hAnsi="Times New Roman" w:cs="Times New Roman"/>
-                <w:noProof/>
-                <w:webHidden/>
-                <w:sz w:val="26"/>
-                <w:szCs w:val="26"/>
-              </w:rPr>
-              <w:fldChar w:fldCharType="separate"/>
-            </w:r>
-            <w:r>
-              <w:rPr>
-                <w:rFonts w:ascii="Times New Roman" w:hAnsi="Times New Roman" w:cs="Times New Roman"/>
-                <w:noProof/>
-                <w:webHidden/>
-                <w:sz w:val="26"/>
-                <w:szCs w:val="26"/>
-              </w:rPr>
-              <w:t>3</w:t>
             </w:r>
             <w:r>
               <w:rPr>
@@ -2335,7 +1967,7 @@
               <w14:ligatures w14:val="none"/>
             </w:rPr>
           </w:pPr>
-          <w:hyperlink w:anchor="_Toc209625302" w:history="1">
+          <w:hyperlink w:anchor="_Toc210051308" w:history="1">
             <w:r>
               <w:rPr>
                 <w:rStyle w:val="Hyperlink"/>
@@ -2344,7 +1976,7 @@
                 <w:sz w:val="26"/>
                 <w:szCs w:val="26"/>
               </w:rPr>
-              <w:t>2.1.1</w:t>
+              <w:t>1.2.1</w:t>
             </w:r>
             <w:r>
               <w:rPr>
@@ -2365,7 +1997,7 @@
                 <w:sz w:val="26"/>
                 <w:szCs w:val="26"/>
               </w:rPr>
-              <w:t>you prove your point. When you</w:t>
+              <w:t>Những đóng góp của chuyển đổi số với ngành y tế</w:t>
             </w:r>
             <w:r>
               <w:rPr>
@@ -2395,7 +2027,7 @@
                 <w:sz w:val="26"/>
                 <w:szCs w:val="26"/>
               </w:rPr>
-              <w:instrText xml:space="preserve"> PAGEREF _Toc209625302 \h </w:instrText>
+              <w:instrText xml:space="preserve"> PAGEREF _Toc210051308 \h </w:instrText>
             </w:r>
             <w:r>
               <w:rPr>
@@ -2424,122 +2056,7 @@
                 <w:sz w:val="26"/>
                 <w:szCs w:val="26"/>
               </w:rPr>
-              <w:t>3</w:t>
-            </w:r>
-            <w:r>
-              <w:rPr>
-                <w:rFonts w:ascii="Times New Roman" w:hAnsi="Times New Roman" w:cs="Times New Roman"/>
-                <w:noProof/>
-                <w:webHidden/>
-                <w:sz w:val="26"/>
-                <w:szCs w:val="26"/>
-              </w:rPr>
-              <w:fldChar w:fldCharType="end"/>
-            </w:r>
-          </w:hyperlink>
-        </w:p>
-        <w:p>
-          <w:pPr>
-            <w:pStyle w:val="TOC2"/>
-            <w:rPr>
-              <w:rFonts w:ascii="Times New Roman" w:eastAsiaTheme="minorEastAsia" w:hAnsi="Times New Roman" w:cs="Times New Roman"/>
-              <w:noProof/>
-              <w:kern w:val="0"/>
-              <w:sz w:val="26"/>
-              <w:szCs w:val="26"/>
-              <w14:ligatures w14:val="none"/>
-            </w:rPr>
-          </w:pPr>
-          <w:hyperlink w:anchor="_Toc209625303" w:history="1">
-            <w:r>
-              <w:rPr>
-                <w:rStyle w:val="Hyperlink"/>
-                <w:rFonts w:ascii="Times New Roman" w:hAnsi="Times New Roman" w:cs="Times New Roman"/>
-                <w:noProof/>
-                <w:sz w:val="26"/>
-                <w:szCs w:val="26"/>
-              </w:rPr>
-              <w:t>2.2</w:t>
-            </w:r>
-            <w:r>
-              <w:rPr>
-                <w:rFonts w:ascii="Times New Roman" w:eastAsiaTheme="minorEastAsia" w:hAnsi="Times New Roman" w:cs="Times New Roman"/>
-                <w:noProof/>
-                <w:kern w:val="0"/>
-                <w:sz w:val="26"/>
-                <w:szCs w:val="26"/>
-                <w14:ligatures w14:val="none"/>
-              </w:rPr>
-              <w:tab/>
-            </w:r>
-            <w:r>
-              <w:rPr>
-                <w:rStyle w:val="Hyperlink"/>
-                <w:rFonts w:ascii="Times New Roman" w:hAnsi="Times New Roman" w:cs="Times New Roman"/>
-                <w:noProof/>
-                <w:sz w:val="26"/>
-                <w:szCs w:val="26"/>
-              </w:rPr>
-              <w:t>Click Insert and</w:t>
-            </w:r>
-            <w:r>
-              <w:rPr>
-                <w:rFonts w:ascii="Times New Roman" w:hAnsi="Times New Roman" w:cs="Times New Roman"/>
-                <w:noProof/>
-                <w:webHidden/>
-                <w:sz w:val="26"/>
-                <w:szCs w:val="26"/>
-              </w:rPr>
-              <w:tab/>
-            </w:r>
-            <w:r>
-              <w:rPr>
-                <w:rFonts w:ascii="Times New Roman" w:hAnsi="Times New Roman" w:cs="Times New Roman"/>
-                <w:noProof/>
-                <w:webHidden/>
-                <w:sz w:val="26"/>
-                <w:szCs w:val="26"/>
-              </w:rPr>
-              <w:fldChar w:fldCharType="begin"/>
-            </w:r>
-            <w:r>
-              <w:rPr>
-                <w:rFonts w:ascii="Times New Roman" w:hAnsi="Times New Roman" w:cs="Times New Roman"/>
-                <w:noProof/>
-                <w:webHidden/>
-                <w:sz w:val="26"/>
-                <w:szCs w:val="26"/>
-              </w:rPr>
-              <w:instrText xml:space="preserve"> PAGEREF _Toc209625303 \h </w:instrText>
-            </w:r>
-            <w:r>
-              <w:rPr>
-                <w:rFonts w:ascii="Times New Roman" w:hAnsi="Times New Roman" w:cs="Times New Roman"/>
-                <w:noProof/>
-                <w:webHidden/>
-                <w:sz w:val="26"/>
-                <w:szCs w:val="26"/>
-              </w:rPr>
-            </w:r>
-            <w:r>
-              <w:rPr>
-                <w:rFonts w:ascii="Times New Roman" w:hAnsi="Times New Roman" w:cs="Times New Roman"/>
-                <w:noProof/>
-                <w:webHidden/>
-                <w:sz w:val="26"/>
-                <w:szCs w:val="26"/>
-              </w:rPr>
-              <w:fldChar w:fldCharType="separate"/>
-            </w:r>
-            <w:r>
-              <w:rPr>
-                <w:rFonts w:ascii="Times New Roman" w:hAnsi="Times New Roman" w:cs="Times New Roman"/>
-                <w:noProof/>
-                <w:webHidden/>
-                <w:sz w:val="26"/>
-                <w:szCs w:val="26"/>
-              </w:rPr>
-              <w:t>3</w:t>
+              <w:t>2</w:t>
             </w:r>
             <w:r>
               <w:rPr>
@@ -2565,7 +2082,7 @@
               <w14:ligatures w14:val="none"/>
             </w:rPr>
           </w:pPr>
-          <w:hyperlink w:anchor="_Toc209625304" w:history="1">
+          <w:hyperlink w:anchor="_Toc210051309" w:history="1">
             <w:r>
               <w:rPr>
                 <w:rStyle w:val="Hyperlink"/>
@@ -2574,7 +2091,7 @@
                 <w:sz w:val="26"/>
                 <w:szCs w:val="26"/>
               </w:rPr>
-              <w:t>2.2.1</w:t>
+              <w:t>1.2.2</w:t>
             </w:r>
             <w:r>
               <w:rPr>
@@ -2595,7 +2112,7 @@
                 <w:sz w:val="26"/>
                 <w:szCs w:val="26"/>
               </w:rPr>
-              <w:t>then choose the elements you want</w:t>
+              <w:t>Thực trạng chuyển đổi số y tế tại Việt Nam</w:t>
             </w:r>
             <w:r>
               <w:rPr>
@@ -2625,1021 +2142,7 @@
                 <w:sz w:val="26"/>
                 <w:szCs w:val="26"/>
               </w:rPr>
-              <w:instrText xml:space="preserve"> PAGEREF _Toc209625304 \h </w:instrText>
-            </w:r>
-            <w:r>
-              <w:rPr>
-                <w:rFonts w:ascii="Times New Roman" w:hAnsi="Times New Roman" w:cs="Times New Roman"/>
-                <w:noProof/>
-                <w:webHidden/>
-                <w:sz w:val="26"/>
-                <w:szCs w:val="26"/>
-              </w:rPr>
-            </w:r>
-            <w:r>
-              <w:rPr>
-                <w:rFonts w:ascii="Times New Roman" w:hAnsi="Times New Roman" w:cs="Times New Roman"/>
-                <w:noProof/>
-                <w:webHidden/>
-                <w:sz w:val="26"/>
-                <w:szCs w:val="26"/>
-              </w:rPr>
-              <w:fldChar w:fldCharType="separate"/>
-            </w:r>
-            <w:r>
-              <w:rPr>
-                <w:rFonts w:ascii="Times New Roman" w:hAnsi="Times New Roman" w:cs="Times New Roman"/>
-                <w:noProof/>
-                <w:webHidden/>
-                <w:sz w:val="26"/>
-                <w:szCs w:val="26"/>
-              </w:rPr>
-              <w:t>3</w:t>
-            </w:r>
-            <w:r>
-              <w:rPr>
-                <w:rFonts w:ascii="Times New Roman" w:hAnsi="Times New Roman" w:cs="Times New Roman"/>
-                <w:noProof/>
-                <w:webHidden/>
-                <w:sz w:val="26"/>
-                <w:szCs w:val="26"/>
-              </w:rPr>
-              <w:fldChar w:fldCharType="end"/>
-            </w:r>
-          </w:hyperlink>
-        </w:p>
-        <w:p>
-          <w:pPr>
-            <w:pStyle w:val="TOC2"/>
-            <w:rPr>
-              <w:rFonts w:ascii="Times New Roman" w:eastAsiaTheme="minorEastAsia" w:hAnsi="Times New Roman" w:cs="Times New Roman"/>
-              <w:noProof/>
-              <w:kern w:val="0"/>
-              <w:sz w:val="26"/>
-              <w:szCs w:val="26"/>
-              <w14:ligatures w14:val="none"/>
-            </w:rPr>
-          </w:pPr>
-          <w:hyperlink w:anchor="_Toc209625305" w:history="1">
-            <w:r>
-              <w:rPr>
-                <w:rStyle w:val="Hyperlink"/>
-                <w:rFonts w:ascii="Times New Roman" w:hAnsi="Times New Roman" w:cs="Times New Roman"/>
-                <w:noProof/>
-                <w:sz w:val="26"/>
-                <w:szCs w:val="26"/>
-              </w:rPr>
-              <w:t>2.3</w:t>
-            </w:r>
-            <w:r>
-              <w:rPr>
-                <w:rFonts w:ascii="Times New Roman" w:eastAsiaTheme="minorEastAsia" w:hAnsi="Times New Roman" w:cs="Times New Roman"/>
-                <w:noProof/>
-                <w:kern w:val="0"/>
-                <w:sz w:val="26"/>
-                <w:szCs w:val="26"/>
-                <w14:ligatures w14:val="none"/>
-              </w:rPr>
-              <w:tab/>
-            </w:r>
-            <w:r>
-              <w:rPr>
-                <w:rStyle w:val="Hyperlink"/>
-                <w:rFonts w:ascii="Times New Roman" w:hAnsi="Times New Roman" w:cs="Times New Roman"/>
-                <w:noProof/>
-                <w:sz w:val="26"/>
-                <w:szCs w:val="26"/>
-              </w:rPr>
-              <w:t>To change the way a picture</w:t>
-            </w:r>
-            <w:r>
-              <w:rPr>
-                <w:rFonts w:ascii="Times New Roman" w:hAnsi="Times New Roman" w:cs="Times New Roman"/>
-                <w:noProof/>
-                <w:webHidden/>
-                <w:sz w:val="26"/>
-                <w:szCs w:val="26"/>
-              </w:rPr>
-              <w:tab/>
-            </w:r>
-            <w:r>
-              <w:rPr>
-                <w:rFonts w:ascii="Times New Roman" w:hAnsi="Times New Roman" w:cs="Times New Roman"/>
-                <w:noProof/>
-                <w:webHidden/>
-                <w:sz w:val="26"/>
-                <w:szCs w:val="26"/>
-              </w:rPr>
-              <w:fldChar w:fldCharType="begin"/>
-            </w:r>
-            <w:r>
-              <w:rPr>
-                <w:rFonts w:ascii="Times New Roman" w:hAnsi="Times New Roman" w:cs="Times New Roman"/>
-                <w:noProof/>
-                <w:webHidden/>
-                <w:sz w:val="26"/>
-                <w:szCs w:val="26"/>
-              </w:rPr>
-              <w:instrText xml:space="preserve"> PAGEREF _Toc209625305 \h </w:instrText>
-            </w:r>
-            <w:r>
-              <w:rPr>
-                <w:rFonts w:ascii="Times New Roman" w:hAnsi="Times New Roman" w:cs="Times New Roman"/>
-                <w:noProof/>
-                <w:webHidden/>
-                <w:sz w:val="26"/>
-                <w:szCs w:val="26"/>
-              </w:rPr>
-            </w:r>
-            <w:r>
-              <w:rPr>
-                <w:rFonts w:ascii="Times New Roman" w:hAnsi="Times New Roman" w:cs="Times New Roman"/>
-                <w:noProof/>
-                <w:webHidden/>
-                <w:sz w:val="26"/>
-                <w:szCs w:val="26"/>
-              </w:rPr>
-              <w:fldChar w:fldCharType="separate"/>
-            </w:r>
-            <w:r>
-              <w:rPr>
-                <w:rFonts w:ascii="Times New Roman" w:hAnsi="Times New Roman" w:cs="Times New Roman"/>
-                <w:noProof/>
-                <w:webHidden/>
-                <w:sz w:val="26"/>
-                <w:szCs w:val="26"/>
-              </w:rPr>
-              <w:t>3</w:t>
-            </w:r>
-            <w:r>
-              <w:rPr>
-                <w:rFonts w:ascii="Times New Roman" w:hAnsi="Times New Roman" w:cs="Times New Roman"/>
-                <w:noProof/>
-                <w:webHidden/>
-                <w:sz w:val="26"/>
-                <w:szCs w:val="26"/>
-              </w:rPr>
-              <w:fldChar w:fldCharType="end"/>
-            </w:r>
-          </w:hyperlink>
-        </w:p>
-        <w:p>
-          <w:pPr>
-            <w:pStyle w:val="TOC3"/>
-            <w:rPr>
-              <w:rFonts w:ascii="Times New Roman" w:eastAsiaTheme="minorEastAsia" w:hAnsi="Times New Roman" w:cs="Times New Roman"/>
-              <w:noProof/>
-              <w:kern w:val="0"/>
-              <w:sz w:val="26"/>
-              <w:szCs w:val="26"/>
-              <w14:ligatures w14:val="none"/>
-            </w:rPr>
-          </w:pPr>
-          <w:hyperlink w:anchor="_Toc209625306" w:history="1">
-            <w:r>
-              <w:rPr>
-                <w:rStyle w:val="Hyperlink"/>
-                <w:rFonts w:ascii="Times New Roman" w:hAnsi="Times New Roman" w:cs="Times New Roman"/>
-                <w:noProof/>
-                <w:sz w:val="26"/>
-                <w:szCs w:val="26"/>
-              </w:rPr>
-              <w:t>2.3.1</w:t>
-            </w:r>
-            <w:r>
-              <w:rPr>
-                <w:rFonts w:ascii="Times New Roman" w:eastAsiaTheme="minorEastAsia" w:hAnsi="Times New Roman" w:cs="Times New Roman"/>
-                <w:noProof/>
-                <w:kern w:val="0"/>
-                <w:sz w:val="26"/>
-                <w:szCs w:val="26"/>
-                <w14:ligatures w14:val="none"/>
-              </w:rPr>
-              <w:tab/>
-            </w:r>
-            <w:r>
-              <w:rPr>
-                <w:rStyle w:val="Hyperlink"/>
-                <w:rFonts w:ascii="Times New Roman" w:hAnsi="Times New Roman" w:cs="Times New Roman"/>
-                <w:noProof/>
-                <w:sz w:val="26"/>
-                <w:szCs w:val="26"/>
-              </w:rPr>
-              <w:t>fits in your document, click it and a</w:t>
-            </w:r>
-            <w:r>
-              <w:rPr>
-                <w:rFonts w:ascii="Times New Roman" w:hAnsi="Times New Roman" w:cs="Times New Roman"/>
-                <w:noProof/>
-                <w:webHidden/>
-                <w:sz w:val="26"/>
-                <w:szCs w:val="26"/>
-              </w:rPr>
-              <w:tab/>
-            </w:r>
-            <w:r>
-              <w:rPr>
-                <w:rFonts w:ascii="Times New Roman" w:hAnsi="Times New Roman" w:cs="Times New Roman"/>
-                <w:noProof/>
-                <w:webHidden/>
-                <w:sz w:val="26"/>
-                <w:szCs w:val="26"/>
-              </w:rPr>
-              <w:fldChar w:fldCharType="begin"/>
-            </w:r>
-            <w:r>
-              <w:rPr>
-                <w:rFonts w:ascii="Times New Roman" w:hAnsi="Times New Roman" w:cs="Times New Roman"/>
-                <w:noProof/>
-                <w:webHidden/>
-                <w:sz w:val="26"/>
-                <w:szCs w:val="26"/>
-              </w:rPr>
-              <w:instrText xml:space="preserve"> PAGEREF _Toc209625306 \h </w:instrText>
-            </w:r>
-            <w:r>
-              <w:rPr>
-                <w:rFonts w:ascii="Times New Roman" w:hAnsi="Times New Roman" w:cs="Times New Roman"/>
-                <w:noProof/>
-                <w:webHidden/>
-                <w:sz w:val="26"/>
-                <w:szCs w:val="26"/>
-              </w:rPr>
-            </w:r>
-            <w:r>
-              <w:rPr>
-                <w:rFonts w:ascii="Times New Roman" w:hAnsi="Times New Roman" w:cs="Times New Roman"/>
-                <w:noProof/>
-                <w:webHidden/>
-                <w:sz w:val="26"/>
-                <w:szCs w:val="26"/>
-              </w:rPr>
-              <w:fldChar w:fldCharType="separate"/>
-            </w:r>
-            <w:r>
-              <w:rPr>
-                <w:rFonts w:ascii="Times New Roman" w:hAnsi="Times New Roman" w:cs="Times New Roman"/>
-                <w:noProof/>
-                <w:webHidden/>
-                <w:sz w:val="26"/>
-                <w:szCs w:val="26"/>
-              </w:rPr>
-              <w:t>3</w:t>
-            </w:r>
-            <w:r>
-              <w:rPr>
-                <w:rFonts w:ascii="Times New Roman" w:hAnsi="Times New Roman" w:cs="Times New Roman"/>
-                <w:noProof/>
-                <w:webHidden/>
-                <w:sz w:val="26"/>
-                <w:szCs w:val="26"/>
-              </w:rPr>
-              <w:fldChar w:fldCharType="end"/>
-            </w:r>
-          </w:hyperlink>
-        </w:p>
-        <w:p>
-          <w:pPr>
-            <w:pStyle w:val="TOC1"/>
-            <w:rPr>
-              <w:rFonts w:ascii="Times New Roman" w:eastAsiaTheme="minorEastAsia" w:hAnsi="Times New Roman" w:cs="Times New Roman"/>
-              <w:noProof/>
-              <w:kern w:val="0"/>
-              <w:sz w:val="26"/>
-              <w:szCs w:val="26"/>
-              <w14:ligatures w14:val="none"/>
-            </w:rPr>
-          </w:pPr>
-          <w:hyperlink w:anchor="_Toc209625307" w:history="1">
-            <w:r>
-              <w:rPr>
-                <w:rStyle w:val="Hyperlink"/>
-                <w:rFonts w:ascii="Times New Roman" w:hAnsi="Times New Roman" w:cs="Times New Roman"/>
-                <w:noProof/>
-                <w:sz w:val="26"/>
-                <w:szCs w:val="26"/>
-              </w:rPr>
-              <w:t>Chương 3. Video provides</w:t>
-            </w:r>
-            <w:r>
-              <w:rPr>
-                <w:rFonts w:ascii="Times New Roman" w:hAnsi="Times New Roman" w:cs="Times New Roman"/>
-                <w:noProof/>
-                <w:webHidden/>
-                <w:sz w:val="26"/>
-                <w:szCs w:val="26"/>
-              </w:rPr>
-              <w:tab/>
-            </w:r>
-            <w:r>
-              <w:rPr>
-                <w:rFonts w:ascii="Times New Roman" w:hAnsi="Times New Roman" w:cs="Times New Roman"/>
-                <w:noProof/>
-                <w:webHidden/>
-                <w:sz w:val="26"/>
-                <w:szCs w:val="26"/>
-              </w:rPr>
-              <w:fldChar w:fldCharType="begin"/>
-            </w:r>
-            <w:r>
-              <w:rPr>
-                <w:rFonts w:ascii="Times New Roman" w:hAnsi="Times New Roman" w:cs="Times New Roman"/>
-                <w:noProof/>
-                <w:webHidden/>
-                <w:sz w:val="26"/>
-                <w:szCs w:val="26"/>
-              </w:rPr>
-              <w:instrText xml:space="preserve"> PAGEREF _Toc209625307 \h </w:instrText>
-            </w:r>
-            <w:r>
-              <w:rPr>
-                <w:rFonts w:ascii="Times New Roman" w:hAnsi="Times New Roman" w:cs="Times New Roman"/>
-                <w:noProof/>
-                <w:webHidden/>
-                <w:sz w:val="26"/>
-                <w:szCs w:val="26"/>
-              </w:rPr>
-            </w:r>
-            <w:r>
-              <w:rPr>
-                <w:rFonts w:ascii="Times New Roman" w:hAnsi="Times New Roman" w:cs="Times New Roman"/>
-                <w:noProof/>
-                <w:webHidden/>
-                <w:sz w:val="26"/>
-                <w:szCs w:val="26"/>
-              </w:rPr>
-              <w:fldChar w:fldCharType="separate"/>
-            </w:r>
-            <w:r>
-              <w:rPr>
-                <w:rFonts w:ascii="Times New Roman" w:hAnsi="Times New Roman" w:cs="Times New Roman"/>
-                <w:noProof/>
-                <w:webHidden/>
-                <w:sz w:val="26"/>
-                <w:szCs w:val="26"/>
-              </w:rPr>
-              <w:t>4</w:t>
-            </w:r>
-            <w:r>
-              <w:rPr>
-                <w:rFonts w:ascii="Times New Roman" w:hAnsi="Times New Roman" w:cs="Times New Roman"/>
-                <w:noProof/>
-                <w:webHidden/>
-                <w:sz w:val="26"/>
-                <w:szCs w:val="26"/>
-              </w:rPr>
-              <w:fldChar w:fldCharType="end"/>
-            </w:r>
-          </w:hyperlink>
-        </w:p>
-        <w:p>
-          <w:pPr>
-            <w:pStyle w:val="TOC2"/>
-            <w:rPr>
-              <w:rFonts w:ascii="Times New Roman" w:eastAsiaTheme="minorEastAsia" w:hAnsi="Times New Roman" w:cs="Times New Roman"/>
-              <w:noProof/>
-              <w:kern w:val="0"/>
-              <w:sz w:val="26"/>
-              <w:szCs w:val="26"/>
-              <w14:ligatures w14:val="none"/>
-            </w:rPr>
-          </w:pPr>
-          <w:hyperlink w:anchor="_Toc209625308" w:history="1">
-            <w:r>
-              <w:rPr>
-                <w:rStyle w:val="Hyperlink"/>
-                <w:rFonts w:ascii="Times New Roman" w:hAnsi="Times New Roman" w:cs="Times New Roman"/>
-                <w:noProof/>
-                <w:sz w:val="26"/>
-                <w:szCs w:val="26"/>
-              </w:rPr>
-              <w:t>3.1</w:t>
-            </w:r>
-            <w:r>
-              <w:rPr>
-                <w:rFonts w:ascii="Times New Roman" w:eastAsiaTheme="minorEastAsia" w:hAnsi="Times New Roman" w:cs="Times New Roman"/>
-                <w:noProof/>
-                <w:kern w:val="0"/>
-                <w:sz w:val="26"/>
-                <w:szCs w:val="26"/>
-                <w14:ligatures w14:val="none"/>
-              </w:rPr>
-              <w:tab/>
-            </w:r>
-            <w:r>
-              <w:rPr>
-                <w:rStyle w:val="Hyperlink"/>
-                <w:rFonts w:ascii="Times New Roman" w:hAnsi="Times New Roman" w:cs="Times New Roman"/>
-                <w:noProof/>
-                <w:sz w:val="26"/>
-                <w:szCs w:val="26"/>
-              </w:rPr>
-              <w:t>a powerful way to help</w:t>
-            </w:r>
-            <w:r>
-              <w:rPr>
-                <w:rFonts w:ascii="Times New Roman" w:hAnsi="Times New Roman" w:cs="Times New Roman"/>
-                <w:noProof/>
-                <w:webHidden/>
-                <w:sz w:val="26"/>
-                <w:szCs w:val="26"/>
-              </w:rPr>
-              <w:tab/>
-            </w:r>
-            <w:r>
-              <w:rPr>
-                <w:rFonts w:ascii="Times New Roman" w:hAnsi="Times New Roman" w:cs="Times New Roman"/>
-                <w:noProof/>
-                <w:webHidden/>
-                <w:sz w:val="26"/>
-                <w:szCs w:val="26"/>
-              </w:rPr>
-              <w:fldChar w:fldCharType="begin"/>
-            </w:r>
-            <w:r>
-              <w:rPr>
-                <w:rFonts w:ascii="Times New Roman" w:hAnsi="Times New Roman" w:cs="Times New Roman"/>
-                <w:noProof/>
-                <w:webHidden/>
-                <w:sz w:val="26"/>
-                <w:szCs w:val="26"/>
-              </w:rPr>
-              <w:instrText xml:space="preserve"> PAGEREF _Toc209625308 \h </w:instrText>
-            </w:r>
-            <w:r>
-              <w:rPr>
-                <w:rFonts w:ascii="Times New Roman" w:hAnsi="Times New Roman" w:cs="Times New Roman"/>
-                <w:noProof/>
-                <w:webHidden/>
-                <w:sz w:val="26"/>
-                <w:szCs w:val="26"/>
-              </w:rPr>
-            </w:r>
-            <w:r>
-              <w:rPr>
-                <w:rFonts w:ascii="Times New Roman" w:hAnsi="Times New Roman" w:cs="Times New Roman"/>
-                <w:noProof/>
-                <w:webHidden/>
-                <w:sz w:val="26"/>
-                <w:szCs w:val="26"/>
-              </w:rPr>
-              <w:fldChar w:fldCharType="separate"/>
-            </w:r>
-            <w:r>
-              <w:rPr>
-                <w:rFonts w:ascii="Times New Roman" w:hAnsi="Times New Roman" w:cs="Times New Roman"/>
-                <w:noProof/>
-                <w:webHidden/>
-                <w:sz w:val="26"/>
-                <w:szCs w:val="26"/>
-              </w:rPr>
-              <w:t>4</w:t>
-            </w:r>
-            <w:r>
-              <w:rPr>
-                <w:rFonts w:ascii="Times New Roman" w:hAnsi="Times New Roman" w:cs="Times New Roman"/>
-                <w:noProof/>
-                <w:webHidden/>
-                <w:sz w:val="26"/>
-                <w:szCs w:val="26"/>
-              </w:rPr>
-              <w:fldChar w:fldCharType="end"/>
-            </w:r>
-          </w:hyperlink>
-        </w:p>
-        <w:p>
-          <w:pPr>
-            <w:pStyle w:val="TOC3"/>
-            <w:rPr>
-              <w:rFonts w:ascii="Times New Roman" w:eastAsiaTheme="minorEastAsia" w:hAnsi="Times New Roman" w:cs="Times New Roman"/>
-              <w:noProof/>
-              <w:kern w:val="0"/>
-              <w:sz w:val="26"/>
-              <w:szCs w:val="26"/>
-              <w14:ligatures w14:val="none"/>
-            </w:rPr>
-          </w:pPr>
-          <w:hyperlink w:anchor="_Toc209625309" w:history="1">
-            <w:r>
-              <w:rPr>
-                <w:rStyle w:val="Hyperlink"/>
-                <w:rFonts w:ascii="Times New Roman" w:hAnsi="Times New Roman" w:cs="Times New Roman"/>
-                <w:noProof/>
-                <w:sz w:val="26"/>
-                <w:szCs w:val="26"/>
-              </w:rPr>
-              <w:t>3.1.1</w:t>
-            </w:r>
-            <w:r>
-              <w:rPr>
-                <w:rFonts w:ascii="Times New Roman" w:eastAsiaTheme="minorEastAsia" w:hAnsi="Times New Roman" w:cs="Times New Roman"/>
-                <w:noProof/>
-                <w:kern w:val="0"/>
-                <w:sz w:val="26"/>
-                <w:szCs w:val="26"/>
-                <w14:ligatures w14:val="none"/>
-              </w:rPr>
-              <w:tab/>
-            </w:r>
-            <w:r>
-              <w:rPr>
-                <w:rStyle w:val="Hyperlink"/>
-                <w:rFonts w:ascii="Times New Roman" w:hAnsi="Times New Roman" w:cs="Times New Roman"/>
-                <w:noProof/>
-                <w:sz w:val="26"/>
-                <w:szCs w:val="26"/>
-              </w:rPr>
-              <w:t>you prove your point. When you</w:t>
-            </w:r>
-            <w:r>
-              <w:rPr>
-                <w:rFonts w:ascii="Times New Roman" w:hAnsi="Times New Roman" w:cs="Times New Roman"/>
-                <w:noProof/>
-                <w:webHidden/>
-                <w:sz w:val="26"/>
-                <w:szCs w:val="26"/>
-              </w:rPr>
-              <w:tab/>
-            </w:r>
-            <w:r>
-              <w:rPr>
-                <w:rFonts w:ascii="Times New Roman" w:hAnsi="Times New Roman" w:cs="Times New Roman"/>
-                <w:noProof/>
-                <w:webHidden/>
-                <w:sz w:val="26"/>
-                <w:szCs w:val="26"/>
-              </w:rPr>
-              <w:fldChar w:fldCharType="begin"/>
-            </w:r>
-            <w:r>
-              <w:rPr>
-                <w:rFonts w:ascii="Times New Roman" w:hAnsi="Times New Roman" w:cs="Times New Roman"/>
-                <w:noProof/>
-                <w:webHidden/>
-                <w:sz w:val="26"/>
-                <w:szCs w:val="26"/>
-              </w:rPr>
-              <w:instrText xml:space="preserve"> PAGEREF _Toc209625309 \h </w:instrText>
-            </w:r>
-            <w:r>
-              <w:rPr>
-                <w:rFonts w:ascii="Times New Roman" w:hAnsi="Times New Roman" w:cs="Times New Roman"/>
-                <w:noProof/>
-                <w:webHidden/>
-                <w:sz w:val="26"/>
-                <w:szCs w:val="26"/>
-              </w:rPr>
-            </w:r>
-            <w:r>
-              <w:rPr>
-                <w:rFonts w:ascii="Times New Roman" w:hAnsi="Times New Roman" w:cs="Times New Roman"/>
-                <w:noProof/>
-                <w:webHidden/>
-                <w:sz w:val="26"/>
-                <w:szCs w:val="26"/>
-              </w:rPr>
-              <w:fldChar w:fldCharType="separate"/>
-            </w:r>
-            <w:r>
-              <w:rPr>
-                <w:rFonts w:ascii="Times New Roman" w:hAnsi="Times New Roman" w:cs="Times New Roman"/>
-                <w:noProof/>
-                <w:webHidden/>
-                <w:sz w:val="26"/>
-                <w:szCs w:val="26"/>
-              </w:rPr>
-              <w:t>4</w:t>
-            </w:r>
-            <w:r>
-              <w:rPr>
-                <w:rFonts w:ascii="Times New Roman" w:hAnsi="Times New Roman" w:cs="Times New Roman"/>
-                <w:noProof/>
-                <w:webHidden/>
-                <w:sz w:val="26"/>
-                <w:szCs w:val="26"/>
-              </w:rPr>
-              <w:fldChar w:fldCharType="end"/>
-            </w:r>
-          </w:hyperlink>
-        </w:p>
-        <w:p>
-          <w:pPr>
-            <w:pStyle w:val="TOC2"/>
-            <w:rPr>
-              <w:rFonts w:ascii="Times New Roman" w:eastAsiaTheme="minorEastAsia" w:hAnsi="Times New Roman" w:cs="Times New Roman"/>
-              <w:noProof/>
-              <w:kern w:val="0"/>
-              <w:sz w:val="26"/>
-              <w:szCs w:val="26"/>
-              <w14:ligatures w14:val="none"/>
-            </w:rPr>
-          </w:pPr>
-          <w:hyperlink w:anchor="_Toc209625310" w:history="1">
-            <w:r>
-              <w:rPr>
-                <w:rStyle w:val="Hyperlink"/>
-                <w:rFonts w:ascii="Times New Roman" w:hAnsi="Times New Roman" w:cs="Times New Roman"/>
-                <w:noProof/>
-                <w:sz w:val="26"/>
-                <w:szCs w:val="26"/>
-              </w:rPr>
-              <w:t>3.2</w:t>
-            </w:r>
-            <w:r>
-              <w:rPr>
-                <w:rFonts w:ascii="Times New Roman" w:eastAsiaTheme="minorEastAsia" w:hAnsi="Times New Roman" w:cs="Times New Roman"/>
-                <w:noProof/>
-                <w:kern w:val="0"/>
-                <w:sz w:val="26"/>
-                <w:szCs w:val="26"/>
-                <w14:ligatures w14:val="none"/>
-              </w:rPr>
-              <w:tab/>
-            </w:r>
-            <w:r>
-              <w:rPr>
-                <w:rStyle w:val="Hyperlink"/>
-                <w:rFonts w:ascii="Times New Roman" w:hAnsi="Times New Roman" w:cs="Times New Roman"/>
-                <w:noProof/>
-                <w:sz w:val="26"/>
-                <w:szCs w:val="26"/>
-              </w:rPr>
-              <w:t>Click Insert and</w:t>
-            </w:r>
-            <w:r>
-              <w:rPr>
-                <w:rFonts w:ascii="Times New Roman" w:hAnsi="Times New Roman" w:cs="Times New Roman"/>
-                <w:noProof/>
-                <w:webHidden/>
-                <w:sz w:val="26"/>
-                <w:szCs w:val="26"/>
-              </w:rPr>
-              <w:tab/>
-            </w:r>
-            <w:r>
-              <w:rPr>
-                <w:rFonts w:ascii="Times New Roman" w:hAnsi="Times New Roman" w:cs="Times New Roman"/>
-                <w:noProof/>
-                <w:webHidden/>
-                <w:sz w:val="26"/>
-                <w:szCs w:val="26"/>
-              </w:rPr>
-              <w:fldChar w:fldCharType="begin"/>
-            </w:r>
-            <w:r>
-              <w:rPr>
-                <w:rFonts w:ascii="Times New Roman" w:hAnsi="Times New Roman" w:cs="Times New Roman"/>
-                <w:noProof/>
-                <w:webHidden/>
-                <w:sz w:val="26"/>
-                <w:szCs w:val="26"/>
-              </w:rPr>
-              <w:instrText xml:space="preserve"> PAGEREF _Toc209625310 \h </w:instrText>
-            </w:r>
-            <w:r>
-              <w:rPr>
-                <w:rFonts w:ascii="Times New Roman" w:hAnsi="Times New Roman" w:cs="Times New Roman"/>
-                <w:noProof/>
-                <w:webHidden/>
-                <w:sz w:val="26"/>
-                <w:szCs w:val="26"/>
-              </w:rPr>
-            </w:r>
-            <w:r>
-              <w:rPr>
-                <w:rFonts w:ascii="Times New Roman" w:hAnsi="Times New Roman" w:cs="Times New Roman"/>
-                <w:noProof/>
-                <w:webHidden/>
-                <w:sz w:val="26"/>
-                <w:szCs w:val="26"/>
-              </w:rPr>
-              <w:fldChar w:fldCharType="separate"/>
-            </w:r>
-            <w:r>
-              <w:rPr>
-                <w:rFonts w:ascii="Times New Roman" w:hAnsi="Times New Roman" w:cs="Times New Roman"/>
-                <w:noProof/>
-                <w:webHidden/>
-                <w:sz w:val="26"/>
-                <w:szCs w:val="26"/>
-              </w:rPr>
-              <w:t>4</w:t>
-            </w:r>
-            <w:r>
-              <w:rPr>
-                <w:rFonts w:ascii="Times New Roman" w:hAnsi="Times New Roman" w:cs="Times New Roman"/>
-                <w:noProof/>
-                <w:webHidden/>
-                <w:sz w:val="26"/>
-                <w:szCs w:val="26"/>
-              </w:rPr>
-              <w:fldChar w:fldCharType="end"/>
-            </w:r>
-          </w:hyperlink>
-        </w:p>
-        <w:p>
-          <w:pPr>
-            <w:pStyle w:val="TOC3"/>
-            <w:rPr>
-              <w:rFonts w:ascii="Times New Roman" w:eastAsiaTheme="minorEastAsia" w:hAnsi="Times New Roman" w:cs="Times New Roman"/>
-              <w:noProof/>
-              <w:kern w:val="0"/>
-              <w:sz w:val="26"/>
-              <w:szCs w:val="26"/>
-              <w14:ligatures w14:val="none"/>
-            </w:rPr>
-          </w:pPr>
-          <w:hyperlink w:anchor="_Toc209625311" w:history="1">
-            <w:r>
-              <w:rPr>
-                <w:rStyle w:val="Hyperlink"/>
-                <w:rFonts w:ascii="Times New Roman" w:hAnsi="Times New Roman" w:cs="Times New Roman"/>
-                <w:noProof/>
-                <w:sz w:val="26"/>
-                <w:szCs w:val="26"/>
-              </w:rPr>
-              <w:t>3.2.1</w:t>
-            </w:r>
-            <w:r>
-              <w:rPr>
-                <w:rFonts w:ascii="Times New Roman" w:eastAsiaTheme="minorEastAsia" w:hAnsi="Times New Roman" w:cs="Times New Roman"/>
-                <w:noProof/>
-                <w:kern w:val="0"/>
-                <w:sz w:val="26"/>
-                <w:szCs w:val="26"/>
-                <w14:ligatures w14:val="none"/>
-              </w:rPr>
-              <w:tab/>
-            </w:r>
-            <w:r>
-              <w:rPr>
-                <w:rStyle w:val="Hyperlink"/>
-                <w:rFonts w:ascii="Times New Roman" w:hAnsi="Times New Roman" w:cs="Times New Roman"/>
-                <w:noProof/>
-                <w:sz w:val="26"/>
-                <w:szCs w:val="26"/>
-              </w:rPr>
-              <w:t>then choose the elements you want</w:t>
-            </w:r>
-            <w:r>
-              <w:rPr>
-                <w:rFonts w:ascii="Times New Roman" w:hAnsi="Times New Roman" w:cs="Times New Roman"/>
-                <w:noProof/>
-                <w:webHidden/>
-                <w:sz w:val="26"/>
-                <w:szCs w:val="26"/>
-              </w:rPr>
-              <w:tab/>
-            </w:r>
-            <w:r>
-              <w:rPr>
-                <w:rFonts w:ascii="Times New Roman" w:hAnsi="Times New Roman" w:cs="Times New Roman"/>
-                <w:noProof/>
-                <w:webHidden/>
-                <w:sz w:val="26"/>
-                <w:szCs w:val="26"/>
-              </w:rPr>
-              <w:fldChar w:fldCharType="begin"/>
-            </w:r>
-            <w:r>
-              <w:rPr>
-                <w:rFonts w:ascii="Times New Roman" w:hAnsi="Times New Roman" w:cs="Times New Roman"/>
-                <w:noProof/>
-                <w:webHidden/>
-                <w:sz w:val="26"/>
-                <w:szCs w:val="26"/>
-              </w:rPr>
-              <w:instrText xml:space="preserve"> PAGEREF _Toc209625311 \h </w:instrText>
-            </w:r>
-            <w:r>
-              <w:rPr>
-                <w:rFonts w:ascii="Times New Roman" w:hAnsi="Times New Roman" w:cs="Times New Roman"/>
-                <w:noProof/>
-                <w:webHidden/>
-                <w:sz w:val="26"/>
-                <w:szCs w:val="26"/>
-              </w:rPr>
-            </w:r>
-            <w:r>
-              <w:rPr>
-                <w:rFonts w:ascii="Times New Roman" w:hAnsi="Times New Roman" w:cs="Times New Roman"/>
-                <w:noProof/>
-                <w:webHidden/>
-                <w:sz w:val="26"/>
-                <w:szCs w:val="26"/>
-              </w:rPr>
-              <w:fldChar w:fldCharType="separate"/>
-            </w:r>
-            <w:r>
-              <w:rPr>
-                <w:rFonts w:ascii="Times New Roman" w:hAnsi="Times New Roman" w:cs="Times New Roman"/>
-                <w:noProof/>
-                <w:webHidden/>
-                <w:sz w:val="26"/>
-                <w:szCs w:val="26"/>
-              </w:rPr>
-              <w:t>4</w:t>
-            </w:r>
-            <w:r>
-              <w:rPr>
-                <w:rFonts w:ascii="Times New Roman" w:hAnsi="Times New Roman" w:cs="Times New Roman"/>
-                <w:noProof/>
-                <w:webHidden/>
-                <w:sz w:val="26"/>
-                <w:szCs w:val="26"/>
-              </w:rPr>
-              <w:fldChar w:fldCharType="end"/>
-            </w:r>
-          </w:hyperlink>
-        </w:p>
-        <w:p>
-          <w:pPr>
-            <w:pStyle w:val="TOC2"/>
-            <w:rPr>
-              <w:rFonts w:ascii="Times New Roman" w:eastAsiaTheme="minorEastAsia" w:hAnsi="Times New Roman" w:cs="Times New Roman"/>
-              <w:noProof/>
-              <w:kern w:val="0"/>
-              <w:sz w:val="26"/>
-              <w:szCs w:val="26"/>
-              <w14:ligatures w14:val="none"/>
-            </w:rPr>
-          </w:pPr>
-          <w:hyperlink w:anchor="_Toc209625312" w:history="1">
-            <w:r>
-              <w:rPr>
-                <w:rStyle w:val="Hyperlink"/>
-                <w:rFonts w:ascii="Times New Roman" w:hAnsi="Times New Roman" w:cs="Times New Roman"/>
-                <w:noProof/>
-                <w:sz w:val="26"/>
-                <w:szCs w:val="26"/>
-              </w:rPr>
-              <w:t>3.3</w:t>
-            </w:r>
-            <w:r>
-              <w:rPr>
-                <w:rFonts w:ascii="Times New Roman" w:eastAsiaTheme="minorEastAsia" w:hAnsi="Times New Roman" w:cs="Times New Roman"/>
-                <w:noProof/>
-                <w:kern w:val="0"/>
-                <w:sz w:val="26"/>
-                <w:szCs w:val="26"/>
-                <w14:ligatures w14:val="none"/>
-              </w:rPr>
-              <w:tab/>
-            </w:r>
-            <w:r>
-              <w:rPr>
-                <w:rStyle w:val="Hyperlink"/>
-                <w:rFonts w:ascii="Times New Roman" w:hAnsi="Times New Roman" w:cs="Times New Roman"/>
-                <w:noProof/>
-                <w:sz w:val="26"/>
-                <w:szCs w:val="26"/>
-              </w:rPr>
-              <w:t>To change the way a picture</w:t>
-            </w:r>
-            <w:r>
-              <w:rPr>
-                <w:rFonts w:ascii="Times New Roman" w:hAnsi="Times New Roman" w:cs="Times New Roman"/>
-                <w:noProof/>
-                <w:webHidden/>
-                <w:sz w:val="26"/>
-                <w:szCs w:val="26"/>
-              </w:rPr>
-              <w:tab/>
-            </w:r>
-            <w:r>
-              <w:rPr>
-                <w:rFonts w:ascii="Times New Roman" w:hAnsi="Times New Roman" w:cs="Times New Roman"/>
-                <w:noProof/>
-                <w:webHidden/>
-                <w:sz w:val="26"/>
-                <w:szCs w:val="26"/>
-              </w:rPr>
-              <w:fldChar w:fldCharType="begin"/>
-            </w:r>
-            <w:r>
-              <w:rPr>
-                <w:rFonts w:ascii="Times New Roman" w:hAnsi="Times New Roman" w:cs="Times New Roman"/>
-                <w:noProof/>
-                <w:webHidden/>
-                <w:sz w:val="26"/>
-                <w:szCs w:val="26"/>
-              </w:rPr>
-              <w:instrText xml:space="preserve"> PAGEREF _Toc209625312 \h </w:instrText>
-            </w:r>
-            <w:r>
-              <w:rPr>
-                <w:rFonts w:ascii="Times New Roman" w:hAnsi="Times New Roman" w:cs="Times New Roman"/>
-                <w:noProof/>
-                <w:webHidden/>
-                <w:sz w:val="26"/>
-                <w:szCs w:val="26"/>
-              </w:rPr>
-            </w:r>
-            <w:r>
-              <w:rPr>
-                <w:rFonts w:ascii="Times New Roman" w:hAnsi="Times New Roman" w:cs="Times New Roman"/>
-                <w:noProof/>
-                <w:webHidden/>
-                <w:sz w:val="26"/>
-                <w:szCs w:val="26"/>
-              </w:rPr>
-              <w:fldChar w:fldCharType="separate"/>
-            </w:r>
-            <w:r>
-              <w:rPr>
-                <w:rFonts w:ascii="Times New Roman" w:hAnsi="Times New Roman" w:cs="Times New Roman"/>
-                <w:noProof/>
-                <w:webHidden/>
-                <w:sz w:val="26"/>
-                <w:szCs w:val="26"/>
-              </w:rPr>
-              <w:t>4</w:t>
-            </w:r>
-            <w:r>
-              <w:rPr>
-                <w:rFonts w:ascii="Times New Roman" w:hAnsi="Times New Roman" w:cs="Times New Roman"/>
-                <w:noProof/>
-                <w:webHidden/>
-                <w:sz w:val="26"/>
-                <w:szCs w:val="26"/>
-              </w:rPr>
-              <w:fldChar w:fldCharType="end"/>
-            </w:r>
-          </w:hyperlink>
-        </w:p>
-        <w:p>
-          <w:pPr>
-            <w:pStyle w:val="TOC3"/>
-            <w:rPr>
-              <w:rFonts w:ascii="Times New Roman" w:eastAsiaTheme="minorEastAsia" w:hAnsi="Times New Roman" w:cs="Times New Roman"/>
-              <w:noProof/>
-              <w:kern w:val="0"/>
-              <w:sz w:val="26"/>
-              <w:szCs w:val="26"/>
-              <w14:ligatures w14:val="none"/>
-            </w:rPr>
-          </w:pPr>
-          <w:hyperlink w:anchor="_Toc209625313" w:history="1">
-            <w:r>
-              <w:rPr>
-                <w:rStyle w:val="Hyperlink"/>
-                <w:rFonts w:ascii="Times New Roman" w:hAnsi="Times New Roman" w:cs="Times New Roman"/>
-                <w:noProof/>
-                <w:sz w:val="26"/>
-                <w:szCs w:val="26"/>
-              </w:rPr>
-              <w:t>3.3.1</w:t>
-            </w:r>
-            <w:r>
-              <w:rPr>
-                <w:rFonts w:ascii="Times New Roman" w:eastAsiaTheme="minorEastAsia" w:hAnsi="Times New Roman" w:cs="Times New Roman"/>
-                <w:noProof/>
-                <w:kern w:val="0"/>
-                <w:sz w:val="26"/>
-                <w:szCs w:val="26"/>
-                <w14:ligatures w14:val="none"/>
-              </w:rPr>
-              <w:tab/>
-            </w:r>
-            <w:r>
-              <w:rPr>
-                <w:rStyle w:val="Hyperlink"/>
-                <w:rFonts w:ascii="Times New Roman" w:hAnsi="Times New Roman" w:cs="Times New Roman"/>
-                <w:noProof/>
-                <w:sz w:val="26"/>
-                <w:szCs w:val="26"/>
-              </w:rPr>
-              <w:t>fits in your document, click it and a</w:t>
-            </w:r>
-            <w:r>
-              <w:rPr>
-                <w:rFonts w:ascii="Times New Roman" w:hAnsi="Times New Roman" w:cs="Times New Roman"/>
-                <w:noProof/>
-                <w:webHidden/>
-                <w:sz w:val="26"/>
-                <w:szCs w:val="26"/>
-              </w:rPr>
-              <w:tab/>
-            </w:r>
-            <w:r>
-              <w:rPr>
-                <w:rFonts w:ascii="Times New Roman" w:hAnsi="Times New Roman" w:cs="Times New Roman"/>
-                <w:noProof/>
-                <w:webHidden/>
-                <w:sz w:val="26"/>
-                <w:szCs w:val="26"/>
-              </w:rPr>
-              <w:fldChar w:fldCharType="begin"/>
-            </w:r>
-            <w:r>
-              <w:rPr>
-                <w:rFonts w:ascii="Times New Roman" w:hAnsi="Times New Roman" w:cs="Times New Roman"/>
-                <w:noProof/>
-                <w:webHidden/>
-                <w:sz w:val="26"/>
-                <w:szCs w:val="26"/>
-              </w:rPr>
-              <w:instrText xml:space="preserve"> PAGEREF _Toc209625313 \h </w:instrText>
+              <w:instrText xml:space="preserve"> PAGEREF _Toc210051309 \h </w:instrText>
             </w:r>
             <w:r>
               <w:rPr>
@@ -3718,7 +2221,7 @@
       <w:pPr>
         <w:pStyle w:val="Heading1"/>
       </w:pPr>
-      <w:bookmarkStart w:id="0" w:name="_Toc209625297"/>
+      <w:bookmarkStart w:id="0" w:name="_Toc210051305"/>
       <w:r>
         <w:lastRenderedPageBreak/>
         <w:t>TỔNG QUAN</w:t>
@@ -3729,7 +2232,7 @@
       <w:pPr>
         <w:pStyle w:val="Heading2"/>
       </w:pPr>
-      <w:bookmarkStart w:id="1" w:name="_Toc209625298"/>
+      <w:bookmarkStart w:id="1" w:name="_Toc210051306"/>
       <w:r>
         <w:t>Bối cảnh phát triển</w:t>
       </w:r>
@@ -3740,90 +2243,24 @@
         <w:pStyle w:val="Chubinhthuong"/>
       </w:pPr>
       <w:r>
-        <w:t>Trong thời đại chuyển đổi số toàn diện, đặc biệt trong lĩnh vực y tế, việc áp dụngcác công nghệ mới vào chăm sóc sức khỏe cá nhân ngày càng trở thành một nhu cầu cấp</w:t>
-      </w:r>
-      <w:r>
-        <w:t xml:space="preserve"> </w:t>
-      </w:r>
-      <w:r>
-        <w:t>thiết. Tại Việt Nam, chính phủ đã ban hành nhiều chính sách nhằm thúc đẩy quá trình</w:t>
-      </w:r>
-      <w:r>
-        <w:t xml:space="preserve"> </w:t>
-      </w:r>
-      <w:r>
-        <w:t>chuyển đổi số, trong đó y tế số là một trong những trọng điểm để cải thiện chất lượng</w:t>
-      </w:r>
-      <w:r>
-        <w:t xml:space="preserve"> </w:t>
-      </w:r>
-      <w:r>
-        <w:t>chăm sóc và quản lý sức khỏe cộng đồng. Nhu cầu chăm sóc sức khỏe không chỉ dừng lại</w:t>
-      </w:r>
-      <w:r>
-        <w:t xml:space="preserve"> </w:t>
-      </w:r>
-      <w:r>
-        <w:t>ở việc điều trị bệnh, mà còn mở rộng ra các hoạt động dự phòng và theo dõi liên tục tình</w:t>
-      </w:r>
-      <w:r>
-        <w:t xml:space="preserve"> </w:t>
-      </w:r>
-      <w:r>
-        <w:t>trạng sức khỏe của cá nhân thông qua các thiết bị điện tử thông minh.</w:t>
-      </w:r>
-    </w:p>
-    <w:p>
-      <w:pPr>
-        <w:pStyle w:val="Chubinhthuong"/>
-      </w:pPr>
-      <w:r>
-        <w:t>Sự phát triển của các thiết bị y tế thông minh, đặc biệt là những thiết bị gắn liền</w:t>
-      </w:r>
-      <w:r>
-        <w:t xml:space="preserve"> </w:t>
-      </w:r>
-      <w:r>
-        <w:t>với Internet vạn vật (IoT), đã thay đổi cách người dùng tiếp cận việc chăm sóc sức khỏe.</w:t>
-      </w:r>
-      <w:r>
-        <w:t xml:space="preserve"> </w:t>
-      </w:r>
-      <w:r>
-        <w:t>Thay vì phải dựa vào các cơ sở y tế và gặp gỡ bác sĩ thường xuyên, người dùng có thể tự</w:t>
-      </w:r>
-      <w:r>
-        <w:t xml:space="preserve"> </w:t>
-      </w:r>
-      <w:r>
-        <w:t>theo dõi sức khỏe của mình ngay tại nhà một cách chính xác và liên tục. Điều này đặc</w:t>
-      </w:r>
-      <w:r>
-        <w:t xml:space="preserve"> </w:t>
-      </w:r>
-      <w:r>
-        <w:t>biệt hữu ích trong việc phát hiện sớm các vấn đề sức khỏe, điều chỉnh lối sống, cũng như</w:t>
-      </w:r>
-      <w:r>
-        <w:t xml:space="preserve"> </w:t>
-      </w:r>
-      <w:r>
-        <w:t>quản lý các bệnh mãn tính.</w:t>
+        <w:t>Trong thời đại chuyển đổi số toàn diện, đặc biệt trong lĩnh vực y tế, việc áp dụngcác công nghệ mới vào chăm sóc sức khỏe cá nhân ngày càng trở thành một nhu cầu cấp thiết. Tại Việt Nam, chính phủ đã ban hành nhiều chính sách nhằm thúc đẩy quá trình chuyển đổi số, trong đó y tế số là một trong những trọng điểm để cải thiện chất lượng chăm sóc và quản lý sức khỏe cộng đồng. Nhu cầu chăm sóc sức khỏe không chỉ dừng lại ở việc điều trị bệnh, mà còn mở rộng ra các hoạt động dự phòng và theo dõi liên tục tình trạng sức khỏe của cá nhân thông qua các thiết bị điện tử thông minh.</w:t>
+      </w:r>
+    </w:p>
+    <w:p>
+      <w:pPr>
+        <w:pStyle w:val="Chubinhthuong"/>
+      </w:pPr>
+      <w:r>
+        <w:t>Sự phát triển của các thiết bị y tế thông minh, đặc biệt là những thiết bị gắn liền với Internet vạn vật (IoT), đã thay đổi cách người dùng tiếp cận việc chăm sóc sức khỏe. Thay vì phải dựa vào các cơ sở y tế và gặp gỡ bác sĩ thường xuyên, người dùng có thể tự theo dõi sức khỏe của mình ngay tại nhà một cách chính xác và liên tục. Điều này đặc biệt hữu ích trong việc phát hiện sớm các vấn đề sức khỏe, điều chỉnh lối sống, cũng như quản lý các bệnh mãn tính.</w:t>
       </w:r>
     </w:p>
     <w:p>
       <w:pPr>
         <w:pStyle w:val="Heading2"/>
       </w:pPr>
-      <w:bookmarkStart w:id="2" w:name="_Toc209625299"/>
-      <w:r>
-        <w:t>Nhu cầu về chuyển đổi số trong lĩnh vực y tế tại Việt</w:t>
-      </w:r>
-      <w:r>
-        <w:t xml:space="preserve"> </w:t>
-      </w:r>
-      <w:r>
-        <w:t>Nam</w:t>
+      <w:bookmarkStart w:id="2" w:name="_Toc210051307"/>
+      <w:r>
+        <w:t>Nhu cầu về chuyển đổi số trong lĩnh vực y tế tại Việt Nam</w:t>
       </w:r>
       <w:bookmarkEnd w:id="2"/>
     </w:p>
@@ -3832,37 +2269,7 @@
         <w:pStyle w:val="Chubinhthuong"/>
       </w:pPr>
       <w:r>
-        <w:t>Y tế số, còn được gọi là "Digital Health,"là một lĩnh vực sử dụng công nghệ số hóa</w:t>
-      </w:r>
-      <w:r>
-        <w:t xml:space="preserve"> </w:t>
-      </w:r>
-      <w:r>
-        <w:t>để cải thiện việc quản lý sức khỏe, chẩn đoán, điều trị và dịch vụ y tế. Lĩnh vực này kết</w:t>
-      </w:r>
-      <w:r>
-        <w:t xml:space="preserve"> </w:t>
-      </w:r>
-      <w:r>
-        <w:t>hợp các công nghệ hiện đại như thông tin, ứng dụng di động, cảm biến, trí tuệ nhân tạo</w:t>
-      </w:r>
-      <w:r>
-        <w:t xml:space="preserve"> </w:t>
-      </w:r>
-      <w:r>
-        <w:t>và học máy. Các công nghệ ứng dụng trong y tế số đã giúp thúc đẩy chuyển đổi số trong</w:t>
-      </w:r>
-      <w:r>
-        <w:t xml:space="preserve"> </w:t>
-      </w:r>
-      <w:r>
-        <w:t>lĩnh vực y tế. Một số công cụ và ứng dụng hiện đại đã được sử dụng để cải thiện y tế số</w:t>
-      </w:r>
-      <w:r>
-        <w:t xml:space="preserve"> </w:t>
-      </w:r>
-      <w:r>
-        <w:t>có thể kế đến như:</w:t>
+        <w:t>Y tế số, còn được gọi là "Digital Health,"là một lĩnh vực sử dụng công nghệ số hóa để cải thiện việc quản lý sức khỏe, chẩn đoán, điều trị và dịch vụ y tế. Lĩnh vực này kết hợp các công nghệ hiện đại như thông tin, ứng dụng di động, cảm biến, trí tuệ nhân tạo và học máy. Các công nghệ ứng dụng trong y tế số đã giúp thúc đẩy chuyển đổi số trong lĩnh vực y tế. Một số công cụ và ứng dụng hiện đại đã được sử dụng để cải thiện y tế số có thể kế đến như:</w:t>
       </w:r>
     </w:p>
     <w:p>
@@ -3881,19 +2288,7 @@
         <w:t>Hồ sơ y tế điện tử</w:t>
       </w:r>
       <w:r>
-        <w:t xml:space="preserve"> là một hệ thống cho phép lưu trữ và quản lý thông tin y tế của</w:t>
-      </w:r>
-      <w:r>
-        <w:t xml:space="preserve"> </w:t>
-      </w:r>
-      <w:r>
-        <w:t>bệnh nhân một cách điện tử, giúp tăng tính hiệu quả và giảm sai sót trong quản lý</w:t>
-      </w:r>
-      <w:r>
-        <w:t xml:space="preserve"> </w:t>
-      </w:r>
-      <w:r>
-        <w:t>hồ sơ bệnh nhân.</w:t>
+        <w:t xml:space="preserve"> là một hệ thống cho phép lưu trữ và quản lý thông tin y tế của bệnh nhân một cách điện tử, giúp tăng tính hiệu quả và giảm sai sót trong quản lý hồ sơ bệnh nhân.</w:t>
       </w:r>
     </w:p>
     <w:p>
@@ -3912,19 +2307,7 @@
         <w:t>Telehealth và Telemedicine</w:t>
       </w:r>
       <w:r>
-        <w:t xml:space="preserve"> là phương pháp khám bệnh từ xa thông qua video</w:t>
-      </w:r>
-      <w:r>
-        <w:t xml:space="preserve"> </w:t>
-      </w:r>
-      <w:r>
-        <w:t>cuộc gọi, điện thoại và ứng dụng di động, giúp bệnh nhân tiếp cận dịch vụ y tế một</w:t>
-      </w:r>
-      <w:r>
-        <w:t xml:space="preserve"> </w:t>
-      </w:r>
-      <w:r>
-        <w:t>cách dễ dàng và thuận tiện.</w:t>
+        <w:t xml:space="preserve"> là phương pháp khám bệnh từ xa thông qua video cuộc gọi, điện thoại và ứng dụng di động, giúp bệnh nhân tiếp cận dịch vụ y tế một cách dễ dàng và thuận tiện.</w:t>
       </w:r>
     </w:p>
     <w:p>
@@ -3944,19 +2327,7 @@
         <w:t>Internet of Things (IoT)</w:t>
       </w:r>
       <w:r>
-        <w:t xml:space="preserve"> trong y tế liên kết các thiết bị y tế với internet để thu</w:t>
-      </w:r>
-      <w:r>
-        <w:t xml:space="preserve"> </w:t>
-      </w:r>
-      <w:r>
-        <w:t>thập dữ liệu sức khỏe của bệnh nhân, giúp theo dõi và quản lý sức khỏe cá nhân</w:t>
-      </w:r>
-      <w:r>
-        <w:t xml:space="preserve"> </w:t>
-      </w:r>
-      <w:r>
-        <w:t>một cách hiệu quả.</w:t>
+        <w:t xml:space="preserve"> trong y tế liên kết các thiết bị y tế với internet để thu thập dữ liệu sức khỏe của bệnh nhân, giúp theo dõi và quản lý sức khỏe cá nhân một cách hiệu quả.</w:t>
       </w:r>
     </w:p>
     <w:p>
@@ -3975,19 +2346,7 @@
         <w:t>Máy học (Machine Learning) và Trí tuệ nhân tạo (AI)</w:t>
       </w:r>
       <w:r>
-        <w:t xml:space="preserve"> được ứng dụng trong</w:t>
-      </w:r>
-      <w:r>
-        <w:t xml:space="preserve"> </w:t>
-      </w:r>
-      <w:r>
-        <w:t>y tế để phân tích dữ liệu y tế phức tạp, hỗ trợ chẩn đoán, dự đoán xu hướng dịch</w:t>
-      </w:r>
-      <w:r>
-        <w:t xml:space="preserve"> </w:t>
-      </w:r>
-      <w:r>
-        <w:t>bệnh và tạo ra giải pháp điều trị cá nhân hóa.</w:t>
+        <w:t xml:space="preserve"> được ứng dụng trong y tế để phân tích dữ liệu y tế phức tạp, hỗ trợ chẩn đoán, dự đoán xu hướng dịch bệnh và tạo ra giải pháp điều trị cá nhân hóa.</w:t>
       </w:r>
     </w:p>
     <w:p>
@@ -4006,13 +2365,7 @@
         <w:t>Ứng dụng di động y tế</w:t>
       </w:r>
       <w:r>
-        <w:t xml:space="preserve"> cho phép bệnh nhân quản lý sức khỏe, đặt lịch hẹn và</w:t>
-      </w:r>
-      <w:r>
-        <w:t xml:space="preserve"> </w:t>
-      </w:r>
-      <w:r>
-        <w:t>nhận thông tin về dược phẩm hoặc hẹn tái khám một cách dễ dàng và tiện lợi.</w:t>
+        <w:t xml:space="preserve"> cho phép bệnh nhân quản lý sức khỏe, đặt lịch hẹn và nhận thông tin về dược phẩm hoặc hẹn tái khám một cách dễ dàng và tiện lợi.</w:t>
       </w:r>
     </w:p>
     <w:p>
@@ -4031,248 +2384,2259 @@
         <w:t>Công nghệ Blockchain</w:t>
       </w:r>
       <w:r>
-        <w:t xml:space="preserve"> trong Y tế được sử dụng để bảo vệ thông tin y tế và</w:t>
-      </w:r>
-      <w:r>
-        <w:t xml:space="preserve"> </w:t>
-      </w:r>
-      <w:r>
-        <w:t>đảm bảo tính bảo mật trong việc chia sẻ dữ liệu bệnh nhân.</w:t>
-      </w:r>
-      <w:r>
-        <w:br w:type="page"/>
-      </w:r>
-    </w:p>
-    <w:p>
-      <w:pPr>
-        <w:pStyle w:val="Heading1"/>
-      </w:pPr>
-      <w:bookmarkStart w:id="3" w:name="_Toc209625300"/>
-      <w:r>
+        <w:t xml:space="preserve"> trong Y tế được sử dụng để bảo vệ thông tin y tế và đảm bảo tính bảo mật trong việc chia sẻ dữ liệu bệnh nhân.</w:t>
+      </w:r>
+    </w:p>
+    <w:p>
+      <w:pPr>
+        <w:pStyle w:val="Heading3"/>
+      </w:pPr>
+      <w:bookmarkStart w:id="3" w:name="_Toc210051308"/>
+      <w:r>
+        <w:t>Những đóng góp của chuyển đổi số với ngành y tế</w:t>
+      </w:r>
+      <w:bookmarkEnd w:id="3"/>
+    </w:p>
+    <w:p>
+      <w:pPr>
+        <w:pStyle w:val="Chubinhthuong"/>
+        <w:rPr>
+          <w:b/>
+          <w:bCs/>
+        </w:rPr>
+      </w:pPr>
+      <w:r>
+        <w:rPr>
+          <w:b/>
+          <w:bCs/>
+        </w:rPr>
+        <w:t>Đối với người dân:</w:t>
+      </w:r>
+    </w:p>
+    <w:p>
+      <w:pPr>
+        <w:pStyle w:val="Chubinhthuong"/>
+      </w:pPr>
+      <w:r>
+        <w:t>Chuyển đổi số y tế tạo cơ hội để người dân dễ dàng tiếp cận các dịch vụ chăm sóc sức</w:t>
+      </w:r>
+      <w:r>
+        <w:t xml:space="preserve"> </w:t>
+      </w:r>
+      <w:r>
+        <w:t>khỏe, tương tác với nhân viên y tế và quản lý sức khỏe cá nhân thông qua kết nối dữ liệu</w:t>
+      </w:r>
+      <w:r>
+        <w:t xml:space="preserve"> </w:t>
+      </w:r>
+      <w:r>
+        <w:t>sức khỏe với các cơ sở khám chữa bệnh. Mục tiêu cuối cùng là đảm bảo mỗi người dân sở</w:t>
+      </w:r>
+      <w:r>
+        <w:t xml:space="preserve"> </w:t>
+      </w:r>
+      <w:r>
+        <w:t>hữu hồ sơ sức khỏe điện tử. Việc áp dụng công nghệ 4.0 trong chuyển đổi số y tế giúp cải</w:t>
+      </w:r>
+      <w:r>
+        <w:t xml:space="preserve"> </w:t>
+      </w:r>
+      <w:r>
+        <w:t>thiện tính cá nhân hóa trong chăm sóc sức khỏe và cứu sống bệnh nhân trong các trường</w:t>
+      </w:r>
+      <w:r>
+        <w:t xml:space="preserve"> </w:t>
+      </w:r>
+      <w:r>
+        <w:t>hợp khẩn cấp.</w:t>
+      </w:r>
+    </w:p>
+    <w:p>
+      <w:pPr>
+        <w:pStyle w:val="Chubinhthuong"/>
+      </w:pPr>
+      <w:r>
+        <w:t>Đặc biệt, các công nghệ mới như hồ sơ điện tử và hệ thống thông tin y tế liên kết giúp</w:t>
+      </w:r>
+      <w:r>
+        <w:t xml:space="preserve"> </w:t>
+      </w:r>
+      <w:r>
+        <w:t>tăng cường khả năng chia sẻ thông tin y tế giữa các cơ sở chăm sóc. Điều này cung cấp</w:t>
+      </w:r>
+      <w:r>
+        <w:t xml:space="preserve"> </w:t>
+      </w:r>
+      <w:r>
+        <w:t>thông tin quan trọng, chính xác cho việc chẩn đoán và điều trị, giúp nâng cao chất lượng</w:t>
+      </w:r>
+      <w:r>
+        <w:t xml:space="preserve"> </w:t>
+      </w:r>
+      <w:r>
+        <w:t>dịch vụ y tế.</w:t>
+      </w:r>
+    </w:p>
+    <w:p>
+      <w:pPr>
+        <w:pStyle w:val="Chubinhthuong"/>
+        <w:jc w:val="center"/>
+      </w:pPr>
+      <w:r>
+        <w:rPr>
+          <w:noProof/>
+        </w:rPr>
         <w:lastRenderedPageBreak/>
-        <w:t>Video provides</w:t>
-      </w:r>
-      <w:bookmarkEnd w:id="3"/>
+        <w:drawing>
+          <wp:inline distT="0" distB="0" distL="0" distR="0" wp14:anchorId="717FBAE6" wp14:editId="5275FD1C">
+            <wp:extent cx="4102735" cy="2752725"/>
+            <wp:effectExtent l="0" t="0" r="0" b="9525"/>
+            <wp:docPr id="4" name="Picture 4" descr="A person wearing a mask pointing at a screen&#10;&#10;Description automatically generated"/>
+            <wp:cNvGraphicFramePr>
+              <a:graphicFrameLocks xmlns:a="http://schemas.openxmlformats.org/drawingml/2006/main" noChangeAspect="1"/>
+            </wp:cNvGraphicFramePr>
+            <a:graphic xmlns:a="http://schemas.openxmlformats.org/drawingml/2006/main">
+              <a:graphicData uri="http://schemas.openxmlformats.org/drawingml/2006/picture">
+                <pic:pic xmlns:pic="http://schemas.openxmlformats.org/drawingml/2006/picture">
+                  <pic:nvPicPr>
+                    <pic:cNvPr id="4" name="Picture 4" descr="A person wearing a mask pointing at a screen&#10;&#10;Description automatically generated"/>
+                    <pic:cNvPicPr/>
+                  </pic:nvPicPr>
+                  <pic:blipFill>
+                    <a:blip r:embed="rId14" cstate="print">
+                      <a:extLst>
+                        <a:ext uri="{28A0092B-C50C-407E-A947-70E740481C1C}">
+                          <a14:useLocalDpi xmlns:a14="http://schemas.microsoft.com/office/drawing/2010/main" val="0"/>
+                        </a:ext>
+                      </a:extLst>
+                    </a:blip>
+                    <a:stretch>
+                      <a:fillRect/>
+                    </a:stretch>
+                  </pic:blipFill>
+                  <pic:spPr>
+                    <a:xfrm>
+                      <a:off x="0" y="0"/>
+                      <a:ext cx="4102735" cy="2752725"/>
+                    </a:xfrm>
+                    <a:prstGeom prst="rect">
+                      <a:avLst/>
+                    </a:prstGeom>
+                  </pic:spPr>
+                </pic:pic>
+              </a:graphicData>
+            </a:graphic>
+          </wp:inline>
+        </w:drawing>
+      </w:r>
+    </w:p>
+    <w:p>
+      <w:pPr>
+        <w:pStyle w:val="Chubinhthuong"/>
+        <w:jc w:val="center"/>
+      </w:pPr>
+      <w:r>
+        <w:t xml:space="preserve">Hình </w:t>
+      </w:r>
+      <w:r>
+        <w:fldChar w:fldCharType="begin"/>
+      </w:r>
+      <w:r>
+        <w:instrText xml:space="preserve"> STYLEREF 1 \s </w:instrText>
+      </w:r>
+      <w:r>
+        <w:fldChar w:fldCharType="separate"/>
+      </w:r>
+      <w:r>
+        <w:rPr>
+          <w:noProof/>
+        </w:rPr>
+        <w:t>1</w:t>
+      </w:r>
+      <w:r>
+        <w:fldChar w:fldCharType="end"/>
+      </w:r>
+      <w:r>
+        <w:t>.</w:t>
+      </w:r>
+      <w:r>
+        <w:fldChar w:fldCharType="begin"/>
+      </w:r>
+      <w:r>
+        <w:instrText xml:space="preserve"> SEQ Hình \* ARABIC \s 1 </w:instrText>
+      </w:r>
+      <w:r>
+        <w:fldChar w:fldCharType="separate"/>
+      </w:r>
+      <w:r>
+        <w:rPr>
+          <w:noProof/>
+        </w:rPr>
+        <w:t>1</w:t>
+      </w:r>
+      <w:r>
+        <w:fldChar w:fldCharType="end"/>
+      </w:r>
+      <w:r>
+        <w:t>:</w:t>
+      </w:r>
+      <w:r>
+        <w:t xml:space="preserve"> </w:t>
+      </w:r>
+      <w:r>
+        <w:t>Người bệnh đăng ký khám bệnh tại bảng thông tin điện tử của Bệnh viện</w:t>
+      </w:r>
+      <w:r>
+        <w:t xml:space="preserve"> </w:t>
+      </w:r>
+      <w:r>
+        <w:t>Thống Nhất Thành phố Hồ Chí Minh</w:t>
+      </w:r>
+      <w:r>
+        <w:t>_</w:t>
+      </w:r>
+      <w:r>
+        <w:t>Ảnh: TTXVN</w:t>
+      </w:r>
+      <w:r>
+        <w:t>.</w:t>
+      </w:r>
+    </w:p>
+    <w:p>
+      <w:pPr>
+        <w:pStyle w:val="Chubinhthuong"/>
+        <w:rPr>
+          <w:b/>
+          <w:bCs/>
+        </w:rPr>
+      </w:pPr>
+      <w:r>
+        <w:rPr>
+          <w:b/>
+          <w:bCs/>
+        </w:rPr>
+        <w:t>Đối với nhân viên y tế:</w:t>
+      </w:r>
+    </w:p>
+    <w:p>
+      <w:pPr>
+        <w:pStyle w:val="Chubinhthuong"/>
+      </w:pPr>
+      <w:r>
+        <w:t>Chuyển đổi số y tế giúp các bác sĩ dễ dàng tiếp cận kiến thức và kỹ thuật y học mới nhất, nâng cao chất lượng và an toàn cho bệnh nhân. Ngoài ra, chuyển đổi số cũng giảm thiểu nguy cơ sai sót trong các quy trình y tế, đảm bảo sự chính xác và đáng tin cậy trong quản lý thông tin y tế. Các công nghệ mới giúp nhân viên y tế cải thiện hiệu suất và chất lượng công việc, đồng thời nâng cao sự hài lòng của bệnh nhân. Hệ thống quản lý thông tin y tế đã giúp tạo điều kiện thuận lợi cho việc truy cập và chia sẻ thông tin của bệnh nhân giữa các bác sĩ, cơ sở khám chữa bệnh. Điều này cho phép các chuyên gia y tế kết nối và tương tác dễ dàng hơn.</w:t>
+      </w:r>
+    </w:p>
+    <w:p>
+      <w:pPr>
+        <w:pStyle w:val="Chubinhthuong"/>
+      </w:pPr>
+      <w:r>
+        <w:t>Mục tiêu của việc chuyển đổi số y tế là xây dựng hồ sơ bệnh án điện tử tại mỗi bệnh viện và cơ sở khám chữa bệnh.</w:t>
+      </w:r>
+    </w:p>
+    <w:p>
+      <w:pPr>
+        <w:pStyle w:val="Chubinhthuong"/>
+      </w:pPr>
+      <w:r>
+        <w:t xml:space="preserve">Chuyển đổi số trong lĩnh vực y tế mang lại nhiều lợi ích cho việc quản lý sức khỏe và cung cấp dịch vụ chăm sóc. Công nghệ giúp các nhà quản lý y tế hiệu quả hơn trong công tác điều phối, giám sát, cảnh báo và dự báo về các vấn đề sức khỏe của người dân. Chuyển đổi số đóng vai trò hết sức quan trọng trong tiến trình cải cách thủ tục hành chính của ngành y tế. Bằng việc áp dụng các ứng dụng và hệ thống trực </w:t>
+      </w:r>
+      <w:r>
+        <w:lastRenderedPageBreak/>
+        <w:t>tuyến, ngành y tế có thể giảm thiểu các thủ tục phức tạp, thời gian chờ đợi và cung cấp dịch vụ chăm sóc sức khỏe thuận lợi hơn cho người dân.</w:t>
+      </w:r>
+    </w:p>
+    <w:p>
+      <w:pPr>
+        <w:pStyle w:val="Chubinhthuong"/>
+      </w:pPr>
+      <w:r>
+        <w:t>Chuyển đổi số cũng giúp tăng cường tính tiếp cận và hiệu quả khi thực hiện các dịch vụ y tế. Từ đó, chất lượng phục vụ cho người bệnh và nhân viên y tế có thể được nâng cao đáng kể.</w:t>
+      </w:r>
+    </w:p>
+    <w:p>
+      <w:pPr>
+        <w:pStyle w:val="Chubinhthuong"/>
+      </w:pPr>
+      <w:r>
+        <w:t>Các ứng dụng hữu ích của chuyển đổi số cũng mang lại nhiều lợi ích cho nhà quản lý bệnh viện và cơ sở y tế. Các ứng dụng này giúp quản lý quy trình, phác đồ điều trị của nhân viên y tế và triển khai các công việc nhằm nâng cao chất lượng phục vụ cho người bệnh và nhân viên y tế.</w:t>
+      </w:r>
+    </w:p>
+    <w:p>
+      <w:pPr>
+        <w:pStyle w:val="Chubinhthuong"/>
+        <w:jc w:val="center"/>
+      </w:pPr>
+      <w:r>
+        <w:rPr>
+          <w:noProof/>
+        </w:rPr>
+        <w:drawing>
+          <wp:inline distT="0" distB="0" distL="0" distR="0" wp14:anchorId="31AF101F" wp14:editId="6CE843E0">
+            <wp:extent cx="4400550" cy="2933700"/>
+            <wp:effectExtent l="0" t="0" r="0" b="0"/>
+            <wp:docPr id="5" name="Picture 5" descr="A person using a computer in a hospital&#10;&#10;Description automatically generated"/>
+            <wp:cNvGraphicFramePr>
+              <a:graphicFrameLocks xmlns:a="http://schemas.openxmlformats.org/drawingml/2006/main" noChangeAspect="1"/>
+            </wp:cNvGraphicFramePr>
+            <a:graphic xmlns:a="http://schemas.openxmlformats.org/drawingml/2006/main">
+              <a:graphicData uri="http://schemas.openxmlformats.org/drawingml/2006/picture">
+                <pic:pic xmlns:pic="http://schemas.openxmlformats.org/drawingml/2006/picture">
+                  <pic:nvPicPr>
+                    <pic:cNvPr id="5" name="Picture 5" descr="A person using a computer in a hospital&#10;&#10;Description automatically generated"/>
+                    <pic:cNvPicPr/>
+                  </pic:nvPicPr>
+                  <pic:blipFill>
+                    <a:blip r:embed="rId15" cstate="print">
+                      <a:extLst>
+                        <a:ext uri="{28A0092B-C50C-407E-A947-70E740481C1C}">
+                          <a14:useLocalDpi xmlns:a14="http://schemas.microsoft.com/office/drawing/2010/main" val="0"/>
+                        </a:ext>
+                      </a:extLst>
+                    </a:blip>
+                    <a:stretch>
+                      <a:fillRect/>
+                    </a:stretch>
+                  </pic:blipFill>
+                  <pic:spPr>
+                    <a:xfrm>
+                      <a:off x="0" y="0"/>
+                      <a:ext cx="4401462" cy="2934308"/>
+                    </a:xfrm>
+                    <a:prstGeom prst="rect">
+                      <a:avLst/>
+                    </a:prstGeom>
+                  </pic:spPr>
+                </pic:pic>
+              </a:graphicData>
+            </a:graphic>
+          </wp:inline>
+        </w:drawing>
+      </w:r>
+    </w:p>
+    <w:p>
+      <w:pPr>
+        <w:pStyle w:val="Chubinhthuong"/>
+        <w:jc w:val="center"/>
+      </w:pPr>
+      <w:r>
+        <w:t xml:space="preserve">Hình </w:t>
+      </w:r>
+      <w:r>
+        <w:fldChar w:fldCharType="begin"/>
+      </w:r>
+      <w:r>
+        <w:instrText xml:space="preserve"> STYLEREF 1 \s </w:instrText>
+      </w:r>
+      <w:r>
+        <w:fldChar w:fldCharType="separate"/>
+      </w:r>
+      <w:r>
+        <w:rPr>
+          <w:noProof/>
+        </w:rPr>
+        <w:t>1</w:t>
+      </w:r>
+      <w:r>
+        <w:fldChar w:fldCharType="end"/>
+      </w:r>
+      <w:r>
+        <w:t>.</w:t>
+      </w:r>
+      <w:r>
+        <w:fldChar w:fldCharType="begin"/>
+      </w:r>
+      <w:r>
+        <w:instrText xml:space="preserve"> SEQ Hình \* ARABIC \s 1 </w:instrText>
+      </w:r>
+      <w:r>
+        <w:fldChar w:fldCharType="separate"/>
+      </w:r>
+      <w:r>
+        <w:rPr>
+          <w:noProof/>
+        </w:rPr>
+        <w:t>2</w:t>
+      </w:r>
+      <w:r>
+        <w:fldChar w:fldCharType="end"/>
+      </w:r>
+      <w:r>
+        <w:t xml:space="preserve">: </w:t>
+      </w:r>
+      <w:r>
+        <w:t>Bệnh viện Đa khoa Đức Giang sử dụng mã QR Code cấp cho bệnh nhân giúp điều dưỡng viên nắm thông tin bệnh nhân thông qua thiết bị quét mã, hiển thị lên màn hình máy tính đặt trên xe thuốc_Ảnh: TTXVN</w:t>
+      </w:r>
+      <w:r>
+        <w:t>.</w:t>
+      </w:r>
+    </w:p>
+    <w:p>
+      <w:pPr>
+        <w:pStyle w:val="Heading3"/>
+      </w:pPr>
+      <w:bookmarkStart w:id="4" w:name="_Toc210051309"/>
+      <w:r>
+        <w:t>Thực trạng chuyển đổi số y tế tại Việt Nam</w:t>
+      </w:r>
+      <w:bookmarkEnd w:id="4"/>
+    </w:p>
+    <w:p>
+      <w:pPr>
+        <w:pStyle w:val="Chubinhthuong"/>
+      </w:pPr>
+      <w:r>
+        <w:t>Một nghiên cứu gần đây của Trường Đại học Kinh tế Tp. Hồ Chí Minh đã chỉ ra rằng Việt Nam, đặc biệt là TP.HCM, đã tương đối kiểm soát và ổn định được tình hình đại dịch COVID-19 trong vài năm trở lại đây. Dù đã kiểm soát được đại dịch nhưng dấu ấn còn lại của sự tàn phá khủng khiếp vẫn tiếp tục đọng lại trong tâm trí người dân.</w:t>
+      </w:r>
+    </w:p>
+    <w:p>
+      <w:pPr>
+        <w:pStyle w:val="Chubinhthuong"/>
+      </w:pPr>
+      <w:r>
+        <w:lastRenderedPageBreak/>
+        <w:t>Trong bối cảnh ứng dụng Công nghệ thông tin và chuyển đổi số trong công tác phòng chống dịch, Thành phố Hồ Chí Minh đã thể hiện sự sáng tạo và hiệu quả đáng ghi nhận. Một ví dụ điển hình cho điều này là hệ thống quản lý người bệnh COVID-19 được Sở Y tế TP.HCM phát triển và ra mắt vào đầu tháng 3/2022.</w:t>
+      </w:r>
+    </w:p>
+    <w:p>
+      <w:pPr>
+        <w:pStyle w:val="Chubinhthuong"/>
+      </w:pPr>
+      <w:r>
+        <w:t>Trước đó, hàng nghìn người đến các trung tâm y tế chờ đợi để khai báo đã mắc COVID-19 (F0) và hàng nghìn người khác chờ đợi để nhận giấy xác nhận đã hoàn thành thời gian cách ly tại nhà. Tuy nhiên, nhờ vào hệ thống quản lý này, Thành phố đã giải quyết triệt để tình trạng tắc nghẽn của người bệnh tại các trung tâm y tế trên toàn thành phố. Việt Nam đang đặt phát triển chăm sóc sức khỏe là một ưu tiên hàng đầu. Chi tiêu cho lĩnh vực y tế đang có sự tăng trưởng mạnh mẽ, từ 15,6 tỷ USD trong năm 2018 lên 42,9 tỷ USD vào năm 2028, tương đương mức tăng trưởng kép hàng năm (CAGR) là 11% trong 10 năm. Điều này giúp Việt Nam trở thành quốc gia đầu tư nhiều nhất vào lĩnh vực chăm sóc sức khỏe trong khu vực ASEAN. Mức chi tiêu bình quân đầu người cho chăm sóc sức khỏe cũng dự kiến sẽ tăng lên 408 USD/năm vào năm 2028, gấp ba lần so với mức 141 USD/năm năm 2018.</w:t>
+      </w:r>
+    </w:p>
+    <w:p>
+      <w:pPr>
+        <w:pStyle w:val="Chubinhthuong"/>
+      </w:pPr>
+      <w:r>
+        <w:t>Việt Nam có nhiều điều kiện thuận lợi để áp dụng các giải pháp y tế số. Các công</w:t>
+      </w:r>
+      <w:r>
+        <w:t xml:space="preserve"> </w:t>
+      </w:r>
+      <w:r>
+        <w:t>nghệ mới đã nhanh chóng được đón nhận bởi hơn 60% dân số Việt Nam dưới 54 tuổi.</w:t>
+      </w:r>
+      <w:r>
+        <w:t xml:space="preserve"> </w:t>
+      </w:r>
+      <w:r>
+        <w:t>Người dân Việt Nam dành khoảng 7 giờ mỗi ngày cho các hoạt động trực tuyến, và 3 giờ</w:t>
+      </w:r>
+      <w:r>
+        <w:t xml:space="preserve"> </w:t>
+      </w:r>
+      <w:r>
+        <w:t>trong số đó được thực hiện trên các thiết bị di động.</w:t>
+      </w:r>
+    </w:p>
+    <w:p>
+      <w:pPr>
+        <w:pStyle w:val="Chubinhthuong"/>
+      </w:pPr>
+      <w:r>
+        <w:t>Việt Nam đã thực hiện nhiều chính sách để xây dựng cơ sở hạ tầng và phát triển các</w:t>
+      </w:r>
+      <w:r>
+        <w:t xml:space="preserve"> </w:t>
+      </w:r>
+      <w:r>
+        <w:t>dịch vụ công nghệ thông tin và truyền thông. Việc truy cập internet đã được lan rộng</w:t>
+      </w:r>
+      <w:r>
+        <w:t xml:space="preserve"> </w:t>
+      </w:r>
+      <w:r>
+        <w:t>trên toàn quốc, với tỷ lệ sử dụng đạt 67% vào năm 2017, và tốc độ tăng trưởng hàng</w:t>
+      </w:r>
+      <w:r>
+        <w:t xml:space="preserve"> </w:t>
+      </w:r>
+      <w:r>
+        <w:t>năm của việc sử dụng internet là 28%. Công nghệ thông tin di động cũng đang phát triển</w:t>
+      </w:r>
+      <w:r>
+        <w:t xml:space="preserve"> </w:t>
+      </w:r>
+      <w:r>
+        <w:t>mạnh mẽ tại Việt Nam, với mạng 4G đã có phủ sóng đến hơn 95% các hộ gia đình.</w:t>
+      </w:r>
+      <w:r>
+        <w:t xml:space="preserve"> </w:t>
+      </w:r>
+    </w:p>
+    <w:p>
+      <w:pPr>
+        <w:pStyle w:val="Chubinhthuong"/>
+      </w:pPr>
+      <w:r>
+        <w:t>Việc áp dụng các giải pháp y tế số tại Việt Nam sẽ mang lại nhiều lợi ích. Điều này</w:t>
+      </w:r>
+      <w:r>
+        <w:t xml:space="preserve"> </w:t>
+      </w:r>
+      <w:r>
+        <w:t>bao gồm khả năng truy cập thông tin y tế và dịch vụ y tế từ xa, cũng như khả năng theo</w:t>
+      </w:r>
+      <w:r>
+        <w:t xml:space="preserve"> </w:t>
+      </w:r>
+      <w:r>
+        <w:t>dõi và quản lý sức khỏe của người dân một cách hiệu quả hơn.</w:t>
+      </w:r>
+      <w:r>
+        <w:t xml:space="preserve"> </w:t>
+      </w:r>
+    </w:p>
+    <w:p>
+      <w:pPr>
+        <w:pStyle w:val="Chubinhthuong"/>
+      </w:pPr>
+      <w:r>
+        <w:lastRenderedPageBreak/>
+        <w:t>Cơ sở hạ tầng công nghệ ở Việt Nam đang hướng tới việc ứng dụng các dịch vụ dựa</w:t>
+      </w:r>
+      <w:r>
+        <w:t xml:space="preserve"> </w:t>
+      </w:r>
+      <w:r>
+        <w:t>trên nền tảng lưu trữ đám mây, tạo điều kiện thuận lợi cho việc triển khai các giải pháp</w:t>
+      </w:r>
+      <w:r>
+        <w:t xml:space="preserve"> </w:t>
+      </w:r>
+      <w:r>
+        <w:t>sáng tạo và hiệu quả về chi phí trong lĩnh vực chăm sóc sức khỏe.</w:t>
+      </w:r>
+    </w:p>
+    <w:p>
+      <w:pPr>
+        <w:pStyle w:val="Chubinhthuong"/>
+      </w:pPr>
+      <w:r>
+        <w:t>Bộ Y tế đã đưa ra một kế hoạch để triển khai ứng dụng công nghệ thông tin và chuyển</w:t>
+      </w:r>
+      <w:r>
+        <w:t xml:space="preserve"> </w:t>
+      </w:r>
+      <w:r>
+        <w:t>đổi số tại các cơ sở khám chữa bệnh. Theo đó, các bệnh viện sẽ phải thực hiện chuyển</w:t>
+      </w:r>
+      <w:r>
+        <w:t xml:space="preserve"> </w:t>
+      </w:r>
+      <w:r>
+        <w:t>đổi số trước ngày 1/1/2027 để được cấp giấy phép hoạt động kể từ năm nay.</w:t>
+      </w:r>
+    </w:p>
+    <w:p>
+      <w:pPr>
+        <w:pStyle w:val="Chubinhthuong"/>
+      </w:pPr>
+      <w:r>
+        <w:t>Các bệnh viện được cấp giấy phép hoạt động trước ngày 1/1/2027 sẽ có thời gian đến</w:t>
+      </w:r>
+      <w:r>
+        <w:t xml:space="preserve"> </w:t>
+      </w:r>
+      <w:r>
+        <w:t>ngày 1/1/2029 để hoàn thành chuyển đổi số.</w:t>
+      </w:r>
+    </w:p>
+    <w:p>
+      <w:pPr>
+        <w:pStyle w:val="Chubinhthuong"/>
+        <w:jc w:val="center"/>
+      </w:pPr>
+      <w:r>
+        <w:rPr>
+          <w:noProof/>
+        </w:rPr>
+        <w:drawing>
+          <wp:inline distT="0" distB="0" distL="0" distR="0" wp14:anchorId="118EF465" wp14:editId="09E09F6C">
+            <wp:extent cx="4543425" cy="3028950"/>
+            <wp:effectExtent l="0" t="0" r="9525" b="0"/>
+            <wp:docPr id="6" name="Picture 6" descr="A group of people standing in front of a machine&#10;&#10;Description automatically generated"/>
+            <wp:cNvGraphicFramePr>
+              <a:graphicFrameLocks xmlns:a="http://schemas.openxmlformats.org/drawingml/2006/main" noChangeAspect="1"/>
+            </wp:cNvGraphicFramePr>
+            <a:graphic xmlns:a="http://schemas.openxmlformats.org/drawingml/2006/main">
+              <a:graphicData uri="http://schemas.openxmlformats.org/drawingml/2006/picture">
+                <pic:pic xmlns:pic="http://schemas.openxmlformats.org/drawingml/2006/picture">
+                  <pic:nvPicPr>
+                    <pic:cNvPr id="6" name="Picture 6" descr="A group of people standing in front of a machine&#10;&#10;Description automatically generated"/>
+                    <pic:cNvPicPr/>
+                  </pic:nvPicPr>
+                  <pic:blipFill>
+                    <a:blip r:embed="rId16">
+                      <a:extLst>
+                        <a:ext uri="{28A0092B-C50C-407E-A947-70E740481C1C}">
+                          <a14:useLocalDpi xmlns:a14="http://schemas.microsoft.com/office/drawing/2010/main" val="0"/>
+                        </a:ext>
+                      </a:extLst>
+                    </a:blip>
+                    <a:stretch>
+                      <a:fillRect/>
+                    </a:stretch>
+                  </pic:blipFill>
+                  <pic:spPr>
+                    <a:xfrm>
+                      <a:off x="0" y="0"/>
+                      <a:ext cx="4548168" cy="3032112"/>
+                    </a:xfrm>
+                    <a:prstGeom prst="rect">
+                      <a:avLst/>
+                    </a:prstGeom>
+                  </pic:spPr>
+                </pic:pic>
+              </a:graphicData>
+            </a:graphic>
+          </wp:inline>
+        </w:drawing>
+      </w:r>
+    </w:p>
+    <w:p>
+      <w:pPr>
+        <w:pStyle w:val="Chubinhthuong"/>
+        <w:jc w:val="center"/>
+      </w:pPr>
+      <w:r>
+        <w:t xml:space="preserve">Hình </w:t>
+      </w:r>
+      <w:r>
+        <w:fldChar w:fldCharType="begin"/>
+      </w:r>
+      <w:r>
+        <w:instrText xml:space="preserve"> STYLEREF 1 \s </w:instrText>
+      </w:r>
+      <w:r>
+        <w:fldChar w:fldCharType="separate"/>
+      </w:r>
+      <w:r>
+        <w:rPr>
+          <w:noProof/>
+        </w:rPr>
+        <w:t>1</w:t>
+      </w:r>
+      <w:r>
+        <w:fldChar w:fldCharType="end"/>
+      </w:r>
+      <w:r>
+        <w:t>.</w:t>
+      </w:r>
+      <w:r>
+        <w:fldChar w:fldCharType="begin"/>
+      </w:r>
+      <w:r>
+        <w:instrText xml:space="preserve"> SEQ Hình \* ARABIC \s 1 </w:instrText>
+      </w:r>
+      <w:r>
+        <w:fldChar w:fldCharType="separate"/>
+      </w:r>
+      <w:r>
+        <w:rPr>
+          <w:noProof/>
+        </w:rPr>
+        <w:t>3</w:t>
+      </w:r>
+      <w:r>
+        <w:fldChar w:fldCharType="end"/>
+      </w:r>
+      <w:r>
+        <w:t xml:space="preserve">: </w:t>
+      </w:r>
+      <w:r>
+        <w:t>Bệnh viện Đa khoa Đống Đa đã lắp đặt tại sảnh khoa Khám bệnh một máy đăng ký khám bệnh và phát số tự động sử dụng CCCD gắn chíp và nhận diện khuôn mặt</w:t>
+      </w:r>
+      <w:r>
+        <w:t>.</w:t>
+      </w:r>
     </w:p>
     <w:p>
       <w:pPr>
         <w:pStyle w:val="Heading2"/>
       </w:pPr>
-      <w:bookmarkStart w:id="4" w:name="_Toc209625301"/>
-      <w:r>
-        <w:t>a powerful way to help</w:t>
-      </w:r>
-      <w:bookmarkEnd w:id="4"/>
+      <w:r>
+        <w:t>Thiết bị cân điện tử thông minh và tiềm năng ứng dụng</w:t>
+      </w:r>
+    </w:p>
+    <w:p>
+      <w:pPr>
+        <w:pStyle w:val="Chubinhthuong"/>
+      </w:pPr>
+      <w:r>
+        <w:t>Thị trường cân sức khỏe thông minh hiện nay đang ngày càng đa dạng với nhiều lựa</w:t>
+      </w:r>
+      <w:r>
+        <w:t xml:space="preserve"> </w:t>
+      </w:r>
+      <w:r>
+        <w:t xml:space="preserve">chọn hấp dẫn như </w:t>
+      </w:r>
+      <w:r>
+        <w:rPr>
+          <w:b/>
+          <w:bCs/>
+        </w:rPr>
+        <w:t>Xiaomi Smart Scale 2</w:t>
+      </w:r>
+      <w:r>
+        <w:t xml:space="preserve"> và </w:t>
+      </w:r>
+      <w:r>
+        <w:rPr>
+          <w:b/>
+          <w:bCs/>
+        </w:rPr>
+        <w:t>CRENOT Gofit S2</w:t>
+      </w:r>
+      <w:r>
+        <w:t>. Cả hai thiết bị này</w:t>
+      </w:r>
+      <w:r>
+        <w:t xml:space="preserve"> </w:t>
+      </w:r>
+      <w:r>
+        <w:t>đều được trang bị công nghệ hiện đại, giúp người dùng theo dõi sức khỏe một cách chính</w:t>
+      </w:r>
+      <w:r>
+        <w:t xml:space="preserve"> </w:t>
+      </w:r>
+      <w:r>
+        <w:t>xác và tiện lợi.</w:t>
+      </w:r>
+    </w:p>
+    <w:p>
+      <w:pPr>
+        <w:pStyle w:val="Chubinhthuong"/>
+      </w:pPr>
+      <w:r>
+        <w:rPr>
+          <w:b/>
+          <w:bCs/>
+        </w:rPr>
+        <w:lastRenderedPageBreak/>
+        <w:t>Xiaomi Smart Scale 2</w:t>
+      </w:r>
+      <w:r>
+        <w:t xml:space="preserve"> nổi bật với thiết kế đơn giản, hiện đại và khả năng kết nối</w:t>
+      </w:r>
+      <w:r>
+        <w:t xml:space="preserve"> </w:t>
+      </w:r>
+      <w:r>
+        <w:t>nhanh chóng với ứng dụng Mi Fit. Thiết bị này cho phép người dùng đo được nhiều chỉ</w:t>
+      </w:r>
+      <w:r>
+        <w:t xml:space="preserve"> </w:t>
+      </w:r>
+      <w:r>
+        <w:t>số cơ thể quan trọng như cân nặng, chỉ số khối cơ thể (BMI), tỷ lệ mỡ trong cơ thể, lượng</w:t>
+      </w:r>
+      <w:r>
+        <w:t xml:space="preserve"> </w:t>
+      </w:r>
+      <w:r>
+        <w:t>nước trong cơ thể và khối lượng xương. Bên cạnh đó, Xiaomi Smart Scale 2 còn có khả</w:t>
+      </w:r>
+      <w:r>
+        <w:t xml:space="preserve"> </w:t>
+      </w:r>
+      <w:r>
+        <w:t>năng nhận diện tới 16 người dùng khác nhau, rất phù hợp với những gia đình đông thành</w:t>
+      </w:r>
+      <w:r>
+        <w:t xml:space="preserve"> </w:t>
+      </w:r>
+      <w:r>
+        <w:t>viên.</w:t>
+      </w:r>
+    </w:p>
+    <w:p>
+      <w:pPr>
+        <w:pStyle w:val="Chubinhthuong"/>
+        <w:jc w:val="center"/>
+      </w:pPr>
+      <w:r>
+        <w:rPr>
+          <w:noProof/>
+        </w:rPr>
+        <w:drawing>
+          <wp:inline distT="0" distB="0" distL="0" distR="0" wp14:anchorId="2836D7CD" wp14:editId="63DBC62F">
+            <wp:extent cx="4701261" cy="2609850"/>
+            <wp:effectExtent l="0" t="0" r="4445" b="0"/>
+            <wp:docPr id="7" name="Picture 7" descr="A white electronic device with text&#10;&#10;Description automatically generated"/>
+            <wp:cNvGraphicFramePr>
+              <a:graphicFrameLocks xmlns:a="http://schemas.openxmlformats.org/drawingml/2006/main" noChangeAspect="1"/>
+            </wp:cNvGraphicFramePr>
+            <a:graphic xmlns:a="http://schemas.openxmlformats.org/drawingml/2006/main">
+              <a:graphicData uri="http://schemas.openxmlformats.org/drawingml/2006/picture">
+                <pic:pic xmlns:pic="http://schemas.openxmlformats.org/drawingml/2006/picture">
+                  <pic:nvPicPr>
+                    <pic:cNvPr id="7" name="Picture 7" descr="A white electronic device with text&#10;&#10;Description automatically generated"/>
+                    <pic:cNvPicPr/>
+                  </pic:nvPicPr>
+                  <pic:blipFill>
+                    <a:blip r:embed="rId17">
+                      <a:extLst>
+                        <a:ext uri="{28A0092B-C50C-407E-A947-70E740481C1C}">
+                          <a14:useLocalDpi xmlns:a14="http://schemas.microsoft.com/office/drawing/2010/main" val="0"/>
+                        </a:ext>
+                      </a:extLst>
+                    </a:blip>
+                    <a:stretch>
+                      <a:fillRect/>
+                    </a:stretch>
+                  </pic:blipFill>
+                  <pic:spPr>
+                    <a:xfrm>
+                      <a:off x="0" y="0"/>
+                      <a:ext cx="4715035" cy="2617496"/>
+                    </a:xfrm>
+                    <a:prstGeom prst="rect">
+                      <a:avLst/>
+                    </a:prstGeom>
+                  </pic:spPr>
+                </pic:pic>
+              </a:graphicData>
+            </a:graphic>
+          </wp:inline>
+        </w:drawing>
+      </w:r>
+    </w:p>
+    <w:p>
+      <w:pPr>
+        <w:pStyle w:val="Chubinhthuong"/>
+        <w:jc w:val="center"/>
+      </w:pPr>
+      <w:r>
+        <w:t xml:space="preserve">Hình </w:t>
+      </w:r>
+      <w:r>
+        <w:fldChar w:fldCharType="begin"/>
+      </w:r>
+      <w:r>
+        <w:instrText xml:space="preserve"> STYLEREF 1 \s </w:instrText>
+      </w:r>
+      <w:r>
+        <w:fldChar w:fldCharType="separate"/>
+      </w:r>
+      <w:r>
+        <w:rPr>
+          <w:noProof/>
+        </w:rPr>
+        <w:t>1</w:t>
+      </w:r>
+      <w:r>
+        <w:fldChar w:fldCharType="end"/>
+      </w:r>
+      <w:r>
+        <w:t>.</w:t>
+      </w:r>
+      <w:r>
+        <w:fldChar w:fldCharType="begin"/>
+      </w:r>
+      <w:r>
+        <w:instrText xml:space="preserve"> SEQ Hình \* ARABIC \s 1 </w:instrText>
+      </w:r>
+      <w:r>
+        <w:fldChar w:fldCharType="separate"/>
+      </w:r>
+      <w:r>
+        <w:rPr>
+          <w:noProof/>
+        </w:rPr>
+        <w:t>4</w:t>
+      </w:r>
+      <w:r>
+        <w:fldChar w:fldCharType="end"/>
+      </w:r>
+      <w:r>
+        <w:t xml:space="preserve">: </w:t>
+      </w:r>
+      <w:r>
+        <w:t>Thông tin chi tiết của sản phẩm Xiaomi Smart Scale 2</w:t>
+      </w:r>
+    </w:p>
+    <w:p>
+      <w:pPr>
+        <w:pStyle w:val="Chubinhthuong"/>
+      </w:pPr>
+      <w:r>
+        <w:t xml:space="preserve">Trong khi đó, </w:t>
+      </w:r>
+      <w:r>
+        <w:rPr>
+          <w:b/>
+          <w:bCs/>
+        </w:rPr>
+        <w:t>CRENOT Gofit S2</w:t>
+      </w:r>
+      <w:r>
+        <w:t xml:space="preserve"> lại gây ấn tượng với độ chính xác cao nhờ sử dụng</w:t>
+      </w:r>
+      <w:r>
+        <w:t xml:space="preserve"> </w:t>
+      </w:r>
+      <w:r>
+        <w:t>công nghệ phân tích trở kháng điện sinh học (BIA) kết hợp với chip cảm biến ZeroVar.</w:t>
+      </w:r>
+      <w:r>
+        <w:t xml:space="preserve"> </w:t>
+      </w:r>
+      <w:r>
+        <w:t>Thiết bị này cung cấp một danh sách dài các chỉ số sức khỏe chi tiết hơn, giúp người</w:t>
+      </w:r>
+      <w:r>
+        <w:t xml:space="preserve"> </w:t>
+      </w:r>
+      <w:r>
+        <w:t>dùng có cái nhìn toàn diện về tình trạng cơ thể của mình. Ngoài ra, CRENOT Gofit S2</w:t>
+      </w:r>
+      <w:r>
+        <w:t xml:space="preserve"> </w:t>
+      </w:r>
+      <w:r>
+        <w:t>còn có khả năng đồng bộ dữ liệu với nhiều ứng dụng sức khỏe khác nhau, tạo điều kiện</w:t>
+      </w:r>
+      <w:r>
+        <w:t xml:space="preserve"> </w:t>
+      </w:r>
+      <w:r>
+        <w:t>cho người dùng quản lý thông tin một cách linh hoạt.</w:t>
+      </w:r>
+    </w:p>
+    <w:p>
+      <w:pPr>
+        <w:pStyle w:val="Chubinhthuong"/>
+        <w:jc w:val="center"/>
+      </w:pPr>
+      <w:r>
+        <w:rPr>
+          <w:noProof/>
+        </w:rPr>
+        <w:lastRenderedPageBreak/>
+        <w:drawing>
+          <wp:inline distT="0" distB="0" distL="0" distR="0" wp14:anchorId="6CFAB491" wp14:editId="507CEA98">
+            <wp:extent cx="4148486" cy="4133850"/>
+            <wp:effectExtent l="0" t="0" r="4445" b="0"/>
+            <wp:docPr id="8" name="Picture 8" descr="A white scale with buttons on it&#10;&#10;Description automatically generated"/>
+            <wp:cNvGraphicFramePr>
+              <a:graphicFrameLocks xmlns:a="http://schemas.openxmlformats.org/drawingml/2006/main" noChangeAspect="1"/>
+            </wp:cNvGraphicFramePr>
+            <a:graphic xmlns:a="http://schemas.openxmlformats.org/drawingml/2006/main">
+              <a:graphicData uri="http://schemas.openxmlformats.org/drawingml/2006/picture">
+                <pic:pic xmlns:pic="http://schemas.openxmlformats.org/drawingml/2006/picture">
+                  <pic:nvPicPr>
+                    <pic:cNvPr id="8" name="Picture 8" descr="A white scale with buttons on it&#10;&#10;Description automatically generated"/>
+                    <pic:cNvPicPr/>
+                  </pic:nvPicPr>
+                  <pic:blipFill>
+                    <a:blip r:embed="rId18" cstate="print">
+                      <a:extLst>
+                        <a:ext uri="{28A0092B-C50C-407E-A947-70E740481C1C}">
+                          <a14:useLocalDpi xmlns:a14="http://schemas.microsoft.com/office/drawing/2010/main" val="0"/>
+                        </a:ext>
+                      </a:extLst>
+                    </a:blip>
+                    <a:stretch>
+                      <a:fillRect/>
+                    </a:stretch>
+                  </pic:blipFill>
+                  <pic:spPr>
+                    <a:xfrm>
+                      <a:off x="0" y="0"/>
+                      <a:ext cx="4151346" cy="4136700"/>
+                    </a:xfrm>
+                    <a:prstGeom prst="rect">
+                      <a:avLst/>
+                    </a:prstGeom>
+                  </pic:spPr>
+                </pic:pic>
+              </a:graphicData>
+            </a:graphic>
+          </wp:inline>
+        </w:drawing>
+      </w:r>
+    </w:p>
+    <w:p>
+      <w:pPr>
+        <w:pStyle w:val="Chubinhthuong"/>
+        <w:jc w:val="center"/>
+      </w:pPr>
+      <w:r>
+        <w:t xml:space="preserve">Hình </w:t>
+      </w:r>
+      <w:r>
+        <w:fldChar w:fldCharType="begin"/>
+      </w:r>
+      <w:r>
+        <w:instrText xml:space="preserve"> STYLEREF 1 \s </w:instrText>
+      </w:r>
+      <w:r>
+        <w:fldChar w:fldCharType="separate"/>
+      </w:r>
+      <w:r>
+        <w:rPr>
+          <w:noProof/>
+        </w:rPr>
+        <w:t>1</w:t>
+      </w:r>
+      <w:r>
+        <w:fldChar w:fldCharType="end"/>
+      </w:r>
+      <w:r>
+        <w:t>.</w:t>
+      </w:r>
+      <w:r>
+        <w:fldChar w:fldCharType="begin"/>
+      </w:r>
+      <w:r>
+        <w:instrText xml:space="preserve"> SEQ Hình \* ARABIC \s 1 </w:instrText>
+      </w:r>
+      <w:r>
+        <w:fldChar w:fldCharType="separate"/>
+      </w:r>
+      <w:r>
+        <w:rPr>
+          <w:noProof/>
+        </w:rPr>
+        <w:t>5</w:t>
+      </w:r>
+      <w:r>
+        <w:fldChar w:fldCharType="end"/>
+      </w:r>
+      <w:r>
+        <w:t xml:space="preserve">: </w:t>
+      </w:r>
+      <w:r>
+        <w:t>Thông tin chi tiết của sản phẩm CRENOT Gofit S2</w:t>
+      </w:r>
+    </w:p>
+    <w:p>
+      <w:pPr>
+        <w:pStyle w:val="Chubinhthuong"/>
+      </w:pPr>
+      <w:r>
+        <w:t>Xây dựng hệ thống chăm sóc sức khỏe điện tử với thiết bị cân điện tử sức khoẻ thông</w:t>
+      </w:r>
+      <w:r>
+        <w:t xml:space="preserve"> </w:t>
+      </w:r>
+      <w:r>
+        <w:t>minh không chỉ mang lại những lợi ích cho cá nhân người sử dụng, mà còn đóng góp vào</w:t>
+      </w:r>
+      <w:r>
+        <w:t xml:space="preserve"> </w:t>
+      </w:r>
+      <w:r>
+        <w:t>quá trình quản lý sức khỏe cộng đồng tại Việt Nam. Hệ thống này sẽ tận dụng dữ liệu</w:t>
+      </w:r>
+      <w:r>
+        <w:t xml:space="preserve"> </w:t>
+      </w:r>
+      <w:r>
+        <w:t>được thu thập từ các thiết bị để cung cấp thông tin tổng quan về sức khỏe, giúp người</w:t>
+      </w:r>
+      <w:r>
+        <w:t xml:space="preserve"> </w:t>
+      </w:r>
+      <w:r>
+        <w:t>dùng để phát hiện sớm những thay đổi tiêu cực trong cơ thể và có các biện pháp can</w:t>
+      </w:r>
+      <w:r>
+        <w:t xml:space="preserve"> </w:t>
+      </w:r>
+      <w:r>
+        <w:t>thiệp kịp thời.</w:t>
+      </w:r>
+    </w:p>
+    <w:p>
+      <w:pPr>
+        <w:pStyle w:val="Chubinhthuong"/>
+      </w:pPr>
+      <w:r>
+        <w:t>Ngoài ra, hệ thống còn có thể tích hợp với các nền tảng khác như điện thoại thông</w:t>
+      </w:r>
+      <w:r>
+        <w:t xml:space="preserve"> </w:t>
+      </w:r>
+      <w:r>
+        <w:t>minh, máy tính bảng và máy tính cá nhân thông qua các ứng dụng y tế hoặc nền tảng</w:t>
+      </w:r>
+      <w:r>
+        <w:t xml:space="preserve"> </w:t>
+      </w:r>
+      <w:r>
+        <w:t>quản lý sức khỏe từ xa. Dữ liệu từ thiết bị cân thông minh được truyền qua kết nối</w:t>
+      </w:r>
+      <w:r>
+        <w:t xml:space="preserve"> </w:t>
+      </w:r>
+      <w:r>
+        <w:t>Bluetooth hoặc Wi-Fi đến các ứng dụng quản lý sức khỏe, từ đó được lưu trữ trên hệ</w:t>
+      </w:r>
+      <w:r>
+        <w:t xml:space="preserve"> </w:t>
+      </w:r>
+      <w:r>
+        <w:t>thống đám mây. Nhờ vào việc sử dụng trí tuệ nhân tạo (AI) và các công cụ phân tích</w:t>
+      </w:r>
+      <w:r>
+        <w:t xml:space="preserve"> </w:t>
+      </w:r>
+      <w:r>
+        <w:t xml:space="preserve">dữ liệu lớn (Big Data), hệ thống có khả năng phân tích, đưa ra các gợi ý về </w:t>
+      </w:r>
+      <w:r>
+        <w:lastRenderedPageBreak/>
+        <w:t>sức khỏe, từ</w:t>
+      </w:r>
+      <w:r>
+        <w:t xml:space="preserve"> </w:t>
+      </w:r>
+      <w:r>
+        <w:t>khuyến nghị về chế độ ăn uống, tập luyện cho đến các cảnh báo về nguy cơ bệnh tật.</w:t>
+      </w:r>
+      <w:r>
+        <w:t xml:space="preserve"> </w:t>
+      </w:r>
+    </w:p>
+    <w:p>
+      <w:pPr>
+        <w:pStyle w:val="Chubinhthuong"/>
+      </w:pPr>
+      <w:r>
+        <w:t>Với xu hướng chuyển đổi số tại Việt Nam, hệ thống này còn có tiềm năng tích hợp với</w:t>
+      </w:r>
+      <w:r>
+        <w:t xml:space="preserve"> </w:t>
+      </w:r>
+      <w:r>
+        <w:t>các hệ thống quản lý y tế cộng đồng, giúp các cơ sở y tế và bệnh viện dễ dàng theo dõi</w:t>
+      </w:r>
+      <w:r>
+        <w:t xml:space="preserve"> </w:t>
+      </w:r>
+      <w:r>
+        <w:t>sức khỏe từ xa của bệnh nhân, đặc biệt là các bệnh nhân mắc bệnh mãn tính như tiểu</w:t>
+      </w:r>
+      <w:r>
+        <w:t xml:space="preserve"> </w:t>
+      </w:r>
+      <w:r>
+        <w:t>đường, huyết áp cao hay béo phì. Điều này sẽ giảm tải áp lực cho hệ thống y tế, đặc biệt</w:t>
+      </w:r>
+      <w:r>
+        <w:t xml:space="preserve"> </w:t>
+      </w:r>
+      <w:r>
+        <w:t>trong bối cảnh bệnh viện và các cơ sở y tế đang quá tải do số lượng bệnh nhân lớn.</w:t>
+      </w:r>
+    </w:p>
+    <w:p>
+      <w:pPr>
+        <w:pStyle w:val="Heading2"/>
+      </w:pPr>
+      <w:r>
+        <w:t>Các hệ thống tham chiếu trong nghiên cứu</w:t>
+      </w:r>
     </w:p>
     <w:p>
       <w:pPr>
         <w:pStyle w:val="Heading3"/>
       </w:pPr>
-      <w:bookmarkStart w:id="5" w:name="_Toc209625302"/>
-      <w:r>
-        <w:t>you prove your point. When you</w:t>
-      </w:r>
-      <w:bookmarkEnd w:id="5"/>
-    </w:p>
-    <w:p>
-      <w:pPr>
-        <w:pStyle w:val="Chubinhthuong"/>
-        <w:ind w:firstLine="0"/>
-      </w:pPr>
-      <w:r>
-        <w:t>click Online Video, you can paste in the embed code for the video you want to add. You can also type a keyword to search online for the video that best fits your document. To make your document look professionally produced, Word provides header, footer, cover page, and text box designs that complement each other. For example, you can add a matching cover page, header, and sidebar.</w:t>
-      </w:r>
-    </w:p>
-    <w:p>
-      <w:pPr>
-        <w:pStyle w:val="Heading2"/>
-      </w:pPr>
-      <w:bookmarkStart w:id="6" w:name="_Toc209625303"/>
-      <w:r>
-        <w:t>Click Insert and</w:t>
-      </w:r>
-      <w:bookmarkEnd w:id="6"/>
+      <w:r>
+        <w:t>Cân thông minh Xiaomi Body Scale S400</w:t>
+      </w:r>
+    </w:p>
+    <w:p>
+      <w:pPr>
+        <w:pStyle w:val="Chubinhthuong"/>
+      </w:pPr>
+      <w:r>
+        <w:t>Xiaomi Body Scale S400 là sản phẩm được người tiêu dùng sử dụng rộng rãi và vô</w:t>
+      </w:r>
+      <w:r>
+        <w:t xml:space="preserve"> </w:t>
+      </w:r>
+      <w:r>
+        <w:t>cùng phổ biến ở thị trường trong và ngoài nước cũng là một trong những thiết bị thông</w:t>
+      </w:r>
+      <w:r>
+        <w:t xml:space="preserve"> </w:t>
+      </w:r>
+      <w:r>
+        <w:t>minh đáng chú ý trong hệ sinh thái Xiaomi, được thiết kế để trở thành thiết bị chăm sóc</w:t>
+      </w:r>
+      <w:r>
+        <w:t xml:space="preserve"> </w:t>
+      </w:r>
+      <w:r>
+        <w:t>sức khoẻ đáng tin cậy cho mỗi thành viên trong gia đình. Với thiết kế hiện đại và khả</w:t>
+      </w:r>
+      <w:r>
+        <w:t xml:space="preserve"> </w:t>
+      </w:r>
+      <w:r>
+        <w:t>năng đo lường chính xác, sản phẩm này mang đến cho người dùng cái nhìn sâu sắc về</w:t>
+      </w:r>
+      <w:r>
+        <w:t xml:space="preserve"> </w:t>
+      </w:r>
+      <w:r>
+        <w:t>tình trạng sức khỏe của bản thân, từ đó hỗ trợ xây dựng một lối sống lành mạnh và bền</w:t>
+      </w:r>
+      <w:r>
+        <w:t xml:space="preserve"> </w:t>
+      </w:r>
+      <w:r>
+        <w:t>vững.</w:t>
+      </w:r>
+    </w:p>
+    <w:p>
+      <w:pPr>
+        <w:pStyle w:val="Chubinhthuong"/>
+        <w:jc w:val="center"/>
+      </w:pPr>
+      <w:r>
+        <w:rPr>
+          <w:noProof/>
+        </w:rPr>
+        <w:lastRenderedPageBreak/>
+        <w:drawing>
+          <wp:inline distT="0" distB="0" distL="0" distR="0" wp14:anchorId="005822FD" wp14:editId="4178ABB5">
+            <wp:extent cx="3829050" cy="3829050"/>
+            <wp:effectExtent l="0" t="0" r="0" b="0"/>
+            <wp:docPr id="9" name="Picture 9" descr="A white electronic scale on a wood surface&#10;&#10;Description automatically generated"/>
+            <wp:cNvGraphicFramePr>
+              <a:graphicFrameLocks xmlns:a="http://schemas.openxmlformats.org/drawingml/2006/main" noChangeAspect="1"/>
+            </wp:cNvGraphicFramePr>
+            <a:graphic xmlns:a="http://schemas.openxmlformats.org/drawingml/2006/main">
+              <a:graphicData uri="http://schemas.openxmlformats.org/drawingml/2006/picture">
+                <pic:pic xmlns:pic="http://schemas.openxmlformats.org/drawingml/2006/picture">
+                  <pic:nvPicPr>
+                    <pic:cNvPr id="9" name="Picture 9" descr="A white electronic scale on a wood surface&#10;&#10;Description automatically generated"/>
+                    <pic:cNvPicPr/>
+                  </pic:nvPicPr>
+                  <pic:blipFill>
+                    <a:blip r:embed="rId19">
+                      <a:extLst>
+                        <a:ext uri="{28A0092B-C50C-407E-A947-70E740481C1C}">
+                          <a14:useLocalDpi xmlns:a14="http://schemas.microsoft.com/office/drawing/2010/main" val="0"/>
+                        </a:ext>
+                      </a:extLst>
+                    </a:blip>
+                    <a:stretch>
+                      <a:fillRect/>
+                    </a:stretch>
+                  </pic:blipFill>
+                  <pic:spPr>
+                    <a:xfrm>
+                      <a:off x="0" y="0"/>
+                      <a:ext cx="3829050" cy="3829050"/>
+                    </a:xfrm>
+                    <a:prstGeom prst="rect">
+                      <a:avLst/>
+                    </a:prstGeom>
+                  </pic:spPr>
+                </pic:pic>
+              </a:graphicData>
+            </a:graphic>
+          </wp:inline>
+        </w:drawing>
+      </w:r>
+    </w:p>
+    <w:p>
+      <w:pPr>
+        <w:pStyle w:val="Chubinhthuong"/>
+        <w:jc w:val="center"/>
+      </w:pPr>
+      <w:r>
+        <w:t xml:space="preserve">Hình </w:t>
+      </w:r>
+      <w:r>
+        <w:fldChar w:fldCharType="begin"/>
+      </w:r>
+      <w:r>
+        <w:instrText xml:space="preserve"> STYLEREF 1 \s </w:instrText>
+      </w:r>
+      <w:r>
+        <w:fldChar w:fldCharType="separate"/>
+      </w:r>
+      <w:r>
+        <w:rPr>
+          <w:noProof/>
+        </w:rPr>
+        <w:t>1</w:t>
+      </w:r>
+      <w:r>
+        <w:fldChar w:fldCharType="end"/>
+      </w:r>
+      <w:r>
+        <w:t>.</w:t>
+      </w:r>
+      <w:r>
+        <w:fldChar w:fldCharType="begin"/>
+      </w:r>
+      <w:r>
+        <w:instrText xml:space="preserve"> SEQ Hình \* ARABIC \s 1 </w:instrText>
+      </w:r>
+      <w:r>
+        <w:fldChar w:fldCharType="separate"/>
+      </w:r>
+      <w:r>
+        <w:rPr>
+          <w:noProof/>
+        </w:rPr>
+        <w:t>6</w:t>
+      </w:r>
+      <w:r>
+        <w:fldChar w:fldCharType="end"/>
+      </w:r>
+      <w:r>
+        <w:t>:</w:t>
+      </w:r>
+      <w:r>
+        <w:t xml:space="preserve"> </w:t>
+      </w:r>
+      <w:r>
+        <w:t>Cân Thông Minh Xiaomi Body Scale S400</w:t>
+      </w:r>
+    </w:p>
+    <w:p>
+      <w:pPr>
+        <w:pStyle w:val="Chubinhthuong"/>
+      </w:pPr>
+      <w:r>
+        <w:t>Không chỉ đơn thuần là một chiếc cân, Xiaomi Body Scale S400 còn là một công cụ</w:t>
+      </w:r>
+      <w:r>
+        <w:t xml:space="preserve"> </w:t>
+      </w:r>
+      <w:r>
+        <w:t>phân tích cơ thể toàn diện. Thiết bị này cung cấp hơn 10 chỉ số sức khỏe quan trọng, bao</w:t>
+      </w:r>
+      <w:r>
+        <w:t xml:space="preserve"> </w:t>
+      </w:r>
+      <w:r>
+        <w:t>gồm một số tính năng nổi bật như:</w:t>
+      </w:r>
+    </w:p>
+    <w:p>
+      <w:pPr>
+        <w:pStyle w:val="Chubinhthuong"/>
+        <w:numPr>
+          <w:ilvl w:val="0"/>
+          <w:numId w:val="21"/>
+        </w:numPr>
+      </w:pPr>
+      <w:r>
+        <w:rPr>
+          <w:b/>
+          <w:bCs/>
+        </w:rPr>
+        <w:t>Cân nặng:</w:t>
+      </w:r>
+      <w:r>
+        <w:t xml:space="preserve"> Theo dõi sự thay đổi cân nặng theo thời gian để đánh giá hiệu quả của</w:t>
+      </w:r>
+      <w:r>
+        <w:t xml:space="preserve"> </w:t>
+      </w:r>
+      <w:r>
+        <w:t>quá trình giảm cân hoặc tăng cân.</w:t>
+      </w:r>
+    </w:p>
+    <w:p>
+      <w:pPr>
+        <w:pStyle w:val="Chubinhthuong"/>
+        <w:numPr>
+          <w:ilvl w:val="0"/>
+          <w:numId w:val="21"/>
+        </w:numPr>
+      </w:pPr>
+      <w:r>
+        <w:rPr>
+          <w:b/>
+          <w:bCs/>
+        </w:rPr>
+        <w:t>Chỉ số khối cơ thể (BMI)</w:t>
+      </w:r>
+      <w:r>
+        <w:t>: Đánh giá tình trạng cân nặng có phù hợp với chiều</w:t>
+      </w:r>
+      <w:r>
+        <w:t xml:space="preserve"> </w:t>
+      </w:r>
+      <w:r>
+        <w:t>cao hay không, từ đó xác định nguy cơ mắc các bệnh liên quan đến béo phì hoặc</w:t>
+      </w:r>
+      <w:r>
+        <w:t xml:space="preserve"> </w:t>
+      </w:r>
+      <w:r>
+        <w:t>suy dinh dưỡng.</w:t>
+      </w:r>
+    </w:p>
+    <w:p>
+      <w:pPr>
+        <w:pStyle w:val="Chubinhthuong"/>
+        <w:numPr>
+          <w:ilvl w:val="0"/>
+          <w:numId w:val="21"/>
+        </w:numPr>
+      </w:pPr>
+      <w:r>
+        <w:rPr>
+          <w:b/>
+          <w:bCs/>
+        </w:rPr>
+        <w:t>Tỷ lệ mỡ cơ thể:</w:t>
+      </w:r>
+      <w:r>
+        <w:t xml:space="preserve"> Cho biết lượng mỡ trong cơ thể, giúp bạn điều chỉnh chế độ ăn</w:t>
+      </w:r>
+      <w:r>
+        <w:t xml:space="preserve"> </w:t>
+      </w:r>
+      <w:r>
+        <w:t>uống và tập luyện để đạt được tỷ lệ mỡ lý tưởng.</w:t>
+      </w:r>
+    </w:p>
+    <w:p>
+      <w:pPr>
+        <w:pStyle w:val="Chubinhthuong"/>
+        <w:numPr>
+          <w:ilvl w:val="0"/>
+          <w:numId w:val="21"/>
+        </w:numPr>
+      </w:pPr>
+      <w:r>
+        <w:rPr>
+          <w:b/>
+          <w:bCs/>
+        </w:rPr>
+        <w:t>Tỷ lệ cơ bắp:</w:t>
+      </w:r>
+      <w:r>
+        <w:t xml:space="preserve"> Đánh giá khối lượng cơ, giúp bạn theo dõi sự phát triển cơ bắp và</w:t>
+      </w:r>
+      <w:r>
+        <w:t xml:space="preserve"> </w:t>
+      </w:r>
+      <w:r>
+        <w:t>xây dựng cơ thể săn chắc.</w:t>
+      </w:r>
+    </w:p>
+    <w:p>
+      <w:pPr>
+        <w:pStyle w:val="Chubinhthuong"/>
+        <w:numPr>
+          <w:ilvl w:val="0"/>
+          <w:numId w:val="21"/>
+        </w:numPr>
+      </w:pPr>
+      <w:r>
+        <w:rPr>
+          <w:b/>
+          <w:bCs/>
+        </w:rPr>
+        <w:lastRenderedPageBreak/>
+        <w:t>Khối lượng xương:</w:t>
+      </w:r>
+      <w:r>
+        <w:t xml:space="preserve"> Giúp bạn theo dõi sức khỏe xương và phòng ngừa các bệnh</w:t>
+      </w:r>
+      <w:r>
+        <w:t xml:space="preserve"> </w:t>
+      </w:r>
+      <w:r>
+        <w:t>về xương khớp.</w:t>
+      </w:r>
+    </w:p>
+    <w:p>
+      <w:pPr>
+        <w:pStyle w:val="Chubinhthuong"/>
+        <w:numPr>
+          <w:ilvl w:val="0"/>
+          <w:numId w:val="21"/>
+        </w:numPr>
+      </w:pPr>
+      <w:r>
+        <w:rPr>
+          <w:b/>
+          <w:bCs/>
+        </w:rPr>
+        <w:t>Tỷ lệ nước trong cơ thể:</w:t>
+      </w:r>
+      <w:r>
+        <w:t xml:space="preserve"> Cho biết lượng nước trong cơ thể, giúp bạn điều chỉnh</w:t>
+      </w:r>
+      <w:r>
+        <w:t xml:space="preserve"> </w:t>
+      </w:r>
+      <w:r>
+        <w:t>lượng nước uống hàng ngày để duy trì sự cân bằng điện giải.</w:t>
+      </w:r>
+    </w:p>
+    <w:p>
+      <w:pPr>
+        <w:pStyle w:val="Chubinhthuong"/>
+        <w:numPr>
+          <w:ilvl w:val="0"/>
+          <w:numId w:val="21"/>
+        </w:numPr>
+      </w:pPr>
+      <w:r>
+        <w:rPr>
+          <w:b/>
+          <w:bCs/>
+        </w:rPr>
+        <w:t>Và nhiều chỉ số khác:</w:t>
+      </w:r>
+      <w:r>
+        <w:t xml:space="preserve"> Như khối lượng nội tạng, tuổi cơ thể, v.v., giúp bạn hiểu rõ</w:t>
+      </w:r>
+      <w:r>
+        <w:t xml:space="preserve"> </w:t>
+      </w:r>
+      <w:r>
+        <w:t>hơn về tình trạng sức khỏe của mình.</w:t>
+      </w:r>
+    </w:p>
+    <w:p>
+      <w:pPr>
+        <w:pStyle w:val="Chubinhthuong"/>
+        <w:ind w:left="720" w:firstLine="0"/>
+        <w:jc w:val="center"/>
+      </w:pPr>
+      <w:r>
+        <w:rPr>
+          <w:noProof/>
+        </w:rPr>
+        <w:drawing>
+          <wp:inline distT="0" distB="0" distL="0" distR="0" wp14:anchorId="28CC2FE2" wp14:editId="6FD85AF2">
+            <wp:extent cx="4314825" cy="4314825"/>
+            <wp:effectExtent l="0" t="0" r="9525" b="9525"/>
+            <wp:docPr id="10" name="Picture 10" descr="A screenshot of a computer&#10;&#10;Description automatically generated"/>
+            <wp:cNvGraphicFramePr>
+              <a:graphicFrameLocks xmlns:a="http://schemas.openxmlformats.org/drawingml/2006/main" noChangeAspect="1"/>
+            </wp:cNvGraphicFramePr>
+            <a:graphic xmlns:a="http://schemas.openxmlformats.org/drawingml/2006/main">
+              <a:graphicData uri="http://schemas.openxmlformats.org/drawingml/2006/picture">
+                <pic:pic xmlns:pic="http://schemas.openxmlformats.org/drawingml/2006/picture">
+                  <pic:nvPicPr>
+                    <pic:cNvPr id="10" name="Picture 10" descr="A screenshot of a computer&#10;&#10;Description automatically generated"/>
+                    <pic:cNvPicPr/>
+                  </pic:nvPicPr>
+                  <pic:blipFill>
+                    <a:blip r:embed="rId20">
+                      <a:extLst>
+                        <a:ext uri="{28A0092B-C50C-407E-A947-70E740481C1C}">
+                          <a14:useLocalDpi xmlns:a14="http://schemas.microsoft.com/office/drawing/2010/main" val="0"/>
+                        </a:ext>
+                      </a:extLst>
+                    </a:blip>
+                    <a:stretch>
+                      <a:fillRect/>
+                    </a:stretch>
+                  </pic:blipFill>
+                  <pic:spPr>
+                    <a:xfrm>
+                      <a:off x="0" y="0"/>
+                      <a:ext cx="4314825" cy="4314825"/>
+                    </a:xfrm>
+                    <a:prstGeom prst="rect">
+                      <a:avLst/>
+                    </a:prstGeom>
+                  </pic:spPr>
+                </pic:pic>
+              </a:graphicData>
+            </a:graphic>
+          </wp:inline>
+        </w:drawing>
+      </w:r>
+    </w:p>
+    <w:p>
+      <w:pPr>
+        <w:pStyle w:val="Chubinhthuong"/>
+        <w:jc w:val="center"/>
+      </w:pPr>
+      <w:r>
+        <w:t xml:space="preserve">Hình </w:t>
+      </w:r>
+      <w:r>
+        <w:fldChar w:fldCharType="begin"/>
+      </w:r>
+      <w:r>
+        <w:instrText xml:space="preserve"> STYLEREF 1 \s </w:instrText>
+      </w:r>
+      <w:r>
+        <w:fldChar w:fldCharType="separate"/>
+      </w:r>
+      <w:r>
+        <w:rPr>
+          <w:noProof/>
+        </w:rPr>
+        <w:t>1</w:t>
+      </w:r>
+      <w:r>
+        <w:fldChar w:fldCharType="end"/>
+      </w:r>
+      <w:r>
+        <w:t>.</w:t>
+      </w:r>
+      <w:r>
+        <w:fldChar w:fldCharType="begin"/>
+      </w:r>
+      <w:r>
+        <w:instrText xml:space="preserve"> SEQ Hình \* ARABIC \s 1 </w:instrText>
+      </w:r>
+      <w:r>
+        <w:fldChar w:fldCharType="separate"/>
+      </w:r>
+      <w:r>
+        <w:rPr>
+          <w:noProof/>
+        </w:rPr>
+        <w:t>7</w:t>
+      </w:r>
+      <w:r>
+        <w:fldChar w:fldCharType="end"/>
+      </w:r>
+      <w:r>
+        <w:t>:Sự đa dạng các thông số mà hệ thống cân S400 có thể đo được</w:t>
+      </w:r>
+    </w:p>
+    <w:p>
+      <w:pPr>
+        <w:pStyle w:val="Chubinhthuong"/>
+      </w:pPr>
+      <w:r>
+        <w:t>Cân thông minh Xiaomi Body Scale S400 có thể kết nối với ứng dụng Mi Fit hoặc</w:t>
+      </w:r>
+      <w:r>
+        <w:t xml:space="preserve"> </w:t>
+      </w:r>
+      <w:r>
+        <w:t>Zepp Life thông qua Bluetooth. Nhờ đó, người dùng có thể:</w:t>
+      </w:r>
+    </w:p>
+    <w:p>
+      <w:pPr>
+        <w:pStyle w:val="Chubinhthuong"/>
+        <w:numPr>
+          <w:ilvl w:val="0"/>
+          <w:numId w:val="21"/>
+        </w:numPr>
+      </w:pPr>
+      <w:r>
+        <w:rPr>
+          <w:b/>
+          <w:bCs/>
+        </w:rPr>
+        <w:t>Theo dõi dữ liệu theo thời gian thực:</w:t>
+      </w:r>
+      <w:r>
+        <w:t xml:space="preserve"> Quan sát sự thay đổi của các chỉ số sức</w:t>
+      </w:r>
+      <w:r>
+        <w:t xml:space="preserve"> </w:t>
+      </w:r>
+      <w:r>
+        <w:t>khỏe qua từng ngày, tuần hoặc tháng.</w:t>
+      </w:r>
+    </w:p>
+    <w:p>
+      <w:pPr>
+        <w:pStyle w:val="Chubinhthuong"/>
+        <w:numPr>
+          <w:ilvl w:val="0"/>
+          <w:numId w:val="21"/>
+        </w:numPr>
+      </w:pPr>
+      <w:r>
+        <w:rPr>
+          <w:b/>
+          <w:bCs/>
+        </w:rPr>
+        <w:lastRenderedPageBreak/>
+        <w:t>Trực quan hóa kết quả:</w:t>
+      </w:r>
+      <w:r>
+        <w:t xml:space="preserve"> Biểu đồ và đồ thị trực quan giúp bạn dễ dàng nắm bắt</w:t>
+      </w:r>
+      <w:r>
+        <w:t xml:space="preserve"> </w:t>
+      </w:r>
+      <w:r>
+        <w:t>tình hình sức khỏe của mình.</w:t>
+      </w:r>
+    </w:p>
+    <w:p>
+      <w:pPr>
+        <w:pStyle w:val="Chubinhthuong"/>
+        <w:numPr>
+          <w:ilvl w:val="0"/>
+          <w:numId w:val="21"/>
+        </w:numPr>
+      </w:pPr>
+      <w:r>
+        <w:rPr>
+          <w:b/>
+          <w:bCs/>
+        </w:rPr>
+        <w:t>Nhận khuyến nghị cá nhân hóa:</w:t>
+      </w:r>
+      <w:r>
+        <w:t xml:space="preserve"> Ứng dụng sẽ đưa ra các gợi ý về chế độ ăn</w:t>
+      </w:r>
+      <w:r>
+        <w:t xml:space="preserve"> </w:t>
+      </w:r>
+      <w:r>
+        <w:t>uống và tập luyện phù hợp với mục tiêu của bạn.</w:t>
+      </w:r>
+    </w:p>
+    <w:p>
+      <w:pPr>
+        <w:pStyle w:val="Chubinhthuong"/>
+        <w:numPr>
+          <w:ilvl w:val="0"/>
+          <w:numId w:val="21"/>
+        </w:numPr>
+      </w:pPr>
+      <w:r>
+        <w:rPr>
+          <w:b/>
+          <w:bCs/>
+        </w:rPr>
+        <w:t>Chia sẻ dữ liệu với chuyên gia:</w:t>
+      </w:r>
+      <w:r>
+        <w:t xml:space="preserve"> Bạn có thể chia sẻ dữ liệu với bác sĩ hoặc chuyên</w:t>
+      </w:r>
+      <w:r>
+        <w:t xml:space="preserve"> </w:t>
+      </w:r>
+      <w:r>
+        <w:t>gia dinh dưỡng để được tư vấn cụ thể hơn.</w:t>
+      </w:r>
+    </w:p>
+    <w:p>
+      <w:pPr>
+        <w:pStyle w:val="Chubinhthuong"/>
+        <w:ind w:left="720" w:firstLine="0"/>
+        <w:jc w:val="center"/>
+      </w:pPr>
+      <w:r>
+        <w:rPr>
+          <w:noProof/>
+        </w:rPr>
+        <w:drawing>
+          <wp:inline distT="0" distB="0" distL="0" distR="0" wp14:anchorId="791A6CDB" wp14:editId="2C49F2E7">
+            <wp:extent cx="3781425" cy="3781425"/>
+            <wp:effectExtent l="0" t="0" r="9525" b="9525"/>
+            <wp:docPr id="11" name="Picture 11" descr="A screenshot of a weight report&#10;&#10;Description automatically generated"/>
+            <wp:cNvGraphicFramePr>
+              <a:graphicFrameLocks xmlns:a="http://schemas.openxmlformats.org/drawingml/2006/main" noChangeAspect="1"/>
+            </wp:cNvGraphicFramePr>
+            <a:graphic xmlns:a="http://schemas.openxmlformats.org/drawingml/2006/main">
+              <a:graphicData uri="http://schemas.openxmlformats.org/drawingml/2006/picture">
+                <pic:pic xmlns:pic="http://schemas.openxmlformats.org/drawingml/2006/picture">
+                  <pic:nvPicPr>
+                    <pic:cNvPr id="11" name="Picture 11" descr="A screenshot of a weight report&#10;&#10;Description automatically generated"/>
+                    <pic:cNvPicPr/>
+                  </pic:nvPicPr>
+                  <pic:blipFill>
+                    <a:blip r:embed="rId21" cstate="print">
+                      <a:extLst>
+                        <a:ext uri="{28A0092B-C50C-407E-A947-70E740481C1C}">
+                          <a14:useLocalDpi xmlns:a14="http://schemas.microsoft.com/office/drawing/2010/main" val="0"/>
+                        </a:ext>
+                      </a:extLst>
+                    </a:blip>
+                    <a:stretch>
+                      <a:fillRect/>
+                    </a:stretch>
+                  </pic:blipFill>
+                  <pic:spPr>
+                    <a:xfrm>
+                      <a:off x="0" y="0"/>
+                      <a:ext cx="3781425" cy="3781425"/>
+                    </a:xfrm>
+                    <a:prstGeom prst="rect">
+                      <a:avLst/>
+                    </a:prstGeom>
+                  </pic:spPr>
+                </pic:pic>
+              </a:graphicData>
+            </a:graphic>
+          </wp:inline>
+        </w:drawing>
+      </w:r>
+    </w:p>
+    <w:p>
+      <w:pPr>
+        <w:pStyle w:val="Chubinhthuong"/>
+        <w:jc w:val="center"/>
+      </w:pPr>
+      <w:r>
+        <w:t xml:space="preserve">Hình </w:t>
+      </w:r>
+      <w:r>
+        <w:fldChar w:fldCharType="begin"/>
+      </w:r>
+      <w:r>
+        <w:instrText xml:space="preserve"> STYLEREF 1 \s </w:instrText>
+      </w:r>
+      <w:r>
+        <w:fldChar w:fldCharType="separate"/>
+      </w:r>
+      <w:r>
+        <w:rPr>
+          <w:noProof/>
+        </w:rPr>
+        <w:t>1</w:t>
+      </w:r>
+      <w:r>
+        <w:fldChar w:fldCharType="end"/>
+      </w:r>
+      <w:r>
+        <w:t>.</w:t>
+      </w:r>
+      <w:r>
+        <w:fldChar w:fldCharType="begin"/>
+      </w:r>
+      <w:r>
+        <w:instrText xml:space="preserve"> SEQ Hình \* ARABIC \s 1 </w:instrText>
+      </w:r>
+      <w:r>
+        <w:fldChar w:fldCharType="separate"/>
+      </w:r>
+      <w:r>
+        <w:rPr>
+          <w:noProof/>
+        </w:rPr>
+        <w:t>8</w:t>
+      </w:r>
+      <w:r>
+        <w:fldChar w:fldCharType="end"/>
+      </w:r>
+      <w:r>
+        <w:t>:</w:t>
+      </w:r>
+      <w:r>
+        <w:t xml:space="preserve"> </w:t>
+      </w:r>
+      <w:r>
+        <w:t>Các chỉ số sức khoẻ của người dùng được thể hiện và đồng bộ hoá trên ứng</w:t>
+      </w:r>
+      <w:r>
+        <w:t xml:space="preserve"> </w:t>
+      </w:r>
+      <w:r>
+        <w:t>dụng Mi Home</w:t>
+      </w:r>
+    </w:p>
+    <w:p>
+      <w:pPr>
+        <w:pStyle w:val="Chubinhthuong"/>
+      </w:pPr>
+      <w:r>
+        <w:t>Xiaomi Body Scale S400 là một phần không thể thiếu trong hệ sinh thái nhà thông</w:t>
+      </w:r>
+      <w:r>
+        <w:t xml:space="preserve"> </w:t>
+      </w:r>
+      <w:r>
+        <w:t>minh của Xiaomi. Người dùng có thể kết nối cân với các thiết bị khác như đồng hồ thông</w:t>
+      </w:r>
+      <w:r>
+        <w:t xml:space="preserve"> </w:t>
+      </w:r>
+      <w:r>
+        <w:t>minh, điện thoại di động để tạo ra một hệ thống quản lý sức khỏe toàn diện.</w:t>
+      </w:r>
+    </w:p>
+    <w:p>
+      <w:pPr>
+        <w:pStyle w:val="Chubinhthuong"/>
+        <w:rPr>
+          <w:b/>
+          <w:bCs/>
+        </w:rPr>
+      </w:pPr>
+      <w:r>
+        <w:rPr>
+          <w:b/>
+          <w:bCs/>
+        </w:rPr>
+        <w:t>Ưu điểm nổi bật:</w:t>
+      </w:r>
+    </w:p>
+    <w:p>
+      <w:pPr>
+        <w:pStyle w:val="Chubinhthuong"/>
+        <w:numPr>
+          <w:ilvl w:val="0"/>
+          <w:numId w:val="21"/>
+        </w:numPr>
+      </w:pPr>
+      <w:r>
+        <w:rPr>
+          <w:b/>
+          <w:bCs/>
+        </w:rPr>
+        <w:t>Thiết kế hiện đại, sang trọng:</w:t>
+      </w:r>
+      <w:r>
+        <w:t xml:space="preserve"> Phù hợp với mọi không gian sống.</w:t>
+      </w:r>
+    </w:p>
+    <w:p>
+      <w:pPr>
+        <w:pStyle w:val="Chubinhthuong"/>
+        <w:numPr>
+          <w:ilvl w:val="0"/>
+          <w:numId w:val="21"/>
+        </w:numPr>
+      </w:pPr>
+      <w:r>
+        <w:rPr>
+          <w:b/>
+          <w:bCs/>
+        </w:rPr>
+        <w:t>Dễ sử dụng:</w:t>
+      </w:r>
+      <w:r>
+        <w:t xml:space="preserve"> Chỉ cần đứng lên cân là có thể đo được các chỉ số.</w:t>
+      </w:r>
+    </w:p>
+    <w:p>
+      <w:pPr>
+        <w:pStyle w:val="Chubinhthuong"/>
+        <w:numPr>
+          <w:ilvl w:val="0"/>
+          <w:numId w:val="21"/>
+        </w:numPr>
+      </w:pPr>
+      <w:r>
+        <w:rPr>
+          <w:b/>
+          <w:bCs/>
+        </w:rPr>
+        <w:lastRenderedPageBreak/>
+        <w:t>Độ chính xác cao:</w:t>
+      </w:r>
+      <w:r>
+        <w:t xml:space="preserve"> Đảm bảo kết quả đo lường đáng tin cậy.</w:t>
+      </w:r>
+    </w:p>
+    <w:p>
+      <w:pPr>
+        <w:pStyle w:val="Chubinhthuong"/>
+        <w:numPr>
+          <w:ilvl w:val="0"/>
+          <w:numId w:val="21"/>
+        </w:numPr>
+      </w:pPr>
+      <w:r>
+        <w:rPr>
+          <w:b/>
+          <w:bCs/>
+        </w:rPr>
+        <w:t>Tính năng nhận diện nhiều người dùng:</w:t>
+      </w:r>
+      <w:r>
+        <w:t xml:space="preserve"> Phù hợp cho cả gia đình.</w:t>
+      </w:r>
+    </w:p>
+    <w:p>
+      <w:pPr>
+        <w:pStyle w:val="Chubinhthuong"/>
+        <w:numPr>
+          <w:ilvl w:val="0"/>
+          <w:numId w:val="21"/>
+        </w:numPr>
+      </w:pPr>
+      <w:r>
+        <w:rPr>
+          <w:b/>
+          <w:bCs/>
+        </w:rPr>
+        <w:t>Giá cả phải chăng:</w:t>
+      </w:r>
+      <w:r>
+        <w:t xml:space="preserve"> So với các sản phẩm cùng loại trên thị trường.</w:t>
+      </w:r>
+    </w:p>
+    <w:p>
+      <w:pPr>
+        <w:pStyle w:val="Chubinhthuong"/>
+        <w:ind w:left="720" w:firstLine="0"/>
+        <w:rPr>
+          <w:b/>
+          <w:bCs/>
+        </w:rPr>
+      </w:pPr>
+      <w:r>
+        <w:rPr>
+          <w:b/>
+          <w:bCs/>
+        </w:rPr>
+        <w:t>Hạn chế:</w:t>
+      </w:r>
+    </w:p>
+    <w:p>
+      <w:pPr>
+        <w:pStyle w:val="Chubinhthuong"/>
+        <w:numPr>
+          <w:ilvl w:val="0"/>
+          <w:numId w:val="21"/>
+        </w:numPr>
+      </w:pPr>
+      <w:r>
+        <w:rPr>
+          <w:b/>
+          <w:bCs/>
+        </w:rPr>
+        <w:t>Phụ thuộc vào kết nối Bluetooth:</w:t>
+      </w:r>
+      <w:r>
+        <w:t xml:space="preserve"> Nếu kết nối không ổn định có thể ảnh </w:t>
+      </w:r>
+      <w:r>
+        <w:t>h</w:t>
+      </w:r>
+      <w:r>
+        <w:t>ưởng</w:t>
+      </w:r>
+      <w:r>
+        <w:t xml:space="preserve"> </w:t>
+      </w:r>
+      <w:r>
+        <w:t>đến việc đồng bộ dữ liệu.</w:t>
+      </w:r>
+    </w:p>
+    <w:p>
+      <w:pPr>
+        <w:pStyle w:val="Chubinhthuong"/>
+        <w:numPr>
+          <w:ilvl w:val="0"/>
+          <w:numId w:val="21"/>
+        </w:numPr>
+      </w:pPr>
+      <w:r>
+        <w:rPr>
+          <w:b/>
+          <w:bCs/>
+        </w:rPr>
+        <w:t>Không hỗ trợ đồng bộ trực tiếp với một số ứng dụng sức khỏe khác:</w:t>
+      </w:r>
+      <w:r>
+        <w:t xml:space="preserve"> Bạn</w:t>
+      </w:r>
+      <w:r>
+        <w:t xml:space="preserve"> </w:t>
+      </w:r>
+      <w:r>
+        <w:t>có thể cần sử dụng các ứng dụng chuyển đổi dữ liệu.</w:t>
+      </w:r>
     </w:p>
     <w:p>
       <w:pPr>
         <w:pStyle w:val="Heading3"/>
       </w:pPr>
-      <w:bookmarkStart w:id="7" w:name="_Toc209625304"/>
-      <w:r>
-        <w:t>then choose the elements you want</w:t>
-      </w:r>
-      <w:bookmarkEnd w:id="7"/>
-    </w:p>
-    <w:p>
-      <w:pPr>
-        <w:pStyle w:val="Chubinhthuong"/>
-        <w:ind w:firstLine="0"/>
-      </w:pPr>
-      <w:r>
-        <w:t>from the different galleries. Themes and styles also help keep your document coordinated. When you click Design and choose a new Theme, the pictures, charts, and SmartArt graphics change to match your new theme. When you apply styles, your headings change to match the new theme. Save time in Word with new buttons that show up where you need them.</w:t>
-      </w:r>
-    </w:p>
-    <w:p>
-      <w:pPr>
-        <w:pStyle w:val="Heading2"/>
-      </w:pPr>
-      <w:bookmarkStart w:id="8" w:name="_Toc209625305"/>
-      <w:r>
-        <w:t>To change the way a picture</w:t>
-      </w:r>
-      <w:bookmarkEnd w:id="8"/>
-    </w:p>
-    <w:p>
-      <w:pPr>
-        <w:pStyle w:val="Heading3"/>
-      </w:pPr>
-      <w:bookmarkStart w:id="9" w:name="_Toc209625306"/>
-      <w:r>
-        <w:t>fits in your document, click it and a</w:t>
-      </w:r>
-      <w:bookmarkEnd w:id="9"/>
-    </w:p>
-    <w:p>
-      <w:pPr>
-        <w:pStyle w:val="Chubinhthuong"/>
-        <w:ind w:firstLine="0"/>
-      </w:pPr>
-      <w:r>
-        <w:t>button for layout options appears next to it. When you work on a table, click where you want to add a row or a column, and then click the plus sign. Reading is easier, too, in the new Reading view. You can collapse parts of the document and focus on the text you want. If you need to stop reading before you reach the end, Word remembers where you left off - even on another device.</w:t>
-      </w:r>
-    </w:p>
-    <w:p>
-      <w:pPr>
-        <w:spacing w:after="160" w:line="259" w:lineRule="auto"/>
-        <w:ind w:firstLine="0"/>
-        <w:rPr>
-          <w:rFonts w:ascii="Times New Roman" w:hAnsi="Times New Roman" w:cs="Times New Roman"/>
-          <w:sz w:val="26"/>
-          <w:szCs w:val="26"/>
-        </w:rPr>
-      </w:pPr>
-      <w:r>
-        <w:br w:type="page"/>
-      </w:r>
-    </w:p>
-    <w:p>
-      <w:pPr>
-        <w:pStyle w:val="Heading1"/>
-      </w:pPr>
-      <w:bookmarkStart w:id="10" w:name="_Toc209625307"/>
-      <w:r>
+      <w:r>
+        <w:t>Cân thông minh 365 Selection WS1</w:t>
+      </w:r>
+    </w:p>
+    <w:p>
+      <w:pPr>
+        <w:pStyle w:val="Chubinhthuong"/>
+      </w:pPr>
+      <w:r>
+        <w:t>Với một mặt kính cường lực trong suốt, cân sức khoẻ 365 Selection WS1 của Thái Lan</w:t>
+      </w:r>
+      <w:r>
+        <w:t xml:space="preserve"> </w:t>
+      </w:r>
+      <w:r>
+        <w:t>có kiểu dáng sang trọng, tinh tế và đẹp mắt. Cân đo 18 chỉ số cơ thể, kết nối Bluetooth</w:t>
+      </w:r>
+      <w:r>
+        <w:t xml:space="preserve"> </w:t>
+      </w:r>
+      <w:r>
+        <w:t>với điện thoại di động thông qua ứng dụng 365 Life và tự động nhận dạng người dùng.</w:t>
+      </w:r>
+      <w:r>
+        <w:t xml:space="preserve"> </w:t>
+      </w:r>
+      <w:r>
+        <w:t>Màn hình LED hiển thị rõ ràng và chi tiết. Đây là lựa chọn hoàn hảo thiết bị chăm sóc</w:t>
+      </w:r>
+      <w:r>
+        <w:t xml:space="preserve"> </w:t>
+      </w:r>
+      <w:r>
+        <w:t>và theo dõi sức khoẻ của mỗi gia đình.</w:t>
+      </w:r>
+    </w:p>
+    <w:p>
+      <w:pPr>
+        <w:pStyle w:val="Chubinhthuong"/>
+        <w:jc w:val="center"/>
+      </w:pPr>
+      <w:r>
+        <w:rPr>
+          <w:noProof/>
+        </w:rPr>
         <w:lastRenderedPageBreak/>
-        <w:t>Video provides</w:t>
-      </w:r>
-      <w:bookmarkEnd w:id="10"/>
-    </w:p>
-    <w:p>
-      <w:pPr>
-        <w:pStyle w:val="Heading2"/>
-      </w:pPr>
-      <w:bookmarkStart w:id="11" w:name="_Toc209625308"/>
-      <w:r>
-        <w:t>a powerful way to help</w:t>
-      </w:r>
-      <w:bookmarkEnd w:id="11"/>
-    </w:p>
-    <w:p>
-      <w:pPr>
-        <w:pStyle w:val="Heading3"/>
-      </w:pPr>
-      <w:bookmarkStart w:id="12" w:name="_Toc209625309"/>
-      <w:r>
-        <w:t>you prove your point. When you</w:t>
-      </w:r>
-      <w:bookmarkEnd w:id="12"/>
-    </w:p>
-    <w:p>
-      <w:pPr>
-        <w:pStyle w:val="Chubinhthuong"/>
-        <w:ind w:firstLine="0"/>
-      </w:pPr>
-      <w:r>
-        <w:t>click Online Video, you can paste in the embed code for the video you want to add. You can also type a keyword to search online for the video that best fits your document. To make your document look professionally produced, Word provides header, footer, cover page, and text box designs that complement each other. For example, you can add a matching cover page, header, and sidebar.</w:t>
-      </w:r>
-    </w:p>
-    <w:p>
-      <w:pPr>
-        <w:pStyle w:val="Heading2"/>
-      </w:pPr>
-      <w:bookmarkStart w:id="13" w:name="_Toc209625310"/>
-      <w:r>
-        <w:t>Click Insert and</w:t>
-      </w:r>
-      <w:bookmarkEnd w:id="13"/>
-    </w:p>
-    <w:p>
-      <w:pPr>
-        <w:pStyle w:val="Heading3"/>
-      </w:pPr>
-      <w:bookmarkStart w:id="14" w:name="_Toc209625311"/>
-      <w:r>
-        <w:t>then choose the elements you want</w:t>
-      </w:r>
-      <w:bookmarkEnd w:id="14"/>
-    </w:p>
-    <w:p>
-      <w:pPr>
-        <w:pStyle w:val="Chubinhthuong"/>
-        <w:ind w:firstLine="0"/>
-      </w:pPr>
-      <w:r>
-        <w:t>from the different galleries. Themes and styles also help keep your document coordinated. When you click Design and choose a new Theme, the pictures, charts, and SmartArt graphics change to match your new theme. When you apply styles, your headings change to match the new theme. Save time in Word with new buttons that show up where you need them.</w:t>
-      </w:r>
-    </w:p>
-    <w:p>
-      <w:pPr>
-        <w:pStyle w:val="Heading2"/>
-      </w:pPr>
-      <w:bookmarkStart w:id="15" w:name="_Toc209625312"/>
-      <w:r>
-        <w:t>To change the way a picture</w:t>
-      </w:r>
-      <w:bookmarkEnd w:id="15"/>
-    </w:p>
-    <w:p>
-      <w:pPr>
-        <w:pStyle w:val="Heading3"/>
-      </w:pPr>
-      <w:bookmarkStart w:id="16" w:name="_Toc209625313"/>
-      <w:r>
-        <w:t>fits in your document, click it and a</w:t>
-      </w:r>
-      <w:bookmarkEnd w:id="16"/>
-    </w:p>
-    <w:p>
-      <w:pPr>
-        <w:pStyle w:val="Chubinhthuong"/>
-        <w:ind w:firstLine="0"/>
-      </w:pPr>
-      <w:r>
-        <w:t>button for layout options appears next to it. When you work on a table, click where you want to add a row or a column, and then click the plus sign. Reading is easier, too, in the new Reading view. You can collapse parts of the document and focus on the text you want. If you need to stop reading before you reach the end, Word remembers where you left off - even on another device.</w:t>
-      </w:r>
-    </w:p>
-    <w:p>
-      <w:pPr>
-        <w:pStyle w:val="Chubinhthuong"/>
-        <w:ind w:firstLine="0"/>
-      </w:pPr>
-    </w:p>
-    <w:p>
-      <w:pPr>
-        <w:pStyle w:val="Chubinhthuong"/>
-        <w:ind w:firstLine="0"/>
-      </w:pPr>
-    </w:p>
-    <w:p>
-      <w:pPr>
-        <w:pStyle w:val="Chubinhthuong"/>
-        <w:ind w:firstLine="0"/>
+        <w:drawing>
+          <wp:inline distT="0" distB="0" distL="0" distR="0" wp14:anchorId="02AB6061" wp14:editId="7B0E79F7">
+            <wp:extent cx="4095750" cy="4095750"/>
+            <wp:effectExtent l="0" t="0" r="0" b="0"/>
+            <wp:docPr id="12" name="Picture 12" descr="A white electronic scale on a red background&#10;&#10;Description automatically generated"/>
+            <wp:cNvGraphicFramePr>
+              <a:graphicFrameLocks xmlns:a="http://schemas.openxmlformats.org/drawingml/2006/main" noChangeAspect="1"/>
+            </wp:cNvGraphicFramePr>
+            <a:graphic xmlns:a="http://schemas.openxmlformats.org/drawingml/2006/main">
+              <a:graphicData uri="http://schemas.openxmlformats.org/drawingml/2006/picture">
+                <pic:pic xmlns:pic="http://schemas.openxmlformats.org/drawingml/2006/picture">
+                  <pic:nvPicPr>
+                    <pic:cNvPr id="12" name="Picture 12" descr="A white electronic scale on a red background&#10;&#10;Description automatically generated"/>
+                    <pic:cNvPicPr/>
+                  </pic:nvPicPr>
+                  <pic:blipFill>
+                    <a:blip r:embed="rId22" cstate="print">
+                      <a:extLst>
+                        <a:ext uri="{28A0092B-C50C-407E-A947-70E740481C1C}">
+                          <a14:useLocalDpi xmlns:a14="http://schemas.microsoft.com/office/drawing/2010/main" val="0"/>
+                        </a:ext>
+                      </a:extLst>
+                    </a:blip>
+                    <a:stretch>
+                      <a:fillRect/>
+                    </a:stretch>
+                  </pic:blipFill>
+                  <pic:spPr>
+                    <a:xfrm>
+                      <a:off x="0" y="0"/>
+                      <a:ext cx="4095750" cy="4095750"/>
+                    </a:xfrm>
+                    <a:prstGeom prst="rect">
+                      <a:avLst/>
+                    </a:prstGeom>
+                  </pic:spPr>
+                </pic:pic>
+              </a:graphicData>
+            </a:graphic>
+          </wp:inline>
+        </w:drawing>
+      </w:r>
+    </w:p>
+    <w:p>
+      <w:pPr>
+        <w:pStyle w:val="Chubinhthuong"/>
+        <w:jc w:val="center"/>
+      </w:pPr>
+      <w:r>
+        <w:t xml:space="preserve">Hình </w:t>
+      </w:r>
+      <w:r>
+        <w:fldChar w:fldCharType="begin"/>
+      </w:r>
+      <w:r>
+        <w:instrText xml:space="preserve"> STYLEREF 1 \s </w:instrText>
+      </w:r>
+      <w:r>
+        <w:fldChar w:fldCharType="separate"/>
+      </w:r>
+      <w:r>
+        <w:rPr>
+          <w:noProof/>
+        </w:rPr>
+        <w:t>1</w:t>
+      </w:r>
+      <w:r>
+        <w:fldChar w:fldCharType="end"/>
+      </w:r>
+      <w:r>
+        <w:t>.</w:t>
+      </w:r>
+      <w:r>
+        <w:fldChar w:fldCharType="begin"/>
+      </w:r>
+      <w:r>
+        <w:instrText xml:space="preserve"> SEQ Hình \* ARABIC \s 1 </w:instrText>
+      </w:r>
+      <w:r>
+        <w:fldChar w:fldCharType="separate"/>
+      </w:r>
+      <w:r>
+        <w:rPr>
+          <w:noProof/>
+        </w:rPr>
+        <w:t>9</w:t>
+      </w:r>
+      <w:r>
+        <w:fldChar w:fldCharType="end"/>
+      </w:r>
+      <w:r>
+        <w:t>:</w:t>
+      </w:r>
+      <w:r>
+        <w:t xml:space="preserve"> </w:t>
+      </w:r>
+      <w:r>
+        <w:t>Cân thông minh 365 Selection WS1</w:t>
+      </w:r>
+    </w:p>
+    <w:p>
+      <w:pPr>
+        <w:pStyle w:val="Chubinhthuong"/>
+      </w:pPr>
+      <w:r>
+        <w:t>Được trang bị cảm biến chất lượng cao, cân thông minh 365 Selection WS1 đảm bảo</w:t>
+      </w:r>
+      <w:r>
+        <w:t xml:space="preserve"> </w:t>
+      </w:r>
+      <w:r>
+        <w:t>đo lường trọng lượng với độ chính xác cao cùng tốc độ nhanh. Các cảm biến này cung</w:t>
+      </w:r>
+      <w:r>
+        <w:t xml:space="preserve"> </w:t>
+      </w:r>
+      <w:r>
+        <w:t>cấp những thông số trọng lượng vô cùng chính xác và đáng tin cậy, cho phép người dùng</w:t>
+      </w:r>
+      <w:r>
+        <w:t xml:space="preserve"> </w:t>
+      </w:r>
+      <w:r>
+        <w:t>đo lường và theo dõi trọng lượng cơ thể dễ dàng.</w:t>
+      </w:r>
+    </w:p>
+    <w:p>
+      <w:pPr>
+        <w:pStyle w:val="Chubinhthuong"/>
+      </w:pPr>
+    </w:p>
+    <w:p>
+      <w:pPr>
+        <w:pStyle w:val="Chubinhthuong"/>
+        <w:jc w:val="center"/>
       </w:pPr>
     </w:p>
     <w:sectPr>
-      <w:footerReference w:type="default" r:id="rId14"/>
+      <w:footerReference w:type="default" r:id="rId23"/>
       <w:pgSz w:w="11906" w:h="16838" w:code="9"/>
       <w:pgMar w:top="1701" w:right="1134" w:bottom="1701" w:left="1985" w:header="720" w:footer="720" w:gutter="0"/>
       <w:pgNumType w:start="1"/>
@@ -4455,9 +4819,233 @@
 <file path=word/numbering.xml><?xml version="1.0" encoding="utf-8"?>
 <w:numbering xmlns:wpc="http://schemas.microsoft.com/office/word/2010/wordprocessingCanvas" xmlns:cx="http://schemas.microsoft.com/office/drawing/2014/chartex" xmlns:cx1="http://schemas.microsoft.com/office/drawing/2015/9/8/chartex" xmlns:cx2="http://schemas.microsoft.com/office/drawing/2015/10/21/chartex" xmlns:cx3="http://schemas.microsoft.com/office/drawing/2016/5/9/chartex" xmlns:cx4="http://schemas.microsoft.com/office/drawing/2016/5/10/chartex" xmlns:cx5="http://schemas.microsoft.com/office/drawing/2016/5/11/chartex" xmlns:cx6="http://schemas.microsoft.com/office/drawing/2016/5/12/chartex" xmlns:cx7="http://schemas.microsoft.com/office/drawing/2016/5/13/chartex" xmlns:cx8="http://schemas.microsoft.com/office/drawing/2016/5/14/chartex" xmlns:mc="http://schemas.openxmlformats.org/markup-compatibility/2006" xmlns:aink="http://schemas.microsoft.com/office/drawing/2016/ink" xmlns:am3d="http://schemas.microsoft.com/office/drawing/2017/model3d" xmlns:o="urn:schemas-microsoft-com:office:office" xmlns:r="http://schemas.openxmlformats.org/officeDocument/2006/relationships" xmlns:m="http://schemas.openxmlformats.org/officeDocument/2006/math" xmlns:v="urn:schemas-microsoft-com:vml" xmlns:wp14="http://schemas.microsoft.com/office/word/2010/wordprocessingDrawing" xmlns:wp="http://schemas.openxmlformats.org/drawingml/2006/wordprocessingDrawing" xmlns:w10="urn:schemas-microsoft-com:office:word" xmlns:w="http://schemas.openxmlformats.org/wordprocessingml/2006/main" xmlns:w14="http://schemas.microsoft.com/office/word/2010/wordml" xmlns:w15="http://schemas.microsoft.com/office/word/2012/wordml" xmlns:w16cex="http://schemas.microsoft.com/office/word/2018/wordml/cex" xmlns:w16cid="http://schemas.microsoft.com/office/word/2016/wordml/cid" xmlns:w16="http://schemas.microsoft.com/office/word/2018/wordml" xmlns:w16se="http://schemas.microsoft.com/office/word/2015/wordml/symex" xmlns:wpg="http://schemas.microsoft.com/office/word/2010/wordprocessingGroup" xmlns:wpi="http://schemas.microsoft.com/office/word/2010/wordprocessingInk" xmlns:wne="http://schemas.microsoft.com/office/word/2006/wordml" xmlns:wps="http://schemas.microsoft.com/office/word/2010/wordprocessingShape" mc:Ignorable="w14 w15 w16se w16cid w16 w16cex wp14">
   <w:abstractNum w:abstractNumId="0" w15:restartNumberingAfterBreak="0">
+    <w:nsid w:val="02E00808"/>
+    <w:multiLevelType w:val="hybridMultilevel"/>
+    <w:tmpl w:val="732E2B96"/>
+    <w:lvl w:ilvl="0" w:tplc="8C94890E">
+      <w:numFmt w:val="bullet"/>
+      <w:lvlText w:val="•"/>
+      <w:lvlJc w:val="left"/>
+      <w:pPr>
+        <w:ind w:left="1800" w:hanging="360"/>
+      </w:pPr>
+      <w:rPr>
+        <w:rFonts w:ascii="Times New Roman" w:eastAsiaTheme="minorHAnsi" w:hAnsi="Times New Roman" w:cs="Times New Roman" w:hint="default"/>
+      </w:rPr>
+    </w:lvl>
+    <w:lvl w:ilvl="1" w:tplc="04090003" w:tentative="1">
+      <w:start w:val="1"/>
+      <w:numFmt w:val="bullet"/>
+      <w:lvlText w:val="o"/>
+      <w:lvlJc w:val="left"/>
+      <w:pPr>
+        <w:ind w:left="2160" w:hanging="360"/>
+      </w:pPr>
+      <w:rPr>
+        <w:rFonts w:ascii="Courier New" w:hAnsi="Courier New" w:cs="Courier New" w:hint="default"/>
+      </w:rPr>
+    </w:lvl>
+    <w:lvl w:ilvl="2" w:tplc="04090005" w:tentative="1">
+      <w:start w:val="1"/>
+      <w:numFmt w:val="bullet"/>
+      <w:lvlText w:val=""/>
+      <w:lvlJc w:val="left"/>
+      <w:pPr>
+        <w:ind w:left="2880" w:hanging="360"/>
+      </w:pPr>
+      <w:rPr>
+        <w:rFonts w:ascii="Wingdings" w:hAnsi="Wingdings" w:hint="default"/>
+      </w:rPr>
+    </w:lvl>
+    <w:lvl w:ilvl="3" w:tplc="04090001" w:tentative="1">
+      <w:start w:val="1"/>
+      <w:numFmt w:val="bullet"/>
+      <w:lvlText w:val=""/>
+      <w:lvlJc w:val="left"/>
+      <w:pPr>
+        <w:ind w:left="3600" w:hanging="360"/>
+      </w:pPr>
+      <w:rPr>
+        <w:rFonts w:ascii="Symbol" w:hAnsi="Symbol" w:hint="default"/>
+      </w:rPr>
+    </w:lvl>
+    <w:lvl w:ilvl="4" w:tplc="04090003" w:tentative="1">
+      <w:start w:val="1"/>
+      <w:numFmt w:val="bullet"/>
+      <w:lvlText w:val="o"/>
+      <w:lvlJc w:val="left"/>
+      <w:pPr>
+        <w:ind w:left="4320" w:hanging="360"/>
+      </w:pPr>
+      <w:rPr>
+        <w:rFonts w:ascii="Courier New" w:hAnsi="Courier New" w:cs="Courier New" w:hint="default"/>
+      </w:rPr>
+    </w:lvl>
+    <w:lvl w:ilvl="5" w:tplc="04090005" w:tentative="1">
+      <w:start w:val="1"/>
+      <w:numFmt w:val="bullet"/>
+      <w:lvlText w:val=""/>
+      <w:lvlJc w:val="left"/>
+      <w:pPr>
+        <w:ind w:left="5040" w:hanging="360"/>
+      </w:pPr>
+      <w:rPr>
+        <w:rFonts w:ascii="Wingdings" w:hAnsi="Wingdings" w:hint="default"/>
+      </w:rPr>
+    </w:lvl>
+    <w:lvl w:ilvl="6" w:tplc="04090001" w:tentative="1">
+      <w:start w:val="1"/>
+      <w:numFmt w:val="bullet"/>
+      <w:lvlText w:val=""/>
+      <w:lvlJc w:val="left"/>
+      <w:pPr>
+        <w:ind w:left="5760" w:hanging="360"/>
+      </w:pPr>
+      <w:rPr>
+        <w:rFonts w:ascii="Symbol" w:hAnsi="Symbol" w:hint="default"/>
+      </w:rPr>
+    </w:lvl>
+    <w:lvl w:ilvl="7" w:tplc="04090003" w:tentative="1">
+      <w:start w:val="1"/>
+      <w:numFmt w:val="bullet"/>
+      <w:lvlText w:val="o"/>
+      <w:lvlJc w:val="left"/>
+      <w:pPr>
+        <w:ind w:left="6480" w:hanging="360"/>
+      </w:pPr>
+      <w:rPr>
+        <w:rFonts w:ascii="Courier New" w:hAnsi="Courier New" w:cs="Courier New" w:hint="default"/>
+      </w:rPr>
+    </w:lvl>
+    <w:lvl w:ilvl="8" w:tplc="04090005" w:tentative="1">
+      <w:start w:val="1"/>
+      <w:numFmt w:val="bullet"/>
+      <w:lvlText w:val=""/>
+      <w:lvlJc w:val="left"/>
+      <w:pPr>
+        <w:ind w:left="7200" w:hanging="360"/>
+      </w:pPr>
+      <w:rPr>
+        <w:rFonts w:ascii="Wingdings" w:hAnsi="Wingdings" w:hint="default"/>
+      </w:rPr>
+    </w:lvl>
+  </w:abstractNum>
+  <w:abstractNum w:abstractNumId="1" w15:restartNumberingAfterBreak="0">
+    <w:nsid w:val="1A480304"/>
+    <w:multiLevelType w:val="hybridMultilevel"/>
+    <w:tmpl w:val="A57AD8E4"/>
+    <w:lvl w:ilvl="0" w:tplc="8C94890E">
+      <w:numFmt w:val="bullet"/>
+      <w:lvlText w:val="•"/>
+      <w:lvlJc w:val="left"/>
+      <w:pPr>
+        <w:ind w:left="1800" w:hanging="360"/>
+      </w:pPr>
+      <w:rPr>
+        <w:rFonts w:ascii="Times New Roman" w:eastAsiaTheme="minorHAnsi" w:hAnsi="Times New Roman" w:cs="Times New Roman" w:hint="default"/>
+      </w:rPr>
+    </w:lvl>
+    <w:lvl w:ilvl="1" w:tplc="04090003" w:tentative="1">
+      <w:start w:val="1"/>
+      <w:numFmt w:val="bullet"/>
+      <w:lvlText w:val="o"/>
+      <w:lvlJc w:val="left"/>
+      <w:pPr>
+        <w:ind w:left="2160" w:hanging="360"/>
+      </w:pPr>
+      <w:rPr>
+        <w:rFonts w:ascii="Courier New" w:hAnsi="Courier New" w:cs="Courier New" w:hint="default"/>
+      </w:rPr>
+    </w:lvl>
+    <w:lvl w:ilvl="2" w:tplc="04090005" w:tentative="1">
+      <w:start w:val="1"/>
+      <w:numFmt w:val="bullet"/>
+      <w:lvlText w:val=""/>
+      <w:lvlJc w:val="left"/>
+      <w:pPr>
+        <w:ind w:left="2880" w:hanging="360"/>
+      </w:pPr>
+      <w:rPr>
+        <w:rFonts w:ascii="Wingdings" w:hAnsi="Wingdings" w:hint="default"/>
+      </w:rPr>
+    </w:lvl>
+    <w:lvl w:ilvl="3" w:tplc="04090001" w:tentative="1">
+      <w:start w:val="1"/>
+      <w:numFmt w:val="bullet"/>
+      <w:lvlText w:val=""/>
+      <w:lvlJc w:val="left"/>
+      <w:pPr>
+        <w:ind w:left="3600" w:hanging="360"/>
+      </w:pPr>
+      <w:rPr>
+        <w:rFonts w:ascii="Symbol" w:hAnsi="Symbol" w:hint="default"/>
+      </w:rPr>
+    </w:lvl>
+    <w:lvl w:ilvl="4" w:tplc="04090003" w:tentative="1">
+      <w:start w:val="1"/>
+      <w:numFmt w:val="bullet"/>
+      <w:lvlText w:val="o"/>
+      <w:lvlJc w:val="left"/>
+      <w:pPr>
+        <w:ind w:left="4320" w:hanging="360"/>
+      </w:pPr>
+      <w:rPr>
+        <w:rFonts w:ascii="Courier New" w:hAnsi="Courier New" w:cs="Courier New" w:hint="default"/>
+      </w:rPr>
+    </w:lvl>
+    <w:lvl w:ilvl="5" w:tplc="04090005" w:tentative="1">
+      <w:start w:val="1"/>
+      <w:numFmt w:val="bullet"/>
+      <w:lvlText w:val=""/>
+      <w:lvlJc w:val="left"/>
+      <w:pPr>
+        <w:ind w:left="5040" w:hanging="360"/>
+      </w:pPr>
+      <w:rPr>
+        <w:rFonts w:ascii="Wingdings" w:hAnsi="Wingdings" w:hint="default"/>
+      </w:rPr>
+    </w:lvl>
+    <w:lvl w:ilvl="6" w:tplc="04090001" w:tentative="1">
+      <w:start w:val="1"/>
+      <w:numFmt w:val="bullet"/>
+      <w:lvlText w:val=""/>
+      <w:lvlJc w:val="left"/>
+      <w:pPr>
+        <w:ind w:left="5760" w:hanging="360"/>
+      </w:pPr>
+      <w:rPr>
+        <w:rFonts w:ascii="Symbol" w:hAnsi="Symbol" w:hint="default"/>
+      </w:rPr>
+    </w:lvl>
+    <w:lvl w:ilvl="7" w:tplc="04090003" w:tentative="1">
+      <w:start w:val="1"/>
+      <w:numFmt w:val="bullet"/>
+      <w:lvlText w:val="o"/>
+      <w:lvlJc w:val="left"/>
+      <w:pPr>
+        <w:ind w:left="6480" w:hanging="360"/>
+      </w:pPr>
+      <w:rPr>
+        <w:rFonts w:ascii="Courier New" w:hAnsi="Courier New" w:cs="Courier New" w:hint="default"/>
+      </w:rPr>
+    </w:lvl>
+    <w:lvl w:ilvl="8" w:tplc="04090005" w:tentative="1">
+      <w:start w:val="1"/>
+      <w:numFmt w:val="bullet"/>
+      <w:lvlText w:val=""/>
+      <w:lvlJc w:val="left"/>
+      <w:pPr>
+        <w:ind w:left="7200" w:hanging="360"/>
+      </w:pPr>
+      <w:rPr>
+        <w:rFonts w:ascii="Wingdings" w:hAnsi="Wingdings" w:hint="default"/>
+      </w:rPr>
+    </w:lvl>
+  </w:abstractNum>
+  <w:abstractNum w:abstractNumId="2" w15:restartNumberingAfterBreak="0">
     <w:nsid w:val="41D82F65"/>
     <w:multiLevelType w:val="multilevel"/>
-    <w:tmpl w:val="B87E49CC"/>
+    <w:tmpl w:val="C446620A"/>
     <w:lvl w:ilvl="0">
       <w:start w:val="1"/>
       <w:numFmt w:val="decimal"/>
@@ -4577,7 +5165,120 @@
       </w:rPr>
     </w:lvl>
   </w:abstractNum>
-  <w:abstractNum w:abstractNumId="1" w15:restartNumberingAfterBreak="0">
+  <w:abstractNum w:abstractNumId="3" w15:restartNumberingAfterBreak="0">
+    <w:nsid w:val="59F839DB"/>
+    <w:multiLevelType w:val="hybridMultilevel"/>
+    <w:tmpl w:val="9B9AEEEE"/>
+    <w:lvl w:ilvl="0" w:tplc="04090001">
+      <w:start w:val="1"/>
+      <w:numFmt w:val="bullet"/>
+      <w:lvlText w:val=""/>
+      <w:lvlJc w:val="left"/>
+      <w:pPr>
+        <w:ind w:left="1440" w:hanging="360"/>
+      </w:pPr>
+      <w:rPr>
+        <w:rFonts w:ascii="Symbol" w:hAnsi="Symbol" w:hint="default"/>
+      </w:rPr>
+    </w:lvl>
+    <w:lvl w:ilvl="1" w:tplc="04090003" w:tentative="1">
+      <w:start w:val="1"/>
+      <w:numFmt w:val="bullet"/>
+      <w:lvlText w:val="o"/>
+      <w:lvlJc w:val="left"/>
+      <w:pPr>
+        <w:ind w:left="2160" w:hanging="360"/>
+      </w:pPr>
+      <w:rPr>
+        <w:rFonts w:ascii="Courier New" w:hAnsi="Courier New" w:cs="Courier New" w:hint="default"/>
+      </w:rPr>
+    </w:lvl>
+    <w:lvl w:ilvl="2" w:tplc="04090005" w:tentative="1">
+      <w:start w:val="1"/>
+      <w:numFmt w:val="bullet"/>
+      <w:lvlText w:val=""/>
+      <w:lvlJc w:val="left"/>
+      <w:pPr>
+        <w:ind w:left="2880" w:hanging="360"/>
+      </w:pPr>
+      <w:rPr>
+        <w:rFonts w:ascii="Wingdings" w:hAnsi="Wingdings" w:hint="default"/>
+      </w:rPr>
+    </w:lvl>
+    <w:lvl w:ilvl="3" w:tplc="04090001" w:tentative="1">
+      <w:start w:val="1"/>
+      <w:numFmt w:val="bullet"/>
+      <w:lvlText w:val=""/>
+      <w:lvlJc w:val="left"/>
+      <w:pPr>
+        <w:ind w:left="3600" w:hanging="360"/>
+      </w:pPr>
+      <w:rPr>
+        <w:rFonts w:ascii="Symbol" w:hAnsi="Symbol" w:hint="default"/>
+      </w:rPr>
+    </w:lvl>
+    <w:lvl w:ilvl="4" w:tplc="04090003" w:tentative="1">
+      <w:start w:val="1"/>
+      <w:numFmt w:val="bullet"/>
+      <w:lvlText w:val="o"/>
+      <w:lvlJc w:val="left"/>
+      <w:pPr>
+        <w:ind w:left="4320" w:hanging="360"/>
+      </w:pPr>
+      <w:rPr>
+        <w:rFonts w:ascii="Courier New" w:hAnsi="Courier New" w:cs="Courier New" w:hint="default"/>
+      </w:rPr>
+    </w:lvl>
+    <w:lvl w:ilvl="5" w:tplc="04090005" w:tentative="1">
+      <w:start w:val="1"/>
+      <w:numFmt w:val="bullet"/>
+      <w:lvlText w:val=""/>
+      <w:lvlJc w:val="left"/>
+      <w:pPr>
+        <w:ind w:left="5040" w:hanging="360"/>
+      </w:pPr>
+      <w:rPr>
+        <w:rFonts w:ascii="Wingdings" w:hAnsi="Wingdings" w:hint="default"/>
+      </w:rPr>
+    </w:lvl>
+    <w:lvl w:ilvl="6" w:tplc="04090001" w:tentative="1">
+      <w:start w:val="1"/>
+      <w:numFmt w:val="bullet"/>
+      <w:lvlText w:val=""/>
+      <w:lvlJc w:val="left"/>
+      <w:pPr>
+        <w:ind w:left="5760" w:hanging="360"/>
+      </w:pPr>
+      <w:rPr>
+        <w:rFonts w:ascii="Symbol" w:hAnsi="Symbol" w:hint="default"/>
+      </w:rPr>
+    </w:lvl>
+    <w:lvl w:ilvl="7" w:tplc="04090003" w:tentative="1">
+      <w:start w:val="1"/>
+      <w:numFmt w:val="bullet"/>
+      <w:lvlText w:val="o"/>
+      <w:lvlJc w:val="left"/>
+      <w:pPr>
+        <w:ind w:left="6480" w:hanging="360"/>
+      </w:pPr>
+      <w:rPr>
+        <w:rFonts w:ascii="Courier New" w:hAnsi="Courier New" w:cs="Courier New" w:hint="default"/>
+      </w:rPr>
+    </w:lvl>
+    <w:lvl w:ilvl="8" w:tplc="04090005" w:tentative="1">
+      <w:start w:val="1"/>
+      <w:numFmt w:val="bullet"/>
+      <w:lvlText w:val=""/>
+      <w:lvlJc w:val="left"/>
+      <w:pPr>
+        <w:ind w:left="7200" w:hanging="360"/>
+      </w:pPr>
+      <w:rPr>
+        <w:rFonts w:ascii="Wingdings" w:hAnsi="Wingdings" w:hint="default"/>
+      </w:rPr>
+    </w:lvl>
+  </w:abstractNum>
+  <w:abstractNum w:abstractNumId="4" w15:restartNumberingAfterBreak="0">
     <w:nsid w:val="62DA1ACB"/>
     <w:multiLevelType w:val="hybridMultilevel"/>
     <w:tmpl w:val="6CFEA80A"/>
@@ -4689,7 +5390,7 @@
       </w:rPr>
     </w:lvl>
   </w:abstractNum>
-  <w:abstractNum w:abstractNumId="2" w15:restartNumberingAfterBreak="0">
+  <w:abstractNum w:abstractNumId="5" w15:restartNumberingAfterBreak="0">
     <w:nsid w:val="7F3A2D49"/>
     <w:multiLevelType w:val="hybridMultilevel"/>
     <w:tmpl w:val="0186AFDA"/>
@@ -4803,67 +5504,76 @@
     </w:lvl>
   </w:abstractNum>
   <w:num w:numId="1">
-    <w:abstractNumId w:val="0"/>
+    <w:abstractNumId w:val="2"/>
   </w:num>
   <w:num w:numId="2">
-    <w:abstractNumId w:val="0"/>
+    <w:abstractNumId w:val="2"/>
   </w:num>
   <w:num w:numId="3">
-    <w:abstractNumId w:val="0"/>
+    <w:abstractNumId w:val="2"/>
   </w:num>
   <w:num w:numId="4">
-    <w:abstractNumId w:val="0"/>
+    <w:abstractNumId w:val="2"/>
   </w:num>
   <w:num w:numId="5">
-    <w:abstractNumId w:val="0"/>
+    <w:abstractNumId w:val="2"/>
   </w:num>
   <w:num w:numId="6">
-    <w:abstractNumId w:val="0"/>
+    <w:abstractNumId w:val="2"/>
   </w:num>
   <w:num w:numId="7">
-    <w:abstractNumId w:val="0"/>
+    <w:abstractNumId w:val="2"/>
   </w:num>
   <w:num w:numId="8">
-    <w:abstractNumId w:val="0"/>
+    <w:abstractNumId w:val="2"/>
   </w:num>
   <w:num w:numId="9">
-    <w:abstractNumId w:val="0"/>
+    <w:abstractNumId w:val="2"/>
   </w:num>
   <w:num w:numId="10">
-    <w:abstractNumId w:val="0"/>
+    <w:abstractNumId w:val="2"/>
   </w:num>
   <w:num w:numId="11">
-    <w:abstractNumId w:val="0"/>
+    <w:abstractNumId w:val="2"/>
   </w:num>
   <w:num w:numId="12">
-    <w:abstractNumId w:val="0"/>
+    <w:abstractNumId w:val="2"/>
   </w:num>
   <w:num w:numId="13">
-    <w:abstractNumId w:val="0"/>
+    <w:abstractNumId w:val="2"/>
   </w:num>
   <w:num w:numId="14">
-    <w:abstractNumId w:val="0"/>
+    <w:abstractNumId w:val="2"/>
   </w:num>
   <w:num w:numId="15">
-    <w:abstractNumId w:val="0"/>
+    <w:abstractNumId w:val="2"/>
   </w:num>
   <w:num w:numId="16">
-    <w:abstractNumId w:val="0"/>
+    <w:abstractNumId w:val="2"/>
   </w:num>
   <w:num w:numId="17">
-    <w:abstractNumId w:val="0"/>
+    <w:abstractNumId w:val="2"/>
   </w:num>
   <w:num w:numId="18">
-    <w:abstractNumId w:val="0"/>
+    <w:abstractNumId w:val="2"/>
   </w:num>
   <w:num w:numId="19">
-    <w:abstractNumId w:val="0"/>
+    <w:abstractNumId w:val="2"/>
   </w:num>
   <w:num w:numId="20">
-    <w:abstractNumId w:val="2"/>
+    <w:abstractNumId w:val="5"/>
   </w:num>
   <w:num w:numId="21">
+    <w:abstractNumId w:val="4"/>
+  </w:num>
+  <w:num w:numId="22">
+    <w:abstractNumId w:val="3"/>
+  </w:num>
+  <w:num w:numId="23">
     <w:abstractNumId w:val="1"/>
+  </w:num>
+  <w:num w:numId="24">
+    <w:abstractNumId w:val="0"/>
   </w:num>
 </w:numbering>
 </file>
@@ -5332,7 +6042,7 @@
     <w:uiPriority w:val="9"/>
     <w:unhideWhenUsed/>
     <w:qFormat/>
-    <w:rsid w:val="002D03F8"/>
+    <w:rsid w:val="001A4FED"/>
     <w:pPr>
       <w:keepNext/>
       <w:keepLines/>
@@ -5346,7 +6056,7 @@
     <w:rPr>
       <w:rFonts w:ascii="Times New Roman" w:eastAsiaTheme="majorEastAsia" w:hAnsi="Times New Roman" w:cstheme="majorBidi"/>
       <w:b/>
-      <w:sz w:val="24"/>
+      <w:sz w:val="26"/>
       <w:szCs w:val="24"/>
     </w:rPr>
   </w:style>
@@ -5359,7 +6069,7 @@
     <w:semiHidden/>
     <w:unhideWhenUsed/>
     <w:qFormat/>
-    <w:rsid w:val="00D658A7"/>
+    <w:rsid w:val="00D11DE3"/>
     <w:pPr>
       <w:keepNext/>
       <w:keepLines/>
@@ -5374,6 +6084,7 @@
       <w:rFonts w:ascii="Times New Roman" w:eastAsiaTheme="majorEastAsia" w:hAnsi="Times New Roman" w:cstheme="majorBidi"/>
       <w:i/>
       <w:iCs/>
+      <w:sz w:val="26"/>
     </w:rPr>
   </w:style>
   <w:style w:type="paragraph" w:styleId="Heading5">
@@ -5512,7 +6223,6 @@
   <w:style w:type="character" w:default="1" w:styleId="DefaultParagraphFont">
     <w:name w:val="Default Paragraph Font"/>
     <w:uiPriority w:val="1"/>
-    <w:semiHidden/>
     <w:unhideWhenUsed/>
   </w:style>
   <w:style w:type="table" w:default="1" w:styleId="TableNormal">
@@ -5613,11 +6323,11 @@
     <w:basedOn w:val="DefaultParagraphFont"/>
     <w:link w:val="Heading3"/>
     <w:uiPriority w:val="9"/>
-    <w:rsid w:val="002D03F8"/>
+    <w:rsid w:val="001A4FED"/>
     <w:rPr>
       <w:rFonts w:ascii="Times New Roman" w:eastAsiaTheme="majorEastAsia" w:hAnsi="Times New Roman" w:cstheme="majorBidi"/>
       <w:b/>
-      <w:sz w:val="24"/>
+      <w:sz w:val="26"/>
       <w:szCs w:val="24"/>
     </w:rPr>
   </w:style>
@@ -5627,11 +6337,12 @@
     <w:link w:val="Heading4"/>
     <w:uiPriority w:val="9"/>
     <w:semiHidden/>
-    <w:rsid w:val="00D658A7"/>
+    <w:rsid w:val="00D11DE3"/>
     <w:rPr>
       <w:rFonts w:ascii="Times New Roman" w:eastAsiaTheme="majorEastAsia" w:hAnsi="Times New Roman" w:cstheme="majorBidi"/>
       <w:i/>
       <w:iCs/>
+      <w:sz w:val="26"/>
     </w:rPr>
   </w:style>
   <w:style w:type="character" w:customStyle="1" w:styleId="Heading5Char">
@@ -5827,6 +6538,25 @@
     <w:link w:val="Footer"/>
     <w:uiPriority w:val="99"/>
     <w:rsid w:val="00F3699D"/>
+  </w:style>
+  <w:style w:type="paragraph" w:styleId="Caption">
+    <w:name w:val="caption"/>
+    <w:basedOn w:val="Normal"/>
+    <w:next w:val="Normal"/>
+    <w:uiPriority w:val="35"/>
+    <w:unhideWhenUsed/>
+    <w:qFormat/>
+    <w:rsid w:val="00FE564F"/>
+    <w:pPr>
+      <w:spacing w:line="240" w:lineRule="auto"/>
+    </w:pPr>
+    <w:rPr>
+      <w:i/>
+      <w:iCs/>
+      <w:color w:val="44546A" w:themeColor="text2"/>
+      <w:sz w:val="18"/>
+      <w:szCs w:val="18"/>
+    </w:rPr>
   </w:style>
 </w:styles>
 </file>

--- a/report/docx/2370389_LEDAT_THESIS.docx
+++ b/report/docx/2370389_LEDAT_THESIS.docx
@@ -21,16 +21,16 @@
         <mc:AlternateContent>
           <mc:Choice Requires="wps">
             <w:drawing>
-              <wp:anchor distT="0" distB="0" distL="114300" distR="114300" simplePos="0" relativeHeight="251662336" behindDoc="0" locked="0" layoutInCell="1" allowOverlap="1" wp14:anchorId="7FD90624" wp14:editId="6A1E474A">
+              <wp:anchor distT="0" distB="0" distL="114300" distR="114300" simplePos="0" relativeHeight="251662336" behindDoc="0" locked="0" layoutInCell="1" allowOverlap="1" wp14:anchorId="7FD90624" wp14:editId="7BB3EA54">
                 <wp:simplePos x="0" y="0"/>
                 <wp:positionH relativeFrom="column">
-                  <wp:posOffset>-262948</wp:posOffset>
+                  <wp:posOffset>-260349</wp:posOffset>
                 </wp:positionH>
                 <wp:positionV relativeFrom="paragraph">
-                  <wp:posOffset>-248862</wp:posOffset>
+                  <wp:posOffset>-251460</wp:posOffset>
                 </wp:positionV>
-                <wp:extent cx="6187044" cy="8929848"/>
-                <wp:effectExtent l="0" t="0" r="23495" b="24130"/>
+                <wp:extent cx="6115050" cy="8929848"/>
+                <wp:effectExtent l="0" t="0" r="19050" b="24130"/>
                 <wp:wrapNone/>
                 <wp:docPr id="3" name="Rectangle 3"/>
                 <wp:cNvGraphicFramePr/>
@@ -41,7 +41,7 @@
                       <wps:spPr>
                         <a:xfrm>
                           <a:off x="0" y="0"/>
-                          <a:ext cx="6187044" cy="8929848"/>
+                          <a:ext cx="6115050" cy="8929848"/>
                         </a:xfrm>
                         <a:prstGeom prst="rect">
                           <a:avLst/>
@@ -89,7 +89,7 @@
           </mc:Choice>
           <mc:Fallback>
             <w:pict>
-              <v:rect w14:anchorId="4A01BD9D" id="Rectangle 3" o:spid="_x0000_s1026" style="position:absolute;margin-left:-20.7pt;margin-top:-19.6pt;width:487.15pt;height:703.15pt;z-index:251662336;visibility:visible;mso-wrap-style:square;mso-width-percent:0;mso-height-percent:0;mso-wrap-distance-left:9pt;mso-wrap-distance-top:0;mso-wrap-distance-right:9pt;mso-wrap-distance-bottom:0;mso-position-horizontal:absolute;mso-position-horizontal-relative:text;mso-position-vertical:absolute;mso-position-vertical-relative:text;mso-width-percent:0;mso-height-percent:0;mso-width-relative:margin;mso-height-relative:margin;v-text-anchor:middle" o:gfxdata="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" filled="f" strokecolor="black [3213]" strokeweight="1pt"/>
+              <v:rect w14:anchorId="4B356CB4" id="Rectangle 3" o:spid="_x0000_s1026" style="position:absolute;margin-left:-20.5pt;margin-top:-19.8pt;width:481.5pt;height:703.15pt;z-index:251662336;visibility:visible;mso-wrap-style:square;mso-width-percent:0;mso-height-percent:0;mso-wrap-distance-left:9pt;mso-wrap-distance-top:0;mso-wrap-distance-right:9pt;mso-wrap-distance-bottom:0;mso-position-horizontal:absolute;mso-position-horizontal-relative:text;mso-position-vertical:absolute;mso-position-vertical-relative:text;mso-width-percent:0;mso-height-percent:0;mso-width-relative:margin;mso-height-relative:margin;v-text-anchor:middle" o:gfxdata="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" filled="f" strokecolor="black [3213]" strokeweight="1pt"/>
             </w:pict>
           </mc:Fallback>
         </mc:AlternateContent>
@@ -481,7 +481,15 @@
         <w:spacing w:after="0"/>
       </w:pPr>
       <w:r>
-        <w:t>Cán bộ hướng dẫn khoa học : ..................................................................</w:t>
+        <w:t xml:space="preserve">Cán bộ hướng dẫn khoa </w:t>
+      </w:r>
+      <w:proofErr w:type="gramStart"/>
+      <w:r>
+        <w:t>học :</w:t>
+      </w:r>
+      <w:proofErr w:type="gramEnd"/>
+      <w:r>
+        <w:t xml:space="preserve"> ..................................................................</w:t>
       </w:r>
     </w:p>
     <w:p>
@@ -508,7 +516,15 @@
         <w:spacing w:after="0"/>
       </w:pPr>
       <w:r>
-        <w:t>Cán bộ chấm nhận xét 1 : ........................................................................</w:t>
+        <w:t xml:space="preserve">Cán bộ chấm nhận xét </w:t>
+      </w:r>
+      <w:proofErr w:type="gramStart"/>
+      <w:r>
+        <w:t>1 :</w:t>
+      </w:r>
+      <w:proofErr w:type="gramEnd"/>
+      <w:r>
+        <w:t xml:space="preserve"> ........................................................................</w:t>
       </w:r>
     </w:p>
     <w:p>
@@ -535,7 +551,15 @@
         <w:spacing w:after="0"/>
       </w:pPr>
       <w:r>
-        <w:t>Cán bộ chấm nhận xét 2 : ........................................................................</w:t>
+        <w:t xml:space="preserve">Cán bộ chấm nhận xét </w:t>
+      </w:r>
+      <w:proofErr w:type="gramStart"/>
+      <w:r>
+        <w:t>2 :</w:t>
+      </w:r>
+      <w:proofErr w:type="gramEnd"/>
+      <w:r>
+        <w:t xml:space="preserve"> ........................................................................</w:t>
       </w:r>
     </w:p>
     <w:p>
@@ -571,7 +595,31 @@
         <w:spacing w:after="0"/>
       </w:pPr>
       <w:r>
-        <w:t>ngày . . . . . tháng . . . . năm . . . . .</w:t>
+        <w:t xml:space="preserve">ngày </w:t>
+      </w:r>
+      <w:proofErr w:type="gramStart"/>
+      <w:r>
+        <w:t>. . . .</w:t>
+      </w:r>
+      <w:proofErr w:type="gramEnd"/>
+      <w:r>
+        <w:t xml:space="preserve"> . tháng </w:t>
+      </w:r>
+      <w:proofErr w:type="gramStart"/>
+      <w:r>
+        <w:t>. . . .</w:t>
+      </w:r>
+      <w:proofErr w:type="gramEnd"/>
+      <w:r>
+        <w:t xml:space="preserve"> năm </w:t>
+      </w:r>
+      <w:proofErr w:type="gramStart"/>
+      <w:r>
+        <w:t>. . . .</w:t>
+      </w:r>
+      <w:proofErr w:type="gramEnd"/>
+      <w:r>
+        <w:t xml:space="preserve"> .</w:t>
       </w:r>
     </w:p>
     <w:p>
@@ -1059,7 +1107,15 @@
         <w:ind w:firstLine="0"/>
       </w:pPr>
       <w:r>
-        <w:t>Chuyên ngành: ................................................................ Mã số : ...............................</w:t>
+        <w:t xml:space="preserve">Chuyên ngành: ................................................................ Mã </w:t>
+      </w:r>
+      <w:proofErr w:type="gramStart"/>
+      <w:r>
+        <w:t>số :</w:t>
+      </w:r>
+      <w:proofErr w:type="gramEnd"/>
+      <w:r>
+        <w:t xml:space="preserve"> ...............................</w:t>
       </w:r>
     </w:p>
     <w:p>
@@ -1183,8 +1239,17 @@
           <w:b/>
           <w:bCs/>
         </w:rPr>
-        <w:t>II. NGÀY GIAO NHIỆM VỤ :</w:t>
-      </w:r>
+        <w:t xml:space="preserve">II. NGÀY GIAO NHIỆM </w:t>
+      </w:r>
+      <w:proofErr w:type="gramStart"/>
+      <w:r>
+        <w:rPr>
+          <w:b/>
+          <w:bCs/>
+        </w:rPr>
+        <w:t>VỤ :</w:t>
+      </w:r>
+      <w:proofErr w:type="gramEnd"/>
       <w:r>
         <w:t xml:space="preserve"> </w:t>
       </w:r>
@@ -1298,7 +1363,39 @@
                 <w:i/>
                 <w:iCs/>
               </w:rPr>
-              <w:t>Tp. HCM, ngày . . . . tháng .. . . năm 20....</w:t>
+              <w:t xml:space="preserve">Tp. HCM, ngày </w:t>
+            </w:r>
+            <w:proofErr w:type="gramStart"/>
+            <w:r>
+              <w:rPr>
+                <w:i/>
+                <w:iCs/>
+              </w:rPr>
+              <w:t>. . . .</w:t>
+            </w:r>
+            <w:proofErr w:type="gramEnd"/>
+            <w:r>
+              <w:rPr>
+                <w:i/>
+                <w:iCs/>
+              </w:rPr>
+              <w:t xml:space="preserve"> </w:t>
+            </w:r>
+            <w:proofErr w:type="gramStart"/>
+            <w:r>
+              <w:rPr>
+                <w:i/>
+                <w:iCs/>
+              </w:rPr>
+              <w:t>tháng .</w:t>
+            </w:r>
+            <w:proofErr w:type="gramEnd"/>
+            <w:r>
+              <w:rPr>
+                <w:i/>
+                <w:iCs/>
+              </w:rPr>
+              <w:t>. . . năm 20....</w:t>
             </w:r>
           </w:p>
         </w:tc>
@@ -1588,8 +1685,11 @@
       </w:sdtPr>
       <w:sdtEndPr>
         <w:rPr>
+          <w:rFonts w:ascii="Times New Roman" w:hAnsi="Times New Roman" w:cs="Times New Roman"/>
           <w:bCs/>
           <w:noProof/>
+          <w:sz w:val="26"/>
+          <w:szCs w:val="26"/>
         </w:rPr>
       </w:sdtEndPr>
       <w:sdtContent>
@@ -1643,7 +1743,7 @@
             </w:rPr>
             <w:fldChar w:fldCharType="separate"/>
           </w:r>
-          <w:hyperlink w:anchor="_Toc210051305" w:history="1">
+          <w:hyperlink w:anchor="_Toc210110116" w:history="1">
             <w:r>
               <w:rPr>
                 <w:rStyle w:val="Hyperlink"/>
@@ -1682,7 +1782,7 @@
                 <w:sz w:val="26"/>
                 <w:szCs w:val="26"/>
               </w:rPr>
-              <w:instrText xml:space="preserve"> PAGEREF _Toc210051305 \h </w:instrText>
+              <w:instrText xml:space="preserve"> PAGEREF _Toc210110116 \h </w:instrText>
             </w:r>
             <w:r>
               <w:rPr>
@@ -1737,7 +1837,7 @@
               <w14:ligatures w14:val="none"/>
             </w:rPr>
           </w:pPr>
-          <w:hyperlink w:anchor="_Toc210051306" w:history="1">
+          <w:hyperlink w:anchor="_Toc210110117" w:history="1">
             <w:r>
               <w:rPr>
                 <w:rStyle w:val="Hyperlink"/>
@@ -1767,7 +1867,7 @@
                 <w:sz w:val="26"/>
                 <w:szCs w:val="26"/>
               </w:rPr>
-              <w:t>Bối cảnh phát triển</w:t>
+              <w:t>Bối cảnh và xu thế tất yếu</w:t>
             </w:r>
             <w:r>
               <w:rPr>
@@ -1797,7 +1897,7 @@
                 <w:sz w:val="26"/>
                 <w:szCs w:val="26"/>
               </w:rPr>
-              <w:instrText xml:space="preserve"> PAGEREF _Toc210051306 \h </w:instrText>
+              <w:instrText xml:space="preserve"> PAGEREF _Toc210110117 \h </w:instrText>
             </w:r>
             <w:r>
               <w:rPr>
@@ -1852,7 +1952,7 @@
               <w14:ligatures w14:val="none"/>
             </w:rPr>
           </w:pPr>
-          <w:hyperlink w:anchor="_Toc210051307" w:history="1">
+          <w:hyperlink w:anchor="_Toc210110118" w:history="1">
             <w:r>
               <w:rPr>
                 <w:rStyle w:val="Hyperlink"/>
@@ -1882,7 +1982,7 @@
                 <w:sz w:val="26"/>
                 <w:szCs w:val="26"/>
               </w:rPr>
-              <w:t>Nhu cầu về chuyển đổi số trong lĩnh vực y tế tại Việt Nam</w:t>
+              <w:t>Y tế số tại Việt Nam: Nền tảng công nghệ và các ứng dụng cốt lõi</w:t>
             </w:r>
             <w:r>
               <w:rPr>
@@ -1912,7 +2012,7 @@
                 <w:sz w:val="26"/>
                 <w:szCs w:val="26"/>
               </w:rPr>
-              <w:instrText xml:space="preserve"> PAGEREF _Toc210051307 \h </w:instrText>
+              <w:instrText xml:space="preserve"> PAGEREF _Toc210110118 \h </w:instrText>
             </w:r>
             <w:r>
               <w:rPr>
@@ -1967,7 +2067,7 @@
               <w14:ligatures w14:val="none"/>
             </w:rPr>
           </w:pPr>
-          <w:hyperlink w:anchor="_Toc210051308" w:history="1">
+          <w:hyperlink w:anchor="_Toc210110119" w:history="1">
             <w:r>
               <w:rPr>
                 <w:rStyle w:val="Hyperlink"/>
@@ -1997,7 +2097,7 @@
                 <w:sz w:val="26"/>
                 <w:szCs w:val="26"/>
               </w:rPr>
-              <w:t>Những đóng góp của chuyển đổi số với ngành y tế</w:t>
+              <w:t>Tác động và lợi ích đa chiều của chuyển đổi số y tế</w:t>
             </w:r>
             <w:r>
               <w:rPr>
@@ -2027,7 +2127,7 @@
                 <w:sz w:val="26"/>
                 <w:szCs w:val="26"/>
               </w:rPr>
-              <w:instrText xml:space="preserve"> PAGEREF _Toc210051308 \h </w:instrText>
+              <w:instrText xml:space="preserve"> PAGEREF _Toc210110119 \h </w:instrText>
             </w:r>
             <w:r>
               <w:rPr>
@@ -2082,7 +2182,7 @@
               <w14:ligatures w14:val="none"/>
             </w:rPr>
           </w:pPr>
-          <w:hyperlink w:anchor="_Toc210051309" w:history="1">
+          <w:hyperlink w:anchor="_Toc210110120" w:history="1">
             <w:r>
               <w:rPr>
                 <w:rStyle w:val="Hyperlink"/>
@@ -2112,7 +2212,7 @@
                 <w:sz w:val="26"/>
                 <w:szCs w:val="26"/>
               </w:rPr>
-              <w:t>Thực trạng chuyển đổi số y tế tại Việt Nam</w:t>
+              <w:t>Thực trạng và tình hình triển khai chuyển đổi số y tế tại Việt Nam</w:t>
             </w:r>
             <w:r>
               <w:rPr>
@@ -2142,7 +2242,7 @@
                 <w:sz w:val="26"/>
                 <w:szCs w:val="26"/>
               </w:rPr>
-              <w:instrText xml:space="preserve"> PAGEREF _Toc210051309 \h </w:instrText>
+              <w:instrText xml:space="preserve"> PAGEREF _Toc210110120 \h </w:instrText>
             </w:r>
             <w:r>
               <w:rPr>
@@ -2171,7 +2271,7 @@
                 <w:sz w:val="26"/>
                 <w:szCs w:val="26"/>
               </w:rPr>
-              <w:t>4</w:t>
+              <w:t>5</w:t>
             </w:r>
             <w:r>
               <w:rPr>
@@ -2186,6 +2286,473 @@
           </w:hyperlink>
         </w:p>
         <w:p>
+          <w:pPr>
+            <w:pStyle w:val="TOC2"/>
+            <w:rPr>
+              <w:rFonts w:ascii="Times New Roman" w:eastAsiaTheme="minorEastAsia" w:hAnsi="Times New Roman" w:cs="Times New Roman"/>
+              <w:noProof/>
+              <w:kern w:val="0"/>
+              <w:sz w:val="26"/>
+              <w:szCs w:val="26"/>
+              <w14:ligatures w14:val="none"/>
+            </w:rPr>
+          </w:pPr>
+          <w:hyperlink w:anchor="_Toc210110121" w:history="1">
+            <w:r>
+              <w:rPr>
+                <w:rStyle w:val="Hyperlink"/>
+                <w:rFonts w:ascii="Times New Roman" w:hAnsi="Times New Roman" w:cs="Times New Roman"/>
+                <w:noProof/>
+                <w:sz w:val="26"/>
+                <w:szCs w:val="26"/>
+              </w:rPr>
+              <w:t>1.3</w:t>
+            </w:r>
+            <w:r>
+              <w:rPr>
+                <w:rFonts w:ascii="Times New Roman" w:eastAsiaTheme="minorEastAsia" w:hAnsi="Times New Roman" w:cs="Times New Roman"/>
+                <w:noProof/>
+                <w:kern w:val="0"/>
+                <w:sz w:val="26"/>
+                <w:szCs w:val="26"/>
+                <w14:ligatures w14:val="none"/>
+              </w:rPr>
+              <w:tab/>
+            </w:r>
+            <w:r>
+              <w:rPr>
+                <w:rStyle w:val="Hyperlink"/>
+                <w:rFonts w:ascii="Times New Roman" w:hAnsi="Times New Roman" w:cs="Times New Roman"/>
+                <w:noProof/>
+                <w:sz w:val="26"/>
+                <w:szCs w:val="26"/>
+              </w:rPr>
+              <w:t>Thiết bị cân điện tử thông minh và tiềm năng ứng dụng</w:t>
+            </w:r>
+            <w:r>
+              <w:rPr>
+                <w:rFonts w:ascii="Times New Roman" w:hAnsi="Times New Roman" w:cs="Times New Roman"/>
+                <w:noProof/>
+                <w:webHidden/>
+                <w:sz w:val="26"/>
+                <w:szCs w:val="26"/>
+              </w:rPr>
+              <w:tab/>
+            </w:r>
+            <w:r>
+              <w:rPr>
+                <w:rFonts w:ascii="Times New Roman" w:hAnsi="Times New Roman" w:cs="Times New Roman"/>
+                <w:noProof/>
+                <w:webHidden/>
+                <w:sz w:val="26"/>
+                <w:szCs w:val="26"/>
+              </w:rPr>
+              <w:fldChar w:fldCharType="begin"/>
+            </w:r>
+            <w:r>
+              <w:rPr>
+                <w:rFonts w:ascii="Times New Roman" w:hAnsi="Times New Roman" w:cs="Times New Roman"/>
+                <w:noProof/>
+                <w:webHidden/>
+                <w:sz w:val="26"/>
+                <w:szCs w:val="26"/>
+              </w:rPr>
+              <w:instrText xml:space="preserve"> PAGEREF _Toc210110121 \h </w:instrText>
+            </w:r>
+            <w:r>
+              <w:rPr>
+                <w:rFonts w:ascii="Times New Roman" w:hAnsi="Times New Roman" w:cs="Times New Roman"/>
+                <w:noProof/>
+                <w:webHidden/>
+                <w:sz w:val="26"/>
+                <w:szCs w:val="26"/>
+              </w:rPr>
+            </w:r>
+            <w:r>
+              <w:rPr>
+                <w:rFonts w:ascii="Times New Roman" w:hAnsi="Times New Roman" w:cs="Times New Roman"/>
+                <w:noProof/>
+                <w:webHidden/>
+                <w:sz w:val="26"/>
+                <w:szCs w:val="26"/>
+              </w:rPr>
+              <w:fldChar w:fldCharType="separate"/>
+            </w:r>
+            <w:r>
+              <w:rPr>
+                <w:rFonts w:ascii="Times New Roman" w:hAnsi="Times New Roman" w:cs="Times New Roman"/>
+                <w:noProof/>
+                <w:webHidden/>
+                <w:sz w:val="26"/>
+                <w:szCs w:val="26"/>
+              </w:rPr>
+              <w:t>6</w:t>
+            </w:r>
+            <w:r>
+              <w:rPr>
+                <w:rFonts w:ascii="Times New Roman" w:hAnsi="Times New Roman" w:cs="Times New Roman"/>
+                <w:noProof/>
+                <w:webHidden/>
+                <w:sz w:val="26"/>
+                <w:szCs w:val="26"/>
+              </w:rPr>
+              <w:fldChar w:fldCharType="end"/>
+            </w:r>
+          </w:hyperlink>
+        </w:p>
+        <w:p>
+          <w:pPr>
+            <w:pStyle w:val="TOC2"/>
+            <w:rPr>
+              <w:rFonts w:ascii="Times New Roman" w:eastAsiaTheme="minorEastAsia" w:hAnsi="Times New Roman" w:cs="Times New Roman"/>
+              <w:noProof/>
+              <w:kern w:val="0"/>
+              <w:sz w:val="26"/>
+              <w:szCs w:val="26"/>
+              <w14:ligatures w14:val="none"/>
+            </w:rPr>
+          </w:pPr>
+          <w:hyperlink w:anchor="_Toc210110122" w:history="1">
+            <w:r>
+              <w:rPr>
+                <w:rStyle w:val="Hyperlink"/>
+                <w:rFonts w:ascii="Times New Roman" w:hAnsi="Times New Roman" w:cs="Times New Roman"/>
+                <w:noProof/>
+                <w:sz w:val="26"/>
+                <w:szCs w:val="26"/>
+              </w:rPr>
+              <w:t>1.4</w:t>
+            </w:r>
+            <w:r>
+              <w:rPr>
+                <w:rFonts w:ascii="Times New Roman" w:eastAsiaTheme="minorEastAsia" w:hAnsi="Times New Roman" w:cs="Times New Roman"/>
+                <w:noProof/>
+                <w:kern w:val="0"/>
+                <w:sz w:val="26"/>
+                <w:szCs w:val="26"/>
+                <w14:ligatures w14:val="none"/>
+              </w:rPr>
+              <w:tab/>
+            </w:r>
+            <w:r>
+              <w:rPr>
+                <w:rStyle w:val="Hyperlink"/>
+                <w:rFonts w:ascii="Times New Roman" w:hAnsi="Times New Roman" w:cs="Times New Roman"/>
+                <w:noProof/>
+                <w:sz w:val="26"/>
+                <w:szCs w:val="26"/>
+              </w:rPr>
+              <w:t>Các hệ thống tham chiếu trong nghiên cứu</w:t>
+            </w:r>
+            <w:r>
+              <w:rPr>
+                <w:rFonts w:ascii="Times New Roman" w:hAnsi="Times New Roman" w:cs="Times New Roman"/>
+                <w:noProof/>
+                <w:webHidden/>
+                <w:sz w:val="26"/>
+                <w:szCs w:val="26"/>
+              </w:rPr>
+              <w:tab/>
+            </w:r>
+            <w:r>
+              <w:rPr>
+                <w:rFonts w:ascii="Times New Roman" w:hAnsi="Times New Roman" w:cs="Times New Roman"/>
+                <w:noProof/>
+                <w:webHidden/>
+                <w:sz w:val="26"/>
+                <w:szCs w:val="26"/>
+              </w:rPr>
+              <w:fldChar w:fldCharType="begin"/>
+            </w:r>
+            <w:r>
+              <w:rPr>
+                <w:rFonts w:ascii="Times New Roman" w:hAnsi="Times New Roman" w:cs="Times New Roman"/>
+                <w:noProof/>
+                <w:webHidden/>
+                <w:sz w:val="26"/>
+                <w:szCs w:val="26"/>
+              </w:rPr>
+              <w:instrText xml:space="preserve"> PAGEREF _Toc210110122 \h </w:instrText>
+            </w:r>
+            <w:r>
+              <w:rPr>
+                <w:rFonts w:ascii="Times New Roman" w:hAnsi="Times New Roman" w:cs="Times New Roman"/>
+                <w:noProof/>
+                <w:webHidden/>
+                <w:sz w:val="26"/>
+                <w:szCs w:val="26"/>
+              </w:rPr>
+            </w:r>
+            <w:r>
+              <w:rPr>
+                <w:rFonts w:ascii="Times New Roman" w:hAnsi="Times New Roman" w:cs="Times New Roman"/>
+                <w:noProof/>
+                <w:webHidden/>
+                <w:sz w:val="26"/>
+                <w:szCs w:val="26"/>
+              </w:rPr>
+              <w:fldChar w:fldCharType="separate"/>
+            </w:r>
+            <w:r>
+              <w:rPr>
+                <w:rFonts w:ascii="Times New Roman" w:hAnsi="Times New Roman" w:cs="Times New Roman"/>
+                <w:noProof/>
+                <w:webHidden/>
+                <w:sz w:val="26"/>
+                <w:szCs w:val="26"/>
+              </w:rPr>
+              <w:t>9</w:t>
+            </w:r>
+            <w:r>
+              <w:rPr>
+                <w:rFonts w:ascii="Times New Roman" w:hAnsi="Times New Roman" w:cs="Times New Roman"/>
+                <w:noProof/>
+                <w:webHidden/>
+                <w:sz w:val="26"/>
+                <w:szCs w:val="26"/>
+              </w:rPr>
+              <w:fldChar w:fldCharType="end"/>
+            </w:r>
+          </w:hyperlink>
+        </w:p>
+        <w:p>
+          <w:pPr>
+            <w:pStyle w:val="TOC3"/>
+            <w:rPr>
+              <w:rFonts w:ascii="Times New Roman" w:eastAsiaTheme="minorEastAsia" w:hAnsi="Times New Roman" w:cs="Times New Roman"/>
+              <w:noProof/>
+              <w:kern w:val="0"/>
+              <w:sz w:val="26"/>
+              <w:szCs w:val="26"/>
+              <w14:ligatures w14:val="none"/>
+            </w:rPr>
+          </w:pPr>
+          <w:hyperlink w:anchor="_Toc210110123" w:history="1">
+            <w:r>
+              <w:rPr>
+                <w:rStyle w:val="Hyperlink"/>
+                <w:rFonts w:ascii="Times New Roman" w:hAnsi="Times New Roman" w:cs="Times New Roman"/>
+                <w:noProof/>
+                <w:sz w:val="26"/>
+                <w:szCs w:val="26"/>
+              </w:rPr>
+              <w:t>1.4.1</w:t>
+            </w:r>
+            <w:r>
+              <w:rPr>
+                <w:rFonts w:ascii="Times New Roman" w:eastAsiaTheme="minorEastAsia" w:hAnsi="Times New Roman" w:cs="Times New Roman"/>
+                <w:noProof/>
+                <w:kern w:val="0"/>
+                <w:sz w:val="26"/>
+                <w:szCs w:val="26"/>
+                <w14:ligatures w14:val="none"/>
+              </w:rPr>
+              <w:tab/>
+            </w:r>
+            <w:r>
+              <w:rPr>
+                <w:rStyle w:val="Hyperlink"/>
+                <w:rFonts w:ascii="Times New Roman" w:hAnsi="Times New Roman" w:cs="Times New Roman"/>
+                <w:noProof/>
+                <w:sz w:val="26"/>
+                <w:szCs w:val="26"/>
+              </w:rPr>
+              <w:t>Cân thông minh Xiaomi Body Scale S400</w:t>
+            </w:r>
+            <w:r>
+              <w:rPr>
+                <w:rFonts w:ascii="Times New Roman" w:hAnsi="Times New Roman" w:cs="Times New Roman"/>
+                <w:noProof/>
+                <w:webHidden/>
+                <w:sz w:val="26"/>
+                <w:szCs w:val="26"/>
+              </w:rPr>
+              <w:tab/>
+            </w:r>
+            <w:r>
+              <w:rPr>
+                <w:rFonts w:ascii="Times New Roman" w:hAnsi="Times New Roman" w:cs="Times New Roman"/>
+                <w:noProof/>
+                <w:webHidden/>
+                <w:sz w:val="26"/>
+                <w:szCs w:val="26"/>
+              </w:rPr>
+              <w:fldChar w:fldCharType="begin"/>
+            </w:r>
+            <w:r>
+              <w:rPr>
+                <w:rFonts w:ascii="Times New Roman" w:hAnsi="Times New Roman" w:cs="Times New Roman"/>
+                <w:noProof/>
+                <w:webHidden/>
+                <w:sz w:val="26"/>
+                <w:szCs w:val="26"/>
+              </w:rPr>
+              <w:instrText xml:space="preserve"> PAGEREF _Toc210110123 \h </w:instrText>
+            </w:r>
+            <w:r>
+              <w:rPr>
+                <w:rFonts w:ascii="Times New Roman" w:hAnsi="Times New Roman" w:cs="Times New Roman"/>
+                <w:noProof/>
+                <w:webHidden/>
+                <w:sz w:val="26"/>
+                <w:szCs w:val="26"/>
+              </w:rPr>
+            </w:r>
+            <w:r>
+              <w:rPr>
+                <w:rFonts w:ascii="Times New Roman" w:hAnsi="Times New Roman" w:cs="Times New Roman"/>
+                <w:noProof/>
+                <w:webHidden/>
+                <w:sz w:val="26"/>
+                <w:szCs w:val="26"/>
+              </w:rPr>
+              <w:fldChar w:fldCharType="separate"/>
+            </w:r>
+            <w:r>
+              <w:rPr>
+                <w:rFonts w:ascii="Times New Roman" w:hAnsi="Times New Roman" w:cs="Times New Roman"/>
+                <w:noProof/>
+                <w:webHidden/>
+                <w:sz w:val="26"/>
+                <w:szCs w:val="26"/>
+              </w:rPr>
+              <w:t>9</w:t>
+            </w:r>
+            <w:r>
+              <w:rPr>
+                <w:rFonts w:ascii="Times New Roman" w:hAnsi="Times New Roman" w:cs="Times New Roman"/>
+                <w:noProof/>
+                <w:webHidden/>
+                <w:sz w:val="26"/>
+                <w:szCs w:val="26"/>
+              </w:rPr>
+              <w:fldChar w:fldCharType="end"/>
+            </w:r>
+          </w:hyperlink>
+        </w:p>
+        <w:p>
+          <w:pPr>
+            <w:pStyle w:val="TOC3"/>
+            <w:rPr>
+              <w:rFonts w:ascii="Times New Roman" w:eastAsiaTheme="minorEastAsia" w:hAnsi="Times New Roman" w:cs="Times New Roman"/>
+              <w:noProof/>
+              <w:kern w:val="0"/>
+              <w:sz w:val="26"/>
+              <w:szCs w:val="26"/>
+              <w14:ligatures w14:val="none"/>
+            </w:rPr>
+          </w:pPr>
+          <w:hyperlink w:anchor="_Toc210110124" w:history="1">
+            <w:r>
+              <w:rPr>
+                <w:rStyle w:val="Hyperlink"/>
+                <w:rFonts w:ascii="Times New Roman" w:hAnsi="Times New Roman" w:cs="Times New Roman"/>
+                <w:noProof/>
+                <w:sz w:val="26"/>
+                <w:szCs w:val="26"/>
+              </w:rPr>
+              <w:t>1.4.2</w:t>
+            </w:r>
+            <w:r>
+              <w:rPr>
+                <w:rFonts w:ascii="Times New Roman" w:eastAsiaTheme="minorEastAsia" w:hAnsi="Times New Roman" w:cs="Times New Roman"/>
+                <w:noProof/>
+                <w:kern w:val="0"/>
+                <w:sz w:val="26"/>
+                <w:szCs w:val="26"/>
+                <w14:ligatures w14:val="none"/>
+              </w:rPr>
+              <w:tab/>
+            </w:r>
+            <w:r>
+              <w:rPr>
+                <w:rStyle w:val="Hyperlink"/>
+                <w:rFonts w:ascii="Times New Roman" w:hAnsi="Times New Roman" w:cs="Times New Roman"/>
+                <w:noProof/>
+                <w:sz w:val="26"/>
+                <w:szCs w:val="26"/>
+              </w:rPr>
+              <w:t>Cân thông minh 365 Selection WS1</w:t>
+            </w:r>
+            <w:r>
+              <w:rPr>
+                <w:rFonts w:ascii="Times New Roman" w:hAnsi="Times New Roman" w:cs="Times New Roman"/>
+                <w:noProof/>
+                <w:webHidden/>
+                <w:sz w:val="26"/>
+                <w:szCs w:val="26"/>
+              </w:rPr>
+              <w:tab/>
+            </w:r>
+            <w:r>
+              <w:rPr>
+                <w:rFonts w:ascii="Times New Roman" w:hAnsi="Times New Roman" w:cs="Times New Roman"/>
+                <w:noProof/>
+                <w:webHidden/>
+                <w:sz w:val="26"/>
+                <w:szCs w:val="26"/>
+              </w:rPr>
+              <w:fldChar w:fldCharType="begin"/>
+            </w:r>
+            <w:r>
+              <w:rPr>
+                <w:rFonts w:ascii="Times New Roman" w:hAnsi="Times New Roman" w:cs="Times New Roman"/>
+                <w:noProof/>
+                <w:webHidden/>
+                <w:sz w:val="26"/>
+                <w:szCs w:val="26"/>
+              </w:rPr>
+              <w:instrText xml:space="preserve"> PAGEREF _Toc210110124 \h </w:instrText>
+            </w:r>
+            <w:r>
+              <w:rPr>
+                <w:rFonts w:ascii="Times New Roman" w:hAnsi="Times New Roman" w:cs="Times New Roman"/>
+                <w:noProof/>
+                <w:webHidden/>
+                <w:sz w:val="26"/>
+                <w:szCs w:val="26"/>
+              </w:rPr>
+            </w:r>
+            <w:r>
+              <w:rPr>
+                <w:rFonts w:ascii="Times New Roman" w:hAnsi="Times New Roman" w:cs="Times New Roman"/>
+                <w:noProof/>
+                <w:webHidden/>
+                <w:sz w:val="26"/>
+                <w:szCs w:val="26"/>
+              </w:rPr>
+              <w:fldChar w:fldCharType="separate"/>
+            </w:r>
+            <w:r>
+              <w:rPr>
+                <w:rFonts w:ascii="Times New Roman" w:hAnsi="Times New Roman" w:cs="Times New Roman"/>
+                <w:noProof/>
+                <w:webHidden/>
+                <w:sz w:val="26"/>
+                <w:szCs w:val="26"/>
+              </w:rPr>
+              <w:t>13</w:t>
+            </w:r>
+            <w:r>
+              <w:rPr>
+                <w:rFonts w:ascii="Times New Roman" w:hAnsi="Times New Roman" w:cs="Times New Roman"/>
+                <w:noProof/>
+                <w:webHidden/>
+                <w:sz w:val="26"/>
+                <w:szCs w:val="26"/>
+              </w:rPr>
+              <w:fldChar w:fldCharType="end"/>
+            </w:r>
+          </w:hyperlink>
+        </w:p>
+        <w:p>
+          <w:pPr>
+            <w:rPr>
+              <w:rFonts w:ascii="Times New Roman" w:hAnsi="Times New Roman" w:cs="Times New Roman"/>
+              <w:sz w:val="26"/>
+              <w:szCs w:val="26"/>
+            </w:rPr>
+          </w:pPr>
           <w:r>
             <w:rPr>
               <w:rFonts w:ascii="Times New Roman" w:hAnsi="Times New Roman" w:cs="Times New Roman"/>
@@ -2221,7 +2788,7 @@
       <w:pPr>
         <w:pStyle w:val="Heading1"/>
       </w:pPr>
-      <w:bookmarkStart w:id="0" w:name="_Toc210051305"/>
+      <w:bookmarkStart w:id="0" w:name="_Toc210110116"/>
       <w:r>
         <w:lastRenderedPageBreak/>
         <w:t>TỔNG QUAN</w:t>
@@ -2232,9 +2799,9 @@
       <w:pPr>
         <w:pStyle w:val="Heading2"/>
       </w:pPr>
-      <w:bookmarkStart w:id="1" w:name="_Toc210051306"/>
-      <w:r>
-        <w:t>Bối cảnh phát triển</w:t>
+      <w:bookmarkStart w:id="1" w:name="_Toc210110117"/>
+      <w:r>
+        <w:t>Bối cảnh và xu thế tất yếu</w:t>
       </w:r>
       <w:bookmarkEnd w:id="1"/>
     </w:p>
@@ -2243,24 +2810,24 @@
         <w:pStyle w:val="Chubinhthuong"/>
       </w:pPr>
       <w:r>
-        <w:t>Trong thời đại chuyển đổi số toàn diện, đặc biệt trong lĩnh vực y tế, việc áp dụngcác công nghệ mới vào chăm sóc sức khỏe cá nhân ngày càng trở thành một nhu cầu cấp thiết. Tại Việt Nam, chính phủ đã ban hành nhiều chính sách nhằm thúc đẩy quá trình chuyển đổi số, trong đó y tế số là một trong những trọng điểm để cải thiện chất lượng chăm sóc và quản lý sức khỏe cộng đồng. Nhu cầu chăm sóc sức khỏe không chỉ dừng lại ở việc điều trị bệnh, mà còn mở rộng ra các hoạt động dự phòng và theo dõi liên tục tình trạng sức khỏe của cá nhân thông qua các thiết bị điện tử thông minh.</w:t>
-      </w:r>
-    </w:p>
-    <w:p>
-      <w:pPr>
-        <w:pStyle w:val="Chubinhthuong"/>
-      </w:pPr>
-      <w:r>
-        <w:t>Sự phát triển của các thiết bị y tế thông minh, đặc biệt là những thiết bị gắn liền với Internet vạn vật (IoT), đã thay đổi cách người dùng tiếp cận việc chăm sóc sức khỏe. Thay vì phải dựa vào các cơ sở y tế và gặp gỡ bác sĩ thường xuyên, người dùng có thể tự theo dõi sức khỏe của mình ngay tại nhà một cách chính xác và liên tục. Điều này đặc biệt hữu ích trong việc phát hiện sớm các vấn đề sức khỏe, điều chỉnh lối sống, cũng như quản lý các bệnh mãn tính.</w:t>
+        <w:t>Thế kỷ 21 chứng kiến sự bùng nổ của cuộc Cách mạng Công nghiệp lần thứ tư, đặt nền móng cho một kỷ nguyên số hóa toàn diện trên mọi lĩnh vực, và y tế cũng không nằm ngoài xu thế này. Việc ứng dụng công nghệ vào chăm sóc sức khỏe đã trở thành một nhu cầu cấp thiết, chuyển dịch mô hình y tế từ bị động (chữa bệnh) sang chủ động, lấy phòng ngừa và cá nhân hóa làm trọng tâm. Sự phát triển mạnh mẽ của Internet vạn vật (IoT), với các thiết bị theo dõi sức khỏe cá nhân (wearables), cảm biến thông minh và hệ thống kết nối không dây, đã tạo ra một cuộc cách mạng trong cách chúng ta tiếp cận sức khỏe. Giờ đây, người dùng có thể giám sát các chỉ số sinh tồn quan trọng như nhịp tim, huyết áp, nồng độ oxy trong máu, hay chất lượng giấc ngủ một cách liên tục và chính xác ngay tại nhà. Dữ liệu này không chỉ giúp cá nhân điều chỉnh lối sống mà còn cung cấp thông tin quý giá cho các bác sĩ trong việc chẩn đoán sớm, quản lý bệnh mãn tính và đưa ra phác đồ điều trị tối ưu.</w:t>
+      </w:r>
+    </w:p>
+    <w:p>
+      <w:pPr>
+        <w:pStyle w:val="Chubinhthuong"/>
+      </w:pPr>
+      <w:r>
+        <w:t>Tại Việt Nam, xu hướng này được thúc đẩy mạnh mẽ bởi các chính sách chiến lược của Chính phủ. "Chương trình Chuyển đổi số quốc gia đến năm 2025, định hướng đến năm 2030" đã xác định y tế là một trong tám lĩnh vực ưu tiên hàng đầu. Điều này thể hiện quyết tâm chính trị trong việc xây dựng một nền y tế thông minh, hiện đại, nhằm nâng cao chất lượng dịch vụ, tăng cường khả năng tiếp cận cho người dân và tối ưu hóa hiệu quả quản lý của toàn ngành. Bối cảnh này tạo ra động lực to lớn cho sự phát triển và ứng dụng các giải pháp y tế số (Digital Health) trên toàn quốc.</w:t>
       </w:r>
     </w:p>
     <w:p>
       <w:pPr>
         <w:pStyle w:val="Heading2"/>
       </w:pPr>
-      <w:bookmarkStart w:id="2" w:name="_Toc210051307"/>
-      <w:r>
-        <w:t>Nhu cầu về chuyển đổi số trong lĩnh vực y tế tại Việt Nam</w:t>
+      <w:bookmarkStart w:id="2" w:name="_Toc210110118"/>
+      <w:r>
+        <w:t>Y tế số tại Việt Nam: Nền tảng công nghệ và các ứng dụng cốt lõi</w:t>
       </w:r>
       <w:bookmarkEnd w:id="2"/>
     </w:p>
@@ -2269,7 +2836,7 @@
         <w:pStyle w:val="Chubinhthuong"/>
       </w:pPr>
       <w:r>
-        <w:t>Y tế số, còn được gọi là "Digital Health,"là một lĩnh vực sử dụng công nghệ số hóa để cải thiện việc quản lý sức khỏe, chẩn đoán, điều trị và dịch vụ y tế. Lĩnh vực này kết hợp các công nghệ hiện đại như thông tin, ứng dụng di động, cảm biến, trí tuệ nhân tạo và học máy. Các công nghệ ứng dụng trong y tế số đã giúp thúc đẩy chuyển đổi số trong lĩnh vực y tế. Một số công cụ và ứng dụng hiện đại đã được sử dụng để cải thiện y tế số có thể kế đến như:</w:t>
+        <w:t>Y tế số (Digital Health) là một lĩnh vực liên ngành, ứng dụng sức mạnh của công nghệ thông tin, truyền thông và các công nghệ mới nổi để cải thiện toàn diện hệ thống chăm sóc sức khỏe. Các trụ cột công nghệ chính đang định hình nền y tế số tại Việt Nam bao gồm:</w:t>
       </w:r>
     </w:p>
     <w:p>
@@ -2277,7 +2844,7 @@
         <w:pStyle w:val="Chubinhthuong"/>
         <w:numPr>
           <w:ilvl w:val="0"/>
-          <w:numId w:val="21"/>
+          <w:numId w:val="26"/>
         </w:numPr>
       </w:pPr>
       <w:r>
@@ -2285,10 +2852,14 @@
           <w:b/>
           <w:bCs/>
         </w:rPr>
-        <w:t>Hồ sơ y tế điện tử</w:t>
-      </w:r>
-      <w:r>
-        <w:t xml:space="preserve"> là một hệ thống cho phép lưu trữ và quản lý thông tin y tế của bệnh nhân một cách điện tử, giúp tăng tính hiệu quả và giảm sai sót trong quản lý hồ sơ bệnh nhân.</w:t>
+        <w:t>Hồ sơ sức khỏe điện tử (EHR):</w:t>
+      </w:r>
+      <w:r>
+        <w:t xml:space="preserve"> Đây được xem là "xương sống" của y tế số, với mục tiêu mỗi người dân sở hữu một mã định danh y tế duy </w:t>
+      </w:r>
+      <w:r>
+        <w:lastRenderedPageBreak/>
+        <w:t>nhất và một hồ sơ sức khỏe điện tử được liên thông toàn quốc. Điều này giúp lưu trữ, quản lý và chia sẻ thông tin y tế của bệnh nhân một cách an toàn, minh bạch, loại bỏ các hồ sơ giấy tờ cồng kềnh và giảm thiểu sai sót y khoa.</w:t>
       </w:r>
     </w:p>
     <w:p>
@@ -2296,7 +2867,7 @@
         <w:pStyle w:val="Chubinhthuong"/>
         <w:numPr>
           <w:ilvl w:val="0"/>
-          <w:numId w:val="21"/>
+          <w:numId w:val="26"/>
         </w:numPr>
       </w:pPr>
       <w:r>
@@ -2304,10 +2875,10 @@
           <w:b/>
           <w:bCs/>
         </w:rPr>
-        <w:t>Telehealth và Telemedicine</w:t>
-      </w:r>
-      <w:r>
-        <w:t xml:space="preserve"> là phương pháp khám bệnh từ xa thông qua video cuộc gọi, điện thoại và ứng dụng di động, giúp bệnh nhân tiếp cận dịch vụ y tế một cách dễ dàng và thuận tiện.</w:t>
+        <w:t>Khám chữa bệnh từ xa (Telehealth &amp; Telemedicine):</w:t>
+      </w:r>
+      <w:r>
+        <w:t xml:space="preserve"> Đặc biệt phát huy vai trò trong và sau đại dịch COVID-19, khám chữa bệnh từ xa sử dụng các nền tảng trực tuyến để kết nối bệnh nhân và bác sĩ, xóa bỏ rào cản địa lý. Giải pháp này giúp người dân ở vùng sâu, vùng xa dễ dàng tiếp cận dịch vụ y tế chất lượng cao và giảm tải cho các bệnh viện tuyến trên.</w:t>
       </w:r>
     </w:p>
     <w:p>
@@ -2315,7 +2886,7 @@
         <w:pStyle w:val="Chubinhthuong"/>
         <w:numPr>
           <w:ilvl w:val="0"/>
-          <w:numId w:val="21"/>
+          <w:numId w:val="26"/>
         </w:numPr>
       </w:pPr>
       <w:r>
@@ -2323,11 +2894,10 @@
           <w:b/>
           <w:bCs/>
         </w:rPr>
-        <w:lastRenderedPageBreak/>
-        <w:t>Internet of Things (IoT)</w:t>
-      </w:r>
-      <w:r>
-        <w:t xml:space="preserve"> trong y tế liên kết các thiết bị y tế với internet để thu thập dữ liệu sức khỏe của bệnh nhân, giúp theo dõi và quản lý sức khỏe cá nhân một cách hiệu quả.</w:t>
+        <w:t>Trí tuệ nhân tạo (AI) và Học máy (Machine Learning):</w:t>
+      </w:r>
+      <w:r>
+        <w:t xml:space="preserve"> AI đang được ứng dụng ngày càng rộng rãi trong việc phân tích hình ảnh y khoa (X-quang, CT scan), hỗ trợ chẩn đoán bệnh với độ chính xác cao, dự báo xu hướng dịch bệnh dựa trên dữ liệu lớn, và cá nhân hóa phác đồ điều trị cho từng bệnh nhân.</w:t>
       </w:r>
     </w:p>
     <w:p>
@@ -2335,7 +2905,7 @@
         <w:pStyle w:val="Chubinhthuong"/>
         <w:numPr>
           <w:ilvl w:val="0"/>
-          <w:numId w:val="21"/>
+          <w:numId w:val="26"/>
         </w:numPr>
       </w:pPr>
       <w:r>
@@ -2343,10 +2913,20 @@
           <w:b/>
           <w:bCs/>
         </w:rPr>
-        <w:t>Máy học (Machine Learning) và Trí tuệ nhân tạo (AI)</w:t>
-      </w:r>
-      <w:r>
-        <w:t xml:space="preserve"> được ứng dụng trong y tế để phân tích dữ liệu y tế phức tạp, hỗ trợ chẩn đoán, dự đoán xu hướng dịch bệnh và tạo ra giải pháp điều trị cá nhân hóa.</w:t>
+        <w:t>Ứng dụng di động (mHealth):</w:t>
+      </w:r>
+      <w:r>
+        <w:t xml:space="preserve"> Các ứng dụng trên điện thoại thông minh cho phép người dùng đặt lịch khám, nhận kết quả xét nghiệm, tra cứu thông tin thuốc, nhận nhắc nhở uống thuốc và tương tác trực tiếp với cơ sở y tế. Nổi bật gần đây là việc tích hợp thông tin thẻ bảo hiểm y tế, sổ tiêm chủng trên ứng dụng định danh điện tử </w:t>
+      </w:r>
+      <w:r>
+        <w:rPr>
+          <w:b/>
+          <w:bCs/>
+        </w:rPr>
+        <w:t>VNeID</w:t>
+      </w:r>
+      <w:r>
+        <w:t>.</w:t>
       </w:r>
     </w:p>
     <w:p>
@@ -2354,7 +2934,7 @@
         <w:pStyle w:val="Chubinhthuong"/>
         <w:numPr>
           <w:ilvl w:val="0"/>
-          <w:numId w:val="21"/>
+          <w:numId w:val="26"/>
         </w:numPr>
       </w:pPr>
       <w:r>
@@ -2362,119 +2942,50 @@
           <w:b/>
           <w:bCs/>
         </w:rPr>
-        <w:t>Ứng dụng di động y tế</w:t>
-      </w:r>
-      <w:r>
-        <w:t xml:space="preserve"> cho phép bệnh nhân quản lý sức khỏe, đặt lịch hẹn và nhận thông tin về dược phẩm hoặc hẹn tái khám một cách dễ dàng và tiện lợi.</w:t>
-      </w:r>
-    </w:p>
-    <w:p>
-      <w:pPr>
-        <w:pStyle w:val="Chubinhthuong"/>
-        <w:numPr>
-          <w:ilvl w:val="0"/>
-          <w:numId w:val="21"/>
-        </w:numPr>
+        <w:t>Công nghệ Blockchain:</w:t>
+      </w:r>
+      <w:r>
+        <w:t xml:space="preserve"> Mặc dù còn ở giai đoạn đầu, Blockchain hứa hẹn mang lại một giải pháp đột phá cho việc bảo mật và quản lý quyền riêng tư của dữ liệu y tế, đảm bảo tính toàn vẹn và minh bạch khi chia sẻ thông tin giữa các bên liên quan.</w:t>
+      </w:r>
+    </w:p>
+    <w:p>
+      <w:pPr>
+        <w:pStyle w:val="Heading3"/>
+      </w:pPr>
+      <w:bookmarkStart w:id="3" w:name="_Toc210110119"/>
+      <w:r>
+        <w:t>Tác động và lợi ích đa chiều của chuyển đổi số y tế</w:t>
+      </w:r>
+      <w:bookmarkEnd w:id="3"/>
+    </w:p>
+    <w:p>
+      <w:pPr>
+        <w:pStyle w:val="Chubinhthuong"/>
+      </w:pPr>
+      <w:r>
+        <w:t>Quá trình chuyển đổi số mang lại những lợi ích to lớn và toàn diện cho mọi đối tượng tham gia vào hệ thống y tế.</w:t>
+      </w:r>
+    </w:p>
+    <w:p>
+      <w:pPr>
+        <w:pStyle w:val="Chubinhthuong"/>
       </w:pPr>
       <w:r>
         <w:rPr>
           <w:b/>
           <w:bCs/>
         </w:rPr>
-        <w:t>Công nghệ Blockchain</w:t>
-      </w:r>
-      <w:r>
-        <w:t xml:space="preserve"> trong Y tế được sử dụng để bảo vệ thông tin y tế và đảm bảo tính bảo mật trong việc chia sẻ dữ liệu bệnh nhân.</w:t>
-      </w:r>
-    </w:p>
-    <w:p>
-      <w:pPr>
-        <w:pStyle w:val="Heading3"/>
-      </w:pPr>
-      <w:bookmarkStart w:id="3" w:name="_Toc210051308"/>
-      <w:r>
-        <w:t>Những đóng góp của chuyển đổi số với ngành y tế</w:t>
-      </w:r>
-      <w:bookmarkEnd w:id="3"/>
-    </w:p>
-    <w:p>
-      <w:pPr>
-        <w:pStyle w:val="Chubinhthuong"/>
-        <w:rPr>
-          <w:b/>
-          <w:bCs/>
-        </w:rPr>
-      </w:pPr>
-      <w:r>
-        <w:rPr>
-          <w:b/>
-          <w:bCs/>
-        </w:rPr>
+        <w:lastRenderedPageBreak/>
         <w:t>Đối với người dân:</w:t>
       </w:r>
-    </w:p>
-    <w:p>
-      <w:pPr>
-        <w:pStyle w:val="Chubinhthuong"/>
-      </w:pPr>
-      <w:r>
-        <w:t>Chuyển đổi số y tế tạo cơ hội để người dân dễ dàng tiếp cận các dịch vụ chăm sóc sức</w:t>
-      </w:r>
-      <w:r>
-        <w:t xml:space="preserve"> </w:t>
-      </w:r>
-      <w:r>
-        <w:t>khỏe, tương tác với nhân viên y tế và quản lý sức khỏe cá nhân thông qua kết nối dữ liệu</w:t>
-      </w:r>
-      <w:r>
-        <w:t xml:space="preserve"> </w:t>
-      </w:r>
-      <w:r>
-        <w:t>sức khỏe với các cơ sở khám chữa bệnh. Mục tiêu cuối cùng là đảm bảo mỗi người dân sở</w:t>
-      </w:r>
-      <w:r>
-        <w:t xml:space="preserve"> </w:t>
-      </w:r>
-      <w:r>
-        <w:t>hữu hồ sơ sức khỏe điện tử. Việc áp dụng công nghệ 4.0 trong chuyển đổi số y tế giúp cải</w:t>
-      </w:r>
-      <w:r>
-        <w:t xml:space="preserve"> </w:t>
-      </w:r>
-      <w:r>
-        <w:t>thiện tính cá nhân hóa trong chăm sóc sức khỏe và cứu sống bệnh nhân trong các trường</w:t>
-      </w:r>
-      <w:r>
-        <w:t xml:space="preserve"> </w:t>
-      </w:r>
-      <w:r>
-        <w:t>hợp khẩn cấp.</w:t>
-      </w:r>
-    </w:p>
-    <w:p>
-      <w:pPr>
-        <w:pStyle w:val="Chubinhthuong"/>
-      </w:pPr>
-      <w:r>
-        <w:t>Đặc biệt, các công nghệ mới như hồ sơ điện tử và hệ thống thông tin y tế liên kết giúp</w:t>
-      </w:r>
-      <w:r>
-        <w:t xml:space="preserve"> </w:t>
-      </w:r>
-      <w:r>
-        <w:t>tăng cường khả năng chia sẻ thông tin y tế giữa các cơ sở chăm sóc. Điều này cung cấp</w:t>
-      </w:r>
-      <w:r>
-        <w:t xml:space="preserve"> </w:t>
-      </w:r>
-      <w:r>
-        <w:t>thông tin quan trọng, chính xác cho việc chẩn đoán và điều trị, giúp nâng cao chất lượng</w:t>
-      </w:r>
-      <w:r>
-        <w:t xml:space="preserve"> </w:t>
-      </w:r>
-      <w:r>
-        <w:t>dịch vụ y tế.</w:t>
+      <w:r>
+        <w:t xml:space="preserve"> Lợi ích lớn nhất là khả năng </w:t>
+      </w:r>
+      <w:r>
+        <w:t>tiếp cận dịch vụ y tế dễ dàng, công bằng và hiệu quả hơn</w:t>
+      </w:r>
+      <w:r>
+        <w:t>. Người dân được trao quyền để chủ động quản lý sức khỏe của mình thông qua các công cụ số. Các thủ tục hành chính như đăng ký khám bệnh, thanh toán viện phí không dùng tiền mặt, nhận kết quả trực tuyến giúp tiết kiệm thời gian, công sức và tăng sự hài lòng.</w:t>
       </w:r>
     </w:p>
     <w:p>
@@ -2486,7 +2997,6 @@
         <w:rPr>
           <w:noProof/>
         </w:rPr>
-        <w:lastRenderedPageBreak/>
         <w:drawing>
           <wp:inline distT="0" distB="0" distL="0" distR="0" wp14:anchorId="717FBAE6" wp14:editId="5275FD1C">
             <wp:extent cx="4102735" cy="2752725"/>
@@ -2584,13 +3094,7 @@
         <w:t xml:space="preserve"> </w:t>
       </w:r>
       <w:r>
-        <w:t>Người bệnh đăng ký khám bệnh tại bảng thông tin điện tử của Bệnh viện</w:t>
-      </w:r>
-      <w:r>
-        <w:t xml:space="preserve"> </w:t>
-      </w:r>
-      <w:r>
-        <w:t>Thống Nhất Thành phố Hồ Chí Minh</w:t>
+        <w:t>Người bệnh đăng ký khám bệnh tại bảng thông tin điện tử của Bệnh viện Thống Nhất Thành phố Hồ Chí Minh</w:t>
       </w:r>
       <w:r>
         <w:t>_</w:t>
@@ -2605,72 +3109,34 @@
     <w:p>
       <w:pPr>
         <w:pStyle w:val="Chubinhthuong"/>
+      </w:pPr>
+      <w:r>
         <w:rPr>
           <w:b/>
           <w:bCs/>
         </w:rPr>
-      </w:pPr>
-      <w:r>
-        <w:rPr>
-          <w:b/>
-          <w:bCs/>
-        </w:rPr>
-        <w:t>Đối với nhân viên y tế:</w:t>
-      </w:r>
-    </w:p>
-    <w:p>
-      <w:pPr>
-        <w:pStyle w:val="Chubinhthuong"/>
-      </w:pPr>
-      <w:r>
-        <w:t>Chuyển đổi số y tế giúp các bác sĩ dễ dàng tiếp cận kiến thức và kỹ thuật y học mới nhất, nâng cao chất lượng và an toàn cho bệnh nhân. Ngoài ra, chuyển đổi số cũng giảm thiểu nguy cơ sai sót trong các quy trình y tế, đảm bảo sự chính xác và đáng tin cậy trong quản lý thông tin y tế. Các công nghệ mới giúp nhân viên y tế cải thiện hiệu suất và chất lượng công việc, đồng thời nâng cao sự hài lòng của bệnh nhân. Hệ thống quản lý thông tin y tế đã giúp tạo điều kiện thuận lợi cho việc truy cập và chia sẻ thông tin của bệnh nhân giữa các bác sĩ, cơ sở khám chữa bệnh. Điều này cho phép các chuyên gia y tế kết nối và tương tác dễ dàng hơn.</w:t>
-      </w:r>
-    </w:p>
-    <w:p>
-      <w:pPr>
-        <w:pStyle w:val="Chubinhthuong"/>
-      </w:pPr>
-      <w:r>
-        <w:t>Mục tiêu của việc chuyển đổi số y tế là xây dựng hồ sơ bệnh án điện tử tại mỗi bệnh viện và cơ sở khám chữa bệnh.</w:t>
-      </w:r>
-    </w:p>
-    <w:p>
-      <w:pPr>
-        <w:pStyle w:val="Chubinhthuong"/>
-      </w:pPr>
-      <w:r>
-        <w:t xml:space="preserve">Chuyển đổi số trong lĩnh vực y tế mang lại nhiều lợi ích cho việc quản lý sức khỏe và cung cấp dịch vụ chăm sóc. Công nghệ giúp các nhà quản lý y tế hiệu quả hơn trong công tác điều phối, giám sát, cảnh báo và dự báo về các vấn đề sức khỏe của người dân. Chuyển đổi số đóng vai trò hết sức quan trọng trong tiến trình cải cách thủ tục hành chính của ngành y tế. Bằng việc áp dụng các ứng dụng và hệ thống trực </w:t>
-      </w:r>
-      <w:r>
+        <w:t xml:space="preserve">Đối với nhân viên y tế: </w:t>
+      </w:r>
+      <w:r>
+        <w:t xml:space="preserve">Chuyển đổi số giúp các y bác sĩ </w:t>
+      </w:r>
+      <w:r>
+        <w:t>giảm tải công việc hành chính, giấy tờ,</w:t>
+      </w:r>
+      <w:r>
+        <w:t xml:space="preserve"> dành nhiều thời gian hơn cho chuyên môn và chăm sóc bệnh nhân. Việc truy cập bệnh án điện tử một cách nhanh chóng và đầy đủ giúp họ đưa ra các quyết định lâm sàng chính xác hơn. Bên cạnh đó, các hệ thống hội chẩn từ xa và nền tảng đào tạo trực tuyến tạo điều kiện để họ liên tục cập nhật kiến thức và nâng cao tay nghề.</w:t>
+      </w:r>
+    </w:p>
+    <w:p>
+      <w:pPr>
+        <w:pStyle w:val="Chubinhthuong"/>
+        <w:jc w:val="center"/>
+      </w:pPr>
+      <w:r>
+        <w:rPr>
+          <w:noProof/>
+        </w:rPr>
         <w:lastRenderedPageBreak/>
-        <w:t>tuyến, ngành y tế có thể giảm thiểu các thủ tục phức tạp, thời gian chờ đợi và cung cấp dịch vụ chăm sóc sức khỏe thuận lợi hơn cho người dân.</w:t>
-      </w:r>
-    </w:p>
-    <w:p>
-      <w:pPr>
-        <w:pStyle w:val="Chubinhthuong"/>
-      </w:pPr>
-      <w:r>
-        <w:t>Chuyển đổi số cũng giúp tăng cường tính tiếp cận và hiệu quả khi thực hiện các dịch vụ y tế. Từ đó, chất lượng phục vụ cho người bệnh và nhân viên y tế có thể được nâng cao đáng kể.</w:t>
-      </w:r>
-    </w:p>
-    <w:p>
-      <w:pPr>
-        <w:pStyle w:val="Chubinhthuong"/>
-      </w:pPr>
-      <w:r>
-        <w:t>Các ứng dụng hữu ích của chuyển đổi số cũng mang lại nhiều lợi ích cho nhà quản lý bệnh viện và cơ sở y tế. Các ứng dụng này giúp quản lý quy trình, phác đồ điều trị của nhân viên y tế và triển khai các công việc nhằm nâng cao chất lượng phục vụ cho người bệnh và nhân viên y tế.</w:t>
-      </w:r>
-    </w:p>
-    <w:p>
-      <w:pPr>
-        <w:pStyle w:val="Chubinhthuong"/>
-        <w:jc w:val="center"/>
-      </w:pPr>
-      <w:r>
-        <w:rPr>
-          <w:noProof/>
-        </w:rPr>
         <w:drawing>
           <wp:inline distT="0" distB="0" distL="0" distR="0" wp14:anchorId="31AF101F" wp14:editId="6CE843E0">
             <wp:extent cx="4400550" cy="2933700"/>
@@ -2773,11 +3239,158 @@
     </w:p>
     <w:p>
       <w:pPr>
+        <w:pStyle w:val="Chubinhthuong"/>
+      </w:pPr>
+      <w:r>
+        <w:rPr>
+          <w:b/>
+          <w:bCs/>
+        </w:rPr>
+        <w:t>Đối với nhà quản lý và hệ thống y tế:</w:t>
+      </w:r>
+      <w:r>
+        <w:t xml:space="preserve"> Ở cấp độ vĩ mô, dữ liệu số hóa là nguồn tài nguyên vô giá giúp các nhà quản lý </w:t>
+      </w:r>
+      <w:r>
+        <w:t>giám sát tình hình dịch bệnh, phân bổ nguồn lực hiệu quả, và hoạch định chính sách dựa trên bằng chứng</w:t>
+      </w:r>
+      <w:r>
+        <w:t>. Chuyển đổi số cũng thúc đẩy cải cách hành chính, tăng cường tính minh bạch và hiệu quả trong quản lý bệnh viện cũng như toàn ngành y tế.</w:t>
+      </w:r>
+    </w:p>
+    <w:p>
+      <w:pPr>
+        <w:pStyle w:val="Chubinhthuong"/>
+        <w:jc w:val="center"/>
+      </w:pPr>
+      <w:r>
+        <w:rPr>
+          <w:noProof/>
+        </w:rPr>
+        <w:lastRenderedPageBreak/>
+        <w:drawing>
+          <wp:inline distT="0" distB="0" distL="0" distR="0" wp14:anchorId="033E833F" wp14:editId="5F36DAB5">
+            <wp:extent cx="4581525" cy="3049987"/>
+            <wp:effectExtent l="0" t="0" r="0" b="0"/>
+            <wp:docPr id="13" name="Picture 13"/>
+            <wp:cNvGraphicFramePr>
+              <a:graphicFrameLocks xmlns:a="http://schemas.openxmlformats.org/drawingml/2006/main" noChangeAspect="1"/>
+            </wp:cNvGraphicFramePr>
+            <a:graphic xmlns:a="http://schemas.openxmlformats.org/drawingml/2006/main">
+              <a:graphicData uri="http://schemas.openxmlformats.org/drawingml/2006/picture">
+                <pic:pic xmlns:pic="http://schemas.openxmlformats.org/drawingml/2006/picture">
+                  <pic:nvPicPr>
+                    <pic:cNvPr id="0" name="Picture 2"/>
+                    <pic:cNvPicPr>
+                      <a:picLocks noChangeAspect="1" noChangeArrowheads="1"/>
+                    </pic:cNvPicPr>
+                  </pic:nvPicPr>
+                  <pic:blipFill>
+                    <a:blip r:embed="rId16">
+                      <a:extLst>
+                        <a:ext uri="{28A0092B-C50C-407E-A947-70E740481C1C}">
+                          <a14:useLocalDpi xmlns:a14="http://schemas.microsoft.com/office/drawing/2010/main" val="0"/>
+                        </a:ext>
+                      </a:extLst>
+                    </a:blip>
+                    <a:srcRect/>
+                    <a:stretch>
+                      <a:fillRect/>
+                    </a:stretch>
+                  </pic:blipFill>
+                  <pic:spPr bwMode="auto">
+                    <a:xfrm>
+                      <a:off x="0" y="0"/>
+                      <a:ext cx="4589472" cy="3055277"/>
+                    </a:xfrm>
+                    <a:prstGeom prst="rect">
+                      <a:avLst/>
+                    </a:prstGeom>
+                    <a:noFill/>
+                  </pic:spPr>
+                </pic:pic>
+              </a:graphicData>
+            </a:graphic>
+          </wp:inline>
+        </w:drawing>
+      </w:r>
+    </w:p>
+    <w:p>
+      <w:pPr>
+        <w:pStyle w:val="Chubinhthuong"/>
+        <w:jc w:val="center"/>
+      </w:pPr>
+      <w:r>
+        <w:t xml:space="preserve">Hình </w:t>
+      </w:r>
+      <w:r>
+        <w:fldChar w:fldCharType="begin"/>
+      </w:r>
+      <w:r>
+        <w:instrText xml:space="preserve"> STYLEREF 1 \s </w:instrText>
+      </w:r>
+      <w:r>
+        <w:fldChar w:fldCharType="separate"/>
+      </w:r>
+      <w:r>
+        <w:rPr>
+          <w:noProof/>
+        </w:rPr>
+        <w:t>1</w:t>
+      </w:r>
+      <w:r>
+        <w:fldChar w:fldCharType="end"/>
+      </w:r>
+      <w:r>
+        <w:t>.</w:t>
+      </w:r>
+      <w:r>
+        <w:fldChar w:fldCharType="begin"/>
+      </w:r>
+      <w:r>
+        <w:instrText xml:space="preserve"> SEQ Hình \* ARABIC \s 1 </w:instrText>
+      </w:r>
+      <w:r>
+        <w:fldChar w:fldCharType="separate"/>
+      </w:r>
+      <w:r>
+        <w:rPr>
+          <w:noProof/>
+        </w:rPr>
+        <w:t>3</w:t>
+      </w:r>
+      <w:r>
+        <w:fldChar w:fldCharType="end"/>
+      </w:r>
+      <w:r>
+        <w:t>:</w:t>
+      </w:r>
+      <w:r>
+        <w:t xml:space="preserve"> </w:t>
+      </w:r>
+      <w:r>
+        <w:t xml:space="preserve">Chuyển đổi số trong khám chữa bệnh đã hỗ trợ rất nhiều trong </w:t>
+      </w:r>
+      <w:r>
+        <w:t>c</w:t>
+      </w:r>
+      <w:r>
+        <w:t>uộc chiến chống đại dịch Covid-19. (ẢNH: KHÁNH PHƯƠNG)</w:t>
+      </w:r>
+    </w:p>
+    <w:p>
+      <w:pPr>
         <w:pStyle w:val="Heading3"/>
       </w:pPr>
-      <w:bookmarkStart w:id="4" w:name="_Toc210051309"/>
-      <w:r>
-        <w:t>Thực trạng chuyển đổi số y tế tại Việt Nam</w:t>
+      <w:bookmarkStart w:id="4" w:name="_Toc210110120"/>
+      <w:r>
+        <w:t xml:space="preserve">Thực trạng </w:t>
+      </w:r>
+      <w:r>
+        <w:t xml:space="preserve">và tình hình triển khai </w:t>
+      </w:r>
+      <w:r>
+        <w:t>chuyển đổi số y tế tại Việt Nam</w:t>
       </w:r>
       <w:bookmarkEnd w:id="4"/>
     </w:p>
@@ -2786,163 +3399,129 @@
         <w:pStyle w:val="Chubinhthuong"/>
       </w:pPr>
       <w:r>
-        <w:t>Một nghiên cứu gần đây của Trường Đại học Kinh tế Tp. Hồ Chí Minh đã chỉ ra rằng Việt Nam, đặc biệt là TP.HCM, đã tương đối kiểm soát và ổn định được tình hình đại dịch COVID-19 trong vài năm trở lại đây. Dù đã kiểm soát được đại dịch nhưng dấu ấn còn lại của sự tàn phá khủng khiếp vẫn tiếp tục đọng lại trong tâm trí người dân.</w:t>
-      </w:r>
-    </w:p>
-    <w:p>
-      <w:pPr>
-        <w:pStyle w:val="Chubinhthuong"/>
+        <w:t xml:space="preserve">Việt Nam sở hữu nhiều điều kiện thuận lợi để thúc đẩy y tế số. Theo báo cáo </w:t>
+      </w:r>
+      <w:r>
+        <w:rPr>
+          <w:b/>
+          <w:bCs/>
+        </w:rPr>
+        <w:t>Digital 2024</w:t>
+      </w:r>
+      <w:r>
+        <w:t xml:space="preserve">, Việt Nam có khoảng </w:t>
+      </w:r>
+      <w:r>
+        <w:rPr>
+          <w:b/>
+          <w:bCs/>
+        </w:rPr>
+        <w:t>78.44 triệu người dùng Internet</w:t>
+      </w:r>
+      <w:r>
+        <w:t xml:space="preserve"> (tương đương 79.1% dân số) và </w:t>
+      </w:r>
+      <w:r>
+        <w:rPr>
+          <w:b/>
+          <w:bCs/>
+        </w:rPr>
+        <w:t>161.6 triệu kết nối di động</w:t>
+      </w:r>
+      <w:r>
+        <w:t>. Tỷ lệ dân số trẻ, năng động và sẵn sàng tiếp nhận công nghệ mới là một lợi thế lớn. Chi tiêu cho y tế cũng được dự báo sẽ tiếp tục tăng trưởng mạnh mẽ, phản ánh sự ưu tiên của cả nhà nước và người dân đối với việc chăm sóc sức khỏe.</w:t>
+      </w:r>
+    </w:p>
+    <w:p>
+      <w:pPr>
+        <w:pStyle w:val="Chubinhthuong"/>
+      </w:pPr>
+      <w:r>
+        <w:t>Quá trình chuyển đổi số y tế tại Việt Nam đã đạt được những kết quả ban đầu đáng khích lệ:</w:t>
+      </w:r>
+    </w:p>
+    <w:p>
+      <w:pPr>
+        <w:pStyle w:val="Chubinhthuong"/>
+        <w:numPr>
+          <w:ilvl w:val="0"/>
+          <w:numId w:val="29"/>
+        </w:numPr>
+      </w:pPr>
+      <w:r>
+        <w:t xml:space="preserve">Hầu hết các bệnh viện trên toàn quốc đã triển khai </w:t>
+      </w:r>
+      <w:r>
+        <w:rPr>
+          <w:b/>
+          <w:bCs/>
+        </w:rPr>
+        <w:t>Hệ thống thông tin bệnh viện (HIS)</w:t>
+      </w:r>
+      <w:r>
+        <w:t>, từng bước tiến tới quản lý không giấy tờ.</w:t>
+      </w:r>
+    </w:p>
+    <w:p>
+      <w:pPr>
+        <w:pStyle w:val="Chubinhthuong"/>
+        <w:numPr>
+          <w:ilvl w:val="0"/>
+          <w:numId w:val="29"/>
+        </w:numPr>
+      </w:pPr>
+      <w:r>
+        <w:rPr>
+          <w:b/>
+          <w:bCs/>
+        </w:rPr>
+        <w:t>Hệ thống quản lý thông tin tiêm chủng quốc gia</w:t>
+      </w:r>
+      <w:r>
+        <w:t xml:space="preserve"> đã chứng minh hiệu quả vượt trội trong chiến dịch tiêm vaccine COVID-19 và vẫn đang được sử dụng cho chương trình tiêm chủng mở rộng.</w:t>
+      </w:r>
+    </w:p>
+    <w:p>
+      <w:pPr>
+        <w:pStyle w:val="Chubinhthuong"/>
+        <w:numPr>
+          <w:ilvl w:val="0"/>
+          <w:numId w:val="29"/>
+        </w:numPr>
       </w:pPr>
       <w:r>
         <w:lastRenderedPageBreak/>
-        <w:t>Trong bối cảnh ứng dụng Công nghệ thông tin và chuyển đổi số trong công tác phòng chống dịch, Thành phố Hồ Chí Minh đã thể hiện sự sáng tạo và hiệu quả đáng ghi nhận. Một ví dụ điển hình cho điều này là hệ thống quản lý người bệnh COVID-19 được Sở Y tế TP.HCM phát triển và ra mắt vào đầu tháng 3/2022.</w:t>
-      </w:r>
-    </w:p>
-    <w:p>
-      <w:pPr>
-        <w:pStyle w:val="Chubinhthuong"/>
-      </w:pPr>
-      <w:r>
-        <w:t>Trước đó, hàng nghìn người đến các trung tâm y tế chờ đợi để khai báo đã mắc COVID-19 (F0) và hàng nghìn người khác chờ đợi để nhận giấy xác nhận đã hoàn thành thời gian cách ly tại nhà. Tuy nhiên, nhờ vào hệ thống quản lý này, Thành phố đã giải quyết triệt để tình trạng tắc nghẽn của người bệnh tại các trung tâm y tế trên toàn thành phố. Việt Nam đang đặt phát triển chăm sóc sức khỏe là một ưu tiên hàng đầu. Chi tiêu cho lĩnh vực y tế đang có sự tăng trưởng mạnh mẽ, từ 15,6 tỷ USD trong năm 2018 lên 42,9 tỷ USD vào năm 2028, tương đương mức tăng trưởng kép hàng năm (CAGR) là 11% trong 10 năm. Điều này giúp Việt Nam trở thành quốc gia đầu tư nhiều nhất vào lĩnh vực chăm sóc sức khỏe trong khu vực ASEAN. Mức chi tiêu bình quân đầu người cho chăm sóc sức khỏe cũng dự kiến sẽ tăng lên 408 USD/năm vào năm 2028, gấp ba lần so với mức 141 USD/năm năm 2018.</w:t>
-      </w:r>
-    </w:p>
-    <w:p>
-      <w:pPr>
-        <w:pStyle w:val="Chubinhthuong"/>
-      </w:pPr>
-      <w:r>
-        <w:t>Việt Nam có nhiều điều kiện thuận lợi để áp dụng các giải pháp y tế số. Các công</w:t>
-      </w:r>
-      <w:r>
-        <w:t xml:space="preserve"> </w:t>
-      </w:r>
-      <w:r>
-        <w:t>nghệ mới đã nhanh chóng được đón nhận bởi hơn 60% dân số Việt Nam dưới 54 tuổi.</w:t>
-      </w:r>
-      <w:r>
-        <w:t xml:space="preserve"> </w:t>
-      </w:r>
-      <w:r>
-        <w:t>Người dân Việt Nam dành khoảng 7 giờ mỗi ngày cho các hoạt động trực tuyến, và 3 giờ</w:t>
-      </w:r>
-      <w:r>
-        <w:t xml:space="preserve"> </w:t>
-      </w:r>
-      <w:r>
-        <w:t>trong số đó được thực hiện trên các thiết bị di động.</w:t>
-      </w:r>
-    </w:p>
-    <w:p>
-      <w:pPr>
-        <w:pStyle w:val="Chubinhthuong"/>
-      </w:pPr>
-      <w:r>
-        <w:t>Việt Nam đã thực hiện nhiều chính sách để xây dựng cơ sở hạ tầng và phát triển các</w:t>
-      </w:r>
-      <w:r>
-        <w:t xml:space="preserve"> </w:t>
-      </w:r>
-      <w:r>
-        <w:t>dịch vụ công nghệ thông tin và truyền thông. Việc truy cập internet đã được lan rộng</w:t>
-      </w:r>
-      <w:r>
-        <w:t xml:space="preserve"> </w:t>
-      </w:r>
-      <w:r>
-        <w:t>trên toàn quốc, với tỷ lệ sử dụng đạt 67% vào năm 2017, và tốc độ tăng trưởng hàng</w:t>
-      </w:r>
-      <w:r>
-        <w:t xml:space="preserve"> </w:t>
-      </w:r>
-      <w:r>
-        <w:t>năm của việc sử dụng internet là 28%. Công nghệ thông tin di động cũng đang phát triển</w:t>
-      </w:r>
-      <w:r>
-        <w:t xml:space="preserve"> </w:t>
-      </w:r>
-      <w:r>
-        <w:t>mạnh mẽ tại Việt Nam, với mạng 4G đã có phủ sóng đến hơn 95% các hộ gia đình.</w:t>
-      </w:r>
-      <w:r>
-        <w:t xml:space="preserve"> </w:t>
-      </w:r>
-    </w:p>
-    <w:p>
-      <w:pPr>
-        <w:pStyle w:val="Chubinhthuong"/>
-      </w:pPr>
-      <w:r>
-        <w:t>Việc áp dụng các giải pháp y tế số tại Việt Nam sẽ mang lại nhiều lợi ích. Điều này</w:t>
-      </w:r>
-      <w:r>
-        <w:t xml:space="preserve"> </w:t>
-      </w:r>
-      <w:r>
-        <w:t>bao gồm khả năng truy cập thông tin y tế và dịch vụ y tế từ xa, cũng như khả năng theo</w:t>
-      </w:r>
-      <w:r>
-        <w:t xml:space="preserve"> </w:t>
-      </w:r>
-      <w:r>
-        <w:t>dõi và quản lý sức khỏe của người dân một cách hiệu quả hơn.</w:t>
-      </w:r>
-      <w:r>
-        <w:t xml:space="preserve"> </w:t>
-      </w:r>
-    </w:p>
-    <w:p>
-      <w:pPr>
-        <w:pStyle w:val="Chubinhthuong"/>
-      </w:pPr>
-      <w:r>
-        <w:lastRenderedPageBreak/>
-        <w:t>Cơ sở hạ tầng công nghệ ở Việt Nam đang hướng tới việc ứng dụng các dịch vụ dựa</w:t>
-      </w:r>
-      <w:r>
-        <w:t xml:space="preserve"> </w:t>
-      </w:r>
-      <w:r>
-        <w:t>trên nền tảng lưu trữ đám mây, tạo điều kiện thuận lợi cho việc triển khai các giải pháp</w:t>
-      </w:r>
-      <w:r>
-        <w:t xml:space="preserve"> </w:t>
-      </w:r>
-      <w:r>
-        <w:t>sáng tạo và hiệu quả về chi phí trong lĩnh vực chăm sóc sức khỏe.</w:t>
-      </w:r>
-    </w:p>
-    <w:p>
-      <w:pPr>
-        <w:pStyle w:val="Chubinhthuong"/>
-      </w:pPr>
-      <w:r>
-        <w:t>Bộ Y tế đã đưa ra một kế hoạch để triển khai ứng dụng công nghệ thông tin và chuyển</w:t>
-      </w:r>
-      <w:r>
-        <w:t xml:space="preserve"> </w:t>
-      </w:r>
-      <w:r>
-        <w:t>đổi số tại các cơ sở khám chữa bệnh. Theo đó, các bệnh viện sẽ phải thực hiện chuyển</w:t>
-      </w:r>
-      <w:r>
-        <w:t xml:space="preserve"> </w:t>
-      </w:r>
-      <w:r>
-        <w:t>đổi số trước ngày 1/1/2027 để được cấp giấy phép hoạt động kể từ năm nay.</w:t>
-      </w:r>
-    </w:p>
-    <w:p>
-      <w:pPr>
-        <w:pStyle w:val="Chubinhthuong"/>
-      </w:pPr>
-      <w:r>
-        <w:t>Các bệnh viện được cấp giấy phép hoạt động trước ngày 1/1/2027 sẽ có thời gian đến</w:t>
-      </w:r>
-      <w:r>
-        <w:t xml:space="preserve"> </w:t>
-      </w:r>
-      <w:r>
-        <w:t>ngày 1/1/2029 để hoàn thành chuyển đổi số.</w:t>
+        <w:t xml:space="preserve">Việc </w:t>
+      </w:r>
+      <w:r>
+        <w:rPr>
+          <w:b/>
+          <w:bCs/>
+        </w:rPr>
+        <w:t>thanh toán viện phí không dùng tiền mặt</w:t>
+      </w:r>
+      <w:r>
+        <w:t xml:space="preserve"> đang được triển khai rộng rãi, góp phần minh bạch hóa tài chính.</w:t>
+      </w:r>
+    </w:p>
+    <w:p>
+      <w:pPr>
+        <w:pStyle w:val="Chubinhthuong"/>
+        <w:numPr>
+          <w:ilvl w:val="0"/>
+          <w:numId w:val="29"/>
+        </w:numPr>
+      </w:pPr>
+      <w:r>
+        <w:t>Bộ Y tế đã ban hành lộ trình cụ thể về việc triển khai bệnh án điện tử, yêu cầu các cơ sở khám chữa bệnh phải hoàn thành chuyển đổi số theo các mốc thời gian quy định để đảm bảo hoạt động liên tục và nâng cao chất lượng.</w:t>
+      </w:r>
+    </w:p>
+    <w:p>
+      <w:pPr>
+        <w:pStyle w:val="Chubinhthuong"/>
+      </w:pPr>
+      <w:r>
+        <w:t>Tuy nhiên, hành trình này vẫn còn đối mặt với nhiều thách thức như: hạ tầng công nghệ chưa đồng bộ giữa các tuyến, vấn đề an ninh mạng và bảo mật dữ liệu cá nhân, thiếu hụt nguồn nhân lực chất lượng cao và cần có một hành lang pháp lý hoàn thiện hơn để tạo điều kiện cho các mô hình y tế số mới phát triển. Vượt qua những rào cản này sẽ là nhiệm vụ trọng tâm để hiện thực hóa một nền y tế Việt Nam thông minh, hiện đại và vì người dân.</w:t>
       </w:r>
     </w:p>
     <w:p>
@@ -2970,7 +3549,7 @@
                     <pic:cNvPicPr/>
                   </pic:nvPicPr>
                   <pic:blipFill>
-                    <a:blip r:embed="rId16">
+                    <a:blip r:embed="rId17">
                       <a:extLst>
                         <a:ext uri="{28A0092B-C50C-407E-A947-70E740481C1C}">
                           <a14:useLocalDpi xmlns:a14="http://schemas.microsoft.com/office/drawing/2010/main" val="0"/>
@@ -3039,16 +3618,13 @@
         <w:rPr>
           <w:noProof/>
         </w:rPr>
-        <w:t>3</w:t>
+        <w:t>4</w:t>
       </w:r>
       <w:r>
         <w:fldChar w:fldCharType="end"/>
       </w:r>
       <w:r>
-        <w:t xml:space="preserve">: </w:t>
-      </w:r>
-      <w:r>
-        <w:t>Bệnh viện Đa khoa Đống Đa đã lắp đặt tại sảnh khoa Khám bệnh một máy đăng ký khám bệnh và phát số tự động sử dụng CCCD gắn chíp và nhận diện khuôn mặt</w:t>
+        <w:t>: Bệnh viện Đa khoa Đống Đa đã lắp đặt tại sảnh khoa Khám bệnh một máy đăng ký khám bệnh và phát số tự động sử dụng CCCD gắn chíp và nhận diện khuôn mặt</w:t>
       </w:r>
       <w:r>
         <w:t>.</w:t>
@@ -3058,22 +3634,18 @@
       <w:pPr>
         <w:pStyle w:val="Heading2"/>
       </w:pPr>
+      <w:bookmarkStart w:id="5" w:name="_Toc210110121"/>
       <w:r>
         <w:t>Thiết bị cân điện tử thông minh và tiềm năng ứng dụng</w:t>
       </w:r>
-    </w:p>
-    <w:p>
-      <w:pPr>
-        <w:pStyle w:val="Chubinhthuong"/>
-      </w:pPr>
-      <w:r>
-        <w:t>Thị trường cân sức khỏe thông minh hiện nay đang ngày càng đa dạng với nhiều lựa</w:t>
-      </w:r>
-      <w:r>
-        <w:t xml:space="preserve"> </w:t>
-      </w:r>
-      <w:r>
-        <w:t xml:space="preserve">chọn hấp dẫn như </w:t>
+      <w:bookmarkEnd w:id="5"/>
+    </w:p>
+    <w:p>
+      <w:pPr>
+        <w:pStyle w:val="Chubinhthuong"/>
+      </w:pPr>
+      <w:r>
+        <w:t xml:space="preserve">Thị trường cân sức khỏe thông minh hiện nay đang ngày càng đa dạng với nhiều lựa chọn hấp dẫn như </w:t>
       </w:r>
       <w:r>
         <w:rPr>
@@ -3093,19 +3665,11 @@
         <w:t>CRENOT Gofit S2</w:t>
       </w:r>
       <w:r>
-        <w:t>. Cả hai thiết bị này</w:t>
-      </w:r>
-      <w:r>
-        <w:t xml:space="preserve"> </w:t>
-      </w:r>
-      <w:r>
-        <w:t>đều được trang bị công nghệ hiện đại, giúp người dùng theo dõi sức khỏe một cách chính</w:t>
-      </w:r>
-      <w:r>
-        <w:t xml:space="preserve"> </w:t>
-      </w:r>
-      <w:r>
-        <w:t>xác và tiện lợi.</w:t>
+        <w:t xml:space="preserve">. Cả hai </w:t>
+      </w:r>
+      <w:r>
+        <w:lastRenderedPageBreak/>
+        <w:t>thiết bị này đều được trang bị công nghệ hiện đại, giúp người dùng theo dõi sức khỏe một cách chính xác và tiện lợi.</w:t>
       </w:r>
     </w:p>
     <w:p>
@@ -3117,41 +3681,10 @@
           <w:b/>
           <w:bCs/>
         </w:rPr>
-        <w:lastRenderedPageBreak/>
         <w:t>Xiaomi Smart Scale 2</w:t>
       </w:r>
       <w:r>
-        <w:t xml:space="preserve"> nổi bật với thiết kế đơn giản, hiện đại và khả năng kết nối</w:t>
-      </w:r>
-      <w:r>
-        <w:t xml:space="preserve"> </w:t>
-      </w:r>
-      <w:r>
-        <w:t>nhanh chóng với ứng dụng Mi Fit. Thiết bị này cho phép người dùng đo được nhiều chỉ</w:t>
-      </w:r>
-      <w:r>
-        <w:t xml:space="preserve"> </w:t>
-      </w:r>
-      <w:r>
-        <w:t>số cơ thể quan trọng như cân nặng, chỉ số khối cơ thể (BMI), tỷ lệ mỡ trong cơ thể, lượng</w:t>
-      </w:r>
-      <w:r>
-        <w:t xml:space="preserve"> </w:t>
-      </w:r>
-      <w:r>
-        <w:t>nước trong cơ thể và khối lượng xương. Bên cạnh đó, Xiaomi Smart Scale 2 còn có khả</w:t>
-      </w:r>
-      <w:r>
-        <w:t xml:space="preserve"> </w:t>
-      </w:r>
-      <w:r>
-        <w:t>năng nhận diện tới 16 người dùng khác nhau, rất phù hợp với những gia đình đông thành</w:t>
-      </w:r>
-      <w:r>
-        <w:t xml:space="preserve"> </w:t>
-      </w:r>
-      <w:r>
-        <w:t>viên.</w:t>
+        <w:t xml:space="preserve"> nổi bật với thiết kế đơn giản, hiện đại và khả năng kết nối nhanh chóng với ứng dụng Mi Fit. Thiết bị này cho phép người dùng đo được nhiều chỉ số cơ thể quan trọng như cân nặng, chỉ số khối cơ thể (BMI), tỷ lệ mỡ trong cơ thể, lượng nước trong cơ thể và khối lượng xương. Bên cạnh đó, Xiaomi Smart Scale 2 còn có khả năng nhận diện tới 16 người dùng khác nhau, rất phù hợp với những gia đình đông thành viên.</w:t>
       </w:r>
     </w:p>
     <w:p>
@@ -3179,7 +3712,7 @@
                     <pic:cNvPicPr/>
                   </pic:nvPicPr>
                   <pic:blipFill>
-                    <a:blip r:embed="rId17">
+                    <a:blip r:embed="rId18">
                       <a:extLst>
                         <a:ext uri="{28A0092B-C50C-407E-A947-70E740481C1C}">
                           <a14:useLocalDpi xmlns:a14="http://schemas.microsoft.com/office/drawing/2010/main" val="0"/>
@@ -3248,7 +3781,7 @@
         <w:rPr>
           <w:noProof/>
         </w:rPr>
-        <w:t>4</w:t>
+        <w:t>5</w:t>
       </w:r>
       <w:r>
         <w:fldChar w:fldCharType="end"/>
@@ -3275,37 +3808,7 @@
         <w:t>CRENOT Gofit S2</w:t>
       </w:r>
       <w:r>
-        <w:t xml:space="preserve"> lại gây ấn tượng với độ chính xác cao nhờ sử dụng</w:t>
-      </w:r>
-      <w:r>
-        <w:t xml:space="preserve"> </w:t>
-      </w:r>
-      <w:r>
-        <w:t>công nghệ phân tích trở kháng điện sinh học (BIA) kết hợp với chip cảm biến ZeroVar.</w:t>
-      </w:r>
-      <w:r>
-        <w:t xml:space="preserve"> </w:t>
-      </w:r>
-      <w:r>
-        <w:t>Thiết bị này cung cấp một danh sách dài các chỉ số sức khỏe chi tiết hơn, giúp người</w:t>
-      </w:r>
-      <w:r>
-        <w:t xml:space="preserve"> </w:t>
-      </w:r>
-      <w:r>
-        <w:t>dùng có cái nhìn toàn diện về tình trạng cơ thể của mình. Ngoài ra, CRENOT Gofit S2</w:t>
-      </w:r>
-      <w:r>
-        <w:t xml:space="preserve"> </w:t>
-      </w:r>
-      <w:r>
-        <w:t>còn có khả năng đồng bộ dữ liệu với nhiều ứng dụng sức khỏe khác nhau, tạo điều kiện</w:t>
-      </w:r>
-      <w:r>
-        <w:t xml:space="preserve"> </w:t>
-      </w:r>
-      <w:r>
-        <w:t>cho người dùng quản lý thông tin một cách linh hoạt.</w:t>
+        <w:t xml:space="preserve"> lại gây ấn tượng với độ chính xác cao nhờ sử dụng công nghệ phân tích trở kháng điện sinh học (BIA) kết hợp với chip cảm biến ZeroVar. Thiết bị này cung cấp một danh sách dài các chỉ số sức khỏe chi tiết hơn, giúp người dùng có cái nhìn toàn diện về tình trạng cơ thể của mình. Ngoài ra, CRENOT Gofit S2 còn có khả năng đồng bộ dữ liệu với nhiều ứng dụng sức khỏe khác nhau, tạo điều kiện cho người dùng quản lý thông tin một cách linh hoạt.</w:t>
       </w:r>
     </w:p>
     <w:p>
@@ -3334,7 +3837,7 @@
                     <pic:cNvPicPr/>
                   </pic:nvPicPr>
                   <pic:blipFill>
-                    <a:blip r:embed="rId18" cstate="print">
+                    <a:blip r:embed="rId19" cstate="print">
                       <a:extLst>
                         <a:ext uri="{28A0092B-C50C-407E-A947-70E740481C1C}">
                           <a14:useLocalDpi xmlns:a14="http://schemas.microsoft.com/office/drawing/2010/main" val="0"/>
@@ -3403,7 +3906,7 @@
         <w:rPr>
           <w:noProof/>
         </w:rPr>
-        <w:t>5</w:t>
+        <w:t>6</w:t>
       </w:r>
       <w:r>
         <w:fldChar w:fldCharType="end"/>
@@ -3420,180 +3923,55 @@
         <w:pStyle w:val="Chubinhthuong"/>
       </w:pPr>
       <w:r>
-        <w:t>Xây dựng hệ thống chăm sóc sức khỏe điện tử với thiết bị cân điện tử sức khoẻ thông</w:t>
-      </w:r>
-      <w:r>
-        <w:t xml:space="preserve"> </w:t>
-      </w:r>
-      <w:r>
-        <w:t>minh không chỉ mang lại những lợi ích cho cá nhân người sử dụng, mà còn đóng góp vào</w:t>
-      </w:r>
-      <w:r>
-        <w:t xml:space="preserve"> </w:t>
-      </w:r>
-      <w:r>
-        <w:t>quá trình quản lý sức khỏe cộng đồng tại Việt Nam. Hệ thống này sẽ tận dụng dữ liệu</w:t>
-      </w:r>
-      <w:r>
-        <w:t xml:space="preserve"> </w:t>
-      </w:r>
-      <w:r>
-        <w:t>được thu thập từ các thiết bị để cung cấp thông tin tổng quan về sức khỏe, giúp người</w:t>
-      </w:r>
-      <w:r>
-        <w:t xml:space="preserve"> </w:t>
-      </w:r>
-      <w:r>
-        <w:t>dùng để phát hiện sớm những thay đổi tiêu cực trong cơ thể và có các biện pháp can</w:t>
-      </w:r>
-      <w:r>
-        <w:t xml:space="preserve"> </w:t>
-      </w:r>
-      <w:r>
-        <w:t>thiệp kịp thời.</w:t>
-      </w:r>
-    </w:p>
-    <w:p>
-      <w:pPr>
-        <w:pStyle w:val="Chubinhthuong"/>
-      </w:pPr>
-      <w:r>
-        <w:t>Ngoài ra, hệ thống còn có thể tích hợp với các nền tảng khác như điện thoại thông</w:t>
-      </w:r>
-      <w:r>
-        <w:t xml:space="preserve"> </w:t>
-      </w:r>
-      <w:r>
-        <w:t>minh, máy tính bảng và máy tính cá nhân thông qua các ứng dụng y tế hoặc nền tảng</w:t>
-      </w:r>
-      <w:r>
-        <w:t xml:space="preserve"> </w:t>
-      </w:r>
-      <w:r>
-        <w:t>quản lý sức khỏe từ xa. Dữ liệu từ thiết bị cân thông minh được truyền qua kết nối</w:t>
-      </w:r>
-      <w:r>
-        <w:t xml:space="preserve"> </w:t>
-      </w:r>
-      <w:r>
-        <w:t>Bluetooth hoặc Wi-Fi đến các ứng dụng quản lý sức khỏe, từ đó được lưu trữ trên hệ</w:t>
-      </w:r>
-      <w:r>
-        <w:t xml:space="preserve"> </w:t>
-      </w:r>
-      <w:r>
-        <w:t>thống đám mây. Nhờ vào việc sử dụng trí tuệ nhân tạo (AI) và các công cụ phân tích</w:t>
-      </w:r>
-      <w:r>
-        <w:t xml:space="preserve"> </w:t>
-      </w:r>
-      <w:r>
-        <w:t xml:space="preserve">dữ liệu lớn (Big Data), hệ thống có khả năng phân tích, đưa ra các gợi ý về </w:t>
+        <w:t>Xây dựng hệ thống chăm sóc sức khỏe điện tử với thiết bị cân điện tử sức khoẻ thông minh không chỉ mang lại những lợi ích cho cá nhân người sử dụng, mà còn đóng góp vào quá trình quản lý sức khỏe cộng đồng tại Việt Nam. Hệ thống này sẽ tận dụng dữ liệu được thu thập từ các thiết bị để cung cấp thông tin tổng quan về sức khỏe, giúp người dùng để phát hiện sớm những thay đổi tiêu cực trong cơ thể và có các biện pháp can thiệp kịp thời.</w:t>
+      </w:r>
+    </w:p>
+    <w:p>
+      <w:pPr>
+        <w:pStyle w:val="Chubinhthuong"/>
+      </w:pPr>
+      <w:r>
+        <w:t xml:space="preserve">Ngoài ra, hệ thống còn có thể tích hợp với các nền tảng khác như điện thoại thông minh, máy tính bảng và máy tính cá nhân thông qua các ứng dụng y tế hoặc nền tảng quản lý sức khỏe từ xa. Dữ liệu từ thiết bị cân thông minh được truyền qua kết nối Bluetooth hoặc Wi-Fi đến các ứng dụng quản lý sức khỏe, từ đó được lưu trữ trên hệ thống đám mây. Nhờ vào việc sử dụng trí tuệ nhân tạo (AI) và các công cụ phân tích dữ liệu lớn (Big Data), hệ thống có khả năng phân tích, đưa ra các gợi ý về </w:t>
       </w:r>
       <w:r>
         <w:lastRenderedPageBreak/>
-        <w:t>sức khỏe, từ</w:t>
-      </w:r>
-      <w:r>
-        <w:t xml:space="preserve"> </w:t>
-      </w:r>
-      <w:r>
-        <w:t>khuyến nghị về chế độ ăn uống, tập luyện cho đến các cảnh báo về nguy cơ bệnh tật.</w:t>
-      </w:r>
-      <w:r>
-        <w:t xml:space="preserve"> </w:t>
-      </w:r>
-    </w:p>
-    <w:p>
-      <w:pPr>
-        <w:pStyle w:val="Chubinhthuong"/>
-      </w:pPr>
-      <w:r>
-        <w:t>Với xu hướng chuyển đổi số tại Việt Nam, hệ thống này còn có tiềm năng tích hợp với</w:t>
-      </w:r>
-      <w:r>
-        <w:t xml:space="preserve"> </w:t>
-      </w:r>
-      <w:r>
-        <w:t>các hệ thống quản lý y tế cộng đồng, giúp các cơ sở y tế và bệnh viện dễ dàng theo dõi</w:t>
-      </w:r>
-      <w:r>
-        <w:t xml:space="preserve"> </w:t>
-      </w:r>
-      <w:r>
-        <w:t>sức khỏe từ xa của bệnh nhân, đặc biệt là các bệnh nhân mắc bệnh mãn tính như tiểu</w:t>
-      </w:r>
-      <w:r>
-        <w:t xml:space="preserve"> </w:t>
-      </w:r>
-      <w:r>
-        <w:t>đường, huyết áp cao hay béo phì. Điều này sẽ giảm tải áp lực cho hệ thống y tế, đặc biệt</w:t>
-      </w:r>
-      <w:r>
-        <w:t xml:space="preserve"> </w:t>
-      </w:r>
-      <w:r>
-        <w:t>trong bối cảnh bệnh viện và các cơ sở y tế đang quá tải do số lượng bệnh nhân lớn.</w:t>
+        <w:t xml:space="preserve">sức khỏe, từ khuyến nghị về chế độ ăn uống, tập luyện cho đến các cảnh báo về nguy cơ bệnh tật. </w:t>
+      </w:r>
+    </w:p>
+    <w:p>
+      <w:pPr>
+        <w:pStyle w:val="Chubinhthuong"/>
+      </w:pPr>
+      <w:r>
+        <w:t>Với xu hướng chuyển đổi số tại Việt Nam, hệ thống này còn có tiềm năng tích hợp với các hệ thống quản lý y tế cộng đồng, giúp các cơ sở y tế và bệnh viện dễ dàng theo dõi sức khỏe từ xa của bệnh nhân, đặc biệt là các bệnh nhân mắc bệnh mãn tính như tiểu đường, huyết áp cao hay béo phì. Điều này sẽ giảm tải áp lực cho hệ thống y tế, đặc biệt trong bối cảnh bệnh viện và các cơ sở y tế đang quá tải do số lượng bệnh nhân lớn.</w:t>
       </w:r>
     </w:p>
     <w:p>
       <w:pPr>
         <w:pStyle w:val="Heading2"/>
       </w:pPr>
+      <w:bookmarkStart w:id="6" w:name="_Toc210110122"/>
       <w:r>
         <w:t>Các hệ thống tham chiếu trong nghiên cứu</w:t>
       </w:r>
+      <w:bookmarkEnd w:id="6"/>
     </w:p>
     <w:p>
       <w:pPr>
         <w:pStyle w:val="Heading3"/>
       </w:pPr>
+      <w:bookmarkStart w:id="7" w:name="_Toc210110123"/>
       <w:r>
         <w:t>Cân thông minh Xiaomi Body Scale S400</w:t>
       </w:r>
-    </w:p>
-    <w:p>
-      <w:pPr>
-        <w:pStyle w:val="Chubinhthuong"/>
-      </w:pPr>
-      <w:r>
-        <w:t>Xiaomi Body Scale S400 là sản phẩm được người tiêu dùng sử dụng rộng rãi và vô</w:t>
-      </w:r>
-      <w:r>
-        <w:t xml:space="preserve"> </w:t>
-      </w:r>
-      <w:r>
-        <w:t>cùng phổ biến ở thị trường trong và ngoài nước cũng là một trong những thiết bị thông</w:t>
-      </w:r>
-      <w:r>
-        <w:t xml:space="preserve"> </w:t>
-      </w:r>
-      <w:r>
-        <w:t>minh đáng chú ý trong hệ sinh thái Xiaomi, được thiết kế để trở thành thiết bị chăm sóc</w:t>
-      </w:r>
-      <w:r>
-        <w:t xml:space="preserve"> </w:t>
-      </w:r>
-      <w:r>
-        <w:t>sức khoẻ đáng tin cậy cho mỗi thành viên trong gia đình. Với thiết kế hiện đại và khả</w:t>
-      </w:r>
-      <w:r>
-        <w:t xml:space="preserve"> </w:t>
-      </w:r>
-      <w:r>
-        <w:t>năng đo lường chính xác, sản phẩm này mang đến cho người dùng cái nhìn sâu sắc về</w:t>
-      </w:r>
-      <w:r>
-        <w:t xml:space="preserve"> </w:t>
-      </w:r>
-      <w:r>
-        <w:t>tình trạng sức khỏe của bản thân, từ đó hỗ trợ xây dựng một lối sống lành mạnh và bền</w:t>
-      </w:r>
-      <w:r>
-        <w:t xml:space="preserve"> </w:t>
-      </w:r>
-      <w:r>
-        <w:t>vững.</w:t>
+      <w:bookmarkEnd w:id="7"/>
+    </w:p>
+    <w:p>
+      <w:pPr>
+        <w:pStyle w:val="Chubinhthuong"/>
+      </w:pPr>
+      <w:r>
+        <w:t>Xiaomi Body Scale S400 là sản phẩm được người tiêu dùng sử dụng rộng rãi và vô cùng phổ biến ở thị trường trong và ngoài nước cũng là một trong những thiết bị thông minh đáng chú ý trong hệ sinh thái Xiaomi, được thiết kế để trở thành thiết bị chăm sóc sức khoẻ đáng tin cậy cho mỗi thành viên trong gia đình. Với thiết kế hiện đại và khả năng đo lường chính xác, sản phẩm này mang đến cho người dùng cái nhìn sâu sắc về tình trạng sức khỏe của bản thân, từ đó hỗ trợ xây dựng một lối sống lành mạnh và bền vững.</w:t>
       </w:r>
     </w:p>
     <w:p>
@@ -3622,7 +4000,7 @@
                     <pic:cNvPicPr/>
                   </pic:nvPicPr>
                   <pic:blipFill>
-                    <a:blip r:embed="rId19">
+                    <a:blip r:embed="rId20">
                       <a:extLst>
                         <a:ext uri="{28A0092B-C50C-407E-A947-70E740481C1C}">
                           <a14:useLocalDpi xmlns:a14="http://schemas.microsoft.com/office/drawing/2010/main" val="0"/>
@@ -3691,7 +4069,7 @@
         <w:rPr>
           <w:noProof/>
         </w:rPr>
-        <w:t>6</w:t>
+        <w:t>7</w:t>
       </w:r>
       <w:r>
         <w:fldChar w:fldCharType="end"/>
@@ -3700,30 +4078,15 @@
         <w:t>:</w:t>
       </w:r>
       <w:r>
-        <w:t xml:space="preserve"> </w:t>
-      </w:r>
-      <w:r>
-        <w:t>Cân Thông Minh Xiaomi Body Scale S400</w:t>
-      </w:r>
-    </w:p>
-    <w:p>
-      <w:pPr>
-        <w:pStyle w:val="Chubinhthuong"/>
-      </w:pPr>
-      <w:r>
-        <w:t>Không chỉ đơn thuần là một chiếc cân, Xiaomi Body Scale S400 còn là một công cụ</w:t>
-      </w:r>
-      <w:r>
-        <w:t xml:space="preserve"> </w:t>
-      </w:r>
-      <w:r>
-        <w:t>phân tích cơ thể toàn diện. Thiết bị này cung cấp hơn 10 chỉ số sức khỏe quan trọng, bao</w:t>
-      </w:r>
-      <w:r>
-        <w:t xml:space="preserve"> </w:t>
-      </w:r>
-      <w:r>
-        <w:t>gồm một số tính năng nổi bật như:</w:t>
+        <w:t xml:space="preserve"> Cân Thông Minh Xiaomi Body Scale S400</w:t>
+      </w:r>
+    </w:p>
+    <w:p>
+      <w:pPr>
+        <w:pStyle w:val="Chubinhthuong"/>
+      </w:pPr>
+      <w:r>
+        <w:t>Không chỉ đơn thuần là một chiếc cân, Xiaomi Body Scale S400 còn là một công cụ phân tích cơ thể toàn diện. Thiết bị này cung cấp hơn 10 chỉ số sức khỏe quan trọng, bao gồm một số tính năng nổi bật như:</w:t>
       </w:r>
     </w:p>
     <w:p>
@@ -3742,13 +4105,7 @@
         <w:t>Cân nặng:</w:t>
       </w:r>
       <w:r>
-        <w:t xml:space="preserve"> Theo dõi sự thay đổi cân nặng theo thời gian để đánh giá hiệu quả của</w:t>
-      </w:r>
-      <w:r>
-        <w:t xml:space="preserve"> </w:t>
-      </w:r>
-      <w:r>
-        <w:t>quá trình giảm cân hoặc tăng cân.</w:t>
+        <w:t xml:space="preserve"> Theo dõi sự thay đổi cân nặng theo thời gian để đánh giá hiệu quả của quá trình giảm cân hoặc tăng cân.</w:t>
       </w:r>
     </w:p>
     <w:p>
@@ -3767,19 +4124,7 @@
         <w:t>Chỉ số khối cơ thể (BMI)</w:t>
       </w:r>
       <w:r>
-        <w:t>: Đánh giá tình trạng cân nặng có phù hợp với chiều</w:t>
-      </w:r>
-      <w:r>
-        <w:t xml:space="preserve"> </w:t>
-      </w:r>
-      <w:r>
-        <w:t>cao hay không, từ đó xác định nguy cơ mắc các bệnh liên quan đến béo phì hoặc</w:t>
-      </w:r>
-      <w:r>
-        <w:t xml:space="preserve"> </w:t>
-      </w:r>
-      <w:r>
-        <w:t>suy dinh dưỡng.</w:t>
+        <w:t>: Đánh giá tình trạng cân nặng có phù hợp với chiều cao hay không, từ đó xác định nguy cơ mắc các bệnh liên quan đến béo phì hoặc suy dinh dưỡng.</w:t>
       </w:r>
     </w:p>
     <w:p>
@@ -3798,13 +4143,7 @@
         <w:t>Tỷ lệ mỡ cơ thể:</w:t>
       </w:r>
       <w:r>
-        <w:t xml:space="preserve"> Cho biết lượng mỡ trong cơ thể, giúp bạn điều chỉnh chế độ ăn</w:t>
-      </w:r>
-      <w:r>
-        <w:t xml:space="preserve"> </w:t>
-      </w:r>
-      <w:r>
-        <w:t>uống và tập luyện để đạt được tỷ lệ mỡ lý tưởng.</w:t>
+        <w:t xml:space="preserve"> Cho biết lượng mỡ trong cơ thể, giúp bạn điều chỉnh chế độ ăn uống và tập luyện để đạt được tỷ lệ mỡ lý tưởng.</w:t>
       </w:r>
     </w:p>
     <w:p>
@@ -3823,13 +4162,7 @@
         <w:t>Tỷ lệ cơ bắp:</w:t>
       </w:r>
       <w:r>
-        <w:t xml:space="preserve"> Đánh giá khối lượng cơ, giúp bạn theo dõi sự phát triển cơ bắp và</w:t>
-      </w:r>
-      <w:r>
-        <w:t xml:space="preserve"> </w:t>
-      </w:r>
-      <w:r>
-        <w:t>xây dựng cơ thể săn chắc.</w:t>
+        <w:t xml:space="preserve"> Đánh giá khối lượng cơ, giúp bạn theo dõi sự phát triển cơ bắp và xây dựng cơ thể săn chắc.</w:t>
       </w:r>
     </w:p>
     <w:p>
@@ -3849,13 +4182,7 @@
         <w:t>Khối lượng xương:</w:t>
       </w:r>
       <w:r>
-        <w:t xml:space="preserve"> Giúp bạn theo dõi sức khỏe xương và phòng ngừa các bệnh</w:t>
-      </w:r>
-      <w:r>
-        <w:t xml:space="preserve"> </w:t>
-      </w:r>
-      <w:r>
-        <w:t>về xương khớp.</w:t>
+        <w:t xml:space="preserve"> Giúp bạn theo dõi sức khỏe xương và phòng ngừa các bệnh về xương khớp.</w:t>
       </w:r>
     </w:p>
     <w:p>
@@ -3874,13 +4201,7 @@
         <w:t>Tỷ lệ nước trong cơ thể:</w:t>
       </w:r>
       <w:r>
-        <w:t xml:space="preserve"> Cho biết lượng nước trong cơ thể, giúp bạn điều chỉnh</w:t>
-      </w:r>
-      <w:r>
-        <w:t xml:space="preserve"> </w:t>
-      </w:r>
-      <w:r>
-        <w:t>lượng nước uống hàng ngày để duy trì sự cân bằng điện giải.</w:t>
+        <w:t xml:space="preserve"> Cho biết lượng nước trong cơ thể, giúp bạn điều chỉnh lượng nước uống hàng ngày để duy trì sự cân bằng điện giải.</w:t>
       </w:r>
     </w:p>
     <w:p>
@@ -3899,13 +4220,7 @@
         <w:t>Và nhiều chỉ số khác:</w:t>
       </w:r>
       <w:r>
-        <w:t xml:space="preserve"> Như khối lượng nội tạng, tuổi cơ thể, v.v., giúp bạn hiểu rõ</w:t>
-      </w:r>
-      <w:r>
-        <w:t xml:space="preserve"> </w:t>
-      </w:r>
-      <w:r>
-        <w:t>hơn về tình trạng sức khỏe của mình.</w:t>
+        <w:t xml:space="preserve"> Như khối lượng nội tạng, tuổi cơ thể, v.v., giúp bạn hiểu rõ hơn về tình trạng sức khỏe của mình.</w:t>
       </w:r>
     </w:p>
     <w:p>
@@ -3934,7 +4249,7 @@
                     <pic:cNvPicPr/>
                   </pic:nvPicPr>
                   <pic:blipFill>
-                    <a:blip r:embed="rId20">
+                    <a:blip r:embed="rId21">
                       <a:extLst>
                         <a:ext uri="{28A0092B-C50C-407E-A947-70E740481C1C}">
                           <a14:useLocalDpi xmlns:a14="http://schemas.microsoft.com/office/drawing/2010/main" val="0"/>
@@ -4003,7 +4318,7 @@
         <w:rPr>
           <w:noProof/>
         </w:rPr>
-        <w:t>7</w:t>
+        <w:t>8</w:t>
       </w:r>
       <w:r>
         <w:fldChar w:fldCharType="end"/>
@@ -4017,13 +4332,7 @@
         <w:pStyle w:val="Chubinhthuong"/>
       </w:pPr>
       <w:r>
-        <w:t>Cân thông minh Xiaomi Body Scale S400 có thể kết nối với ứng dụng Mi Fit hoặc</w:t>
-      </w:r>
-      <w:r>
-        <w:t xml:space="preserve"> </w:t>
-      </w:r>
-      <w:r>
-        <w:t>Zepp Life thông qua Bluetooth. Nhờ đó, người dùng có thể:</w:t>
+        <w:t>Cân thông minh Xiaomi Body Scale S400 có thể kết nối với ứng dụng Mi Fit hoặc Zepp Life thông qua Bluetooth. Nhờ đó, người dùng có thể:</w:t>
       </w:r>
     </w:p>
     <w:p>
@@ -4042,13 +4351,7 @@
         <w:t>Theo dõi dữ liệu theo thời gian thực:</w:t>
       </w:r>
       <w:r>
-        <w:t xml:space="preserve"> Quan sát sự thay đổi của các chỉ số sức</w:t>
-      </w:r>
-      <w:r>
-        <w:t xml:space="preserve"> </w:t>
-      </w:r>
-      <w:r>
-        <w:t>khỏe qua từng ngày, tuần hoặc tháng.</w:t>
+        <w:t xml:space="preserve"> Quan sát sự thay đổi của các chỉ số sức khỏe qua từng ngày, tuần hoặc tháng.</w:t>
       </w:r>
     </w:p>
     <w:p>
@@ -4068,13 +4371,7 @@
         <w:t>Trực quan hóa kết quả:</w:t>
       </w:r>
       <w:r>
-        <w:t xml:space="preserve"> Biểu đồ và đồ thị trực quan giúp bạn dễ dàng nắm bắt</w:t>
-      </w:r>
-      <w:r>
-        <w:t xml:space="preserve"> </w:t>
-      </w:r>
-      <w:r>
-        <w:t>tình hình sức khỏe của mình.</w:t>
+        <w:t xml:space="preserve"> Biểu đồ và đồ thị trực quan giúp bạn dễ dàng nắm bắt tình hình sức khỏe của mình.</w:t>
       </w:r>
     </w:p>
     <w:p>
@@ -4093,13 +4390,7 @@
         <w:t>Nhận khuyến nghị cá nhân hóa:</w:t>
       </w:r>
       <w:r>
-        <w:t xml:space="preserve"> Ứng dụng sẽ đưa ra các gợi ý về chế độ ăn</w:t>
-      </w:r>
-      <w:r>
-        <w:t xml:space="preserve"> </w:t>
-      </w:r>
-      <w:r>
-        <w:t>uống và tập luyện phù hợp với mục tiêu của bạn.</w:t>
+        <w:t xml:space="preserve"> Ứng dụng sẽ đưa ra các gợi ý về chế độ ăn uống và tập luyện phù hợp với mục tiêu của bạn.</w:t>
       </w:r>
     </w:p>
     <w:p>
@@ -4118,13 +4409,7 @@
         <w:t>Chia sẻ dữ liệu với chuyên gia:</w:t>
       </w:r>
       <w:r>
-        <w:t xml:space="preserve"> Bạn có thể chia sẻ dữ liệu với bác sĩ hoặc chuyên</w:t>
-      </w:r>
-      <w:r>
-        <w:t xml:space="preserve"> </w:t>
-      </w:r>
-      <w:r>
-        <w:t>gia dinh dưỡng để được tư vấn cụ thể hơn.</w:t>
+        <w:t xml:space="preserve"> Bạn có thể chia sẻ dữ liệu với bác sĩ hoặc chuyên gia dinh dưỡng để được tư vấn cụ thể hơn.</w:t>
       </w:r>
     </w:p>
     <w:p>
@@ -4153,7 +4438,7 @@
                     <pic:cNvPicPr/>
                   </pic:nvPicPr>
                   <pic:blipFill>
-                    <a:blip r:embed="rId21" cstate="print">
+                    <a:blip r:embed="rId22" cstate="print">
                       <a:extLst>
                         <a:ext uri="{28A0092B-C50C-407E-A947-70E740481C1C}">
                           <a14:useLocalDpi xmlns:a14="http://schemas.microsoft.com/office/drawing/2010/main" val="0"/>
@@ -4222,7 +4507,7 @@
         <w:rPr>
           <w:noProof/>
         </w:rPr>
-        <w:t>8</w:t>
+        <w:t>9</w:t>
       </w:r>
       <w:r>
         <w:fldChar w:fldCharType="end"/>
@@ -4234,33 +4519,15 @@
         <w:t xml:space="preserve"> </w:t>
       </w:r>
       <w:r>
-        <w:t>Các chỉ số sức khoẻ của người dùng được thể hiện và đồng bộ hoá trên ứng</w:t>
-      </w:r>
-      <w:r>
-        <w:t xml:space="preserve"> </w:t>
-      </w:r>
-      <w:r>
-        <w:t>dụng Mi Home</w:t>
-      </w:r>
-    </w:p>
-    <w:p>
-      <w:pPr>
-        <w:pStyle w:val="Chubinhthuong"/>
-      </w:pPr>
-      <w:r>
-        <w:t>Xiaomi Body Scale S400 là một phần không thể thiếu trong hệ sinh thái nhà thông</w:t>
-      </w:r>
-      <w:r>
-        <w:t xml:space="preserve"> </w:t>
-      </w:r>
-      <w:r>
-        <w:t>minh của Xiaomi. Người dùng có thể kết nối cân với các thiết bị khác như đồng hồ thông</w:t>
-      </w:r>
-      <w:r>
-        <w:t xml:space="preserve"> </w:t>
-      </w:r>
-      <w:r>
-        <w:t>minh, điện thoại di động để tạo ra một hệ thống quản lý sức khỏe toàn diện.</w:t>
+        <w:t>Các chỉ số sức khoẻ của người dùng được thể hiện và đồng bộ hoá trên ứng dụng Mi Home</w:t>
+      </w:r>
+    </w:p>
+    <w:p>
+      <w:pPr>
+        <w:pStyle w:val="Chubinhthuong"/>
+      </w:pPr>
+      <w:r>
+        <w:t>Xiaomi Body Scale S400 là một phần không thể thiếu trong hệ sinh thái nhà thông minh của Xiaomi. Người dùng có thể kết nối cân với các thiết bị khác như đồng hồ thông minh, điện thoại di động để tạo ra một hệ thống quản lý sức khỏe toàn diện.</w:t>
       </w:r>
     </w:p>
     <w:p>
@@ -4408,19 +4675,7 @@
         <w:t>Phụ thuộc vào kết nối Bluetooth:</w:t>
       </w:r>
       <w:r>
-        <w:t xml:space="preserve"> Nếu kết nối không ổn định có thể ảnh </w:t>
-      </w:r>
-      <w:r>
-        <w:t>h</w:t>
-      </w:r>
-      <w:r>
-        <w:t>ưởng</w:t>
-      </w:r>
-      <w:r>
-        <w:t xml:space="preserve"> </w:t>
-      </w:r>
-      <w:r>
-        <w:t>đến việc đồng bộ dữ liệu.</w:t>
+        <w:t xml:space="preserve"> Nếu kết nối không ổn định có thể ảnh hưởng đến việc đồng bộ dữ liệu.</w:t>
       </w:r>
     </w:p>
     <w:p>
@@ -4439,53 +4694,25 @@
         <w:t>Không hỗ trợ đồng bộ trực tiếp với một số ứng dụng sức khỏe khác:</w:t>
       </w:r>
       <w:r>
-        <w:t xml:space="preserve"> Bạn</w:t>
-      </w:r>
-      <w:r>
-        <w:t xml:space="preserve"> </w:t>
-      </w:r>
-      <w:r>
-        <w:t>có thể cần sử dụng các ứng dụng chuyển đổi dữ liệu.</w:t>
+        <w:t xml:space="preserve"> Bạn có thể cần sử dụng các ứng dụng chuyển đổi dữ liệu.</w:t>
       </w:r>
     </w:p>
     <w:p>
       <w:pPr>
         <w:pStyle w:val="Heading3"/>
       </w:pPr>
+      <w:bookmarkStart w:id="8" w:name="_Toc210110124"/>
       <w:r>
         <w:t>Cân thông minh 365 Selection WS1</w:t>
       </w:r>
-    </w:p>
-    <w:p>
-      <w:pPr>
-        <w:pStyle w:val="Chubinhthuong"/>
-      </w:pPr>
-      <w:r>
-        <w:t>Với một mặt kính cường lực trong suốt, cân sức khoẻ 365 Selection WS1 của Thái Lan</w:t>
-      </w:r>
-      <w:r>
-        <w:t xml:space="preserve"> </w:t>
-      </w:r>
-      <w:r>
-        <w:t>có kiểu dáng sang trọng, tinh tế và đẹp mắt. Cân đo 18 chỉ số cơ thể, kết nối Bluetooth</w:t>
-      </w:r>
-      <w:r>
-        <w:t xml:space="preserve"> </w:t>
-      </w:r>
-      <w:r>
-        <w:t>với điện thoại di động thông qua ứng dụng 365 Life và tự động nhận dạng người dùng.</w:t>
-      </w:r>
-      <w:r>
-        <w:t xml:space="preserve"> </w:t>
-      </w:r>
-      <w:r>
-        <w:t>Màn hình LED hiển thị rõ ràng và chi tiết. Đây là lựa chọn hoàn hảo thiết bị chăm sóc</w:t>
-      </w:r>
-      <w:r>
-        <w:t xml:space="preserve"> </w:t>
-      </w:r>
-      <w:r>
-        <w:t>và theo dõi sức khoẻ của mỗi gia đình.</w:t>
+      <w:bookmarkEnd w:id="8"/>
+    </w:p>
+    <w:p>
+      <w:pPr>
+        <w:pStyle w:val="Chubinhthuong"/>
+      </w:pPr>
+      <w:r>
+        <w:t>Với một mặt kính cường lực trong suốt, cân sức khoẻ 365 Selection WS1 của Thái Lan có kiểu dáng sang trọng, tinh tế và đẹp mắt. Cân đo 18 chỉ số cơ thể, kết nối Bluetooth với điện thoại di động thông qua ứng dụng 365 Life và tự động nhận dạng người dùng. Màn hình LED hiển thị rõ ràng và chi tiết. Đây là lựa chọn hoàn hảo thiết bị chăm sóc và theo dõi sức khoẻ của mỗi gia đình.</w:t>
       </w:r>
     </w:p>
     <w:p>
@@ -4514,7 +4741,7 @@
                     <pic:cNvPicPr/>
                   </pic:nvPicPr>
                   <pic:blipFill>
-                    <a:blip r:embed="rId22" cstate="print">
+                    <a:blip r:embed="rId23" cstate="print">
                       <a:extLst>
                         <a:ext uri="{28A0092B-C50C-407E-A947-70E740481C1C}">
                           <a14:useLocalDpi xmlns:a14="http://schemas.microsoft.com/office/drawing/2010/main" val="0"/>
@@ -4583,7 +4810,7 @@
         <w:rPr>
           <w:noProof/>
         </w:rPr>
-        <w:t>9</w:t>
+        <w:t>10</w:t>
       </w:r>
       <w:r>
         <w:fldChar w:fldCharType="end"/>
@@ -4592,36 +4819,15 @@
         <w:t>:</w:t>
       </w:r>
       <w:r>
-        <w:t xml:space="preserve"> </w:t>
-      </w:r>
-      <w:r>
-        <w:t>Cân thông minh 365 Selection WS1</w:t>
-      </w:r>
-    </w:p>
-    <w:p>
-      <w:pPr>
-        <w:pStyle w:val="Chubinhthuong"/>
-      </w:pPr>
-      <w:r>
-        <w:t>Được trang bị cảm biến chất lượng cao, cân thông minh 365 Selection WS1 đảm bảo</w:t>
-      </w:r>
-      <w:r>
-        <w:t xml:space="preserve"> </w:t>
-      </w:r>
-      <w:r>
-        <w:t>đo lường trọng lượng với độ chính xác cao cùng tốc độ nhanh. Các cảm biến này cung</w:t>
-      </w:r>
-      <w:r>
-        <w:t xml:space="preserve"> </w:t>
-      </w:r>
-      <w:r>
-        <w:t>cấp những thông số trọng lượng vô cùng chính xác và đáng tin cậy, cho phép người dùng</w:t>
-      </w:r>
-      <w:r>
-        <w:t xml:space="preserve"> </w:t>
-      </w:r>
-      <w:r>
-        <w:t>đo lường và theo dõi trọng lượng cơ thể dễ dàng.</w:t>
+        <w:t xml:space="preserve"> Cân thông minh 365 Selection WS1</w:t>
+      </w:r>
+    </w:p>
+    <w:p>
+      <w:pPr>
+        <w:pStyle w:val="Chubinhthuong"/>
+      </w:pPr>
+      <w:r>
+        <w:t>Được trang bị cảm biến chất lượng cao, cân thông minh 365 Selection WS1 đảm bảo đo lường trọng lượng với độ chính xác cao cùng tốc độ nhanh. Các cảm biến này cung cấp những thông số trọng lượng vô cùng chính xác và đáng tin cậy, cho phép người dùng đo lường và theo dõi trọng lượng cơ thể dễ dàng.</w:t>
       </w:r>
     </w:p>
     <w:p>
@@ -4636,7 +4842,7 @@
       </w:pPr>
     </w:p>
     <w:sectPr>
-      <w:footerReference w:type="default" r:id="rId23"/>
+      <w:footerReference w:type="default" r:id="rId24"/>
       <w:pgSz w:w="11906" w:h="16838" w:code="9"/>
       <w:pgMar w:top="1701" w:right="1134" w:bottom="1701" w:left="1985" w:header="720" w:footer="720" w:gutter="0"/>
       <w:pgNumType w:start="1"/>
@@ -4720,7 +4926,10 @@
     </w:sdtPr>
     <w:sdtEndPr>
       <w:rPr>
+        <w:rFonts w:ascii="Times New Roman" w:hAnsi="Times New Roman" w:cs="Times New Roman"/>
         <w:noProof/>
+        <w:sz w:val="26"/>
+        <w:szCs w:val="26"/>
       </w:rPr>
     </w:sdtEndPr>
     <w:sdtContent>
@@ -4728,25 +4937,51 @@
         <w:pPr>
           <w:pStyle w:val="Footer"/>
           <w:jc w:val="center"/>
+          <w:rPr>
+            <w:rFonts w:ascii="Times New Roman" w:hAnsi="Times New Roman" w:cs="Times New Roman"/>
+            <w:sz w:val="26"/>
+            <w:szCs w:val="26"/>
+          </w:rPr>
         </w:pPr>
         <w:r>
+          <w:rPr>
+            <w:rFonts w:ascii="Times New Roman" w:hAnsi="Times New Roman" w:cs="Times New Roman"/>
+            <w:sz w:val="26"/>
+            <w:szCs w:val="26"/>
+          </w:rPr>
           <w:fldChar w:fldCharType="begin"/>
         </w:r>
         <w:r>
+          <w:rPr>
+            <w:rFonts w:ascii="Times New Roman" w:hAnsi="Times New Roman" w:cs="Times New Roman"/>
+            <w:sz w:val="26"/>
+            <w:szCs w:val="26"/>
+          </w:rPr>
           <w:instrText xml:space="preserve"> PAGE   \* MERGEFORMAT </w:instrText>
         </w:r>
         <w:r>
+          <w:rPr>
+            <w:rFonts w:ascii="Times New Roman" w:hAnsi="Times New Roman" w:cs="Times New Roman"/>
+            <w:sz w:val="26"/>
+            <w:szCs w:val="26"/>
+          </w:rPr>
           <w:fldChar w:fldCharType="separate"/>
         </w:r>
         <w:r>
           <w:rPr>
+            <w:rFonts w:ascii="Times New Roman" w:hAnsi="Times New Roman" w:cs="Times New Roman"/>
             <w:noProof/>
+            <w:sz w:val="26"/>
+            <w:szCs w:val="26"/>
           </w:rPr>
           <w:t>2</w:t>
         </w:r>
         <w:r>
           <w:rPr>
+            <w:rFonts w:ascii="Times New Roman" w:hAnsi="Times New Roman" w:cs="Times New Roman"/>
             <w:noProof/>
+            <w:sz w:val="26"/>
+            <w:szCs w:val="26"/>
           </w:rPr>
           <w:fldChar w:fldCharType="end"/>
         </w:r>
@@ -4931,6 +5166,155 @@
     </w:lvl>
   </w:abstractNum>
   <w:abstractNum w:abstractNumId="1" w15:restartNumberingAfterBreak="0">
+    <w:nsid w:val="14DF6443"/>
+    <w:multiLevelType w:val="multilevel"/>
+    <w:tmpl w:val="450AF794"/>
+    <w:lvl w:ilvl="0">
+      <w:start w:val="1"/>
+      <w:numFmt w:val="bullet"/>
+      <w:lvlText w:val=""/>
+      <w:lvlJc w:val="left"/>
+      <w:pPr>
+        <w:tabs>
+          <w:tab w:val="num" w:pos="720"/>
+        </w:tabs>
+        <w:ind w:left="720" w:hanging="360"/>
+      </w:pPr>
+      <w:rPr>
+        <w:rFonts w:ascii="Symbol" w:hAnsi="Symbol" w:hint="default"/>
+        <w:sz w:val="20"/>
+      </w:rPr>
+    </w:lvl>
+    <w:lvl w:ilvl="1" w:tentative="1">
+      <w:start w:val="1"/>
+      <w:numFmt w:val="bullet"/>
+      <w:lvlText w:val="o"/>
+      <w:lvlJc w:val="left"/>
+      <w:pPr>
+        <w:tabs>
+          <w:tab w:val="num" w:pos="1440"/>
+        </w:tabs>
+        <w:ind w:left="1440" w:hanging="360"/>
+      </w:pPr>
+      <w:rPr>
+        <w:rFonts w:ascii="Courier New" w:hAnsi="Courier New" w:hint="default"/>
+        <w:sz w:val="20"/>
+      </w:rPr>
+    </w:lvl>
+    <w:lvl w:ilvl="2" w:tentative="1">
+      <w:start w:val="1"/>
+      <w:numFmt w:val="bullet"/>
+      <w:lvlText w:val=""/>
+      <w:lvlJc w:val="left"/>
+      <w:pPr>
+        <w:tabs>
+          <w:tab w:val="num" w:pos="2160"/>
+        </w:tabs>
+        <w:ind w:left="2160" w:hanging="360"/>
+      </w:pPr>
+      <w:rPr>
+        <w:rFonts w:ascii="Wingdings" w:hAnsi="Wingdings" w:hint="default"/>
+        <w:sz w:val="20"/>
+      </w:rPr>
+    </w:lvl>
+    <w:lvl w:ilvl="3" w:tentative="1">
+      <w:start w:val="1"/>
+      <w:numFmt w:val="bullet"/>
+      <w:lvlText w:val=""/>
+      <w:lvlJc w:val="left"/>
+      <w:pPr>
+        <w:tabs>
+          <w:tab w:val="num" w:pos="2880"/>
+        </w:tabs>
+        <w:ind w:left="2880" w:hanging="360"/>
+      </w:pPr>
+      <w:rPr>
+        <w:rFonts w:ascii="Wingdings" w:hAnsi="Wingdings" w:hint="default"/>
+        <w:sz w:val="20"/>
+      </w:rPr>
+    </w:lvl>
+    <w:lvl w:ilvl="4" w:tentative="1">
+      <w:start w:val="1"/>
+      <w:numFmt w:val="bullet"/>
+      <w:lvlText w:val=""/>
+      <w:lvlJc w:val="left"/>
+      <w:pPr>
+        <w:tabs>
+          <w:tab w:val="num" w:pos="3600"/>
+        </w:tabs>
+        <w:ind w:left="3600" w:hanging="360"/>
+      </w:pPr>
+      <w:rPr>
+        <w:rFonts w:ascii="Wingdings" w:hAnsi="Wingdings" w:hint="default"/>
+        <w:sz w:val="20"/>
+      </w:rPr>
+    </w:lvl>
+    <w:lvl w:ilvl="5" w:tentative="1">
+      <w:start w:val="1"/>
+      <w:numFmt w:val="bullet"/>
+      <w:lvlText w:val=""/>
+      <w:lvlJc w:val="left"/>
+      <w:pPr>
+        <w:tabs>
+          <w:tab w:val="num" w:pos="4320"/>
+        </w:tabs>
+        <w:ind w:left="4320" w:hanging="360"/>
+      </w:pPr>
+      <w:rPr>
+        <w:rFonts w:ascii="Wingdings" w:hAnsi="Wingdings" w:hint="default"/>
+        <w:sz w:val="20"/>
+      </w:rPr>
+    </w:lvl>
+    <w:lvl w:ilvl="6" w:tentative="1">
+      <w:start w:val="1"/>
+      <w:numFmt w:val="bullet"/>
+      <w:lvlText w:val=""/>
+      <w:lvlJc w:val="left"/>
+      <w:pPr>
+        <w:tabs>
+          <w:tab w:val="num" w:pos="5040"/>
+        </w:tabs>
+        <w:ind w:left="5040" w:hanging="360"/>
+      </w:pPr>
+      <w:rPr>
+        <w:rFonts w:ascii="Wingdings" w:hAnsi="Wingdings" w:hint="default"/>
+        <w:sz w:val="20"/>
+      </w:rPr>
+    </w:lvl>
+    <w:lvl w:ilvl="7" w:tentative="1">
+      <w:start w:val="1"/>
+      <w:numFmt w:val="bullet"/>
+      <w:lvlText w:val=""/>
+      <w:lvlJc w:val="left"/>
+      <w:pPr>
+        <w:tabs>
+          <w:tab w:val="num" w:pos="5760"/>
+        </w:tabs>
+        <w:ind w:left="5760" w:hanging="360"/>
+      </w:pPr>
+      <w:rPr>
+        <w:rFonts w:ascii="Wingdings" w:hAnsi="Wingdings" w:hint="default"/>
+        <w:sz w:val="20"/>
+      </w:rPr>
+    </w:lvl>
+    <w:lvl w:ilvl="8" w:tentative="1">
+      <w:start w:val="1"/>
+      <w:numFmt w:val="bullet"/>
+      <w:lvlText w:val=""/>
+      <w:lvlJc w:val="left"/>
+      <w:pPr>
+        <w:tabs>
+          <w:tab w:val="num" w:pos="6480"/>
+        </w:tabs>
+        <w:ind w:left="6480" w:hanging="360"/>
+      </w:pPr>
+      <w:rPr>
+        <w:rFonts w:ascii="Wingdings" w:hAnsi="Wingdings" w:hint="default"/>
+        <w:sz w:val="20"/>
+      </w:rPr>
+    </w:lvl>
+  </w:abstractNum>
+  <w:abstractNum w:abstractNumId="2" w15:restartNumberingAfterBreak="0">
     <w:nsid w:val="1A480304"/>
     <w:multiLevelType w:val="hybridMultilevel"/>
     <w:tmpl w:val="A57AD8E4"/>
@@ -5042,7 +5426,305 @@
       </w:rPr>
     </w:lvl>
   </w:abstractNum>
-  <w:abstractNum w:abstractNumId="2" w15:restartNumberingAfterBreak="0">
+  <w:abstractNum w:abstractNumId="3" w15:restartNumberingAfterBreak="0">
+    <w:nsid w:val="32145478"/>
+    <w:multiLevelType w:val="multilevel"/>
+    <w:tmpl w:val="80BE7612"/>
+    <w:lvl w:ilvl="0">
+      <w:start w:val="1"/>
+      <w:numFmt w:val="bullet"/>
+      <w:lvlText w:val=""/>
+      <w:lvlJc w:val="left"/>
+      <w:pPr>
+        <w:tabs>
+          <w:tab w:val="num" w:pos="720"/>
+        </w:tabs>
+        <w:ind w:left="720" w:hanging="360"/>
+      </w:pPr>
+      <w:rPr>
+        <w:rFonts w:ascii="Symbol" w:hAnsi="Symbol" w:hint="default"/>
+        <w:sz w:val="20"/>
+      </w:rPr>
+    </w:lvl>
+    <w:lvl w:ilvl="1" w:tentative="1">
+      <w:start w:val="1"/>
+      <w:numFmt w:val="bullet"/>
+      <w:lvlText w:val="o"/>
+      <w:lvlJc w:val="left"/>
+      <w:pPr>
+        <w:tabs>
+          <w:tab w:val="num" w:pos="1440"/>
+        </w:tabs>
+        <w:ind w:left="1440" w:hanging="360"/>
+      </w:pPr>
+      <w:rPr>
+        <w:rFonts w:ascii="Courier New" w:hAnsi="Courier New" w:hint="default"/>
+        <w:sz w:val="20"/>
+      </w:rPr>
+    </w:lvl>
+    <w:lvl w:ilvl="2" w:tentative="1">
+      <w:start w:val="1"/>
+      <w:numFmt w:val="bullet"/>
+      <w:lvlText w:val=""/>
+      <w:lvlJc w:val="left"/>
+      <w:pPr>
+        <w:tabs>
+          <w:tab w:val="num" w:pos="2160"/>
+        </w:tabs>
+        <w:ind w:left="2160" w:hanging="360"/>
+      </w:pPr>
+      <w:rPr>
+        <w:rFonts w:ascii="Wingdings" w:hAnsi="Wingdings" w:hint="default"/>
+        <w:sz w:val="20"/>
+      </w:rPr>
+    </w:lvl>
+    <w:lvl w:ilvl="3" w:tentative="1">
+      <w:start w:val="1"/>
+      <w:numFmt w:val="bullet"/>
+      <w:lvlText w:val=""/>
+      <w:lvlJc w:val="left"/>
+      <w:pPr>
+        <w:tabs>
+          <w:tab w:val="num" w:pos="2880"/>
+        </w:tabs>
+        <w:ind w:left="2880" w:hanging="360"/>
+      </w:pPr>
+      <w:rPr>
+        <w:rFonts w:ascii="Wingdings" w:hAnsi="Wingdings" w:hint="default"/>
+        <w:sz w:val="20"/>
+      </w:rPr>
+    </w:lvl>
+    <w:lvl w:ilvl="4" w:tentative="1">
+      <w:start w:val="1"/>
+      <w:numFmt w:val="bullet"/>
+      <w:lvlText w:val=""/>
+      <w:lvlJc w:val="left"/>
+      <w:pPr>
+        <w:tabs>
+          <w:tab w:val="num" w:pos="3600"/>
+        </w:tabs>
+        <w:ind w:left="3600" w:hanging="360"/>
+      </w:pPr>
+      <w:rPr>
+        <w:rFonts w:ascii="Wingdings" w:hAnsi="Wingdings" w:hint="default"/>
+        <w:sz w:val="20"/>
+      </w:rPr>
+    </w:lvl>
+    <w:lvl w:ilvl="5" w:tentative="1">
+      <w:start w:val="1"/>
+      <w:numFmt w:val="bullet"/>
+      <w:lvlText w:val=""/>
+      <w:lvlJc w:val="left"/>
+      <w:pPr>
+        <w:tabs>
+          <w:tab w:val="num" w:pos="4320"/>
+        </w:tabs>
+        <w:ind w:left="4320" w:hanging="360"/>
+      </w:pPr>
+      <w:rPr>
+        <w:rFonts w:ascii="Wingdings" w:hAnsi="Wingdings" w:hint="default"/>
+        <w:sz w:val="20"/>
+      </w:rPr>
+    </w:lvl>
+    <w:lvl w:ilvl="6" w:tentative="1">
+      <w:start w:val="1"/>
+      <w:numFmt w:val="bullet"/>
+      <w:lvlText w:val=""/>
+      <w:lvlJc w:val="left"/>
+      <w:pPr>
+        <w:tabs>
+          <w:tab w:val="num" w:pos="5040"/>
+        </w:tabs>
+        <w:ind w:left="5040" w:hanging="360"/>
+      </w:pPr>
+      <w:rPr>
+        <w:rFonts w:ascii="Wingdings" w:hAnsi="Wingdings" w:hint="default"/>
+        <w:sz w:val="20"/>
+      </w:rPr>
+    </w:lvl>
+    <w:lvl w:ilvl="7" w:tentative="1">
+      <w:start w:val="1"/>
+      <w:numFmt w:val="bullet"/>
+      <w:lvlText w:val=""/>
+      <w:lvlJc w:val="left"/>
+      <w:pPr>
+        <w:tabs>
+          <w:tab w:val="num" w:pos="5760"/>
+        </w:tabs>
+        <w:ind w:left="5760" w:hanging="360"/>
+      </w:pPr>
+      <w:rPr>
+        <w:rFonts w:ascii="Wingdings" w:hAnsi="Wingdings" w:hint="default"/>
+        <w:sz w:val="20"/>
+      </w:rPr>
+    </w:lvl>
+    <w:lvl w:ilvl="8" w:tentative="1">
+      <w:start w:val="1"/>
+      <w:numFmt w:val="bullet"/>
+      <w:lvlText w:val=""/>
+      <w:lvlJc w:val="left"/>
+      <w:pPr>
+        <w:tabs>
+          <w:tab w:val="num" w:pos="6480"/>
+        </w:tabs>
+        <w:ind w:left="6480" w:hanging="360"/>
+      </w:pPr>
+      <w:rPr>
+        <w:rFonts w:ascii="Wingdings" w:hAnsi="Wingdings" w:hint="default"/>
+        <w:sz w:val="20"/>
+      </w:rPr>
+    </w:lvl>
+  </w:abstractNum>
+  <w:abstractNum w:abstractNumId="4" w15:restartNumberingAfterBreak="0">
+    <w:nsid w:val="3FA37F0A"/>
+    <w:multiLevelType w:val="multilevel"/>
+    <w:tmpl w:val="EA044F04"/>
+    <w:lvl w:ilvl="0">
+      <w:start w:val="1"/>
+      <w:numFmt w:val="bullet"/>
+      <w:lvlText w:val=""/>
+      <w:lvlJc w:val="left"/>
+      <w:pPr>
+        <w:tabs>
+          <w:tab w:val="num" w:pos="720"/>
+        </w:tabs>
+        <w:ind w:left="720" w:hanging="360"/>
+      </w:pPr>
+      <w:rPr>
+        <w:rFonts w:ascii="Symbol" w:hAnsi="Symbol" w:hint="default"/>
+        <w:sz w:val="20"/>
+      </w:rPr>
+    </w:lvl>
+    <w:lvl w:ilvl="1" w:tentative="1">
+      <w:start w:val="1"/>
+      <w:numFmt w:val="bullet"/>
+      <w:lvlText w:val="o"/>
+      <w:lvlJc w:val="left"/>
+      <w:pPr>
+        <w:tabs>
+          <w:tab w:val="num" w:pos="1440"/>
+        </w:tabs>
+        <w:ind w:left="1440" w:hanging="360"/>
+      </w:pPr>
+      <w:rPr>
+        <w:rFonts w:ascii="Courier New" w:hAnsi="Courier New" w:hint="default"/>
+        <w:sz w:val="20"/>
+      </w:rPr>
+    </w:lvl>
+    <w:lvl w:ilvl="2" w:tentative="1">
+      <w:start w:val="1"/>
+      <w:numFmt w:val="bullet"/>
+      <w:lvlText w:val=""/>
+      <w:lvlJc w:val="left"/>
+      <w:pPr>
+        <w:tabs>
+          <w:tab w:val="num" w:pos="2160"/>
+        </w:tabs>
+        <w:ind w:left="2160" w:hanging="360"/>
+      </w:pPr>
+      <w:rPr>
+        <w:rFonts w:ascii="Wingdings" w:hAnsi="Wingdings" w:hint="default"/>
+        <w:sz w:val="20"/>
+      </w:rPr>
+    </w:lvl>
+    <w:lvl w:ilvl="3" w:tentative="1">
+      <w:start w:val="1"/>
+      <w:numFmt w:val="bullet"/>
+      <w:lvlText w:val=""/>
+      <w:lvlJc w:val="left"/>
+      <w:pPr>
+        <w:tabs>
+          <w:tab w:val="num" w:pos="2880"/>
+        </w:tabs>
+        <w:ind w:left="2880" w:hanging="360"/>
+      </w:pPr>
+      <w:rPr>
+        <w:rFonts w:ascii="Wingdings" w:hAnsi="Wingdings" w:hint="default"/>
+        <w:sz w:val="20"/>
+      </w:rPr>
+    </w:lvl>
+    <w:lvl w:ilvl="4" w:tentative="1">
+      <w:start w:val="1"/>
+      <w:numFmt w:val="bullet"/>
+      <w:lvlText w:val=""/>
+      <w:lvlJc w:val="left"/>
+      <w:pPr>
+        <w:tabs>
+          <w:tab w:val="num" w:pos="3600"/>
+        </w:tabs>
+        <w:ind w:left="3600" w:hanging="360"/>
+      </w:pPr>
+      <w:rPr>
+        <w:rFonts w:ascii="Wingdings" w:hAnsi="Wingdings" w:hint="default"/>
+        <w:sz w:val="20"/>
+      </w:rPr>
+    </w:lvl>
+    <w:lvl w:ilvl="5" w:tentative="1">
+      <w:start w:val="1"/>
+      <w:numFmt w:val="bullet"/>
+      <w:lvlText w:val=""/>
+      <w:lvlJc w:val="left"/>
+      <w:pPr>
+        <w:tabs>
+          <w:tab w:val="num" w:pos="4320"/>
+        </w:tabs>
+        <w:ind w:left="4320" w:hanging="360"/>
+      </w:pPr>
+      <w:rPr>
+        <w:rFonts w:ascii="Wingdings" w:hAnsi="Wingdings" w:hint="default"/>
+        <w:sz w:val="20"/>
+      </w:rPr>
+    </w:lvl>
+    <w:lvl w:ilvl="6" w:tentative="1">
+      <w:start w:val="1"/>
+      <w:numFmt w:val="bullet"/>
+      <w:lvlText w:val=""/>
+      <w:lvlJc w:val="left"/>
+      <w:pPr>
+        <w:tabs>
+          <w:tab w:val="num" w:pos="5040"/>
+        </w:tabs>
+        <w:ind w:left="5040" w:hanging="360"/>
+      </w:pPr>
+      <w:rPr>
+        <w:rFonts w:ascii="Wingdings" w:hAnsi="Wingdings" w:hint="default"/>
+        <w:sz w:val="20"/>
+      </w:rPr>
+    </w:lvl>
+    <w:lvl w:ilvl="7" w:tentative="1">
+      <w:start w:val="1"/>
+      <w:numFmt w:val="bullet"/>
+      <w:lvlText w:val=""/>
+      <w:lvlJc w:val="left"/>
+      <w:pPr>
+        <w:tabs>
+          <w:tab w:val="num" w:pos="5760"/>
+        </w:tabs>
+        <w:ind w:left="5760" w:hanging="360"/>
+      </w:pPr>
+      <w:rPr>
+        <w:rFonts w:ascii="Wingdings" w:hAnsi="Wingdings" w:hint="default"/>
+        <w:sz w:val="20"/>
+      </w:rPr>
+    </w:lvl>
+    <w:lvl w:ilvl="8" w:tentative="1">
+      <w:start w:val="1"/>
+      <w:numFmt w:val="bullet"/>
+      <w:lvlText w:val=""/>
+      <w:lvlJc w:val="left"/>
+      <w:pPr>
+        <w:tabs>
+          <w:tab w:val="num" w:pos="6480"/>
+        </w:tabs>
+        <w:ind w:left="6480" w:hanging="360"/>
+      </w:pPr>
+      <w:rPr>
+        <w:rFonts w:ascii="Wingdings" w:hAnsi="Wingdings" w:hint="default"/>
+        <w:sz w:val="20"/>
+      </w:rPr>
+    </w:lvl>
+  </w:abstractNum>
+  <w:abstractNum w:abstractNumId="5" w15:restartNumberingAfterBreak="0">
     <w:nsid w:val="41D82F65"/>
     <w:multiLevelType w:val="multilevel"/>
     <w:tmpl w:val="C446620A"/>
@@ -5165,7 +5847,120 @@
       </w:rPr>
     </w:lvl>
   </w:abstractNum>
-  <w:abstractNum w:abstractNumId="3" w15:restartNumberingAfterBreak="0">
+  <w:abstractNum w:abstractNumId="6" w15:restartNumberingAfterBreak="0">
+    <w:nsid w:val="50B57104"/>
+    <w:multiLevelType w:val="hybridMultilevel"/>
+    <w:tmpl w:val="0096CB92"/>
+    <w:lvl w:ilvl="0" w:tplc="04090001">
+      <w:start w:val="1"/>
+      <w:numFmt w:val="bullet"/>
+      <w:lvlText w:val=""/>
+      <w:lvlJc w:val="left"/>
+      <w:pPr>
+        <w:ind w:left="1440" w:hanging="360"/>
+      </w:pPr>
+      <w:rPr>
+        <w:rFonts w:ascii="Symbol" w:hAnsi="Symbol" w:hint="default"/>
+      </w:rPr>
+    </w:lvl>
+    <w:lvl w:ilvl="1" w:tplc="04090003" w:tentative="1">
+      <w:start w:val="1"/>
+      <w:numFmt w:val="bullet"/>
+      <w:lvlText w:val="o"/>
+      <w:lvlJc w:val="left"/>
+      <w:pPr>
+        <w:ind w:left="2160" w:hanging="360"/>
+      </w:pPr>
+      <w:rPr>
+        <w:rFonts w:ascii="Courier New" w:hAnsi="Courier New" w:cs="Courier New" w:hint="default"/>
+      </w:rPr>
+    </w:lvl>
+    <w:lvl w:ilvl="2" w:tplc="04090005" w:tentative="1">
+      <w:start w:val="1"/>
+      <w:numFmt w:val="bullet"/>
+      <w:lvlText w:val=""/>
+      <w:lvlJc w:val="left"/>
+      <w:pPr>
+        <w:ind w:left="2880" w:hanging="360"/>
+      </w:pPr>
+      <w:rPr>
+        <w:rFonts w:ascii="Wingdings" w:hAnsi="Wingdings" w:hint="default"/>
+      </w:rPr>
+    </w:lvl>
+    <w:lvl w:ilvl="3" w:tplc="04090001" w:tentative="1">
+      <w:start w:val="1"/>
+      <w:numFmt w:val="bullet"/>
+      <w:lvlText w:val=""/>
+      <w:lvlJc w:val="left"/>
+      <w:pPr>
+        <w:ind w:left="3600" w:hanging="360"/>
+      </w:pPr>
+      <w:rPr>
+        <w:rFonts w:ascii="Symbol" w:hAnsi="Symbol" w:hint="default"/>
+      </w:rPr>
+    </w:lvl>
+    <w:lvl w:ilvl="4" w:tplc="04090003" w:tentative="1">
+      <w:start w:val="1"/>
+      <w:numFmt w:val="bullet"/>
+      <w:lvlText w:val="o"/>
+      <w:lvlJc w:val="left"/>
+      <w:pPr>
+        <w:ind w:left="4320" w:hanging="360"/>
+      </w:pPr>
+      <w:rPr>
+        <w:rFonts w:ascii="Courier New" w:hAnsi="Courier New" w:cs="Courier New" w:hint="default"/>
+      </w:rPr>
+    </w:lvl>
+    <w:lvl w:ilvl="5" w:tplc="04090005" w:tentative="1">
+      <w:start w:val="1"/>
+      <w:numFmt w:val="bullet"/>
+      <w:lvlText w:val=""/>
+      <w:lvlJc w:val="left"/>
+      <w:pPr>
+        <w:ind w:left="5040" w:hanging="360"/>
+      </w:pPr>
+      <w:rPr>
+        <w:rFonts w:ascii="Wingdings" w:hAnsi="Wingdings" w:hint="default"/>
+      </w:rPr>
+    </w:lvl>
+    <w:lvl w:ilvl="6" w:tplc="04090001" w:tentative="1">
+      <w:start w:val="1"/>
+      <w:numFmt w:val="bullet"/>
+      <w:lvlText w:val=""/>
+      <w:lvlJc w:val="left"/>
+      <w:pPr>
+        <w:ind w:left="5760" w:hanging="360"/>
+      </w:pPr>
+      <w:rPr>
+        <w:rFonts w:ascii="Symbol" w:hAnsi="Symbol" w:hint="default"/>
+      </w:rPr>
+    </w:lvl>
+    <w:lvl w:ilvl="7" w:tplc="04090003" w:tentative="1">
+      <w:start w:val="1"/>
+      <w:numFmt w:val="bullet"/>
+      <w:lvlText w:val="o"/>
+      <w:lvlJc w:val="left"/>
+      <w:pPr>
+        <w:ind w:left="6480" w:hanging="360"/>
+      </w:pPr>
+      <w:rPr>
+        <w:rFonts w:ascii="Courier New" w:hAnsi="Courier New" w:cs="Courier New" w:hint="default"/>
+      </w:rPr>
+    </w:lvl>
+    <w:lvl w:ilvl="8" w:tplc="04090005" w:tentative="1">
+      <w:start w:val="1"/>
+      <w:numFmt w:val="bullet"/>
+      <w:lvlText w:val=""/>
+      <w:lvlJc w:val="left"/>
+      <w:pPr>
+        <w:ind w:left="7200" w:hanging="360"/>
+      </w:pPr>
+      <w:rPr>
+        <w:rFonts w:ascii="Wingdings" w:hAnsi="Wingdings" w:hint="default"/>
+      </w:rPr>
+    </w:lvl>
+  </w:abstractNum>
+  <w:abstractNum w:abstractNumId="7" w15:restartNumberingAfterBreak="0">
     <w:nsid w:val="59F839DB"/>
     <w:multiLevelType w:val="hybridMultilevel"/>
     <w:tmpl w:val="9B9AEEEE"/>
@@ -5278,7 +6073,7 @@
       </w:rPr>
     </w:lvl>
   </w:abstractNum>
-  <w:abstractNum w:abstractNumId="4" w15:restartNumberingAfterBreak="0">
+  <w:abstractNum w:abstractNumId="8" w15:restartNumberingAfterBreak="0">
     <w:nsid w:val="62DA1ACB"/>
     <w:multiLevelType w:val="hybridMultilevel"/>
     <w:tmpl w:val="6CFEA80A"/>
@@ -5390,7 +6185,120 @@
       </w:rPr>
     </w:lvl>
   </w:abstractNum>
-  <w:abstractNum w:abstractNumId="5" w15:restartNumberingAfterBreak="0">
+  <w:abstractNum w:abstractNumId="9" w15:restartNumberingAfterBreak="0">
+    <w:nsid w:val="7C8D7AD4"/>
+    <w:multiLevelType w:val="hybridMultilevel"/>
+    <w:tmpl w:val="F62EF536"/>
+    <w:lvl w:ilvl="0" w:tplc="04090001">
+      <w:start w:val="1"/>
+      <w:numFmt w:val="bullet"/>
+      <w:lvlText w:val=""/>
+      <w:lvlJc w:val="left"/>
+      <w:pPr>
+        <w:ind w:left="1440" w:hanging="360"/>
+      </w:pPr>
+      <w:rPr>
+        <w:rFonts w:ascii="Symbol" w:hAnsi="Symbol" w:hint="default"/>
+      </w:rPr>
+    </w:lvl>
+    <w:lvl w:ilvl="1" w:tplc="04090003" w:tentative="1">
+      <w:start w:val="1"/>
+      <w:numFmt w:val="bullet"/>
+      <w:lvlText w:val="o"/>
+      <w:lvlJc w:val="left"/>
+      <w:pPr>
+        <w:ind w:left="2160" w:hanging="360"/>
+      </w:pPr>
+      <w:rPr>
+        <w:rFonts w:ascii="Courier New" w:hAnsi="Courier New" w:cs="Courier New" w:hint="default"/>
+      </w:rPr>
+    </w:lvl>
+    <w:lvl w:ilvl="2" w:tplc="04090005" w:tentative="1">
+      <w:start w:val="1"/>
+      <w:numFmt w:val="bullet"/>
+      <w:lvlText w:val=""/>
+      <w:lvlJc w:val="left"/>
+      <w:pPr>
+        <w:ind w:left="2880" w:hanging="360"/>
+      </w:pPr>
+      <w:rPr>
+        <w:rFonts w:ascii="Wingdings" w:hAnsi="Wingdings" w:hint="default"/>
+      </w:rPr>
+    </w:lvl>
+    <w:lvl w:ilvl="3" w:tplc="04090001" w:tentative="1">
+      <w:start w:val="1"/>
+      <w:numFmt w:val="bullet"/>
+      <w:lvlText w:val=""/>
+      <w:lvlJc w:val="left"/>
+      <w:pPr>
+        <w:ind w:left="3600" w:hanging="360"/>
+      </w:pPr>
+      <w:rPr>
+        <w:rFonts w:ascii="Symbol" w:hAnsi="Symbol" w:hint="default"/>
+      </w:rPr>
+    </w:lvl>
+    <w:lvl w:ilvl="4" w:tplc="04090003" w:tentative="1">
+      <w:start w:val="1"/>
+      <w:numFmt w:val="bullet"/>
+      <w:lvlText w:val="o"/>
+      <w:lvlJc w:val="left"/>
+      <w:pPr>
+        <w:ind w:left="4320" w:hanging="360"/>
+      </w:pPr>
+      <w:rPr>
+        <w:rFonts w:ascii="Courier New" w:hAnsi="Courier New" w:cs="Courier New" w:hint="default"/>
+      </w:rPr>
+    </w:lvl>
+    <w:lvl w:ilvl="5" w:tplc="04090005" w:tentative="1">
+      <w:start w:val="1"/>
+      <w:numFmt w:val="bullet"/>
+      <w:lvlText w:val=""/>
+      <w:lvlJc w:val="left"/>
+      <w:pPr>
+        <w:ind w:left="5040" w:hanging="360"/>
+      </w:pPr>
+      <w:rPr>
+        <w:rFonts w:ascii="Wingdings" w:hAnsi="Wingdings" w:hint="default"/>
+      </w:rPr>
+    </w:lvl>
+    <w:lvl w:ilvl="6" w:tplc="04090001" w:tentative="1">
+      <w:start w:val="1"/>
+      <w:numFmt w:val="bullet"/>
+      <w:lvlText w:val=""/>
+      <w:lvlJc w:val="left"/>
+      <w:pPr>
+        <w:ind w:left="5760" w:hanging="360"/>
+      </w:pPr>
+      <w:rPr>
+        <w:rFonts w:ascii="Symbol" w:hAnsi="Symbol" w:hint="default"/>
+      </w:rPr>
+    </w:lvl>
+    <w:lvl w:ilvl="7" w:tplc="04090003" w:tentative="1">
+      <w:start w:val="1"/>
+      <w:numFmt w:val="bullet"/>
+      <w:lvlText w:val="o"/>
+      <w:lvlJc w:val="left"/>
+      <w:pPr>
+        <w:ind w:left="6480" w:hanging="360"/>
+      </w:pPr>
+      <w:rPr>
+        <w:rFonts w:ascii="Courier New" w:hAnsi="Courier New" w:cs="Courier New" w:hint="default"/>
+      </w:rPr>
+    </w:lvl>
+    <w:lvl w:ilvl="8" w:tplc="04090005" w:tentative="1">
+      <w:start w:val="1"/>
+      <w:numFmt w:val="bullet"/>
+      <w:lvlText w:val=""/>
+      <w:lvlJc w:val="left"/>
+      <w:pPr>
+        <w:ind w:left="7200" w:hanging="360"/>
+      </w:pPr>
+      <w:rPr>
+        <w:rFonts w:ascii="Wingdings" w:hAnsi="Wingdings" w:hint="default"/>
+      </w:rPr>
+    </w:lvl>
+  </w:abstractNum>
+  <w:abstractNum w:abstractNumId="10" w15:restartNumberingAfterBreak="0">
     <w:nsid w:val="7F3A2D49"/>
     <w:multiLevelType w:val="hybridMultilevel"/>
     <w:tmpl w:val="0186AFDA"/>
@@ -5504,76 +6412,91 @@
     </w:lvl>
   </w:abstractNum>
   <w:num w:numId="1">
-    <w:abstractNumId w:val="2"/>
+    <w:abstractNumId w:val="5"/>
   </w:num>
   <w:num w:numId="2">
-    <w:abstractNumId w:val="2"/>
+    <w:abstractNumId w:val="5"/>
   </w:num>
   <w:num w:numId="3">
-    <w:abstractNumId w:val="2"/>
+    <w:abstractNumId w:val="5"/>
   </w:num>
   <w:num w:numId="4">
-    <w:abstractNumId w:val="2"/>
+    <w:abstractNumId w:val="5"/>
   </w:num>
   <w:num w:numId="5">
-    <w:abstractNumId w:val="2"/>
+    <w:abstractNumId w:val="5"/>
   </w:num>
   <w:num w:numId="6">
-    <w:abstractNumId w:val="2"/>
+    <w:abstractNumId w:val="5"/>
   </w:num>
   <w:num w:numId="7">
-    <w:abstractNumId w:val="2"/>
+    <w:abstractNumId w:val="5"/>
   </w:num>
   <w:num w:numId="8">
-    <w:abstractNumId w:val="2"/>
+    <w:abstractNumId w:val="5"/>
   </w:num>
   <w:num w:numId="9">
-    <w:abstractNumId w:val="2"/>
+    <w:abstractNumId w:val="5"/>
   </w:num>
   <w:num w:numId="10">
-    <w:abstractNumId w:val="2"/>
+    <w:abstractNumId w:val="5"/>
   </w:num>
   <w:num w:numId="11">
-    <w:abstractNumId w:val="2"/>
+    <w:abstractNumId w:val="5"/>
   </w:num>
   <w:num w:numId="12">
-    <w:abstractNumId w:val="2"/>
+    <w:abstractNumId w:val="5"/>
   </w:num>
   <w:num w:numId="13">
-    <w:abstractNumId w:val="2"/>
+    <w:abstractNumId w:val="5"/>
   </w:num>
   <w:num w:numId="14">
-    <w:abstractNumId w:val="2"/>
+    <w:abstractNumId w:val="5"/>
   </w:num>
   <w:num w:numId="15">
-    <w:abstractNumId w:val="2"/>
+    <w:abstractNumId w:val="5"/>
   </w:num>
   <w:num w:numId="16">
-    <w:abstractNumId w:val="2"/>
+    <w:abstractNumId w:val="5"/>
   </w:num>
   <w:num w:numId="17">
-    <w:abstractNumId w:val="2"/>
+    <w:abstractNumId w:val="5"/>
   </w:num>
   <w:num w:numId="18">
-    <w:abstractNumId w:val="2"/>
+    <w:abstractNumId w:val="5"/>
   </w:num>
   <w:num w:numId="19">
-    <w:abstractNumId w:val="2"/>
+    <w:abstractNumId w:val="5"/>
   </w:num>
   <w:num w:numId="20">
-    <w:abstractNumId w:val="5"/>
+    <w:abstractNumId w:val="10"/>
   </w:num>
   <w:num w:numId="21">
-    <w:abstractNumId w:val="4"/>
+    <w:abstractNumId w:val="8"/>
   </w:num>
   <w:num w:numId="22">
-    <w:abstractNumId w:val="3"/>
+    <w:abstractNumId w:val="7"/>
   </w:num>
   <w:num w:numId="23">
-    <w:abstractNumId w:val="1"/>
+    <w:abstractNumId w:val="2"/>
   </w:num>
   <w:num w:numId="24">
     <w:abstractNumId w:val="0"/>
+  </w:num>
+  <w:num w:numId="25">
+    <w:abstractNumId w:val="3"/>
+  </w:num>
+  <w:num w:numId="26">
+    <w:abstractNumId w:val="9"/>
+  </w:num>
+  <w:num w:numId="27">
+    <w:abstractNumId w:val="4"/>
+  </w:num>
+  <w:num w:numId="28">
+    <w:abstractNumId w:val="1"/>
+  </w:num>
+  <w:num w:numId="29">
+    <w:abstractNumId w:val="6"/>
   </w:num>
 </w:numbering>
 </file>
@@ -6558,6 +7481,25 @@
       <w:szCs w:val="18"/>
     </w:rPr>
   </w:style>
+  <w:style w:type="paragraph" w:styleId="NormalWeb">
+    <w:name w:val="Normal (Web)"/>
+    <w:basedOn w:val="Normal"/>
+    <w:uiPriority w:val="99"/>
+    <w:semiHidden/>
+    <w:unhideWhenUsed/>
+    <w:rsid w:val="00B2655D"/>
+    <w:pPr>
+      <w:spacing w:before="100" w:beforeAutospacing="1" w:after="100" w:afterAutospacing="1" w:line="240" w:lineRule="auto"/>
+      <w:ind w:firstLine="0"/>
+    </w:pPr>
+    <w:rPr>
+      <w:rFonts w:ascii="Times New Roman" w:eastAsia="Times New Roman" w:hAnsi="Times New Roman" w:cs="Times New Roman"/>
+      <w:kern w:val="0"/>
+      <w:sz w:val="24"/>
+      <w:szCs w:val="24"/>
+      <w14:ligatures w14:val="none"/>
+    </w:rPr>
+  </w:style>
 </w:styles>
 </file>
 

--- a/report/docx/2370389_LEDAT_THESIS.docx
+++ b/report/docx/2370389_LEDAT_THESIS.docx
@@ -1743,7 +1743,7 @@
             </w:rPr>
             <w:fldChar w:fldCharType="separate"/>
           </w:r>
-          <w:hyperlink w:anchor="_Toc210110116" w:history="1">
+          <w:hyperlink w:anchor="_Toc210137196" w:history="1">
             <w:r>
               <w:rPr>
                 <w:rStyle w:val="Hyperlink"/>
@@ -1782,7 +1782,7 @@
                 <w:sz w:val="26"/>
                 <w:szCs w:val="26"/>
               </w:rPr>
-              <w:instrText xml:space="preserve"> PAGEREF _Toc210110116 \h </w:instrText>
+              <w:instrText xml:space="preserve"> PAGEREF _Toc210137196 \h </w:instrText>
             </w:r>
             <w:r>
               <w:rPr>
@@ -1837,7 +1837,7 @@
               <w14:ligatures w14:val="none"/>
             </w:rPr>
           </w:pPr>
-          <w:hyperlink w:anchor="_Toc210110117" w:history="1">
+          <w:hyperlink w:anchor="_Toc210137197" w:history="1">
             <w:r>
               <w:rPr>
                 <w:rStyle w:val="Hyperlink"/>
@@ -1897,7 +1897,7 @@
                 <w:sz w:val="26"/>
                 <w:szCs w:val="26"/>
               </w:rPr>
-              <w:instrText xml:space="preserve"> PAGEREF _Toc210110117 \h </w:instrText>
+              <w:instrText xml:space="preserve"> PAGEREF _Toc210137197 \h </w:instrText>
             </w:r>
             <w:r>
               <w:rPr>
@@ -1952,7 +1952,7 @@
               <w14:ligatures w14:val="none"/>
             </w:rPr>
           </w:pPr>
-          <w:hyperlink w:anchor="_Toc210110118" w:history="1">
+          <w:hyperlink w:anchor="_Toc210137198" w:history="1">
             <w:r>
               <w:rPr>
                 <w:rStyle w:val="Hyperlink"/>
@@ -2012,7 +2012,7 @@
                 <w:sz w:val="26"/>
                 <w:szCs w:val="26"/>
               </w:rPr>
-              <w:instrText xml:space="preserve"> PAGEREF _Toc210110118 \h </w:instrText>
+              <w:instrText xml:space="preserve"> PAGEREF _Toc210137198 \h </w:instrText>
             </w:r>
             <w:r>
               <w:rPr>
@@ -2067,7 +2067,7 @@
               <w14:ligatures w14:val="none"/>
             </w:rPr>
           </w:pPr>
-          <w:hyperlink w:anchor="_Toc210110119" w:history="1">
+          <w:hyperlink w:anchor="_Toc210137199" w:history="1">
             <w:r>
               <w:rPr>
                 <w:rStyle w:val="Hyperlink"/>
@@ -2127,7 +2127,7 @@
                 <w:sz w:val="26"/>
                 <w:szCs w:val="26"/>
               </w:rPr>
-              <w:instrText xml:space="preserve"> PAGEREF _Toc210110119 \h </w:instrText>
+              <w:instrText xml:space="preserve"> PAGEREF _Toc210137199 \h </w:instrText>
             </w:r>
             <w:r>
               <w:rPr>
@@ -2182,7 +2182,7 @@
               <w14:ligatures w14:val="none"/>
             </w:rPr>
           </w:pPr>
-          <w:hyperlink w:anchor="_Toc210110120" w:history="1">
+          <w:hyperlink w:anchor="_Toc210137200" w:history="1">
             <w:r>
               <w:rPr>
                 <w:rStyle w:val="Hyperlink"/>
@@ -2242,7 +2242,7 @@
                 <w:sz w:val="26"/>
                 <w:szCs w:val="26"/>
               </w:rPr>
-              <w:instrText xml:space="preserve"> PAGEREF _Toc210110120 \h </w:instrText>
+              <w:instrText xml:space="preserve"> PAGEREF _Toc210137200 \h </w:instrText>
             </w:r>
             <w:r>
               <w:rPr>
@@ -2297,7 +2297,7 @@
               <w14:ligatures w14:val="none"/>
             </w:rPr>
           </w:pPr>
-          <w:hyperlink w:anchor="_Toc210110121" w:history="1">
+          <w:hyperlink w:anchor="_Toc210137201" w:history="1">
             <w:r>
               <w:rPr>
                 <w:rStyle w:val="Hyperlink"/>
@@ -2357,7 +2357,7 @@
                 <w:sz w:val="26"/>
                 <w:szCs w:val="26"/>
               </w:rPr>
-              <w:instrText xml:space="preserve"> PAGEREF _Toc210110121 \h </w:instrText>
+              <w:instrText xml:space="preserve"> PAGEREF _Toc210137201 \h </w:instrText>
             </w:r>
             <w:r>
               <w:rPr>
@@ -2386,7 +2386,7 @@
                 <w:sz w:val="26"/>
                 <w:szCs w:val="26"/>
               </w:rPr>
-              <w:t>6</w:t>
+              <w:t>7</w:t>
             </w:r>
             <w:r>
               <w:rPr>
@@ -2412,7 +2412,7 @@
               <w14:ligatures w14:val="none"/>
             </w:rPr>
           </w:pPr>
-          <w:hyperlink w:anchor="_Toc210110122" w:history="1">
+          <w:hyperlink w:anchor="_Toc210137202" w:history="1">
             <w:r>
               <w:rPr>
                 <w:rStyle w:val="Hyperlink"/>
@@ -2472,7 +2472,7 @@
                 <w:sz w:val="26"/>
                 <w:szCs w:val="26"/>
               </w:rPr>
-              <w:instrText xml:space="preserve"> PAGEREF _Toc210110122 \h </w:instrText>
+              <w:instrText xml:space="preserve"> PAGEREF _Toc210137202 \h </w:instrText>
             </w:r>
             <w:r>
               <w:rPr>
@@ -2527,7 +2527,7 @@
               <w14:ligatures w14:val="none"/>
             </w:rPr>
           </w:pPr>
-          <w:hyperlink w:anchor="_Toc210110123" w:history="1">
+          <w:hyperlink w:anchor="_Toc210137203" w:history="1">
             <w:r>
               <w:rPr>
                 <w:rStyle w:val="Hyperlink"/>
@@ -2587,7 +2587,7 @@
                 <w:sz w:val="26"/>
                 <w:szCs w:val="26"/>
               </w:rPr>
-              <w:instrText xml:space="preserve"> PAGEREF _Toc210110123 \h </w:instrText>
+              <w:instrText xml:space="preserve"> PAGEREF _Toc210137203 \h </w:instrText>
             </w:r>
             <w:r>
               <w:rPr>
@@ -2642,7 +2642,7 @@
               <w14:ligatures w14:val="none"/>
             </w:rPr>
           </w:pPr>
-          <w:hyperlink w:anchor="_Toc210110124" w:history="1">
+          <w:hyperlink w:anchor="_Toc210137204" w:history="1">
             <w:r>
               <w:rPr>
                 <w:rStyle w:val="Hyperlink"/>
@@ -2702,7 +2702,7 @@
                 <w:sz w:val="26"/>
                 <w:szCs w:val="26"/>
               </w:rPr>
-              <w:instrText xml:space="preserve"> PAGEREF _Toc210110124 \h </w:instrText>
+              <w:instrText xml:space="preserve"> PAGEREF _Toc210137204 \h </w:instrText>
             </w:r>
             <w:r>
               <w:rPr>
@@ -2732,6 +2732,560 @@
                 <w:szCs w:val="26"/>
               </w:rPr>
               <w:t>13</w:t>
+            </w:r>
+            <w:r>
+              <w:rPr>
+                <w:rFonts w:ascii="Times New Roman" w:hAnsi="Times New Roman" w:cs="Times New Roman"/>
+                <w:noProof/>
+                <w:webHidden/>
+                <w:sz w:val="26"/>
+                <w:szCs w:val="26"/>
+              </w:rPr>
+              <w:fldChar w:fldCharType="end"/>
+            </w:r>
+          </w:hyperlink>
+        </w:p>
+        <w:p>
+          <w:pPr>
+            <w:pStyle w:val="TOC2"/>
+            <w:rPr>
+              <w:rFonts w:ascii="Times New Roman" w:eastAsiaTheme="minorEastAsia" w:hAnsi="Times New Roman" w:cs="Times New Roman"/>
+              <w:noProof/>
+              <w:kern w:val="0"/>
+              <w:sz w:val="26"/>
+              <w:szCs w:val="26"/>
+              <w14:ligatures w14:val="none"/>
+            </w:rPr>
+          </w:pPr>
+          <w:hyperlink w:anchor="_Toc210137205" w:history="1">
+            <w:r>
+              <w:rPr>
+                <w:rStyle w:val="Hyperlink"/>
+                <w:rFonts w:ascii="Times New Roman" w:hAnsi="Times New Roman" w:cs="Times New Roman"/>
+                <w:noProof/>
+                <w:sz w:val="26"/>
+                <w:szCs w:val="26"/>
+              </w:rPr>
+              <w:t>1.5</w:t>
+            </w:r>
+            <w:r>
+              <w:rPr>
+                <w:rFonts w:ascii="Times New Roman" w:eastAsiaTheme="minorEastAsia" w:hAnsi="Times New Roman" w:cs="Times New Roman"/>
+                <w:noProof/>
+                <w:kern w:val="0"/>
+                <w:sz w:val="26"/>
+                <w:szCs w:val="26"/>
+                <w14:ligatures w14:val="none"/>
+              </w:rPr>
+              <w:tab/>
+            </w:r>
+            <w:r>
+              <w:rPr>
+                <w:rStyle w:val="Hyperlink"/>
+                <w:rFonts w:ascii="Times New Roman" w:hAnsi="Times New Roman" w:cs="Times New Roman"/>
+                <w:noProof/>
+                <w:sz w:val="26"/>
+                <w:szCs w:val="26"/>
+              </w:rPr>
+              <w:t>Thách thức và cơ hội khi triển khai tại Việt Nam</w:t>
+            </w:r>
+            <w:r>
+              <w:rPr>
+                <w:rFonts w:ascii="Times New Roman" w:hAnsi="Times New Roman" w:cs="Times New Roman"/>
+                <w:noProof/>
+                <w:webHidden/>
+                <w:sz w:val="26"/>
+                <w:szCs w:val="26"/>
+              </w:rPr>
+              <w:tab/>
+            </w:r>
+            <w:r>
+              <w:rPr>
+                <w:rFonts w:ascii="Times New Roman" w:hAnsi="Times New Roman" w:cs="Times New Roman"/>
+                <w:noProof/>
+                <w:webHidden/>
+                <w:sz w:val="26"/>
+                <w:szCs w:val="26"/>
+              </w:rPr>
+              <w:fldChar w:fldCharType="begin"/>
+            </w:r>
+            <w:r>
+              <w:rPr>
+                <w:rFonts w:ascii="Times New Roman" w:hAnsi="Times New Roman" w:cs="Times New Roman"/>
+                <w:noProof/>
+                <w:webHidden/>
+                <w:sz w:val="26"/>
+                <w:szCs w:val="26"/>
+              </w:rPr>
+              <w:instrText xml:space="preserve"> PAGEREF _Toc210137205 \h </w:instrText>
+            </w:r>
+            <w:r>
+              <w:rPr>
+                <w:rFonts w:ascii="Times New Roman" w:hAnsi="Times New Roman" w:cs="Times New Roman"/>
+                <w:noProof/>
+                <w:webHidden/>
+                <w:sz w:val="26"/>
+                <w:szCs w:val="26"/>
+              </w:rPr>
+            </w:r>
+            <w:r>
+              <w:rPr>
+                <w:rFonts w:ascii="Times New Roman" w:hAnsi="Times New Roman" w:cs="Times New Roman"/>
+                <w:noProof/>
+                <w:webHidden/>
+                <w:sz w:val="26"/>
+                <w:szCs w:val="26"/>
+              </w:rPr>
+              <w:fldChar w:fldCharType="separate"/>
+            </w:r>
+            <w:r>
+              <w:rPr>
+                <w:rFonts w:ascii="Times New Roman" w:hAnsi="Times New Roman" w:cs="Times New Roman"/>
+                <w:noProof/>
+                <w:webHidden/>
+                <w:sz w:val="26"/>
+                <w:szCs w:val="26"/>
+              </w:rPr>
+              <w:t>14</w:t>
+            </w:r>
+            <w:r>
+              <w:rPr>
+                <w:rFonts w:ascii="Times New Roman" w:hAnsi="Times New Roman" w:cs="Times New Roman"/>
+                <w:noProof/>
+                <w:webHidden/>
+                <w:sz w:val="26"/>
+                <w:szCs w:val="26"/>
+              </w:rPr>
+              <w:fldChar w:fldCharType="end"/>
+            </w:r>
+          </w:hyperlink>
+        </w:p>
+        <w:p>
+          <w:pPr>
+            <w:pStyle w:val="TOC2"/>
+            <w:rPr>
+              <w:rFonts w:ascii="Times New Roman" w:eastAsiaTheme="minorEastAsia" w:hAnsi="Times New Roman" w:cs="Times New Roman"/>
+              <w:noProof/>
+              <w:kern w:val="0"/>
+              <w:sz w:val="26"/>
+              <w:szCs w:val="26"/>
+              <w14:ligatures w14:val="none"/>
+            </w:rPr>
+          </w:pPr>
+          <w:hyperlink w:anchor="_Toc210137206" w:history="1">
+            <w:r>
+              <w:rPr>
+                <w:rStyle w:val="Hyperlink"/>
+                <w:rFonts w:ascii="Times New Roman" w:hAnsi="Times New Roman" w:cs="Times New Roman"/>
+                <w:noProof/>
+                <w:sz w:val="26"/>
+                <w:szCs w:val="26"/>
+              </w:rPr>
+              <w:t>1.6</w:t>
+            </w:r>
+            <w:r>
+              <w:rPr>
+                <w:rFonts w:ascii="Times New Roman" w:eastAsiaTheme="minorEastAsia" w:hAnsi="Times New Roman" w:cs="Times New Roman"/>
+                <w:noProof/>
+                <w:kern w:val="0"/>
+                <w:sz w:val="26"/>
+                <w:szCs w:val="26"/>
+                <w14:ligatures w14:val="none"/>
+              </w:rPr>
+              <w:tab/>
+            </w:r>
+            <w:r>
+              <w:rPr>
+                <w:rStyle w:val="Hyperlink"/>
+                <w:rFonts w:ascii="Times New Roman" w:hAnsi="Times New Roman" w:cs="Times New Roman"/>
+                <w:noProof/>
+                <w:sz w:val="26"/>
+                <w:szCs w:val="26"/>
+              </w:rPr>
+              <w:t>Tầm quan trọng của hệ thống trong tương lai</w:t>
+            </w:r>
+            <w:r>
+              <w:rPr>
+                <w:rFonts w:ascii="Times New Roman" w:hAnsi="Times New Roman" w:cs="Times New Roman"/>
+                <w:noProof/>
+                <w:webHidden/>
+                <w:sz w:val="26"/>
+                <w:szCs w:val="26"/>
+              </w:rPr>
+              <w:tab/>
+            </w:r>
+            <w:r>
+              <w:rPr>
+                <w:rFonts w:ascii="Times New Roman" w:hAnsi="Times New Roman" w:cs="Times New Roman"/>
+                <w:noProof/>
+                <w:webHidden/>
+                <w:sz w:val="26"/>
+                <w:szCs w:val="26"/>
+              </w:rPr>
+              <w:fldChar w:fldCharType="begin"/>
+            </w:r>
+            <w:r>
+              <w:rPr>
+                <w:rFonts w:ascii="Times New Roman" w:hAnsi="Times New Roman" w:cs="Times New Roman"/>
+                <w:noProof/>
+                <w:webHidden/>
+                <w:sz w:val="26"/>
+                <w:szCs w:val="26"/>
+              </w:rPr>
+              <w:instrText xml:space="preserve"> PAGEREF _Toc210137206 \h </w:instrText>
+            </w:r>
+            <w:r>
+              <w:rPr>
+                <w:rFonts w:ascii="Times New Roman" w:hAnsi="Times New Roman" w:cs="Times New Roman"/>
+                <w:noProof/>
+                <w:webHidden/>
+                <w:sz w:val="26"/>
+                <w:szCs w:val="26"/>
+              </w:rPr>
+            </w:r>
+            <w:r>
+              <w:rPr>
+                <w:rFonts w:ascii="Times New Roman" w:hAnsi="Times New Roman" w:cs="Times New Roman"/>
+                <w:noProof/>
+                <w:webHidden/>
+                <w:sz w:val="26"/>
+                <w:szCs w:val="26"/>
+              </w:rPr>
+              <w:fldChar w:fldCharType="separate"/>
+            </w:r>
+            <w:r>
+              <w:rPr>
+                <w:rFonts w:ascii="Times New Roman" w:hAnsi="Times New Roman" w:cs="Times New Roman"/>
+                <w:noProof/>
+                <w:webHidden/>
+                <w:sz w:val="26"/>
+                <w:szCs w:val="26"/>
+              </w:rPr>
+              <w:t>15</w:t>
+            </w:r>
+            <w:r>
+              <w:rPr>
+                <w:rFonts w:ascii="Times New Roman" w:hAnsi="Times New Roman" w:cs="Times New Roman"/>
+                <w:noProof/>
+                <w:webHidden/>
+                <w:sz w:val="26"/>
+                <w:szCs w:val="26"/>
+              </w:rPr>
+              <w:fldChar w:fldCharType="end"/>
+            </w:r>
+          </w:hyperlink>
+        </w:p>
+        <w:p>
+          <w:pPr>
+            <w:pStyle w:val="TOC1"/>
+            <w:rPr>
+              <w:rFonts w:ascii="Times New Roman" w:eastAsiaTheme="minorEastAsia" w:hAnsi="Times New Roman" w:cs="Times New Roman"/>
+              <w:noProof/>
+              <w:kern w:val="0"/>
+              <w:sz w:val="26"/>
+              <w:szCs w:val="26"/>
+              <w14:ligatures w14:val="none"/>
+            </w:rPr>
+          </w:pPr>
+          <w:hyperlink w:anchor="_Toc210137207" w:history="1">
+            <w:r>
+              <w:rPr>
+                <w:rStyle w:val="Hyperlink"/>
+                <w:rFonts w:ascii="Times New Roman" w:hAnsi="Times New Roman" w:cs="Times New Roman"/>
+                <w:noProof/>
+                <w:sz w:val="26"/>
+                <w:szCs w:val="26"/>
+              </w:rPr>
+              <w:t>Chương 2. YÊU CẦU VÀ MỤC TIÊU ĐỀ TÀI</w:t>
+            </w:r>
+            <w:r>
+              <w:rPr>
+                <w:rFonts w:ascii="Times New Roman" w:hAnsi="Times New Roman" w:cs="Times New Roman"/>
+                <w:noProof/>
+                <w:webHidden/>
+                <w:sz w:val="26"/>
+                <w:szCs w:val="26"/>
+              </w:rPr>
+              <w:tab/>
+            </w:r>
+            <w:r>
+              <w:rPr>
+                <w:rFonts w:ascii="Times New Roman" w:hAnsi="Times New Roman" w:cs="Times New Roman"/>
+                <w:noProof/>
+                <w:webHidden/>
+                <w:sz w:val="26"/>
+                <w:szCs w:val="26"/>
+              </w:rPr>
+              <w:fldChar w:fldCharType="begin"/>
+            </w:r>
+            <w:r>
+              <w:rPr>
+                <w:rFonts w:ascii="Times New Roman" w:hAnsi="Times New Roman" w:cs="Times New Roman"/>
+                <w:noProof/>
+                <w:webHidden/>
+                <w:sz w:val="26"/>
+                <w:szCs w:val="26"/>
+              </w:rPr>
+              <w:instrText xml:space="preserve"> PAGEREF _Toc210137207 \h </w:instrText>
+            </w:r>
+            <w:r>
+              <w:rPr>
+                <w:rFonts w:ascii="Times New Roman" w:hAnsi="Times New Roman" w:cs="Times New Roman"/>
+                <w:noProof/>
+                <w:webHidden/>
+                <w:sz w:val="26"/>
+                <w:szCs w:val="26"/>
+              </w:rPr>
+            </w:r>
+            <w:r>
+              <w:rPr>
+                <w:rFonts w:ascii="Times New Roman" w:hAnsi="Times New Roman" w:cs="Times New Roman"/>
+                <w:noProof/>
+                <w:webHidden/>
+                <w:sz w:val="26"/>
+                <w:szCs w:val="26"/>
+              </w:rPr>
+              <w:fldChar w:fldCharType="separate"/>
+            </w:r>
+            <w:r>
+              <w:rPr>
+                <w:rFonts w:ascii="Times New Roman" w:hAnsi="Times New Roman" w:cs="Times New Roman"/>
+                <w:noProof/>
+                <w:webHidden/>
+                <w:sz w:val="26"/>
+                <w:szCs w:val="26"/>
+              </w:rPr>
+              <w:t>17</w:t>
+            </w:r>
+            <w:r>
+              <w:rPr>
+                <w:rFonts w:ascii="Times New Roman" w:hAnsi="Times New Roman" w:cs="Times New Roman"/>
+                <w:noProof/>
+                <w:webHidden/>
+                <w:sz w:val="26"/>
+                <w:szCs w:val="26"/>
+              </w:rPr>
+              <w:fldChar w:fldCharType="end"/>
+            </w:r>
+          </w:hyperlink>
+        </w:p>
+        <w:p>
+          <w:pPr>
+            <w:pStyle w:val="TOC2"/>
+            <w:rPr>
+              <w:rFonts w:ascii="Times New Roman" w:eastAsiaTheme="minorEastAsia" w:hAnsi="Times New Roman" w:cs="Times New Roman"/>
+              <w:noProof/>
+              <w:kern w:val="0"/>
+              <w:sz w:val="26"/>
+              <w:szCs w:val="26"/>
+              <w14:ligatures w14:val="none"/>
+            </w:rPr>
+          </w:pPr>
+          <w:hyperlink w:anchor="_Toc210137208" w:history="1">
+            <w:r>
+              <w:rPr>
+                <w:rStyle w:val="Hyperlink"/>
+                <w:rFonts w:ascii="Times New Roman" w:hAnsi="Times New Roman" w:cs="Times New Roman"/>
+                <w:noProof/>
+                <w:sz w:val="26"/>
+                <w:szCs w:val="26"/>
+              </w:rPr>
+              <w:t>2.1</w:t>
+            </w:r>
+            <w:r>
+              <w:rPr>
+                <w:rFonts w:ascii="Times New Roman" w:eastAsiaTheme="minorEastAsia" w:hAnsi="Times New Roman" w:cs="Times New Roman"/>
+                <w:noProof/>
+                <w:kern w:val="0"/>
+                <w:sz w:val="26"/>
+                <w:szCs w:val="26"/>
+                <w14:ligatures w14:val="none"/>
+              </w:rPr>
+              <w:tab/>
+            </w:r>
+            <w:r>
+              <w:rPr>
+                <w:rStyle w:val="Hyperlink"/>
+                <w:rFonts w:ascii="Times New Roman" w:hAnsi="Times New Roman" w:cs="Times New Roman"/>
+                <w:noProof/>
+                <w:sz w:val="26"/>
+                <w:szCs w:val="26"/>
+              </w:rPr>
+              <w:t>Yêu cầu đề tài</w:t>
+            </w:r>
+            <w:r>
+              <w:rPr>
+                <w:rFonts w:ascii="Times New Roman" w:hAnsi="Times New Roman" w:cs="Times New Roman"/>
+                <w:noProof/>
+                <w:webHidden/>
+                <w:sz w:val="26"/>
+                <w:szCs w:val="26"/>
+              </w:rPr>
+              <w:tab/>
+            </w:r>
+            <w:r>
+              <w:rPr>
+                <w:rFonts w:ascii="Times New Roman" w:hAnsi="Times New Roman" w:cs="Times New Roman"/>
+                <w:noProof/>
+                <w:webHidden/>
+                <w:sz w:val="26"/>
+                <w:szCs w:val="26"/>
+              </w:rPr>
+              <w:fldChar w:fldCharType="begin"/>
+            </w:r>
+            <w:r>
+              <w:rPr>
+                <w:rFonts w:ascii="Times New Roman" w:hAnsi="Times New Roman" w:cs="Times New Roman"/>
+                <w:noProof/>
+                <w:webHidden/>
+                <w:sz w:val="26"/>
+                <w:szCs w:val="26"/>
+              </w:rPr>
+              <w:instrText xml:space="preserve"> PAGEREF _Toc210137208 \h </w:instrText>
+            </w:r>
+            <w:r>
+              <w:rPr>
+                <w:rFonts w:ascii="Times New Roman" w:hAnsi="Times New Roman" w:cs="Times New Roman"/>
+                <w:noProof/>
+                <w:webHidden/>
+                <w:sz w:val="26"/>
+                <w:szCs w:val="26"/>
+              </w:rPr>
+            </w:r>
+            <w:r>
+              <w:rPr>
+                <w:rFonts w:ascii="Times New Roman" w:hAnsi="Times New Roman" w:cs="Times New Roman"/>
+                <w:noProof/>
+                <w:webHidden/>
+                <w:sz w:val="26"/>
+                <w:szCs w:val="26"/>
+              </w:rPr>
+              <w:fldChar w:fldCharType="separate"/>
+            </w:r>
+            <w:r>
+              <w:rPr>
+                <w:rFonts w:ascii="Times New Roman" w:hAnsi="Times New Roman" w:cs="Times New Roman"/>
+                <w:noProof/>
+                <w:webHidden/>
+                <w:sz w:val="26"/>
+                <w:szCs w:val="26"/>
+              </w:rPr>
+              <w:t>17</w:t>
+            </w:r>
+            <w:r>
+              <w:rPr>
+                <w:rFonts w:ascii="Times New Roman" w:hAnsi="Times New Roman" w:cs="Times New Roman"/>
+                <w:noProof/>
+                <w:webHidden/>
+                <w:sz w:val="26"/>
+                <w:szCs w:val="26"/>
+              </w:rPr>
+              <w:fldChar w:fldCharType="end"/>
+            </w:r>
+          </w:hyperlink>
+        </w:p>
+        <w:p>
+          <w:pPr>
+            <w:pStyle w:val="TOC2"/>
+            <w:rPr>
+              <w:rFonts w:ascii="Times New Roman" w:eastAsiaTheme="minorEastAsia" w:hAnsi="Times New Roman" w:cs="Times New Roman"/>
+              <w:noProof/>
+              <w:kern w:val="0"/>
+              <w:sz w:val="26"/>
+              <w:szCs w:val="26"/>
+              <w14:ligatures w14:val="none"/>
+            </w:rPr>
+          </w:pPr>
+          <w:hyperlink w:anchor="_Toc210137209" w:history="1">
+            <w:r>
+              <w:rPr>
+                <w:rStyle w:val="Hyperlink"/>
+                <w:rFonts w:ascii="Times New Roman" w:hAnsi="Times New Roman" w:cs="Times New Roman"/>
+                <w:noProof/>
+                <w:sz w:val="26"/>
+                <w:szCs w:val="26"/>
+              </w:rPr>
+              <w:t>2.2</w:t>
+            </w:r>
+            <w:r>
+              <w:rPr>
+                <w:rFonts w:ascii="Times New Roman" w:eastAsiaTheme="minorEastAsia" w:hAnsi="Times New Roman" w:cs="Times New Roman"/>
+                <w:noProof/>
+                <w:kern w:val="0"/>
+                <w:sz w:val="26"/>
+                <w:szCs w:val="26"/>
+                <w14:ligatures w14:val="none"/>
+              </w:rPr>
+              <w:tab/>
+            </w:r>
+            <w:r>
+              <w:rPr>
+                <w:rStyle w:val="Hyperlink"/>
+                <w:rFonts w:ascii="Times New Roman" w:hAnsi="Times New Roman" w:cs="Times New Roman"/>
+                <w:noProof/>
+                <w:sz w:val="26"/>
+                <w:szCs w:val="26"/>
+              </w:rPr>
+              <w:t>Mục tiêu đề tài</w:t>
+            </w:r>
+            <w:r>
+              <w:rPr>
+                <w:rFonts w:ascii="Times New Roman" w:hAnsi="Times New Roman" w:cs="Times New Roman"/>
+                <w:noProof/>
+                <w:webHidden/>
+                <w:sz w:val="26"/>
+                <w:szCs w:val="26"/>
+              </w:rPr>
+              <w:tab/>
+            </w:r>
+            <w:r>
+              <w:rPr>
+                <w:rFonts w:ascii="Times New Roman" w:hAnsi="Times New Roman" w:cs="Times New Roman"/>
+                <w:noProof/>
+                <w:webHidden/>
+                <w:sz w:val="26"/>
+                <w:szCs w:val="26"/>
+              </w:rPr>
+              <w:fldChar w:fldCharType="begin"/>
+            </w:r>
+            <w:r>
+              <w:rPr>
+                <w:rFonts w:ascii="Times New Roman" w:hAnsi="Times New Roman" w:cs="Times New Roman"/>
+                <w:noProof/>
+                <w:webHidden/>
+                <w:sz w:val="26"/>
+                <w:szCs w:val="26"/>
+              </w:rPr>
+              <w:instrText xml:space="preserve"> PAGEREF _Toc210137209 \h </w:instrText>
+            </w:r>
+            <w:r>
+              <w:rPr>
+                <w:rFonts w:ascii="Times New Roman" w:hAnsi="Times New Roman" w:cs="Times New Roman"/>
+                <w:noProof/>
+                <w:webHidden/>
+                <w:sz w:val="26"/>
+                <w:szCs w:val="26"/>
+              </w:rPr>
+            </w:r>
+            <w:r>
+              <w:rPr>
+                <w:rFonts w:ascii="Times New Roman" w:hAnsi="Times New Roman" w:cs="Times New Roman"/>
+                <w:noProof/>
+                <w:webHidden/>
+                <w:sz w:val="26"/>
+                <w:szCs w:val="26"/>
+              </w:rPr>
+              <w:fldChar w:fldCharType="separate"/>
+            </w:r>
+            <w:r>
+              <w:rPr>
+                <w:rFonts w:ascii="Times New Roman" w:hAnsi="Times New Roman" w:cs="Times New Roman"/>
+                <w:noProof/>
+                <w:webHidden/>
+                <w:sz w:val="26"/>
+                <w:szCs w:val="26"/>
+              </w:rPr>
+              <w:t>17</w:t>
             </w:r>
             <w:r>
               <w:rPr>
@@ -2788,7 +3342,7 @@
       <w:pPr>
         <w:pStyle w:val="Heading1"/>
       </w:pPr>
-      <w:bookmarkStart w:id="0" w:name="_Toc210110116"/>
+      <w:bookmarkStart w:id="0" w:name="_Toc210137196"/>
       <w:r>
         <w:lastRenderedPageBreak/>
         <w:t>TỔNG QUAN</w:t>
@@ -2799,7 +3353,7 @@
       <w:pPr>
         <w:pStyle w:val="Heading2"/>
       </w:pPr>
-      <w:bookmarkStart w:id="1" w:name="_Toc210110117"/>
+      <w:bookmarkStart w:id="1" w:name="_Toc210137197"/>
       <w:r>
         <w:t>Bối cảnh và xu thế tất yếu</w:t>
       </w:r>
@@ -2825,7 +3379,7 @@
       <w:pPr>
         <w:pStyle w:val="Heading2"/>
       </w:pPr>
-      <w:bookmarkStart w:id="2" w:name="_Toc210110118"/>
+      <w:bookmarkStart w:id="2" w:name="_Toc210137198"/>
       <w:r>
         <w:t>Y tế số tại Việt Nam: Nền tảng công nghệ và các ứng dụng cốt lõi</w:t>
       </w:r>
@@ -2952,7 +3506,7 @@
       <w:pPr>
         <w:pStyle w:val="Heading3"/>
       </w:pPr>
-      <w:bookmarkStart w:id="3" w:name="_Toc210110119"/>
+      <w:bookmarkStart w:id="3" w:name="_Toc210137199"/>
       <w:r>
         <w:t>Tác động và lợi ích đa chiều của chuyển đổi số y tế</w:t>
       </w:r>
@@ -2998,10 +3552,10 @@
           <w:noProof/>
         </w:rPr>
         <w:drawing>
-          <wp:inline distT="0" distB="0" distL="0" distR="0" wp14:anchorId="717FBAE6" wp14:editId="5275FD1C">
-            <wp:extent cx="4102735" cy="2752725"/>
-            <wp:effectExtent l="0" t="0" r="0" b="9525"/>
-            <wp:docPr id="4" name="Picture 4" descr="A person wearing a mask pointing at a screen&#10;&#10;Description automatically generated"/>
+          <wp:inline distT="0" distB="0" distL="0" distR="0" wp14:anchorId="0ACFA391" wp14:editId="129E0D11">
+            <wp:extent cx="4724400" cy="3112049"/>
+            <wp:effectExtent l="0" t="0" r="0" b="0"/>
+            <wp:docPr id="14" name="Picture 14"/>
             <wp:cNvGraphicFramePr>
               <a:graphicFrameLocks xmlns:a="http://schemas.openxmlformats.org/drawingml/2006/main" noChangeAspect="1"/>
             </wp:cNvGraphicFramePr>
@@ -3009,29 +3563,33 @@
               <a:graphicData uri="http://schemas.openxmlformats.org/drawingml/2006/picture">
                 <pic:pic xmlns:pic="http://schemas.openxmlformats.org/drawingml/2006/picture">
                   <pic:nvPicPr>
-                    <pic:cNvPr id="4" name="Picture 4" descr="A person wearing a mask pointing at a screen&#10;&#10;Description automatically generated"/>
-                    <pic:cNvPicPr/>
+                    <pic:cNvPr id="0" name="Picture 2"/>
+                    <pic:cNvPicPr>
+                      <a:picLocks noChangeAspect="1" noChangeArrowheads="1"/>
+                    </pic:cNvPicPr>
                   </pic:nvPicPr>
                   <pic:blipFill>
-                    <a:blip r:embed="rId14" cstate="print">
+                    <a:blip r:embed="rId14">
                       <a:extLst>
                         <a:ext uri="{28A0092B-C50C-407E-A947-70E740481C1C}">
                           <a14:useLocalDpi xmlns:a14="http://schemas.microsoft.com/office/drawing/2010/main" val="0"/>
                         </a:ext>
                       </a:extLst>
                     </a:blip>
+                    <a:srcRect/>
                     <a:stretch>
                       <a:fillRect/>
                     </a:stretch>
                   </pic:blipFill>
-                  <pic:spPr>
+                  <pic:spPr bwMode="auto">
                     <a:xfrm>
                       <a:off x="0" y="0"/>
-                      <a:ext cx="4102735" cy="2752725"/>
+                      <a:ext cx="4744348" cy="3125189"/>
                     </a:xfrm>
                     <a:prstGeom prst="rect">
                       <a:avLst/>
                     </a:prstGeom>
+                    <a:noFill/>
                   </pic:spPr>
                 </pic:pic>
               </a:graphicData>
@@ -3094,16 +3652,22 @@
         <w:t xml:space="preserve"> </w:t>
       </w:r>
       <w:r>
-        <w:t>Người bệnh đăng ký khám bệnh tại bảng thông tin điện tử của Bệnh viện Thống Nhất Thành phố Hồ Chí Minh</w:t>
-      </w:r>
-      <w:r>
-        <w:t>_</w:t>
-      </w:r>
-      <w:r>
-        <w:t>Ảnh: TTXVN</w:t>
-      </w:r>
-      <w:r>
-        <w:t>.</w:t>
+        <w:t>Hệ thống đăng ký khám bệnh tự động của BV ĐH Y Dược TP.HCM.</w:t>
+      </w:r>
+      <w:r>
+        <w:t xml:space="preserve"> </w:t>
+      </w:r>
+      <w:r>
+        <w:t>(</w:t>
+      </w:r>
+      <w:r>
+        <w:t xml:space="preserve">Ảnh: </w:t>
+      </w:r>
+      <w:r>
+        <w:t>Sức khoẻ và Đời sống</w:t>
+      </w:r>
+      <w:r>
+        <w:t>)</w:t>
       </w:r>
     </w:p>
     <w:p>
@@ -3131,6 +3695,15 @@
       <w:pPr>
         <w:pStyle w:val="Chubinhthuong"/>
         <w:jc w:val="center"/>
+        <w:rPr>
+          <w:noProof/>
+        </w:rPr>
+      </w:pPr>
+    </w:p>
+    <w:p>
+      <w:pPr>
+        <w:pStyle w:val="Chubinhthuong"/>
+        <w:jc w:val="center"/>
       </w:pPr>
       <w:r>
         <w:rPr>
@@ -3138,10 +3711,10 @@
         </w:rPr>
         <w:lastRenderedPageBreak/>
         <w:drawing>
-          <wp:inline distT="0" distB="0" distL="0" distR="0" wp14:anchorId="31AF101F" wp14:editId="6CE843E0">
-            <wp:extent cx="4400550" cy="2933700"/>
-            <wp:effectExtent l="0" t="0" r="0" b="0"/>
-            <wp:docPr id="5" name="Picture 5" descr="A person using a computer in a hospital&#10;&#10;Description automatically generated"/>
+          <wp:inline distT="0" distB="0" distL="0" distR="0" wp14:anchorId="0469E939" wp14:editId="5C5B84C5">
+            <wp:extent cx="4695825" cy="3173889"/>
+            <wp:effectExtent l="0" t="0" r="0" b="7620"/>
+            <wp:docPr id="15" name="Picture 15"/>
             <wp:cNvGraphicFramePr>
               <a:graphicFrameLocks xmlns:a="http://schemas.openxmlformats.org/drawingml/2006/main" noChangeAspect="1"/>
             </wp:cNvGraphicFramePr>
@@ -3149,29 +3722,39 @@
               <a:graphicData uri="http://schemas.openxmlformats.org/drawingml/2006/picture">
                 <pic:pic xmlns:pic="http://schemas.openxmlformats.org/drawingml/2006/picture">
                   <pic:nvPicPr>
-                    <pic:cNvPr id="5" name="Picture 5" descr="A person using a computer in a hospital&#10;&#10;Description automatically generated"/>
-                    <pic:cNvPicPr/>
+                    <pic:cNvPr id="0" name="Picture 3"/>
+                    <pic:cNvPicPr>
+                      <a:picLocks noChangeAspect="1" noChangeArrowheads="1"/>
+                    </pic:cNvPicPr>
                   </pic:nvPicPr>
-                  <pic:blipFill>
-                    <a:blip r:embed="rId15" cstate="print">
+                  <pic:blipFill rotWithShape="1">
+                    <a:blip r:embed="rId15">
                       <a:extLst>
                         <a:ext uri="{28A0092B-C50C-407E-A947-70E740481C1C}">
                           <a14:useLocalDpi xmlns:a14="http://schemas.microsoft.com/office/drawing/2010/main" val="0"/>
                         </a:ext>
                       </a:extLst>
                     </a:blip>
-                    <a:stretch>
-                      <a:fillRect/>
-                    </a:stretch>
+                    <a:srcRect l="29425" t="2809"/>
+                    <a:stretch/>
                   </pic:blipFill>
-                  <pic:spPr>
+                  <pic:spPr bwMode="auto">
                     <a:xfrm>
                       <a:off x="0" y="0"/>
-                      <a:ext cx="4401462" cy="2934308"/>
+                      <a:ext cx="4731852" cy="3198239"/>
                     </a:xfrm>
                     <a:prstGeom prst="rect">
                       <a:avLst/>
                     </a:prstGeom>
+                    <a:noFill/>
+                    <a:ln>
+                      <a:noFill/>
+                    </a:ln>
+                    <a:extLst>
+                      <a:ext uri="{53640926-AAD7-44D8-BBD7-CCE9431645EC}">
+                        <a14:shadowObscured xmlns:a14="http://schemas.microsoft.com/office/drawing/2010/main"/>
+                      </a:ext>
+                    </a:extLst>
                   </pic:spPr>
                 </pic:pic>
               </a:graphicData>
@@ -3231,10 +3814,16 @@
         <w:t xml:space="preserve">: </w:t>
       </w:r>
       <w:r>
-        <w:t>Bệnh viện Đa khoa Đức Giang sử dụng mã QR Code cấp cho bệnh nhân giúp điều dưỡng viên nắm thông tin bệnh nhân thông qua thiết bị quét mã, hiển thị lên màn hình máy tính đặt trên xe thuốc_Ảnh: TTXVN</w:t>
-      </w:r>
-      <w:r>
-        <w:t>.</w:t>
+        <w:t>Nhân viên y tế khoa Hồi sức tích cực và Chống độc, Bệnh viện Đa khoa tỉnh thực hiện y lệnh</w:t>
+      </w:r>
+      <w:r>
+        <w:t xml:space="preserve"> </w:t>
+      </w:r>
+      <w:r>
+        <w:t>cho người bệnh qua hệ thống xe đi buồng trang bị máy tính có cài đặt phần mềm bệnh án điện tử</w:t>
+      </w:r>
+      <w:r>
+        <w:t>. (Ảnh: Cổng thông tin điện tử Vĩnh Phúc)</w:t>
       </w:r>
     </w:p>
     <w:p>
@@ -3366,23 +3955,26 @@
         <w:t>:</w:t>
       </w:r>
       <w:r>
-        <w:t xml:space="preserve"> </w:t>
-      </w:r>
-      <w:r>
-        <w:t xml:space="preserve">Chuyển đổi số trong khám chữa bệnh đã hỗ trợ rất nhiều trong </w:t>
+        <w:t xml:space="preserve"> Chuyển đổi số trong khám chữa bệnh đã hỗ trợ rất nhiều trong </w:t>
       </w:r>
       <w:r>
         <w:t>c</w:t>
       </w:r>
       <w:r>
-        <w:t>uộc chiến chống đại dịch Covid-19. (ẢNH: KHÁNH PHƯƠNG)</w:t>
+        <w:t>uộc chiến chống đại dịch Covid-19. (</w:t>
+      </w:r>
+      <w:r>
+        <w:t>Ảnh: Khánh Phương</w:t>
+      </w:r>
+      <w:r>
+        <w:t>)</w:t>
       </w:r>
     </w:p>
     <w:p>
       <w:pPr>
         <w:pStyle w:val="Heading3"/>
       </w:pPr>
-      <w:bookmarkStart w:id="4" w:name="_Toc210110120"/>
+      <w:bookmarkStart w:id="4" w:name="_Toc210137200"/>
       <w:r>
         <w:t xml:space="preserve">Thực trạng </w:t>
       </w:r>
@@ -3534,10 +4126,10 @@
           <w:noProof/>
         </w:rPr>
         <w:drawing>
-          <wp:inline distT="0" distB="0" distL="0" distR="0" wp14:anchorId="118EF465" wp14:editId="09E09F6C">
-            <wp:extent cx="4543425" cy="3028950"/>
+          <wp:inline distT="0" distB="0" distL="0" distR="0" wp14:anchorId="1F24F95D" wp14:editId="21CF1B13">
+            <wp:extent cx="4981575" cy="3676650"/>
             <wp:effectExtent l="0" t="0" r="9525" b="0"/>
-            <wp:docPr id="6" name="Picture 6" descr="A group of people standing in front of a machine&#10;&#10;Description automatically generated"/>
+            <wp:docPr id="16" name="Picture 16"/>
             <wp:cNvGraphicFramePr>
               <a:graphicFrameLocks xmlns:a="http://schemas.openxmlformats.org/drawingml/2006/main" noChangeAspect="1"/>
             </wp:cNvGraphicFramePr>
@@ -3545,8 +4137,10 @@
               <a:graphicData uri="http://schemas.openxmlformats.org/drawingml/2006/picture">
                 <pic:pic xmlns:pic="http://schemas.openxmlformats.org/drawingml/2006/picture">
                   <pic:nvPicPr>
-                    <pic:cNvPr id="6" name="Picture 6" descr="A group of people standing in front of a machine&#10;&#10;Description automatically generated"/>
-                    <pic:cNvPicPr/>
+                    <pic:cNvPr id="0" name="Picture 4"/>
+                    <pic:cNvPicPr>
+                      <a:picLocks noChangeAspect="1" noChangeArrowheads="1"/>
+                    </pic:cNvPicPr>
                   </pic:nvPicPr>
                   <pic:blipFill>
                     <a:blip r:embed="rId17">
@@ -3556,18 +4150,20 @@
                         </a:ext>
                       </a:extLst>
                     </a:blip>
+                    <a:srcRect/>
                     <a:stretch>
                       <a:fillRect/>
                     </a:stretch>
                   </pic:blipFill>
-                  <pic:spPr>
+                  <pic:spPr bwMode="auto">
                     <a:xfrm>
                       <a:off x="0" y="0"/>
-                      <a:ext cx="4548168" cy="3032112"/>
+                      <a:ext cx="4981575" cy="3676650"/>
                     </a:xfrm>
                     <a:prstGeom prst="rect">
                       <a:avLst/>
                     </a:prstGeom>
+                    <a:noFill/>
                   </pic:spPr>
                 </pic:pic>
               </a:graphicData>
@@ -3624,18 +4220,22 @@
         <w:fldChar w:fldCharType="end"/>
       </w:r>
       <w:r>
-        <w:t>: Bệnh viện Đa khoa Đống Đa đã lắp đặt tại sảnh khoa Khám bệnh một máy đăng ký khám bệnh và phát số tự động sử dụng CCCD gắn chíp và nhận diện khuôn mặt</w:t>
-      </w:r>
-      <w:r>
-        <w:t>.</w:t>
+        <w:t xml:space="preserve">: </w:t>
+      </w:r>
+      <w:r>
+        <w:t>Nhiều ca bệnh khó tại BVĐk tỉnh đã được hội chẩn, lên phác đồ điều trị thành công thông qua các buổi khám chữa bệnh từ xa với các bệnh viện tuyến trên.</w:t>
+      </w:r>
+      <w:r>
+        <w:t xml:space="preserve"> (Ảnh: Cổng thông tin điện tử Hà Tĩnh)</w:t>
       </w:r>
     </w:p>
     <w:p>
       <w:pPr>
         <w:pStyle w:val="Heading2"/>
       </w:pPr>
-      <w:bookmarkStart w:id="5" w:name="_Toc210110121"/>
-      <w:r>
+      <w:bookmarkStart w:id="5" w:name="_Toc210137201"/>
+      <w:r>
+        <w:lastRenderedPageBreak/>
         <w:t>Thiết bị cân điện tử thông minh và tiềm năng ứng dụng</w:t>
       </w:r>
       <w:bookmarkEnd w:id="5"/>
@@ -3645,8 +4245,31 @@
         <w:pStyle w:val="Chubinhthuong"/>
       </w:pPr>
       <w:r>
-        <w:t xml:space="preserve">Thị trường cân sức khỏe thông minh hiện nay đang ngày càng đa dạng với nhiều lựa chọn hấp dẫn như </w:t>
-      </w:r>
+        <w:t xml:space="preserve">Thị trường thiết bị cân sức khỏe thông minh đang phát triển mạnh mẽ trong vài năm gần đây, phản ánh xu thế chung của y tế số (digital health) và chăm sóc sức khỏe cá nhân hóa. Các sản phẩm như </w:t>
+      </w:r>
+      <w:r>
+        <w:rPr>
+          <w:rStyle w:val="Strong"/>
+        </w:rPr>
+        <w:t>Xiaomi Smart Scale 2</w:t>
+      </w:r>
+      <w:r>
+        <w:t xml:space="preserve"> hay </w:t>
+      </w:r>
+      <w:r>
+        <w:rPr>
+          <w:rStyle w:val="Strong"/>
+        </w:rPr>
+        <w:t>CRENOT Gofit S2</w:t>
+      </w:r>
+      <w:r>
+        <w:t xml:space="preserve"> đã và đang chiếm lĩnh thị trường nhờ tích hợp nhiều công nghệ hiện đại, giúp người dùng không chỉ theo dõi cân nặng cơ bản mà còn tiếp cận được những thông tin chi tiết về tình trạng cơ thể. Điều này góp phần nâng cao ý thức quản lý sức khỏe chủ động trong cộng đồng, phù hợp với định hướng phát triển của y học dự phòng và chăm sóc sức khỏe toàn diện.</w:t>
+      </w:r>
+    </w:p>
+    <w:p>
+      <w:pPr>
+        <w:pStyle w:val="Chubinhthuong"/>
+      </w:pPr>
       <w:r>
         <w:rPr>
           <w:b/>
@@ -3655,36 +4278,7 @@
         <w:t>Xiaomi Smart Scale 2</w:t>
       </w:r>
       <w:r>
-        <w:t xml:space="preserve"> và </w:t>
-      </w:r>
-      <w:r>
-        <w:rPr>
-          <w:b/>
-          <w:bCs/>
-        </w:rPr>
-        <w:t>CRENOT Gofit S2</w:t>
-      </w:r>
-      <w:r>
-        <w:t xml:space="preserve">. Cả hai </w:t>
-      </w:r>
-      <w:r>
-        <w:lastRenderedPageBreak/>
-        <w:t>thiết bị này đều được trang bị công nghệ hiện đại, giúp người dùng theo dõi sức khỏe một cách chính xác và tiện lợi.</w:t>
-      </w:r>
-    </w:p>
-    <w:p>
-      <w:pPr>
-        <w:pStyle w:val="Chubinhthuong"/>
-      </w:pPr>
-      <w:r>
-        <w:rPr>
-          <w:b/>
-          <w:bCs/>
-        </w:rPr>
-        <w:t>Xiaomi Smart Scale 2</w:t>
-      </w:r>
-      <w:r>
-        <w:t xml:space="preserve"> nổi bật với thiết kế đơn giản, hiện đại và khả năng kết nối nhanh chóng với ứng dụng Mi Fit. Thiết bị này cho phép người dùng đo được nhiều chỉ số cơ thể quan trọng như cân nặng, chỉ số khối cơ thể (BMI), tỷ lệ mỡ trong cơ thể, lượng nước trong cơ thể và khối lượng xương. Bên cạnh đó, Xiaomi Smart Scale 2 còn có khả năng nhận diện tới 16 người dùng khác nhau, rất phù hợp với những gia đình đông thành viên.</w:t>
+        <w:t xml:space="preserve"> nổi bật với thiết kế tối giản, hiện đại và khả năng kết nối nhanh chóng với ứng dụng Mi Fit. Thiết bị hỗ trợ đo lường nhiều chỉ số quan trọng như cân nặng, chỉ số khối cơ thể (BMI), tỷ lệ mỡ và nước trong cơ thể, cũng như khối lượng xương. Đặc biệt, sản phẩm có thể nhận diện đến 16 người dùng khác nhau, rất phù hợp với các gia đình nhiều thành viên hoặc nhóm sử dụng chung. </w:t>
       </w:r>
     </w:p>
     <w:p>
@@ -3697,10 +4291,10 @@
           <w:noProof/>
         </w:rPr>
         <w:drawing>
-          <wp:inline distT="0" distB="0" distL="0" distR="0" wp14:anchorId="2836D7CD" wp14:editId="63DBC62F">
-            <wp:extent cx="4701261" cy="2609850"/>
-            <wp:effectExtent l="0" t="0" r="4445" b="0"/>
-            <wp:docPr id="7" name="Picture 7" descr="A white electronic device with text&#10;&#10;Description automatically generated"/>
+          <wp:inline distT="0" distB="0" distL="0" distR="0" wp14:anchorId="2F09A1F8" wp14:editId="6E2DB6D8">
+            <wp:extent cx="3790950" cy="3790950"/>
+            <wp:effectExtent l="0" t="0" r="0" b="0"/>
+            <wp:docPr id="17" name="Picture 17"/>
             <wp:cNvGraphicFramePr>
               <a:graphicFrameLocks xmlns:a="http://schemas.openxmlformats.org/drawingml/2006/main" noChangeAspect="1"/>
             </wp:cNvGraphicFramePr>
@@ -3708,29 +4302,33 @@
               <a:graphicData uri="http://schemas.openxmlformats.org/drawingml/2006/picture">
                 <pic:pic xmlns:pic="http://schemas.openxmlformats.org/drawingml/2006/picture">
                   <pic:nvPicPr>
-                    <pic:cNvPr id="7" name="Picture 7" descr="A white electronic device with text&#10;&#10;Description automatically generated"/>
-                    <pic:cNvPicPr/>
+                    <pic:cNvPr id="0" name="Picture 5"/>
+                    <pic:cNvPicPr>
+                      <a:picLocks noChangeAspect="1" noChangeArrowheads="1"/>
+                    </pic:cNvPicPr>
                   </pic:nvPicPr>
                   <pic:blipFill>
-                    <a:blip r:embed="rId18">
+                    <a:blip r:embed="rId18" cstate="print">
                       <a:extLst>
                         <a:ext uri="{28A0092B-C50C-407E-A947-70E740481C1C}">
                           <a14:useLocalDpi xmlns:a14="http://schemas.microsoft.com/office/drawing/2010/main" val="0"/>
                         </a:ext>
                       </a:extLst>
                     </a:blip>
+                    <a:srcRect/>
                     <a:stretch>
                       <a:fillRect/>
                     </a:stretch>
                   </pic:blipFill>
-                  <pic:spPr>
+                  <pic:spPr bwMode="auto">
                     <a:xfrm>
                       <a:off x="0" y="0"/>
-                      <a:ext cx="4715035" cy="2617496"/>
+                      <a:ext cx="3790950" cy="3790950"/>
                     </a:xfrm>
                     <a:prstGeom prst="rect">
                       <a:avLst/>
                     </a:prstGeom>
+                    <a:noFill/>
                   </pic:spPr>
                 </pic:pic>
               </a:graphicData>
@@ -3798,17 +4396,21 @@
         <w:pStyle w:val="Chubinhthuong"/>
       </w:pPr>
       <w:r>
-        <w:t xml:space="preserve">Trong khi đó, </w:t>
+        <w:lastRenderedPageBreak/>
+        <w:t>Ngược lại</w:t>
+      </w:r>
+      <w:r>
+        <w:t>,</w:t>
       </w:r>
       <w:r>
         <w:rPr>
           <w:b/>
           <w:bCs/>
         </w:rPr>
-        <w:t>CRENOT Gofit S2</w:t>
-      </w:r>
-      <w:r>
-        <w:t xml:space="preserve"> lại gây ấn tượng với độ chính xác cao nhờ sử dụng công nghệ phân tích trở kháng điện sinh học (BIA) kết hợp với chip cảm biến ZeroVar. Thiết bị này cung cấp một danh sách dài các chỉ số sức khỏe chi tiết hơn, giúp người dùng có cái nhìn toàn diện về tình trạng cơ thể của mình. Ngoài ra, CRENOT Gofit S2 còn có khả năng đồng bộ dữ liệu với nhiều ứng dụng sức khỏe khác nhau, tạo điều kiện cho người dùng quản lý thông tin một cách linh hoạt.</w:t>
+        <w:t xml:space="preserve"> CRENOT Gofit S2</w:t>
+      </w:r>
+      <w:r>
+        <w:t xml:space="preserve"> nổi bật nhờ độ chính xác và mức độ phân tích chuyên sâu khi kết hợp công nghệ trở kháng điện sinh học (BIA) với cảm biến thế hệ mới. Thiết bị cung cấp danh mục chỉ số đa dạng và có khả năng đồng bộ với nhiều nền tảng khác nhau, tạo điều kiện thuận lợi cho việc quản lý dữ liệu sức khỏe một cách linh hoạt và toàn diện.</w:t>
       </w:r>
     </w:p>
     <w:p>
@@ -3820,12 +4422,11 @@
         <w:rPr>
           <w:noProof/>
         </w:rPr>
-        <w:lastRenderedPageBreak/>
         <w:drawing>
-          <wp:inline distT="0" distB="0" distL="0" distR="0" wp14:anchorId="6CFAB491" wp14:editId="507CEA98">
-            <wp:extent cx="4148486" cy="4133850"/>
-            <wp:effectExtent l="0" t="0" r="4445" b="0"/>
-            <wp:docPr id="8" name="Picture 8" descr="A white scale with buttons on it&#10;&#10;Description automatically generated"/>
+          <wp:inline distT="0" distB="0" distL="0" distR="0" wp14:anchorId="06E84B4A" wp14:editId="518F652D">
+            <wp:extent cx="5434541" cy="4075906"/>
+            <wp:effectExtent l="0" t="0" r="0" b="1270"/>
+            <wp:docPr id="18" name="Picture 18"/>
             <wp:cNvGraphicFramePr>
               <a:graphicFrameLocks xmlns:a="http://schemas.openxmlformats.org/drawingml/2006/main" noChangeAspect="1"/>
             </wp:cNvGraphicFramePr>
@@ -3833,8 +4434,10 @@
               <a:graphicData uri="http://schemas.openxmlformats.org/drawingml/2006/picture">
                 <pic:pic xmlns:pic="http://schemas.openxmlformats.org/drawingml/2006/picture">
                   <pic:nvPicPr>
-                    <pic:cNvPr id="8" name="Picture 8" descr="A white scale with buttons on it&#10;&#10;Description automatically generated"/>
-                    <pic:cNvPicPr/>
+                    <pic:cNvPr id="0" name="Picture 6"/>
+                    <pic:cNvPicPr>
+                      <a:picLocks noChangeAspect="1" noChangeArrowheads="1"/>
+                    </pic:cNvPicPr>
                   </pic:nvPicPr>
                   <pic:blipFill>
                     <a:blip r:embed="rId19" cstate="print">
@@ -3844,18 +4447,20 @@
                         </a:ext>
                       </a:extLst>
                     </a:blip>
+                    <a:srcRect/>
                     <a:stretch>
                       <a:fillRect/>
                     </a:stretch>
                   </pic:blipFill>
-                  <pic:spPr>
+                  <pic:spPr bwMode="auto">
                     <a:xfrm>
                       <a:off x="0" y="0"/>
-                      <a:ext cx="4151346" cy="4136700"/>
+                      <a:ext cx="5464212" cy="4098160"/>
                     </a:xfrm>
                     <a:prstGeom prst="rect">
                       <a:avLst/>
                     </a:prstGeom>
+                    <a:noFill/>
                   </pic:spPr>
                 </pic:pic>
               </a:graphicData>
@@ -3923,34 +4528,69 @@
         <w:pStyle w:val="Chubinhthuong"/>
       </w:pPr>
       <w:r>
-        <w:t>Xây dựng hệ thống chăm sóc sức khỏe điện tử với thiết bị cân điện tử sức khoẻ thông minh không chỉ mang lại những lợi ích cho cá nhân người sử dụng, mà còn đóng góp vào quá trình quản lý sức khỏe cộng đồng tại Việt Nam. Hệ thống này sẽ tận dụng dữ liệu được thu thập từ các thiết bị để cung cấp thông tin tổng quan về sức khỏe, giúp người dùng để phát hiện sớm những thay đổi tiêu cực trong cơ thể và có các biện pháp can thiệp kịp thời.</w:t>
-      </w:r>
-    </w:p>
-    <w:p>
-      <w:pPr>
-        <w:pStyle w:val="Chubinhthuong"/>
-      </w:pPr>
-      <w:r>
-        <w:t xml:space="preserve">Ngoài ra, hệ thống còn có thể tích hợp với các nền tảng khác như điện thoại thông minh, máy tính bảng và máy tính cá nhân thông qua các ứng dụng y tế hoặc nền tảng quản lý sức khỏe từ xa. Dữ liệu từ thiết bị cân thông minh được truyền qua kết nối Bluetooth hoặc Wi-Fi đến các ứng dụng quản lý sức khỏe, từ đó được lưu trữ trên hệ thống đám mây. Nhờ vào việc sử dụng trí tuệ nhân tạo (AI) và các công cụ phân tích dữ liệu lớn (Big Data), hệ thống có khả năng phân tích, đưa ra các gợi ý về </w:t>
-      </w:r>
+        <w:t>Việc ứng dụng cân sức khỏe thông minh trong các hệ thống chăm sóc sức khỏe điện tử không chỉ mang lại lợi ích cho từng cá nhân mà còn đóng góp đáng kể vào quản lý sức khỏe cộng đồng. Dữ liệu thu thập từ thiết bị có thể được tổng hợp, phân tích và chuyển đổi thành các thông tin hữu ích, hỗ trợ phát hiện sớm các bất thường và đưa ra khuyến nghị can thiệp kịp thời. Các thiết bị này thường được kết nối với điện thoại thông minh hoặc máy tính bảng qua Bluetooth hoặc Wi-Fi, dữ liệu sau đó được lưu trữ trên nền tảng đám mây, giúp truy cập và phân tích dễ dàng hơn.</w:t>
+      </w:r>
+    </w:p>
+    <w:p>
+      <w:pPr>
+        <w:pStyle w:val="Chubinhthuong"/>
+      </w:pPr>
       <w:r>
         <w:lastRenderedPageBreak/>
-        <w:t xml:space="preserve">sức khỏe, từ khuyến nghị về chế độ ăn uống, tập luyện cho đến các cảnh báo về nguy cơ bệnh tật. </w:t>
-      </w:r>
-    </w:p>
-    <w:p>
-      <w:pPr>
-        <w:pStyle w:val="Chubinhthuong"/>
-      </w:pPr>
-      <w:r>
-        <w:t>Với xu hướng chuyển đổi số tại Việt Nam, hệ thống này còn có tiềm năng tích hợp với các hệ thống quản lý y tế cộng đồng, giúp các cơ sở y tế và bệnh viện dễ dàng theo dõi sức khỏe từ xa của bệnh nhân, đặc biệt là các bệnh nhân mắc bệnh mãn tính như tiểu đường, huyết áp cao hay béo phì. Điều này sẽ giảm tải áp lực cho hệ thống y tế, đặc biệt trong bối cảnh bệnh viện và các cơ sở y tế đang quá tải do số lượng bệnh nhân lớn.</w:t>
+        <w:t xml:space="preserve">Với sự hỗ trợ của </w:t>
+      </w:r>
+      <w:r>
+        <w:rPr>
+          <w:b/>
+          <w:bCs/>
+        </w:rPr>
+        <w:t>trí tuệ nhân tạo (AI)</w:t>
+      </w:r>
+      <w:r>
+        <w:t xml:space="preserve"> và </w:t>
+      </w:r>
+      <w:r>
+        <w:rPr>
+          <w:b/>
+          <w:bCs/>
+        </w:rPr>
+        <w:t>phân tích dữ liệu lớn (Big Data)</w:t>
+      </w:r>
+      <w:r>
+        <w:t>, các hệ thống chăm sóc sức khỏe thông minh có khả năng cung cấp các gợi ý cá nhân hóa, từ chế độ ăn uống, luyện tập, cho đến cảnh báo nguy cơ bệnh tật. Đây là bước tiến quan trọng trong việc xây dựng mô hình y tế dự phòng, hướng tới chăm sóc sức khỏe toàn diện, chủ động và bền vững.</w:t>
+      </w:r>
+    </w:p>
+    <w:p>
+      <w:pPr>
+        <w:pStyle w:val="Chubinhthuong"/>
+      </w:pPr>
+      <w:r>
+        <w:t xml:space="preserve">Trong bối cảnh </w:t>
+      </w:r>
+      <w:r>
+        <w:rPr>
+          <w:b/>
+          <w:bCs/>
+        </w:rPr>
+        <w:t>chuyển đổi số y tế tại Việt Nam</w:t>
+      </w:r>
+      <w:r>
+        <w:t>, cân sức khỏe thông minh còn có tiềm năng tích hợp với các hệ thống quản lý hồ sơ y tế từ xa, tạo điều kiện cho các cơ sở y tế giám sát bệnh nhân, đặc biệt là người mắc bệnh mạn tính như tiểu đường, tăng huyết áp hoặc béo phì. Việc theo dõi sức khỏe từ xa không chỉ giảm tải áp lực cho bệnh viện mà còn nâng cao chất lượng chăm sóc, giúp bệnh nhân duy trì lối sống lành mạnh dưới sự hỗ trợ liên tục của công nghệ.</w:t>
+      </w:r>
+    </w:p>
+    <w:p>
+      <w:pPr>
+        <w:pStyle w:val="Chubinhthuong"/>
+      </w:pPr>
+      <w:r>
+        <w:t>Ngoài ra, các hướng nghiên cứu và phát triển trong lĩnh vực này tập trung vào việc nâng cao độ chính xác của phép đo, tối ưu hóa trải nghiệm người dùng, đảm bảo tính bảo mật và quyền riêng tư của dữ liệu cá nhân. Đồng thời, xu hướng kết hợp thiết bị IoT, nền tảng đám mây và các mô hình phân tích thông minh hứa hẹn mở rộng khả năng ứng dụng trong nhiều lĩnh vực khác nhau, từ y học dự phòng đến chăm sóc sức khỏe cộng đồng quy mô lớn.</w:t>
       </w:r>
     </w:p>
     <w:p>
       <w:pPr>
         <w:pStyle w:val="Heading2"/>
       </w:pPr>
-      <w:bookmarkStart w:id="6" w:name="_Toc210110122"/>
+      <w:bookmarkStart w:id="6" w:name="_Toc210137202"/>
       <w:r>
         <w:t>Các hệ thống tham chiếu trong nghiên cứu</w:t>
       </w:r>
@@ -3960,7 +4600,7 @@
       <w:pPr>
         <w:pStyle w:val="Heading3"/>
       </w:pPr>
-      <w:bookmarkStart w:id="7" w:name="_Toc210110123"/>
+      <w:bookmarkStart w:id="7" w:name="_Toc210137203"/>
       <w:r>
         <w:t>Cân thông minh Xiaomi Body Scale S400</w:t>
       </w:r>
@@ -3971,7 +4611,7 @@
         <w:pStyle w:val="Chubinhthuong"/>
       </w:pPr>
       <w:r>
-        <w:t>Xiaomi Body Scale S400 là sản phẩm được người tiêu dùng sử dụng rộng rãi và vô cùng phổ biến ở thị trường trong và ngoài nước cũng là một trong những thiết bị thông minh đáng chú ý trong hệ sinh thái Xiaomi, được thiết kế để trở thành thiết bị chăm sóc sức khoẻ đáng tin cậy cho mỗi thành viên trong gia đình. Với thiết kế hiện đại và khả năng đo lường chính xác, sản phẩm này mang đến cho người dùng cái nhìn sâu sắc về tình trạng sức khỏe của bản thân, từ đó hỗ trợ xây dựng một lối sống lành mạnh và bền vững.</w:t>
+        <w:t>Xiaomi Body Scale S400 hiện đang là một trong những sản phẩm được người tiêu dùng tin dùng rộng rãi tại cả thị trường trong nước và quốc tế. Đây không chỉ là một thiết bị đo lường thông thường, mà còn được thiết kế như một công cụ chăm sóc sức khỏe toàn diện, phù hợp với nhu cầu của từng cá nhân cũng như các hộ gia đình. Với thiết kế hiện đại, sang trọng và khả năng đo lường có độ chính xác cao, sản phẩm mang đến cho người dùng cái nhìn sâu hơn về tình trạng sức khỏe tổng thể, qua đó hỗ trợ hình thành lối sống lành mạnh và duy trì sự bền vững trong chăm sóc sức khỏe cá nhân.</w:t>
       </w:r>
     </w:p>
     <w:p>
@@ -3985,10 +4625,10 @@
         </w:rPr>
         <w:lastRenderedPageBreak/>
         <w:drawing>
-          <wp:inline distT="0" distB="0" distL="0" distR="0" wp14:anchorId="005822FD" wp14:editId="4178ABB5">
-            <wp:extent cx="3829050" cy="3829050"/>
+          <wp:inline distT="0" distB="0" distL="0" distR="0" wp14:anchorId="1E9E7259" wp14:editId="74B2A2E3">
+            <wp:extent cx="4286250" cy="4286250"/>
             <wp:effectExtent l="0" t="0" r="0" b="0"/>
-            <wp:docPr id="9" name="Picture 9" descr="A white electronic scale on a wood surface&#10;&#10;Description automatically generated"/>
+            <wp:docPr id="20" name="Picture 20"/>
             <wp:cNvGraphicFramePr>
               <a:graphicFrameLocks xmlns:a="http://schemas.openxmlformats.org/drawingml/2006/main" noChangeAspect="1"/>
             </wp:cNvGraphicFramePr>
@@ -3996,8 +4636,10 @@
               <a:graphicData uri="http://schemas.openxmlformats.org/drawingml/2006/picture">
                 <pic:pic xmlns:pic="http://schemas.openxmlformats.org/drawingml/2006/picture">
                   <pic:nvPicPr>
-                    <pic:cNvPr id="9" name="Picture 9" descr="A white electronic scale on a wood surface&#10;&#10;Description automatically generated"/>
-                    <pic:cNvPicPr/>
+                    <pic:cNvPr id="0" name="Picture 8"/>
+                    <pic:cNvPicPr>
+                      <a:picLocks noChangeAspect="1" noChangeArrowheads="1"/>
+                    </pic:cNvPicPr>
                   </pic:nvPicPr>
                   <pic:blipFill>
                     <a:blip r:embed="rId20">
@@ -4007,18 +4649,20 @@
                         </a:ext>
                       </a:extLst>
                     </a:blip>
+                    <a:srcRect/>
                     <a:stretch>
                       <a:fillRect/>
                     </a:stretch>
                   </pic:blipFill>
-                  <pic:spPr>
+                  <pic:spPr bwMode="auto">
                     <a:xfrm>
                       <a:off x="0" y="0"/>
-                      <a:ext cx="3829050" cy="3829050"/>
+                      <a:ext cx="4286250" cy="4286250"/>
                     </a:xfrm>
                     <a:prstGeom prst="rect">
                       <a:avLst/>
                     </a:prstGeom>
+                    <a:noFill/>
                   </pic:spPr>
                 </pic:pic>
               </a:graphicData>
@@ -4086,141 +4730,18 @@
         <w:pStyle w:val="Chubinhthuong"/>
       </w:pPr>
       <w:r>
-        <w:t>Không chỉ đơn thuần là một chiếc cân, Xiaomi Body Scale S400 còn là một công cụ phân tích cơ thể toàn diện. Thiết bị này cung cấp hơn 10 chỉ số sức khỏe quan trọng, bao gồm một số tính năng nổi bật như:</w:t>
-      </w:r>
-    </w:p>
-    <w:p>
-      <w:pPr>
-        <w:pStyle w:val="Chubinhthuong"/>
-        <w:numPr>
-          <w:ilvl w:val="0"/>
-          <w:numId w:val="21"/>
-        </w:numPr>
-      </w:pPr>
-      <w:r>
-        <w:rPr>
-          <w:b/>
-          <w:bCs/>
-        </w:rPr>
-        <w:t>Cân nặng:</w:t>
-      </w:r>
-      <w:r>
-        <w:t xml:space="preserve"> Theo dõi sự thay đổi cân nặng theo thời gian để đánh giá hiệu quả của quá trình giảm cân hoặc tăng cân.</w:t>
-      </w:r>
-    </w:p>
-    <w:p>
-      <w:pPr>
-        <w:pStyle w:val="Chubinhthuong"/>
-        <w:numPr>
-          <w:ilvl w:val="0"/>
-          <w:numId w:val="21"/>
-        </w:numPr>
-      </w:pPr>
-      <w:r>
-        <w:rPr>
-          <w:b/>
-          <w:bCs/>
-        </w:rPr>
-        <w:t>Chỉ số khối cơ thể (BMI)</w:t>
-      </w:r>
-      <w:r>
-        <w:t>: Đánh giá tình trạng cân nặng có phù hợp với chiều cao hay không, từ đó xác định nguy cơ mắc các bệnh liên quan đến béo phì hoặc suy dinh dưỡng.</w:t>
-      </w:r>
-    </w:p>
-    <w:p>
-      <w:pPr>
-        <w:pStyle w:val="Chubinhthuong"/>
-        <w:numPr>
-          <w:ilvl w:val="0"/>
-          <w:numId w:val="21"/>
-        </w:numPr>
-      </w:pPr>
-      <w:r>
-        <w:rPr>
-          <w:b/>
-          <w:bCs/>
-        </w:rPr>
-        <w:t>Tỷ lệ mỡ cơ thể:</w:t>
-      </w:r>
-      <w:r>
-        <w:t xml:space="preserve"> Cho biết lượng mỡ trong cơ thể, giúp bạn điều chỉnh chế độ ăn uống và tập luyện để đạt được tỷ lệ mỡ lý tưởng.</w:t>
-      </w:r>
-    </w:p>
-    <w:p>
-      <w:pPr>
-        <w:pStyle w:val="Chubinhthuong"/>
-        <w:numPr>
-          <w:ilvl w:val="0"/>
-          <w:numId w:val="21"/>
-        </w:numPr>
-      </w:pPr>
-      <w:r>
-        <w:rPr>
-          <w:b/>
-          <w:bCs/>
-        </w:rPr>
-        <w:t>Tỷ lệ cơ bắp:</w:t>
-      </w:r>
-      <w:r>
-        <w:t xml:space="preserve"> Đánh giá khối lượng cơ, giúp bạn theo dõi sự phát triển cơ bắp và xây dựng cơ thể săn chắc.</w:t>
-      </w:r>
-    </w:p>
-    <w:p>
-      <w:pPr>
-        <w:pStyle w:val="Chubinhthuong"/>
-        <w:numPr>
-          <w:ilvl w:val="0"/>
-          <w:numId w:val="21"/>
-        </w:numPr>
-      </w:pPr>
-      <w:r>
-        <w:rPr>
-          <w:b/>
-          <w:bCs/>
-        </w:rPr>
-        <w:lastRenderedPageBreak/>
-        <w:t>Khối lượng xương:</w:t>
-      </w:r>
-      <w:r>
-        <w:t xml:space="preserve"> Giúp bạn theo dõi sức khỏe xương và phòng ngừa các bệnh về xương khớp.</w:t>
-      </w:r>
-    </w:p>
-    <w:p>
-      <w:pPr>
-        <w:pStyle w:val="Chubinhthuong"/>
-        <w:numPr>
-          <w:ilvl w:val="0"/>
-          <w:numId w:val="21"/>
-        </w:numPr>
-      </w:pPr>
-      <w:r>
-        <w:rPr>
-          <w:b/>
-          <w:bCs/>
-        </w:rPr>
-        <w:t>Tỷ lệ nước trong cơ thể:</w:t>
-      </w:r>
-      <w:r>
-        <w:t xml:space="preserve"> Cho biết lượng nước trong cơ thể, giúp bạn điều chỉnh lượng nước uống hàng ngày để duy trì sự cân bằng điện giải.</w:t>
-      </w:r>
-    </w:p>
-    <w:p>
-      <w:pPr>
-        <w:pStyle w:val="Chubinhthuong"/>
-        <w:numPr>
-          <w:ilvl w:val="0"/>
-          <w:numId w:val="21"/>
-        </w:numPr>
-      </w:pPr>
-      <w:r>
-        <w:rPr>
-          <w:b/>
-          <w:bCs/>
-        </w:rPr>
-        <w:t>Và nhiều chỉ số khác:</w:t>
-      </w:r>
-      <w:r>
-        <w:t xml:space="preserve"> Như khối lượng nội tạng, tuổi cơ thể, v.v., giúp bạn hiểu rõ hơn về tình trạng sức khỏe của mình.</w:t>
+        <w:t xml:space="preserve">Khác với cân cơ học truyền thống, Xiaomi Body Scale S400 được xem như một </w:t>
+      </w:r>
+      <w:r>
+        <w:rPr>
+          <w:rStyle w:val="Strong"/>
+          <w:b w:val="0"/>
+          <w:bCs w:val="0"/>
+        </w:rPr>
+        <w:t>thiết bị phân tích cơ thể đa chức năng</w:t>
+      </w:r>
+      <w:r>
+        <w:t>. Sản phẩm cung cấp hơn 10 chỉ số sức khỏe quan trọng, trong đó có nhiều thông số được các chuyên gia y tế và dinh dưỡng đặc biệt quan tâm: cân nặng, chỉ số khối cơ thể (BMI), tỷ lệ mỡ, khối lượng cơ bắp, khối lượng xương, tỷ lệ nước trong cơ thể, cùng nhiều chỉ số nâng cao như tuổi cơ thể hoặc khối lượng nội tạng. Việc theo dõi đồng thời nhiều chỉ số này giúp người dùng nắm bắt chính xác hơn tình trạng hiện tại, từ đó dễ dàng điều chỉnh chế độ ăn uống và luyện tập theo mục tiêu cá nhân.</w:t>
       </w:r>
     </w:p>
     <w:p>
@@ -4233,11 +4754,12 @@
         <w:rPr>
           <w:noProof/>
         </w:rPr>
+        <w:lastRenderedPageBreak/>
         <w:drawing>
-          <wp:inline distT="0" distB="0" distL="0" distR="0" wp14:anchorId="28CC2FE2" wp14:editId="6FD85AF2">
-            <wp:extent cx="4314825" cy="4314825"/>
-            <wp:effectExtent l="0" t="0" r="9525" b="9525"/>
-            <wp:docPr id="10" name="Picture 10" descr="A screenshot of a computer&#10;&#10;Description automatically generated"/>
+          <wp:inline distT="0" distB="0" distL="0" distR="0" wp14:anchorId="13B8107B" wp14:editId="1DB52060">
+            <wp:extent cx="4914900" cy="3056616"/>
+            <wp:effectExtent l="0" t="0" r="0" b="0"/>
+            <wp:docPr id="19" name="Picture 19"/>
             <wp:cNvGraphicFramePr>
               <a:graphicFrameLocks xmlns:a="http://schemas.openxmlformats.org/drawingml/2006/main" noChangeAspect="1"/>
             </wp:cNvGraphicFramePr>
@@ -4245,29 +4767,33 @@
               <a:graphicData uri="http://schemas.openxmlformats.org/drawingml/2006/picture">
                 <pic:pic xmlns:pic="http://schemas.openxmlformats.org/drawingml/2006/picture">
                   <pic:nvPicPr>
-                    <pic:cNvPr id="10" name="Picture 10" descr="A screenshot of a computer&#10;&#10;Description automatically generated"/>
-                    <pic:cNvPicPr/>
+                    <pic:cNvPr id="0" name="Picture 7"/>
+                    <pic:cNvPicPr>
+                      <a:picLocks noChangeAspect="1" noChangeArrowheads="1"/>
+                    </pic:cNvPicPr>
                   </pic:nvPicPr>
                   <pic:blipFill>
-                    <a:blip r:embed="rId21">
+                    <a:blip r:embed="rId21" cstate="print">
                       <a:extLst>
                         <a:ext uri="{28A0092B-C50C-407E-A947-70E740481C1C}">
                           <a14:useLocalDpi xmlns:a14="http://schemas.microsoft.com/office/drawing/2010/main" val="0"/>
                         </a:ext>
                       </a:extLst>
                     </a:blip>
+                    <a:srcRect/>
                     <a:stretch>
                       <a:fillRect/>
                     </a:stretch>
                   </pic:blipFill>
-                  <pic:spPr>
+                  <pic:spPr bwMode="auto">
                     <a:xfrm>
                       <a:off x="0" y="0"/>
-                      <a:ext cx="4314825" cy="4314825"/>
+                      <a:ext cx="4940006" cy="3072230"/>
                     </a:xfrm>
                     <a:prstGeom prst="rect">
                       <a:avLst/>
                     </a:prstGeom>
+                    <a:noFill/>
                   </pic:spPr>
                 </pic:pic>
               </a:graphicData>
@@ -4324,15 +4850,31 @@
         <w:fldChar w:fldCharType="end"/>
       </w:r>
       <w:r>
-        <w:t>:Sự đa dạng các thông số mà hệ thống cân S400 có thể đo được</w:t>
-      </w:r>
-    </w:p>
-    <w:p>
-      <w:pPr>
-        <w:pStyle w:val="Chubinhthuong"/>
-      </w:pPr>
-      <w:r>
-        <w:t>Cân thông minh Xiaomi Body Scale S400 có thể kết nối với ứng dụng Mi Fit hoặc Zepp Life thông qua Bluetooth. Nhờ đó, người dùng có thể:</w:t>
+        <w:t>:</w:t>
+      </w:r>
+      <w:r>
+        <w:t xml:space="preserve"> </w:t>
+      </w:r>
+      <w:r>
+        <w:t>Sự đa dạng các thông số mà hệ thống cân S400 có thể đo được</w:t>
+      </w:r>
+    </w:p>
+    <w:p>
+      <w:pPr>
+        <w:pStyle w:val="Chubinhthuong"/>
+      </w:pPr>
+      <w:r>
+        <w:t xml:space="preserve">Một điểm đáng chú ý là khả năng </w:t>
+      </w:r>
+      <w:r>
+        <w:rPr>
+          <w:b/>
+          <w:bCs/>
+        </w:rPr>
+        <w:t>kết nối ứng dụng thông minh</w:t>
+      </w:r>
+      <w:r>
+        <w:t>. Xiaomi Body Scale S400 hỗ trợ đồng bộ với ứng dụng Mi Fit hoặc Zepp Life qua Bluetooth, cho phép:</w:t>
       </w:r>
     </w:p>
     <w:p>
@@ -4340,18 +4882,11 @@
         <w:pStyle w:val="Chubinhthuong"/>
         <w:numPr>
           <w:ilvl w:val="0"/>
-          <w:numId w:val="21"/>
+          <w:numId w:val="31"/>
         </w:numPr>
       </w:pPr>
       <w:r>
-        <w:rPr>
-          <w:b/>
-          <w:bCs/>
-        </w:rPr>
-        <w:t>Theo dõi dữ liệu theo thời gian thực:</w:t>
-      </w:r>
-      <w:r>
-        <w:t xml:space="preserve"> Quan sát sự thay đổi của các chỉ số sức khỏe qua từng ngày, tuần hoặc tháng.</w:t>
+        <w:t>Theo dõi dữ liệu theo thời gian thực và quan sát xu hướng thay đổi trong ngắn hạn hoặc dài hạn.</w:t>
       </w:r>
     </w:p>
     <w:p>
@@ -4359,19 +4894,11 @@
         <w:pStyle w:val="Chubinhthuong"/>
         <w:numPr>
           <w:ilvl w:val="0"/>
-          <w:numId w:val="21"/>
+          <w:numId w:val="31"/>
         </w:numPr>
       </w:pPr>
       <w:r>
-        <w:rPr>
-          <w:b/>
-          <w:bCs/>
-        </w:rPr>
-        <w:lastRenderedPageBreak/>
-        <w:t>Trực quan hóa kết quả:</w:t>
-      </w:r>
-      <w:r>
-        <w:t xml:space="preserve"> Biểu đồ và đồ thị trực quan giúp bạn dễ dàng nắm bắt tình hình sức khỏe của mình.</w:t>
+        <w:t>Trực quan hóa kết quả thông qua biểu đồ và đồ thị, giúp việc đánh giá sức khỏe trở nên dễ hiểu và rõ ràng hơn.</w:t>
       </w:r>
     </w:p>
     <w:p>
@@ -4379,18 +4906,11 @@
         <w:pStyle w:val="Chubinhthuong"/>
         <w:numPr>
           <w:ilvl w:val="0"/>
-          <w:numId w:val="21"/>
+          <w:numId w:val="31"/>
         </w:numPr>
       </w:pPr>
       <w:r>
-        <w:rPr>
-          <w:b/>
-          <w:bCs/>
-        </w:rPr>
-        <w:t>Nhận khuyến nghị cá nhân hóa:</w:t>
-      </w:r>
-      <w:r>
-        <w:t xml:space="preserve"> Ứng dụng sẽ đưa ra các gợi ý về chế độ ăn uống và tập luyện phù hợp với mục tiêu của bạn.</w:t>
+        <w:t>Cung cấp các khuyến nghị mang tính cá nhân hóa liên quan đến chế độ ăn uống, luyện tập hoặc nghỉ ngơi.</w:t>
       </w:r>
     </w:p>
     <w:p>
@@ -4398,18 +4918,11 @@
         <w:pStyle w:val="Chubinhthuong"/>
         <w:numPr>
           <w:ilvl w:val="0"/>
-          <w:numId w:val="21"/>
+          <w:numId w:val="31"/>
         </w:numPr>
       </w:pPr>
       <w:r>
-        <w:rPr>
-          <w:b/>
-          <w:bCs/>
-        </w:rPr>
-        <w:t>Chia sẻ dữ liệu với chuyên gia:</w:t>
-      </w:r>
-      <w:r>
-        <w:t xml:space="preserve"> Bạn có thể chia sẻ dữ liệu với bác sĩ hoặc chuyên gia dinh dưỡng để được tư vấn cụ thể hơn.</w:t>
+        <w:t>Chia sẻ dữ liệu cho bác sĩ, huấn luyện viên hoặc chuyên gia dinh dưỡng để nhận tư vấn chuyên sâu.</w:t>
       </w:r>
     </w:p>
     <w:p>
@@ -4422,6 +4935,7 @@
         <w:rPr>
           <w:noProof/>
         </w:rPr>
+        <w:lastRenderedPageBreak/>
         <w:drawing>
           <wp:inline distT="0" distB="0" distL="0" distR="0" wp14:anchorId="791A6CDB" wp14:editId="2C49F2E7">
             <wp:extent cx="3781425" cy="3781425"/>
@@ -4527,181 +5041,68 @@
         <w:pStyle w:val="Chubinhthuong"/>
       </w:pPr>
       <w:r>
-        <w:t>Xiaomi Body Scale S400 là một phần không thể thiếu trong hệ sinh thái nhà thông minh của Xiaomi. Người dùng có thể kết nối cân với các thiết bị khác như đồng hồ thông minh, điện thoại di động để tạo ra một hệ thống quản lý sức khỏe toàn diện.</w:t>
-      </w:r>
-    </w:p>
-    <w:p>
-      <w:pPr>
-        <w:pStyle w:val="Chubinhthuong"/>
+        <w:t xml:space="preserve">Bên cạnh vai trò là một thiết bị độc lập, Xiaomi Body Scale S400 còn nằm trong </w:t>
+      </w:r>
+      <w:r>
         <w:rPr>
           <w:b/>
           <w:bCs/>
         </w:rPr>
+        <w:t>hệ sinh thái nhà thông minh Xiaomi</w:t>
+      </w:r>
+      <w:r>
+        <w:t>, có thể kết nối với các thiết bị khác như đồng hồ thông minh hay điện thoại di động. Sự kết hợp này góp phần tạo nên một hệ thống quản lý sức khỏe toàn diện, cho phép người dùng giám sát cơ thể ở nhiều khía cạnh và trong nhiều bối cảnh sinh hoạt khác nhau.</w:t>
+      </w:r>
+    </w:p>
+    <w:p>
+      <w:pPr>
+        <w:pStyle w:val="Chubinhthuong"/>
       </w:pPr>
       <w:r>
         <w:rPr>
           <w:b/>
           <w:bCs/>
         </w:rPr>
-        <w:t>Ưu điểm nổi bật:</w:t>
-      </w:r>
-    </w:p>
-    <w:p>
-      <w:pPr>
-        <w:pStyle w:val="Chubinhthuong"/>
-        <w:numPr>
-          <w:ilvl w:val="0"/>
-          <w:numId w:val="21"/>
-        </w:numPr>
-      </w:pPr>
+        <w:t>Ưu điểm nổi bật của Xiaomi Body Scale S400</w:t>
+      </w:r>
+      <w:r>
+        <w:t xml:space="preserve"> có thể kể đến là: thiết kế tinh tế, dễ sử dụng, độ chính xác cao, khả năng nhận diện nhiều người dùng và giá thành cạnh tranh so với các sản phẩm cùng phân khúc. Tuy nhiên, sản phẩm vẫn tồn tại </w:t>
+      </w:r>
       <w:r>
         <w:rPr>
           <w:b/>
           <w:bCs/>
         </w:rPr>
-        <w:t>Thiết kế hiện đại, sang trọng:</w:t>
-      </w:r>
-      <w:r>
-        <w:t xml:space="preserve"> Phù hợp với mọi không gian sống.</w:t>
-      </w:r>
-    </w:p>
-    <w:p>
-      <w:pPr>
-        <w:pStyle w:val="Chubinhthuong"/>
-        <w:numPr>
-          <w:ilvl w:val="0"/>
-          <w:numId w:val="21"/>
-        </w:numPr>
-      </w:pPr>
+        <w:t>một số hạn chế</w:t>
+      </w:r>
+      <w:r>
+        <w:t>, chẳng hạn như phụ thuộc vào kết nối Bluetooth – vốn có thể gặp sự cố về độ ổn định, hoặc việc đồng bộ dữ liệu chưa hỗ trợ trực tiếp cho một số ứng dụng y tế bên thứ ba, buộc người dùng phải sử dụng giải pháp trung gian.</w:t>
+      </w:r>
+    </w:p>
+    <w:p>
+      <w:pPr>
+        <w:pStyle w:val="Chubinhthuong"/>
+      </w:pPr>
+      <w:r>
+        <w:t xml:space="preserve">Nhìn chung, Xiaomi Body Scale S400 không chỉ là một thiết bị công nghệ hỗ trợ theo dõi sức khỏe hằng ngày, mà còn thể hiện rõ xu hướng phát triển của thị trường </w:t>
+      </w:r>
       <w:r>
         <w:rPr>
           <w:b/>
           <w:bCs/>
         </w:rPr>
-        <w:t>Dễ sử dụng:</w:t>
-      </w:r>
-      <w:r>
-        <w:t xml:space="preserve"> Chỉ cần đứng lên cân là có thể đo được các chỉ số.</w:t>
-      </w:r>
-    </w:p>
-    <w:p>
-      <w:pPr>
-        <w:pStyle w:val="Chubinhthuong"/>
-        <w:numPr>
-          <w:ilvl w:val="0"/>
-          <w:numId w:val="21"/>
-        </w:numPr>
-      </w:pPr>
-      <w:r>
-        <w:rPr>
-          <w:b/>
-          <w:bCs/>
-        </w:rPr>
         <w:lastRenderedPageBreak/>
-        <w:t>Độ chính xác cao:</w:t>
-      </w:r>
-      <w:r>
-        <w:t xml:space="preserve"> Đảm bảo kết quả đo lường đáng tin cậy.</w:t>
-      </w:r>
-    </w:p>
-    <w:p>
-      <w:pPr>
-        <w:pStyle w:val="Chubinhthuong"/>
-        <w:numPr>
-          <w:ilvl w:val="0"/>
-          <w:numId w:val="21"/>
-        </w:numPr>
-      </w:pPr>
-      <w:r>
-        <w:rPr>
-          <w:b/>
-          <w:bCs/>
-        </w:rPr>
-        <w:t>Tính năng nhận diện nhiều người dùng:</w:t>
-      </w:r>
-      <w:r>
-        <w:t xml:space="preserve"> Phù hợp cho cả gia đình.</w:t>
-      </w:r>
-    </w:p>
-    <w:p>
-      <w:pPr>
-        <w:pStyle w:val="Chubinhthuong"/>
-        <w:numPr>
-          <w:ilvl w:val="0"/>
-          <w:numId w:val="21"/>
-        </w:numPr>
-      </w:pPr>
-      <w:r>
-        <w:rPr>
-          <w:b/>
-          <w:bCs/>
-        </w:rPr>
-        <w:t>Giá cả phải chăng:</w:t>
-      </w:r>
-      <w:r>
-        <w:t xml:space="preserve"> So với các sản phẩm cùng loại trên thị trường.</w:t>
-      </w:r>
-    </w:p>
-    <w:p>
-      <w:pPr>
-        <w:pStyle w:val="Chubinhthuong"/>
-        <w:ind w:left="720" w:firstLine="0"/>
-        <w:rPr>
-          <w:b/>
-          <w:bCs/>
-        </w:rPr>
-      </w:pPr>
-      <w:r>
-        <w:rPr>
-          <w:b/>
-          <w:bCs/>
-        </w:rPr>
-        <w:t>Hạn chế:</w:t>
-      </w:r>
-    </w:p>
-    <w:p>
-      <w:pPr>
-        <w:pStyle w:val="Chubinhthuong"/>
-        <w:numPr>
-          <w:ilvl w:val="0"/>
-          <w:numId w:val="21"/>
-        </w:numPr>
-      </w:pPr>
-      <w:r>
-        <w:rPr>
-          <w:b/>
-          <w:bCs/>
-        </w:rPr>
-        <w:t>Phụ thuộc vào kết nối Bluetooth:</w:t>
-      </w:r>
-      <w:r>
-        <w:t xml:space="preserve"> Nếu kết nối không ổn định có thể ảnh hưởng đến việc đồng bộ dữ liệu.</w:t>
-      </w:r>
-    </w:p>
-    <w:p>
-      <w:pPr>
-        <w:pStyle w:val="Chubinhthuong"/>
-        <w:numPr>
-          <w:ilvl w:val="0"/>
-          <w:numId w:val="21"/>
-        </w:numPr>
-      </w:pPr>
-      <w:r>
-        <w:rPr>
-          <w:b/>
-          <w:bCs/>
-        </w:rPr>
-        <w:t>Không hỗ trợ đồng bộ trực tiếp với một số ứng dụng sức khỏe khác:</w:t>
-      </w:r>
-      <w:r>
-        <w:t xml:space="preserve"> Bạn có thể cần sử dụng các ứng dụng chuyển đổi dữ liệu.</w:t>
+        <w:t>chăm sóc sức khỏe thông minh</w:t>
+      </w:r>
+      <w:r>
+        <w:t>: gắn kết dữ liệu, cung cấp thông tin trực quan, hướng đến cá nhân hóa trải nghiệm, đồng thời từng bước tích hợp vào các hệ thống quản lý sức khỏe cộng đồng. Đây là một minh chứng rõ rệt cho sự dịch chuyển từ việc theo dõi sức khỏe thụ động sang chủ động, với sự hỗ trợ mạnh mẽ của công nghệ số.</w:t>
       </w:r>
     </w:p>
     <w:p>
       <w:pPr>
         <w:pStyle w:val="Heading3"/>
       </w:pPr>
-      <w:bookmarkStart w:id="8" w:name="_Toc210110124"/>
+      <w:bookmarkStart w:id="8" w:name="_Toc210137204"/>
       <w:r>
         <w:t>Cân thông minh 365 Selection WS1</w:t>
       </w:r>
@@ -4712,7 +5113,23 @@
         <w:pStyle w:val="Chubinhthuong"/>
       </w:pPr>
       <w:r>
-        <w:t>Với một mặt kính cường lực trong suốt, cân sức khoẻ 365 Selection WS1 của Thái Lan có kiểu dáng sang trọng, tinh tế và đẹp mắt. Cân đo 18 chỉ số cơ thể, kết nối Bluetooth với điện thoại di động thông qua ứng dụng 365 Life và tự động nhận dạng người dùng. Màn hình LED hiển thị rõ ràng và chi tiết. Đây là lựa chọn hoàn hảo thiết bị chăm sóc và theo dõi sức khoẻ của mỗi gia đình.</w:t>
+        <w:t>Cân sức khỏe thông minh 365 Selection WS1 của Thái Lan được thiết kế với mặt kính cường lực trong suốt, tạo nên vẻ ngoài sang trọng, tinh tế và hiện đại, phù hợp với nhiều không gian nội thất khác nhau. Thiết bị này không chỉ đóng vai trò là một chiếc cân thông thường mà còn là công cụ hỗ trợ theo dõi sức khỏe toàn diện, nhờ khả năng đo lường tới 18 chỉ số cơ thể quan trọng như trọng lượng, chỉ số BMI, tỉ lệ mỡ, khối lượng cơ bắp, lượng nước, khối xương và nhiều thông số khác.</w:t>
+      </w:r>
+    </w:p>
+    <w:p>
+      <w:pPr>
+        <w:pStyle w:val="Chubinhthuong"/>
+      </w:pPr>
+      <w:r>
+        <w:t>Thông qua kết nối Bluetooth, cân dễ dàng liên kết với điện thoại thông minh và đồng bộ dữ liệu trên ứng dụng 365 Life. Ứng dụng này không chỉ lưu trữ thông tin mà còn tự động nhận dạng từng người dùng, hỗ trợ nhiều thành viên trong gia đình sử dụng chung mà vẫn đảm bảo tính cá nhân hóa của dữ liệu. Màn hình LED của thiết bị được thiết kế rõ nét, hiển thị thông số trực quan, giúp người dùng dễ dàng theo dõi và so sánh kết quả.</w:t>
+      </w:r>
+    </w:p>
+    <w:p>
+      <w:pPr>
+        <w:pStyle w:val="Chubinhthuong"/>
+      </w:pPr>
+      <w:r>
+        <w:t>Một điểm nổi bật khác của 365 Selection WS1 là việc tích hợp hệ thống cảm biến trọng lượng chất lượng cao, có khả năng ghi nhận kết quả với độ chính xác lớn và tốc độ phản hồi nhanh. Nhờ vậy, các phép đo trở nên đáng tin cậy, giúp người dùng kiểm soát tình trạng cơ thể một cách sát sao và khoa học. Đây là giải pháp hỗ trợ hiệu quả trong việc duy trì lối sống lành mạnh, theo dõi tiến trình luyện tập, cũng như quản lý sức khỏe cá nhân và gia đình.</w:t>
       </w:r>
     </w:p>
     <w:p>
@@ -4726,10 +5143,10 @@
         </w:rPr>
         <w:lastRenderedPageBreak/>
         <w:drawing>
-          <wp:inline distT="0" distB="0" distL="0" distR="0" wp14:anchorId="02AB6061" wp14:editId="7B0E79F7">
-            <wp:extent cx="4095750" cy="4095750"/>
+          <wp:inline distT="0" distB="0" distL="0" distR="0" wp14:anchorId="3559C1F3" wp14:editId="1AB1E4C8">
+            <wp:extent cx="4743450" cy="4743450"/>
             <wp:effectExtent l="0" t="0" r="0" b="0"/>
-            <wp:docPr id="12" name="Picture 12" descr="A white electronic scale on a red background&#10;&#10;Description automatically generated"/>
+            <wp:docPr id="21" name="Picture 21"/>
             <wp:cNvGraphicFramePr>
               <a:graphicFrameLocks xmlns:a="http://schemas.openxmlformats.org/drawingml/2006/main" noChangeAspect="1"/>
             </wp:cNvGraphicFramePr>
@@ -4737,29 +5154,33 @@
               <a:graphicData uri="http://schemas.openxmlformats.org/drawingml/2006/picture">
                 <pic:pic xmlns:pic="http://schemas.openxmlformats.org/drawingml/2006/picture">
                   <pic:nvPicPr>
-                    <pic:cNvPr id="12" name="Picture 12" descr="A white electronic scale on a red background&#10;&#10;Description automatically generated"/>
-                    <pic:cNvPicPr/>
+                    <pic:cNvPr id="0" name="Picture 9"/>
+                    <pic:cNvPicPr>
+                      <a:picLocks noChangeAspect="1" noChangeArrowheads="1"/>
+                    </pic:cNvPicPr>
                   </pic:nvPicPr>
                   <pic:blipFill>
-                    <a:blip r:embed="rId23" cstate="print">
+                    <a:blip r:embed="rId23">
                       <a:extLst>
                         <a:ext uri="{28A0092B-C50C-407E-A947-70E740481C1C}">
                           <a14:useLocalDpi xmlns:a14="http://schemas.microsoft.com/office/drawing/2010/main" val="0"/>
                         </a:ext>
                       </a:extLst>
                     </a:blip>
+                    <a:srcRect/>
                     <a:stretch>
                       <a:fillRect/>
                     </a:stretch>
                   </pic:blipFill>
-                  <pic:spPr>
+                  <pic:spPr bwMode="auto">
                     <a:xfrm>
                       <a:off x="0" y="0"/>
-                      <a:ext cx="4095750" cy="4095750"/>
+                      <a:ext cx="4743450" cy="4743450"/>
                     </a:xfrm>
                     <a:prstGeom prst="rect">
                       <a:avLst/>
                     </a:prstGeom>
+                    <a:noFill/>
                   </pic:spPr>
                 </pic:pic>
               </a:graphicData>
@@ -4827,19 +5248,226 @@
         <w:pStyle w:val="Chubinhthuong"/>
       </w:pPr>
       <w:r>
-        <w:t>Được trang bị cảm biến chất lượng cao, cân thông minh 365 Selection WS1 đảm bảo đo lường trọng lượng với độ chính xác cao cùng tốc độ nhanh. Các cảm biến này cung cấp những thông số trọng lượng vô cùng chính xác và đáng tin cậy, cho phép người dùng đo lường và theo dõi trọng lượng cơ thể dễ dàng.</w:t>
-      </w:r>
-    </w:p>
-    <w:p>
-      <w:pPr>
-        <w:pStyle w:val="Chubinhthuong"/>
-      </w:pPr>
-    </w:p>
-    <w:p>
-      <w:pPr>
-        <w:pStyle w:val="Chubinhthuong"/>
-        <w:jc w:val="center"/>
-      </w:pPr>
+        <w:t>Với sự kết hợp giữa thiết kế tinh tế, công nghệ hiện đại và tính năng vượt trội, cân thông minh 365 Selection WS1 là lựa chọn tối ưu cho những ai quan tâm đến sức khỏe và mong muốn sở hữu một thiết bị vừa hữu ích, vừa thẩm mỹ trong đời sống hằng ngày.</w:t>
+      </w:r>
+    </w:p>
+    <w:p>
+      <w:pPr>
+        <w:pStyle w:val="Heading2"/>
+      </w:pPr>
+      <w:bookmarkStart w:id="9" w:name="_Toc210137205"/>
+      <w:r>
+        <w:t>Thách thức và cơ hội khi triển khai tại Việt Nam</w:t>
+      </w:r>
+      <w:bookmarkEnd w:id="9"/>
+    </w:p>
+    <w:p>
+      <w:pPr>
+        <w:pStyle w:val="Chubinhthuong"/>
+      </w:pPr>
+      <w:r>
+        <w:t xml:space="preserve">Trong bối cảnh Việt Nam đang đẩy mạnh chuyển đổi số trên phạm vi toàn quốc, lĩnh vực y tế cũng trở thành một trong những trọng tâm quan trọng. Các chính sách hỗ trợ từ Chính phủ, cùng với tốc độ phát triển nhanh của công nghệ số và hạ tầng viễn thông, đã mở ra nhiều cơ hội để triển khai các hệ thống chăm sóc sức khỏe điện tử. Nhờ mức độ phủ sóng Internet ngày càng rộng khắp và sự phổ biến của thiết bị di động thông minh, người dân có điều kiện tiếp cận các dịch vụ y tế hiện đại hơn. </w:t>
+      </w:r>
+      <w:r>
+        <w:lastRenderedPageBreak/>
+        <w:t>Điều này không chỉ góp phần nâng cao ý thức chăm sóc sức khỏe cá nhân mà còn thúc đẩy hình thành một hệ sinh thái y tế số toàn diện.</w:t>
+      </w:r>
+    </w:p>
+    <w:p>
+      <w:pPr>
+        <w:pStyle w:val="Chubinhthuong"/>
+      </w:pPr>
+      <w:r>
+        <w:t xml:space="preserve">Tuy nhiên, quá trình triển khai vẫn đối mặt với nhiều thách thức cần được giải quyết một cách đồng bộ. Trước hết là vấn đề hạ tầng công nghệ, đặc biệt tại khu vực nông thôn, miền núi và vùng sâu vùng xa, nơi khả năng tiếp cận Internet tốc độ cao và thiết bị thông minh còn hạn chế. Điều này dẫn đến sự chênh lệch về khả năng tiếp cận dịch vụ y tế số giữa các nhóm dân cư. Bên cạnh đó, </w:t>
+      </w:r>
+      <w:proofErr w:type="gramStart"/>
+      <w:r>
+        <w:t>an</w:t>
+      </w:r>
+      <w:proofErr w:type="gramEnd"/>
+      <w:r>
+        <w:t xml:space="preserve"> toàn và bảo mật dữ liệu sức khỏe cá nhân là thách thức then chốt. Khi dữ liệu được thu thập, xử lý và lưu trữ trên nền tảng đám mây, nguy cơ rò rỉ hoặc bị khai thác trái phép có thể ảnh hưởng nghiêm trọng đến niềm tin của người dùng. Do đó, việc ban hành các quy chuẩn, chính sách quản trị dữ liệu và áp dụng công nghệ bảo mật tiên tiến (như mã hóa, xác thực đa lớp, chuỗi khối) là yêu cầu cấp thiết.</w:t>
+      </w:r>
+    </w:p>
+    <w:p>
+      <w:pPr>
+        <w:pStyle w:val="Chubinhthuong"/>
+      </w:pPr>
+      <w:r>
+        <w:t>Ngoài ra, nhận thức và thói quen sử dụng công nghệ y tế số của một bộ phận người dân vẫn còn hạn chế. Nhiều người vẫn quen thuộc với hình thức khám chữa bệnh truyền thống, do đó việc thay đổi hành vi cần có chiến lược truyền thông, đào tạo và hỗ trợ sử dụng phù hợp. Cùng với đó, nguồn nhân lực y tế cũng cần được bồi dưỡng kiến thức và kỹ năng về ứng dụng công nghệ để có thể khai thác hiệu quả hệ thống mới.</w:t>
+      </w:r>
+    </w:p>
+    <w:p>
+      <w:pPr>
+        <w:pStyle w:val="Heading2"/>
+      </w:pPr>
+      <w:bookmarkStart w:id="10" w:name="_Toc210137206"/>
+      <w:r>
+        <w:t>Tầm quan trọng của hệ thống trong tương lai</w:t>
+      </w:r>
+      <w:bookmarkEnd w:id="10"/>
+    </w:p>
+    <w:p>
+      <w:pPr>
+        <w:pStyle w:val="Chubinhthuong"/>
+      </w:pPr>
+      <w:r>
+        <w:t xml:space="preserve">Việc xây dựng và ứng dụng hệ thống chăm sóc sức khỏe điện tử dựa trên thiết bị thông minh, chẳng hạn như </w:t>
+      </w:r>
+      <w:r>
+        <w:rPr>
+          <w:b/>
+          <w:bCs/>
+        </w:rPr>
+        <w:t>CRENOT Gofit S2</w:t>
+      </w:r>
+      <w:r>
+        <w:t xml:space="preserve">, phù hợp với xu thế toàn cầu về </w:t>
+      </w:r>
+      <w:r>
+        <w:rPr>
+          <w:b/>
+          <w:bCs/>
+        </w:rPr>
+        <w:t>chăm sóc sức khỏe thông minh (smart healthcare)</w:t>
+      </w:r>
+      <w:r>
+        <w:t>. Đây không chỉ là công cụ hỗ trợ cá nhân theo dõi sức khỏe hàng ngày mà còn đóng vai trò quan trọng trong công tác quản lý sức khỏe cộng đồng. Khi dữ liệu từ các thiết bị được tổng hợp và phân tích, các cơ sở y tế có thể đưa ra quyết định chính xác hơn, từ đó giảm tải cho bệnh viện, nâng cao hiệu quả quản lý và phân bổ nguồn lực y tế.</w:t>
+      </w:r>
+    </w:p>
+    <w:p>
+      <w:pPr>
+        <w:pStyle w:val="Chubinhthuong"/>
+      </w:pPr>
+      <w:r>
+        <w:t xml:space="preserve">Trong tương lai, với sự phát triển mạnh mẽ của </w:t>
+      </w:r>
+      <w:r>
+        <w:rPr>
+          <w:b/>
+          <w:bCs/>
+        </w:rPr>
+        <w:t>trí tuệ nhân tạo (AI)</w:t>
+      </w:r>
+      <w:r>
+        <w:t xml:space="preserve">, </w:t>
+      </w:r>
+      <w:r>
+        <w:rPr>
+          <w:b/>
+          <w:bCs/>
+        </w:rPr>
+        <w:t>phân tích dữ liệu lớn (Big Data)</w:t>
+      </w:r>
+      <w:r>
+        <w:t xml:space="preserve"> và </w:t>
+      </w:r>
+      <w:r>
+        <w:rPr>
+          <w:b/>
+          <w:bCs/>
+        </w:rPr>
+        <w:t>Internet vạn vật trong y tế (IoMT)</w:t>
+      </w:r>
+      <w:r>
+        <w:t xml:space="preserve">, hệ thống chăm sóc sức khỏe điện tử sẽ ngày càng trở nên thông minh và cá nhân hóa hơn. Các giải </w:t>
+      </w:r>
+      <w:r>
+        <w:lastRenderedPageBreak/>
+        <w:t>pháp này không chỉ đưa ra khuyến nghị phù hợp với từng cá nhân, mà còn giúp dự đoán sớm nguy cơ mắc bệnh, hỗ trợ điều trị từ xa và quản lý bệnh mạn tính hiệu quả hơn.</w:t>
+      </w:r>
+    </w:p>
+    <w:p>
+      <w:pPr>
+        <w:pStyle w:val="Chubinhthuong"/>
+      </w:pPr>
+      <w:r>
+        <w:t xml:space="preserve">Bên cạnh đó, sự tích hợp với </w:t>
+      </w:r>
+      <w:r>
+        <w:rPr>
+          <w:b/>
+          <w:bCs/>
+        </w:rPr>
+        <w:t>hồ sơ sức khỏe điện tử quốc gia</w:t>
+      </w:r>
+      <w:r>
+        <w:t xml:space="preserve">, các nền tảng quản lý y tế cộng đồng và dịch vụ khám chữa bệnh từ xa (telemedicine) sẽ tạo nên một hệ sinh thái y tế số hoàn chỉnh. Hệ thống này không chỉ cải thiện chất lượng dịch vụ y tế và nâng cao tuổi thọ, mà còn góp phần vào </w:t>
+      </w:r>
+      <w:r>
+        <w:rPr>
+          <w:b/>
+          <w:bCs/>
+        </w:rPr>
+        <w:t>sự phát triển bền vững của y tế Việt Nam</w:t>
+      </w:r>
+      <w:r>
+        <w:t>, hướng tới mục tiêu chăm sóc sức khỏe toàn dân một cách công bằng, liên tục và hiệu quả.</w:t>
+      </w:r>
+    </w:p>
+    <w:p>
+      <w:pPr>
+        <w:spacing w:after="160" w:line="259" w:lineRule="auto"/>
+        <w:ind w:firstLine="0"/>
+        <w:rPr>
+          <w:rFonts w:ascii="Times New Roman" w:hAnsi="Times New Roman" w:cs="Times New Roman"/>
+          <w:sz w:val="26"/>
+          <w:szCs w:val="26"/>
+        </w:rPr>
+      </w:pPr>
+      <w:r>
+        <w:br w:type="page"/>
+      </w:r>
+    </w:p>
+    <w:p>
+      <w:pPr>
+        <w:pStyle w:val="Heading1"/>
+      </w:pPr>
+      <w:bookmarkStart w:id="11" w:name="_Toc210137207"/>
+      <w:r>
+        <w:lastRenderedPageBreak/>
+        <w:t>YÊU CẦU VÀ MỤC TIÊU ĐỀ TÀI</w:t>
+      </w:r>
+      <w:bookmarkEnd w:id="11"/>
+    </w:p>
+    <w:p>
+      <w:pPr>
+        <w:pStyle w:val="Heading2"/>
+      </w:pPr>
+      <w:bookmarkStart w:id="12" w:name="_Toc210137208"/>
+      <w:r>
+        <w:t>Yêu cầu đề tài</w:t>
+      </w:r>
+      <w:bookmarkEnd w:id="12"/>
+      <w:r>
+        <w:t xml:space="preserve"> </w:t>
+      </w:r>
+    </w:p>
+    <w:p>
+      <w:pPr>
+        <w:pStyle w:val="Chubinhthuong"/>
+      </w:pPr>
+      <w:r>
+        <w:t>Hệ thống theo dõi sức khỏe điện tử cần thu nhận dữ liệu từ cân thông minh dùng BIA qua BLE/gateway và MQTT, gán đúng người dùng (hồ sơ/QR), gắn nhãn thời gian, chống trùng lặp và lưu cục bộ dạng CSV; chuẩn hóa đơn vị, lọc ngoại lai, đồng bộ mốc thời gian; tính các chỉ số BMI, BMR, mỡ nội tạng, nước, cơ, xương và xu hướng theo cửa sổ thời gian; áp dụng học máy để ước lượng/chẩn đoán bổ trợ và báo cáo sai số (MAE/RMSE) kèm mức tin cậy; sinh khuyến nghị dinh dưỡng–vận động cá nhân hóa và cảnh báo biến động bất thường, tùy chọn phản hồi giọng nói; hỗ trợ bài kiểm tra thăng bằng (đếm thời gian, lưu tiến bộ); cung cấp dashboard web tương tác theo ngày/tuần/tháng, lọc theo người và khoảng thời gian, cập nhật gần thời gian thực và xuất tóm tắt phiên đo; cho phép cấu hình MQTT (broker, topic, QoS), theo dõi nhật ký; bảo đảm quyền riêng tư và an toàn dữ liệu (mã hóa kênh truyền khi khả dụng, phân quyền truy cập, ẩn/giả danh khi chia sẻ, ghi vết phục vụ kiểm toán); vận hành tin cậy (tự phục hồi luồng thu thập, retry/đồng bộ bù sau gián đoạn), dễ cài đặt và không phụ thuộc hạ tầng đám mây bắt buộc.</w:t>
+      </w:r>
+    </w:p>
+    <w:p>
+      <w:pPr>
+        <w:pStyle w:val="Heading2"/>
+      </w:pPr>
+      <w:bookmarkStart w:id="13" w:name="_Toc210137209"/>
+      <w:r>
+        <w:t>Mục tiêu đề tài</w:t>
+      </w:r>
+      <w:bookmarkEnd w:id="13"/>
+    </w:p>
+    <w:p>
+      <w:pPr>
+        <w:pStyle w:val="Chubinhthuong"/>
+      </w:pPr>
+      <w:r>
+        <w:t>Mục tiêu là hình thành nền tảng theo dõi sức khỏe cá nhân hóa vận hành ổn định ngoài thực tế: xây dựng pipeline khép kín thiết bị → thu thập → chuẩn hóa → phân tích → trực quan → khuyến nghị với độ trễ thấp; cung cấp bảng điều khiển dễ diễn giải giúp theo dõi xu hướng dài hạn và phát hiện bất thường ngắn hạn; triển khai mô-đun học máy có đo lường hiệu năng và mức tin cậy phục vụ khuyến nghị thích ứng theo hồ sơ cá nhân; bảo đảm quản trị dữ liệu an toàn, tôn trọng quyền riêng tư, sẵn sàng mở rộng và tích hợp thêm thiết bị/nguồn đo; và đánh giá thực nghiệm bằng các chỉ số định lượng (độ chính xác, độ tin cậy, thời gian đáp ứng) cùng phản hồi người dùng về tính khả dụng và hữu ích cho tư vấn từ xa.</w:t>
+      </w:r>
     </w:p>
     <w:sectPr>
       <w:footerReference w:type="default" r:id="rId24"/>
@@ -5166,6 +5794,381 @@
     </w:lvl>
   </w:abstractNum>
   <w:abstractNum w:abstractNumId="1" w15:restartNumberingAfterBreak="0">
+    <w:nsid w:val="04914EB6"/>
+    <w:multiLevelType w:val="hybridMultilevel"/>
+    <w:tmpl w:val="E0664308"/>
+    <w:lvl w:ilvl="0" w:tplc="04090001">
+      <w:start w:val="1"/>
+      <w:numFmt w:val="bullet"/>
+      <w:lvlText w:val=""/>
+      <w:lvlJc w:val="left"/>
+      <w:pPr>
+        <w:ind w:left="1440" w:hanging="360"/>
+      </w:pPr>
+      <w:rPr>
+        <w:rFonts w:ascii="Symbol" w:hAnsi="Symbol" w:hint="default"/>
+      </w:rPr>
+    </w:lvl>
+    <w:lvl w:ilvl="1" w:tplc="04090003" w:tentative="1">
+      <w:start w:val="1"/>
+      <w:numFmt w:val="bullet"/>
+      <w:lvlText w:val="o"/>
+      <w:lvlJc w:val="left"/>
+      <w:pPr>
+        <w:ind w:left="2160" w:hanging="360"/>
+      </w:pPr>
+      <w:rPr>
+        <w:rFonts w:ascii="Courier New" w:hAnsi="Courier New" w:cs="Courier New" w:hint="default"/>
+      </w:rPr>
+    </w:lvl>
+    <w:lvl w:ilvl="2" w:tplc="04090005" w:tentative="1">
+      <w:start w:val="1"/>
+      <w:numFmt w:val="bullet"/>
+      <w:lvlText w:val=""/>
+      <w:lvlJc w:val="left"/>
+      <w:pPr>
+        <w:ind w:left="2880" w:hanging="360"/>
+      </w:pPr>
+      <w:rPr>
+        <w:rFonts w:ascii="Wingdings" w:hAnsi="Wingdings" w:hint="default"/>
+      </w:rPr>
+    </w:lvl>
+    <w:lvl w:ilvl="3" w:tplc="04090001" w:tentative="1">
+      <w:start w:val="1"/>
+      <w:numFmt w:val="bullet"/>
+      <w:lvlText w:val=""/>
+      <w:lvlJc w:val="left"/>
+      <w:pPr>
+        <w:ind w:left="3600" w:hanging="360"/>
+      </w:pPr>
+      <w:rPr>
+        <w:rFonts w:ascii="Symbol" w:hAnsi="Symbol" w:hint="default"/>
+      </w:rPr>
+    </w:lvl>
+    <w:lvl w:ilvl="4" w:tplc="04090003" w:tentative="1">
+      <w:start w:val="1"/>
+      <w:numFmt w:val="bullet"/>
+      <w:lvlText w:val="o"/>
+      <w:lvlJc w:val="left"/>
+      <w:pPr>
+        <w:ind w:left="4320" w:hanging="360"/>
+      </w:pPr>
+      <w:rPr>
+        <w:rFonts w:ascii="Courier New" w:hAnsi="Courier New" w:cs="Courier New" w:hint="default"/>
+      </w:rPr>
+    </w:lvl>
+    <w:lvl w:ilvl="5" w:tplc="04090005" w:tentative="1">
+      <w:start w:val="1"/>
+      <w:numFmt w:val="bullet"/>
+      <w:lvlText w:val=""/>
+      <w:lvlJc w:val="left"/>
+      <w:pPr>
+        <w:ind w:left="5040" w:hanging="360"/>
+      </w:pPr>
+      <w:rPr>
+        <w:rFonts w:ascii="Wingdings" w:hAnsi="Wingdings" w:hint="default"/>
+      </w:rPr>
+    </w:lvl>
+    <w:lvl w:ilvl="6" w:tplc="04090001" w:tentative="1">
+      <w:start w:val="1"/>
+      <w:numFmt w:val="bullet"/>
+      <w:lvlText w:val=""/>
+      <w:lvlJc w:val="left"/>
+      <w:pPr>
+        <w:ind w:left="5760" w:hanging="360"/>
+      </w:pPr>
+      <w:rPr>
+        <w:rFonts w:ascii="Symbol" w:hAnsi="Symbol" w:hint="default"/>
+      </w:rPr>
+    </w:lvl>
+    <w:lvl w:ilvl="7" w:tplc="04090003" w:tentative="1">
+      <w:start w:val="1"/>
+      <w:numFmt w:val="bullet"/>
+      <w:lvlText w:val="o"/>
+      <w:lvlJc w:val="left"/>
+      <w:pPr>
+        <w:ind w:left="6480" w:hanging="360"/>
+      </w:pPr>
+      <w:rPr>
+        <w:rFonts w:ascii="Courier New" w:hAnsi="Courier New" w:cs="Courier New" w:hint="default"/>
+      </w:rPr>
+    </w:lvl>
+    <w:lvl w:ilvl="8" w:tplc="04090005" w:tentative="1">
+      <w:start w:val="1"/>
+      <w:numFmt w:val="bullet"/>
+      <w:lvlText w:val=""/>
+      <w:lvlJc w:val="left"/>
+      <w:pPr>
+        <w:ind w:left="7200" w:hanging="360"/>
+      </w:pPr>
+      <w:rPr>
+        <w:rFonts w:ascii="Wingdings" w:hAnsi="Wingdings" w:hint="default"/>
+      </w:rPr>
+    </w:lvl>
+  </w:abstractNum>
+  <w:abstractNum w:abstractNumId="2" w15:restartNumberingAfterBreak="0">
+    <w:nsid w:val="10D20584"/>
+    <w:multiLevelType w:val="hybridMultilevel"/>
+    <w:tmpl w:val="9C7023A4"/>
+    <w:lvl w:ilvl="0" w:tplc="04090001">
+      <w:start w:val="1"/>
+      <w:numFmt w:val="bullet"/>
+      <w:lvlText w:val=""/>
+      <w:lvlJc w:val="left"/>
+      <w:pPr>
+        <w:ind w:left="1440" w:hanging="360"/>
+      </w:pPr>
+      <w:rPr>
+        <w:rFonts w:ascii="Symbol" w:hAnsi="Symbol" w:hint="default"/>
+      </w:rPr>
+    </w:lvl>
+    <w:lvl w:ilvl="1" w:tplc="04090003" w:tentative="1">
+      <w:start w:val="1"/>
+      <w:numFmt w:val="bullet"/>
+      <w:lvlText w:val="o"/>
+      <w:lvlJc w:val="left"/>
+      <w:pPr>
+        <w:ind w:left="2160" w:hanging="360"/>
+      </w:pPr>
+      <w:rPr>
+        <w:rFonts w:ascii="Courier New" w:hAnsi="Courier New" w:cs="Courier New" w:hint="default"/>
+      </w:rPr>
+    </w:lvl>
+    <w:lvl w:ilvl="2" w:tplc="04090005" w:tentative="1">
+      <w:start w:val="1"/>
+      <w:numFmt w:val="bullet"/>
+      <w:lvlText w:val=""/>
+      <w:lvlJc w:val="left"/>
+      <w:pPr>
+        <w:ind w:left="2880" w:hanging="360"/>
+      </w:pPr>
+      <w:rPr>
+        <w:rFonts w:ascii="Wingdings" w:hAnsi="Wingdings" w:hint="default"/>
+      </w:rPr>
+    </w:lvl>
+    <w:lvl w:ilvl="3" w:tplc="04090001" w:tentative="1">
+      <w:start w:val="1"/>
+      <w:numFmt w:val="bullet"/>
+      <w:lvlText w:val=""/>
+      <w:lvlJc w:val="left"/>
+      <w:pPr>
+        <w:ind w:left="3600" w:hanging="360"/>
+      </w:pPr>
+      <w:rPr>
+        <w:rFonts w:ascii="Symbol" w:hAnsi="Symbol" w:hint="default"/>
+      </w:rPr>
+    </w:lvl>
+    <w:lvl w:ilvl="4" w:tplc="04090003" w:tentative="1">
+      <w:start w:val="1"/>
+      <w:numFmt w:val="bullet"/>
+      <w:lvlText w:val="o"/>
+      <w:lvlJc w:val="left"/>
+      <w:pPr>
+        <w:ind w:left="4320" w:hanging="360"/>
+      </w:pPr>
+      <w:rPr>
+        <w:rFonts w:ascii="Courier New" w:hAnsi="Courier New" w:cs="Courier New" w:hint="default"/>
+      </w:rPr>
+    </w:lvl>
+    <w:lvl w:ilvl="5" w:tplc="04090005" w:tentative="1">
+      <w:start w:val="1"/>
+      <w:numFmt w:val="bullet"/>
+      <w:lvlText w:val=""/>
+      <w:lvlJc w:val="left"/>
+      <w:pPr>
+        <w:ind w:left="5040" w:hanging="360"/>
+      </w:pPr>
+      <w:rPr>
+        <w:rFonts w:ascii="Wingdings" w:hAnsi="Wingdings" w:hint="default"/>
+      </w:rPr>
+    </w:lvl>
+    <w:lvl w:ilvl="6" w:tplc="04090001" w:tentative="1">
+      <w:start w:val="1"/>
+      <w:numFmt w:val="bullet"/>
+      <w:lvlText w:val=""/>
+      <w:lvlJc w:val="left"/>
+      <w:pPr>
+        <w:ind w:left="5760" w:hanging="360"/>
+      </w:pPr>
+      <w:rPr>
+        <w:rFonts w:ascii="Symbol" w:hAnsi="Symbol" w:hint="default"/>
+      </w:rPr>
+    </w:lvl>
+    <w:lvl w:ilvl="7" w:tplc="04090003" w:tentative="1">
+      <w:start w:val="1"/>
+      <w:numFmt w:val="bullet"/>
+      <w:lvlText w:val="o"/>
+      <w:lvlJc w:val="left"/>
+      <w:pPr>
+        <w:ind w:left="6480" w:hanging="360"/>
+      </w:pPr>
+      <w:rPr>
+        <w:rFonts w:ascii="Courier New" w:hAnsi="Courier New" w:cs="Courier New" w:hint="default"/>
+      </w:rPr>
+    </w:lvl>
+    <w:lvl w:ilvl="8" w:tplc="04090005" w:tentative="1">
+      <w:start w:val="1"/>
+      <w:numFmt w:val="bullet"/>
+      <w:lvlText w:val=""/>
+      <w:lvlJc w:val="left"/>
+      <w:pPr>
+        <w:ind w:left="7200" w:hanging="360"/>
+      </w:pPr>
+      <w:rPr>
+        <w:rFonts w:ascii="Wingdings" w:hAnsi="Wingdings" w:hint="default"/>
+      </w:rPr>
+    </w:lvl>
+  </w:abstractNum>
+  <w:abstractNum w:abstractNumId="3" w15:restartNumberingAfterBreak="0">
+    <w:nsid w:val="10F66CFD"/>
+    <w:multiLevelType w:val="multilevel"/>
+    <w:tmpl w:val="F9BEB5D2"/>
+    <w:lvl w:ilvl="0">
+      <w:start w:val="1"/>
+      <w:numFmt w:val="bullet"/>
+      <w:lvlText w:val=""/>
+      <w:lvlJc w:val="left"/>
+      <w:pPr>
+        <w:tabs>
+          <w:tab w:val="num" w:pos="720"/>
+        </w:tabs>
+        <w:ind w:left="720" w:hanging="360"/>
+      </w:pPr>
+      <w:rPr>
+        <w:rFonts w:ascii="Symbol" w:hAnsi="Symbol" w:hint="default"/>
+        <w:sz w:val="20"/>
+      </w:rPr>
+    </w:lvl>
+    <w:lvl w:ilvl="1" w:tentative="1">
+      <w:start w:val="1"/>
+      <w:numFmt w:val="bullet"/>
+      <w:lvlText w:val="o"/>
+      <w:lvlJc w:val="left"/>
+      <w:pPr>
+        <w:tabs>
+          <w:tab w:val="num" w:pos="1440"/>
+        </w:tabs>
+        <w:ind w:left="1440" w:hanging="360"/>
+      </w:pPr>
+      <w:rPr>
+        <w:rFonts w:ascii="Courier New" w:hAnsi="Courier New" w:hint="default"/>
+        <w:sz w:val="20"/>
+      </w:rPr>
+    </w:lvl>
+    <w:lvl w:ilvl="2" w:tentative="1">
+      <w:start w:val="1"/>
+      <w:numFmt w:val="bullet"/>
+      <w:lvlText w:val=""/>
+      <w:lvlJc w:val="left"/>
+      <w:pPr>
+        <w:tabs>
+          <w:tab w:val="num" w:pos="2160"/>
+        </w:tabs>
+        <w:ind w:left="2160" w:hanging="360"/>
+      </w:pPr>
+      <w:rPr>
+        <w:rFonts w:ascii="Wingdings" w:hAnsi="Wingdings" w:hint="default"/>
+        <w:sz w:val="20"/>
+      </w:rPr>
+    </w:lvl>
+    <w:lvl w:ilvl="3" w:tentative="1">
+      <w:start w:val="1"/>
+      <w:numFmt w:val="bullet"/>
+      <w:lvlText w:val=""/>
+      <w:lvlJc w:val="left"/>
+      <w:pPr>
+        <w:tabs>
+          <w:tab w:val="num" w:pos="2880"/>
+        </w:tabs>
+        <w:ind w:left="2880" w:hanging="360"/>
+      </w:pPr>
+      <w:rPr>
+        <w:rFonts w:ascii="Wingdings" w:hAnsi="Wingdings" w:hint="default"/>
+        <w:sz w:val="20"/>
+      </w:rPr>
+    </w:lvl>
+    <w:lvl w:ilvl="4" w:tentative="1">
+      <w:start w:val="1"/>
+      <w:numFmt w:val="bullet"/>
+      <w:lvlText w:val=""/>
+      <w:lvlJc w:val="left"/>
+      <w:pPr>
+        <w:tabs>
+          <w:tab w:val="num" w:pos="3600"/>
+        </w:tabs>
+        <w:ind w:left="3600" w:hanging="360"/>
+      </w:pPr>
+      <w:rPr>
+        <w:rFonts w:ascii="Wingdings" w:hAnsi="Wingdings" w:hint="default"/>
+        <w:sz w:val="20"/>
+      </w:rPr>
+    </w:lvl>
+    <w:lvl w:ilvl="5" w:tentative="1">
+      <w:start w:val="1"/>
+      <w:numFmt w:val="bullet"/>
+      <w:lvlText w:val=""/>
+      <w:lvlJc w:val="left"/>
+      <w:pPr>
+        <w:tabs>
+          <w:tab w:val="num" w:pos="4320"/>
+        </w:tabs>
+        <w:ind w:left="4320" w:hanging="360"/>
+      </w:pPr>
+      <w:rPr>
+        <w:rFonts w:ascii="Wingdings" w:hAnsi="Wingdings" w:hint="default"/>
+        <w:sz w:val="20"/>
+      </w:rPr>
+    </w:lvl>
+    <w:lvl w:ilvl="6" w:tentative="1">
+      <w:start w:val="1"/>
+      <w:numFmt w:val="bullet"/>
+      <w:lvlText w:val=""/>
+      <w:lvlJc w:val="left"/>
+      <w:pPr>
+        <w:tabs>
+          <w:tab w:val="num" w:pos="5040"/>
+        </w:tabs>
+        <w:ind w:left="5040" w:hanging="360"/>
+      </w:pPr>
+      <w:rPr>
+        <w:rFonts w:ascii="Wingdings" w:hAnsi="Wingdings" w:hint="default"/>
+        <w:sz w:val="20"/>
+      </w:rPr>
+    </w:lvl>
+    <w:lvl w:ilvl="7" w:tentative="1">
+      <w:start w:val="1"/>
+      <w:numFmt w:val="bullet"/>
+      <w:lvlText w:val=""/>
+      <w:lvlJc w:val="left"/>
+      <w:pPr>
+        <w:tabs>
+          <w:tab w:val="num" w:pos="5760"/>
+        </w:tabs>
+        <w:ind w:left="5760" w:hanging="360"/>
+      </w:pPr>
+      <w:rPr>
+        <w:rFonts w:ascii="Wingdings" w:hAnsi="Wingdings" w:hint="default"/>
+        <w:sz w:val="20"/>
+      </w:rPr>
+    </w:lvl>
+    <w:lvl w:ilvl="8" w:tentative="1">
+      <w:start w:val="1"/>
+      <w:numFmt w:val="bullet"/>
+      <w:lvlText w:val=""/>
+      <w:lvlJc w:val="left"/>
+      <w:pPr>
+        <w:tabs>
+          <w:tab w:val="num" w:pos="6480"/>
+        </w:tabs>
+        <w:ind w:left="6480" w:hanging="360"/>
+      </w:pPr>
+      <w:rPr>
+        <w:rFonts w:ascii="Wingdings" w:hAnsi="Wingdings" w:hint="default"/>
+        <w:sz w:val="20"/>
+      </w:rPr>
+    </w:lvl>
+  </w:abstractNum>
+  <w:abstractNum w:abstractNumId="4" w15:restartNumberingAfterBreak="0">
     <w:nsid w:val="14DF6443"/>
     <w:multiLevelType w:val="multilevel"/>
     <w:tmpl w:val="450AF794"/>
@@ -5314,7 +6317,7 @@
       </w:rPr>
     </w:lvl>
   </w:abstractNum>
-  <w:abstractNum w:abstractNumId="2" w15:restartNumberingAfterBreak="0">
+  <w:abstractNum w:abstractNumId="5" w15:restartNumberingAfterBreak="0">
     <w:nsid w:val="1A480304"/>
     <w:multiLevelType w:val="hybridMultilevel"/>
     <w:tmpl w:val="A57AD8E4"/>
@@ -5426,7 +6429,120 @@
       </w:rPr>
     </w:lvl>
   </w:abstractNum>
-  <w:abstractNum w:abstractNumId="3" w15:restartNumberingAfterBreak="0">
+  <w:abstractNum w:abstractNumId="6" w15:restartNumberingAfterBreak="0">
+    <w:nsid w:val="2F1C0EFA"/>
+    <w:multiLevelType w:val="hybridMultilevel"/>
+    <w:tmpl w:val="91B6A156"/>
+    <w:lvl w:ilvl="0" w:tplc="04090001">
+      <w:start w:val="1"/>
+      <w:numFmt w:val="bullet"/>
+      <w:lvlText w:val=""/>
+      <w:lvlJc w:val="left"/>
+      <w:pPr>
+        <w:ind w:left="1440" w:hanging="360"/>
+      </w:pPr>
+      <w:rPr>
+        <w:rFonts w:ascii="Symbol" w:hAnsi="Symbol" w:hint="default"/>
+      </w:rPr>
+    </w:lvl>
+    <w:lvl w:ilvl="1" w:tplc="04090003" w:tentative="1">
+      <w:start w:val="1"/>
+      <w:numFmt w:val="bullet"/>
+      <w:lvlText w:val="o"/>
+      <w:lvlJc w:val="left"/>
+      <w:pPr>
+        <w:ind w:left="2160" w:hanging="360"/>
+      </w:pPr>
+      <w:rPr>
+        <w:rFonts w:ascii="Courier New" w:hAnsi="Courier New" w:cs="Courier New" w:hint="default"/>
+      </w:rPr>
+    </w:lvl>
+    <w:lvl w:ilvl="2" w:tplc="04090005" w:tentative="1">
+      <w:start w:val="1"/>
+      <w:numFmt w:val="bullet"/>
+      <w:lvlText w:val=""/>
+      <w:lvlJc w:val="left"/>
+      <w:pPr>
+        <w:ind w:left="2880" w:hanging="360"/>
+      </w:pPr>
+      <w:rPr>
+        <w:rFonts w:ascii="Wingdings" w:hAnsi="Wingdings" w:hint="default"/>
+      </w:rPr>
+    </w:lvl>
+    <w:lvl w:ilvl="3" w:tplc="04090001" w:tentative="1">
+      <w:start w:val="1"/>
+      <w:numFmt w:val="bullet"/>
+      <w:lvlText w:val=""/>
+      <w:lvlJc w:val="left"/>
+      <w:pPr>
+        <w:ind w:left="3600" w:hanging="360"/>
+      </w:pPr>
+      <w:rPr>
+        <w:rFonts w:ascii="Symbol" w:hAnsi="Symbol" w:hint="default"/>
+      </w:rPr>
+    </w:lvl>
+    <w:lvl w:ilvl="4" w:tplc="04090003" w:tentative="1">
+      <w:start w:val="1"/>
+      <w:numFmt w:val="bullet"/>
+      <w:lvlText w:val="o"/>
+      <w:lvlJc w:val="left"/>
+      <w:pPr>
+        <w:ind w:left="4320" w:hanging="360"/>
+      </w:pPr>
+      <w:rPr>
+        <w:rFonts w:ascii="Courier New" w:hAnsi="Courier New" w:cs="Courier New" w:hint="default"/>
+      </w:rPr>
+    </w:lvl>
+    <w:lvl w:ilvl="5" w:tplc="04090005" w:tentative="1">
+      <w:start w:val="1"/>
+      <w:numFmt w:val="bullet"/>
+      <w:lvlText w:val=""/>
+      <w:lvlJc w:val="left"/>
+      <w:pPr>
+        <w:ind w:left="5040" w:hanging="360"/>
+      </w:pPr>
+      <w:rPr>
+        <w:rFonts w:ascii="Wingdings" w:hAnsi="Wingdings" w:hint="default"/>
+      </w:rPr>
+    </w:lvl>
+    <w:lvl w:ilvl="6" w:tplc="04090001" w:tentative="1">
+      <w:start w:val="1"/>
+      <w:numFmt w:val="bullet"/>
+      <w:lvlText w:val=""/>
+      <w:lvlJc w:val="left"/>
+      <w:pPr>
+        <w:ind w:left="5760" w:hanging="360"/>
+      </w:pPr>
+      <w:rPr>
+        <w:rFonts w:ascii="Symbol" w:hAnsi="Symbol" w:hint="default"/>
+      </w:rPr>
+    </w:lvl>
+    <w:lvl w:ilvl="7" w:tplc="04090003" w:tentative="1">
+      <w:start w:val="1"/>
+      <w:numFmt w:val="bullet"/>
+      <w:lvlText w:val="o"/>
+      <w:lvlJc w:val="left"/>
+      <w:pPr>
+        <w:ind w:left="6480" w:hanging="360"/>
+      </w:pPr>
+      <w:rPr>
+        <w:rFonts w:ascii="Courier New" w:hAnsi="Courier New" w:cs="Courier New" w:hint="default"/>
+      </w:rPr>
+    </w:lvl>
+    <w:lvl w:ilvl="8" w:tplc="04090005" w:tentative="1">
+      <w:start w:val="1"/>
+      <w:numFmt w:val="bullet"/>
+      <w:lvlText w:val=""/>
+      <w:lvlJc w:val="left"/>
+      <w:pPr>
+        <w:ind w:left="7200" w:hanging="360"/>
+      </w:pPr>
+      <w:rPr>
+        <w:rFonts w:ascii="Wingdings" w:hAnsi="Wingdings" w:hint="default"/>
+      </w:rPr>
+    </w:lvl>
+  </w:abstractNum>
+  <w:abstractNum w:abstractNumId="7" w15:restartNumberingAfterBreak="0">
     <w:nsid w:val="32145478"/>
     <w:multiLevelType w:val="multilevel"/>
     <w:tmpl w:val="80BE7612"/>
@@ -5575,7 +6691,120 @@
       </w:rPr>
     </w:lvl>
   </w:abstractNum>
-  <w:abstractNum w:abstractNumId="4" w15:restartNumberingAfterBreak="0">
+  <w:abstractNum w:abstractNumId="8" w15:restartNumberingAfterBreak="0">
+    <w:nsid w:val="3F277F83"/>
+    <w:multiLevelType w:val="hybridMultilevel"/>
+    <w:tmpl w:val="0DF4A3EA"/>
+    <w:lvl w:ilvl="0" w:tplc="04090001">
+      <w:start w:val="1"/>
+      <w:numFmt w:val="bullet"/>
+      <w:lvlText w:val=""/>
+      <w:lvlJc w:val="left"/>
+      <w:pPr>
+        <w:ind w:left="1440" w:hanging="360"/>
+      </w:pPr>
+      <w:rPr>
+        <w:rFonts w:ascii="Symbol" w:hAnsi="Symbol" w:hint="default"/>
+      </w:rPr>
+    </w:lvl>
+    <w:lvl w:ilvl="1" w:tplc="04090003" w:tentative="1">
+      <w:start w:val="1"/>
+      <w:numFmt w:val="bullet"/>
+      <w:lvlText w:val="o"/>
+      <w:lvlJc w:val="left"/>
+      <w:pPr>
+        <w:ind w:left="2160" w:hanging="360"/>
+      </w:pPr>
+      <w:rPr>
+        <w:rFonts w:ascii="Courier New" w:hAnsi="Courier New" w:cs="Courier New" w:hint="default"/>
+      </w:rPr>
+    </w:lvl>
+    <w:lvl w:ilvl="2" w:tplc="04090005" w:tentative="1">
+      <w:start w:val="1"/>
+      <w:numFmt w:val="bullet"/>
+      <w:lvlText w:val=""/>
+      <w:lvlJc w:val="left"/>
+      <w:pPr>
+        <w:ind w:left="2880" w:hanging="360"/>
+      </w:pPr>
+      <w:rPr>
+        <w:rFonts w:ascii="Wingdings" w:hAnsi="Wingdings" w:hint="default"/>
+      </w:rPr>
+    </w:lvl>
+    <w:lvl w:ilvl="3" w:tplc="04090001" w:tentative="1">
+      <w:start w:val="1"/>
+      <w:numFmt w:val="bullet"/>
+      <w:lvlText w:val=""/>
+      <w:lvlJc w:val="left"/>
+      <w:pPr>
+        <w:ind w:left="3600" w:hanging="360"/>
+      </w:pPr>
+      <w:rPr>
+        <w:rFonts w:ascii="Symbol" w:hAnsi="Symbol" w:hint="default"/>
+      </w:rPr>
+    </w:lvl>
+    <w:lvl w:ilvl="4" w:tplc="04090003" w:tentative="1">
+      <w:start w:val="1"/>
+      <w:numFmt w:val="bullet"/>
+      <w:lvlText w:val="o"/>
+      <w:lvlJc w:val="left"/>
+      <w:pPr>
+        <w:ind w:left="4320" w:hanging="360"/>
+      </w:pPr>
+      <w:rPr>
+        <w:rFonts w:ascii="Courier New" w:hAnsi="Courier New" w:cs="Courier New" w:hint="default"/>
+      </w:rPr>
+    </w:lvl>
+    <w:lvl w:ilvl="5" w:tplc="04090005" w:tentative="1">
+      <w:start w:val="1"/>
+      <w:numFmt w:val="bullet"/>
+      <w:lvlText w:val=""/>
+      <w:lvlJc w:val="left"/>
+      <w:pPr>
+        <w:ind w:left="5040" w:hanging="360"/>
+      </w:pPr>
+      <w:rPr>
+        <w:rFonts w:ascii="Wingdings" w:hAnsi="Wingdings" w:hint="default"/>
+      </w:rPr>
+    </w:lvl>
+    <w:lvl w:ilvl="6" w:tplc="04090001" w:tentative="1">
+      <w:start w:val="1"/>
+      <w:numFmt w:val="bullet"/>
+      <w:lvlText w:val=""/>
+      <w:lvlJc w:val="left"/>
+      <w:pPr>
+        <w:ind w:left="5760" w:hanging="360"/>
+      </w:pPr>
+      <w:rPr>
+        <w:rFonts w:ascii="Symbol" w:hAnsi="Symbol" w:hint="default"/>
+      </w:rPr>
+    </w:lvl>
+    <w:lvl w:ilvl="7" w:tplc="04090003" w:tentative="1">
+      <w:start w:val="1"/>
+      <w:numFmt w:val="bullet"/>
+      <w:lvlText w:val="o"/>
+      <w:lvlJc w:val="left"/>
+      <w:pPr>
+        <w:ind w:left="6480" w:hanging="360"/>
+      </w:pPr>
+      <w:rPr>
+        <w:rFonts w:ascii="Courier New" w:hAnsi="Courier New" w:cs="Courier New" w:hint="default"/>
+      </w:rPr>
+    </w:lvl>
+    <w:lvl w:ilvl="8" w:tplc="04090005" w:tentative="1">
+      <w:start w:val="1"/>
+      <w:numFmt w:val="bullet"/>
+      <w:lvlText w:val=""/>
+      <w:lvlJc w:val="left"/>
+      <w:pPr>
+        <w:ind w:left="7200" w:hanging="360"/>
+      </w:pPr>
+      <w:rPr>
+        <w:rFonts w:ascii="Wingdings" w:hAnsi="Wingdings" w:hint="default"/>
+      </w:rPr>
+    </w:lvl>
+  </w:abstractNum>
+  <w:abstractNum w:abstractNumId="9" w15:restartNumberingAfterBreak="0">
     <w:nsid w:val="3FA37F0A"/>
     <w:multiLevelType w:val="multilevel"/>
     <w:tmpl w:val="EA044F04"/>
@@ -5724,7 +6953,7 @@
       </w:rPr>
     </w:lvl>
   </w:abstractNum>
-  <w:abstractNum w:abstractNumId="5" w15:restartNumberingAfterBreak="0">
+  <w:abstractNum w:abstractNumId="10" w15:restartNumberingAfterBreak="0">
     <w:nsid w:val="41D82F65"/>
     <w:multiLevelType w:val="multilevel"/>
     <w:tmpl w:val="C446620A"/>
@@ -5847,7 +7076,120 @@
       </w:rPr>
     </w:lvl>
   </w:abstractNum>
-  <w:abstractNum w:abstractNumId="6" w15:restartNumberingAfterBreak="0">
+  <w:abstractNum w:abstractNumId="11" w15:restartNumberingAfterBreak="0">
+    <w:nsid w:val="487D2DA4"/>
+    <w:multiLevelType w:val="hybridMultilevel"/>
+    <w:tmpl w:val="6DB8B1D6"/>
+    <w:lvl w:ilvl="0" w:tplc="04090001">
+      <w:start w:val="1"/>
+      <w:numFmt w:val="bullet"/>
+      <w:lvlText w:val=""/>
+      <w:lvlJc w:val="left"/>
+      <w:pPr>
+        <w:ind w:left="1440" w:hanging="360"/>
+      </w:pPr>
+      <w:rPr>
+        <w:rFonts w:ascii="Symbol" w:hAnsi="Symbol" w:hint="default"/>
+      </w:rPr>
+    </w:lvl>
+    <w:lvl w:ilvl="1" w:tplc="04090003" w:tentative="1">
+      <w:start w:val="1"/>
+      <w:numFmt w:val="bullet"/>
+      <w:lvlText w:val="o"/>
+      <w:lvlJc w:val="left"/>
+      <w:pPr>
+        <w:ind w:left="2160" w:hanging="360"/>
+      </w:pPr>
+      <w:rPr>
+        <w:rFonts w:ascii="Courier New" w:hAnsi="Courier New" w:cs="Courier New" w:hint="default"/>
+      </w:rPr>
+    </w:lvl>
+    <w:lvl w:ilvl="2" w:tplc="04090005" w:tentative="1">
+      <w:start w:val="1"/>
+      <w:numFmt w:val="bullet"/>
+      <w:lvlText w:val=""/>
+      <w:lvlJc w:val="left"/>
+      <w:pPr>
+        <w:ind w:left="2880" w:hanging="360"/>
+      </w:pPr>
+      <w:rPr>
+        <w:rFonts w:ascii="Wingdings" w:hAnsi="Wingdings" w:hint="default"/>
+      </w:rPr>
+    </w:lvl>
+    <w:lvl w:ilvl="3" w:tplc="04090001" w:tentative="1">
+      <w:start w:val="1"/>
+      <w:numFmt w:val="bullet"/>
+      <w:lvlText w:val=""/>
+      <w:lvlJc w:val="left"/>
+      <w:pPr>
+        <w:ind w:left="3600" w:hanging="360"/>
+      </w:pPr>
+      <w:rPr>
+        <w:rFonts w:ascii="Symbol" w:hAnsi="Symbol" w:hint="default"/>
+      </w:rPr>
+    </w:lvl>
+    <w:lvl w:ilvl="4" w:tplc="04090003" w:tentative="1">
+      <w:start w:val="1"/>
+      <w:numFmt w:val="bullet"/>
+      <w:lvlText w:val="o"/>
+      <w:lvlJc w:val="left"/>
+      <w:pPr>
+        <w:ind w:left="4320" w:hanging="360"/>
+      </w:pPr>
+      <w:rPr>
+        <w:rFonts w:ascii="Courier New" w:hAnsi="Courier New" w:cs="Courier New" w:hint="default"/>
+      </w:rPr>
+    </w:lvl>
+    <w:lvl w:ilvl="5" w:tplc="04090005" w:tentative="1">
+      <w:start w:val="1"/>
+      <w:numFmt w:val="bullet"/>
+      <w:lvlText w:val=""/>
+      <w:lvlJc w:val="left"/>
+      <w:pPr>
+        <w:ind w:left="5040" w:hanging="360"/>
+      </w:pPr>
+      <w:rPr>
+        <w:rFonts w:ascii="Wingdings" w:hAnsi="Wingdings" w:hint="default"/>
+      </w:rPr>
+    </w:lvl>
+    <w:lvl w:ilvl="6" w:tplc="04090001" w:tentative="1">
+      <w:start w:val="1"/>
+      <w:numFmt w:val="bullet"/>
+      <w:lvlText w:val=""/>
+      <w:lvlJc w:val="left"/>
+      <w:pPr>
+        <w:ind w:left="5760" w:hanging="360"/>
+      </w:pPr>
+      <w:rPr>
+        <w:rFonts w:ascii="Symbol" w:hAnsi="Symbol" w:hint="default"/>
+      </w:rPr>
+    </w:lvl>
+    <w:lvl w:ilvl="7" w:tplc="04090003" w:tentative="1">
+      <w:start w:val="1"/>
+      <w:numFmt w:val="bullet"/>
+      <w:lvlText w:val="o"/>
+      <w:lvlJc w:val="left"/>
+      <w:pPr>
+        <w:ind w:left="6480" w:hanging="360"/>
+      </w:pPr>
+      <w:rPr>
+        <w:rFonts w:ascii="Courier New" w:hAnsi="Courier New" w:cs="Courier New" w:hint="default"/>
+      </w:rPr>
+    </w:lvl>
+    <w:lvl w:ilvl="8" w:tplc="04090005" w:tentative="1">
+      <w:start w:val="1"/>
+      <w:numFmt w:val="bullet"/>
+      <w:lvlText w:val=""/>
+      <w:lvlJc w:val="left"/>
+      <w:pPr>
+        <w:ind w:left="7200" w:hanging="360"/>
+      </w:pPr>
+      <w:rPr>
+        <w:rFonts w:ascii="Wingdings" w:hAnsi="Wingdings" w:hint="default"/>
+      </w:rPr>
+    </w:lvl>
+  </w:abstractNum>
+  <w:abstractNum w:abstractNumId="12" w15:restartNumberingAfterBreak="0">
     <w:nsid w:val="50B57104"/>
     <w:multiLevelType w:val="hybridMultilevel"/>
     <w:tmpl w:val="0096CB92"/>
@@ -5960,7 +7302,120 @@
       </w:rPr>
     </w:lvl>
   </w:abstractNum>
-  <w:abstractNum w:abstractNumId="7" w15:restartNumberingAfterBreak="0">
+  <w:abstractNum w:abstractNumId="13" w15:restartNumberingAfterBreak="0">
+    <w:nsid w:val="592118F9"/>
+    <w:multiLevelType w:val="hybridMultilevel"/>
+    <w:tmpl w:val="66B80EC2"/>
+    <w:lvl w:ilvl="0" w:tplc="04090001">
+      <w:start w:val="1"/>
+      <w:numFmt w:val="bullet"/>
+      <w:lvlText w:val=""/>
+      <w:lvlJc w:val="left"/>
+      <w:pPr>
+        <w:ind w:left="1440" w:hanging="360"/>
+      </w:pPr>
+      <w:rPr>
+        <w:rFonts w:ascii="Symbol" w:hAnsi="Symbol" w:hint="default"/>
+      </w:rPr>
+    </w:lvl>
+    <w:lvl w:ilvl="1" w:tplc="04090003" w:tentative="1">
+      <w:start w:val="1"/>
+      <w:numFmt w:val="bullet"/>
+      <w:lvlText w:val="o"/>
+      <w:lvlJc w:val="left"/>
+      <w:pPr>
+        <w:ind w:left="2160" w:hanging="360"/>
+      </w:pPr>
+      <w:rPr>
+        <w:rFonts w:ascii="Courier New" w:hAnsi="Courier New" w:cs="Courier New" w:hint="default"/>
+      </w:rPr>
+    </w:lvl>
+    <w:lvl w:ilvl="2" w:tplc="04090005" w:tentative="1">
+      <w:start w:val="1"/>
+      <w:numFmt w:val="bullet"/>
+      <w:lvlText w:val=""/>
+      <w:lvlJc w:val="left"/>
+      <w:pPr>
+        <w:ind w:left="2880" w:hanging="360"/>
+      </w:pPr>
+      <w:rPr>
+        <w:rFonts w:ascii="Wingdings" w:hAnsi="Wingdings" w:hint="default"/>
+      </w:rPr>
+    </w:lvl>
+    <w:lvl w:ilvl="3" w:tplc="04090001" w:tentative="1">
+      <w:start w:val="1"/>
+      <w:numFmt w:val="bullet"/>
+      <w:lvlText w:val=""/>
+      <w:lvlJc w:val="left"/>
+      <w:pPr>
+        <w:ind w:left="3600" w:hanging="360"/>
+      </w:pPr>
+      <w:rPr>
+        <w:rFonts w:ascii="Symbol" w:hAnsi="Symbol" w:hint="default"/>
+      </w:rPr>
+    </w:lvl>
+    <w:lvl w:ilvl="4" w:tplc="04090003" w:tentative="1">
+      <w:start w:val="1"/>
+      <w:numFmt w:val="bullet"/>
+      <w:lvlText w:val="o"/>
+      <w:lvlJc w:val="left"/>
+      <w:pPr>
+        <w:ind w:left="4320" w:hanging="360"/>
+      </w:pPr>
+      <w:rPr>
+        <w:rFonts w:ascii="Courier New" w:hAnsi="Courier New" w:cs="Courier New" w:hint="default"/>
+      </w:rPr>
+    </w:lvl>
+    <w:lvl w:ilvl="5" w:tplc="04090005" w:tentative="1">
+      <w:start w:val="1"/>
+      <w:numFmt w:val="bullet"/>
+      <w:lvlText w:val=""/>
+      <w:lvlJc w:val="left"/>
+      <w:pPr>
+        <w:ind w:left="5040" w:hanging="360"/>
+      </w:pPr>
+      <w:rPr>
+        <w:rFonts w:ascii="Wingdings" w:hAnsi="Wingdings" w:hint="default"/>
+      </w:rPr>
+    </w:lvl>
+    <w:lvl w:ilvl="6" w:tplc="04090001" w:tentative="1">
+      <w:start w:val="1"/>
+      <w:numFmt w:val="bullet"/>
+      <w:lvlText w:val=""/>
+      <w:lvlJc w:val="left"/>
+      <w:pPr>
+        <w:ind w:left="5760" w:hanging="360"/>
+      </w:pPr>
+      <w:rPr>
+        <w:rFonts w:ascii="Symbol" w:hAnsi="Symbol" w:hint="default"/>
+      </w:rPr>
+    </w:lvl>
+    <w:lvl w:ilvl="7" w:tplc="04090003" w:tentative="1">
+      <w:start w:val="1"/>
+      <w:numFmt w:val="bullet"/>
+      <w:lvlText w:val="o"/>
+      <w:lvlJc w:val="left"/>
+      <w:pPr>
+        <w:ind w:left="6480" w:hanging="360"/>
+      </w:pPr>
+      <w:rPr>
+        <w:rFonts w:ascii="Courier New" w:hAnsi="Courier New" w:cs="Courier New" w:hint="default"/>
+      </w:rPr>
+    </w:lvl>
+    <w:lvl w:ilvl="8" w:tplc="04090005" w:tentative="1">
+      <w:start w:val="1"/>
+      <w:numFmt w:val="bullet"/>
+      <w:lvlText w:val=""/>
+      <w:lvlJc w:val="left"/>
+      <w:pPr>
+        <w:ind w:left="7200" w:hanging="360"/>
+      </w:pPr>
+      <w:rPr>
+        <w:rFonts w:ascii="Wingdings" w:hAnsi="Wingdings" w:hint="default"/>
+      </w:rPr>
+    </w:lvl>
+  </w:abstractNum>
+  <w:abstractNum w:abstractNumId="14" w15:restartNumberingAfterBreak="0">
     <w:nsid w:val="59F839DB"/>
     <w:multiLevelType w:val="hybridMultilevel"/>
     <w:tmpl w:val="9B9AEEEE"/>
@@ -6073,7 +7528,7 @@
       </w:rPr>
     </w:lvl>
   </w:abstractNum>
-  <w:abstractNum w:abstractNumId="8" w15:restartNumberingAfterBreak="0">
+  <w:abstractNum w:abstractNumId="15" w15:restartNumberingAfterBreak="0">
     <w:nsid w:val="62DA1ACB"/>
     <w:multiLevelType w:val="hybridMultilevel"/>
     <w:tmpl w:val="6CFEA80A"/>
@@ -6185,7 +7640,233 @@
       </w:rPr>
     </w:lvl>
   </w:abstractNum>
-  <w:abstractNum w:abstractNumId="9" w15:restartNumberingAfterBreak="0">
+  <w:abstractNum w:abstractNumId="16" w15:restartNumberingAfterBreak="0">
+    <w:nsid w:val="6F6F3A9C"/>
+    <w:multiLevelType w:val="hybridMultilevel"/>
+    <w:tmpl w:val="7E261BB6"/>
+    <w:lvl w:ilvl="0" w:tplc="04090001">
+      <w:start w:val="1"/>
+      <w:numFmt w:val="bullet"/>
+      <w:lvlText w:val=""/>
+      <w:lvlJc w:val="left"/>
+      <w:pPr>
+        <w:ind w:left="1440" w:hanging="360"/>
+      </w:pPr>
+      <w:rPr>
+        <w:rFonts w:ascii="Symbol" w:hAnsi="Symbol" w:hint="default"/>
+      </w:rPr>
+    </w:lvl>
+    <w:lvl w:ilvl="1" w:tplc="04090003" w:tentative="1">
+      <w:start w:val="1"/>
+      <w:numFmt w:val="bullet"/>
+      <w:lvlText w:val="o"/>
+      <w:lvlJc w:val="left"/>
+      <w:pPr>
+        <w:ind w:left="2160" w:hanging="360"/>
+      </w:pPr>
+      <w:rPr>
+        <w:rFonts w:ascii="Courier New" w:hAnsi="Courier New" w:cs="Courier New" w:hint="default"/>
+      </w:rPr>
+    </w:lvl>
+    <w:lvl w:ilvl="2" w:tplc="04090005" w:tentative="1">
+      <w:start w:val="1"/>
+      <w:numFmt w:val="bullet"/>
+      <w:lvlText w:val=""/>
+      <w:lvlJc w:val="left"/>
+      <w:pPr>
+        <w:ind w:left="2880" w:hanging="360"/>
+      </w:pPr>
+      <w:rPr>
+        <w:rFonts w:ascii="Wingdings" w:hAnsi="Wingdings" w:hint="default"/>
+      </w:rPr>
+    </w:lvl>
+    <w:lvl w:ilvl="3" w:tplc="04090001" w:tentative="1">
+      <w:start w:val="1"/>
+      <w:numFmt w:val="bullet"/>
+      <w:lvlText w:val=""/>
+      <w:lvlJc w:val="left"/>
+      <w:pPr>
+        <w:ind w:left="3600" w:hanging="360"/>
+      </w:pPr>
+      <w:rPr>
+        <w:rFonts w:ascii="Symbol" w:hAnsi="Symbol" w:hint="default"/>
+      </w:rPr>
+    </w:lvl>
+    <w:lvl w:ilvl="4" w:tplc="04090003" w:tentative="1">
+      <w:start w:val="1"/>
+      <w:numFmt w:val="bullet"/>
+      <w:lvlText w:val="o"/>
+      <w:lvlJc w:val="left"/>
+      <w:pPr>
+        <w:ind w:left="4320" w:hanging="360"/>
+      </w:pPr>
+      <w:rPr>
+        <w:rFonts w:ascii="Courier New" w:hAnsi="Courier New" w:cs="Courier New" w:hint="default"/>
+      </w:rPr>
+    </w:lvl>
+    <w:lvl w:ilvl="5" w:tplc="04090005" w:tentative="1">
+      <w:start w:val="1"/>
+      <w:numFmt w:val="bullet"/>
+      <w:lvlText w:val=""/>
+      <w:lvlJc w:val="left"/>
+      <w:pPr>
+        <w:ind w:left="5040" w:hanging="360"/>
+      </w:pPr>
+      <w:rPr>
+        <w:rFonts w:ascii="Wingdings" w:hAnsi="Wingdings" w:hint="default"/>
+      </w:rPr>
+    </w:lvl>
+    <w:lvl w:ilvl="6" w:tplc="04090001" w:tentative="1">
+      <w:start w:val="1"/>
+      <w:numFmt w:val="bullet"/>
+      <w:lvlText w:val=""/>
+      <w:lvlJc w:val="left"/>
+      <w:pPr>
+        <w:ind w:left="5760" w:hanging="360"/>
+      </w:pPr>
+      <w:rPr>
+        <w:rFonts w:ascii="Symbol" w:hAnsi="Symbol" w:hint="default"/>
+      </w:rPr>
+    </w:lvl>
+    <w:lvl w:ilvl="7" w:tplc="04090003" w:tentative="1">
+      <w:start w:val="1"/>
+      <w:numFmt w:val="bullet"/>
+      <w:lvlText w:val="o"/>
+      <w:lvlJc w:val="left"/>
+      <w:pPr>
+        <w:ind w:left="6480" w:hanging="360"/>
+      </w:pPr>
+      <w:rPr>
+        <w:rFonts w:ascii="Courier New" w:hAnsi="Courier New" w:cs="Courier New" w:hint="default"/>
+      </w:rPr>
+    </w:lvl>
+    <w:lvl w:ilvl="8" w:tplc="04090005" w:tentative="1">
+      <w:start w:val="1"/>
+      <w:numFmt w:val="bullet"/>
+      <w:lvlText w:val=""/>
+      <w:lvlJc w:val="left"/>
+      <w:pPr>
+        <w:ind w:left="7200" w:hanging="360"/>
+      </w:pPr>
+      <w:rPr>
+        <w:rFonts w:ascii="Wingdings" w:hAnsi="Wingdings" w:hint="default"/>
+      </w:rPr>
+    </w:lvl>
+  </w:abstractNum>
+  <w:abstractNum w:abstractNumId="17" w15:restartNumberingAfterBreak="0">
+    <w:nsid w:val="7B053184"/>
+    <w:multiLevelType w:val="hybridMultilevel"/>
+    <w:tmpl w:val="C4349EF6"/>
+    <w:lvl w:ilvl="0" w:tplc="04090001">
+      <w:start w:val="1"/>
+      <w:numFmt w:val="bullet"/>
+      <w:lvlText w:val=""/>
+      <w:lvlJc w:val="left"/>
+      <w:pPr>
+        <w:ind w:left="1440" w:hanging="360"/>
+      </w:pPr>
+      <w:rPr>
+        <w:rFonts w:ascii="Symbol" w:hAnsi="Symbol" w:hint="default"/>
+      </w:rPr>
+    </w:lvl>
+    <w:lvl w:ilvl="1" w:tplc="04090003" w:tentative="1">
+      <w:start w:val="1"/>
+      <w:numFmt w:val="bullet"/>
+      <w:lvlText w:val="o"/>
+      <w:lvlJc w:val="left"/>
+      <w:pPr>
+        <w:ind w:left="2160" w:hanging="360"/>
+      </w:pPr>
+      <w:rPr>
+        <w:rFonts w:ascii="Courier New" w:hAnsi="Courier New" w:cs="Courier New" w:hint="default"/>
+      </w:rPr>
+    </w:lvl>
+    <w:lvl w:ilvl="2" w:tplc="04090005" w:tentative="1">
+      <w:start w:val="1"/>
+      <w:numFmt w:val="bullet"/>
+      <w:lvlText w:val=""/>
+      <w:lvlJc w:val="left"/>
+      <w:pPr>
+        <w:ind w:left="2880" w:hanging="360"/>
+      </w:pPr>
+      <w:rPr>
+        <w:rFonts w:ascii="Wingdings" w:hAnsi="Wingdings" w:hint="default"/>
+      </w:rPr>
+    </w:lvl>
+    <w:lvl w:ilvl="3" w:tplc="04090001" w:tentative="1">
+      <w:start w:val="1"/>
+      <w:numFmt w:val="bullet"/>
+      <w:lvlText w:val=""/>
+      <w:lvlJc w:val="left"/>
+      <w:pPr>
+        <w:ind w:left="3600" w:hanging="360"/>
+      </w:pPr>
+      <w:rPr>
+        <w:rFonts w:ascii="Symbol" w:hAnsi="Symbol" w:hint="default"/>
+      </w:rPr>
+    </w:lvl>
+    <w:lvl w:ilvl="4" w:tplc="04090003" w:tentative="1">
+      <w:start w:val="1"/>
+      <w:numFmt w:val="bullet"/>
+      <w:lvlText w:val="o"/>
+      <w:lvlJc w:val="left"/>
+      <w:pPr>
+        <w:ind w:left="4320" w:hanging="360"/>
+      </w:pPr>
+      <w:rPr>
+        <w:rFonts w:ascii="Courier New" w:hAnsi="Courier New" w:cs="Courier New" w:hint="default"/>
+      </w:rPr>
+    </w:lvl>
+    <w:lvl w:ilvl="5" w:tplc="04090005" w:tentative="1">
+      <w:start w:val="1"/>
+      <w:numFmt w:val="bullet"/>
+      <w:lvlText w:val=""/>
+      <w:lvlJc w:val="left"/>
+      <w:pPr>
+        <w:ind w:left="5040" w:hanging="360"/>
+      </w:pPr>
+      <w:rPr>
+        <w:rFonts w:ascii="Wingdings" w:hAnsi="Wingdings" w:hint="default"/>
+      </w:rPr>
+    </w:lvl>
+    <w:lvl w:ilvl="6" w:tplc="04090001" w:tentative="1">
+      <w:start w:val="1"/>
+      <w:numFmt w:val="bullet"/>
+      <w:lvlText w:val=""/>
+      <w:lvlJc w:val="left"/>
+      <w:pPr>
+        <w:ind w:left="5760" w:hanging="360"/>
+      </w:pPr>
+      <w:rPr>
+        <w:rFonts w:ascii="Symbol" w:hAnsi="Symbol" w:hint="default"/>
+      </w:rPr>
+    </w:lvl>
+    <w:lvl w:ilvl="7" w:tplc="04090003" w:tentative="1">
+      <w:start w:val="1"/>
+      <w:numFmt w:val="bullet"/>
+      <w:lvlText w:val="o"/>
+      <w:lvlJc w:val="left"/>
+      <w:pPr>
+        <w:ind w:left="6480" w:hanging="360"/>
+      </w:pPr>
+      <w:rPr>
+        <w:rFonts w:ascii="Courier New" w:hAnsi="Courier New" w:cs="Courier New" w:hint="default"/>
+      </w:rPr>
+    </w:lvl>
+    <w:lvl w:ilvl="8" w:tplc="04090005" w:tentative="1">
+      <w:start w:val="1"/>
+      <w:numFmt w:val="bullet"/>
+      <w:lvlText w:val=""/>
+      <w:lvlJc w:val="left"/>
+      <w:pPr>
+        <w:ind w:left="7200" w:hanging="360"/>
+      </w:pPr>
+      <w:rPr>
+        <w:rFonts w:ascii="Wingdings" w:hAnsi="Wingdings" w:hint="default"/>
+      </w:rPr>
+    </w:lvl>
+  </w:abstractNum>
+  <w:abstractNum w:abstractNumId="18" w15:restartNumberingAfterBreak="0">
     <w:nsid w:val="7C8D7AD4"/>
     <w:multiLevelType w:val="hybridMultilevel"/>
     <w:tmpl w:val="F62EF536"/>
@@ -6298,7 +7979,7 @@
       </w:rPr>
     </w:lvl>
   </w:abstractNum>
-  <w:abstractNum w:abstractNumId="10" w15:restartNumberingAfterBreak="0">
+  <w:abstractNum w:abstractNumId="19" w15:restartNumberingAfterBreak="0">
     <w:nsid w:val="7F3A2D49"/>
     <w:multiLevelType w:val="hybridMultilevel"/>
     <w:tmpl w:val="0186AFDA"/>
@@ -6412,91 +8093,118 @@
     </w:lvl>
   </w:abstractNum>
   <w:num w:numId="1">
-    <w:abstractNumId w:val="5"/>
+    <w:abstractNumId w:val="10"/>
   </w:num>
   <w:num w:numId="2">
-    <w:abstractNumId w:val="5"/>
+    <w:abstractNumId w:val="10"/>
   </w:num>
   <w:num w:numId="3">
-    <w:abstractNumId w:val="5"/>
+    <w:abstractNumId w:val="10"/>
   </w:num>
   <w:num w:numId="4">
-    <w:abstractNumId w:val="5"/>
+    <w:abstractNumId w:val="10"/>
   </w:num>
   <w:num w:numId="5">
-    <w:abstractNumId w:val="5"/>
+    <w:abstractNumId w:val="10"/>
   </w:num>
   <w:num w:numId="6">
-    <w:abstractNumId w:val="5"/>
+    <w:abstractNumId w:val="10"/>
   </w:num>
   <w:num w:numId="7">
-    <w:abstractNumId w:val="5"/>
+    <w:abstractNumId w:val="10"/>
   </w:num>
   <w:num w:numId="8">
-    <w:abstractNumId w:val="5"/>
+    <w:abstractNumId w:val="10"/>
   </w:num>
   <w:num w:numId="9">
-    <w:abstractNumId w:val="5"/>
+    <w:abstractNumId w:val="10"/>
   </w:num>
   <w:num w:numId="10">
-    <w:abstractNumId w:val="5"/>
+    <w:abstractNumId w:val="10"/>
   </w:num>
   <w:num w:numId="11">
-    <w:abstractNumId w:val="5"/>
+    <w:abstractNumId w:val="10"/>
   </w:num>
   <w:num w:numId="12">
-    <w:abstractNumId w:val="5"/>
+    <w:abstractNumId w:val="10"/>
   </w:num>
   <w:num w:numId="13">
-    <w:abstractNumId w:val="5"/>
+    <w:abstractNumId w:val="10"/>
   </w:num>
   <w:num w:numId="14">
-    <w:abstractNumId w:val="5"/>
+    <w:abstractNumId w:val="10"/>
   </w:num>
   <w:num w:numId="15">
-    <w:abstractNumId w:val="5"/>
+    <w:abstractNumId w:val="10"/>
   </w:num>
   <w:num w:numId="16">
-    <w:abstractNumId w:val="5"/>
+    <w:abstractNumId w:val="10"/>
   </w:num>
   <w:num w:numId="17">
-    <w:abstractNumId w:val="5"/>
+    <w:abstractNumId w:val="10"/>
   </w:num>
   <w:num w:numId="18">
-    <w:abstractNumId w:val="5"/>
+    <w:abstractNumId w:val="10"/>
   </w:num>
   <w:num w:numId="19">
-    <w:abstractNumId w:val="5"/>
+    <w:abstractNumId w:val="10"/>
   </w:num>
   <w:num w:numId="20">
-    <w:abstractNumId w:val="10"/>
+    <w:abstractNumId w:val="19"/>
   </w:num>
   <w:num w:numId="21">
-    <w:abstractNumId w:val="8"/>
+    <w:abstractNumId w:val="15"/>
   </w:num>
   <w:num w:numId="22">
-    <w:abstractNumId w:val="7"/>
+    <w:abstractNumId w:val="14"/>
   </w:num>
   <w:num w:numId="23">
-    <w:abstractNumId w:val="2"/>
+    <w:abstractNumId w:val="5"/>
   </w:num>
   <w:num w:numId="24">
     <w:abstractNumId w:val="0"/>
   </w:num>
   <w:num w:numId="25">
+    <w:abstractNumId w:val="7"/>
+  </w:num>
+  <w:num w:numId="26">
+    <w:abstractNumId w:val="18"/>
+  </w:num>
+  <w:num w:numId="27">
+    <w:abstractNumId w:val="9"/>
+  </w:num>
+  <w:num w:numId="28">
+    <w:abstractNumId w:val="4"/>
+  </w:num>
+  <w:num w:numId="29">
+    <w:abstractNumId w:val="12"/>
+  </w:num>
+  <w:num w:numId="30">
     <w:abstractNumId w:val="3"/>
   </w:num>
-  <w:num w:numId="26">
-    <w:abstractNumId w:val="9"/>
+  <w:num w:numId="31">
+    <w:abstractNumId w:val="17"/>
   </w:num>
-  <w:num w:numId="27">
-    <w:abstractNumId w:val="4"/>
+  <w:num w:numId="32">
+    <w:abstractNumId w:val="11"/>
   </w:num>
-  <w:num w:numId="28">
+  <w:num w:numId="33">
+    <w:abstractNumId w:val="16"/>
+  </w:num>
+  <w:num w:numId="34">
+    <w:abstractNumId w:val="13"/>
+  </w:num>
+  <w:num w:numId="35">
+    <w:abstractNumId w:val="6"/>
+  </w:num>
+  <w:num w:numId="36">
+    <w:abstractNumId w:val="8"/>
+  </w:num>
+  <w:num w:numId="37">
+    <w:abstractNumId w:val="2"/>
+  </w:num>
+  <w:num w:numId="38">
     <w:abstractNumId w:val="1"/>
-  </w:num>
-  <w:num w:numId="29">
-    <w:abstractNumId w:val="6"/>
   </w:num>
 </w:numbering>
 </file>
@@ -7500,6 +9208,17 @@
       <w14:ligatures w14:val="none"/>
     </w:rPr>
   </w:style>
+  <w:style w:type="character" w:styleId="Strong">
+    <w:name w:val="Strong"/>
+    <w:basedOn w:val="DefaultParagraphFont"/>
+    <w:uiPriority w:val="22"/>
+    <w:qFormat/>
+    <w:rsid w:val="003A2285"/>
+    <w:rPr>
+      <w:b/>
+      <w:bCs/>
+    </w:rPr>
+  </w:style>
 </w:styles>
 </file>
 

--- a/report/docx/2370389_LEDAT_THESIS.docx
+++ b/report/docx/2370389_LEDAT_THESIS.docx
@@ -481,15 +481,7 @@
         <w:spacing w:after="0"/>
       </w:pPr>
       <w:r>
-        <w:t xml:space="preserve">Cán bộ hướng dẫn khoa </w:t>
-      </w:r>
-      <w:proofErr w:type="gramStart"/>
-      <w:r>
-        <w:t>học :</w:t>
-      </w:r>
-      <w:proofErr w:type="gramEnd"/>
-      <w:r>
-        <w:t xml:space="preserve"> ..................................................................</w:t>
+        <w:t>Cán bộ hướng dẫn khoa học : ..................................................................</w:t>
       </w:r>
     </w:p>
     <w:p>
@@ -516,15 +508,7 @@
         <w:spacing w:after="0"/>
       </w:pPr>
       <w:r>
-        <w:t xml:space="preserve">Cán bộ chấm nhận xét </w:t>
-      </w:r>
-      <w:proofErr w:type="gramStart"/>
-      <w:r>
-        <w:t>1 :</w:t>
-      </w:r>
-      <w:proofErr w:type="gramEnd"/>
-      <w:r>
-        <w:t xml:space="preserve"> ........................................................................</w:t>
+        <w:t>Cán bộ chấm nhận xét 1 : ........................................................................</w:t>
       </w:r>
     </w:p>
     <w:p>
@@ -551,15 +535,7 @@
         <w:spacing w:after="0"/>
       </w:pPr>
       <w:r>
-        <w:t xml:space="preserve">Cán bộ chấm nhận xét </w:t>
-      </w:r>
-      <w:proofErr w:type="gramStart"/>
-      <w:r>
-        <w:t>2 :</w:t>
-      </w:r>
-      <w:proofErr w:type="gramEnd"/>
-      <w:r>
-        <w:t xml:space="preserve"> ........................................................................</w:t>
+        <w:t>Cán bộ chấm nhận xét 2 : ........................................................................</w:t>
       </w:r>
     </w:p>
     <w:p>
@@ -595,31 +571,7 @@
         <w:spacing w:after="0"/>
       </w:pPr>
       <w:r>
-        <w:t xml:space="preserve">ngày </w:t>
-      </w:r>
-      <w:proofErr w:type="gramStart"/>
-      <w:r>
-        <w:t>. . . .</w:t>
-      </w:r>
-      <w:proofErr w:type="gramEnd"/>
-      <w:r>
-        <w:t xml:space="preserve"> . tháng </w:t>
-      </w:r>
-      <w:proofErr w:type="gramStart"/>
-      <w:r>
-        <w:t>. . . .</w:t>
-      </w:r>
-      <w:proofErr w:type="gramEnd"/>
-      <w:r>
-        <w:t xml:space="preserve"> năm </w:t>
-      </w:r>
-      <w:proofErr w:type="gramStart"/>
-      <w:r>
-        <w:t>. . . .</w:t>
-      </w:r>
-      <w:proofErr w:type="gramEnd"/>
-      <w:r>
-        <w:t xml:space="preserve"> .</w:t>
+        <w:t>ngày . . . . . tháng . . . . năm . . . . .</w:t>
       </w:r>
     </w:p>
     <w:p>
@@ -1107,15 +1059,7 @@
         <w:ind w:firstLine="0"/>
       </w:pPr>
       <w:r>
-        <w:t xml:space="preserve">Chuyên ngành: ................................................................ Mã </w:t>
-      </w:r>
-      <w:proofErr w:type="gramStart"/>
-      <w:r>
-        <w:t>số :</w:t>
-      </w:r>
-      <w:proofErr w:type="gramEnd"/>
-      <w:r>
-        <w:t xml:space="preserve"> ...............................</w:t>
+        <w:t>Chuyên ngành: ................................................................ Mã số : ...............................</w:t>
       </w:r>
     </w:p>
     <w:p>
@@ -1239,17 +1183,8 @@
           <w:b/>
           <w:bCs/>
         </w:rPr>
-        <w:t xml:space="preserve">II. NGÀY GIAO NHIỆM </w:t>
-      </w:r>
-      <w:proofErr w:type="gramStart"/>
-      <w:r>
-        <w:rPr>
-          <w:b/>
-          <w:bCs/>
-        </w:rPr>
-        <w:t>VỤ :</w:t>
-      </w:r>
-      <w:proofErr w:type="gramEnd"/>
+        <w:t>II. NGÀY GIAO NHIỆM VỤ :</w:t>
+      </w:r>
       <w:r>
         <w:t xml:space="preserve"> </w:t>
       </w:r>
@@ -1363,39 +1298,7 @@
                 <w:i/>
                 <w:iCs/>
               </w:rPr>
-              <w:t xml:space="preserve">Tp. HCM, ngày </w:t>
-            </w:r>
-            <w:proofErr w:type="gramStart"/>
-            <w:r>
-              <w:rPr>
-                <w:i/>
-                <w:iCs/>
-              </w:rPr>
-              <w:t>. . . .</w:t>
-            </w:r>
-            <w:proofErr w:type="gramEnd"/>
-            <w:r>
-              <w:rPr>
-                <w:i/>
-                <w:iCs/>
-              </w:rPr>
-              <w:t xml:space="preserve"> </w:t>
-            </w:r>
-            <w:proofErr w:type="gramStart"/>
-            <w:r>
-              <w:rPr>
-                <w:i/>
-                <w:iCs/>
-              </w:rPr>
-              <w:t>tháng .</w:t>
-            </w:r>
-            <w:proofErr w:type="gramEnd"/>
-            <w:r>
-              <w:rPr>
-                <w:i/>
-                <w:iCs/>
-              </w:rPr>
-              <w:t>. . . năm 20....</w:t>
+              <w:t>Tp. HCM, ngày . . . . tháng .. . . năm 20....</w:t>
             </w:r>
           </w:p>
         </w:tc>
@@ -3398,7 +3301,7 @@
         <w:pStyle w:val="Chubinhthuong"/>
         <w:numPr>
           <w:ilvl w:val="0"/>
-          <w:numId w:val="26"/>
+          <w:numId w:val="2"/>
         </w:numPr>
       </w:pPr>
       <w:r>
@@ -3421,7 +3324,7 @@
         <w:pStyle w:val="Chubinhthuong"/>
         <w:numPr>
           <w:ilvl w:val="0"/>
-          <w:numId w:val="26"/>
+          <w:numId w:val="2"/>
         </w:numPr>
       </w:pPr>
       <w:r>
@@ -3440,7 +3343,7 @@
         <w:pStyle w:val="Chubinhthuong"/>
         <w:numPr>
           <w:ilvl w:val="0"/>
-          <w:numId w:val="26"/>
+          <w:numId w:val="2"/>
         </w:numPr>
       </w:pPr>
       <w:r>
@@ -3459,7 +3362,7 @@
         <w:pStyle w:val="Chubinhthuong"/>
         <w:numPr>
           <w:ilvl w:val="0"/>
-          <w:numId w:val="26"/>
+          <w:numId w:val="2"/>
         </w:numPr>
       </w:pPr>
       <w:r>
@@ -3488,7 +3391,7 @@
         <w:pStyle w:val="Chubinhthuong"/>
         <w:numPr>
           <w:ilvl w:val="0"/>
-          <w:numId w:val="26"/>
+          <w:numId w:val="2"/>
         </w:numPr>
       </w:pPr>
       <w:r>
@@ -3652,10 +3555,7 @@
         <w:t xml:space="preserve"> </w:t>
       </w:r>
       <w:r>
-        <w:t>Hệ thống đăng ký khám bệnh tự động của BV ĐH Y Dược TP.HCM.</w:t>
-      </w:r>
-      <w:r>
-        <w:t xml:space="preserve"> </w:t>
+        <w:t xml:space="preserve">Hệ thống đăng ký khám bệnh tự động của BV ĐH Y Dược TP.HCM. </w:t>
       </w:r>
       <w:r>
         <w:t>(</w:t>
@@ -3814,13 +3714,7 @@
         <w:t xml:space="preserve">: </w:t>
       </w:r>
       <w:r>
-        <w:t>Nhân viên y tế khoa Hồi sức tích cực và Chống độc, Bệnh viện Đa khoa tỉnh thực hiện y lệnh</w:t>
-      </w:r>
-      <w:r>
-        <w:t xml:space="preserve"> </w:t>
-      </w:r>
-      <w:r>
-        <w:t>cho người bệnh qua hệ thống xe đi buồng trang bị máy tính có cài đặt phần mềm bệnh án điện tử</w:t>
+        <w:t>Nhân viên y tế khoa Hồi sức tích cực và Chống độc, Bệnh viện Đa khoa tỉnh thực hiện y lệnh cho người bệnh qua hệ thống xe đi buồng trang bị máy tính có cài đặt phần mềm bệnh án điện tử</w:t>
       </w:r>
       <w:r>
         <w:t>. (Ảnh: Cổng thông tin điện tử Vĩnh Phúc)</w:t>
@@ -4037,7 +3931,7 @@
         <w:pStyle w:val="Chubinhthuong"/>
         <w:numPr>
           <w:ilvl w:val="0"/>
-          <w:numId w:val="29"/>
+          <w:numId w:val="3"/>
         </w:numPr>
       </w:pPr>
       <w:r>
@@ -4059,7 +3953,7 @@
         <w:pStyle w:val="Chubinhthuong"/>
         <w:numPr>
           <w:ilvl w:val="0"/>
-          <w:numId w:val="29"/>
+          <w:numId w:val="3"/>
         </w:numPr>
       </w:pPr>
       <w:r>
@@ -4078,7 +3972,7 @@
         <w:pStyle w:val="Chubinhthuong"/>
         <w:numPr>
           <w:ilvl w:val="0"/>
-          <w:numId w:val="29"/>
+          <w:numId w:val="3"/>
         </w:numPr>
       </w:pPr>
       <w:r>
@@ -4101,7 +3995,7 @@
         <w:pStyle w:val="Chubinhthuong"/>
         <w:numPr>
           <w:ilvl w:val="0"/>
-          <w:numId w:val="29"/>
+          <w:numId w:val="3"/>
         </w:numPr>
       </w:pPr>
       <w:r>
@@ -4882,7 +4776,7 @@
         <w:pStyle w:val="Chubinhthuong"/>
         <w:numPr>
           <w:ilvl w:val="0"/>
-          <w:numId w:val="31"/>
+          <w:numId w:val="4"/>
         </w:numPr>
       </w:pPr>
       <w:r>
@@ -4894,7 +4788,7 @@
         <w:pStyle w:val="Chubinhthuong"/>
         <w:numPr>
           <w:ilvl w:val="0"/>
-          <w:numId w:val="31"/>
+          <w:numId w:val="4"/>
         </w:numPr>
       </w:pPr>
       <w:r>
@@ -4906,7 +4800,7 @@
         <w:pStyle w:val="Chubinhthuong"/>
         <w:numPr>
           <w:ilvl w:val="0"/>
-          <w:numId w:val="31"/>
+          <w:numId w:val="4"/>
         </w:numPr>
       </w:pPr>
       <w:r>
@@ -4918,7 +4812,7 @@
         <w:pStyle w:val="Chubinhthuong"/>
         <w:numPr>
           <w:ilvl w:val="0"/>
-          <w:numId w:val="31"/>
+          <w:numId w:val="4"/>
         </w:numPr>
       </w:pPr>
       <w:r>
@@ -5278,15 +5172,7 @@
         <w:pStyle w:val="Chubinhthuong"/>
       </w:pPr>
       <w:r>
-        <w:t xml:space="preserve">Tuy nhiên, quá trình triển khai vẫn đối mặt với nhiều thách thức cần được giải quyết một cách đồng bộ. Trước hết là vấn đề hạ tầng công nghệ, đặc biệt tại khu vực nông thôn, miền núi và vùng sâu vùng xa, nơi khả năng tiếp cận Internet tốc độ cao và thiết bị thông minh còn hạn chế. Điều này dẫn đến sự chênh lệch về khả năng tiếp cận dịch vụ y tế số giữa các nhóm dân cư. Bên cạnh đó, </w:t>
-      </w:r>
-      <w:proofErr w:type="gramStart"/>
-      <w:r>
-        <w:t>an</w:t>
-      </w:r>
-      <w:proofErr w:type="gramEnd"/>
-      <w:r>
-        <w:t xml:space="preserve"> toàn và bảo mật dữ liệu sức khỏe cá nhân là thách thức then chốt. Khi dữ liệu được thu thập, xử lý và lưu trữ trên nền tảng đám mây, nguy cơ rò rỉ hoặc bị khai thác trái phép có thể ảnh hưởng nghiêm trọng đến niềm tin của người dùng. Do đó, việc ban hành các quy chuẩn, chính sách quản trị dữ liệu và áp dụng công nghệ bảo mật tiên tiến (như mã hóa, xác thực đa lớp, chuỗi khối) là yêu cầu cấp thiết.</w:t>
+        <w:t>Tuy nhiên, quá trình triển khai vẫn đối mặt với nhiều thách thức cần được giải quyết một cách đồng bộ. Trước hết là vấn đề hạ tầng công nghệ, đặc biệt tại khu vực nông thôn, miền núi và vùng sâu vùng xa, nơi khả năng tiếp cận Internet tốc độ cao và thiết bị thông minh còn hạn chế. Điều này dẫn đến sự chênh lệch về khả năng tiếp cận dịch vụ y tế số giữa các nhóm dân cư. Bên cạnh đó, an toàn và bảo mật dữ liệu sức khỏe cá nhân là thách thức then chốt. Khi dữ liệu được thu thập, xử lý và lưu trữ trên nền tảng đám mây, nguy cơ rò rỉ hoặc bị khai thác trái phép có thể ảnh hưởng nghiêm trọng đến niềm tin của người dùng. Do đó, việc ban hành các quy chuẩn, chính sách quản trị dữ liệu và áp dụng công nghệ bảo mật tiên tiến (như mã hóa, xác thực đa lớp, chuỗi khối) là yêu cầu cấp thiết.</w:t>
       </w:r>
     </w:p>
     <w:p>
@@ -5469,8 +5355,1841 @@
         <w:t>Mục tiêu là hình thành nền tảng theo dõi sức khỏe cá nhân hóa vận hành ổn định ngoài thực tế: xây dựng pipeline khép kín thiết bị → thu thập → chuẩn hóa → phân tích → trực quan → khuyến nghị với độ trễ thấp; cung cấp bảng điều khiển dễ diễn giải giúp theo dõi xu hướng dài hạn và phát hiện bất thường ngắn hạn; triển khai mô-đun học máy có đo lường hiệu năng và mức tin cậy phục vụ khuyến nghị thích ứng theo hồ sơ cá nhân; bảo đảm quản trị dữ liệu an toàn, tôn trọng quyền riêng tư, sẵn sàng mở rộng và tích hợp thêm thiết bị/nguồn đo; và đánh giá thực nghiệm bằng các chỉ số định lượng (độ chính xác, độ tin cậy, thời gian đáp ứng) cùng phản hồi người dùng về tính khả dụng và hữu ích cho tư vấn từ xa.</w:t>
       </w:r>
     </w:p>
+    <w:p>
+      <w:pPr>
+        <w:pStyle w:val="Chubinhthuong"/>
+      </w:pPr>
+      <w:r>
+        <w:t>Source code của bài báo cáo sẽ được lưu trữ và cập nhật tại đây:</w:t>
+      </w:r>
+      <w:r>
+        <w:t xml:space="preserve"> </w:t>
+      </w:r>
+      <w:hyperlink r:id="rId24" w:history="1">
+        <w:r>
+          <w:rPr>
+            <w:rStyle w:val="Hyperlink"/>
+          </w:rPr>
+          <w:t xml:space="preserve"> DatTwenty3 - GitHub</w:t>
+        </w:r>
+      </w:hyperlink>
+    </w:p>
+    <w:p>
+      <w:pPr>
+        <w:spacing w:after="160" w:line="259" w:lineRule="auto"/>
+        <w:ind w:firstLine="0"/>
+        <w:rPr>
+          <w:rFonts w:ascii="Times New Roman" w:hAnsi="Times New Roman" w:cs="Times New Roman"/>
+          <w:sz w:val="26"/>
+          <w:szCs w:val="26"/>
+        </w:rPr>
+      </w:pPr>
+      <w:r>
+        <w:br w:type="page"/>
+      </w:r>
+    </w:p>
+    <w:p>
+      <w:pPr>
+        <w:pStyle w:val="Heading1"/>
+      </w:pPr>
+      <w:r>
+        <w:lastRenderedPageBreak/>
+        <w:t>CƠ SỞ LÝ THUYẾT</w:t>
+      </w:r>
+    </w:p>
+    <w:p>
+      <w:pPr>
+        <w:pStyle w:val="Heading2"/>
+      </w:pPr>
+      <w:r>
+        <w:t>Giới thiệu công nghệ Bluetooth Low Energy (BLE)</w:t>
+      </w:r>
+    </w:p>
+    <w:p>
+      <w:pPr>
+        <w:pStyle w:val="Chubinhthuong"/>
+      </w:pPr>
+      <w:r>
+        <w:t xml:space="preserve">Bluetooth Low Energy (BLE), còn được gọi là Bluetooth Smart, là một công nghệ truyền thông không dây tầm ngắn được giới thiệu lần đầu tiên trong chuẩn </w:t>
+      </w:r>
+      <w:r>
+        <w:rPr>
+          <w:b/>
+          <w:bCs/>
+        </w:rPr>
+        <w:t>Bluetooth 4.0</w:t>
+      </w:r>
+      <w:r>
+        <w:t xml:space="preserve"> (năm 2010). Mục tiêu cốt lõi của BLE là cung cấp khả năng kết nối ổn định với mức tiêu thụ năng lượng tối thiểu, đặc biệt phù hợp với các thiết bị có kích thước nhỏ gọn và yêu cầu thời gian hoạt động dài trong khi chỉ sử dụng nguồn pin hạn chế.</w:t>
+      </w:r>
+    </w:p>
+    <w:p>
+      <w:pPr>
+        <w:pStyle w:val="Chubinhthuong"/>
+      </w:pPr>
+      <w:r>
+        <w:t xml:space="preserve">Khác với </w:t>
+      </w:r>
+      <w:r>
+        <w:rPr>
+          <w:b/>
+          <w:bCs/>
+        </w:rPr>
+        <w:t>Bluetooth Classic</w:t>
+      </w:r>
+      <w:r>
+        <w:t xml:space="preserve"> (phiên bản 2.0/3.0), vốn tập trung vào việc truyền dữ liệu dung lượng lớn như âm thanh hoặc tập tin, BLE được thiết kế hướng tới những kịch bản ứng dụng chuyên biệt, trong đó việc trao đổi dữ liệu thường diễn ra không liên tục, dung lượng nhỏ nhưng yêu cầu tính bền bỉ và khả năng duy trì kết nối lâu dài. Do đó, BLE không thay thế hoàn toàn các giao thức không dây khác như </w:t>
+      </w:r>
+      <w:r>
+        <w:rPr>
+          <w:b/>
+          <w:bCs/>
+        </w:rPr>
+        <w:t>Wi-Fi</w:t>
+      </w:r>
+      <w:r>
+        <w:t xml:space="preserve">, </w:t>
+      </w:r>
+      <w:r>
+        <w:rPr>
+          <w:b/>
+          <w:bCs/>
+        </w:rPr>
+        <w:t>ZigBee</w:t>
+      </w:r>
+      <w:r>
+        <w:t xml:space="preserve"> hay </w:t>
+      </w:r>
+      <w:r>
+        <w:rPr>
+          <w:b/>
+          <w:bCs/>
+        </w:rPr>
+        <w:t>Bluetooth Classic</w:t>
+      </w:r>
+      <w:r>
+        <w:t>, mà tồn tại song song như một giải pháp bổ trợ trong hệ sinh thái truyền thông không dây hiện đại.</w:t>
+      </w:r>
+    </w:p>
+    <w:p>
+      <w:pPr>
+        <w:pStyle w:val="Chubinhthuong"/>
+      </w:pPr>
+      <w:r>
+        <w:t>Các đặc trưng nổi bật của BLE bao gồm:</w:t>
+      </w:r>
+    </w:p>
+    <w:p>
+      <w:pPr>
+        <w:pStyle w:val="Chubinhthuong"/>
+        <w:numPr>
+          <w:ilvl w:val="0"/>
+          <w:numId w:val="5"/>
+        </w:numPr>
+      </w:pPr>
+      <w:r>
+        <w:rPr>
+          <w:b/>
+          <w:bCs/>
+        </w:rPr>
+        <w:t>Tiết kiệm năng lượng vượt trội:</w:t>
+      </w:r>
+      <w:r>
+        <w:t xml:space="preserve"> Một thiết bị BLE có thể hoạt động liên tục từ vài tháng đến vài năm chỉ với một viên pin cỡ nhỏ (ví dụ: pin đồng xu CR2032). Điều này đạt được nhờ cơ chế tối ưu hóa quá trình quét (scanning) và quảng bá (advertising), giúp giảm đáng kể thời gian thiết bị phải duy trì trạng thái hoạt động.</w:t>
+      </w:r>
+    </w:p>
+    <w:p>
+      <w:pPr>
+        <w:pStyle w:val="Chubinhthuong"/>
+        <w:numPr>
+          <w:ilvl w:val="0"/>
+          <w:numId w:val="5"/>
+        </w:numPr>
+      </w:pPr>
+      <w:r>
+        <w:rPr>
+          <w:b/>
+          <w:bCs/>
+        </w:rPr>
+        <w:t>Phạm vi kết nối ngắn và ổn định:</w:t>
+      </w:r>
+      <w:r>
+        <w:t xml:space="preserve"> BLE hoạt động hiệu quả trong phạm vi trung bình khoảng 10 mét (có thể mở rộng đến 100 mét trong các phiên bản mới hơn như Bluetooth 5.0 và 5.2), nhắm tới các ứng dụng cá nhân hoặc không gian giới hạn.</w:t>
+      </w:r>
+    </w:p>
+    <w:p>
+      <w:pPr>
+        <w:pStyle w:val="Chubinhthuong"/>
+        <w:numPr>
+          <w:ilvl w:val="0"/>
+          <w:numId w:val="5"/>
+        </w:numPr>
+      </w:pPr>
+      <w:r>
+        <w:rPr>
+          <w:b/>
+          <w:bCs/>
+        </w:rPr>
+        <w:t>Dung lượng dữ liệu truyền tải nhỏ:</w:t>
+      </w:r>
+      <w:r>
+        <w:t xml:space="preserve"> Thông lượng của BLE thường chỉ dao động trong khoảng 125 kbps đến 2 Mbps (tùy phiên bản), phù hợp </w:t>
+      </w:r>
+      <w:r>
+        <w:lastRenderedPageBreak/>
+        <w:t>cho các tác vụ truyền thông tin định kỳ từ cảm biến, tín hiệu điều khiển hoặc thông báo trạng thái.</w:t>
+      </w:r>
+    </w:p>
+    <w:p>
+      <w:pPr>
+        <w:pStyle w:val="Chubinhthuong"/>
+      </w:pPr>
+      <w:r>
+        <w:t>Nhờ những ưu điểm này, BLE đã và đang trở thành nền tảng quan trọng trong nhiều lĩnh vực ứng dụng hiện nay, có thể kể đến:</w:t>
+      </w:r>
+    </w:p>
+    <w:p>
+      <w:pPr>
+        <w:pStyle w:val="Chubinhthuong"/>
+        <w:numPr>
+          <w:ilvl w:val="0"/>
+          <w:numId w:val="6"/>
+        </w:numPr>
+      </w:pPr>
+      <w:r>
+        <w:rPr>
+          <w:b/>
+          <w:bCs/>
+        </w:rPr>
+        <w:t>Y tế và chăm sóc sức khỏe:</w:t>
+      </w:r>
+      <w:r>
+        <w:t xml:space="preserve"> Đồng hồ thông minh, thiết bị theo dõi nhịp tim, vòng tay thể thao và các cảm biến y tế cá nhân sử dụng BLE để truyền dữ liệu sinh trắc học theo thời gian thực đến smartphone hoặc nền tảng đám mây.</w:t>
+      </w:r>
+    </w:p>
+    <w:p>
+      <w:pPr>
+        <w:pStyle w:val="Chubinhthuong"/>
+        <w:numPr>
+          <w:ilvl w:val="0"/>
+          <w:numId w:val="6"/>
+        </w:numPr>
+      </w:pPr>
+      <w:r>
+        <w:rPr>
+          <w:b/>
+          <w:bCs/>
+        </w:rPr>
+        <w:t>Nhà thông minh và IoT:</w:t>
+      </w:r>
+      <w:r>
+        <w:t xml:space="preserve"> BLE đóng vai trò kết nối các thiết bị như khóa cửa thông minh, đèn chiếu sáng, cảm biến môi trường và hệ thống an ninh trong mạng gia đình.</w:t>
+      </w:r>
+    </w:p>
+    <w:p>
+      <w:pPr>
+        <w:pStyle w:val="Chubinhthuong"/>
+        <w:numPr>
+          <w:ilvl w:val="0"/>
+          <w:numId w:val="6"/>
+        </w:numPr>
+      </w:pPr>
+      <w:r>
+        <w:rPr>
+          <w:b/>
+          <w:bCs/>
+        </w:rPr>
+        <w:t>Beacon và định vị trong nhà:</w:t>
+      </w:r>
+      <w:r>
+        <w:t xml:space="preserve"> Các thiết bị BLE beacon cung cấp khả năng định vị, theo dõi tài sản hoặc hỗ trợ dẫn đường trong trung tâm thương mại, bảo tàng và sân bay.</w:t>
+      </w:r>
+    </w:p>
+    <w:p>
+      <w:pPr>
+        <w:pStyle w:val="Chubinhthuong"/>
+        <w:numPr>
+          <w:ilvl w:val="0"/>
+          <w:numId w:val="6"/>
+        </w:numPr>
+      </w:pPr>
+      <w:r>
+        <w:rPr>
+          <w:b/>
+          <w:bCs/>
+        </w:rPr>
+        <w:t>Ngành công nghiệp và ô tô:</w:t>
+      </w:r>
+      <w:r>
+        <w:t xml:space="preserve"> BLE được sử dụng trong hệ thống giám sát trạng thái máy móc, giao tiếp giữa xe hơi và thiết bị di động, hoặc hệ thống khóa/mở cửa xe không chìa (keyless entry).</w:t>
+      </w:r>
+    </w:p>
+    <w:p>
+      <w:pPr>
+        <w:pStyle w:val="Chubinhthuong"/>
+        <w:numPr>
+          <w:ilvl w:val="0"/>
+          <w:numId w:val="6"/>
+        </w:numPr>
+      </w:pPr>
+      <w:r>
+        <w:rPr>
+          <w:b/>
+          <w:bCs/>
+        </w:rPr>
+        <w:t>Ứng dụng giải trí và tương tác gần:</w:t>
+      </w:r>
+      <w:r>
+        <w:t xml:space="preserve"> Các tay cầm điều khiển, thiết bị AR/VR và tai nghe không dây tiết kiệm năng lượng cũng tận dụng BLE để tối ưu trải nghiệm người dùng.</w:t>
+      </w:r>
+    </w:p>
+    <w:p>
+      <w:pPr>
+        <w:pStyle w:val="Chubinhthuong"/>
+      </w:pPr>
+      <w:r>
+        <w:t xml:space="preserve">Trong bối cảnh phát triển hiện nay, các phiên bản mới như </w:t>
+      </w:r>
+      <w:r>
+        <w:rPr>
+          <w:b/>
+          <w:bCs/>
+        </w:rPr>
+        <w:t>Bluetooth 5.0, 5.1 và 5.2</w:t>
+      </w:r>
+      <w:r>
+        <w:t xml:space="preserve"> đã mở rộng đáng kể khả năng của BLE với các cải tiến về </w:t>
+      </w:r>
+      <w:r>
+        <w:rPr>
+          <w:b/>
+          <w:bCs/>
+        </w:rPr>
+        <w:t>băng thông, độ trễ thấp, phạm vi kết nối xa hơn</w:t>
+      </w:r>
+      <w:r>
+        <w:t xml:space="preserve"> và đặc biệt là </w:t>
+      </w:r>
+      <w:r>
+        <w:rPr>
+          <w:b/>
+          <w:bCs/>
+        </w:rPr>
+        <w:t>hỗ trợ định vị trong nhà (indoor positioning)</w:t>
+      </w:r>
+      <w:r>
+        <w:t xml:space="preserve"> với độ chính xác cao nhờ kỹ thuật Angle of Arrival (AoA) và Angle of Departure (AoD). Đây là bước tiến quan trọng, đưa BLE từ một giao thức truyền dữ liệu đơn giản trở thành một thành phần cốt lõi trong hệ sinh thái </w:t>
+      </w:r>
+      <w:r>
+        <w:rPr>
+          <w:b/>
+          <w:bCs/>
+        </w:rPr>
+        <w:t>Internet of Things (IoT)</w:t>
+      </w:r>
+      <w:r>
+        <w:t xml:space="preserve"> và các hệ thống </w:t>
+      </w:r>
+      <w:r>
+        <w:rPr>
+          <w:b/>
+          <w:bCs/>
+        </w:rPr>
+        <w:t>cyber-physical systems</w:t>
+      </w:r>
+      <w:r>
+        <w:t>.</w:t>
+      </w:r>
+    </w:p>
+    <w:p>
+      <w:pPr>
+        <w:pStyle w:val="Chubinhthuong"/>
+      </w:pPr>
+      <w:r>
+        <w:lastRenderedPageBreak/>
+        <w:t xml:space="preserve">Đáng chú ý, trong hầu hết các hệ thống ứng dụng BLE, </w:t>
+      </w:r>
+      <w:r>
+        <w:rPr>
+          <w:b/>
+          <w:bCs/>
+        </w:rPr>
+        <w:t>smartphone, máy tính bảng và máy tính cá nhân</w:t>
+      </w:r>
+      <w:r>
+        <w:t xml:space="preserve"> vẫn đóng vai trò trung tâm, vừa là thiết bị hiển thị, điều khiển, vừa là cổng trung gian truyền dữ liệu lên nền tảng điện toán đám mây hoặc các dịch vụ phân tích dữ liệu. Điều này cho thấy BLE không chỉ là một công nghệ truyền thông thuần túy, mà còn là cầu nối quan trọng giữa thiết bị vật lý và hạ tầng số trong kỷ nguyên </w:t>
+      </w:r>
+      <w:r>
+        <w:rPr>
+          <w:b/>
+          <w:bCs/>
+        </w:rPr>
+        <w:t>kết nối vạn vật thông minh</w:t>
+      </w:r>
+      <w:r>
+        <w:t>.</w:t>
+      </w:r>
+    </w:p>
+    <w:tbl>
+      <w:tblPr>
+        <w:tblStyle w:val="TableGrid"/>
+        <w:tblW w:w="0" w:type="auto"/>
+        <w:tblLook w:val="04A0" w:firstRow="1" w:lastRow="0" w:firstColumn="1" w:lastColumn="0" w:noHBand="0" w:noVBand="1"/>
+      </w:tblPr>
+      <w:tblGrid>
+        <w:gridCol w:w="1980"/>
+        <w:gridCol w:w="2408"/>
+        <w:gridCol w:w="2194"/>
+        <w:gridCol w:w="2195"/>
+      </w:tblGrid>
+      <w:tr>
+        <w:tc>
+          <w:tcPr>
+            <w:tcW w:w="1980" w:type="dxa"/>
+            <w:vAlign w:val="center"/>
+          </w:tcPr>
+          <w:p>
+            <w:pPr>
+              <w:pStyle w:val="Chubinhthuong"/>
+              <w:ind w:firstLine="0"/>
+              <w:jc w:val="center"/>
+              <w:rPr>
+                <w:b/>
+                <w:bCs/>
+              </w:rPr>
+            </w:pPr>
+            <w:r>
+              <w:rPr>
+                <w:b/>
+                <w:bCs/>
+              </w:rPr>
+              <w:t>Thuật ngữ</w:t>
+            </w:r>
+          </w:p>
+        </w:tc>
+        <w:tc>
+          <w:tcPr>
+            <w:tcW w:w="2408" w:type="dxa"/>
+            <w:vAlign w:val="center"/>
+          </w:tcPr>
+          <w:p>
+            <w:pPr>
+              <w:pStyle w:val="Chubinhthuong"/>
+              <w:ind w:firstLine="0"/>
+              <w:jc w:val="center"/>
+              <w:rPr>
+                <w:b/>
+                <w:bCs/>
+              </w:rPr>
+            </w:pPr>
+            <w:r>
+              <w:rPr>
+                <w:b/>
+                <w:bCs/>
+              </w:rPr>
+              <w:t>Tên gọi &amp; Đặc điểm chính</w:t>
+            </w:r>
+          </w:p>
+        </w:tc>
+        <w:tc>
+          <w:tcPr>
+            <w:tcW w:w="2194" w:type="dxa"/>
+            <w:vAlign w:val="center"/>
+          </w:tcPr>
+          <w:p>
+            <w:pPr>
+              <w:pStyle w:val="Chubinhthuong"/>
+              <w:ind w:firstLine="0"/>
+              <w:jc w:val="center"/>
+              <w:rPr>
+                <w:b/>
+                <w:bCs/>
+              </w:rPr>
+            </w:pPr>
+            <w:r>
+              <w:rPr>
+                <w:b/>
+                <w:bCs/>
+              </w:rPr>
+              <w:t>Phiên bản chuẩn</w:t>
+            </w:r>
+          </w:p>
+        </w:tc>
+        <w:tc>
+          <w:tcPr>
+            <w:tcW w:w="2195" w:type="dxa"/>
+            <w:vAlign w:val="center"/>
+          </w:tcPr>
+          <w:p>
+            <w:pPr>
+              <w:pStyle w:val="Chubinhthuong"/>
+              <w:ind w:firstLine="0"/>
+              <w:jc w:val="center"/>
+              <w:rPr>
+                <w:b/>
+                <w:bCs/>
+              </w:rPr>
+            </w:pPr>
+            <w:r>
+              <w:rPr>
+                <w:b/>
+                <w:bCs/>
+              </w:rPr>
+              <w:t>Năm công bố</w:t>
+            </w:r>
+          </w:p>
+        </w:tc>
+      </w:tr>
+      <w:tr>
+        <w:tc>
+          <w:tcPr>
+            <w:tcW w:w="1980" w:type="dxa"/>
+            <w:vAlign w:val="center"/>
+          </w:tcPr>
+          <w:p>
+            <w:pPr>
+              <w:pStyle w:val="Chubinhthuong"/>
+              <w:ind w:firstLine="0"/>
+              <w:jc w:val="left"/>
+            </w:pPr>
+            <w:r>
+              <w:rPr>
+                <w:b/>
+                <w:bCs/>
+              </w:rPr>
+              <w:t>BR</w:t>
+            </w:r>
+            <w:r>
+              <w:t xml:space="preserve"> (Basic Rate)</w:t>
+            </w:r>
+          </w:p>
+        </w:tc>
+        <w:tc>
+          <w:tcPr>
+            <w:tcW w:w="2408" w:type="dxa"/>
+            <w:vAlign w:val="center"/>
+          </w:tcPr>
+          <w:p>
+            <w:pPr>
+              <w:pStyle w:val="Chubinhthuong"/>
+              <w:ind w:firstLine="0"/>
+              <w:jc w:val="left"/>
+            </w:pPr>
+            <w:r>
+              <w:t>Tốc độ truyền cơ bản 1 Mbps</w:t>
+            </w:r>
+          </w:p>
+        </w:tc>
+        <w:tc>
+          <w:tcPr>
+            <w:tcW w:w="2194" w:type="dxa"/>
+            <w:vAlign w:val="center"/>
+          </w:tcPr>
+          <w:p>
+            <w:pPr>
+              <w:pStyle w:val="Chubinhthuong"/>
+              <w:ind w:firstLine="0"/>
+              <w:jc w:val="left"/>
+            </w:pPr>
+            <w:r>
+              <w:t>1.0, 1.1, 1.2</w:t>
+            </w:r>
+          </w:p>
+        </w:tc>
+        <w:tc>
+          <w:tcPr>
+            <w:tcW w:w="2195" w:type="dxa"/>
+            <w:vAlign w:val="center"/>
+          </w:tcPr>
+          <w:p>
+            <w:pPr>
+              <w:pStyle w:val="Chubinhthuong"/>
+              <w:ind w:firstLine="0"/>
+              <w:jc w:val="left"/>
+            </w:pPr>
+            <w:r>
+              <w:t>1999, 2002, 2003</w:t>
+            </w:r>
+          </w:p>
+        </w:tc>
+      </w:tr>
+      <w:tr>
+        <w:tc>
+          <w:tcPr>
+            <w:tcW w:w="1980" w:type="dxa"/>
+            <w:vAlign w:val="center"/>
+          </w:tcPr>
+          <w:p>
+            <w:pPr>
+              <w:pStyle w:val="Chubinhthuong"/>
+              <w:ind w:firstLine="0"/>
+              <w:jc w:val="left"/>
+            </w:pPr>
+            <w:r>
+              <w:rPr>
+                <w:b/>
+                <w:bCs/>
+              </w:rPr>
+              <w:t>EDR</w:t>
+            </w:r>
+            <w:r>
+              <w:t xml:space="preserve"> (Enhanced Data Rate)</w:t>
+            </w:r>
+          </w:p>
+        </w:tc>
+        <w:tc>
+          <w:tcPr>
+            <w:tcW w:w="2408" w:type="dxa"/>
+            <w:vAlign w:val="center"/>
+          </w:tcPr>
+          <w:p>
+            <w:pPr>
+              <w:pStyle w:val="Chubinhthuong"/>
+              <w:ind w:firstLine="0"/>
+              <w:jc w:val="left"/>
+            </w:pPr>
+            <w:r>
+              <w:t>Tốc độ cao hơn: 2 Mbps và 3 Mbps</w:t>
+            </w:r>
+          </w:p>
+        </w:tc>
+        <w:tc>
+          <w:tcPr>
+            <w:tcW w:w="2194" w:type="dxa"/>
+            <w:vAlign w:val="center"/>
+          </w:tcPr>
+          <w:p>
+            <w:pPr>
+              <w:pStyle w:val="Chubinhthuong"/>
+              <w:ind w:firstLine="0"/>
+              <w:jc w:val="left"/>
+            </w:pPr>
+            <w:r>
+              <w:t>2.0</w:t>
+            </w:r>
+          </w:p>
+        </w:tc>
+        <w:tc>
+          <w:tcPr>
+            <w:tcW w:w="2195" w:type="dxa"/>
+            <w:vAlign w:val="center"/>
+          </w:tcPr>
+          <w:p>
+            <w:pPr>
+              <w:pStyle w:val="Chubinhthuong"/>
+              <w:ind w:firstLine="0"/>
+              <w:jc w:val="left"/>
+            </w:pPr>
+            <w:r>
+              <w:t>2004</w:t>
+            </w:r>
+          </w:p>
+        </w:tc>
+      </w:tr>
+      <w:tr>
+        <w:tc>
+          <w:tcPr>
+            <w:tcW w:w="1980" w:type="dxa"/>
+            <w:vAlign w:val="center"/>
+          </w:tcPr>
+          <w:p>
+            <w:pPr>
+              <w:pStyle w:val="Chubinhthuong"/>
+              <w:ind w:firstLine="0"/>
+              <w:jc w:val="left"/>
+            </w:pPr>
+            <w:r>
+              <w:rPr>
+                <w:b/>
+                <w:bCs/>
+              </w:rPr>
+              <w:t>HS</w:t>
+            </w:r>
+            <w:r>
+              <w:t xml:space="preserve"> (High Speed)</w:t>
+            </w:r>
+          </w:p>
+        </w:tc>
+        <w:tc>
+          <w:tcPr>
+            <w:tcW w:w="2408" w:type="dxa"/>
+            <w:vAlign w:val="center"/>
+          </w:tcPr>
+          <w:p>
+            <w:pPr>
+              <w:pStyle w:val="Chubinhthuong"/>
+              <w:ind w:firstLine="0"/>
+              <w:jc w:val="left"/>
+            </w:pPr>
+            <w:r>
+              <w:t>Hỗ trợ truyền dữ liệu tốc độ cao</w:t>
+            </w:r>
+          </w:p>
+        </w:tc>
+        <w:tc>
+          <w:tcPr>
+            <w:tcW w:w="2194" w:type="dxa"/>
+            <w:vAlign w:val="center"/>
+          </w:tcPr>
+          <w:p>
+            <w:pPr>
+              <w:pStyle w:val="Chubinhthuong"/>
+              <w:ind w:firstLine="0"/>
+              <w:jc w:val="left"/>
+            </w:pPr>
+            <w:r>
+              <w:t>3.0</w:t>
+            </w:r>
+          </w:p>
+        </w:tc>
+        <w:tc>
+          <w:tcPr>
+            <w:tcW w:w="2195" w:type="dxa"/>
+            <w:vAlign w:val="center"/>
+          </w:tcPr>
+          <w:p>
+            <w:pPr>
+              <w:pStyle w:val="Chubinhthuong"/>
+              <w:ind w:firstLine="0"/>
+              <w:jc w:val="left"/>
+            </w:pPr>
+            <w:r>
+              <w:t>2009</w:t>
+            </w:r>
+          </w:p>
+        </w:tc>
+      </w:tr>
+      <w:tr>
+        <w:tc>
+          <w:tcPr>
+            <w:tcW w:w="1980" w:type="dxa"/>
+            <w:vAlign w:val="center"/>
+          </w:tcPr>
+          <w:p>
+            <w:pPr>
+              <w:pStyle w:val="Chubinhthuong"/>
+              <w:ind w:firstLine="0"/>
+              <w:jc w:val="left"/>
+            </w:pPr>
+            <w:r>
+              <w:rPr>
+                <w:b/>
+                <w:bCs/>
+              </w:rPr>
+              <w:t>LE</w:t>
+            </w:r>
+            <w:r>
+              <w:t xml:space="preserve"> (Low Energy)</w:t>
+            </w:r>
+          </w:p>
+        </w:tc>
+        <w:tc>
+          <w:tcPr>
+            <w:tcW w:w="2408" w:type="dxa"/>
+            <w:vAlign w:val="center"/>
+          </w:tcPr>
+          <w:p>
+            <w:pPr>
+              <w:pStyle w:val="Chubinhthuong"/>
+              <w:ind w:firstLine="0"/>
+              <w:jc w:val="left"/>
+            </w:pPr>
+            <w:r>
+              <w:t>Tốc độ 1 Mbps, siêu tiết kiệm năng lượng, mở đầu kỷ nguyên BLE</w:t>
+            </w:r>
+          </w:p>
+        </w:tc>
+        <w:tc>
+          <w:tcPr>
+            <w:tcW w:w="2194" w:type="dxa"/>
+            <w:vAlign w:val="center"/>
+          </w:tcPr>
+          <w:p>
+            <w:pPr>
+              <w:pStyle w:val="Chubinhthuong"/>
+              <w:ind w:firstLine="0"/>
+              <w:jc w:val="left"/>
+            </w:pPr>
+            <w:r>
+              <w:t>4.0</w:t>
+            </w:r>
+          </w:p>
+        </w:tc>
+        <w:tc>
+          <w:tcPr>
+            <w:tcW w:w="2195" w:type="dxa"/>
+            <w:vAlign w:val="center"/>
+          </w:tcPr>
+          <w:p>
+            <w:pPr>
+              <w:pStyle w:val="Chubinhthuong"/>
+              <w:ind w:firstLine="0"/>
+              <w:jc w:val="left"/>
+            </w:pPr>
+            <w:r>
+              <w:t>2010</w:t>
+            </w:r>
+          </w:p>
+        </w:tc>
+      </w:tr>
+      <w:tr>
+        <w:tc>
+          <w:tcPr>
+            <w:tcW w:w="1980" w:type="dxa"/>
+            <w:vAlign w:val="center"/>
+          </w:tcPr>
+          <w:p>
+            <w:pPr>
+              <w:pStyle w:val="Chubinhthuong"/>
+              <w:ind w:firstLine="0"/>
+              <w:jc w:val="left"/>
+            </w:pPr>
+            <w:r>
+              <w:rPr>
+                <w:b/>
+                <w:bCs/>
+              </w:rPr>
+              <w:t>LE</w:t>
+            </w:r>
+            <w:r>
+              <w:t xml:space="preserve"> + LTE</w:t>
+            </w:r>
+          </w:p>
+        </w:tc>
+        <w:tc>
+          <w:tcPr>
+            <w:tcW w:w="2408" w:type="dxa"/>
+            <w:vAlign w:val="center"/>
+          </w:tcPr>
+          <w:p>
+            <w:pPr>
+              <w:pStyle w:val="Chubinhthuong"/>
+              <w:ind w:firstLine="0"/>
+              <w:jc w:val="left"/>
+            </w:pPr>
+            <w:r>
+              <w:t>BLE với khả năng hỗ trợ LTE</w:t>
+            </w:r>
+          </w:p>
+        </w:tc>
+        <w:tc>
+          <w:tcPr>
+            <w:tcW w:w="2194" w:type="dxa"/>
+            <w:vAlign w:val="center"/>
+          </w:tcPr>
+          <w:p>
+            <w:pPr>
+              <w:pStyle w:val="Chubinhthuong"/>
+              <w:ind w:firstLine="0"/>
+              <w:jc w:val="left"/>
+            </w:pPr>
+            <w:r>
+              <w:t>4.1</w:t>
+            </w:r>
+          </w:p>
+        </w:tc>
+        <w:tc>
+          <w:tcPr>
+            <w:tcW w:w="2195" w:type="dxa"/>
+            <w:vAlign w:val="center"/>
+          </w:tcPr>
+          <w:p>
+            <w:pPr>
+              <w:pStyle w:val="Chubinhthuong"/>
+              <w:ind w:firstLine="0"/>
+              <w:jc w:val="left"/>
+            </w:pPr>
+            <w:r>
+              <w:t>2013</w:t>
+            </w:r>
+          </w:p>
+        </w:tc>
+      </w:tr>
+      <w:tr>
+        <w:tc>
+          <w:tcPr>
+            <w:tcW w:w="1980" w:type="dxa"/>
+            <w:vAlign w:val="center"/>
+          </w:tcPr>
+          <w:p>
+            <w:pPr>
+              <w:pStyle w:val="Chubinhthuong"/>
+              <w:ind w:firstLine="0"/>
+              <w:jc w:val="left"/>
+              <w:rPr>
+                <w:b/>
+                <w:bCs/>
+              </w:rPr>
+            </w:pPr>
+            <w:r>
+              <w:rPr>
+                <w:b/>
+                <w:bCs/>
+              </w:rPr>
+              <w:t>LE (nâng cao)</w:t>
+            </w:r>
+          </w:p>
+        </w:tc>
+        <w:tc>
+          <w:tcPr>
+            <w:tcW w:w="2408" w:type="dxa"/>
+            <w:vAlign w:val="center"/>
+          </w:tcPr>
+          <w:p>
+            <w:pPr>
+              <w:pStyle w:val="Chubinhthuong"/>
+              <w:ind w:firstLine="0"/>
+              <w:jc w:val="left"/>
+            </w:pPr>
+            <w:r>
+              <w:t>Hỗ trợ kết nối IP, tăng cường bảo mật, tốc độ cao hơn</w:t>
+            </w:r>
+          </w:p>
+        </w:tc>
+        <w:tc>
+          <w:tcPr>
+            <w:tcW w:w="2194" w:type="dxa"/>
+            <w:vAlign w:val="center"/>
+          </w:tcPr>
+          <w:p>
+            <w:pPr>
+              <w:pStyle w:val="Chubinhthuong"/>
+              <w:ind w:firstLine="0"/>
+              <w:jc w:val="left"/>
+            </w:pPr>
+            <w:r>
+              <w:t>4.2</w:t>
+            </w:r>
+          </w:p>
+        </w:tc>
+        <w:tc>
+          <w:tcPr>
+            <w:tcW w:w="2195" w:type="dxa"/>
+            <w:vAlign w:val="center"/>
+          </w:tcPr>
+          <w:p>
+            <w:pPr>
+              <w:pStyle w:val="Chubinhthuong"/>
+              <w:ind w:firstLine="0"/>
+              <w:jc w:val="left"/>
+            </w:pPr>
+            <w:r>
+              <w:t>2014</w:t>
+            </w:r>
+          </w:p>
+        </w:tc>
+      </w:tr>
+      <w:tr>
+        <w:tc>
+          <w:tcPr>
+            <w:tcW w:w="1980" w:type="dxa"/>
+            <w:vAlign w:val="center"/>
+          </w:tcPr>
+          <w:p>
+            <w:pPr>
+              <w:pStyle w:val="Chubinhthuong"/>
+              <w:ind w:firstLine="0"/>
+              <w:jc w:val="left"/>
+              <w:rPr>
+                <w:b/>
+                <w:bCs/>
+              </w:rPr>
+            </w:pPr>
+            <w:r>
+              <w:rPr>
+                <w:b/>
+                <w:bCs/>
+              </w:rPr>
+              <w:t>Bluetooth 5.0</w:t>
+            </w:r>
+          </w:p>
+        </w:tc>
+        <w:tc>
+          <w:tcPr>
+            <w:tcW w:w="2408" w:type="dxa"/>
+            <w:vAlign w:val="center"/>
+          </w:tcPr>
+          <w:p>
+            <w:pPr>
+              <w:pStyle w:val="Chubinhthuong"/>
+              <w:ind w:firstLine="0"/>
+              <w:jc w:val="left"/>
+            </w:pPr>
+            <w:r>
+              <w:t>Cải tiến lớn: tốc độ gấp đôi so với 4.2, phạm vi phủ sóng tăng 4 lần</w:t>
+            </w:r>
+          </w:p>
+        </w:tc>
+        <w:tc>
+          <w:tcPr>
+            <w:tcW w:w="2194" w:type="dxa"/>
+            <w:vAlign w:val="center"/>
+          </w:tcPr>
+          <w:p>
+            <w:pPr>
+              <w:pStyle w:val="Chubinhthuong"/>
+              <w:ind w:firstLine="0"/>
+              <w:jc w:val="left"/>
+            </w:pPr>
+            <w:r>
+              <w:t>5.0</w:t>
+            </w:r>
+          </w:p>
+        </w:tc>
+        <w:tc>
+          <w:tcPr>
+            <w:tcW w:w="2195" w:type="dxa"/>
+            <w:vAlign w:val="center"/>
+          </w:tcPr>
+          <w:p>
+            <w:pPr>
+              <w:pStyle w:val="Chubinhthuong"/>
+              <w:ind w:firstLine="0"/>
+              <w:jc w:val="left"/>
+            </w:pPr>
+            <w:r>
+              <w:t>2016 (dự kiến thương mại hoá rộng rãi từ quý I/2017)</w:t>
+            </w:r>
+          </w:p>
+        </w:tc>
+      </w:tr>
+    </w:tbl>
+    <w:p>
+      <w:pPr>
+        <w:pStyle w:val="Chubinhthuong"/>
+        <w:jc w:val="center"/>
+      </w:pPr>
+      <w:r>
+        <w:lastRenderedPageBreak/>
+        <w:t xml:space="preserve">Bảng </w:t>
+      </w:r>
+      <w:r>
+        <w:fldChar w:fldCharType="begin"/>
+      </w:r>
+      <w:r>
+        <w:instrText xml:space="preserve"> STYLEREF 1 \s </w:instrText>
+      </w:r>
+      <w:r>
+        <w:fldChar w:fldCharType="separate"/>
+      </w:r>
+      <w:r>
+        <w:rPr>
+          <w:noProof/>
+        </w:rPr>
+        <w:t>3</w:t>
+      </w:r>
+      <w:r>
+        <w:fldChar w:fldCharType="end"/>
+      </w:r>
+      <w:r>
+        <w:t>.</w:t>
+      </w:r>
+      <w:r>
+        <w:fldChar w:fldCharType="begin"/>
+      </w:r>
+      <w:r>
+        <w:instrText xml:space="preserve"> SEQ Bảng \* ARABIC \s 1 </w:instrText>
+      </w:r>
+      <w:r>
+        <w:fldChar w:fldCharType="separate"/>
+      </w:r>
+      <w:r>
+        <w:rPr>
+          <w:noProof/>
+        </w:rPr>
+        <w:t>1</w:t>
+      </w:r>
+      <w:r>
+        <w:fldChar w:fldCharType="end"/>
+      </w:r>
+      <w:r>
+        <w:t>:</w:t>
+      </w:r>
+      <w:r>
+        <w:t xml:space="preserve"> </w:t>
+      </w:r>
+      <w:r>
+        <w:t>Tổng quan sự phát triển công nghệ Bluetooth từ 1.0 đến 5.0</w:t>
+      </w:r>
+    </w:p>
+    <w:p>
+      <w:pPr>
+        <w:pStyle w:val="Heading3"/>
+      </w:pPr>
+      <w:r>
+        <w:t>Đặc trưng nổi bật của Bluetooth Low Energy (BLE)</w:t>
+      </w:r>
+    </w:p>
+    <w:p>
+      <w:pPr>
+        <w:pStyle w:val="Chubinhthuong"/>
+      </w:pPr>
+      <w:r>
+        <w:t xml:space="preserve">Sự phát triển nhanh chóng của </w:t>
+      </w:r>
+      <w:r>
+        <w:rPr>
+          <w:b/>
+          <w:bCs/>
+        </w:rPr>
+        <w:t>các thiết bị thông minh (smart devices)</w:t>
+      </w:r>
+      <w:r>
+        <w:t xml:space="preserve"> trong thập kỷ qua đã làm gia tăng đáng kể nhu cầu kết nối không dây giữa các thiết bị này với môi trường xung quanh. Trong bối cảnh đó, </w:t>
+      </w:r>
+      <w:r>
+        <w:rPr>
+          <w:b/>
+          <w:bCs/>
+        </w:rPr>
+        <w:t>Bluetooth Low Energy (BLE)</w:t>
+      </w:r>
+      <w:r>
+        <w:t xml:space="preserve"> đã nổi lên như một giải pháp trọng yếu, được tích hợp hầu hết trong các dòng điện thoại thông minh, máy tính bảng và các thiết bị IoT hiện đại.</w:t>
+      </w:r>
+    </w:p>
+    <w:p>
+      <w:pPr>
+        <w:pStyle w:val="Chubinhthuong"/>
+      </w:pPr>
+      <w:r>
+        <w:t xml:space="preserve">Khác với Bluetooth Classic vốn hướng đến truyền tải dữ liệu dung lượng lớn, BLE được thiết kế tối ưu cho các ứng dụng cần </w:t>
+      </w:r>
+      <w:r>
+        <w:rPr>
+          <w:b/>
+          <w:bCs/>
+        </w:rPr>
+        <w:t>trao đổi dữ liệu với dung lượng nhỏ, không liên tục, nhưng yêu cầu thời gian hoạt động lâu dài và tiêu thụ năng lượng thấp</w:t>
+      </w:r>
+      <w:r>
+        <w:t>. Điều này đặc biệt phù hợp cho các thiết bị đeo thông minh (wearables), cảm biến y tế, thiết bị theo dõi sức khỏe hoặc các hệ thống giám sát môi trường.</w:t>
+      </w:r>
+    </w:p>
+    <w:p>
+      <w:pPr>
+        <w:pStyle w:val="Chubinhthuong"/>
+      </w:pPr>
+      <w:r>
+        <w:t>Những đặc điểm cốt lõi giúp BLE trở thành công nghệ được ưu tiên lựa chọn bao gồm:</w:t>
+      </w:r>
+    </w:p>
+    <w:p>
+      <w:pPr>
+        <w:pStyle w:val="Chubinhthuong"/>
+        <w:numPr>
+          <w:ilvl w:val="0"/>
+          <w:numId w:val="7"/>
+        </w:numPr>
+      </w:pPr>
+      <w:r>
+        <w:rPr>
+          <w:b/>
+          <w:bCs/>
+        </w:rPr>
+        <w:t>Chi phí thấp:</w:t>
+      </w:r>
+      <w:r>
+        <w:t xml:space="preserve"> BLE cho phép nhà sản xuất triển khai trên diện rộng mà không làm tăng đáng kể giá thành thiết bị, từ đó thúc đẩy khả năng phổ cập.</w:t>
+      </w:r>
+    </w:p>
+    <w:p>
+      <w:pPr>
+        <w:pStyle w:val="Chubinhthuong"/>
+        <w:numPr>
+          <w:ilvl w:val="0"/>
+          <w:numId w:val="7"/>
+        </w:numPr>
+      </w:pPr>
+      <w:r>
+        <w:rPr>
+          <w:b/>
+          <w:bCs/>
+        </w:rPr>
+        <w:t>Khả năng tương thích cao:</w:t>
+      </w:r>
+      <w:r>
+        <w:t xml:space="preserve"> BLE dễ dàng tích hợp và tương tác với các nền tảng di động tiên tiến, đóng vai trò như cầu nối trung gian giữa thiết bị ngoại vi và hạ tầng xử lý dữ liệu (điện thoại, máy tính, điện toán đám mây).</w:t>
+      </w:r>
+    </w:p>
+    <w:p>
+      <w:pPr>
+        <w:pStyle w:val="Chubinhthuong"/>
+        <w:numPr>
+          <w:ilvl w:val="0"/>
+          <w:numId w:val="7"/>
+        </w:numPr>
+      </w:pPr>
+      <w:r>
+        <w:rPr>
+          <w:b/>
+          <w:bCs/>
+        </w:rPr>
+        <w:t>Tiết kiệm năng lượng vượt trội:</w:t>
+      </w:r>
+      <w:r>
+        <w:t xml:space="preserve"> Với cơ chế tối ưu hóa kết nối và truyền dữ liệu, thiết bị BLE có thể vận hành nhiều tháng, thậm chí nhiều năm chỉ bằng một viên pin nhỏ.</w:t>
+      </w:r>
+    </w:p>
+    <w:p>
+      <w:pPr>
+        <w:pStyle w:val="Chubinhthuong"/>
+        <w:numPr>
+          <w:ilvl w:val="0"/>
+          <w:numId w:val="7"/>
+        </w:numPr>
+      </w:pPr>
+      <w:r>
+        <w:rPr>
+          <w:b/>
+          <w:bCs/>
+        </w:rPr>
+        <w:t>Ứng dụng thực tiễn rộng rãi:</w:t>
+      </w:r>
+      <w:r>
+        <w:t xml:space="preserve"> Các thiết bị như vòng đeo tay theo dõi nhịp tim, cảm biến sức khỏe trẻ em, hoặc thiết bị giám sát hoạt động thể chất là ví dụ điển hình cho những kịch bản sử dụng BLE.</w:t>
+      </w:r>
+    </w:p>
+    <w:p>
+      <w:pPr>
+        <w:pStyle w:val="Chubinhthuong"/>
+        <w:numPr>
+          <w:ilvl w:val="0"/>
+          <w:numId w:val="7"/>
+        </w:numPr>
+      </w:pPr>
+      <w:r>
+        <w:rPr>
+          <w:b/>
+          <w:bCs/>
+        </w:rPr>
+        <w:lastRenderedPageBreak/>
+        <w:t>Mô hình dữ liệu và giao thức đơn giản:</w:t>
+      </w:r>
+      <w:r>
+        <w:t xml:space="preserve"> BLE không yêu cầu giấy phép sử dụng phức tạp, đồng thời dựa trên một </w:t>
+      </w:r>
+      <w:r>
+        <w:rPr>
+          <w:b/>
+          <w:bCs/>
+        </w:rPr>
+        <w:t>protocol stack gọn nhẹ</w:t>
+      </w:r>
+      <w:r>
+        <w:t>, giúp quá trình phát triển ứng dụng và phần cứng trở nên dễ dàng, nhanh chóng và linh hoạt hơn.</w:t>
+      </w:r>
+    </w:p>
+    <w:p>
+      <w:pPr>
+        <w:pStyle w:val="Chubinhthuong"/>
+      </w:pPr>
+      <w:r>
+        <w:t xml:space="preserve">Nhờ những đặc tính này, BLE không chỉ góp phần hiện thực hóa khái niệm </w:t>
+      </w:r>
+      <w:r>
+        <w:rPr>
+          <w:b/>
+          <w:bCs/>
+        </w:rPr>
+        <w:t>Internet of Things (IoT)</w:t>
+      </w:r>
+      <w:r>
+        <w:t xml:space="preserve"> mà còn đóng vai trò nền tảng trong các hệ sinh thái công nghệ hiện đại như </w:t>
+      </w:r>
+      <w:r>
+        <w:rPr>
+          <w:b/>
+          <w:bCs/>
+        </w:rPr>
+        <w:t>y tế số, nhà thông minh, công nghiệp 4.0</w:t>
+      </w:r>
+      <w:r>
+        <w:t xml:space="preserve"> và </w:t>
+      </w:r>
+      <w:r>
+        <w:rPr>
+          <w:b/>
+          <w:bCs/>
+        </w:rPr>
+        <w:t>các hệ thống cyber-physical</w:t>
+      </w:r>
+      <w:r>
+        <w:t>.</w:t>
+      </w:r>
+    </w:p>
+    <w:p>
+      <w:pPr>
+        <w:pStyle w:val="Heading3"/>
+      </w:pPr>
+      <w:r>
+        <w:t>Phân loại các thiết bị Bluetooth</w:t>
+      </w:r>
+    </w:p>
+    <w:p>
+      <w:pPr>
+        <w:pStyle w:val="Chubinhthuong"/>
+      </w:pPr>
+      <w:r>
+        <w:t xml:space="preserve">Bắt đầu từ </w:t>
+      </w:r>
+      <w:r>
+        <w:rPr>
+          <w:b/>
+          <w:bCs/>
+        </w:rPr>
+        <w:t>Bluetooth Specification 4.0</w:t>
+      </w:r>
+      <w:r>
+        <w:t>, tiêu chuẩn Bluetooth đã được chia thành hai dòng công nghệ không dây chính:</w:t>
+      </w:r>
+    </w:p>
+    <w:p>
+      <w:pPr>
+        <w:pStyle w:val="Chubinhthuong"/>
+        <w:numPr>
+          <w:ilvl w:val="0"/>
+          <w:numId w:val="8"/>
+        </w:numPr>
+      </w:pPr>
+      <w:r>
+        <w:rPr>
+          <w:b/>
+          <w:bCs/>
+        </w:rPr>
+        <w:t>BR/EDR (Basic Rate/Enhanced Data Rate hay Classic Bluetooth):</w:t>
+      </w:r>
+      <w:r>
+        <w:t xml:space="preserve"> Tập trung vào truyền tải dữ liệu dung lượng lớn (ví dụ: âm thanh, video, tập tin).</w:t>
+      </w:r>
+    </w:p>
+    <w:p>
+      <w:pPr>
+        <w:pStyle w:val="Chubinhthuong"/>
+        <w:numPr>
+          <w:ilvl w:val="0"/>
+          <w:numId w:val="8"/>
+        </w:numPr>
+      </w:pPr>
+      <w:r>
+        <w:rPr>
+          <w:b/>
+          <w:bCs/>
+        </w:rPr>
+        <w:t>BLE (Bluetooth Low Energy):</w:t>
+      </w:r>
+      <w:r>
+        <w:t xml:space="preserve"> Nhắm tới các ứng dụng truyền tải dữ liệu dung lượng nhỏ, tiêu thụ năng lượng thấp, tối ưu cho các thiết bị cảm biến và thiết bị đeo.</w:t>
+      </w:r>
+    </w:p>
+    <w:p>
+      <w:pPr>
+        <w:pStyle w:val="Chubinhthuong"/>
+        <w:ind w:left="720" w:firstLine="0"/>
+        <w:jc w:val="center"/>
+      </w:pPr>
+      <w:r>
+        <w:rPr>
+          <w:noProof/>
+        </w:rPr>
+        <w:drawing>
+          <wp:inline distT="0" distB="0" distL="0" distR="0" wp14:anchorId="07E20964" wp14:editId="04D97561">
+            <wp:extent cx="4962525" cy="2300337"/>
+            <wp:effectExtent l="0" t="0" r="0" b="5080"/>
+            <wp:docPr id="4" name="Picture 4"/>
+            <wp:cNvGraphicFramePr>
+              <a:graphicFrameLocks xmlns:a="http://schemas.openxmlformats.org/drawingml/2006/main" noChangeAspect="1"/>
+            </wp:cNvGraphicFramePr>
+            <a:graphic xmlns:a="http://schemas.openxmlformats.org/drawingml/2006/main">
+              <a:graphicData uri="http://schemas.openxmlformats.org/drawingml/2006/picture">
+                <pic:pic xmlns:pic="http://schemas.openxmlformats.org/drawingml/2006/picture">
+                  <pic:nvPicPr>
+                    <pic:cNvPr id="0" name="Picture 2"/>
+                    <pic:cNvPicPr>
+                      <a:picLocks noChangeAspect="1" noChangeArrowheads="1"/>
+                    </pic:cNvPicPr>
+                  </pic:nvPicPr>
+                  <pic:blipFill>
+                    <a:blip r:embed="rId25">
+                      <a:extLst>
+                        <a:ext uri="{28A0092B-C50C-407E-A947-70E740481C1C}">
+                          <a14:useLocalDpi xmlns:a14="http://schemas.microsoft.com/office/drawing/2010/main" val="0"/>
+                        </a:ext>
+                      </a:extLst>
+                    </a:blip>
+                    <a:srcRect/>
+                    <a:stretch>
+                      <a:fillRect/>
+                    </a:stretch>
+                  </pic:blipFill>
+                  <pic:spPr bwMode="auto">
+                    <a:xfrm>
+                      <a:off x="0" y="0"/>
+                      <a:ext cx="4985437" cy="2310958"/>
+                    </a:xfrm>
+                    <a:prstGeom prst="rect">
+                      <a:avLst/>
+                    </a:prstGeom>
+                    <a:noFill/>
+                  </pic:spPr>
+                </pic:pic>
+              </a:graphicData>
+            </a:graphic>
+          </wp:inline>
+        </w:drawing>
+      </w:r>
+    </w:p>
+    <w:p>
+      <w:pPr>
+        <w:pStyle w:val="Chubinhthuong"/>
+        <w:jc w:val="center"/>
+      </w:pPr>
+      <w:r>
+        <w:t xml:space="preserve">Hình </w:t>
+      </w:r>
+      <w:r>
+        <w:fldChar w:fldCharType="begin"/>
+      </w:r>
+      <w:r>
+        <w:instrText xml:space="preserve"> STYLEREF 1 \s </w:instrText>
+      </w:r>
+      <w:r>
+        <w:fldChar w:fldCharType="separate"/>
+      </w:r>
+      <w:r>
+        <w:rPr>
+          <w:noProof/>
+        </w:rPr>
+        <w:t>3</w:t>
+      </w:r>
+      <w:r>
+        <w:fldChar w:fldCharType="end"/>
+      </w:r>
+      <w:r>
+        <w:t>.</w:t>
+      </w:r>
+      <w:r>
+        <w:fldChar w:fldCharType="begin"/>
+      </w:r>
+      <w:r>
+        <w:instrText xml:space="preserve"> SEQ Hình \* ARABIC \s 1 </w:instrText>
+      </w:r>
+      <w:r>
+        <w:fldChar w:fldCharType="separate"/>
+      </w:r>
+      <w:r>
+        <w:rPr>
+          <w:noProof/>
+        </w:rPr>
+        <w:t>1</w:t>
+      </w:r>
+      <w:r>
+        <w:fldChar w:fldCharType="end"/>
+      </w:r>
+      <w:r>
+        <w:t>: Các thiết bị Bluetooth phổ biến hiện nay</w:t>
+      </w:r>
+    </w:p>
+    <w:p>
+      <w:pPr>
+        <w:pStyle w:val="Chubinhthuong"/>
+      </w:pPr>
+      <w:r>
+        <w:lastRenderedPageBreak/>
+        <w:t>Trong hệ sinh thái thiết bị Bluetooth hiện nay (Hình 3.</w:t>
+      </w:r>
+      <w:r>
+        <w:t>1</w:t>
+      </w:r>
+      <w:r>
+        <w:t>), công nghệ BLE được phân loại thành hai nhóm chính:</w:t>
+      </w:r>
+    </w:p>
+    <w:p>
+      <w:pPr>
+        <w:pStyle w:val="Chubinhthuong"/>
+        <w:numPr>
+          <w:ilvl w:val="0"/>
+          <w:numId w:val="9"/>
+        </w:numPr>
+      </w:pPr>
+      <w:r>
+        <w:rPr>
+          <w:b/>
+          <w:bCs/>
+        </w:rPr>
+        <w:t>Bluetooth Smart</w:t>
+      </w:r>
+      <w:r>
+        <w:rPr>
+          <w:b/>
+          <w:bCs/>
+        </w:rPr>
+        <w:t xml:space="preserve"> </w:t>
+      </w:r>
+      <w:r>
+        <w:rPr>
+          <w:b/>
+          <w:bCs/>
+        </w:rPr>
+        <w:t>(chế độ đơn):</w:t>
+      </w:r>
+      <w:r>
+        <w:br/>
+        <w:t xml:space="preserve">Đây là các thiết bị chỉ hỗ trợ BLE và chỉ có khả năng kết nối với các thiết bị thuộc cùng nhóm </w:t>
+      </w:r>
+      <w:r>
+        <w:rPr>
+          <w:b/>
+          <w:bCs/>
+        </w:rPr>
+        <w:t>Bluetooth Smart</w:t>
+      </w:r>
+      <w:r>
+        <w:t xml:space="preserve"> hoặc </w:t>
+      </w:r>
+      <w:r>
+        <w:rPr>
+          <w:b/>
+          <w:bCs/>
+        </w:rPr>
+        <w:t>Bluetooth Smart Ready</w:t>
+      </w:r>
+      <w:r>
+        <w:t>. Chúng không thể giao tiếp với các thiết bị sử dụng Bluetooth Classic. Các thiết bị theo dõi sức khỏe, cảm biến không dây, vòng tay thể dục thường thuộc nhóm này.</w:t>
+      </w:r>
+    </w:p>
+    <w:p>
+      <w:pPr>
+        <w:pStyle w:val="Chubinhthuong"/>
+        <w:numPr>
+          <w:ilvl w:val="0"/>
+          <w:numId w:val="9"/>
+        </w:numPr>
+      </w:pPr>
+      <w:r>
+        <w:rPr>
+          <w:b/>
+          <w:bCs/>
+        </w:rPr>
+        <w:t>Bluetooth Smart Ready (chế độ kép):</w:t>
+      </w:r>
+      <w:r>
+        <w:br/>
+        <w:t>Đây là thế hệ thiết bị có tính linh hoạt cao hơn, hỗ trợ cả BLE và Bluetooth Classic. Nhờ đó, chúng có thể kết nối đa dạng với nhiều thiết bị khác nhau, từ các cảm biến BLE tiết kiệm năng lượng đến tai nghe hoặc loa Bluetooth truyền thống. Các dòng smartphone, máy tính bảng và laptop hiện đại phần lớn thuộc loại này.</w:t>
+      </w:r>
+    </w:p>
+    <w:p>
+      <w:pPr>
+        <w:pStyle w:val="Chubinhthuong"/>
+      </w:pPr>
+      <w:r>
+        <w:t xml:space="preserve">Sự phân loại này phản ánh định hướng phát triển công nghệ Bluetooth hiện đại: vừa duy trì khả năng tương thích ngược với hệ sinh thái Bluetooth Classic, vừa thúc đẩy BLE trở thành chuẩn kết nối chủ đạo trong kỷ nguyên </w:t>
+      </w:r>
+      <w:r>
+        <w:rPr>
+          <w:b/>
+          <w:bCs/>
+        </w:rPr>
+        <w:t>kết nối vạn vật thông minh</w:t>
+      </w:r>
+      <w:r>
+        <w:t>.</w:t>
+      </w:r>
+    </w:p>
+    <w:p>
+      <w:pPr>
+        <w:pStyle w:val="Heading3"/>
+        <w:rPr>
+          <w:rFonts w:eastAsia="Times New Roman"/>
+        </w:rPr>
+      </w:pPr>
+      <w:r>
+        <w:rPr>
+          <w:rFonts w:eastAsia="Times New Roman"/>
+        </w:rPr>
+        <w:t>Cấu trúc chức năng cơ bản của một thiết bị Bluetooth</w:t>
+      </w:r>
+    </w:p>
+    <w:p>
+      <w:pPr>
+        <w:pStyle w:val="Chubinhthuong"/>
+      </w:pPr>
+      <w:r>
+        <w:t>Mỗi thiết bị Bluetooth, bất kể thuộc dòng Classic Bluetooth hay Bluetooth Low Energy (BLE), đều được xây dựng dựa trên ba khối chức năng chính. Những khối này không chỉ định nghĩa cách thức hoạt động của thiết bị mà còn quyết định hiệu quả trong việc xử lý dữ liệu, quản lý kết nối và duy trì khả năng tương thích với các nền tảng phần cứng khác nhau.</w:t>
+      </w:r>
+    </w:p>
+    <w:p>
+      <w:pPr>
+        <w:pStyle w:val="Chubinhthuong"/>
+        <w:numPr>
+          <w:ilvl w:val="0"/>
+          <w:numId w:val="10"/>
+        </w:numPr>
+      </w:pPr>
+      <w:r>
+        <w:rPr>
+          <w:b/>
+          <w:bCs/>
+        </w:rPr>
+        <w:t>Khối Ứng dụng (Application Layer):</w:t>
+      </w:r>
+      <w:r>
+        <w:t xml:space="preserve"> Đây là lớp trên cùng, chịu trách nhiệm trực tiếp cho phép người dùng hoặc hệ thống ứng dụng tương tác với ngăn xếp giao thức Bluetooth (Bluetooth protocol stack). Thông qua lớp này, các nhà phát triển có thể triển khai các dịch vụ, định nghĩa </w:t>
+      </w:r>
+      <w:r>
+        <w:lastRenderedPageBreak/>
+        <w:t>giao diện ứng dụng và tích hợp Bluetooth vào trong hệ sinh thái IoT hoặc các ứng dụng chuyên biệt (ví dụ: y tế số, nhà thông minh).</w:t>
+      </w:r>
+    </w:p>
+    <w:p>
+      <w:pPr>
+        <w:pStyle w:val="Chubinhthuong"/>
+        <w:numPr>
+          <w:ilvl w:val="0"/>
+          <w:numId w:val="10"/>
+        </w:numPr>
+      </w:pPr>
+      <w:r>
+        <w:rPr>
+          <w:b/>
+          <w:bCs/>
+        </w:rPr>
+        <w:t>Khối Host:</w:t>
+      </w:r>
+      <w:r>
+        <w:t xml:space="preserve"> Được xem như "bộ não phần mềm", khối Host bao gồm các lớp cao trong ngăn xếp giao thức Bluetooth, chịu trách nhiệm quản lý phiên kết nối, bảo mật, truyền tải dữ liệu và cung cấp API cho tầng ứng dụng. Đây là nơi xử lý các cơ chế logic liên quan đến </w:t>
+      </w:r>
+      <w:r>
+        <w:rPr>
+          <w:b/>
+          <w:bCs/>
+        </w:rPr>
+        <w:t>Logical Link Control and Adaptation Protocol (L2CAP)</w:t>
+      </w:r>
+      <w:r>
+        <w:t xml:space="preserve">, </w:t>
+      </w:r>
+      <w:r>
+        <w:rPr>
+          <w:b/>
+          <w:bCs/>
+        </w:rPr>
+        <w:t>Generic Access Profile (GAP)</w:t>
+      </w:r>
+      <w:r>
+        <w:t xml:space="preserve">, </w:t>
+      </w:r>
+      <w:r>
+        <w:rPr>
+          <w:b/>
+          <w:bCs/>
+        </w:rPr>
+        <w:t>Generic Attribute Profile (GATT)</w:t>
+      </w:r>
+      <w:r>
+        <w:t xml:space="preserve"> và các dịch vụ ứng dụng khác.</w:t>
+      </w:r>
+    </w:p>
+    <w:p>
+      <w:pPr>
+        <w:pStyle w:val="Chubinhthuong"/>
+        <w:numPr>
+          <w:ilvl w:val="0"/>
+          <w:numId w:val="10"/>
+        </w:numPr>
+      </w:pPr>
+      <w:r>
+        <w:rPr>
+          <w:b/>
+          <w:bCs/>
+        </w:rPr>
+        <w:t>Khối Bộ điều khiển (Controller):</w:t>
+      </w:r>
+      <w:r>
+        <w:t xml:space="preserve"> Đóng vai trò là lớp vật lý và liên kết dữ liệu của hệ thống, khối Controller chịu trách nhiệm thực thi các chức năng truyền và nhận tín hiệu qua sóng vô tuyến. Thành phần này thường bao gồm </w:t>
+      </w:r>
+      <w:r>
+        <w:rPr>
+          <w:b/>
+          <w:bCs/>
+        </w:rPr>
+        <w:t>Link Layer (LL)</w:t>
+      </w:r>
+      <w:r>
+        <w:t xml:space="preserve"> và </w:t>
+      </w:r>
+      <w:r>
+        <w:rPr>
+          <w:b/>
+          <w:bCs/>
+        </w:rPr>
+        <w:t>Physical Layer (PHY)</w:t>
+      </w:r>
+      <w:r>
+        <w:t>, trực tiếp tương tác với phần cứng anten và đảm bảo dữ liệu được truyền nhận ổn định.</w:t>
+      </w:r>
+    </w:p>
+    <w:p>
+      <w:pPr>
+        <w:pStyle w:val="Chubinhthuong"/>
+      </w:pPr>
+      <w:r>
+        <w:t>Ba khối chức năng trên có thể được triển khai trong nhiều mô hình phần cứng khác nhau. Trên thực tế, các nhà sản xuất chip Bluetooth thường cung cấp ba kiểu cấu hình chính:</w:t>
+      </w:r>
+    </w:p>
+    <w:p>
+      <w:pPr>
+        <w:pStyle w:val="Chubinhthuong"/>
+        <w:numPr>
+          <w:ilvl w:val="1"/>
+          <w:numId w:val="11"/>
+        </w:numPr>
+      </w:pPr>
+      <w:r>
+        <w:rPr>
+          <w:b/>
+          <w:bCs/>
+        </w:rPr>
+        <w:t>Cấu hình kết hợp (Host + Controller trong cùng một SoC, Application chạy ngoài):</w:t>
+      </w:r>
+      <w:r>
+        <w:t xml:space="preserve"> Phù hợp cho các thiết bị nhỏ, tối ưu chi phí.</w:t>
+      </w:r>
+    </w:p>
+    <w:p>
+      <w:pPr>
+        <w:pStyle w:val="Chubinhthuong"/>
+        <w:numPr>
+          <w:ilvl w:val="1"/>
+          <w:numId w:val="11"/>
+        </w:numPr>
+      </w:pPr>
+      <w:r>
+        <w:rPr>
+          <w:b/>
+          <w:bCs/>
+        </w:rPr>
+        <w:t>Cấu hình tích hợp toàn bộ (Host, Controller và Application trên cùng chip):</w:t>
+      </w:r>
+      <w:r>
+        <w:t xml:space="preserve"> Được dùng phổ biến trong thiết bị IoT và thiết bị đeo, vì tiết kiệm năng lượng và giảm thiểu độ trễ.</w:t>
+      </w:r>
+    </w:p>
+    <w:p>
+      <w:pPr>
+        <w:pStyle w:val="Chubinhthuong"/>
+        <w:numPr>
+          <w:ilvl w:val="1"/>
+          <w:numId w:val="11"/>
+        </w:numPr>
+      </w:pPr>
+      <w:r>
+        <w:rPr>
+          <w:b/>
+          <w:bCs/>
+        </w:rPr>
+        <w:t>Cấu hình phân tách (Host trên CPU chính, Controller trên chip riêng):</w:t>
+      </w:r>
+      <w:r>
+        <w:t xml:space="preserve"> Áp dụng cho các hệ thống phức tạp, đòi hỏi khả năng mở rộng và xử lý song song.</w:t>
+      </w:r>
+    </w:p>
+    <w:p>
+      <w:pPr>
+        <w:pStyle w:val="Chubinhthuong"/>
+      </w:pPr>
+      <w:r>
+        <w:t xml:space="preserve">Việc lựa chọn cấu hình phần cứng phụ thuộc vào yêu cầu thực tế về </w:t>
+      </w:r>
+      <w:r>
+        <w:rPr>
+          <w:b/>
+          <w:bCs/>
+        </w:rPr>
+        <w:t>hiệu năng, năng lượng, chi phí và độ phức tạp của ứng dụng</w:t>
+      </w:r>
+      <w:r>
+        <w:t>, qua đó định hướng thiết kế sản phẩm trong các lĩnh vực công nghiệp, y tế và dân dụng.</w:t>
+      </w:r>
+    </w:p>
+    <w:p>
+      <w:pPr>
+        <w:pStyle w:val="Chubinhthuong"/>
+        <w:jc w:val="center"/>
+      </w:pPr>
+      <w:r>
+        <w:rPr>
+          <w:noProof/>
+        </w:rPr>
+        <w:lastRenderedPageBreak/>
+        <w:drawing>
+          <wp:inline distT="0" distB="0" distL="0" distR="0" wp14:anchorId="562DDA8E" wp14:editId="2732C399">
+            <wp:extent cx="4781550" cy="2223216"/>
+            <wp:effectExtent l="0" t="0" r="0" b="5715"/>
+            <wp:docPr id="5" name="Picture 5"/>
+            <wp:cNvGraphicFramePr>
+              <a:graphicFrameLocks xmlns:a="http://schemas.openxmlformats.org/drawingml/2006/main" noChangeAspect="1"/>
+            </wp:cNvGraphicFramePr>
+            <a:graphic xmlns:a="http://schemas.openxmlformats.org/drawingml/2006/main">
+              <a:graphicData uri="http://schemas.openxmlformats.org/drawingml/2006/picture">
+                <pic:pic xmlns:pic="http://schemas.openxmlformats.org/drawingml/2006/picture">
+                  <pic:nvPicPr>
+                    <pic:cNvPr id="0" name="Picture 2"/>
+                    <pic:cNvPicPr>
+                      <a:picLocks noChangeAspect="1" noChangeArrowheads="1"/>
+                    </pic:cNvPicPr>
+                  </pic:nvPicPr>
+                  <pic:blipFill>
+                    <a:blip r:embed="rId26">
+                      <a:extLst>
+                        <a:ext uri="{28A0092B-C50C-407E-A947-70E740481C1C}">
+                          <a14:useLocalDpi xmlns:a14="http://schemas.microsoft.com/office/drawing/2010/main" val="0"/>
+                        </a:ext>
+                      </a:extLst>
+                    </a:blip>
+                    <a:srcRect/>
+                    <a:stretch>
+                      <a:fillRect/>
+                    </a:stretch>
+                  </pic:blipFill>
+                  <pic:spPr bwMode="auto">
+                    <a:xfrm>
+                      <a:off x="0" y="0"/>
+                      <a:ext cx="4832393" cy="2246856"/>
+                    </a:xfrm>
+                    <a:prstGeom prst="rect">
+                      <a:avLst/>
+                    </a:prstGeom>
+                    <a:noFill/>
+                    <a:ln>
+                      <a:noFill/>
+                    </a:ln>
+                  </pic:spPr>
+                </pic:pic>
+              </a:graphicData>
+            </a:graphic>
+          </wp:inline>
+        </w:drawing>
+      </w:r>
+    </w:p>
+    <w:p>
+      <w:pPr>
+        <w:pStyle w:val="Chubinhthuong"/>
+      </w:pPr>
+    </w:p>
+    <w:p>
+      <w:pPr>
+        <w:pStyle w:val="Chubinhthuong"/>
+      </w:pPr>
+    </w:p>
+    <w:p>
+      <w:pPr>
+        <w:pStyle w:val="Chubinhthuong"/>
+      </w:pPr>
+    </w:p>
     <w:sectPr>
-      <w:footerReference w:type="default" r:id="rId24"/>
+      <w:footerReference w:type="default" r:id="rId27"/>
       <w:pgSz w:w="11906" w:h="16838" w:code="9"/>
       <w:pgMar w:top="1701" w:right="1134" w:bottom="1701" w:left="1985" w:header="720" w:footer="720" w:gutter="0"/>
       <w:pgNumType w:start="1"/>
@@ -5682,18 +7401,19 @@
 <file path=word/numbering.xml><?xml version="1.0" encoding="utf-8"?>
 <w:numbering xmlns:wpc="http://schemas.microsoft.com/office/word/2010/wordprocessingCanvas" xmlns:cx="http://schemas.microsoft.com/office/drawing/2014/chartex" xmlns:cx1="http://schemas.microsoft.com/office/drawing/2015/9/8/chartex" xmlns:cx2="http://schemas.microsoft.com/office/drawing/2015/10/21/chartex" xmlns:cx3="http://schemas.microsoft.com/office/drawing/2016/5/9/chartex" xmlns:cx4="http://schemas.microsoft.com/office/drawing/2016/5/10/chartex" xmlns:cx5="http://schemas.microsoft.com/office/drawing/2016/5/11/chartex" xmlns:cx6="http://schemas.microsoft.com/office/drawing/2016/5/12/chartex" xmlns:cx7="http://schemas.microsoft.com/office/drawing/2016/5/13/chartex" xmlns:cx8="http://schemas.microsoft.com/office/drawing/2016/5/14/chartex" xmlns:mc="http://schemas.openxmlformats.org/markup-compatibility/2006" xmlns:aink="http://schemas.microsoft.com/office/drawing/2016/ink" xmlns:am3d="http://schemas.microsoft.com/office/drawing/2017/model3d" xmlns:o="urn:schemas-microsoft-com:office:office" xmlns:r="http://schemas.openxmlformats.org/officeDocument/2006/relationships" xmlns:m="http://schemas.openxmlformats.org/officeDocument/2006/math" xmlns:v="urn:schemas-microsoft-com:vml" xmlns:wp14="http://schemas.microsoft.com/office/word/2010/wordprocessingDrawing" xmlns:wp="http://schemas.openxmlformats.org/drawingml/2006/wordprocessingDrawing" xmlns:w10="urn:schemas-microsoft-com:office:word" xmlns:w="http://schemas.openxmlformats.org/wordprocessingml/2006/main" xmlns:w14="http://schemas.microsoft.com/office/word/2010/wordml" xmlns:w15="http://schemas.microsoft.com/office/word/2012/wordml" xmlns:w16cex="http://schemas.microsoft.com/office/word/2018/wordml/cex" xmlns:w16cid="http://schemas.microsoft.com/office/word/2016/wordml/cid" xmlns:w16="http://schemas.microsoft.com/office/word/2018/wordml" xmlns:w16se="http://schemas.microsoft.com/office/word/2015/wordml/symex" xmlns:wpg="http://schemas.microsoft.com/office/word/2010/wordprocessingGroup" xmlns:wpi="http://schemas.microsoft.com/office/word/2010/wordprocessingInk" xmlns:wne="http://schemas.microsoft.com/office/word/2006/wordml" xmlns:wps="http://schemas.microsoft.com/office/word/2010/wordprocessingShape" mc:Ignorable="w14 w15 w16se w16cid w16 w16cex wp14">
   <w:abstractNum w:abstractNumId="0" w15:restartNumberingAfterBreak="0">
-    <w:nsid w:val="02E00808"/>
+    <w:nsid w:val="08107A01"/>
     <w:multiLevelType w:val="hybridMultilevel"/>
-    <w:tmpl w:val="732E2B96"/>
-    <w:lvl w:ilvl="0" w:tplc="8C94890E">
+    <w:tmpl w:val="9072D0CA"/>
+    <w:lvl w:ilvl="0" w:tplc="04090001">
+      <w:start w:val="1"/>
       <w:numFmt w:val="bullet"/>
-      <w:lvlText w:val="•"/>
+      <w:lvlText w:val=""/>
       <w:lvlJc w:val="left"/>
       <w:pPr>
-        <w:ind w:left="1800" w:hanging="360"/>
+        <w:ind w:left="1440" w:hanging="360"/>
       </w:pPr>
       <w:rPr>
-        <w:rFonts w:ascii="Times New Roman" w:eastAsiaTheme="minorHAnsi" w:hAnsi="Times New Roman" w:cs="Times New Roman" w:hint="default"/>
+        <w:rFonts w:ascii="Symbol" w:hAnsi="Symbol" w:hint="default"/>
       </w:rPr>
     </w:lvl>
     <w:lvl w:ilvl="1" w:tplc="04090003" w:tentative="1">
@@ -5794,9 +7514,9 @@
     </w:lvl>
   </w:abstractNum>
   <w:abstractNum w:abstractNumId="1" w15:restartNumberingAfterBreak="0">
-    <w:nsid w:val="04914EB6"/>
+    <w:nsid w:val="085B4860"/>
     <w:multiLevelType w:val="hybridMultilevel"/>
-    <w:tmpl w:val="E0664308"/>
+    <w:tmpl w:val="B08C8DA4"/>
     <w:lvl w:ilvl="0" w:tplc="04090001">
       <w:start w:val="1"/>
       <w:numFmt w:val="bullet"/>
@@ -5907,126 +7627,13 @@
     </w:lvl>
   </w:abstractNum>
   <w:abstractNum w:abstractNumId="2" w15:restartNumberingAfterBreak="0">
-    <w:nsid w:val="10D20584"/>
-    <w:multiLevelType w:val="hybridMultilevel"/>
-    <w:tmpl w:val="9C7023A4"/>
-    <w:lvl w:ilvl="0" w:tplc="04090001">
-      <w:start w:val="1"/>
-      <w:numFmt w:val="bullet"/>
-      <w:lvlText w:val=""/>
-      <w:lvlJc w:val="left"/>
-      <w:pPr>
-        <w:ind w:left="1440" w:hanging="360"/>
-      </w:pPr>
-      <w:rPr>
-        <w:rFonts w:ascii="Symbol" w:hAnsi="Symbol" w:hint="default"/>
-      </w:rPr>
-    </w:lvl>
-    <w:lvl w:ilvl="1" w:tplc="04090003" w:tentative="1">
-      <w:start w:val="1"/>
-      <w:numFmt w:val="bullet"/>
-      <w:lvlText w:val="o"/>
-      <w:lvlJc w:val="left"/>
-      <w:pPr>
-        <w:ind w:left="2160" w:hanging="360"/>
-      </w:pPr>
-      <w:rPr>
-        <w:rFonts w:ascii="Courier New" w:hAnsi="Courier New" w:cs="Courier New" w:hint="default"/>
-      </w:rPr>
-    </w:lvl>
-    <w:lvl w:ilvl="2" w:tplc="04090005" w:tentative="1">
-      <w:start w:val="1"/>
-      <w:numFmt w:val="bullet"/>
-      <w:lvlText w:val=""/>
-      <w:lvlJc w:val="left"/>
-      <w:pPr>
-        <w:ind w:left="2880" w:hanging="360"/>
-      </w:pPr>
-      <w:rPr>
-        <w:rFonts w:ascii="Wingdings" w:hAnsi="Wingdings" w:hint="default"/>
-      </w:rPr>
-    </w:lvl>
-    <w:lvl w:ilvl="3" w:tplc="04090001" w:tentative="1">
-      <w:start w:val="1"/>
-      <w:numFmt w:val="bullet"/>
-      <w:lvlText w:val=""/>
-      <w:lvlJc w:val="left"/>
-      <w:pPr>
-        <w:ind w:left="3600" w:hanging="360"/>
-      </w:pPr>
-      <w:rPr>
-        <w:rFonts w:ascii="Symbol" w:hAnsi="Symbol" w:hint="default"/>
-      </w:rPr>
-    </w:lvl>
-    <w:lvl w:ilvl="4" w:tplc="04090003" w:tentative="1">
-      <w:start w:val="1"/>
-      <w:numFmt w:val="bullet"/>
-      <w:lvlText w:val="o"/>
-      <w:lvlJc w:val="left"/>
-      <w:pPr>
-        <w:ind w:left="4320" w:hanging="360"/>
-      </w:pPr>
-      <w:rPr>
-        <w:rFonts w:ascii="Courier New" w:hAnsi="Courier New" w:cs="Courier New" w:hint="default"/>
-      </w:rPr>
-    </w:lvl>
-    <w:lvl w:ilvl="5" w:tplc="04090005" w:tentative="1">
-      <w:start w:val="1"/>
-      <w:numFmt w:val="bullet"/>
-      <w:lvlText w:val=""/>
-      <w:lvlJc w:val="left"/>
-      <w:pPr>
-        <w:ind w:left="5040" w:hanging="360"/>
-      </w:pPr>
-      <w:rPr>
-        <w:rFonts w:ascii="Wingdings" w:hAnsi="Wingdings" w:hint="default"/>
-      </w:rPr>
-    </w:lvl>
-    <w:lvl w:ilvl="6" w:tplc="04090001" w:tentative="1">
-      <w:start w:val="1"/>
-      <w:numFmt w:val="bullet"/>
-      <w:lvlText w:val=""/>
-      <w:lvlJc w:val="left"/>
-      <w:pPr>
-        <w:ind w:left="5760" w:hanging="360"/>
-      </w:pPr>
-      <w:rPr>
-        <w:rFonts w:ascii="Symbol" w:hAnsi="Symbol" w:hint="default"/>
-      </w:rPr>
-    </w:lvl>
-    <w:lvl w:ilvl="7" w:tplc="04090003" w:tentative="1">
-      <w:start w:val="1"/>
-      <w:numFmt w:val="bullet"/>
-      <w:lvlText w:val="o"/>
-      <w:lvlJc w:val="left"/>
-      <w:pPr>
-        <w:ind w:left="6480" w:hanging="360"/>
-      </w:pPr>
-      <w:rPr>
-        <w:rFonts w:ascii="Courier New" w:hAnsi="Courier New" w:cs="Courier New" w:hint="default"/>
-      </w:rPr>
-    </w:lvl>
-    <w:lvl w:ilvl="8" w:tplc="04090005" w:tentative="1">
-      <w:start w:val="1"/>
-      <w:numFmt w:val="bullet"/>
-      <w:lvlText w:val=""/>
-      <w:lvlJc w:val="left"/>
-      <w:pPr>
-        <w:ind w:left="7200" w:hanging="360"/>
-      </w:pPr>
-      <w:rPr>
-        <w:rFonts w:ascii="Wingdings" w:hAnsi="Wingdings" w:hint="default"/>
-      </w:rPr>
-    </w:lvl>
-  </w:abstractNum>
-  <w:abstractNum w:abstractNumId="3" w15:restartNumberingAfterBreak="0">
-    <w:nsid w:val="10F66CFD"/>
+    <w:nsid w:val="111573A8"/>
     <w:multiLevelType w:val="multilevel"/>
-    <w:tmpl w:val="F9BEB5D2"/>
+    <w:tmpl w:val="6CCE8FEA"/>
     <w:lvl w:ilvl="0">
       <w:start w:val="1"/>
-      <w:numFmt w:val="bullet"/>
-      <w:lvlText w:val=""/>
+      <w:numFmt w:val="decimal"/>
+      <w:lvlText w:val="%1."/>
       <w:lvlJc w:val="left"/>
       <w:pPr>
         <w:tabs>
@@ -6035,14 +7642,14 @@
         <w:ind w:left="720" w:hanging="360"/>
       </w:pPr>
       <w:rPr>
-        <w:rFonts w:ascii="Symbol" w:hAnsi="Symbol" w:hint="default"/>
+        <w:rFonts w:hint="default"/>
         <w:sz w:val="20"/>
       </w:rPr>
     </w:lvl>
-    <w:lvl w:ilvl="1" w:tentative="1">
+    <w:lvl w:ilvl="1">
       <w:start w:val="1"/>
-      <w:numFmt w:val="bullet"/>
-      <w:lvlText w:val="o"/>
+      <w:numFmt w:val="decimal"/>
+      <w:lvlText w:val="%2."/>
       <w:lvlJc w:val="left"/>
       <w:pPr>
         <w:tabs>
@@ -6051,7 +7658,7 @@
         <w:ind w:left="1440" w:hanging="360"/>
       </w:pPr>
       <w:rPr>
-        <w:rFonts w:ascii="Courier New" w:hAnsi="Courier New" w:hint="default"/>
+        <w:rFonts w:hint="default"/>
         <w:sz w:val="20"/>
       </w:rPr>
     </w:lvl>
@@ -6168,168 +7775,20 @@
       </w:rPr>
     </w:lvl>
   </w:abstractNum>
-  <w:abstractNum w:abstractNumId="4" w15:restartNumberingAfterBreak="0">
-    <w:nsid w:val="14DF6443"/>
-    <w:multiLevelType w:val="multilevel"/>
-    <w:tmpl w:val="450AF794"/>
-    <w:lvl w:ilvl="0">
+  <w:abstractNum w:abstractNumId="3" w15:restartNumberingAfterBreak="0">
+    <w:nsid w:val="35385918"/>
+    <w:multiLevelType w:val="hybridMultilevel"/>
+    <w:tmpl w:val="67E0552C"/>
+    <w:lvl w:ilvl="0" w:tplc="04090001">
       <w:start w:val="1"/>
       <w:numFmt w:val="bullet"/>
       <w:lvlText w:val=""/>
       <w:lvlJc w:val="left"/>
       <w:pPr>
-        <w:tabs>
-          <w:tab w:val="num" w:pos="720"/>
-        </w:tabs>
-        <w:ind w:left="720" w:hanging="360"/>
+        <w:ind w:left="1440" w:hanging="360"/>
       </w:pPr>
       <w:rPr>
         <w:rFonts w:ascii="Symbol" w:hAnsi="Symbol" w:hint="default"/>
-        <w:sz w:val="20"/>
-      </w:rPr>
-    </w:lvl>
-    <w:lvl w:ilvl="1" w:tentative="1">
-      <w:start w:val="1"/>
-      <w:numFmt w:val="bullet"/>
-      <w:lvlText w:val="o"/>
-      <w:lvlJc w:val="left"/>
-      <w:pPr>
-        <w:tabs>
-          <w:tab w:val="num" w:pos="1440"/>
-        </w:tabs>
-        <w:ind w:left="1440" w:hanging="360"/>
-      </w:pPr>
-      <w:rPr>
-        <w:rFonts w:ascii="Courier New" w:hAnsi="Courier New" w:hint="default"/>
-        <w:sz w:val="20"/>
-      </w:rPr>
-    </w:lvl>
-    <w:lvl w:ilvl="2" w:tentative="1">
-      <w:start w:val="1"/>
-      <w:numFmt w:val="bullet"/>
-      <w:lvlText w:val=""/>
-      <w:lvlJc w:val="left"/>
-      <w:pPr>
-        <w:tabs>
-          <w:tab w:val="num" w:pos="2160"/>
-        </w:tabs>
-        <w:ind w:left="2160" w:hanging="360"/>
-      </w:pPr>
-      <w:rPr>
-        <w:rFonts w:ascii="Wingdings" w:hAnsi="Wingdings" w:hint="default"/>
-        <w:sz w:val="20"/>
-      </w:rPr>
-    </w:lvl>
-    <w:lvl w:ilvl="3" w:tentative="1">
-      <w:start w:val="1"/>
-      <w:numFmt w:val="bullet"/>
-      <w:lvlText w:val=""/>
-      <w:lvlJc w:val="left"/>
-      <w:pPr>
-        <w:tabs>
-          <w:tab w:val="num" w:pos="2880"/>
-        </w:tabs>
-        <w:ind w:left="2880" w:hanging="360"/>
-      </w:pPr>
-      <w:rPr>
-        <w:rFonts w:ascii="Wingdings" w:hAnsi="Wingdings" w:hint="default"/>
-        <w:sz w:val="20"/>
-      </w:rPr>
-    </w:lvl>
-    <w:lvl w:ilvl="4" w:tentative="1">
-      <w:start w:val="1"/>
-      <w:numFmt w:val="bullet"/>
-      <w:lvlText w:val=""/>
-      <w:lvlJc w:val="left"/>
-      <w:pPr>
-        <w:tabs>
-          <w:tab w:val="num" w:pos="3600"/>
-        </w:tabs>
-        <w:ind w:left="3600" w:hanging="360"/>
-      </w:pPr>
-      <w:rPr>
-        <w:rFonts w:ascii="Wingdings" w:hAnsi="Wingdings" w:hint="default"/>
-        <w:sz w:val="20"/>
-      </w:rPr>
-    </w:lvl>
-    <w:lvl w:ilvl="5" w:tentative="1">
-      <w:start w:val="1"/>
-      <w:numFmt w:val="bullet"/>
-      <w:lvlText w:val=""/>
-      <w:lvlJc w:val="left"/>
-      <w:pPr>
-        <w:tabs>
-          <w:tab w:val="num" w:pos="4320"/>
-        </w:tabs>
-        <w:ind w:left="4320" w:hanging="360"/>
-      </w:pPr>
-      <w:rPr>
-        <w:rFonts w:ascii="Wingdings" w:hAnsi="Wingdings" w:hint="default"/>
-        <w:sz w:val="20"/>
-      </w:rPr>
-    </w:lvl>
-    <w:lvl w:ilvl="6" w:tentative="1">
-      <w:start w:val="1"/>
-      <w:numFmt w:val="bullet"/>
-      <w:lvlText w:val=""/>
-      <w:lvlJc w:val="left"/>
-      <w:pPr>
-        <w:tabs>
-          <w:tab w:val="num" w:pos="5040"/>
-        </w:tabs>
-        <w:ind w:left="5040" w:hanging="360"/>
-      </w:pPr>
-      <w:rPr>
-        <w:rFonts w:ascii="Wingdings" w:hAnsi="Wingdings" w:hint="default"/>
-        <w:sz w:val="20"/>
-      </w:rPr>
-    </w:lvl>
-    <w:lvl w:ilvl="7" w:tentative="1">
-      <w:start w:val="1"/>
-      <w:numFmt w:val="bullet"/>
-      <w:lvlText w:val=""/>
-      <w:lvlJc w:val="left"/>
-      <w:pPr>
-        <w:tabs>
-          <w:tab w:val="num" w:pos="5760"/>
-        </w:tabs>
-        <w:ind w:left="5760" w:hanging="360"/>
-      </w:pPr>
-      <w:rPr>
-        <w:rFonts w:ascii="Wingdings" w:hAnsi="Wingdings" w:hint="default"/>
-        <w:sz w:val="20"/>
-      </w:rPr>
-    </w:lvl>
-    <w:lvl w:ilvl="8" w:tentative="1">
-      <w:start w:val="1"/>
-      <w:numFmt w:val="bullet"/>
-      <w:lvlText w:val=""/>
-      <w:lvlJc w:val="left"/>
-      <w:pPr>
-        <w:tabs>
-          <w:tab w:val="num" w:pos="6480"/>
-        </w:tabs>
-        <w:ind w:left="6480" w:hanging="360"/>
-      </w:pPr>
-      <w:rPr>
-        <w:rFonts w:ascii="Wingdings" w:hAnsi="Wingdings" w:hint="default"/>
-        <w:sz w:val="20"/>
-      </w:rPr>
-    </w:lvl>
-  </w:abstractNum>
-  <w:abstractNum w:abstractNumId="5" w15:restartNumberingAfterBreak="0">
-    <w:nsid w:val="1A480304"/>
-    <w:multiLevelType w:val="hybridMultilevel"/>
-    <w:tmpl w:val="A57AD8E4"/>
-    <w:lvl w:ilvl="0" w:tplc="8C94890E">
-      <w:numFmt w:val="bullet"/>
-      <w:lvlText w:val="•"/>
-      <w:lvlJc w:val="left"/>
-      <w:pPr>
-        <w:ind w:left="1800" w:hanging="360"/>
-      </w:pPr>
-      <w:rPr>
-        <w:rFonts w:ascii="Times New Roman" w:eastAsiaTheme="minorHAnsi" w:hAnsi="Times New Roman" w:cs="Times New Roman" w:hint="default"/>
       </w:rPr>
     </w:lvl>
     <w:lvl w:ilvl="1" w:tplc="04090003" w:tentative="1">
@@ -6429,10 +7888,10 @@
       </w:rPr>
     </w:lvl>
   </w:abstractNum>
-  <w:abstractNum w:abstractNumId="6" w15:restartNumberingAfterBreak="0">
-    <w:nsid w:val="2F1C0EFA"/>
+  <w:abstractNum w:abstractNumId="4" w15:restartNumberingAfterBreak="0">
+    <w:nsid w:val="36FC16A3"/>
     <w:multiLevelType w:val="hybridMultilevel"/>
-    <w:tmpl w:val="91B6A156"/>
+    <w:tmpl w:val="4B66FE80"/>
     <w:lvl w:ilvl="0" w:tplc="04090001">
       <w:start w:val="1"/>
       <w:numFmt w:val="bullet"/>
@@ -6542,418 +8001,7 @@
       </w:rPr>
     </w:lvl>
   </w:abstractNum>
-  <w:abstractNum w:abstractNumId="7" w15:restartNumberingAfterBreak="0">
-    <w:nsid w:val="32145478"/>
-    <w:multiLevelType w:val="multilevel"/>
-    <w:tmpl w:val="80BE7612"/>
-    <w:lvl w:ilvl="0">
-      <w:start w:val="1"/>
-      <w:numFmt w:val="bullet"/>
-      <w:lvlText w:val=""/>
-      <w:lvlJc w:val="left"/>
-      <w:pPr>
-        <w:tabs>
-          <w:tab w:val="num" w:pos="720"/>
-        </w:tabs>
-        <w:ind w:left="720" w:hanging="360"/>
-      </w:pPr>
-      <w:rPr>
-        <w:rFonts w:ascii="Symbol" w:hAnsi="Symbol" w:hint="default"/>
-        <w:sz w:val="20"/>
-      </w:rPr>
-    </w:lvl>
-    <w:lvl w:ilvl="1" w:tentative="1">
-      <w:start w:val="1"/>
-      <w:numFmt w:val="bullet"/>
-      <w:lvlText w:val="o"/>
-      <w:lvlJc w:val="left"/>
-      <w:pPr>
-        <w:tabs>
-          <w:tab w:val="num" w:pos="1440"/>
-        </w:tabs>
-        <w:ind w:left="1440" w:hanging="360"/>
-      </w:pPr>
-      <w:rPr>
-        <w:rFonts w:ascii="Courier New" w:hAnsi="Courier New" w:hint="default"/>
-        <w:sz w:val="20"/>
-      </w:rPr>
-    </w:lvl>
-    <w:lvl w:ilvl="2" w:tentative="1">
-      <w:start w:val="1"/>
-      <w:numFmt w:val="bullet"/>
-      <w:lvlText w:val=""/>
-      <w:lvlJc w:val="left"/>
-      <w:pPr>
-        <w:tabs>
-          <w:tab w:val="num" w:pos="2160"/>
-        </w:tabs>
-        <w:ind w:left="2160" w:hanging="360"/>
-      </w:pPr>
-      <w:rPr>
-        <w:rFonts w:ascii="Wingdings" w:hAnsi="Wingdings" w:hint="default"/>
-        <w:sz w:val="20"/>
-      </w:rPr>
-    </w:lvl>
-    <w:lvl w:ilvl="3" w:tentative="1">
-      <w:start w:val="1"/>
-      <w:numFmt w:val="bullet"/>
-      <w:lvlText w:val=""/>
-      <w:lvlJc w:val="left"/>
-      <w:pPr>
-        <w:tabs>
-          <w:tab w:val="num" w:pos="2880"/>
-        </w:tabs>
-        <w:ind w:left="2880" w:hanging="360"/>
-      </w:pPr>
-      <w:rPr>
-        <w:rFonts w:ascii="Wingdings" w:hAnsi="Wingdings" w:hint="default"/>
-        <w:sz w:val="20"/>
-      </w:rPr>
-    </w:lvl>
-    <w:lvl w:ilvl="4" w:tentative="1">
-      <w:start w:val="1"/>
-      <w:numFmt w:val="bullet"/>
-      <w:lvlText w:val=""/>
-      <w:lvlJc w:val="left"/>
-      <w:pPr>
-        <w:tabs>
-          <w:tab w:val="num" w:pos="3600"/>
-        </w:tabs>
-        <w:ind w:left="3600" w:hanging="360"/>
-      </w:pPr>
-      <w:rPr>
-        <w:rFonts w:ascii="Wingdings" w:hAnsi="Wingdings" w:hint="default"/>
-        <w:sz w:val="20"/>
-      </w:rPr>
-    </w:lvl>
-    <w:lvl w:ilvl="5" w:tentative="1">
-      <w:start w:val="1"/>
-      <w:numFmt w:val="bullet"/>
-      <w:lvlText w:val=""/>
-      <w:lvlJc w:val="left"/>
-      <w:pPr>
-        <w:tabs>
-          <w:tab w:val="num" w:pos="4320"/>
-        </w:tabs>
-        <w:ind w:left="4320" w:hanging="360"/>
-      </w:pPr>
-      <w:rPr>
-        <w:rFonts w:ascii="Wingdings" w:hAnsi="Wingdings" w:hint="default"/>
-        <w:sz w:val="20"/>
-      </w:rPr>
-    </w:lvl>
-    <w:lvl w:ilvl="6" w:tentative="1">
-      <w:start w:val="1"/>
-      <w:numFmt w:val="bullet"/>
-      <w:lvlText w:val=""/>
-      <w:lvlJc w:val="left"/>
-      <w:pPr>
-        <w:tabs>
-          <w:tab w:val="num" w:pos="5040"/>
-        </w:tabs>
-        <w:ind w:left="5040" w:hanging="360"/>
-      </w:pPr>
-      <w:rPr>
-        <w:rFonts w:ascii="Wingdings" w:hAnsi="Wingdings" w:hint="default"/>
-        <w:sz w:val="20"/>
-      </w:rPr>
-    </w:lvl>
-    <w:lvl w:ilvl="7" w:tentative="1">
-      <w:start w:val="1"/>
-      <w:numFmt w:val="bullet"/>
-      <w:lvlText w:val=""/>
-      <w:lvlJc w:val="left"/>
-      <w:pPr>
-        <w:tabs>
-          <w:tab w:val="num" w:pos="5760"/>
-        </w:tabs>
-        <w:ind w:left="5760" w:hanging="360"/>
-      </w:pPr>
-      <w:rPr>
-        <w:rFonts w:ascii="Wingdings" w:hAnsi="Wingdings" w:hint="default"/>
-        <w:sz w:val="20"/>
-      </w:rPr>
-    </w:lvl>
-    <w:lvl w:ilvl="8" w:tentative="1">
-      <w:start w:val="1"/>
-      <w:numFmt w:val="bullet"/>
-      <w:lvlText w:val=""/>
-      <w:lvlJc w:val="left"/>
-      <w:pPr>
-        <w:tabs>
-          <w:tab w:val="num" w:pos="6480"/>
-        </w:tabs>
-        <w:ind w:left="6480" w:hanging="360"/>
-      </w:pPr>
-      <w:rPr>
-        <w:rFonts w:ascii="Wingdings" w:hAnsi="Wingdings" w:hint="default"/>
-        <w:sz w:val="20"/>
-      </w:rPr>
-    </w:lvl>
-  </w:abstractNum>
-  <w:abstractNum w:abstractNumId="8" w15:restartNumberingAfterBreak="0">
-    <w:nsid w:val="3F277F83"/>
-    <w:multiLevelType w:val="hybridMultilevel"/>
-    <w:tmpl w:val="0DF4A3EA"/>
-    <w:lvl w:ilvl="0" w:tplc="04090001">
-      <w:start w:val="1"/>
-      <w:numFmt w:val="bullet"/>
-      <w:lvlText w:val=""/>
-      <w:lvlJc w:val="left"/>
-      <w:pPr>
-        <w:ind w:left="1440" w:hanging="360"/>
-      </w:pPr>
-      <w:rPr>
-        <w:rFonts w:ascii="Symbol" w:hAnsi="Symbol" w:hint="default"/>
-      </w:rPr>
-    </w:lvl>
-    <w:lvl w:ilvl="1" w:tplc="04090003" w:tentative="1">
-      <w:start w:val="1"/>
-      <w:numFmt w:val="bullet"/>
-      <w:lvlText w:val="o"/>
-      <w:lvlJc w:val="left"/>
-      <w:pPr>
-        <w:ind w:left="2160" w:hanging="360"/>
-      </w:pPr>
-      <w:rPr>
-        <w:rFonts w:ascii="Courier New" w:hAnsi="Courier New" w:cs="Courier New" w:hint="default"/>
-      </w:rPr>
-    </w:lvl>
-    <w:lvl w:ilvl="2" w:tplc="04090005" w:tentative="1">
-      <w:start w:val="1"/>
-      <w:numFmt w:val="bullet"/>
-      <w:lvlText w:val=""/>
-      <w:lvlJc w:val="left"/>
-      <w:pPr>
-        <w:ind w:left="2880" w:hanging="360"/>
-      </w:pPr>
-      <w:rPr>
-        <w:rFonts w:ascii="Wingdings" w:hAnsi="Wingdings" w:hint="default"/>
-      </w:rPr>
-    </w:lvl>
-    <w:lvl w:ilvl="3" w:tplc="04090001" w:tentative="1">
-      <w:start w:val="1"/>
-      <w:numFmt w:val="bullet"/>
-      <w:lvlText w:val=""/>
-      <w:lvlJc w:val="left"/>
-      <w:pPr>
-        <w:ind w:left="3600" w:hanging="360"/>
-      </w:pPr>
-      <w:rPr>
-        <w:rFonts w:ascii="Symbol" w:hAnsi="Symbol" w:hint="default"/>
-      </w:rPr>
-    </w:lvl>
-    <w:lvl w:ilvl="4" w:tplc="04090003" w:tentative="1">
-      <w:start w:val="1"/>
-      <w:numFmt w:val="bullet"/>
-      <w:lvlText w:val="o"/>
-      <w:lvlJc w:val="left"/>
-      <w:pPr>
-        <w:ind w:left="4320" w:hanging="360"/>
-      </w:pPr>
-      <w:rPr>
-        <w:rFonts w:ascii="Courier New" w:hAnsi="Courier New" w:cs="Courier New" w:hint="default"/>
-      </w:rPr>
-    </w:lvl>
-    <w:lvl w:ilvl="5" w:tplc="04090005" w:tentative="1">
-      <w:start w:val="1"/>
-      <w:numFmt w:val="bullet"/>
-      <w:lvlText w:val=""/>
-      <w:lvlJc w:val="left"/>
-      <w:pPr>
-        <w:ind w:left="5040" w:hanging="360"/>
-      </w:pPr>
-      <w:rPr>
-        <w:rFonts w:ascii="Wingdings" w:hAnsi="Wingdings" w:hint="default"/>
-      </w:rPr>
-    </w:lvl>
-    <w:lvl w:ilvl="6" w:tplc="04090001" w:tentative="1">
-      <w:start w:val="1"/>
-      <w:numFmt w:val="bullet"/>
-      <w:lvlText w:val=""/>
-      <w:lvlJc w:val="left"/>
-      <w:pPr>
-        <w:ind w:left="5760" w:hanging="360"/>
-      </w:pPr>
-      <w:rPr>
-        <w:rFonts w:ascii="Symbol" w:hAnsi="Symbol" w:hint="default"/>
-      </w:rPr>
-    </w:lvl>
-    <w:lvl w:ilvl="7" w:tplc="04090003" w:tentative="1">
-      <w:start w:val="1"/>
-      <w:numFmt w:val="bullet"/>
-      <w:lvlText w:val="o"/>
-      <w:lvlJc w:val="left"/>
-      <w:pPr>
-        <w:ind w:left="6480" w:hanging="360"/>
-      </w:pPr>
-      <w:rPr>
-        <w:rFonts w:ascii="Courier New" w:hAnsi="Courier New" w:cs="Courier New" w:hint="default"/>
-      </w:rPr>
-    </w:lvl>
-    <w:lvl w:ilvl="8" w:tplc="04090005" w:tentative="1">
-      <w:start w:val="1"/>
-      <w:numFmt w:val="bullet"/>
-      <w:lvlText w:val=""/>
-      <w:lvlJc w:val="left"/>
-      <w:pPr>
-        <w:ind w:left="7200" w:hanging="360"/>
-      </w:pPr>
-      <w:rPr>
-        <w:rFonts w:ascii="Wingdings" w:hAnsi="Wingdings" w:hint="default"/>
-      </w:rPr>
-    </w:lvl>
-  </w:abstractNum>
-  <w:abstractNum w:abstractNumId="9" w15:restartNumberingAfterBreak="0">
-    <w:nsid w:val="3FA37F0A"/>
-    <w:multiLevelType w:val="multilevel"/>
-    <w:tmpl w:val="EA044F04"/>
-    <w:lvl w:ilvl="0">
-      <w:start w:val="1"/>
-      <w:numFmt w:val="bullet"/>
-      <w:lvlText w:val=""/>
-      <w:lvlJc w:val="left"/>
-      <w:pPr>
-        <w:tabs>
-          <w:tab w:val="num" w:pos="720"/>
-        </w:tabs>
-        <w:ind w:left="720" w:hanging="360"/>
-      </w:pPr>
-      <w:rPr>
-        <w:rFonts w:ascii="Symbol" w:hAnsi="Symbol" w:hint="default"/>
-        <w:sz w:val="20"/>
-      </w:rPr>
-    </w:lvl>
-    <w:lvl w:ilvl="1" w:tentative="1">
-      <w:start w:val="1"/>
-      <w:numFmt w:val="bullet"/>
-      <w:lvlText w:val="o"/>
-      <w:lvlJc w:val="left"/>
-      <w:pPr>
-        <w:tabs>
-          <w:tab w:val="num" w:pos="1440"/>
-        </w:tabs>
-        <w:ind w:left="1440" w:hanging="360"/>
-      </w:pPr>
-      <w:rPr>
-        <w:rFonts w:ascii="Courier New" w:hAnsi="Courier New" w:hint="default"/>
-        <w:sz w:val="20"/>
-      </w:rPr>
-    </w:lvl>
-    <w:lvl w:ilvl="2" w:tentative="1">
-      <w:start w:val="1"/>
-      <w:numFmt w:val="bullet"/>
-      <w:lvlText w:val=""/>
-      <w:lvlJc w:val="left"/>
-      <w:pPr>
-        <w:tabs>
-          <w:tab w:val="num" w:pos="2160"/>
-        </w:tabs>
-        <w:ind w:left="2160" w:hanging="360"/>
-      </w:pPr>
-      <w:rPr>
-        <w:rFonts w:ascii="Wingdings" w:hAnsi="Wingdings" w:hint="default"/>
-        <w:sz w:val="20"/>
-      </w:rPr>
-    </w:lvl>
-    <w:lvl w:ilvl="3" w:tentative="1">
-      <w:start w:val="1"/>
-      <w:numFmt w:val="bullet"/>
-      <w:lvlText w:val=""/>
-      <w:lvlJc w:val="left"/>
-      <w:pPr>
-        <w:tabs>
-          <w:tab w:val="num" w:pos="2880"/>
-        </w:tabs>
-        <w:ind w:left="2880" w:hanging="360"/>
-      </w:pPr>
-      <w:rPr>
-        <w:rFonts w:ascii="Wingdings" w:hAnsi="Wingdings" w:hint="default"/>
-        <w:sz w:val="20"/>
-      </w:rPr>
-    </w:lvl>
-    <w:lvl w:ilvl="4" w:tentative="1">
-      <w:start w:val="1"/>
-      <w:numFmt w:val="bullet"/>
-      <w:lvlText w:val=""/>
-      <w:lvlJc w:val="left"/>
-      <w:pPr>
-        <w:tabs>
-          <w:tab w:val="num" w:pos="3600"/>
-        </w:tabs>
-        <w:ind w:left="3600" w:hanging="360"/>
-      </w:pPr>
-      <w:rPr>
-        <w:rFonts w:ascii="Wingdings" w:hAnsi="Wingdings" w:hint="default"/>
-        <w:sz w:val="20"/>
-      </w:rPr>
-    </w:lvl>
-    <w:lvl w:ilvl="5" w:tentative="1">
-      <w:start w:val="1"/>
-      <w:numFmt w:val="bullet"/>
-      <w:lvlText w:val=""/>
-      <w:lvlJc w:val="left"/>
-      <w:pPr>
-        <w:tabs>
-          <w:tab w:val="num" w:pos="4320"/>
-        </w:tabs>
-        <w:ind w:left="4320" w:hanging="360"/>
-      </w:pPr>
-      <w:rPr>
-        <w:rFonts w:ascii="Wingdings" w:hAnsi="Wingdings" w:hint="default"/>
-        <w:sz w:val="20"/>
-      </w:rPr>
-    </w:lvl>
-    <w:lvl w:ilvl="6" w:tentative="1">
-      <w:start w:val="1"/>
-      <w:numFmt w:val="bullet"/>
-      <w:lvlText w:val=""/>
-      <w:lvlJc w:val="left"/>
-      <w:pPr>
-        <w:tabs>
-          <w:tab w:val="num" w:pos="5040"/>
-        </w:tabs>
-        <w:ind w:left="5040" w:hanging="360"/>
-      </w:pPr>
-      <w:rPr>
-        <w:rFonts w:ascii="Wingdings" w:hAnsi="Wingdings" w:hint="default"/>
-        <w:sz w:val="20"/>
-      </w:rPr>
-    </w:lvl>
-    <w:lvl w:ilvl="7" w:tentative="1">
-      <w:start w:val="1"/>
-      <w:numFmt w:val="bullet"/>
-      <w:lvlText w:val=""/>
-      <w:lvlJc w:val="left"/>
-      <w:pPr>
-        <w:tabs>
-          <w:tab w:val="num" w:pos="5760"/>
-        </w:tabs>
-        <w:ind w:left="5760" w:hanging="360"/>
-      </w:pPr>
-      <w:rPr>
-        <w:rFonts w:ascii="Wingdings" w:hAnsi="Wingdings" w:hint="default"/>
-        <w:sz w:val="20"/>
-      </w:rPr>
-    </w:lvl>
-    <w:lvl w:ilvl="8" w:tentative="1">
-      <w:start w:val="1"/>
-      <w:numFmt w:val="bullet"/>
-      <w:lvlText w:val=""/>
-      <w:lvlJc w:val="left"/>
-      <w:pPr>
-        <w:tabs>
-          <w:tab w:val="num" w:pos="6480"/>
-        </w:tabs>
-        <w:ind w:left="6480" w:hanging="360"/>
-      </w:pPr>
-      <w:rPr>
-        <w:rFonts w:ascii="Wingdings" w:hAnsi="Wingdings" w:hint="default"/>
-        <w:sz w:val="20"/>
-      </w:rPr>
-    </w:lvl>
-  </w:abstractNum>
-  <w:abstractNum w:abstractNumId="10" w15:restartNumberingAfterBreak="0">
+  <w:abstractNum w:abstractNumId="5" w15:restartNumberingAfterBreak="0">
     <w:nsid w:val="41D82F65"/>
     <w:multiLevelType w:val="multilevel"/>
     <w:tmpl w:val="C446620A"/>
@@ -7076,10 +8124,10 @@
       </w:rPr>
     </w:lvl>
   </w:abstractNum>
-  <w:abstractNum w:abstractNumId="11" w15:restartNumberingAfterBreak="0">
-    <w:nsid w:val="487D2DA4"/>
+  <w:abstractNum w:abstractNumId="6" w15:restartNumberingAfterBreak="0">
+    <w:nsid w:val="50B57104"/>
     <w:multiLevelType w:val="hybridMultilevel"/>
-    <w:tmpl w:val="6DB8B1D6"/>
+    <w:tmpl w:val="0096CB92"/>
     <w:lvl w:ilvl="0" w:tplc="04090001">
       <w:start w:val="1"/>
       <w:numFmt w:val="bullet"/>
@@ -7189,10 +8237,10 @@
       </w:rPr>
     </w:lvl>
   </w:abstractNum>
-  <w:abstractNum w:abstractNumId="12" w15:restartNumberingAfterBreak="0">
-    <w:nsid w:val="50B57104"/>
+  <w:abstractNum w:abstractNumId="7" w15:restartNumberingAfterBreak="0">
+    <w:nsid w:val="53361216"/>
     <w:multiLevelType w:val="hybridMultilevel"/>
-    <w:tmpl w:val="0096CB92"/>
+    <w:tmpl w:val="FF725A12"/>
     <w:lvl w:ilvl="0" w:tplc="04090001">
       <w:start w:val="1"/>
       <w:numFmt w:val="bullet"/>
@@ -7302,10 +8350,10 @@
       </w:rPr>
     </w:lvl>
   </w:abstractNum>
-  <w:abstractNum w:abstractNumId="13" w15:restartNumberingAfterBreak="0">
-    <w:nsid w:val="592118F9"/>
+  <w:abstractNum w:abstractNumId="8" w15:restartNumberingAfterBreak="0">
+    <w:nsid w:val="67A20283"/>
     <w:multiLevelType w:val="hybridMultilevel"/>
-    <w:tmpl w:val="66B80EC2"/>
+    <w:tmpl w:val="1FD6D118"/>
     <w:lvl w:ilvl="0" w:tplc="04090001">
       <w:start w:val="1"/>
       <w:numFmt w:val="bullet"/>
@@ -7415,10 +8463,10 @@
       </w:rPr>
     </w:lvl>
   </w:abstractNum>
-  <w:abstractNum w:abstractNumId="14" w15:restartNumberingAfterBreak="0">
-    <w:nsid w:val="59F839DB"/>
+  <w:abstractNum w:abstractNumId="9" w15:restartNumberingAfterBreak="0">
+    <w:nsid w:val="7B053184"/>
     <w:multiLevelType w:val="hybridMultilevel"/>
-    <w:tmpl w:val="9B9AEEEE"/>
+    <w:tmpl w:val="C4349EF6"/>
     <w:lvl w:ilvl="0" w:tplc="04090001">
       <w:start w:val="1"/>
       <w:numFmt w:val="bullet"/>
@@ -7528,19 +8576,20 @@
       </w:rPr>
     </w:lvl>
   </w:abstractNum>
-  <w:abstractNum w:abstractNumId="15" w15:restartNumberingAfterBreak="0">
-    <w:nsid w:val="62DA1ACB"/>
+  <w:abstractNum w:abstractNumId="10" w15:restartNumberingAfterBreak="0">
+    <w:nsid w:val="7C8D7AD4"/>
     <w:multiLevelType w:val="hybridMultilevel"/>
-    <w:tmpl w:val="6CFEA80A"/>
-    <w:lvl w:ilvl="0" w:tplc="8C94890E">
+    <w:tmpl w:val="F62EF536"/>
+    <w:lvl w:ilvl="0" w:tplc="04090001">
+      <w:start w:val="1"/>
       <w:numFmt w:val="bullet"/>
-      <w:lvlText w:val="•"/>
+      <w:lvlText w:val=""/>
       <w:lvlJc w:val="left"/>
       <w:pPr>
-        <w:ind w:left="1080" w:hanging="360"/>
+        <w:ind w:left="1440" w:hanging="360"/>
       </w:pPr>
       <w:rPr>
-        <w:rFonts w:ascii="Times New Roman" w:eastAsiaTheme="minorHAnsi" w:hAnsi="Times New Roman" w:cs="Times New Roman" w:hint="default"/>
+        <w:rFonts w:ascii="Symbol" w:hAnsi="Symbol" w:hint="default"/>
       </w:rPr>
     </w:lvl>
     <w:lvl w:ilvl="1" w:tplc="04090003" w:tentative="1">
@@ -7549,7 +8598,7 @@
       <w:lvlText w:val="o"/>
       <w:lvlJc w:val="left"/>
       <w:pPr>
-        <w:ind w:left="1800" w:hanging="360"/>
+        <w:ind w:left="2160" w:hanging="360"/>
       </w:pPr>
       <w:rPr>
         <w:rFonts w:ascii="Courier New" w:hAnsi="Courier New" w:cs="Courier New" w:hint="default"/>
@@ -7561,7 +8610,7 @@
       <w:lvlText w:val=""/>
       <w:lvlJc w:val="left"/>
       <w:pPr>
-        <w:ind w:left="2520" w:hanging="360"/>
+        <w:ind w:left="2880" w:hanging="360"/>
       </w:pPr>
       <w:rPr>
         <w:rFonts w:ascii="Wingdings" w:hAnsi="Wingdings" w:hint="default"/>
@@ -7573,7 +8622,7 @@
       <w:lvlText w:val=""/>
       <w:lvlJc w:val="left"/>
       <w:pPr>
-        <w:ind w:left="3240" w:hanging="360"/>
+        <w:ind w:left="3600" w:hanging="360"/>
       </w:pPr>
       <w:rPr>
         <w:rFonts w:ascii="Symbol" w:hAnsi="Symbol" w:hint="default"/>
@@ -7585,7 +8634,7 @@
       <w:lvlText w:val="o"/>
       <w:lvlJc w:val="left"/>
       <w:pPr>
-        <w:ind w:left="3960" w:hanging="360"/>
+        <w:ind w:left="4320" w:hanging="360"/>
       </w:pPr>
       <w:rPr>
         <w:rFonts w:ascii="Courier New" w:hAnsi="Courier New" w:cs="Courier New" w:hint="default"/>
@@ -7597,7 +8646,7 @@
       <w:lvlText w:val=""/>
       <w:lvlJc w:val="left"/>
       <w:pPr>
-        <w:ind w:left="4680" w:hanging="360"/>
+        <w:ind w:left="5040" w:hanging="360"/>
       </w:pPr>
       <w:rPr>
         <w:rFonts w:ascii="Wingdings" w:hAnsi="Wingdings" w:hint="default"/>
@@ -7609,7 +8658,7 @@
       <w:lvlText w:val=""/>
       <w:lvlJc w:val="left"/>
       <w:pPr>
-        <w:ind w:left="5400" w:hanging="360"/>
+        <w:ind w:left="5760" w:hanging="360"/>
       </w:pPr>
       <w:rPr>
         <w:rFonts w:ascii="Symbol" w:hAnsi="Symbol" w:hint="default"/>
@@ -7621,7 +8670,7 @@
       <w:lvlText w:val="o"/>
       <w:lvlJc w:val="left"/>
       <w:pPr>
-        <w:ind w:left="6120" w:hanging="360"/>
+        <w:ind w:left="6480" w:hanging="360"/>
       </w:pPr>
       <w:rPr>
         <w:rFonts w:ascii="Courier New" w:hAnsi="Courier New" w:cs="Courier New" w:hint="default"/>
@@ -7633,458 +8682,6 @@
       <w:lvlText w:val=""/>
       <w:lvlJc w:val="left"/>
       <w:pPr>
-        <w:ind w:left="6840" w:hanging="360"/>
-      </w:pPr>
-      <w:rPr>
-        <w:rFonts w:ascii="Wingdings" w:hAnsi="Wingdings" w:hint="default"/>
-      </w:rPr>
-    </w:lvl>
-  </w:abstractNum>
-  <w:abstractNum w:abstractNumId="16" w15:restartNumberingAfterBreak="0">
-    <w:nsid w:val="6F6F3A9C"/>
-    <w:multiLevelType w:val="hybridMultilevel"/>
-    <w:tmpl w:val="7E261BB6"/>
-    <w:lvl w:ilvl="0" w:tplc="04090001">
-      <w:start w:val="1"/>
-      <w:numFmt w:val="bullet"/>
-      <w:lvlText w:val=""/>
-      <w:lvlJc w:val="left"/>
-      <w:pPr>
-        <w:ind w:left="1440" w:hanging="360"/>
-      </w:pPr>
-      <w:rPr>
-        <w:rFonts w:ascii="Symbol" w:hAnsi="Symbol" w:hint="default"/>
-      </w:rPr>
-    </w:lvl>
-    <w:lvl w:ilvl="1" w:tplc="04090003" w:tentative="1">
-      <w:start w:val="1"/>
-      <w:numFmt w:val="bullet"/>
-      <w:lvlText w:val="o"/>
-      <w:lvlJc w:val="left"/>
-      <w:pPr>
-        <w:ind w:left="2160" w:hanging="360"/>
-      </w:pPr>
-      <w:rPr>
-        <w:rFonts w:ascii="Courier New" w:hAnsi="Courier New" w:cs="Courier New" w:hint="default"/>
-      </w:rPr>
-    </w:lvl>
-    <w:lvl w:ilvl="2" w:tplc="04090005" w:tentative="1">
-      <w:start w:val="1"/>
-      <w:numFmt w:val="bullet"/>
-      <w:lvlText w:val=""/>
-      <w:lvlJc w:val="left"/>
-      <w:pPr>
-        <w:ind w:left="2880" w:hanging="360"/>
-      </w:pPr>
-      <w:rPr>
-        <w:rFonts w:ascii="Wingdings" w:hAnsi="Wingdings" w:hint="default"/>
-      </w:rPr>
-    </w:lvl>
-    <w:lvl w:ilvl="3" w:tplc="04090001" w:tentative="1">
-      <w:start w:val="1"/>
-      <w:numFmt w:val="bullet"/>
-      <w:lvlText w:val=""/>
-      <w:lvlJc w:val="left"/>
-      <w:pPr>
-        <w:ind w:left="3600" w:hanging="360"/>
-      </w:pPr>
-      <w:rPr>
-        <w:rFonts w:ascii="Symbol" w:hAnsi="Symbol" w:hint="default"/>
-      </w:rPr>
-    </w:lvl>
-    <w:lvl w:ilvl="4" w:tplc="04090003" w:tentative="1">
-      <w:start w:val="1"/>
-      <w:numFmt w:val="bullet"/>
-      <w:lvlText w:val="o"/>
-      <w:lvlJc w:val="left"/>
-      <w:pPr>
-        <w:ind w:left="4320" w:hanging="360"/>
-      </w:pPr>
-      <w:rPr>
-        <w:rFonts w:ascii="Courier New" w:hAnsi="Courier New" w:cs="Courier New" w:hint="default"/>
-      </w:rPr>
-    </w:lvl>
-    <w:lvl w:ilvl="5" w:tplc="04090005" w:tentative="1">
-      <w:start w:val="1"/>
-      <w:numFmt w:val="bullet"/>
-      <w:lvlText w:val=""/>
-      <w:lvlJc w:val="left"/>
-      <w:pPr>
-        <w:ind w:left="5040" w:hanging="360"/>
-      </w:pPr>
-      <w:rPr>
-        <w:rFonts w:ascii="Wingdings" w:hAnsi="Wingdings" w:hint="default"/>
-      </w:rPr>
-    </w:lvl>
-    <w:lvl w:ilvl="6" w:tplc="04090001" w:tentative="1">
-      <w:start w:val="1"/>
-      <w:numFmt w:val="bullet"/>
-      <w:lvlText w:val=""/>
-      <w:lvlJc w:val="left"/>
-      <w:pPr>
-        <w:ind w:left="5760" w:hanging="360"/>
-      </w:pPr>
-      <w:rPr>
-        <w:rFonts w:ascii="Symbol" w:hAnsi="Symbol" w:hint="default"/>
-      </w:rPr>
-    </w:lvl>
-    <w:lvl w:ilvl="7" w:tplc="04090003" w:tentative="1">
-      <w:start w:val="1"/>
-      <w:numFmt w:val="bullet"/>
-      <w:lvlText w:val="o"/>
-      <w:lvlJc w:val="left"/>
-      <w:pPr>
-        <w:ind w:left="6480" w:hanging="360"/>
-      </w:pPr>
-      <w:rPr>
-        <w:rFonts w:ascii="Courier New" w:hAnsi="Courier New" w:cs="Courier New" w:hint="default"/>
-      </w:rPr>
-    </w:lvl>
-    <w:lvl w:ilvl="8" w:tplc="04090005" w:tentative="1">
-      <w:start w:val="1"/>
-      <w:numFmt w:val="bullet"/>
-      <w:lvlText w:val=""/>
-      <w:lvlJc w:val="left"/>
-      <w:pPr>
-        <w:ind w:left="7200" w:hanging="360"/>
-      </w:pPr>
-      <w:rPr>
-        <w:rFonts w:ascii="Wingdings" w:hAnsi="Wingdings" w:hint="default"/>
-      </w:rPr>
-    </w:lvl>
-  </w:abstractNum>
-  <w:abstractNum w:abstractNumId="17" w15:restartNumberingAfterBreak="0">
-    <w:nsid w:val="7B053184"/>
-    <w:multiLevelType w:val="hybridMultilevel"/>
-    <w:tmpl w:val="C4349EF6"/>
-    <w:lvl w:ilvl="0" w:tplc="04090001">
-      <w:start w:val="1"/>
-      <w:numFmt w:val="bullet"/>
-      <w:lvlText w:val=""/>
-      <w:lvlJc w:val="left"/>
-      <w:pPr>
-        <w:ind w:left="1440" w:hanging="360"/>
-      </w:pPr>
-      <w:rPr>
-        <w:rFonts w:ascii="Symbol" w:hAnsi="Symbol" w:hint="default"/>
-      </w:rPr>
-    </w:lvl>
-    <w:lvl w:ilvl="1" w:tplc="04090003" w:tentative="1">
-      <w:start w:val="1"/>
-      <w:numFmt w:val="bullet"/>
-      <w:lvlText w:val="o"/>
-      <w:lvlJc w:val="left"/>
-      <w:pPr>
-        <w:ind w:left="2160" w:hanging="360"/>
-      </w:pPr>
-      <w:rPr>
-        <w:rFonts w:ascii="Courier New" w:hAnsi="Courier New" w:cs="Courier New" w:hint="default"/>
-      </w:rPr>
-    </w:lvl>
-    <w:lvl w:ilvl="2" w:tplc="04090005" w:tentative="1">
-      <w:start w:val="1"/>
-      <w:numFmt w:val="bullet"/>
-      <w:lvlText w:val=""/>
-      <w:lvlJc w:val="left"/>
-      <w:pPr>
-        <w:ind w:left="2880" w:hanging="360"/>
-      </w:pPr>
-      <w:rPr>
-        <w:rFonts w:ascii="Wingdings" w:hAnsi="Wingdings" w:hint="default"/>
-      </w:rPr>
-    </w:lvl>
-    <w:lvl w:ilvl="3" w:tplc="04090001" w:tentative="1">
-      <w:start w:val="1"/>
-      <w:numFmt w:val="bullet"/>
-      <w:lvlText w:val=""/>
-      <w:lvlJc w:val="left"/>
-      <w:pPr>
-        <w:ind w:left="3600" w:hanging="360"/>
-      </w:pPr>
-      <w:rPr>
-        <w:rFonts w:ascii="Symbol" w:hAnsi="Symbol" w:hint="default"/>
-      </w:rPr>
-    </w:lvl>
-    <w:lvl w:ilvl="4" w:tplc="04090003" w:tentative="1">
-      <w:start w:val="1"/>
-      <w:numFmt w:val="bullet"/>
-      <w:lvlText w:val="o"/>
-      <w:lvlJc w:val="left"/>
-      <w:pPr>
-        <w:ind w:left="4320" w:hanging="360"/>
-      </w:pPr>
-      <w:rPr>
-        <w:rFonts w:ascii="Courier New" w:hAnsi="Courier New" w:cs="Courier New" w:hint="default"/>
-      </w:rPr>
-    </w:lvl>
-    <w:lvl w:ilvl="5" w:tplc="04090005" w:tentative="1">
-      <w:start w:val="1"/>
-      <w:numFmt w:val="bullet"/>
-      <w:lvlText w:val=""/>
-      <w:lvlJc w:val="left"/>
-      <w:pPr>
-        <w:ind w:left="5040" w:hanging="360"/>
-      </w:pPr>
-      <w:rPr>
-        <w:rFonts w:ascii="Wingdings" w:hAnsi="Wingdings" w:hint="default"/>
-      </w:rPr>
-    </w:lvl>
-    <w:lvl w:ilvl="6" w:tplc="04090001" w:tentative="1">
-      <w:start w:val="1"/>
-      <w:numFmt w:val="bullet"/>
-      <w:lvlText w:val=""/>
-      <w:lvlJc w:val="left"/>
-      <w:pPr>
-        <w:ind w:left="5760" w:hanging="360"/>
-      </w:pPr>
-      <w:rPr>
-        <w:rFonts w:ascii="Symbol" w:hAnsi="Symbol" w:hint="default"/>
-      </w:rPr>
-    </w:lvl>
-    <w:lvl w:ilvl="7" w:tplc="04090003" w:tentative="1">
-      <w:start w:val="1"/>
-      <w:numFmt w:val="bullet"/>
-      <w:lvlText w:val="o"/>
-      <w:lvlJc w:val="left"/>
-      <w:pPr>
-        <w:ind w:left="6480" w:hanging="360"/>
-      </w:pPr>
-      <w:rPr>
-        <w:rFonts w:ascii="Courier New" w:hAnsi="Courier New" w:cs="Courier New" w:hint="default"/>
-      </w:rPr>
-    </w:lvl>
-    <w:lvl w:ilvl="8" w:tplc="04090005" w:tentative="1">
-      <w:start w:val="1"/>
-      <w:numFmt w:val="bullet"/>
-      <w:lvlText w:val=""/>
-      <w:lvlJc w:val="left"/>
-      <w:pPr>
-        <w:ind w:left="7200" w:hanging="360"/>
-      </w:pPr>
-      <w:rPr>
-        <w:rFonts w:ascii="Wingdings" w:hAnsi="Wingdings" w:hint="default"/>
-      </w:rPr>
-    </w:lvl>
-  </w:abstractNum>
-  <w:abstractNum w:abstractNumId="18" w15:restartNumberingAfterBreak="0">
-    <w:nsid w:val="7C8D7AD4"/>
-    <w:multiLevelType w:val="hybridMultilevel"/>
-    <w:tmpl w:val="F62EF536"/>
-    <w:lvl w:ilvl="0" w:tplc="04090001">
-      <w:start w:val="1"/>
-      <w:numFmt w:val="bullet"/>
-      <w:lvlText w:val=""/>
-      <w:lvlJc w:val="left"/>
-      <w:pPr>
-        <w:ind w:left="1440" w:hanging="360"/>
-      </w:pPr>
-      <w:rPr>
-        <w:rFonts w:ascii="Symbol" w:hAnsi="Symbol" w:hint="default"/>
-      </w:rPr>
-    </w:lvl>
-    <w:lvl w:ilvl="1" w:tplc="04090003" w:tentative="1">
-      <w:start w:val="1"/>
-      <w:numFmt w:val="bullet"/>
-      <w:lvlText w:val="o"/>
-      <w:lvlJc w:val="left"/>
-      <w:pPr>
-        <w:ind w:left="2160" w:hanging="360"/>
-      </w:pPr>
-      <w:rPr>
-        <w:rFonts w:ascii="Courier New" w:hAnsi="Courier New" w:cs="Courier New" w:hint="default"/>
-      </w:rPr>
-    </w:lvl>
-    <w:lvl w:ilvl="2" w:tplc="04090005" w:tentative="1">
-      <w:start w:val="1"/>
-      <w:numFmt w:val="bullet"/>
-      <w:lvlText w:val=""/>
-      <w:lvlJc w:val="left"/>
-      <w:pPr>
-        <w:ind w:left="2880" w:hanging="360"/>
-      </w:pPr>
-      <w:rPr>
-        <w:rFonts w:ascii="Wingdings" w:hAnsi="Wingdings" w:hint="default"/>
-      </w:rPr>
-    </w:lvl>
-    <w:lvl w:ilvl="3" w:tplc="04090001" w:tentative="1">
-      <w:start w:val="1"/>
-      <w:numFmt w:val="bullet"/>
-      <w:lvlText w:val=""/>
-      <w:lvlJc w:val="left"/>
-      <w:pPr>
-        <w:ind w:left="3600" w:hanging="360"/>
-      </w:pPr>
-      <w:rPr>
-        <w:rFonts w:ascii="Symbol" w:hAnsi="Symbol" w:hint="default"/>
-      </w:rPr>
-    </w:lvl>
-    <w:lvl w:ilvl="4" w:tplc="04090003" w:tentative="1">
-      <w:start w:val="1"/>
-      <w:numFmt w:val="bullet"/>
-      <w:lvlText w:val="o"/>
-      <w:lvlJc w:val="left"/>
-      <w:pPr>
-        <w:ind w:left="4320" w:hanging="360"/>
-      </w:pPr>
-      <w:rPr>
-        <w:rFonts w:ascii="Courier New" w:hAnsi="Courier New" w:cs="Courier New" w:hint="default"/>
-      </w:rPr>
-    </w:lvl>
-    <w:lvl w:ilvl="5" w:tplc="04090005" w:tentative="1">
-      <w:start w:val="1"/>
-      <w:numFmt w:val="bullet"/>
-      <w:lvlText w:val=""/>
-      <w:lvlJc w:val="left"/>
-      <w:pPr>
-        <w:ind w:left="5040" w:hanging="360"/>
-      </w:pPr>
-      <w:rPr>
-        <w:rFonts w:ascii="Wingdings" w:hAnsi="Wingdings" w:hint="default"/>
-      </w:rPr>
-    </w:lvl>
-    <w:lvl w:ilvl="6" w:tplc="04090001" w:tentative="1">
-      <w:start w:val="1"/>
-      <w:numFmt w:val="bullet"/>
-      <w:lvlText w:val=""/>
-      <w:lvlJc w:val="left"/>
-      <w:pPr>
-        <w:ind w:left="5760" w:hanging="360"/>
-      </w:pPr>
-      <w:rPr>
-        <w:rFonts w:ascii="Symbol" w:hAnsi="Symbol" w:hint="default"/>
-      </w:rPr>
-    </w:lvl>
-    <w:lvl w:ilvl="7" w:tplc="04090003" w:tentative="1">
-      <w:start w:val="1"/>
-      <w:numFmt w:val="bullet"/>
-      <w:lvlText w:val="o"/>
-      <w:lvlJc w:val="left"/>
-      <w:pPr>
-        <w:ind w:left="6480" w:hanging="360"/>
-      </w:pPr>
-      <w:rPr>
-        <w:rFonts w:ascii="Courier New" w:hAnsi="Courier New" w:cs="Courier New" w:hint="default"/>
-      </w:rPr>
-    </w:lvl>
-    <w:lvl w:ilvl="8" w:tplc="04090005" w:tentative="1">
-      <w:start w:val="1"/>
-      <w:numFmt w:val="bullet"/>
-      <w:lvlText w:val=""/>
-      <w:lvlJc w:val="left"/>
-      <w:pPr>
-        <w:ind w:left="7200" w:hanging="360"/>
-      </w:pPr>
-      <w:rPr>
-        <w:rFonts w:ascii="Wingdings" w:hAnsi="Wingdings" w:hint="default"/>
-      </w:rPr>
-    </w:lvl>
-  </w:abstractNum>
-  <w:abstractNum w:abstractNumId="19" w15:restartNumberingAfterBreak="0">
-    <w:nsid w:val="7F3A2D49"/>
-    <w:multiLevelType w:val="hybridMultilevel"/>
-    <w:tmpl w:val="0186AFDA"/>
-    <w:lvl w:ilvl="0" w:tplc="04090001">
-      <w:start w:val="1"/>
-      <w:numFmt w:val="bullet"/>
-      <w:lvlText w:val=""/>
-      <w:lvlJc w:val="left"/>
-      <w:pPr>
-        <w:ind w:left="1440" w:hanging="360"/>
-      </w:pPr>
-      <w:rPr>
-        <w:rFonts w:ascii="Symbol" w:hAnsi="Symbol" w:hint="default"/>
-      </w:rPr>
-    </w:lvl>
-    <w:lvl w:ilvl="1" w:tplc="04090003" w:tentative="1">
-      <w:start w:val="1"/>
-      <w:numFmt w:val="bullet"/>
-      <w:lvlText w:val="o"/>
-      <w:lvlJc w:val="left"/>
-      <w:pPr>
-        <w:ind w:left="2160" w:hanging="360"/>
-      </w:pPr>
-      <w:rPr>
-        <w:rFonts w:ascii="Courier New" w:hAnsi="Courier New" w:cs="Courier New" w:hint="default"/>
-      </w:rPr>
-    </w:lvl>
-    <w:lvl w:ilvl="2" w:tplc="04090005" w:tentative="1">
-      <w:start w:val="1"/>
-      <w:numFmt w:val="bullet"/>
-      <w:lvlText w:val=""/>
-      <w:lvlJc w:val="left"/>
-      <w:pPr>
-        <w:ind w:left="2880" w:hanging="360"/>
-      </w:pPr>
-      <w:rPr>
-        <w:rFonts w:ascii="Wingdings" w:hAnsi="Wingdings" w:hint="default"/>
-      </w:rPr>
-    </w:lvl>
-    <w:lvl w:ilvl="3" w:tplc="04090001" w:tentative="1">
-      <w:start w:val="1"/>
-      <w:numFmt w:val="bullet"/>
-      <w:lvlText w:val=""/>
-      <w:lvlJc w:val="left"/>
-      <w:pPr>
-        <w:ind w:left="3600" w:hanging="360"/>
-      </w:pPr>
-      <w:rPr>
-        <w:rFonts w:ascii="Symbol" w:hAnsi="Symbol" w:hint="default"/>
-      </w:rPr>
-    </w:lvl>
-    <w:lvl w:ilvl="4" w:tplc="04090003" w:tentative="1">
-      <w:start w:val="1"/>
-      <w:numFmt w:val="bullet"/>
-      <w:lvlText w:val="o"/>
-      <w:lvlJc w:val="left"/>
-      <w:pPr>
-        <w:ind w:left="4320" w:hanging="360"/>
-      </w:pPr>
-      <w:rPr>
-        <w:rFonts w:ascii="Courier New" w:hAnsi="Courier New" w:cs="Courier New" w:hint="default"/>
-      </w:rPr>
-    </w:lvl>
-    <w:lvl w:ilvl="5" w:tplc="04090005" w:tentative="1">
-      <w:start w:val="1"/>
-      <w:numFmt w:val="bullet"/>
-      <w:lvlText w:val=""/>
-      <w:lvlJc w:val="left"/>
-      <w:pPr>
-        <w:ind w:left="5040" w:hanging="360"/>
-      </w:pPr>
-      <w:rPr>
-        <w:rFonts w:ascii="Wingdings" w:hAnsi="Wingdings" w:hint="default"/>
-      </w:rPr>
-    </w:lvl>
-    <w:lvl w:ilvl="6" w:tplc="04090001" w:tentative="1">
-      <w:start w:val="1"/>
-      <w:numFmt w:val="bullet"/>
-      <w:lvlText w:val=""/>
-      <w:lvlJc w:val="left"/>
-      <w:pPr>
-        <w:ind w:left="5760" w:hanging="360"/>
-      </w:pPr>
-      <w:rPr>
-        <w:rFonts w:ascii="Symbol" w:hAnsi="Symbol" w:hint="default"/>
-      </w:rPr>
-    </w:lvl>
-    <w:lvl w:ilvl="7" w:tplc="04090003" w:tentative="1">
-      <w:start w:val="1"/>
-      <w:numFmt w:val="bullet"/>
-      <w:lvlText w:val="o"/>
-      <w:lvlJc w:val="left"/>
-      <w:pPr>
-        <w:ind w:left="6480" w:hanging="360"/>
-      </w:pPr>
-      <w:rPr>
-        <w:rFonts w:ascii="Courier New" w:hAnsi="Courier New" w:cs="Courier New" w:hint="default"/>
-      </w:rPr>
-    </w:lvl>
-    <w:lvl w:ilvl="8" w:tplc="04090005" w:tentative="1">
-      <w:start w:val="1"/>
-      <w:numFmt w:val="bullet"/>
-      <w:lvlText w:val=""/>
-      <w:lvlJc w:val="left"/>
-      <w:pPr>
         <w:ind w:left="7200" w:hanging="360"/>
       </w:pPr>
       <w:rPr>
@@ -8093,119 +8690,39 @@
     </w:lvl>
   </w:abstractNum>
   <w:num w:numId="1">
-    <w:abstractNumId w:val="10"/>
+    <w:abstractNumId w:val="5"/>
   </w:num>
   <w:num w:numId="2">
     <w:abstractNumId w:val="10"/>
   </w:num>
   <w:num w:numId="3">
-    <w:abstractNumId w:val="10"/>
+    <w:abstractNumId w:val="6"/>
   </w:num>
   <w:num w:numId="4">
-    <w:abstractNumId w:val="10"/>
+    <w:abstractNumId w:val="9"/>
   </w:num>
   <w:num w:numId="5">
-    <w:abstractNumId w:val="10"/>
+    <w:abstractNumId w:val="0"/>
   </w:num>
   <w:num w:numId="6">
-    <w:abstractNumId w:val="10"/>
+    <w:abstractNumId w:val="7"/>
   </w:num>
   <w:num w:numId="7">
-    <w:abstractNumId w:val="10"/>
+    <w:abstractNumId w:val="3"/>
   </w:num>
   <w:num w:numId="8">
-    <w:abstractNumId w:val="10"/>
+    <w:abstractNumId w:val="4"/>
   </w:num>
   <w:num w:numId="9">
-    <w:abstractNumId w:val="10"/>
+    <w:abstractNumId w:val="1"/>
   </w:num>
   <w:num w:numId="10">
-    <w:abstractNumId w:val="10"/>
+    <w:abstractNumId w:val="8"/>
   </w:num>
   <w:num w:numId="11">
-    <w:abstractNumId w:val="10"/>
-  </w:num>
-  <w:num w:numId="12">
-    <w:abstractNumId w:val="10"/>
-  </w:num>
-  <w:num w:numId="13">
-    <w:abstractNumId w:val="10"/>
-  </w:num>
-  <w:num w:numId="14">
-    <w:abstractNumId w:val="10"/>
-  </w:num>
-  <w:num w:numId="15">
-    <w:abstractNumId w:val="10"/>
-  </w:num>
-  <w:num w:numId="16">
-    <w:abstractNumId w:val="10"/>
-  </w:num>
-  <w:num w:numId="17">
-    <w:abstractNumId w:val="10"/>
-  </w:num>
-  <w:num w:numId="18">
-    <w:abstractNumId w:val="10"/>
-  </w:num>
-  <w:num w:numId="19">
-    <w:abstractNumId w:val="10"/>
-  </w:num>
-  <w:num w:numId="20">
-    <w:abstractNumId w:val="19"/>
-  </w:num>
-  <w:num w:numId="21">
-    <w:abstractNumId w:val="15"/>
-  </w:num>
-  <w:num w:numId="22">
-    <w:abstractNumId w:val="14"/>
-  </w:num>
-  <w:num w:numId="23">
-    <w:abstractNumId w:val="5"/>
-  </w:num>
-  <w:num w:numId="24">
-    <w:abstractNumId w:val="0"/>
-  </w:num>
-  <w:num w:numId="25">
-    <w:abstractNumId w:val="7"/>
-  </w:num>
-  <w:num w:numId="26">
-    <w:abstractNumId w:val="18"/>
-  </w:num>
-  <w:num w:numId="27">
-    <w:abstractNumId w:val="9"/>
-  </w:num>
-  <w:num w:numId="28">
-    <w:abstractNumId w:val="4"/>
-  </w:num>
-  <w:num w:numId="29">
-    <w:abstractNumId w:val="12"/>
-  </w:num>
-  <w:num w:numId="30">
-    <w:abstractNumId w:val="3"/>
-  </w:num>
-  <w:num w:numId="31">
-    <w:abstractNumId w:val="17"/>
-  </w:num>
-  <w:num w:numId="32">
-    <w:abstractNumId w:val="11"/>
-  </w:num>
-  <w:num w:numId="33">
-    <w:abstractNumId w:val="16"/>
-  </w:num>
-  <w:num w:numId="34">
-    <w:abstractNumId w:val="13"/>
-  </w:num>
-  <w:num w:numId="35">
-    <w:abstractNumId w:val="6"/>
-  </w:num>
-  <w:num w:numId="36">
-    <w:abstractNumId w:val="8"/>
-  </w:num>
-  <w:num w:numId="37">
     <w:abstractNumId w:val="2"/>
   </w:num>
-  <w:num w:numId="38">
-    <w:abstractNumId w:val="1"/>
-  </w:num>
+  <w:numIdMacAtCleanup w:val="11"/>
 </w:numbering>
 </file>
 
@@ -8622,14 +9139,15 @@
     <w:link w:val="Heading1Char"/>
     <w:uiPriority w:val="9"/>
     <w:qFormat/>
-    <w:rsid w:val="002D03F8"/>
+    <w:rsid w:val="001B769F"/>
     <w:pPr>
       <w:keepNext/>
       <w:keepLines/>
       <w:numPr>
         <w:numId w:val="1"/>
       </w:numPr>
-      <w:spacing w:before="240" w:after="0"/>
+      <w:spacing w:after="120"/>
+      <w:ind w:left="431" w:hanging="431"/>
       <w:outlineLvl w:val="0"/>
     </w:pPr>
     <w:rPr>
@@ -8647,7 +9165,7 @@
     <w:uiPriority w:val="9"/>
     <w:unhideWhenUsed/>
     <w:qFormat/>
-    <w:rsid w:val="002D03F8"/>
+    <w:rsid w:val="001B769F"/>
     <w:pPr>
       <w:keepNext/>
       <w:keepLines/>
@@ -8655,7 +9173,8 @@
         <w:ilvl w:val="1"/>
         <w:numId w:val="1"/>
       </w:numPr>
-      <w:spacing w:before="40" w:after="0"/>
+      <w:spacing w:after="120"/>
+      <w:ind w:left="578" w:hanging="578"/>
       <w:outlineLvl w:val="1"/>
     </w:pPr>
     <w:rPr>
@@ -8673,7 +9192,7 @@
     <w:uiPriority w:val="9"/>
     <w:unhideWhenUsed/>
     <w:qFormat/>
-    <w:rsid w:val="001A4FED"/>
+    <w:rsid w:val="001B769F"/>
     <w:pPr>
       <w:keepNext/>
       <w:keepLines/>
@@ -8681,7 +9200,7 @@
         <w:ilvl w:val="2"/>
         <w:numId w:val="1"/>
       </w:numPr>
-      <w:spacing w:before="40" w:after="0"/>
+      <w:spacing w:after="120"/>
       <w:outlineLvl w:val="2"/>
     </w:pPr>
     <w:rPr>
@@ -8700,7 +9219,7 @@
     <w:semiHidden/>
     <w:unhideWhenUsed/>
     <w:qFormat/>
-    <w:rsid w:val="00D11DE3"/>
+    <w:rsid w:val="001B769F"/>
     <w:pPr>
       <w:keepNext/>
       <w:keepLines/>
@@ -8708,7 +9227,8 @@
         <w:ilvl w:val="3"/>
         <w:numId w:val="1"/>
       </w:numPr>
-      <w:spacing w:before="40" w:after="0"/>
+      <w:spacing w:after="120"/>
+      <w:ind w:left="862" w:hanging="862"/>
       <w:outlineLvl w:val="3"/>
     </w:pPr>
     <w:rPr>
@@ -8917,7 +9437,7 @@
     <w:basedOn w:val="DefaultParagraphFont"/>
     <w:link w:val="Heading1"/>
     <w:uiPriority w:val="9"/>
-    <w:rsid w:val="002D03F8"/>
+    <w:rsid w:val="001B769F"/>
     <w:rPr>
       <w:rFonts w:ascii="Times New Roman" w:eastAsiaTheme="majorEastAsia" w:hAnsi="Times New Roman" w:cstheme="majorBidi"/>
       <w:b/>
@@ -8941,7 +9461,7 @@
     <w:basedOn w:val="DefaultParagraphFont"/>
     <w:link w:val="Heading2"/>
     <w:uiPriority w:val="9"/>
-    <w:rsid w:val="002D03F8"/>
+    <w:rsid w:val="001B769F"/>
     <w:rPr>
       <w:rFonts w:ascii="Times New Roman" w:eastAsiaTheme="majorEastAsia" w:hAnsi="Times New Roman" w:cstheme="majorBidi"/>
       <w:b/>
@@ -8954,7 +9474,7 @@
     <w:basedOn w:val="DefaultParagraphFont"/>
     <w:link w:val="Heading3"/>
     <w:uiPriority w:val="9"/>
-    <w:rsid w:val="001A4FED"/>
+    <w:rsid w:val="001B769F"/>
     <w:rPr>
       <w:rFonts w:ascii="Times New Roman" w:eastAsiaTheme="majorEastAsia" w:hAnsi="Times New Roman" w:cstheme="majorBidi"/>
       <w:b/>
@@ -8968,7 +9488,7 @@
     <w:link w:val="Heading4"/>
     <w:uiPriority w:val="9"/>
     <w:semiHidden/>
-    <w:rsid w:val="00D11DE3"/>
+    <w:rsid w:val="001B769F"/>
     <w:rPr>
       <w:rFonts w:ascii="Times New Roman" w:eastAsiaTheme="majorEastAsia" w:hAnsi="Times New Roman" w:cstheme="majorBidi"/>
       <w:i/>
@@ -9218,6 +9738,29 @@
       <w:b/>
       <w:bCs/>
     </w:rPr>
+  </w:style>
+  <w:style w:type="character" w:styleId="UnresolvedMention">
+    <w:name w:val="Unresolved Mention"/>
+    <w:basedOn w:val="DefaultParagraphFont"/>
+    <w:uiPriority w:val="99"/>
+    <w:semiHidden/>
+    <w:unhideWhenUsed/>
+    <w:rsid w:val="00982FFF"/>
+    <w:rPr>
+      <w:color w:val="605E5C"/>
+      <w:shd w:val="clear" w:color="auto" w:fill="E1DFDD"/>
+    </w:rPr>
+  </w:style>
+  <w:style w:type="paragraph" w:styleId="ListParagraph">
+    <w:name w:val="List Paragraph"/>
+    <w:basedOn w:val="Normal"/>
+    <w:uiPriority w:val="34"/>
+    <w:qFormat/>
+    <w:rsid w:val="005943EC"/>
+    <w:pPr>
+      <w:ind w:left="720"/>
+      <w:contextualSpacing/>
+    </w:pPr>
   </w:style>
 </w:styles>
 </file>

--- a/report/docx/2370389_LEDAT_THESIS.docx
+++ b/report/docx/2370389_LEDAT_THESIS.docx
@@ -481,7 +481,15 @@
         <w:spacing w:after="0"/>
       </w:pPr>
       <w:r>
-        <w:t>Cán bộ hướng dẫn khoa học : ..................................................................</w:t>
+        <w:t xml:space="preserve">Cán bộ hướng dẫn khoa </w:t>
+      </w:r>
+      <w:proofErr w:type="gramStart"/>
+      <w:r>
+        <w:t>học :</w:t>
+      </w:r>
+      <w:proofErr w:type="gramEnd"/>
+      <w:r>
+        <w:t xml:space="preserve"> ..................................................................</w:t>
       </w:r>
     </w:p>
     <w:p>
@@ -508,7 +516,15 @@
         <w:spacing w:after="0"/>
       </w:pPr>
       <w:r>
-        <w:t>Cán bộ chấm nhận xét 1 : ........................................................................</w:t>
+        <w:t xml:space="preserve">Cán bộ chấm nhận xét </w:t>
+      </w:r>
+      <w:proofErr w:type="gramStart"/>
+      <w:r>
+        <w:t>1 :</w:t>
+      </w:r>
+      <w:proofErr w:type="gramEnd"/>
+      <w:r>
+        <w:t xml:space="preserve"> ........................................................................</w:t>
       </w:r>
     </w:p>
     <w:p>
@@ -535,7 +551,15 @@
         <w:spacing w:after="0"/>
       </w:pPr>
       <w:r>
-        <w:t>Cán bộ chấm nhận xét 2 : ........................................................................</w:t>
+        <w:t xml:space="preserve">Cán bộ chấm nhận xét </w:t>
+      </w:r>
+      <w:proofErr w:type="gramStart"/>
+      <w:r>
+        <w:t>2 :</w:t>
+      </w:r>
+      <w:proofErr w:type="gramEnd"/>
+      <w:r>
+        <w:t xml:space="preserve"> ........................................................................</w:t>
       </w:r>
     </w:p>
     <w:p>
@@ -571,7 +595,31 @@
         <w:spacing w:after="0"/>
       </w:pPr>
       <w:r>
-        <w:t>ngày . . . . . tháng . . . . năm . . . . .</w:t>
+        <w:t xml:space="preserve">ngày </w:t>
+      </w:r>
+      <w:proofErr w:type="gramStart"/>
+      <w:r>
+        <w:t>. . . .</w:t>
+      </w:r>
+      <w:proofErr w:type="gramEnd"/>
+      <w:r>
+        <w:t xml:space="preserve"> . tháng </w:t>
+      </w:r>
+      <w:proofErr w:type="gramStart"/>
+      <w:r>
+        <w:t>. . . .</w:t>
+      </w:r>
+      <w:proofErr w:type="gramEnd"/>
+      <w:r>
+        <w:t xml:space="preserve"> năm </w:t>
+      </w:r>
+      <w:proofErr w:type="gramStart"/>
+      <w:r>
+        <w:t>. . . .</w:t>
+      </w:r>
+      <w:proofErr w:type="gramEnd"/>
+      <w:r>
+        <w:t xml:space="preserve"> .</w:t>
       </w:r>
     </w:p>
     <w:p>
@@ -1059,7 +1107,15 @@
         <w:ind w:firstLine="0"/>
       </w:pPr>
       <w:r>
-        <w:t>Chuyên ngành: ................................................................ Mã số : ...............................</w:t>
+        <w:t xml:space="preserve">Chuyên ngành: ................................................................ Mã </w:t>
+      </w:r>
+      <w:proofErr w:type="gramStart"/>
+      <w:r>
+        <w:t>số :</w:t>
+      </w:r>
+      <w:proofErr w:type="gramEnd"/>
+      <w:r>
+        <w:t xml:space="preserve"> ...............................</w:t>
       </w:r>
     </w:p>
     <w:p>
@@ -1183,8 +1239,17 @@
           <w:b/>
           <w:bCs/>
         </w:rPr>
-        <w:t>II. NGÀY GIAO NHIỆM VỤ :</w:t>
-      </w:r>
+        <w:t xml:space="preserve">II. NGÀY GIAO NHIỆM </w:t>
+      </w:r>
+      <w:proofErr w:type="gramStart"/>
+      <w:r>
+        <w:rPr>
+          <w:b/>
+          <w:bCs/>
+        </w:rPr>
+        <w:t>VỤ :</w:t>
+      </w:r>
+      <w:proofErr w:type="gramEnd"/>
       <w:r>
         <w:t xml:space="preserve"> </w:t>
       </w:r>
@@ -1298,7 +1363,39 @@
                 <w:i/>
                 <w:iCs/>
               </w:rPr>
-              <w:t>Tp. HCM, ngày . . . . tháng .. . . năm 20....</w:t>
+              <w:t xml:space="preserve">Tp. HCM, ngày </w:t>
+            </w:r>
+            <w:proofErr w:type="gramStart"/>
+            <w:r>
+              <w:rPr>
+                <w:i/>
+                <w:iCs/>
+              </w:rPr>
+              <w:t>. . . .</w:t>
+            </w:r>
+            <w:proofErr w:type="gramEnd"/>
+            <w:r>
+              <w:rPr>
+                <w:i/>
+                <w:iCs/>
+              </w:rPr>
+              <w:t xml:space="preserve"> </w:t>
+            </w:r>
+            <w:proofErr w:type="gramStart"/>
+            <w:r>
+              <w:rPr>
+                <w:i/>
+                <w:iCs/>
+              </w:rPr>
+              <w:t>tháng .</w:t>
+            </w:r>
+            <w:proofErr w:type="gramEnd"/>
+            <w:r>
+              <w:rPr>
+                <w:i/>
+                <w:iCs/>
+              </w:rPr>
+              <w:t>. . . năm 20....</w:t>
             </w:r>
           </w:p>
         </w:tc>
@@ -1646,7 +1743,7 @@
             </w:rPr>
             <w:fldChar w:fldCharType="separate"/>
           </w:r>
-          <w:hyperlink w:anchor="_Toc210137196" w:history="1">
+          <w:hyperlink w:anchor="_Toc210223746" w:history="1">
             <w:r>
               <w:rPr>
                 <w:rStyle w:val="Hyperlink"/>
@@ -1685,7 +1782,7 @@
                 <w:sz w:val="26"/>
                 <w:szCs w:val="26"/>
               </w:rPr>
-              <w:instrText xml:space="preserve"> PAGEREF _Toc210137196 \h </w:instrText>
+              <w:instrText xml:space="preserve"> PAGEREF _Toc210223746 \h </w:instrText>
             </w:r>
             <w:r>
               <w:rPr>
@@ -1740,7 +1837,7 @@
               <w14:ligatures w14:val="none"/>
             </w:rPr>
           </w:pPr>
-          <w:hyperlink w:anchor="_Toc210137197" w:history="1">
+          <w:hyperlink w:anchor="_Toc210223747" w:history="1">
             <w:r>
               <w:rPr>
                 <w:rStyle w:val="Hyperlink"/>
@@ -1800,7 +1897,7 @@
                 <w:sz w:val="26"/>
                 <w:szCs w:val="26"/>
               </w:rPr>
-              <w:instrText xml:space="preserve"> PAGEREF _Toc210137197 \h </w:instrText>
+              <w:instrText xml:space="preserve"> PAGEREF _Toc210223747 \h </w:instrText>
             </w:r>
             <w:r>
               <w:rPr>
@@ -1855,7 +1952,7 @@
               <w14:ligatures w14:val="none"/>
             </w:rPr>
           </w:pPr>
-          <w:hyperlink w:anchor="_Toc210137198" w:history="1">
+          <w:hyperlink w:anchor="_Toc210223748" w:history="1">
             <w:r>
               <w:rPr>
                 <w:rStyle w:val="Hyperlink"/>
@@ -1915,7 +2012,7 @@
                 <w:sz w:val="26"/>
                 <w:szCs w:val="26"/>
               </w:rPr>
-              <w:instrText xml:space="preserve"> PAGEREF _Toc210137198 \h </w:instrText>
+              <w:instrText xml:space="preserve"> PAGEREF _Toc210223748 \h </w:instrText>
             </w:r>
             <w:r>
               <w:rPr>
@@ -1970,7 +2067,7 @@
               <w14:ligatures w14:val="none"/>
             </w:rPr>
           </w:pPr>
-          <w:hyperlink w:anchor="_Toc210137199" w:history="1">
+          <w:hyperlink w:anchor="_Toc210223749" w:history="1">
             <w:r>
               <w:rPr>
                 <w:rStyle w:val="Hyperlink"/>
@@ -2030,7 +2127,7 @@
                 <w:sz w:val="26"/>
                 <w:szCs w:val="26"/>
               </w:rPr>
-              <w:instrText xml:space="preserve"> PAGEREF _Toc210137199 \h </w:instrText>
+              <w:instrText xml:space="preserve"> PAGEREF _Toc210223749 \h </w:instrText>
             </w:r>
             <w:r>
               <w:rPr>
@@ -2085,7 +2182,7 @@
               <w14:ligatures w14:val="none"/>
             </w:rPr>
           </w:pPr>
-          <w:hyperlink w:anchor="_Toc210137200" w:history="1">
+          <w:hyperlink w:anchor="_Toc210223750" w:history="1">
             <w:r>
               <w:rPr>
                 <w:rStyle w:val="Hyperlink"/>
@@ -2145,7 +2242,7 @@
                 <w:sz w:val="26"/>
                 <w:szCs w:val="26"/>
               </w:rPr>
-              <w:instrText xml:space="preserve"> PAGEREF _Toc210137200 \h </w:instrText>
+              <w:instrText xml:space="preserve"> PAGEREF _Toc210223750 \h </w:instrText>
             </w:r>
             <w:r>
               <w:rPr>
@@ -2200,7 +2297,7 @@
               <w14:ligatures w14:val="none"/>
             </w:rPr>
           </w:pPr>
-          <w:hyperlink w:anchor="_Toc210137201" w:history="1">
+          <w:hyperlink w:anchor="_Toc210223751" w:history="1">
             <w:r>
               <w:rPr>
                 <w:rStyle w:val="Hyperlink"/>
@@ -2260,7 +2357,7 @@
                 <w:sz w:val="26"/>
                 <w:szCs w:val="26"/>
               </w:rPr>
-              <w:instrText xml:space="preserve"> PAGEREF _Toc210137201 \h </w:instrText>
+              <w:instrText xml:space="preserve"> PAGEREF _Toc210223751 \h </w:instrText>
             </w:r>
             <w:r>
               <w:rPr>
@@ -2315,7 +2412,7 @@
               <w14:ligatures w14:val="none"/>
             </w:rPr>
           </w:pPr>
-          <w:hyperlink w:anchor="_Toc210137202" w:history="1">
+          <w:hyperlink w:anchor="_Toc210223752" w:history="1">
             <w:r>
               <w:rPr>
                 <w:rStyle w:val="Hyperlink"/>
@@ -2375,7 +2472,7 @@
                 <w:sz w:val="26"/>
                 <w:szCs w:val="26"/>
               </w:rPr>
-              <w:instrText xml:space="preserve"> PAGEREF _Toc210137202 \h </w:instrText>
+              <w:instrText xml:space="preserve"> PAGEREF _Toc210223752 \h </w:instrText>
             </w:r>
             <w:r>
               <w:rPr>
@@ -2430,7 +2527,7 @@
               <w14:ligatures w14:val="none"/>
             </w:rPr>
           </w:pPr>
-          <w:hyperlink w:anchor="_Toc210137203" w:history="1">
+          <w:hyperlink w:anchor="_Toc210223753" w:history="1">
             <w:r>
               <w:rPr>
                 <w:rStyle w:val="Hyperlink"/>
@@ -2490,7 +2587,7 @@
                 <w:sz w:val="26"/>
                 <w:szCs w:val="26"/>
               </w:rPr>
-              <w:instrText xml:space="preserve"> PAGEREF _Toc210137203 \h </w:instrText>
+              <w:instrText xml:space="preserve"> PAGEREF _Toc210223753 \h </w:instrText>
             </w:r>
             <w:r>
               <w:rPr>
@@ -2545,7 +2642,7 @@
               <w14:ligatures w14:val="none"/>
             </w:rPr>
           </w:pPr>
-          <w:hyperlink w:anchor="_Toc210137204" w:history="1">
+          <w:hyperlink w:anchor="_Toc210223754" w:history="1">
             <w:r>
               <w:rPr>
                 <w:rStyle w:val="Hyperlink"/>
@@ -2605,7 +2702,7 @@
                 <w:sz w:val="26"/>
                 <w:szCs w:val="26"/>
               </w:rPr>
-              <w:instrText xml:space="preserve"> PAGEREF _Toc210137204 \h </w:instrText>
+              <w:instrText xml:space="preserve"> PAGEREF _Toc210223754 \h </w:instrText>
             </w:r>
             <w:r>
               <w:rPr>
@@ -2660,7 +2757,7 @@
               <w14:ligatures w14:val="none"/>
             </w:rPr>
           </w:pPr>
-          <w:hyperlink w:anchor="_Toc210137205" w:history="1">
+          <w:hyperlink w:anchor="_Toc210223755" w:history="1">
             <w:r>
               <w:rPr>
                 <w:rStyle w:val="Hyperlink"/>
@@ -2720,7 +2817,7 @@
                 <w:sz w:val="26"/>
                 <w:szCs w:val="26"/>
               </w:rPr>
-              <w:instrText xml:space="preserve"> PAGEREF _Toc210137205 \h </w:instrText>
+              <w:instrText xml:space="preserve"> PAGEREF _Toc210223755 \h </w:instrText>
             </w:r>
             <w:r>
               <w:rPr>
@@ -2775,7 +2872,7 @@
               <w14:ligatures w14:val="none"/>
             </w:rPr>
           </w:pPr>
-          <w:hyperlink w:anchor="_Toc210137206" w:history="1">
+          <w:hyperlink w:anchor="_Toc210223756" w:history="1">
             <w:r>
               <w:rPr>
                 <w:rStyle w:val="Hyperlink"/>
@@ -2835,7 +2932,7 @@
                 <w:sz w:val="26"/>
                 <w:szCs w:val="26"/>
               </w:rPr>
-              <w:instrText xml:space="preserve"> PAGEREF _Toc210137206 \h </w:instrText>
+              <w:instrText xml:space="preserve"> PAGEREF _Toc210223756 \h </w:instrText>
             </w:r>
             <w:r>
               <w:rPr>
@@ -2890,7 +2987,7 @@
               <w14:ligatures w14:val="none"/>
             </w:rPr>
           </w:pPr>
-          <w:hyperlink w:anchor="_Toc210137207" w:history="1">
+          <w:hyperlink w:anchor="_Toc210223757" w:history="1">
             <w:r>
               <w:rPr>
                 <w:rStyle w:val="Hyperlink"/>
@@ -2929,7 +3026,7 @@
                 <w:sz w:val="26"/>
                 <w:szCs w:val="26"/>
               </w:rPr>
-              <w:instrText xml:space="preserve"> PAGEREF _Toc210137207 \h </w:instrText>
+              <w:instrText xml:space="preserve"> PAGEREF _Toc210223757 \h </w:instrText>
             </w:r>
             <w:r>
               <w:rPr>
@@ -2984,7 +3081,7 @@
               <w14:ligatures w14:val="none"/>
             </w:rPr>
           </w:pPr>
-          <w:hyperlink w:anchor="_Toc210137208" w:history="1">
+          <w:hyperlink w:anchor="_Toc210223758" w:history="1">
             <w:r>
               <w:rPr>
                 <w:rStyle w:val="Hyperlink"/>
@@ -3044,7 +3141,7 @@
                 <w:sz w:val="26"/>
                 <w:szCs w:val="26"/>
               </w:rPr>
-              <w:instrText xml:space="preserve"> PAGEREF _Toc210137208 \h </w:instrText>
+              <w:instrText xml:space="preserve"> PAGEREF _Toc210223758 \h </w:instrText>
             </w:r>
             <w:r>
               <w:rPr>
@@ -3099,7 +3196,7 @@
               <w14:ligatures w14:val="none"/>
             </w:rPr>
           </w:pPr>
-          <w:hyperlink w:anchor="_Toc210137209" w:history="1">
+          <w:hyperlink w:anchor="_Toc210223759" w:history="1">
             <w:r>
               <w:rPr>
                 <w:rStyle w:val="Hyperlink"/>
@@ -3159,7 +3256,7 @@
                 <w:sz w:val="26"/>
                 <w:szCs w:val="26"/>
               </w:rPr>
-              <w:instrText xml:space="preserve"> PAGEREF _Toc210137209 \h </w:instrText>
+              <w:instrText xml:space="preserve"> PAGEREF _Toc210223759 \h </w:instrText>
             </w:r>
             <w:r>
               <w:rPr>
@@ -3189,6 +3286,1595 @@
                 <w:szCs w:val="26"/>
               </w:rPr>
               <w:t>17</w:t>
+            </w:r>
+            <w:r>
+              <w:rPr>
+                <w:rFonts w:ascii="Times New Roman" w:hAnsi="Times New Roman" w:cs="Times New Roman"/>
+                <w:noProof/>
+                <w:webHidden/>
+                <w:sz w:val="26"/>
+                <w:szCs w:val="26"/>
+              </w:rPr>
+              <w:fldChar w:fldCharType="end"/>
+            </w:r>
+          </w:hyperlink>
+        </w:p>
+        <w:p>
+          <w:pPr>
+            <w:pStyle w:val="TOC1"/>
+            <w:rPr>
+              <w:rFonts w:ascii="Times New Roman" w:eastAsiaTheme="minorEastAsia" w:hAnsi="Times New Roman" w:cs="Times New Roman"/>
+              <w:noProof/>
+              <w:kern w:val="0"/>
+              <w:sz w:val="26"/>
+              <w:szCs w:val="26"/>
+              <w14:ligatures w14:val="none"/>
+            </w:rPr>
+          </w:pPr>
+          <w:hyperlink w:anchor="_Toc210223760" w:history="1">
+            <w:r>
+              <w:rPr>
+                <w:rStyle w:val="Hyperlink"/>
+                <w:rFonts w:ascii="Times New Roman" w:hAnsi="Times New Roman" w:cs="Times New Roman"/>
+                <w:noProof/>
+                <w:sz w:val="26"/>
+                <w:szCs w:val="26"/>
+              </w:rPr>
+              <w:t>Chương 3. CƠ SỞ LÝ THUYẾT</w:t>
+            </w:r>
+            <w:r>
+              <w:rPr>
+                <w:rFonts w:ascii="Times New Roman" w:hAnsi="Times New Roman" w:cs="Times New Roman"/>
+                <w:noProof/>
+                <w:webHidden/>
+                <w:sz w:val="26"/>
+                <w:szCs w:val="26"/>
+              </w:rPr>
+              <w:tab/>
+            </w:r>
+            <w:r>
+              <w:rPr>
+                <w:rFonts w:ascii="Times New Roman" w:hAnsi="Times New Roman" w:cs="Times New Roman"/>
+                <w:noProof/>
+                <w:webHidden/>
+                <w:sz w:val="26"/>
+                <w:szCs w:val="26"/>
+              </w:rPr>
+              <w:fldChar w:fldCharType="begin"/>
+            </w:r>
+            <w:r>
+              <w:rPr>
+                <w:rFonts w:ascii="Times New Roman" w:hAnsi="Times New Roman" w:cs="Times New Roman"/>
+                <w:noProof/>
+                <w:webHidden/>
+                <w:sz w:val="26"/>
+                <w:szCs w:val="26"/>
+              </w:rPr>
+              <w:instrText xml:space="preserve"> PAGEREF _Toc210223760 \h </w:instrText>
+            </w:r>
+            <w:r>
+              <w:rPr>
+                <w:rFonts w:ascii="Times New Roman" w:hAnsi="Times New Roman" w:cs="Times New Roman"/>
+                <w:noProof/>
+                <w:webHidden/>
+                <w:sz w:val="26"/>
+                <w:szCs w:val="26"/>
+              </w:rPr>
+            </w:r>
+            <w:r>
+              <w:rPr>
+                <w:rFonts w:ascii="Times New Roman" w:hAnsi="Times New Roman" w:cs="Times New Roman"/>
+                <w:noProof/>
+                <w:webHidden/>
+                <w:sz w:val="26"/>
+                <w:szCs w:val="26"/>
+              </w:rPr>
+              <w:fldChar w:fldCharType="separate"/>
+            </w:r>
+            <w:r>
+              <w:rPr>
+                <w:rFonts w:ascii="Times New Roman" w:hAnsi="Times New Roman" w:cs="Times New Roman"/>
+                <w:noProof/>
+                <w:webHidden/>
+                <w:sz w:val="26"/>
+                <w:szCs w:val="26"/>
+              </w:rPr>
+              <w:t>18</w:t>
+            </w:r>
+            <w:r>
+              <w:rPr>
+                <w:rFonts w:ascii="Times New Roman" w:hAnsi="Times New Roman" w:cs="Times New Roman"/>
+                <w:noProof/>
+                <w:webHidden/>
+                <w:sz w:val="26"/>
+                <w:szCs w:val="26"/>
+              </w:rPr>
+              <w:fldChar w:fldCharType="end"/>
+            </w:r>
+          </w:hyperlink>
+        </w:p>
+        <w:p>
+          <w:pPr>
+            <w:pStyle w:val="TOC2"/>
+            <w:rPr>
+              <w:rFonts w:ascii="Times New Roman" w:eastAsiaTheme="minorEastAsia" w:hAnsi="Times New Roman" w:cs="Times New Roman"/>
+              <w:noProof/>
+              <w:kern w:val="0"/>
+              <w:sz w:val="26"/>
+              <w:szCs w:val="26"/>
+              <w14:ligatures w14:val="none"/>
+            </w:rPr>
+          </w:pPr>
+          <w:hyperlink w:anchor="_Toc210223761" w:history="1">
+            <w:r>
+              <w:rPr>
+                <w:rStyle w:val="Hyperlink"/>
+                <w:rFonts w:ascii="Times New Roman" w:hAnsi="Times New Roman" w:cs="Times New Roman"/>
+                <w:noProof/>
+                <w:sz w:val="26"/>
+                <w:szCs w:val="26"/>
+              </w:rPr>
+              <w:t>3.1</w:t>
+            </w:r>
+            <w:r>
+              <w:rPr>
+                <w:rFonts w:ascii="Times New Roman" w:eastAsiaTheme="minorEastAsia" w:hAnsi="Times New Roman" w:cs="Times New Roman"/>
+                <w:noProof/>
+                <w:kern w:val="0"/>
+                <w:sz w:val="26"/>
+                <w:szCs w:val="26"/>
+                <w14:ligatures w14:val="none"/>
+              </w:rPr>
+              <w:tab/>
+            </w:r>
+            <w:r>
+              <w:rPr>
+                <w:rStyle w:val="Hyperlink"/>
+                <w:rFonts w:ascii="Times New Roman" w:hAnsi="Times New Roman" w:cs="Times New Roman"/>
+                <w:noProof/>
+                <w:sz w:val="26"/>
+                <w:szCs w:val="26"/>
+              </w:rPr>
+              <w:t>Giới thiệu công nghệ Bluetooth Low Energy (BLE)</w:t>
+            </w:r>
+            <w:r>
+              <w:rPr>
+                <w:rFonts w:ascii="Times New Roman" w:hAnsi="Times New Roman" w:cs="Times New Roman"/>
+                <w:noProof/>
+                <w:webHidden/>
+                <w:sz w:val="26"/>
+                <w:szCs w:val="26"/>
+              </w:rPr>
+              <w:tab/>
+            </w:r>
+            <w:r>
+              <w:rPr>
+                <w:rFonts w:ascii="Times New Roman" w:hAnsi="Times New Roman" w:cs="Times New Roman"/>
+                <w:noProof/>
+                <w:webHidden/>
+                <w:sz w:val="26"/>
+                <w:szCs w:val="26"/>
+              </w:rPr>
+              <w:fldChar w:fldCharType="begin"/>
+            </w:r>
+            <w:r>
+              <w:rPr>
+                <w:rFonts w:ascii="Times New Roman" w:hAnsi="Times New Roman" w:cs="Times New Roman"/>
+                <w:noProof/>
+                <w:webHidden/>
+                <w:sz w:val="26"/>
+                <w:szCs w:val="26"/>
+              </w:rPr>
+              <w:instrText xml:space="preserve"> PAGEREF _Toc210223761 \h </w:instrText>
+            </w:r>
+            <w:r>
+              <w:rPr>
+                <w:rFonts w:ascii="Times New Roman" w:hAnsi="Times New Roman" w:cs="Times New Roman"/>
+                <w:noProof/>
+                <w:webHidden/>
+                <w:sz w:val="26"/>
+                <w:szCs w:val="26"/>
+              </w:rPr>
+            </w:r>
+            <w:r>
+              <w:rPr>
+                <w:rFonts w:ascii="Times New Roman" w:hAnsi="Times New Roman" w:cs="Times New Roman"/>
+                <w:noProof/>
+                <w:webHidden/>
+                <w:sz w:val="26"/>
+                <w:szCs w:val="26"/>
+              </w:rPr>
+              <w:fldChar w:fldCharType="separate"/>
+            </w:r>
+            <w:r>
+              <w:rPr>
+                <w:rFonts w:ascii="Times New Roman" w:hAnsi="Times New Roman" w:cs="Times New Roman"/>
+                <w:noProof/>
+                <w:webHidden/>
+                <w:sz w:val="26"/>
+                <w:szCs w:val="26"/>
+              </w:rPr>
+              <w:t>18</w:t>
+            </w:r>
+            <w:r>
+              <w:rPr>
+                <w:rFonts w:ascii="Times New Roman" w:hAnsi="Times New Roman" w:cs="Times New Roman"/>
+                <w:noProof/>
+                <w:webHidden/>
+                <w:sz w:val="26"/>
+                <w:szCs w:val="26"/>
+              </w:rPr>
+              <w:fldChar w:fldCharType="end"/>
+            </w:r>
+          </w:hyperlink>
+        </w:p>
+        <w:p>
+          <w:pPr>
+            <w:pStyle w:val="TOC3"/>
+            <w:rPr>
+              <w:rFonts w:ascii="Times New Roman" w:eastAsiaTheme="minorEastAsia" w:hAnsi="Times New Roman" w:cs="Times New Roman"/>
+              <w:noProof/>
+              <w:kern w:val="0"/>
+              <w:sz w:val="26"/>
+              <w:szCs w:val="26"/>
+              <w14:ligatures w14:val="none"/>
+            </w:rPr>
+          </w:pPr>
+          <w:hyperlink w:anchor="_Toc210223762" w:history="1">
+            <w:r>
+              <w:rPr>
+                <w:rStyle w:val="Hyperlink"/>
+                <w:rFonts w:ascii="Times New Roman" w:hAnsi="Times New Roman" w:cs="Times New Roman"/>
+                <w:noProof/>
+                <w:sz w:val="26"/>
+                <w:szCs w:val="26"/>
+              </w:rPr>
+              <w:t>3.1.1</w:t>
+            </w:r>
+            <w:r>
+              <w:rPr>
+                <w:rFonts w:ascii="Times New Roman" w:eastAsiaTheme="minorEastAsia" w:hAnsi="Times New Roman" w:cs="Times New Roman"/>
+                <w:noProof/>
+                <w:kern w:val="0"/>
+                <w:sz w:val="26"/>
+                <w:szCs w:val="26"/>
+                <w14:ligatures w14:val="none"/>
+              </w:rPr>
+              <w:tab/>
+            </w:r>
+            <w:r>
+              <w:rPr>
+                <w:rStyle w:val="Hyperlink"/>
+                <w:rFonts w:ascii="Times New Roman" w:hAnsi="Times New Roman" w:cs="Times New Roman"/>
+                <w:noProof/>
+                <w:sz w:val="26"/>
+                <w:szCs w:val="26"/>
+              </w:rPr>
+              <w:t>Đặc trưng nổi bật của Bluetooth Low Energy (BLE)</w:t>
+            </w:r>
+            <w:r>
+              <w:rPr>
+                <w:rFonts w:ascii="Times New Roman" w:hAnsi="Times New Roman" w:cs="Times New Roman"/>
+                <w:noProof/>
+                <w:webHidden/>
+                <w:sz w:val="26"/>
+                <w:szCs w:val="26"/>
+              </w:rPr>
+              <w:tab/>
+            </w:r>
+            <w:r>
+              <w:rPr>
+                <w:rFonts w:ascii="Times New Roman" w:hAnsi="Times New Roman" w:cs="Times New Roman"/>
+                <w:noProof/>
+                <w:webHidden/>
+                <w:sz w:val="26"/>
+                <w:szCs w:val="26"/>
+              </w:rPr>
+              <w:fldChar w:fldCharType="begin"/>
+            </w:r>
+            <w:r>
+              <w:rPr>
+                <w:rFonts w:ascii="Times New Roman" w:hAnsi="Times New Roman" w:cs="Times New Roman"/>
+                <w:noProof/>
+                <w:webHidden/>
+                <w:sz w:val="26"/>
+                <w:szCs w:val="26"/>
+              </w:rPr>
+              <w:instrText xml:space="preserve"> PAGEREF _Toc210223762 \h </w:instrText>
+            </w:r>
+            <w:r>
+              <w:rPr>
+                <w:rFonts w:ascii="Times New Roman" w:hAnsi="Times New Roman" w:cs="Times New Roman"/>
+                <w:noProof/>
+                <w:webHidden/>
+                <w:sz w:val="26"/>
+                <w:szCs w:val="26"/>
+              </w:rPr>
+            </w:r>
+            <w:r>
+              <w:rPr>
+                <w:rFonts w:ascii="Times New Roman" w:hAnsi="Times New Roman" w:cs="Times New Roman"/>
+                <w:noProof/>
+                <w:webHidden/>
+                <w:sz w:val="26"/>
+                <w:szCs w:val="26"/>
+              </w:rPr>
+              <w:fldChar w:fldCharType="separate"/>
+            </w:r>
+            <w:r>
+              <w:rPr>
+                <w:rFonts w:ascii="Times New Roman" w:hAnsi="Times New Roman" w:cs="Times New Roman"/>
+                <w:noProof/>
+                <w:webHidden/>
+                <w:sz w:val="26"/>
+                <w:szCs w:val="26"/>
+              </w:rPr>
+              <w:t>21</w:t>
+            </w:r>
+            <w:r>
+              <w:rPr>
+                <w:rFonts w:ascii="Times New Roman" w:hAnsi="Times New Roman" w:cs="Times New Roman"/>
+                <w:noProof/>
+                <w:webHidden/>
+                <w:sz w:val="26"/>
+                <w:szCs w:val="26"/>
+              </w:rPr>
+              <w:fldChar w:fldCharType="end"/>
+            </w:r>
+          </w:hyperlink>
+        </w:p>
+        <w:p>
+          <w:pPr>
+            <w:pStyle w:val="TOC3"/>
+            <w:rPr>
+              <w:rFonts w:ascii="Times New Roman" w:eastAsiaTheme="minorEastAsia" w:hAnsi="Times New Roman" w:cs="Times New Roman"/>
+              <w:noProof/>
+              <w:kern w:val="0"/>
+              <w:sz w:val="26"/>
+              <w:szCs w:val="26"/>
+              <w14:ligatures w14:val="none"/>
+            </w:rPr>
+          </w:pPr>
+          <w:hyperlink w:anchor="_Toc210223763" w:history="1">
+            <w:r>
+              <w:rPr>
+                <w:rStyle w:val="Hyperlink"/>
+                <w:rFonts w:ascii="Times New Roman" w:hAnsi="Times New Roman" w:cs="Times New Roman"/>
+                <w:noProof/>
+                <w:sz w:val="26"/>
+                <w:szCs w:val="26"/>
+              </w:rPr>
+              <w:t>3.1.2</w:t>
+            </w:r>
+            <w:r>
+              <w:rPr>
+                <w:rFonts w:ascii="Times New Roman" w:eastAsiaTheme="minorEastAsia" w:hAnsi="Times New Roman" w:cs="Times New Roman"/>
+                <w:noProof/>
+                <w:kern w:val="0"/>
+                <w:sz w:val="26"/>
+                <w:szCs w:val="26"/>
+                <w14:ligatures w14:val="none"/>
+              </w:rPr>
+              <w:tab/>
+            </w:r>
+            <w:r>
+              <w:rPr>
+                <w:rStyle w:val="Hyperlink"/>
+                <w:rFonts w:ascii="Times New Roman" w:hAnsi="Times New Roman" w:cs="Times New Roman"/>
+                <w:noProof/>
+                <w:sz w:val="26"/>
+                <w:szCs w:val="26"/>
+              </w:rPr>
+              <w:t>Phân loại các thiết bị Bluetooth</w:t>
+            </w:r>
+            <w:r>
+              <w:rPr>
+                <w:rFonts w:ascii="Times New Roman" w:hAnsi="Times New Roman" w:cs="Times New Roman"/>
+                <w:noProof/>
+                <w:webHidden/>
+                <w:sz w:val="26"/>
+                <w:szCs w:val="26"/>
+              </w:rPr>
+              <w:tab/>
+            </w:r>
+            <w:r>
+              <w:rPr>
+                <w:rFonts w:ascii="Times New Roman" w:hAnsi="Times New Roman" w:cs="Times New Roman"/>
+                <w:noProof/>
+                <w:webHidden/>
+                <w:sz w:val="26"/>
+                <w:szCs w:val="26"/>
+              </w:rPr>
+              <w:fldChar w:fldCharType="begin"/>
+            </w:r>
+            <w:r>
+              <w:rPr>
+                <w:rFonts w:ascii="Times New Roman" w:hAnsi="Times New Roman" w:cs="Times New Roman"/>
+                <w:noProof/>
+                <w:webHidden/>
+                <w:sz w:val="26"/>
+                <w:szCs w:val="26"/>
+              </w:rPr>
+              <w:instrText xml:space="preserve"> PAGEREF _Toc210223763 \h </w:instrText>
+            </w:r>
+            <w:r>
+              <w:rPr>
+                <w:rFonts w:ascii="Times New Roman" w:hAnsi="Times New Roman" w:cs="Times New Roman"/>
+                <w:noProof/>
+                <w:webHidden/>
+                <w:sz w:val="26"/>
+                <w:szCs w:val="26"/>
+              </w:rPr>
+            </w:r>
+            <w:r>
+              <w:rPr>
+                <w:rFonts w:ascii="Times New Roman" w:hAnsi="Times New Roman" w:cs="Times New Roman"/>
+                <w:noProof/>
+                <w:webHidden/>
+                <w:sz w:val="26"/>
+                <w:szCs w:val="26"/>
+              </w:rPr>
+              <w:fldChar w:fldCharType="separate"/>
+            </w:r>
+            <w:r>
+              <w:rPr>
+                <w:rFonts w:ascii="Times New Roman" w:hAnsi="Times New Roman" w:cs="Times New Roman"/>
+                <w:noProof/>
+                <w:webHidden/>
+                <w:sz w:val="26"/>
+                <w:szCs w:val="26"/>
+              </w:rPr>
+              <w:t>22</w:t>
+            </w:r>
+            <w:r>
+              <w:rPr>
+                <w:rFonts w:ascii="Times New Roman" w:hAnsi="Times New Roman" w:cs="Times New Roman"/>
+                <w:noProof/>
+                <w:webHidden/>
+                <w:sz w:val="26"/>
+                <w:szCs w:val="26"/>
+              </w:rPr>
+              <w:fldChar w:fldCharType="end"/>
+            </w:r>
+          </w:hyperlink>
+        </w:p>
+        <w:p>
+          <w:pPr>
+            <w:pStyle w:val="TOC3"/>
+            <w:rPr>
+              <w:rFonts w:ascii="Times New Roman" w:eastAsiaTheme="minorEastAsia" w:hAnsi="Times New Roman" w:cs="Times New Roman"/>
+              <w:noProof/>
+              <w:kern w:val="0"/>
+              <w:sz w:val="26"/>
+              <w:szCs w:val="26"/>
+              <w14:ligatures w14:val="none"/>
+            </w:rPr>
+          </w:pPr>
+          <w:hyperlink w:anchor="_Toc210223764" w:history="1">
+            <w:r>
+              <w:rPr>
+                <w:rStyle w:val="Hyperlink"/>
+                <w:rFonts w:ascii="Times New Roman" w:eastAsia="Times New Roman" w:hAnsi="Times New Roman" w:cs="Times New Roman"/>
+                <w:noProof/>
+                <w:sz w:val="26"/>
+                <w:szCs w:val="26"/>
+              </w:rPr>
+              <w:t>3.1.3</w:t>
+            </w:r>
+            <w:r>
+              <w:rPr>
+                <w:rFonts w:ascii="Times New Roman" w:eastAsiaTheme="minorEastAsia" w:hAnsi="Times New Roman" w:cs="Times New Roman"/>
+                <w:noProof/>
+                <w:kern w:val="0"/>
+                <w:sz w:val="26"/>
+                <w:szCs w:val="26"/>
+                <w14:ligatures w14:val="none"/>
+              </w:rPr>
+              <w:tab/>
+            </w:r>
+            <w:r>
+              <w:rPr>
+                <w:rStyle w:val="Hyperlink"/>
+                <w:rFonts w:ascii="Times New Roman" w:eastAsia="Times New Roman" w:hAnsi="Times New Roman" w:cs="Times New Roman"/>
+                <w:noProof/>
+                <w:sz w:val="26"/>
+                <w:szCs w:val="26"/>
+              </w:rPr>
+              <w:t>Cấu trúc chức năng cơ bản của một thiết bị Bluetooth</w:t>
+            </w:r>
+            <w:r>
+              <w:rPr>
+                <w:rFonts w:ascii="Times New Roman" w:hAnsi="Times New Roman" w:cs="Times New Roman"/>
+                <w:noProof/>
+                <w:webHidden/>
+                <w:sz w:val="26"/>
+                <w:szCs w:val="26"/>
+              </w:rPr>
+              <w:tab/>
+            </w:r>
+            <w:r>
+              <w:rPr>
+                <w:rFonts w:ascii="Times New Roman" w:hAnsi="Times New Roman" w:cs="Times New Roman"/>
+                <w:noProof/>
+                <w:webHidden/>
+                <w:sz w:val="26"/>
+                <w:szCs w:val="26"/>
+              </w:rPr>
+              <w:fldChar w:fldCharType="begin"/>
+            </w:r>
+            <w:r>
+              <w:rPr>
+                <w:rFonts w:ascii="Times New Roman" w:hAnsi="Times New Roman" w:cs="Times New Roman"/>
+                <w:noProof/>
+                <w:webHidden/>
+                <w:sz w:val="26"/>
+                <w:szCs w:val="26"/>
+              </w:rPr>
+              <w:instrText xml:space="preserve"> PAGEREF _Toc210223764 \h </w:instrText>
+            </w:r>
+            <w:r>
+              <w:rPr>
+                <w:rFonts w:ascii="Times New Roman" w:hAnsi="Times New Roman" w:cs="Times New Roman"/>
+                <w:noProof/>
+                <w:webHidden/>
+                <w:sz w:val="26"/>
+                <w:szCs w:val="26"/>
+              </w:rPr>
+            </w:r>
+            <w:r>
+              <w:rPr>
+                <w:rFonts w:ascii="Times New Roman" w:hAnsi="Times New Roman" w:cs="Times New Roman"/>
+                <w:noProof/>
+                <w:webHidden/>
+                <w:sz w:val="26"/>
+                <w:szCs w:val="26"/>
+              </w:rPr>
+              <w:fldChar w:fldCharType="separate"/>
+            </w:r>
+            <w:r>
+              <w:rPr>
+                <w:rFonts w:ascii="Times New Roman" w:hAnsi="Times New Roman" w:cs="Times New Roman"/>
+                <w:noProof/>
+                <w:webHidden/>
+                <w:sz w:val="26"/>
+                <w:szCs w:val="26"/>
+              </w:rPr>
+              <w:t>23</w:t>
+            </w:r>
+            <w:r>
+              <w:rPr>
+                <w:rFonts w:ascii="Times New Roman" w:hAnsi="Times New Roman" w:cs="Times New Roman"/>
+                <w:noProof/>
+                <w:webHidden/>
+                <w:sz w:val="26"/>
+                <w:szCs w:val="26"/>
+              </w:rPr>
+              <w:fldChar w:fldCharType="end"/>
+            </w:r>
+          </w:hyperlink>
+        </w:p>
+        <w:p>
+          <w:pPr>
+            <w:pStyle w:val="TOC3"/>
+            <w:rPr>
+              <w:rFonts w:ascii="Times New Roman" w:eastAsiaTheme="minorEastAsia" w:hAnsi="Times New Roman" w:cs="Times New Roman"/>
+              <w:noProof/>
+              <w:kern w:val="0"/>
+              <w:sz w:val="26"/>
+              <w:szCs w:val="26"/>
+              <w14:ligatures w14:val="none"/>
+            </w:rPr>
+          </w:pPr>
+          <w:hyperlink w:anchor="_Toc210223765" w:history="1">
+            <w:r>
+              <w:rPr>
+                <w:rStyle w:val="Hyperlink"/>
+                <w:rFonts w:ascii="Times New Roman" w:hAnsi="Times New Roman" w:cs="Times New Roman"/>
+                <w:noProof/>
+                <w:sz w:val="26"/>
+                <w:szCs w:val="26"/>
+              </w:rPr>
+              <w:t>3.1.4</w:t>
+            </w:r>
+            <w:r>
+              <w:rPr>
+                <w:rFonts w:ascii="Times New Roman" w:eastAsiaTheme="minorEastAsia" w:hAnsi="Times New Roman" w:cs="Times New Roman"/>
+                <w:noProof/>
+                <w:kern w:val="0"/>
+                <w:sz w:val="26"/>
+                <w:szCs w:val="26"/>
+                <w14:ligatures w14:val="none"/>
+              </w:rPr>
+              <w:tab/>
+            </w:r>
+            <w:r>
+              <w:rPr>
+                <w:rStyle w:val="Hyperlink"/>
+                <w:rFonts w:ascii="Times New Roman" w:eastAsia="Times New Roman" w:hAnsi="Times New Roman" w:cs="Times New Roman"/>
+                <w:noProof/>
+                <w:sz w:val="26"/>
+                <w:szCs w:val="26"/>
+              </w:rPr>
+              <w:t>Những hạn chế của Bluetooth Low Energy</w:t>
+            </w:r>
+            <w:r>
+              <w:rPr>
+                <w:rFonts w:ascii="Times New Roman" w:hAnsi="Times New Roman" w:cs="Times New Roman"/>
+                <w:noProof/>
+                <w:webHidden/>
+                <w:sz w:val="26"/>
+                <w:szCs w:val="26"/>
+              </w:rPr>
+              <w:tab/>
+            </w:r>
+            <w:r>
+              <w:rPr>
+                <w:rFonts w:ascii="Times New Roman" w:hAnsi="Times New Roman" w:cs="Times New Roman"/>
+                <w:noProof/>
+                <w:webHidden/>
+                <w:sz w:val="26"/>
+                <w:szCs w:val="26"/>
+              </w:rPr>
+              <w:fldChar w:fldCharType="begin"/>
+            </w:r>
+            <w:r>
+              <w:rPr>
+                <w:rFonts w:ascii="Times New Roman" w:hAnsi="Times New Roman" w:cs="Times New Roman"/>
+                <w:noProof/>
+                <w:webHidden/>
+                <w:sz w:val="26"/>
+                <w:szCs w:val="26"/>
+              </w:rPr>
+              <w:instrText xml:space="preserve"> PAGEREF _Toc210223765 \h </w:instrText>
+            </w:r>
+            <w:r>
+              <w:rPr>
+                <w:rFonts w:ascii="Times New Roman" w:hAnsi="Times New Roman" w:cs="Times New Roman"/>
+                <w:noProof/>
+                <w:webHidden/>
+                <w:sz w:val="26"/>
+                <w:szCs w:val="26"/>
+              </w:rPr>
+            </w:r>
+            <w:r>
+              <w:rPr>
+                <w:rFonts w:ascii="Times New Roman" w:hAnsi="Times New Roman" w:cs="Times New Roman"/>
+                <w:noProof/>
+                <w:webHidden/>
+                <w:sz w:val="26"/>
+                <w:szCs w:val="26"/>
+              </w:rPr>
+              <w:fldChar w:fldCharType="separate"/>
+            </w:r>
+            <w:r>
+              <w:rPr>
+                <w:rFonts w:ascii="Times New Roman" w:hAnsi="Times New Roman" w:cs="Times New Roman"/>
+                <w:noProof/>
+                <w:webHidden/>
+                <w:sz w:val="26"/>
+                <w:szCs w:val="26"/>
+              </w:rPr>
+              <w:t>25</w:t>
+            </w:r>
+            <w:r>
+              <w:rPr>
+                <w:rFonts w:ascii="Times New Roman" w:hAnsi="Times New Roman" w:cs="Times New Roman"/>
+                <w:noProof/>
+                <w:webHidden/>
+                <w:sz w:val="26"/>
+                <w:szCs w:val="26"/>
+              </w:rPr>
+              <w:fldChar w:fldCharType="end"/>
+            </w:r>
+          </w:hyperlink>
+        </w:p>
+        <w:p>
+          <w:pPr>
+            <w:pStyle w:val="TOC2"/>
+            <w:rPr>
+              <w:rFonts w:ascii="Times New Roman" w:eastAsiaTheme="minorEastAsia" w:hAnsi="Times New Roman" w:cs="Times New Roman"/>
+              <w:noProof/>
+              <w:kern w:val="0"/>
+              <w:sz w:val="26"/>
+              <w:szCs w:val="26"/>
+              <w14:ligatures w14:val="none"/>
+            </w:rPr>
+          </w:pPr>
+          <w:hyperlink w:anchor="_Toc210223766" w:history="1">
+            <w:r>
+              <w:rPr>
+                <w:rStyle w:val="Hyperlink"/>
+                <w:rFonts w:ascii="Times New Roman" w:hAnsi="Times New Roman" w:cs="Times New Roman"/>
+                <w:noProof/>
+                <w:sz w:val="26"/>
+                <w:szCs w:val="26"/>
+              </w:rPr>
+              <w:t>3.2</w:t>
+            </w:r>
+            <w:r>
+              <w:rPr>
+                <w:rFonts w:ascii="Times New Roman" w:eastAsiaTheme="minorEastAsia" w:hAnsi="Times New Roman" w:cs="Times New Roman"/>
+                <w:noProof/>
+                <w:kern w:val="0"/>
+                <w:sz w:val="26"/>
+                <w:szCs w:val="26"/>
+                <w14:ligatures w14:val="none"/>
+              </w:rPr>
+              <w:tab/>
+            </w:r>
+            <w:r>
+              <w:rPr>
+                <w:rStyle w:val="Hyperlink"/>
+                <w:rFonts w:ascii="Times New Roman" w:hAnsi="Times New Roman" w:cs="Times New Roman"/>
+                <w:noProof/>
+                <w:sz w:val="26"/>
+                <w:szCs w:val="26"/>
+              </w:rPr>
+              <w:t>Cấu trúc dữ liệu truyền từ cân sức khỏe thông minh</w:t>
+            </w:r>
+            <w:r>
+              <w:rPr>
+                <w:rFonts w:ascii="Times New Roman" w:hAnsi="Times New Roman" w:cs="Times New Roman"/>
+                <w:noProof/>
+                <w:webHidden/>
+                <w:sz w:val="26"/>
+                <w:szCs w:val="26"/>
+              </w:rPr>
+              <w:tab/>
+            </w:r>
+            <w:r>
+              <w:rPr>
+                <w:rFonts w:ascii="Times New Roman" w:hAnsi="Times New Roman" w:cs="Times New Roman"/>
+                <w:noProof/>
+                <w:webHidden/>
+                <w:sz w:val="26"/>
+                <w:szCs w:val="26"/>
+              </w:rPr>
+              <w:fldChar w:fldCharType="begin"/>
+            </w:r>
+            <w:r>
+              <w:rPr>
+                <w:rFonts w:ascii="Times New Roman" w:hAnsi="Times New Roman" w:cs="Times New Roman"/>
+                <w:noProof/>
+                <w:webHidden/>
+                <w:sz w:val="26"/>
+                <w:szCs w:val="26"/>
+              </w:rPr>
+              <w:instrText xml:space="preserve"> PAGEREF _Toc210223766 \h </w:instrText>
+            </w:r>
+            <w:r>
+              <w:rPr>
+                <w:rFonts w:ascii="Times New Roman" w:hAnsi="Times New Roman" w:cs="Times New Roman"/>
+                <w:noProof/>
+                <w:webHidden/>
+                <w:sz w:val="26"/>
+                <w:szCs w:val="26"/>
+              </w:rPr>
+            </w:r>
+            <w:r>
+              <w:rPr>
+                <w:rFonts w:ascii="Times New Roman" w:hAnsi="Times New Roman" w:cs="Times New Roman"/>
+                <w:noProof/>
+                <w:webHidden/>
+                <w:sz w:val="26"/>
+                <w:szCs w:val="26"/>
+              </w:rPr>
+              <w:fldChar w:fldCharType="separate"/>
+            </w:r>
+            <w:r>
+              <w:rPr>
+                <w:rFonts w:ascii="Times New Roman" w:hAnsi="Times New Roman" w:cs="Times New Roman"/>
+                <w:noProof/>
+                <w:webHidden/>
+                <w:sz w:val="26"/>
+                <w:szCs w:val="26"/>
+              </w:rPr>
+              <w:t>26</w:t>
+            </w:r>
+            <w:r>
+              <w:rPr>
+                <w:rFonts w:ascii="Times New Roman" w:hAnsi="Times New Roman" w:cs="Times New Roman"/>
+                <w:noProof/>
+                <w:webHidden/>
+                <w:sz w:val="26"/>
+                <w:szCs w:val="26"/>
+              </w:rPr>
+              <w:fldChar w:fldCharType="end"/>
+            </w:r>
+          </w:hyperlink>
+        </w:p>
+        <w:p>
+          <w:pPr>
+            <w:pStyle w:val="TOC3"/>
+            <w:rPr>
+              <w:rFonts w:ascii="Times New Roman" w:eastAsiaTheme="minorEastAsia" w:hAnsi="Times New Roman" w:cs="Times New Roman"/>
+              <w:noProof/>
+              <w:kern w:val="0"/>
+              <w:sz w:val="26"/>
+              <w:szCs w:val="26"/>
+              <w14:ligatures w14:val="none"/>
+            </w:rPr>
+          </w:pPr>
+          <w:hyperlink w:anchor="_Toc210223767" w:history="1">
+            <w:r>
+              <w:rPr>
+                <w:rStyle w:val="Hyperlink"/>
+                <w:rFonts w:ascii="Times New Roman" w:hAnsi="Times New Roman" w:cs="Times New Roman"/>
+                <w:noProof/>
+                <w:sz w:val="26"/>
+                <w:szCs w:val="26"/>
+              </w:rPr>
+              <w:t>3.2.1</w:t>
+            </w:r>
+            <w:r>
+              <w:rPr>
+                <w:rFonts w:ascii="Times New Roman" w:eastAsiaTheme="minorEastAsia" w:hAnsi="Times New Roman" w:cs="Times New Roman"/>
+                <w:noProof/>
+                <w:kern w:val="0"/>
+                <w:sz w:val="26"/>
+                <w:szCs w:val="26"/>
+                <w14:ligatures w14:val="none"/>
+              </w:rPr>
+              <w:tab/>
+            </w:r>
+            <w:r>
+              <w:rPr>
+                <w:rStyle w:val="Hyperlink"/>
+                <w:rFonts w:ascii="Times New Roman" w:hAnsi="Times New Roman" w:cs="Times New Roman"/>
+                <w:noProof/>
+                <w:sz w:val="26"/>
+                <w:szCs w:val="26"/>
+              </w:rPr>
+              <w:t>Đặc tính Cân nặng (Weight Characteristic)</w:t>
+            </w:r>
+            <w:r>
+              <w:rPr>
+                <w:rFonts w:ascii="Times New Roman" w:hAnsi="Times New Roman" w:cs="Times New Roman"/>
+                <w:noProof/>
+                <w:webHidden/>
+                <w:sz w:val="26"/>
+                <w:szCs w:val="26"/>
+              </w:rPr>
+              <w:tab/>
+            </w:r>
+            <w:r>
+              <w:rPr>
+                <w:rFonts w:ascii="Times New Roman" w:hAnsi="Times New Roman" w:cs="Times New Roman"/>
+                <w:noProof/>
+                <w:webHidden/>
+                <w:sz w:val="26"/>
+                <w:szCs w:val="26"/>
+              </w:rPr>
+              <w:fldChar w:fldCharType="begin"/>
+            </w:r>
+            <w:r>
+              <w:rPr>
+                <w:rFonts w:ascii="Times New Roman" w:hAnsi="Times New Roman" w:cs="Times New Roman"/>
+                <w:noProof/>
+                <w:webHidden/>
+                <w:sz w:val="26"/>
+                <w:szCs w:val="26"/>
+              </w:rPr>
+              <w:instrText xml:space="preserve"> PAGEREF _Toc210223767 \h </w:instrText>
+            </w:r>
+            <w:r>
+              <w:rPr>
+                <w:rFonts w:ascii="Times New Roman" w:hAnsi="Times New Roman" w:cs="Times New Roman"/>
+                <w:noProof/>
+                <w:webHidden/>
+                <w:sz w:val="26"/>
+                <w:szCs w:val="26"/>
+              </w:rPr>
+            </w:r>
+            <w:r>
+              <w:rPr>
+                <w:rFonts w:ascii="Times New Roman" w:hAnsi="Times New Roman" w:cs="Times New Roman"/>
+                <w:noProof/>
+                <w:webHidden/>
+                <w:sz w:val="26"/>
+                <w:szCs w:val="26"/>
+              </w:rPr>
+              <w:fldChar w:fldCharType="separate"/>
+            </w:r>
+            <w:r>
+              <w:rPr>
+                <w:rFonts w:ascii="Times New Roman" w:hAnsi="Times New Roman" w:cs="Times New Roman"/>
+                <w:noProof/>
+                <w:webHidden/>
+                <w:sz w:val="26"/>
+                <w:szCs w:val="26"/>
+              </w:rPr>
+              <w:t>27</w:t>
+            </w:r>
+            <w:r>
+              <w:rPr>
+                <w:rFonts w:ascii="Times New Roman" w:hAnsi="Times New Roman" w:cs="Times New Roman"/>
+                <w:noProof/>
+                <w:webHidden/>
+                <w:sz w:val="26"/>
+                <w:szCs w:val="26"/>
+              </w:rPr>
+              <w:fldChar w:fldCharType="end"/>
+            </w:r>
+          </w:hyperlink>
+        </w:p>
+        <w:p>
+          <w:pPr>
+            <w:pStyle w:val="TOC3"/>
+            <w:rPr>
+              <w:rFonts w:ascii="Times New Roman" w:eastAsiaTheme="minorEastAsia" w:hAnsi="Times New Roman" w:cs="Times New Roman"/>
+              <w:noProof/>
+              <w:kern w:val="0"/>
+              <w:sz w:val="26"/>
+              <w:szCs w:val="26"/>
+              <w14:ligatures w14:val="none"/>
+            </w:rPr>
+          </w:pPr>
+          <w:hyperlink w:anchor="_Toc210223768" w:history="1">
+            <w:r>
+              <w:rPr>
+                <w:rStyle w:val="Hyperlink"/>
+                <w:rFonts w:ascii="Times New Roman" w:hAnsi="Times New Roman" w:cs="Times New Roman"/>
+                <w:noProof/>
+                <w:sz w:val="26"/>
+                <w:szCs w:val="26"/>
+              </w:rPr>
+              <w:t>3.2.2</w:t>
+            </w:r>
+            <w:r>
+              <w:rPr>
+                <w:rFonts w:ascii="Times New Roman" w:eastAsiaTheme="minorEastAsia" w:hAnsi="Times New Roman" w:cs="Times New Roman"/>
+                <w:noProof/>
+                <w:kern w:val="0"/>
+                <w:sz w:val="26"/>
+                <w:szCs w:val="26"/>
+                <w14:ligatures w14:val="none"/>
+              </w:rPr>
+              <w:tab/>
+            </w:r>
+            <w:r>
+              <w:rPr>
+                <w:rStyle w:val="Hyperlink"/>
+                <w:rFonts w:ascii="Times New Roman" w:hAnsi="Times New Roman" w:cs="Times New Roman"/>
+                <w:noProof/>
+                <w:sz w:val="26"/>
+                <w:szCs w:val="26"/>
+              </w:rPr>
+              <w:t>Đặc tính Đo lường Cân nặng (Weight Measurement Characteristic)</w:t>
+            </w:r>
+            <w:r>
+              <w:rPr>
+                <w:rFonts w:ascii="Times New Roman" w:hAnsi="Times New Roman" w:cs="Times New Roman"/>
+                <w:noProof/>
+                <w:webHidden/>
+                <w:sz w:val="26"/>
+                <w:szCs w:val="26"/>
+              </w:rPr>
+              <w:tab/>
+            </w:r>
+            <w:r>
+              <w:rPr>
+                <w:rFonts w:ascii="Times New Roman" w:hAnsi="Times New Roman" w:cs="Times New Roman"/>
+                <w:noProof/>
+                <w:webHidden/>
+                <w:sz w:val="26"/>
+                <w:szCs w:val="26"/>
+              </w:rPr>
+              <w:fldChar w:fldCharType="begin"/>
+            </w:r>
+            <w:r>
+              <w:rPr>
+                <w:rFonts w:ascii="Times New Roman" w:hAnsi="Times New Roman" w:cs="Times New Roman"/>
+                <w:noProof/>
+                <w:webHidden/>
+                <w:sz w:val="26"/>
+                <w:szCs w:val="26"/>
+              </w:rPr>
+              <w:instrText xml:space="preserve"> PAGEREF _Toc210223768 \h </w:instrText>
+            </w:r>
+            <w:r>
+              <w:rPr>
+                <w:rFonts w:ascii="Times New Roman" w:hAnsi="Times New Roman" w:cs="Times New Roman"/>
+                <w:noProof/>
+                <w:webHidden/>
+                <w:sz w:val="26"/>
+                <w:szCs w:val="26"/>
+              </w:rPr>
+            </w:r>
+            <w:r>
+              <w:rPr>
+                <w:rFonts w:ascii="Times New Roman" w:hAnsi="Times New Roman" w:cs="Times New Roman"/>
+                <w:noProof/>
+                <w:webHidden/>
+                <w:sz w:val="26"/>
+                <w:szCs w:val="26"/>
+              </w:rPr>
+              <w:fldChar w:fldCharType="separate"/>
+            </w:r>
+            <w:r>
+              <w:rPr>
+                <w:rFonts w:ascii="Times New Roman" w:hAnsi="Times New Roman" w:cs="Times New Roman"/>
+                <w:noProof/>
+                <w:webHidden/>
+                <w:sz w:val="26"/>
+                <w:szCs w:val="26"/>
+              </w:rPr>
+              <w:t>27</w:t>
+            </w:r>
+            <w:r>
+              <w:rPr>
+                <w:rFonts w:ascii="Times New Roman" w:hAnsi="Times New Roman" w:cs="Times New Roman"/>
+                <w:noProof/>
+                <w:webHidden/>
+                <w:sz w:val="26"/>
+                <w:szCs w:val="26"/>
+              </w:rPr>
+              <w:fldChar w:fldCharType="end"/>
+            </w:r>
+          </w:hyperlink>
+        </w:p>
+        <w:p>
+          <w:pPr>
+            <w:pStyle w:val="TOC3"/>
+            <w:rPr>
+              <w:rFonts w:ascii="Times New Roman" w:eastAsiaTheme="minorEastAsia" w:hAnsi="Times New Roman" w:cs="Times New Roman"/>
+              <w:noProof/>
+              <w:kern w:val="0"/>
+              <w:sz w:val="26"/>
+              <w:szCs w:val="26"/>
+              <w14:ligatures w14:val="none"/>
+            </w:rPr>
+          </w:pPr>
+          <w:hyperlink w:anchor="_Toc210223769" w:history="1">
+            <w:r>
+              <w:rPr>
+                <w:rStyle w:val="Hyperlink"/>
+                <w:rFonts w:ascii="Times New Roman" w:hAnsi="Times New Roman" w:cs="Times New Roman"/>
+                <w:noProof/>
+                <w:sz w:val="26"/>
+                <w:szCs w:val="26"/>
+              </w:rPr>
+              <w:t>3.2.3</w:t>
+            </w:r>
+            <w:r>
+              <w:rPr>
+                <w:rFonts w:ascii="Times New Roman" w:eastAsiaTheme="minorEastAsia" w:hAnsi="Times New Roman" w:cs="Times New Roman"/>
+                <w:noProof/>
+                <w:kern w:val="0"/>
+                <w:sz w:val="26"/>
+                <w:szCs w:val="26"/>
+                <w14:ligatures w14:val="none"/>
+              </w:rPr>
+              <w:tab/>
+            </w:r>
+            <w:r>
+              <w:rPr>
+                <w:rStyle w:val="Hyperlink"/>
+                <w:rFonts w:ascii="Times New Roman" w:hAnsi="Times New Roman" w:cs="Times New Roman"/>
+                <w:noProof/>
+                <w:sz w:val="26"/>
+                <w:szCs w:val="26"/>
+              </w:rPr>
+              <w:t>Bối cảnh nghiên cứu và ứng dụng hiện nay</w:t>
+            </w:r>
+            <w:r>
+              <w:rPr>
+                <w:rFonts w:ascii="Times New Roman" w:hAnsi="Times New Roman" w:cs="Times New Roman"/>
+                <w:noProof/>
+                <w:webHidden/>
+                <w:sz w:val="26"/>
+                <w:szCs w:val="26"/>
+              </w:rPr>
+              <w:tab/>
+            </w:r>
+            <w:r>
+              <w:rPr>
+                <w:rFonts w:ascii="Times New Roman" w:hAnsi="Times New Roman" w:cs="Times New Roman"/>
+                <w:noProof/>
+                <w:webHidden/>
+                <w:sz w:val="26"/>
+                <w:szCs w:val="26"/>
+              </w:rPr>
+              <w:fldChar w:fldCharType="begin"/>
+            </w:r>
+            <w:r>
+              <w:rPr>
+                <w:rFonts w:ascii="Times New Roman" w:hAnsi="Times New Roman" w:cs="Times New Roman"/>
+                <w:noProof/>
+                <w:webHidden/>
+                <w:sz w:val="26"/>
+                <w:szCs w:val="26"/>
+              </w:rPr>
+              <w:instrText xml:space="preserve"> PAGEREF _Toc210223769 \h </w:instrText>
+            </w:r>
+            <w:r>
+              <w:rPr>
+                <w:rFonts w:ascii="Times New Roman" w:hAnsi="Times New Roman" w:cs="Times New Roman"/>
+                <w:noProof/>
+                <w:webHidden/>
+                <w:sz w:val="26"/>
+                <w:szCs w:val="26"/>
+              </w:rPr>
+            </w:r>
+            <w:r>
+              <w:rPr>
+                <w:rFonts w:ascii="Times New Roman" w:hAnsi="Times New Roman" w:cs="Times New Roman"/>
+                <w:noProof/>
+                <w:webHidden/>
+                <w:sz w:val="26"/>
+                <w:szCs w:val="26"/>
+              </w:rPr>
+              <w:fldChar w:fldCharType="separate"/>
+            </w:r>
+            <w:r>
+              <w:rPr>
+                <w:rFonts w:ascii="Times New Roman" w:hAnsi="Times New Roman" w:cs="Times New Roman"/>
+                <w:noProof/>
+                <w:webHidden/>
+                <w:sz w:val="26"/>
+                <w:szCs w:val="26"/>
+              </w:rPr>
+              <w:t>29</w:t>
+            </w:r>
+            <w:r>
+              <w:rPr>
+                <w:rFonts w:ascii="Times New Roman" w:hAnsi="Times New Roman" w:cs="Times New Roman"/>
+                <w:noProof/>
+                <w:webHidden/>
+                <w:sz w:val="26"/>
+                <w:szCs w:val="26"/>
+              </w:rPr>
+              <w:fldChar w:fldCharType="end"/>
+            </w:r>
+          </w:hyperlink>
+        </w:p>
+        <w:p>
+          <w:pPr>
+            <w:pStyle w:val="TOC2"/>
+            <w:rPr>
+              <w:rFonts w:ascii="Times New Roman" w:eastAsiaTheme="minorEastAsia" w:hAnsi="Times New Roman" w:cs="Times New Roman"/>
+              <w:noProof/>
+              <w:kern w:val="0"/>
+              <w:sz w:val="26"/>
+              <w:szCs w:val="26"/>
+              <w14:ligatures w14:val="none"/>
+            </w:rPr>
+          </w:pPr>
+          <w:hyperlink w:anchor="_Toc210223770" w:history="1">
+            <w:r>
+              <w:rPr>
+                <w:rStyle w:val="Hyperlink"/>
+                <w:rFonts w:ascii="Times New Roman" w:hAnsi="Times New Roman" w:cs="Times New Roman"/>
+                <w:noProof/>
+                <w:sz w:val="26"/>
+                <w:szCs w:val="26"/>
+              </w:rPr>
+              <w:t>3.3</w:t>
+            </w:r>
+            <w:r>
+              <w:rPr>
+                <w:rFonts w:ascii="Times New Roman" w:eastAsiaTheme="minorEastAsia" w:hAnsi="Times New Roman" w:cs="Times New Roman"/>
+                <w:noProof/>
+                <w:kern w:val="0"/>
+                <w:sz w:val="26"/>
+                <w:szCs w:val="26"/>
+                <w14:ligatures w14:val="none"/>
+              </w:rPr>
+              <w:tab/>
+            </w:r>
+            <w:r>
+              <w:rPr>
+                <w:rStyle w:val="Hyperlink"/>
+                <w:rFonts w:ascii="Times New Roman" w:hAnsi="Times New Roman" w:cs="Times New Roman"/>
+                <w:noProof/>
+                <w:sz w:val="26"/>
+                <w:szCs w:val="26"/>
+              </w:rPr>
+              <w:t>Thư viện Bleak</w:t>
+            </w:r>
+            <w:r>
+              <w:rPr>
+                <w:rFonts w:ascii="Times New Roman" w:hAnsi="Times New Roman" w:cs="Times New Roman"/>
+                <w:noProof/>
+                <w:webHidden/>
+                <w:sz w:val="26"/>
+                <w:szCs w:val="26"/>
+              </w:rPr>
+              <w:tab/>
+            </w:r>
+            <w:r>
+              <w:rPr>
+                <w:rFonts w:ascii="Times New Roman" w:hAnsi="Times New Roman" w:cs="Times New Roman"/>
+                <w:noProof/>
+                <w:webHidden/>
+                <w:sz w:val="26"/>
+                <w:szCs w:val="26"/>
+              </w:rPr>
+              <w:fldChar w:fldCharType="begin"/>
+            </w:r>
+            <w:r>
+              <w:rPr>
+                <w:rFonts w:ascii="Times New Roman" w:hAnsi="Times New Roman" w:cs="Times New Roman"/>
+                <w:noProof/>
+                <w:webHidden/>
+                <w:sz w:val="26"/>
+                <w:szCs w:val="26"/>
+              </w:rPr>
+              <w:instrText xml:space="preserve"> PAGEREF _Toc210223770 \h </w:instrText>
+            </w:r>
+            <w:r>
+              <w:rPr>
+                <w:rFonts w:ascii="Times New Roman" w:hAnsi="Times New Roman" w:cs="Times New Roman"/>
+                <w:noProof/>
+                <w:webHidden/>
+                <w:sz w:val="26"/>
+                <w:szCs w:val="26"/>
+              </w:rPr>
+            </w:r>
+            <w:r>
+              <w:rPr>
+                <w:rFonts w:ascii="Times New Roman" w:hAnsi="Times New Roman" w:cs="Times New Roman"/>
+                <w:noProof/>
+                <w:webHidden/>
+                <w:sz w:val="26"/>
+                <w:szCs w:val="26"/>
+              </w:rPr>
+              <w:fldChar w:fldCharType="separate"/>
+            </w:r>
+            <w:r>
+              <w:rPr>
+                <w:rFonts w:ascii="Times New Roman" w:hAnsi="Times New Roman" w:cs="Times New Roman"/>
+                <w:noProof/>
+                <w:webHidden/>
+                <w:sz w:val="26"/>
+                <w:szCs w:val="26"/>
+              </w:rPr>
+              <w:t>29</w:t>
+            </w:r>
+            <w:r>
+              <w:rPr>
+                <w:rFonts w:ascii="Times New Roman" w:hAnsi="Times New Roman" w:cs="Times New Roman"/>
+                <w:noProof/>
+                <w:webHidden/>
+                <w:sz w:val="26"/>
+                <w:szCs w:val="26"/>
+              </w:rPr>
+              <w:fldChar w:fldCharType="end"/>
+            </w:r>
+          </w:hyperlink>
+        </w:p>
+        <w:p>
+          <w:pPr>
+            <w:pStyle w:val="TOC3"/>
+            <w:rPr>
+              <w:rFonts w:ascii="Times New Roman" w:eastAsiaTheme="minorEastAsia" w:hAnsi="Times New Roman" w:cs="Times New Roman"/>
+              <w:noProof/>
+              <w:kern w:val="0"/>
+              <w:sz w:val="26"/>
+              <w:szCs w:val="26"/>
+              <w14:ligatures w14:val="none"/>
+            </w:rPr>
+          </w:pPr>
+          <w:hyperlink w:anchor="_Toc210223771" w:history="1">
+            <w:r>
+              <w:rPr>
+                <w:rStyle w:val="Hyperlink"/>
+                <w:rFonts w:ascii="Times New Roman" w:hAnsi="Times New Roman" w:cs="Times New Roman"/>
+                <w:noProof/>
+                <w:sz w:val="26"/>
+                <w:szCs w:val="26"/>
+              </w:rPr>
+              <w:t>3.3.1</w:t>
+            </w:r>
+            <w:r>
+              <w:rPr>
+                <w:rFonts w:ascii="Times New Roman" w:eastAsiaTheme="minorEastAsia" w:hAnsi="Times New Roman" w:cs="Times New Roman"/>
+                <w:noProof/>
+                <w:kern w:val="0"/>
+                <w:sz w:val="26"/>
+                <w:szCs w:val="26"/>
+                <w14:ligatures w14:val="none"/>
+              </w:rPr>
+              <w:tab/>
+            </w:r>
+            <w:r>
+              <w:rPr>
+                <w:rStyle w:val="Hyperlink"/>
+                <w:rFonts w:ascii="Times New Roman" w:hAnsi="Times New Roman" w:cs="Times New Roman"/>
+                <w:noProof/>
+                <w:sz w:val="26"/>
+                <w:szCs w:val="26"/>
+              </w:rPr>
+              <w:t>Lớp BleakClient</w:t>
+            </w:r>
+            <w:r>
+              <w:rPr>
+                <w:rFonts w:ascii="Times New Roman" w:hAnsi="Times New Roman" w:cs="Times New Roman"/>
+                <w:noProof/>
+                <w:webHidden/>
+                <w:sz w:val="26"/>
+                <w:szCs w:val="26"/>
+              </w:rPr>
+              <w:tab/>
+            </w:r>
+            <w:r>
+              <w:rPr>
+                <w:rFonts w:ascii="Times New Roman" w:hAnsi="Times New Roman" w:cs="Times New Roman"/>
+                <w:noProof/>
+                <w:webHidden/>
+                <w:sz w:val="26"/>
+                <w:szCs w:val="26"/>
+              </w:rPr>
+              <w:fldChar w:fldCharType="begin"/>
+            </w:r>
+            <w:r>
+              <w:rPr>
+                <w:rFonts w:ascii="Times New Roman" w:hAnsi="Times New Roman" w:cs="Times New Roman"/>
+                <w:noProof/>
+                <w:webHidden/>
+                <w:sz w:val="26"/>
+                <w:szCs w:val="26"/>
+              </w:rPr>
+              <w:instrText xml:space="preserve"> PAGEREF _Toc210223771 \h </w:instrText>
+            </w:r>
+            <w:r>
+              <w:rPr>
+                <w:rFonts w:ascii="Times New Roman" w:hAnsi="Times New Roman" w:cs="Times New Roman"/>
+                <w:noProof/>
+                <w:webHidden/>
+                <w:sz w:val="26"/>
+                <w:szCs w:val="26"/>
+              </w:rPr>
+            </w:r>
+            <w:r>
+              <w:rPr>
+                <w:rFonts w:ascii="Times New Roman" w:hAnsi="Times New Roman" w:cs="Times New Roman"/>
+                <w:noProof/>
+                <w:webHidden/>
+                <w:sz w:val="26"/>
+                <w:szCs w:val="26"/>
+              </w:rPr>
+              <w:fldChar w:fldCharType="separate"/>
+            </w:r>
+            <w:r>
+              <w:rPr>
+                <w:rFonts w:ascii="Times New Roman" w:hAnsi="Times New Roman" w:cs="Times New Roman"/>
+                <w:noProof/>
+                <w:webHidden/>
+                <w:sz w:val="26"/>
+                <w:szCs w:val="26"/>
+              </w:rPr>
+              <w:t>30</w:t>
+            </w:r>
+            <w:r>
+              <w:rPr>
+                <w:rFonts w:ascii="Times New Roman" w:hAnsi="Times New Roman" w:cs="Times New Roman"/>
+                <w:noProof/>
+                <w:webHidden/>
+                <w:sz w:val="26"/>
+                <w:szCs w:val="26"/>
+              </w:rPr>
+              <w:fldChar w:fldCharType="end"/>
+            </w:r>
+          </w:hyperlink>
+        </w:p>
+        <w:p>
+          <w:pPr>
+            <w:pStyle w:val="TOC3"/>
+            <w:rPr>
+              <w:rFonts w:ascii="Times New Roman" w:eastAsiaTheme="minorEastAsia" w:hAnsi="Times New Roman" w:cs="Times New Roman"/>
+              <w:noProof/>
+              <w:kern w:val="0"/>
+              <w:sz w:val="26"/>
+              <w:szCs w:val="26"/>
+              <w14:ligatures w14:val="none"/>
+            </w:rPr>
+          </w:pPr>
+          <w:hyperlink w:anchor="_Toc210223772" w:history="1">
+            <w:r>
+              <w:rPr>
+                <w:rStyle w:val="Hyperlink"/>
+                <w:rFonts w:ascii="Times New Roman" w:hAnsi="Times New Roman" w:cs="Times New Roman"/>
+                <w:noProof/>
+                <w:sz w:val="26"/>
+                <w:szCs w:val="26"/>
+              </w:rPr>
+              <w:t>3.3.2</w:t>
+            </w:r>
+            <w:r>
+              <w:rPr>
+                <w:rFonts w:ascii="Times New Roman" w:eastAsiaTheme="minorEastAsia" w:hAnsi="Times New Roman" w:cs="Times New Roman"/>
+                <w:noProof/>
+                <w:kern w:val="0"/>
+                <w:sz w:val="26"/>
+                <w:szCs w:val="26"/>
+                <w14:ligatures w14:val="none"/>
+              </w:rPr>
+              <w:tab/>
+            </w:r>
+            <w:r>
+              <w:rPr>
+                <w:rStyle w:val="Hyperlink"/>
+                <w:rFonts w:ascii="Times New Roman" w:hAnsi="Times New Roman" w:cs="Times New Roman"/>
+                <w:noProof/>
+                <w:sz w:val="26"/>
+                <w:szCs w:val="26"/>
+              </w:rPr>
+              <w:t>Lớp BleakScanner</w:t>
+            </w:r>
+            <w:r>
+              <w:rPr>
+                <w:rFonts w:ascii="Times New Roman" w:hAnsi="Times New Roman" w:cs="Times New Roman"/>
+                <w:noProof/>
+                <w:webHidden/>
+                <w:sz w:val="26"/>
+                <w:szCs w:val="26"/>
+              </w:rPr>
+              <w:tab/>
+            </w:r>
+            <w:r>
+              <w:rPr>
+                <w:rFonts w:ascii="Times New Roman" w:hAnsi="Times New Roman" w:cs="Times New Roman"/>
+                <w:noProof/>
+                <w:webHidden/>
+                <w:sz w:val="26"/>
+                <w:szCs w:val="26"/>
+              </w:rPr>
+              <w:fldChar w:fldCharType="begin"/>
+            </w:r>
+            <w:r>
+              <w:rPr>
+                <w:rFonts w:ascii="Times New Roman" w:hAnsi="Times New Roman" w:cs="Times New Roman"/>
+                <w:noProof/>
+                <w:webHidden/>
+                <w:sz w:val="26"/>
+                <w:szCs w:val="26"/>
+              </w:rPr>
+              <w:instrText xml:space="preserve"> PAGEREF _Toc210223772 \h </w:instrText>
+            </w:r>
+            <w:r>
+              <w:rPr>
+                <w:rFonts w:ascii="Times New Roman" w:hAnsi="Times New Roman" w:cs="Times New Roman"/>
+                <w:noProof/>
+                <w:webHidden/>
+                <w:sz w:val="26"/>
+                <w:szCs w:val="26"/>
+              </w:rPr>
+            </w:r>
+            <w:r>
+              <w:rPr>
+                <w:rFonts w:ascii="Times New Roman" w:hAnsi="Times New Roman" w:cs="Times New Roman"/>
+                <w:noProof/>
+                <w:webHidden/>
+                <w:sz w:val="26"/>
+                <w:szCs w:val="26"/>
+              </w:rPr>
+              <w:fldChar w:fldCharType="separate"/>
+            </w:r>
+            <w:r>
+              <w:rPr>
+                <w:rFonts w:ascii="Times New Roman" w:hAnsi="Times New Roman" w:cs="Times New Roman"/>
+                <w:noProof/>
+                <w:webHidden/>
+                <w:sz w:val="26"/>
+                <w:szCs w:val="26"/>
+              </w:rPr>
+              <w:t>30</w:t>
+            </w:r>
+            <w:r>
+              <w:rPr>
+                <w:rFonts w:ascii="Times New Roman" w:hAnsi="Times New Roman" w:cs="Times New Roman"/>
+                <w:noProof/>
+                <w:webHidden/>
+                <w:sz w:val="26"/>
+                <w:szCs w:val="26"/>
+              </w:rPr>
+              <w:fldChar w:fldCharType="end"/>
+            </w:r>
+          </w:hyperlink>
+        </w:p>
+        <w:p>
+          <w:pPr>
+            <w:pStyle w:val="TOC3"/>
+            <w:rPr>
+              <w:rFonts w:ascii="Times New Roman" w:eastAsiaTheme="minorEastAsia" w:hAnsi="Times New Roman" w:cs="Times New Roman"/>
+              <w:noProof/>
+              <w:kern w:val="0"/>
+              <w:sz w:val="26"/>
+              <w:szCs w:val="26"/>
+              <w14:ligatures w14:val="none"/>
+            </w:rPr>
+          </w:pPr>
+          <w:hyperlink w:anchor="_Toc210223773" w:history="1">
+            <w:r>
+              <w:rPr>
+                <w:rStyle w:val="Hyperlink"/>
+                <w:rFonts w:ascii="Times New Roman" w:hAnsi="Times New Roman" w:cs="Times New Roman"/>
+                <w:noProof/>
+                <w:sz w:val="26"/>
+                <w:szCs w:val="26"/>
+              </w:rPr>
+              <w:t>3.3.3</w:t>
+            </w:r>
+            <w:r>
+              <w:rPr>
+                <w:rFonts w:ascii="Times New Roman" w:eastAsiaTheme="minorEastAsia" w:hAnsi="Times New Roman" w:cs="Times New Roman"/>
+                <w:noProof/>
+                <w:kern w:val="0"/>
+                <w:sz w:val="26"/>
+                <w:szCs w:val="26"/>
+                <w14:ligatures w14:val="none"/>
+              </w:rPr>
+              <w:tab/>
+            </w:r>
+            <w:r>
+              <w:rPr>
+                <w:rStyle w:val="Hyperlink"/>
+                <w:rFonts w:ascii="Times New Roman" w:hAnsi="Times New Roman" w:cs="Times New Roman"/>
+                <w:noProof/>
+                <w:sz w:val="26"/>
+                <w:szCs w:val="26"/>
+              </w:rPr>
+              <w:t>Lớp BleakGATTCharacteristic</w:t>
+            </w:r>
+            <w:r>
+              <w:rPr>
+                <w:rFonts w:ascii="Times New Roman" w:hAnsi="Times New Roman" w:cs="Times New Roman"/>
+                <w:noProof/>
+                <w:webHidden/>
+                <w:sz w:val="26"/>
+                <w:szCs w:val="26"/>
+              </w:rPr>
+              <w:tab/>
+            </w:r>
+            <w:r>
+              <w:rPr>
+                <w:rFonts w:ascii="Times New Roman" w:hAnsi="Times New Roman" w:cs="Times New Roman"/>
+                <w:noProof/>
+                <w:webHidden/>
+                <w:sz w:val="26"/>
+                <w:szCs w:val="26"/>
+              </w:rPr>
+              <w:fldChar w:fldCharType="begin"/>
+            </w:r>
+            <w:r>
+              <w:rPr>
+                <w:rFonts w:ascii="Times New Roman" w:hAnsi="Times New Roman" w:cs="Times New Roman"/>
+                <w:noProof/>
+                <w:webHidden/>
+                <w:sz w:val="26"/>
+                <w:szCs w:val="26"/>
+              </w:rPr>
+              <w:instrText xml:space="preserve"> PAGEREF _Toc210223773 \h </w:instrText>
+            </w:r>
+            <w:r>
+              <w:rPr>
+                <w:rFonts w:ascii="Times New Roman" w:hAnsi="Times New Roman" w:cs="Times New Roman"/>
+                <w:noProof/>
+                <w:webHidden/>
+                <w:sz w:val="26"/>
+                <w:szCs w:val="26"/>
+              </w:rPr>
+            </w:r>
+            <w:r>
+              <w:rPr>
+                <w:rFonts w:ascii="Times New Roman" w:hAnsi="Times New Roman" w:cs="Times New Roman"/>
+                <w:noProof/>
+                <w:webHidden/>
+                <w:sz w:val="26"/>
+                <w:szCs w:val="26"/>
+              </w:rPr>
+              <w:fldChar w:fldCharType="separate"/>
+            </w:r>
+            <w:r>
+              <w:rPr>
+                <w:rFonts w:ascii="Times New Roman" w:hAnsi="Times New Roman" w:cs="Times New Roman"/>
+                <w:noProof/>
+                <w:webHidden/>
+                <w:sz w:val="26"/>
+                <w:szCs w:val="26"/>
+              </w:rPr>
+              <w:t>31</w:t>
             </w:r>
             <w:r>
               <w:rPr>
@@ -3228,12 +4914,7 @@
       <w:pPr>
         <w:pStyle w:val="Chubinhthuong"/>
         <w:sectPr>
-          <w:headerReference w:type="even" r:id="rId8"/>
-          <w:headerReference w:type="default" r:id="rId9"/>
-          <w:footerReference w:type="even" r:id="rId10"/>
-          <w:footerReference w:type="default" r:id="rId11"/>
-          <w:headerReference w:type="first" r:id="rId12"/>
-          <w:footerReference w:type="first" r:id="rId13"/>
+          <w:footerReference w:type="default" r:id="rId8"/>
           <w:pgSz w:w="11906" w:h="16838" w:code="9"/>
           <w:pgMar w:top="1701" w:right="1134" w:bottom="1701" w:left="1985" w:header="720" w:footer="720" w:gutter="0"/>
           <w:cols w:space="720"/>
@@ -3245,7 +4926,7 @@
       <w:pPr>
         <w:pStyle w:val="Heading1"/>
       </w:pPr>
-      <w:bookmarkStart w:id="0" w:name="_Toc210137196"/>
+      <w:bookmarkStart w:id="0" w:name="_Toc210223746"/>
       <w:r>
         <w:lastRenderedPageBreak/>
         <w:t>TỔNG QUAN</w:t>
@@ -3256,7 +4937,7 @@
       <w:pPr>
         <w:pStyle w:val="Heading2"/>
       </w:pPr>
-      <w:bookmarkStart w:id="1" w:name="_Toc210137197"/>
+      <w:bookmarkStart w:id="1" w:name="_Toc210223747"/>
       <w:r>
         <w:t>Bối cảnh và xu thế tất yếu</w:t>
       </w:r>
@@ -3282,7 +4963,7 @@
       <w:pPr>
         <w:pStyle w:val="Heading2"/>
       </w:pPr>
-      <w:bookmarkStart w:id="2" w:name="_Toc210137198"/>
+      <w:bookmarkStart w:id="2" w:name="_Toc210223748"/>
       <w:r>
         <w:t>Y tế số tại Việt Nam: Nền tảng công nghệ và các ứng dụng cốt lõi</w:t>
       </w:r>
@@ -3409,7 +5090,7 @@
       <w:pPr>
         <w:pStyle w:val="Heading3"/>
       </w:pPr>
-      <w:bookmarkStart w:id="3" w:name="_Toc210137199"/>
+      <w:bookmarkStart w:id="3" w:name="_Toc210223749"/>
       <w:r>
         <w:t>Tác động và lợi ích đa chiều của chuyển đổi số y tế</w:t>
       </w:r>
@@ -3472,7 +5153,7 @@
                     </pic:cNvPicPr>
                   </pic:nvPicPr>
                   <pic:blipFill>
-                    <a:blip r:embed="rId14">
+                    <a:blip r:embed="rId9">
                       <a:extLst>
                         <a:ext uri="{28A0092B-C50C-407E-A947-70E740481C1C}">
                           <a14:useLocalDpi xmlns:a14="http://schemas.microsoft.com/office/drawing/2010/main" val="0"/>
@@ -3628,7 +5309,7 @@
                     </pic:cNvPicPr>
                   </pic:nvPicPr>
                   <pic:blipFill rotWithShape="1">
-                    <a:blip r:embed="rId15">
+                    <a:blip r:embed="rId10">
                       <a:extLst>
                         <a:ext uri="{28A0092B-C50C-407E-A947-70E740481C1C}">
                           <a14:useLocalDpi xmlns:a14="http://schemas.microsoft.com/office/drawing/2010/main" val="0"/>
@@ -3769,7 +5450,7 @@
                     </pic:cNvPicPr>
                   </pic:nvPicPr>
                   <pic:blipFill>
-                    <a:blip r:embed="rId16">
+                    <a:blip r:embed="rId11">
                       <a:extLst>
                         <a:ext uri="{28A0092B-C50C-407E-A947-70E740481C1C}">
                           <a14:useLocalDpi xmlns:a14="http://schemas.microsoft.com/office/drawing/2010/main" val="0"/>
@@ -3868,7 +5549,7 @@
       <w:pPr>
         <w:pStyle w:val="Heading3"/>
       </w:pPr>
-      <w:bookmarkStart w:id="4" w:name="_Toc210137200"/>
+      <w:bookmarkStart w:id="4" w:name="_Toc210223750"/>
       <w:r>
         <w:t xml:space="preserve">Thực trạng </w:t>
       </w:r>
@@ -4037,7 +5718,7 @@
                     </pic:cNvPicPr>
                   </pic:nvPicPr>
                   <pic:blipFill>
-                    <a:blip r:embed="rId17">
+                    <a:blip r:embed="rId12">
                       <a:extLst>
                         <a:ext uri="{28A0092B-C50C-407E-A947-70E740481C1C}">
                           <a14:useLocalDpi xmlns:a14="http://schemas.microsoft.com/office/drawing/2010/main" val="0"/>
@@ -4127,7 +5808,7 @@
       <w:pPr>
         <w:pStyle w:val="Heading2"/>
       </w:pPr>
-      <w:bookmarkStart w:id="5" w:name="_Toc210137201"/>
+      <w:bookmarkStart w:id="5" w:name="_Toc210223751"/>
       <w:r>
         <w:lastRenderedPageBreak/>
         <w:t>Thiết bị cân điện tử thông minh và tiềm năng ứng dụng</w:t>
@@ -4202,7 +5883,7 @@
                     </pic:cNvPicPr>
                   </pic:nvPicPr>
                   <pic:blipFill>
-                    <a:blip r:embed="rId18" cstate="print">
+                    <a:blip r:embed="rId13" cstate="print">
                       <a:extLst>
                         <a:ext uri="{28A0092B-C50C-407E-A947-70E740481C1C}">
                           <a14:useLocalDpi xmlns:a14="http://schemas.microsoft.com/office/drawing/2010/main" val="0"/>
@@ -4334,7 +6015,7 @@
                     </pic:cNvPicPr>
                   </pic:nvPicPr>
                   <pic:blipFill>
-                    <a:blip r:embed="rId19" cstate="print">
+                    <a:blip r:embed="rId14" cstate="print">
                       <a:extLst>
                         <a:ext uri="{28A0092B-C50C-407E-A947-70E740481C1C}">
                           <a14:useLocalDpi xmlns:a14="http://schemas.microsoft.com/office/drawing/2010/main" val="0"/>
@@ -4484,7 +6165,7 @@
       <w:pPr>
         <w:pStyle w:val="Heading2"/>
       </w:pPr>
-      <w:bookmarkStart w:id="6" w:name="_Toc210137202"/>
+      <w:bookmarkStart w:id="6" w:name="_Toc210223752"/>
       <w:r>
         <w:t>Các hệ thống tham chiếu trong nghiên cứu</w:t>
       </w:r>
@@ -4494,7 +6175,7 @@
       <w:pPr>
         <w:pStyle w:val="Heading3"/>
       </w:pPr>
-      <w:bookmarkStart w:id="7" w:name="_Toc210137203"/>
+      <w:bookmarkStart w:id="7" w:name="_Toc210223753"/>
       <w:r>
         <w:t>Cân thông minh Xiaomi Body Scale S400</w:t>
       </w:r>
@@ -4536,7 +6217,7 @@
                     </pic:cNvPicPr>
                   </pic:nvPicPr>
                   <pic:blipFill>
-                    <a:blip r:embed="rId20">
+                    <a:blip r:embed="rId15">
                       <a:extLst>
                         <a:ext uri="{28A0092B-C50C-407E-A947-70E740481C1C}">
                           <a14:useLocalDpi xmlns:a14="http://schemas.microsoft.com/office/drawing/2010/main" val="0"/>
@@ -4667,7 +6348,7 @@
                     </pic:cNvPicPr>
                   </pic:nvPicPr>
                   <pic:blipFill>
-                    <a:blip r:embed="rId21" cstate="print">
+                    <a:blip r:embed="rId16" cstate="print">
                       <a:extLst>
                         <a:ext uri="{28A0092B-C50C-407E-A947-70E740481C1C}">
                           <a14:useLocalDpi xmlns:a14="http://schemas.microsoft.com/office/drawing/2010/main" val="0"/>
@@ -4846,7 +6527,7 @@
                     <pic:cNvPicPr/>
                   </pic:nvPicPr>
                   <pic:blipFill>
-                    <a:blip r:embed="rId22" cstate="print">
+                    <a:blip r:embed="rId17" cstate="print">
                       <a:extLst>
                         <a:ext uri="{28A0092B-C50C-407E-A947-70E740481C1C}">
                           <a14:useLocalDpi xmlns:a14="http://schemas.microsoft.com/office/drawing/2010/main" val="0"/>
@@ -4996,7 +6677,7 @@
       <w:pPr>
         <w:pStyle w:val="Heading3"/>
       </w:pPr>
-      <w:bookmarkStart w:id="8" w:name="_Toc210137204"/>
+      <w:bookmarkStart w:id="8" w:name="_Toc210223754"/>
       <w:r>
         <w:t>Cân thông minh 365 Selection WS1</w:t>
       </w:r>
@@ -5054,7 +6735,7 @@
                     </pic:cNvPicPr>
                   </pic:nvPicPr>
                   <pic:blipFill>
-                    <a:blip r:embed="rId23">
+                    <a:blip r:embed="rId18">
                       <a:extLst>
                         <a:ext uri="{28A0092B-C50C-407E-A947-70E740481C1C}">
                           <a14:useLocalDpi xmlns:a14="http://schemas.microsoft.com/office/drawing/2010/main" val="0"/>
@@ -5149,7 +6830,7 @@
       <w:pPr>
         <w:pStyle w:val="Heading2"/>
       </w:pPr>
-      <w:bookmarkStart w:id="9" w:name="_Toc210137205"/>
+      <w:bookmarkStart w:id="9" w:name="_Toc210223755"/>
       <w:r>
         <w:t>Thách thức và cơ hội khi triển khai tại Việt Nam</w:t>
       </w:r>
@@ -5172,7 +6853,15 @@
         <w:pStyle w:val="Chubinhthuong"/>
       </w:pPr>
       <w:r>
-        <w:t>Tuy nhiên, quá trình triển khai vẫn đối mặt với nhiều thách thức cần được giải quyết một cách đồng bộ. Trước hết là vấn đề hạ tầng công nghệ, đặc biệt tại khu vực nông thôn, miền núi và vùng sâu vùng xa, nơi khả năng tiếp cận Internet tốc độ cao và thiết bị thông minh còn hạn chế. Điều này dẫn đến sự chênh lệch về khả năng tiếp cận dịch vụ y tế số giữa các nhóm dân cư. Bên cạnh đó, an toàn và bảo mật dữ liệu sức khỏe cá nhân là thách thức then chốt. Khi dữ liệu được thu thập, xử lý và lưu trữ trên nền tảng đám mây, nguy cơ rò rỉ hoặc bị khai thác trái phép có thể ảnh hưởng nghiêm trọng đến niềm tin của người dùng. Do đó, việc ban hành các quy chuẩn, chính sách quản trị dữ liệu và áp dụng công nghệ bảo mật tiên tiến (như mã hóa, xác thực đa lớp, chuỗi khối) là yêu cầu cấp thiết.</w:t>
+        <w:t xml:space="preserve">Tuy nhiên, quá trình triển khai vẫn đối mặt với nhiều thách thức cần được giải quyết một cách đồng bộ. Trước hết là vấn đề hạ tầng công nghệ, đặc biệt tại khu vực nông thôn, miền núi và vùng sâu vùng xa, nơi khả năng tiếp cận Internet tốc độ cao và thiết bị thông minh còn hạn chế. Điều này dẫn đến sự chênh lệch về khả năng tiếp cận dịch vụ y tế số giữa các nhóm dân cư. Bên cạnh đó, </w:t>
+      </w:r>
+      <w:proofErr w:type="gramStart"/>
+      <w:r>
+        <w:t>an</w:t>
+      </w:r>
+      <w:proofErr w:type="gramEnd"/>
+      <w:r>
+        <w:t xml:space="preserve"> toàn và bảo mật dữ liệu sức khỏe cá nhân là thách thức then chốt. Khi dữ liệu được thu thập, xử lý và lưu trữ trên nền tảng đám mây, nguy cơ rò rỉ hoặc bị khai thác trái phép có thể ảnh hưởng nghiêm trọng đến niềm tin của người dùng. Do đó, việc ban hành các quy chuẩn, chính sách quản trị dữ liệu và áp dụng công nghệ bảo mật tiên tiến (như mã hóa, xác thực đa lớp, chuỗi khối) là yêu cầu cấp thiết.</w:t>
       </w:r>
     </w:p>
     <w:p>
@@ -5187,7 +6876,7 @@
       <w:pPr>
         <w:pStyle w:val="Heading2"/>
       </w:pPr>
-      <w:bookmarkStart w:id="10" w:name="_Toc210137206"/>
+      <w:bookmarkStart w:id="10" w:name="_Toc210223756"/>
       <w:r>
         <w:t>Tầm quan trọng của hệ thống trong tương lai</w:t>
       </w:r>
@@ -5309,7 +6998,7 @@
       <w:pPr>
         <w:pStyle w:val="Heading1"/>
       </w:pPr>
-      <w:bookmarkStart w:id="11" w:name="_Toc210137207"/>
+      <w:bookmarkStart w:id="11" w:name="_Toc210223757"/>
       <w:r>
         <w:lastRenderedPageBreak/>
         <w:t>YÊU CẦU VÀ MỤC TIÊU ĐỀ TÀI</w:t>
@@ -5320,7 +7009,7 @@
       <w:pPr>
         <w:pStyle w:val="Heading2"/>
       </w:pPr>
-      <w:bookmarkStart w:id="12" w:name="_Toc210137208"/>
+      <w:bookmarkStart w:id="12" w:name="_Toc210223758"/>
       <w:r>
         <w:t>Yêu cầu đề tài</w:t>
       </w:r>
@@ -5341,7 +7030,7 @@
       <w:pPr>
         <w:pStyle w:val="Heading2"/>
       </w:pPr>
-      <w:bookmarkStart w:id="13" w:name="_Toc210137209"/>
+      <w:bookmarkStart w:id="13" w:name="_Toc210223759"/>
       <w:r>
         <w:t>Mục tiêu đề tài</w:t>
       </w:r>
@@ -5365,7 +7054,7 @@
       <w:r>
         <w:t xml:space="preserve"> </w:t>
       </w:r>
-      <w:hyperlink r:id="rId24" w:history="1">
+      <w:hyperlink r:id="rId19" w:history="1">
         <w:r>
           <w:rPr>
             <w:rStyle w:val="Hyperlink"/>
@@ -5392,18 +7081,22 @@
       <w:pPr>
         <w:pStyle w:val="Heading1"/>
       </w:pPr>
+      <w:bookmarkStart w:id="14" w:name="_Toc210223760"/>
       <w:r>
         <w:lastRenderedPageBreak/>
         <w:t>CƠ SỞ LÝ THUYẾT</w:t>
       </w:r>
+      <w:bookmarkEnd w:id="14"/>
     </w:p>
     <w:p>
       <w:pPr>
         <w:pStyle w:val="Heading2"/>
       </w:pPr>
+      <w:bookmarkStart w:id="15" w:name="_Toc210223761"/>
       <w:r>
         <w:t>Giới thiệu công nghệ Bluetooth Low Energy (BLE)</w:t>
       </w:r>
+      <w:bookmarkEnd w:id="15"/>
     </w:p>
     <w:p>
       <w:pPr>
@@ -5737,15 +7430,15 @@
         <w:tblLook w:val="04A0" w:firstRow="1" w:lastRow="0" w:firstColumn="1" w:lastColumn="0" w:noHBand="0" w:noVBand="1"/>
       </w:tblPr>
       <w:tblGrid>
-        <w:gridCol w:w="1980"/>
-        <w:gridCol w:w="2408"/>
-        <w:gridCol w:w="2194"/>
-        <w:gridCol w:w="2195"/>
+        <w:gridCol w:w="1915"/>
+        <w:gridCol w:w="3019"/>
+        <w:gridCol w:w="1283"/>
+        <w:gridCol w:w="2560"/>
       </w:tblGrid>
       <w:tr>
         <w:tc>
           <w:tcPr>
-            <w:tcW w:w="1980" w:type="dxa"/>
+            <w:tcW w:w="0" w:type="auto"/>
             <w:vAlign w:val="center"/>
           </w:tcPr>
           <w:p>
@@ -5769,7 +7462,7 @@
         </w:tc>
         <w:tc>
           <w:tcPr>
-            <w:tcW w:w="2408" w:type="dxa"/>
+            <w:tcW w:w="0" w:type="auto"/>
             <w:vAlign w:val="center"/>
           </w:tcPr>
           <w:p>
@@ -5793,7 +7486,7 @@
         </w:tc>
         <w:tc>
           <w:tcPr>
-            <w:tcW w:w="2194" w:type="dxa"/>
+            <w:tcW w:w="0" w:type="auto"/>
             <w:vAlign w:val="center"/>
           </w:tcPr>
           <w:p>
@@ -5817,7 +7510,7 @@
         </w:tc>
         <w:tc>
           <w:tcPr>
-            <w:tcW w:w="2195" w:type="dxa"/>
+            <w:tcW w:w="0" w:type="auto"/>
             <w:vAlign w:val="center"/>
           </w:tcPr>
           <w:p>
@@ -5843,7 +7536,7 @@
       <w:tr>
         <w:tc>
           <w:tcPr>
-            <w:tcW w:w="1980" w:type="dxa"/>
+            <w:tcW w:w="0" w:type="auto"/>
             <w:vAlign w:val="center"/>
           </w:tcPr>
           <w:p>
@@ -5866,7 +7559,7 @@
         </w:tc>
         <w:tc>
           <w:tcPr>
-            <w:tcW w:w="2408" w:type="dxa"/>
+            <w:tcW w:w="0" w:type="auto"/>
             <w:vAlign w:val="center"/>
           </w:tcPr>
           <w:p>
@@ -5882,7 +7575,7 @@
         </w:tc>
         <w:tc>
           <w:tcPr>
-            <w:tcW w:w="2194" w:type="dxa"/>
+            <w:tcW w:w="0" w:type="auto"/>
             <w:vAlign w:val="center"/>
           </w:tcPr>
           <w:p>
@@ -5898,7 +7591,7 @@
         </w:tc>
         <w:tc>
           <w:tcPr>
-            <w:tcW w:w="2195" w:type="dxa"/>
+            <w:tcW w:w="0" w:type="auto"/>
             <w:vAlign w:val="center"/>
           </w:tcPr>
           <w:p>
@@ -5916,7 +7609,7 @@
       <w:tr>
         <w:tc>
           <w:tcPr>
-            <w:tcW w:w="1980" w:type="dxa"/>
+            <w:tcW w:w="0" w:type="auto"/>
             <w:vAlign w:val="center"/>
           </w:tcPr>
           <w:p>
@@ -5939,7 +7632,7 @@
         </w:tc>
         <w:tc>
           <w:tcPr>
-            <w:tcW w:w="2408" w:type="dxa"/>
+            <w:tcW w:w="0" w:type="auto"/>
             <w:vAlign w:val="center"/>
           </w:tcPr>
           <w:p>
@@ -5955,7 +7648,7 @@
         </w:tc>
         <w:tc>
           <w:tcPr>
-            <w:tcW w:w="2194" w:type="dxa"/>
+            <w:tcW w:w="0" w:type="auto"/>
             <w:vAlign w:val="center"/>
           </w:tcPr>
           <w:p>
@@ -5971,7 +7664,7 @@
         </w:tc>
         <w:tc>
           <w:tcPr>
-            <w:tcW w:w="2195" w:type="dxa"/>
+            <w:tcW w:w="0" w:type="auto"/>
             <w:vAlign w:val="center"/>
           </w:tcPr>
           <w:p>
@@ -5989,7 +7682,7 @@
       <w:tr>
         <w:tc>
           <w:tcPr>
-            <w:tcW w:w="1980" w:type="dxa"/>
+            <w:tcW w:w="0" w:type="auto"/>
             <w:vAlign w:val="center"/>
           </w:tcPr>
           <w:p>
@@ -6012,7 +7705,7 @@
         </w:tc>
         <w:tc>
           <w:tcPr>
-            <w:tcW w:w="2408" w:type="dxa"/>
+            <w:tcW w:w="0" w:type="auto"/>
             <w:vAlign w:val="center"/>
           </w:tcPr>
           <w:p>
@@ -6028,7 +7721,7 @@
         </w:tc>
         <w:tc>
           <w:tcPr>
-            <w:tcW w:w="2194" w:type="dxa"/>
+            <w:tcW w:w="0" w:type="auto"/>
             <w:vAlign w:val="center"/>
           </w:tcPr>
           <w:p>
@@ -6044,7 +7737,7 @@
         </w:tc>
         <w:tc>
           <w:tcPr>
-            <w:tcW w:w="2195" w:type="dxa"/>
+            <w:tcW w:w="0" w:type="auto"/>
             <w:vAlign w:val="center"/>
           </w:tcPr>
           <w:p>
@@ -6062,7 +7755,7 @@
       <w:tr>
         <w:tc>
           <w:tcPr>
-            <w:tcW w:w="1980" w:type="dxa"/>
+            <w:tcW w:w="0" w:type="auto"/>
             <w:vAlign w:val="center"/>
           </w:tcPr>
           <w:p>
@@ -6085,7 +7778,7 @@
         </w:tc>
         <w:tc>
           <w:tcPr>
-            <w:tcW w:w="2408" w:type="dxa"/>
+            <w:tcW w:w="0" w:type="auto"/>
             <w:vAlign w:val="center"/>
           </w:tcPr>
           <w:p>
@@ -6101,7 +7794,7 @@
         </w:tc>
         <w:tc>
           <w:tcPr>
-            <w:tcW w:w="2194" w:type="dxa"/>
+            <w:tcW w:w="0" w:type="auto"/>
             <w:vAlign w:val="center"/>
           </w:tcPr>
           <w:p>
@@ -6117,7 +7810,7 @@
         </w:tc>
         <w:tc>
           <w:tcPr>
-            <w:tcW w:w="2195" w:type="dxa"/>
+            <w:tcW w:w="0" w:type="auto"/>
             <w:vAlign w:val="center"/>
           </w:tcPr>
           <w:p>
@@ -6135,7 +7828,7 @@
       <w:tr>
         <w:tc>
           <w:tcPr>
-            <w:tcW w:w="1980" w:type="dxa"/>
+            <w:tcW w:w="0" w:type="auto"/>
             <w:vAlign w:val="center"/>
           </w:tcPr>
           <w:p>
@@ -6158,7 +7851,7 @@
         </w:tc>
         <w:tc>
           <w:tcPr>
-            <w:tcW w:w="2408" w:type="dxa"/>
+            <w:tcW w:w="0" w:type="auto"/>
             <w:vAlign w:val="center"/>
           </w:tcPr>
           <w:p>
@@ -6174,7 +7867,7 @@
         </w:tc>
         <w:tc>
           <w:tcPr>
-            <w:tcW w:w="2194" w:type="dxa"/>
+            <w:tcW w:w="0" w:type="auto"/>
             <w:vAlign w:val="center"/>
           </w:tcPr>
           <w:p>
@@ -6190,7 +7883,7 @@
         </w:tc>
         <w:tc>
           <w:tcPr>
-            <w:tcW w:w="2195" w:type="dxa"/>
+            <w:tcW w:w="0" w:type="auto"/>
             <w:vAlign w:val="center"/>
           </w:tcPr>
           <w:p>
@@ -6208,7 +7901,7 @@
       <w:tr>
         <w:tc>
           <w:tcPr>
-            <w:tcW w:w="1980" w:type="dxa"/>
+            <w:tcW w:w="0" w:type="auto"/>
             <w:vAlign w:val="center"/>
           </w:tcPr>
           <w:p>
@@ -6232,7 +7925,7 @@
         </w:tc>
         <w:tc>
           <w:tcPr>
-            <w:tcW w:w="2408" w:type="dxa"/>
+            <w:tcW w:w="0" w:type="auto"/>
             <w:vAlign w:val="center"/>
           </w:tcPr>
           <w:p>
@@ -6248,7 +7941,7 @@
         </w:tc>
         <w:tc>
           <w:tcPr>
-            <w:tcW w:w="2194" w:type="dxa"/>
+            <w:tcW w:w="0" w:type="auto"/>
             <w:vAlign w:val="center"/>
           </w:tcPr>
           <w:p>
@@ -6264,7 +7957,7 @@
         </w:tc>
         <w:tc>
           <w:tcPr>
-            <w:tcW w:w="2195" w:type="dxa"/>
+            <w:tcW w:w="0" w:type="auto"/>
             <w:vAlign w:val="center"/>
           </w:tcPr>
           <w:p>
@@ -6282,7 +7975,7 @@
       <w:tr>
         <w:tc>
           <w:tcPr>
-            <w:tcW w:w="1980" w:type="dxa"/>
+            <w:tcW w:w="0" w:type="auto"/>
             <w:vAlign w:val="center"/>
           </w:tcPr>
           <w:p>
@@ -6306,7 +7999,7 @@
         </w:tc>
         <w:tc>
           <w:tcPr>
-            <w:tcW w:w="2408" w:type="dxa"/>
+            <w:tcW w:w="0" w:type="auto"/>
             <w:vAlign w:val="center"/>
           </w:tcPr>
           <w:p>
@@ -6322,7 +8015,7 @@
         </w:tc>
         <w:tc>
           <w:tcPr>
-            <w:tcW w:w="2194" w:type="dxa"/>
+            <w:tcW w:w="0" w:type="auto"/>
             <w:vAlign w:val="center"/>
           </w:tcPr>
           <w:p>
@@ -6338,7 +8031,7 @@
         </w:tc>
         <w:tc>
           <w:tcPr>
-            <w:tcW w:w="2195" w:type="dxa"/>
+            <w:tcW w:w="0" w:type="auto"/>
             <w:vAlign w:val="center"/>
           </w:tcPr>
           <w:p>
@@ -6406,19 +8099,18 @@
         <w:t>:</w:t>
       </w:r>
       <w:r>
-        <w:t xml:space="preserve"> </w:t>
-      </w:r>
-      <w:r>
-        <w:t>Tổng quan sự phát triển công nghệ Bluetooth từ 1.0 đến 5.0</w:t>
+        <w:t xml:space="preserve"> Tổng quan sự phát triển công nghệ Bluetooth từ 1.0 đến 5.0</w:t>
       </w:r>
     </w:p>
     <w:p>
       <w:pPr>
         <w:pStyle w:val="Heading3"/>
       </w:pPr>
+      <w:bookmarkStart w:id="16" w:name="_Toc210223762"/>
       <w:r>
         <w:t>Đặc trưng nổi bật của Bluetooth Low Energy (BLE)</w:t>
       </w:r>
+      <w:bookmarkEnd w:id="16"/>
     </w:p>
     <w:p>
       <w:pPr>
@@ -6622,9 +8314,11 @@
       <w:pPr>
         <w:pStyle w:val="Heading3"/>
       </w:pPr>
+      <w:bookmarkStart w:id="17" w:name="_Toc210223763"/>
       <w:r>
         <w:t>Phân loại các thiết bị Bluetooth</w:t>
       </w:r>
+      <w:bookmarkEnd w:id="17"/>
     </w:p>
     <w:p>
       <w:pPr>
@@ -6657,7 +8351,23 @@
           <w:b/>
           <w:bCs/>
         </w:rPr>
-        <w:t>BR/EDR (Basic Rate/Enhanced Data Rate hay Classic Bluetooth):</w:t>
+        <w:t xml:space="preserve">BR/EDR (Basic Rate/Enhanced Data Rate </w:t>
+      </w:r>
+      <w:proofErr w:type="gramStart"/>
+      <w:r>
+        <w:rPr>
+          <w:b/>
+          <w:bCs/>
+        </w:rPr>
+        <w:t>hay</w:t>
+      </w:r>
+      <w:proofErr w:type="gramEnd"/>
+      <w:r>
+        <w:rPr>
+          <w:b/>
+          <w:bCs/>
+        </w:rPr>
+        <w:t xml:space="preserve"> Classic Bluetooth):</w:t>
       </w:r>
       <w:r>
         <w:t xml:space="preserve"> Tập trung vào truyền tải dữ liệu dung lượng lớn (ví dụ: âm thanh, video, tập tin).</w:t>
@@ -6710,7 +8420,7 @@
                     </pic:cNvPicPr>
                   </pic:nvPicPr>
                   <pic:blipFill>
-                    <a:blip r:embed="rId25">
+                    <a:blip r:embed="rId20">
                       <a:extLst>
                         <a:ext uri="{28A0092B-C50C-407E-A947-70E740481C1C}">
                           <a14:useLocalDpi xmlns:a14="http://schemas.microsoft.com/office/drawing/2010/main" val="0"/>
@@ -6835,7 +8545,13 @@
         <w:t>(chế độ đơn):</w:t>
       </w:r>
       <w:r>
-        <w:br/>
+        <w:rPr>
+          <w:b/>
+          <w:bCs/>
+        </w:rPr>
+        <w:t xml:space="preserve"> </w:t>
+      </w:r>
+      <w:r>
         <w:t xml:space="preserve">Đây là các thiết bị chỉ hỗ trợ BLE và chỉ có khả năng kết nối với các thiết bị thuộc cùng nhóm </w:t>
       </w:r>
       <w:r>
@@ -6875,7 +8591,13 @@
         <w:t>Bluetooth Smart Ready (chế độ kép):</w:t>
       </w:r>
       <w:r>
-        <w:br/>
+        <w:rPr>
+          <w:b/>
+          <w:bCs/>
+        </w:rPr>
+        <w:t xml:space="preserve"> </w:t>
+      </w:r>
+      <w:r>
         <w:t>Đây là thế hệ thiết bị có tính linh hoạt cao hơn, hỗ trợ cả BLE và Bluetooth Classic. Nhờ đó, chúng có thể kết nối đa dạng với nhiều thiết bị khác nhau, từ các cảm biến BLE tiết kiệm năng lượng đến tai nghe hoặc loa Bluetooth truyền thống. Các dòng smartphone, máy tính bảng và laptop hiện đại phần lớn thuộc loại này.</w:t>
       </w:r>
     </w:p>
@@ -6904,12 +8626,14 @@
           <w:rFonts w:eastAsia="Times New Roman"/>
         </w:rPr>
       </w:pPr>
+      <w:bookmarkStart w:id="18" w:name="_Toc210223764"/>
       <w:r>
         <w:rPr>
           <w:rFonts w:eastAsia="Times New Roman"/>
         </w:rPr>
         <w:t>Cấu trúc chức năng cơ bản của một thiết bị Bluetooth</w:t>
       </w:r>
+      <w:bookmarkEnd w:id="18"/>
     </w:p>
     <w:p>
       <w:pPr>
@@ -7124,9 +8848,9 @@
         </w:rPr>
         <w:lastRenderedPageBreak/>
         <w:drawing>
-          <wp:inline distT="0" distB="0" distL="0" distR="0" wp14:anchorId="562DDA8E" wp14:editId="2732C399">
-            <wp:extent cx="4781550" cy="2223216"/>
-            <wp:effectExtent l="0" t="0" r="0" b="5715"/>
+          <wp:inline distT="0" distB="0" distL="0" distR="0" wp14:anchorId="562DDA8E" wp14:editId="250EFA83">
+            <wp:extent cx="5387753" cy="2505075"/>
+            <wp:effectExtent l="0" t="0" r="3810" b="0"/>
             <wp:docPr id="5" name="Picture 5"/>
             <wp:cNvGraphicFramePr>
               <a:graphicFrameLocks xmlns:a="http://schemas.openxmlformats.org/drawingml/2006/main" noChangeAspect="1"/>
@@ -7141,7 +8865,7 @@
                     </pic:cNvPicPr>
                   </pic:nvPicPr>
                   <pic:blipFill>
-                    <a:blip r:embed="rId26">
+                    <a:blip r:embed="rId21">
                       <a:extLst>
                         <a:ext uri="{28A0092B-C50C-407E-A947-70E740481C1C}">
                           <a14:useLocalDpi xmlns:a14="http://schemas.microsoft.com/office/drawing/2010/main" val="0"/>
@@ -7156,7 +8880,7 @@
                   <pic:spPr bwMode="auto">
                     <a:xfrm>
                       <a:off x="0" y="0"/>
-                      <a:ext cx="4832393" cy="2246856"/>
+                      <a:ext cx="5458986" cy="2538196"/>
                     </a:xfrm>
                     <a:prstGeom prst="rect">
                       <a:avLst/>
@@ -7176,6 +8900,4298 @@
     <w:p>
       <w:pPr>
         <w:pStyle w:val="Chubinhthuong"/>
+        <w:jc w:val="center"/>
+      </w:pPr>
+      <w:r>
+        <w:t xml:space="preserve">Hình </w:t>
+      </w:r>
+      <w:r>
+        <w:fldChar w:fldCharType="begin"/>
+      </w:r>
+      <w:r>
+        <w:instrText xml:space="preserve"> STYLEREF 1 \s </w:instrText>
+      </w:r>
+      <w:r>
+        <w:fldChar w:fldCharType="separate"/>
+      </w:r>
+      <w:r>
+        <w:rPr>
+          <w:noProof/>
+        </w:rPr>
+        <w:t>3</w:t>
+      </w:r>
+      <w:r>
+        <w:fldChar w:fldCharType="end"/>
+      </w:r>
+      <w:r>
+        <w:t>.</w:t>
+      </w:r>
+      <w:r>
+        <w:fldChar w:fldCharType="begin"/>
+      </w:r>
+      <w:r>
+        <w:instrText xml:space="preserve"> SEQ Hình \* ARABIC \s 1 </w:instrText>
+      </w:r>
+      <w:r>
+        <w:fldChar w:fldCharType="separate"/>
+      </w:r>
+      <w:r>
+        <w:rPr>
+          <w:noProof/>
+        </w:rPr>
+        <w:t>2</w:t>
+      </w:r>
+      <w:r>
+        <w:fldChar w:fldCharType="end"/>
+      </w:r>
+      <w:r>
+        <w:t>: Kiểu cấu hình phần cứng chính của 1 thiết bị Bluetooth</w:t>
+      </w:r>
+    </w:p>
+    <w:p>
+      <w:pPr>
+        <w:pStyle w:val="Heading3"/>
+        <w:rPr>
+          <w:rFonts w:eastAsiaTheme="minorHAnsi"/>
+          <w:szCs w:val="26"/>
+        </w:rPr>
+      </w:pPr>
+      <w:bookmarkStart w:id="19" w:name="_Toc210223765"/>
+      <w:r>
+        <w:rPr>
+          <w:rFonts w:eastAsia="Times New Roman"/>
+        </w:rPr>
+        <w:t>Những hạn chế của Bluetooth Low Energy</w:t>
+      </w:r>
+      <w:bookmarkEnd w:id="19"/>
+    </w:p>
+    <w:p>
+      <w:pPr>
+        <w:pStyle w:val="Chubinhthuong"/>
+      </w:pPr>
+      <w:r>
+        <w:t>Mặc dù BLE đã chứng minh được vai trò quan trọng trong hệ sinh thái kết nối không dây nhờ vào khả năng tiết kiệm năng lượng và chi phí thấp, công nghệ này vẫn tồn tại một số hạn chế cần được xem xét kỹ lưỡng, đặc biệt trong bối cảnh triển khai ở quy mô lớn hoặc trong các hệ thống IoT yêu cầu độ tin cậy cao.</w:t>
+      </w:r>
+    </w:p>
+    <w:p>
+      <w:pPr>
+        <w:pStyle w:val="Chubinhthuong"/>
+        <w:rPr>
+          <w:b/>
+          <w:bCs/>
+        </w:rPr>
+      </w:pPr>
+      <w:r>
+        <w:rPr>
+          <w:b/>
+          <w:bCs/>
+        </w:rPr>
+        <w:t>Hạn chế về thông lượng dữ liệ</w:t>
+      </w:r>
+      <w:r>
+        <w:rPr>
+          <w:b/>
+          <w:bCs/>
+        </w:rPr>
+        <w:t>u:</w:t>
+      </w:r>
+    </w:p>
+    <w:p>
+      <w:pPr>
+        <w:pStyle w:val="Chubinhthuong"/>
+      </w:pPr>
+      <w:r>
+        <w:t>Theo lý thuyết, tốc độ dữ liệu vật lý (PHY rate) của BLE đạt mức 1 Mbps. Tuy nhiên, thông lượng thực tế thường thấp hơn đáng kể do các yếu tố như khoảng cách, nhiễu sóng vô tuyến, và đặc thù của cơ chế tiết kiệm năng lượng.</w:t>
+      </w:r>
+    </w:p>
+    <w:p>
+      <w:pPr>
+        <w:pStyle w:val="Chubinhthuong"/>
+      </w:pPr>
+      <w:r>
+        <w:t xml:space="preserve">Cụ thể, BLE sử dụng khái niệm </w:t>
+      </w:r>
+      <w:r>
+        <w:rPr>
+          <w:b/>
+          <w:bCs/>
+        </w:rPr>
+        <w:t>chu kỳ kết nối (connection interval)</w:t>
+      </w:r>
+      <w:r>
+        <w:t xml:space="preserve"> – tức khoảng thời gian giữa hai sự kiện kết nối liên tiếp. Mỗi khi một sự kiện kết nối diễn ra, thiết bị chủ (master) và thiết bị ngoại vi (slave) sẽ trao đổi dữ liệu, sau đó nhanh chóng quay lại trạng thái </w:t>
+      </w:r>
+      <w:r>
+        <w:rPr>
+          <w:b/>
+          <w:bCs/>
+        </w:rPr>
+        <w:t>IDLE</w:t>
+      </w:r>
+      <w:r>
+        <w:t xml:space="preserve"> để giảm tiêu thụ năng lượng. Tham số này có thể được điều chỉnh trong khoảng từ </w:t>
+      </w:r>
+      <w:r>
+        <w:rPr>
+          <w:b/>
+          <w:bCs/>
+        </w:rPr>
+        <w:t>7.5 ms đến 4 giây</w:t>
+      </w:r>
+      <w:r>
+        <w:t>.</w:t>
+      </w:r>
+    </w:p>
+    <w:p>
+      <w:pPr>
+        <w:pStyle w:val="Chubinhthuong"/>
+      </w:pPr>
+      <w:r>
+        <w:t xml:space="preserve">Ví dụ, với vi điều khiển </w:t>
+      </w:r>
+      <w:r>
+        <w:rPr>
+          <w:b/>
+          <w:bCs/>
+        </w:rPr>
+        <w:t>Nordic nRF51822</w:t>
+      </w:r>
+      <w:r>
+        <w:t xml:space="preserve">, mỗi sự kiện kết nối có thể truyền tối đa </w:t>
+      </w:r>
+      <w:r>
+        <w:rPr>
+          <w:b/>
+          <w:bCs/>
+        </w:rPr>
+        <w:t>6 gói dữ liệu</w:t>
+      </w:r>
+      <w:r>
+        <w:t xml:space="preserve">, trong đó mỗi gói chứa khoảng </w:t>
+      </w:r>
+      <w:proofErr w:type="gramStart"/>
+      <w:r>
+        <w:rPr>
+          <w:b/>
+          <w:bCs/>
+        </w:rPr>
+        <w:t>20 byte</w:t>
+      </w:r>
+      <w:proofErr w:type="gramEnd"/>
+      <w:r>
+        <w:rPr>
+          <w:b/>
+          <w:bCs/>
+        </w:rPr>
+        <w:t xml:space="preserve"> dữ liệu người dùng</w:t>
+      </w:r>
+      <w:r>
+        <w:t xml:space="preserve">. Khi sử dụng chu kỳ kết nối nhỏ nhất (7.5 ms), trong một giây có thể đạt đến khoảng </w:t>
+      </w:r>
+      <w:r>
+        <w:rPr>
+          <w:b/>
+          <w:bCs/>
+        </w:rPr>
+        <w:t>133 sự kiện kết nối</w:t>
+      </w:r>
+      <w:r>
+        <w:t xml:space="preserve">, từ đó tối đa hóa thông lượng truyền dữ liệu. Tuy nhiên, ngay cả trong </w:t>
+      </w:r>
+      <w:r>
+        <w:lastRenderedPageBreak/>
+        <w:t xml:space="preserve">điều kiện tối ưu này, thông lượng của BLE vẫn hạn chế so với các công nghệ không dây khác như Wi-Fi hoặc ZigBee, khiến nó khó đáp ứng các ứng dụng yêu cầu </w:t>
+      </w:r>
+      <w:r>
+        <w:rPr>
+          <w:b/>
+          <w:bCs/>
+        </w:rPr>
+        <w:t>truyền dữ liệu tốc độ cao và liên tục</w:t>
+      </w:r>
+      <w:r>
+        <w:t>.</w:t>
+      </w:r>
+    </w:p>
+    <w:p>
+      <w:pPr>
+        <w:pStyle w:val="Chubinhthuong"/>
+        <w:rPr>
+          <w:b/>
+          <w:bCs/>
+        </w:rPr>
+      </w:pPr>
+      <w:r>
+        <w:rPr>
+          <w:b/>
+          <w:bCs/>
+        </w:rPr>
+        <w:t>Hạn chế về phạm vi kết nối</w:t>
+      </w:r>
+      <w:r>
+        <w:rPr>
+          <w:b/>
+          <w:bCs/>
+        </w:rPr>
+        <w:t>:</w:t>
+      </w:r>
+    </w:p>
+    <w:p>
+      <w:pPr>
+        <w:pStyle w:val="Chubinhthuong"/>
+      </w:pPr>
+      <w:r>
+        <w:t xml:space="preserve">BLE được tối ưu cho truyền thông tầm ngắn, và phạm vi kết nối chịu ảnh hưởng mạnh từ </w:t>
+      </w:r>
+      <w:r>
+        <w:rPr>
+          <w:b/>
+          <w:bCs/>
+        </w:rPr>
+        <w:t>môi trường hoạt động</w:t>
+      </w:r>
+      <w:r>
+        <w:t xml:space="preserve">, </w:t>
+      </w:r>
+      <w:r>
+        <w:rPr>
+          <w:b/>
+          <w:bCs/>
+        </w:rPr>
+        <w:t>vật cản</w:t>
+      </w:r>
+      <w:r>
+        <w:t xml:space="preserve">, </w:t>
+      </w:r>
+      <w:r>
+        <w:rPr>
+          <w:b/>
+          <w:bCs/>
+        </w:rPr>
+        <w:t>thiết kế anten</w:t>
+      </w:r>
+      <w:r>
+        <w:t xml:space="preserve">, </w:t>
+      </w:r>
+      <w:r>
+        <w:rPr>
+          <w:b/>
+          <w:bCs/>
+        </w:rPr>
+        <w:t>hướng thiết bị</w:t>
+      </w:r>
+      <w:r>
+        <w:t xml:space="preserve"> và các nguồn nhiễu vô tuyến.</w:t>
+      </w:r>
+    </w:p>
+    <w:p>
+      <w:pPr>
+        <w:pStyle w:val="Chubinhthuong"/>
+        <w:numPr>
+          <w:ilvl w:val="0"/>
+          <w:numId w:val="12"/>
+        </w:numPr>
+      </w:pPr>
+      <w:r>
+        <w:t>Khoảng cách lý thuyết: ~100 m (trong điều kiện lý tưởng, không vật cản).</w:t>
+      </w:r>
+    </w:p>
+    <w:p>
+      <w:pPr>
+        <w:pStyle w:val="Chubinhthuong"/>
+        <w:numPr>
+          <w:ilvl w:val="0"/>
+          <w:numId w:val="12"/>
+        </w:numPr>
+      </w:pPr>
+      <w:r>
+        <w:t>Khoảng cách thực tế khả thi: khoảng 30 m.</w:t>
+      </w:r>
+    </w:p>
+    <w:p>
+      <w:pPr>
+        <w:pStyle w:val="Chubinhthuong"/>
+        <w:numPr>
+          <w:ilvl w:val="0"/>
+          <w:numId w:val="12"/>
+        </w:numPr>
+      </w:pPr>
+      <w:r>
+        <w:t>Khoảng cách phổ biến trong ứng dụng: từ 2–5 m, đặc biệt trong các thiết bị đeo và hệ thống giám sát cá nhân.</w:t>
+      </w:r>
+    </w:p>
+    <w:p>
+      <w:pPr>
+        <w:pStyle w:val="Chubinhthuong"/>
+      </w:pPr>
+      <w:r>
+        <w:t xml:space="preserve">Mặc dù các phiên bản mới như </w:t>
+      </w:r>
+      <w:r>
+        <w:rPr>
+          <w:b/>
+          <w:bCs/>
+        </w:rPr>
+        <w:t>Bluetooth 5.0, 5.1 và 5.2</w:t>
+      </w:r>
+      <w:r>
+        <w:t xml:space="preserve"> đã nâng phạm vi phủ sóng lên gấp 4 lần so với BLE 4.x, nhưng việc mở rộng này thường đi kèm với đánh đổi về tốc độ và độ ổn định. Do vậy, BLE phù hợp hơn cả cho các ứng dụng </w:t>
+      </w:r>
+      <w:r>
+        <w:rPr>
+          <w:b/>
+          <w:bCs/>
+        </w:rPr>
+        <w:t>truyền dữ liệu cảm biến, điều khiển đơn giản và truyền thông trong phạm vi cá nhân</w:t>
+      </w:r>
+      <w:r>
+        <w:t>, thay vì các hệ thống yêu cầu kết nối diện rộng.</w:t>
+      </w:r>
+    </w:p>
+    <w:p>
+      <w:pPr>
+        <w:pStyle w:val="Chubinhthuong"/>
+      </w:pPr>
+      <w:r>
+        <w:t xml:space="preserve">Nhìn chung, BLE là một giải pháp lý tưởng cho </w:t>
+      </w:r>
+      <w:r>
+        <w:rPr>
+          <w:b/>
+          <w:bCs/>
+        </w:rPr>
+        <w:t>thiết bị tiết kiệm năng lượng, chi phí thấp và hoạt động trong phạm vi gần</w:t>
+      </w:r>
+      <w:r>
+        <w:t xml:space="preserve">, nhưng những hạn chế về </w:t>
+      </w:r>
+      <w:r>
+        <w:rPr>
+          <w:b/>
+          <w:bCs/>
+        </w:rPr>
+        <w:t>thông lượng dữ liệu và phạm vi kết nối</w:t>
+      </w:r>
+      <w:r>
+        <w:t xml:space="preserve"> đặt ra thách thức cho việc mở rộng ứng dụng trong các hệ thống đòi hỏi hiệu năng cao. Đây cũng chính là động lực thúc đẩy cộng đồng nghiên cứu và các tổ chức chuẩn hóa tiếp tục cải tiến BLE trong các thế hệ Bluetooth 5.x và 6.0, nhằm hướng tới kỷ nguyên </w:t>
+      </w:r>
+      <w:r>
+        <w:rPr>
+          <w:b/>
+          <w:bCs/>
+        </w:rPr>
+        <w:t>IoT toàn diện</w:t>
+      </w:r>
+      <w:r>
+        <w:t>.</w:t>
+      </w:r>
+    </w:p>
+    <w:p>
+      <w:pPr>
+        <w:pStyle w:val="Heading2"/>
+      </w:pPr>
+      <w:bookmarkStart w:id="20" w:name="_Toc210223766"/>
+      <w:r>
+        <w:t>Cấu trúc dữ liệu truyền từ cân sức khỏe thông minh</w:t>
+      </w:r>
+      <w:bookmarkEnd w:id="20"/>
+    </w:p>
+    <w:p>
+      <w:pPr>
+        <w:pStyle w:val="Chubinhthuong"/>
+      </w:pPr>
+      <w:r>
+        <w:t xml:space="preserve">Trong hệ sinh thái Internet of Things (IoT) phục vụ y tế và chăm sóc sức khỏe, cân thông minh (smart scale) đóng vai trò là một thiết bị quan trọng giúp thu thập dữ liệu sinh trắc học của người dùng, từ đó hỗ trợ phân tích sức khỏe và đưa ra khuyến nghị. Để đảm bảo khả năng tương thích và truyền dữ liệu chính xác giữa thiết bị và </w:t>
+      </w:r>
+      <w:r>
+        <w:lastRenderedPageBreak/>
+        <w:t xml:space="preserve">các ứng dụng di động, dữ liệu đo lường từ cân sức khỏe được chuẩn hóa theo </w:t>
+      </w:r>
+      <w:r>
+        <w:rPr>
+          <w:b/>
+          <w:bCs/>
+        </w:rPr>
+        <w:t>Bluetooth Low Energy (BLE)</w:t>
+      </w:r>
+      <w:r>
+        <w:t xml:space="preserve"> thông qua các </w:t>
+      </w:r>
+      <w:r>
+        <w:rPr>
+          <w:b/>
+          <w:bCs/>
+        </w:rPr>
+        <w:t>characteristics</w:t>
+      </w:r>
+      <w:r>
+        <w:t xml:space="preserve"> được định nghĩa trong GATT (Generic Attribute Profile).</w:t>
+      </w:r>
+    </w:p>
+    <w:p>
+      <w:pPr>
+        <w:pStyle w:val="Heading3"/>
+      </w:pPr>
+      <w:bookmarkStart w:id="21" w:name="_Toc210223767"/>
+      <w:r>
+        <w:t>Đặc tính Cân nặng (Weight Characteristic)</w:t>
+      </w:r>
+      <w:bookmarkEnd w:id="21"/>
+    </w:p>
+    <w:p>
+      <w:pPr>
+        <w:pStyle w:val="Chubinhthuong"/>
+      </w:pPr>
+      <w:r>
+        <w:t>Đặc tính cân nặng được sử dụng để biểu diễn khối lượng cơ thể của người dùng theo chuẩn quốc tế. Cấu trúc dữ liệu bao gồm:</w:t>
+      </w:r>
+    </w:p>
+    <w:p>
+      <w:pPr>
+        <w:pStyle w:val="Chubinhthuong"/>
+        <w:numPr>
+          <w:ilvl w:val="0"/>
+          <w:numId w:val="15"/>
+        </w:numPr>
+      </w:pPr>
+      <w:r>
+        <w:rPr>
+          <w:b/>
+          <w:bCs/>
+        </w:rPr>
+        <w:t>Weight (uint16, 2 octets):</w:t>
+      </w:r>
+      <w:r>
+        <w:t xml:space="preserve"> Trường này biểu diễn khối lượng cơ thể theo đơn </w:t>
+      </w:r>
+      <w:r>
+        <w:t>v</w:t>
+      </w:r>
+      <w:r>
+        <w:t xml:space="preserve">ị kilogram (kg), được chuẩn hóa theo định nghĩa </w:t>
+      </w:r>
+      <w:proofErr w:type="gramStart"/>
+      <w:r>
+        <w:t>org.bluetooth</w:t>
+      </w:r>
+      <w:proofErr w:type="gramEnd"/>
+      <w:r>
+        <w:t>.unit.mass.kilogram. Với cách mã hóa M</w:t>
+      </w:r>
+      <w:r>
+        <w:t xml:space="preserve"> </w:t>
+      </w:r>
+      <w:r>
+        <w:t>=</w:t>
+      </w:r>
+      <w:r>
+        <w:t xml:space="preserve"> </w:t>
+      </w:r>
+      <w:r>
+        <w:t>5,</w:t>
+      </w:r>
+      <w:r>
+        <w:t xml:space="preserve"> </w:t>
+      </w:r>
+      <w:r>
+        <w:t>d</w:t>
+      </w:r>
+      <w:r>
+        <w:t xml:space="preserve"> </w:t>
+      </w:r>
+      <w:r>
+        <w:t>=</w:t>
+      </w:r>
+      <w:r>
+        <w:t xml:space="preserve"> </w:t>
+      </w:r>
+      <w:r>
+        <w:t>−3,</w:t>
+      </w:r>
+      <w:r>
+        <w:t xml:space="preserve"> </w:t>
+      </w:r>
+      <w:r>
+        <w:t>b</w:t>
+      </w:r>
+      <w:r>
+        <w:t xml:space="preserve"> </w:t>
+      </w:r>
+      <w:r>
+        <w:t>=</w:t>
+      </w:r>
+      <w:r>
+        <w:t xml:space="preserve"> 0</w:t>
+      </w:r>
+      <w:r>
+        <w:t xml:space="preserve">, độ phân giải đạt tới </w:t>
+      </w:r>
+      <w:r>
+        <w:rPr>
+          <w:b/>
+          <w:bCs/>
+        </w:rPr>
+        <w:t>0.005 kg</w:t>
+      </w:r>
+      <w:r>
+        <w:t xml:space="preserve"> (tương đương 5 g).</w:t>
+      </w:r>
+    </w:p>
+    <w:tbl>
+      <w:tblPr>
+        <w:tblStyle w:val="TableGrid"/>
+        <w:tblW w:w="0" w:type="auto"/>
+        <w:tblLook w:val="04A0" w:firstRow="1" w:lastRow="0" w:firstColumn="1" w:lastColumn="0" w:noHBand="0" w:noVBand="1"/>
+      </w:tblPr>
+      <w:tblGrid>
+        <w:gridCol w:w="1061"/>
+        <w:gridCol w:w="1481"/>
+        <w:gridCol w:w="2188"/>
+        <w:gridCol w:w="4047"/>
+      </w:tblGrid>
+      <w:tr>
+        <w:tc>
+          <w:tcPr>
+            <w:tcW w:w="0" w:type="auto"/>
+            <w:vAlign w:val="center"/>
+          </w:tcPr>
+          <w:p>
+            <w:pPr>
+              <w:pStyle w:val="Chubinhthuong"/>
+              <w:ind w:firstLine="0"/>
+              <w:jc w:val="center"/>
+              <w:rPr>
+                <w:b/>
+                <w:bCs/>
+              </w:rPr>
+            </w:pPr>
+            <w:r>
+              <w:rPr>
+                <w:b/>
+                <w:bCs/>
+              </w:rPr>
+              <w:t>Trường</w:t>
+            </w:r>
+          </w:p>
+        </w:tc>
+        <w:tc>
+          <w:tcPr>
+            <w:tcW w:w="0" w:type="auto"/>
+            <w:vAlign w:val="center"/>
+          </w:tcPr>
+          <w:p>
+            <w:pPr>
+              <w:pStyle w:val="Chubinhthuong"/>
+              <w:ind w:firstLine="0"/>
+              <w:jc w:val="center"/>
+              <w:rPr>
+                <w:b/>
+                <w:bCs/>
+              </w:rPr>
+            </w:pPr>
+            <w:r>
+              <w:rPr>
+                <w:b/>
+                <w:bCs/>
+              </w:rPr>
+              <w:t>Loại dữ liệu</w:t>
+            </w:r>
+          </w:p>
+        </w:tc>
+        <w:tc>
+          <w:tcPr>
+            <w:tcW w:w="0" w:type="auto"/>
+            <w:vAlign w:val="center"/>
+          </w:tcPr>
+          <w:p>
+            <w:pPr>
+              <w:pStyle w:val="Chubinhthuong"/>
+              <w:ind w:firstLine="0"/>
+              <w:jc w:val="center"/>
+              <w:rPr>
+                <w:b/>
+                <w:bCs/>
+              </w:rPr>
+            </w:pPr>
+            <w:r>
+              <w:rPr>
+                <w:b/>
+                <w:bCs/>
+              </w:rPr>
+              <w:t>Kích thước (octets)</w:t>
+            </w:r>
+          </w:p>
+        </w:tc>
+        <w:tc>
+          <w:tcPr>
+            <w:tcW w:w="0" w:type="auto"/>
+            <w:vAlign w:val="center"/>
+          </w:tcPr>
+          <w:p>
+            <w:pPr>
+              <w:pStyle w:val="Chubinhthuong"/>
+              <w:ind w:firstLine="0"/>
+              <w:jc w:val="center"/>
+              <w:rPr>
+                <w:b/>
+                <w:bCs/>
+              </w:rPr>
+            </w:pPr>
+            <w:r>
+              <w:rPr>
+                <w:b/>
+                <w:bCs/>
+              </w:rPr>
+              <w:t>Mô tả</w:t>
+            </w:r>
+          </w:p>
+        </w:tc>
+      </w:tr>
+      <w:tr>
+        <w:tc>
+          <w:tcPr>
+            <w:tcW w:w="0" w:type="auto"/>
+            <w:vAlign w:val="center"/>
+          </w:tcPr>
+          <w:p>
+            <w:pPr>
+              <w:pStyle w:val="Chubinhthuong"/>
+              <w:ind w:firstLine="0"/>
+              <w:jc w:val="left"/>
+            </w:pPr>
+            <w:r>
+              <w:t>Weight</w:t>
+            </w:r>
+          </w:p>
+        </w:tc>
+        <w:tc>
+          <w:tcPr>
+            <w:tcW w:w="0" w:type="auto"/>
+            <w:vAlign w:val="center"/>
+          </w:tcPr>
+          <w:p>
+            <w:pPr>
+              <w:pStyle w:val="Chubinhthuong"/>
+              <w:ind w:firstLine="0"/>
+              <w:jc w:val="left"/>
+            </w:pPr>
+            <w:r>
+              <w:t>uint16</w:t>
+            </w:r>
+          </w:p>
+        </w:tc>
+        <w:tc>
+          <w:tcPr>
+            <w:tcW w:w="0" w:type="auto"/>
+            <w:vAlign w:val="center"/>
+          </w:tcPr>
+          <w:p>
+            <w:pPr>
+              <w:pStyle w:val="Chubinhthuong"/>
+              <w:ind w:firstLine="0"/>
+              <w:jc w:val="left"/>
+            </w:pPr>
+            <w:r>
+              <w:t>2</w:t>
+            </w:r>
+          </w:p>
+        </w:tc>
+        <w:tc>
+          <w:tcPr>
+            <w:tcW w:w="0" w:type="auto"/>
+            <w:vAlign w:val="center"/>
+          </w:tcPr>
+          <w:p>
+            <w:pPr>
+              <w:pStyle w:val="Chubinhthuong"/>
+              <w:ind w:firstLine="0"/>
+              <w:jc w:val="left"/>
+            </w:pPr>
+            <w:r>
+              <w:t>Đơn vị: kilogram, độ phân giải 0.005 kg</w:t>
+            </w:r>
+          </w:p>
+        </w:tc>
+      </w:tr>
+    </w:tbl>
+    <w:p>
+      <w:pPr>
+        <w:pStyle w:val="Chubinhthuong"/>
+        <w:jc w:val="center"/>
+      </w:pPr>
+      <w:r>
+        <w:t xml:space="preserve">Hình </w:t>
+      </w:r>
+      <w:r>
+        <w:fldChar w:fldCharType="begin"/>
+      </w:r>
+      <w:r>
+        <w:instrText xml:space="preserve"> STYLEREF 1 \s </w:instrText>
+      </w:r>
+      <w:r>
+        <w:fldChar w:fldCharType="separate"/>
+      </w:r>
+      <w:r>
+        <w:rPr>
+          <w:noProof/>
+        </w:rPr>
+        <w:t>3</w:t>
+      </w:r>
+      <w:r>
+        <w:fldChar w:fldCharType="end"/>
+      </w:r>
+      <w:r>
+        <w:t>.</w:t>
+      </w:r>
+      <w:r>
+        <w:fldChar w:fldCharType="begin"/>
+      </w:r>
+      <w:r>
+        <w:instrText xml:space="preserve"> SEQ Hình \* ARABIC \s 1 </w:instrText>
+      </w:r>
+      <w:r>
+        <w:fldChar w:fldCharType="separate"/>
+      </w:r>
+      <w:r>
+        <w:rPr>
+          <w:noProof/>
+        </w:rPr>
+        <w:t>3</w:t>
+      </w:r>
+      <w:r>
+        <w:fldChar w:fldCharType="end"/>
+      </w:r>
+      <w:r>
+        <w:t xml:space="preserve">: </w:t>
+      </w:r>
+      <w:r>
+        <w:t>Cấu trúc đặc tính Cân nặng (Weight Characteristic)</w:t>
+      </w:r>
+    </w:p>
+    <w:p>
+      <w:pPr>
+        <w:pStyle w:val="Chubinhthuong"/>
+      </w:pPr>
+      <w:r>
+        <w:t>V</w:t>
+      </w:r>
+      <w:r>
+        <w:t>iệc chuẩn hóa này đảm bảo dữ liệu có thể được các ứng dụng sức khỏe như Google Fit, Apple HealthKit hoặc các nền tảng phân tích y tế tiếp nhận và xử lý một cách thống nhất.</w:t>
+      </w:r>
+    </w:p>
+    <w:p>
+      <w:pPr>
+        <w:pStyle w:val="Heading3"/>
+      </w:pPr>
+      <w:bookmarkStart w:id="22" w:name="_Toc210223768"/>
+      <w:r>
+        <w:t>Đặc tính Đo lường Cân nặng (Weight Measurement Characteristic)</w:t>
+      </w:r>
+      <w:bookmarkEnd w:id="22"/>
+    </w:p>
+    <w:p>
+      <w:pPr>
+        <w:pStyle w:val="Chubinhthuong"/>
+      </w:pPr>
+      <w:r>
+        <w:t>Đặc tính này mở rộng so với đặc tính cân nặng cơ bản bằng cách bổ sung các thông tin chi tiết hơn, giúp hỗ trợ phân tích sức khỏe toàn diện. Các trường dữ liệu bao gồm:</w:t>
+      </w:r>
+    </w:p>
+    <w:p>
+      <w:pPr>
+        <w:pStyle w:val="Chubinhthuong"/>
+        <w:numPr>
+          <w:ilvl w:val="0"/>
+          <w:numId w:val="13"/>
+        </w:numPr>
+      </w:pPr>
+      <w:r>
+        <w:rPr>
+          <w:b/>
+          <w:bCs/>
+        </w:rPr>
+        <w:t>Flags (</w:t>
+      </w:r>
+      <w:proofErr w:type="gramStart"/>
+      <w:r>
+        <w:rPr>
+          <w:b/>
+          <w:bCs/>
+        </w:rPr>
+        <w:t>boolean[</w:t>
+      </w:r>
+      <w:proofErr w:type="gramEnd"/>
+      <w:r>
+        <w:rPr>
+          <w:b/>
+          <w:bCs/>
+        </w:rPr>
+        <w:t>8], 1 octet):</w:t>
+      </w:r>
+      <w:r>
+        <w:t xml:space="preserve"> Xác định cấu hình dữ liệu và định dạng đo lường.</w:t>
+      </w:r>
+    </w:p>
+    <w:p>
+      <w:pPr>
+        <w:pStyle w:val="Chubinhthuong"/>
+        <w:numPr>
+          <w:ilvl w:val="0"/>
+          <w:numId w:val="13"/>
+        </w:numPr>
+      </w:pPr>
+      <w:r>
+        <w:rPr>
+          <w:b/>
+          <w:bCs/>
+        </w:rPr>
+        <w:t>Weight (uint16, 2 octets):</w:t>
+      </w:r>
+      <w:r>
+        <w:t xml:space="preserve"> Giá trị cân nặng được biểu diễn theo kilogram (độ phân giải 0.005 kg) hoặc pound (độ phân giải 0.01 lb) tùy theo đơn vị được chọn trong Flags.</w:t>
+      </w:r>
+    </w:p>
+    <w:p>
+      <w:pPr>
+        <w:pStyle w:val="Chubinhthuong"/>
+        <w:numPr>
+          <w:ilvl w:val="0"/>
+          <w:numId w:val="13"/>
+        </w:numPr>
+      </w:pPr>
+      <w:r>
+        <w:rPr>
+          <w:b/>
+          <w:bCs/>
+        </w:rPr>
+        <w:lastRenderedPageBreak/>
+        <w:t>Time Stamp (struct, 0 hoặc 7 octets):</w:t>
+      </w:r>
+      <w:r>
+        <w:t xml:space="preserve"> Thông tin về thời điểm đo, đơn vị là ngày với độ phân giải 1. Khi không có dữ liệu, giá trị 0x000000 biểu thị “unknown”.</w:t>
+      </w:r>
+    </w:p>
+    <w:p>
+      <w:pPr>
+        <w:pStyle w:val="Chubinhthuong"/>
+        <w:numPr>
+          <w:ilvl w:val="0"/>
+          <w:numId w:val="13"/>
+        </w:numPr>
+      </w:pPr>
+      <w:r>
+        <w:rPr>
+          <w:b/>
+          <w:bCs/>
+        </w:rPr>
+        <w:t>User ID (uint8, 0 hoặc 1 octet):</w:t>
+      </w:r>
+      <w:r>
+        <w:t xml:space="preserve"> Xác định người dùng. Giá trị đặc biệt 0xFF thể hiện dữ liệu không gắn với người dùng cụ thể.</w:t>
+      </w:r>
+    </w:p>
+    <w:p>
+      <w:pPr>
+        <w:pStyle w:val="Chubinhthuong"/>
+        <w:numPr>
+          <w:ilvl w:val="0"/>
+          <w:numId w:val="13"/>
+        </w:numPr>
+      </w:pPr>
+      <w:r>
+        <w:rPr>
+          <w:b/>
+          <w:bCs/>
+        </w:rPr>
+        <w:t>BMI (uint16, 0 hoặc 2 octets):</w:t>
+      </w:r>
+      <w:r>
+        <w:t xml:space="preserve"> Chỉ số khối cơ thể (Body Mass Index), đơn vị kg/m², độ phân giải 0.1.</w:t>
+      </w:r>
+    </w:p>
+    <w:p>
+      <w:pPr>
+        <w:pStyle w:val="Chubinhthuong"/>
+        <w:numPr>
+          <w:ilvl w:val="0"/>
+          <w:numId w:val="13"/>
+        </w:numPr>
+      </w:pPr>
+      <w:r>
+        <w:rPr>
+          <w:b/>
+          <w:bCs/>
+        </w:rPr>
+        <w:t>Height (uint16, 0 hoặc 2 octets):</w:t>
+      </w:r>
+      <w:r>
+        <w:t xml:space="preserve"> Chiều cao người dùng, đơn vị mét (độ phân giải 0.001) hoặc inch (độ phân giải 0.1).</w:t>
+      </w:r>
+    </w:p>
+    <w:tbl>
+      <w:tblPr>
+        <w:tblStyle w:val="TableGrid"/>
+        <w:tblW w:w="0" w:type="auto"/>
+        <w:tblInd w:w="360" w:type="dxa"/>
+        <w:tblLook w:val="04A0" w:firstRow="1" w:lastRow="0" w:firstColumn="1" w:lastColumn="0" w:noHBand="0" w:noVBand="1"/>
+      </w:tblPr>
+      <w:tblGrid>
+        <w:gridCol w:w="1321"/>
+        <w:gridCol w:w="1474"/>
+        <w:gridCol w:w="1828"/>
+        <w:gridCol w:w="3794"/>
+      </w:tblGrid>
+      <w:tr>
+        <w:tc>
+          <w:tcPr>
+            <w:tcW w:w="0" w:type="auto"/>
+            <w:vAlign w:val="center"/>
+          </w:tcPr>
+          <w:p>
+            <w:pPr>
+              <w:pStyle w:val="Chubinhthuong"/>
+              <w:ind w:firstLine="0"/>
+              <w:jc w:val="center"/>
+              <w:rPr>
+                <w:b/>
+                <w:bCs/>
+              </w:rPr>
+            </w:pPr>
+            <w:r>
+              <w:rPr>
+                <w:b/>
+                <w:bCs/>
+              </w:rPr>
+              <w:t>Trường</w:t>
+            </w:r>
+          </w:p>
+        </w:tc>
+        <w:tc>
+          <w:tcPr>
+            <w:tcW w:w="0" w:type="auto"/>
+            <w:vAlign w:val="center"/>
+          </w:tcPr>
+          <w:p>
+            <w:pPr>
+              <w:pStyle w:val="Chubinhthuong"/>
+              <w:ind w:firstLine="0"/>
+              <w:jc w:val="center"/>
+              <w:rPr>
+                <w:b/>
+                <w:bCs/>
+              </w:rPr>
+            </w:pPr>
+            <w:r>
+              <w:rPr>
+                <w:b/>
+                <w:bCs/>
+              </w:rPr>
+              <w:t>Loại dữ liệu</w:t>
+            </w:r>
+          </w:p>
+        </w:tc>
+        <w:tc>
+          <w:tcPr>
+            <w:tcW w:w="0" w:type="auto"/>
+            <w:vAlign w:val="center"/>
+          </w:tcPr>
+          <w:p>
+            <w:pPr>
+              <w:pStyle w:val="Chubinhthuong"/>
+              <w:ind w:firstLine="0"/>
+              <w:jc w:val="center"/>
+              <w:rPr>
+                <w:b/>
+                <w:bCs/>
+              </w:rPr>
+            </w:pPr>
+            <w:r>
+              <w:rPr>
+                <w:b/>
+                <w:bCs/>
+              </w:rPr>
+              <w:t>Kích thước (octets)</w:t>
+            </w:r>
+          </w:p>
+        </w:tc>
+        <w:tc>
+          <w:tcPr>
+            <w:tcW w:w="0" w:type="auto"/>
+            <w:vAlign w:val="center"/>
+          </w:tcPr>
+          <w:p>
+            <w:pPr>
+              <w:pStyle w:val="Chubinhthuong"/>
+              <w:ind w:firstLine="0"/>
+              <w:jc w:val="center"/>
+              <w:rPr>
+                <w:b/>
+                <w:bCs/>
+              </w:rPr>
+            </w:pPr>
+            <w:r>
+              <w:rPr>
+                <w:b/>
+                <w:bCs/>
+              </w:rPr>
+              <w:t>Mô tả</w:t>
+            </w:r>
+          </w:p>
+        </w:tc>
+      </w:tr>
+      <w:tr>
+        <w:tc>
+          <w:tcPr>
+            <w:tcW w:w="0" w:type="auto"/>
+            <w:vAlign w:val="center"/>
+          </w:tcPr>
+          <w:p>
+            <w:pPr>
+              <w:pStyle w:val="Chubinhthuong"/>
+              <w:ind w:firstLine="0"/>
+              <w:jc w:val="left"/>
+            </w:pPr>
+            <w:r>
+              <w:t>Flags</w:t>
+            </w:r>
+          </w:p>
+        </w:tc>
+        <w:tc>
+          <w:tcPr>
+            <w:tcW w:w="0" w:type="auto"/>
+            <w:vAlign w:val="center"/>
+          </w:tcPr>
+          <w:p>
+            <w:pPr>
+              <w:pStyle w:val="Chubinhthuong"/>
+              <w:ind w:firstLine="0"/>
+              <w:jc w:val="left"/>
+            </w:pPr>
+            <w:proofErr w:type="gramStart"/>
+            <w:r>
+              <w:t>boolean[</w:t>
+            </w:r>
+            <w:proofErr w:type="gramEnd"/>
+            <w:r>
+              <w:t>8]</w:t>
+            </w:r>
+          </w:p>
+        </w:tc>
+        <w:tc>
+          <w:tcPr>
+            <w:tcW w:w="0" w:type="auto"/>
+            <w:vAlign w:val="center"/>
+          </w:tcPr>
+          <w:p>
+            <w:pPr>
+              <w:pStyle w:val="Chubinhthuong"/>
+              <w:ind w:firstLine="0"/>
+              <w:jc w:val="left"/>
+            </w:pPr>
+            <w:r>
+              <w:t>1</w:t>
+            </w:r>
+          </w:p>
+        </w:tc>
+        <w:tc>
+          <w:tcPr>
+            <w:tcW w:w="0" w:type="auto"/>
+            <w:vAlign w:val="center"/>
+          </w:tcPr>
+          <w:p>
+            <w:pPr>
+              <w:pStyle w:val="Chubinhthuong"/>
+              <w:ind w:firstLine="0"/>
+              <w:jc w:val="left"/>
+            </w:pPr>
+            <w:r>
+              <w:t>Xác định định dạng và các trường dữ liệu kèm theo</w:t>
+            </w:r>
+          </w:p>
+        </w:tc>
+      </w:tr>
+      <w:tr>
+        <w:tc>
+          <w:tcPr>
+            <w:tcW w:w="0" w:type="auto"/>
+            <w:vAlign w:val="center"/>
+          </w:tcPr>
+          <w:p>
+            <w:pPr>
+              <w:pStyle w:val="Chubinhthuong"/>
+              <w:ind w:firstLine="0"/>
+              <w:jc w:val="left"/>
+            </w:pPr>
+            <w:r>
+              <w:t>Weight</w:t>
+            </w:r>
+          </w:p>
+        </w:tc>
+        <w:tc>
+          <w:tcPr>
+            <w:tcW w:w="0" w:type="auto"/>
+            <w:vAlign w:val="center"/>
+          </w:tcPr>
+          <w:p>
+            <w:pPr>
+              <w:pStyle w:val="Chubinhthuong"/>
+              <w:ind w:firstLine="0"/>
+              <w:jc w:val="left"/>
+            </w:pPr>
+            <w:r>
+              <w:t>uint16</w:t>
+            </w:r>
+          </w:p>
+        </w:tc>
+        <w:tc>
+          <w:tcPr>
+            <w:tcW w:w="0" w:type="auto"/>
+            <w:vAlign w:val="center"/>
+          </w:tcPr>
+          <w:p>
+            <w:pPr>
+              <w:pStyle w:val="Chubinhthuong"/>
+              <w:ind w:firstLine="0"/>
+              <w:jc w:val="left"/>
+            </w:pPr>
+            <w:r>
+              <w:t>2</w:t>
+            </w:r>
+          </w:p>
+        </w:tc>
+        <w:tc>
+          <w:tcPr>
+            <w:tcW w:w="0" w:type="auto"/>
+            <w:vAlign w:val="center"/>
+          </w:tcPr>
+          <w:p>
+            <w:pPr>
+              <w:pStyle w:val="Chubinhthuong"/>
+              <w:ind w:firstLine="0"/>
+              <w:jc w:val="left"/>
+            </w:pPr>
+            <w:r>
+              <w:t>Giá trị cân nặng (kg hoặc lb)</w:t>
+            </w:r>
+          </w:p>
+        </w:tc>
+      </w:tr>
+      <w:tr>
+        <w:tc>
+          <w:tcPr>
+            <w:tcW w:w="0" w:type="auto"/>
+            <w:vAlign w:val="center"/>
+          </w:tcPr>
+          <w:p>
+            <w:pPr>
+              <w:pStyle w:val="Chubinhthuong"/>
+              <w:ind w:firstLine="0"/>
+              <w:jc w:val="left"/>
+            </w:pPr>
+            <w:r>
+              <w:t>Time Stamp</w:t>
+            </w:r>
+          </w:p>
+        </w:tc>
+        <w:tc>
+          <w:tcPr>
+            <w:tcW w:w="0" w:type="auto"/>
+            <w:vAlign w:val="center"/>
+          </w:tcPr>
+          <w:p>
+            <w:pPr>
+              <w:pStyle w:val="Chubinhthuong"/>
+              <w:ind w:firstLine="0"/>
+              <w:jc w:val="left"/>
+            </w:pPr>
+            <w:r>
+              <w:t>struct</w:t>
+            </w:r>
+          </w:p>
+        </w:tc>
+        <w:tc>
+          <w:tcPr>
+            <w:tcW w:w="0" w:type="auto"/>
+            <w:vAlign w:val="center"/>
+          </w:tcPr>
+          <w:p>
+            <w:pPr>
+              <w:pStyle w:val="Chubinhthuong"/>
+              <w:ind w:firstLine="0"/>
+              <w:jc w:val="left"/>
+            </w:pPr>
+            <w:r>
+              <w:t>0 hoặc 7</w:t>
+            </w:r>
+          </w:p>
+        </w:tc>
+        <w:tc>
+          <w:tcPr>
+            <w:tcW w:w="0" w:type="auto"/>
+            <w:vAlign w:val="center"/>
+          </w:tcPr>
+          <w:p>
+            <w:pPr>
+              <w:pStyle w:val="Chubinhthuong"/>
+              <w:ind w:firstLine="0"/>
+              <w:jc w:val="left"/>
+            </w:pPr>
+            <w:r>
+              <w:t>Thời điểm đo</w:t>
+            </w:r>
+          </w:p>
+        </w:tc>
+      </w:tr>
+      <w:tr>
+        <w:tc>
+          <w:tcPr>
+            <w:tcW w:w="0" w:type="auto"/>
+            <w:vAlign w:val="center"/>
+          </w:tcPr>
+          <w:p>
+            <w:pPr>
+              <w:pStyle w:val="Chubinhthuong"/>
+              <w:ind w:firstLine="0"/>
+              <w:jc w:val="left"/>
+            </w:pPr>
+            <w:r>
+              <w:t>User ID</w:t>
+            </w:r>
+          </w:p>
+        </w:tc>
+        <w:tc>
+          <w:tcPr>
+            <w:tcW w:w="0" w:type="auto"/>
+            <w:vAlign w:val="center"/>
+          </w:tcPr>
+          <w:p>
+            <w:pPr>
+              <w:pStyle w:val="Chubinhthuong"/>
+              <w:ind w:firstLine="0"/>
+              <w:jc w:val="left"/>
+            </w:pPr>
+            <w:r>
+              <w:t>uint8</w:t>
+            </w:r>
+          </w:p>
+        </w:tc>
+        <w:tc>
+          <w:tcPr>
+            <w:tcW w:w="0" w:type="auto"/>
+            <w:vAlign w:val="center"/>
+          </w:tcPr>
+          <w:p>
+            <w:pPr>
+              <w:pStyle w:val="Chubinhthuong"/>
+              <w:ind w:firstLine="0"/>
+              <w:jc w:val="left"/>
+            </w:pPr>
+            <w:r>
+              <w:t>0 hoặc 1</w:t>
+            </w:r>
+          </w:p>
+        </w:tc>
+        <w:tc>
+          <w:tcPr>
+            <w:tcW w:w="0" w:type="auto"/>
+            <w:vAlign w:val="center"/>
+          </w:tcPr>
+          <w:p>
+            <w:pPr>
+              <w:pStyle w:val="Chubinhthuong"/>
+              <w:ind w:firstLine="0"/>
+              <w:jc w:val="left"/>
+            </w:pPr>
+            <w:r>
+              <w:t>Định danh người dùng</w:t>
+            </w:r>
+          </w:p>
+        </w:tc>
+      </w:tr>
+      <w:tr>
+        <w:tc>
+          <w:tcPr>
+            <w:tcW w:w="0" w:type="auto"/>
+            <w:vAlign w:val="center"/>
+          </w:tcPr>
+          <w:p>
+            <w:pPr>
+              <w:pStyle w:val="Chubinhthuong"/>
+              <w:ind w:firstLine="0"/>
+              <w:jc w:val="left"/>
+            </w:pPr>
+            <w:r>
+              <w:t>BMI</w:t>
+            </w:r>
+          </w:p>
+        </w:tc>
+        <w:tc>
+          <w:tcPr>
+            <w:tcW w:w="0" w:type="auto"/>
+            <w:vAlign w:val="center"/>
+          </w:tcPr>
+          <w:p>
+            <w:pPr>
+              <w:pStyle w:val="Chubinhthuong"/>
+              <w:ind w:firstLine="0"/>
+              <w:jc w:val="left"/>
+            </w:pPr>
+            <w:r>
+              <w:t>uint16</w:t>
+            </w:r>
+          </w:p>
+        </w:tc>
+        <w:tc>
+          <w:tcPr>
+            <w:tcW w:w="0" w:type="auto"/>
+            <w:vAlign w:val="center"/>
+          </w:tcPr>
+          <w:p>
+            <w:pPr>
+              <w:pStyle w:val="Chubinhthuong"/>
+              <w:ind w:firstLine="0"/>
+              <w:jc w:val="left"/>
+            </w:pPr>
+            <w:r>
+              <w:t>0 hoặc 2</w:t>
+            </w:r>
+          </w:p>
+        </w:tc>
+        <w:tc>
+          <w:tcPr>
+            <w:tcW w:w="0" w:type="auto"/>
+            <w:vAlign w:val="center"/>
+          </w:tcPr>
+          <w:p>
+            <w:pPr>
+              <w:pStyle w:val="Chubinhthuong"/>
+              <w:ind w:firstLine="0"/>
+              <w:jc w:val="left"/>
+            </w:pPr>
+            <w:r>
+              <w:t>Chỉ số BMI (kg/m²)</w:t>
+            </w:r>
+          </w:p>
+        </w:tc>
+      </w:tr>
+      <w:tr>
+        <w:tc>
+          <w:tcPr>
+            <w:tcW w:w="0" w:type="auto"/>
+            <w:vAlign w:val="center"/>
+          </w:tcPr>
+          <w:p>
+            <w:pPr>
+              <w:pStyle w:val="Chubinhthuong"/>
+              <w:ind w:firstLine="0"/>
+              <w:jc w:val="left"/>
+            </w:pPr>
+            <w:r>
+              <w:t>Height</w:t>
+            </w:r>
+          </w:p>
+        </w:tc>
+        <w:tc>
+          <w:tcPr>
+            <w:tcW w:w="0" w:type="auto"/>
+            <w:vAlign w:val="center"/>
+          </w:tcPr>
+          <w:p>
+            <w:pPr>
+              <w:pStyle w:val="Chubinhthuong"/>
+              <w:ind w:firstLine="0"/>
+              <w:jc w:val="left"/>
+            </w:pPr>
+            <w:r>
+              <w:t>uint16</w:t>
+            </w:r>
+          </w:p>
+        </w:tc>
+        <w:tc>
+          <w:tcPr>
+            <w:tcW w:w="0" w:type="auto"/>
+            <w:vAlign w:val="center"/>
+          </w:tcPr>
+          <w:p>
+            <w:pPr>
+              <w:pStyle w:val="Chubinhthuong"/>
+              <w:ind w:firstLine="0"/>
+              <w:jc w:val="left"/>
+            </w:pPr>
+            <w:r>
+              <w:t>0 hoặc 2</w:t>
+            </w:r>
+          </w:p>
+        </w:tc>
+        <w:tc>
+          <w:tcPr>
+            <w:tcW w:w="0" w:type="auto"/>
+            <w:vAlign w:val="center"/>
+          </w:tcPr>
+          <w:p>
+            <w:pPr>
+              <w:pStyle w:val="Chubinhthuong"/>
+              <w:ind w:firstLine="0"/>
+              <w:jc w:val="left"/>
+            </w:pPr>
+            <w:r>
+              <w:t>Chiều cao (m hoặc in)</w:t>
+            </w:r>
+          </w:p>
+        </w:tc>
+      </w:tr>
+    </w:tbl>
+    <w:p>
+      <w:pPr>
+        <w:pStyle w:val="Chubinhthuong"/>
+        <w:jc w:val="center"/>
+      </w:pPr>
+      <w:r>
+        <w:t xml:space="preserve">Hình </w:t>
+      </w:r>
+      <w:r>
+        <w:fldChar w:fldCharType="begin"/>
+      </w:r>
+      <w:r>
+        <w:instrText xml:space="preserve"> STYLEREF 1 \s </w:instrText>
+      </w:r>
+      <w:r>
+        <w:fldChar w:fldCharType="separate"/>
+      </w:r>
+      <w:r>
+        <w:rPr>
+          <w:noProof/>
+        </w:rPr>
+        <w:t>3</w:t>
+      </w:r>
+      <w:r>
+        <w:fldChar w:fldCharType="end"/>
+      </w:r>
+      <w:r>
+        <w:t>.</w:t>
+      </w:r>
+      <w:r>
+        <w:fldChar w:fldCharType="begin"/>
+      </w:r>
+      <w:r>
+        <w:instrText xml:space="preserve"> SEQ Hình \* ARABIC \s 1 </w:instrText>
+      </w:r>
+      <w:r>
+        <w:fldChar w:fldCharType="separate"/>
+      </w:r>
+      <w:r>
+        <w:rPr>
+          <w:noProof/>
+        </w:rPr>
+        <w:t>4</w:t>
+      </w:r>
+      <w:r>
+        <w:fldChar w:fldCharType="end"/>
+      </w:r>
+      <w:r>
+        <w:t>:</w:t>
+      </w:r>
+      <w:r>
+        <w:t xml:space="preserve"> </w:t>
+      </w:r>
+      <w:r>
+        <w:t xml:space="preserve">Cấu trúc đặc tính Đo lường Cân nặng (Weight Measurement </w:t>
+      </w:r>
+      <w:r>
+        <w:t>C</w:t>
+      </w:r>
+      <w:r>
+        <w:t>haracteristic)</w:t>
+      </w:r>
+    </w:p>
+    <w:p>
+      <w:pPr>
+        <w:pStyle w:val="Chubinhthuong"/>
+      </w:pPr>
+      <w:r>
+        <w:t xml:space="preserve">Các bit trong trường </w:t>
+      </w:r>
+      <w:r>
+        <w:rPr>
+          <w:b/>
+          <w:bCs/>
+        </w:rPr>
+        <w:t>Flags</w:t>
+      </w:r>
+      <w:r>
+        <w:t xml:space="preserve"> cho phép xác định định dạng dữ liệu:</w:t>
+      </w:r>
+    </w:p>
+    <w:tbl>
+      <w:tblPr>
+        <w:tblStyle w:val="TableGrid"/>
+        <w:tblW w:w="8363" w:type="dxa"/>
+        <w:tblInd w:w="421" w:type="dxa"/>
+        <w:tblLook w:val="04A0" w:firstRow="1" w:lastRow="0" w:firstColumn="1" w:lastColumn="0" w:noHBand="0" w:noVBand="1"/>
+      </w:tblPr>
+      <w:tblGrid>
+        <w:gridCol w:w="1275"/>
+        <w:gridCol w:w="7088"/>
+      </w:tblGrid>
+      <w:tr>
+        <w:tc>
+          <w:tcPr>
+            <w:tcW w:w="1275" w:type="dxa"/>
+          </w:tcPr>
+          <w:p>
+            <w:pPr>
+              <w:pStyle w:val="Chubinhthuong"/>
+              <w:ind w:firstLine="0"/>
+              <w:jc w:val="center"/>
+              <w:rPr>
+                <w:b/>
+                <w:bCs/>
+              </w:rPr>
+            </w:pPr>
+            <w:r>
+              <w:rPr>
+                <w:b/>
+                <w:bCs/>
+              </w:rPr>
+              <w:t>Bit</w:t>
+            </w:r>
+          </w:p>
+        </w:tc>
+        <w:tc>
+          <w:tcPr>
+            <w:tcW w:w="7088" w:type="dxa"/>
+          </w:tcPr>
+          <w:p>
+            <w:pPr>
+              <w:pStyle w:val="Chubinhthuong"/>
+              <w:ind w:firstLine="0"/>
+              <w:jc w:val="center"/>
+              <w:rPr>
+                <w:b/>
+                <w:bCs/>
+              </w:rPr>
+            </w:pPr>
+            <w:r>
+              <w:rPr>
+                <w:b/>
+                <w:bCs/>
+              </w:rPr>
+              <w:t>Định nghĩa</w:t>
+            </w:r>
+          </w:p>
+        </w:tc>
+      </w:tr>
+      <w:tr>
+        <w:tc>
+          <w:tcPr>
+            <w:tcW w:w="1275" w:type="dxa"/>
+            <w:vAlign w:val="center"/>
+          </w:tcPr>
+          <w:p>
+            <w:pPr>
+              <w:pStyle w:val="Chubinhthuong"/>
+              <w:ind w:firstLine="0"/>
+              <w:jc w:val="left"/>
+            </w:pPr>
+            <w:r>
+              <w:t>0</w:t>
+            </w:r>
+          </w:p>
+        </w:tc>
+        <w:tc>
+          <w:tcPr>
+            <w:tcW w:w="7088" w:type="dxa"/>
+            <w:vAlign w:val="center"/>
+          </w:tcPr>
+          <w:p>
+            <w:pPr>
+              <w:pStyle w:val="Chubinhthuong"/>
+              <w:ind w:firstLine="0"/>
+              <w:jc w:val="left"/>
+            </w:pPr>
+            <w:r>
+              <w:t>Đơn vị đo: 0 = SI (kg, m), 1 = Imperial (lb, in)</w:t>
+            </w:r>
+          </w:p>
+        </w:tc>
+      </w:tr>
+      <w:tr>
+        <w:tc>
+          <w:tcPr>
+            <w:tcW w:w="1275" w:type="dxa"/>
+            <w:vAlign w:val="center"/>
+          </w:tcPr>
+          <w:p>
+            <w:pPr>
+              <w:pStyle w:val="Chubinhthuong"/>
+              <w:ind w:firstLine="0"/>
+              <w:jc w:val="left"/>
+            </w:pPr>
+            <w:r>
+              <w:t>1</w:t>
+            </w:r>
+          </w:p>
+        </w:tc>
+        <w:tc>
+          <w:tcPr>
+            <w:tcW w:w="7088" w:type="dxa"/>
+            <w:vAlign w:val="center"/>
+          </w:tcPr>
+          <w:p>
+            <w:pPr>
+              <w:pStyle w:val="Chubinhthuong"/>
+              <w:ind w:firstLine="0"/>
+              <w:jc w:val="left"/>
+            </w:pPr>
+            <w:r>
+              <w:t>Có/không có Time Stamp</w:t>
+            </w:r>
+          </w:p>
+        </w:tc>
+      </w:tr>
+      <w:tr>
+        <w:tc>
+          <w:tcPr>
+            <w:tcW w:w="1275" w:type="dxa"/>
+            <w:vAlign w:val="center"/>
+          </w:tcPr>
+          <w:p>
+            <w:pPr>
+              <w:pStyle w:val="Chubinhthuong"/>
+              <w:ind w:firstLine="0"/>
+              <w:jc w:val="left"/>
+            </w:pPr>
+            <w:r>
+              <w:lastRenderedPageBreak/>
+              <w:t>2</w:t>
+            </w:r>
+          </w:p>
+        </w:tc>
+        <w:tc>
+          <w:tcPr>
+            <w:tcW w:w="7088" w:type="dxa"/>
+            <w:vAlign w:val="center"/>
+          </w:tcPr>
+          <w:p>
+            <w:pPr>
+              <w:pStyle w:val="Chubinhthuong"/>
+              <w:ind w:firstLine="0"/>
+              <w:jc w:val="left"/>
+            </w:pPr>
+            <w:r>
+              <w:t>Có/không có User ID</w:t>
+            </w:r>
+          </w:p>
+        </w:tc>
+      </w:tr>
+      <w:tr>
+        <w:tc>
+          <w:tcPr>
+            <w:tcW w:w="1275" w:type="dxa"/>
+            <w:vAlign w:val="center"/>
+          </w:tcPr>
+          <w:p>
+            <w:pPr>
+              <w:pStyle w:val="Chubinhthuong"/>
+              <w:ind w:firstLine="0"/>
+              <w:jc w:val="left"/>
+            </w:pPr>
+            <w:r>
+              <w:t>3</w:t>
+            </w:r>
+          </w:p>
+        </w:tc>
+        <w:tc>
+          <w:tcPr>
+            <w:tcW w:w="7088" w:type="dxa"/>
+            <w:vAlign w:val="center"/>
+          </w:tcPr>
+          <w:p>
+            <w:pPr>
+              <w:pStyle w:val="Chubinhthuong"/>
+              <w:ind w:firstLine="0"/>
+              <w:jc w:val="left"/>
+            </w:pPr>
+            <w:r>
+              <w:t>Có/không có BMI và Height</w:t>
+            </w:r>
+          </w:p>
+        </w:tc>
+      </w:tr>
+      <w:tr>
+        <w:tc>
+          <w:tcPr>
+            <w:tcW w:w="1275" w:type="dxa"/>
+            <w:vAlign w:val="center"/>
+          </w:tcPr>
+          <w:p>
+            <w:pPr>
+              <w:pStyle w:val="Chubinhthuong"/>
+              <w:ind w:firstLine="0"/>
+              <w:jc w:val="left"/>
+            </w:pPr>
+            <w:r>
+              <w:t>4-</w:t>
+            </w:r>
+            <w:r>
+              <w:t>7</w:t>
+            </w:r>
+          </w:p>
+        </w:tc>
+        <w:tc>
+          <w:tcPr>
+            <w:tcW w:w="7088" w:type="dxa"/>
+            <w:vAlign w:val="center"/>
+          </w:tcPr>
+          <w:p>
+            <w:pPr>
+              <w:pStyle w:val="Chubinhthuong"/>
+              <w:ind w:firstLine="0"/>
+              <w:jc w:val="left"/>
+            </w:pPr>
+            <w:r>
+              <w:t>Dành riêng cho mở rộng trong tương lai</w:t>
+            </w:r>
+          </w:p>
+        </w:tc>
+      </w:tr>
+    </w:tbl>
+    <w:p>
+      <w:pPr>
+        <w:pStyle w:val="Chubinhthuong"/>
+        <w:jc w:val="center"/>
+      </w:pPr>
+      <w:r>
+        <w:t xml:space="preserve">Hình </w:t>
+      </w:r>
+      <w:r>
+        <w:fldChar w:fldCharType="begin"/>
+      </w:r>
+      <w:r>
+        <w:instrText xml:space="preserve"> STYLEREF 1 \s </w:instrText>
+      </w:r>
+      <w:r>
+        <w:fldChar w:fldCharType="separate"/>
+      </w:r>
+      <w:r>
+        <w:rPr>
+          <w:noProof/>
+        </w:rPr>
+        <w:t>3</w:t>
+      </w:r>
+      <w:r>
+        <w:fldChar w:fldCharType="end"/>
+      </w:r>
+      <w:r>
+        <w:t>.</w:t>
+      </w:r>
+      <w:r>
+        <w:fldChar w:fldCharType="begin"/>
+      </w:r>
+      <w:r>
+        <w:instrText xml:space="preserve"> SEQ Hình \* ARABIC \s 1 </w:instrText>
+      </w:r>
+      <w:r>
+        <w:fldChar w:fldCharType="separate"/>
+      </w:r>
+      <w:r>
+        <w:rPr>
+          <w:noProof/>
+        </w:rPr>
+        <w:t>5</w:t>
+      </w:r>
+      <w:r>
+        <w:fldChar w:fldCharType="end"/>
+      </w:r>
+      <w:r>
+        <w:t>:</w:t>
+      </w:r>
+      <w:r>
+        <w:t xml:space="preserve"> </w:t>
+      </w:r>
+      <w:r>
+        <w:t>Trường Flags trong Weight Measurement Characteristic</w:t>
+      </w:r>
+    </w:p>
+    <w:p>
+      <w:pPr>
+        <w:pStyle w:val="Heading3"/>
+      </w:pPr>
+      <w:bookmarkStart w:id="23" w:name="_Toc210223769"/>
+      <w:r>
+        <w:t>Bối cảnh nghiên cứu và ứng dụng hiện nay</w:t>
+      </w:r>
+      <w:bookmarkEnd w:id="23"/>
+    </w:p>
+    <w:p>
+      <w:pPr>
+        <w:pStyle w:val="Chubinhthuong"/>
+      </w:pPr>
+      <w:r>
+        <w:t xml:space="preserve">Việc chuẩn hóa cấu trúc dữ liệu của cân sức khỏe thông minh có ý nghĩa quan trọng trong </w:t>
+      </w:r>
+      <w:r>
+        <w:rPr>
+          <w:b/>
+          <w:bCs/>
+        </w:rPr>
+        <w:t>hệ thống chăm sóc sức khỏe cá nhân hóa</w:t>
+      </w:r>
+      <w:r>
+        <w:t xml:space="preserve">. Trong bối cảnh chuyển đổi số y tế, dữ liệu này không chỉ phục vụ theo dõi cá nhân mà còn có thể được tích hợp vào </w:t>
+      </w:r>
+      <w:r>
+        <w:rPr>
+          <w:b/>
+          <w:bCs/>
+        </w:rPr>
+        <w:t>Electronic Health Records (EHRs)</w:t>
+      </w:r>
+      <w:r>
+        <w:t xml:space="preserve">, hỗ trợ </w:t>
+      </w:r>
+      <w:r>
+        <w:rPr>
+          <w:b/>
+          <w:bCs/>
+        </w:rPr>
+        <w:t>Machine Learning</w:t>
+      </w:r>
+      <w:r>
+        <w:t xml:space="preserve"> trong dự đoán nguy cơ bệnh lý như béo phì, tiểu đường hoặc tim mạch.</w:t>
+      </w:r>
+    </w:p>
+    <w:p>
+      <w:pPr>
+        <w:pStyle w:val="Chubinhthuong"/>
+      </w:pPr>
+      <w:r>
+        <w:t>Các nghiên cứu gần đây cũng mở rộng ứng dụng dữ liệu từ cân thông minh cho:</w:t>
+      </w:r>
+    </w:p>
+    <w:p>
+      <w:pPr>
+        <w:pStyle w:val="Chubinhthuong"/>
+        <w:numPr>
+          <w:ilvl w:val="0"/>
+          <w:numId w:val="14"/>
+        </w:numPr>
+      </w:pPr>
+      <w:r>
+        <w:rPr>
+          <w:b/>
+          <w:bCs/>
+        </w:rPr>
+        <w:t>Phân tích hành vi sức khỏe:</w:t>
+      </w:r>
+      <w:r>
+        <w:t xml:space="preserve"> Theo dõi xu hướng thay đổi cân nặng, chỉ số BMI theo thời gian.</w:t>
+      </w:r>
+    </w:p>
+    <w:p>
+      <w:pPr>
+        <w:pStyle w:val="Chubinhthuong"/>
+        <w:numPr>
+          <w:ilvl w:val="0"/>
+          <w:numId w:val="14"/>
+        </w:numPr>
+      </w:pPr>
+      <w:r>
+        <w:rPr>
+          <w:b/>
+          <w:bCs/>
+        </w:rPr>
+        <w:t>Telemedicine:</w:t>
+      </w:r>
+      <w:r>
+        <w:t xml:space="preserve"> Cung cấp dữ liệu theo thời gian thực cho bác sĩ từ xa.</w:t>
+      </w:r>
+    </w:p>
+    <w:p>
+      <w:pPr>
+        <w:pStyle w:val="Chubinhthuong"/>
+        <w:numPr>
+          <w:ilvl w:val="0"/>
+          <w:numId w:val="14"/>
+        </w:numPr>
+      </w:pPr>
+      <w:r>
+        <w:rPr>
+          <w:b/>
+          <w:bCs/>
+        </w:rPr>
+        <w:t>Hệ thống khuyến nghị cá nhân hóa:</w:t>
+      </w:r>
+      <w:r>
+        <w:t xml:space="preserve"> Đưa ra chế độ dinh dưỡng và tập luyện phù hợp dựa trên dữ liệu lịch sử.</w:t>
+      </w:r>
+    </w:p>
+    <w:p>
+      <w:pPr>
+        <w:pStyle w:val="Chubinhthuong"/>
+      </w:pPr>
+      <w:r>
+        <w:t xml:space="preserve">Sự phát triển của các giao thức BLE thế hệ mới (ví dụ </w:t>
+      </w:r>
+      <w:r>
+        <w:rPr>
+          <w:b/>
+          <w:bCs/>
+        </w:rPr>
+        <w:t>Bluetooth 5.4</w:t>
+      </w:r>
+      <w:r>
+        <w:t xml:space="preserve">) còn mở ra khả năng </w:t>
+      </w:r>
+      <w:r>
+        <w:rPr>
+          <w:b/>
+          <w:bCs/>
+        </w:rPr>
+        <w:t>tăng tốc độ truyền dữ liệu, cải thiện phạm vi phủ sóng và hỗ trợ nhiều thiết bị kết nối đồng thời</w:t>
+      </w:r>
+      <w:r>
+        <w:t>, từ đó nâng cao khả năng tích hợp cân sức khỏe trong hệ sinh thái IoT y tế.</w:t>
+      </w:r>
+    </w:p>
+    <w:p>
+      <w:pPr>
+        <w:pStyle w:val="Heading2"/>
+      </w:pPr>
+      <w:bookmarkStart w:id="24" w:name="_Toc210223770"/>
+      <w:r>
+        <w:t>Thư viện Bleak</w:t>
+      </w:r>
+      <w:bookmarkEnd w:id="24"/>
+    </w:p>
+    <w:p>
+      <w:pPr>
+        <w:pStyle w:val="Chubinhthuong"/>
+      </w:pPr>
+      <w:r>
+        <w:t>Bleak là thư viện Python phổ biến cho giao tiếp với thiết bị Bluetooth Low Energy (BLE), thường dùng trong các ứng dụng IoT, thiết bị đeo, cảm biến và hệ thống y tế thông minh. Thư viện cung cấp các lớp hỗ trợ quét, kết nối và trao đổi dữ liệu với thiết bị BLE một cách linh hoạt.</w:t>
+      </w:r>
+    </w:p>
+    <w:p>
+      <w:pPr>
+        <w:pStyle w:val="Chubinhthuong"/>
+      </w:pPr>
+    </w:p>
+    <w:p>
+      <w:pPr>
+        <w:pStyle w:val="Heading3"/>
+      </w:pPr>
+      <w:bookmarkStart w:id="25" w:name="_Toc210223771"/>
+      <w:r>
+        <w:lastRenderedPageBreak/>
+        <w:t>Lớp BleakClient</w:t>
+      </w:r>
+      <w:bookmarkEnd w:id="25"/>
+    </w:p>
+    <w:p>
+      <w:pPr>
+        <w:pStyle w:val="Chubinhthuong"/>
+      </w:pPr>
+      <w:r>
+        <w:t>Đại diện cho kết nối giữa máy tính và thiết bị BLE, hỗ trợ kết nối, đọc/ghi dữ liệu, và theo dõi thay đổi thuộc tính.</w:t>
+      </w:r>
+    </w:p>
+    <w:p>
+      <w:pPr>
+        <w:pStyle w:val="Chubinhthuong"/>
+        <w:rPr>
+          <w:b/>
+          <w:bCs/>
+        </w:rPr>
+      </w:pPr>
+      <w:r>
+        <w:rPr>
+          <w:b/>
+          <w:bCs/>
+        </w:rPr>
+        <w:t>Ví dụ:</w:t>
+      </w:r>
+    </w:p>
+    <w:tbl>
+      <w:tblPr>
+        <w:tblStyle w:val="TableGrid"/>
+        <w:tblW w:w="0" w:type="auto"/>
+        <w:tblLook w:val="04A0" w:firstRow="1" w:lastRow="0" w:firstColumn="1" w:lastColumn="0" w:noHBand="0" w:noVBand="1"/>
+      </w:tblPr>
+      <w:tblGrid>
+        <w:gridCol w:w="8777"/>
+      </w:tblGrid>
+      <w:tr>
+        <w:tc>
+          <w:tcPr>
+            <w:tcW w:w="8777" w:type="dxa"/>
+          </w:tcPr>
+          <w:p>
+            <w:pPr>
+              <w:pStyle w:val="Chubinhthuong"/>
+              <w:ind w:firstLine="0"/>
+              <w:rPr>
+                <w:rFonts w:ascii="Consolas" w:hAnsi="Consolas"/>
+                <w:b/>
+                <w:bCs/>
+                <w:sz w:val="24"/>
+                <w:szCs w:val="24"/>
+              </w:rPr>
+            </w:pPr>
+            <w:r>
+              <w:rPr>
+                <w:rFonts w:ascii="Consolas" w:hAnsi="Consolas"/>
+                <w:b/>
+                <w:bCs/>
+                <w:sz w:val="24"/>
+                <w:szCs w:val="24"/>
+              </w:rPr>
+              <w:t>import asyncio</w:t>
+            </w:r>
+          </w:p>
+          <w:p>
+            <w:pPr>
+              <w:pStyle w:val="Chubinhthuong"/>
+              <w:ind w:firstLine="0"/>
+              <w:rPr>
+                <w:rFonts w:ascii="Consolas" w:hAnsi="Consolas"/>
+                <w:b/>
+                <w:bCs/>
+                <w:sz w:val="24"/>
+                <w:szCs w:val="24"/>
+              </w:rPr>
+            </w:pPr>
+            <w:r>
+              <w:rPr>
+                <w:rFonts w:ascii="Consolas" w:hAnsi="Consolas"/>
+                <w:b/>
+                <w:bCs/>
+                <w:sz w:val="24"/>
+                <w:szCs w:val="24"/>
+              </w:rPr>
+              <w:t>from bleak import BleakClient</w:t>
+            </w:r>
+          </w:p>
+          <w:p>
+            <w:pPr>
+              <w:pStyle w:val="Chubinhthuong"/>
+              <w:ind w:firstLine="0"/>
+              <w:rPr>
+                <w:rFonts w:ascii="Consolas" w:hAnsi="Consolas"/>
+                <w:b/>
+                <w:bCs/>
+                <w:sz w:val="24"/>
+                <w:szCs w:val="24"/>
+              </w:rPr>
+            </w:pPr>
+          </w:p>
+          <w:p>
+            <w:pPr>
+              <w:pStyle w:val="Chubinhthuong"/>
+              <w:ind w:firstLine="0"/>
+              <w:rPr>
+                <w:rFonts w:ascii="Consolas" w:hAnsi="Consolas"/>
+                <w:b/>
+                <w:bCs/>
+                <w:sz w:val="24"/>
+                <w:szCs w:val="24"/>
+              </w:rPr>
+            </w:pPr>
+            <w:r>
+              <w:rPr>
+                <w:rFonts w:ascii="Consolas" w:hAnsi="Consolas"/>
+                <w:b/>
+                <w:bCs/>
+                <w:sz w:val="24"/>
+                <w:szCs w:val="24"/>
+              </w:rPr>
+              <w:t>async def connect_device(address):</w:t>
+            </w:r>
+          </w:p>
+          <w:p>
+            <w:pPr>
+              <w:pStyle w:val="Chubinhthuong"/>
+              <w:ind w:firstLine="0"/>
+              <w:rPr>
+                <w:rFonts w:ascii="Consolas" w:hAnsi="Consolas"/>
+                <w:b/>
+                <w:bCs/>
+                <w:sz w:val="24"/>
+                <w:szCs w:val="24"/>
+              </w:rPr>
+            </w:pPr>
+            <w:r>
+              <w:rPr>
+                <w:rFonts w:ascii="Consolas" w:hAnsi="Consolas"/>
+                <w:b/>
+                <w:bCs/>
+                <w:sz w:val="24"/>
+                <w:szCs w:val="24"/>
+              </w:rPr>
+              <w:t xml:space="preserve">    async with BleakClient(address) as client:</w:t>
+            </w:r>
+          </w:p>
+          <w:p>
+            <w:pPr>
+              <w:pStyle w:val="Chubinhthuong"/>
+              <w:ind w:firstLine="0"/>
+              <w:rPr>
+                <w:rFonts w:ascii="Consolas" w:hAnsi="Consolas"/>
+                <w:b/>
+                <w:bCs/>
+                <w:sz w:val="24"/>
+                <w:szCs w:val="24"/>
+              </w:rPr>
+            </w:pPr>
+            <w:r>
+              <w:rPr>
+                <w:rFonts w:ascii="Consolas" w:hAnsi="Consolas"/>
+                <w:b/>
+                <w:bCs/>
+                <w:sz w:val="24"/>
+                <w:szCs w:val="24"/>
+              </w:rPr>
+              <w:t xml:space="preserve">        services = await client.get_</w:t>
+            </w:r>
+            <w:proofErr w:type="gramStart"/>
+            <w:r>
+              <w:rPr>
+                <w:rFonts w:ascii="Consolas" w:hAnsi="Consolas"/>
+                <w:b/>
+                <w:bCs/>
+                <w:sz w:val="24"/>
+                <w:szCs w:val="24"/>
+              </w:rPr>
+              <w:t>services(</w:t>
+            </w:r>
+            <w:proofErr w:type="gramEnd"/>
+            <w:r>
+              <w:rPr>
+                <w:rFonts w:ascii="Consolas" w:hAnsi="Consolas"/>
+                <w:b/>
+                <w:bCs/>
+                <w:sz w:val="24"/>
+                <w:szCs w:val="24"/>
+              </w:rPr>
+              <w:t>)</w:t>
+            </w:r>
+          </w:p>
+          <w:p>
+            <w:pPr>
+              <w:pStyle w:val="Chubinhthuong"/>
+              <w:ind w:firstLine="0"/>
+              <w:rPr>
+                <w:rFonts w:ascii="Consolas" w:hAnsi="Consolas"/>
+                <w:b/>
+                <w:bCs/>
+                <w:sz w:val="24"/>
+                <w:szCs w:val="24"/>
+              </w:rPr>
+            </w:pPr>
+            <w:r>
+              <w:rPr>
+                <w:rFonts w:ascii="Consolas" w:hAnsi="Consolas"/>
+                <w:b/>
+                <w:bCs/>
+                <w:sz w:val="24"/>
+                <w:szCs w:val="24"/>
+              </w:rPr>
+              <w:t xml:space="preserve">        for s in services:</w:t>
+            </w:r>
+          </w:p>
+          <w:p>
+            <w:pPr>
+              <w:pStyle w:val="Chubinhthuong"/>
+              <w:ind w:firstLine="0"/>
+              <w:rPr>
+                <w:rFonts w:ascii="Consolas" w:hAnsi="Consolas"/>
+                <w:b/>
+                <w:bCs/>
+                <w:sz w:val="24"/>
+                <w:szCs w:val="24"/>
+              </w:rPr>
+            </w:pPr>
+            <w:r>
+              <w:rPr>
+                <w:rFonts w:ascii="Consolas" w:hAnsi="Consolas"/>
+                <w:b/>
+                <w:bCs/>
+                <w:sz w:val="24"/>
+                <w:szCs w:val="24"/>
+              </w:rPr>
+              <w:t xml:space="preserve">            print(s)</w:t>
+            </w:r>
+          </w:p>
+          <w:p>
+            <w:pPr>
+              <w:pStyle w:val="Chubinhthuong"/>
+              <w:ind w:firstLine="0"/>
+              <w:rPr>
+                <w:rFonts w:ascii="Consolas" w:hAnsi="Consolas"/>
+                <w:b/>
+                <w:bCs/>
+                <w:sz w:val="24"/>
+                <w:szCs w:val="24"/>
+              </w:rPr>
+            </w:pPr>
+          </w:p>
+          <w:p>
+            <w:pPr>
+              <w:pStyle w:val="Chubinhthuong"/>
+              <w:ind w:firstLine="0"/>
+              <w:rPr>
+                <w:b/>
+                <w:bCs/>
+              </w:rPr>
+            </w:pPr>
+            <w:r>
+              <w:rPr>
+                <w:rFonts w:ascii="Consolas" w:hAnsi="Consolas"/>
+                <w:b/>
+                <w:bCs/>
+                <w:sz w:val="24"/>
+                <w:szCs w:val="24"/>
+              </w:rPr>
+              <w:t>asyncio.run(connect_device("device_ble_address"))</w:t>
+            </w:r>
+          </w:p>
+        </w:tc>
+      </w:tr>
+    </w:tbl>
+    <w:p>
+      <w:pPr>
+        <w:pStyle w:val="Heading3"/>
+      </w:pPr>
+      <w:bookmarkStart w:id="26" w:name="_Toc210223772"/>
+      <w:r>
+        <w:t>Lớp BleakScanner</w:t>
+      </w:r>
+      <w:bookmarkEnd w:id="26"/>
+    </w:p>
+    <w:p>
+      <w:pPr>
+        <w:pStyle w:val="Chubinhthuong"/>
+      </w:pPr>
+      <w:r>
+        <w:t>Dùng để quét và liệt kê các thiết bị BLE trong phạm vi.</w:t>
+      </w:r>
+    </w:p>
+    <w:p>
+      <w:pPr>
+        <w:pStyle w:val="Chubinhthuong"/>
+        <w:rPr>
+          <w:b/>
+          <w:bCs/>
+        </w:rPr>
+      </w:pPr>
+      <w:r>
+        <w:rPr>
+          <w:b/>
+          <w:bCs/>
+        </w:rPr>
+        <w:t>Ví dụ:</w:t>
+      </w:r>
+    </w:p>
+    <w:tbl>
+      <w:tblPr>
+        <w:tblStyle w:val="TableGrid"/>
+        <w:tblW w:w="0" w:type="auto"/>
+        <w:tblLook w:val="04A0" w:firstRow="1" w:lastRow="0" w:firstColumn="1" w:lastColumn="0" w:noHBand="0" w:noVBand="1"/>
+      </w:tblPr>
+      <w:tblGrid>
+        <w:gridCol w:w="8777"/>
+      </w:tblGrid>
+      <w:tr>
+        <w:tc>
+          <w:tcPr>
+            <w:tcW w:w="8777" w:type="dxa"/>
+          </w:tcPr>
+          <w:p>
+            <w:pPr>
+              <w:pStyle w:val="Chubinhthuong"/>
+              <w:ind w:firstLine="0"/>
+              <w:rPr>
+                <w:rFonts w:ascii="Consolas" w:hAnsi="Consolas"/>
+                <w:b/>
+                <w:bCs/>
+                <w:sz w:val="24"/>
+                <w:szCs w:val="24"/>
+              </w:rPr>
+            </w:pPr>
+            <w:r>
+              <w:rPr>
+                <w:rFonts w:ascii="Consolas" w:hAnsi="Consolas"/>
+                <w:b/>
+                <w:bCs/>
+                <w:sz w:val="24"/>
+                <w:szCs w:val="24"/>
+              </w:rPr>
+              <w:t>import asyncio</w:t>
+            </w:r>
+          </w:p>
+          <w:p>
+            <w:pPr>
+              <w:pStyle w:val="Chubinhthuong"/>
+              <w:ind w:firstLine="0"/>
+              <w:rPr>
+                <w:rFonts w:ascii="Consolas" w:hAnsi="Consolas"/>
+                <w:b/>
+                <w:bCs/>
+                <w:sz w:val="24"/>
+                <w:szCs w:val="24"/>
+              </w:rPr>
+            </w:pPr>
+            <w:r>
+              <w:rPr>
+                <w:rFonts w:ascii="Consolas" w:hAnsi="Consolas"/>
+                <w:b/>
+                <w:bCs/>
+                <w:sz w:val="24"/>
+                <w:szCs w:val="24"/>
+              </w:rPr>
+              <w:t>from bleak import BleakScanner</w:t>
+            </w:r>
+          </w:p>
+          <w:p>
+            <w:pPr>
+              <w:pStyle w:val="Chubinhthuong"/>
+              <w:ind w:firstLine="0"/>
+              <w:rPr>
+                <w:rFonts w:ascii="Consolas" w:hAnsi="Consolas"/>
+                <w:b/>
+                <w:bCs/>
+                <w:sz w:val="24"/>
+                <w:szCs w:val="24"/>
+              </w:rPr>
+            </w:pPr>
+          </w:p>
+          <w:p>
+            <w:pPr>
+              <w:pStyle w:val="Chubinhthuong"/>
+              <w:ind w:firstLine="0"/>
+              <w:rPr>
+                <w:rFonts w:ascii="Consolas" w:hAnsi="Consolas"/>
+                <w:b/>
+                <w:bCs/>
+                <w:sz w:val="24"/>
+                <w:szCs w:val="24"/>
+              </w:rPr>
+            </w:pPr>
+            <w:r>
+              <w:rPr>
+                <w:rFonts w:ascii="Consolas" w:hAnsi="Consolas"/>
+                <w:b/>
+                <w:bCs/>
+                <w:sz w:val="24"/>
+                <w:szCs w:val="24"/>
+              </w:rPr>
+              <w:t>async def scan_</w:t>
+            </w:r>
+            <w:proofErr w:type="gramStart"/>
+            <w:r>
+              <w:rPr>
+                <w:rFonts w:ascii="Consolas" w:hAnsi="Consolas"/>
+                <w:b/>
+                <w:bCs/>
+                <w:sz w:val="24"/>
+                <w:szCs w:val="24"/>
+              </w:rPr>
+              <w:t>devices(</w:t>
+            </w:r>
+            <w:proofErr w:type="gramEnd"/>
+            <w:r>
+              <w:rPr>
+                <w:rFonts w:ascii="Consolas" w:hAnsi="Consolas"/>
+                <w:b/>
+                <w:bCs/>
+                <w:sz w:val="24"/>
+                <w:szCs w:val="24"/>
+              </w:rPr>
+              <w:t>):</w:t>
+            </w:r>
+          </w:p>
+          <w:p>
+            <w:pPr>
+              <w:pStyle w:val="Chubinhthuong"/>
+              <w:ind w:firstLine="0"/>
+              <w:rPr>
+                <w:rFonts w:ascii="Consolas" w:hAnsi="Consolas"/>
+                <w:b/>
+                <w:bCs/>
+                <w:sz w:val="24"/>
+                <w:szCs w:val="24"/>
+              </w:rPr>
+            </w:pPr>
+            <w:r>
+              <w:rPr>
+                <w:rFonts w:ascii="Consolas" w:hAnsi="Consolas"/>
+                <w:b/>
+                <w:bCs/>
+                <w:sz w:val="24"/>
+                <w:szCs w:val="24"/>
+              </w:rPr>
+              <w:t xml:space="preserve">    devices = await BleakScanner.discover()</w:t>
+            </w:r>
+          </w:p>
+          <w:p>
+            <w:pPr>
+              <w:pStyle w:val="Chubinhthuong"/>
+              <w:ind w:firstLine="0"/>
+              <w:rPr>
+                <w:rFonts w:ascii="Consolas" w:hAnsi="Consolas"/>
+                <w:b/>
+                <w:bCs/>
+                <w:sz w:val="24"/>
+                <w:szCs w:val="24"/>
+              </w:rPr>
+            </w:pPr>
+            <w:r>
+              <w:rPr>
+                <w:rFonts w:ascii="Consolas" w:hAnsi="Consolas"/>
+                <w:b/>
+                <w:bCs/>
+                <w:sz w:val="24"/>
+                <w:szCs w:val="24"/>
+              </w:rPr>
+              <w:t xml:space="preserve">    for d in devices:</w:t>
+            </w:r>
+          </w:p>
+          <w:p>
+            <w:pPr>
+              <w:pStyle w:val="Chubinhthuong"/>
+              <w:ind w:firstLine="0"/>
+              <w:rPr>
+                <w:rFonts w:ascii="Consolas" w:hAnsi="Consolas"/>
+                <w:b/>
+                <w:bCs/>
+                <w:sz w:val="24"/>
+                <w:szCs w:val="24"/>
+              </w:rPr>
+            </w:pPr>
+            <w:r>
+              <w:rPr>
+                <w:rFonts w:ascii="Consolas" w:hAnsi="Consolas"/>
+                <w:b/>
+                <w:bCs/>
+                <w:sz w:val="24"/>
+                <w:szCs w:val="24"/>
+              </w:rPr>
+              <w:t xml:space="preserve">        print(d)</w:t>
+            </w:r>
+          </w:p>
+          <w:p>
+            <w:pPr>
+              <w:pStyle w:val="Chubinhthuong"/>
+              <w:ind w:firstLine="0"/>
+              <w:rPr>
+                <w:rFonts w:ascii="Consolas" w:hAnsi="Consolas"/>
+                <w:b/>
+                <w:bCs/>
+                <w:sz w:val="24"/>
+                <w:szCs w:val="24"/>
+              </w:rPr>
+            </w:pPr>
+          </w:p>
+          <w:p>
+            <w:pPr>
+              <w:pStyle w:val="Chubinhthuong"/>
+              <w:ind w:firstLine="0"/>
+              <w:rPr>
+                <w:rFonts w:ascii="Consolas" w:hAnsi="Consolas"/>
+                <w:b/>
+                <w:bCs/>
+              </w:rPr>
+            </w:pPr>
+            <w:r>
+              <w:rPr>
+                <w:rFonts w:ascii="Consolas" w:hAnsi="Consolas"/>
+                <w:b/>
+                <w:bCs/>
+                <w:sz w:val="24"/>
+                <w:szCs w:val="24"/>
+              </w:rPr>
+              <w:t>asyncio.run(scan_</w:t>
+            </w:r>
+            <w:proofErr w:type="gramStart"/>
+            <w:r>
+              <w:rPr>
+                <w:rFonts w:ascii="Consolas" w:hAnsi="Consolas"/>
+                <w:b/>
+                <w:bCs/>
+                <w:sz w:val="24"/>
+                <w:szCs w:val="24"/>
+              </w:rPr>
+              <w:t>devices(</w:t>
+            </w:r>
+            <w:proofErr w:type="gramEnd"/>
+            <w:r>
+              <w:rPr>
+                <w:rFonts w:ascii="Consolas" w:hAnsi="Consolas"/>
+                <w:b/>
+                <w:bCs/>
+                <w:sz w:val="24"/>
+                <w:szCs w:val="24"/>
+              </w:rPr>
+              <w:t>))</w:t>
+            </w:r>
+          </w:p>
+        </w:tc>
+      </w:tr>
+    </w:tbl>
+    <w:p>
+      <w:pPr>
+        <w:pStyle w:val="Heading3"/>
+      </w:pPr>
+      <w:bookmarkStart w:id="27" w:name="_Toc210223773"/>
+      <w:r>
+        <w:lastRenderedPageBreak/>
+        <w:t>Lớp BleakGATTCharacteristic</w:t>
+      </w:r>
+      <w:bookmarkEnd w:id="27"/>
+    </w:p>
+    <w:p>
+      <w:pPr>
+        <w:pStyle w:val="Chubinhthuong"/>
+      </w:pPr>
+      <w:r>
+        <w:t>Đại diện cho characteristic trong mô hình GATT, thường dùng để đọc, ghi hoặc nhận thông báo thay đổi dữ liệu (ví dụ: nhịp tim, nhiệt độ).</w:t>
+      </w:r>
+    </w:p>
+    <w:p>
+      <w:pPr>
+        <w:pStyle w:val="Chubinhthuong"/>
+        <w:rPr>
+          <w:b/>
+          <w:bCs/>
+        </w:rPr>
+      </w:pPr>
+      <w:r>
+        <w:rPr>
+          <w:b/>
+          <w:bCs/>
+        </w:rPr>
+        <w:t>Ví dụ:</w:t>
+      </w:r>
+    </w:p>
+    <w:tbl>
+      <w:tblPr>
+        <w:tblStyle w:val="TableGrid"/>
+        <w:tblW w:w="0" w:type="auto"/>
+        <w:tblLook w:val="04A0" w:firstRow="1" w:lastRow="0" w:firstColumn="1" w:lastColumn="0" w:noHBand="0" w:noVBand="1"/>
+      </w:tblPr>
+      <w:tblGrid>
+        <w:gridCol w:w="8777"/>
+      </w:tblGrid>
+      <w:tr>
+        <w:tc>
+          <w:tcPr>
+            <w:tcW w:w="8777" w:type="dxa"/>
+          </w:tcPr>
+          <w:p>
+            <w:pPr>
+              <w:pStyle w:val="Chubinhthuong"/>
+              <w:ind w:firstLine="0"/>
+              <w:rPr>
+                <w:rFonts w:ascii="Consolas" w:hAnsi="Consolas"/>
+                <w:b/>
+                <w:bCs/>
+                <w:sz w:val="24"/>
+                <w:szCs w:val="24"/>
+              </w:rPr>
+            </w:pPr>
+            <w:r>
+              <w:rPr>
+                <w:rFonts w:ascii="Consolas" w:hAnsi="Consolas"/>
+                <w:b/>
+                <w:bCs/>
+                <w:sz w:val="24"/>
+                <w:szCs w:val="24"/>
+              </w:rPr>
+              <w:t>import asyncio</w:t>
+            </w:r>
+          </w:p>
+          <w:p>
+            <w:pPr>
+              <w:pStyle w:val="Chubinhthuong"/>
+              <w:ind w:firstLine="0"/>
+              <w:rPr>
+                <w:rFonts w:ascii="Consolas" w:hAnsi="Consolas"/>
+                <w:b/>
+                <w:bCs/>
+                <w:sz w:val="24"/>
+                <w:szCs w:val="24"/>
+              </w:rPr>
+            </w:pPr>
+            <w:r>
+              <w:rPr>
+                <w:rFonts w:ascii="Consolas" w:hAnsi="Consolas"/>
+                <w:b/>
+                <w:bCs/>
+                <w:sz w:val="24"/>
+                <w:szCs w:val="24"/>
+              </w:rPr>
+              <w:t>from bleak import BleakClient</w:t>
+            </w:r>
+          </w:p>
+          <w:p>
+            <w:pPr>
+              <w:pStyle w:val="Chubinhthuong"/>
+              <w:ind w:firstLine="0"/>
+              <w:rPr>
+                <w:rFonts w:ascii="Consolas" w:hAnsi="Consolas"/>
+                <w:b/>
+                <w:bCs/>
+                <w:sz w:val="24"/>
+                <w:szCs w:val="24"/>
+              </w:rPr>
+            </w:pPr>
+          </w:p>
+          <w:p>
+            <w:pPr>
+              <w:pStyle w:val="Chubinhthuong"/>
+              <w:ind w:firstLine="0"/>
+              <w:rPr>
+                <w:rFonts w:ascii="Consolas" w:hAnsi="Consolas"/>
+                <w:b/>
+                <w:bCs/>
+                <w:sz w:val="24"/>
+                <w:szCs w:val="24"/>
+              </w:rPr>
+            </w:pPr>
+            <w:r>
+              <w:rPr>
+                <w:rFonts w:ascii="Consolas" w:hAnsi="Consolas"/>
+                <w:b/>
+                <w:bCs/>
+                <w:sz w:val="24"/>
+                <w:szCs w:val="24"/>
+              </w:rPr>
+              <w:t>async def read_</w:t>
+            </w:r>
+            <w:proofErr w:type="gramStart"/>
+            <w:r>
+              <w:rPr>
+                <w:rFonts w:ascii="Consolas" w:hAnsi="Consolas"/>
+                <w:b/>
+                <w:bCs/>
+                <w:sz w:val="24"/>
+                <w:szCs w:val="24"/>
+              </w:rPr>
+              <w:t>characteristic(</w:t>
+            </w:r>
+            <w:proofErr w:type="gramEnd"/>
+            <w:r>
+              <w:rPr>
+                <w:rFonts w:ascii="Consolas" w:hAnsi="Consolas"/>
+                <w:b/>
+                <w:bCs/>
+                <w:sz w:val="24"/>
+                <w:szCs w:val="24"/>
+              </w:rPr>
+              <w:t>address, char_uuid):</w:t>
+            </w:r>
+          </w:p>
+          <w:p>
+            <w:pPr>
+              <w:pStyle w:val="Chubinhthuong"/>
+              <w:ind w:firstLine="0"/>
+              <w:rPr>
+                <w:rFonts w:ascii="Consolas" w:hAnsi="Consolas"/>
+                <w:b/>
+                <w:bCs/>
+                <w:sz w:val="24"/>
+                <w:szCs w:val="24"/>
+              </w:rPr>
+            </w:pPr>
+            <w:r>
+              <w:rPr>
+                <w:rFonts w:ascii="Consolas" w:hAnsi="Consolas"/>
+                <w:b/>
+                <w:bCs/>
+                <w:sz w:val="24"/>
+                <w:szCs w:val="24"/>
+              </w:rPr>
+              <w:t xml:space="preserve">    async with BleakClient(address) as client:</w:t>
+            </w:r>
+          </w:p>
+          <w:p>
+            <w:pPr>
+              <w:pStyle w:val="Chubinhthuong"/>
+              <w:ind w:firstLine="0"/>
+              <w:rPr>
+                <w:rFonts w:ascii="Consolas" w:hAnsi="Consolas"/>
+                <w:b/>
+                <w:bCs/>
+                <w:sz w:val="24"/>
+                <w:szCs w:val="24"/>
+              </w:rPr>
+            </w:pPr>
+            <w:r>
+              <w:rPr>
+                <w:rFonts w:ascii="Consolas" w:hAnsi="Consolas"/>
+                <w:b/>
+                <w:bCs/>
+                <w:sz w:val="24"/>
+                <w:szCs w:val="24"/>
+              </w:rPr>
+              <w:t xml:space="preserve">        value = await </w:t>
+            </w:r>
+            <w:proofErr w:type="gramStart"/>
+            <w:r>
+              <w:rPr>
+                <w:rFonts w:ascii="Consolas" w:hAnsi="Consolas"/>
+                <w:b/>
+                <w:bCs/>
+                <w:sz w:val="24"/>
+                <w:szCs w:val="24"/>
+              </w:rPr>
+              <w:t>client.read</w:t>
+            </w:r>
+            <w:proofErr w:type="gramEnd"/>
+            <w:r>
+              <w:rPr>
+                <w:rFonts w:ascii="Consolas" w:hAnsi="Consolas"/>
+                <w:b/>
+                <w:bCs/>
+                <w:sz w:val="24"/>
+                <w:szCs w:val="24"/>
+              </w:rPr>
+              <w:t>_gatt_char(char_uuid)</w:t>
+            </w:r>
+          </w:p>
+          <w:p>
+            <w:pPr>
+              <w:pStyle w:val="Chubinhthuong"/>
+              <w:ind w:firstLine="0"/>
+              <w:rPr>
+                <w:rFonts w:ascii="Consolas" w:hAnsi="Consolas"/>
+                <w:b/>
+                <w:bCs/>
+                <w:sz w:val="24"/>
+                <w:szCs w:val="24"/>
+              </w:rPr>
+            </w:pPr>
+            <w:r>
+              <w:rPr>
+                <w:rFonts w:ascii="Consolas" w:hAnsi="Consolas"/>
+                <w:b/>
+                <w:bCs/>
+                <w:sz w:val="24"/>
+                <w:szCs w:val="24"/>
+              </w:rPr>
+              <w:t xml:space="preserve">        </w:t>
+            </w:r>
+            <w:proofErr w:type="gramStart"/>
+            <w:r>
+              <w:rPr>
+                <w:rFonts w:ascii="Consolas" w:hAnsi="Consolas"/>
+                <w:b/>
+                <w:bCs/>
+                <w:sz w:val="24"/>
+                <w:szCs w:val="24"/>
+              </w:rPr>
+              <w:t>print(</w:t>
+            </w:r>
+            <w:proofErr w:type="gramEnd"/>
+            <w:r>
+              <w:rPr>
+                <w:rFonts w:ascii="Consolas" w:hAnsi="Consolas"/>
+                <w:b/>
+                <w:bCs/>
+                <w:sz w:val="24"/>
+                <w:szCs w:val="24"/>
+              </w:rPr>
+              <w:t>f"Value: {value}")</w:t>
+            </w:r>
+          </w:p>
+          <w:p>
+            <w:pPr>
+              <w:pStyle w:val="Chubinhthuong"/>
+              <w:ind w:firstLine="0"/>
+              <w:rPr>
+                <w:rFonts w:ascii="Consolas" w:hAnsi="Consolas"/>
+                <w:b/>
+                <w:bCs/>
+                <w:sz w:val="24"/>
+                <w:szCs w:val="24"/>
+              </w:rPr>
+            </w:pPr>
+          </w:p>
+          <w:p>
+            <w:pPr>
+              <w:pStyle w:val="Chubinhthuong"/>
+              <w:ind w:firstLine="0"/>
+            </w:pPr>
+            <w:proofErr w:type="gramStart"/>
+            <w:r>
+              <w:rPr>
+                <w:rFonts w:ascii="Consolas" w:hAnsi="Consolas"/>
+                <w:b/>
+                <w:bCs/>
+                <w:sz w:val="24"/>
+                <w:szCs w:val="24"/>
+              </w:rPr>
+              <w:t>asyncio.run(</w:t>
+            </w:r>
+            <w:proofErr w:type="gramEnd"/>
+            <w:r>
+              <w:rPr>
+                <w:rFonts w:ascii="Consolas" w:hAnsi="Consolas"/>
+                <w:b/>
+                <w:bCs/>
+                <w:sz w:val="24"/>
+                <w:szCs w:val="24"/>
+              </w:rPr>
+              <w:t>read_characteristic("device_ble_address", "char_uuid"))</w:t>
+            </w:r>
+          </w:p>
+        </w:tc>
+      </w:tr>
+    </w:tbl>
+    <w:p>
+      <w:pPr>
+        <w:pStyle w:val="Chubinhthuong"/>
+      </w:pPr>
+      <w:r>
+        <w:t>Thư viện Bleak nhờ vậy được xem là công cụ gọn nhẹ nhưng hiệu quả trong phát triển các ứng dụng IoT và nghiên cứu hệ thống nhúng sử dụng BLE.</w:t>
+      </w:r>
+    </w:p>
+    <w:p>
+      <w:pPr>
+        <w:pStyle w:val="Heading2"/>
+      </w:pPr>
+      <w:r>
+        <w:t>Thư viện MediaPipe</w:t>
+      </w:r>
+    </w:p>
+    <w:p>
+      <w:pPr>
+        <w:pStyle w:val="Chubinhthuong"/>
+      </w:pPr>
+      <w:r>
+        <w:t>MediaPipe là thư viện mã nguồn mở do Google phát triển, hỗ trợ xây dựng các giải pháp học máy trên nhiều nền tảng như di động, thiết bị biên, đám mây và web. Với kiến trúc dựa trên đồ thị, mỗi thành phần (“Calculator”) đảm nhận một nhiệm vụ riêng, giúp dễ dàng tùy chỉnh và mở rộng pipeline xử lý.</w:t>
+      </w:r>
+    </w:p>
+    <w:p>
+      <w:pPr>
+        <w:pStyle w:val="Chubinhthuong"/>
+      </w:pPr>
+      <w:r>
+        <w:rPr>
+          <w:b/>
+          <w:bCs/>
+        </w:rPr>
+        <w:t>Tính năng chính:</w:t>
+      </w:r>
+    </w:p>
+    <w:p>
+      <w:pPr>
+        <w:pStyle w:val="Chubinhthuong"/>
+        <w:numPr>
+          <w:ilvl w:val="0"/>
+          <w:numId w:val="16"/>
+        </w:numPr>
+      </w:pPr>
+      <w:r>
+        <w:rPr>
+          <w:b/>
+          <w:bCs/>
+        </w:rPr>
+        <w:t>Xử lý đa phương tiện thời gian thực:</w:t>
+      </w:r>
+      <w:r>
+        <w:t xml:space="preserve"> Hỗ trợ video, âm thanh, văn bản với độ trễ thấp.</w:t>
+      </w:r>
+    </w:p>
+    <w:p>
+      <w:pPr>
+        <w:pStyle w:val="Chubinhthuong"/>
+        <w:numPr>
+          <w:ilvl w:val="0"/>
+          <w:numId w:val="16"/>
+        </w:numPr>
+      </w:pPr>
+      <w:r>
+        <w:rPr>
+          <w:b/>
+          <w:bCs/>
+        </w:rPr>
+        <w:lastRenderedPageBreak/>
+        <w:t>Đa nền tảng:</w:t>
+      </w:r>
+      <w:r>
+        <w:t xml:space="preserve"> Tương thích Windows, macOS, Linux và thiết bị di động.</w:t>
+      </w:r>
+    </w:p>
+    <w:p>
+      <w:pPr>
+        <w:pStyle w:val="Chubinhthuong"/>
+        <w:numPr>
+          <w:ilvl w:val="0"/>
+          <w:numId w:val="16"/>
+        </w:numPr>
+      </w:pPr>
+      <w:r>
+        <w:rPr>
+          <w:b/>
+          <w:bCs/>
+        </w:rPr>
+        <w:t>Giải pháp sẵn có:</w:t>
+      </w:r>
+      <w:r>
+        <w:t xml:space="preserve"> Nhận diện khuôn mặt, cử chỉ tay, phân tích tư thế, phát hiện đối tượng.</w:t>
+      </w:r>
+    </w:p>
+    <w:p>
+      <w:pPr>
+        <w:pStyle w:val="Chubinhthuong"/>
+        <w:rPr>
+          <w:b/>
+          <w:bCs/>
+        </w:rPr>
+      </w:pPr>
+      <w:r>
+        <w:rPr>
+          <w:b/>
+          <w:bCs/>
+        </w:rPr>
+        <w:t>Cài đặt trong Python:</w:t>
+      </w:r>
+    </w:p>
+    <w:tbl>
+      <w:tblPr>
+        <w:tblStyle w:val="TableGrid"/>
+        <w:tblW w:w="0" w:type="auto"/>
+        <w:tblInd w:w="421" w:type="dxa"/>
+        <w:tblLook w:val="04A0" w:firstRow="1" w:lastRow="0" w:firstColumn="1" w:lastColumn="0" w:noHBand="0" w:noVBand="1"/>
+      </w:tblPr>
+      <w:tblGrid>
+        <w:gridCol w:w="8356"/>
+      </w:tblGrid>
+      <w:tr>
+        <w:tc>
+          <w:tcPr>
+            <w:tcW w:w="8356" w:type="dxa"/>
+          </w:tcPr>
+          <w:p>
+            <w:pPr>
+              <w:pStyle w:val="Chubinhthuong"/>
+              <w:ind w:firstLine="0"/>
+              <w:rPr>
+                <w:rFonts w:ascii="Consolas" w:hAnsi="Consolas"/>
+                <w:b/>
+                <w:bCs/>
+                <w:sz w:val="24"/>
+                <w:szCs w:val="24"/>
+              </w:rPr>
+            </w:pPr>
+            <w:r>
+              <w:rPr>
+                <w:rFonts w:ascii="Consolas" w:hAnsi="Consolas"/>
+                <w:b/>
+                <w:bCs/>
+                <w:sz w:val="24"/>
+                <w:szCs w:val="24"/>
+              </w:rPr>
+              <w:t>pip install mediapipe</w:t>
+            </w:r>
+          </w:p>
+          <w:p>
+            <w:pPr>
+              <w:pStyle w:val="Chubinhthuong"/>
+              <w:ind w:firstLine="0"/>
+            </w:pPr>
+            <w:r>
+              <w:rPr>
+                <w:rFonts w:ascii="Consolas" w:hAnsi="Consolas"/>
+                <w:b/>
+                <w:bCs/>
+                <w:sz w:val="24"/>
+                <w:szCs w:val="24"/>
+              </w:rPr>
+              <w:t>import mediapipe as mp</w:t>
+            </w:r>
+          </w:p>
+        </w:tc>
+      </w:tr>
+    </w:tbl>
+    <w:p>
+      <w:pPr>
+        <w:pStyle w:val="Chubinhthuong"/>
+      </w:pPr>
+      <w:r>
+        <w:rPr>
+          <w:b/>
+          <w:bCs/>
+        </w:rPr>
+        <w:t>Ứng dụng tiêu biểu:</w:t>
+      </w:r>
+    </w:p>
+    <w:p>
+      <w:pPr>
+        <w:pStyle w:val="Chubinhthuong"/>
+        <w:numPr>
+          <w:ilvl w:val="0"/>
+          <w:numId w:val="17"/>
+        </w:numPr>
+      </w:pPr>
+      <w:r>
+        <w:rPr>
+          <w:b/>
+          <w:bCs/>
+        </w:rPr>
+        <w:t>Thực tế tăng cường (AR):</w:t>
+      </w:r>
+      <w:r>
+        <w:t xml:space="preserve"> Hiệu ứng theo khuôn mặt và cử chỉ.</w:t>
+      </w:r>
+    </w:p>
+    <w:p>
+      <w:pPr>
+        <w:pStyle w:val="Chubinhthuong"/>
+        <w:numPr>
+          <w:ilvl w:val="0"/>
+          <w:numId w:val="17"/>
+        </w:numPr>
+      </w:pPr>
+      <w:r>
+        <w:rPr>
+          <w:b/>
+          <w:bCs/>
+        </w:rPr>
+        <w:t>Y tế:</w:t>
+      </w:r>
+      <w:r>
+        <w:t xml:space="preserve"> Hỗ trợ chẩn đoán, theo dõi tư thế.</w:t>
+      </w:r>
+    </w:p>
+    <w:p>
+      <w:pPr>
+        <w:pStyle w:val="Chubinhthuong"/>
+        <w:numPr>
+          <w:ilvl w:val="0"/>
+          <w:numId w:val="17"/>
+        </w:numPr>
+      </w:pPr>
+      <w:r>
+        <w:rPr>
+          <w:b/>
+          <w:bCs/>
+        </w:rPr>
+        <w:t>Thể thao:</w:t>
+      </w:r>
+      <w:r>
+        <w:t xml:space="preserve"> Phân tích kỹ thuật vận động viên.</w:t>
+      </w:r>
+    </w:p>
+    <w:p>
+      <w:pPr>
+        <w:pStyle w:val="Chubinhthuong"/>
+        <w:numPr>
+          <w:ilvl w:val="0"/>
+          <w:numId w:val="17"/>
+        </w:numPr>
+      </w:pPr>
+      <w:r>
+        <w:rPr>
+          <w:b/>
+          <w:bCs/>
+        </w:rPr>
+        <w:t>Giải trí:</w:t>
+      </w:r>
+      <w:r>
+        <w:t xml:space="preserve"> Tương tác dựa trên cử chỉ và chuyển động.</w:t>
+      </w:r>
+    </w:p>
+    <w:p>
+      <w:pPr>
+        <w:pStyle w:val="Chubinhthuong"/>
+      </w:pPr>
+      <w:r>
+        <w:t>MediaPipe là nền tảng linh hoạt, rút ngắn quá trình phát triển ứng dụng thị giác máy tính và học máy, đồng thời mở rộng khả năng ứng dụng trong nhiều lĩnh vực hiện nay.</w:t>
+      </w:r>
+    </w:p>
+    <w:p>
+      <w:pPr>
+        <w:pStyle w:val="Heading2"/>
+      </w:pPr>
+      <w:r>
+        <w:t>Giao thức MQTT</w:t>
+      </w:r>
+    </w:p>
+    <w:p>
+      <w:pPr>
+        <w:pStyle w:val="Chubinhthuong"/>
+      </w:pPr>
+      <w:r>
+        <w:t xml:space="preserve">Message Queuing Telemetry Transport (MQTT) là một giao thức truyền thông tin nhắn nhẹ, được xây dựng trên mô hình </w:t>
+      </w:r>
+      <w:r>
+        <w:rPr>
+          <w:b/>
+          <w:bCs/>
+        </w:rPr>
+        <w:t>publish–subscribe</w:t>
+      </w:r>
+      <w:r>
+        <w:t xml:space="preserve"> và tối ưu cho các môi trường có băng thông hạn chế, độ trễ cao hoặc kết nối không ổn định. Giao thức này được chuẩn hóa bởi </w:t>
+      </w:r>
+      <w:r>
+        <w:rPr>
+          <w:b/>
+          <w:bCs/>
+        </w:rPr>
+        <w:t>OASIS</w:t>
+      </w:r>
+      <w:r>
+        <w:t xml:space="preserve"> và hiện nay đã trở thành một trong những tiêu chuẩn phổ biến nhất trong lĩnh vực </w:t>
+      </w:r>
+      <w:r>
+        <w:rPr>
+          <w:b/>
+          <w:bCs/>
+        </w:rPr>
+        <w:t>Internet of Things (IoT)</w:t>
+      </w:r>
+      <w:r>
+        <w:t>. Với thiết kế đơn giản, chi phí tài nguyên thấp nhưng khả năng mở rộng cao, MQTT cho phép kết nối hàng triệu thiết bị cảm biến, bộ điều khiển và hệ thống phân tán trong nhiều lĩnh vực từ công nghiệp đến y tế, nông nghiệp và thành phố thông minh.</w:t>
+      </w:r>
+    </w:p>
+    <w:p>
+      <w:pPr>
+        <w:pStyle w:val="Heading3"/>
+      </w:pPr>
+      <w:r>
+        <w:t>Nguyên lý hoạt động</w:t>
+      </w:r>
+    </w:p>
+    <w:p>
+      <w:pPr>
+        <w:pStyle w:val="Chubinhthuong"/>
+      </w:pPr>
+      <w:r>
+        <w:t xml:space="preserve">Cốt lõi của MQTT nằm ở cơ chế </w:t>
+      </w:r>
+      <w:r>
+        <w:rPr>
+          <w:b/>
+          <w:bCs/>
+        </w:rPr>
+        <w:t>publish–subscribe</w:t>
+      </w:r>
+      <w:r>
+        <w:t>:</w:t>
+      </w:r>
+    </w:p>
+    <w:p>
+      <w:pPr>
+        <w:pStyle w:val="Chubinhthuong"/>
+        <w:numPr>
+          <w:ilvl w:val="0"/>
+          <w:numId w:val="18"/>
+        </w:numPr>
+      </w:pPr>
+      <w:r>
+        <w:rPr>
+          <w:b/>
+          <w:bCs/>
+        </w:rPr>
+        <w:lastRenderedPageBreak/>
+        <w:t>Publisher (Nhà xuất bản):</w:t>
+      </w:r>
+      <w:r>
+        <w:t xml:space="preserve"> Tạo và gửi thông điệp đến một hoặc nhiều </w:t>
+      </w:r>
+      <w:r>
+        <w:rPr>
+          <w:b/>
+          <w:bCs/>
+        </w:rPr>
+        <w:t>chủ đề</w:t>
+      </w:r>
+      <w:r>
+        <w:t xml:space="preserve"> (topic).</w:t>
+      </w:r>
+    </w:p>
+    <w:p>
+      <w:pPr>
+        <w:pStyle w:val="Chubinhthuong"/>
+        <w:numPr>
+          <w:ilvl w:val="0"/>
+          <w:numId w:val="18"/>
+        </w:numPr>
+      </w:pPr>
+      <w:r>
+        <w:rPr>
+          <w:b/>
+          <w:bCs/>
+        </w:rPr>
+        <w:t>Subscriber (Người đăng ký):</w:t>
+      </w:r>
+      <w:r>
+        <w:t xml:space="preserve"> Đăng ký quan tâm đến một hoặc nhiều topic và nhận dữ liệu do publisher gửi.</w:t>
+      </w:r>
+    </w:p>
+    <w:p>
+      <w:pPr>
+        <w:pStyle w:val="Chubinhthuong"/>
+        <w:numPr>
+          <w:ilvl w:val="0"/>
+          <w:numId w:val="18"/>
+        </w:numPr>
+      </w:pPr>
+      <w:r>
+        <w:rPr>
+          <w:b/>
+          <w:bCs/>
+        </w:rPr>
+        <w:t>Broker (Máy môi giới):</w:t>
+      </w:r>
+      <w:r>
+        <w:t xml:space="preserve"> Thành phần trung gian quan trọng nhất, chịu trách nhiệm tiếp nhận thông điệp từ publisher, quản lý các topic và phân phối lại đến subscriber.</w:t>
+      </w:r>
+    </w:p>
+    <w:p>
+      <w:pPr>
+        <w:pStyle w:val="Chubinhthuong"/>
+        <w:ind w:left="360" w:firstLine="0"/>
+        <w:jc w:val="center"/>
+      </w:pPr>
+      <w:r>
+        <w:rPr>
+          <w:noProof/>
+        </w:rPr>
+        <w:drawing>
+          <wp:inline distT="0" distB="0" distL="0" distR="0" wp14:anchorId="4247287D" wp14:editId="63611512">
+            <wp:extent cx="5083834" cy="2592755"/>
+            <wp:effectExtent l="0" t="0" r="0" b="0"/>
+            <wp:docPr id="6" name="Picture 6"/>
+            <wp:cNvGraphicFramePr>
+              <a:graphicFrameLocks xmlns:a="http://schemas.openxmlformats.org/drawingml/2006/main" noChangeAspect="1"/>
+            </wp:cNvGraphicFramePr>
+            <a:graphic xmlns:a="http://schemas.openxmlformats.org/drawingml/2006/main">
+              <a:graphicData uri="http://schemas.openxmlformats.org/drawingml/2006/picture">
+                <pic:pic xmlns:pic="http://schemas.openxmlformats.org/drawingml/2006/picture">
+                  <pic:nvPicPr>
+                    <pic:cNvPr id="0" name="Picture 3"/>
+                    <pic:cNvPicPr>
+                      <a:picLocks noChangeAspect="1" noChangeArrowheads="1"/>
+                    </pic:cNvPicPr>
+                  </pic:nvPicPr>
+                  <pic:blipFill>
+                    <a:blip r:embed="rId22">
+                      <a:extLst>
+                        <a:ext uri="{28A0092B-C50C-407E-A947-70E740481C1C}">
+                          <a14:useLocalDpi xmlns:a14="http://schemas.microsoft.com/office/drawing/2010/main" val="0"/>
+                        </a:ext>
+                      </a:extLst>
+                    </a:blip>
+                    <a:srcRect/>
+                    <a:stretch>
+                      <a:fillRect/>
+                    </a:stretch>
+                  </pic:blipFill>
+                  <pic:spPr bwMode="auto">
+                    <a:xfrm>
+                      <a:off x="0" y="0"/>
+                      <a:ext cx="5108195" cy="2605179"/>
+                    </a:xfrm>
+                    <a:prstGeom prst="rect">
+                      <a:avLst/>
+                    </a:prstGeom>
+                    <a:noFill/>
+                  </pic:spPr>
+                </pic:pic>
+              </a:graphicData>
+            </a:graphic>
+          </wp:inline>
+        </w:drawing>
+      </w:r>
+    </w:p>
+    <w:p>
+      <w:pPr>
+        <w:pStyle w:val="Chubinhthuong"/>
+        <w:jc w:val="center"/>
+      </w:pPr>
+      <w:r>
+        <w:t xml:space="preserve">Hình </w:t>
+      </w:r>
+      <w:r>
+        <w:fldChar w:fldCharType="begin"/>
+      </w:r>
+      <w:r>
+        <w:instrText xml:space="preserve"> STYLEREF 1 \s </w:instrText>
+      </w:r>
+      <w:r>
+        <w:fldChar w:fldCharType="separate"/>
+      </w:r>
+      <w:r>
+        <w:rPr>
+          <w:noProof/>
+        </w:rPr>
+        <w:t>3</w:t>
+      </w:r>
+      <w:r>
+        <w:fldChar w:fldCharType="end"/>
+      </w:r>
+      <w:r>
+        <w:t>.</w:t>
+      </w:r>
+      <w:r>
+        <w:fldChar w:fldCharType="begin"/>
+      </w:r>
+      <w:r>
+        <w:instrText xml:space="preserve"> SEQ Hình \* ARABIC \s 1 </w:instrText>
+      </w:r>
+      <w:r>
+        <w:fldChar w:fldCharType="separate"/>
+      </w:r>
+      <w:r>
+        <w:rPr>
+          <w:noProof/>
+        </w:rPr>
+        <w:t>6</w:t>
+      </w:r>
+      <w:r>
+        <w:fldChar w:fldCharType="end"/>
+      </w:r>
+      <w:r>
+        <w:t>:</w:t>
+      </w:r>
+      <w:r>
+        <w:t xml:space="preserve"> </w:t>
+      </w:r>
+      <w:r>
+        <w:t>Mô hình publish-subscribe của 1 MQTT</w:t>
+      </w:r>
+    </w:p>
+    <w:p>
+      <w:pPr>
+        <w:pStyle w:val="Chubinhthuong"/>
+      </w:pPr>
+      <w:r>
+        <w:t xml:space="preserve">Khác với mô hình client–server truyền thống, cơ chế này giúp </w:t>
+      </w:r>
+      <w:r>
+        <w:rPr>
+          <w:b/>
+          <w:bCs/>
+        </w:rPr>
+        <w:t>tách biệt vai trò</w:t>
+      </w:r>
+      <w:r>
+        <w:t xml:space="preserve"> giữa bên gửi và bên nhận, nhờ đó hệ thống trở nên linh hoạt, dễ mở rộng, đồng thời giảm đáng kể gánh nặng xử lý và truyền tải dữ liệu trực tiếp.</w:t>
+      </w:r>
+    </w:p>
+    <w:p>
+      <w:pPr>
+        <w:pStyle w:val="Heading3"/>
+      </w:pPr>
+      <w:r>
+        <w:t>Các mức chất lượng dịch vụ (QoS)</w:t>
+      </w:r>
+    </w:p>
+    <w:p>
+      <w:pPr>
+        <w:pStyle w:val="Chubinhthuong"/>
+      </w:pPr>
+      <w:r>
+        <w:t xml:space="preserve">Để đảm bảo độ tin cậy trong giao tiếp, MQTT định nghĩa </w:t>
+      </w:r>
+      <w:r>
+        <w:rPr>
+          <w:b/>
+          <w:bCs/>
+        </w:rPr>
+        <w:t>ba mức QoS (Quality of Service):</w:t>
+      </w:r>
+    </w:p>
+    <w:p>
+      <w:pPr>
+        <w:spacing w:after="160" w:line="259" w:lineRule="auto"/>
+        <w:ind w:firstLine="0"/>
+        <w:rPr>
+          <w:rFonts w:ascii="Times New Roman" w:hAnsi="Times New Roman" w:cs="Times New Roman"/>
+          <w:b/>
+          <w:bCs/>
+          <w:sz w:val="26"/>
+          <w:szCs w:val="26"/>
+        </w:rPr>
+      </w:pPr>
+      <w:r>
+        <w:rPr>
+          <w:b/>
+          <w:bCs/>
+        </w:rPr>
+        <w:br w:type="page"/>
+      </w:r>
+    </w:p>
+    <w:p>
+      <w:pPr>
+        <w:pStyle w:val="Chubinhthuong"/>
+        <w:ind w:left="360" w:firstLine="0"/>
+      </w:pPr>
+      <w:r>
+        <w:rPr>
+          <w:b/>
+          <w:bCs/>
+        </w:rPr>
+        <w:lastRenderedPageBreak/>
+        <w:t>QoS 0 – At most once:</w:t>
+      </w:r>
+      <w:r>
+        <w:t xml:space="preserve"> Thông điệp được gửi theo cơ chế “gửi và quên”. Bên gửi không chờ xác nhận từ bên nhận, do đó thông điệp có thể bị mất nếu kết nối gián đoạn. Mức này tối ưu khi ưu tiên tốc độ và băng thông, thường dùng cho dữ liệu cảm biến thời gian thực không quan trọng (ví dụ: nhiệt độ cập nhật liên tục).</w:t>
+      </w:r>
+    </w:p>
+    <w:p>
+      <w:pPr>
+        <w:pStyle w:val="Chubinhthuong"/>
+        <w:ind w:left="360" w:firstLine="0"/>
+        <w:jc w:val="center"/>
+      </w:pPr>
+      <w:r>
+        <w:rPr>
+          <w:b/>
+          <w:bCs/>
+          <w:noProof/>
+        </w:rPr>
+        <w:drawing>
+          <wp:inline distT="0" distB="0" distL="0" distR="0" wp14:anchorId="5D4B3453" wp14:editId="189CE7A1">
+            <wp:extent cx="5713027" cy="3157268"/>
+            <wp:effectExtent l="0" t="0" r="2540" b="5080"/>
+            <wp:docPr id="7" name="Picture 7"/>
+            <wp:cNvGraphicFramePr>
+              <a:graphicFrameLocks xmlns:a="http://schemas.openxmlformats.org/drawingml/2006/main" noChangeAspect="1"/>
+            </wp:cNvGraphicFramePr>
+            <a:graphic xmlns:a="http://schemas.openxmlformats.org/drawingml/2006/main">
+              <a:graphicData uri="http://schemas.openxmlformats.org/drawingml/2006/picture">
+                <pic:pic xmlns:pic="http://schemas.openxmlformats.org/drawingml/2006/picture">
+                  <pic:nvPicPr>
+                    <pic:cNvPr id="0" name="Picture 4"/>
+                    <pic:cNvPicPr>
+                      <a:picLocks noChangeAspect="1" noChangeArrowheads="1"/>
+                    </pic:cNvPicPr>
+                  </pic:nvPicPr>
+                  <pic:blipFill>
+                    <a:blip r:embed="rId23">
+                      <a:extLst>
+                        <a:ext uri="{28A0092B-C50C-407E-A947-70E740481C1C}">
+                          <a14:useLocalDpi xmlns:a14="http://schemas.microsoft.com/office/drawing/2010/main" val="0"/>
+                        </a:ext>
+                      </a:extLst>
+                    </a:blip>
+                    <a:srcRect/>
+                    <a:stretch>
+                      <a:fillRect/>
+                    </a:stretch>
+                  </pic:blipFill>
+                  <pic:spPr bwMode="auto">
+                    <a:xfrm>
+                      <a:off x="0" y="0"/>
+                      <a:ext cx="5746226" cy="3175615"/>
+                    </a:xfrm>
+                    <a:prstGeom prst="rect">
+                      <a:avLst/>
+                    </a:prstGeom>
+                    <a:noFill/>
+                    <a:ln>
+                      <a:noFill/>
+                    </a:ln>
+                  </pic:spPr>
+                </pic:pic>
+              </a:graphicData>
+            </a:graphic>
+          </wp:inline>
+        </w:drawing>
+      </w:r>
+    </w:p>
+    <w:p>
+      <w:pPr>
+        <w:pStyle w:val="Chubinhthuong"/>
+        <w:jc w:val="center"/>
+      </w:pPr>
+      <w:r>
+        <w:t xml:space="preserve">Hình </w:t>
+      </w:r>
+      <w:r>
+        <w:fldChar w:fldCharType="begin"/>
+      </w:r>
+      <w:r>
+        <w:instrText xml:space="preserve"> STYLEREF 1 \s </w:instrText>
+      </w:r>
+      <w:r>
+        <w:fldChar w:fldCharType="separate"/>
+      </w:r>
+      <w:r>
+        <w:rPr>
+          <w:noProof/>
+        </w:rPr>
+        <w:t>3</w:t>
+      </w:r>
+      <w:r>
+        <w:fldChar w:fldCharType="end"/>
+      </w:r>
+      <w:r>
+        <w:t>.</w:t>
+      </w:r>
+      <w:r>
+        <w:fldChar w:fldCharType="begin"/>
+      </w:r>
+      <w:r>
+        <w:instrText xml:space="preserve"> SEQ Hình \* ARABIC \s 1 </w:instrText>
+      </w:r>
+      <w:r>
+        <w:fldChar w:fldCharType="separate"/>
+      </w:r>
+      <w:r>
+        <w:rPr>
+          <w:noProof/>
+        </w:rPr>
+        <w:t>7</w:t>
+      </w:r>
+      <w:r>
+        <w:fldChar w:fldCharType="end"/>
+      </w:r>
+      <w:r>
+        <w:t>:</w:t>
+      </w:r>
+      <w:r>
+        <w:t xml:space="preserve"> </w:t>
+      </w:r>
+      <w:r>
+        <w:t>Mô hình publish-subscribe của mức QoS 0 (At most once)</w:t>
+      </w:r>
+    </w:p>
+    <w:p>
+      <w:pPr>
+        <w:spacing w:after="160" w:line="259" w:lineRule="auto"/>
+        <w:ind w:firstLine="0"/>
+        <w:rPr>
+          <w:rFonts w:ascii="Times New Roman" w:hAnsi="Times New Roman" w:cs="Times New Roman"/>
+          <w:b/>
+          <w:bCs/>
+          <w:sz w:val="26"/>
+          <w:szCs w:val="26"/>
+        </w:rPr>
+      </w:pPr>
+      <w:r>
+        <w:rPr>
+          <w:b/>
+          <w:bCs/>
+        </w:rPr>
+        <w:br w:type="page"/>
+      </w:r>
+    </w:p>
+    <w:p>
+      <w:pPr>
+        <w:pStyle w:val="Chubinhthuong"/>
+        <w:ind w:left="360" w:firstLine="0"/>
+      </w:pPr>
+      <w:r>
+        <w:rPr>
+          <w:b/>
+          <w:bCs/>
+        </w:rPr>
+        <w:lastRenderedPageBreak/>
+        <w:t>QoS 1 – At least once:</w:t>
+      </w:r>
+      <w:r>
+        <w:t xml:space="preserve"> Đảm bảo thông điệp đến được ít nhất một lần. Bên gửi lưu trữ thông điệp cho đến khi nhận được gói xác nhận (PUBACK) từ bên nhận. Trong trường hợp mất gói tin, bên gửi sẽ phát lại, dẫn đến khả năng trùng lặp dữ liệu. Đây là mức cân bằng giữa độ tin cậy và chi phí xử lý.</w:t>
+      </w:r>
+    </w:p>
+    <w:p>
+      <w:pPr>
+        <w:pStyle w:val="Chubinhthuong"/>
+        <w:ind w:left="360" w:firstLine="0"/>
+        <w:jc w:val="center"/>
+      </w:pPr>
+      <w:r>
+        <w:rPr>
+          <w:b/>
+          <w:bCs/>
+          <w:noProof/>
+        </w:rPr>
+        <w:drawing>
+          <wp:inline distT="0" distB="0" distL="0" distR="0" wp14:anchorId="47865E6C" wp14:editId="1B2703B8">
+            <wp:extent cx="5728480" cy="5080959"/>
+            <wp:effectExtent l="0" t="0" r="5715" b="5715"/>
+            <wp:docPr id="8" name="Picture 8"/>
+            <wp:cNvGraphicFramePr>
+              <a:graphicFrameLocks xmlns:a="http://schemas.openxmlformats.org/drawingml/2006/main" noChangeAspect="1"/>
+            </wp:cNvGraphicFramePr>
+            <a:graphic xmlns:a="http://schemas.openxmlformats.org/drawingml/2006/main">
+              <a:graphicData uri="http://schemas.openxmlformats.org/drawingml/2006/picture">
+                <pic:pic xmlns:pic="http://schemas.openxmlformats.org/drawingml/2006/picture">
+                  <pic:nvPicPr>
+                    <pic:cNvPr id="0" name="Picture 5"/>
+                    <pic:cNvPicPr>
+                      <a:picLocks noChangeAspect="1" noChangeArrowheads="1"/>
+                    </pic:cNvPicPr>
+                  </pic:nvPicPr>
+                  <pic:blipFill>
+                    <a:blip r:embed="rId24">
+                      <a:extLst>
+                        <a:ext uri="{28A0092B-C50C-407E-A947-70E740481C1C}">
+                          <a14:useLocalDpi xmlns:a14="http://schemas.microsoft.com/office/drawing/2010/main" val="0"/>
+                        </a:ext>
+                      </a:extLst>
+                    </a:blip>
+                    <a:srcRect/>
+                    <a:stretch>
+                      <a:fillRect/>
+                    </a:stretch>
+                  </pic:blipFill>
+                  <pic:spPr bwMode="auto">
+                    <a:xfrm>
+                      <a:off x="0" y="0"/>
+                      <a:ext cx="5778889" cy="5125670"/>
+                    </a:xfrm>
+                    <a:prstGeom prst="rect">
+                      <a:avLst/>
+                    </a:prstGeom>
+                    <a:noFill/>
+                    <a:ln>
+                      <a:noFill/>
+                    </a:ln>
+                  </pic:spPr>
+                </pic:pic>
+              </a:graphicData>
+            </a:graphic>
+          </wp:inline>
+        </w:drawing>
+      </w:r>
+    </w:p>
+    <w:p>
+      <w:pPr>
+        <w:pStyle w:val="Chubinhthuong"/>
+        <w:jc w:val="center"/>
+      </w:pPr>
+      <w:r>
+        <w:t xml:space="preserve">Hình </w:t>
+      </w:r>
+      <w:r>
+        <w:fldChar w:fldCharType="begin"/>
+      </w:r>
+      <w:r>
+        <w:instrText xml:space="preserve"> STYLEREF 1 \s </w:instrText>
+      </w:r>
+      <w:r>
+        <w:fldChar w:fldCharType="separate"/>
+      </w:r>
+      <w:r>
+        <w:rPr>
+          <w:noProof/>
+        </w:rPr>
+        <w:t>3</w:t>
+      </w:r>
+      <w:r>
+        <w:fldChar w:fldCharType="end"/>
+      </w:r>
+      <w:r>
+        <w:t>.</w:t>
+      </w:r>
+      <w:r>
+        <w:fldChar w:fldCharType="begin"/>
+      </w:r>
+      <w:r>
+        <w:instrText xml:space="preserve"> SEQ Hình \* ARABIC \s 1 </w:instrText>
+      </w:r>
+      <w:r>
+        <w:fldChar w:fldCharType="separate"/>
+      </w:r>
+      <w:r>
+        <w:rPr>
+          <w:noProof/>
+        </w:rPr>
+        <w:t>8</w:t>
+      </w:r>
+      <w:r>
+        <w:fldChar w:fldCharType="end"/>
+      </w:r>
+      <w:r>
+        <w:t>:</w:t>
+      </w:r>
+      <w:r>
+        <w:t xml:space="preserve"> </w:t>
+      </w:r>
+      <w:r>
+        <w:t>Mô hình publish-subscribe của mức QoS 1 (At least once)</w:t>
+      </w:r>
+    </w:p>
+    <w:p>
+      <w:pPr>
+        <w:spacing w:after="160" w:line="259" w:lineRule="auto"/>
+        <w:ind w:firstLine="0"/>
+        <w:rPr>
+          <w:rFonts w:ascii="Times New Roman" w:hAnsi="Times New Roman" w:cs="Times New Roman"/>
+          <w:b/>
+          <w:bCs/>
+          <w:sz w:val="26"/>
+          <w:szCs w:val="26"/>
+        </w:rPr>
+      </w:pPr>
+      <w:r>
+        <w:rPr>
+          <w:b/>
+          <w:bCs/>
+        </w:rPr>
+        <w:br w:type="page"/>
+      </w:r>
+    </w:p>
+    <w:p>
+      <w:pPr>
+        <w:pStyle w:val="Chubinhthuong"/>
+        <w:ind w:left="360" w:firstLine="0"/>
+      </w:pPr>
+      <w:r>
+        <w:rPr>
+          <w:b/>
+          <w:bCs/>
+        </w:rPr>
+        <w:lastRenderedPageBreak/>
+        <w:t>QoS 2 – Exactly once:</w:t>
+      </w:r>
+      <w:r>
+        <w:t xml:space="preserve"> Là cấp độ cao nhất, bảo đảm mỗi thông điệp chỉ được nhận đúng một lần, nhờ cơ chế </w:t>
+      </w:r>
+      <w:r>
+        <w:rPr>
+          <w:b/>
+          <w:bCs/>
+        </w:rPr>
+        <w:t>bắt tay bốn bước</w:t>
+      </w:r>
+      <w:r>
+        <w:t xml:space="preserve"> (PUBREC, PUBREL, PUBCOMP). Mặc dù độ tin cậy tối đa, QoS 2 làm tăng độ trễ và chi phí xử lý, nên chỉ áp dụng cho dữ liệu quan trọng, chẳng hạn như lệnh điều khiển thiết bị hoặc giao dịch tài chính.</w:t>
+      </w:r>
+    </w:p>
+    <w:p>
+      <w:pPr>
+        <w:pStyle w:val="Chubinhthuong"/>
+        <w:ind w:left="360" w:firstLine="0"/>
+        <w:jc w:val="center"/>
+      </w:pPr>
+      <w:r>
+        <w:rPr>
+          <w:b/>
+          <w:bCs/>
+          <w:noProof/>
+        </w:rPr>
+        <w:drawing>
+          <wp:inline distT="0" distB="0" distL="0" distR="0" wp14:anchorId="6B73093A" wp14:editId="613382CC">
+            <wp:extent cx="5012043" cy="5182804"/>
+            <wp:effectExtent l="0" t="0" r="0" b="0"/>
+            <wp:docPr id="9" name="Picture 9"/>
+            <wp:cNvGraphicFramePr>
+              <a:graphicFrameLocks xmlns:a="http://schemas.openxmlformats.org/drawingml/2006/main" noChangeAspect="1"/>
+            </wp:cNvGraphicFramePr>
+            <a:graphic xmlns:a="http://schemas.openxmlformats.org/drawingml/2006/main">
+              <a:graphicData uri="http://schemas.openxmlformats.org/drawingml/2006/picture">
+                <pic:pic xmlns:pic="http://schemas.openxmlformats.org/drawingml/2006/picture">
+                  <pic:nvPicPr>
+                    <pic:cNvPr id="0" name="Picture 6"/>
+                    <pic:cNvPicPr>
+                      <a:picLocks noChangeAspect="1" noChangeArrowheads="1"/>
+                    </pic:cNvPicPr>
+                  </pic:nvPicPr>
+                  <pic:blipFill>
+                    <a:blip r:embed="rId25">
+                      <a:extLst>
+                        <a:ext uri="{28A0092B-C50C-407E-A947-70E740481C1C}">
+                          <a14:useLocalDpi xmlns:a14="http://schemas.microsoft.com/office/drawing/2010/main" val="0"/>
+                        </a:ext>
+                      </a:extLst>
+                    </a:blip>
+                    <a:srcRect/>
+                    <a:stretch>
+                      <a:fillRect/>
+                    </a:stretch>
+                  </pic:blipFill>
+                  <pic:spPr bwMode="auto">
+                    <a:xfrm>
+                      <a:off x="0" y="0"/>
+                      <a:ext cx="5017313" cy="5188253"/>
+                    </a:xfrm>
+                    <a:prstGeom prst="rect">
+                      <a:avLst/>
+                    </a:prstGeom>
+                    <a:noFill/>
+                    <a:ln>
+                      <a:noFill/>
+                    </a:ln>
+                  </pic:spPr>
+                </pic:pic>
+              </a:graphicData>
+            </a:graphic>
+          </wp:inline>
+        </w:drawing>
+      </w:r>
+    </w:p>
+    <w:p>
+      <w:pPr>
+        <w:pStyle w:val="Chubinhthuong"/>
+        <w:jc w:val="center"/>
+      </w:pPr>
+      <w:r>
+        <w:t xml:space="preserve">Hình </w:t>
+      </w:r>
+      <w:r>
+        <w:fldChar w:fldCharType="begin"/>
+      </w:r>
+      <w:r>
+        <w:instrText xml:space="preserve"> STYLEREF 1 \s </w:instrText>
+      </w:r>
+      <w:r>
+        <w:fldChar w:fldCharType="separate"/>
+      </w:r>
+      <w:r>
+        <w:rPr>
+          <w:noProof/>
+        </w:rPr>
+        <w:t>3</w:t>
+      </w:r>
+      <w:r>
+        <w:fldChar w:fldCharType="end"/>
+      </w:r>
+      <w:r>
+        <w:t>.</w:t>
+      </w:r>
+      <w:r>
+        <w:fldChar w:fldCharType="begin"/>
+      </w:r>
+      <w:r>
+        <w:instrText xml:space="preserve"> SEQ Hình \* ARABIC \s 1 </w:instrText>
+      </w:r>
+      <w:r>
+        <w:fldChar w:fldCharType="separate"/>
+      </w:r>
+      <w:r>
+        <w:rPr>
+          <w:noProof/>
+        </w:rPr>
+        <w:t>9</w:t>
+      </w:r>
+      <w:r>
+        <w:fldChar w:fldCharType="end"/>
+      </w:r>
+      <w:r>
+        <w:t>:</w:t>
+      </w:r>
+      <w:r>
+        <w:t xml:space="preserve"> </w:t>
+      </w:r>
+      <w:r>
+        <w:t>Mô hình publish-subscribe của mức QoS 2 (Exactly once)</w:t>
+      </w:r>
+    </w:p>
+    <w:p>
+      <w:pPr>
+        <w:pStyle w:val="Heading3"/>
+      </w:pPr>
+      <w:r>
+        <w:t>Ưu điểm của MQTT</w:t>
+      </w:r>
+    </w:p>
+    <w:p>
+      <w:pPr>
+        <w:pStyle w:val="Chubinhthuong"/>
+      </w:pPr>
+      <w:r>
+        <w:t>MQTT được thiết kế với nhiều lợi thế phù hợp cho hệ thống IoT hiện đại:</w:t>
+      </w:r>
+    </w:p>
+    <w:p>
+      <w:pPr>
+        <w:pStyle w:val="Chubinhthuong"/>
+        <w:numPr>
+          <w:ilvl w:val="0"/>
+          <w:numId w:val="19"/>
+        </w:numPr>
+      </w:pPr>
+      <w:r>
+        <w:rPr>
+          <w:b/>
+          <w:bCs/>
+        </w:rPr>
+        <w:t>Nhẹ và hiệu quả:</w:t>
+      </w:r>
+      <w:r>
+        <w:t xml:space="preserve"> Gói tin nhỏ gọn, overhead thấp, chỉ sử dụng vài byte, giảm áp lực lên băng thông và tài nguyên thiết bị.</w:t>
+      </w:r>
+    </w:p>
+    <w:p>
+      <w:pPr>
+        <w:pStyle w:val="Chubinhthuong"/>
+        <w:numPr>
+          <w:ilvl w:val="0"/>
+          <w:numId w:val="19"/>
+        </w:numPr>
+      </w:pPr>
+      <w:r>
+        <w:rPr>
+          <w:b/>
+          <w:bCs/>
+        </w:rPr>
+        <w:lastRenderedPageBreak/>
+        <w:t>Độ tin cậy linh hoạt:</w:t>
+      </w:r>
+      <w:r>
+        <w:t xml:space="preserve"> Ba mức QoS cho phép lựa chọn cân bằng giữa tốc độ và độ an toàn dữ liệu.</w:t>
+      </w:r>
+    </w:p>
+    <w:p>
+      <w:pPr>
+        <w:pStyle w:val="Chubinhthuong"/>
+        <w:numPr>
+          <w:ilvl w:val="0"/>
+          <w:numId w:val="19"/>
+        </w:numPr>
+      </w:pPr>
+      <w:r>
+        <w:rPr>
+          <w:b/>
+          <w:bCs/>
+        </w:rPr>
+        <w:t>Khả năng mở rộng:</w:t>
+      </w:r>
+      <w:r>
+        <w:t xml:space="preserve"> Mô hình publish–subscribe cho phép một publisher gửi dữ liệu đến hàng nghìn subscriber mà không cần kết nối trực tiếp.</w:t>
+      </w:r>
+    </w:p>
+    <w:p>
+      <w:pPr>
+        <w:pStyle w:val="Chubinhthuong"/>
+        <w:numPr>
+          <w:ilvl w:val="0"/>
+          <w:numId w:val="19"/>
+        </w:numPr>
+      </w:pPr>
+      <w:r>
+        <w:rPr>
+          <w:b/>
+          <w:bCs/>
+        </w:rPr>
+        <w:t>Hỗ trợ đa nền tảng:</w:t>
+      </w:r>
+      <w:r>
+        <w:t xml:space="preserve"> Hoạt động tốt trên nhiều hệ điều hành (Windows, Linux, macOS, Android, iOS) và phần cứng từ máy chủ đám mây đến vi điều khiển nhỏ.</w:t>
+      </w:r>
+    </w:p>
+    <w:p>
+      <w:pPr>
+        <w:pStyle w:val="Chubinhthuong"/>
+        <w:numPr>
+          <w:ilvl w:val="0"/>
+          <w:numId w:val="19"/>
+        </w:numPr>
+      </w:pPr>
+      <w:r>
+        <w:rPr>
+          <w:b/>
+          <w:bCs/>
+        </w:rPr>
+        <w:t>Tích hợp bảo mật:</w:t>
+      </w:r>
+      <w:r>
+        <w:t xml:space="preserve"> Các phiên bản MQTT hiện đại hỗ trợ TLS/SSL, xác thực bằng username/password hoặc chứng chỉ số, tăng cường an toàn thông tin trong môi trường IoT.</w:t>
+      </w:r>
+    </w:p>
+    <w:p>
+      <w:pPr>
+        <w:pStyle w:val="Heading3"/>
+      </w:pPr>
+      <w:r>
+        <w:t>Ứng dụng của MQTT</w:t>
+      </w:r>
+    </w:p>
+    <w:p>
+      <w:pPr>
+        <w:pStyle w:val="Chubinhthuong"/>
+      </w:pPr>
+      <w:r>
+        <w:t xml:space="preserve">Ngày nay, MQTT đã trở thành </w:t>
+      </w:r>
+      <w:r>
+        <w:rPr>
+          <w:b/>
+          <w:bCs/>
+        </w:rPr>
+        <w:t>giao thức truyền thông cốt lõi</w:t>
+      </w:r>
+      <w:r>
+        <w:t xml:space="preserve"> trong nhiều hệ thống IoT quy mô lớn:</w:t>
+      </w:r>
+    </w:p>
+    <w:p>
+      <w:pPr>
+        <w:pStyle w:val="Chubinhthuong"/>
+        <w:numPr>
+          <w:ilvl w:val="0"/>
+          <w:numId w:val="20"/>
+        </w:numPr>
+      </w:pPr>
+      <w:r>
+        <w:rPr>
+          <w:b/>
+          <w:bCs/>
+        </w:rPr>
+        <w:t>Nhà thông minh (Smart Home):</w:t>
+      </w:r>
+      <w:r>
+        <w:t xml:space="preserve"> Điều khiển thiết bị chiếu sáng, </w:t>
+      </w:r>
+      <w:proofErr w:type="gramStart"/>
+      <w:r>
+        <w:t>an</w:t>
+      </w:r>
+      <w:proofErr w:type="gramEnd"/>
+      <w:r>
+        <w:t xml:space="preserve"> ninh, nhiệt độ và giám sát điện năng qua smartphone.</w:t>
+      </w:r>
+    </w:p>
+    <w:p>
+      <w:pPr>
+        <w:pStyle w:val="Chubinhthuong"/>
+        <w:numPr>
+          <w:ilvl w:val="0"/>
+          <w:numId w:val="20"/>
+        </w:numPr>
+      </w:pPr>
+      <w:r>
+        <w:rPr>
+          <w:b/>
+          <w:bCs/>
+        </w:rPr>
+        <w:t>Công nghiệp 4.0:</w:t>
+      </w:r>
+      <w:r>
+        <w:t xml:space="preserve"> Thu thập dữ liệu cảm biến từ dây chuyền sản xuất, quản lý máy móc và giám sát trạng thái thiết bị trong thời gian thực.</w:t>
+      </w:r>
+    </w:p>
+    <w:p>
+      <w:pPr>
+        <w:pStyle w:val="Chubinhthuong"/>
+        <w:numPr>
+          <w:ilvl w:val="0"/>
+          <w:numId w:val="20"/>
+        </w:numPr>
+      </w:pPr>
+      <w:r>
+        <w:rPr>
+          <w:b/>
+          <w:bCs/>
+        </w:rPr>
+        <w:t>Y tế số (Digital Health):</w:t>
+      </w:r>
+      <w:r>
+        <w:t xml:space="preserve"> Hỗ trợ theo dõi bệnh nhân từ xa qua thiết bị đeo thông minh, truyền dữ liệu nhịp tim, huyết áp đến hệ thống y tế trung tâm.</w:t>
+      </w:r>
+    </w:p>
+    <w:p>
+      <w:pPr>
+        <w:pStyle w:val="Chubinhthuong"/>
+        <w:numPr>
+          <w:ilvl w:val="0"/>
+          <w:numId w:val="20"/>
+        </w:numPr>
+      </w:pPr>
+      <w:r>
+        <w:rPr>
+          <w:b/>
+          <w:bCs/>
+        </w:rPr>
+        <w:t>Nông nghiệp thông minh:</w:t>
+      </w:r>
+      <w:r>
+        <w:t xml:space="preserve"> Quản lý cảm biến độ ẩm đất, hệ thống tưới tiêu và giám sát môi trường nông trại.</w:t>
+      </w:r>
+    </w:p>
+    <w:p>
+      <w:pPr>
+        <w:pStyle w:val="Chubinhthuong"/>
+        <w:numPr>
+          <w:ilvl w:val="0"/>
+          <w:numId w:val="20"/>
+        </w:numPr>
+      </w:pPr>
+      <w:r>
+        <w:rPr>
+          <w:b/>
+          <w:bCs/>
+        </w:rPr>
+        <w:t>Giao thông thông minh:</w:t>
+      </w:r>
+      <w:r>
+        <w:t xml:space="preserve"> Theo dõi vị trí phương tiện, giám sát đội xe, quản lý giao thông đô thị theo thời gian thực.</w:t>
+      </w:r>
+    </w:p>
+    <w:p>
+      <w:pPr>
+        <w:pStyle w:val="Chubinhthuong"/>
+        <w:numPr>
+          <w:ilvl w:val="0"/>
+          <w:numId w:val="20"/>
+        </w:numPr>
+      </w:pPr>
+      <w:r>
+        <w:rPr>
+          <w:b/>
+          <w:bCs/>
+        </w:rPr>
+        <w:t>Điện toán đám mây và biên (Cloud &amp; Edge Computing):</w:t>
+      </w:r>
+      <w:r>
+        <w:t xml:space="preserve"> MQTT thường được tích hợp trong các nền tảng IoT lớn như AWS IoT Core, Microsoft Azure IoT Hub, Google Cloud IoT để hỗ trợ thu thập, xử lý và phân tích dữ liệu khối lượng lớn.</w:t>
+      </w:r>
+    </w:p>
+    <w:p>
+      <w:pPr>
+        <w:pStyle w:val="Heading3"/>
+      </w:pPr>
+      <w:r>
+        <w:lastRenderedPageBreak/>
+        <w:t>Xu hướng phát triển hiện nay</w:t>
+      </w:r>
+    </w:p>
+    <w:p>
+      <w:pPr>
+        <w:pStyle w:val="Chubinhthuong"/>
+      </w:pPr>
+      <w:r>
+        <w:t xml:space="preserve">Trong bối cảnh </w:t>
+      </w:r>
+      <w:r>
+        <w:rPr>
+          <w:b/>
+          <w:bCs/>
+        </w:rPr>
+        <w:t>IoT toàn cầu đang mở rộng mạnh mẽ</w:t>
+      </w:r>
+      <w:r>
+        <w:t xml:space="preserve">, MQTT tiếp tục được phát triển với các phiên bản mới như </w:t>
+      </w:r>
+      <w:r>
+        <w:rPr>
+          <w:b/>
+          <w:bCs/>
+        </w:rPr>
+        <w:t>MQTT 5.0</w:t>
+      </w:r>
+      <w:r>
+        <w:t xml:space="preserve">, bổ sung nhiều tính năng quan trọng: hỗ trợ thuộc tính mở rộng cho topic, cải thiện khả năng chẩn đoán lỗi, tối ưu quản lý phiên kết nối và tăng cường bảo mật. Song song đó, MQTT ngày càng được kết hợp với </w:t>
+      </w:r>
+      <w:r>
+        <w:rPr>
+          <w:b/>
+          <w:bCs/>
+        </w:rPr>
+        <w:t>các công nghệ hiện đại</w:t>
+      </w:r>
+      <w:r>
+        <w:t xml:space="preserve"> như </w:t>
+      </w:r>
+      <w:r>
+        <w:rPr>
+          <w:b/>
+          <w:bCs/>
+        </w:rPr>
+        <w:t>trí tuệ nhân tạo (AI)</w:t>
+      </w:r>
+      <w:r>
+        <w:t xml:space="preserve">, </w:t>
+      </w:r>
+      <w:r>
+        <w:rPr>
+          <w:b/>
+          <w:bCs/>
+        </w:rPr>
+        <w:t>học máy (ML)</w:t>
+      </w:r>
+      <w:r>
+        <w:t xml:space="preserve"> và </w:t>
+      </w:r>
+      <w:r>
+        <w:rPr>
+          <w:b/>
+          <w:bCs/>
+        </w:rPr>
+        <w:t>xử lý dữ liệu biên (Edge Analytics)</w:t>
+      </w:r>
+      <w:r>
+        <w:t xml:space="preserve"> nhằm phục vụ cho các ứng dụng phân tích thông minh theo thời gian thực.</w:t>
+      </w:r>
+    </w:p>
+    <w:p>
+      <w:pPr>
+        <w:pStyle w:val="Chubinhthuong"/>
+      </w:pPr>
+      <w:r>
+        <w:t xml:space="preserve">Nhờ đặc điểm </w:t>
+      </w:r>
+      <w:r>
+        <w:rPr>
+          <w:b/>
+          <w:bCs/>
+        </w:rPr>
+        <w:t>nhẹ, linh hoạt và đáng tin cậy</w:t>
+      </w:r>
+      <w:r>
+        <w:t xml:space="preserve">, MQTT đã vượt ra ngoài phạm vi IoT truyền thống và trở thành một chuẩn quan trọng trong các hệ thống </w:t>
+      </w:r>
+      <w:r>
+        <w:rPr>
+          <w:b/>
+          <w:bCs/>
+        </w:rPr>
+        <w:t>kết nối vạn vật thông minh</w:t>
+      </w:r>
+      <w:r>
+        <w:t xml:space="preserve">, góp phần hình thành nền tảng cho </w:t>
+      </w:r>
+      <w:r>
+        <w:rPr>
+          <w:b/>
+          <w:bCs/>
+        </w:rPr>
+        <w:t>kỷ nguyên chuyển đổi số</w:t>
+      </w:r>
+      <w:r>
+        <w:t xml:space="preserve"> và </w:t>
+      </w:r>
+      <w:r>
+        <w:rPr>
+          <w:b/>
+          <w:bCs/>
+        </w:rPr>
+        <w:t>công nghiệp 4.0</w:t>
+      </w:r>
+      <w:r>
+        <w:t>.</w:t>
+      </w:r>
+    </w:p>
+    <w:p>
+      <w:pPr>
+        <w:pStyle w:val="Chubinhthuong"/>
+      </w:pPr>
+    </w:p>
+    <w:p>
+      <w:pPr>
+        <w:pStyle w:val="Chubinhthuong"/>
+      </w:pPr>
+    </w:p>
+    <w:p>
+      <w:pPr>
+        <w:pStyle w:val="Chubinhthuong"/>
+      </w:pPr>
+    </w:p>
+    <w:p>
+      <w:pPr>
+        <w:pStyle w:val="Chubinhthuong"/>
+      </w:pPr>
+    </w:p>
+    <w:p>
+      <w:pPr>
+        <w:pStyle w:val="Chubinhthuong"/>
       </w:pPr>
     </w:p>
     <w:p>
@@ -7189,7 +13205,7 @@
       </w:pPr>
     </w:p>
     <w:sectPr>
-      <w:footerReference w:type="default" r:id="rId27"/>
+      <w:footerReference w:type="default" r:id="rId26"/>
       <w:pgSz w:w="11906" w:h="16838" w:code="9"/>
       <w:pgMar w:top="1701" w:right="1134" w:bottom="1701" w:left="1985" w:header="720" w:footer="720" w:gutter="0"/>
       <w:pgNumType w:start="1"/>
@@ -7226,16 +13242,6 @@
 </file>
 
 <file path=word/footer1.xml><?xml version="1.0" encoding="utf-8"?>
-<w:ftr xmlns:wpc="http://schemas.microsoft.com/office/word/2010/wordprocessingCanvas" xmlns:cx="http://schemas.microsoft.com/office/drawing/2014/chartex" xmlns:cx1="http://schemas.microsoft.com/office/drawing/2015/9/8/chartex" xmlns:cx2="http://schemas.microsoft.com/office/drawing/2015/10/21/chartex" xmlns:cx3="http://schemas.microsoft.com/office/drawing/2016/5/9/chartex" xmlns:cx4="http://schemas.microsoft.com/office/drawing/2016/5/10/chartex" xmlns:cx5="http://schemas.microsoft.com/office/drawing/2016/5/11/chartex" xmlns:cx6="http://schemas.microsoft.com/office/drawing/2016/5/12/chartex" xmlns:cx7="http://schemas.microsoft.com/office/drawing/2016/5/13/chartex" xmlns:cx8="http://schemas.microsoft.com/office/drawing/2016/5/14/chartex" xmlns:mc="http://schemas.openxmlformats.org/markup-compatibility/2006" xmlns:aink="http://schemas.microsoft.com/office/drawing/2016/ink" xmlns:am3d="http://schemas.microsoft.com/office/drawing/2017/model3d" xmlns:o="urn:schemas-microsoft-com:office:office" xmlns:r="http://schemas.openxmlformats.org/officeDocument/2006/relationships" xmlns:m="http://schemas.openxmlformats.org/officeDocument/2006/math" xmlns:v="urn:schemas-microsoft-com:vml" xmlns:wp14="http://schemas.microsoft.com/office/word/2010/wordprocessingDrawing" xmlns:wp="http://schemas.openxmlformats.org/drawingml/2006/wordprocessingDrawing" xmlns:w10="urn:schemas-microsoft-com:office:word" xmlns:w="http://schemas.openxmlformats.org/wordprocessingml/2006/main" xmlns:w14="http://schemas.microsoft.com/office/word/2010/wordml" xmlns:w15="http://schemas.microsoft.com/office/word/2012/wordml" xmlns:w16cex="http://schemas.microsoft.com/office/word/2018/wordml/cex" xmlns:w16cid="http://schemas.microsoft.com/office/word/2016/wordml/cid" xmlns:w16="http://schemas.microsoft.com/office/word/2018/wordml" xmlns:w16se="http://schemas.microsoft.com/office/word/2015/wordml/symex" xmlns:wpg="http://schemas.microsoft.com/office/word/2010/wordprocessingGroup" xmlns:wpi="http://schemas.microsoft.com/office/word/2010/wordprocessingInk" xmlns:wne="http://schemas.microsoft.com/office/word/2006/wordml" xmlns:wps="http://schemas.microsoft.com/office/word/2010/wordprocessingShape" mc:Ignorable="w14 w15 w16se w16cid w16 w16cex wp14">
-  <w:p>
-    <w:pPr>
-      <w:pStyle w:val="Footer"/>
-    </w:pPr>
-  </w:p>
-</w:ftr>
-</file>
-
-<file path=word/footer2.xml><?xml version="1.0" encoding="utf-8"?>
 <w:ftr xmlns:wpc="http://schemas.microsoft.com/office/word/2010/wordprocessingCanvas" xmlns:cx="http://schemas.microsoft.com/office/drawing/2014/chartex" xmlns:cx1="http://schemas.microsoft.com/office/drawing/2015/9/8/chartex" xmlns:cx2="http://schemas.microsoft.com/office/drawing/2015/10/21/chartex" xmlns:cx3="http://schemas.microsoft.com/office/drawing/2016/5/9/chartex" xmlns:cx4="http://schemas.microsoft.com/office/drawing/2016/5/10/chartex" xmlns:cx5="http://schemas.microsoft.com/office/drawing/2016/5/11/chartex" xmlns:cx6="http://schemas.microsoft.com/office/drawing/2016/5/12/chartex" xmlns:cx7="http://schemas.microsoft.com/office/drawing/2016/5/13/chartex" xmlns:cx8="http://schemas.microsoft.com/office/drawing/2016/5/14/chartex" xmlns:mc="http://schemas.openxmlformats.org/markup-compatibility/2006" xmlns:aink="http://schemas.microsoft.com/office/drawing/2016/ink" xmlns:am3d="http://schemas.microsoft.com/office/drawing/2017/model3d" xmlns:o="urn:schemas-microsoft-com:office:office" xmlns:r="http://schemas.openxmlformats.org/officeDocument/2006/relationships" xmlns:m="http://schemas.openxmlformats.org/officeDocument/2006/math" xmlns:v="urn:schemas-microsoft-com:vml" xmlns:wp14="http://schemas.microsoft.com/office/word/2010/wordprocessingDrawing" xmlns:wp="http://schemas.openxmlformats.org/drawingml/2006/wordprocessingDrawing" xmlns:w10="urn:schemas-microsoft-com:office:word" xmlns:w="http://schemas.openxmlformats.org/wordprocessingml/2006/main" xmlns:w14="http://schemas.microsoft.com/office/word/2010/wordml" xmlns:w15="http://schemas.microsoft.com/office/word/2012/wordml" xmlns:w16cex="http://schemas.microsoft.com/office/word/2018/wordml/cex" xmlns:w16cid="http://schemas.microsoft.com/office/word/2016/wordml/cid" xmlns:w16="http://schemas.microsoft.com/office/word/2018/wordml" xmlns:w16se="http://schemas.microsoft.com/office/word/2015/wordml/symex" xmlns:wpg="http://schemas.microsoft.com/office/word/2010/wordprocessingGroup" xmlns:wpi="http://schemas.microsoft.com/office/word/2010/wordprocessingInk" xmlns:wne="http://schemas.microsoft.com/office/word/2006/wordml" xmlns:wps="http://schemas.microsoft.com/office/word/2010/wordprocessingShape" mc:Ignorable="w14 w15 w16se w16cid w16 w16cex wp14">
   <w:p>
     <w:pPr>
@@ -7251,17 +13257,7 @@
 </w:ftr>
 </file>
 
-<file path=word/footer3.xml><?xml version="1.0" encoding="utf-8"?>
-<w:ftr xmlns:wpc="http://schemas.microsoft.com/office/word/2010/wordprocessingCanvas" xmlns:cx="http://schemas.microsoft.com/office/drawing/2014/chartex" xmlns:cx1="http://schemas.microsoft.com/office/drawing/2015/9/8/chartex" xmlns:cx2="http://schemas.microsoft.com/office/drawing/2015/10/21/chartex" xmlns:cx3="http://schemas.microsoft.com/office/drawing/2016/5/9/chartex" xmlns:cx4="http://schemas.microsoft.com/office/drawing/2016/5/10/chartex" xmlns:cx5="http://schemas.microsoft.com/office/drawing/2016/5/11/chartex" xmlns:cx6="http://schemas.microsoft.com/office/drawing/2016/5/12/chartex" xmlns:cx7="http://schemas.microsoft.com/office/drawing/2016/5/13/chartex" xmlns:cx8="http://schemas.microsoft.com/office/drawing/2016/5/14/chartex" xmlns:mc="http://schemas.openxmlformats.org/markup-compatibility/2006" xmlns:aink="http://schemas.microsoft.com/office/drawing/2016/ink" xmlns:am3d="http://schemas.microsoft.com/office/drawing/2017/model3d" xmlns:o="urn:schemas-microsoft-com:office:office" xmlns:r="http://schemas.openxmlformats.org/officeDocument/2006/relationships" xmlns:m="http://schemas.openxmlformats.org/officeDocument/2006/math" xmlns:v="urn:schemas-microsoft-com:vml" xmlns:wp14="http://schemas.microsoft.com/office/word/2010/wordprocessingDrawing" xmlns:wp="http://schemas.openxmlformats.org/drawingml/2006/wordprocessingDrawing" xmlns:w10="urn:schemas-microsoft-com:office:word" xmlns:w="http://schemas.openxmlformats.org/wordprocessingml/2006/main" xmlns:w14="http://schemas.microsoft.com/office/word/2010/wordml" xmlns:w15="http://schemas.microsoft.com/office/word/2012/wordml" xmlns:w16cex="http://schemas.microsoft.com/office/word/2018/wordml/cex" xmlns:w16cid="http://schemas.microsoft.com/office/word/2016/wordml/cid" xmlns:w16="http://schemas.microsoft.com/office/word/2018/wordml" xmlns:w16se="http://schemas.microsoft.com/office/word/2015/wordml/symex" xmlns:wpg="http://schemas.microsoft.com/office/word/2010/wordprocessingGroup" xmlns:wpi="http://schemas.microsoft.com/office/word/2010/wordprocessingInk" xmlns:wne="http://schemas.microsoft.com/office/word/2006/wordml" xmlns:wps="http://schemas.microsoft.com/office/word/2010/wordprocessingShape" mc:Ignorable="w14 w15 w16se w16cid w16 w16cex wp14">
-  <w:p>
-    <w:pPr>
-      <w:pStyle w:val="Footer"/>
-    </w:pPr>
-  </w:p>
-</w:ftr>
-</file>
-
-<file path=word/footer4.xml><?xml version="1.0" encoding="utf-8"?>
+<file path=word/footer2.xml><?xml version="1.0" encoding="utf-8"?>
 <w:ftr xmlns:wpc="http://schemas.microsoft.com/office/word/2010/wordprocessingCanvas" xmlns:cx="http://schemas.microsoft.com/office/drawing/2014/chartex" xmlns:cx1="http://schemas.microsoft.com/office/drawing/2015/9/8/chartex" xmlns:cx2="http://schemas.microsoft.com/office/drawing/2015/10/21/chartex" xmlns:cx3="http://schemas.microsoft.com/office/drawing/2016/5/9/chartex" xmlns:cx4="http://schemas.microsoft.com/office/drawing/2016/5/10/chartex" xmlns:cx5="http://schemas.microsoft.com/office/drawing/2016/5/11/chartex" xmlns:cx6="http://schemas.microsoft.com/office/drawing/2016/5/12/chartex" xmlns:cx7="http://schemas.microsoft.com/office/drawing/2016/5/13/chartex" xmlns:cx8="http://schemas.microsoft.com/office/drawing/2016/5/14/chartex" xmlns:mc="http://schemas.openxmlformats.org/markup-compatibility/2006" xmlns:aink="http://schemas.microsoft.com/office/drawing/2016/ink" xmlns:am3d="http://schemas.microsoft.com/office/drawing/2017/model3d" xmlns:o="urn:schemas-microsoft-com:office:office" xmlns:r="http://schemas.openxmlformats.org/officeDocument/2006/relationships" xmlns:m="http://schemas.openxmlformats.org/officeDocument/2006/math" xmlns:v="urn:schemas-microsoft-com:vml" xmlns:wp14="http://schemas.microsoft.com/office/word/2010/wordprocessingDrawing" xmlns:wp="http://schemas.openxmlformats.org/drawingml/2006/wordprocessingDrawing" xmlns:w10="urn:schemas-microsoft-com:office:word" xmlns:w="http://schemas.openxmlformats.org/wordprocessingml/2006/main" xmlns:w14="http://schemas.microsoft.com/office/word/2010/wordml" xmlns:w15="http://schemas.microsoft.com/office/word/2012/wordml" xmlns:w16cex="http://schemas.microsoft.com/office/word/2018/wordml/cex" xmlns:w16cid="http://schemas.microsoft.com/office/word/2016/wordml/cid" xmlns:w16="http://schemas.microsoft.com/office/word/2018/wordml" xmlns:w16se="http://schemas.microsoft.com/office/word/2015/wordml/symex" xmlns:wpg="http://schemas.microsoft.com/office/word/2010/wordprocessingGroup" xmlns:wpi="http://schemas.microsoft.com/office/word/2010/wordprocessingInk" xmlns:wne="http://schemas.microsoft.com/office/word/2006/wordml" xmlns:wps="http://schemas.microsoft.com/office/word/2010/wordprocessingShape" mc:Ignorable="w14 w15 w16se w16cid w16 w16cex wp14">
   <w:sdt>
     <w:sdtPr>
@@ -7368,36 +13364,6 @@
 </w:footnotes>
 </file>
 
-<file path=word/header1.xml><?xml version="1.0" encoding="utf-8"?>
-<w:hdr xmlns:wpc="http://schemas.microsoft.com/office/word/2010/wordprocessingCanvas" xmlns:cx="http://schemas.microsoft.com/office/drawing/2014/chartex" xmlns:cx1="http://schemas.microsoft.com/office/drawing/2015/9/8/chartex" xmlns:cx2="http://schemas.microsoft.com/office/drawing/2015/10/21/chartex" xmlns:cx3="http://schemas.microsoft.com/office/drawing/2016/5/9/chartex" xmlns:cx4="http://schemas.microsoft.com/office/drawing/2016/5/10/chartex" xmlns:cx5="http://schemas.microsoft.com/office/drawing/2016/5/11/chartex" xmlns:cx6="http://schemas.microsoft.com/office/drawing/2016/5/12/chartex" xmlns:cx7="http://schemas.microsoft.com/office/drawing/2016/5/13/chartex" xmlns:cx8="http://schemas.microsoft.com/office/drawing/2016/5/14/chartex" xmlns:mc="http://schemas.openxmlformats.org/markup-compatibility/2006" xmlns:aink="http://schemas.microsoft.com/office/drawing/2016/ink" xmlns:am3d="http://schemas.microsoft.com/office/drawing/2017/model3d" xmlns:o="urn:schemas-microsoft-com:office:office" xmlns:r="http://schemas.openxmlformats.org/officeDocument/2006/relationships" xmlns:m="http://schemas.openxmlformats.org/officeDocument/2006/math" xmlns:v="urn:schemas-microsoft-com:vml" xmlns:wp14="http://schemas.microsoft.com/office/word/2010/wordprocessingDrawing" xmlns:wp="http://schemas.openxmlformats.org/drawingml/2006/wordprocessingDrawing" xmlns:w10="urn:schemas-microsoft-com:office:word" xmlns:w="http://schemas.openxmlformats.org/wordprocessingml/2006/main" xmlns:w14="http://schemas.microsoft.com/office/word/2010/wordml" xmlns:w15="http://schemas.microsoft.com/office/word/2012/wordml" xmlns:w16cex="http://schemas.microsoft.com/office/word/2018/wordml/cex" xmlns:w16cid="http://schemas.microsoft.com/office/word/2016/wordml/cid" xmlns:w16="http://schemas.microsoft.com/office/word/2018/wordml" xmlns:w16se="http://schemas.microsoft.com/office/word/2015/wordml/symex" xmlns:wpg="http://schemas.microsoft.com/office/word/2010/wordprocessingGroup" xmlns:wpi="http://schemas.microsoft.com/office/word/2010/wordprocessingInk" xmlns:wne="http://schemas.microsoft.com/office/word/2006/wordml" xmlns:wps="http://schemas.microsoft.com/office/word/2010/wordprocessingShape" mc:Ignorable="w14 w15 w16se w16cid w16 w16cex wp14">
-  <w:p>
-    <w:pPr>
-      <w:pStyle w:val="Header"/>
-    </w:pPr>
-  </w:p>
-</w:hdr>
-</file>
-
-<file path=word/header2.xml><?xml version="1.0" encoding="utf-8"?>
-<w:hdr xmlns:wpc="http://schemas.microsoft.com/office/word/2010/wordprocessingCanvas" xmlns:cx="http://schemas.microsoft.com/office/drawing/2014/chartex" xmlns:cx1="http://schemas.microsoft.com/office/drawing/2015/9/8/chartex" xmlns:cx2="http://schemas.microsoft.com/office/drawing/2015/10/21/chartex" xmlns:cx3="http://schemas.microsoft.com/office/drawing/2016/5/9/chartex" xmlns:cx4="http://schemas.microsoft.com/office/drawing/2016/5/10/chartex" xmlns:cx5="http://schemas.microsoft.com/office/drawing/2016/5/11/chartex" xmlns:cx6="http://schemas.microsoft.com/office/drawing/2016/5/12/chartex" xmlns:cx7="http://schemas.microsoft.com/office/drawing/2016/5/13/chartex" xmlns:cx8="http://schemas.microsoft.com/office/drawing/2016/5/14/chartex" xmlns:mc="http://schemas.openxmlformats.org/markup-compatibility/2006" xmlns:aink="http://schemas.microsoft.com/office/drawing/2016/ink" xmlns:am3d="http://schemas.microsoft.com/office/drawing/2017/model3d" xmlns:o="urn:schemas-microsoft-com:office:office" xmlns:r="http://schemas.openxmlformats.org/officeDocument/2006/relationships" xmlns:m="http://schemas.openxmlformats.org/officeDocument/2006/math" xmlns:v="urn:schemas-microsoft-com:vml" xmlns:wp14="http://schemas.microsoft.com/office/word/2010/wordprocessingDrawing" xmlns:wp="http://schemas.openxmlformats.org/drawingml/2006/wordprocessingDrawing" xmlns:w10="urn:schemas-microsoft-com:office:word" xmlns:w="http://schemas.openxmlformats.org/wordprocessingml/2006/main" xmlns:w14="http://schemas.microsoft.com/office/word/2010/wordml" xmlns:w15="http://schemas.microsoft.com/office/word/2012/wordml" xmlns:w16cex="http://schemas.microsoft.com/office/word/2018/wordml/cex" xmlns:w16cid="http://schemas.microsoft.com/office/word/2016/wordml/cid" xmlns:w16="http://schemas.microsoft.com/office/word/2018/wordml" xmlns:w16se="http://schemas.microsoft.com/office/word/2015/wordml/symex" xmlns:wpg="http://schemas.microsoft.com/office/word/2010/wordprocessingGroup" xmlns:wpi="http://schemas.microsoft.com/office/word/2010/wordprocessingInk" xmlns:wne="http://schemas.microsoft.com/office/word/2006/wordml" xmlns:wps="http://schemas.microsoft.com/office/word/2010/wordprocessingShape" mc:Ignorable="w14 w15 w16se w16cid w16 w16cex wp14">
-  <w:p>
-    <w:pPr>
-      <w:pStyle w:val="Header"/>
-    </w:pPr>
-  </w:p>
-</w:hdr>
-</file>
-
-<file path=word/header3.xml><?xml version="1.0" encoding="utf-8"?>
-<w:hdr xmlns:wpc="http://schemas.microsoft.com/office/word/2010/wordprocessingCanvas" xmlns:cx="http://schemas.microsoft.com/office/drawing/2014/chartex" xmlns:cx1="http://schemas.microsoft.com/office/drawing/2015/9/8/chartex" xmlns:cx2="http://schemas.microsoft.com/office/drawing/2015/10/21/chartex" xmlns:cx3="http://schemas.microsoft.com/office/drawing/2016/5/9/chartex" xmlns:cx4="http://schemas.microsoft.com/office/drawing/2016/5/10/chartex" xmlns:cx5="http://schemas.microsoft.com/office/drawing/2016/5/11/chartex" xmlns:cx6="http://schemas.microsoft.com/office/drawing/2016/5/12/chartex" xmlns:cx7="http://schemas.microsoft.com/office/drawing/2016/5/13/chartex" xmlns:cx8="http://schemas.microsoft.com/office/drawing/2016/5/14/chartex" xmlns:mc="http://schemas.openxmlformats.org/markup-compatibility/2006" xmlns:aink="http://schemas.microsoft.com/office/drawing/2016/ink" xmlns:am3d="http://schemas.microsoft.com/office/drawing/2017/model3d" xmlns:o="urn:schemas-microsoft-com:office:office" xmlns:r="http://schemas.openxmlformats.org/officeDocument/2006/relationships" xmlns:m="http://schemas.openxmlformats.org/officeDocument/2006/math" xmlns:v="urn:schemas-microsoft-com:vml" xmlns:wp14="http://schemas.microsoft.com/office/word/2010/wordprocessingDrawing" xmlns:wp="http://schemas.openxmlformats.org/drawingml/2006/wordprocessingDrawing" xmlns:w10="urn:schemas-microsoft-com:office:word" xmlns:w="http://schemas.openxmlformats.org/wordprocessingml/2006/main" xmlns:w14="http://schemas.microsoft.com/office/word/2010/wordml" xmlns:w15="http://schemas.microsoft.com/office/word/2012/wordml" xmlns:w16cex="http://schemas.microsoft.com/office/word/2018/wordml/cex" xmlns:w16cid="http://schemas.microsoft.com/office/word/2016/wordml/cid" xmlns:w16="http://schemas.microsoft.com/office/word/2018/wordml" xmlns:w16se="http://schemas.microsoft.com/office/word/2015/wordml/symex" xmlns:wpg="http://schemas.microsoft.com/office/word/2010/wordprocessingGroup" xmlns:wpi="http://schemas.microsoft.com/office/word/2010/wordprocessingInk" xmlns:wne="http://schemas.microsoft.com/office/word/2006/wordml" xmlns:wps="http://schemas.microsoft.com/office/word/2010/wordprocessingShape" mc:Ignorable="w14 w15 w16se w16cid w16 w16cex wp14">
-  <w:p>
-    <w:pPr>
-      <w:pStyle w:val="Header"/>
-    </w:pPr>
-  </w:p>
-</w:hdr>
-</file>
-
 <file path=word/numbering.xml><?xml version="1.0" encoding="utf-8"?>
 <w:numbering xmlns:wpc="http://schemas.microsoft.com/office/word/2010/wordprocessingCanvas" xmlns:cx="http://schemas.microsoft.com/office/drawing/2014/chartex" xmlns:cx1="http://schemas.microsoft.com/office/drawing/2015/9/8/chartex" xmlns:cx2="http://schemas.microsoft.com/office/drawing/2015/10/21/chartex" xmlns:cx3="http://schemas.microsoft.com/office/drawing/2016/5/9/chartex" xmlns:cx4="http://schemas.microsoft.com/office/drawing/2016/5/10/chartex" xmlns:cx5="http://schemas.microsoft.com/office/drawing/2016/5/11/chartex" xmlns:cx6="http://schemas.microsoft.com/office/drawing/2016/5/12/chartex" xmlns:cx7="http://schemas.microsoft.com/office/drawing/2016/5/13/chartex" xmlns:cx8="http://schemas.microsoft.com/office/drawing/2016/5/14/chartex" xmlns:mc="http://schemas.openxmlformats.org/markup-compatibility/2006" xmlns:aink="http://schemas.microsoft.com/office/drawing/2016/ink" xmlns:am3d="http://schemas.microsoft.com/office/drawing/2017/model3d" xmlns:o="urn:schemas-microsoft-com:office:office" xmlns:r="http://schemas.openxmlformats.org/officeDocument/2006/relationships" xmlns:m="http://schemas.openxmlformats.org/officeDocument/2006/math" xmlns:v="urn:schemas-microsoft-com:vml" xmlns:wp14="http://schemas.microsoft.com/office/word/2010/wordprocessingDrawing" xmlns:wp="http://schemas.openxmlformats.org/drawingml/2006/wordprocessingDrawing" xmlns:w10="urn:schemas-microsoft-com:office:word" xmlns:w="http://schemas.openxmlformats.org/wordprocessingml/2006/main" xmlns:w14="http://schemas.microsoft.com/office/word/2010/wordml" xmlns:w15="http://schemas.microsoft.com/office/word/2012/wordml" xmlns:w16cex="http://schemas.microsoft.com/office/word/2018/wordml/cex" xmlns:w16cid="http://schemas.microsoft.com/office/word/2016/wordml/cid" xmlns:w16="http://schemas.microsoft.com/office/word/2018/wordml" xmlns:w16se="http://schemas.microsoft.com/office/word/2015/wordml/symex" xmlns:wpg="http://schemas.microsoft.com/office/word/2010/wordprocessingGroup" xmlns:wpi="http://schemas.microsoft.com/office/word/2010/wordprocessingInk" xmlns:wne="http://schemas.microsoft.com/office/word/2006/wordml" xmlns:wps="http://schemas.microsoft.com/office/word/2010/wordprocessingShape" mc:Ignorable="w14 w15 w16se w16cid w16 w16cex wp14">
   <w:abstractNum w:abstractNumId="0" w15:restartNumberingAfterBreak="0">
@@ -7627,6 +13593,232 @@
     </w:lvl>
   </w:abstractNum>
   <w:abstractNum w:abstractNumId="2" w15:restartNumberingAfterBreak="0">
+    <w:nsid w:val="0BEF08FC"/>
+    <w:multiLevelType w:val="hybridMultilevel"/>
+    <w:tmpl w:val="979CD416"/>
+    <w:lvl w:ilvl="0" w:tplc="04090001">
+      <w:start w:val="1"/>
+      <w:numFmt w:val="bullet"/>
+      <w:lvlText w:val=""/>
+      <w:lvlJc w:val="left"/>
+      <w:pPr>
+        <w:ind w:left="1080" w:hanging="360"/>
+      </w:pPr>
+      <w:rPr>
+        <w:rFonts w:ascii="Symbol" w:hAnsi="Symbol" w:hint="default"/>
+      </w:rPr>
+    </w:lvl>
+    <w:lvl w:ilvl="1" w:tplc="04090003" w:tentative="1">
+      <w:start w:val="1"/>
+      <w:numFmt w:val="bullet"/>
+      <w:lvlText w:val="o"/>
+      <w:lvlJc w:val="left"/>
+      <w:pPr>
+        <w:ind w:left="1800" w:hanging="360"/>
+      </w:pPr>
+      <w:rPr>
+        <w:rFonts w:ascii="Courier New" w:hAnsi="Courier New" w:cs="Courier New" w:hint="default"/>
+      </w:rPr>
+    </w:lvl>
+    <w:lvl w:ilvl="2" w:tplc="04090005" w:tentative="1">
+      <w:start w:val="1"/>
+      <w:numFmt w:val="bullet"/>
+      <w:lvlText w:val=""/>
+      <w:lvlJc w:val="left"/>
+      <w:pPr>
+        <w:ind w:left="2520" w:hanging="360"/>
+      </w:pPr>
+      <w:rPr>
+        <w:rFonts w:ascii="Wingdings" w:hAnsi="Wingdings" w:hint="default"/>
+      </w:rPr>
+    </w:lvl>
+    <w:lvl w:ilvl="3" w:tplc="04090001" w:tentative="1">
+      <w:start w:val="1"/>
+      <w:numFmt w:val="bullet"/>
+      <w:lvlText w:val=""/>
+      <w:lvlJc w:val="left"/>
+      <w:pPr>
+        <w:ind w:left="3240" w:hanging="360"/>
+      </w:pPr>
+      <w:rPr>
+        <w:rFonts w:ascii="Symbol" w:hAnsi="Symbol" w:hint="default"/>
+      </w:rPr>
+    </w:lvl>
+    <w:lvl w:ilvl="4" w:tplc="04090003" w:tentative="1">
+      <w:start w:val="1"/>
+      <w:numFmt w:val="bullet"/>
+      <w:lvlText w:val="o"/>
+      <w:lvlJc w:val="left"/>
+      <w:pPr>
+        <w:ind w:left="3960" w:hanging="360"/>
+      </w:pPr>
+      <w:rPr>
+        <w:rFonts w:ascii="Courier New" w:hAnsi="Courier New" w:cs="Courier New" w:hint="default"/>
+      </w:rPr>
+    </w:lvl>
+    <w:lvl w:ilvl="5" w:tplc="04090005" w:tentative="1">
+      <w:start w:val="1"/>
+      <w:numFmt w:val="bullet"/>
+      <w:lvlText w:val=""/>
+      <w:lvlJc w:val="left"/>
+      <w:pPr>
+        <w:ind w:left="4680" w:hanging="360"/>
+      </w:pPr>
+      <w:rPr>
+        <w:rFonts w:ascii="Wingdings" w:hAnsi="Wingdings" w:hint="default"/>
+      </w:rPr>
+    </w:lvl>
+    <w:lvl w:ilvl="6" w:tplc="04090001" w:tentative="1">
+      <w:start w:val="1"/>
+      <w:numFmt w:val="bullet"/>
+      <w:lvlText w:val=""/>
+      <w:lvlJc w:val="left"/>
+      <w:pPr>
+        <w:ind w:left="5400" w:hanging="360"/>
+      </w:pPr>
+      <w:rPr>
+        <w:rFonts w:ascii="Symbol" w:hAnsi="Symbol" w:hint="default"/>
+      </w:rPr>
+    </w:lvl>
+    <w:lvl w:ilvl="7" w:tplc="04090003" w:tentative="1">
+      <w:start w:val="1"/>
+      <w:numFmt w:val="bullet"/>
+      <w:lvlText w:val="o"/>
+      <w:lvlJc w:val="left"/>
+      <w:pPr>
+        <w:ind w:left="6120" w:hanging="360"/>
+      </w:pPr>
+      <w:rPr>
+        <w:rFonts w:ascii="Courier New" w:hAnsi="Courier New" w:cs="Courier New" w:hint="default"/>
+      </w:rPr>
+    </w:lvl>
+    <w:lvl w:ilvl="8" w:tplc="04090005" w:tentative="1">
+      <w:start w:val="1"/>
+      <w:numFmt w:val="bullet"/>
+      <w:lvlText w:val=""/>
+      <w:lvlJc w:val="left"/>
+      <w:pPr>
+        <w:ind w:left="6840" w:hanging="360"/>
+      </w:pPr>
+      <w:rPr>
+        <w:rFonts w:ascii="Wingdings" w:hAnsi="Wingdings" w:hint="default"/>
+      </w:rPr>
+    </w:lvl>
+  </w:abstractNum>
+  <w:abstractNum w:abstractNumId="3" w15:restartNumberingAfterBreak="0">
+    <w:nsid w:val="10245A9D"/>
+    <w:multiLevelType w:val="hybridMultilevel"/>
+    <w:tmpl w:val="23EA225E"/>
+    <w:lvl w:ilvl="0" w:tplc="04090001">
+      <w:start w:val="1"/>
+      <w:numFmt w:val="bullet"/>
+      <w:lvlText w:val=""/>
+      <w:lvlJc w:val="left"/>
+      <w:pPr>
+        <w:ind w:left="1080" w:hanging="360"/>
+      </w:pPr>
+      <w:rPr>
+        <w:rFonts w:ascii="Symbol" w:hAnsi="Symbol" w:hint="default"/>
+      </w:rPr>
+    </w:lvl>
+    <w:lvl w:ilvl="1" w:tplc="04090003" w:tentative="1">
+      <w:start w:val="1"/>
+      <w:numFmt w:val="bullet"/>
+      <w:lvlText w:val="o"/>
+      <w:lvlJc w:val="left"/>
+      <w:pPr>
+        <w:ind w:left="1800" w:hanging="360"/>
+      </w:pPr>
+      <w:rPr>
+        <w:rFonts w:ascii="Courier New" w:hAnsi="Courier New" w:cs="Courier New" w:hint="default"/>
+      </w:rPr>
+    </w:lvl>
+    <w:lvl w:ilvl="2" w:tplc="04090005" w:tentative="1">
+      <w:start w:val="1"/>
+      <w:numFmt w:val="bullet"/>
+      <w:lvlText w:val=""/>
+      <w:lvlJc w:val="left"/>
+      <w:pPr>
+        <w:ind w:left="2520" w:hanging="360"/>
+      </w:pPr>
+      <w:rPr>
+        <w:rFonts w:ascii="Wingdings" w:hAnsi="Wingdings" w:hint="default"/>
+      </w:rPr>
+    </w:lvl>
+    <w:lvl w:ilvl="3" w:tplc="04090001" w:tentative="1">
+      <w:start w:val="1"/>
+      <w:numFmt w:val="bullet"/>
+      <w:lvlText w:val=""/>
+      <w:lvlJc w:val="left"/>
+      <w:pPr>
+        <w:ind w:left="3240" w:hanging="360"/>
+      </w:pPr>
+      <w:rPr>
+        <w:rFonts w:ascii="Symbol" w:hAnsi="Symbol" w:hint="default"/>
+      </w:rPr>
+    </w:lvl>
+    <w:lvl w:ilvl="4" w:tplc="04090003" w:tentative="1">
+      <w:start w:val="1"/>
+      <w:numFmt w:val="bullet"/>
+      <w:lvlText w:val="o"/>
+      <w:lvlJc w:val="left"/>
+      <w:pPr>
+        <w:ind w:left="3960" w:hanging="360"/>
+      </w:pPr>
+      <w:rPr>
+        <w:rFonts w:ascii="Courier New" w:hAnsi="Courier New" w:cs="Courier New" w:hint="default"/>
+      </w:rPr>
+    </w:lvl>
+    <w:lvl w:ilvl="5" w:tplc="04090005" w:tentative="1">
+      <w:start w:val="1"/>
+      <w:numFmt w:val="bullet"/>
+      <w:lvlText w:val=""/>
+      <w:lvlJc w:val="left"/>
+      <w:pPr>
+        <w:ind w:left="4680" w:hanging="360"/>
+      </w:pPr>
+      <w:rPr>
+        <w:rFonts w:ascii="Wingdings" w:hAnsi="Wingdings" w:hint="default"/>
+      </w:rPr>
+    </w:lvl>
+    <w:lvl w:ilvl="6" w:tplc="04090001" w:tentative="1">
+      <w:start w:val="1"/>
+      <w:numFmt w:val="bullet"/>
+      <w:lvlText w:val=""/>
+      <w:lvlJc w:val="left"/>
+      <w:pPr>
+        <w:ind w:left="5400" w:hanging="360"/>
+      </w:pPr>
+      <w:rPr>
+        <w:rFonts w:ascii="Symbol" w:hAnsi="Symbol" w:hint="default"/>
+      </w:rPr>
+    </w:lvl>
+    <w:lvl w:ilvl="7" w:tplc="04090003" w:tentative="1">
+      <w:start w:val="1"/>
+      <w:numFmt w:val="bullet"/>
+      <w:lvlText w:val="o"/>
+      <w:lvlJc w:val="left"/>
+      <w:pPr>
+        <w:ind w:left="6120" w:hanging="360"/>
+      </w:pPr>
+      <w:rPr>
+        <w:rFonts w:ascii="Courier New" w:hAnsi="Courier New" w:cs="Courier New" w:hint="default"/>
+      </w:rPr>
+    </w:lvl>
+    <w:lvl w:ilvl="8" w:tplc="04090005" w:tentative="1">
+      <w:start w:val="1"/>
+      <w:numFmt w:val="bullet"/>
+      <w:lvlText w:val=""/>
+      <w:lvlJc w:val="left"/>
+      <w:pPr>
+        <w:ind w:left="6840" w:hanging="360"/>
+      </w:pPr>
+      <w:rPr>
+        <w:rFonts w:ascii="Wingdings" w:hAnsi="Wingdings" w:hint="default"/>
+      </w:rPr>
+    </w:lvl>
+  </w:abstractNum>
+  <w:abstractNum w:abstractNumId="4" w15:restartNumberingAfterBreak="0">
     <w:nsid w:val="111573A8"/>
     <w:multiLevelType w:val="multilevel"/>
     <w:tmpl w:val="6CCE8FEA"/>
@@ -7775,7 +13967,454 @@
       </w:rPr>
     </w:lvl>
   </w:abstractNum>
-  <w:abstractNum w:abstractNumId="3" w15:restartNumberingAfterBreak="0">
+  <w:abstractNum w:abstractNumId="5" w15:restartNumberingAfterBreak="0">
+    <w:nsid w:val="204235C4"/>
+    <w:multiLevelType w:val="multilevel"/>
+    <w:tmpl w:val="A27873A8"/>
+    <w:lvl w:ilvl="0">
+      <w:start w:val="1"/>
+      <w:numFmt w:val="bullet"/>
+      <w:lvlText w:val=""/>
+      <w:lvlJc w:val="left"/>
+      <w:pPr>
+        <w:tabs>
+          <w:tab w:val="num" w:pos="720"/>
+        </w:tabs>
+        <w:ind w:left="720" w:hanging="360"/>
+      </w:pPr>
+      <w:rPr>
+        <w:rFonts w:ascii="Symbol" w:hAnsi="Symbol" w:hint="default"/>
+        <w:sz w:val="20"/>
+      </w:rPr>
+    </w:lvl>
+    <w:lvl w:ilvl="1" w:tentative="1">
+      <w:start w:val="1"/>
+      <w:numFmt w:val="bullet"/>
+      <w:lvlText w:val="o"/>
+      <w:lvlJc w:val="left"/>
+      <w:pPr>
+        <w:tabs>
+          <w:tab w:val="num" w:pos="1440"/>
+        </w:tabs>
+        <w:ind w:left="1440" w:hanging="360"/>
+      </w:pPr>
+      <w:rPr>
+        <w:rFonts w:ascii="Courier New" w:hAnsi="Courier New" w:hint="default"/>
+        <w:sz w:val="20"/>
+      </w:rPr>
+    </w:lvl>
+    <w:lvl w:ilvl="2" w:tentative="1">
+      <w:start w:val="1"/>
+      <w:numFmt w:val="bullet"/>
+      <w:lvlText w:val=""/>
+      <w:lvlJc w:val="left"/>
+      <w:pPr>
+        <w:tabs>
+          <w:tab w:val="num" w:pos="2160"/>
+        </w:tabs>
+        <w:ind w:left="2160" w:hanging="360"/>
+      </w:pPr>
+      <w:rPr>
+        <w:rFonts w:ascii="Wingdings" w:hAnsi="Wingdings" w:hint="default"/>
+        <w:sz w:val="20"/>
+      </w:rPr>
+    </w:lvl>
+    <w:lvl w:ilvl="3" w:tentative="1">
+      <w:start w:val="1"/>
+      <w:numFmt w:val="bullet"/>
+      <w:lvlText w:val=""/>
+      <w:lvlJc w:val="left"/>
+      <w:pPr>
+        <w:tabs>
+          <w:tab w:val="num" w:pos="2880"/>
+        </w:tabs>
+        <w:ind w:left="2880" w:hanging="360"/>
+      </w:pPr>
+      <w:rPr>
+        <w:rFonts w:ascii="Wingdings" w:hAnsi="Wingdings" w:hint="default"/>
+        <w:sz w:val="20"/>
+      </w:rPr>
+    </w:lvl>
+    <w:lvl w:ilvl="4" w:tentative="1">
+      <w:start w:val="1"/>
+      <w:numFmt w:val="bullet"/>
+      <w:lvlText w:val=""/>
+      <w:lvlJc w:val="left"/>
+      <w:pPr>
+        <w:tabs>
+          <w:tab w:val="num" w:pos="3600"/>
+        </w:tabs>
+        <w:ind w:left="3600" w:hanging="360"/>
+      </w:pPr>
+      <w:rPr>
+        <w:rFonts w:ascii="Wingdings" w:hAnsi="Wingdings" w:hint="default"/>
+        <w:sz w:val="20"/>
+      </w:rPr>
+    </w:lvl>
+    <w:lvl w:ilvl="5" w:tentative="1">
+      <w:start w:val="1"/>
+      <w:numFmt w:val="bullet"/>
+      <w:lvlText w:val=""/>
+      <w:lvlJc w:val="left"/>
+      <w:pPr>
+        <w:tabs>
+          <w:tab w:val="num" w:pos="4320"/>
+        </w:tabs>
+        <w:ind w:left="4320" w:hanging="360"/>
+      </w:pPr>
+      <w:rPr>
+        <w:rFonts w:ascii="Wingdings" w:hAnsi="Wingdings" w:hint="default"/>
+        <w:sz w:val="20"/>
+      </w:rPr>
+    </w:lvl>
+    <w:lvl w:ilvl="6" w:tentative="1">
+      <w:start w:val="1"/>
+      <w:numFmt w:val="bullet"/>
+      <w:lvlText w:val=""/>
+      <w:lvlJc w:val="left"/>
+      <w:pPr>
+        <w:tabs>
+          <w:tab w:val="num" w:pos="5040"/>
+        </w:tabs>
+        <w:ind w:left="5040" w:hanging="360"/>
+      </w:pPr>
+      <w:rPr>
+        <w:rFonts w:ascii="Wingdings" w:hAnsi="Wingdings" w:hint="default"/>
+        <w:sz w:val="20"/>
+      </w:rPr>
+    </w:lvl>
+    <w:lvl w:ilvl="7" w:tentative="1">
+      <w:start w:val="1"/>
+      <w:numFmt w:val="bullet"/>
+      <w:lvlText w:val=""/>
+      <w:lvlJc w:val="left"/>
+      <w:pPr>
+        <w:tabs>
+          <w:tab w:val="num" w:pos="5760"/>
+        </w:tabs>
+        <w:ind w:left="5760" w:hanging="360"/>
+      </w:pPr>
+      <w:rPr>
+        <w:rFonts w:ascii="Wingdings" w:hAnsi="Wingdings" w:hint="default"/>
+        <w:sz w:val="20"/>
+      </w:rPr>
+    </w:lvl>
+    <w:lvl w:ilvl="8" w:tentative="1">
+      <w:start w:val="1"/>
+      <w:numFmt w:val="bullet"/>
+      <w:lvlText w:val=""/>
+      <w:lvlJc w:val="left"/>
+      <w:pPr>
+        <w:tabs>
+          <w:tab w:val="num" w:pos="6480"/>
+        </w:tabs>
+        <w:ind w:left="6480" w:hanging="360"/>
+      </w:pPr>
+      <w:rPr>
+        <w:rFonts w:ascii="Wingdings" w:hAnsi="Wingdings" w:hint="default"/>
+        <w:sz w:val="20"/>
+      </w:rPr>
+    </w:lvl>
+  </w:abstractNum>
+  <w:abstractNum w:abstractNumId="6" w15:restartNumberingAfterBreak="0">
+    <w:nsid w:val="22A9592E"/>
+    <w:multiLevelType w:val="multilevel"/>
+    <w:tmpl w:val="E2DCD0E2"/>
+    <w:lvl w:ilvl="0">
+      <w:start w:val="1"/>
+      <w:numFmt w:val="bullet"/>
+      <w:lvlText w:val=""/>
+      <w:lvlJc w:val="left"/>
+      <w:pPr>
+        <w:tabs>
+          <w:tab w:val="num" w:pos="720"/>
+        </w:tabs>
+        <w:ind w:left="720" w:hanging="360"/>
+      </w:pPr>
+      <w:rPr>
+        <w:rFonts w:ascii="Symbol" w:hAnsi="Symbol" w:hint="default"/>
+        <w:sz w:val="20"/>
+      </w:rPr>
+    </w:lvl>
+    <w:lvl w:ilvl="1" w:tentative="1">
+      <w:start w:val="1"/>
+      <w:numFmt w:val="bullet"/>
+      <w:lvlText w:val="o"/>
+      <w:lvlJc w:val="left"/>
+      <w:pPr>
+        <w:tabs>
+          <w:tab w:val="num" w:pos="1440"/>
+        </w:tabs>
+        <w:ind w:left="1440" w:hanging="360"/>
+      </w:pPr>
+      <w:rPr>
+        <w:rFonts w:ascii="Courier New" w:hAnsi="Courier New" w:hint="default"/>
+        <w:sz w:val="20"/>
+      </w:rPr>
+    </w:lvl>
+    <w:lvl w:ilvl="2" w:tentative="1">
+      <w:start w:val="1"/>
+      <w:numFmt w:val="bullet"/>
+      <w:lvlText w:val=""/>
+      <w:lvlJc w:val="left"/>
+      <w:pPr>
+        <w:tabs>
+          <w:tab w:val="num" w:pos="2160"/>
+        </w:tabs>
+        <w:ind w:left="2160" w:hanging="360"/>
+      </w:pPr>
+      <w:rPr>
+        <w:rFonts w:ascii="Wingdings" w:hAnsi="Wingdings" w:hint="default"/>
+        <w:sz w:val="20"/>
+      </w:rPr>
+    </w:lvl>
+    <w:lvl w:ilvl="3" w:tentative="1">
+      <w:start w:val="1"/>
+      <w:numFmt w:val="bullet"/>
+      <w:lvlText w:val=""/>
+      <w:lvlJc w:val="left"/>
+      <w:pPr>
+        <w:tabs>
+          <w:tab w:val="num" w:pos="2880"/>
+        </w:tabs>
+        <w:ind w:left="2880" w:hanging="360"/>
+      </w:pPr>
+      <w:rPr>
+        <w:rFonts w:ascii="Wingdings" w:hAnsi="Wingdings" w:hint="default"/>
+        <w:sz w:val="20"/>
+      </w:rPr>
+    </w:lvl>
+    <w:lvl w:ilvl="4" w:tentative="1">
+      <w:start w:val="1"/>
+      <w:numFmt w:val="bullet"/>
+      <w:lvlText w:val=""/>
+      <w:lvlJc w:val="left"/>
+      <w:pPr>
+        <w:tabs>
+          <w:tab w:val="num" w:pos="3600"/>
+        </w:tabs>
+        <w:ind w:left="3600" w:hanging="360"/>
+      </w:pPr>
+      <w:rPr>
+        <w:rFonts w:ascii="Wingdings" w:hAnsi="Wingdings" w:hint="default"/>
+        <w:sz w:val="20"/>
+      </w:rPr>
+    </w:lvl>
+    <w:lvl w:ilvl="5" w:tentative="1">
+      <w:start w:val="1"/>
+      <w:numFmt w:val="bullet"/>
+      <w:lvlText w:val=""/>
+      <w:lvlJc w:val="left"/>
+      <w:pPr>
+        <w:tabs>
+          <w:tab w:val="num" w:pos="4320"/>
+        </w:tabs>
+        <w:ind w:left="4320" w:hanging="360"/>
+      </w:pPr>
+      <w:rPr>
+        <w:rFonts w:ascii="Wingdings" w:hAnsi="Wingdings" w:hint="default"/>
+        <w:sz w:val="20"/>
+      </w:rPr>
+    </w:lvl>
+    <w:lvl w:ilvl="6" w:tentative="1">
+      <w:start w:val="1"/>
+      <w:numFmt w:val="bullet"/>
+      <w:lvlText w:val=""/>
+      <w:lvlJc w:val="left"/>
+      <w:pPr>
+        <w:tabs>
+          <w:tab w:val="num" w:pos="5040"/>
+        </w:tabs>
+        <w:ind w:left="5040" w:hanging="360"/>
+      </w:pPr>
+      <w:rPr>
+        <w:rFonts w:ascii="Wingdings" w:hAnsi="Wingdings" w:hint="default"/>
+        <w:sz w:val="20"/>
+      </w:rPr>
+    </w:lvl>
+    <w:lvl w:ilvl="7" w:tentative="1">
+      <w:start w:val="1"/>
+      <w:numFmt w:val="bullet"/>
+      <w:lvlText w:val=""/>
+      <w:lvlJc w:val="left"/>
+      <w:pPr>
+        <w:tabs>
+          <w:tab w:val="num" w:pos="5760"/>
+        </w:tabs>
+        <w:ind w:left="5760" w:hanging="360"/>
+      </w:pPr>
+      <w:rPr>
+        <w:rFonts w:ascii="Wingdings" w:hAnsi="Wingdings" w:hint="default"/>
+        <w:sz w:val="20"/>
+      </w:rPr>
+    </w:lvl>
+    <w:lvl w:ilvl="8" w:tentative="1">
+      <w:start w:val="1"/>
+      <w:numFmt w:val="bullet"/>
+      <w:lvlText w:val=""/>
+      <w:lvlJc w:val="left"/>
+      <w:pPr>
+        <w:tabs>
+          <w:tab w:val="num" w:pos="6480"/>
+        </w:tabs>
+        <w:ind w:left="6480" w:hanging="360"/>
+      </w:pPr>
+      <w:rPr>
+        <w:rFonts w:ascii="Wingdings" w:hAnsi="Wingdings" w:hint="default"/>
+        <w:sz w:val="20"/>
+      </w:rPr>
+    </w:lvl>
+  </w:abstractNum>
+  <w:abstractNum w:abstractNumId="7" w15:restartNumberingAfterBreak="0">
+    <w:nsid w:val="273B2FBD"/>
+    <w:multiLevelType w:val="multilevel"/>
+    <w:tmpl w:val="5114C852"/>
+    <w:lvl w:ilvl="0">
+      <w:start w:val="1"/>
+      <w:numFmt w:val="bullet"/>
+      <w:lvlText w:val=""/>
+      <w:lvlJc w:val="left"/>
+      <w:pPr>
+        <w:tabs>
+          <w:tab w:val="num" w:pos="720"/>
+        </w:tabs>
+        <w:ind w:left="720" w:hanging="360"/>
+      </w:pPr>
+      <w:rPr>
+        <w:rFonts w:ascii="Symbol" w:hAnsi="Symbol" w:hint="default"/>
+        <w:sz w:val="20"/>
+      </w:rPr>
+    </w:lvl>
+    <w:lvl w:ilvl="1" w:tentative="1">
+      <w:start w:val="1"/>
+      <w:numFmt w:val="bullet"/>
+      <w:lvlText w:val="o"/>
+      <w:lvlJc w:val="left"/>
+      <w:pPr>
+        <w:tabs>
+          <w:tab w:val="num" w:pos="1440"/>
+        </w:tabs>
+        <w:ind w:left="1440" w:hanging="360"/>
+      </w:pPr>
+      <w:rPr>
+        <w:rFonts w:ascii="Courier New" w:hAnsi="Courier New" w:hint="default"/>
+        <w:sz w:val="20"/>
+      </w:rPr>
+    </w:lvl>
+    <w:lvl w:ilvl="2" w:tentative="1">
+      <w:start w:val="1"/>
+      <w:numFmt w:val="bullet"/>
+      <w:lvlText w:val=""/>
+      <w:lvlJc w:val="left"/>
+      <w:pPr>
+        <w:tabs>
+          <w:tab w:val="num" w:pos="2160"/>
+        </w:tabs>
+        <w:ind w:left="2160" w:hanging="360"/>
+      </w:pPr>
+      <w:rPr>
+        <w:rFonts w:ascii="Wingdings" w:hAnsi="Wingdings" w:hint="default"/>
+        <w:sz w:val="20"/>
+      </w:rPr>
+    </w:lvl>
+    <w:lvl w:ilvl="3" w:tentative="1">
+      <w:start w:val="1"/>
+      <w:numFmt w:val="bullet"/>
+      <w:lvlText w:val=""/>
+      <w:lvlJc w:val="left"/>
+      <w:pPr>
+        <w:tabs>
+          <w:tab w:val="num" w:pos="2880"/>
+        </w:tabs>
+        <w:ind w:left="2880" w:hanging="360"/>
+      </w:pPr>
+      <w:rPr>
+        <w:rFonts w:ascii="Wingdings" w:hAnsi="Wingdings" w:hint="default"/>
+        <w:sz w:val="20"/>
+      </w:rPr>
+    </w:lvl>
+    <w:lvl w:ilvl="4" w:tentative="1">
+      <w:start w:val="1"/>
+      <w:numFmt w:val="bullet"/>
+      <w:lvlText w:val=""/>
+      <w:lvlJc w:val="left"/>
+      <w:pPr>
+        <w:tabs>
+          <w:tab w:val="num" w:pos="3600"/>
+        </w:tabs>
+        <w:ind w:left="3600" w:hanging="360"/>
+      </w:pPr>
+      <w:rPr>
+        <w:rFonts w:ascii="Wingdings" w:hAnsi="Wingdings" w:hint="default"/>
+        <w:sz w:val="20"/>
+      </w:rPr>
+    </w:lvl>
+    <w:lvl w:ilvl="5" w:tentative="1">
+      <w:start w:val="1"/>
+      <w:numFmt w:val="bullet"/>
+      <w:lvlText w:val=""/>
+      <w:lvlJc w:val="left"/>
+      <w:pPr>
+        <w:tabs>
+          <w:tab w:val="num" w:pos="4320"/>
+        </w:tabs>
+        <w:ind w:left="4320" w:hanging="360"/>
+      </w:pPr>
+      <w:rPr>
+        <w:rFonts w:ascii="Wingdings" w:hAnsi="Wingdings" w:hint="default"/>
+        <w:sz w:val="20"/>
+      </w:rPr>
+    </w:lvl>
+    <w:lvl w:ilvl="6" w:tentative="1">
+      <w:start w:val="1"/>
+      <w:numFmt w:val="bullet"/>
+      <w:lvlText w:val=""/>
+      <w:lvlJc w:val="left"/>
+      <w:pPr>
+        <w:tabs>
+          <w:tab w:val="num" w:pos="5040"/>
+        </w:tabs>
+        <w:ind w:left="5040" w:hanging="360"/>
+      </w:pPr>
+      <w:rPr>
+        <w:rFonts w:ascii="Wingdings" w:hAnsi="Wingdings" w:hint="default"/>
+        <w:sz w:val="20"/>
+      </w:rPr>
+    </w:lvl>
+    <w:lvl w:ilvl="7" w:tentative="1">
+      <w:start w:val="1"/>
+      <w:numFmt w:val="bullet"/>
+      <w:lvlText w:val=""/>
+      <w:lvlJc w:val="left"/>
+      <w:pPr>
+        <w:tabs>
+          <w:tab w:val="num" w:pos="5760"/>
+        </w:tabs>
+        <w:ind w:left="5760" w:hanging="360"/>
+      </w:pPr>
+      <w:rPr>
+        <w:rFonts w:ascii="Wingdings" w:hAnsi="Wingdings" w:hint="default"/>
+        <w:sz w:val="20"/>
+      </w:rPr>
+    </w:lvl>
+    <w:lvl w:ilvl="8" w:tentative="1">
+      <w:start w:val="1"/>
+      <w:numFmt w:val="bullet"/>
+      <w:lvlText w:val=""/>
+      <w:lvlJc w:val="left"/>
+      <w:pPr>
+        <w:tabs>
+          <w:tab w:val="num" w:pos="6480"/>
+        </w:tabs>
+        <w:ind w:left="6480" w:hanging="360"/>
+      </w:pPr>
+      <w:rPr>
+        <w:rFonts w:ascii="Wingdings" w:hAnsi="Wingdings" w:hint="default"/>
+        <w:sz w:val="20"/>
+      </w:rPr>
+    </w:lvl>
+  </w:abstractNum>
+  <w:abstractNum w:abstractNumId="8" w15:restartNumberingAfterBreak="0">
     <w:nsid w:val="35385918"/>
     <w:multiLevelType w:val="hybridMultilevel"/>
     <w:tmpl w:val="67E0552C"/>
@@ -7888,7 +14527,7 @@
       </w:rPr>
     </w:lvl>
   </w:abstractNum>
-  <w:abstractNum w:abstractNumId="4" w15:restartNumberingAfterBreak="0">
+  <w:abstractNum w:abstractNumId="9" w15:restartNumberingAfterBreak="0">
     <w:nsid w:val="36FC16A3"/>
     <w:multiLevelType w:val="hybridMultilevel"/>
     <w:tmpl w:val="4B66FE80"/>
@@ -8001,7 +14640,156 @@
       </w:rPr>
     </w:lvl>
   </w:abstractNum>
-  <w:abstractNum w:abstractNumId="5" w15:restartNumberingAfterBreak="0">
+  <w:abstractNum w:abstractNumId="10" w15:restartNumberingAfterBreak="0">
+    <w:nsid w:val="3F393C33"/>
+    <w:multiLevelType w:val="multilevel"/>
+    <w:tmpl w:val="49BE4E68"/>
+    <w:lvl w:ilvl="0">
+      <w:start w:val="1"/>
+      <w:numFmt w:val="bullet"/>
+      <w:lvlText w:val=""/>
+      <w:lvlJc w:val="left"/>
+      <w:pPr>
+        <w:tabs>
+          <w:tab w:val="num" w:pos="720"/>
+        </w:tabs>
+        <w:ind w:left="720" w:hanging="360"/>
+      </w:pPr>
+      <w:rPr>
+        <w:rFonts w:ascii="Symbol" w:hAnsi="Symbol" w:hint="default"/>
+        <w:sz w:val="20"/>
+      </w:rPr>
+    </w:lvl>
+    <w:lvl w:ilvl="1" w:tentative="1">
+      <w:start w:val="1"/>
+      <w:numFmt w:val="bullet"/>
+      <w:lvlText w:val="o"/>
+      <w:lvlJc w:val="left"/>
+      <w:pPr>
+        <w:tabs>
+          <w:tab w:val="num" w:pos="1440"/>
+        </w:tabs>
+        <w:ind w:left="1440" w:hanging="360"/>
+      </w:pPr>
+      <w:rPr>
+        <w:rFonts w:ascii="Courier New" w:hAnsi="Courier New" w:hint="default"/>
+        <w:sz w:val="20"/>
+      </w:rPr>
+    </w:lvl>
+    <w:lvl w:ilvl="2" w:tentative="1">
+      <w:start w:val="1"/>
+      <w:numFmt w:val="bullet"/>
+      <w:lvlText w:val=""/>
+      <w:lvlJc w:val="left"/>
+      <w:pPr>
+        <w:tabs>
+          <w:tab w:val="num" w:pos="2160"/>
+        </w:tabs>
+        <w:ind w:left="2160" w:hanging="360"/>
+      </w:pPr>
+      <w:rPr>
+        <w:rFonts w:ascii="Wingdings" w:hAnsi="Wingdings" w:hint="default"/>
+        <w:sz w:val="20"/>
+      </w:rPr>
+    </w:lvl>
+    <w:lvl w:ilvl="3" w:tentative="1">
+      <w:start w:val="1"/>
+      <w:numFmt w:val="bullet"/>
+      <w:lvlText w:val=""/>
+      <w:lvlJc w:val="left"/>
+      <w:pPr>
+        <w:tabs>
+          <w:tab w:val="num" w:pos="2880"/>
+        </w:tabs>
+        <w:ind w:left="2880" w:hanging="360"/>
+      </w:pPr>
+      <w:rPr>
+        <w:rFonts w:ascii="Wingdings" w:hAnsi="Wingdings" w:hint="default"/>
+        <w:sz w:val="20"/>
+      </w:rPr>
+    </w:lvl>
+    <w:lvl w:ilvl="4" w:tentative="1">
+      <w:start w:val="1"/>
+      <w:numFmt w:val="bullet"/>
+      <w:lvlText w:val=""/>
+      <w:lvlJc w:val="left"/>
+      <w:pPr>
+        <w:tabs>
+          <w:tab w:val="num" w:pos="3600"/>
+        </w:tabs>
+        <w:ind w:left="3600" w:hanging="360"/>
+      </w:pPr>
+      <w:rPr>
+        <w:rFonts w:ascii="Wingdings" w:hAnsi="Wingdings" w:hint="default"/>
+        <w:sz w:val="20"/>
+      </w:rPr>
+    </w:lvl>
+    <w:lvl w:ilvl="5" w:tentative="1">
+      <w:start w:val="1"/>
+      <w:numFmt w:val="bullet"/>
+      <w:lvlText w:val=""/>
+      <w:lvlJc w:val="left"/>
+      <w:pPr>
+        <w:tabs>
+          <w:tab w:val="num" w:pos="4320"/>
+        </w:tabs>
+        <w:ind w:left="4320" w:hanging="360"/>
+      </w:pPr>
+      <w:rPr>
+        <w:rFonts w:ascii="Wingdings" w:hAnsi="Wingdings" w:hint="default"/>
+        <w:sz w:val="20"/>
+      </w:rPr>
+    </w:lvl>
+    <w:lvl w:ilvl="6" w:tentative="1">
+      <w:start w:val="1"/>
+      <w:numFmt w:val="bullet"/>
+      <w:lvlText w:val=""/>
+      <w:lvlJc w:val="left"/>
+      <w:pPr>
+        <w:tabs>
+          <w:tab w:val="num" w:pos="5040"/>
+        </w:tabs>
+        <w:ind w:left="5040" w:hanging="360"/>
+      </w:pPr>
+      <w:rPr>
+        <w:rFonts w:ascii="Wingdings" w:hAnsi="Wingdings" w:hint="default"/>
+        <w:sz w:val="20"/>
+      </w:rPr>
+    </w:lvl>
+    <w:lvl w:ilvl="7" w:tentative="1">
+      <w:start w:val="1"/>
+      <w:numFmt w:val="bullet"/>
+      <w:lvlText w:val=""/>
+      <w:lvlJc w:val="left"/>
+      <w:pPr>
+        <w:tabs>
+          <w:tab w:val="num" w:pos="5760"/>
+        </w:tabs>
+        <w:ind w:left="5760" w:hanging="360"/>
+      </w:pPr>
+      <w:rPr>
+        <w:rFonts w:ascii="Wingdings" w:hAnsi="Wingdings" w:hint="default"/>
+        <w:sz w:val="20"/>
+      </w:rPr>
+    </w:lvl>
+    <w:lvl w:ilvl="8" w:tentative="1">
+      <w:start w:val="1"/>
+      <w:numFmt w:val="bullet"/>
+      <w:lvlText w:val=""/>
+      <w:lvlJc w:val="left"/>
+      <w:pPr>
+        <w:tabs>
+          <w:tab w:val="num" w:pos="6480"/>
+        </w:tabs>
+        <w:ind w:left="6480" w:hanging="360"/>
+      </w:pPr>
+      <w:rPr>
+        <w:rFonts w:ascii="Wingdings" w:hAnsi="Wingdings" w:hint="default"/>
+        <w:sz w:val="20"/>
+      </w:rPr>
+    </w:lvl>
+  </w:abstractNum>
+  <w:abstractNum w:abstractNumId="11" w15:restartNumberingAfterBreak="0">
     <w:nsid w:val="41D82F65"/>
     <w:multiLevelType w:val="multilevel"/>
     <w:tmpl w:val="C446620A"/>
@@ -8124,7 +14912,7 @@
       </w:rPr>
     </w:lvl>
   </w:abstractNum>
-  <w:abstractNum w:abstractNumId="6" w15:restartNumberingAfterBreak="0">
+  <w:abstractNum w:abstractNumId="12" w15:restartNumberingAfterBreak="0">
     <w:nsid w:val="50B57104"/>
     <w:multiLevelType w:val="hybridMultilevel"/>
     <w:tmpl w:val="0096CB92"/>
@@ -8237,7 +15025,7 @@
       </w:rPr>
     </w:lvl>
   </w:abstractNum>
-  <w:abstractNum w:abstractNumId="7" w15:restartNumberingAfterBreak="0">
+  <w:abstractNum w:abstractNumId="13" w15:restartNumberingAfterBreak="0">
     <w:nsid w:val="53361216"/>
     <w:multiLevelType w:val="hybridMultilevel"/>
     <w:tmpl w:val="FF725A12"/>
@@ -8350,7 +15138,305 @@
       </w:rPr>
     </w:lvl>
   </w:abstractNum>
-  <w:abstractNum w:abstractNumId="8" w15:restartNumberingAfterBreak="0">
+  <w:abstractNum w:abstractNumId="14" w15:restartNumberingAfterBreak="0">
+    <w:nsid w:val="56DC7B21"/>
+    <w:multiLevelType w:val="multilevel"/>
+    <w:tmpl w:val="D2CA1C3C"/>
+    <w:lvl w:ilvl="0">
+      <w:start w:val="1"/>
+      <w:numFmt w:val="bullet"/>
+      <w:lvlText w:val=""/>
+      <w:lvlJc w:val="left"/>
+      <w:pPr>
+        <w:tabs>
+          <w:tab w:val="num" w:pos="720"/>
+        </w:tabs>
+        <w:ind w:left="720" w:hanging="360"/>
+      </w:pPr>
+      <w:rPr>
+        <w:rFonts w:ascii="Symbol" w:hAnsi="Symbol" w:hint="default"/>
+        <w:sz w:val="20"/>
+      </w:rPr>
+    </w:lvl>
+    <w:lvl w:ilvl="1" w:tentative="1">
+      <w:start w:val="1"/>
+      <w:numFmt w:val="bullet"/>
+      <w:lvlText w:val="o"/>
+      <w:lvlJc w:val="left"/>
+      <w:pPr>
+        <w:tabs>
+          <w:tab w:val="num" w:pos="1440"/>
+        </w:tabs>
+        <w:ind w:left="1440" w:hanging="360"/>
+      </w:pPr>
+      <w:rPr>
+        <w:rFonts w:ascii="Courier New" w:hAnsi="Courier New" w:hint="default"/>
+        <w:sz w:val="20"/>
+      </w:rPr>
+    </w:lvl>
+    <w:lvl w:ilvl="2" w:tentative="1">
+      <w:start w:val="1"/>
+      <w:numFmt w:val="bullet"/>
+      <w:lvlText w:val=""/>
+      <w:lvlJc w:val="left"/>
+      <w:pPr>
+        <w:tabs>
+          <w:tab w:val="num" w:pos="2160"/>
+        </w:tabs>
+        <w:ind w:left="2160" w:hanging="360"/>
+      </w:pPr>
+      <w:rPr>
+        <w:rFonts w:ascii="Wingdings" w:hAnsi="Wingdings" w:hint="default"/>
+        <w:sz w:val="20"/>
+      </w:rPr>
+    </w:lvl>
+    <w:lvl w:ilvl="3" w:tentative="1">
+      <w:start w:val="1"/>
+      <w:numFmt w:val="bullet"/>
+      <w:lvlText w:val=""/>
+      <w:lvlJc w:val="left"/>
+      <w:pPr>
+        <w:tabs>
+          <w:tab w:val="num" w:pos="2880"/>
+        </w:tabs>
+        <w:ind w:left="2880" w:hanging="360"/>
+      </w:pPr>
+      <w:rPr>
+        <w:rFonts w:ascii="Wingdings" w:hAnsi="Wingdings" w:hint="default"/>
+        <w:sz w:val="20"/>
+      </w:rPr>
+    </w:lvl>
+    <w:lvl w:ilvl="4" w:tentative="1">
+      <w:start w:val="1"/>
+      <w:numFmt w:val="bullet"/>
+      <w:lvlText w:val=""/>
+      <w:lvlJc w:val="left"/>
+      <w:pPr>
+        <w:tabs>
+          <w:tab w:val="num" w:pos="3600"/>
+        </w:tabs>
+        <w:ind w:left="3600" w:hanging="360"/>
+      </w:pPr>
+      <w:rPr>
+        <w:rFonts w:ascii="Wingdings" w:hAnsi="Wingdings" w:hint="default"/>
+        <w:sz w:val="20"/>
+      </w:rPr>
+    </w:lvl>
+    <w:lvl w:ilvl="5" w:tentative="1">
+      <w:start w:val="1"/>
+      <w:numFmt w:val="bullet"/>
+      <w:lvlText w:val=""/>
+      <w:lvlJc w:val="left"/>
+      <w:pPr>
+        <w:tabs>
+          <w:tab w:val="num" w:pos="4320"/>
+        </w:tabs>
+        <w:ind w:left="4320" w:hanging="360"/>
+      </w:pPr>
+      <w:rPr>
+        <w:rFonts w:ascii="Wingdings" w:hAnsi="Wingdings" w:hint="default"/>
+        <w:sz w:val="20"/>
+      </w:rPr>
+    </w:lvl>
+    <w:lvl w:ilvl="6" w:tentative="1">
+      <w:start w:val="1"/>
+      <w:numFmt w:val="bullet"/>
+      <w:lvlText w:val=""/>
+      <w:lvlJc w:val="left"/>
+      <w:pPr>
+        <w:tabs>
+          <w:tab w:val="num" w:pos="5040"/>
+        </w:tabs>
+        <w:ind w:left="5040" w:hanging="360"/>
+      </w:pPr>
+      <w:rPr>
+        <w:rFonts w:ascii="Wingdings" w:hAnsi="Wingdings" w:hint="default"/>
+        <w:sz w:val="20"/>
+      </w:rPr>
+    </w:lvl>
+    <w:lvl w:ilvl="7" w:tentative="1">
+      <w:start w:val="1"/>
+      <w:numFmt w:val="bullet"/>
+      <w:lvlText w:val=""/>
+      <w:lvlJc w:val="left"/>
+      <w:pPr>
+        <w:tabs>
+          <w:tab w:val="num" w:pos="5760"/>
+        </w:tabs>
+        <w:ind w:left="5760" w:hanging="360"/>
+      </w:pPr>
+      <w:rPr>
+        <w:rFonts w:ascii="Wingdings" w:hAnsi="Wingdings" w:hint="default"/>
+        <w:sz w:val="20"/>
+      </w:rPr>
+    </w:lvl>
+    <w:lvl w:ilvl="8" w:tentative="1">
+      <w:start w:val="1"/>
+      <w:numFmt w:val="bullet"/>
+      <w:lvlText w:val=""/>
+      <w:lvlJc w:val="left"/>
+      <w:pPr>
+        <w:tabs>
+          <w:tab w:val="num" w:pos="6480"/>
+        </w:tabs>
+        <w:ind w:left="6480" w:hanging="360"/>
+      </w:pPr>
+      <w:rPr>
+        <w:rFonts w:ascii="Wingdings" w:hAnsi="Wingdings" w:hint="default"/>
+        <w:sz w:val="20"/>
+      </w:rPr>
+    </w:lvl>
+  </w:abstractNum>
+  <w:abstractNum w:abstractNumId="15" w15:restartNumberingAfterBreak="0">
+    <w:nsid w:val="63416D83"/>
+    <w:multiLevelType w:val="multilevel"/>
+    <w:tmpl w:val="F170DE96"/>
+    <w:lvl w:ilvl="0">
+      <w:start w:val="1"/>
+      <w:numFmt w:val="bullet"/>
+      <w:lvlText w:val=""/>
+      <w:lvlJc w:val="left"/>
+      <w:pPr>
+        <w:tabs>
+          <w:tab w:val="num" w:pos="720"/>
+        </w:tabs>
+        <w:ind w:left="720" w:hanging="360"/>
+      </w:pPr>
+      <w:rPr>
+        <w:rFonts w:ascii="Symbol" w:hAnsi="Symbol" w:hint="default"/>
+        <w:sz w:val="20"/>
+      </w:rPr>
+    </w:lvl>
+    <w:lvl w:ilvl="1" w:tentative="1">
+      <w:start w:val="1"/>
+      <w:numFmt w:val="bullet"/>
+      <w:lvlText w:val="o"/>
+      <w:lvlJc w:val="left"/>
+      <w:pPr>
+        <w:tabs>
+          <w:tab w:val="num" w:pos="1440"/>
+        </w:tabs>
+        <w:ind w:left="1440" w:hanging="360"/>
+      </w:pPr>
+      <w:rPr>
+        <w:rFonts w:ascii="Courier New" w:hAnsi="Courier New" w:hint="default"/>
+        <w:sz w:val="20"/>
+      </w:rPr>
+    </w:lvl>
+    <w:lvl w:ilvl="2" w:tentative="1">
+      <w:start w:val="1"/>
+      <w:numFmt w:val="bullet"/>
+      <w:lvlText w:val=""/>
+      <w:lvlJc w:val="left"/>
+      <w:pPr>
+        <w:tabs>
+          <w:tab w:val="num" w:pos="2160"/>
+        </w:tabs>
+        <w:ind w:left="2160" w:hanging="360"/>
+      </w:pPr>
+      <w:rPr>
+        <w:rFonts w:ascii="Wingdings" w:hAnsi="Wingdings" w:hint="default"/>
+        <w:sz w:val="20"/>
+      </w:rPr>
+    </w:lvl>
+    <w:lvl w:ilvl="3" w:tentative="1">
+      <w:start w:val="1"/>
+      <w:numFmt w:val="bullet"/>
+      <w:lvlText w:val=""/>
+      <w:lvlJc w:val="left"/>
+      <w:pPr>
+        <w:tabs>
+          <w:tab w:val="num" w:pos="2880"/>
+        </w:tabs>
+        <w:ind w:left="2880" w:hanging="360"/>
+      </w:pPr>
+      <w:rPr>
+        <w:rFonts w:ascii="Wingdings" w:hAnsi="Wingdings" w:hint="default"/>
+        <w:sz w:val="20"/>
+      </w:rPr>
+    </w:lvl>
+    <w:lvl w:ilvl="4" w:tentative="1">
+      <w:start w:val="1"/>
+      <w:numFmt w:val="bullet"/>
+      <w:lvlText w:val=""/>
+      <w:lvlJc w:val="left"/>
+      <w:pPr>
+        <w:tabs>
+          <w:tab w:val="num" w:pos="3600"/>
+        </w:tabs>
+        <w:ind w:left="3600" w:hanging="360"/>
+      </w:pPr>
+      <w:rPr>
+        <w:rFonts w:ascii="Wingdings" w:hAnsi="Wingdings" w:hint="default"/>
+        <w:sz w:val="20"/>
+      </w:rPr>
+    </w:lvl>
+    <w:lvl w:ilvl="5" w:tentative="1">
+      <w:start w:val="1"/>
+      <w:numFmt w:val="bullet"/>
+      <w:lvlText w:val=""/>
+      <w:lvlJc w:val="left"/>
+      <w:pPr>
+        <w:tabs>
+          <w:tab w:val="num" w:pos="4320"/>
+        </w:tabs>
+        <w:ind w:left="4320" w:hanging="360"/>
+      </w:pPr>
+      <w:rPr>
+        <w:rFonts w:ascii="Wingdings" w:hAnsi="Wingdings" w:hint="default"/>
+        <w:sz w:val="20"/>
+      </w:rPr>
+    </w:lvl>
+    <w:lvl w:ilvl="6" w:tentative="1">
+      <w:start w:val="1"/>
+      <w:numFmt w:val="bullet"/>
+      <w:lvlText w:val=""/>
+      <w:lvlJc w:val="left"/>
+      <w:pPr>
+        <w:tabs>
+          <w:tab w:val="num" w:pos="5040"/>
+        </w:tabs>
+        <w:ind w:left="5040" w:hanging="360"/>
+      </w:pPr>
+      <w:rPr>
+        <w:rFonts w:ascii="Wingdings" w:hAnsi="Wingdings" w:hint="default"/>
+        <w:sz w:val="20"/>
+      </w:rPr>
+    </w:lvl>
+    <w:lvl w:ilvl="7" w:tentative="1">
+      <w:start w:val="1"/>
+      <w:numFmt w:val="bullet"/>
+      <w:lvlText w:val=""/>
+      <w:lvlJc w:val="left"/>
+      <w:pPr>
+        <w:tabs>
+          <w:tab w:val="num" w:pos="5760"/>
+        </w:tabs>
+        <w:ind w:left="5760" w:hanging="360"/>
+      </w:pPr>
+      <w:rPr>
+        <w:rFonts w:ascii="Wingdings" w:hAnsi="Wingdings" w:hint="default"/>
+        <w:sz w:val="20"/>
+      </w:rPr>
+    </w:lvl>
+    <w:lvl w:ilvl="8" w:tentative="1">
+      <w:start w:val="1"/>
+      <w:numFmt w:val="bullet"/>
+      <w:lvlText w:val=""/>
+      <w:lvlJc w:val="left"/>
+      <w:pPr>
+        <w:tabs>
+          <w:tab w:val="num" w:pos="6480"/>
+        </w:tabs>
+        <w:ind w:left="6480" w:hanging="360"/>
+      </w:pPr>
+      <w:rPr>
+        <w:rFonts w:ascii="Wingdings" w:hAnsi="Wingdings" w:hint="default"/>
+        <w:sz w:val="20"/>
+      </w:rPr>
+    </w:lvl>
+  </w:abstractNum>
+  <w:abstractNum w:abstractNumId="16" w15:restartNumberingAfterBreak="0">
     <w:nsid w:val="67A20283"/>
     <w:multiLevelType w:val="hybridMultilevel"/>
     <w:tmpl w:val="1FD6D118"/>
@@ -8463,7 +15549,7 @@
       </w:rPr>
     </w:lvl>
   </w:abstractNum>
-  <w:abstractNum w:abstractNumId="9" w15:restartNumberingAfterBreak="0">
+  <w:abstractNum w:abstractNumId="17" w15:restartNumberingAfterBreak="0">
     <w:nsid w:val="7B053184"/>
     <w:multiLevelType w:val="hybridMultilevel"/>
     <w:tmpl w:val="C4349EF6"/>
@@ -8576,7 +15662,7 @@
       </w:rPr>
     </w:lvl>
   </w:abstractNum>
-  <w:abstractNum w:abstractNumId="10" w15:restartNumberingAfterBreak="0">
+  <w:abstractNum w:abstractNumId="18" w15:restartNumberingAfterBreak="0">
     <w:nsid w:val="7C8D7AD4"/>
     <w:multiLevelType w:val="hybridMultilevel"/>
     <w:tmpl w:val="F62EF536"/>
@@ -8689,40 +15775,216 @@
       </w:rPr>
     </w:lvl>
   </w:abstractNum>
+  <w:abstractNum w:abstractNumId="19" w15:restartNumberingAfterBreak="0">
+    <w:nsid w:val="7ED213EF"/>
+    <w:multiLevelType w:val="multilevel"/>
+    <w:tmpl w:val="C2BE8B68"/>
+    <w:lvl w:ilvl="0">
+      <w:start w:val="1"/>
+      <w:numFmt w:val="bullet"/>
+      <w:lvlText w:val=""/>
+      <w:lvlJc w:val="left"/>
+      <w:pPr>
+        <w:tabs>
+          <w:tab w:val="num" w:pos="720"/>
+        </w:tabs>
+        <w:ind w:left="720" w:hanging="360"/>
+      </w:pPr>
+      <w:rPr>
+        <w:rFonts w:ascii="Symbol" w:hAnsi="Symbol" w:hint="default"/>
+        <w:sz w:val="20"/>
+      </w:rPr>
+    </w:lvl>
+    <w:lvl w:ilvl="1" w:tentative="1">
+      <w:start w:val="1"/>
+      <w:numFmt w:val="bullet"/>
+      <w:lvlText w:val="o"/>
+      <w:lvlJc w:val="left"/>
+      <w:pPr>
+        <w:tabs>
+          <w:tab w:val="num" w:pos="1440"/>
+        </w:tabs>
+        <w:ind w:left="1440" w:hanging="360"/>
+      </w:pPr>
+      <w:rPr>
+        <w:rFonts w:ascii="Courier New" w:hAnsi="Courier New" w:hint="default"/>
+        <w:sz w:val="20"/>
+      </w:rPr>
+    </w:lvl>
+    <w:lvl w:ilvl="2" w:tentative="1">
+      <w:start w:val="1"/>
+      <w:numFmt w:val="bullet"/>
+      <w:lvlText w:val=""/>
+      <w:lvlJc w:val="left"/>
+      <w:pPr>
+        <w:tabs>
+          <w:tab w:val="num" w:pos="2160"/>
+        </w:tabs>
+        <w:ind w:left="2160" w:hanging="360"/>
+      </w:pPr>
+      <w:rPr>
+        <w:rFonts w:ascii="Wingdings" w:hAnsi="Wingdings" w:hint="default"/>
+        <w:sz w:val="20"/>
+      </w:rPr>
+    </w:lvl>
+    <w:lvl w:ilvl="3" w:tentative="1">
+      <w:start w:val="1"/>
+      <w:numFmt w:val="bullet"/>
+      <w:lvlText w:val=""/>
+      <w:lvlJc w:val="left"/>
+      <w:pPr>
+        <w:tabs>
+          <w:tab w:val="num" w:pos="2880"/>
+        </w:tabs>
+        <w:ind w:left="2880" w:hanging="360"/>
+      </w:pPr>
+      <w:rPr>
+        <w:rFonts w:ascii="Wingdings" w:hAnsi="Wingdings" w:hint="default"/>
+        <w:sz w:val="20"/>
+      </w:rPr>
+    </w:lvl>
+    <w:lvl w:ilvl="4" w:tentative="1">
+      <w:start w:val="1"/>
+      <w:numFmt w:val="bullet"/>
+      <w:lvlText w:val=""/>
+      <w:lvlJc w:val="left"/>
+      <w:pPr>
+        <w:tabs>
+          <w:tab w:val="num" w:pos="3600"/>
+        </w:tabs>
+        <w:ind w:left="3600" w:hanging="360"/>
+      </w:pPr>
+      <w:rPr>
+        <w:rFonts w:ascii="Wingdings" w:hAnsi="Wingdings" w:hint="default"/>
+        <w:sz w:val="20"/>
+      </w:rPr>
+    </w:lvl>
+    <w:lvl w:ilvl="5" w:tentative="1">
+      <w:start w:val="1"/>
+      <w:numFmt w:val="bullet"/>
+      <w:lvlText w:val=""/>
+      <w:lvlJc w:val="left"/>
+      <w:pPr>
+        <w:tabs>
+          <w:tab w:val="num" w:pos="4320"/>
+        </w:tabs>
+        <w:ind w:left="4320" w:hanging="360"/>
+      </w:pPr>
+      <w:rPr>
+        <w:rFonts w:ascii="Wingdings" w:hAnsi="Wingdings" w:hint="default"/>
+        <w:sz w:val="20"/>
+      </w:rPr>
+    </w:lvl>
+    <w:lvl w:ilvl="6" w:tentative="1">
+      <w:start w:val="1"/>
+      <w:numFmt w:val="bullet"/>
+      <w:lvlText w:val=""/>
+      <w:lvlJc w:val="left"/>
+      <w:pPr>
+        <w:tabs>
+          <w:tab w:val="num" w:pos="5040"/>
+        </w:tabs>
+        <w:ind w:left="5040" w:hanging="360"/>
+      </w:pPr>
+      <w:rPr>
+        <w:rFonts w:ascii="Wingdings" w:hAnsi="Wingdings" w:hint="default"/>
+        <w:sz w:val="20"/>
+      </w:rPr>
+    </w:lvl>
+    <w:lvl w:ilvl="7" w:tentative="1">
+      <w:start w:val="1"/>
+      <w:numFmt w:val="bullet"/>
+      <w:lvlText w:val=""/>
+      <w:lvlJc w:val="left"/>
+      <w:pPr>
+        <w:tabs>
+          <w:tab w:val="num" w:pos="5760"/>
+        </w:tabs>
+        <w:ind w:left="5760" w:hanging="360"/>
+      </w:pPr>
+      <w:rPr>
+        <w:rFonts w:ascii="Wingdings" w:hAnsi="Wingdings" w:hint="default"/>
+        <w:sz w:val="20"/>
+      </w:rPr>
+    </w:lvl>
+    <w:lvl w:ilvl="8" w:tentative="1">
+      <w:start w:val="1"/>
+      <w:numFmt w:val="bullet"/>
+      <w:lvlText w:val=""/>
+      <w:lvlJc w:val="left"/>
+      <w:pPr>
+        <w:tabs>
+          <w:tab w:val="num" w:pos="6480"/>
+        </w:tabs>
+        <w:ind w:left="6480" w:hanging="360"/>
+      </w:pPr>
+      <w:rPr>
+        <w:rFonts w:ascii="Wingdings" w:hAnsi="Wingdings" w:hint="default"/>
+        <w:sz w:val="20"/>
+      </w:rPr>
+    </w:lvl>
+  </w:abstractNum>
   <w:num w:numId="1">
-    <w:abstractNumId w:val="5"/>
+    <w:abstractNumId w:val="11"/>
   </w:num>
   <w:num w:numId="2">
-    <w:abstractNumId w:val="10"/>
+    <w:abstractNumId w:val="18"/>
   </w:num>
   <w:num w:numId="3">
-    <w:abstractNumId w:val="6"/>
+    <w:abstractNumId w:val="12"/>
   </w:num>
   <w:num w:numId="4">
-    <w:abstractNumId w:val="9"/>
+    <w:abstractNumId w:val="17"/>
   </w:num>
   <w:num w:numId="5">
     <w:abstractNumId w:val="0"/>
   </w:num>
   <w:num w:numId="6">
-    <w:abstractNumId w:val="7"/>
+    <w:abstractNumId w:val="13"/>
   </w:num>
   <w:num w:numId="7">
-    <w:abstractNumId w:val="3"/>
+    <w:abstractNumId w:val="8"/>
   </w:num>
   <w:num w:numId="8">
-    <w:abstractNumId w:val="4"/>
+    <w:abstractNumId w:val="9"/>
   </w:num>
   <w:num w:numId="9">
     <w:abstractNumId w:val="1"/>
   </w:num>
   <w:num w:numId="10">
-    <w:abstractNumId w:val="8"/>
+    <w:abstractNumId w:val="16"/>
   </w:num>
   <w:num w:numId="11">
+    <w:abstractNumId w:val="4"/>
+  </w:num>
+  <w:num w:numId="12">
     <w:abstractNumId w:val="2"/>
   </w:num>
-  <w:numIdMacAtCleanup w:val="11"/>
+  <w:num w:numId="13">
+    <w:abstractNumId w:val="14"/>
+  </w:num>
+  <w:num w:numId="14">
+    <w:abstractNumId w:val="10"/>
+  </w:num>
+  <w:num w:numId="15">
+    <w:abstractNumId w:val="3"/>
+  </w:num>
+  <w:num w:numId="16">
+    <w:abstractNumId w:val="19"/>
+  </w:num>
+  <w:num w:numId="17">
+    <w:abstractNumId w:val="6"/>
+  </w:num>
+  <w:num w:numId="18">
+    <w:abstractNumId w:val="15"/>
+  </w:num>
+  <w:num w:numId="19">
+    <w:abstractNumId w:val="5"/>
+  </w:num>
+  <w:num w:numId="20">
+    <w:abstractNumId w:val="7"/>
+  </w:num>
+  <w:numIdMacAtCleanup w:val="20"/>
 </w:numbering>
 </file>
 

--- a/report/docx/2370389_LEDAT_THESIS.docx
+++ b/report/docx/2370389_LEDAT_THESIS.docx
@@ -1743,7 +1743,7 @@
             </w:rPr>
             <w:fldChar w:fldCharType="separate"/>
           </w:r>
-          <w:hyperlink w:anchor="_Toc210223746" w:history="1">
+          <w:hyperlink w:anchor="_Toc210569920" w:history="1">
             <w:r>
               <w:rPr>
                 <w:rStyle w:val="Hyperlink"/>
@@ -1752,7 +1752,7 @@
                 <w:sz w:val="26"/>
                 <w:szCs w:val="26"/>
               </w:rPr>
-              <w:t>Chương 1. TỔNG QUAN</w:t>
+              <w:t>CHƯƠNG 1. TỔNG QUAN</w:t>
             </w:r>
             <w:r>
               <w:rPr>
@@ -1782,7 +1782,7 @@
                 <w:sz w:val="26"/>
                 <w:szCs w:val="26"/>
               </w:rPr>
-              <w:instrText xml:space="preserve"> PAGEREF _Toc210223746 \h </w:instrText>
+              <w:instrText xml:space="preserve"> PAGEREF _Toc210569920 \h </w:instrText>
             </w:r>
             <w:r>
               <w:rPr>
@@ -1837,7 +1837,7 @@
               <w14:ligatures w14:val="none"/>
             </w:rPr>
           </w:pPr>
-          <w:hyperlink w:anchor="_Toc210223747" w:history="1">
+          <w:hyperlink w:anchor="_Toc210569921" w:history="1">
             <w:r>
               <w:rPr>
                 <w:rStyle w:val="Hyperlink"/>
@@ -1897,7 +1897,7 @@
                 <w:sz w:val="26"/>
                 <w:szCs w:val="26"/>
               </w:rPr>
-              <w:instrText xml:space="preserve"> PAGEREF _Toc210223747 \h </w:instrText>
+              <w:instrText xml:space="preserve"> PAGEREF _Toc210569921 \h </w:instrText>
             </w:r>
             <w:r>
               <w:rPr>
@@ -1952,7 +1952,7 @@
               <w14:ligatures w14:val="none"/>
             </w:rPr>
           </w:pPr>
-          <w:hyperlink w:anchor="_Toc210223748" w:history="1">
+          <w:hyperlink w:anchor="_Toc210569922" w:history="1">
             <w:r>
               <w:rPr>
                 <w:rStyle w:val="Hyperlink"/>
@@ -2012,7 +2012,7 @@
                 <w:sz w:val="26"/>
                 <w:szCs w:val="26"/>
               </w:rPr>
-              <w:instrText xml:space="preserve"> PAGEREF _Toc210223748 \h </w:instrText>
+              <w:instrText xml:space="preserve"> PAGEREF _Toc210569922 \h </w:instrText>
             </w:r>
             <w:r>
               <w:rPr>
@@ -2067,7 +2067,7 @@
               <w14:ligatures w14:val="none"/>
             </w:rPr>
           </w:pPr>
-          <w:hyperlink w:anchor="_Toc210223749" w:history="1">
+          <w:hyperlink w:anchor="_Toc210569923" w:history="1">
             <w:r>
               <w:rPr>
                 <w:rStyle w:val="Hyperlink"/>
@@ -2127,7 +2127,7 @@
                 <w:sz w:val="26"/>
                 <w:szCs w:val="26"/>
               </w:rPr>
-              <w:instrText xml:space="preserve"> PAGEREF _Toc210223749 \h </w:instrText>
+              <w:instrText xml:space="preserve"> PAGEREF _Toc210569923 \h </w:instrText>
             </w:r>
             <w:r>
               <w:rPr>
@@ -2182,7 +2182,7 @@
               <w14:ligatures w14:val="none"/>
             </w:rPr>
           </w:pPr>
-          <w:hyperlink w:anchor="_Toc210223750" w:history="1">
+          <w:hyperlink w:anchor="_Toc210569924" w:history="1">
             <w:r>
               <w:rPr>
                 <w:rStyle w:val="Hyperlink"/>
@@ -2242,7 +2242,7 @@
                 <w:sz w:val="26"/>
                 <w:szCs w:val="26"/>
               </w:rPr>
-              <w:instrText xml:space="preserve"> PAGEREF _Toc210223750 \h </w:instrText>
+              <w:instrText xml:space="preserve"> PAGEREF _Toc210569924 \h </w:instrText>
             </w:r>
             <w:r>
               <w:rPr>
@@ -2297,7 +2297,7 @@
               <w14:ligatures w14:val="none"/>
             </w:rPr>
           </w:pPr>
-          <w:hyperlink w:anchor="_Toc210223751" w:history="1">
+          <w:hyperlink w:anchor="_Toc210569925" w:history="1">
             <w:r>
               <w:rPr>
                 <w:rStyle w:val="Hyperlink"/>
@@ -2357,7 +2357,7 @@
                 <w:sz w:val="26"/>
                 <w:szCs w:val="26"/>
               </w:rPr>
-              <w:instrText xml:space="preserve"> PAGEREF _Toc210223751 \h </w:instrText>
+              <w:instrText xml:space="preserve"> PAGEREF _Toc210569925 \h </w:instrText>
             </w:r>
             <w:r>
               <w:rPr>
@@ -2412,7 +2412,7 @@
               <w14:ligatures w14:val="none"/>
             </w:rPr>
           </w:pPr>
-          <w:hyperlink w:anchor="_Toc210223752" w:history="1">
+          <w:hyperlink w:anchor="_Toc210569926" w:history="1">
             <w:r>
               <w:rPr>
                 <w:rStyle w:val="Hyperlink"/>
@@ -2472,7 +2472,7 @@
                 <w:sz w:val="26"/>
                 <w:szCs w:val="26"/>
               </w:rPr>
-              <w:instrText xml:space="preserve"> PAGEREF _Toc210223752 \h </w:instrText>
+              <w:instrText xml:space="preserve"> PAGEREF _Toc210569926 \h </w:instrText>
             </w:r>
             <w:r>
               <w:rPr>
@@ -2527,7 +2527,7 @@
               <w14:ligatures w14:val="none"/>
             </w:rPr>
           </w:pPr>
-          <w:hyperlink w:anchor="_Toc210223753" w:history="1">
+          <w:hyperlink w:anchor="_Toc210569927" w:history="1">
             <w:r>
               <w:rPr>
                 <w:rStyle w:val="Hyperlink"/>
@@ -2587,7 +2587,7 @@
                 <w:sz w:val="26"/>
                 <w:szCs w:val="26"/>
               </w:rPr>
-              <w:instrText xml:space="preserve"> PAGEREF _Toc210223753 \h </w:instrText>
+              <w:instrText xml:space="preserve"> PAGEREF _Toc210569927 \h </w:instrText>
             </w:r>
             <w:r>
               <w:rPr>
@@ -2642,7 +2642,7 @@
               <w14:ligatures w14:val="none"/>
             </w:rPr>
           </w:pPr>
-          <w:hyperlink w:anchor="_Toc210223754" w:history="1">
+          <w:hyperlink w:anchor="_Toc210569928" w:history="1">
             <w:r>
               <w:rPr>
                 <w:rStyle w:val="Hyperlink"/>
@@ -2702,7 +2702,7 @@
                 <w:sz w:val="26"/>
                 <w:szCs w:val="26"/>
               </w:rPr>
-              <w:instrText xml:space="preserve"> PAGEREF _Toc210223754 \h </w:instrText>
+              <w:instrText xml:space="preserve"> PAGEREF _Toc210569928 \h </w:instrText>
             </w:r>
             <w:r>
               <w:rPr>
@@ -2757,7 +2757,7 @@
               <w14:ligatures w14:val="none"/>
             </w:rPr>
           </w:pPr>
-          <w:hyperlink w:anchor="_Toc210223755" w:history="1">
+          <w:hyperlink w:anchor="_Toc210569929" w:history="1">
             <w:r>
               <w:rPr>
                 <w:rStyle w:val="Hyperlink"/>
@@ -2817,7 +2817,7 @@
                 <w:sz w:val="26"/>
                 <w:szCs w:val="26"/>
               </w:rPr>
-              <w:instrText xml:space="preserve"> PAGEREF _Toc210223755 \h </w:instrText>
+              <w:instrText xml:space="preserve"> PAGEREF _Toc210569929 \h </w:instrText>
             </w:r>
             <w:r>
               <w:rPr>
@@ -2872,7 +2872,7 @@
               <w14:ligatures w14:val="none"/>
             </w:rPr>
           </w:pPr>
-          <w:hyperlink w:anchor="_Toc210223756" w:history="1">
+          <w:hyperlink w:anchor="_Toc210569930" w:history="1">
             <w:r>
               <w:rPr>
                 <w:rStyle w:val="Hyperlink"/>
@@ -2932,7 +2932,7 @@
                 <w:sz w:val="26"/>
                 <w:szCs w:val="26"/>
               </w:rPr>
-              <w:instrText xml:space="preserve"> PAGEREF _Toc210223756 \h </w:instrText>
+              <w:instrText xml:space="preserve"> PAGEREF _Toc210569930 \h </w:instrText>
             </w:r>
             <w:r>
               <w:rPr>
@@ -2987,7 +2987,7 @@
               <w14:ligatures w14:val="none"/>
             </w:rPr>
           </w:pPr>
-          <w:hyperlink w:anchor="_Toc210223757" w:history="1">
+          <w:hyperlink w:anchor="_Toc210569931" w:history="1">
             <w:r>
               <w:rPr>
                 <w:rStyle w:val="Hyperlink"/>
@@ -2996,7 +2996,7 @@
                 <w:sz w:val="26"/>
                 <w:szCs w:val="26"/>
               </w:rPr>
-              <w:t>Chương 2. YÊU CẦU VÀ MỤC TIÊU ĐỀ TÀI</w:t>
+              <w:t>CHƯƠNG 2. YÊU CẦU VÀ MỤC TIÊU ĐỀ TÀI</w:t>
             </w:r>
             <w:r>
               <w:rPr>
@@ -3026,7 +3026,7 @@
                 <w:sz w:val="26"/>
                 <w:szCs w:val="26"/>
               </w:rPr>
-              <w:instrText xml:space="preserve"> PAGEREF _Toc210223757 \h </w:instrText>
+              <w:instrText xml:space="preserve"> PAGEREF _Toc210569931 \h </w:instrText>
             </w:r>
             <w:r>
               <w:rPr>
@@ -3081,7 +3081,7 @@
               <w14:ligatures w14:val="none"/>
             </w:rPr>
           </w:pPr>
-          <w:hyperlink w:anchor="_Toc210223758" w:history="1">
+          <w:hyperlink w:anchor="_Toc210569932" w:history="1">
             <w:r>
               <w:rPr>
                 <w:rStyle w:val="Hyperlink"/>
@@ -3141,7 +3141,7 @@
                 <w:sz w:val="26"/>
                 <w:szCs w:val="26"/>
               </w:rPr>
-              <w:instrText xml:space="preserve"> PAGEREF _Toc210223758 \h </w:instrText>
+              <w:instrText xml:space="preserve"> PAGEREF _Toc210569932 \h </w:instrText>
             </w:r>
             <w:r>
               <w:rPr>
@@ -3196,7 +3196,7 @@
               <w14:ligatures w14:val="none"/>
             </w:rPr>
           </w:pPr>
-          <w:hyperlink w:anchor="_Toc210223759" w:history="1">
+          <w:hyperlink w:anchor="_Toc210569933" w:history="1">
             <w:r>
               <w:rPr>
                 <w:rStyle w:val="Hyperlink"/>
@@ -3256,7 +3256,7 @@
                 <w:sz w:val="26"/>
                 <w:szCs w:val="26"/>
               </w:rPr>
-              <w:instrText xml:space="preserve"> PAGEREF _Toc210223759 \h </w:instrText>
+              <w:instrText xml:space="preserve"> PAGEREF _Toc210569933 \h </w:instrText>
             </w:r>
             <w:r>
               <w:rPr>
@@ -3311,7 +3311,7 @@
               <w14:ligatures w14:val="none"/>
             </w:rPr>
           </w:pPr>
-          <w:hyperlink w:anchor="_Toc210223760" w:history="1">
+          <w:hyperlink w:anchor="_Toc210569934" w:history="1">
             <w:r>
               <w:rPr>
                 <w:rStyle w:val="Hyperlink"/>
@@ -3320,7 +3320,7 @@
                 <w:sz w:val="26"/>
                 <w:szCs w:val="26"/>
               </w:rPr>
-              <w:t>Chương 3. CƠ SỞ LÝ THUYẾT</w:t>
+              <w:t>CHƯƠNG 3. CƠ SỞ LÝ THUYẾT</w:t>
             </w:r>
             <w:r>
               <w:rPr>
@@ -3350,7 +3350,7 @@
                 <w:sz w:val="26"/>
                 <w:szCs w:val="26"/>
               </w:rPr>
-              <w:instrText xml:space="preserve"> PAGEREF _Toc210223760 \h </w:instrText>
+              <w:instrText xml:space="preserve"> PAGEREF _Toc210569934 \h </w:instrText>
             </w:r>
             <w:r>
               <w:rPr>
@@ -3405,7 +3405,7 @@
               <w14:ligatures w14:val="none"/>
             </w:rPr>
           </w:pPr>
-          <w:hyperlink w:anchor="_Toc210223761" w:history="1">
+          <w:hyperlink w:anchor="_Toc210569935" w:history="1">
             <w:r>
               <w:rPr>
                 <w:rStyle w:val="Hyperlink"/>
@@ -3465,7 +3465,7 @@
                 <w:sz w:val="26"/>
                 <w:szCs w:val="26"/>
               </w:rPr>
-              <w:instrText xml:space="preserve"> PAGEREF _Toc210223761 \h </w:instrText>
+              <w:instrText xml:space="preserve"> PAGEREF _Toc210569935 \h </w:instrText>
             </w:r>
             <w:r>
               <w:rPr>
@@ -3520,7 +3520,7 @@
               <w14:ligatures w14:val="none"/>
             </w:rPr>
           </w:pPr>
-          <w:hyperlink w:anchor="_Toc210223762" w:history="1">
+          <w:hyperlink w:anchor="_Toc210569936" w:history="1">
             <w:r>
               <w:rPr>
                 <w:rStyle w:val="Hyperlink"/>
@@ -3580,7 +3580,7 @@
                 <w:sz w:val="26"/>
                 <w:szCs w:val="26"/>
               </w:rPr>
-              <w:instrText xml:space="preserve"> PAGEREF _Toc210223762 \h </w:instrText>
+              <w:instrText xml:space="preserve"> PAGEREF _Toc210569936 \h </w:instrText>
             </w:r>
             <w:r>
               <w:rPr>
@@ -3635,7 +3635,7 @@
               <w14:ligatures w14:val="none"/>
             </w:rPr>
           </w:pPr>
-          <w:hyperlink w:anchor="_Toc210223763" w:history="1">
+          <w:hyperlink w:anchor="_Toc210569937" w:history="1">
             <w:r>
               <w:rPr>
                 <w:rStyle w:val="Hyperlink"/>
@@ -3695,7 +3695,7 @@
                 <w:sz w:val="26"/>
                 <w:szCs w:val="26"/>
               </w:rPr>
-              <w:instrText xml:space="preserve"> PAGEREF _Toc210223763 \h </w:instrText>
+              <w:instrText xml:space="preserve"> PAGEREF _Toc210569937 \h </w:instrText>
             </w:r>
             <w:r>
               <w:rPr>
@@ -3750,7 +3750,7 @@
               <w14:ligatures w14:val="none"/>
             </w:rPr>
           </w:pPr>
-          <w:hyperlink w:anchor="_Toc210223764" w:history="1">
+          <w:hyperlink w:anchor="_Toc210569938" w:history="1">
             <w:r>
               <w:rPr>
                 <w:rStyle w:val="Hyperlink"/>
@@ -3810,7 +3810,7 @@
                 <w:sz w:val="26"/>
                 <w:szCs w:val="26"/>
               </w:rPr>
-              <w:instrText xml:space="preserve"> PAGEREF _Toc210223764 \h </w:instrText>
+              <w:instrText xml:space="preserve"> PAGEREF _Toc210569938 \h </w:instrText>
             </w:r>
             <w:r>
               <w:rPr>
@@ -3865,7 +3865,7 @@
               <w14:ligatures w14:val="none"/>
             </w:rPr>
           </w:pPr>
-          <w:hyperlink w:anchor="_Toc210223765" w:history="1">
+          <w:hyperlink w:anchor="_Toc210569939" w:history="1">
             <w:r>
               <w:rPr>
                 <w:rStyle w:val="Hyperlink"/>
@@ -3925,7 +3925,7 @@
                 <w:sz w:val="26"/>
                 <w:szCs w:val="26"/>
               </w:rPr>
-              <w:instrText xml:space="preserve"> PAGEREF _Toc210223765 \h </w:instrText>
+              <w:instrText xml:space="preserve"> PAGEREF _Toc210569939 \h </w:instrText>
             </w:r>
             <w:r>
               <w:rPr>
@@ -3980,7 +3980,7 @@
               <w14:ligatures w14:val="none"/>
             </w:rPr>
           </w:pPr>
-          <w:hyperlink w:anchor="_Toc210223766" w:history="1">
+          <w:hyperlink w:anchor="_Toc210569940" w:history="1">
             <w:r>
               <w:rPr>
                 <w:rStyle w:val="Hyperlink"/>
@@ -4040,7 +4040,7 @@
                 <w:sz w:val="26"/>
                 <w:szCs w:val="26"/>
               </w:rPr>
-              <w:instrText xml:space="preserve"> PAGEREF _Toc210223766 \h </w:instrText>
+              <w:instrText xml:space="preserve"> PAGEREF _Toc210569940 \h </w:instrText>
             </w:r>
             <w:r>
               <w:rPr>
@@ -4095,7 +4095,7 @@
               <w14:ligatures w14:val="none"/>
             </w:rPr>
           </w:pPr>
-          <w:hyperlink w:anchor="_Toc210223767" w:history="1">
+          <w:hyperlink w:anchor="_Toc210569941" w:history="1">
             <w:r>
               <w:rPr>
                 <w:rStyle w:val="Hyperlink"/>
@@ -4155,7 +4155,7 @@
                 <w:sz w:val="26"/>
                 <w:szCs w:val="26"/>
               </w:rPr>
-              <w:instrText xml:space="preserve"> PAGEREF _Toc210223767 \h </w:instrText>
+              <w:instrText xml:space="preserve"> PAGEREF _Toc210569941 \h </w:instrText>
             </w:r>
             <w:r>
               <w:rPr>
@@ -4210,7 +4210,7 @@
               <w14:ligatures w14:val="none"/>
             </w:rPr>
           </w:pPr>
-          <w:hyperlink w:anchor="_Toc210223768" w:history="1">
+          <w:hyperlink w:anchor="_Toc210569942" w:history="1">
             <w:r>
               <w:rPr>
                 <w:rStyle w:val="Hyperlink"/>
@@ -4270,7 +4270,7 @@
                 <w:sz w:val="26"/>
                 <w:szCs w:val="26"/>
               </w:rPr>
-              <w:instrText xml:space="preserve"> PAGEREF _Toc210223768 \h </w:instrText>
+              <w:instrText xml:space="preserve"> PAGEREF _Toc210569942 \h </w:instrText>
             </w:r>
             <w:r>
               <w:rPr>
@@ -4325,7 +4325,7 @@
               <w14:ligatures w14:val="none"/>
             </w:rPr>
           </w:pPr>
-          <w:hyperlink w:anchor="_Toc210223769" w:history="1">
+          <w:hyperlink w:anchor="_Toc210569943" w:history="1">
             <w:r>
               <w:rPr>
                 <w:rStyle w:val="Hyperlink"/>
@@ -4385,7 +4385,7 @@
                 <w:sz w:val="26"/>
                 <w:szCs w:val="26"/>
               </w:rPr>
-              <w:instrText xml:space="preserve"> PAGEREF _Toc210223769 \h </w:instrText>
+              <w:instrText xml:space="preserve"> PAGEREF _Toc210569943 \h </w:instrText>
             </w:r>
             <w:r>
               <w:rPr>
@@ -4440,7 +4440,7 @@
               <w14:ligatures w14:val="none"/>
             </w:rPr>
           </w:pPr>
-          <w:hyperlink w:anchor="_Toc210223770" w:history="1">
+          <w:hyperlink w:anchor="_Toc210569944" w:history="1">
             <w:r>
               <w:rPr>
                 <w:rStyle w:val="Hyperlink"/>
@@ -4500,7 +4500,7 @@
                 <w:sz w:val="26"/>
                 <w:szCs w:val="26"/>
               </w:rPr>
-              <w:instrText xml:space="preserve"> PAGEREF _Toc210223770 \h </w:instrText>
+              <w:instrText xml:space="preserve"> PAGEREF _Toc210569944 \h </w:instrText>
             </w:r>
             <w:r>
               <w:rPr>
@@ -4555,7 +4555,7 @@
               <w14:ligatures w14:val="none"/>
             </w:rPr>
           </w:pPr>
-          <w:hyperlink w:anchor="_Toc210223771" w:history="1">
+          <w:hyperlink w:anchor="_Toc210569945" w:history="1">
             <w:r>
               <w:rPr>
                 <w:rStyle w:val="Hyperlink"/>
@@ -4615,7 +4615,7 @@
                 <w:sz w:val="26"/>
                 <w:szCs w:val="26"/>
               </w:rPr>
-              <w:instrText xml:space="preserve"> PAGEREF _Toc210223771 \h </w:instrText>
+              <w:instrText xml:space="preserve"> PAGEREF _Toc210569945 \h </w:instrText>
             </w:r>
             <w:r>
               <w:rPr>
@@ -4670,7 +4670,7 @@
               <w14:ligatures w14:val="none"/>
             </w:rPr>
           </w:pPr>
-          <w:hyperlink w:anchor="_Toc210223772" w:history="1">
+          <w:hyperlink w:anchor="_Toc210569946" w:history="1">
             <w:r>
               <w:rPr>
                 <w:rStyle w:val="Hyperlink"/>
@@ -4730,7 +4730,7 @@
                 <w:sz w:val="26"/>
                 <w:szCs w:val="26"/>
               </w:rPr>
-              <w:instrText xml:space="preserve"> PAGEREF _Toc210223772 \h </w:instrText>
+              <w:instrText xml:space="preserve"> PAGEREF _Toc210569946 \h </w:instrText>
             </w:r>
             <w:r>
               <w:rPr>
@@ -4785,7 +4785,7 @@
               <w14:ligatures w14:val="none"/>
             </w:rPr>
           </w:pPr>
-          <w:hyperlink w:anchor="_Toc210223773" w:history="1">
+          <w:hyperlink w:anchor="_Toc210569947" w:history="1">
             <w:r>
               <w:rPr>
                 <w:rStyle w:val="Hyperlink"/>
@@ -4845,7 +4845,7 @@
                 <w:sz w:val="26"/>
                 <w:szCs w:val="26"/>
               </w:rPr>
-              <w:instrText xml:space="preserve"> PAGEREF _Toc210223773 \h </w:instrText>
+              <w:instrText xml:space="preserve"> PAGEREF _Toc210569947 \h </w:instrText>
             </w:r>
             <w:r>
               <w:rPr>
@@ -4875,6 +4875,1386 @@
                 <w:szCs w:val="26"/>
               </w:rPr>
               <w:t>31</w:t>
+            </w:r>
+            <w:r>
+              <w:rPr>
+                <w:rFonts w:ascii="Times New Roman" w:hAnsi="Times New Roman" w:cs="Times New Roman"/>
+                <w:noProof/>
+                <w:webHidden/>
+                <w:sz w:val="26"/>
+                <w:szCs w:val="26"/>
+              </w:rPr>
+              <w:fldChar w:fldCharType="end"/>
+            </w:r>
+          </w:hyperlink>
+        </w:p>
+        <w:p>
+          <w:pPr>
+            <w:pStyle w:val="TOC2"/>
+            <w:rPr>
+              <w:rFonts w:ascii="Times New Roman" w:eastAsiaTheme="minorEastAsia" w:hAnsi="Times New Roman" w:cs="Times New Roman"/>
+              <w:noProof/>
+              <w:kern w:val="0"/>
+              <w:sz w:val="26"/>
+              <w:szCs w:val="26"/>
+              <w14:ligatures w14:val="none"/>
+            </w:rPr>
+          </w:pPr>
+          <w:hyperlink w:anchor="_Toc210569948" w:history="1">
+            <w:r>
+              <w:rPr>
+                <w:rStyle w:val="Hyperlink"/>
+                <w:rFonts w:ascii="Times New Roman" w:hAnsi="Times New Roman" w:cs="Times New Roman"/>
+                <w:noProof/>
+                <w:sz w:val="26"/>
+                <w:szCs w:val="26"/>
+              </w:rPr>
+              <w:t>3.4</w:t>
+            </w:r>
+            <w:r>
+              <w:rPr>
+                <w:rFonts w:ascii="Times New Roman" w:eastAsiaTheme="minorEastAsia" w:hAnsi="Times New Roman" w:cs="Times New Roman"/>
+                <w:noProof/>
+                <w:kern w:val="0"/>
+                <w:sz w:val="26"/>
+                <w:szCs w:val="26"/>
+                <w14:ligatures w14:val="none"/>
+              </w:rPr>
+              <w:tab/>
+            </w:r>
+            <w:r>
+              <w:rPr>
+                <w:rStyle w:val="Hyperlink"/>
+                <w:rFonts w:ascii="Times New Roman" w:hAnsi="Times New Roman" w:cs="Times New Roman"/>
+                <w:noProof/>
+                <w:sz w:val="26"/>
+                <w:szCs w:val="26"/>
+              </w:rPr>
+              <w:t>Thư viện MediaPipe</w:t>
+            </w:r>
+            <w:r>
+              <w:rPr>
+                <w:rFonts w:ascii="Times New Roman" w:hAnsi="Times New Roman" w:cs="Times New Roman"/>
+                <w:noProof/>
+                <w:webHidden/>
+                <w:sz w:val="26"/>
+                <w:szCs w:val="26"/>
+              </w:rPr>
+              <w:tab/>
+            </w:r>
+            <w:r>
+              <w:rPr>
+                <w:rFonts w:ascii="Times New Roman" w:hAnsi="Times New Roman" w:cs="Times New Roman"/>
+                <w:noProof/>
+                <w:webHidden/>
+                <w:sz w:val="26"/>
+                <w:szCs w:val="26"/>
+              </w:rPr>
+              <w:fldChar w:fldCharType="begin"/>
+            </w:r>
+            <w:r>
+              <w:rPr>
+                <w:rFonts w:ascii="Times New Roman" w:hAnsi="Times New Roman" w:cs="Times New Roman"/>
+                <w:noProof/>
+                <w:webHidden/>
+                <w:sz w:val="26"/>
+                <w:szCs w:val="26"/>
+              </w:rPr>
+              <w:instrText xml:space="preserve"> PAGEREF _Toc210569948 \h </w:instrText>
+            </w:r>
+            <w:r>
+              <w:rPr>
+                <w:rFonts w:ascii="Times New Roman" w:hAnsi="Times New Roman" w:cs="Times New Roman"/>
+                <w:noProof/>
+                <w:webHidden/>
+                <w:sz w:val="26"/>
+                <w:szCs w:val="26"/>
+              </w:rPr>
+            </w:r>
+            <w:r>
+              <w:rPr>
+                <w:rFonts w:ascii="Times New Roman" w:hAnsi="Times New Roman" w:cs="Times New Roman"/>
+                <w:noProof/>
+                <w:webHidden/>
+                <w:sz w:val="26"/>
+                <w:szCs w:val="26"/>
+              </w:rPr>
+              <w:fldChar w:fldCharType="separate"/>
+            </w:r>
+            <w:r>
+              <w:rPr>
+                <w:rFonts w:ascii="Times New Roman" w:hAnsi="Times New Roman" w:cs="Times New Roman"/>
+                <w:noProof/>
+                <w:webHidden/>
+                <w:sz w:val="26"/>
+                <w:szCs w:val="26"/>
+              </w:rPr>
+              <w:t>31</w:t>
+            </w:r>
+            <w:r>
+              <w:rPr>
+                <w:rFonts w:ascii="Times New Roman" w:hAnsi="Times New Roman" w:cs="Times New Roman"/>
+                <w:noProof/>
+                <w:webHidden/>
+                <w:sz w:val="26"/>
+                <w:szCs w:val="26"/>
+              </w:rPr>
+              <w:fldChar w:fldCharType="end"/>
+            </w:r>
+          </w:hyperlink>
+        </w:p>
+        <w:p>
+          <w:pPr>
+            <w:pStyle w:val="TOC2"/>
+            <w:rPr>
+              <w:rFonts w:ascii="Times New Roman" w:eastAsiaTheme="minorEastAsia" w:hAnsi="Times New Roman" w:cs="Times New Roman"/>
+              <w:noProof/>
+              <w:kern w:val="0"/>
+              <w:sz w:val="26"/>
+              <w:szCs w:val="26"/>
+              <w14:ligatures w14:val="none"/>
+            </w:rPr>
+          </w:pPr>
+          <w:hyperlink w:anchor="_Toc210569949" w:history="1">
+            <w:r>
+              <w:rPr>
+                <w:rStyle w:val="Hyperlink"/>
+                <w:rFonts w:ascii="Times New Roman" w:hAnsi="Times New Roman" w:cs="Times New Roman"/>
+                <w:noProof/>
+                <w:sz w:val="26"/>
+                <w:szCs w:val="26"/>
+              </w:rPr>
+              <w:t>3.5</w:t>
+            </w:r>
+            <w:r>
+              <w:rPr>
+                <w:rFonts w:ascii="Times New Roman" w:eastAsiaTheme="minorEastAsia" w:hAnsi="Times New Roman" w:cs="Times New Roman"/>
+                <w:noProof/>
+                <w:kern w:val="0"/>
+                <w:sz w:val="26"/>
+                <w:szCs w:val="26"/>
+                <w14:ligatures w14:val="none"/>
+              </w:rPr>
+              <w:tab/>
+            </w:r>
+            <w:r>
+              <w:rPr>
+                <w:rStyle w:val="Hyperlink"/>
+                <w:rFonts w:ascii="Times New Roman" w:hAnsi="Times New Roman" w:cs="Times New Roman"/>
+                <w:noProof/>
+                <w:sz w:val="26"/>
+                <w:szCs w:val="26"/>
+              </w:rPr>
+              <w:t>Giao thức MQTT</w:t>
+            </w:r>
+            <w:r>
+              <w:rPr>
+                <w:rFonts w:ascii="Times New Roman" w:hAnsi="Times New Roman" w:cs="Times New Roman"/>
+                <w:noProof/>
+                <w:webHidden/>
+                <w:sz w:val="26"/>
+                <w:szCs w:val="26"/>
+              </w:rPr>
+              <w:tab/>
+            </w:r>
+            <w:r>
+              <w:rPr>
+                <w:rFonts w:ascii="Times New Roman" w:hAnsi="Times New Roman" w:cs="Times New Roman"/>
+                <w:noProof/>
+                <w:webHidden/>
+                <w:sz w:val="26"/>
+                <w:szCs w:val="26"/>
+              </w:rPr>
+              <w:fldChar w:fldCharType="begin"/>
+            </w:r>
+            <w:r>
+              <w:rPr>
+                <w:rFonts w:ascii="Times New Roman" w:hAnsi="Times New Roman" w:cs="Times New Roman"/>
+                <w:noProof/>
+                <w:webHidden/>
+                <w:sz w:val="26"/>
+                <w:szCs w:val="26"/>
+              </w:rPr>
+              <w:instrText xml:space="preserve"> PAGEREF _Toc210569949 \h </w:instrText>
+            </w:r>
+            <w:r>
+              <w:rPr>
+                <w:rFonts w:ascii="Times New Roman" w:hAnsi="Times New Roman" w:cs="Times New Roman"/>
+                <w:noProof/>
+                <w:webHidden/>
+                <w:sz w:val="26"/>
+                <w:szCs w:val="26"/>
+              </w:rPr>
+            </w:r>
+            <w:r>
+              <w:rPr>
+                <w:rFonts w:ascii="Times New Roman" w:hAnsi="Times New Roman" w:cs="Times New Roman"/>
+                <w:noProof/>
+                <w:webHidden/>
+                <w:sz w:val="26"/>
+                <w:szCs w:val="26"/>
+              </w:rPr>
+              <w:fldChar w:fldCharType="separate"/>
+            </w:r>
+            <w:r>
+              <w:rPr>
+                <w:rFonts w:ascii="Times New Roman" w:hAnsi="Times New Roman" w:cs="Times New Roman"/>
+                <w:noProof/>
+                <w:webHidden/>
+                <w:sz w:val="26"/>
+                <w:szCs w:val="26"/>
+              </w:rPr>
+              <w:t>32</w:t>
+            </w:r>
+            <w:r>
+              <w:rPr>
+                <w:rFonts w:ascii="Times New Roman" w:hAnsi="Times New Roman" w:cs="Times New Roman"/>
+                <w:noProof/>
+                <w:webHidden/>
+                <w:sz w:val="26"/>
+                <w:szCs w:val="26"/>
+              </w:rPr>
+              <w:fldChar w:fldCharType="end"/>
+            </w:r>
+          </w:hyperlink>
+        </w:p>
+        <w:p>
+          <w:pPr>
+            <w:pStyle w:val="TOC3"/>
+            <w:rPr>
+              <w:rFonts w:ascii="Times New Roman" w:eastAsiaTheme="minorEastAsia" w:hAnsi="Times New Roman" w:cs="Times New Roman"/>
+              <w:noProof/>
+              <w:kern w:val="0"/>
+              <w:sz w:val="26"/>
+              <w:szCs w:val="26"/>
+              <w14:ligatures w14:val="none"/>
+            </w:rPr>
+          </w:pPr>
+          <w:hyperlink w:anchor="_Toc210569950" w:history="1">
+            <w:r>
+              <w:rPr>
+                <w:rStyle w:val="Hyperlink"/>
+                <w:rFonts w:ascii="Times New Roman" w:hAnsi="Times New Roman" w:cs="Times New Roman"/>
+                <w:noProof/>
+                <w:sz w:val="26"/>
+                <w:szCs w:val="26"/>
+              </w:rPr>
+              <w:t>3.5.1</w:t>
+            </w:r>
+            <w:r>
+              <w:rPr>
+                <w:rFonts w:ascii="Times New Roman" w:eastAsiaTheme="minorEastAsia" w:hAnsi="Times New Roman" w:cs="Times New Roman"/>
+                <w:noProof/>
+                <w:kern w:val="0"/>
+                <w:sz w:val="26"/>
+                <w:szCs w:val="26"/>
+                <w14:ligatures w14:val="none"/>
+              </w:rPr>
+              <w:tab/>
+            </w:r>
+            <w:r>
+              <w:rPr>
+                <w:rStyle w:val="Hyperlink"/>
+                <w:rFonts w:ascii="Times New Roman" w:hAnsi="Times New Roman" w:cs="Times New Roman"/>
+                <w:noProof/>
+                <w:sz w:val="26"/>
+                <w:szCs w:val="26"/>
+              </w:rPr>
+              <w:t>Nguyên lý hoạt động</w:t>
+            </w:r>
+            <w:r>
+              <w:rPr>
+                <w:rFonts w:ascii="Times New Roman" w:hAnsi="Times New Roman" w:cs="Times New Roman"/>
+                <w:noProof/>
+                <w:webHidden/>
+                <w:sz w:val="26"/>
+                <w:szCs w:val="26"/>
+              </w:rPr>
+              <w:tab/>
+            </w:r>
+            <w:r>
+              <w:rPr>
+                <w:rFonts w:ascii="Times New Roman" w:hAnsi="Times New Roman" w:cs="Times New Roman"/>
+                <w:noProof/>
+                <w:webHidden/>
+                <w:sz w:val="26"/>
+                <w:szCs w:val="26"/>
+              </w:rPr>
+              <w:fldChar w:fldCharType="begin"/>
+            </w:r>
+            <w:r>
+              <w:rPr>
+                <w:rFonts w:ascii="Times New Roman" w:hAnsi="Times New Roman" w:cs="Times New Roman"/>
+                <w:noProof/>
+                <w:webHidden/>
+                <w:sz w:val="26"/>
+                <w:szCs w:val="26"/>
+              </w:rPr>
+              <w:instrText xml:space="preserve"> PAGEREF _Toc210569950 \h </w:instrText>
+            </w:r>
+            <w:r>
+              <w:rPr>
+                <w:rFonts w:ascii="Times New Roman" w:hAnsi="Times New Roman" w:cs="Times New Roman"/>
+                <w:noProof/>
+                <w:webHidden/>
+                <w:sz w:val="26"/>
+                <w:szCs w:val="26"/>
+              </w:rPr>
+            </w:r>
+            <w:r>
+              <w:rPr>
+                <w:rFonts w:ascii="Times New Roman" w:hAnsi="Times New Roman" w:cs="Times New Roman"/>
+                <w:noProof/>
+                <w:webHidden/>
+                <w:sz w:val="26"/>
+                <w:szCs w:val="26"/>
+              </w:rPr>
+              <w:fldChar w:fldCharType="separate"/>
+            </w:r>
+            <w:r>
+              <w:rPr>
+                <w:rFonts w:ascii="Times New Roman" w:hAnsi="Times New Roman" w:cs="Times New Roman"/>
+                <w:noProof/>
+                <w:webHidden/>
+                <w:sz w:val="26"/>
+                <w:szCs w:val="26"/>
+              </w:rPr>
+              <w:t>32</w:t>
+            </w:r>
+            <w:r>
+              <w:rPr>
+                <w:rFonts w:ascii="Times New Roman" w:hAnsi="Times New Roman" w:cs="Times New Roman"/>
+                <w:noProof/>
+                <w:webHidden/>
+                <w:sz w:val="26"/>
+                <w:szCs w:val="26"/>
+              </w:rPr>
+              <w:fldChar w:fldCharType="end"/>
+            </w:r>
+          </w:hyperlink>
+        </w:p>
+        <w:p>
+          <w:pPr>
+            <w:pStyle w:val="TOC3"/>
+            <w:rPr>
+              <w:rFonts w:ascii="Times New Roman" w:eastAsiaTheme="minorEastAsia" w:hAnsi="Times New Roman" w:cs="Times New Roman"/>
+              <w:noProof/>
+              <w:kern w:val="0"/>
+              <w:sz w:val="26"/>
+              <w:szCs w:val="26"/>
+              <w14:ligatures w14:val="none"/>
+            </w:rPr>
+          </w:pPr>
+          <w:hyperlink w:anchor="_Toc210569951" w:history="1">
+            <w:r>
+              <w:rPr>
+                <w:rStyle w:val="Hyperlink"/>
+                <w:rFonts w:ascii="Times New Roman" w:hAnsi="Times New Roman" w:cs="Times New Roman"/>
+                <w:noProof/>
+                <w:sz w:val="26"/>
+                <w:szCs w:val="26"/>
+              </w:rPr>
+              <w:t>3.5.2</w:t>
+            </w:r>
+            <w:r>
+              <w:rPr>
+                <w:rFonts w:ascii="Times New Roman" w:eastAsiaTheme="minorEastAsia" w:hAnsi="Times New Roman" w:cs="Times New Roman"/>
+                <w:noProof/>
+                <w:kern w:val="0"/>
+                <w:sz w:val="26"/>
+                <w:szCs w:val="26"/>
+                <w14:ligatures w14:val="none"/>
+              </w:rPr>
+              <w:tab/>
+            </w:r>
+            <w:r>
+              <w:rPr>
+                <w:rStyle w:val="Hyperlink"/>
+                <w:rFonts w:ascii="Times New Roman" w:hAnsi="Times New Roman" w:cs="Times New Roman"/>
+                <w:noProof/>
+                <w:sz w:val="26"/>
+                <w:szCs w:val="26"/>
+              </w:rPr>
+              <w:t>Các mức chất lượng dịch vụ (QoS)</w:t>
+            </w:r>
+            <w:r>
+              <w:rPr>
+                <w:rFonts w:ascii="Times New Roman" w:hAnsi="Times New Roman" w:cs="Times New Roman"/>
+                <w:noProof/>
+                <w:webHidden/>
+                <w:sz w:val="26"/>
+                <w:szCs w:val="26"/>
+              </w:rPr>
+              <w:tab/>
+            </w:r>
+            <w:r>
+              <w:rPr>
+                <w:rFonts w:ascii="Times New Roman" w:hAnsi="Times New Roman" w:cs="Times New Roman"/>
+                <w:noProof/>
+                <w:webHidden/>
+                <w:sz w:val="26"/>
+                <w:szCs w:val="26"/>
+              </w:rPr>
+              <w:fldChar w:fldCharType="begin"/>
+            </w:r>
+            <w:r>
+              <w:rPr>
+                <w:rFonts w:ascii="Times New Roman" w:hAnsi="Times New Roman" w:cs="Times New Roman"/>
+                <w:noProof/>
+                <w:webHidden/>
+                <w:sz w:val="26"/>
+                <w:szCs w:val="26"/>
+              </w:rPr>
+              <w:instrText xml:space="preserve"> PAGEREF _Toc210569951 \h </w:instrText>
+            </w:r>
+            <w:r>
+              <w:rPr>
+                <w:rFonts w:ascii="Times New Roman" w:hAnsi="Times New Roman" w:cs="Times New Roman"/>
+                <w:noProof/>
+                <w:webHidden/>
+                <w:sz w:val="26"/>
+                <w:szCs w:val="26"/>
+              </w:rPr>
+            </w:r>
+            <w:r>
+              <w:rPr>
+                <w:rFonts w:ascii="Times New Roman" w:hAnsi="Times New Roman" w:cs="Times New Roman"/>
+                <w:noProof/>
+                <w:webHidden/>
+                <w:sz w:val="26"/>
+                <w:szCs w:val="26"/>
+              </w:rPr>
+              <w:fldChar w:fldCharType="separate"/>
+            </w:r>
+            <w:r>
+              <w:rPr>
+                <w:rFonts w:ascii="Times New Roman" w:hAnsi="Times New Roman" w:cs="Times New Roman"/>
+                <w:noProof/>
+                <w:webHidden/>
+                <w:sz w:val="26"/>
+                <w:szCs w:val="26"/>
+              </w:rPr>
+              <w:t>33</w:t>
+            </w:r>
+            <w:r>
+              <w:rPr>
+                <w:rFonts w:ascii="Times New Roman" w:hAnsi="Times New Roman" w:cs="Times New Roman"/>
+                <w:noProof/>
+                <w:webHidden/>
+                <w:sz w:val="26"/>
+                <w:szCs w:val="26"/>
+              </w:rPr>
+              <w:fldChar w:fldCharType="end"/>
+            </w:r>
+          </w:hyperlink>
+        </w:p>
+        <w:p>
+          <w:pPr>
+            <w:pStyle w:val="TOC3"/>
+            <w:rPr>
+              <w:rFonts w:ascii="Times New Roman" w:eastAsiaTheme="minorEastAsia" w:hAnsi="Times New Roman" w:cs="Times New Roman"/>
+              <w:noProof/>
+              <w:kern w:val="0"/>
+              <w:sz w:val="26"/>
+              <w:szCs w:val="26"/>
+              <w14:ligatures w14:val="none"/>
+            </w:rPr>
+          </w:pPr>
+          <w:hyperlink w:anchor="_Toc210569952" w:history="1">
+            <w:r>
+              <w:rPr>
+                <w:rStyle w:val="Hyperlink"/>
+                <w:rFonts w:ascii="Times New Roman" w:hAnsi="Times New Roman" w:cs="Times New Roman"/>
+                <w:noProof/>
+                <w:sz w:val="26"/>
+                <w:szCs w:val="26"/>
+              </w:rPr>
+              <w:t>3.5.3</w:t>
+            </w:r>
+            <w:r>
+              <w:rPr>
+                <w:rFonts w:ascii="Times New Roman" w:eastAsiaTheme="minorEastAsia" w:hAnsi="Times New Roman" w:cs="Times New Roman"/>
+                <w:noProof/>
+                <w:kern w:val="0"/>
+                <w:sz w:val="26"/>
+                <w:szCs w:val="26"/>
+                <w14:ligatures w14:val="none"/>
+              </w:rPr>
+              <w:tab/>
+            </w:r>
+            <w:r>
+              <w:rPr>
+                <w:rStyle w:val="Hyperlink"/>
+                <w:rFonts w:ascii="Times New Roman" w:hAnsi="Times New Roman" w:cs="Times New Roman"/>
+                <w:noProof/>
+                <w:sz w:val="26"/>
+                <w:szCs w:val="26"/>
+              </w:rPr>
+              <w:t>Ưu điểm của MQTT</w:t>
+            </w:r>
+            <w:r>
+              <w:rPr>
+                <w:rFonts w:ascii="Times New Roman" w:hAnsi="Times New Roman" w:cs="Times New Roman"/>
+                <w:noProof/>
+                <w:webHidden/>
+                <w:sz w:val="26"/>
+                <w:szCs w:val="26"/>
+              </w:rPr>
+              <w:tab/>
+            </w:r>
+            <w:r>
+              <w:rPr>
+                <w:rFonts w:ascii="Times New Roman" w:hAnsi="Times New Roman" w:cs="Times New Roman"/>
+                <w:noProof/>
+                <w:webHidden/>
+                <w:sz w:val="26"/>
+                <w:szCs w:val="26"/>
+              </w:rPr>
+              <w:fldChar w:fldCharType="begin"/>
+            </w:r>
+            <w:r>
+              <w:rPr>
+                <w:rFonts w:ascii="Times New Roman" w:hAnsi="Times New Roman" w:cs="Times New Roman"/>
+                <w:noProof/>
+                <w:webHidden/>
+                <w:sz w:val="26"/>
+                <w:szCs w:val="26"/>
+              </w:rPr>
+              <w:instrText xml:space="preserve"> PAGEREF _Toc210569952 \h </w:instrText>
+            </w:r>
+            <w:r>
+              <w:rPr>
+                <w:rFonts w:ascii="Times New Roman" w:hAnsi="Times New Roman" w:cs="Times New Roman"/>
+                <w:noProof/>
+                <w:webHidden/>
+                <w:sz w:val="26"/>
+                <w:szCs w:val="26"/>
+              </w:rPr>
+            </w:r>
+            <w:r>
+              <w:rPr>
+                <w:rFonts w:ascii="Times New Roman" w:hAnsi="Times New Roman" w:cs="Times New Roman"/>
+                <w:noProof/>
+                <w:webHidden/>
+                <w:sz w:val="26"/>
+                <w:szCs w:val="26"/>
+              </w:rPr>
+              <w:fldChar w:fldCharType="separate"/>
+            </w:r>
+            <w:r>
+              <w:rPr>
+                <w:rFonts w:ascii="Times New Roman" w:hAnsi="Times New Roman" w:cs="Times New Roman"/>
+                <w:noProof/>
+                <w:webHidden/>
+                <w:sz w:val="26"/>
+                <w:szCs w:val="26"/>
+              </w:rPr>
+              <w:t>37</w:t>
+            </w:r>
+            <w:r>
+              <w:rPr>
+                <w:rFonts w:ascii="Times New Roman" w:hAnsi="Times New Roman" w:cs="Times New Roman"/>
+                <w:noProof/>
+                <w:webHidden/>
+                <w:sz w:val="26"/>
+                <w:szCs w:val="26"/>
+              </w:rPr>
+              <w:fldChar w:fldCharType="end"/>
+            </w:r>
+          </w:hyperlink>
+        </w:p>
+        <w:p>
+          <w:pPr>
+            <w:pStyle w:val="TOC3"/>
+            <w:rPr>
+              <w:rFonts w:ascii="Times New Roman" w:eastAsiaTheme="minorEastAsia" w:hAnsi="Times New Roman" w:cs="Times New Roman"/>
+              <w:noProof/>
+              <w:kern w:val="0"/>
+              <w:sz w:val="26"/>
+              <w:szCs w:val="26"/>
+              <w14:ligatures w14:val="none"/>
+            </w:rPr>
+          </w:pPr>
+          <w:hyperlink w:anchor="_Toc210569953" w:history="1">
+            <w:r>
+              <w:rPr>
+                <w:rStyle w:val="Hyperlink"/>
+                <w:rFonts w:ascii="Times New Roman" w:hAnsi="Times New Roman" w:cs="Times New Roman"/>
+                <w:noProof/>
+                <w:sz w:val="26"/>
+                <w:szCs w:val="26"/>
+              </w:rPr>
+              <w:t>3.5.4</w:t>
+            </w:r>
+            <w:r>
+              <w:rPr>
+                <w:rFonts w:ascii="Times New Roman" w:eastAsiaTheme="minorEastAsia" w:hAnsi="Times New Roman" w:cs="Times New Roman"/>
+                <w:noProof/>
+                <w:kern w:val="0"/>
+                <w:sz w:val="26"/>
+                <w:szCs w:val="26"/>
+                <w14:ligatures w14:val="none"/>
+              </w:rPr>
+              <w:tab/>
+            </w:r>
+            <w:r>
+              <w:rPr>
+                <w:rStyle w:val="Hyperlink"/>
+                <w:rFonts w:ascii="Times New Roman" w:hAnsi="Times New Roman" w:cs="Times New Roman"/>
+                <w:noProof/>
+                <w:sz w:val="26"/>
+                <w:szCs w:val="26"/>
+              </w:rPr>
+              <w:t>Ứng dụng của MQTT</w:t>
+            </w:r>
+            <w:r>
+              <w:rPr>
+                <w:rFonts w:ascii="Times New Roman" w:hAnsi="Times New Roman" w:cs="Times New Roman"/>
+                <w:noProof/>
+                <w:webHidden/>
+                <w:sz w:val="26"/>
+                <w:szCs w:val="26"/>
+              </w:rPr>
+              <w:tab/>
+            </w:r>
+            <w:r>
+              <w:rPr>
+                <w:rFonts w:ascii="Times New Roman" w:hAnsi="Times New Roman" w:cs="Times New Roman"/>
+                <w:noProof/>
+                <w:webHidden/>
+                <w:sz w:val="26"/>
+                <w:szCs w:val="26"/>
+              </w:rPr>
+              <w:fldChar w:fldCharType="begin"/>
+            </w:r>
+            <w:r>
+              <w:rPr>
+                <w:rFonts w:ascii="Times New Roman" w:hAnsi="Times New Roman" w:cs="Times New Roman"/>
+                <w:noProof/>
+                <w:webHidden/>
+                <w:sz w:val="26"/>
+                <w:szCs w:val="26"/>
+              </w:rPr>
+              <w:instrText xml:space="preserve"> PAGEREF _Toc210569953 \h </w:instrText>
+            </w:r>
+            <w:r>
+              <w:rPr>
+                <w:rFonts w:ascii="Times New Roman" w:hAnsi="Times New Roman" w:cs="Times New Roman"/>
+                <w:noProof/>
+                <w:webHidden/>
+                <w:sz w:val="26"/>
+                <w:szCs w:val="26"/>
+              </w:rPr>
+            </w:r>
+            <w:r>
+              <w:rPr>
+                <w:rFonts w:ascii="Times New Roman" w:hAnsi="Times New Roman" w:cs="Times New Roman"/>
+                <w:noProof/>
+                <w:webHidden/>
+                <w:sz w:val="26"/>
+                <w:szCs w:val="26"/>
+              </w:rPr>
+              <w:fldChar w:fldCharType="separate"/>
+            </w:r>
+            <w:r>
+              <w:rPr>
+                <w:rFonts w:ascii="Times New Roman" w:hAnsi="Times New Roman" w:cs="Times New Roman"/>
+                <w:noProof/>
+                <w:webHidden/>
+                <w:sz w:val="26"/>
+                <w:szCs w:val="26"/>
+              </w:rPr>
+              <w:t>37</w:t>
+            </w:r>
+            <w:r>
+              <w:rPr>
+                <w:rFonts w:ascii="Times New Roman" w:hAnsi="Times New Roman" w:cs="Times New Roman"/>
+                <w:noProof/>
+                <w:webHidden/>
+                <w:sz w:val="26"/>
+                <w:szCs w:val="26"/>
+              </w:rPr>
+              <w:fldChar w:fldCharType="end"/>
+            </w:r>
+          </w:hyperlink>
+        </w:p>
+        <w:p>
+          <w:pPr>
+            <w:pStyle w:val="TOC3"/>
+            <w:rPr>
+              <w:rFonts w:ascii="Times New Roman" w:eastAsiaTheme="minorEastAsia" w:hAnsi="Times New Roman" w:cs="Times New Roman"/>
+              <w:noProof/>
+              <w:kern w:val="0"/>
+              <w:sz w:val="26"/>
+              <w:szCs w:val="26"/>
+              <w14:ligatures w14:val="none"/>
+            </w:rPr>
+          </w:pPr>
+          <w:hyperlink w:anchor="_Toc210569954" w:history="1">
+            <w:r>
+              <w:rPr>
+                <w:rStyle w:val="Hyperlink"/>
+                <w:rFonts w:ascii="Times New Roman" w:hAnsi="Times New Roman" w:cs="Times New Roman"/>
+                <w:noProof/>
+                <w:sz w:val="26"/>
+                <w:szCs w:val="26"/>
+              </w:rPr>
+              <w:t>3.5.5</w:t>
+            </w:r>
+            <w:r>
+              <w:rPr>
+                <w:rFonts w:ascii="Times New Roman" w:eastAsiaTheme="minorEastAsia" w:hAnsi="Times New Roman" w:cs="Times New Roman"/>
+                <w:noProof/>
+                <w:kern w:val="0"/>
+                <w:sz w:val="26"/>
+                <w:szCs w:val="26"/>
+                <w14:ligatures w14:val="none"/>
+              </w:rPr>
+              <w:tab/>
+            </w:r>
+            <w:r>
+              <w:rPr>
+                <w:rStyle w:val="Hyperlink"/>
+                <w:rFonts w:ascii="Times New Roman" w:hAnsi="Times New Roman" w:cs="Times New Roman"/>
+                <w:noProof/>
+                <w:sz w:val="26"/>
+                <w:szCs w:val="26"/>
+              </w:rPr>
+              <w:t>Xu hướng phát triển hiện nay</w:t>
+            </w:r>
+            <w:r>
+              <w:rPr>
+                <w:rFonts w:ascii="Times New Roman" w:hAnsi="Times New Roman" w:cs="Times New Roman"/>
+                <w:noProof/>
+                <w:webHidden/>
+                <w:sz w:val="26"/>
+                <w:szCs w:val="26"/>
+              </w:rPr>
+              <w:tab/>
+            </w:r>
+            <w:r>
+              <w:rPr>
+                <w:rFonts w:ascii="Times New Roman" w:hAnsi="Times New Roman" w:cs="Times New Roman"/>
+                <w:noProof/>
+                <w:webHidden/>
+                <w:sz w:val="26"/>
+                <w:szCs w:val="26"/>
+              </w:rPr>
+              <w:fldChar w:fldCharType="begin"/>
+            </w:r>
+            <w:r>
+              <w:rPr>
+                <w:rFonts w:ascii="Times New Roman" w:hAnsi="Times New Roman" w:cs="Times New Roman"/>
+                <w:noProof/>
+                <w:webHidden/>
+                <w:sz w:val="26"/>
+                <w:szCs w:val="26"/>
+              </w:rPr>
+              <w:instrText xml:space="preserve"> PAGEREF _Toc210569954 \h </w:instrText>
+            </w:r>
+            <w:r>
+              <w:rPr>
+                <w:rFonts w:ascii="Times New Roman" w:hAnsi="Times New Roman" w:cs="Times New Roman"/>
+                <w:noProof/>
+                <w:webHidden/>
+                <w:sz w:val="26"/>
+                <w:szCs w:val="26"/>
+              </w:rPr>
+            </w:r>
+            <w:r>
+              <w:rPr>
+                <w:rFonts w:ascii="Times New Roman" w:hAnsi="Times New Roman" w:cs="Times New Roman"/>
+                <w:noProof/>
+                <w:webHidden/>
+                <w:sz w:val="26"/>
+                <w:szCs w:val="26"/>
+              </w:rPr>
+              <w:fldChar w:fldCharType="separate"/>
+            </w:r>
+            <w:r>
+              <w:rPr>
+                <w:rFonts w:ascii="Times New Roman" w:hAnsi="Times New Roman" w:cs="Times New Roman"/>
+                <w:noProof/>
+                <w:webHidden/>
+                <w:sz w:val="26"/>
+                <w:szCs w:val="26"/>
+              </w:rPr>
+              <w:t>38</w:t>
+            </w:r>
+            <w:r>
+              <w:rPr>
+                <w:rFonts w:ascii="Times New Roman" w:hAnsi="Times New Roman" w:cs="Times New Roman"/>
+                <w:noProof/>
+                <w:webHidden/>
+                <w:sz w:val="26"/>
+                <w:szCs w:val="26"/>
+              </w:rPr>
+              <w:fldChar w:fldCharType="end"/>
+            </w:r>
+          </w:hyperlink>
+        </w:p>
+        <w:p>
+          <w:pPr>
+            <w:pStyle w:val="TOC2"/>
+            <w:rPr>
+              <w:rFonts w:ascii="Times New Roman" w:eastAsiaTheme="minorEastAsia" w:hAnsi="Times New Roman" w:cs="Times New Roman"/>
+              <w:noProof/>
+              <w:kern w:val="0"/>
+              <w:sz w:val="26"/>
+              <w:szCs w:val="26"/>
+              <w14:ligatures w14:val="none"/>
+            </w:rPr>
+          </w:pPr>
+          <w:hyperlink w:anchor="_Toc210569955" w:history="1">
+            <w:r>
+              <w:rPr>
+                <w:rStyle w:val="Hyperlink"/>
+                <w:rFonts w:ascii="Times New Roman" w:hAnsi="Times New Roman" w:cs="Times New Roman"/>
+                <w:noProof/>
+                <w:sz w:val="26"/>
+                <w:szCs w:val="26"/>
+              </w:rPr>
+              <w:t>3.6</w:t>
+            </w:r>
+            <w:r>
+              <w:rPr>
+                <w:rFonts w:ascii="Times New Roman" w:eastAsiaTheme="minorEastAsia" w:hAnsi="Times New Roman" w:cs="Times New Roman"/>
+                <w:noProof/>
+                <w:kern w:val="0"/>
+                <w:sz w:val="26"/>
+                <w:szCs w:val="26"/>
+                <w14:ligatures w14:val="none"/>
+              </w:rPr>
+              <w:tab/>
+            </w:r>
+            <w:r>
+              <w:rPr>
+                <w:rStyle w:val="Hyperlink"/>
+                <w:rFonts w:ascii="Times New Roman" w:hAnsi="Times New Roman" w:cs="Times New Roman"/>
+                <w:noProof/>
+                <w:sz w:val="26"/>
+                <w:szCs w:val="26"/>
+              </w:rPr>
+              <w:t>Nền tảng Core IoT</w:t>
+            </w:r>
+            <w:r>
+              <w:rPr>
+                <w:rFonts w:ascii="Times New Roman" w:hAnsi="Times New Roman" w:cs="Times New Roman"/>
+                <w:noProof/>
+                <w:webHidden/>
+                <w:sz w:val="26"/>
+                <w:szCs w:val="26"/>
+              </w:rPr>
+              <w:tab/>
+            </w:r>
+            <w:r>
+              <w:rPr>
+                <w:rFonts w:ascii="Times New Roman" w:hAnsi="Times New Roman" w:cs="Times New Roman"/>
+                <w:noProof/>
+                <w:webHidden/>
+                <w:sz w:val="26"/>
+                <w:szCs w:val="26"/>
+              </w:rPr>
+              <w:fldChar w:fldCharType="begin"/>
+            </w:r>
+            <w:r>
+              <w:rPr>
+                <w:rFonts w:ascii="Times New Roman" w:hAnsi="Times New Roman" w:cs="Times New Roman"/>
+                <w:noProof/>
+                <w:webHidden/>
+                <w:sz w:val="26"/>
+                <w:szCs w:val="26"/>
+              </w:rPr>
+              <w:instrText xml:space="preserve"> PAGEREF _Toc210569955 \h </w:instrText>
+            </w:r>
+            <w:r>
+              <w:rPr>
+                <w:rFonts w:ascii="Times New Roman" w:hAnsi="Times New Roman" w:cs="Times New Roman"/>
+                <w:noProof/>
+                <w:webHidden/>
+                <w:sz w:val="26"/>
+                <w:szCs w:val="26"/>
+              </w:rPr>
+            </w:r>
+            <w:r>
+              <w:rPr>
+                <w:rFonts w:ascii="Times New Roman" w:hAnsi="Times New Roman" w:cs="Times New Roman"/>
+                <w:noProof/>
+                <w:webHidden/>
+                <w:sz w:val="26"/>
+                <w:szCs w:val="26"/>
+              </w:rPr>
+              <w:fldChar w:fldCharType="separate"/>
+            </w:r>
+            <w:r>
+              <w:rPr>
+                <w:rFonts w:ascii="Times New Roman" w:hAnsi="Times New Roman" w:cs="Times New Roman"/>
+                <w:noProof/>
+                <w:webHidden/>
+                <w:sz w:val="26"/>
+                <w:szCs w:val="26"/>
+              </w:rPr>
+              <w:t>38</w:t>
+            </w:r>
+            <w:r>
+              <w:rPr>
+                <w:rFonts w:ascii="Times New Roman" w:hAnsi="Times New Roman" w:cs="Times New Roman"/>
+                <w:noProof/>
+                <w:webHidden/>
+                <w:sz w:val="26"/>
+                <w:szCs w:val="26"/>
+              </w:rPr>
+              <w:fldChar w:fldCharType="end"/>
+            </w:r>
+          </w:hyperlink>
+        </w:p>
+        <w:p>
+          <w:pPr>
+            <w:pStyle w:val="TOC3"/>
+            <w:rPr>
+              <w:rFonts w:ascii="Times New Roman" w:eastAsiaTheme="minorEastAsia" w:hAnsi="Times New Roman" w:cs="Times New Roman"/>
+              <w:noProof/>
+              <w:kern w:val="0"/>
+              <w:sz w:val="26"/>
+              <w:szCs w:val="26"/>
+              <w14:ligatures w14:val="none"/>
+            </w:rPr>
+          </w:pPr>
+          <w:hyperlink w:anchor="_Toc210569956" w:history="1">
+            <w:r>
+              <w:rPr>
+                <w:rStyle w:val="Hyperlink"/>
+                <w:rFonts w:ascii="Times New Roman" w:hAnsi="Times New Roman" w:cs="Times New Roman"/>
+                <w:noProof/>
+                <w:sz w:val="26"/>
+                <w:szCs w:val="26"/>
+              </w:rPr>
+              <w:t>3.6.1</w:t>
+            </w:r>
+            <w:r>
+              <w:rPr>
+                <w:rFonts w:ascii="Times New Roman" w:eastAsiaTheme="minorEastAsia" w:hAnsi="Times New Roman" w:cs="Times New Roman"/>
+                <w:noProof/>
+                <w:kern w:val="0"/>
+                <w:sz w:val="26"/>
+                <w:szCs w:val="26"/>
+                <w14:ligatures w14:val="none"/>
+              </w:rPr>
+              <w:tab/>
+            </w:r>
+            <w:r>
+              <w:rPr>
+                <w:rStyle w:val="Hyperlink"/>
+                <w:rFonts w:ascii="Times New Roman" w:hAnsi="Times New Roman" w:cs="Times New Roman"/>
+                <w:noProof/>
+                <w:sz w:val="26"/>
+                <w:szCs w:val="26"/>
+              </w:rPr>
+              <w:t>Tổng quan về Core IoT</w:t>
+            </w:r>
+            <w:r>
+              <w:rPr>
+                <w:rFonts w:ascii="Times New Roman" w:hAnsi="Times New Roman" w:cs="Times New Roman"/>
+                <w:noProof/>
+                <w:webHidden/>
+                <w:sz w:val="26"/>
+                <w:szCs w:val="26"/>
+              </w:rPr>
+              <w:tab/>
+            </w:r>
+            <w:r>
+              <w:rPr>
+                <w:rFonts w:ascii="Times New Roman" w:hAnsi="Times New Roman" w:cs="Times New Roman"/>
+                <w:noProof/>
+                <w:webHidden/>
+                <w:sz w:val="26"/>
+                <w:szCs w:val="26"/>
+              </w:rPr>
+              <w:fldChar w:fldCharType="begin"/>
+            </w:r>
+            <w:r>
+              <w:rPr>
+                <w:rFonts w:ascii="Times New Roman" w:hAnsi="Times New Roman" w:cs="Times New Roman"/>
+                <w:noProof/>
+                <w:webHidden/>
+                <w:sz w:val="26"/>
+                <w:szCs w:val="26"/>
+              </w:rPr>
+              <w:instrText xml:space="preserve"> PAGEREF _Toc210569956 \h </w:instrText>
+            </w:r>
+            <w:r>
+              <w:rPr>
+                <w:rFonts w:ascii="Times New Roman" w:hAnsi="Times New Roman" w:cs="Times New Roman"/>
+                <w:noProof/>
+                <w:webHidden/>
+                <w:sz w:val="26"/>
+                <w:szCs w:val="26"/>
+              </w:rPr>
+            </w:r>
+            <w:r>
+              <w:rPr>
+                <w:rFonts w:ascii="Times New Roman" w:hAnsi="Times New Roman" w:cs="Times New Roman"/>
+                <w:noProof/>
+                <w:webHidden/>
+                <w:sz w:val="26"/>
+                <w:szCs w:val="26"/>
+              </w:rPr>
+              <w:fldChar w:fldCharType="separate"/>
+            </w:r>
+            <w:r>
+              <w:rPr>
+                <w:rFonts w:ascii="Times New Roman" w:hAnsi="Times New Roman" w:cs="Times New Roman"/>
+                <w:noProof/>
+                <w:webHidden/>
+                <w:sz w:val="26"/>
+                <w:szCs w:val="26"/>
+              </w:rPr>
+              <w:t>38</w:t>
+            </w:r>
+            <w:r>
+              <w:rPr>
+                <w:rFonts w:ascii="Times New Roman" w:hAnsi="Times New Roman" w:cs="Times New Roman"/>
+                <w:noProof/>
+                <w:webHidden/>
+                <w:sz w:val="26"/>
+                <w:szCs w:val="26"/>
+              </w:rPr>
+              <w:fldChar w:fldCharType="end"/>
+            </w:r>
+          </w:hyperlink>
+        </w:p>
+        <w:p>
+          <w:pPr>
+            <w:pStyle w:val="TOC3"/>
+            <w:rPr>
+              <w:rFonts w:ascii="Times New Roman" w:eastAsiaTheme="minorEastAsia" w:hAnsi="Times New Roman" w:cs="Times New Roman"/>
+              <w:noProof/>
+              <w:kern w:val="0"/>
+              <w:sz w:val="26"/>
+              <w:szCs w:val="26"/>
+              <w14:ligatures w14:val="none"/>
+            </w:rPr>
+          </w:pPr>
+          <w:hyperlink w:anchor="_Toc210569957" w:history="1">
+            <w:r>
+              <w:rPr>
+                <w:rStyle w:val="Hyperlink"/>
+                <w:rFonts w:ascii="Times New Roman" w:hAnsi="Times New Roman" w:cs="Times New Roman"/>
+                <w:noProof/>
+                <w:sz w:val="26"/>
+                <w:szCs w:val="26"/>
+              </w:rPr>
+              <w:t>3.6.2</w:t>
+            </w:r>
+            <w:r>
+              <w:rPr>
+                <w:rFonts w:ascii="Times New Roman" w:eastAsiaTheme="minorEastAsia" w:hAnsi="Times New Roman" w:cs="Times New Roman"/>
+                <w:noProof/>
+                <w:kern w:val="0"/>
+                <w:sz w:val="26"/>
+                <w:szCs w:val="26"/>
+                <w14:ligatures w14:val="none"/>
+              </w:rPr>
+              <w:tab/>
+            </w:r>
+            <w:r>
+              <w:rPr>
+                <w:rStyle w:val="Hyperlink"/>
+                <w:rFonts w:ascii="Times New Roman" w:hAnsi="Times New Roman" w:cs="Times New Roman"/>
+                <w:noProof/>
+                <w:sz w:val="26"/>
+                <w:szCs w:val="26"/>
+              </w:rPr>
+              <w:t>Tính năng chính của Core IoT</w:t>
+            </w:r>
+            <w:r>
+              <w:rPr>
+                <w:rFonts w:ascii="Times New Roman" w:hAnsi="Times New Roman" w:cs="Times New Roman"/>
+                <w:noProof/>
+                <w:webHidden/>
+                <w:sz w:val="26"/>
+                <w:szCs w:val="26"/>
+              </w:rPr>
+              <w:tab/>
+            </w:r>
+            <w:r>
+              <w:rPr>
+                <w:rFonts w:ascii="Times New Roman" w:hAnsi="Times New Roman" w:cs="Times New Roman"/>
+                <w:noProof/>
+                <w:webHidden/>
+                <w:sz w:val="26"/>
+                <w:szCs w:val="26"/>
+              </w:rPr>
+              <w:fldChar w:fldCharType="begin"/>
+            </w:r>
+            <w:r>
+              <w:rPr>
+                <w:rFonts w:ascii="Times New Roman" w:hAnsi="Times New Roman" w:cs="Times New Roman"/>
+                <w:noProof/>
+                <w:webHidden/>
+                <w:sz w:val="26"/>
+                <w:szCs w:val="26"/>
+              </w:rPr>
+              <w:instrText xml:space="preserve"> PAGEREF _Toc210569957 \h </w:instrText>
+            </w:r>
+            <w:r>
+              <w:rPr>
+                <w:rFonts w:ascii="Times New Roman" w:hAnsi="Times New Roman" w:cs="Times New Roman"/>
+                <w:noProof/>
+                <w:webHidden/>
+                <w:sz w:val="26"/>
+                <w:szCs w:val="26"/>
+              </w:rPr>
+            </w:r>
+            <w:r>
+              <w:rPr>
+                <w:rFonts w:ascii="Times New Roman" w:hAnsi="Times New Roman" w:cs="Times New Roman"/>
+                <w:noProof/>
+                <w:webHidden/>
+                <w:sz w:val="26"/>
+                <w:szCs w:val="26"/>
+              </w:rPr>
+              <w:fldChar w:fldCharType="separate"/>
+            </w:r>
+            <w:r>
+              <w:rPr>
+                <w:rFonts w:ascii="Times New Roman" w:hAnsi="Times New Roman" w:cs="Times New Roman"/>
+                <w:noProof/>
+                <w:webHidden/>
+                <w:sz w:val="26"/>
+                <w:szCs w:val="26"/>
+              </w:rPr>
+              <w:t>39</w:t>
+            </w:r>
+            <w:r>
+              <w:rPr>
+                <w:rFonts w:ascii="Times New Roman" w:hAnsi="Times New Roman" w:cs="Times New Roman"/>
+                <w:noProof/>
+                <w:webHidden/>
+                <w:sz w:val="26"/>
+                <w:szCs w:val="26"/>
+              </w:rPr>
+              <w:fldChar w:fldCharType="end"/>
+            </w:r>
+          </w:hyperlink>
+        </w:p>
+        <w:p>
+          <w:pPr>
+            <w:pStyle w:val="TOC3"/>
+            <w:rPr>
+              <w:rFonts w:ascii="Times New Roman" w:eastAsiaTheme="minorEastAsia" w:hAnsi="Times New Roman" w:cs="Times New Roman"/>
+              <w:noProof/>
+              <w:kern w:val="0"/>
+              <w:sz w:val="26"/>
+              <w:szCs w:val="26"/>
+              <w14:ligatures w14:val="none"/>
+            </w:rPr>
+          </w:pPr>
+          <w:hyperlink w:anchor="_Toc210569958" w:history="1">
+            <w:r>
+              <w:rPr>
+                <w:rStyle w:val="Hyperlink"/>
+                <w:rFonts w:ascii="Times New Roman" w:hAnsi="Times New Roman" w:cs="Times New Roman"/>
+                <w:noProof/>
+                <w:sz w:val="26"/>
+                <w:szCs w:val="26"/>
+              </w:rPr>
+              <w:t>3.6.3</w:t>
+            </w:r>
+            <w:r>
+              <w:rPr>
+                <w:rFonts w:ascii="Times New Roman" w:eastAsiaTheme="minorEastAsia" w:hAnsi="Times New Roman" w:cs="Times New Roman"/>
+                <w:noProof/>
+                <w:kern w:val="0"/>
+                <w:sz w:val="26"/>
+                <w:szCs w:val="26"/>
+                <w14:ligatures w14:val="none"/>
+              </w:rPr>
+              <w:tab/>
+            </w:r>
+            <w:r>
+              <w:rPr>
+                <w:rStyle w:val="Hyperlink"/>
+                <w:rFonts w:ascii="Times New Roman" w:hAnsi="Times New Roman" w:cs="Times New Roman"/>
+                <w:noProof/>
+                <w:sz w:val="26"/>
+                <w:szCs w:val="26"/>
+              </w:rPr>
+              <w:t>Ứng dụng di động Core IoT</w:t>
+            </w:r>
+            <w:r>
+              <w:rPr>
+                <w:rFonts w:ascii="Times New Roman" w:hAnsi="Times New Roman" w:cs="Times New Roman"/>
+                <w:noProof/>
+                <w:webHidden/>
+                <w:sz w:val="26"/>
+                <w:szCs w:val="26"/>
+              </w:rPr>
+              <w:tab/>
+            </w:r>
+            <w:r>
+              <w:rPr>
+                <w:rFonts w:ascii="Times New Roman" w:hAnsi="Times New Roman" w:cs="Times New Roman"/>
+                <w:noProof/>
+                <w:webHidden/>
+                <w:sz w:val="26"/>
+                <w:szCs w:val="26"/>
+              </w:rPr>
+              <w:fldChar w:fldCharType="begin"/>
+            </w:r>
+            <w:r>
+              <w:rPr>
+                <w:rFonts w:ascii="Times New Roman" w:hAnsi="Times New Roman" w:cs="Times New Roman"/>
+                <w:noProof/>
+                <w:webHidden/>
+                <w:sz w:val="26"/>
+                <w:szCs w:val="26"/>
+              </w:rPr>
+              <w:instrText xml:space="preserve"> PAGEREF _Toc210569958 \h </w:instrText>
+            </w:r>
+            <w:r>
+              <w:rPr>
+                <w:rFonts w:ascii="Times New Roman" w:hAnsi="Times New Roman" w:cs="Times New Roman"/>
+                <w:noProof/>
+                <w:webHidden/>
+                <w:sz w:val="26"/>
+                <w:szCs w:val="26"/>
+              </w:rPr>
+            </w:r>
+            <w:r>
+              <w:rPr>
+                <w:rFonts w:ascii="Times New Roman" w:hAnsi="Times New Roman" w:cs="Times New Roman"/>
+                <w:noProof/>
+                <w:webHidden/>
+                <w:sz w:val="26"/>
+                <w:szCs w:val="26"/>
+              </w:rPr>
+              <w:fldChar w:fldCharType="separate"/>
+            </w:r>
+            <w:r>
+              <w:rPr>
+                <w:rFonts w:ascii="Times New Roman" w:hAnsi="Times New Roman" w:cs="Times New Roman"/>
+                <w:noProof/>
+                <w:webHidden/>
+                <w:sz w:val="26"/>
+                <w:szCs w:val="26"/>
+              </w:rPr>
+              <w:t>41</w:t>
+            </w:r>
+            <w:r>
+              <w:rPr>
+                <w:rFonts w:ascii="Times New Roman" w:hAnsi="Times New Roman" w:cs="Times New Roman"/>
+                <w:noProof/>
+                <w:webHidden/>
+                <w:sz w:val="26"/>
+                <w:szCs w:val="26"/>
+              </w:rPr>
+              <w:fldChar w:fldCharType="end"/>
+            </w:r>
+          </w:hyperlink>
+        </w:p>
+        <w:p>
+          <w:pPr>
+            <w:pStyle w:val="TOC3"/>
+            <w:rPr>
+              <w:rFonts w:ascii="Times New Roman" w:eastAsiaTheme="minorEastAsia" w:hAnsi="Times New Roman" w:cs="Times New Roman"/>
+              <w:noProof/>
+              <w:kern w:val="0"/>
+              <w:sz w:val="26"/>
+              <w:szCs w:val="26"/>
+              <w14:ligatures w14:val="none"/>
+            </w:rPr>
+          </w:pPr>
+          <w:hyperlink w:anchor="_Toc210569959" w:history="1">
+            <w:r>
+              <w:rPr>
+                <w:rStyle w:val="Hyperlink"/>
+                <w:rFonts w:ascii="Times New Roman" w:hAnsi="Times New Roman" w:cs="Times New Roman"/>
+                <w:noProof/>
+                <w:sz w:val="26"/>
+                <w:szCs w:val="26"/>
+              </w:rPr>
+              <w:t>3.6.4</w:t>
+            </w:r>
+            <w:r>
+              <w:rPr>
+                <w:rFonts w:ascii="Times New Roman" w:eastAsiaTheme="minorEastAsia" w:hAnsi="Times New Roman" w:cs="Times New Roman"/>
+                <w:noProof/>
+                <w:kern w:val="0"/>
+                <w:sz w:val="26"/>
+                <w:szCs w:val="26"/>
+                <w14:ligatures w14:val="none"/>
+              </w:rPr>
+              <w:tab/>
+            </w:r>
+            <w:r>
+              <w:rPr>
+                <w:rStyle w:val="Hyperlink"/>
+                <w:rFonts w:ascii="Times New Roman" w:hAnsi="Times New Roman" w:cs="Times New Roman"/>
+                <w:noProof/>
+                <w:sz w:val="26"/>
+                <w:szCs w:val="26"/>
+              </w:rPr>
+              <w:t>Tích hợp giao thức MQTT trong Core IoT</w:t>
+            </w:r>
+            <w:r>
+              <w:rPr>
+                <w:rFonts w:ascii="Times New Roman" w:hAnsi="Times New Roman" w:cs="Times New Roman"/>
+                <w:noProof/>
+                <w:webHidden/>
+                <w:sz w:val="26"/>
+                <w:szCs w:val="26"/>
+              </w:rPr>
+              <w:tab/>
+            </w:r>
+            <w:r>
+              <w:rPr>
+                <w:rFonts w:ascii="Times New Roman" w:hAnsi="Times New Roman" w:cs="Times New Roman"/>
+                <w:noProof/>
+                <w:webHidden/>
+                <w:sz w:val="26"/>
+                <w:szCs w:val="26"/>
+              </w:rPr>
+              <w:fldChar w:fldCharType="begin"/>
+            </w:r>
+            <w:r>
+              <w:rPr>
+                <w:rFonts w:ascii="Times New Roman" w:hAnsi="Times New Roman" w:cs="Times New Roman"/>
+                <w:noProof/>
+                <w:webHidden/>
+                <w:sz w:val="26"/>
+                <w:szCs w:val="26"/>
+              </w:rPr>
+              <w:instrText xml:space="preserve"> PAGEREF _Toc210569959 \h </w:instrText>
+            </w:r>
+            <w:r>
+              <w:rPr>
+                <w:rFonts w:ascii="Times New Roman" w:hAnsi="Times New Roman" w:cs="Times New Roman"/>
+                <w:noProof/>
+                <w:webHidden/>
+                <w:sz w:val="26"/>
+                <w:szCs w:val="26"/>
+              </w:rPr>
+            </w:r>
+            <w:r>
+              <w:rPr>
+                <w:rFonts w:ascii="Times New Roman" w:hAnsi="Times New Roman" w:cs="Times New Roman"/>
+                <w:noProof/>
+                <w:webHidden/>
+                <w:sz w:val="26"/>
+                <w:szCs w:val="26"/>
+              </w:rPr>
+              <w:fldChar w:fldCharType="separate"/>
+            </w:r>
+            <w:r>
+              <w:rPr>
+                <w:rFonts w:ascii="Times New Roman" w:hAnsi="Times New Roman" w:cs="Times New Roman"/>
+                <w:noProof/>
+                <w:webHidden/>
+                <w:sz w:val="26"/>
+                <w:szCs w:val="26"/>
+              </w:rPr>
+              <w:t>42</w:t>
             </w:r>
             <w:r>
               <w:rPr>
@@ -4926,7 +6306,7 @@
       <w:pPr>
         <w:pStyle w:val="Heading1"/>
       </w:pPr>
-      <w:bookmarkStart w:id="0" w:name="_Toc210223746"/>
+      <w:bookmarkStart w:id="0" w:name="_Toc210569920"/>
       <w:r>
         <w:lastRenderedPageBreak/>
         <w:t>TỔNG QUAN</w:t>
@@ -4937,7 +6317,7 @@
       <w:pPr>
         <w:pStyle w:val="Heading2"/>
       </w:pPr>
-      <w:bookmarkStart w:id="1" w:name="_Toc210223747"/>
+      <w:bookmarkStart w:id="1" w:name="_Toc210569921"/>
       <w:r>
         <w:t>Bối cảnh và xu thế tất yếu</w:t>
       </w:r>
@@ -4963,7 +6343,7 @@
       <w:pPr>
         <w:pStyle w:val="Heading2"/>
       </w:pPr>
-      <w:bookmarkStart w:id="2" w:name="_Toc210223748"/>
+      <w:bookmarkStart w:id="2" w:name="_Toc210569922"/>
       <w:r>
         <w:t>Y tế số tại Việt Nam: Nền tảng công nghệ và các ứng dụng cốt lõi</w:t>
       </w:r>
@@ -5057,10 +6437,6 @@
         <w:t xml:space="preserve"> Các ứng dụng trên điện thoại thông minh cho phép người dùng đặt lịch khám, nhận kết quả xét nghiệm, tra cứu thông tin thuốc, nhận nhắc nhở uống thuốc và tương tác trực tiếp với cơ sở y tế. Nổi bật gần đây là việc tích hợp thông tin thẻ bảo hiểm y tế, sổ tiêm chủng trên ứng dụng định danh điện tử </w:t>
       </w:r>
       <w:r>
-        <w:rPr>
-          <w:b/>
-          <w:bCs/>
-        </w:rPr>
         <w:t>VNeID</w:t>
       </w:r>
       <w:r>
@@ -5090,7 +6466,7 @@
       <w:pPr>
         <w:pStyle w:val="Heading3"/>
       </w:pPr>
-      <w:bookmarkStart w:id="3" w:name="_Toc210223749"/>
+      <w:bookmarkStart w:id="3" w:name="_Toc210569923"/>
       <w:r>
         <w:t>Tác động và lợi ích đa chiều của chuyển đổi số y tế</w:t>
       </w:r>
@@ -5549,7 +6925,7 @@
       <w:pPr>
         <w:pStyle w:val="Heading3"/>
       </w:pPr>
-      <w:bookmarkStart w:id="4" w:name="_Toc210223750"/>
+      <w:bookmarkStart w:id="4" w:name="_Toc210569924"/>
       <w:r>
         <w:t xml:space="preserve">Thực trạng </w:t>
       </w:r>
@@ -5566,37 +6942,7 @@
         <w:pStyle w:val="Chubinhthuong"/>
       </w:pPr>
       <w:r>
-        <w:t xml:space="preserve">Việt Nam sở hữu nhiều điều kiện thuận lợi để thúc đẩy y tế số. Theo báo cáo </w:t>
-      </w:r>
-      <w:r>
-        <w:rPr>
-          <w:b/>
-          <w:bCs/>
-        </w:rPr>
-        <w:t>Digital 2024</w:t>
-      </w:r>
-      <w:r>
-        <w:t xml:space="preserve">, Việt Nam có khoảng </w:t>
-      </w:r>
-      <w:r>
-        <w:rPr>
-          <w:b/>
-          <w:bCs/>
-        </w:rPr>
-        <w:t>78.44 triệu người dùng Internet</w:t>
-      </w:r>
-      <w:r>
-        <w:t xml:space="preserve"> (tương đương 79.1% dân số) và </w:t>
-      </w:r>
-      <w:r>
-        <w:rPr>
-          <w:b/>
-          <w:bCs/>
-        </w:rPr>
-        <w:t>161.6 triệu kết nối di động</w:t>
-      </w:r>
-      <w:r>
-        <w:t>. Tỷ lệ dân số trẻ, năng động và sẵn sàng tiếp nhận công nghệ mới là một lợi thế lớn. Chi tiêu cho y tế cũng được dự báo sẽ tiếp tục tăng trưởng mạnh mẽ, phản ánh sự ưu tiên của cả nhà nước và người dân đối với việc chăm sóc sức khỏe.</w:t>
+        <w:t>Việt Nam sở hữu nhiều điều kiện thuận lợi để thúc đẩy y tế số. Theo báo cáo Digital 2024, Việt Nam có khoảng 78.44 triệu người dùng Internet (tương đương 79.1% dân số) và 161.6 triệu kết nối di động. Tỷ lệ dân số trẻ, năng động và sẵn sàng tiếp nhận công nghệ mới là một lợi thế lớn. Chi tiêu cho y tế cũng được dự báo sẽ tiếp tục tăng trưởng mạnh mẽ, phản ánh sự ưu tiên của cả nhà nước và người dân đối với việc chăm sóc sức khỏe.</w:t>
       </w:r>
     </w:p>
     <w:p>
@@ -5616,17 +6962,7 @@
         </w:numPr>
       </w:pPr>
       <w:r>
-        <w:t xml:space="preserve">Hầu hết các bệnh viện trên toàn quốc đã triển khai </w:t>
-      </w:r>
-      <w:r>
-        <w:rPr>
-          <w:b/>
-          <w:bCs/>
-        </w:rPr>
-        <w:t>Hệ thống thông tin bệnh viện (HIS)</w:t>
-      </w:r>
-      <w:r>
-        <w:t>, từng bước tiến tới quản lý không giấy tờ.</w:t>
+        <w:t>Hầu hết các bệnh viện trên toàn quốc đã triển khai Hệ thống thông tin bệnh viện (HIS), từng bước tiến tới quản lý không giấy tờ.</w:t>
       </w:r>
     </w:p>
     <w:p>
@@ -5638,14 +6974,7 @@
         </w:numPr>
       </w:pPr>
       <w:r>
-        <w:rPr>
-          <w:b/>
-          <w:bCs/>
-        </w:rPr>
-        <w:t>Hệ thống quản lý thông tin tiêm chủng quốc gia</w:t>
-      </w:r>
-      <w:r>
-        <w:t xml:space="preserve"> đã chứng minh hiệu quả vượt trội trong chiến dịch tiêm vaccine COVID-19 và vẫn đang được sử dụng cho chương trình tiêm chủng mở rộng.</w:t>
+        <w:t>Hệ thống quản lý thông tin tiêm chủng quốc gia đã chứng minh hiệu quả vượt trội trong chiến dịch tiêm vaccine COVID-19 và vẫn đang được sử dụng cho chương trình tiêm chủng mở rộng.</w:t>
       </w:r>
     </w:p>
     <w:p>
@@ -5658,17 +6987,7 @@
       </w:pPr>
       <w:r>
         <w:lastRenderedPageBreak/>
-        <w:t xml:space="preserve">Việc </w:t>
-      </w:r>
-      <w:r>
-        <w:rPr>
-          <w:b/>
-          <w:bCs/>
-        </w:rPr>
-        <w:t>thanh toán viện phí không dùng tiền mặt</w:t>
-      </w:r>
-      <w:r>
-        <w:t xml:space="preserve"> đang được triển khai rộng rãi, góp phần minh bạch hóa tài chính.</w:t>
+        <w:t>Việc thanh toán viện phí không dùng tiền mặt đang được triển khai rộng rãi, góp phần minh bạch hóa tài chính.</w:t>
       </w:r>
     </w:p>
     <w:p>
@@ -5808,7 +7127,7 @@
       <w:pPr>
         <w:pStyle w:val="Heading2"/>
       </w:pPr>
-      <w:bookmarkStart w:id="5" w:name="_Toc210223751"/>
+      <w:bookmarkStart w:id="5" w:name="_Toc210569925"/>
       <w:r>
         <w:lastRenderedPageBreak/>
         <w:t>Thiết bị cân điện tử thông minh và tiềm năng ứng dụng</w:t>
@@ -5846,14 +7165,10 @@
         <w:pStyle w:val="Chubinhthuong"/>
       </w:pPr>
       <w:r>
-        <w:rPr>
-          <w:b/>
-          <w:bCs/>
-        </w:rPr>
-        <w:t>Xiaomi Smart Scale 2</w:t>
-      </w:r>
-      <w:r>
-        <w:t xml:space="preserve"> nổi bật với thiết kế tối giản, hiện đại và khả năng kết nối nhanh chóng với ứng dụng Mi Fit. Thiết bị hỗ trợ đo lường nhiều chỉ số quan trọng như cân nặng, chỉ số khối cơ thể (BMI), tỷ lệ mỡ và nước trong cơ thể, cũng như khối lượng xương. Đặc biệt, sản phẩm có thể nhận diện đến 16 người dùng khác nhau, rất phù hợp với các gia đình nhiều thành viên hoặc nhóm sử dụng chung. </w:t>
+        <w:t>Xiaomi Smart Scale 2 nổi bật với thiết kế tối giản, hiện đại và khả năng kết nối nhanh chóng với ứng dụng Mi Fit. Thiết bị hỗ trợ đo lường nhiều chỉ số quan trọng như cân nặng, chỉ số khối cơ thể (BMI), tỷ lệ mỡ và nước trong cơ thể, cũng như khối lượng xương. Đặc biệt, sản phẩm có thể nhận diện đến 16 người dùng khác nhau, rất phù hợp với các gia đình nhiều thành viên hoặc nhóm sử dụng chung</w:t>
+      </w:r>
+      <w:r>
+        <w:t xml:space="preserve">. </w:t>
       </w:r>
     </w:p>
     <w:p>
@@ -6112,45 +7427,15 @@
       </w:pPr>
       <w:r>
         <w:lastRenderedPageBreak/>
-        <w:t xml:space="preserve">Với sự hỗ trợ của </w:t>
-      </w:r>
-      <w:r>
-        <w:rPr>
-          <w:b/>
-          <w:bCs/>
-        </w:rPr>
-        <w:t>trí tuệ nhân tạo (AI)</w:t>
-      </w:r>
-      <w:r>
-        <w:t xml:space="preserve"> và </w:t>
-      </w:r>
-      <w:r>
-        <w:rPr>
-          <w:b/>
-          <w:bCs/>
-        </w:rPr>
-        <w:t>phân tích dữ liệu lớn (Big Data)</w:t>
-      </w:r>
-      <w:r>
-        <w:t>, các hệ thống chăm sóc sức khỏe thông minh có khả năng cung cấp các gợi ý cá nhân hóa, từ chế độ ăn uống, luyện tập, cho đến cảnh báo nguy cơ bệnh tật. Đây là bước tiến quan trọng trong việc xây dựng mô hình y tế dự phòng, hướng tới chăm sóc sức khỏe toàn diện, chủ động và bền vững.</w:t>
-      </w:r>
-    </w:p>
-    <w:p>
-      <w:pPr>
-        <w:pStyle w:val="Chubinhthuong"/>
-      </w:pPr>
-      <w:r>
-        <w:t xml:space="preserve">Trong bối cảnh </w:t>
-      </w:r>
-      <w:r>
-        <w:rPr>
-          <w:b/>
-          <w:bCs/>
-        </w:rPr>
-        <w:t>chuyển đổi số y tế tại Việt Nam</w:t>
-      </w:r>
-      <w:r>
-        <w:t>, cân sức khỏe thông minh còn có tiềm năng tích hợp với các hệ thống quản lý hồ sơ y tế từ xa, tạo điều kiện cho các cơ sở y tế giám sát bệnh nhân, đặc biệt là người mắc bệnh mạn tính như tiểu đường, tăng huyết áp hoặc béo phì. Việc theo dõi sức khỏe từ xa không chỉ giảm tải áp lực cho bệnh viện mà còn nâng cao chất lượng chăm sóc, giúp bệnh nhân duy trì lối sống lành mạnh dưới sự hỗ trợ liên tục của công nghệ.</w:t>
+        <w:t>Với sự hỗ trợ của trí tuệ nhân tạo (AI) và phân tích dữ liệu lớn (Big Data), các hệ thống chăm sóc sức khỏe thông minh có khả năng cung cấp các gợi ý cá nhân hóa, từ chế độ ăn uống, luyện tập, cho đến cảnh báo nguy cơ bệnh tật. Đây là bước tiến quan trọng trong việc xây dựng mô hình y tế dự phòng, hướng tới chăm sóc sức khỏe toàn diện, chủ động và bền vững.</w:t>
+      </w:r>
+    </w:p>
+    <w:p>
+      <w:pPr>
+        <w:pStyle w:val="Chubinhthuong"/>
+      </w:pPr>
+      <w:r>
+        <w:t>Trong bối cảnh chuyển đổi số y tế tại Việt Nam, cân sức khỏe thông minh còn có tiềm năng tích hợp với các hệ thống quản lý hồ sơ y tế từ xa, tạo điều kiện cho các cơ sở y tế giám sát bệnh nhân, đặc biệt là người mắc bệnh mạn tính như tiểu đường, tăng huyết áp hoặc béo phì. Việc theo dõi sức khỏe từ xa không chỉ giảm tải áp lực cho bệnh viện mà còn nâng cao chất lượng chăm sóc, giúp bệnh nhân duy trì lối sống lành mạnh dưới sự hỗ trợ liên tục của công nghệ.</w:t>
       </w:r>
     </w:p>
     <w:p>
@@ -6165,7 +7450,7 @@
       <w:pPr>
         <w:pStyle w:val="Heading2"/>
       </w:pPr>
-      <w:bookmarkStart w:id="6" w:name="_Toc210223752"/>
+      <w:bookmarkStart w:id="6" w:name="_Toc210569926"/>
       <w:r>
         <w:t>Các hệ thống tham chiếu trong nghiên cứu</w:t>
       </w:r>
@@ -6175,7 +7460,7 @@
       <w:pPr>
         <w:pStyle w:val="Heading3"/>
       </w:pPr>
-      <w:bookmarkStart w:id="7" w:name="_Toc210223753"/>
+      <w:bookmarkStart w:id="7" w:name="_Toc210569927"/>
       <w:r>
         <w:t>Cân thông minh Xiaomi Body Scale S400</w:t>
       </w:r>
@@ -6439,17 +7724,7 @@
         <w:pStyle w:val="Chubinhthuong"/>
       </w:pPr>
       <w:r>
-        <w:t xml:space="preserve">Một điểm đáng chú ý là khả năng </w:t>
-      </w:r>
-      <w:r>
-        <w:rPr>
-          <w:b/>
-          <w:bCs/>
-        </w:rPr>
-        <w:t>kết nối ứng dụng thông minh</w:t>
-      </w:r>
-      <w:r>
-        <w:t>. Xiaomi Body Scale S400 hỗ trợ đồng bộ với ứng dụng Mi Fit hoặc Zepp Life qua Bluetooth, cho phép:</w:t>
+        <w:t>Một điểm đáng chú ý là khả năng kết nối ứng dụng thông minh. Xiaomi Body Scale S400 hỗ trợ đồng bộ với ứng dụng Mi Fit hoặc Zepp Life qua Bluetooth, cho phép:</w:t>
       </w:r>
     </w:p>
     <w:p>
@@ -6616,42 +7891,15 @@
         <w:pStyle w:val="Chubinhthuong"/>
       </w:pPr>
       <w:r>
-        <w:t xml:space="preserve">Bên cạnh vai trò là một thiết bị độc lập, Xiaomi Body Scale S400 còn nằm trong </w:t>
-      </w:r>
-      <w:r>
-        <w:rPr>
-          <w:b/>
-          <w:bCs/>
-        </w:rPr>
-        <w:t>hệ sinh thái nhà thông minh Xiaomi</w:t>
-      </w:r>
-      <w:r>
-        <w:t>, có thể kết nối với các thiết bị khác như đồng hồ thông minh hay điện thoại di động. Sự kết hợp này góp phần tạo nên một hệ thống quản lý sức khỏe toàn diện, cho phép người dùng giám sát cơ thể ở nhiều khía cạnh và trong nhiều bối cảnh sinh hoạt khác nhau.</w:t>
-      </w:r>
-    </w:p>
-    <w:p>
-      <w:pPr>
-        <w:pStyle w:val="Chubinhthuong"/>
-      </w:pPr>
-      <w:r>
-        <w:rPr>
-          <w:b/>
-          <w:bCs/>
-        </w:rPr>
-        <w:t>Ưu điểm nổi bật của Xiaomi Body Scale S400</w:t>
-      </w:r>
-      <w:r>
-        <w:t xml:space="preserve"> có thể kể đến là: thiết kế tinh tế, dễ sử dụng, độ chính xác cao, khả năng nhận diện nhiều người dùng và giá thành cạnh tranh so với các sản phẩm cùng phân khúc. Tuy nhiên, sản phẩm vẫn tồn tại </w:t>
-      </w:r>
-      <w:r>
-        <w:rPr>
-          <w:b/>
-          <w:bCs/>
-        </w:rPr>
-        <w:t>một số hạn chế</w:t>
-      </w:r>
-      <w:r>
-        <w:t>, chẳng hạn như phụ thuộc vào kết nối Bluetooth – vốn có thể gặp sự cố về độ ổn định, hoặc việc đồng bộ dữ liệu chưa hỗ trợ trực tiếp cho một số ứng dụng y tế bên thứ ba, buộc người dùng phải sử dụng giải pháp trung gian.</w:t>
+        <w:t>Bên cạnh vai trò là một thiết bị độc lập, Xiaomi Body Scale S400 còn nằm trong hệ sinh thái nhà thông minh Xiaomi, có thể kết nối với các thiết bị khác như đồng hồ thông minh hay điện thoại di động. Sự kết hợp này góp phần tạo nên một hệ thống quản lý sức khỏe toàn diện, cho phép người dùng giám sát cơ thể ở nhiều khía cạnh và trong nhiều bối cảnh sinh hoạt khác nhau.</w:t>
+      </w:r>
+    </w:p>
+    <w:p>
+      <w:pPr>
+        <w:pStyle w:val="Chubinhthuong"/>
+      </w:pPr>
+      <w:r>
+        <w:t>Ưu điểm nổi bật của Xiaomi Body Scale S400 có thể kể đến là: thiết kế tinh tế, dễ sử dụng, độ chính xác cao, khả năng nhận diện nhiều người dùng và giá thành cạnh tranh so với các sản phẩm cùng phân khúc. Tuy nhiên, sản phẩm vẫn tồn tại một số hạn chế, chẳng hạn như phụ thuộc vào kết nối Bluetooth – vốn có thể gặp sự cố về độ ổn định, hoặc việc đồng bộ dữ liệu chưa hỗ trợ trực tiếp cho một số ứng dụng y tế bên thứ ba, buộc người dùng phải sử dụng giải pháp trung gian.</w:t>
       </w:r>
     </w:p>
     <w:p>
@@ -6662,22 +7910,15 @@
         <w:t xml:space="preserve">Nhìn chung, Xiaomi Body Scale S400 không chỉ là một thiết bị công nghệ hỗ trợ theo dõi sức khỏe hằng ngày, mà còn thể hiện rõ xu hướng phát triển của thị trường </w:t>
       </w:r>
       <w:r>
-        <w:rPr>
-          <w:b/>
-          <w:bCs/>
-        </w:rPr>
         <w:lastRenderedPageBreak/>
-        <w:t>chăm sóc sức khỏe thông minh</w:t>
-      </w:r>
-      <w:r>
-        <w:t>: gắn kết dữ liệu, cung cấp thông tin trực quan, hướng đến cá nhân hóa trải nghiệm, đồng thời từng bước tích hợp vào các hệ thống quản lý sức khỏe cộng đồng. Đây là một minh chứng rõ rệt cho sự dịch chuyển từ việc theo dõi sức khỏe thụ động sang chủ động, với sự hỗ trợ mạnh mẽ của công nghệ số.</w:t>
+        <w:t>chăm sóc sức khỏe thông minh: gắn kết dữ liệu, cung cấp thông tin trực quan, hướng đến cá nhân hóa trải nghiệm, đồng thời từng bước tích hợp vào các hệ thống quản lý sức khỏe cộng đồng. Đây là một minh chứng rõ rệt cho sự dịch chuyển từ việc theo dõi sức khỏe thụ động sang chủ động, với sự hỗ trợ mạnh mẽ của công nghệ số.</w:t>
       </w:r>
     </w:p>
     <w:p>
       <w:pPr>
         <w:pStyle w:val="Heading3"/>
       </w:pPr>
-      <w:bookmarkStart w:id="8" w:name="_Toc210223754"/>
+      <w:bookmarkStart w:id="8" w:name="_Toc210569928"/>
       <w:r>
         <w:t>Cân thông minh 365 Selection WS1</w:t>
       </w:r>
@@ -6830,7 +8071,7 @@
       <w:pPr>
         <w:pStyle w:val="Heading2"/>
       </w:pPr>
-      <w:bookmarkStart w:id="9" w:name="_Toc210223755"/>
+      <w:bookmarkStart w:id="9" w:name="_Toc210569929"/>
       <w:r>
         <w:t>Thách thức và cơ hội khi triển khai tại Việt Nam</w:t>
       </w:r>
@@ -6876,7 +8117,7 @@
       <w:pPr>
         <w:pStyle w:val="Heading2"/>
       </w:pPr>
-      <w:bookmarkStart w:id="10" w:name="_Toc210223756"/>
+      <w:bookmarkStart w:id="10" w:name="_Toc210569930"/>
       <w:r>
         <w:t>Tầm quan trọng của hệ thống trong tương lai</w:t>
       </w:r>
@@ -6887,97 +8128,30 @@
         <w:pStyle w:val="Chubinhthuong"/>
       </w:pPr>
       <w:r>
-        <w:t xml:space="preserve">Việc xây dựng và ứng dụng hệ thống chăm sóc sức khỏe điện tử dựa trên thiết bị thông minh, chẳng hạn như </w:t>
-      </w:r>
-      <w:r>
-        <w:rPr>
-          <w:b/>
-          <w:bCs/>
-        </w:rPr>
-        <w:t>CRENOT Gofit S2</w:t>
-      </w:r>
-      <w:r>
-        <w:t xml:space="preserve">, phù hợp với xu thế toàn cầu về </w:t>
-      </w:r>
-      <w:r>
-        <w:rPr>
-          <w:b/>
-          <w:bCs/>
-        </w:rPr>
-        <w:t>chăm sóc sức khỏe thông minh (smart healthcare)</w:t>
-      </w:r>
-      <w:r>
-        <w:t>. Đây không chỉ là công cụ hỗ trợ cá nhân theo dõi sức khỏe hàng ngày mà còn đóng vai trò quan trọng trong công tác quản lý sức khỏe cộng đồng. Khi dữ liệu từ các thiết bị được tổng hợp và phân tích, các cơ sở y tế có thể đưa ra quyết định chính xác hơn, từ đó giảm tải cho bệnh viện, nâng cao hiệu quả quản lý và phân bổ nguồn lực y tế.</w:t>
-      </w:r>
-    </w:p>
-    <w:p>
-      <w:pPr>
-        <w:pStyle w:val="Chubinhthuong"/>
-      </w:pPr>
-      <w:r>
-        <w:t xml:space="preserve">Trong tương lai, với sự phát triển mạnh mẽ của </w:t>
-      </w:r>
-      <w:r>
-        <w:rPr>
-          <w:b/>
-          <w:bCs/>
-        </w:rPr>
-        <w:t>trí tuệ nhân tạo (AI)</w:t>
-      </w:r>
-      <w:r>
-        <w:t xml:space="preserve">, </w:t>
-      </w:r>
-      <w:r>
-        <w:rPr>
-          <w:b/>
-          <w:bCs/>
-        </w:rPr>
-        <w:t>phân tích dữ liệu lớn (Big Data)</w:t>
-      </w:r>
-      <w:r>
-        <w:t xml:space="preserve"> và </w:t>
-      </w:r>
-      <w:r>
-        <w:rPr>
-          <w:b/>
-          <w:bCs/>
-        </w:rPr>
-        <w:t>Internet vạn vật trong y tế (IoMT)</w:t>
-      </w:r>
-      <w:r>
-        <w:t xml:space="preserve">, hệ thống chăm sóc sức khỏe điện tử sẽ ngày càng trở nên thông minh và cá nhân hóa hơn. Các giải </w:t>
+        <w:t>Việc xây dựng và ứng dụng hệ thống chăm sóc sức khỏe điện tử dựa trên thiết bị thông minh, chẳng hạn như CRENOT Gofit S2, phù hợp với xu thế toàn cầu về chăm sóc sức khỏe thông minh (smart healthcare). Đây không chỉ là công cụ hỗ trợ cá nhân theo dõi sức khỏe hàng ngày mà còn đóng vai trò quan trọng trong công tác quản lý sức khỏe cộng đồng. Khi dữ liệu từ các thiết bị được tổng hợp và phân tích, các cơ sở y tế có thể đưa ra quyết định chính xác hơn, từ đó giảm tải cho bệnh viện, nâng cao hiệu quả quản lý và phân bổ nguồn lực y tế.</w:t>
+      </w:r>
+    </w:p>
+    <w:p>
+      <w:pPr>
+        <w:pStyle w:val="Chubinhthuong"/>
+      </w:pPr>
+      <w:r>
+        <w:t>Trong tương lai, với sự phát triển mạnh mẽ của trí tuệ nhân tạo (AI), phân tích dữ liệu lớn (Big Data) và Internet vạn vật trong y tế (IoMT), hệ thống chăm sóc sức khỏe điện tử sẽ ngày càng trở nên thông minh và cá nhân hóa hơn. Các giải</w:t>
+      </w:r>
+      <w:r>
+        <w:t xml:space="preserve"> pháp này </w:t>
       </w:r>
       <w:r>
         <w:lastRenderedPageBreak/>
-        <w:t>pháp này không chỉ đưa ra khuyến nghị phù hợp với từng cá nhân, mà còn giúp dự đoán sớm nguy cơ mắc bệnh, hỗ trợ điều trị từ xa và quản lý bệnh mạn tính hiệu quả hơn.</w:t>
-      </w:r>
-    </w:p>
-    <w:p>
-      <w:pPr>
-        <w:pStyle w:val="Chubinhthuong"/>
-      </w:pPr>
-      <w:r>
-        <w:t xml:space="preserve">Bên cạnh đó, sự tích hợp với </w:t>
-      </w:r>
-      <w:r>
-        <w:rPr>
-          <w:b/>
-          <w:bCs/>
-        </w:rPr>
-        <w:t>hồ sơ sức khỏe điện tử quốc gia</w:t>
-      </w:r>
-      <w:r>
-        <w:t xml:space="preserve">, các nền tảng quản lý y tế cộng đồng và dịch vụ khám chữa bệnh từ xa (telemedicine) sẽ tạo nên một hệ sinh thái y tế số hoàn chỉnh. Hệ thống này không chỉ cải thiện chất lượng dịch vụ y tế và nâng cao tuổi thọ, mà còn góp phần vào </w:t>
-      </w:r>
-      <w:r>
-        <w:rPr>
-          <w:b/>
-          <w:bCs/>
-        </w:rPr>
-        <w:t>sự phát triển bền vững của y tế Việt Nam</w:t>
-      </w:r>
-      <w:r>
-        <w:t>, hướng tới mục tiêu chăm sóc sức khỏe toàn dân một cách công bằng, liên tục và hiệu quả.</w:t>
+        <w:t>không chỉ đưa ra khuyến nghị phù hợp với từng cá nhân, mà còn giúp dự đoán sớm nguy cơ mắc bệnh, hỗ trợ điều trị từ xa và quản lý bệnh mạn tính hiệu quả hơn.</w:t>
+      </w:r>
+    </w:p>
+    <w:p>
+      <w:pPr>
+        <w:pStyle w:val="Chubinhthuong"/>
+      </w:pPr>
+      <w:r>
+        <w:t>Bên cạnh đó, sự tích hợp với hồ sơ sức khỏe điện tử quốc gia, các nền tảng quản lý y tế cộng đồng và dịch vụ khám chữa bệnh từ xa (telemedicine) sẽ tạo nên một hệ sinh thái y tế số hoàn chỉnh. Hệ thống này không chỉ cải thiện chất lượng dịch vụ y tế và nâng cao tuổi thọ, mà còn góp phần vào sự phát triển bền vững của y tế Việt Nam, hướng tới mục tiêu chăm sóc sức khỏe toàn dân một cách công bằng, liên tục và hiệu quả.</w:t>
       </w:r>
     </w:p>
     <w:p>
@@ -6998,7 +8172,7 @@
       <w:pPr>
         <w:pStyle w:val="Heading1"/>
       </w:pPr>
-      <w:bookmarkStart w:id="11" w:name="_Toc210223757"/>
+      <w:bookmarkStart w:id="11" w:name="_Toc210569931"/>
       <w:r>
         <w:lastRenderedPageBreak/>
         <w:t>YÊU CẦU VÀ MỤC TIÊU ĐỀ TÀI</w:t>
@@ -7009,7 +8183,7 @@
       <w:pPr>
         <w:pStyle w:val="Heading2"/>
       </w:pPr>
-      <w:bookmarkStart w:id="12" w:name="_Toc210223758"/>
+      <w:bookmarkStart w:id="12" w:name="_Toc210569932"/>
       <w:r>
         <w:t>Yêu cầu đề tài</w:t>
       </w:r>
@@ -7030,7 +8204,7 @@
       <w:pPr>
         <w:pStyle w:val="Heading2"/>
       </w:pPr>
-      <w:bookmarkStart w:id="13" w:name="_Toc210223759"/>
+      <w:bookmarkStart w:id="13" w:name="_Toc210569933"/>
       <w:r>
         <w:t>Mục tiêu đề tài</w:t>
       </w:r>
@@ -7081,7 +8255,7 @@
       <w:pPr>
         <w:pStyle w:val="Heading1"/>
       </w:pPr>
-      <w:bookmarkStart w:id="14" w:name="_Toc210223760"/>
+      <w:bookmarkStart w:id="14" w:name="_Toc210569934"/>
       <w:r>
         <w:lastRenderedPageBreak/>
         <w:t>CƠ SỞ LÝ THUYẾT</w:t>
@@ -7092,7 +8266,7 @@
       <w:pPr>
         <w:pStyle w:val="Heading2"/>
       </w:pPr>
-      <w:bookmarkStart w:id="15" w:name="_Toc210223761"/>
+      <w:bookmarkStart w:id="15" w:name="_Toc210569935"/>
       <w:r>
         <w:t>Giới thiệu công nghệ Bluetooth Low Energy (BLE)</w:t>
       </w:r>
@@ -7103,65 +8277,15 @@
         <w:pStyle w:val="Chubinhthuong"/>
       </w:pPr>
       <w:r>
-        <w:t xml:space="preserve">Bluetooth Low Energy (BLE), còn được gọi là Bluetooth Smart, là một công nghệ truyền thông không dây tầm ngắn được giới thiệu lần đầu tiên trong chuẩn </w:t>
-      </w:r>
-      <w:r>
-        <w:rPr>
-          <w:b/>
-          <w:bCs/>
-        </w:rPr>
-        <w:t>Bluetooth 4.0</w:t>
-      </w:r>
-      <w:r>
-        <w:t xml:space="preserve"> (năm 2010). Mục tiêu cốt lõi của BLE là cung cấp khả năng kết nối ổn định với mức tiêu thụ năng lượng tối thiểu, đặc biệt phù hợp với các thiết bị có kích thước nhỏ gọn và yêu cầu thời gian hoạt động dài trong khi chỉ sử dụng nguồn pin hạn chế.</w:t>
-      </w:r>
-    </w:p>
-    <w:p>
-      <w:pPr>
-        <w:pStyle w:val="Chubinhthuong"/>
-      </w:pPr>
-      <w:r>
-        <w:t xml:space="preserve">Khác với </w:t>
-      </w:r>
-      <w:r>
-        <w:rPr>
-          <w:b/>
-          <w:bCs/>
-        </w:rPr>
-        <w:t>Bluetooth Classic</w:t>
-      </w:r>
-      <w:r>
-        <w:t xml:space="preserve"> (phiên bản 2.0/3.0), vốn tập trung vào việc truyền dữ liệu dung lượng lớn như âm thanh hoặc tập tin, BLE được thiết kế hướng tới những kịch bản ứng dụng chuyên biệt, trong đó việc trao đổi dữ liệu thường diễn ra không liên tục, dung lượng nhỏ nhưng yêu cầu tính bền bỉ và khả năng duy trì kết nối lâu dài. Do đó, BLE không thay thế hoàn toàn các giao thức không dây khác như </w:t>
-      </w:r>
-      <w:r>
-        <w:rPr>
-          <w:b/>
-          <w:bCs/>
-        </w:rPr>
-        <w:t>Wi-Fi</w:t>
-      </w:r>
-      <w:r>
-        <w:t xml:space="preserve">, </w:t>
-      </w:r>
-      <w:r>
-        <w:rPr>
-          <w:b/>
-          <w:bCs/>
-        </w:rPr>
-        <w:t>ZigBee</w:t>
-      </w:r>
-      <w:r>
-        <w:t xml:space="preserve"> hay </w:t>
-      </w:r>
-      <w:r>
-        <w:rPr>
-          <w:b/>
-          <w:bCs/>
-        </w:rPr>
-        <w:t>Bluetooth Classic</w:t>
-      </w:r>
-      <w:r>
-        <w:t>, mà tồn tại song song như một giải pháp bổ trợ trong hệ sinh thái truyền thông không dây hiện đại.</w:t>
+        <w:t>Bluetooth Low Energy (BLE), còn được gọi là Bluetooth Smart, là một công nghệ truyền thông không dây tầm ngắn được giới thiệu lần đầu tiên trong chuẩn Bluetooth 4.0 (năm 2010). Mục tiêu cốt lõi của BLE là cung cấp khả năng kết nối ổn định với mức tiêu thụ năng lượng tối thiểu, đặc biệt phù hợp với các thiết bị có kích thước nhỏ gọn và yêu cầu thời gian hoạt động dài trong khi chỉ sử dụng nguồn pin hạn chế.</w:t>
+      </w:r>
+    </w:p>
+    <w:p>
+      <w:pPr>
+        <w:pStyle w:val="Chubinhthuong"/>
+      </w:pPr>
+      <w:r>
+        <w:t>Khác với Bluetooth Classic (phiên bản 2.0/3.0), vốn tập trung vào việc truyền dữ liệu dung lượng lớn như âm thanh hoặc tập tin, BLE được thiết kế hướng tới những kịch bản ứng dụng chuyên biệt, trong đó việc trao đổi dữ liệu thường diễn ra không liên tục, dung lượng nhỏ nhưng yêu cầu tính bền bỉ và khả năng duy trì kết nối lâu dài. Do đó, BLE không thay thế hoàn toàn các giao thức không dây khác như Wi-Fi, ZigBee hay Bluetooth Classic, mà tồn tại song song như một giải pháp bổ trợ trong hệ sinh thái truyền thông không dây hiện đại.</w:t>
       </w:r>
     </w:p>
     <w:p>
@@ -7341,57 +8465,7 @@
         <w:pStyle w:val="Chubinhthuong"/>
       </w:pPr>
       <w:r>
-        <w:t xml:space="preserve">Trong bối cảnh phát triển hiện nay, các phiên bản mới như </w:t>
-      </w:r>
-      <w:r>
-        <w:rPr>
-          <w:b/>
-          <w:bCs/>
-        </w:rPr>
-        <w:t>Bluetooth 5.0, 5.1 và 5.2</w:t>
-      </w:r>
-      <w:r>
-        <w:t xml:space="preserve"> đã mở rộng đáng kể khả năng của BLE với các cải tiến về </w:t>
-      </w:r>
-      <w:r>
-        <w:rPr>
-          <w:b/>
-          <w:bCs/>
-        </w:rPr>
-        <w:t>băng thông, độ trễ thấp, phạm vi kết nối xa hơn</w:t>
-      </w:r>
-      <w:r>
-        <w:t xml:space="preserve"> và đặc biệt là </w:t>
-      </w:r>
-      <w:r>
-        <w:rPr>
-          <w:b/>
-          <w:bCs/>
-        </w:rPr>
-        <w:t>hỗ trợ định vị trong nhà (indoor positioning)</w:t>
-      </w:r>
-      <w:r>
-        <w:t xml:space="preserve"> với độ chính xác cao nhờ kỹ thuật Angle of Arrival (AoA) và Angle of Departure (AoD). Đây là bước tiến quan trọng, đưa BLE từ một giao thức truyền dữ liệu đơn giản trở thành một thành phần cốt lõi trong hệ sinh thái </w:t>
-      </w:r>
-      <w:r>
-        <w:rPr>
-          <w:b/>
-          <w:bCs/>
-        </w:rPr>
-        <w:t>Internet of Things (IoT)</w:t>
-      </w:r>
-      <w:r>
-        <w:t xml:space="preserve"> và các hệ thống </w:t>
-      </w:r>
-      <w:r>
-        <w:rPr>
-          <w:b/>
-          <w:bCs/>
-        </w:rPr>
-        <w:t>cyber-physical systems</w:t>
-      </w:r>
-      <w:r>
-        <w:t>.</w:t>
+        <w:t>Trong bối cảnh phát triển hiện nay, các phiên bản mới như Bluetooth 5.0, 5.1 và 5.2 đã mở rộng đáng kể khả năng của BLE với các cải tiến về băng thông, độ trễ thấp, phạm vi kết nối xa hơn và đặc biệt là hỗ trợ định vị trong nhà (indoor positioning) với độ chính xác cao nhờ kỹ thuật Angle of Arrival (AoA) và Angle of Departure (AoD). Đây là bước tiến quan trọng, đưa BLE từ một giao thức truyền dữ liệu đơn giản trở thành một thành phần cốt lõi trong hệ sinh thái Internet of Things (IoT) và các hệ thống cyber-physical systems.</w:t>
       </w:r>
     </w:p>
     <w:p>
@@ -7400,27 +8474,7 @@
       </w:pPr>
       <w:r>
         <w:lastRenderedPageBreak/>
-        <w:t xml:space="preserve">Đáng chú ý, trong hầu hết các hệ thống ứng dụng BLE, </w:t>
-      </w:r>
-      <w:r>
-        <w:rPr>
-          <w:b/>
-          <w:bCs/>
-        </w:rPr>
-        <w:t>smartphone, máy tính bảng và máy tính cá nhân</w:t>
-      </w:r>
-      <w:r>
-        <w:t xml:space="preserve"> vẫn đóng vai trò trung tâm, vừa là thiết bị hiển thị, điều khiển, vừa là cổng trung gian truyền dữ liệu lên nền tảng điện toán đám mây hoặc các dịch vụ phân tích dữ liệu. Điều này cho thấy BLE không chỉ là một công nghệ truyền thông thuần túy, mà còn là cầu nối quan trọng giữa thiết bị vật lý và hạ tầng số trong kỷ nguyên </w:t>
-      </w:r>
-      <w:r>
-        <w:rPr>
-          <w:b/>
-          <w:bCs/>
-        </w:rPr>
-        <w:t>kết nối vạn vật thông minh</w:t>
-      </w:r>
-      <w:r>
-        <w:t>.</w:t>
+        <w:t>Đáng chú ý, trong hầu hết các hệ thống ứng dụng BLE, smartphone, máy tính bảng và máy tính cá nhân vẫn đóng vai trò trung tâm, vừa là thiết bị hiển thị, điều khiển, vừa là cổng trung gian truyền dữ liệu lên nền tảng điện toán đám mây hoặc các dịch vụ phân tích dữ liệu. Điều này cho thấy BLE không chỉ là một công nghệ truyền thông thuần túy, mà còn là cầu nối quan trọng giữa thiết bị vật lý và hạ tầng số trong kỷ nguyên kết nối vạn vật thông minh.</w:t>
       </w:r>
     </w:p>
     <w:tbl>
@@ -8072,6 +9126,9 @@
         <w:t>3</w:t>
       </w:r>
       <w:r>
+        <w:rPr>
+          <w:noProof/>
+        </w:rPr>
         <w:fldChar w:fldCharType="end"/>
       </w:r>
       <w:r>
@@ -8081,7 +9138,13 @@
         <w:fldChar w:fldCharType="begin"/>
       </w:r>
       <w:r>
-        <w:instrText xml:space="preserve"> SEQ Bảng \* ARABIC \s 1 </w:instrText>
+        <w:instrText xml:space="preserve"> SEQ B</w:instrText>
+      </w:r>
+      <w:r>
+        <w:instrText>ả</w:instrText>
+      </w:r>
+      <w:r>
+        <w:instrText xml:space="preserve">ng \* ARABIC \s 1 </w:instrText>
       </w:r>
       <w:r>
         <w:fldChar w:fldCharType="separate"/>
@@ -8093,6 +9156,9 @@
         <w:t>1</w:t>
       </w:r>
       <w:r>
+        <w:rPr>
+          <w:noProof/>
+        </w:rPr>
         <w:fldChar w:fldCharType="end"/>
       </w:r>
       <w:r>
@@ -8106,7 +9172,7 @@
       <w:pPr>
         <w:pStyle w:val="Heading3"/>
       </w:pPr>
-      <w:bookmarkStart w:id="16" w:name="_Toc210223762"/>
+      <w:bookmarkStart w:id="16" w:name="_Toc210569936"/>
       <w:r>
         <w:t>Đặc trưng nổi bật của Bluetooth Low Energy (BLE)</w:t>
       </w:r>
@@ -8117,45 +9183,15 @@
         <w:pStyle w:val="Chubinhthuong"/>
       </w:pPr>
       <w:r>
-        <w:t xml:space="preserve">Sự phát triển nhanh chóng của </w:t>
-      </w:r>
-      <w:r>
-        <w:rPr>
-          <w:b/>
-          <w:bCs/>
-        </w:rPr>
-        <w:t>các thiết bị thông minh (smart devices)</w:t>
-      </w:r>
-      <w:r>
-        <w:t xml:space="preserve"> trong thập kỷ qua đã làm gia tăng đáng kể nhu cầu kết nối không dây giữa các thiết bị này với môi trường xung quanh. Trong bối cảnh đó, </w:t>
-      </w:r>
-      <w:r>
-        <w:rPr>
-          <w:b/>
-          <w:bCs/>
-        </w:rPr>
-        <w:t>Bluetooth Low Energy (BLE)</w:t>
-      </w:r>
-      <w:r>
-        <w:t xml:space="preserve"> đã nổi lên như một giải pháp trọng yếu, được tích hợp hầu hết trong các dòng điện thoại thông minh, máy tính bảng và các thiết bị IoT hiện đại.</w:t>
-      </w:r>
-    </w:p>
-    <w:p>
-      <w:pPr>
-        <w:pStyle w:val="Chubinhthuong"/>
-      </w:pPr>
-      <w:r>
-        <w:t xml:space="preserve">Khác với Bluetooth Classic vốn hướng đến truyền tải dữ liệu dung lượng lớn, BLE được thiết kế tối ưu cho các ứng dụng cần </w:t>
-      </w:r>
-      <w:r>
-        <w:rPr>
-          <w:b/>
-          <w:bCs/>
-        </w:rPr>
-        <w:t>trao đổi dữ liệu với dung lượng nhỏ, không liên tục, nhưng yêu cầu thời gian hoạt động lâu dài và tiêu thụ năng lượng thấp</w:t>
-      </w:r>
-      <w:r>
-        <w:t>. Điều này đặc biệt phù hợp cho các thiết bị đeo thông minh (wearables), cảm biến y tế, thiết bị theo dõi sức khỏe hoặc các hệ thống giám sát môi trường.</w:t>
+        <w:t>Sự phát triển nhanh chóng của các thiết bị thông minh (smart devices) trong thập kỷ qua đã làm gia tăng đáng kể nhu cầu kết nối không dây giữa các thiết bị này với môi trường xung quanh. Trong bối cảnh đó, Bluetooth Low Energy (BLE) đã nổi lên như một giải pháp trọng yếu, được tích hợp hầu hết trong các dòng điện thoại thông minh, máy tính bảng và các thiết bị IoT hiện đại.</w:t>
+      </w:r>
+    </w:p>
+    <w:p>
+      <w:pPr>
+        <w:pStyle w:val="Chubinhthuong"/>
+      </w:pPr>
+      <w:r>
+        <w:t>Khác với Bluetooth Classic vốn hướng đến truyền tải dữ liệu dung lượng lớn, BLE được thiết kế tối ưu cho các ứng dụng cần trao đổi dữ liệu với dung lượng nhỏ, không liên tục, nhưng yêu cầu thời gian hoạt động lâu dài và tiêu thụ năng lượng thấp. Điều này đặc biệt phù hợp cho các thiết bị đeo thông minh (wearables), cảm biến y tế, thiết bị theo dõi sức khỏe hoặc các hệ thống giám sát môi trường.</w:t>
       </w:r>
     </w:p>
     <w:p>
@@ -8259,62 +9295,28 @@
         <w:t>Mô hình dữ liệu và giao thức đơn giản:</w:t>
       </w:r>
       <w:r>
-        <w:t xml:space="preserve"> BLE không yêu cầu giấy phép sử dụng phức tạp, đồng thời dựa trên một </w:t>
-      </w:r>
-      <w:r>
-        <w:rPr>
-          <w:b/>
-          <w:bCs/>
-        </w:rPr>
-        <w:t>protocol stack gọn nhẹ</w:t>
-      </w:r>
-      <w:r>
-        <w:t>, giúp quá trình phát triển ứng dụng và phần cứng trở nên dễ dàng, nhanh chóng và linh hoạt hơn.</w:t>
-      </w:r>
-    </w:p>
-    <w:p>
-      <w:pPr>
-        <w:pStyle w:val="Chubinhthuong"/>
-      </w:pPr>
-      <w:r>
-        <w:t xml:space="preserve">Nhờ những đặc tính này, BLE không chỉ góp phần hiện thực hóa khái niệm </w:t>
-      </w:r>
-      <w:r>
-        <w:rPr>
-          <w:b/>
-          <w:bCs/>
-        </w:rPr>
-        <w:t>Internet of Things (IoT)</w:t>
-      </w:r>
-      <w:r>
-        <w:t xml:space="preserve"> mà còn đóng vai trò nền tảng trong các hệ sinh thái công nghệ hiện đại như </w:t>
-      </w:r>
-      <w:r>
-        <w:rPr>
-          <w:b/>
-          <w:bCs/>
-        </w:rPr>
-        <w:t>y tế số, nhà thông minh, công nghiệp 4.0</w:t>
-      </w:r>
-      <w:r>
-        <w:t xml:space="preserve"> và </w:t>
-      </w:r>
-      <w:r>
-        <w:rPr>
-          <w:b/>
-          <w:bCs/>
-        </w:rPr>
-        <w:t>các hệ thống cyber-physical</w:t>
-      </w:r>
-      <w:r>
-        <w:t>.</w:t>
+        <w:t xml:space="preserve"> BLE không yêu cầu giấy phép sử dụng phức tạp, đồng thời dựa trên </w:t>
+      </w:r>
+      <w:r>
+        <w:t>một protocol stack gọn nhẹ,</w:t>
+      </w:r>
+      <w:r>
+        <w:t xml:space="preserve"> giúp quá trình phát triển ứng dụng và phần cứng trở nên dễ dàng, nhanh chóng và linh hoạt hơn.</w:t>
+      </w:r>
+    </w:p>
+    <w:p>
+      <w:pPr>
+        <w:pStyle w:val="Chubinhthuong"/>
+      </w:pPr>
+      <w:r>
+        <w:t>Nhờ những đặc tính này, BLE không chỉ góp phần hiện thực hóa khái niệm Internet of Things (IoT) mà còn đóng vai trò nền tảng trong các hệ sinh thái công nghệ hiện đại như y tế số, nhà thông minh, công nghiệp 4.0 và các hệ thống cyber-physical.</w:t>
       </w:r>
     </w:p>
     <w:p>
       <w:pPr>
         <w:pStyle w:val="Heading3"/>
       </w:pPr>
-      <w:bookmarkStart w:id="17" w:name="_Toc210223763"/>
+      <w:bookmarkStart w:id="17" w:name="_Toc210569937"/>
       <w:r>
         <w:t>Phân loại các thiết bị Bluetooth</w:t>
       </w:r>
@@ -8325,17 +9327,7 @@
         <w:pStyle w:val="Chubinhthuong"/>
       </w:pPr>
       <w:r>
-        <w:t xml:space="preserve">Bắt đầu từ </w:t>
-      </w:r>
-      <w:r>
-        <w:rPr>
-          <w:b/>
-          <w:bCs/>
-        </w:rPr>
-        <w:t>Bluetooth Specification 4.0</w:t>
-      </w:r>
-      <w:r>
-        <w:t>, tiêu chuẩn Bluetooth đã được chia thành hai dòng công nghệ không dây chính:</w:t>
+        <w:t>Bắt đầu từ Bluetooth Specification 4.0, tiêu chuẩn Bluetooth đã được chia thành hai dòng công nghệ không dây chính:</w:t>
       </w:r>
     </w:p>
     <w:p>
@@ -8555,21 +9547,7 @@
         <w:t xml:space="preserve">Đây là các thiết bị chỉ hỗ trợ BLE và chỉ có khả năng kết nối với các thiết bị thuộc cùng nhóm </w:t>
       </w:r>
       <w:r>
-        <w:rPr>
-          <w:b/>
-          <w:bCs/>
-        </w:rPr>
-        <w:t>Bluetooth Smart</w:t>
-      </w:r>
-      <w:r>
-        <w:t xml:space="preserve"> hoặc </w:t>
-      </w:r>
-      <w:r>
-        <w:rPr>
-          <w:b/>
-          <w:bCs/>
-        </w:rPr>
-        <w:t>Bluetooth Smart Ready</w:t>
+        <w:t>Bluetooth Smart hoặc Bluetooth Smart Ready</w:t>
       </w:r>
       <w:r>
         <w:t>. Chúng không thể giao tiếp với các thiết bị sử dụng Bluetooth Classic. Các thiết bị theo dõi sức khỏe, cảm biến không dây, vòng tay thể dục thường thuộc nhóm này.</w:t>
@@ -8606,17 +9584,10 @@
         <w:pStyle w:val="Chubinhthuong"/>
       </w:pPr>
       <w:r>
-        <w:t xml:space="preserve">Sự phân loại này phản ánh định hướng phát triển công nghệ Bluetooth hiện đại: vừa duy trì khả năng tương thích ngược với hệ sinh thái Bluetooth Classic, vừa thúc đẩy BLE trở thành chuẩn kết nối chủ đạo trong kỷ nguyên </w:t>
-      </w:r>
-      <w:r>
-        <w:rPr>
-          <w:b/>
-          <w:bCs/>
-        </w:rPr>
-        <w:t>kết nối vạn vật thông minh</w:t>
-      </w:r>
-      <w:r>
-        <w:t>.</w:t>
+        <w:t xml:space="preserve">Sự phân loại này phản ánh định hướng phát triển công nghệ Bluetooth hiện đại: vừa duy trì khả năng tương thích ngược với hệ sinh thái Bluetooth Classic, vừa thúc đẩy BLE trở thành chuẩn kết nối chủ đạo trong kỷ </w:t>
+      </w:r>
+      <w:r>
+        <w:t>nguyên kết nối vạn vật thông minh.</w:t>
       </w:r>
     </w:p>
     <w:p>
@@ -8626,7 +9597,7 @@
           <w:rFonts w:eastAsia="Times New Roman"/>
         </w:rPr>
       </w:pPr>
-      <w:bookmarkStart w:id="18" w:name="_Toc210223764"/>
+      <w:bookmarkStart w:id="18" w:name="_Toc210569938"/>
       <w:r>
         <w:rPr>
           <w:rFonts w:eastAsia="Times New Roman"/>
@@ -8685,34 +9656,10 @@
         <w:t xml:space="preserve"> Được xem như "bộ não phần mềm", khối Host bao gồm các lớp cao trong ngăn xếp giao thức Bluetooth, chịu trách nhiệm quản lý phiên kết nối, bảo mật, truyền tải dữ liệu và cung cấp API cho tầng ứng dụng. Đây là nơi xử lý các cơ chế logic liên quan đến </w:t>
       </w:r>
       <w:r>
-        <w:rPr>
-          <w:b/>
-          <w:bCs/>
-        </w:rPr>
-        <w:t>Logical Link Control and Adaptation Protocol (L2CAP)</w:t>
-      </w:r>
-      <w:r>
-        <w:t xml:space="preserve">, </w:t>
-      </w:r>
-      <w:r>
-        <w:rPr>
-          <w:b/>
-          <w:bCs/>
-        </w:rPr>
-        <w:t>Generic Access Profile (GAP)</w:t>
-      </w:r>
-      <w:r>
-        <w:t xml:space="preserve">, </w:t>
-      </w:r>
-      <w:r>
-        <w:rPr>
-          <w:b/>
-          <w:bCs/>
-        </w:rPr>
-        <w:t>Generic Attribute Profile (GATT)</w:t>
-      </w:r>
-      <w:r>
-        <w:t xml:space="preserve"> và các dịch vụ ứng dụng khác.</w:t>
+        <w:t>Logical Link Control and Adaptation Protocol (L2CAP), Generic Access Profile (GAP), Generic Attribute Profile (GATT) và các dịch vụ ứng</w:t>
+      </w:r>
+      <w:r>
+        <w:t xml:space="preserve"> dụng khác.</w:t>
       </w:r>
     </w:p>
     <w:p>
@@ -8731,27 +9678,13 @@
         <w:t>Khối Bộ điều khiển (Controller):</w:t>
       </w:r>
       <w:r>
-        <w:t xml:space="preserve"> Đóng vai trò là lớp vật lý và liên kết dữ liệu của hệ thống, khối Controller chịu trách nhiệm thực thi các chức năng truyền và nhận tín hiệu qua sóng vô tuyến. Thành phần này thường bao gồm </w:t>
-      </w:r>
-      <w:r>
-        <w:rPr>
-          <w:b/>
-          <w:bCs/>
-        </w:rPr>
-        <w:t>Link Layer (LL)</w:t>
-      </w:r>
-      <w:r>
-        <w:t xml:space="preserve"> và </w:t>
-      </w:r>
-      <w:r>
-        <w:rPr>
-          <w:b/>
-          <w:bCs/>
-        </w:rPr>
-        <w:t>Physical Layer (PHY)</w:t>
-      </w:r>
-      <w:r>
-        <w:t>, trực tiếp tương tác với phần cứng anten và đảm bảo dữ liệu được truyền nhận ổn định.</w:t>
+        <w:t xml:space="preserve"> Đóng vai trò là lớp vật lý và liên kết dữ liệu của hệ thống, khối Controller chịu trách nhiệm thực thi các chức năng truyền và nhận tín hiệu qua sóng vô tuyến. Thành phần này thường </w:t>
+      </w:r>
+      <w:r>
+        <w:t>bao gồm Link Layer (LL) và Physical Layer (PHY), trực tiếp tương</w:t>
+      </w:r>
+      <w:r>
+        <w:t xml:space="preserve"> tác với phần cứng anten và đảm bảo dữ liệu được truyền nhận ổn định.</w:t>
       </w:r>
     </w:p>
     <w:p>
@@ -8824,17 +9757,7 @@
         <w:pStyle w:val="Chubinhthuong"/>
       </w:pPr>
       <w:r>
-        <w:t xml:space="preserve">Việc lựa chọn cấu hình phần cứng phụ thuộc vào yêu cầu thực tế về </w:t>
-      </w:r>
-      <w:r>
-        <w:rPr>
-          <w:b/>
-          <w:bCs/>
-        </w:rPr>
-        <w:t>hiệu năng, năng lượng, chi phí và độ phức tạp của ứng dụng</w:t>
-      </w:r>
-      <w:r>
-        <w:t>, qua đó định hướng thiết kế sản phẩm trong các lĩnh vực công nghiệp, y tế và dân dụng.</w:t>
+        <w:t>Việc lựa chọn cấu hình phần cứng phụ thuộc vào yêu cầu thực tế về hiệu năng, năng lượng, chi phí và độ phức tạp của ứng dụng, qua đó định hướng thiết kế sản phẩm trong các lĩnh vực công nghiệp, y tế và dân dụng.</w:t>
       </w:r>
     </w:p>
     <w:p>
@@ -8956,7 +9879,7 @@
           <w:szCs w:val="26"/>
         </w:rPr>
       </w:pPr>
-      <w:bookmarkStart w:id="19" w:name="_Toc210223765"/>
+      <w:bookmarkStart w:id="19" w:name="_Toc210569939"/>
       <w:r>
         <w:rPr>
           <w:rFonts w:eastAsia="Times New Roman"/>
@@ -9009,130 +9932,49 @@
         <w:pStyle w:val="Chubinhthuong"/>
       </w:pPr>
       <w:r>
-        <w:t xml:space="preserve">Cụ thể, BLE sử dụng khái niệm </w:t>
-      </w:r>
-      <w:r>
+        <w:t>Cụ thể, BLE sử dụng khái niệm chu kỳ kết nối (connection interval) – tức khoảng thời gian giữa hai sự kiện kết nối liên tiếp. Mỗi khi một sự kiện kết nối diễn ra, thiết bị chủ (master) và thiết bị ngoại vi (slave) sẽ trao đổi dữ liệu, sau đó nhanh chóng quay lại trạng thái IDLE để giảm tiêu thụ năng lượng. Tham số này có thể được điều chỉnh trong khoảng từ 7.5 ms đến 4 giây.</w:t>
+      </w:r>
+    </w:p>
+    <w:p>
+      <w:pPr>
+        <w:pStyle w:val="Chubinhthuong"/>
+      </w:pPr>
+      <w:r>
+        <w:t xml:space="preserve">Ví dụ, với vi điều khiển Nordic nRF51822, mỗi sự kiện kết nối có thể truyền tối đa 6 gói dữ liệu, trong đó mỗi gói chứa khoảng </w:t>
+      </w:r>
+      <w:proofErr w:type="gramStart"/>
+      <w:r>
+        <w:t>20 byte</w:t>
+      </w:r>
+      <w:proofErr w:type="gramEnd"/>
+      <w:r>
+        <w:t xml:space="preserve"> dữ liệu người dùng. Khi sử dụng chu kỳ kết nối nhỏ nhất (7.5 ms), trong một giây có thể đạt đến khoảng 133 sự kiện kết nối, từ đó tối đa hóa thông lượng truyền dữ liệu. Tuy nhiên, ngay cả trong </w:t>
+      </w:r>
+      <w:r>
+        <w:lastRenderedPageBreak/>
+        <w:t>điều kiện tối ưu này, thông lượng của BLE vẫn hạn chế so với các công nghệ không dây khác như Wi-Fi hoặc ZigBee, khiến nó khó đáp ứng các ứng dụng yêu cầu truyền dữ liệu tốc độ cao và liên tục.</w:t>
+      </w:r>
+    </w:p>
+    <w:p>
+      <w:pPr>
+        <w:pStyle w:val="Chubinhthuong"/>
         <w:rPr>
           <w:b/>
           <w:bCs/>
         </w:rPr>
-        <w:t>chu kỳ kết nối (connection interval)</w:t>
-      </w:r>
-      <w:r>
-        <w:t xml:space="preserve"> – tức khoảng thời gian giữa hai sự kiện kết nối liên tiếp. Mỗi khi một sự kiện kết nối diễn ra, thiết bị chủ (master) và thiết bị ngoại vi (slave) sẽ trao đổi dữ liệu, sau đó nhanh chóng quay lại trạng thái </w:t>
-      </w:r>
+      </w:pPr>
       <w:r>
         <w:rPr>
           <w:b/>
           <w:bCs/>
         </w:rPr>
-        <w:t>IDLE</w:t>
-      </w:r>
-      <w:r>
-        <w:t xml:space="preserve"> để giảm tiêu thụ năng lượng. Tham số này có thể được điều chỉnh trong khoảng từ </w:t>
+        <w:t>Hạn chế về phạm vi kết nối</w:t>
       </w:r>
       <w:r>
         <w:rPr>
           <w:b/>
           <w:bCs/>
         </w:rPr>
-        <w:t>7.5 ms đến 4 giây</w:t>
-      </w:r>
-      <w:r>
-        <w:t>.</w:t>
-      </w:r>
-    </w:p>
-    <w:p>
-      <w:pPr>
-        <w:pStyle w:val="Chubinhthuong"/>
-      </w:pPr>
-      <w:r>
-        <w:t xml:space="preserve">Ví dụ, với vi điều khiển </w:t>
-      </w:r>
-      <w:r>
-        <w:rPr>
-          <w:b/>
-          <w:bCs/>
-        </w:rPr>
-        <w:t>Nordic nRF51822</w:t>
-      </w:r>
-      <w:r>
-        <w:t xml:space="preserve">, mỗi sự kiện kết nối có thể truyền tối đa </w:t>
-      </w:r>
-      <w:r>
-        <w:rPr>
-          <w:b/>
-          <w:bCs/>
-        </w:rPr>
-        <w:t>6 gói dữ liệu</w:t>
-      </w:r>
-      <w:r>
-        <w:t xml:space="preserve">, trong đó mỗi gói chứa khoảng </w:t>
-      </w:r>
-      <w:proofErr w:type="gramStart"/>
-      <w:r>
-        <w:rPr>
-          <w:b/>
-          <w:bCs/>
-        </w:rPr>
-        <w:t>20 byte</w:t>
-      </w:r>
-      <w:proofErr w:type="gramEnd"/>
-      <w:r>
-        <w:rPr>
-          <w:b/>
-          <w:bCs/>
-        </w:rPr>
-        <w:t xml:space="preserve"> dữ liệu người dùng</w:t>
-      </w:r>
-      <w:r>
-        <w:t xml:space="preserve">. Khi sử dụng chu kỳ kết nối nhỏ nhất (7.5 ms), trong một giây có thể đạt đến khoảng </w:t>
-      </w:r>
-      <w:r>
-        <w:rPr>
-          <w:b/>
-          <w:bCs/>
-        </w:rPr>
-        <w:t>133 sự kiện kết nối</w:t>
-      </w:r>
-      <w:r>
-        <w:t xml:space="preserve">, từ đó tối đa hóa thông lượng truyền dữ liệu. Tuy nhiên, ngay cả trong </w:t>
-      </w:r>
-      <w:r>
-        <w:lastRenderedPageBreak/>
-        <w:t xml:space="preserve">điều kiện tối ưu này, thông lượng của BLE vẫn hạn chế so với các công nghệ không dây khác như Wi-Fi hoặc ZigBee, khiến nó khó đáp ứng các ứng dụng yêu cầu </w:t>
-      </w:r>
-      <w:r>
-        <w:rPr>
-          <w:b/>
-          <w:bCs/>
-        </w:rPr>
-        <w:t>truyền dữ liệu tốc độ cao và liên tục</w:t>
-      </w:r>
-      <w:r>
-        <w:t>.</w:t>
-      </w:r>
-    </w:p>
-    <w:p>
-      <w:pPr>
-        <w:pStyle w:val="Chubinhthuong"/>
-        <w:rPr>
-          <w:b/>
-          <w:bCs/>
-        </w:rPr>
-      </w:pPr>
-      <w:r>
-        <w:rPr>
-          <w:b/>
-          <w:bCs/>
-        </w:rPr>
-        <w:t>Hạn chế về phạm vi kết nối</w:t>
-      </w:r>
-      <w:r>
-        <w:rPr>
-          <w:b/>
-          <w:bCs/>
-        </w:rPr>
         <w:t>:</w:t>
       </w:r>
     </w:p>
@@ -9141,47 +9983,7 @@
         <w:pStyle w:val="Chubinhthuong"/>
       </w:pPr>
       <w:r>
-        <w:t xml:space="preserve">BLE được tối ưu cho truyền thông tầm ngắn, và phạm vi kết nối chịu ảnh hưởng mạnh từ </w:t>
-      </w:r>
-      <w:r>
-        <w:rPr>
-          <w:b/>
-          <w:bCs/>
-        </w:rPr>
-        <w:t>môi trường hoạt động</w:t>
-      </w:r>
-      <w:r>
-        <w:t xml:space="preserve">, </w:t>
-      </w:r>
-      <w:r>
-        <w:rPr>
-          <w:b/>
-          <w:bCs/>
-        </w:rPr>
-        <w:t>vật cản</w:t>
-      </w:r>
-      <w:r>
-        <w:t xml:space="preserve">, </w:t>
-      </w:r>
-      <w:r>
-        <w:rPr>
-          <w:b/>
-          <w:bCs/>
-        </w:rPr>
-        <w:t>thiết kế anten</w:t>
-      </w:r>
-      <w:r>
-        <w:t xml:space="preserve">, </w:t>
-      </w:r>
-      <w:r>
-        <w:rPr>
-          <w:b/>
-          <w:bCs/>
-        </w:rPr>
-        <w:t>hướng thiết bị</w:t>
-      </w:r>
-      <w:r>
-        <w:t xml:space="preserve"> và các nguồn nhiễu vô tuyến.</w:t>
+        <w:t>BLE được tối ưu cho truyền thông tầm ngắn, và phạm vi kết nối chịu ảnh hưởng mạnh từ môi trường hoạt động, vật cản, thiết kế anten, hướng thiết bị và các nguồn nhiễu vô tuyến.</w:t>
       </w:r>
     </w:p>
     <w:p>
@@ -9225,72 +10027,22 @@
         <w:pStyle w:val="Chubinhthuong"/>
       </w:pPr>
       <w:r>
-        <w:t xml:space="preserve">Mặc dù các phiên bản mới như </w:t>
-      </w:r>
-      <w:r>
-        <w:rPr>
-          <w:b/>
-          <w:bCs/>
-        </w:rPr>
-        <w:t>Bluetooth 5.0, 5.1 và 5.2</w:t>
-      </w:r>
-      <w:r>
-        <w:t xml:space="preserve"> đã nâng phạm vi phủ sóng lên gấp 4 lần so với BLE 4.x, nhưng việc mở rộng này thường đi kèm với đánh đổi về tốc độ và độ ổn định. Do vậy, BLE phù hợp hơn cả cho các ứng dụng </w:t>
-      </w:r>
-      <w:r>
-        <w:rPr>
-          <w:b/>
-          <w:bCs/>
-        </w:rPr>
-        <w:t>truyền dữ liệu cảm biến, điều khiển đơn giản và truyền thông trong phạm vi cá nhân</w:t>
-      </w:r>
-      <w:r>
-        <w:t>, thay vì các hệ thống yêu cầu kết nối diện rộng.</w:t>
-      </w:r>
-    </w:p>
-    <w:p>
-      <w:pPr>
-        <w:pStyle w:val="Chubinhthuong"/>
-      </w:pPr>
-      <w:r>
-        <w:t xml:space="preserve">Nhìn chung, BLE là một giải pháp lý tưởng cho </w:t>
-      </w:r>
-      <w:r>
-        <w:rPr>
-          <w:b/>
-          <w:bCs/>
-        </w:rPr>
-        <w:t>thiết bị tiết kiệm năng lượng, chi phí thấp và hoạt động trong phạm vi gần</w:t>
-      </w:r>
-      <w:r>
-        <w:t xml:space="preserve">, nhưng những hạn chế về </w:t>
-      </w:r>
-      <w:r>
-        <w:rPr>
-          <w:b/>
-          <w:bCs/>
-        </w:rPr>
-        <w:t>thông lượng dữ liệu và phạm vi kết nối</w:t>
-      </w:r>
-      <w:r>
-        <w:t xml:space="preserve"> đặt ra thách thức cho việc mở rộng ứng dụng trong các hệ thống đòi hỏi hiệu năng cao. Đây cũng chính là động lực thúc đẩy cộng đồng nghiên cứu và các tổ chức chuẩn hóa tiếp tục cải tiến BLE trong các thế hệ Bluetooth 5.x và 6.0, nhằm hướng tới kỷ nguyên </w:t>
-      </w:r>
-      <w:r>
-        <w:rPr>
-          <w:b/>
-          <w:bCs/>
-        </w:rPr>
-        <w:t>IoT toàn diện</w:t>
-      </w:r>
-      <w:r>
-        <w:t>.</w:t>
+        <w:t>Mặc dù các phiên bản mới như Bluetooth 5.0, 5.1 và 5.2 đã nâng phạm vi phủ sóng lên gấp 4 lần so với BLE 4.x, nhưng việc mở rộng này thường đi kèm với đánh đổi về tốc độ và độ ổn định. Do vậy, BLE phù hợp hơn cả cho các ứng dụng truyền dữ liệu cảm biến, điều khiển đơn giản và truyền thông trong phạm vi cá nhân, thay vì các hệ thống yêu cầu kết nối diện rộng.</w:t>
+      </w:r>
+    </w:p>
+    <w:p>
+      <w:pPr>
+        <w:pStyle w:val="Chubinhthuong"/>
+      </w:pPr>
+      <w:r>
+        <w:t>Nhìn chung, BLE là một giải pháp lý tưởng cho thiết bị tiết kiệm năng lượng, chi phí thấp và hoạt động trong phạm vi gần, nhưng những hạn chế về thông lượng dữ liệu và phạm vi kết nối đặt ra thách thức cho việc mở rộng ứng dụng trong các hệ thống đòi hỏi hiệu năng cao. Đây cũng chính là động lực thúc đẩy cộng đồng nghiên cứu và các tổ chức chuẩn hóa tiếp tục cải tiến BLE trong các thế hệ Bluetooth 5.x và 6.0, nhằm hướng tới kỷ nguyên IoT toàn diện.</w:t>
       </w:r>
     </w:p>
     <w:p>
       <w:pPr>
         <w:pStyle w:val="Heading2"/>
       </w:pPr>
-      <w:bookmarkStart w:id="20" w:name="_Toc210223766"/>
+      <w:bookmarkStart w:id="20" w:name="_Toc210569940"/>
       <w:r>
         <w:t>Cấu trúc dữ liệu truyền từ cân sức khỏe thông minh</w:t>
       </w:r>
@@ -9305,34 +10057,14 @@
       </w:r>
       <w:r>
         <w:lastRenderedPageBreak/>
-        <w:t xml:space="preserve">các ứng dụng di động, dữ liệu đo lường từ cân sức khỏe được chuẩn hóa theo </w:t>
-      </w:r>
-      <w:r>
-        <w:rPr>
-          <w:b/>
-          <w:bCs/>
-        </w:rPr>
-        <w:t>Bluetooth Low Energy (BLE)</w:t>
-      </w:r>
-      <w:r>
-        <w:t xml:space="preserve"> thông qua các </w:t>
-      </w:r>
-      <w:r>
-        <w:rPr>
-          <w:b/>
-          <w:bCs/>
-        </w:rPr>
-        <w:t>characteristics</w:t>
-      </w:r>
-      <w:r>
-        <w:t xml:space="preserve"> được định nghĩa trong GATT (Generic Attribute Profile).</w:t>
+        <w:t>các ứng dụng di động, dữ liệu đo lường từ cân sức khỏe được chuẩn hóa theo Bluetooth Low Energy (BLE) thông qua các characteristics được định nghĩa trong GATT (Generic Attribute Profile).</w:t>
       </w:r>
     </w:p>
     <w:p>
       <w:pPr>
         <w:pStyle w:val="Heading3"/>
       </w:pPr>
-      <w:bookmarkStart w:id="21" w:name="_Toc210223767"/>
+      <w:bookmarkStart w:id="21" w:name="_Toc210569941"/>
       <w:r>
         <w:t>Đặc tính Cân nặng (Weight Characteristic)</w:t>
       </w:r>
@@ -9427,10 +10159,6 @@
         <w:t xml:space="preserve">, độ phân giải đạt tới </w:t>
       </w:r>
       <w:r>
-        <w:rPr>
-          <w:b/>
-          <w:bCs/>
-        </w:rPr>
         <w:t>0.005 kg</w:t>
       </w:r>
       <w:r>
@@ -9683,7 +10411,7 @@
       <w:pPr>
         <w:pStyle w:val="Heading3"/>
       </w:pPr>
-      <w:bookmarkStart w:id="22" w:name="_Toc210223768"/>
+      <w:bookmarkStart w:id="22" w:name="_Toc210569942"/>
       <w:r>
         <w:t>Đặc tính Đo lường Cân nặng (Weight Measurement Characteristic)</w:t>
       </w:r>
@@ -10717,7 +11445,7 @@
       <w:pPr>
         <w:pStyle w:val="Heading3"/>
       </w:pPr>
-      <w:bookmarkStart w:id="23" w:name="_Toc210223769"/>
+      <w:bookmarkStart w:id="23" w:name="_Toc210569943"/>
       <w:r>
         <w:t>Bối cảnh nghiên cứu và ứng dụng hiện nay</w:t>
       </w:r>
@@ -10728,37 +11456,7 @@
         <w:pStyle w:val="Chubinhthuong"/>
       </w:pPr>
       <w:r>
-        <w:t xml:space="preserve">Việc chuẩn hóa cấu trúc dữ liệu của cân sức khỏe thông minh có ý nghĩa quan trọng trong </w:t>
-      </w:r>
-      <w:r>
-        <w:rPr>
-          <w:b/>
-          <w:bCs/>
-        </w:rPr>
-        <w:t>hệ thống chăm sóc sức khỏe cá nhân hóa</w:t>
-      </w:r>
-      <w:r>
-        <w:t xml:space="preserve">. Trong bối cảnh chuyển đổi số y tế, dữ liệu này không chỉ phục vụ theo dõi cá nhân mà còn có thể được tích hợp vào </w:t>
-      </w:r>
-      <w:r>
-        <w:rPr>
-          <w:b/>
-          <w:bCs/>
-        </w:rPr>
-        <w:t>Electronic Health Records (EHRs)</w:t>
-      </w:r>
-      <w:r>
-        <w:t xml:space="preserve">, hỗ trợ </w:t>
-      </w:r>
-      <w:r>
-        <w:rPr>
-          <w:b/>
-          <w:bCs/>
-        </w:rPr>
-        <w:t>Machine Learning</w:t>
-      </w:r>
-      <w:r>
-        <w:t xml:space="preserve"> trong dự đoán nguy cơ bệnh lý như béo phì, tiểu đường hoặc tim mạch.</w:t>
+        <w:t>Việc chuẩn hóa cấu trúc dữ liệu của cân sức khỏe thông minh có ý nghĩa quan trọng trong hệ thống chăm sóc sức khỏe cá nhân hóa. Trong bối cảnh chuyển đổi số y tế, dữ liệu này không chỉ phục vụ theo dõi cá nhân mà còn có thể được tích hợp vào Electronic Health Records (EHRs), hỗ trợ Machine Learning trong dự đoán nguy cơ bệnh lý như béo phì, tiểu đường hoặc tim mạch.</w:t>
       </w:r>
     </w:p>
     <w:p>
@@ -10831,34 +11529,14 @@
         <w:pStyle w:val="Chubinhthuong"/>
       </w:pPr>
       <w:r>
-        <w:t xml:space="preserve">Sự phát triển của các giao thức BLE thế hệ mới (ví dụ </w:t>
-      </w:r>
-      <w:r>
-        <w:rPr>
-          <w:b/>
-          <w:bCs/>
-        </w:rPr>
-        <w:t>Bluetooth 5.4</w:t>
-      </w:r>
-      <w:r>
-        <w:t xml:space="preserve">) còn mở ra khả năng </w:t>
-      </w:r>
-      <w:r>
-        <w:rPr>
-          <w:b/>
-          <w:bCs/>
-        </w:rPr>
-        <w:t>tăng tốc độ truyền dữ liệu, cải thiện phạm vi phủ sóng và hỗ trợ nhiều thiết bị kết nối đồng thời</w:t>
-      </w:r>
-      <w:r>
-        <w:t>, từ đó nâng cao khả năng tích hợp cân sức khỏe trong hệ sinh thái IoT y tế.</w:t>
+        <w:t>Sự phát triển của các giao thức BLE thế hệ mới (ví dụ Bluetooth 5.4) còn mở ra khả năng tăng tốc độ truyền dữ liệu, cải thiện phạm vi phủ sóng và hỗ trợ nhiều thiết bị kết nối đồng thời, từ đó nâng cao khả năng tích hợp cân sức khỏe trong hệ sinh thái IoT y tế.</w:t>
       </w:r>
     </w:p>
     <w:p>
       <w:pPr>
         <w:pStyle w:val="Heading2"/>
       </w:pPr>
-      <w:bookmarkStart w:id="24" w:name="_Toc210223770"/>
+      <w:bookmarkStart w:id="24" w:name="_Toc210569944"/>
       <w:r>
         <w:t>Thư viện Bleak</w:t>
       </w:r>
@@ -10881,7 +11559,7 @@
       <w:pPr>
         <w:pStyle w:val="Heading3"/>
       </w:pPr>
-      <w:bookmarkStart w:id="25" w:name="_Toc210223771"/>
+      <w:bookmarkStart w:id="25" w:name="_Toc210569945"/>
       <w:r>
         <w:lastRenderedPageBreak/>
         <w:t>Lớp BleakClient</w:t>
@@ -11162,7 +11840,7 @@
       <w:pPr>
         <w:pStyle w:val="Heading3"/>
       </w:pPr>
-      <w:bookmarkStart w:id="26" w:name="_Toc210223772"/>
+      <w:bookmarkStart w:id="26" w:name="_Toc210569946"/>
       <w:r>
         <w:t>Lớp BleakScanner</w:t>
       </w:r>
@@ -11442,7 +12120,7 @@
       <w:pPr>
         <w:pStyle w:val="Heading3"/>
       </w:pPr>
-      <w:bookmarkStart w:id="27" w:name="_Toc210223773"/>
+      <w:bookmarkStart w:id="27" w:name="_Toc210569947"/>
       <w:r>
         <w:lastRenderedPageBreak/>
         <w:t>Lớp BleakGATTCharacteristic</w:t>
@@ -11760,9 +12438,11 @@
       <w:pPr>
         <w:pStyle w:val="Heading2"/>
       </w:pPr>
+      <w:bookmarkStart w:id="28" w:name="_Toc210569948"/>
       <w:r>
         <w:t>Thư viện MediaPipe</w:t>
       </w:r>
+      <w:bookmarkEnd w:id="28"/>
     </w:p>
     <w:p>
       <w:pPr>
@@ -12015,55 +12695,29 @@
       <w:pPr>
         <w:pStyle w:val="Heading2"/>
       </w:pPr>
+      <w:bookmarkStart w:id="29" w:name="_Toc210569949"/>
       <w:r>
         <w:t>Giao thức MQTT</w:t>
       </w:r>
-    </w:p>
-    <w:p>
-      <w:pPr>
-        <w:pStyle w:val="Chubinhthuong"/>
-      </w:pPr>
-      <w:r>
-        <w:t xml:space="preserve">Message Queuing Telemetry Transport (MQTT) là một giao thức truyền thông tin nhắn nhẹ, được xây dựng trên mô hình </w:t>
-      </w:r>
-      <w:r>
-        <w:rPr>
-          <w:b/>
-          <w:bCs/>
-        </w:rPr>
-        <w:t>publish–subscribe</w:t>
-      </w:r>
-      <w:r>
-        <w:t xml:space="preserve"> và tối ưu cho các môi trường có băng thông hạn chế, độ trễ cao hoặc kết nối không ổn định. Giao thức này được chuẩn hóa bởi </w:t>
-      </w:r>
-      <w:r>
-        <w:rPr>
-          <w:b/>
-          <w:bCs/>
-        </w:rPr>
-        <w:t>OASIS</w:t>
-      </w:r>
-      <w:r>
-        <w:t xml:space="preserve"> và hiện nay đã trở thành một trong những tiêu chuẩn phổ biến nhất trong lĩnh vực </w:t>
-      </w:r>
-      <w:r>
-        <w:rPr>
-          <w:b/>
-          <w:bCs/>
-        </w:rPr>
-        <w:t>Internet of Things (IoT)</w:t>
-      </w:r>
-      <w:r>
-        <w:t>. Với thiết kế đơn giản, chi phí tài nguyên thấp nhưng khả năng mở rộng cao, MQTT cho phép kết nối hàng triệu thiết bị cảm biến, bộ điều khiển và hệ thống phân tán trong nhiều lĩnh vực từ công nghiệp đến y tế, nông nghiệp và thành phố thông minh.</w:t>
+      <w:bookmarkEnd w:id="29"/>
+    </w:p>
+    <w:p>
+      <w:pPr>
+        <w:pStyle w:val="Chubinhthuong"/>
+      </w:pPr>
+      <w:r>
+        <w:t>Message Queuing Telemetry Transport (MQTT) là một giao thức truyền thông tin nhắn nhẹ, được xây dựng trên mô hình publish–subscribe và tối ưu cho các môi trường có băng thông hạn chế, độ trễ cao hoặc kết nối không ổn định. Giao thức này được chuẩn hóa bởi OASIS và hiện nay đã trở thành một trong những tiêu chuẩn phổ biến nhất trong lĩnh vực Internet of Things (IoT). Với thiết kế đơn giản, chi phí tài nguyên thấp nhưng khả năng mở rộng cao, MQTT cho phép kết nối hàng triệu thiết bị cảm biến, bộ điều khiển và hệ thống phân tán trong nhiều lĩnh vực từ công nghiệp đến y tế, nông nghiệp và thành phố thông minh.</w:t>
       </w:r>
     </w:p>
     <w:p>
       <w:pPr>
         <w:pStyle w:val="Heading3"/>
       </w:pPr>
+      <w:bookmarkStart w:id="30" w:name="_Toc210569950"/>
       <w:r>
         <w:t>Nguyên lý hoạt động</w:t>
       </w:r>
+      <w:bookmarkEnd w:id="30"/>
     </w:p>
     <w:p>
       <w:pPr>
@@ -12259,51 +12913,36 @@
         <w:t>:</w:t>
       </w:r>
       <w:r>
-        <w:t xml:space="preserve"> </w:t>
-      </w:r>
-      <w:r>
-        <w:t>Mô hình publish-subscribe của 1 MQTT</w:t>
-      </w:r>
-    </w:p>
-    <w:p>
-      <w:pPr>
-        <w:pStyle w:val="Chubinhthuong"/>
-      </w:pPr>
-      <w:r>
-        <w:t xml:space="preserve">Khác với mô hình client–server truyền thống, cơ chế này giúp </w:t>
-      </w:r>
-      <w:r>
-        <w:rPr>
-          <w:b/>
-          <w:bCs/>
-        </w:rPr>
-        <w:t>tách biệt vai trò</w:t>
-      </w:r>
-      <w:r>
-        <w:t xml:space="preserve"> giữa bên gửi và bên nhận, nhờ đó hệ thống trở nên linh hoạt, dễ mở rộng, đồng thời giảm đáng kể gánh nặng xử lý và truyền tải dữ liệu trực tiếp.</w:t>
+        <w:t xml:space="preserve"> Mô hình publish-subscribe của 1 MQTT</w:t>
+      </w:r>
+    </w:p>
+    <w:p>
+      <w:pPr>
+        <w:pStyle w:val="Chubinhthuong"/>
+      </w:pPr>
+      <w:r>
+        <w:t>Khác với mô hình client–server truyền thống, cơ chế này giúp tách biệt vai trò giữa bên gửi và bên nhận, nhờ đó hệ thống trở nên linh hoạt, dễ mở rộng, đồng thời giảm đáng kể gánh nặng xử lý và truyền tải dữ liệu trực tiếp</w:t>
+      </w:r>
+      <w:r>
+        <w:t>.</w:t>
       </w:r>
     </w:p>
     <w:p>
       <w:pPr>
         <w:pStyle w:val="Heading3"/>
       </w:pPr>
+      <w:bookmarkStart w:id="31" w:name="_Toc210569951"/>
       <w:r>
         <w:t>Các mức chất lượng dịch vụ (QoS)</w:t>
       </w:r>
-    </w:p>
-    <w:p>
-      <w:pPr>
-        <w:pStyle w:val="Chubinhthuong"/>
-      </w:pPr>
-      <w:r>
-        <w:t xml:space="preserve">Để đảm bảo độ tin cậy trong giao tiếp, MQTT định nghĩa </w:t>
-      </w:r>
-      <w:r>
-        <w:rPr>
-          <w:b/>
-          <w:bCs/>
-        </w:rPr>
-        <w:t>ba mức QoS (Quality of Service):</w:t>
+      <w:bookmarkEnd w:id="31"/>
+    </w:p>
+    <w:p>
+      <w:pPr>
+        <w:pStyle w:val="Chubinhthuong"/>
+      </w:pPr>
+      <w:r>
+        <w:t>Để đảm bảo độ tin cậy trong giao tiếp, MQTT định nghĩa ba mức QoS (Quality of Service):</w:t>
       </w:r>
     </w:p>
     <w:p>
@@ -12456,10 +13095,7 @@
         <w:t>:</w:t>
       </w:r>
       <w:r>
-        <w:t xml:space="preserve"> </w:t>
-      </w:r>
-      <w:r>
-        <w:t>Mô hình publish-subscribe của mức QoS 0 (At most once)</w:t>
+        <w:t xml:space="preserve"> Mô hình publish-subscribe của mức QoS 0 (At most once)</w:t>
       </w:r>
     </w:p>
     <w:p>
@@ -12612,10 +13248,7 @@
         <w:t>:</w:t>
       </w:r>
       <w:r>
-        <w:t xml:space="preserve"> </w:t>
-      </w:r>
-      <w:r>
-        <w:t>Mô hình publish-subscribe của mức QoS 1 (At least once)</w:t>
+        <w:t xml:space="preserve"> Mô hình publish-subscribe của mức QoS 1 (At least once)</w:t>
       </w:r>
     </w:p>
     <w:p>
@@ -12655,10 +13288,6 @@
         <w:t xml:space="preserve"> Là cấp độ cao nhất, bảo đảm mỗi thông điệp chỉ được nhận đúng một lần, nhờ cơ chế </w:t>
       </w:r>
       <w:r>
-        <w:rPr>
-          <w:b/>
-          <w:bCs/>
-        </w:rPr>
         <w:t>bắt tay bốn bước</w:t>
       </w:r>
       <w:r>
@@ -12778,19 +13407,33 @@
         <w:t>:</w:t>
       </w:r>
       <w:r>
-        <w:t xml:space="preserve"> </w:t>
-      </w:r>
-      <w:r>
-        <w:t>Mô hình publish-subscribe của mức QoS 2 (Exactly once)</w:t>
+        <w:t xml:space="preserve"> Mô hình publish-subscribe của mức QoS 2 (Exactly once)</w:t>
+      </w:r>
+    </w:p>
+    <w:p>
+      <w:pPr>
+        <w:spacing w:after="160" w:line="259" w:lineRule="auto"/>
+        <w:ind w:firstLine="0"/>
+        <w:rPr>
+          <w:rFonts w:ascii="Times New Roman" w:hAnsi="Times New Roman" w:cs="Times New Roman"/>
+          <w:sz w:val="26"/>
+          <w:szCs w:val="26"/>
+        </w:rPr>
+      </w:pPr>
+      <w:r>
+        <w:br w:type="page"/>
       </w:r>
     </w:p>
     <w:p>
       <w:pPr>
         <w:pStyle w:val="Heading3"/>
       </w:pPr>
-      <w:r>
+      <w:bookmarkStart w:id="32" w:name="_Toc210569952"/>
+      <w:r>
+        <w:lastRenderedPageBreak/>
         <w:t>Ưu điểm của MQTT</w:t>
       </w:r>
+      <w:bookmarkEnd w:id="32"/>
     </w:p>
     <w:p>
       <w:pPr>
@@ -12832,7 +13475,6 @@
           <w:b/>
           <w:bCs/>
         </w:rPr>
-        <w:lastRenderedPageBreak/>
         <w:t>Độ tin cậy linh hoạt:</w:t>
       </w:r>
       <w:r>
@@ -12900,26 +13542,18 @@
       <w:pPr>
         <w:pStyle w:val="Heading3"/>
       </w:pPr>
+      <w:bookmarkStart w:id="33" w:name="_Toc210569953"/>
       <w:r>
         <w:t>Ứng dụng của MQTT</w:t>
       </w:r>
-    </w:p>
-    <w:p>
-      <w:pPr>
-        <w:pStyle w:val="Chubinhthuong"/>
-      </w:pPr>
-      <w:r>
-        <w:t xml:space="preserve">Ngày nay, MQTT đã trở thành </w:t>
-      </w:r>
-      <w:r>
-        <w:rPr>
-          <w:b/>
-          <w:bCs/>
-        </w:rPr>
-        <w:t>giao thức truyền thông cốt lõi</w:t>
-      </w:r>
-      <w:r>
-        <w:t xml:space="preserve"> trong nhiều hệ thống IoT quy mô lớn:</w:t>
+      <w:bookmarkEnd w:id="33"/>
+    </w:p>
+    <w:p>
+      <w:pPr>
+        <w:pStyle w:val="Chubinhthuong"/>
+      </w:pPr>
+      <w:r>
+        <w:t>Ngày nay, MQTT đã trở thành giao thức truyền thông cốt lõi trong nhiều hệ thống IoT quy mô lớn:</w:t>
       </w:r>
     </w:p>
     <w:p>
@@ -13038,6 +13672,7 @@
           <w:b/>
           <w:bCs/>
         </w:rPr>
+        <w:lastRenderedPageBreak/>
         <w:t>Điện toán đám mây và biên (Cloud &amp; Edge Computing):</w:t>
       </w:r>
       <w:r>
@@ -13048,146 +13683,680 @@
       <w:pPr>
         <w:pStyle w:val="Heading3"/>
       </w:pPr>
-      <w:r>
+      <w:bookmarkStart w:id="34" w:name="_Toc210569954"/>
+      <w:r>
+        <w:t>Xu hướng phát triển hiện nay</w:t>
+      </w:r>
+      <w:bookmarkEnd w:id="34"/>
+    </w:p>
+    <w:p>
+      <w:pPr>
+        <w:pStyle w:val="Chubinhthuong"/>
+      </w:pPr>
+      <w:r>
+        <w:t>Trong bối cảnh IoT toàn cầu đang mở rộng mạnh mẽ, MQTT tiếp tục được phát triển với các phiên bản mới như MQTT 5.0, bổ sung nhiều tính năng quan trọng: hỗ trợ thuộc tính mở rộng cho topic, cải thiện khả năng chẩn đoán lỗi, tối ưu quản lý phiên kết nối và tăng cường bảo mật. Song song đó, MQTT ngày càng được kết hợp với các công nghệ hiện đại như trí tuệ nhân tạo (AI), học máy (ML) và xử lý dữ liệu biên (Edge Analytics) nhằm phục vụ cho các ứng dụng phân tích thông minh theo thời gian thực.</w:t>
+      </w:r>
+    </w:p>
+    <w:p>
+      <w:pPr>
+        <w:pStyle w:val="Chubinhthuong"/>
+      </w:pPr>
+      <w:r>
+        <w:t>Nhờ đặc điểm nhẹ, linh hoạt và đáng tin cậy, MQTT đã vượt ra ngoài phạm vi IoT truyền thống và trở thành một chuẩn quan trọng trong các hệ thống kết nối vạn vật thông minh, góp phần hình thành nền tảng cho kỷ nguyên chuyển đổi số và công nghiệp 4.0.</w:t>
+      </w:r>
+    </w:p>
+    <w:p>
+      <w:pPr>
+        <w:pStyle w:val="Heading2"/>
+      </w:pPr>
+      <w:bookmarkStart w:id="35" w:name="_Toc210569955"/>
+      <w:r>
+        <w:t>Nền tảng Core IoT</w:t>
+      </w:r>
+      <w:bookmarkEnd w:id="35"/>
+    </w:p>
+    <w:p>
+      <w:pPr>
+        <w:pStyle w:val="Heading3"/>
+      </w:pPr>
+      <w:bookmarkStart w:id="36" w:name="_Toc210569956"/>
+      <w:r>
+        <w:t>Tổng quan về Core IoT</w:t>
+      </w:r>
+      <w:bookmarkEnd w:id="36"/>
+    </w:p>
+    <w:p>
+      <w:pPr>
+        <w:pStyle w:val="Chubinhthuong"/>
+      </w:pPr>
+      <w:r>
+        <w:t>Nền tảng Core IoT là một giải pháp công nghệ hiện đại được phát triển nhằm hỗ trợ tối ưu quá trình quản lý, giám sát và vận hành các hệ thống Internet of Things (IoT) trong bối cảnh chuyển đổi số ngày càng mạnh mẽ hiện nay. Nền tảng này được xây dựng dựa trên ThingsBoard, một hệ thống IoT mã nguồn mở nổi tiếng toàn cầu, vốn được các tổ chức và doanh nghiệp ứng dụng rộng rãi nhờ khả năng mở rộng linh hoạt và tính tương thích cao với nhiều chuẩn công nghiệp.</w:t>
+      </w:r>
+    </w:p>
+    <w:p>
+      <w:pPr>
+        <w:spacing w:after="160" w:line="259" w:lineRule="auto"/>
+        <w:ind w:firstLine="0"/>
+        <w:rPr>
+          <w:rFonts w:ascii="Times New Roman" w:hAnsi="Times New Roman" w:cs="Times New Roman"/>
+          <w:sz w:val="26"/>
+          <w:szCs w:val="26"/>
+        </w:rPr>
+      </w:pPr>
+      <w:r>
+        <w:br w:type="page"/>
+      </w:r>
+    </w:p>
+    <w:p>
+      <w:pPr>
+        <w:pStyle w:val="Chubinhthuong"/>
+        <w:jc w:val="center"/>
+      </w:pPr>
+      <w:r>
+        <w:rPr>
+          <w:noProof/>
+        </w:rPr>
         <w:lastRenderedPageBreak/>
-        <w:t>Xu hướng phát triển hiện nay</w:t>
-      </w:r>
-    </w:p>
-    <w:p>
-      <w:pPr>
-        <w:pStyle w:val="Chubinhthuong"/>
-      </w:pPr>
-      <w:r>
-        <w:t xml:space="preserve">Trong bối cảnh </w:t>
-      </w:r>
+        <w:drawing>
+          <wp:inline distT="0" distB="0" distL="0" distR="0" wp14:anchorId="6F0CC2D1" wp14:editId="433ED42F">
+            <wp:extent cx="5038158" cy="2752725"/>
+            <wp:effectExtent l="0" t="0" r="0" b="0"/>
+            <wp:docPr id="12" name="Picture 12" descr="A screenshot of a computer&#10;&#10;Description automatically generated"/>
+            <wp:cNvGraphicFramePr>
+              <a:graphicFrameLocks xmlns:a="http://schemas.openxmlformats.org/drawingml/2006/main" noChangeAspect="1"/>
+            </wp:cNvGraphicFramePr>
+            <a:graphic xmlns:a="http://schemas.openxmlformats.org/drawingml/2006/main">
+              <a:graphicData uri="http://schemas.openxmlformats.org/drawingml/2006/picture">
+                <pic:pic xmlns:pic="http://schemas.openxmlformats.org/drawingml/2006/picture">
+                  <pic:nvPicPr>
+                    <pic:cNvPr id="12" name="Picture 12" descr="A screenshot of a computer&#10;&#10;Description automatically generated"/>
+                    <pic:cNvPicPr/>
+                  </pic:nvPicPr>
+                  <pic:blipFill>
+                    <a:blip r:embed="rId26" cstate="print">
+                      <a:extLst>
+                        <a:ext uri="{28A0092B-C50C-407E-A947-70E740481C1C}">
+                          <a14:useLocalDpi xmlns:a14="http://schemas.microsoft.com/office/drawing/2010/main" val="0"/>
+                        </a:ext>
+                      </a:extLst>
+                    </a:blip>
+                    <a:stretch>
+                      <a:fillRect/>
+                    </a:stretch>
+                  </pic:blipFill>
+                  <pic:spPr>
+                    <a:xfrm>
+                      <a:off x="0" y="0"/>
+                      <a:ext cx="5040978" cy="2754266"/>
+                    </a:xfrm>
+                    <a:prstGeom prst="rect">
+                      <a:avLst/>
+                    </a:prstGeom>
+                  </pic:spPr>
+                </pic:pic>
+              </a:graphicData>
+            </a:graphic>
+          </wp:inline>
+        </w:drawing>
+      </w:r>
+    </w:p>
+    <w:p>
+      <w:pPr>
+        <w:pStyle w:val="Chubinhthuong"/>
+        <w:jc w:val="center"/>
+      </w:pPr>
+      <w:r>
+        <w:t xml:space="preserve">Hình </w:t>
+      </w:r>
+      <w:r>
+        <w:fldChar w:fldCharType="begin"/>
+      </w:r>
+      <w:r>
+        <w:instrText xml:space="preserve"> STYLEREF 1 \s </w:instrText>
+      </w:r>
+      <w:r>
+        <w:fldChar w:fldCharType="separate"/>
+      </w:r>
+      <w:r>
+        <w:rPr>
+          <w:noProof/>
+        </w:rPr>
+        <w:t>3</w:t>
+      </w:r>
+      <w:r>
+        <w:fldChar w:fldCharType="end"/>
+      </w:r>
+      <w:r>
+        <w:t>.</w:t>
+      </w:r>
+      <w:r>
+        <w:fldChar w:fldCharType="begin"/>
+      </w:r>
+      <w:r>
+        <w:instrText xml:space="preserve"> SEQ Hình \* ARABIC \s 1 </w:instrText>
+      </w:r>
+      <w:r>
+        <w:fldChar w:fldCharType="separate"/>
+      </w:r>
+      <w:r>
+        <w:rPr>
+          <w:noProof/>
+        </w:rPr>
+        <w:t>10</w:t>
+      </w:r>
+      <w:r>
+        <w:fldChar w:fldCharType="end"/>
+      </w:r>
+      <w:r>
+        <w:t>: Giao diện Dashboard của nền tảng CoreIoT</w:t>
+      </w:r>
+    </w:p>
+    <w:p>
+      <w:pPr>
+        <w:pStyle w:val="Chubinhthuong"/>
+      </w:pPr>
+      <w:r>
+        <w:t>Core IoT kế thừa và phát triển sâu hơn các tính năng cốt lõi của ThingsBoard, đồng thời tích hợp thêm các công cụ chuyên biệt phục vụ cho việc thu thập, xử lý, phân tích và trực quan hóa dữ liệu IoT theo thời gian thực. Nền tảng hỗ trợ các giao thức phổ biến như MQTT, CoAP và HTTP, đảm bảo khả năng kết nối liền mạch giữa thiết bị – máy chủ – người dùng cuối.</w:t>
+      </w:r>
+    </w:p>
+    <w:p>
+      <w:pPr>
+        <w:pStyle w:val="Chubinhthuong"/>
+      </w:pPr>
+      <w:r>
+        <w:t>Trong bối cảnh các hệ thống IoT ngày càng trở nên phức tạp, việc sử dụng một nền tảng trung gian như Core IoT giúp chuẩn hóa luồng dữ liệu, nâng cao khả năng mở rộng và giảm chi phí bảo trì hệ thống. Phần này sẽ phân tích chi tiết các tính năng kỹ thuật, ứng dụng di động, cũng như cơ chế tích hợp giao thức MQTT – yếu tố then chốt tạo nên hiệu năng và độ tin cậy của nền tảng.</w:t>
+      </w:r>
+    </w:p>
+    <w:p>
+      <w:pPr>
+        <w:pStyle w:val="Heading3"/>
+      </w:pPr>
+      <w:bookmarkStart w:id="37" w:name="_Toc210569957"/>
+      <w:r>
+        <w:t>Tính năng chính của Core IoT</w:t>
+      </w:r>
+      <w:bookmarkEnd w:id="37"/>
+    </w:p>
+    <w:p>
+      <w:pPr>
+        <w:pStyle w:val="Chubinhthuong"/>
+      </w:pPr>
+      <w:r>
+        <w:t>Core IoT được thiết kế với một kiến trúc hướng dịch vụ (microservice architecture), cho phép hệ thống hoạt động linh hoạt, dễ mở rộng và có khả năng chịu lỗi cao. Các tính năng chính bao gồm:</w:t>
+      </w:r>
+    </w:p>
+    <w:p>
+      <w:pPr>
+        <w:pStyle w:val="Chubinhthuong"/>
+        <w:numPr>
+          <w:ilvl w:val="0"/>
+          <w:numId w:val="21"/>
+        </w:numPr>
+      </w:pPr>
       <w:r>
         <w:rPr>
           <w:b/>
           <w:bCs/>
         </w:rPr>
-        <w:t>IoT toàn cầu đang mở rộng mạnh mẽ</w:t>
-      </w:r>
-      <w:r>
-        <w:t xml:space="preserve">, MQTT tiếp tục được phát triển với các phiên bản mới như </w:t>
+        <w:t>Quản lý thiết bị và tài sản (Device &amp; Asset Management):</w:t>
       </w:r>
       <w:r>
         <w:rPr>
           <w:b/>
           <w:bCs/>
         </w:rPr>
-        <w:t>MQTT 5.0</w:t>
-      </w:r>
-      <w:r>
-        <w:t xml:space="preserve">, bổ sung nhiều tính năng quan trọng: hỗ trợ thuộc tính mở rộng cho topic, cải thiện khả năng chẩn đoán lỗi, tối ưu quản lý phiên kết nối và tăng cường bảo mật. Song song đó, MQTT ngày càng được kết hợp với </w:t>
-      </w:r>
+        <w:t xml:space="preserve"> </w:t>
+      </w:r>
+      <w:r>
+        <w:t xml:space="preserve">Core IoT cung cấp giao diện và API mạnh mẽ để giám sát, cấu hình và điều khiển các thực thể IoT như thiết bị, tài sản hoặc khách hàng. Các mối quan hệ giữa các thực </w:t>
+      </w:r>
+      <w:r>
+        <w:lastRenderedPageBreak/>
+        <w:t>thể có thể được định nghĩa rõ ràng (ví dụ: nhóm nhiều thiết bị vào cùng một khu vực hoặc gán cho một người quản lý cụ thể), từ đó hình thành một mô hình tổ chức dữ liệu khoa học và hiệu quả. Điều này đặc biệt hữu ích trong các ứng dụng nhà máy thông minh (smart factory) hoặc hệ thống logistics, nơi yêu cầu theo dõi hàng nghìn thiết bị hoạt động đồng thời.</w:t>
+      </w:r>
+    </w:p>
+    <w:p>
+      <w:pPr>
+        <w:pStyle w:val="Chubinhthuong"/>
+        <w:numPr>
+          <w:ilvl w:val="0"/>
+          <w:numId w:val="21"/>
+        </w:numPr>
+      </w:pPr>
       <w:r>
         <w:rPr>
           <w:b/>
           <w:bCs/>
         </w:rPr>
-        <w:t>các công nghệ hiện đại</w:t>
-      </w:r>
-      <w:r>
-        <w:t xml:space="preserve"> như </w:t>
+        <w:t>Thu thập và trực quan hóa dữ liệu:</w:t>
       </w:r>
       <w:r>
         <w:rPr>
           <w:b/>
           <w:bCs/>
         </w:rPr>
-        <w:t>trí tuệ nhân tạo (AI)</w:t>
-      </w:r>
-      <w:r>
-        <w:t xml:space="preserve">, </w:t>
-      </w:r>
+        <w:t xml:space="preserve"> </w:t>
+      </w:r>
+      <w:r>
+        <w:t>Dữ liệu được thu thập từ xa và lưu trữ an toàn trên hệ thống, với khả năng chịu lỗi, mở rộng quy mô và truy cập theo thời gian thực. Hơn 30 widget trực quan như biểu đồ, đồng hồ, bản đồ hoặc bảng dữ liệu giúp người dùng dễ dàng tạo dashboard động phục vụ giám sát và phân tích. Chẳng hạn, trong một ứng dụng giám sát môi trường, Core IoT có thể hiển thị biến động nhiệt độ, độ ẩm hoặc chất lượng không khí liên tục theo từng khu vực địa lý.</w:t>
+      </w:r>
+    </w:p>
+    <w:p>
+      <w:pPr>
+        <w:pStyle w:val="Chubinhthuong"/>
+        <w:numPr>
+          <w:ilvl w:val="0"/>
+          <w:numId w:val="21"/>
+        </w:numPr>
+      </w:pPr>
       <w:r>
         <w:rPr>
           <w:b/>
           <w:bCs/>
         </w:rPr>
-        <w:t>học máy (ML)</w:t>
-      </w:r>
-      <w:r>
-        <w:t xml:space="preserve"> và </w:t>
+        <w:t>Xử lý và phản ứng thông minh (Rule Engine):</w:t>
       </w:r>
       <w:r>
         <w:rPr>
           <w:b/>
           <w:bCs/>
         </w:rPr>
-        <w:t>xử lý dữ liệu biên (Edge Analytics)</w:t>
-      </w:r>
-      <w:r>
-        <w:t xml:space="preserve"> nhằm phục vụ cho các ứng dụng phân tích thông minh theo thời gian thực.</w:t>
-      </w:r>
-    </w:p>
-    <w:p>
-      <w:pPr>
-        <w:pStyle w:val="Chubinhthuong"/>
-      </w:pPr>
-      <w:r>
-        <w:t xml:space="preserve">Nhờ đặc điểm </w:t>
-      </w:r>
+        <w:t xml:space="preserve"> </w:t>
+      </w:r>
+      <w:r>
+        <w:t>Hệ thống tích hợp công cụ xử lý quy tắc (rule engine) mạnh mẽ, cho phép thiết lập các chuỗi xử lý dữ liệu phức tạp và tự động hóa hành vi của hệ thống. Người dùng có thể định nghĩa các kịch bản phản ứng như kích hoạt cảnh báo, gửi thông báo hoặc điều khiển thiết bị khi phát hiện bất thường trong dữ liệu. Tính năng này đóng vai trò then chốt trong việc xây dựng hệ thống tự động phản ứng theo ngữ cảnh (context-aware system) – một xu hướng quan trọng trong IoT hiện nay.</w:t>
+      </w:r>
+    </w:p>
+    <w:p>
+      <w:pPr>
+        <w:pStyle w:val="Chubinhthuong"/>
+        <w:numPr>
+          <w:ilvl w:val="0"/>
+          <w:numId w:val="21"/>
+        </w:numPr>
+      </w:pPr>
       <w:r>
         <w:rPr>
           <w:b/>
           <w:bCs/>
         </w:rPr>
-        <w:t>nhẹ, linh hoạt và đáng tin cậy</w:t>
-      </w:r>
-      <w:r>
-        <w:t xml:space="preserve">, MQTT đã vượt ra ngoài phạm vi IoT truyền thống và trở thành một chuẩn quan trọng trong các hệ thống </w:t>
+        <w:t>Hỗ trợ triển khai linh hoạt:</w:t>
       </w:r>
       <w:r>
         <w:rPr>
           <w:b/>
           <w:bCs/>
         </w:rPr>
-        <w:t>kết nối vạn vật thông minh</w:t>
-      </w:r>
-      <w:r>
-        <w:t xml:space="preserve">, góp phần hình thành nền tảng cho </w:t>
-      </w:r>
+        <w:t xml:space="preserve"> </w:t>
+      </w:r>
+      <w:r>
+        <w:t>Core IoT có thể được triển khai linh hoạt trên nền tảng đám mây (cloud) hoặc tại chỗ (on-premises), tùy theo nhu cầu của tổ chức. Kiến trúc microservice cho phép xử lý hàng triệu thiết bị cùng lúc mà vẫn đảm bảo độ ổn định cao. Đây là đặc điểm quan trọng đối với các hệ thống quy mô lớn như thành phố thông minh (smart city) hoặc quản lý năng lượng thông minh (smart energy management).</w:t>
+      </w:r>
+    </w:p>
+    <w:p>
+      <w:pPr>
+        <w:pStyle w:val="Chubinhthuong"/>
+        <w:numPr>
+          <w:ilvl w:val="0"/>
+          <w:numId w:val="21"/>
+        </w:numPr>
+      </w:pPr>
       <w:r>
         <w:rPr>
           <w:b/>
           <w:bCs/>
         </w:rPr>
-        <w:t>kỷ nguyên chuyển đổi số</w:t>
-      </w:r>
-      <w:r>
-        <w:t xml:space="preserve"> và </w:t>
+        <w:t>Bảo mật và quản lý truy cập:</w:t>
       </w:r>
       <w:r>
         <w:rPr>
           <w:b/>
           <w:bCs/>
         </w:rPr>
-        <w:t>công nghiệp 4.0</w:t>
+        <w:t xml:space="preserve"> </w:t>
+      </w:r>
+      <w:r>
+        <w:t xml:space="preserve">Nền tảng tuân thủ nghiêm ngặt các tiêu chuẩn bảo mật công nghiệp. Toàn bộ dữ liệu được mã hóa trong quá trình truyền tải thông qua giao thức MQTTs hoặc HTTPS, kết hợp với cơ chế xác thực bằng token hoặc chứng chỉ X.509. Ngoài ra, Core IoT áp dụng mô hình kiểm soát </w:t>
+      </w:r>
+      <w:r>
+        <w:lastRenderedPageBreak/>
+        <w:t>truy cập dựa trên vai trò (RBAC), cho phép phân quyền chi tiết cho từng nhóm người dùng, đảm bảo an toàn cho dữ liệu và thiết bị.</w:t>
+      </w:r>
+    </w:p>
+    <w:p>
+      <w:pPr>
+        <w:pStyle w:val="Heading3"/>
+      </w:pPr>
+      <w:bookmarkStart w:id="38" w:name="_Toc210569958"/>
+      <w:r>
+        <w:t>Ứng dụng di động Core IoT</w:t>
+      </w:r>
+      <w:bookmarkEnd w:id="38"/>
+    </w:p>
+    <w:p>
+      <w:pPr>
+        <w:pStyle w:val="Chubinhthuong"/>
+      </w:pPr>
+      <w:r>
+        <w:t>Để đáp ứng nhu cầu giám sát và quản lý hệ thống IoT mọi lúc, mọi nơi, Core IoT cung cấp ứng dụng di động đa nền tảng (Android/iOS), được phát triển dựa trên Flutter ThingsBoard mã nguồn mở.</w:t>
+      </w:r>
+    </w:p>
+    <w:p>
+      <w:pPr>
+        <w:pStyle w:val="Chubinhthuong"/>
+        <w:jc w:val="center"/>
+      </w:pPr>
+      <w:r>
+        <w:rPr>
+          <w:noProof/>
+        </w:rPr>
+        <w:drawing>
+          <wp:inline distT="0" distB="0" distL="0" distR="0" wp14:anchorId="3E319461" wp14:editId="17536033">
+            <wp:extent cx="4674870" cy="1019353"/>
+            <wp:effectExtent l="0" t="0" r="0" b="9525"/>
+            <wp:docPr id="10" name="Picture 10" descr="A close-up of a logo&#10;&#10;Description automatically generated"/>
+            <wp:cNvGraphicFramePr>
+              <a:graphicFrameLocks xmlns:a="http://schemas.openxmlformats.org/drawingml/2006/main" noChangeAspect="1"/>
+            </wp:cNvGraphicFramePr>
+            <a:graphic xmlns:a="http://schemas.openxmlformats.org/drawingml/2006/main">
+              <a:graphicData uri="http://schemas.openxmlformats.org/drawingml/2006/picture">
+                <pic:pic xmlns:pic="http://schemas.openxmlformats.org/drawingml/2006/picture">
+                  <pic:nvPicPr>
+                    <pic:cNvPr id="10" name="Picture 10" descr="A close-up of a logo&#10;&#10;Description automatically generated"/>
+                    <pic:cNvPicPr/>
+                  </pic:nvPicPr>
+                  <pic:blipFill>
+                    <a:blip r:embed="rId27" cstate="print">
+                      <a:extLst>
+                        <a:ext uri="{28A0092B-C50C-407E-A947-70E740481C1C}">
+                          <a14:useLocalDpi xmlns:a14="http://schemas.microsoft.com/office/drawing/2010/main" val="0"/>
+                        </a:ext>
+                      </a:extLst>
+                    </a:blip>
+                    <a:stretch>
+                      <a:fillRect/>
+                    </a:stretch>
+                  </pic:blipFill>
+                  <pic:spPr>
+                    <a:xfrm>
+                      <a:off x="0" y="0"/>
+                      <a:ext cx="4701231" cy="1025101"/>
+                    </a:xfrm>
+                    <a:prstGeom prst="rect">
+                      <a:avLst/>
+                    </a:prstGeom>
+                  </pic:spPr>
+                </pic:pic>
+              </a:graphicData>
+            </a:graphic>
+          </wp:inline>
+        </w:drawing>
+      </w:r>
+    </w:p>
+    <w:p>
+      <w:pPr>
+        <w:pStyle w:val="Chubinhthuong"/>
+        <w:jc w:val="center"/>
+      </w:pPr>
+      <w:r>
+        <w:t xml:space="preserve">Hình </w:t>
+      </w:r>
+      <w:r>
+        <w:fldChar w:fldCharType="begin"/>
+      </w:r>
+      <w:r>
+        <w:instrText xml:space="preserve"> STYLEREF 1 \s </w:instrText>
+      </w:r>
+      <w:r>
+        <w:fldChar w:fldCharType="separate"/>
+      </w:r>
+      <w:r>
+        <w:rPr>
+          <w:noProof/>
+        </w:rPr>
+        <w:t>3</w:t>
+      </w:r>
+      <w:r>
+        <w:fldChar w:fldCharType="end"/>
       </w:r>
       <w:r>
         <w:t>.</w:t>
       </w:r>
-    </w:p>
-    <w:p>
-      <w:pPr>
-        <w:pStyle w:val="Chubinhthuong"/>
-      </w:pPr>
-    </w:p>
-    <w:p>
-      <w:pPr>
-        <w:pStyle w:val="Chubinhthuong"/>
-      </w:pPr>
-    </w:p>
-    <w:p>
-      <w:pPr>
-        <w:pStyle w:val="Chubinhthuong"/>
-      </w:pPr>
-    </w:p>
-    <w:p>
-      <w:pPr>
-        <w:pStyle w:val="Chubinhthuong"/>
-      </w:pPr>
+      <w:r>
+        <w:fldChar w:fldCharType="begin"/>
+      </w:r>
+      <w:r>
+        <w:instrText xml:space="preserve"> SEQ Hình \* ARABIC \s 1 </w:instrText>
+      </w:r>
+      <w:r>
+        <w:fldChar w:fldCharType="separate"/>
+      </w:r>
+      <w:r>
+        <w:rPr>
+          <w:noProof/>
+        </w:rPr>
+        <w:t>11</w:t>
+      </w:r>
+      <w:r>
+        <w:fldChar w:fldCharType="end"/>
+      </w:r>
+      <w:r>
+        <w:t>: Ứng dụng CoreIoT trên của hàng CHPLay của Android</w:t>
+      </w:r>
+    </w:p>
+    <w:p>
+      <w:pPr>
+        <w:pStyle w:val="Chubinhthuong"/>
+      </w:pPr>
+      <w:r>
+        <w:t>Ứng dụng này cho phép người dùng:</w:t>
+      </w:r>
+    </w:p>
+    <w:p>
+      <w:pPr>
+        <w:pStyle w:val="Chubinhthuong"/>
+        <w:numPr>
+          <w:ilvl w:val="0"/>
+          <w:numId w:val="22"/>
+        </w:numPr>
+      </w:pPr>
+      <w:r>
+        <w:rPr>
+          <w:b/>
+          <w:bCs/>
+        </w:rPr>
+        <w:t>Theo dõi dashboard động:</w:t>
+      </w:r>
+      <w:r>
+        <w:t xml:space="preserve"> Xem và tương tác với các bảng điều khiển đã thiết lập, cập nhật trạng thái thiết bị theo thời gian thực.</w:t>
+      </w:r>
+    </w:p>
+    <w:p>
+      <w:pPr>
+        <w:pStyle w:val="Chubinhthuong"/>
+        <w:numPr>
+          <w:ilvl w:val="0"/>
+          <w:numId w:val="22"/>
+        </w:numPr>
+      </w:pPr>
+      <w:r>
+        <w:rPr>
+          <w:b/>
+          <w:bCs/>
+        </w:rPr>
+        <w:t>Nhận và xử lý cảnh báo:</w:t>
+      </w:r>
+      <w:r>
+        <w:t xml:space="preserve"> Hệ thống gửi thông báo tức thời khi phát hiện sự cố hoặc dữ liệu bất thường, giúp người quản trị phản ứng nhanh chóng.</w:t>
+      </w:r>
+    </w:p>
+    <w:p>
+      <w:pPr>
+        <w:pStyle w:val="Chubinhthuong"/>
+        <w:numPr>
+          <w:ilvl w:val="0"/>
+          <w:numId w:val="22"/>
+        </w:numPr>
+      </w:pPr>
+      <w:r>
+        <w:rPr>
+          <w:b/>
+          <w:bCs/>
+        </w:rPr>
+        <w:t>Quản lý thiết bị theo hồ sơ:</w:t>
+      </w:r>
+      <w:r>
+        <w:t xml:space="preserve"> Hỗ trợ phân nhóm thiết bị theo danh mục hoặc khu vực, thuận tiện cho các mô hình như </w:t>
+      </w:r>
+      <w:r>
+        <w:rPr>
+          <w:b/>
+          <w:bCs/>
+        </w:rPr>
+        <w:t>giám sát hạ tầng giao thông</w:t>
+      </w:r>
+      <w:r>
+        <w:t xml:space="preserve">, </w:t>
+      </w:r>
+      <w:r>
+        <w:rPr>
+          <w:b/>
+          <w:bCs/>
+        </w:rPr>
+        <w:t>quản lý đội xe</w:t>
+      </w:r>
+      <w:r>
+        <w:t xml:space="preserve">, hay </w:t>
+      </w:r>
+      <w:r>
+        <w:rPr>
+          <w:b/>
+          <w:bCs/>
+        </w:rPr>
+        <w:t>theo dõi thiết bị y tế</w:t>
+      </w:r>
+      <w:r>
+        <w:t>.</w:t>
+      </w:r>
+    </w:p>
+    <w:p>
+      <w:pPr>
+        <w:pStyle w:val="Chubinhthuong"/>
+        <w:numPr>
+          <w:ilvl w:val="0"/>
+          <w:numId w:val="22"/>
+        </w:numPr>
+      </w:pPr>
+      <w:r>
+        <w:rPr>
+          <w:b/>
+          <w:bCs/>
+        </w:rPr>
+        <w:t>Thực thi hành động từ xa:</w:t>
+      </w:r>
+      <w:r>
+        <w:t xml:space="preserve"> Cho phép thực hiện trực tiếp các lệnh điều khiển (như bật/tắt, đặt lại cấu hình) từ ứng dụng di động mà không cần truy cập hệ thống trung tâm.</w:t>
+      </w:r>
+    </w:p>
+    <w:p>
+      <w:pPr>
+        <w:pStyle w:val="Chubinhthuong"/>
+      </w:pPr>
+      <w:r>
+        <w:t>Với khả năng đồng bộ hóa thời gian thực và giao diện trực quan, ứng dụng Core IoT trở thành công cụ đắc lực trong quản lý hiện trường và hỗ trợ ra quyết định tức thì, phù hợp với các mô hình IoT hiện đại hướng đến giám sát phân tán và phản ứng nhanh.</w:t>
+      </w:r>
+    </w:p>
+    <w:p>
+      <w:pPr>
+        <w:pStyle w:val="Heading3"/>
+      </w:pPr>
+      <w:bookmarkStart w:id="39" w:name="_Toc210569959"/>
+      <w:r>
+        <w:lastRenderedPageBreak/>
+        <w:t>Tích hợp giao thức MQTT trong Core IoT</w:t>
+      </w:r>
+      <w:bookmarkEnd w:id="39"/>
+    </w:p>
+    <w:p>
+      <w:pPr>
+        <w:pStyle w:val="Chubinhthuong"/>
+      </w:pPr>
+      <w:r>
+        <w:t>Một trong những nền tảng kỹ thuật quan trọng nhất của Core IoT là sự tích hợp sâu với giao thức MQTT (Message Queuing Telemetry Transport) – chuẩn truyền thông nhẹ, hiệu quả cao, được thiết kế chuyên biệt cho các hệ thống IoT hoạt động trong môi trường băng thông hạn chế.</w:t>
+      </w:r>
+    </w:p>
+    <w:p>
+      <w:pPr>
+        <w:pStyle w:val="Chubinhthuong"/>
+      </w:pPr>
+      <w:r>
+        <w:t>Core IoT khai thác tối đa đặc tính của MQTT thông qua các chức năng:</w:t>
+      </w:r>
+    </w:p>
+    <w:p>
+      <w:pPr>
+        <w:pStyle w:val="Chubinhthuong"/>
+        <w:numPr>
+          <w:ilvl w:val="0"/>
+          <w:numId w:val="23"/>
+        </w:numPr>
+      </w:pPr>
+      <w:r>
+        <w:rPr>
+          <w:b/>
+          <w:bCs/>
+        </w:rPr>
+        <w:t>Thu thập dữ liệu từ xa:</w:t>
+      </w:r>
+      <w:r>
+        <w:t xml:space="preserve"> Thiết bị IoT gửi dữ liệu đo đạc (telemetry) như nhiệt độ, độ ẩm, áp suất… đến máy chủ Core IoT qua các chủ đề (topic) MQTT. Cơ chế truyền tải nhẹ giúp đảm bảo độ tin cậy cao ngay cả trong môi trường mạng yếu hoặc không ổn định.</w:t>
+      </w:r>
+    </w:p>
+    <w:p>
+      <w:pPr>
+        <w:pStyle w:val="Chubinhthuong"/>
+        <w:numPr>
+          <w:ilvl w:val="0"/>
+          <w:numId w:val="23"/>
+        </w:numPr>
+      </w:pPr>
+      <w:r>
+        <w:rPr>
+          <w:b/>
+          <w:bCs/>
+        </w:rPr>
+        <w:t>Quản lý thuộc tính thiết bị:</w:t>
+      </w:r>
+      <w:r>
+        <w:t xml:space="preserve"> Core IoT cho phép đồng bộ hóa thuộc tính tĩnh và động của thiết bị thông qua MQTT, giúp người quản trị có thể thay đổi cấu hình hoặc cập nhật trạng thái mà không cần truy cập vật lý.</w:t>
+      </w:r>
+    </w:p>
+    <w:p>
+      <w:pPr>
+        <w:pStyle w:val="Chubinhthuong"/>
+        <w:numPr>
+          <w:ilvl w:val="0"/>
+          <w:numId w:val="23"/>
+        </w:numPr>
+      </w:pPr>
+      <w:r>
+        <w:rPr>
+          <w:b/>
+          <w:bCs/>
+        </w:rPr>
+        <w:t>Điều khiển thiết bị từ xa (RPC):</w:t>
+      </w:r>
+      <w:r>
+        <w:t xml:space="preserve"> Nền tảng hỗ trợ Remote Procedure Call hai chiều, cho phép máy chủ gửi lệnh điều khiển và nhận phản hồi từ thiết bị theo thời gian thực – một chức năng thiết yếu trong các ứng dụng tự động hóa công nghiệp và nhà thông minh.</w:t>
+      </w:r>
+    </w:p>
+    <w:p>
+      <w:pPr>
+        <w:pStyle w:val="Chubinhthuong"/>
+      </w:pPr>
+      <w:r>
+        <w:t>Nhờ sự tích hợp MQTT, Core IoT đạt được tính ổn định, khả năng mở rộng và mức độ phản hồi vượt trội, đồng thời phù hợp với định hướng phát triển hệ thống IoT thế hệ mới – hướng dữ liệu, phân tán và an toàn.</w:t>
+      </w:r>
     </w:p>
     <w:p>
       <w:pPr>
@@ -13205,7 +14374,7 @@
       </w:pPr>
     </w:p>
     <w:sectPr>
-      <w:footerReference w:type="default" r:id="rId26"/>
+      <w:footerReference w:type="default" r:id="rId28"/>
       <w:pgSz w:w="11906" w:h="16838" w:code="9"/>
       <w:pgMar w:top="1701" w:right="1134" w:bottom="1701" w:left="1985" w:header="720" w:footer="720" w:gutter="0"/>
       <w:pgNumType w:start="1"/>
@@ -13367,6 +14536,155 @@
 <file path=word/numbering.xml><?xml version="1.0" encoding="utf-8"?>
 <w:numbering xmlns:wpc="http://schemas.microsoft.com/office/word/2010/wordprocessingCanvas" xmlns:cx="http://schemas.microsoft.com/office/drawing/2014/chartex" xmlns:cx1="http://schemas.microsoft.com/office/drawing/2015/9/8/chartex" xmlns:cx2="http://schemas.microsoft.com/office/drawing/2015/10/21/chartex" xmlns:cx3="http://schemas.microsoft.com/office/drawing/2016/5/9/chartex" xmlns:cx4="http://schemas.microsoft.com/office/drawing/2016/5/10/chartex" xmlns:cx5="http://schemas.microsoft.com/office/drawing/2016/5/11/chartex" xmlns:cx6="http://schemas.microsoft.com/office/drawing/2016/5/12/chartex" xmlns:cx7="http://schemas.microsoft.com/office/drawing/2016/5/13/chartex" xmlns:cx8="http://schemas.microsoft.com/office/drawing/2016/5/14/chartex" xmlns:mc="http://schemas.openxmlformats.org/markup-compatibility/2006" xmlns:aink="http://schemas.microsoft.com/office/drawing/2016/ink" xmlns:am3d="http://schemas.microsoft.com/office/drawing/2017/model3d" xmlns:o="urn:schemas-microsoft-com:office:office" xmlns:r="http://schemas.openxmlformats.org/officeDocument/2006/relationships" xmlns:m="http://schemas.openxmlformats.org/officeDocument/2006/math" xmlns:v="urn:schemas-microsoft-com:vml" xmlns:wp14="http://schemas.microsoft.com/office/word/2010/wordprocessingDrawing" xmlns:wp="http://schemas.openxmlformats.org/drawingml/2006/wordprocessingDrawing" xmlns:w10="urn:schemas-microsoft-com:office:word" xmlns:w="http://schemas.openxmlformats.org/wordprocessingml/2006/main" xmlns:w14="http://schemas.microsoft.com/office/word/2010/wordml" xmlns:w15="http://schemas.microsoft.com/office/word/2012/wordml" xmlns:w16cex="http://schemas.microsoft.com/office/word/2018/wordml/cex" xmlns:w16cid="http://schemas.microsoft.com/office/word/2016/wordml/cid" xmlns:w16="http://schemas.microsoft.com/office/word/2018/wordml" xmlns:w16se="http://schemas.microsoft.com/office/word/2015/wordml/symex" xmlns:wpg="http://schemas.microsoft.com/office/word/2010/wordprocessingGroup" xmlns:wpi="http://schemas.microsoft.com/office/word/2010/wordprocessingInk" xmlns:wne="http://schemas.microsoft.com/office/word/2006/wordml" xmlns:wps="http://schemas.microsoft.com/office/word/2010/wordprocessingShape" mc:Ignorable="w14 w15 w16se w16cid w16 w16cex wp14">
   <w:abstractNum w:abstractNumId="0" w15:restartNumberingAfterBreak="0">
+    <w:nsid w:val="00DD5ED7"/>
+    <w:multiLevelType w:val="multilevel"/>
+    <w:tmpl w:val="2D406058"/>
+    <w:lvl w:ilvl="0">
+      <w:start w:val="1"/>
+      <w:numFmt w:val="bullet"/>
+      <w:lvlText w:val=""/>
+      <w:lvlJc w:val="left"/>
+      <w:pPr>
+        <w:tabs>
+          <w:tab w:val="num" w:pos="720"/>
+        </w:tabs>
+        <w:ind w:left="720" w:hanging="360"/>
+      </w:pPr>
+      <w:rPr>
+        <w:rFonts w:ascii="Symbol" w:hAnsi="Symbol" w:hint="default"/>
+        <w:sz w:val="20"/>
+      </w:rPr>
+    </w:lvl>
+    <w:lvl w:ilvl="1" w:tentative="1">
+      <w:start w:val="1"/>
+      <w:numFmt w:val="bullet"/>
+      <w:lvlText w:val="o"/>
+      <w:lvlJc w:val="left"/>
+      <w:pPr>
+        <w:tabs>
+          <w:tab w:val="num" w:pos="1440"/>
+        </w:tabs>
+        <w:ind w:left="1440" w:hanging="360"/>
+      </w:pPr>
+      <w:rPr>
+        <w:rFonts w:ascii="Courier New" w:hAnsi="Courier New" w:hint="default"/>
+        <w:sz w:val="20"/>
+      </w:rPr>
+    </w:lvl>
+    <w:lvl w:ilvl="2" w:tentative="1">
+      <w:start w:val="1"/>
+      <w:numFmt w:val="bullet"/>
+      <w:lvlText w:val=""/>
+      <w:lvlJc w:val="left"/>
+      <w:pPr>
+        <w:tabs>
+          <w:tab w:val="num" w:pos="2160"/>
+        </w:tabs>
+        <w:ind w:left="2160" w:hanging="360"/>
+      </w:pPr>
+      <w:rPr>
+        <w:rFonts w:ascii="Wingdings" w:hAnsi="Wingdings" w:hint="default"/>
+        <w:sz w:val="20"/>
+      </w:rPr>
+    </w:lvl>
+    <w:lvl w:ilvl="3" w:tentative="1">
+      <w:start w:val="1"/>
+      <w:numFmt w:val="bullet"/>
+      <w:lvlText w:val=""/>
+      <w:lvlJc w:val="left"/>
+      <w:pPr>
+        <w:tabs>
+          <w:tab w:val="num" w:pos="2880"/>
+        </w:tabs>
+        <w:ind w:left="2880" w:hanging="360"/>
+      </w:pPr>
+      <w:rPr>
+        <w:rFonts w:ascii="Wingdings" w:hAnsi="Wingdings" w:hint="default"/>
+        <w:sz w:val="20"/>
+      </w:rPr>
+    </w:lvl>
+    <w:lvl w:ilvl="4" w:tentative="1">
+      <w:start w:val="1"/>
+      <w:numFmt w:val="bullet"/>
+      <w:lvlText w:val=""/>
+      <w:lvlJc w:val="left"/>
+      <w:pPr>
+        <w:tabs>
+          <w:tab w:val="num" w:pos="3600"/>
+        </w:tabs>
+        <w:ind w:left="3600" w:hanging="360"/>
+      </w:pPr>
+      <w:rPr>
+        <w:rFonts w:ascii="Wingdings" w:hAnsi="Wingdings" w:hint="default"/>
+        <w:sz w:val="20"/>
+      </w:rPr>
+    </w:lvl>
+    <w:lvl w:ilvl="5" w:tentative="1">
+      <w:start w:val="1"/>
+      <w:numFmt w:val="bullet"/>
+      <w:lvlText w:val=""/>
+      <w:lvlJc w:val="left"/>
+      <w:pPr>
+        <w:tabs>
+          <w:tab w:val="num" w:pos="4320"/>
+        </w:tabs>
+        <w:ind w:left="4320" w:hanging="360"/>
+      </w:pPr>
+      <w:rPr>
+        <w:rFonts w:ascii="Wingdings" w:hAnsi="Wingdings" w:hint="default"/>
+        <w:sz w:val="20"/>
+      </w:rPr>
+    </w:lvl>
+    <w:lvl w:ilvl="6" w:tentative="1">
+      <w:start w:val="1"/>
+      <w:numFmt w:val="bullet"/>
+      <w:lvlText w:val=""/>
+      <w:lvlJc w:val="left"/>
+      <w:pPr>
+        <w:tabs>
+          <w:tab w:val="num" w:pos="5040"/>
+        </w:tabs>
+        <w:ind w:left="5040" w:hanging="360"/>
+      </w:pPr>
+      <w:rPr>
+        <w:rFonts w:ascii="Wingdings" w:hAnsi="Wingdings" w:hint="default"/>
+        <w:sz w:val="20"/>
+      </w:rPr>
+    </w:lvl>
+    <w:lvl w:ilvl="7" w:tentative="1">
+      <w:start w:val="1"/>
+      <w:numFmt w:val="bullet"/>
+      <w:lvlText w:val=""/>
+      <w:lvlJc w:val="left"/>
+      <w:pPr>
+        <w:tabs>
+          <w:tab w:val="num" w:pos="5760"/>
+        </w:tabs>
+        <w:ind w:left="5760" w:hanging="360"/>
+      </w:pPr>
+      <w:rPr>
+        <w:rFonts w:ascii="Wingdings" w:hAnsi="Wingdings" w:hint="default"/>
+        <w:sz w:val="20"/>
+      </w:rPr>
+    </w:lvl>
+    <w:lvl w:ilvl="8" w:tentative="1">
+      <w:start w:val="1"/>
+      <w:numFmt w:val="bullet"/>
+      <w:lvlText w:val=""/>
+      <w:lvlJc w:val="left"/>
+      <w:pPr>
+        <w:tabs>
+          <w:tab w:val="num" w:pos="6480"/>
+        </w:tabs>
+        <w:ind w:left="6480" w:hanging="360"/>
+      </w:pPr>
+      <w:rPr>
+        <w:rFonts w:ascii="Wingdings" w:hAnsi="Wingdings" w:hint="default"/>
+        <w:sz w:val="20"/>
+      </w:rPr>
+    </w:lvl>
+  </w:abstractNum>
+  <w:abstractNum w:abstractNumId="1" w15:restartNumberingAfterBreak="0">
     <w:nsid w:val="08107A01"/>
     <w:multiLevelType w:val="hybridMultilevel"/>
     <w:tmpl w:val="9072D0CA"/>
@@ -13479,7 +14797,7 @@
       </w:rPr>
     </w:lvl>
   </w:abstractNum>
-  <w:abstractNum w:abstractNumId="1" w15:restartNumberingAfterBreak="0">
+  <w:abstractNum w:abstractNumId="2" w15:restartNumberingAfterBreak="0">
     <w:nsid w:val="085B4860"/>
     <w:multiLevelType w:val="hybridMultilevel"/>
     <w:tmpl w:val="B08C8DA4"/>
@@ -13592,7 +14910,7 @@
       </w:rPr>
     </w:lvl>
   </w:abstractNum>
-  <w:abstractNum w:abstractNumId="2" w15:restartNumberingAfterBreak="0">
+  <w:abstractNum w:abstractNumId="3" w15:restartNumberingAfterBreak="0">
     <w:nsid w:val="0BEF08FC"/>
     <w:multiLevelType w:val="hybridMultilevel"/>
     <w:tmpl w:val="979CD416"/>
@@ -13705,7 +15023,7 @@
       </w:rPr>
     </w:lvl>
   </w:abstractNum>
-  <w:abstractNum w:abstractNumId="3" w15:restartNumberingAfterBreak="0">
+  <w:abstractNum w:abstractNumId="4" w15:restartNumberingAfterBreak="0">
     <w:nsid w:val="10245A9D"/>
     <w:multiLevelType w:val="hybridMultilevel"/>
     <w:tmpl w:val="23EA225E"/>
@@ -13818,7 +15136,7 @@
       </w:rPr>
     </w:lvl>
   </w:abstractNum>
-  <w:abstractNum w:abstractNumId="4" w15:restartNumberingAfterBreak="0">
+  <w:abstractNum w:abstractNumId="5" w15:restartNumberingAfterBreak="0">
     <w:nsid w:val="111573A8"/>
     <w:multiLevelType w:val="multilevel"/>
     <w:tmpl w:val="6CCE8FEA"/>
@@ -13967,7 +15285,156 @@
       </w:rPr>
     </w:lvl>
   </w:abstractNum>
-  <w:abstractNum w:abstractNumId="5" w15:restartNumberingAfterBreak="0">
+  <w:abstractNum w:abstractNumId="6" w15:restartNumberingAfterBreak="0">
+    <w:nsid w:val="11547146"/>
+    <w:multiLevelType w:val="multilevel"/>
+    <w:tmpl w:val="92F0A6AE"/>
+    <w:lvl w:ilvl="0">
+      <w:start w:val="1"/>
+      <w:numFmt w:val="bullet"/>
+      <w:lvlText w:val=""/>
+      <w:lvlJc w:val="left"/>
+      <w:pPr>
+        <w:tabs>
+          <w:tab w:val="num" w:pos="720"/>
+        </w:tabs>
+        <w:ind w:left="720" w:hanging="360"/>
+      </w:pPr>
+      <w:rPr>
+        <w:rFonts w:ascii="Symbol" w:hAnsi="Symbol" w:hint="default"/>
+        <w:sz w:val="20"/>
+      </w:rPr>
+    </w:lvl>
+    <w:lvl w:ilvl="1" w:tentative="1">
+      <w:start w:val="1"/>
+      <w:numFmt w:val="bullet"/>
+      <w:lvlText w:val="o"/>
+      <w:lvlJc w:val="left"/>
+      <w:pPr>
+        <w:tabs>
+          <w:tab w:val="num" w:pos="1440"/>
+        </w:tabs>
+        <w:ind w:left="1440" w:hanging="360"/>
+      </w:pPr>
+      <w:rPr>
+        <w:rFonts w:ascii="Courier New" w:hAnsi="Courier New" w:hint="default"/>
+        <w:sz w:val="20"/>
+      </w:rPr>
+    </w:lvl>
+    <w:lvl w:ilvl="2" w:tentative="1">
+      <w:start w:val="1"/>
+      <w:numFmt w:val="bullet"/>
+      <w:lvlText w:val=""/>
+      <w:lvlJc w:val="left"/>
+      <w:pPr>
+        <w:tabs>
+          <w:tab w:val="num" w:pos="2160"/>
+        </w:tabs>
+        <w:ind w:left="2160" w:hanging="360"/>
+      </w:pPr>
+      <w:rPr>
+        <w:rFonts w:ascii="Wingdings" w:hAnsi="Wingdings" w:hint="default"/>
+        <w:sz w:val="20"/>
+      </w:rPr>
+    </w:lvl>
+    <w:lvl w:ilvl="3" w:tentative="1">
+      <w:start w:val="1"/>
+      <w:numFmt w:val="bullet"/>
+      <w:lvlText w:val=""/>
+      <w:lvlJc w:val="left"/>
+      <w:pPr>
+        <w:tabs>
+          <w:tab w:val="num" w:pos="2880"/>
+        </w:tabs>
+        <w:ind w:left="2880" w:hanging="360"/>
+      </w:pPr>
+      <w:rPr>
+        <w:rFonts w:ascii="Wingdings" w:hAnsi="Wingdings" w:hint="default"/>
+        <w:sz w:val="20"/>
+      </w:rPr>
+    </w:lvl>
+    <w:lvl w:ilvl="4" w:tentative="1">
+      <w:start w:val="1"/>
+      <w:numFmt w:val="bullet"/>
+      <w:lvlText w:val=""/>
+      <w:lvlJc w:val="left"/>
+      <w:pPr>
+        <w:tabs>
+          <w:tab w:val="num" w:pos="3600"/>
+        </w:tabs>
+        <w:ind w:left="3600" w:hanging="360"/>
+      </w:pPr>
+      <w:rPr>
+        <w:rFonts w:ascii="Wingdings" w:hAnsi="Wingdings" w:hint="default"/>
+        <w:sz w:val="20"/>
+      </w:rPr>
+    </w:lvl>
+    <w:lvl w:ilvl="5" w:tentative="1">
+      <w:start w:val="1"/>
+      <w:numFmt w:val="bullet"/>
+      <w:lvlText w:val=""/>
+      <w:lvlJc w:val="left"/>
+      <w:pPr>
+        <w:tabs>
+          <w:tab w:val="num" w:pos="4320"/>
+        </w:tabs>
+        <w:ind w:left="4320" w:hanging="360"/>
+      </w:pPr>
+      <w:rPr>
+        <w:rFonts w:ascii="Wingdings" w:hAnsi="Wingdings" w:hint="default"/>
+        <w:sz w:val="20"/>
+      </w:rPr>
+    </w:lvl>
+    <w:lvl w:ilvl="6" w:tentative="1">
+      <w:start w:val="1"/>
+      <w:numFmt w:val="bullet"/>
+      <w:lvlText w:val=""/>
+      <w:lvlJc w:val="left"/>
+      <w:pPr>
+        <w:tabs>
+          <w:tab w:val="num" w:pos="5040"/>
+        </w:tabs>
+        <w:ind w:left="5040" w:hanging="360"/>
+      </w:pPr>
+      <w:rPr>
+        <w:rFonts w:ascii="Wingdings" w:hAnsi="Wingdings" w:hint="default"/>
+        <w:sz w:val="20"/>
+      </w:rPr>
+    </w:lvl>
+    <w:lvl w:ilvl="7" w:tentative="1">
+      <w:start w:val="1"/>
+      <w:numFmt w:val="bullet"/>
+      <w:lvlText w:val=""/>
+      <w:lvlJc w:val="left"/>
+      <w:pPr>
+        <w:tabs>
+          <w:tab w:val="num" w:pos="5760"/>
+        </w:tabs>
+        <w:ind w:left="5760" w:hanging="360"/>
+      </w:pPr>
+      <w:rPr>
+        <w:rFonts w:ascii="Wingdings" w:hAnsi="Wingdings" w:hint="default"/>
+        <w:sz w:val="20"/>
+      </w:rPr>
+    </w:lvl>
+    <w:lvl w:ilvl="8" w:tentative="1">
+      <w:start w:val="1"/>
+      <w:numFmt w:val="bullet"/>
+      <w:lvlText w:val=""/>
+      <w:lvlJc w:val="left"/>
+      <w:pPr>
+        <w:tabs>
+          <w:tab w:val="num" w:pos="6480"/>
+        </w:tabs>
+        <w:ind w:left="6480" w:hanging="360"/>
+      </w:pPr>
+      <w:rPr>
+        <w:rFonts w:ascii="Wingdings" w:hAnsi="Wingdings" w:hint="default"/>
+        <w:sz w:val="20"/>
+      </w:rPr>
+    </w:lvl>
+  </w:abstractNum>
+  <w:abstractNum w:abstractNumId="7" w15:restartNumberingAfterBreak="0">
     <w:nsid w:val="204235C4"/>
     <w:multiLevelType w:val="multilevel"/>
     <w:tmpl w:val="A27873A8"/>
@@ -14116,7 +15583,7 @@
       </w:rPr>
     </w:lvl>
   </w:abstractNum>
-  <w:abstractNum w:abstractNumId="6" w15:restartNumberingAfterBreak="0">
+  <w:abstractNum w:abstractNumId="8" w15:restartNumberingAfterBreak="0">
     <w:nsid w:val="22A9592E"/>
     <w:multiLevelType w:val="multilevel"/>
     <w:tmpl w:val="E2DCD0E2"/>
@@ -14265,7 +15732,7 @@
       </w:rPr>
     </w:lvl>
   </w:abstractNum>
-  <w:abstractNum w:abstractNumId="7" w15:restartNumberingAfterBreak="0">
+  <w:abstractNum w:abstractNumId="9" w15:restartNumberingAfterBreak="0">
     <w:nsid w:val="273B2FBD"/>
     <w:multiLevelType w:val="multilevel"/>
     <w:tmpl w:val="5114C852"/>
@@ -14414,7 +15881,7 @@
       </w:rPr>
     </w:lvl>
   </w:abstractNum>
-  <w:abstractNum w:abstractNumId="8" w15:restartNumberingAfterBreak="0">
+  <w:abstractNum w:abstractNumId="10" w15:restartNumberingAfterBreak="0">
     <w:nsid w:val="35385918"/>
     <w:multiLevelType w:val="hybridMultilevel"/>
     <w:tmpl w:val="67E0552C"/>
@@ -14527,7 +15994,7 @@
       </w:rPr>
     </w:lvl>
   </w:abstractNum>
-  <w:abstractNum w:abstractNumId="9" w15:restartNumberingAfterBreak="0">
+  <w:abstractNum w:abstractNumId="11" w15:restartNumberingAfterBreak="0">
     <w:nsid w:val="36FC16A3"/>
     <w:multiLevelType w:val="hybridMultilevel"/>
     <w:tmpl w:val="4B66FE80"/>
@@ -14640,7 +16107,7 @@
       </w:rPr>
     </w:lvl>
   </w:abstractNum>
-  <w:abstractNum w:abstractNumId="10" w15:restartNumberingAfterBreak="0">
+  <w:abstractNum w:abstractNumId="12" w15:restartNumberingAfterBreak="0">
     <w:nsid w:val="3F393C33"/>
     <w:multiLevelType w:val="multilevel"/>
     <w:tmpl w:val="49BE4E68"/>
@@ -14789,16 +16256,16 @@
       </w:rPr>
     </w:lvl>
   </w:abstractNum>
-  <w:abstractNum w:abstractNumId="11" w15:restartNumberingAfterBreak="0">
+  <w:abstractNum w:abstractNumId="13" w15:restartNumberingAfterBreak="0">
     <w:nsid w:val="41D82F65"/>
     <w:multiLevelType w:val="multilevel"/>
-    <w:tmpl w:val="C446620A"/>
+    <w:tmpl w:val="885A4B0A"/>
     <w:lvl w:ilvl="0">
       <w:start w:val="1"/>
       <w:numFmt w:val="decimal"/>
       <w:pStyle w:val="Heading1"/>
       <w:suff w:val="space"/>
-      <w:lvlText w:val="Chương %1."/>
+      <w:lvlText w:val="CHƯƠNG %1."/>
       <w:lvlJc w:val="left"/>
       <w:pPr>
         <w:ind w:left="432" w:hanging="432"/>
@@ -14912,7 +16379,7 @@
       </w:rPr>
     </w:lvl>
   </w:abstractNum>
-  <w:abstractNum w:abstractNumId="12" w15:restartNumberingAfterBreak="0">
+  <w:abstractNum w:abstractNumId="14" w15:restartNumberingAfterBreak="0">
     <w:nsid w:val="50B57104"/>
     <w:multiLevelType w:val="hybridMultilevel"/>
     <w:tmpl w:val="0096CB92"/>
@@ -15025,7 +16492,7 @@
       </w:rPr>
     </w:lvl>
   </w:abstractNum>
-  <w:abstractNum w:abstractNumId="13" w15:restartNumberingAfterBreak="0">
+  <w:abstractNum w:abstractNumId="15" w15:restartNumberingAfterBreak="0">
     <w:nsid w:val="53361216"/>
     <w:multiLevelType w:val="hybridMultilevel"/>
     <w:tmpl w:val="FF725A12"/>
@@ -15138,7 +16605,7 @@
       </w:rPr>
     </w:lvl>
   </w:abstractNum>
-  <w:abstractNum w:abstractNumId="14" w15:restartNumberingAfterBreak="0">
+  <w:abstractNum w:abstractNumId="16" w15:restartNumberingAfterBreak="0">
     <w:nsid w:val="56DC7B21"/>
     <w:multiLevelType w:val="multilevel"/>
     <w:tmpl w:val="D2CA1C3C"/>
@@ -15287,7 +16754,120 @@
       </w:rPr>
     </w:lvl>
   </w:abstractNum>
-  <w:abstractNum w:abstractNumId="15" w15:restartNumberingAfterBreak="0">
+  <w:abstractNum w:abstractNumId="17" w15:restartNumberingAfterBreak="0">
+    <w:nsid w:val="5EB16D86"/>
+    <w:multiLevelType w:val="multilevel"/>
+    <w:tmpl w:val="107A67B0"/>
+    <w:lvl w:ilvl="0">
+      <w:start w:val="1"/>
+      <w:numFmt w:val="decimal"/>
+      <w:lvlText w:val="%1."/>
+      <w:lvlJc w:val="left"/>
+      <w:pPr>
+        <w:tabs>
+          <w:tab w:val="num" w:pos="720"/>
+        </w:tabs>
+        <w:ind w:left="720" w:hanging="360"/>
+      </w:pPr>
+    </w:lvl>
+    <w:lvl w:ilvl="1" w:tentative="1">
+      <w:start w:val="1"/>
+      <w:numFmt w:val="decimal"/>
+      <w:lvlText w:val="%2."/>
+      <w:lvlJc w:val="left"/>
+      <w:pPr>
+        <w:tabs>
+          <w:tab w:val="num" w:pos="1440"/>
+        </w:tabs>
+        <w:ind w:left="1440" w:hanging="360"/>
+      </w:pPr>
+    </w:lvl>
+    <w:lvl w:ilvl="2" w:tentative="1">
+      <w:start w:val="1"/>
+      <w:numFmt w:val="decimal"/>
+      <w:lvlText w:val="%3."/>
+      <w:lvlJc w:val="left"/>
+      <w:pPr>
+        <w:tabs>
+          <w:tab w:val="num" w:pos="2160"/>
+        </w:tabs>
+        <w:ind w:left="2160" w:hanging="360"/>
+      </w:pPr>
+    </w:lvl>
+    <w:lvl w:ilvl="3" w:tentative="1">
+      <w:start w:val="1"/>
+      <w:numFmt w:val="decimal"/>
+      <w:lvlText w:val="%4."/>
+      <w:lvlJc w:val="left"/>
+      <w:pPr>
+        <w:tabs>
+          <w:tab w:val="num" w:pos="2880"/>
+        </w:tabs>
+        <w:ind w:left="2880" w:hanging="360"/>
+      </w:pPr>
+    </w:lvl>
+    <w:lvl w:ilvl="4" w:tentative="1">
+      <w:start w:val="1"/>
+      <w:numFmt w:val="decimal"/>
+      <w:lvlText w:val="%5."/>
+      <w:lvlJc w:val="left"/>
+      <w:pPr>
+        <w:tabs>
+          <w:tab w:val="num" w:pos="3600"/>
+        </w:tabs>
+        <w:ind w:left="3600" w:hanging="360"/>
+      </w:pPr>
+    </w:lvl>
+    <w:lvl w:ilvl="5" w:tentative="1">
+      <w:start w:val="1"/>
+      <w:numFmt w:val="decimal"/>
+      <w:lvlText w:val="%6."/>
+      <w:lvlJc w:val="left"/>
+      <w:pPr>
+        <w:tabs>
+          <w:tab w:val="num" w:pos="4320"/>
+        </w:tabs>
+        <w:ind w:left="4320" w:hanging="360"/>
+      </w:pPr>
+    </w:lvl>
+    <w:lvl w:ilvl="6" w:tentative="1">
+      <w:start w:val="1"/>
+      <w:numFmt w:val="decimal"/>
+      <w:lvlText w:val="%7."/>
+      <w:lvlJc w:val="left"/>
+      <w:pPr>
+        <w:tabs>
+          <w:tab w:val="num" w:pos="5040"/>
+        </w:tabs>
+        <w:ind w:left="5040" w:hanging="360"/>
+      </w:pPr>
+    </w:lvl>
+    <w:lvl w:ilvl="7" w:tentative="1">
+      <w:start w:val="1"/>
+      <w:numFmt w:val="decimal"/>
+      <w:lvlText w:val="%8."/>
+      <w:lvlJc w:val="left"/>
+      <w:pPr>
+        <w:tabs>
+          <w:tab w:val="num" w:pos="5760"/>
+        </w:tabs>
+        <w:ind w:left="5760" w:hanging="360"/>
+      </w:pPr>
+    </w:lvl>
+    <w:lvl w:ilvl="8" w:tentative="1">
+      <w:start w:val="1"/>
+      <w:numFmt w:val="decimal"/>
+      <w:lvlText w:val="%9."/>
+      <w:lvlJc w:val="left"/>
+      <w:pPr>
+        <w:tabs>
+          <w:tab w:val="num" w:pos="6480"/>
+        </w:tabs>
+        <w:ind w:left="6480" w:hanging="360"/>
+      </w:pPr>
+    </w:lvl>
+  </w:abstractNum>
+  <w:abstractNum w:abstractNumId="18" w15:restartNumberingAfterBreak="0">
     <w:nsid w:val="63416D83"/>
     <w:multiLevelType w:val="multilevel"/>
     <w:tmpl w:val="F170DE96"/>
@@ -15436,7 +17016,7 @@
       </w:rPr>
     </w:lvl>
   </w:abstractNum>
-  <w:abstractNum w:abstractNumId="16" w15:restartNumberingAfterBreak="0">
+  <w:abstractNum w:abstractNumId="19" w15:restartNumberingAfterBreak="0">
     <w:nsid w:val="67A20283"/>
     <w:multiLevelType w:val="hybridMultilevel"/>
     <w:tmpl w:val="1FD6D118"/>
@@ -15549,7 +17129,7 @@
       </w:rPr>
     </w:lvl>
   </w:abstractNum>
-  <w:abstractNum w:abstractNumId="17" w15:restartNumberingAfterBreak="0">
+  <w:abstractNum w:abstractNumId="20" w15:restartNumberingAfterBreak="0">
     <w:nsid w:val="7B053184"/>
     <w:multiLevelType w:val="hybridMultilevel"/>
     <w:tmpl w:val="C4349EF6"/>
@@ -15662,7 +17242,7 @@
       </w:rPr>
     </w:lvl>
   </w:abstractNum>
-  <w:abstractNum w:abstractNumId="18" w15:restartNumberingAfterBreak="0">
+  <w:abstractNum w:abstractNumId="21" w15:restartNumberingAfterBreak="0">
     <w:nsid w:val="7C8D7AD4"/>
     <w:multiLevelType w:val="hybridMultilevel"/>
     <w:tmpl w:val="F62EF536"/>
@@ -15775,7 +17355,7 @@
       </w:rPr>
     </w:lvl>
   </w:abstractNum>
-  <w:abstractNum w:abstractNumId="19" w15:restartNumberingAfterBreak="0">
+  <w:abstractNum w:abstractNumId="22" w15:restartNumberingAfterBreak="0">
     <w:nsid w:val="7ED213EF"/>
     <w:multiLevelType w:val="multilevel"/>
     <w:tmpl w:val="C2BE8B68"/>
@@ -15925,64 +17505,73 @@
     </w:lvl>
   </w:abstractNum>
   <w:num w:numId="1">
+    <w:abstractNumId w:val="13"/>
+  </w:num>
+  <w:num w:numId="2">
+    <w:abstractNumId w:val="21"/>
+  </w:num>
+  <w:num w:numId="3">
+    <w:abstractNumId w:val="14"/>
+  </w:num>
+  <w:num w:numId="4">
+    <w:abstractNumId w:val="20"/>
+  </w:num>
+  <w:num w:numId="5">
+    <w:abstractNumId w:val="1"/>
+  </w:num>
+  <w:num w:numId="6">
+    <w:abstractNumId w:val="15"/>
+  </w:num>
+  <w:num w:numId="7">
+    <w:abstractNumId w:val="10"/>
+  </w:num>
+  <w:num w:numId="8">
     <w:abstractNumId w:val="11"/>
   </w:num>
-  <w:num w:numId="2">
+  <w:num w:numId="9">
+    <w:abstractNumId w:val="2"/>
+  </w:num>
+  <w:num w:numId="10">
+    <w:abstractNumId w:val="19"/>
+  </w:num>
+  <w:num w:numId="11">
+    <w:abstractNumId w:val="5"/>
+  </w:num>
+  <w:num w:numId="12">
+    <w:abstractNumId w:val="3"/>
+  </w:num>
+  <w:num w:numId="13">
+    <w:abstractNumId w:val="16"/>
+  </w:num>
+  <w:num w:numId="14">
+    <w:abstractNumId w:val="12"/>
+  </w:num>
+  <w:num w:numId="15">
+    <w:abstractNumId w:val="4"/>
+  </w:num>
+  <w:num w:numId="16">
+    <w:abstractNumId w:val="22"/>
+  </w:num>
+  <w:num w:numId="17">
+    <w:abstractNumId w:val="8"/>
+  </w:num>
+  <w:num w:numId="18">
     <w:abstractNumId w:val="18"/>
   </w:num>
-  <w:num w:numId="3">
-    <w:abstractNumId w:val="12"/>
+  <w:num w:numId="19">
+    <w:abstractNumId w:val="7"/>
   </w:num>
-  <w:num w:numId="4">
+  <w:num w:numId="20">
+    <w:abstractNumId w:val="9"/>
+  </w:num>
+  <w:num w:numId="21">
     <w:abstractNumId w:val="17"/>
   </w:num>
-  <w:num w:numId="5">
-    <w:abstractNumId w:val="0"/>
-  </w:num>
-  <w:num w:numId="6">
-    <w:abstractNumId w:val="13"/>
-  </w:num>
-  <w:num w:numId="7">
-    <w:abstractNumId w:val="8"/>
-  </w:num>
-  <w:num w:numId="8">
-    <w:abstractNumId w:val="9"/>
-  </w:num>
-  <w:num w:numId="9">
-    <w:abstractNumId w:val="1"/>
-  </w:num>
-  <w:num w:numId="10">
-    <w:abstractNumId w:val="16"/>
-  </w:num>
-  <w:num w:numId="11">
-    <w:abstractNumId w:val="4"/>
-  </w:num>
-  <w:num w:numId="12">
-    <w:abstractNumId w:val="2"/>
-  </w:num>
-  <w:num w:numId="13">
-    <w:abstractNumId w:val="14"/>
-  </w:num>
-  <w:num w:numId="14">
-    <w:abstractNumId w:val="10"/>
-  </w:num>
-  <w:num w:numId="15">
-    <w:abstractNumId w:val="3"/>
-  </w:num>
-  <w:num w:numId="16">
-    <w:abstractNumId w:val="19"/>
-  </w:num>
-  <w:num w:numId="17">
+  <w:num w:numId="22">
     <w:abstractNumId w:val="6"/>
   </w:num>
-  <w:num w:numId="18">
-    <w:abstractNumId w:val="15"/>
-  </w:num>
-  <w:num w:numId="19">
-    <w:abstractNumId w:val="5"/>
-  </w:num>
-  <w:num w:numId="20">
-    <w:abstractNumId w:val="7"/>
+  <w:num w:numId="23">
+    <w:abstractNumId w:val="0"/>
   </w:num>
   <w:numIdMacAtCleanup w:val="20"/>
 </w:numbering>
@@ -16409,7 +17998,6 @@
         <w:numId w:val="1"/>
       </w:numPr>
       <w:spacing w:after="120"/>
-      <w:ind w:left="431" w:hanging="431"/>
       <w:outlineLvl w:val="0"/>
     </w:pPr>
     <w:rPr>
@@ -16436,7 +18024,6 @@
         <w:numId w:val="1"/>
       </w:numPr>
       <w:spacing w:after="120"/>
-      <w:ind w:left="578" w:hanging="578"/>
       <w:outlineLvl w:val="1"/>
     </w:pPr>
     <w:rPr>
@@ -16490,7 +18077,6 @@
         <w:numId w:val="1"/>
       </w:numPr>
       <w:spacing w:after="120"/>
-      <w:ind w:left="862" w:hanging="862"/>
       <w:outlineLvl w:val="3"/>
     </w:pPr>
     <w:rPr>
